--- a/docs/project_documentation.docx
+++ b/docs/project_documentation.docx
@@ -12,7 +12,6 @@
           <w:lang w:val="en-US"/>
         </w:rPr>
       </w:pPr>
-      <w:bookmarkStart w:id="0" w:name="_GoBack"/>
       <w:r>
         <w:rPr>
           <w:rFonts w:hint="default" w:ascii="Times New Roman" w:hAnsi="Times New Roman" w:cs="Times New Roman"/>
@@ -591,7 +590,7 @@
     </w:p>
     <w:tbl>
       <w:tblPr>
-        <w:tblStyle w:val="8"/>
+        <w:tblStyle w:val="9"/>
         <w:tblW w:w="0" w:type="auto"/>
         <w:tblInd w:w="0" w:type="dxa"/>
         <w:tblBorders>
@@ -1348,6 +1347,7 @@
         <w:keepLines w:val="0"/>
         <w:widowControl/>
         <w:numPr>
+          <w:ilvl w:val="0"/>
           <w:numId w:val="0"/>
         </w:numPr>
         <w:suppressLineNumbers w:val="0"/>
@@ -1383,7 +1383,7 @@
     </w:p>
     <w:tbl>
       <w:tblPr>
-        <w:tblStyle w:val="8"/>
+        <w:tblStyle w:val="9"/>
         <w:tblW w:w="0" w:type="auto"/>
         <w:tblInd w:w="0" w:type="dxa"/>
         <w:tblBorders>
@@ -1396,7 +1396,9 @@
         </w:tblBorders>
         <w:tblLayout w:type="autofit"/>
         <w:tblCellMar>
+          <w:top w:w="0" w:type="dxa"/>
           <w:left w:w="108" w:type="dxa"/>
+          <w:bottom w:w="0" w:type="dxa"/>
           <w:right w:w="108" w:type="dxa"/>
         </w:tblCellMar>
       </w:tblPr>
@@ -1416,7 +1418,9 @@
             <w:insideV w:val="single" w:color="auto" w:sz="4" w:space="0"/>
           </w:tblBorders>
           <w:tblCellMar>
+            <w:top w:w="0" w:type="dxa"/>
             <w:left w:w="108" w:type="dxa"/>
+            <w:bottom w:w="0" w:type="dxa"/>
             <w:right w:w="108" w:type="dxa"/>
           </w:tblCellMar>
         </w:tblPrEx>
@@ -1426,6 +1430,7 @@
           </w:tcPr>
           <w:p>
             <w:pPr>
+              <w:widowControl w:val="0"/>
               <w:numPr>
                 <w:ilvl w:val="0"/>
                 <w:numId w:val="0"/>
@@ -1461,6 +1466,7 @@
           </w:tcPr>
           <w:p>
             <w:pPr>
+              <w:widowControl w:val="0"/>
               <w:numPr>
                 <w:ilvl w:val="0"/>
                 <w:numId w:val="0"/>
@@ -1496,6 +1502,7 @@
           </w:tcPr>
           <w:p>
             <w:pPr>
+              <w:widowControl w:val="0"/>
               <w:numPr>
                 <w:ilvl w:val="0"/>
                 <w:numId w:val="0"/>
@@ -1522,6 +1529,2314 @@
                 <w:lang w:val="en-US"/>
               </w:rPr>
               <w:t>Parquet size</w:t>
+            </w:r>
+          </w:p>
+        </w:tc>
+      </w:tr>
+      <w:tr>
+        <w:tblPrEx>
+          <w:tblBorders>
+            <w:top w:val="single" w:color="auto" w:sz="4" w:space="0"/>
+            <w:left w:val="single" w:color="auto" w:sz="4" w:space="0"/>
+            <w:bottom w:val="single" w:color="auto" w:sz="4" w:space="0"/>
+            <w:right w:val="single" w:color="auto" w:sz="4" w:space="0"/>
+            <w:insideH w:val="single" w:color="auto" w:sz="4" w:space="0"/>
+            <w:insideV w:val="single" w:color="auto" w:sz="4" w:space="0"/>
+          </w:tblBorders>
+          <w:tblCellMar>
+            <w:top w:w="0" w:type="dxa"/>
+            <w:left w:w="108" w:type="dxa"/>
+            <w:bottom w:w="0" w:type="dxa"/>
+            <w:right w:w="108" w:type="dxa"/>
+          </w:tblCellMar>
+        </w:tblPrEx>
+        <w:tc>
+          <w:tcPr>
+            <w:tcW w:w="2840" w:type="dxa"/>
+          </w:tcPr>
+          <w:p>
+            <w:pPr>
+              <w:widowControl w:val="0"/>
+              <w:numPr>
+                <w:ilvl w:val="0"/>
+                <w:numId w:val="0"/>
+              </w:numPr>
+              <w:jc w:val="center"/>
+              <w:rPr>
+                <w:rFonts w:hint="default" w:ascii="Times New Roman" w:hAnsi="Times New Roman" w:eastAsia="SimSun" w:cs="Times New Roman"/>
+                <w:sz w:val="24"/>
+                <w:szCs w:val="24"/>
+                <w:vertAlign w:val="baseline"/>
+                <w:lang w:val="en-US"/>
+              </w:rPr>
+            </w:pPr>
+            <w:r>
+              <w:rPr>
+                <w:rFonts w:hint="default" w:ascii="Times New Roman" w:hAnsi="Times New Roman" w:eastAsia="SimSun" w:cs="Times New Roman"/>
+                <w:sz w:val="24"/>
+                <w:szCs w:val="24"/>
+                <w:vertAlign w:val="baseline"/>
+                <w:lang w:val="en-US"/>
+              </w:rPr>
+              <w:t>title.basics</w:t>
+            </w:r>
+          </w:p>
+        </w:tc>
+        <w:tc>
+          <w:tcPr>
+            <w:tcW w:w="2841" w:type="dxa"/>
+          </w:tcPr>
+          <w:p>
+            <w:pPr>
+              <w:widowControl w:val="0"/>
+              <w:numPr>
+                <w:ilvl w:val="0"/>
+                <w:numId w:val="0"/>
+              </w:numPr>
+              <w:jc w:val="center"/>
+              <w:rPr>
+                <w:rFonts w:hint="default" w:ascii="Times New Roman" w:hAnsi="Times New Roman" w:eastAsia="SimSun" w:cs="Times New Roman"/>
+                <w:sz w:val="24"/>
+                <w:szCs w:val="24"/>
+                <w:vertAlign w:val="baseline"/>
+                <w:lang w:val="en-US"/>
+              </w:rPr>
+            </w:pPr>
+            <w:r>
+              <w:rPr>
+                <w:rFonts w:hint="default" w:ascii="Times New Roman" w:hAnsi="Times New Roman" w:eastAsia="SimSun"/>
+                <w:sz w:val="24"/>
+                <w:szCs w:val="24"/>
+                <w:vertAlign w:val="baseline"/>
+                <w:lang w:val="en-US"/>
+              </w:rPr>
+              <w:t>12,689,431</w:t>
+            </w:r>
+          </w:p>
+        </w:tc>
+        <w:tc>
+          <w:tcPr>
+            <w:tcW w:w="2841" w:type="dxa"/>
+          </w:tcPr>
+          <w:p>
+            <w:pPr>
+              <w:widowControl w:val="0"/>
+              <w:numPr>
+                <w:ilvl w:val="0"/>
+                <w:numId w:val="0"/>
+              </w:numPr>
+              <w:jc w:val="center"/>
+              <w:rPr>
+                <w:rFonts w:hint="default" w:ascii="Times New Roman" w:hAnsi="Times New Roman" w:eastAsia="SimSun" w:cs="Times New Roman"/>
+                <w:sz w:val="24"/>
+                <w:szCs w:val="24"/>
+                <w:vertAlign w:val="baseline"/>
+                <w:lang w:val="en-US"/>
+              </w:rPr>
+            </w:pPr>
+            <w:r>
+              <w:rPr>
+                <w:rFonts w:hint="default" w:ascii="Times New Roman" w:hAnsi="Times New Roman" w:eastAsia="SimSun"/>
+                <w:sz w:val="24"/>
+                <w:szCs w:val="24"/>
+                <w:vertAlign w:val="baseline"/>
+                <w:lang w:val="en-US"/>
+              </w:rPr>
+              <w:t>263M</w:t>
+            </w:r>
+          </w:p>
+        </w:tc>
+      </w:tr>
+      <w:tr>
+        <w:tblPrEx>
+          <w:tblBorders>
+            <w:top w:val="single" w:color="auto" w:sz="4" w:space="0"/>
+            <w:left w:val="single" w:color="auto" w:sz="4" w:space="0"/>
+            <w:bottom w:val="single" w:color="auto" w:sz="4" w:space="0"/>
+            <w:right w:val="single" w:color="auto" w:sz="4" w:space="0"/>
+            <w:insideH w:val="single" w:color="auto" w:sz="4" w:space="0"/>
+            <w:insideV w:val="single" w:color="auto" w:sz="4" w:space="0"/>
+          </w:tblBorders>
+          <w:tblCellMar>
+            <w:top w:w="0" w:type="dxa"/>
+            <w:left w:w="108" w:type="dxa"/>
+            <w:bottom w:w="0" w:type="dxa"/>
+            <w:right w:w="108" w:type="dxa"/>
+          </w:tblCellMar>
+        </w:tblPrEx>
+        <w:tc>
+          <w:tcPr>
+            <w:tcW w:w="2840" w:type="dxa"/>
+          </w:tcPr>
+          <w:p>
+            <w:pPr>
+              <w:widowControl w:val="0"/>
+              <w:numPr>
+                <w:ilvl w:val="0"/>
+                <w:numId w:val="0"/>
+              </w:numPr>
+              <w:jc w:val="center"/>
+              <w:rPr>
+                <w:rFonts w:hint="default" w:ascii="Times New Roman" w:hAnsi="Times New Roman" w:eastAsia="SimSun" w:cs="Times New Roman"/>
+                <w:sz w:val="24"/>
+                <w:szCs w:val="24"/>
+                <w:vertAlign w:val="baseline"/>
+                <w:lang w:val="en-US"/>
+              </w:rPr>
+            </w:pPr>
+            <w:r>
+              <w:rPr>
+                <w:rFonts w:hint="default" w:ascii="Times New Roman" w:hAnsi="Times New Roman" w:eastAsia="SimSun" w:cs="Times New Roman"/>
+                <w:sz w:val="24"/>
+                <w:szCs w:val="24"/>
+                <w:vertAlign w:val="baseline"/>
+                <w:lang w:val="en-US"/>
+              </w:rPr>
+              <w:t>title.ratings</w:t>
+            </w:r>
+          </w:p>
+        </w:tc>
+        <w:tc>
+          <w:tcPr>
+            <w:tcW w:w="2841" w:type="dxa"/>
+          </w:tcPr>
+          <w:p>
+            <w:pPr>
+              <w:widowControl w:val="0"/>
+              <w:numPr>
+                <w:ilvl w:val="0"/>
+                <w:numId w:val="0"/>
+              </w:numPr>
+              <w:jc w:val="center"/>
+              <w:rPr>
+                <w:rFonts w:hint="default" w:ascii="Times New Roman" w:hAnsi="Times New Roman" w:eastAsia="SimSun" w:cs="Times New Roman"/>
+                <w:sz w:val="24"/>
+                <w:szCs w:val="24"/>
+                <w:vertAlign w:val="baseline"/>
+                <w:lang w:val="en-US"/>
+              </w:rPr>
+            </w:pPr>
+            <w:r>
+              <w:rPr>
+                <w:rFonts w:hint="default" w:ascii="Times New Roman" w:hAnsi="Times New Roman" w:eastAsia="SimSun"/>
+                <w:sz w:val="24"/>
+                <w:szCs w:val="24"/>
+                <w:vertAlign w:val="baseline"/>
+                <w:lang w:val="en-US"/>
+              </w:rPr>
+              <w:t>1,702,067</w:t>
+            </w:r>
+          </w:p>
+        </w:tc>
+        <w:tc>
+          <w:tcPr>
+            <w:tcW w:w="2841" w:type="dxa"/>
+          </w:tcPr>
+          <w:p>
+            <w:pPr>
+              <w:widowControl w:val="0"/>
+              <w:numPr>
+                <w:ilvl w:val="0"/>
+                <w:numId w:val="0"/>
+              </w:numPr>
+              <w:jc w:val="center"/>
+              <w:rPr>
+                <w:rFonts w:hint="default" w:ascii="Times New Roman" w:hAnsi="Times New Roman" w:eastAsia="SimSun" w:cs="Times New Roman"/>
+                <w:sz w:val="24"/>
+                <w:szCs w:val="24"/>
+                <w:vertAlign w:val="baseline"/>
+                <w:lang w:val="en-US"/>
+              </w:rPr>
+            </w:pPr>
+            <w:r>
+              <w:rPr>
+                <w:rFonts w:hint="default" w:ascii="Times New Roman" w:hAnsi="Times New Roman" w:eastAsia="SimSun"/>
+                <w:sz w:val="24"/>
+                <w:szCs w:val="24"/>
+                <w:vertAlign w:val="baseline"/>
+                <w:lang w:val="en-US"/>
+              </w:rPr>
+              <w:t>8.1M</w:t>
+            </w:r>
+          </w:p>
+        </w:tc>
+      </w:tr>
+      <w:tr>
+        <w:tblPrEx>
+          <w:tblBorders>
+            <w:top w:val="single" w:color="auto" w:sz="4" w:space="0"/>
+            <w:left w:val="single" w:color="auto" w:sz="4" w:space="0"/>
+            <w:bottom w:val="single" w:color="auto" w:sz="4" w:space="0"/>
+            <w:right w:val="single" w:color="auto" w:sz="4" w:space="0"/>
+            <w:insideH w:val="single" w:color="auto" w:sz="4" w:space="0"/>
+            <w:insideV w:val="single" w:color="auto" w:sz="4" w:space="0"/>
+          </w:tblBorders>
+          <w:tblCellMar>
+            <w:top w:w="0" w:type="dxa"/>
+            <w:left w:w="108" w:type="dxa"/>
+            <w:bottom w:w="0" w:type="dxa"/>
+            <w:right w:w="108" w:type="dxa"/>
+          </w:tblCellMar>
+        </w:tblPrEx>
+        <w:tc>
+          <w:tcPr>
+            <w:tcW w:w="2840" w:type="dxa"/>
+          </w:tcPr>
+          <w:p>
+            <w:pPr>
+              <w:widowControl w:val="0"/>
+              <w:numPr>
+                <w:ilvl w:val="0"/>
+                <w:numId w:val="0"/>
+              </w:numPr>
+              <w:jc w:val="center"/>
+              <w:rPr>
+                <w:rFonts w:hint="default" w:ascii="Times New Roman" w:hAnsi="Times New Roman" w:eastAsia="SimSun" w:cs="Times New Roman"/>
+                <w:sz w:val="24"/>
+                <w:szCs w:val="24"/>
+                <w:vertAlign w:val="baseline"/>
+                <w:lang w:val="en-US"/>
+              </w:rPr>
+            </w:pPr>
+            <w:r>
+              <w:rPr>
+                <w:rFonts w:hint="default" w:ascii="Times New Roman" w:hAnsi="Times New Roman" w:eastAsia="SimSun" w:cs="Times New Roman"/>
+                <w:sz w:val="24"/>
+                <w:szCs w:val="24"/>
+                <w:vertAlign w:val="baseline"/>
+                <w:lang w:val="en-US"/>
+              </w:rPr>
+              <w:t>title.crew</w:t>
+            </w:r>
+          </w:p>
+        </w:tc>
+        <w:tc>
+          <w:tcPr>
+            <w:tcW w:w="2841" w:type="dxa"/>
+          </w:tcPr>
+          <w:p>
+            <w:pPr>
+              <w:widowControl w:val="0"/>
+              <w:numPr>
+                <w:ilvl w:val="0"/>
+                <w:numId w:val="0"/>
+              </w:numPr>
+              <w:jc w:val="center"/>
+              <w:rPr>
+                <w:rFonts w:hint="default" w:ascii="Times New Roman" w:hAnsi="Times New Roman" w:eastAsia="SimSun" w:cs="Times New Roman"/>
+                <w:sz w:val="24"/>
+                <w:szCs w:val="24"/>
+                <w:vertAlign w:val="baseline"/>
+                <w:lang w:val="en-US"/>
+              </w:rPr>
+            </w:pPr>
+            <w:r>
+              <w:rPr>
+                <w:rFonts w:hint="default" w:ascii="Times New Roman" w:hAnsi="Times New Roman" w:eastAsia="SimSun"/>
+                <w:sz w:val="24"/>
+                <w:szCs w:val="24"/>
+                <w:vertAlign w:val="baseline"/>
+                <w:lang w:val="en-US"/>
+              </w:rPr>
+              <w:t>12,689,431</w:t>
+            </w:r>
+          </w:p>
+        </w:tc>
+        <w:tc>
+          <w:tcPr>
+            <w:tcW w:w="2841" w:type="dxa"/>
+          </w:tcPr>
+          <w:p>
+            <w:pPr>
+              <w:widowControl w:val="0"/>
+              <w:numPr>
+                <w:ilvl w:val="0"/>
+                <w:numId w:val="0"/>
+              </w:numPr>
+              <w:jc w:val="center"/>
+              <w:rPr>
+                <w:rFonts w:hint="default" w:ascii="Times New Roman" w:hAnsi="Times New Roman" w:eastAsia="SimSun" w:cs="Times New Roman"/>
+                <w:sz w:val="24"/>
+                <w:szCs w:val="24"/>
+                <w:vertAlign w:val="baseline"/>
+                <w:lang w:val="en-US"/>
+              </w:rPr>
+            </w:pPr>
+            <w:r>
+              <w:rPr>
+                <w:rFonts w:hint="default" w:ascii="Times New Roman" w:hAnsi="Times New Roman" w:eastAsia="SimSun"/>
+                <w:sz w:val="24"/>
+                <w:szCs w:val="24"/>
+                <w:vertAlign w:val="baseline"/>
+                <w:lang w:val="en-US"/>
+              </w:rPr>
+              <w:t>78M</w:t>
+            </w:r>
+          </w:p>
+        </w:tc>
+      </w:tr>
+      <w:tr>
+        <w:tblPrEx>
+          <w:tblBorders>
+            <w:top w:val="single" w:color="auto" w:sz="4" w:space="0"/>
+            <w:left w:val="single" w:color="auto" w:sz="4" w:space="0"/>
+            <w:bottom w:val="single" w:color="auto" w:sz="4" w:space="0"/>
+            <w:right w:val="single" w:color="auto" w:sz="4" w:space="0"/>
+            <w:insideH w:val="single" w:color="auto" w:sz="4" w:space="0"/>
+            <w:insideV w:val="single" w:color="auto" w:sz="4" w:space="0"/>
+          </w:tblBorders>
+          <w:tblCellMar>
+            <w:top w:w="0" w:type="dxa"/>
+            <w:left w:w="108" w:type="dxa"/>
+            <w:bottom w:w="0" w:type="dxa"/>
+            <w:right w:w="108" w:type="dxa"/>
+          </w:tblCellMar>
+        </w:tblPrEx>
+        <w:tc>
+          <w:tcPr>
+            <w:tcW w:w="2840" w:type="dxa"/>
+          </w:tcPr>
+          <w:p>
+            <w:pPr>
+              <w:widowControl w:val="0"/>
+              <w:numPr>
+                <w:ilvl w:val="0"/>
+                <w:numId w:val="0"/>
+              </w:numPr>
+              <w:jc w:val="center"/>
+              <w:rPr>
+                <w:rFonts w:hint="default" w:ascii="Times New Roman" w:hAnsi="Times New Roman" w:eastAsia="SimSun" w:cs="Times New Roman"/>
+                <w:sz w:val="24"/>
+                <w:szCs w:val="24"/>
+                <w:vertAlign w:val="baseline"/>
+                <w:lang w:val="en-US"/>
+              </w:rPr>
+            </w:pPr>
+            <w:r>
+              <w:rPr>
+                <w:rFonts w:hint="default" w:ascii="Times New Roman" w:hAnsi="Times New Roman" w:eastAsia="SimSun" w:cs="Times New Roman"/>
+                <w:sz w:val="24"/>
+                <w:szCs w:val="24"/>
+                <w:vertAlign w:val="baseline"/>
+                <w:lang w:val="en-US"/>
+              </w:rPr>
+              <w:t>title.principals</w:t>
+            </w:r>
+          </w:p>
+        </w:tc>
+        <w:tc>
+          <w:tcPr>
+            <w:tcW w:w="2841" w:type="dxa"/>
+          </w:tcPr>
+          <w:p>
+            <w:pPr>
+              <w:widowControl w:val="0"/>
+              <w:numPr>
+                <w:ilvl w:val="0"/>
+                <w:numId w:val="0"/>
+              </w:numPr>
+              <w:jc w:val="center"/>
+              <w:rPr>
+                <w:rFonts w:hint="default" w:ascii="Times New Roman" w:hAnsi="Times New Roman" w:eastAsia="SimSun" w:cs="Times New Roman"/>
+                <w:sz w:val="24"/>
+                <w:szCs w:val="24"/>
+                <w:vertAlign w:val="baseline"/>
+                <w:lang w:val="en-US"/>
+              </w:rPr>
+            </w:pPr>
+            <w:r>
+              <w:rPr>
+                <w:rFonts w:hint="default" w:ascii="Times New Roman" w:hAnsi="Times New Roman" w:eastAsia="SimSun"/>
+                <w:sz w:val="24"/>
+                <w:szCs w:val="24"/>
+                <w:vertAlign w:val="baseline"/>
+                <w:lang w:val="en-US"/>
+              </w:rPr>
+              <w:t>101,008,859</w:t>
+            </w:r>
+          </w:p>
+        </w:tc>
+        <w:tc>
+          <w:tcPr>
+            <w:tcW w:w="2841" w:type="dxa"/>
+          </w:tcPr>
+          <w:p>
+            <w:pPr>
+              <w:widowControl w:val="0"/>
+              <w:numPr>
+                <w:ilvl w:val="0"/>
+                <w:numId w:val="0"/>
+              </w:numPr>
+              <w:jc w:val="center"/>
+              <w:rPr>
+                <w:rFonts w:hint="default" w:ascii="Times New Roman" w:hAnsi="Times New Roman" w:eastAsia="SimSun" w:cs="Times New Roman"/>
+                <w:sz w:val="24"/>
+                <w:szCs w:val="24"/>
+                <w:vertAlign w:val="baseline"/>
+                <w:lang w:val="en-US"/>
+              </w:rPr>
+            </w:pPr>
+            <w:r>
+              <w:rPr>
+                <w:rFonts w:hint="default" w:ascii="Times New Roman" w:hAnsi="Times New Roman" w:eastAsia="SimSun"/>
+                <w:sz w:val="24"/>
+                <w:szCs w:val="24"/>
+                <w:vertAlign w:val="baseline"/>
+                <w:lang w:val="en-US"/>
+              </w:rPr>
+              <w:t>534M</w:t>
+            </w:r>
+          </w:p>
+        </w:tc>
+      </w:tr>
+      <w:tr>
+        <w:tblPrEx>
+          <w:tblBorders>
+            <w:top w:val="single" w:color="auto" w:sz="4" w:space="0"/>
+            <w:left w:val="single" w:color="auto" w:sz="4" w:space="0"/>
+            <w:bottom w:val="single" w:color="auto" w:sz="4" w:space="0"/>
+            <w:right w:val="single" w:color="auto" w:sz="4" w:space="0"/>
+            <w:insideH w:val="single" w:color="auto" w:sz="4" w:space="0"/>
+            <w:insideV w:val="single" w:color="auto" w:sz="4" w:space="0"/>
+          </w:tblBorders>
+          <w:tblCellMar>
+            <w:top w:w="0" w:type="dxa"/>
+            <w:left w:w="108" w:type="dxa"/>
+            <w:bottom w:w="0" w:type="dxa"/>
+            <w:right w:w="108" w:type="dxa"/>
+          </w:tblCellMar>
+        </w:tblPrEx>
+        <w:tc>
+          <w:tcPr>
+            <w:tcW w:w="2840" w:type="dxa"/>
+          </w:tcPr>
+          <w:p>
+            <w:pPr>
+              <w:widowControl w:val="0"/>
+              <w:numPr>
+                <w:ilvl w:val="0"/>
+                <w:numId w:val="0"/>
+              </w:numPr>
+              <w:jc w:val="center"/>
+              <w:rPr>
+                <w:rFonts w:hint="default" w:ascii="Times New Roman" w:hAnsi="Times New Roman" w:eastAsia="SimSun" w:cs="Times New Roman"/>
+                <w:sz w:val="24"/>
+                <w:szCs w:val="24"/>
+                <w:vertAlign w:val="baseline"/>
+                <w:lang w:val="en-US"/>
+              </w:rPr>
+            </w:pPr>
+            <w:r>
+              <w:rPr>
+                <w:rFonts w:hint="default" w:ascii="Times New Roman" w:hAnsi="Times New Roman" w:eastAsia="SimSun" w:cs="Times New Roman"/>
+                <w:sz w:val="24"/>
+                <w:szCs w:val="24"/>
+                <w:vertAlign w:val="baseline"/>
+                <w:lang w:val="en-US"/>
+              </w:rPr>
+              <w:t>name.basics</w:t>
+            </w:r>
+          </w:p>
+        </w:tc>
+        <w:tc>
+          <w:tcPr>
+            <w:tcW w:w="2841" w:type="dxa"/>
+          </w:tcPr>
+          <w:p>
+            <w:pPr>
+              <w:widowControl w:val="0"/>
+              <w:numPr>
+                <w:ilvl w:val="0"/>
+                <w:numId w:val="0"/>
+              </w:numPr>
+              <w:jc w:val="center"/>
+              <w:rPr>
+                <w:rFonts w:hint="default" w:ascii="Times New Roman" w:hAnsi="Times New Roman" w:eastAsia="SimSun" w:cs="Times New Roman"/>
+                <w:sz w:val="24"/>
+                <w:szCs w:val="24"/>
+                <w:vertAlign w:val="baseline"/>
+                <w:lang w:val="en-US"/>
+              </w:rPr>
+            </w:pPr>
+            <w:r>
+              <w:rPr>
+                <w:rFonts w:hint="default" w:ascii="Times New Roman" w:hAnsi="Times New Roman" w:eastAsia="SimSun"/>
+                <w:sz w:val="24"/>
+                <w:szCs w:val="24"/>
+                <w:vertAlign w:val="baseline"/>
+                <w:lang w:val="en-US"/>
+              </w:rPr>
+              <w:t>15,542,711</w:t>
+            </w:r>
+          </w:p>
+        </w:tc>
+        <w:tc>
+          <w:tcPr>
+            <w:tcW w:w="2841" w:type="dxa"/>
+          </w:tcPr>
+          <w:p>
+            <w:pPr>
+              <w:widowControl w:val="0"/>
+              <w:numPr>
+                <w:ilvl w:val="0"/>
+                <w:numId w:val="0"/>
+              </w:numPr>
+              <w:jc w:val="center"/>
+              <w:rPr>
+                <w:rFonts w:hint="default" w:ascii="Times New Roman" w:hAnsi="Times New Roman" w:eastAsia="SimSun" w:cs="Times New Roman"/>
+                <w:sz w:val="24"/>
+                <w:szCs w:val="24"/>
+                <w:vertAlign w:val="baseline"/>
+                <w:lang w:val="en-US"/>
+              </w:rPr>
+            </w:pPr>
+            <w:r>
+              <w:rPr>
+                <w:rFonts w:hint="default" w:ascii="Times New Roman" w:hAnsi="Times New Roman" w:eastAsia="SimSun"/>
+                <w:sz w:val="24"/>
+                <w:szCs w:val="24"/>
+                <w:vertAlign w:val="baseline"/>
+                <w:lang w:val="en-US"/>
+              </w:rPr>
+              <w:t>263M</w:t>
+            </w:r>
+          </w:p>
+        </w:tc>
+      </w:tr>
+      <w:tr>
+        <w:tblPrEx>
+          <w:tblBorders>
+            <w:top w:val="single" w:color="auto" w:sz="4" w:space="0"/>
+            <w:left w:val="single" w:color="auto" w:sz="4" w:space="0"/>
+            <w:bottom w:val="single" w:color="auto" w:sz="4" w:space="0"/>
+            <w:right w:val="single" w:color="auto" w:sz="4" w:space="0"/>
+            <w:insideH w:val="single" w:color="auto" w:sz="4" w:space="0"/>
+            <w:insideV w:val="single" w:color="auto" w:sz="4" w:space="0"/>
+          </w:tblBorders>
+          <w:tblCellMar>
+            <w:top w:w="0" w:type="dxa"/>
+            <w:left w:w="108" w:type="dxa"/>
+            <w:bottom w:w="0" w:type="dxa"/>
+            <w:right w:w="108" w:type="dxa"/>
+          </w:tblCellMar>
+        </w:tblPrEx>
+        <w:tc>
+          <w:tcPr>
+            <w:tcW w:w="2840" w:type="dxa"/>
+          </w:tcPr>
+          <w:p>
+            <w:pPr>
+              <w:widowControl w:val="0"/>
+              <w:numPr>
+                <w:ilvl w:val="0"/>
+                <w:numId w:val="0"/>
+              </w:numPr>
+              <w:jc w:val="center"/>
+              <w:rPr>
+                <w:rFonts w:hint="default" w:ascii="Times New Roman" w:hAnsi="Times New Roman" w:eastAsia="SimSun" w:cs="Times New Roman"/>
+                <w:sz w:val="24"/>
+                <w:szCs w:val="24"/>
+                <w:vertAlign w:val="baseline"/>
+                <w:lang w:val="en-US"/>
+              </w:rPr>
+            </w:pPr>
+            <w:r>
+              <w:rPr>
+                <w:rFonts w:hint="default" w:ascii="Times New Roman" w:hAnsi="Times New Roman" w:eastAsia="SimSun" w:cs="Times New Roman"/>
+                <w:sz w:val="24"/>
+                <w:szCs w:val="24"/>
+                <w:vertAlign w:val="baseline"/>
+                <w:lang w:val="en-US"/>
+              </w:rPr>
+              <w:t>title.akas</w:t>
+            </w:r>
+          </w:p>
+        </w:tc>
+        <w:tc>
+          <w:tcPr>
+            <w:tcW w:w="2841" w:type="dxa"/>
+          </w:tcPr>
+          <w:p>
+            <w:pPr>
+              <w:widowControl w:val="0"/>
+              <w:numPr>
+                <w:ilvl w:val="0"/>
+                <w:numId w:val="0"/>
+              </w:numPr>
+              <w:jc w:val="center"/>
+              <w:rPr>
+                <w:rFonts w:hint="default" w:ascii="Times New Roman" w:hAnsi="Times New Roman" w:eastAsia="SimSun" w:cs="Times New Roman"/>
+                <w:sz w:val="24"/>
+                <w:szCs w:val="24"/>
+                <w:vertAlign w:val="baseline"/>
+                <w:lang w:val="en-US"/>
+              </w:rPr>
+            </w:pPr>
+            <w:r>
+              <w:rPr>
+                <w:rFonts w:hint="default" w:ascii="Times New Roman" w:hAnsi="Times New Roman" w:eastAsia="SimSun"/>
+                <w:sz w:val="24"/>
+                <w:szCs w:val="24"/>
+                <w:vertAlign w:val="baseline"/>
+                <w:lang w:val="en-US"/>
+              </w:rPr>
+              <w:t>58,774,182</w:t>
+            </w:r>
+          </w:p>
+        </w:tc>
+        <w:tc>
+          <w:tcPr>
+            <w:tcW w:w="2841" w:type="dxa"/>
+          </w:tcPr>
+          <w:p>
+            <w:pPr>
+              <w:widowControl w:val="0"/>
+              <w:numPr>
+                <w:ilvl w:val="0"/>
+                <w:numId w:val="0"/>
+              </w:numPr>
+              <w:jc w:val="center"/>
+              <w:rPr>
+                <w:rFonts w:hint="default" w:ascii="Times New Roman" w:hAnsi="Times New Roman" w:eastAsia="SimSun" w:cs="Times New Roman"/>
+                <w:sz w:val="24"/>
+                <w:szCs w:val="24"/>
+                <w:vertAlign w:val="baseline"/>
+                <w:lang w:val="en-US"/>
+              </w:rPr>
+            </w:pPr>
+            <w:r>
+              <w:rPr>
+                <w:rFonts w:hint="default" w:ascii="Times New Roman" w:hAnsi="Times New Roman" w:eastAsia="SimSun"/>
+                <w:sz w:val="24"/>
+                <w:szCs w:val="24"/>
+                <w:vertAlign w:val="baseline"/>
+                <w:lang w:val="en-US"/>
+              </w:rPr>
+              <w:t>303M</w:t>
+            </w:r>
+          </w:p>
+        </w:tc>
+      </w:tr>
+      <w:tr>
+        <w:tblPrEx>
+          <w:tblBorders>
+            <w:top w:val="single" w:color="auto" w:sz="4" w:space="0"/>
+            <w:left w:val="single" w:color="auto" w:sz="4" w:space="0"/>
+            <w:bottom w:val="single" w:color="auto" w:sz="4" w:space="0"/>
+            <w:right w:val="single" w:color="auto" w:sz="4" w:space="0"/>
+            <w:insideH w:val="single" w:color="auto" w:sz="4" w:space="0"/>
+            <w:insideV w:val="single" w:color="auto" w:sz="4" w:space="0"/>
+          </w:tblBorders>
+          <w:tblCellMar>
+            <w:top w:w="0" w:type="dxa"/>
+            <w:left w:w="108" w:type="dxa"/>
+            <w:bottom w:w="0" w:type="dxa"/>
+            <w:right w:w="108" w:type="dxa"/>
+          </w:tblCellMar>
+        </w:tblPrEx>
+        <w:tc>
+          <w:tcPr>
+            <w:tcW w:w="2840" w:type="dxa"/>
+          </w:tcPr>
+          <w:p>
+            <w:pPr>
+              <w:widowControl w:val="0"/>
+              <w:numPr>
+                <w:ilvl w:val="0"/>
+                <w:numId w:val="0"/>
+              </w:numPr>
+              <w:jc w:val="center"/>
+              <w:rPr>
+                <w:rFonts w:hint="default" w:ascii="Times New Roman" w:hAnsi="Times New Roman" w:eastAsia="SimSun" w:cs="Times New Roman"/>
+                <w:sz w:val="24"/>
+                <w:szCs w:val="24"/>
+                <w:vertAlign w:val="baseline"/>
+                <w:lang w:val="en-US"/>
+              </w:rPr>
+            </w:pPr>
+            <w:r>
+              <w:rPr>
+                <w:rFonts w:hint="default" w:ascii="Times New Roman" w:hAnsi="Times New Roman" w:eastAsia="SimSun" w:cs="Times New Roman"/>
+                <w:sz w:val="24"/>
+                <w:szCs w:val="24"/>
+                <w:vertAlign w:val="baseline"/>
+                <w:lang w:val="en-US"/>
+              </w:rPr>
+              <w:t>title.episode</w:t>
+            </w:r>
+          </w:p>
+        </w:tc>
+        <w:tc>
+          <w:tcPr>
+            <w:tcW w:w="2841" w:type="dxa"/>
+          </w:tcPr>
+          <w:p>
+            <w:pPr>
+              <w:widowControl w:val="0"/>
+              <w:numPr>
+                <w:ilvl w:val="0"/>
+                <w:numId w:val="0"/>
+              </w:numPr>
+              <w:jc w:val="center"/>
+              <w:rPr>
+                <w:rFonts w:hint="default" w:ascii="Times New Roman" w:hAnsi="Times New Roman" w:eastAsia="SimSun" w:cs="Times New Roman"/>
+                <w:sz w:val="24"/>
+                <w:szCs w:val="24"/>
+                <w:vertAlign w:val="baseline"/>
+                <w:lang w:val="en-US"/>
+              </w:rPr>
+            </w:pPr>
+            <w:r>
+              <w:rPr>
+                <w:rFonts w:hint="default" w:ascii="Times New Roman" w:hAnsi="Times New Roman" w:eastAsia="SimSun"/>
+                <w:sz w:val="24"/>
+                <w:szCs w:val="24"/>
+                <w:vertAlign w:val="baseline"/>
+                <w:lang w:val="en-US"/>
+              </w:rPr>
+              <w:t>9,808,098</w:t>
+            </w:r>
+          </w:p>
+        </w:tc>
+        <w:tc>
+          <w:tcPr>
+            <w:tcW w:w="2841" w:type="dxa"/>
+          </w:tcPr>
+          <w:p>
+            <w:pPr>
+              <w:widowControl w:val="0"/>
+              <w:numPr>
+                <w:ilvl w:val="0"/>
+                <w:numId w:val="0"/>
+              </w:numPr>
+              <w:jc w:val="center"/>
+              <w:rPr>
+                <w:rFonts w:hint="default" w:ascii="Times New Roman" w:hAnsi="Times New Roman" w:eastAsia="SimSun" w:cs="Times New Roman"/>
+                <w:sz w:val="24"/>
+                <w:szCs w:val="24"/>
+                <w:vertAlign w:val="baseline"/>
+                <w:lang w:val="en-US"/>
+              </w:rPr>
+            </w:pPr>
+            <w:r>
+              <w:rPr>
+                <w:rFonts w:hint="default" w:ascii="Times New Roman" w:hAnsi="Times New Roman" w:eastAsia="SimSun"/>
+                <w:sz w:val="24"/>
+                <w:szCs w:val="24"/>
+                <w:vertAlign w:val="baseline"/>
+                <w:lang w:val="en-US"/>
+              </w:rPr>
+              <w:t>47M</w:t>
+            </w:r>
+          </w:p>
+        </w:tc>
+      </w:tr>
+    </w:tbl>
+    <w:p>
+      <w:pPr>
+        <w:numPr>
+          <w:ilvl w:val="0"/>
+          <w:numId w:val="0"/>
+        </w:numPr>
+        <w:jc w:val="center"/>
+        <w:rPr>
+          <w:rFonts w:hint="default" w:ascii="Times New Roman" w:hAnsi="Times New Roman" w:eastAsia="SimSun" w:cs="Times New Roman"/>
+          <w:sz w:val="24"/>
+          <w:szCs w:val="24"/>
+          <w:lang w:val="en-US"/>
+        </w:rPr>
+      </w:pPr>
+    </w:p>
+    <w:p>
+      <w:pPr>
+        <w:numPr>
+          <w:ilvl w:val="0"/>
+          <w:numId w:val="0"/>
+        </w:numPr>
+        <w:jc w:val="left"/>
+        <w:rPr>
+          <w:rFonts w:hint="default" w:ascii="Times New Roman" w:hAnsi="Times New Roman" w:eastAsia="SimSun" w:cs="Times New Roman"/>
+          <w:sz w:val="24"/>
+          <w:szCs w:val="24"/>
+          <w:lang w:val="en-US"/>
+        </w:rPr>
+      </w:pPr>
+      <w:r>
+        <w:rPr>
+          <w:rFonts w:hint="default" w:ascii="Times New Roman" w:hAnsi="Times New Roman" w:eastAsia="SimSun" w:cs="Times New Roman"/>
+          <w:sz w:val="24"/>
+          <w:szCs w:val="24"/>
+          <w:lang w:val="en-US"/>
+        </w:rPr>
+        <w:t xml:space="preserve">          These values will be filled using the metrics produced by the real ingestion run.</w:t>
+      </w:r>
+    </w:p>
+    <w:p>
+      <w:pPr>
+        <w:numPr>
+          <w:ilvl w:val="0"/>
+          <w:numId w:val="0"/>
+        </w:numPr>
+        <w:jc w:val="left"/>
+        <w:rPr>
+          <w:rFonts w:hint="default" w:ascii="Times New Roman" w:hAnsi="Times New Roman" w:eastAsia="SimSun" w:cs="Times New Roman"/>
+          <w:sz w:val="24"/>
+          <w:szCs w:val="24"/>
+          <w:lang w:val="en-US"/>
+        </w:rPr>
+      </w:pPr>
+    </w:p>
+    <w:p>
+      <w:pPr>
+        <w:numPr>
+          <w:ilvl w:val="1"/>
+          <w:numId w:val="1"/>
+        </w:numPr>
+        <w:ind w:left="845" w:leftChars="0" w:hanging="425" w:firstLineChars="0"/>
+        <w:jc w:val="left"/>
+        <w:rPr>
+          <w:rFonts w:hint="default" w:ascii="Times New Roman" w:hAnsi="Times New Roman" w:eastAsia="SimSun" w:cs="Times New Roman"/>
+          <w:sz w:val="28"/>
+          <w:szCs w:val="28"/>
+          <w:lang w:val="en-US"/>
+        </w:rPr>
+      </w:pPr>
+      <w:r>
+        <w:rPr>
+          <w:rFonts w:hint="default" w:ascii="Times New Roman" w:hAnsi="Times New Roman" w:eastAsia="SimSun" w:cs="Times New Roman"/>
+          <w:b/>
+          <w:bCs/>
+          <w:sz w:val="28"/>
+          <w:szCs w:val="28"/>
+          <w:lang w:val="en-US"/>
+        </w:rPr>
+        <w:t>Update Frequency and Load Strategy</w:t>
+      </w:r>
+    </w:p>
+    <w:p>
+      <w:pPr>
+        <w:numPr>
+          <w:ilvl w:val="0"/>
+          <w:numId w:val="0"/>
+        </w:numPr>
+        <w:jc w:val="left"/>
+        <w:rPr>
+          <w:rFonts w:hint="default" w:ascii="Times New Roman" w:hAnsi="Times New Roman" w:eastAsia="SimSun" w:cs="Times New Roman"/>
+          <w:b w:val="0"/>
+          <w:bCs w:val="0"/>
+          <w:sz w:val="28"/>
+          <w:szCs w:val="28"/>
+          <w:lang w:val="en-US"/>
+        </w:rPr>
+      </w:pPr>
+    </w:p>
+    <w:p>
+      <w:pPr>
+        <w:numPr>
+          <w:ilvl w:val="0"/>
+          <w:numId w:val="0"/>
+        </w:numPr>
+        <w:jc w:val="left"/>
+        <w:rPr>
+          <w:rFonts w:hint="default" w:ascii="Times New Roman" w:hAnsi="Times New Roman" w:eastAsia="SimSun" w:cs="Times New Roman"/>
+          <w:sz w:val="24"/>
+          <w:szCs w:val="24"/>
+        </w:rPr>
+      </w:pPr>
+      <w:r>
+        <w:rPr>
+          <w:rFonts w:hint="default" w:ascii="Times New Roman" w:hAnsi="Times New Roman" w:eastAsia="SimSun" w:cs="Times New Roman"/>
+          <w:b w:val="0"/>
+          <w:bCs w:val="0"/>
+          <w:sz w:val="28"/>
+          <w:szCs w:val="28"/>
+          <w:lang w:val="en-US"/>
+        </w:rPr>
+        <w:t xml:space="preserve">          </w:t>
+      </w:r>
+      <w:r>
+        <w:rPr>
+          <w:rFonts w:hint="default" w:ascii="Times New Roman" w:hAnsi="Times New Roman" w:eastAsia="SimSun" w:cs="Times New Roman"/>
+          <w:sz w:val="24"/>
+          <w:szCs w:val="24"/>
+        </w:rPr>
+        <w:t>IMDb provides its data as periodically refreshed bulk snapshots rather than as an event-based incremental stream.</w:t>
+      </w:r>
+      <w:r>
+        <w:rPr>
+          <w:rFonts w:hint="default" w:ascii="Times New Roman" w:hAnsi="Times New Roman" w:eastAsia="SimSun" w:cs="Times New Roman"/>
+          <w:sz w:val="24"/>
+          <w:szCs w:val="24"/>
+          <w:lang w:val="en-US"/>
+        </w:rPr>
+        <w:t xml:space="preserve"> For this reason, the ingestion pipeline treats each ex</w:t>
+      </w:r>
+      <w:r>
+        <w:rPr>
+          <w:rFonts w:hint="default" w:ascii="Times New Roman" w:hAnsi="Times New Roman" w:eastAsia="SimSun" w:cs="Times New Roman"/>
+          <w:sz w:val="24"/>
+          <w:szCs w:val="24"/>
+        </w:rPr>
+        <w:t>ecution as the processing of the current source snapshot. Existing generated Parquet files are safely replaced instead of appending the same records repeatedly.</w:t>
+      </w:r>
+    </w:p>
+    <w:p>
+      <w:pPr>
+        <w:numPr>
+          <w:ilvl w:val="0"/>
+          <w:numId w:val="0"/>
+        </w:numPr>
+        <w:jc w:val="left"/>
+        <w:rPr>
+          <w:rFonts w:hint="default" w:ascii="Times New Roman" w:hAnsi="Times New Roman" w:eastAsia="SimSun" w:cs="Times New Roman"/>
+          <w:sz w:val="24"/>
+          <w:szCs w:val="24"/>
+        </w:rPr>
+      </w:pPr>
+      <w:r>
+        <w:rPr>
+          <w:rFonts w:hint="default" w:ascii="Times New Roman" w:hAnsi="Times New Roman" w:eastAsia="SimSun" w:cs="Times New Roman"/>
+          <w:sz w:val="24"/>
+          <w:szCs w:val="24"/>
+          <w:lang w:val="en-US"/>
+        </w:rPr>
+        <w:t xml:space="preserve">          </w:t>
+      </w:r>
+      <w:r>
+        <w:rPr>
+          <w:rFonts w:hint="default" w:ascii="Times New Roman" w:hAnsi="Times New Roman" w:eastAsia="SimSun" w:cs="Times New Roman"/>
+          <w:sz w:val="24"/>
+          <w:szCs w:val="24"/>
+        </w:rPr>
+        <w:t>For this reason, the ingestion pipeline treats each execution as the processing of the current source snapshot. Existing generated Parquet files are safely replaced instead of appending the same records repeatedly.</w:t>
+      </w:r>
+      <w:r>
+        <w:rPr>
+          <w:rFonts w:hint="default" w:ascii="Times New Roman" w:hAnsi="Times New Roman" w:eastAsia="SimSun" w:cs="Times New Roman"/>
+          <w:sz w:val="24"/>
+          <w:szCs w:val="24"/>
+          <w:lang w:val="en-US"/>
+        </w:rPr>
+        <w:t xml:space="preserve"> </w:t>
+      </w:r>
+      <w:r>
+        <w:rPr>
+          <w:rFonts w:hint="default" w:ascii="Times New Roman" w:hAnsi="Times New Roman" w:eastAsia="SimSun" w:cs="Times New Roman"/>
+          <w:sz w:val="24"/>
+          <w:szCs w:val="24"/>
+        </w:rPr>
+        <w:t>This approach also supports pipeline idempotency: executing the ingestion workflow multiple times using the same source data should produce the same logical result without creating duplicate rows or duplicate output files.</w:t>
+      </w:r>
+      <w:r>
+        <w:rPr>
+          <w:rFonts w:hint="default" w:ascii="Times New Roman" w:hAnsi="Times New Roman" w:eastAsia="SimSun" w:cs="Times New Roman"/>
+          <w:sz w:val="24"/>
+          <w:szCs w:val="24"/>
+          <w:lang w:val="en-US"/>
+        </w:rPr>
+        <w:t xml:space="preserve"> </w:t>
+      </w:r>
+      <w:r>
+        <w:rPr>
+          <w:rFonts w:hint="default" w:ascii="Times New Roman" w:hAnsi="Times New Roman" w:eastAsia="SimSun" w:cs="Times New Roman"/>
+          <w:sz w:val="24"/>
+          <w:szCs w:val="24"/>
+        </w:rPr>
+        <w:t>Historical changes in IMDb metadata and ratings will later be tracked through dbt snapshots.</w:t>
+      </w:r>
+    </w:p>
+    <w:p>
+      <w:pPr>
+        <w:numPr>
+          <w:ilvl w:val="0"/>
+          <w:numId w:val="1"/>
+        </w:numPr>
+        <w:ind w:left="425" w:leftChars="0" w:hanging="425" w:firstLineChars="0"/>
+        <w:jc w:val="left"/>
+        <w:rPr>
+          <w:rFonts w:hint="default" w:ascii="Times New Roman" w:hAnsi="Times New Roman" w:eastAsia="SimSun" w:cs="Times New Roman"/>
+          <w:sz w:val="32"/>
+          <w:szCs w:val="32"/>
+          <w:lang w:val="en-US"/>
+        </w:rPr>
+      </w:pPr>
+      <w:r>
+        <w:rPr>
+          <w:rFonts w:hint="default" w:ascii="Times New Roman" w:hAnsi="Times New Roman" w:eastAsia="SimSun" w:cs="Times New Roman"/>
+          <w:b/>
+          <w:bCs/>
+          <w:sz w:val="32"/>
+          <w:szCs w:val="32"/>
+          <w:lang w:val="en-US"/>
+        </w:rPr>
+        <w:t>Architecture Overview</w:t>
+      </w:r>
+    </w:p>
+    <w:p>
+      <w:pPr>
+        <w:numPr>
+          <w:ilvl w:val="0"/>
+          <w:numId w:val="0"/>
+        </w:numPr>
+        <w:jc w:val="left"/>
+        <w:rPr>
+          <w:rFonts w:hint="default" w:ascii="Times New Roman" w:hAnsi="Times New Roman" w:eastAsia="SimSun" w:cs="Times New Roman"/>
+          <w:b w:val="0"/>
+          <w:bCs w:val="0"/>
+          <w:sz w:val="24"/>
+          <w:szCs w:val="24"/>
+          <w:lang w:val="en-US"/>
+        </w:rPr>
+      </w:pPr>
+    </w:p>
+    <w:p>
+      <w:pPr>
+        <w:numPr>
+          <w:ilvl w:val="0"/>
+          <w:numId w:val="0"/>
+        </w:numPr>
+        <w:jc w:val="left"/>
+        <w:rPr>
+          <w:rFonts w:hint="default" w:ascii="Times New Roman" w:hAnsi="Times New Roman" w:eastAsia="SimSun" w:cs="Times New Roman"/>
+          <w:sz w:val="24"/>
+          <w:szCs w:val="24"/>
+          <w:lang w:val="en-US"/>
+        </w:rPr>
+      </w:pPr>
+      <w:r>
+        <w:rPr>
+          <w:rFonts w:hint="default" w:ascii="Times New Roman" w:hAnsi="Times New Roman" w:eastAsia="SimSun" w:cs="Times New Roman"/>
+          <w:b w:val="0"/>
+          <w:bCs w:val="0"/>
+          <w:sz w:val="24"/>
+          <w:szCs w:val="24"/>
+          <w:lang w:val="en-US"/>
+        </w:rPr>
+        <w:t xml:space="preserve">           </w:t>
+      </w:r>
+      <w:r>
+        <w:rPr>
+          <w:rFonts w:hint="default" w:ascii="Times New Roman" w:hAnsi="Times New Roman" w:eastAsia="SimSun" w:cs="Times New Roman"/>
+          <w:sz w:val="24"/>
+          <w:szCs w:val="24"/>
+        </w:rPr>
+        <w:t>The project follows an end-to-end data engineering architecture that connects Apache Airflow, Parquet, DuckDB, and dbt in a reproducible analytical pipeline.</w:t>
+      </w:r>
+      <w:r>
+        <w:rPr>
+          <w:rFonts w:hint="default" w:ascii="Times New Roman" w:hAnsi="Times New Roman" w:eastAsia="SimSun" w:cs="Times New Roman"/>
+          <w:sz w:val="24"/>
+          <w:szCs w:val="24"/>
+          <w:lang w:val="en-US"/>
+        </w:rPr>
+        <w:t xml:space="preserve"> </w:t>
+      </w:r>
+    </w:p>
+    <w:p>
+      <w:pPr>
+        <w:numPr>
+          <w:ilvl w:val="0"/>
+          <w:numId w:val="0"/>
+        </w:numPr>
+        <w:jc w:val="left"/>
+        <w:rPr>
+          <w:rFonts w:hint="default" w:ascii="Times New Roman" w:hAnsi="Times New Roman" w:eastAsia="SimSun" w:cs="Times New Roman"/>
+          <w:sz w:val="24"/>
+          <w:szCs w:val="24"/>
+          <w:lang w:val="en-US"/>
+        </w:rPr>
+      </w:pPr>
+      <w:r>
+        <w:rPr>
+          <w:rFonts w:hint="default" w:ascii="Times New Roman" w:hAnsi="Times New Roman" w:eastAsia="SimSun" w:cs="Times New Roman"/>
+          <w:sz w:val="24"/>
+          <w:szCs w:val="24"/>
+          <w:lang w:val="en-US"/>
+        </w:rPr>
+        <w:t xml:space="preserve">           The overall data flow is:</w:t>
+      </w:r>
+    </w:p>
+    <w:p>
+      <w:pPr>
+        <w:numPr>
+          <w:ilvl w:val="0"/>
+          <w:numId w:val="0"/>
+        </w:numPr>
+        <w:jc w:val="left"/>
+        <w:rPr>
+          <w:rFonts w:hint="default" w:ascii="Times New Roman" w:hAnsi="Times New Roman" w:eastAsia="SimSun" w:cs="Times New Roman"/>
+          <w:sz w:val="24"/>
+          <w:szCs w:val="24"/>
+        </w:rPr>
+      </w:pPr>
+      <w:r>
+        <w:rPr>
+          <w:rFonts w:hint="default" w:ascii="Times New Roman" w:hAnsi="Times New Roman" w:eastAsia="SimSun" w:cs="Times New Roman"/>
+          <w:sz w:val="24"/>
+          <w:szCs w:val="24"/>
+        </w:rPr>
+        <w:t>IMDb bulk datasets</w:t>
+      </w:r>
+    </w:p>
+    <w:p>
+      <w:pPr>
+        <w:numPr>
+          <w:ilvl w:val="0"/>
+          <w:numId w:val="0"/>
+        </w:numPr>
+        <w:jc w:val="left"/>
+        <w:rPr>
+          <w:rFonts w:hint="default" w:ascii="Times New Roman" w:hAnsi="Times New Roman" w:eastAsia="SimSun" w:cs="Times New Roman"/>
+          <w:sz w:val="24"/>
+          <w:szCs w:val="24"/>
+        </w:rPr>
+      </w:pPr>
+      <w:r>
+        <w:rPr>
+          <w:rFonts w:hint="default" w:ascii="Times New Roman" w:hAnsi="Times New Roman" w:eastAsia="SimSun" w:cs="Times New Roman"/>
+          <w:sz w:val="24"/>
+          <w:szCs w:val="24"/>
+        </w:rPr>
+        <w:t xml:space="preserve"> </w:t>
+      </w:r>
+      <w:r>
+        <w:rPr>
+          <w:rFonts w:hint="default" w:ascii="Times New Roman" w:hAnsi="Times New Roman" w:eastAsia="SimSun" w:cs="Times New Roman"/>
+          <w:sz w:val="24"/>
+          <w:szCs w:val="24"/>
+          <w:lang w:val="en-US"/>
+        </w:rPr>
+        <w:t xml:space="preserve">           </w:t>
+      </w:r>
+      <w:r>
+        <w:rPr>
+          <w:rFonts w:hint="default" w:ascii="Times New Roman" w:hAnsi="Times New Roman" w:eastAsia="SimSun" w:cs="Times New Roman"/>
+          <w:sz w:val="24"/>
+          <w:szCs w:val="24"/>
+        </w:rPr>
+        <w:t xml:space="preserve">↓ </w:t>
+      </w:r>
+    </w:p>
+    <w:p>
+      <w:pPr>
+        <w:numPr>
+          <w:ilvl w:val="0"/>
+          <w:numId w:val="0"/>
+        </w:numPr>
+        <w:jc w:val="left"/>
+        <w:rPr>
+          <w:rFonts w:hint="default" w:ascii="Times New Roman" w:hAnsi="Times New Roman" w:eastAsia="SimSun" w:cs="Times New Roman"/>
+          <w:sz w:val="24"/>
+          <w:szCs w:val="24"/>
+        </w:rPr>
+      </w:pPr>
+      <w:r>
+        <w:rPr>
+          <w:rFonts w:hint="default" w:ascii="Times New Roman" w:hAnsi="Times New Roman" w:eastAsia="SimSun" w:cs="Times New Roman"/>
+          <w:sz w:val="24"/>
+          <w:szCs w:val="24"/>
+        </w:rPr>
+        <w:t>Apache Airflow</w:t>
+      </w:r>
+    </w:p>
+    <w:p>
+      <w:pPr>
+        <w:numPr>
+          <w:ilvl w:val="0"/>
+          <w:numId w:val="0"/>
+        </w:numPr>
+        <w:jc w:val="left"/>
+        <w:rPr>
+          <w:rFonts w:hint="default" w:ascii="Times New Roman" w:hAnsi="Times New Roman" w:eastAsia="SimSun" w:cs="Times New Roman"/>
+          <w:sz w:val="24"/>
+          <w:szCs w:val="24"/>
+        </w:rPr>
+      </w:pPr>
+      <w:r>
+        <w:rPr>
+          <w:rFonts w:hint="default" w:ascii="Times New Roman" w:hAnsi="Times New Roman" w:eastAsia="SimSun" w:cs="Times New Roman"/>
+          <w:sz w:val="24"/>
+          <w:szCs w:val="24"/>
+        </w:rPr>
+        <w:t xml:space="preserve"> </w:t>
+      </w:r>
+      <w:r>
+        <w:rPr>
+          <w:rFonts w:hint="default" w:ascii="Times New Roman" w:hAnsi="Times New Roman" w:eastAsia="SimSun" w:cs="Times New Roman"/>
+          <w:sz w:val="24"/>
+          <w:szCs w:val="24"/>
+          <w:lang w:val="en-US"/>
+        </w:rPr>
+        <w:t xml:space="preserve">           </w:t>
+      </w:r>
+      <w:r>
+        <w:rPr>
+          <w:rFonts w:hint="default" w:ascii="Times New Roman" w:hAnsi="Times New Roman" w:eastAsia="SimSun" w:cs="Times New Roman"/>
+          <w:sz w:val="24"/>
+          <w:szCs w:val="24"/>
+        </w:rPr>
+        <w:t xml:space="preserve">↓ </w:t>
+      </w:r>
+    </w:p>
+    <w:p>
+      <w:pPr>
+        <w:numPr>
+          <w:ilvl w:val="0"/>
+          <w:numId w:val="0"/>
+        </w:numPr>
+        <w:jc w:val="left"/>
+        <w:rPr>
+          <w:rFonts w:hint="default" w:ascii="Times New Roman" w:hAnsi="Times New Roman" w:eastAsia="SimSun" w:cs="Times New Roman"/>
+          <w:sz w:val="24"/>
+          <w:szCs w:val="24"/>
+        </w:rPr>
+      </w:pPr>
+      <w:r>
+        <w:rPr>
+          <w:rFonts w:hint="default" w:ascii="Times New Roman" w:hAnsi="Times New Roman" w:eastAsia="SimSun" w:cs="Times New Roman"/>
+          <w:sz w:val="24"/>
+          <w:szCs w:val="24"/>
+        </w:rPr>
+        <w:t xml:space="preserve">Parquet raw layer </w:t>
+      </w:r>
+    </w:p>
+    <w:p>
+      <w:pPr>
+        <w:numPr>
+          <w:ilvl w:val="0"/>
+          <w:numId w:val="0"/>
+        </w:numPr>
+        <w:ind w:firstLine="720" w:firstLineChars="300"/>
+        <w:jc w:val="left"/>
+        <w:rPr>
+          <w:rFonts w:hint="default" w:ascii="Times New Roman" w:hAnsi="Times New Roman" w:eastAsia="SimSun" w:cs="Times New Roman"/>
+          <w:sz w:val="24"/>
+          <w:szCs w:val="24"/>
+        </w:rPr>
+      </w:pPr>
+      <w:r>
+        <w:rPr>
+          <w:rFonts w:hint="default" w:ascii="Times New Roman" w:hAnsi="Times New Roman" w:eastAsia="SimSun" w:cs="Times New Roman"/>
+          <w:sz w:val="24"/>
+          <w:szCs w:val="24"/>
+        </w:rPr>
+        <w:t>↓</w:t>
+      </w:r>
+    </w:p>
+    <w:p>
+      <w:pPr>
+        <w:numPr>
+          <w:ilvl w:val="0"/>
+          <w:numId w:val="0"/>
+        </w:numPr>
+        <w:jc w:val="left"/>
+        <w:rPr>
+          <w:rFonts w:hint="default" w:ascii="Times New Roman" w:hAnsi="Times New Roman" w:eastAsia="SimSun" w:cs="Times New Roman"/>
+          <w:sz w:val="24"/>
+          <w:szCs w:val="24"/>
+        </w:rPr>
+      </w:pPr>
+      <w:r>
+        <w:rPr>
+          <w:rFonts w:hint="default" w:ascii="Times New Roman" w:hAnsi="Times New Roman" w:eastAsia="SimSun" w:cs="Times New Roman"/>
+          <w:sz w:val="24"/>
+          <w:szCs w:val="24"/>
+        </w:rPr>
+        <w:t xml:space="preserve">DuckDB warehouse </w:t>
+      </w:r>
+    </w:p>
+    <w:p>
+      <w:pPr>
+        <w:numPr>
+          <w:ilvl w:val="0"/>
+          <w:numId w:val="0"/>
+        </w:numPr>
+        <w:ind w:firstLine="720" w:firstLineChars="300"/>
+        <w:jc w:val="left"/>
+        <w:rPr>
+          <w:rFonts w:hint="default" w:ascii="Times New Roman" w:hAnsi="Times New Roman" w:eastAsia="SimSun" w:cs="Times New Roman"/>
+          <w:sz w:val="24"/>
+          <w:szCs w:val="24"/>
+        </w:rPr>
+      </w:pPr>
+      <w:r>
+        <w:rPr>
+          <w:rFonts w:hint="default" w:ascii="Times New Roman" w:hAnsi="Times New Roman" w:eastAsia="SimSun" w:cs="Times New Roman"/>
+          <w:sz w:val="24"/>
+          <w:szCs w:val="24"/>
+        </w:rPr>
+        <w:t xml:space="preserve">↓ </w:t>
+      </w:r>
+    </w:p>
+    <w:p>
+      <w:pPr>
+        <w:numPr>
+          <w:ilvl w:val="0"/>
+          <w:numId w:val="0"/>
+        </w:numPr>
+        <w:jc w:val="left"/>
+        <w:rPr>
+          <w:rFonts w:hint="default" w:ascii="Times New Roman" w:hAnsi="Times New Roman" w:eastAsia="SimSun" w:cs="Times New Roman"/>
+          <w:sz w:val="24"/>
+          <w:szCs w:val="24"/>
+        </w:rPr>
+      </w:pPr>
+      <w:r>
+        <w:rPr>
+          <w:rFonts w:hint="default" w:ascii="Times New Roman" w:hAnsi="Times New Roman" w:eastAsia="SimSun" w:cs="Times New Roman"/>
+          <w:sz w:val="24"/>
+          <w:szCs w:val="24"/>
+        </w:rPr>
+        <w:t xml:space="preserve">dbt transformations </w:t>
+      </w:r>
+    </w:p>
+    <w:p>
+      <w:pPr>
+        <w:numPr>
+          <w:ilvl w:val="0"/>
+          <w:numId w:val="0"/>
+        </w:numPr>
+        <w:ind w:firstLine="720" w:firstLineChars="300"/>
+        <w:jc w:val="left"/>
+        <w:rPr>
+          <w:rFonts w:hint="default" w:ascii="Times New Roman" w:hAnsi="Times New Roman" w:eastAsia="SimSun" w:cs="Times New Roman"/>
+          <w:sz w:val="24"/>
+          <w:szCs w:val="24"/>
+        </w:rPr>
+      </w:pPr>
+      <w:r>
+        <w:rPr>
+          <w:rFonts w:hint="default" w:ascii="Times New Roman" w:hAnsi="Times New Roman" w:eastAsia="SimSun" w:cs="Times New Roman"/>
+          <w:sz w:val="24"/>
+          <w:szCs w:val="24"/>
+        </w:rPr>
+        <w:t xml:space="preserve">↓ </w:t>
+      </w:r>
+    </w:p>
+    <w:p>
+      <w:pPr>
+        <w:numPr>
+          <w:ilvl w:val="0"/>
+          <w:numId w:val="0"/>
+        </w:numPr>
+        <w:jc w:val="left"/>
+        <w:rPr>
+          <w:rFonts w:hint="default" w:ascii="Times New Roman" w:hAnsi="Times New Roman" w:eastAsia="SimSun" w:cs="Times New Roman"/>
+          <w:sz w:val="24"/>
+          <w:szCs w:val="24"/>
+        </w:rPr>
+      </w:pPr>
+      <w:r>
+        <w:rPr>
+          <w:rFonts w:hint="default" w:ascii="Times New Roman" w:hAnsi="Times New Roman" w:eastAsia="SimSun" w:cs="Times New Roman"/>
+          <w:sz w:val="24"/>
+          <w:szCs w:val="24"/>
+        </w:rPr>
+        <w:t xml:space="preserve">Analytical data model </w:t>
+      </w:r>
+    </w:p>
+    <w:p>
+      <w:pPr>
+        <w:numPr>
+          <w:ilvl w:val="0"/>
+          <w:numId w:val="0"/>
+        </w:numPr>
+        <w:ind w:firstLine="720" w:firstLineChars="300"/>
+        <w:jc w:val="left"/>
+        <w:rPr>
+          <w:rFonts w:hint="default" w:ascii="Times New Roman" w:hAnsi="Times New Roman" w:eastAsia="SimSun" w:cs="Times New Roman"/>
+          <w:sz w:val="24"/>
+          <w:szCs w:val="24"/>
+        </w:rPr>
+      </w:pPr>
+      <w:r>
+        <w:rPr>
+          <w:rFonts w:hint="default" w:ascii="Times New Roman" w:hAnsi="Times New Roman" w:eastAsia="SimSun" w:cs="Times New Roman"/>
+          <w:sz w:val="24"/>
+          <w:szCs w:val="24"/>
+        </w:rPr>
+        <w:t>↓</w:t>
+      </w:r>
+    </w:p>
+    <w:p>
+      <w:pPr>
+        <w:numPr>
+          <w:ilvl w:val="0"/>
+          <w:numId w:val="0"/>
+        </w:numPr>
+        <w:jc w:val="left"/>
+        <w:rPr>
+          <w:rFonts w:hint="default" w:ascii="Times New Roman" w:hAnsi="Times New Roman" w:eastAsia="SimSun" w:cs="Times New Roman"/>
+          <w:sz w:val="24"/>
+          <w:szCs w:val="24"/>
+        </w:rPr>
+      </w:pPr>
+      <w:r>
+        <w:rPr>
+          <w:rFonts w:hint="default" w:ascii="Times New Roman" w:hAnsi="Times New Roman" w:eastAsia="SimSun" w:cs="Times New Roman"/>
+          <w:sz w:val="24"/>
+          <w:szCs w:val="24"/>
+        </w:rPr>
+        <w:t xml:space="preserve">Data quality tests and snapshots </w:t>
+      </w:r>
+    </w:p>
+    <w:p>
+      <w:pPr>
+        <w:numPr>
+          <w:ilvl w:val="0"/>
+          <w:numId w:val="0"/>
+        </w:numPr>
+        <w:ind w:firstLine="720" w:firstLineChars="300"/>
+        <w:jc w:val="left"/>
+        <w:rPr>
+          <w:rFonts w:hint="default" w:ascii="Times New Roman" w:hAnsi="Times New Roman" w:eastAsia="SimSun" w:cs="Times New Roman"/>
+          <w:sz w:val="24"/>
+          <w:szCs w:val="24"/>
+        </w:rPr>
+      </w:pPr>
+      <w:r>
+        <w:rPr>
+          <w:rFonts w:hint="default" w:ascii="Times New Roman" w:hAnsi="Times New Roman" w:eastAsia="SimSun" w:cs="Times New Roman"/>
+          <w:sz w:val="24"/>
+          <w:szCs w:val="24"/>
+        </w:rPr>
+        <w:t xml:space="preserve">↓ </w:t>
+      </w:r>
+    </w:p>
+    <w:p>
+      <w:pPr>
+        <w:numPr>
+          <w:ilvl w:val="0"/>
+          <w:numId w:val="0"/>
+        </w:numPr>
+        <w:jc w:val="left"/>
+        <w:rPr>
+          <w:rFonts w:hint="default" w:ascii="Times New Roman" w:hAnsi="Times New Roman" w:eastAsia="SimSun" w:cs="Times New Roman"/>
+          <w:sz w:val="24"/>
+          <w:szCs w:val="24"/>
+        </w:rPr>
+      </w:pPr>
+      <w:r>
+        <w:rPr>
+          <w:rFonts w:hint="default" w:ascii="Times New Roman" w:hAnsi="Times New Roman" w:eastAsia="SimSun" w:cs="Times New Roman"/>
+          <w:sz w:val="24"/>
+          <w:szCs w:val="24"/>
+        </w:rPr>
+        <w:t>Analytical marts and reporting</w:t>
+      </w:r>
+    </w:p>
+    <w:p>
+      <w:pPr>
+        <w:numPr>
+          <w:ilvl w:val="0"/>
+          <w:numId w:val="0"/>
+        </w:numPr>
+        <w:jc w:val="left"/>
+        <w:rPr>
+          <w:rFonts w:hint="default" w:ascii="Times New Roman" w:hAnsi="Times New Roman" w:eastAsia="SimSun" w:cs="Times New Roman"/>
+          <w:sz w:val="24"/>
+          <w:szCs w:val="24"/>
+        </w:rPr>
+      </w:pPr>
+    </w:p>
+    <w:p>
+      <w:pPr>
+        <w:numPr>
+          <w:ilvl w:val="0"/>
+          <w:numId w:val="0"/>
+        </w:numPr>
+        <w:ind w:firstLine="602" w:firstLineChars="250"/>
+        <w:jc w:val="left"/>
+        <w:rPr>
+          <w:rFonts w:hint="default" w:ascii="Times New Roman" w:hAnsi="Times New Roman" w:eastAsia="SimSun" w:cs="Times New Roman"/>
+          <w:sz w:val="24"/>
+          <w:szCs w:val="24"/>
+        </w:rPr>
+      </w:pPr>
+      <w:r>
+        <w:rPr>
+          <w:rFonts w:hint="default" w:ascii="Times New Roman" w:hAnsi="Times New Roman" w:eastAsia="SimSun" w:cs="Times New Roman"/>
+          <w:b/>
+          <w:bCs/>
+          <w:sz w:val="24"/>
+          <w:szCs w:val="24"/>
+        </w:rPr>
+        <w:t>Apache Airflow</w:t>
+      </w:r>
+      <w:r>
+        <w:rPr>
+          <w:rFonts w:hint="default" w:ascii="Times New Roman" w:hAnsi="Times New Roman" w:eastAsia="SimSun" w:cs="Times New Roman"/>
+          <w:sz w:val="24"/>
+          <w:szCs w:val="24"/>
+        </w:rPr>
+        <w:t xml:space="preserve"> acts as the orchestration layer of the project. It coordinates the different stages of the pipeline, manages task dependencies and retries, and provides execution logs that can be used for monitoring and troubleshooting.</w:t>
+      </w:r>
+    </w:p>
+    <w:p>
+      <w:pPr>
+        <w:numPr>
+          <w:ilvl w:val="0"/>
+          <w:numId w:val="0"/>
+        </w:numPr>
+        <w:ind w:firstLine="600" w:firstLineChars="250"/>
+        <w:jc w:val="left"/>
+        <w:rPr>
+          <w:rFonts w:hint="default" w:ascii="Times New Roman" w:hAnsi="Times New Roman" w:eastAsia="SimSun" w:cs="Times New Roman"/>
+          <w:sz w:val="24"/>
+          <w:szCs w:val="24"/>
+        </w:rPr>
+      </w:pPr>
+      <w:r>
+        <w:rPr>
+          <w:rFonts w:hint="default" w:ascii="Times New Roman" w:hAnsi="Times New Roman" w:eastAsia="SimSun" w:cs="Times New Roman"/>
+          <w:sz w:val="24"/>
+          <w:szCs w:val="24"/>
+        </w:rPr>
+        <w:t xml:space="preserve">The source layer consists of the public IMDb bulk datasets, distributed as compressed TSV files. During ingestion, the source data is validated and converted to </w:t>
+      </w:r>
+      <w:r>
+        <w:rPr>
+          <w:rFonts w:hint="default" w:ascii="Times New Roman" w:hAnsi="Times New Roman" w:eastAsia="SimSun" w:cs="Times New Roman"/>
+          <w:b/>
+          <w:bCs/>
+          <w:sz w:val="24"/>
+          <w:szCs w:val="24"/>
+        </w:rPr>
+        <w:t>Parquet</w:t>
+      </w:r>
+      <w:r>
+        <w:rPr>
+          <w:rFonts w:hint="default" w:ascii="Times New Roman" w:hAnsi="Times New Roman" w:eastAsia="SimSun" w:cs="Times New Roman"/>
+          <w:sz w:val="24"/>
+          <w:szCs w:val="24"/>
+        </w:rPr>
+        <w:t xml:space="preserve">. </w:t>
+      </w:r>
+      <w:r>
+        <w:rPr>
+          <w:rFonts w:hint="default" w:ascii="Times New Roman" w:hAnsi="Times New Roman" w:eastAsia="SimSun" w:cs="Times New Roman"/>
+          <w:sz w:val="24"/>
+          <w:szCs w:val="24"/>
+          <w:lang w:val="en-US"/>
+        </w:rPr>
+        <w:t xml:space="preserve"> </w:t>
+      </w:r>
+      <w:r>
+        <w:rPr>
+          <w:rFonts w:hint="default" w:ascii="Times New Roman" w:hAnsi="Times New Roman" w:eastAsia="SimSun" w:cs="Times New Roman"/>
+          <w:sz w:val="24"/>
+          <w:szCs w:val="24"/>
+        </w:rPr>
+        <w:t>Parquet is used as the raw landed data format because its columnar structure provides efficient storage and analytical processing.</w:t>
+      </w:r>
+    </w:p>
+    <w:p>
+      <w:pPr>
+        <w:numPr>
+          <w:ilvl w:val="0"/>
+          <w:numId w:val="0"/>
+        </w:numPr>
+        <w:ind w:firstLine="602" w:firstLineChars="250"/>
+        <w:jc w:val="left"/>
+        <w:rPr>
+          <w:rFonts w:hint="default" w:ascii="Times New Roman" w:hAnsi="Times New Roman" w:eastAsia="SimSun" w:cs="Times New Roman"/>
+          <w:sz w:val="24"/>
+          <w:szCs w:val="24"/>
+        </w:rPr>
+      </w:pPr>
+      <w:r>
+        <w:rPr>
+          <w:rFonts w:hint="default" w:ascii="Times New Roman" w:hAnsi="Times New Roman" w:eastAsia="SimSun" w:cs="Times New Roman"/>
+          <w:b/>
+          <w:bCs/>
+          <w:sz w:val="24"/>
+          <w:szCs w:val="24"/>
+        </w:rPr>
+        <w:t>DuckDB</w:t>
+      </w:r>
+      <w:r>
+        <w:rPr>
+          <w:rFonts w:hint="default" w:ascii="Times New Roman" w:hAnsi="Times New Roman" w:eastAsia="SimSun" w:cs="Times New Roman"/>
+          <w:sz w:val="24"/>
+          <w:szCs w:val="24"/>
+        </w:rPr>
+        <w:t xml:space="preserve"> acts as the local analytical warehouse. It provides SQL-based access to the ingested data and serves as the database used by the dbt project.</w:t>
+      </w:r>
+    </w:p>
+    <w:p>
+      <w:pPr>
+        <w:numPr>
+          <w:ilvl w:val="0"/>
+          <w:numId w:val="0"/>
+        </w:numPr>
+        <w:ind w:firstLine="602" w:firstLineChars="250"/>
+        <w:jc w:val="left"/>
+        <w:rPr>
+          <w:rFonts w:hint="default" w:ascii="Times New Roman" w:hAnsi="Times New Roman" w:eastAsia="SimSun" w:cs="Times New Roman"/>
+          <w:sz w:val="24"/>
+          <w:szCs w:val="24"/>
+        </w:rPr>
+      </w:pPr>
+      <w:r>
+        <w:rPr>
+          <w:rFonts w:hint="default" w:ascii="Times New Roman" w:hAnsi="Times New Roman" w:eastAsia="SimSun" w:cs="Times New Roman"/>
+          <w:b/>
+          <w:bCs/>
+          <w:sz w:val="24"/>
+          <w:szCs w:val="24"/>
+        </w:rPr>
+        <w:t>dbt</w:t>
+      </w:r>
+      <w:r>
+        <w:rPr>
+          <w:rFonts w:hint="default" w:ascii="Times New Roman" w:hAnsi="Times New Roman" w:eastAsia="SimSun" w:cs="Times New Roman"/>
+          <w:sz w:val="24"/>
+          <w:szCs w:val="24"/>
+        </w:rPr>
+        <w:t xml:space="preserve"> provides the transformation, modeling, testing, and historical tracking layer. The raw data is first transformed into staging models where source fields are cleaned, renamed, cast to appropriate data types, and standardized. Intermediate models are used where additional reshaping is necessary, particularly for IMDb fields containing multiple values and many-to-many relationships.</w:t>
+      </w:r>
+    </w:p>
+    <w:p>
+      <w:pPr>
+        <w:numPr>
+          <w:ilvl w:val="0"/>
+          <w:numId w:val="0"/>
+        </w:numPr>
+        <w:ind w:firstLine="600" w:firstLineChars="250"/>
+        <w:jc w:val="left"/>
+        <w:rPr>
+          <w:rFonts w:ascii="SimSun" w:hAnsi="SimSun" w:eastAsia="SimSun" w:cs="SimSun"/>
+          <w:sz w:val="24"/>
+          <w:szCs w:val="24"/>
+        </w:rPr>
+      </w:pPr>
+      <w:r>
+        <w:rPr>
+          <w:rFonts w:hint="default" w:ascii="Times New Roman" w:hAnsi="Times New Roman" w:eastAsia="SimSun" w:cs="Times New Roman"/>
+          <w:sz w:val="24"/>
+          <w:szCs w:val="24"/>
+        </w:rPr>
+        <w:t>The transformed data is organized into a dimensional model composed of fact tables, dimensions, and bridge tables. The central analytical fact table is based on IMDb title ratings, while dimensions describe entities such as titles, people, genres, and years. Bridge tables preserve many-to-many relationships such as the relationships between titles and genres or between titles and people</w:t>
+      </w:r>
+      <w:r>
+        <w:rPr>
+          <w:rFonts w:ascii="SimSun" w:hAnsi="SimSun" w:eastAsia="SimSun" w:cs="SimSun"/>
+          <w:sz w:val="24"/>
+          <w:szCs w:val="24"/>
+        </w:rPr>
+        <w:t>.</w:t>
+      </w:r>
+    </w:p>
+    <w:p>
+      <w:pPr>
+        <w:numPr>
+          <w:ilvl w:val="0"/>
+          <w:numId w:val="0"/>
+        </w:numPr>
+        <w:ind w:firstLine="600" w:firstLineChars="250"/>
+        <w:jc w:val="left"/>
+        <w:rPr>
+          <w:rFonts w:hint="default" w:ascii="Times New Roman" w:hAnsi="Times New Roman" w:eastAsia="SimSun" w:cs="Times New Roman"/>
+          <w:sz w:val="24"/>
+          <w:szCs w:val="24"/>
+          <w:lang w:val="en-US"/>
+        </w:rPr>
+      </w:pPr>
+      <w:r>
+        <w:rPr>
+          <w:rFonts w:hint="default" w:ascii="Times New Roman" w:hAnsi="Times New Roman" w:eastAsia="SimSun" w:cs="Times New Roman"/>
+          <w:sz w:val="24"/>
+          <w:szCs w:val="24"/>
+        </w:rPr>
+        <w:t>dbt snapshots are used to preserve historical changes in the source data. This includes tracking changes to IMDb ratings across successive loads and maintaining historical versions of title metadata through a Slowly Changing Dimension Type 2 approach</w:t>
+      </w:r>
+      <w:r>
+        <w:rPr>
+          <w:rFonts w:hint="default" w:ascii="Times New Roman" w:hAnsi="Times New Roman" w:eastAsia="SimSun" w:cs="Times New Roman"/>
+          <w:sz w:val="24"/>
+          <w:szCs w:val="24"/>
+          <w:lang w:val="en-US"/>
+        </w:rPr>
+        <w:t>.</w:t>
+      </w:r>
+    </w:p>
+    <w:p>
+      <w:pPr>
+        <w:numPr>
+          <w:ilvl w:val="0"/>
+          <w:numId w:val="0"/>
+        </w:numPr>
+        <w:ind w:firstLine="600" w:firstLineChars="250"/>
+        <w:jc w:val="left"/>
+        <w:rPr>
+          <w:rFonts w:hint="default" w:ascii="Times New Roman" w:hAnsi="Times New Roman" w:eastAsia="SimSun" w:cs="Times New Roman"/>
+          <w:sz w:val="24"/>
+          <w:szCs w:val="24"/>
+        </w:rPr>
+      </w:pPr>
+      <w:r>
+        <w:rPr>
+          <w:rFonts w:hint="default" w:ascii="Times New Roman" w:hAnsi="Times New Roman" w:eastAsia="SimSun" w:cs="Times New Roman"/>
+          <w:sz w:val="24"/>
+          <w:szCs w:val="24"/>
+        </w:rPr>
+        <w:t>Data quality is validated through dbt tests, including key constraints, relationship checks, and IMDb-specific domain rules. Critical validation failures are expected to stop the pipeline, preventing invalid data from reaching the final analytical layer.</w:t>
+      </w:r>
+    </w:p>
+    <w:p>
+      <w:pPr>
+        <w:numPr>
+          <w:ilvl w:val="0"/>
+          <w:numId w:val="0"/>
+        </w:numPr>
+        <w:ind w:firstLine="600" w:firstLineChars="250"/>
+        <w:jc w:val="left"/>
+        <w:rPr>
+          <w:rFonts w:hint="default" w:ascii="Times New Roman" w:hAnsi="Times New Roman" w:eastAsia="SimSun" w:cs="Times New Roman"/>
+          <w:sz w:val="24"/>
+          <w:szCs w:val="24"/>
+        </w:rPr>
+      </w:pPr>
+      <w:r>
+        <w:rPr>
+          <w:rFonts w:hint="default" w:ascii="Times New Roman" w:hAnsi="Times New Roman" w:eastAsia="SimSun" w:cs="Times New Roman"/>
+          <w:sz w:val="24"/>
+          <w:szCs w:val="24"/>
+        </w:rPr>
+        <w:t>The final layer consists of query-ready analytical marts designed to answer the project's required analytical questions about director performance, runtime trends, ratings, genres, and the performance of actors and directors over time.</w:t>
+      </w:r>
+    </w:p>
+    <w:p>
+      <w:pPr>
+        <w:numPr>
+          <w:ilvl w:val="0"/>
+          <w:numId w:val="0"/>
+        </w:numPr>
+        <w:ind w:firstLine="600" w:firstLineChars="250"/>
+        <w:jc w:val="left"/>
+        <w:rPr>
+          <w:rFonts w:hint="default" w:ascii="Times New Roman" w:hAnsi="Times New Roman" w:cs="Times New Roman"/>
+          <w:sz w:val="24"/>
+          <w:szCs w:val="24"/>
+        </w:rPr>
+      </w:pPr>
+      <w:r>
+        <w:rPr>
+          <w:rFonts w:hint="default" w:ascii="Times New Roman" w:hAnsi="Times New Roman" w:cs="Times New Roman"/>
+          <w:sz w:val="24"/>
+          <w:szCs w:val="24"/>
+        </w:rPr>
+        <w:t>At a high level, the Airflow workflow follows four main logical stages:</w:t>
+      </w:r>
+    </w:p>
+    <w:p>
+      <w:pPr>
+        <w:pStyle w:val="5"/>
+        <w:keepNext w:val="0"/>
+        <w:keepLines w:val="0"/>
+        <w:widowControl/>
+        <w:suppressLineNumbers w:val="0"/>
+        <w:bidi w:val="0"/>
+        <w:rPr>
+          <w:rStyle w:val="4"/>
+          <w:rFonts w:hint="default" w:ascii="Times New Roman" w:hAnsi="Times New Roman" w:cs="Times New Roman"/>
+          <w:sz w:val="24"/>
+          <w:szCs w:val="24"/>
+        </w:rPr>
+      </w:pPr>
+      <w:r>
+        <w:rPr>
+          <w:rStyle w:val="4"/>
+          <w:rFonts w:hint="default" w:ascii="Times New Roman" w:hAnsi="Times New Roman" w:cs="Times New Roman"/>
+          <w:sz w:val="24"/>
+          <w:szCs w:val="24"/>
+        </w:rPr>
+        <w:t>Extraction</w:t>
+      </w:r>
+    </w:p>
+    <w:p>
+      <w:pPr>
+        <w:pStyle w:val="5"/>
+        <w:keepNext w:val="0"/>
+        <w:keepLines w:val="0"/>
+        <w:widowControl/>
+        <w:suppressLineNumbers w:val="0"/>
+        <w:bidi w:val="0"/>
+        <w:rPr>
+          <w:rStyle w:val="4"/>
+          <w:rFonts w:hint="default" w:ascii="Times New Roman" w:hAnsi="Times New Roman" w:cs="Times New Roman"/>
+          <w:sz w:val="24"/>
+          <w:szCs w:val="24"/>
+        </w:rPr>
+      </w:pPr>
+      <w:r>
+        <w:rPr>
+          <w:rStyle w:val="4"/>
+          <w:rFonts w:hint="default" w:ascii="Times New Roman" w:hAnsi="Times New Roman" w:cs="Times New Roman"/>
+          <w:sz w:val="24"/>
+          <w:szCs w:val="24"/>
+        </w:rPr>
+        <w:t xml:space="preserve">    ↓</w:t>
+      </w:r>
+    </w:p>
+    <w:p>
+      <w:pPr>
+        <w:pStyle w:val="5"/>
+        <w:keepNext w:val="0"/>
+        <w:keepLines w:val="0"/>
+        <w:widowControl/>
+        <w:suppressLineNumbers w:val="0"/>
+        <w:bidi w:val="0"/>
+        <w:rPr>
+          <w:rStyle w:val="4"/>
+          <w:rFonts w:hint="default" w:ascii="Times New Roman" w:hAnsi="Times New Roman" w:cs="Times New Roman"/>
+          <w:sz w:val="24"/>
+          <w:szCs w:val="24"/>
+        </w:rPr>
+      </w:pPr>
+      <w:r>
+        <w:rPr>
+          <w:rStyle w:val="4"/>
+          <w:rFonts w:hint="default" w:ascii="Times New Roman" w:hAnsi="Times New Roman" w:cs="Times New Roman"/>
+          <w:sz w:val="24"/>
+          <w:szCs w:val="24"/>
+        </w:rPr>
+        <w:t>Loading</w:t>
+      </w:r>
+    </w:p>
+    <w:p>
+      <w:pPr>
+        <w:pStyle w:val="5"/>
+        <w:keepNext w:val="0"/>
+        <w:keepLines w:val="0"/>
+        <w:widowControl/>
+        <w:suppressLineNumbers w:val="0"/>
+        <w:bidi w:val="0"/>
+        <w:rPr>
+          <w:rStyle w:val="4"/>
+          <w:rFonts w:hint="default" w:ascii="Times New Roman" w:hAnsi="Times New Roman" w:cs="Times New Roman"/>
+          <w:sz w:val="24"/>
+          <w:szCs w:val="24"/>
+        </w:rPr>
+      </w:pPr>
+      <w:r>
+        <w:rPr>
+          <w:rStyle w:val="4"/>
+          <w:rFonts w:hint="default" w:ascii="Times New Roman" w:hAnsi="Times New Roman" w:cs="Times New Roman"/>
+          <w:sz w:val="24"/>
+          <w:szCs w:val="24"/>
+        </w:rPr>
+        <w:t xml:space="preserve">    ↓</w:t>
+      </w:r>
+    </w:p>
+    <w:p>
+      <w:pPr>
+        <w:pStyle w:val="5"/>
+        <w:keepNext w:val="0"/>
+        <w:keepLines w:val="0"/>
+        <w:widowControl/>
+        <w:suppressLineNumbers w:val="0"/>
+        <w:bidi w:val="0"/>
+        <w:rPr>
+          <w:rStyle w:val="4"/>
+          <w:rFonts w:hint="default" w:ascii="Times New Roman" w:hAnsi="Times New Roman" w:cs="Times New Roman"/>
+          <w:sz w:val="24"/>
+          <w:szCs w:val="24"/>
+        </w:rPr>
+      </w:pPr>
+      <w:r>
+        <w:rPr>
+          <w:rStyle w:val="4"/>
+          <w:rFonts w:hint="default" w:ascii="Times New Roman" w:hAnsi="Times New Roman" w:cs="Times New Roman"/>
+          <w:sz w:val="24"/>
+          <w:szCs w:val="24"/>
+        </w:rPr>
+        <w:t>Transformation</w:t>
+      </w:r>
+    </w:p>
+    <w:p>
+      <w:pPr>
+        <w:pStyle w:val="5"/>
+        <w:keepNext w:val="0"/>
+        <w:keepLines w:val="0"/>
+        <w:widowControl/>
+        <w:suppressLineNumbers w:val="0"/>
+        <w:bidi w:val="0"/>
+        <w:rPr>
+          <w:rStyle w:val="4"/>
+          <w:rFonts w:hint="default" w:ascii="Times New Roman" w:hAnsi="Times New Roman" w:cs="Times New Roman"/>
+          <w:sz w:val="24"/>
+          <w:szCs w:val="24"/>
+        </w:rPr>
+      </w:pPr>
+      <w:r>
+        <w:rPr>
+          <w:rStyle w:val="4"/>
+          <w:rFonts w:hint="default" w:ascii="Times New Roman" w:hAnsi="Times New Roman" w:cs="Times New Roman"/>
+          <w:sz w:val="24"/>
+          <w:szCs w:val="24"/>
+        </w:rPr>
+        <w:t xml:space="preserve">    ↓</w:t>
+      </w:r>
+    </w:p>
+    <w:p>
+      <w:pPr>
+        <w:pStyle w:val="5"/>
+        <w:keepNext w:val="0"/>
+        <w:keepLines w:val="0"/>
+        <w:widowControl/>
+        <w:suppressLineNumbers w:val="0"/>
+        <w:bidi w:val="0"/>
+        <w:rPr>
+          <w:rStyle w:val="4"/>
+          <w:rFonts w:hint="default" w:ascii="Times New Roman" w:hAnsi="Times New Roman" w:cs="Times New Roman"/>
+          <w:sz w:val="24"/>
+          <w:szCs w:val="24"/>
+        </w:rPr>
+      </w:pPr>
+      <w:r>
+        <w:rPr>
+          <w:rStyle w:val="4"/>
+          <w:rFonts w:hint="default" w:ascii="Times New Roman" w:hAnsi="Times New Roman" w:cs="Times New Roman"/>
+          <w:sz w:val="24"/>
+          <w:szCs w:val="24"/>
+        </w:rPr>
+        <w:t>Validation</w:t>
+      </w:r>
+    </w:p>
+    <w:p>
+      <w:pPr>
+        <w:pStyle w:val="5"/>
+        <w:keepNext w:val="0"/>
+        <w:keepLines w:val="0"/>
+        <w:widowControl/>
+        <w:suppressLineNumbers w:val="0"/>
+        <w:bidi w:val="0"/>
+        <w:rPr>
+          <w:rFonts w:hint="default" w:ascii="Times New Roman" w:hAnsi="Times New Roman" w:eastAsia="SimSun" w:cs="Times New Roman"/>
+          <w:sz w:val="24"/>
+          <w:szCs w:val="24"/>
+        </w:rPr>
+      </w:pPr>
+      <w:r>
+        <w:rPr>
+          <w:rStyle w:val="4"/>
+          <w:rFonts w:hint="default" w:ascii="Times New Roman" w:hAnsi="Times New Roman" w:cs="Times New Roman"/>
+          <w:sz w:val="24"/>
+          <w:szCs w:val="24"/>
+          <w:lang w:val="en-US"/>
+        </w:rPr>
+        <w:t xml:space="preserve">          </w:t>
+      </w:r>
+      <w:r>
+        <w:rPr>
+          <w:rFonts w:hint="default" w:ascii="Times New Roman" w:hAnsi="Times New Roman" w:eastAsia="SimSun" w:cs="Times New Roman"/>
+          <w:sz w:val="24"/>
+          <w:szCs w:val="24"/>
+        </w:rPr>
+        <w:t>These stages remain explicitly separated so that their dependencies and execution status can be inspected through the Airflow interface.</w:t>
+      </w:r>
+    </w:p>
+    <w:p>
+      <w:pPr>
+        <w:pStyle w:val="5"/>
+        <w:keepNext w:val="0"/>
+        <w:keepLines w:val="0"/>
+        <w:widowControl/>
+        <w:suppressLineNumbers w:val="0"/>
+        <w:bidi w:val="0"/>
+        <w:rPr>
+          <w:rFonts w:hint="default" w:ascii="Times New Roman" w:hAnsi="Times New Roman" w:eastAsia="SimSun" w:cs="Times New Roman"/>
+          <w:sz w:val="24"/>
+          <w:szCs w:val="24"/>
+          <w:lang w:val="en-US"/>
+        </w:rPr>
+      </w:pPr>
+      <w:r>
+        <w:rPr>
+          <w:rFonts w:hint="default" w:ascii="Times New Roman" w:hAnsi="Times New Roman" w:cs="Times New Roman"/>
+          <w:sz w:val="24"/>
+          <w:szCs w:val="24"/>
+          <w:lang w:val="en-US"/>
+        </w:rPr>
+        <w:t xml:space="preserve">           </w:t>
+      </w:r>
+      <w:r>
+        <w:rPr>
+          <w:rFonts w:hint="default" w:ascii="Times New Roman" w:hAnsi="Times New Roman" w:eastAsia="SimSun" w:cs="Times New Roman"/>
+          <w:b/>
+          <w:bCs/>
+          <w:sz w:val="24"/>
+          <w:szCs w:val="24"/>
+        </w:rPr>
+        <w:t xml:space="preserve">Docker Compose </w:t>
+      </w:r>
+      <w:r>
+        <w:rPr>
+          <w:rFonts w:hint="default" w:ascii="Times New Roman" w:hAnsi="Times New Roman" w:eastAsia="SimSun" w:cs="Times New Roman"/>
+          <w:sz w:val="24"/>
+          <w:szCs w:val="24"/>
+        </w:rPr>
+        <w:t>provides the local execution environment and ensures that the Airflow, DuckDB, and dbt components can be started and reproduced consistently.</w:t>
+      </w:r>
+    </w:p>
+    <w:p>
+      <w:pPr>
+        <w:numPr>
+          <w:ilvl w:val="0"/>
+          <w:numId w:val="0"/>
+        </w:numPr>
+        <w:ind w:firstLine="600" w:firstLineChars="250"/>
+        <w:jc w:val="left"/>
+        <w:rPr>
+          <w:rFonts w:hint="default" w:ascii="Times New Roman" w:hAnsi="Times New Roman" w:eastAsia="SimSun" w:cs="Times New Roman"/>
+          <w:sz w:val="24"/>
+          <w:szCs w:val="24"/>
+        </w:rPr>
+      </w:pPr>
+      <w:r>
+        <w:rPr>
+          <w:rFonts w:hint="default" w:ascii="Times New Roman" w:hAnsi="Times New Roman" w:eastAsia="SimSun" w:cs="Times New Roman"/>
+          <w:sz w:val="24"/>
+          <w:szCs w:val="24"/>
+        </w:rPr>
+        <w:t>The architecture is designed to be idempotent, meaning that rerunning the pipeline with the same source data should produce the same logical result without creating duplicate records.</w:t>
+      </w:r>
+    </w:p>
+    <w:p>
+      <w:pPr>
+        <w:numPr>
+          <w:ilvl w:val="0"/>
+          <w:numId w:val="0"/>
+        </w:numPr>
+        <w:ind w:firstLine="600" w:firstLineChars="250"/>
+        <w:jc w:val="left"/>
+        <w:rPr>
+          <w:rFonts w:hint="default" w:ascii="Times New Roman" w:hAnsi="Times New Roman" w:eastAsia="SimSun" w:cs="Times New Roman"/>
+          <w:sz w:val="24"/>
+          <w:szCs w:val="24"/>
+          <w:lang w:val="en-US"/>
+        </w:rPr>
+      </w:pPr>
+    </w:p>
+    <w:p>
+      <w:pPr>
+        <w:numPr>
+          <w:ilvl w:val="0"/>
+          <w:numId w:val="1"/>
+        </w:numPr>
+        <w:ind w:left="425" w:leftChars="0" w:hanging="425" w:firstLineChars="0"/>
+        <w:jc w:val="left"/>
+        <w:rPr>
+          <w:rFonts w:hint="default" w:ascii="Times New Roman" w:hAnsi="Times New Roman" w:eastAsia="SimSun" w:cs="Times New Roman"/>
+          <w:sz w:val="32"/>
+          <w:szCs w:val="32"/>
+          <w:lang w:val="en-US"/>
+        </w:rPr>
+      </w:pPr>
+      <w:r>
+        <w:rPr>
+          <w:rFonts w:hint="default" w:ascii="Times New Roman" w:hAnsi="Times New Roman" w:eastAsia="SimSun" w:cs="Times New Roman"/>
+          <w:b/>
+          <w:bCs/>
+          <w:sz w:val="32"/>
+          <w:szCs w:val="32"/>
+          <w:lang w:val="en-US"/>
+        </w:rPr>
+        <w:t>Project Structure Walkthrough</w:t>
+      </w:r>
+    </w:p>
+    <w:p>
+      <w:pPr>
+        <w:numPr>
+          <w:ilvl w:val="0"/>
+          <w:numId w:val="0"/>
+        </w:numPr>
+        <w:jc w:val="left"/>
+        <w:rPr>
+          <w:rFonts w:hint="default" w:ascii="Times New Roman" w:hAnsi="Times New Roman" w:eastAsia="SimSun" w:cs="Times New Roman"/>
+          <w:b w:val="0"/>
+          <w:bCs w:val="0"/>
+          <w:sz w:val="24"/>
+          <w:szCs w:val="24"/>
+          <w:lang w:val="en-US"/>
+        </w:rPr>
+      </w:pPr>
+      <w:r>
+        <w:rPr>
+          <w:rFonts w:hint="default" w:ascii="Times New Roman" w:hAnsi="Times New Roman" w:eastAsia="SimSun" w:cs="Times New Roman"/>
+          <w:b w:val="0"/>
+          <w:bCs w:val="0"/>
+          <w:sz w:val="24"/>
+          <w:szCs w:val="24"/>
+          <w:lang w:val="en-US"/>
+        </w:rPr>
+        <w:t xml:space="preserve">          </w:t>
+      </w:r>
+    </w:p>
+    <w:p>
+      <w:pPr>
+        <w:numPr>
+          <w:ilvl w:val="0"/>
+          <w:numId w:val="0"/>
+        </w:numPr>
+        <w:jc w:val="left"/>
+        <w:rPr>
+          <w:rFonts w:hint="default" w:ascii="Times New Roman" w:hAnsi="Times New Roman" w:eastAsia="SimSun" w:cs="Times New Roman"/>
+          <w:b w:val="0"/>
+          <w:bCs w:val="0"/>
+          <w:sz w:val="24"/>
+          <w:szCs w:val="24"/>
+          <w:lang w:val="en-US"/>
+        </w:rPr>
+      </w:pPr>
+      <w:r>
+        <w:rPr>
+          <w:rFonts w:hint="default" w:ascii="Times New Roman" w:hAnsi="Times New Roman" w:eastAsia="SimSun" w:cs="Times New Roman"/>
+          <w:b w:val="0"/>
+          <w:bCs w:val="0"/>
+          <w:sz w:val="24"/>
+          <w:szCs w:val="24"/>
+          <w:lang w:val="en-US"/>
+        </w:rPr>
+        <w:t xml:space="preserve">          The repository is organized into separate folders for orchestration, transformation, raw data, documentattion and configuration.</w:t>
+      </w:r>
+    </w:p>
+    <w:p>
+      <w:pPr>
+        <w:numPr>
+          <w:ilvl w:val="0"/>
+          <w:numId w:val="0"/>
+        </w:numPr>
+        <w:jc w:val="left"/>
+        <w:rPr>
+          <w:rFonts w:hint="default" w:ascii="Times New Roman" w:hAnsi="Times New Roman" w:eastAsia="SimSun" w:cs="Times New Roman"/>
+          <w:b w:val="0"/>
+          <w:bCs w:val="0"/>
+          <w:sz w:val="24"/>
+          <w:szCs w:val="24"/>
+          <w:lang w:val="en-US"/>
+        </w:rPr>
+      </w:pPr>
+    </w:p>
+    <w:p>
+      <w:pPr>
+        <w:numPr>
+          <w:ilvl w:val="0"/>
+          <w:numId w:val="0"/>
+        </w:numPr>
+        <w:jc w:val="left"/>
+        <w:rPr>
+          <w:rFonts w:hint="default" w:ascii="Times New Roman" w:hAnsi="Times New Roman" w:eastAsia="SimSun" w:cs="Times New Roman"/>
+          <w:b w:val="0"/>
+          <w:bCs w:val="0"/>
+          <w:sz w:val="24"/>
+          <w:szCs w:val="24"/>
+          <w:lang w:val="en-US"/>
+        </w:rPr>
+      </w:pPr>
+    </w:p>
+    <w:tbl>
+      <w:tblPr>
+        <w:tblStyle w:val="9"/>
+        <w:tblW w:w="0" w:type="auto"/>
+        <w:tblInd w:w="0" w:type="dxa"/>
+        <w:tblBorders>
+          <w:top w:val="single" w:color="auto" w:sz="4" w:space="0"/>
+          <w:left w:val="single" w:color="auto" w:sz="4" w:space="0"/>
+          <w:bottom w:val="single" w:color="auto" w:sz="4" w:space="0"/>
+          <w:right w:val="single" w:color="auto" w:sz="4" w:space="0"/>
+          <w:insideH w:val="single" w:color="auto" w:sz="4" w:space="0"/>
+          <w:insideV w:val="single" w:color="auto" w:sz="4" w:space="0"/>
+        </w:tblBorders>
+        <w:tblLayout w:type="autofit"/>
+        <w:tblCellMar>
+          <w:left w:w="108" w:type="dxa"/>
+          <w:right w:w="108" w:type="dxa"/>
+        </w:tblCellMar>
+      </w:tblPr>
+      <w:tblGrid>
+        <w:gridCol w:w="4103"/>
+        <w:gridCol w:w="4419"/>
+      </w:tblGrid>
+      <w:tr>
+        <w:tblPrEx>
+          <w:tblBorders>
+            <w:top w:val="single" w:color="auto" w:sz="4" w:space="0"/>
+            <w:left w:val="single" w:color="auto" w:sz="4" w:space="0"/>
+            <w:bottom w:val="single" w:color="auto" w:sz="4" w:space="0"/>
+            <w:right w:val="single" w:color="auto" w:sz="4" w:space="0"/>
+            <w:insideH w:val="single" w:color="auto" w:sz="4" w:space="0"/>
+            <w:insideV w:val="single" w:color="auto" w:sz="4" w:space="0"/>
+          </w:tblBorders>
+        </w:tblPrEx>
+        <w:tc>
+          <w:tcPr>
+            <w:tcW w:w="3989" w:type="dxa"/>
+          </w:tcPr>
+          <w:p>
+            <w:pPr>
+              <w:numPr>
+                <w:ilvl w:val="0"/>
+                <w:numId w:val="0"/>
+              </w:numPr>
+              <w:jc w:val="center"/>
+              <w:rPr>
+                <w:rFonts w:hint="default" w:ascii="Times New Roman" w:hAnsi="Times New Roman" w:eastAsia="SimSun" w:cs="Times New Roman"/>
+                <w:b/>
+                <w:bCs/>
+                <w:sz w:val="24"/>
+                <w:szCs w:val="24"/>
+                <w:vertAlign w:val="baseline"/>
+                <w:lang w:val="en-US"/>
+              </w:rPr>
+            </w:pPr>
+            <w:r>
+              <w:rPr>
+                <w:rFonts w:hint="default" w:ascii="Times New Roman" w:hAnsi="Times New Roman" w:eastAsia="SimSun" w:cs="Times New Roman"/>
+                <w:b/>
+                <w:bCs/>
+                <w:sz w:val="24"/>
+                <w:szCs w:val="24"/>
+                <w:vertAlign w:val="baseline"/>
+                <w:lang w:val="en-US"/>
+              </w:rPr>
+              <w:t>Project</w:t>
+            </w:r>
+          </w:p>
+        </w:tc>
+        <w:tc>
+          <w:tcPr>
+            <w:tcW w:w="4533" w:type="dxa"/>
+          </w:tcPr>
+          <w:p>
+            <w:pPr>
+              <w:numPr>
+                <w:ilvl w:val="0"/>
+                <w:numId w:val="0"/>
+              </w:numPr>
+              <w:jc w:val="center"/>
+              <w:rPr>
+                <w:rFonts w:hint="default" w:ascii="Times New Roman" w:hAnsi="Times New Roman" w:eastAsia="SimSun" w:cs="Times New Roman"/>
+                <w:b w:val="0"/>
+                <w:bCs w:val="0"/>
+                <w:sz w:val="24"/>
+                <w:szCs w:val="24"/>
+                <w:vertAlign w:val="baseline"/>
+                <w:lang w:val="en-US"/>
+              </w:rPr>
+            </w:pPr>
+            <w:r>
+              <w:rPr>
+                <w:rFonts w:hint="default" w:ascii="Times New Roman" w:hAnsi="Times New Roman" w:eastAsia="SimSun" w:cs="Times New Roman"/>
+                <w:b/>
+                <w:bCs/>
+                <w:sz w:val="24"/>
+                <w:szCs w:val="24"/>
+                <w:vertAlign w:val="baseline"/>
+                <w:lang w:val="en-US"/>
+              </w:rPr>
+              <w:t>Purpose</w:t>
             </w:r>
           </w:p>
         </w:tc>
@@ -1543,7 +3858,7 @@
         </w:tblPrEx>
         <w:tc>
           <w:tcPr>
-            <w:tcW w:w="2840" w:type="dxa"/>
+            <w:tcW w:w="3989" w:type="dxa"/>
           </w:tcPr>
           <w:p>
             <w:pPr>
@@ -1553,28 +3868,26 @@
               </w:numPr>
               <w:jc w:val="center"/>
               <w:rPr>
-                <w:rFonts w:hint="default" w:ascii="Times New Roman" w:hAnsi="Times New Roman" w:eastAsia="SimSun" w:cs="Times New Roman"/>
-                <w:sz w:val="24"/>
-                <w:szCs w:val="24"/>
-                <w:vertAlign w:val="baseline"/>
-                <w:lang w:val="en-US"/>
-              </w:rPr>
-            </w:pPr>
-            <w:r>
-              <w:rPr>
-                <w:rFonts w:hint="default" w:ascii="Times New Roman" w:hAnsi="Times New Roman" w:eastAsia="SimSun" w:cs="Times New Roman"/>
-                <w:sz w:val="24"/>
-                <w:szCs w:val="24"/>
-                <w:vertAlign w:val="baseline"/>
-                <w:lang w:val="en-US"/>
-              </w:rPr>
-              <w:t>title.basics</w:t>
-            </w:r>
-          </w:p>
-        </w:tc>
-        <w:tc>
-          <w:tcPr>
-            <w:tcW w:w="2841" w:type="dxa"/>
+                <w:rFonts w:hint="default" w:ascii="Sitka Banner Semibold" w:hAnsi="Sitka Banner Semibold" w:eastAsia="SimSun" w:cs="Sitka Banner Semibold"/>
+                <w:sz w:val="24"/>
+                <w:szCs w:val="24"/>
+                <w:vertAlign w:val="baseline"/>
+                <w:lang w:val="en-US"/>
+              </w:rPr>
+            </w:pPr>
+            <w:r>
+              <w:rPr>
+                <w:rFonts w:hint="default" w:ascii="Sitka Banner Semibold" w:hAnsi="Sitka Banner Semibold" w:eastAsia="SimSun" w:cs="Sitka Banner Semibold"/>
+                <w:sz w:val="24"/>
+                <w:szCs w:val="24"/>
+              </w:rPr>
+              <w:t>dags/</w:t>
+            </w:r>
+          </w:p>
+        </w:tc>
+        <w:tc>
+          <w:tcPr>
+            <w:tcW w:w="4533" w:type="dxa"/>
           </w:tcPr>
           <w:p>
             <w:pPr>
@@ -1593,44 +3906,11 @@
             </w:pPr>
             <w:r>
               <w:rPr>
-                <w:rFonts w:hint="default" w:ascii="Times New Roman" w:hAnsi="Times New Roman" w:eastAsia="SimSun"/>
-                <w:sz w:val="24"/>
-                <w:szCs w:val="24"/>
-                <w:vertAlign w:val="baseline"/>
-                <w:lang w:val="en-US"/>
-              </w:rPr>
-              <w:t>12,689,431</w:t>
-            </w:r>
-          </w:p>
-        </w:tc>
-        <w:tc>
-          <w:tcPr>
-            <w:tcW w:w="2841" w:type="dxa"/>
-          </w:tcPr>
-          <w:p>
-            <w:pPr>
-              <w:numPr>
-                <w:ilvl w:val="0"/>
-                <w:numId w:val="0"/>
-              </w:numPr>
-              <w:jc w:val="center"/>
-              <w:rPr>
-                <w:rFonts w:hint="default" w:ascii="Times New Roman" w:hAnsi="Times New Roman" w:eastAsia="SimSun" w:cs="Times New Roman"/>
-                <w:sz w:val="24"/>
-                <w:szCs w:val="24"/>
-                <w:vertAlign w:val="baseline"/>
-                <w:lang w:val="en-US"/>
-              </w:rPr>
-            </w:pPr>
-            <w:r>
-              <w:rPr>
-                <w:rFonts w:hint="default" w:ascii="Times New Roman" w:hAnsi="Times New Roman" w:eastAsia="SimSun"/>
-                <w:sz w:val="24"/>
-                <w:szCs w:val="24"/>
-                <w:vertAlign w:val="baseline"/>
-                <w:lang w:val="en-US"/>
-              </w:rPr>
-              <w:t>263M</w:t>
+                <w:rFonts w:hint="default" w:ascii="Times New Roman" w:hAnsi="Times New Roman" w:eastAsia="SimSun" w:cs="Times New Roman"/>
+                <w:sz w:val="24"/>
+                <w:szCs w:val="24"/>
+              </w:rPr>
+              <w:t>Contains Apache Airflow DAG definitions and orchestration logic for the IMDb ingestion pipeline.</w:t>
             </w:r>
           </w:p>
         </w:tc>
@@ -1652,7 +3932,7 @@
         </w:tblPrEx>
         <w:tc>
           <w:tcPr>
-            <w:tcW w:w="2840" w:type="dxa"/>
+            <w:tcW w:w="3989" w:type="dxa"/>
           </w:tcPr>
           <w:p>
             <w:pPr>
@@ -1662,28 +3942,28 @@
               </w:numPr>
               <w:jc w:val="center"/>
               <w:rPr>
-                <w:rFonts w:hint="default" w:ascii="Times New Roman" w:hAnsi="Times New Roman" w:eastAsia="SimSun" w:cs="Times New Roman"/>
-                <w:sz w:val="24"/>
-                <w:szCs w:val="24"/>
-                <w:vertAlign w:val="baseline"/>
-                <w:lang w:val="en-US"/>
-              </w:rPr>
-            </w:pPr>
-            <w:r>
-              <w:rPr>
-                <w:rFonts w:hint="default" w:ascii="Times New Roman" w:hAnsi="Times New Roman" w:eastAsia="SimSun" w:cs="Times New Roman"/>
-                <w:sz w:val="24"/>
-                <w:szCs w:val="24"/>
-                <w:vertAlign w:val="baseline"/>
-                <w:lang w:val="en-US"/>
-              </w:rPr>
-              <w:t>title.ratings</w:t>
-            </w:r>
-          </w:p>
-        </w:tc>
-        <w:tc>
-          <w:tcPr>
-            <w:tcW w:w="2841" w:type="dxa"/>
+                <w:rFonts w:hint="default" w:ascii="Sitka Banner Semibold" w:hAnsi="Sitka Banner Semibold" w:eastAsia="SimSun" w:cs="Sitka Banner Semibold"/>
+                <w:sz w:val="24"/>
+                <w:szCs w:val="24"/>
+                <w:vertAlign w:val="baseline"/>
+                <w:lang w:val="en-US"/>
+              </w:rPr>
+            </w:pPr>
+            <w:r>
+              <w:rPr>
+                <w:rFonts w:hint="default" w:ascii="Sitka Banner Semibold" w:hAnsi="Sitka Banner Semibold" w:eastAsia="SimSun" w:cs="Sitka Banner Semibold"/>
+                <w:sz w:val="24"/>
+                <w:szCs w:val="24"/>
+                <w:vertAlign w:val="baseline"/>
+                <w:lang w:val="en-US"/>
+              </w:rPr>
+              <w:t>dbt_project/</w:t>
+            </w:r>
+          </w:p>
+        </w:tc>
+        <w:tc>
+          <w:tcPr>
+            <w:tcW w:w="4533" w:type="dxa"/>
           </w:tcPr>
           <w:p>
             <w:pPr>
@@ -1702,44 +3982,11 @@
             </w:pPr>
             <w:r>
               <w:rPr>
-                <w:rFonts w:hint="default" w:ascii="Times New Roman" w:hAnsi="Times New Roman" w:eastAsia="SimSun"/>
-                <w:sz w:val="24"/>
-                <w:szCs w:val="24"/>
-                <w:vertAlign w:val="baseline"/>
-                <w:lang w:val="en-US"/>
-              </w:rPr>
-              <w:t>1,702,067</w:t>
-            </w:r>
-          </w:p>
-        </w:tc>
-        <w:tc>
-          <w:tcPr>
-            <w:tcW w:w="2841" w:type="dxa"/>
-          </w:tcPr>
-          <w:p>
-            <w:pPr>
-              <w:numPr>
-                <w:ilvl w:val="0"/>
-                <w:numId w:val="0"/>
-              </w:numPr>
-              <w:jc w:val="center"/>
-              <w:rPr>
-                <w:rFonts w:hint="default" w:ascii="Times New Roman" w:hAnsi="Times New Roman" w:eastAsia="SimSun" w:cs="Times New Roman"/>
-                <w:sz w:val="24"/>
-                <w:szCs w:val="24"/>
-                <w:vertAlign w:val="baseline"/>
-                <w:lang w:val="en-US"/>
-              </w:rPr>
-            </w:pPr>
-            <w:r>
-              <w:rPr>
-                <w:rFonts w:hint="default" w:ascii="Times New Roman" w:hAnsi="Times New Roman" w:eastAsia="SimSun"/>
-                <w:sz w:val="24"/>
-                <w:szCs w:val="24"/>
-                <w:vertAlign w:val="baseline"/>
-                <w:lang w:val="en-US"/>
-              </w:rPr>
-              <w:t>8.1M</w:t>
+                <w:rFonts w:hint="default" w:ascii="Times New Roman" w:hAnsi="Times New Roman" w:eastAsia="SimSun" w:cs="Times New Roman"/>
+                <w:sz w:val="24"/>
+                <w:szCs w:val="24"/>
+              </w:rPr>
+              <w:t>Contains the dbt transformation project used to build the analytical warehouse models.</w:t>
             </w:r>
           </w:p>
         </w:tc>
@@ -1761,7 +4008,7 @@
         </w:tblPrEx>
         <w:tc>
           <w:tcPr>
-            <w:tcW w:w="2840" w:type="dxa"/>
+            <w:tcW w:w="3989" w:type="dxa"/>
           </w:tcPr>
           <w:p>
             <w:pPr>
@@ -1771,28 +4018,28 @@
               </w:numPr>
               <w:jc w:val="center"/>
               <w:rPr>
-                <w:rFonts w:hint="default" w:ascii="Times New Roman" w:hAnsi="Times New Roman" w:eastAsia="SimSun" w:cs="Times New Roman"/>
-                <w:sz w:val="24"/>
-                <w:szCs w:val="24"/>
-                <w:vertAlign w:val="baseline"/>
-                <w:lang w:val="en-US"/>
-              </w:rPr>
-            </w:pPr>
-            <w:r>
-              <w:rPr>
-                <w:rFonts w:hint="default" w:ascii="Times New Roman" w:hAnsi="Times New Roman" w:eastAsia="SimSun" w:cs="Times New Roman"/>
-                <w:sz w:val="24"/>
-                <w:szCs w:val="24"/>
-                <w:vertAlign w:val="baseline"/>
-                <w:lang w:val="en-US"/>
-              </w:rPr>
-              <w:t>title.crew</w:t>
-            </w:r>
-          </w:p>
-        </w:tc>
-        <w:tc>
-          <w:tcPr>
-            <w:tcW w:w="2841" w:type="dxa"/>
+                <w:rFonts w:hint="default" w:ascii="Sitka Banner Semibold" w:hAnsi="Sitka Banner Semibold" w:eastAsia="SimSun" w:cs="Sitka Banner Semibold"/>
+                <w:sz w:val="24"/>
+                <w:szCs w:val="24"/>
+                <w:vertAlign w:val="baseline"/>
+                <w:lang w:val="en-US"/>
+              </w:rPr>
+            </w:pPr>
+            <w:r>
+              <w:rPr>
+                <w:rFonts w:hint="default" w:ascii="Sitka Banner Semibold" w:hAnsi="Sitka Banner Semibold" w:eastAsia="SimSun" w:cs="Sitka Banner Semibold"/>
+                <w:sz w:val="24"/>
+                <w:szCs w:val="24"/>
+                <w:vertAlign w:val="baseline"/>
+                <w:lang w:val="en-US"/>
+              </w:rPr>
+              <w:t>dbt_project/models/staging/</w:t>
+            </w:r>
+          </w:p>
+        </w:tc>
+        <w:tc>
+          <w:tcPr>
+            <w:tcW w:w="4533" w:type="dxa"/>
           </w:tcPr>
           <w:p>
             <w:pPr>
@@ -1817,38 +4064,7 @@
                 <w:vertAlign w:val="baseline"/>
                 <w:lang w:val="en-US"/>
               </w:rPr>
-              <w:t>12,689,431</w:t>
-            </w:r>
-          </w:p>
-        </w:tc>
-        <w:tc>
-          <w:tcPr>
-            <w:tcW w:w="2841" w:type="dxa"/>
-          </w:tcPr>
-          <w:p>
-            <w:pPr>
-              <w:numPr>
-                <w:ilvl w:val="0"/>
-                <w:numId w:val="0"/>
-              </w:numPr>
-              <w:jc w:val="center"/>
-              <w:rPr>
-                <w:rFonts w:hint="default" w:ascii="Times New Roman" w:hAnsi="Times New Roman" w:eastAsia="SimSun" w:cs="Times New Roman"/>
-                <w:sz w:val="24"/>
-                <w:szCs w:val="24"/>
-                <w:vertAlign w:val="baseline"/>
-                <w:lang w:val="en-US"/>
-              </w:rPr>
-            </w:pPr>
-            <w:r>
-              <w:rPr>
-                <w:rFonts w:hint="default" w:ascii="Times New Roman" w:hAnsi="Times New Roman" w:eastAsia="SimSun"/>
-                <w:sz w:val="24"/>
-                <w:szCs w:val="24"/>
-                <w:vertAlign w:val="baseline"/>
-                <w:lang w:val="en-US"/>
-              </w:rPr>
-              <w:t>78M</w:t>
+              <w:t>Contains staging models responsible for renaming, type casting, null handling, and basic source cleanup.</w:t>
             </w:r>
           </w:p>
         </w:tc>
@@ -1870,7 +4086,7 @@
         </w:tblPrEx>
         <w:tc>
           <w:tcPr>
-            <w:tcW w:w="2840" w:type="dxa"/>
+            <w:tcW w:w="3989" w:type="dxa"/>
           </w:tcPr>
           <w:p>
             <w:pPr>
@@ -1880,28 +4096,28 @@
               </w:numPr>
               <w:jc w:val="center"/>
               <w:rPr>
-                <w:rFonts w:hint="default" w:ascii="Times New Roman" w:hAnsi="Times New Roman" w:eastAsia="SimSun" w:cs="Times New Roman"/>
-                <w:sz w:val="24"/>
-                <w:szCs w:val="24"/>
-                <w:vertAlign w:val="baseline"/>
-                <w:lang w:val="en-US"/>
-              </w:rPr>
-            </w:pPr>
-            <w:r>
-              <w:rPr>
-                <w:rFonts w:hint="default" w:ascii="Times New Roman" w:hAnsi="Times New Roman" w:eastAsia="SimSun" w:cs="Times New Roman"/>
-                <w:sz w:val="24"/>
-                <w:szCs w:val="24"/>
-                <w:vertAlign w:val="baseline"/>
-                <w:lang w:val="en-US"/>
-              </w:rPr>
-              <w:t>title.principals</w:t>
-            </w:r>
-          </w:p>
-        </w:tc>
-        <w:tc>
-          <w:tcPr>
-            <w:tcW w:w="2841" w:type="dxa"/>
+                <w:rFonts w:hint="default" w:ascii="Sitka Banner Semibold" w:hAnsi="Sitka Banner Semibold" w:eastAsia="SimSun" w:cs="Sitka Banner Semibold"/>
+                <w:sz w:val="24"/>
+                <w:szCs w:val="24"/>
+                <w:vertAlign w:val="baseline"/>
+                <w:lang w:val="en-US"/>
+              </w:rPr>
+            </w:pPr>
+            <w:r>
+              <w:rPr>
+                <w:rFonts w:hint="default" w:ascii="Sitka Banner Semibold" w:hAnsi="Sitka Banner Semibold" w:eastAsia="SimSun" w:cs="Sitka Banner Semibold"/>
+                <w:sz w:val="24"/>
+                <w:szCs w:val="24"/>
+                <w:vertAlign w:val="baseline"/>
+                <w:lang w:val="en-US"/>
+              </w:rPr>
+              <w:t>dbt_project/models/intermediate/</w:t>
+            </w:r>
+          </w:p>
+        </w:tc>
+        <w:tc>
+          <w:tcPr>
+            <w:tcW w:w="4533" w:type="dxa"/>
           </w:tcPr>
           <w:p>
             <w:pPr>
@@ -1926,38 +4142,7 @@
                 <w:vertAlign w:val="baseline"/>
                 <w:lang w:val="en-US"/>
               </w:rPr>
-              <w:t>101,008,859</w:t>
-            </w:r>
-          </w:p>
-        </w:tc>
-        <w:tc>
-          <w:tcPr>
-            <w:tcW w:w="2841" w:type="dxa"/>
-          </w:tcPr>
-          <w:p>
-            <w:pPr>
-              <w:numPr>
-                <w:ilvl w:val="0"/>
-                <w:numId w:val="0"/>
-              </w:numPr>
-              <w:jc w:val="center"/>
-              <w:rPr>
-                <w:rFonts w:hint="default" w:ascii="Times New Roman" w:hAnsi="Times New Roman" w:eastAsia="SimSun" w:cs="Times New Roman"/>
-                <w:sz w:val="24"/>
-                <w:szCs w:val="24"/>
-                <w:vertAlign w:val="baseline"/>
-                <w:lang w:val="en-US"/>
-              </w:rPr>
-            </w:pPr>
-            <w:r>
-              <w:rPr>
-                <w:rFonts w:hint="default" w:ascii="Times New Roman" w:hAnsi="Times New Roman" w:eastAsia="SimSun"/>
-                <w:sz w:val="24"/>
-                <w:szCs w:val="24"/>
-                <w:vertAlign w:val="baseline"/>
-                <w:lang w:val="en-US"/>
-              </w:rPr>
-              <w:t>534M</w:t>
+              <w:t>Contains reshaping transformations required before dimensional modeling, including processing of multi-value IMDb fields.</w:t>
             </w:r>
           </w:p>
         </w:tc>
@@ -1979,7 +4164,7 @@
         </w:tblPrEx>
         <w:tc>
           <w:tcPr>
-            <w:tcW w:w="2840" w:type="dxa"/>
+            <w:tcW w:w="3989" w:type="dxa"/>
           </w:tcPr>
           <w:p>
             <w:pPr>
@@ -1989,28 +4174,28 @@
               </w:numPr>
               <w:jc w:val="center"/>
               <w:rPr>
-                <w:rFonts w:hint="default" w:ascii="Times New Roman" w:hAnsi="Times New Roman" w:eastAsia="SimSun" w:cs="Times New Roman"/>
-                <w:sz w:val="24"/>
-                <w:szCs w:val="24"/>
-                <w:vertAlign w:val="baseline"/>
-                <w:lang w:val="en-US"/>
-              </w:rPr>
-            </w:pPr>
-            <w:r>
-              <w:rPr>
-                <w:rFonts w:hint="default" w:ascii="Times New Roman" w:hAnsi="Times New Roman" w:eastAsia="SimSun" w:cs="Times New Roman"/>
-                <w:sz w:val="24"/>
-                <w:szCs w:val="24"/>
-                <w:vertAlign w:val="baseline"/>
-                <w:lang w:val="en-US"/>
-              </w:rPr>
-              <w:t>name.basics</w:t>
-            </w:r>
-          </w:p>
-        </w:tc>
-        <w:tc>
-          <w:tcPr>
-            <w:tcW w:w="2841" w:type="dxa"/>
+                <w:rFonts w:hint="default" w:ascii="Sitka Banner Semibold" w:hAnsi="Sitka Banner Semibold" w:eastAsia="SimSun" w:cs="Sitka Banner Semibold"/>
+                <w:sz w:val="24"/>
+                <w:szCs w:val="24"/>
+                <w:vertAlign w:val="baseline"/>
+                <w:lang w:val="en-US"/>
+              </w:rPr>
+            </w:pPr>
+            <w:r>
+              <w:rPr>
+                <w:rFonts w:hint="default" w:ascii="Sitka Banner Semibold" w:hAnsi="Sitka Banner Semibold" w:eastAsia="SimSun" w:cs="Sitka Banner Semibold"/>
+                <w:sz w:val="24"/>
+                <w:szCs w:val="24"/>
+                <w:vertAlign w:val="baseline"/>
+                <w:lang w:val="en-US"/>
+              </w:rPr>
+              <w:t>dbt_project/models/marts/</w:t>
+            </w:r>
+          </w:p>
+        </w:tc>
+        <w:tc>
+          <w:tcPr>
+            <w:tcW w:w="4533" w:type="dxa"/>
           </w:tcPr>
           <w:p>
             <w:pPr>
@@ -2035,38 +4220,7 @@
                 <w:vertAlign w:val="baseline"/>
                 <w:lang w:val="en-US"/>
               </w:rPr>
-              <w:t>15,542,711</w:t>
-            </w:r>
-          </w:p>
-        </w:tc>
-        <w:tc>
-          <w:tcPr>
-            <w:tcW w:w="2841" w:type="dxa"/>
-          </w:tcPr>
-          <w:p>
-            <w:pPr>
-              <w:numPr>
-                <w:ilvl w:val="0"/>
-                <w:numId w:val="0"/>
-              </w:numPr>
-              <w:jc w:val="center"/>
-              <w:rPr>
-                <w:rFonts w:hint="default" w:ascii="Times New Roman" w:hAnsi="Times New Roman" w:eastAsia="SimSun" w:cs="Times New Roman"/>
-                <w:sz w:val="24"/>
-                <w:szCs w:val="24"/>
-                <w:vertAlign w:val="baseline"/>
-                <w:lang w:val="en-US"/>
-              </w:rPr>
-            </w:pPr>
-            <w:r>
-              <w:rPr>
-                <w:rFonts w:hint="default" w:ascii="Times New Roman" w:hAnsi="Times New Roman" w:eastAsia="SimSun"/>
-                <w:sz w:val="24"/>
-                <w:szCs w:val="24"/>
-                <w:vertAlign w:val="baseline"/>
-                <w:lang w:val="en-US"/>
-              </w:rPr>
-              <w:t>263M</w:t>
+              <w:t>Contains final dimensions, fact tables, bridge tables, and analytical marts.</w:t>
             </w:r>
           </w:p>
         </w:tc>
@@ -2088,7 +4242,7 @@
         </w:tblPrEx>
         <w:tc>
           <w:tcPr>
-            <w:tcW w:w="2840" w:type="dxa"/>
+            <w:tcW w:w="3989" w:type="dxa"/>
           </w:tcPr>
           <w:p>
             <w:pPr>
@@ -2098,28 +4252,28 @@
               </w:numPr>
               <w:jc w:val="center"/>
               <w:rPr>
-                <w:rFonts w:hint="default" w:ascii="Times New Roman" w:hAnsi="Times New Roman" w:eastAsia="SimSun" w:cs="Times New Roman"/>
-                <w:sz w:val="24"/>
-                <w:szCs w:val="24"/>
-                <w:vertAlign w:val="baseline"/>
-                <w:lang w:val="en-US"/>
-              </w:rPr>
-            </w:pPr>
-            <w:r>
-              <w:rPr>
-                <w:rFonts w:hint="default" w:ascii="Times New Roman" w:hAnsi="Times New Roman" w:eastAsia="SimSun" w:cs="Times New Roman"/>
-                <w:sz w:val="24"/>
-                <w:szCs w:val="24"/>
-                <w:vertAlign w:val="baseline"/>
-                <w:lang w:val="en-US"/>
-              </w:rPr>
-              <w:t>title.akas</w:t>
-            </w:r>
-          </w:p>
-        </w:tc>
-        <w:tc>
-          <w:tcPr>
-            <w:tcW w:w="2841" w:type="dxa"/>
+                <w:rFonts w:hint="default" w:ascii="Sitka Banner Semibold" w:hAnsi="Sitka Banner Semibold" w:eastAsia="SimSun" w:cs="Sitka Banner Semibold"/>
+                <w:sz w:val="24"/>
+                <w:szCs w:val="24"/>
+                <w:vertAlign w:val="baseline"/>
+                <w:lang w:val="en-US"/>
+              </w:rPr>
+            </w:pPr>
+            <w:r>
+              <w:rPr>
+                <w:rFonts w:hint="default" w:ascii="Sitka Banner Semibold" w:hAnsi="Sitka Banner Semibold" w:eastAsia="SimSun" w:cs="Sitka Banner Semibold"/>
+                <w:sz w:val="24"/>
+                <w:szCs w:val="24"/>
+                <w:vertAlign w:val="baseline"/>
+                <w:lang w:val="en-US"/>
+              </w:rPr>
+              <w:t>dbt_project/snapshots/</w:t>
+            </w:r>
+          </w:p>
+        </w:tc>
+        <w:tc>
+          <w:tcPr>
+            <w:tcW w:w="4533" w:type="dxa"/>
           </w:tcPr>
           <w:p>
             <w:pPr>
@@ -2144,38 +4298,7 @@
                 <w:vertAlign w:val="baseline"/>
                 <w:lang w:val="en-US"/>
               </w:rPr>
-              <w:t>58,774,182</w:t>
-            </w:r>
-          </w:p>
-        </w:tc>
-        <w:tc>
-          <w:tcPr>
-            <w:tcW w:w="2841" w:type="dxa"/>
-          </w:tcPr>
-          <w:p>
-            <w:pPr>
-              <w:numPr>
-                <w:ilvl w:val="0"/>
-                <w:numId w:val="0"/>
-              </w:numPr>
-              <w:jc w:val="center"/>
-              <w:rPr>
-                <w:rFonts w:hint="default" w:ascii="Times New Roman" w:hAnsi="Times New Roman" w:eastAsia="SimSun" w:cs="Times New Roman"/>
-                <w:sz w:val="24"/>
-                <w:szCs w:val="24"/>
-                <w:vertAlign w:val="baseline"/>
-                <w:lang w:val="en-US"/>
-              </w:rPr>
-            </w:pPr>
-            <w:r>
-              <w:rPr>
-                <w:rFonts w:hint="default" w:ascii="Times New Roman" w:hAnsi="Times New Roman" w:eastAsia="SimSun"/>
-                <w:sz w:val="24"/>
-                <w:szCs w:val="24"/>
-                <w:vertAlign w:val="baseline"/>
-                <w:lang w:val="en-US"/>
-              </w:rPr>
-              <w:t>303M</w:t>
+              <w:t>Contains dbt snapshots used to track historical changes in ratings and title metadata.</w:t>
             </w:r>
           </w:p>
         </w:tc>
@@ -2197,7 +4320,7 @@
         </w:tblPrEx>
         <w:tc>
           <w:tcPr>
-            <w:tcW w:w="2840" w:type="dxa"/>
+            <w:tcW w:w="3989" w:type="dxa"/>
           </w:tcPr>
           <w:p>
             <w:pPr>
@@ -2207,28 +4330,28 @@
               </w:numPr>
               <w:jc w:val="center"/>
               <w:rPr>
-                <w:rFonts w:hint="default" w:ascii="Times New Roman" w:hAnsi="Times New Roman" w:eastAsia="SimSun" w:cs="Times New Roman"/>
-                <w:sz w:val="24"/>
-                <w:szCs w:val="24"/>
-                <w:vertAlign w:val="baseline"/>
-                <w:lang w:val="en-US"/>
-              </w:rPr>
-            </w:pPr>
-            <w:r>
-              <w:rPr>
-                <w:rFonts w:hint="default" w:ascii="Times New Roman" w:hAnsi="Times New Roman" w:eastAsia="SimSun" w:cs="Times New Roman"/>
-                <w:sz w:val="24"/>
-                <w:szCs w:val="24"/>
-                <w:vertAlign w:val="baseline"/>
-                <w:lang w:val="en-US"/>
-              </w:rPr>
-              <w:t>title.episode</w:t>
-            </w:r>
-          </w:p>
-        </w:tc>
-        <w:tc>
-          <w:tcPr>
-            <w:tcW w:w="2841" w:type="dxa"/>
+                <w:rFonts w:hint="default" w:ascii="Sitka Banner Semibold" w:hAnsi="Sitka Banner Semibold" w:eastAsia="SimSun" w:cs="Sitka Banner Semibold"/>
+                <w:sz w:val="24"/>
+                <w:szCs w:val="24"/>
+                <w:vertAlign w:val="baseline"/>
+                <w:lang w:val="en-US"/>
+              </w:rPr>
+            </w:pPr>
+            <w:r>
+              <w:rPr>
+                <w:rFonts w:hint="default" w:ascii="Sitka Banner Semibold" w:hAnsi="Sitka Banner Semibold" w:eastAsia="SimSun" w:cs="Sitka Banner Semibold"/>
+                <w:sz w:val="24"/>
+                <w:szCs w:val="24"/>
+                <w:vertAlign w:val="baseline"/>
+                <w:lang w:val="en-US"/>
+              </w:rPr>
+              <w:t>dbt_project/tests/</w:t>
+            </w:r>
+          </w:p>
+        </w:tc>
+        <w:tc>
+          <w:tcPr>
+            <w:tcW w:w="4533" w:type="dxa"/>
           </w:tcPr>
           <w:p>
             <w:pPr>
@@ -2253,13 +4376,29 @@
                 <w:vertAlign w:val="baseline"/>
                 <w:lang w:val="en-US"/>
               </w:rPr>
-              <w:t>9,808,098</w:t>
-            </w:r>
-          </w:p>
-        </w:tc>
-        <w:tc>
-          <w:tcPr>
-            <w:tcW w:w="2841" w:type="dxa"/>
+              <w:t>Contains custom SQL data quality tests.</w:t>
+            </w:r>
+          </w:p>
+        </w:tc>
+      </w:tr>
+      <w:tr>
+        <w:tblPrEx>
+          <w:tblBorders>
+            <w:top w:val="single" w:color="auto" w:sz="4" w:space="0"/>
+            <w:left w:val="single" w:color="auto" w:sz="4" w:space="0"/>
+            <w:bottom w:val="single" w:color="auto" w:sz="4" w:space="0"/>
+            <w:right w:val="single" w:color="auto" w:sz="4" w:space="0"/>
+            <w:insideH w:val="single" w:color="auto" w:sz="4" w:space="0"/>
+            <w:insideV w:val="single" w:color="auto" w:sz="4" w:space="0"/>
+          </w:tblBorders>
+          <w:tblCellMar>
+            <w:left w:w="108" w:type="dxa"/>
+            <w:right w:w="108" w:type="dxa"/>
+          </w:tblCellMar>
+        </w:tblPrEx>
+        <w:tc>
+          <w:tcPr>
+            <w:tcW w:w="3989" w:type="dxa"/>
           </w:tcPr>
           <w:p>
             <w:pPr>
@@ -2269,6 +4408,37 @@
               </w:numPr>
               <w:jc w:val="center"/>
               <w:rPr>
+                <w:rFonts w:hint="default" w:ascii="Sitka Banner Semibold" w:hAnsi="Sitka Banner Semibold" w:eastAsia="SimSun" w:cs="Sitka Banner Semibold"/>
+                <w:sz w:val="24"/>
+                <w:szCs w:val="24"/>
+                <w:vertAlign w:val="baseline"/>
+                <w:lang w:val="en-US"/>
+              </w:rPr>
+            </w:pPr>
+            <w:r>
+              <w:rPr>
+                <w:rFonts w:hint="default" w:ascii="Sitka Banner Semibold" w:hAnsi="Sitka Banner Semibold" w:eastAsia="SimSun" w:cs="Sitka Banner Semibold"/>
+                <w:sz w:val="24"/>
+                <w:szCs w:val="24"/>
+                <w:vertAlign w:val="baseline"/>
+                <w:lang w:val="en-US"/>
+              </w:rPr>
+              <w:t>dbt_project/macros/</w:t>
+            </w:r>
+          </w:p>
+        </w:tc>
+        <w:tc>
+          <w:tcPr>
+            <w:tcW w:w="4533" w:type="dxa"/>
+          </w:tcPr>
+          <w:p>
+            <w:pPr>
+              <w:numPr>
+                <w:ilvl w:val="0"/>
+                <w:numId w:val="0"/>
+              </w:numPr>
+              <w:jc w:val="center"/>
+              <w:rPr>
                 <w:rFonts w:hint="default" w:ascii="Times New Roman" w:hAnsi="Times New Roman" w:eastAsia="SimSun" w:cs="Times New Roman"/>
                 <w:sz w:val="24"/>
                 <w:szCs w:val="24"/>
@@ -2284,7 +4454,552 @@
                 <w:vertAlign w:val="baseline"/>
                 <w:lang w:val="en-US"/>
               </w:rPr>
-              <w:t>47M</w:t>
+              <w:t>Contains reusable dbt macros if custom transformation logic is required.</w:t>
+            </w:r>
+          </w:p>
+        </w:tc>
+      </w:tr>
+      <w:tr>
+        <w:tblPrEx>
+          <w:tblBorders>
+            <w:top w:val="single" w:color="auto" w:sz="4" w:space="0"/>
+            <w:left w:val="single" w:color="auto" w:sz="4" w:space="0"/>
+            <w:bottom w:val="single" w:color="auto" w:sz="4" w:space="0"/>
+            <w:right w:val="single" w:color="auto" w:sz="4" w:space="0"/>
+            <w:insideH w:val="single" w:color="auto" w:sz="4" w:space="0"/>
+            <w:insideV w:val="single" w:color="auto" w:sz="4" w:space="0"/>
+          </w:tblBorders>
+          <w:tblCellMar>
+            <w:left w:w="108" w:type="dxa"/>
+            <w:right w:w="108" w:type="dxa"/>
+          </w:tblCellMar>
+        </w:tblPrEx>
+        <w:tc>
+          <w:tcPr>
+            <w:tcW w:w="3989" w:type="dxa"/>
+          </w:tcPr>
+          <w:p>
+            <w:pPr>
+              <w:numPr>
+                <w:ilvl w:val="0"/>
+                <w:numId w:val="0"/>
+              </w:numPr>
+              <w:jc w:val="center"/>
+              <w:rPr>
+                <w:rFonts w:hint="default" w:ascii="Sitka Banner Semibold" w:hAnsi="Sitka Banner Semibold" w:eastAsia="SimSun" w:cs="Sitka Banner Semibold"/>
+                <w:sz w:val="24"/>
+                <w:szCs w:val="24"/>
+                <w:vertAlign w:val="baseline"/>
+                <w:lang w:val="en-US"/>
+              </w:rPr>
+            </w:pPr>
+            <w:r>
+              <w:rPr>
+                <w:rFonts w:hint="default" w:ascii="Sitka Banner Semibold" w:hAnsi="Sitka Banner Semibold" w:eastAsia="SimSun" w:cs="Sitka Banner Semibold"/>
+                <w:sz w:val="24"/>
+                <w:szCs w:val="24"/>
+                <w:vertAlign w:val="baseline"/>
+                <w:lang w:val="en-US"/>
+              </w:rPr>
+              <w:t>raw/</w:t>
+            </w:r>
+          </w:p>
+        </w:tc>
+        <w:tc>
+          <w:tcPr>
+            <w:tcW w:w="4533" w:type="dxa"/>
+          </w:tcPr>
+          <w:p>
+            <w:pPr>
+              <w:numPr>
+                <w:ilvl w:val="0"/>
+                <w:numId w:val="0"/>
+              </w:numPr>
+              <w:jc w:val="center"/>
+              <w:rPr>
+                <w:rFonts w:hint="default" w:ascii="Times New Roman" w:hAnsi="Times New Roman" w:eastAsia="SimSun" w:cs="Times New Roman"/>
+                <w:sz w:val="24"/>
+                <w:szCs w:val="24"/>
+                <w:vertAlign w:val="baseline"/>
+                <w:lang w:val="en-US"/>
+              </w:rPr>
+            </w:pPr>
+            <w:r>
+              <w:rPr>
+                <w:rFonts w:hint="default" w:ascii="Times New Roman" w:hAnsi="Times New Roman" w:eastAsia="SimSun"/>
+                <w:sz w:val="24"/>
+                <w:szCs w:val="24"/>
+                <w:vertAlign w:val="baseline"/>
+                <w:lang w:val="en-US"/>
+              </w:rPr>
+              <w:t>Contains generated Parquet files produced by the ingestion pipeline. The generated files are ignored by Git.</w:t>
+            </w:r>
+          </w:p>
+        </w:tc>
+      </w:tr>
+      <w:tr>
+        <w:tblPrEx>
+          <w:tblBorders>
+            <w:top w:val="single" w:color="auto" w:sz="4" w:space="0"/>
+            <w:left w:val="single" w:color="auto" w:sz="4" w:space="0"/>
+            <w:bottom w:val="single" w:color="auto" w:sz="4" w:space="0"/>
+            <w:right w:val="single" w:color="auto" w:sz="4" w:space="0"/>
+            <w:insideH w:val="single" w:color="auto" w:sz="4" w:space="0"/>
+            <w:insideV w:val="single" w:color="auto" w:sz="4" w:space="0"/>
+          </w:tblBorders>
+          <w:tblCellMar>
+            <w:left w:w="108" w:type="dxa"/>
+            <w:right w:w="108" w:type="dxa"/>
+          </w:tblCellMar>
+        </w:tblPrEx>
+        <w:tc>
+          <w:tcPr>
+            <w:tcW w:w="3989" w:type="dxa"/>
+          </w:tcPr>
+          <w:p>
+            <w:pPr>
+              <w:numPr>
+                <w:ilvl w:val="0"/>
+                <w:numId w:val="0"/>
+              </w:numPr>
+              <w:jc w:val="center"/>
+              <w:rPr>
+                <w:rFonts w:hint="default" w:ascii="Sitka Banner Semibold" w:hAnsi="Sitka Banner Semibold" w:eastAsia="SimSun" w:cs="Sitka Banner Semibold"/>
+                <w:sz w:val="24"/>
+                <w:szCs w:val="24"/>
+                <w:vertAlign w:val="baseline"/>
+                <w:lang w:val="en-US"/>
+              </w:rPr>
+            </w:pPr>
+            <w:r>
+              <w:rPr>
+                <w:rFonts w:hint="default" w:ascii="Sitka Banner Semibold" w:hAnsi="Sitka Banner Semibold" w:eastAsia="SimSun" w:cs="Sitka Banner Semibold"/>
+                <w:sz w:val="24"/>
+                <w:szCs w:val="24"/>
+                <w:vertAlign w:val="baseline"/>
+                <w:lang w:val="en-US"/>
+              </w:rPr>
+              <w:t>docs/</w:t>
+            </w:r>
+          </w:p>
+        </w:tc>
+        <w:tc>
+          <w:tcPr>
+            <w:tcW w:w="4533" w:type="dxa"/>
+          </w:tcPr>
+          <w:p>
+            <w:pPr>
+              <w:numPr>
+                <w:ilvl w:val="0"/>
+                <w:numId w:val="0"/>
+              </w:numPr>
+              <w:jc w:val="center"/>
+              <w:rPr>
+                <w:rFonts w:hint="default" w:ascii="Times New Roman" w:hAnsi="Times New Roman" w:eastAsia="SimSun" w:cs="Times New Roman"/>
+                <w:sz w:val="24"/>
+                <w:szCs w:val="24"/>
+                <w:vertAlign w:val="baseline"/>
+                <w:lang w:val="en-US"/>
+              </w:rPr>
+            </w:pPr>
+            <w:r>
+              <w:rPr>
+                <w:rFonts w:hint="default" w:ascii="Times New Roman" w:hAnsi="Times New Roman" w:eastAsia="SimSun"/>
+                <w:sz w:val="24"/>
+                <w:szCs w:val="24"/>
+                <w:vertAlign w:val="baseline"/>
+                <w:lang w:val="en-US"/>
+              </w:rPr>
+              <w:t>Contains project notes, screenshots, and the final written project documentation.</w:t>
+            </w:r>
+          </w:p>
+        </w:tc>
+      </w:tr>
+      <w:tr>
+        <w:tblPrEx>
+          <w:tblBorders>
+            <w:top w:val="single" w:color="auto" w:sz="4" w:space="0"/>
+            <w:left w:val="single" w:color="auto" w:sz="4" w:space="0"/>
+            <w:bottom w:val="single" w:color="auto" w:sz="4" w:space="0"/>
+            <w:right w:val="single" w:color="auto" w:sz="4" w:space="0"/>
+            <w:insideH w:val="single" w:color="auto" w:sz="4" w:space="0"/>
+            <w:insideV w:val="single" w:color="auto" w:sz="4" w:space="0"/>
+          </w:tblBorders>
+          <w:tblCellMar>
+            <w:left w:w="108" w:type="dxa"/>
+            <w:right w:w="108" w:type="dxa"/>
+          </w:tblCellMar>
+        </w:tblPrEx>
+        <w:tc>
+          <w:tcPr>
+            <w:tcW w:w="3989" w:type="dxa"/>
+          </w:tcPr>
+          <w:p>
+            <w:pPr>
+              <w:numPr>
+                <w:ilvl w:val="0"/>
+                <w:numId w:val="0"/>
+              </w:numPr>
+              <w:jc w:val="center"/>
+              <w:rPr>
+                <w:rFonts w:hint="default" w:ascii="Sitka Banner Semibold" w:hAnsi="Sitka Banner Semibold" w:eastAsia="SimSun" w:cs="Sitka Banner Semibold"/>
+                <w:sz w:val="24"/>
+                <w:szCs w:val="24"/>
+                <w:vertAlign w:val="baseline"/>
+                <w:lang w:val="en-US"/>
+              </w:rPr>
+            </w:pPr>
+            <w:r>
+              <w:rPr>
+                <w:rFonts w:hint="default" w:ascii="Sitka Banner Semibold" w:hAnsi="Sitka Banner Semibold" w:eastAsia="SimSun" w:cs="Sitka Banner Semibold"/>
+                <w:sz w:val="24"/>
+                <w:szCs w:val="24"/>
+                <w:vertAlign w:val="baseline"/>
+                <w:lang w:val="en-US"/>
+              </w:rPr>
+              <w:t>warehouse/</w:t>
+            </w:r>
+          </w:p>
+        </w:tc>
+        <w:tc>
+          <w:tcPr>
+            <w:tcW w:w="4533" w:type="dxa"/>
+          </w:tcPr>
+          <w:p>
+            <w:pPr>
+              <w:numPr>
+                <w:ilvl w:val="0"/>
+                <w:numId w:val="0"/>
+              </w:numPr>
+              <w:jc w:val="center"/>
+              <w:rPr>
+                <w:rFonts w:hint="default" w:ascii="Times New Roman" w:hAnsi="Times New Roman" w:eastAsia="SimSun" w:cs="Times New Roman"/>
+                <w:sz w:val="24"/>
+                <w:szCs w:val="24"/>
+                <w:vertAlign w:val="baseline"/>
+                <w:lang w:val="en-US"/>
+              </w:rPr>
+            </w:pPr>
+            <w:r>
+              <w:rPr>
+                <w:rFonts w:hint="default" w:ascii="Times New Roman" w:hAnsi="Times New Roman" w:eastAsia="SimSun"/>
+                <w:sz w:val="24"/>
+                <w:szCs w:val="24"/>
+                <w:vertAlign w:val="baseline"/>
+                <w:lang w:val="en-US"/>
+              </w:rPr>
+              <w:t>Contains the local DuckDB warehouse used by the project environment.</w:t>
+            </w:r>
+          </w:p>
+        </w:tc>
+      </w:tr>
+      <w:tr>
+        <w:tblPrEx>
+          <w:tblBorders>
+            <w:top w:val="single" w:color="auto" w:sz="4" w:space="0"/>
+            <w:left w:val="single" w:color="auto" w:sz="4" w:space="0"/>
+            <w:bottom w:val="single" w:color="auto" w:sz="4" w:space="0"/>
+            <w:right w:val="single" w:color="auto" w:sz="4" w:space="0"/>
+            <w:insideH w:val="single" w:color="auto" w:sz="4" w:space="0"/>
+            <w:insideV w:val="single" w:color="auto" w:sz="4" w:space="0"/>
+          </w:tblBorders>
+          <w:tblCellMar>
+            <w:left w:w="108" w:type="dxa"/>
+            <w:right w:w="108" w:type="dxa"/>
+          </w:tblCellMar>
+        </w:tblPrEx>
+        <w:tc>
+          <w:tcPr>
+            <w:tcW w:w="3989" w:type="dxa"/>
+            <w:shd w:val="clear"/>
+            <w:vAlign w:val="top"/>
+          </w:tcPr>
+          <w:p>
+            <w:pPr>
+              <w:numPr>
+                <w:ilvl w:val="0"/>
+                <w:numId w:val="0"/>
+              </w:numPr>
+              <w:ind w:left="0" w:leftChars="0" w:firstLine="0" w:firstLineChars="0"/>
+              <w:jc w:val="center"/>
+              <w:rPr>
+                <w:rFonts w:hint="default" w:ascii="Sitka Banner Semibold" w:hAnsi="Sitka Banner Semibold" w:eastAsia="SimSun" w:cs="Sitka Banner Semibold"/>
+                <w:sz w:val="24"/>
+                <w:szCs w:val="24"/>
+                <w:vertAlign w:val="baseline"/>
+                <w:lang w:val="en-US" w:eastAsia="zh-CN" w:bidi="ar-SA"/>
+              </w:rPr>
+            </w:pPr>
+            <w:r>
+              <w:rPr>
+                <w:rFonts w:hint="default" w:ascii="Sitka Banner Semibold" w:hAnsi="Sitka Banner Semibold" w:eastAsia="SimSun" w:cs="Sitka Banner Semibold"/>
+                <w:sz w:val="24"/>
+                <w:szCs w:val="24"/>
+                <w:vertAlign w:val="baseline"/>
+                <w:lang w:val="en-US"/>
+              </w:rPr>
+              <w:t>docker-compose.yml</w:t>
+            </w:r>
+          </w:p>
+        </w:tc>
+        <w:tc>
+          <w:tcPr>
+            <w:tcW w:w="4533" w:type="dxa"/>
+          </w:tcPr>
+          <w:p>
+            <w:pPr>
+              <w:numPr>
+                <w:ilvl w:val="0"/>
+                <w:numId w:val="0"/>
+              </w:numPr>
+              <w:jc w:val="center"/>
+              <w:rPr>
+                <w:rFonts w:hint="default" w:ascii="Times New Roman" w:hAnsi="Times New Roman" w:eastAsia="SimSun" w:cs="Times New Roman"/>
+                <w:sz w:val="24"/>
+                <w:szCs w:val="24"/>
+                <w:vertAlign w:val="baseline"/>
+                <w:lang w:val="en-US"/>
+              </w:rPr>
+            </w:pPr>
+            <w:r>
+              <w:rPr>
+                <w:rFonts w:hint="default" w:ascii="Times New Roman" w:hAnsi="Times New Roman" w:eastAsia="SimSun"/>
+                <w:sz w:val="24"/>
+                <w:szCs w:val="24"/>
+                <w:vertAlign w:val="baseline"/>
+                <w:lang w:val="en-US"/>
+              </w:rPr>
+              <w:t>Defines the Docker services, mounted volumes, environment configuration, and Airflow infrastructure.</w:t>
+            </w:r>
+          </w:p>
+        </w:tc>
+      </w:tr>
+      <w:tr>
+        <w:tblPrEx>
+          <w:tblBorders>
+            <w:top w:val="single" w:color="auto" w:sz="4" w:space="0"/>
+            <w:left w:val="single" w:color="auto" w:sz="4" w:space="0"/>
+            <w:bottom w:val="single" w:color="auto" w:sz="4" w:space="0"/>
+            <w:right w:val="single" w:color="auto" w:sz="4" w:space="0"/>
+            <w:insideH w:val="single" w:color="auto" w:sz="4" w:space="0"/>
+            <w:insideV w:val="single" w:color="auto" w:sz="4" w:space="0"/>
+          </w:tblBorders>
+        </w:tblPrEx>
+        <w:tc>
+          <w:tcPr>
+            <w:tcW w:w="3989" w:type="dxa"/>
+          </w:tcPr>
+          <w:p>
+            <w:pPr>
+              <w:numPr>
+                <w:ilvl w:val="0"/>
+                <w:numId w:val="0"/>
+              </w:numPr>
+              <w:jc w:val="center"/>
+              <w:rPr>
+                <w:rFonts w:hint="default" w:ascii="Sitka Banner Semibold" w:hAnsi="Sitka Banner Semibold" w:eastAsia="SimSun" w:cs="Sitka Banner Semibold"/>
+                <w:sz w:val="24"/>
+                <w:szCs w:val="24"/>
+                <w:vertAlign w:val="baseline"/>
+                <w:lang w:val="en-US"/>
+              </w:rPr>
+            </w:pPr>
+            <w:r>
+              <w:rPr>
+                <w:rFonts w:hint="default" w:ascii="Sitka Banner Semibold" w:hAnsi="Sitka Banner Semibold" w:eastAsia="SimSun" w:cs="Sitka Banner Semibold"/>
+                <w:sz w:val="24"/>
+                <w:szCs w:val="24"/>
+                <w:vertAlign w:val="baseline"/>
+                <w:lang w:val="en-US"/>
+              </w:rPr>
+              <w:t>requirements.txt</w:t>
+            </w:r>
+          </w:p>
+        </w:tc>
+        <w:tc>
+          <w:tcPr>
+            <w:tcW w:w="4533" w:type="dxa"/>
+          </w:tcPr>
+          <w:p>
+            <w:pPr>
+              <w:numPr>
+                <w:ilvl w:val="0"/>
+                <w:numId w:val="0"/>
+              </w:numPr>
+              <w:jc w:val="center"/>
+              <w:rPr>
+                <w:rFonts w:hint="default" w:ascii="Times New Roman" w:hAnsi="Times New Roman" w:eastAsia="SimSun" w:cs="Times New Roman"/>
+                <w:sz w:val="24"/>
+                <w:szCs w:val="24"/>
+                <w:vertAlign w:val="baseline"/>
+                <w:lang w:val="en-US"/>
+              </w:rPr>
+            </w:pPr>
+            <w:r>
+              <w:rPr>
+                <w:rFonts w:hint="default" w:ascii="Times New Roman" w:hAnsi="Times New Roman" w:eastAsia="SimSun"/>
+                <w:sz w:val="24"/>
+                <w:szCs w:val="24"/>
+                <w:vertAlign w:val="baseline"/>
+                <w:lang w:val="en-US"/>
+              </w:rPr>
+              <w:t>Defines Python dependencies required by the project environment.</w:t>
+            </w:r>
+          </w:p>
+        </w:tc>
+      </w:tr>
+      <w:tr>
+        <w:tblPrEx>
+          <w:tblBorders>
+            <w:top w:val="single" w:color="auto" w:sz="4" w:space="0"/>
+            <w:left w:val="single" w:color="auto" w:sz="4" w:space="0"/>
+            <w:bottom w:val="single" w:color="auto" w:sz="4" w:space="0"/>
+            <w:right w:val="single" w:color="auto" w:sz="4" w:space="0"/>
+            <w:insideH w:val="single" w:color="auto" w:sz="4" w:space="0"/>
+            <w:insideV w:val="single" w:color="auto" w:sz="4" w:space="0"/>
+          </w:tblBorders>
+          <w:tblCellMar>
+            <w:left w:w="108" w:type="dxa"/>
+            <w:right w:w="108" w:type="dxa"/>
+          </w:tblCellMar>
+        </w:tblPrEx>
+        <w:tc>
+          <w:tcPr>
+            <w:tcW w:w="3989" w:type="dxa"/>
+          </w:tcPr>
+          <w:p>
+            <w:pPr>
+              <w:numPr>
+                <w:ilvl w:val="0"/>
+                <w:numId w:val="0"/>
+              </w:numPr>
+              <w:jc w:val="center"/>
+              <w:rPr>
+                <w:rFonts w:hint="default" w:ascii="Sitka Banner Semibold" w:hAnsi="Sitka Banner Semibold" w:eastAsia="SimSun" w:cs="Sitka Banner Semibold"/>
+                <w:sz w:val="24"/>
+                <w:szCs w:val="24"/>
+                <w:vertAlign w:val="baseline"/>
+                <w:lang w:val="en-US"/>
+              </w:rPr>
+            </w:pPr>
+            <w:r>
+              <w:rPr>
+                <w:rFonts w:hint="default" w:ascii="Sitka Banner Semibold" w:hAnsi="Sitka Banner Semibold" w:eastAsia="SimSun" w:cs="Sitka Banner Semibold"/>
+                <w:sz w:val="24"/>
+                <w:szCs w:val="24"/>
+                <w:vertAlign w:val="baseline"/>
+                <w:lang w:val="en-US"/>
+              </w:rPr>
+              <w:t>.gitignore</w:t>
+            </w:r>
+          </w:p>
+        </w:tc>
+        <w:tc>
+          <w:tcPr>
+            <w:tcW w:w="4533" w:type="dxa"/>
+          </w:tcPr>
+          <w:p>
+            <w:pPr>
+              <w:numPr>
+                <w:ilvl w:val="0"/>
+                <w:numId w:val="0"/>
+              </w:numPr>
+              <w:jc w:val="center"/>
+              <w:rPr>
+                <w:rFonts w:hint="default" w:ascii="Times New Roman" w:hAnsi="Times New Roman" w:eastAsia="SimSun" w:cs="Times New Roman"/>
+                <w:sz w:val="24"/>
+                <w:szCs w:val="24"/>
+                <w:vertAlign w:val="baseline"/>
+                <w:lang w:val="en-US"/>
+              </w:rPr>
+            </w:pPr>
+            <w:r>
+              <w:rPr>
+                <w:rFonts w:hint="default" w:ascii="Times New Roman" w:hAnsi="Times New Roman" w:eastAsia="SimSun"/>
+                <w:sz w:val="24"/>
+                <w:szCs w:val="24"/>
+                <w:vertAlign w:val="baseline"/>
+                <w:lang w:val="en-US"/>
+              </w:rPr>
+              <w:t>Prevents generated datasets, DuckDB files, logs, virtual environments, and IDE-specific files from being committed.</w:t>
+            </w:r>
+          </w:p>
+        </w:tc>
+      </w:tr>
+      <w:tr>
+        <w:tblPrEx>
+          <w:tblBorders>
+            <w:top w:val="single" w:color="auto" w:sz="4" w:space="0"/>
+            <w:left w:val="single" w:color="auto" w:sz="4" w:space="0"/>
+            <w:bottom w:val="single" w:color="auto" w:sz="4" w:space="0"/>
+            <w:right w:val="single" w:color="auto" w:sz="4" w:space="0"/>
+            <w:insideH w:val="single" w:color="auto" w:sz="4" w:space="0"/>
+            <w:insideV w:val="single" w:color="auto" w:sz="4" w:space="0"/>
+          </w:tblBorders>
+          <w:tblCellMar>
+            <w:left w:w="108" w:type="dxa"/>
+            <w:right w:w="108" w:type="dxa"/>
+          </w:tblCellMar>
+        </w:tblPrEx>
+        <w:tc>
+          <w:tcPr>
+            <w:tcW w:w="3989" w:type="dxa"/>
+          </w:tcPr>
+          <w:p>
+            <w:pPr>
+              <w:numPr>
+                <w:ilvl w:val="0"/>
+                <w:numId w:val="0"/>
+              </w:numPr>
+              <w:jc w:val="center"/>
+              <w:rPr>
+                <w:rFonts w:hint="default" w:ascii="Sitka Banner Semibold" w:hAnsi="Sitka Banner Semibold" w:eastAsia="SimSun" w:cs="Sitka Banner Semibold"/>
+                <w:sz w:val="24"/>
+                <w:szCs w:val="24"/>
+                <w:vertAlign w:val="baseline"/>
+                <w:lang w:val="en-US"/>
+              </w:rPr>
+            </w:pPr>
+            <w:r>
+              <w:rPr>
+                <w:rFonts w:hint="default" w:ascii="Sitka Banner Semibold" w:hAnsi="Sitka Banner Semibold" w:eastAsia="SimSun" w:cs="Sitka Banner Semibold"/>
+                <w:sz w:val="24"/>
+                <w:szCs w:val="24"/>
+                <w:vertAlign w:val="baseline"/>
+                <w:lang w:val="en-US"/>
+              </w:rPr>
+              <w:t>README.md</w:t>
+            </w:r>
+          </w:p>
+        </w:tc>
+        <w:tc>
+          <w:tcPr>
+            <w:tcW w:w="4533" w:type="dxa"/>
+          </w:tcPr>
+          <w:p>
+            <w:pPr>
+              <w:numPr>
+                <w:ilvl w:val="0"/>
+                <w:numId w:val="0"/>
+              </w:numPr>
+              <w:jc w:val="center"/>
+              <w:rPr>
+                <w:rFonts w:hint="default" w:ascii="Times New Roman" w:hAnsi="Times New Roman" w:eastAsia="SimSun" w:cs="Times New Roman"/>
+                <w:sz w:val="24"/>
+                <w:szCs w:val="24"/>
+                <w:vertAlign w:val="baseline"/>
+                <w:lang w:val="en-US"/>
+              </w:rPr>
+            </w:pPr>
+            <w:r>
+              <w:rPr>
+                <w:rFonts w:hint="default" w:ascii="Times New Roman" w:hAnsi="Times New Roman" w:eastAsia="SimSun"/>
+                <w:sz w:val="24"/>
+                <w:szCs w:val="24"/>
+                <w:vertAlign w:val="baseline"/>
+                <w:lang w:val="en-US"/>
+              </w:rPr>
+              <w:t>Contains the project overview, architecture, setup instructions, project structure, and commands required to start the environment.</w:t>
             </w:r>
           </w:p>
         </w:tc>
@@ -2313,62 +5028,112 @@
         </w:numPr>
         <w:jc w:val="left"/>
         <w:rPr>
-          <w:rFonts w:hint="default" w:ascii="Times New Roman" w:hAnsi="Times New Roman" w:eastAsia="SimSun" w:cs="Times New Roman"/>
-          <w:sz w:val="24"/>
-          <w:szCs w:val="24"/>
-          <w:lang w:val="en-US"/>
-        </w:rPr>
-      </w:pPr>
-      <w:r>
-        <w:rPr>
-          <w:rFonts w:hint="default" w:ascii="Times New Roman" w:hAnsi="Times New Roman" w:eastAsia="SimSun" w:cs="Times New Roman"/>
-          <w:sz w:val="24"/>
-          <w:szCs w:val="24"/>
-          <w:lang w:val="en-US"/>
-        </w:rPr>
-        <w:t xml:space="preserve">          These values will be filled using the metrics produced by the real ingestion run.</w:t>
-      </w:r>
+          <w:rFonts w:hint="default" w:ascii="Times New Roman" w:hAnsi="Times New Roman" w:eastAsia="SimSun"/>
+          <w:sz w:val="24"/>
+          <w:szCs w:val="24"/>
+          <w:lang w:val="en-US"/>
+        </w:rPr>
+      </w:pPr>
+      <w:r>
+        <w:rPr>
+          <w:rFonts w:hint="default" w:ascii="Times New Roman" w:hAnsi="Times New Roman" w:eastAsia="SimSun"/>
+          <w:sz w:val="24"/>
+          <w:szCs w:val="24"/>
+          <w:lang w:val="en-US"/>
+        </w:rPr>
+        <w:t>This separation keeps generated data independent from version-controlled source code and allows the project to be reproduced from the repository configuration.</w:t>
+      </w:r>
+    </w:p>
+    <w:p>
+      <w:pPr>
+        <w:numPr>
+          <w:numId w:val="0"/>
+        </w:numPr>
+        <w:ind w:leftChars="0"/>
+        <w:jc w:val="left"/>
+        <w:rPr>
+          <w:rFonts w:hint="default" w:ascii="Times New Roman" w:hAnsi="Times New Roman" w:eastAsia="SimSun"/>
+          <w:b/>
+          <w:bCs/>
+          <w:sz w:val="32"/>
+          <w:szCs w:val="32"/>
+          <w:lang w:val="en-US"/>
+        </w:rPr>
+      </w:pPr>
     </w:p>
     <w:p>
       <w:pPr>
         <w:numPr>
           <w:ilvl w:val="0"/>
+          <w:numId w:val="1"/>
+        </w:numPr>
+        <w:ind w:left="425" w:leftChars="0" w:hanging="425" w:firstLineChars="0"/>
+        <w:jc w:val="left"/>
+        <w:rPr>
+          <w:rFonts w:hint="default" w:ascii="Times New Roman" w:hAnsi="Times New Roman" w:eastAsia="SimSun"/>
+          <w:b/>
+          <w:bCs/>
+          <w:sz w:val="32"/>
+          <w:szCs w:val="32"/>
+          <w:lang w:val="en-US"/>
+        </w:rPr>
+      </w:pPr>
+      <w:r>
+        <w:rPr>
+          <w:rFonts w:hint="default" w:ascii="Times New Roman" w:hAnsi="Times New Roman" w:eastAsia="SimSun"/>
+          <w:b/>
+          <w:bCs/>
+          <w:sz w:val="32"/>
+          <w:szCs w:val="32"/>
+          <w:lang w:val="en-US"/>
+        </w:rPr>
+        <w:t>Challenges and Lessons Learned</w:t>
+      </w:r>
+    </w:p>
+    <w:p>
+      <w:pPr>
+        <w:numPr>
           <w:numId w:val="0"/>
         </w:numPr>
+        <w:ind w:leftChars="0"/>
         <w:jc w:val="left"/>
         <w:rPr>
-          <w:rFonts w:hint="default" w:ascii="Times New Roman" w:hAnsi="Times New Roman" w:eastAsia="SimSun" w:cs="Times New Roman"/>
-          <w:sz w:val="24"/>
-          <w:szCs w:val="24"/>
-          <w:lang w:val="en-US"/>
-        </w:rPr>
-      </w:pPr>
-    </w:p>
-    <w:p>
-      <w:pPr>
-        <w:numPr>
-          <w:ilvl w:val="1"/>
-          <w:numId w:val="1"/>
-        </w:numPr>
-        <w:ind w:left="845" w:leftChars="0" w:hanging="425" w:firstLineChars="0"/>
+          <w:rFonts w:hint="default" w:ascii="Times New Roman" w:hAnsi="Times New Roman" w:eastAsia="SimSun"/>
+          <w:b/>
+          <w:bCs/>
+          <w:sz w:val="32"/>
+          <w:szCs w:val="32"/>
+          <w:lang w:val="en-US"/>
+        </w:rPr>
+      </w:pPr>
+    </w:p>
+    <w:p>
+      <w:pPr>
+        <w:numPr>
+          <w:ilvl w:val="0"/>
+          <w:numId w:val="2"/>
+        </w:numPr>
+        <w:ind w:left="420" w:leftChars="0"/>
         <w:jc w:val="left"/>
         <w:rPr>
-          <w:rFonts w:hint="default" w:ascii="Times New Roman" w:hAnsi="Times New Roman" w:eastAsia="SimSun" w:cs="Times New Roman"/>
-          <w:sz w:val="28"/>
-          <w:szCs w:val="28"/>
-          <w:lang w:val="en-US"/>
-        </w:rPr>
-      </w:pPr>
-      <w:r>
-        <w:rPr>
-          <w:rFonts w:hint="default" w:ascii="Times New Roman" w:hAnsi="Times New Roman" w:eastAsia="SimSun" w:cs="Times New Roman"/>
+          <w:rFonts w:hint="default" w:ascii="Times New Roman" w:hAnsi="Times New Roman" w:eastAsia="SimSun"/>
           <w:b/>
           <w:bCs/>
           <w:sz w:val="28"/>
           <w:szCs w:val="28"/>
           <w:lang w:val="en-US"/>
         </w:rPr>
-        <w:t>Update Frequency and Load Strategy</w:t>
+      </w:pPr>
+      <w:r>
+        <w:rPr>
+          <w:rFonts w:hint="default" w:ascii="Times New Roman" w:hAnsi="Times New Roman" w:eastAsia="SimSun"/>
+          <w:b/>
+          <w:bCs/>
+          <w:sz w:val="28"/>
+          <w:szCs w:val="28"/>
+          <w:lang w:val="en-US"/>
+        </w:rPr>
+        <w:t>Docker Image and Network Problems</w:t>
       </w:r>
     </w:p>
     <w:p>
@@ -2378,882 +5143,167 @@
         </w:numPr>
         <w:jc w:val="left"/>
         <w:rPr>
-          <w:rFonts w:hint="default" w:ascii="Times New Roman" w:hAnsi="Times New Roman" w:eastAsia="SimSun" w:cs="Times New Roman"/>
+          <w:rFonts w:hint="default" w:ascii="Times New Roman" w:hAnsi="Times New Roman" w:eastAsia="SimSun"/>
           <w:b w:val="0"/>
           <w:bCs w:val="0"/>
+          <w:sz w:val="24"/>
+          <w:szCs w:val="24"/>
+          <w:lang w:val="en-US"/>
+        </w:rPr>
+      </w:pPr>
+      <w:r>
+        <w:rPr>
+          <w:rFonts w:hint="default" w:ascii="Times New Roman" w:hAnsi="Times New Roman" w:eastAsia="SimSun"/>
+          <w:b w:val="0"/>
+          <w:bCs w:val="0"/>
+          <w:sz w:val="24"/>
+          <w:szCs w:val="24"/>
+          <w:lang w:val="en-US"/>
+        </w:rPr>
+        <w:t xml:space="preserve">    </w:t>
+      </w:r>
+    </w:p>
+    <w:p>
+      <w:pPr>
+        <w:pStyle w:val="7"/>
+        <w:keepNext w:val="0"/>
+        <w:keepLines w:val="0"/>
+        <w:widowControl/>
+        <w:suppressLineNumbers w:val="0"/>
+        <w:spacing w:before="0" w:beforeAutospacing="1" w:after="0" w:afterAutospacing="1"/>
+        <w:ind w:left="0" w:right="0"/>
+      </w:pPr>
+      <w:r>
+        <w:rPr>
+          <w:rFonts w:hint="default" w:ascii="Times New Roman" w:hAnsi="Times New Roman" w:eastAsia="SimSun"/>
+          <w:b w:val="0"/>
+          <w:bCs w:val="0"/>
+          <w:sz w:val="24"/>
+          <w:szCs w:val="24"/>
+          <w:lang w:val="en-US"/>
+        </w:rPr>
+        <w:t xml:space="preserve">      </w:t>
+      </w:r>
+      <w:r>
+        <w:t>During the initial environment setup, Docker occasionally failed while downloading the Apache Airflow image because of network and TLS timeout problems.</w:t>
+      </w:r>
+      <w:r>
+        <w:rPr>
+          <w:rFonts w:hint="default"/>
+          <w:lang w:val="en-US"/>
+        </w:rPr>
+        <w:t xml:space="preserve"> </w:t>
+      </w:r>
+      <w:r>
+        <w:t>The issue was investigated separately from the application code by checking connectivity to Docker Hub and retrying the Docker setup using another available network connection.</w:t>
+      </w:r>
+      <w:r>
+        <w:rPr>
+          <w:rFonts w:hint="default"/>
+          <w:lang w:val="en-US"/>
+        </w:rPr>
+        <w:t xml:space="preserve"> </w:t>
+      </w:r>
+      <w:r>
+        <w:t>Once the image was successfully downloaded, the Airflow environment could be started normally through Docker Compose.</w:t>
+      </w:r>
+    </w:p>
+    <w:p>
+      <w:pPr>
+        <w:pStyle w:val="7"/>
+        <w:keepNext w:val="0"/>
+        <w:keepLines w:val="0"/>
+        <w:widowControl/>
+        <w:suppressLineNumbers w:val="0"/>
+        <w:spacing w:before="0" w:beforeAutospacing="1" w:after="0" w:afterAutospacing="1"/>
+        <w:ind w:left="0" w:right="0"/>
+      </w:pPr>
+      <w:r>
+        <w:rPr>
+          <w:rStyle w:val="8"/>
+        </w:rPr>
+        <w:t>Lesson learned:</w:t>
+      </w:r>
+      <w:r>
+        <w:t xml:space="preserve"> infrastructure and network problems should be isolated before modifying application code, because a failed container startup does not necessarily indicate a problem with the DAG or project configuration.</w:t>
+      </w:r>
+    </w:p>
+    <w:p>
+      <w:pPr>
+        <w:pStyle w:val="7"/>
+        <w:keepNext w:val="0"/>
+        <w:keepLines w:val="0"/>
+        <w:widowControl/>
+        <w:numPr>
+          <w:ilvl w:val="0"/>
+          <w:numId w:val="2"/>
+        </w:numPr>
+        <w:suppressLineNumbers w:val="0"/>
+        <w:spacing w:before="0" w:beforeAutospacing="1" w:after="0" w:afterAutospacing="1"/>
+        <w:ind w:left="420" w:leftChars="0" w:right="0" w:rightChars="0" w:firstLine="0" w:firstLineChars="0"/>
+        <w:rPr>
+          <w:rFonts w:hint="default"/>
+          <w:b/>
+          <w:bCs/>
           <w:sz w:val="28"/>
           <w:szCs w:val="28"/>
           <w:lang w:val="en-US"/>
         </w:rPr>
       </w:pPr>
-    </w:p>
-    <w:p>
-      <w:pPr>
-        <w:numPr>
-          <w:numId w:val="0"/>
-        </w:numPr>
-        <w:jc w:val="left"/>
-        <w:rPr>
-          <w:rFonts w:hint="default" w:ascii="Times New Roman" w:hAnsi="Times New Roman" w:eastAsia="SimSun" w:cs="Times New Roman"/>
-          <w:sz w:val="24"/>
-          <w:szCs w:val="24"/>
-        </w:rPr>
-      </w:pPr>
-      <w:r>
-        <w:rPr>
-          <w:rFonts w:hint="default" w:ascii="Times New Roman" w:hAnsi="Times New Roman" w:eastAsia="SimSun" w:cs="Times New Roman"/>
-          <w:b w:val="0"/>
-          <w:bCs w:val="0"/>
+      <w:r>
+        <w:rPr>
+          <w:rFonts w:hint="default"/>
+          <w:b/>
+          <w:bCs/>
           <w:sz w:val="28"/>
           <w:szCs w:val="28"/>
           <w:lang w:val="en-US"/>
         </w:rPr>
-        <w:t xml:space="preserve">          </w:t>
-      </w:r>
-      <w:r>
-        <w:rPr>
-          <w:rFonts w:hint="default" w:ascii="Times New Roman" w:hAnsi="Times New Roman" w:eastAsia="SimSun" w:cs="Times New Roman"/>
-          <w:sz w:val="24"/>
-          <w:szCs w:val="24"/>
-        </w:rPr>
-        <w:t>IMDb provides its data as periodically refreshed bulk snapshots rather than as an event-based incremental stream.</w:t>
-      </w:r>
-      <w:r>
-        <w:rPr>
-          <w:rFonts w:hint="default" w:ascii="Times New Roman" w:hAnsi="Times New Roman" w:eastAsia="SimSun" w:cs="Times New Roman"/>
-          <w:sz w:val="24"/>
-          <w:szCs w:val="24"/>
-          <w:lang w:val="en-US"/>
-        </w:rPr>
-        <w:t xml:space="preserve"> For this reason, the ingestion pipeline treats each ex</w:t>
-      </w:r>
-      <w:r>
-        <w:rPr>
-          <w:rFonts w:hint="default" w:ascii="Times New Roman" w:hAnsi="Times New Roman" w:eastAsia="SimSun" w:cs="Times New Roman"/>
-          <w:sz w:val="24"/>
-          <w:szCs w:val="24"/>
-        </w:rPr>
-        <w:t>ecution as the processing of the current source snapshot. Existing generated Parquet files are safely replaced instead of appending the same records repeatedly.</w:t>
-      </w:r>
-    </w:p>
-    <w:p>
-      <w:pPr>
-        <w:numPr>
-          <w:numId w:val="0"/>
-        </w:numPr>
-        <w:jc w:val="left"/>
-        <w:rPr>
-          <w:rFonts w:hint="default" w:ascii="Times New Roman" w:hAnsi="Times New Roman" w:eastAsia="SimSun" w:cs="Times New Roman"/>
-          <w:sz w:val="24"/>
-          <w:szCs w:val="24"/>
-        </w:rPr>
-      </w:pPr>
-      <w:r>
-        <w:rPr>
-          <w:rFonts w:hint="default" w:ascii="Times New Roman" w:hAnsi="Times New Roman" w:eastAsia="SimSun" w:cs="Times New Roman"/>
-          <w:sz w:val="24"/>
-          <w:szCs w:val="24"/>
-          <w:lang w:val="en-US"/>
-        </w:rPr>
-        <w:t xml:space="preserve">          </w:t>
-      </w:r>
-      <w:r>
-        <w:rPr>
-          <w:rFonts w:hint="default" w:ascii="Times New Roman" w:hAnsi="Times New Roman" w:eastAsia="SimSun" w:cs="Times New Roman"/>
-          <w:sz w:val="24"/>
-          <w:szCs w:val="24"/>
-        </w:rPr>
-        <w:t>For this reason, the ingestion pipeline treats each execution as the processing of the current source snapshot. Existing generated Parquet files are safely replaced instead of appending the same records repeatedly.</w:t>
-      </w:r>
-      <w:r>
-        <w:rPr>
-          <w:rFonts w:hint="default" w:ascii="Times New Roman" w:hAnsi="Times New Roman" w:eastAsia="SimSun" w:cs="Times New Roman"/>
-          <w:sz w:val="24"/>
-          <w:szCs w:val="24"/>
+        <w:t>Windows Paths and Container Paths</w:t>
+      </w:r>
+    </w:p>
+    <w:p>
+      <w:pPr>
+        <w:pStyle w:val="7"/>
+        <w:keepNext w:val="0"/>
+        <w:keepLines w:val="0"/>
+        <w:widowControl/>
+        <w:suppressLineNumbers w:val="0"/>
+        <w:spacing w:before="0" w:beforeAutospacing="1" w:after="0" w:afterAutospacing="1"/>
+        <w:ind w:left="0" w:right="0"/>
+      </w:pPr>
+      <w:r>
+        <w:t>The project is developed on Windows, while Apache Airflow executes inside Linux Docker containers.</w:t>
+      </w:r>
+      <w:r>
+        <w:rPr>
+          <w:rFonts w:hint="default"/>
           <w:lang w:val="en-US"/>
         </w:rPr>
         <w:t xml:space="preserve"> </w:t>
       </w:r>
       <w:r>
-        <w:rPr>
-          <w:rFonts w:hint="default" w:ascii="Times New Roman" w:hAnsi="Times New Roman" w:eastAsia="SimSun" w:cs="Times New Roman"/>
-          <w:sz w:val="24"/>
-          <w:szCs w:val="24"/>
-        </w:rPr>
-        <w:t>This approach also supports pipeline idempotency: executing the ingestion workflow multiple times using the same source data should produce the same logical result without creating duplicate rows or duplicate output files.</w:t>
-      </w:r>
-      <w:r>
-        <w:rPr>
-          <w:rFonts w:hint="default" w:ascii="Times New Roman" w:hAnsi="Times New Roman" w:eastAsia="SimSun" w:cs="Times New Roman"/>
-          <w:sz w:val="24"/>
-          <w:szCs w:val="24"/>
+        <w:t>This created an important distinction between host paths and the paths visible inside the running containers. A file available using a Windows path on the host is not automatically accessible using the same path from Airflow.</w:t>
+      </w:r>
+      <w:r>
+        <w:rPr>
+          <w:rFonts w:hint="default"/>
           <w:lang w:val="en-US"/>
         </w:rPr>
         <w:t xml:space="preserve"> </w:t>
       </w:r>
       <w:r>
-        <w:rPr>
-          <w:rFonts w:hint="default" w:ascii="Times New Roman" w:hAnsi="Times New Roman" w:eastAsia="SimSun" w:cs="Times New Roman"/>
-          <w:sz w:val="24"/>
-          <w:szCs w:val="24"/>
-        </w:rPr>
-        <w:t>Historical changes in IMDb metadata and ratings will later be tracked through dbt snapshots.</w:t>
-      </w:r>
-    </w:p>
-    <w:p>
-      <w:pPr>
-        <w:numPr>
-          <w:ilvl w:val="0"/>
-          <w:numId w:val="1"/>
-        </w:numPr>
-        <w:ind w:left="425" w:leftChars="0" w:hanging="425" w:firstLineChars="0"/>
-        <w:jc w:val="left"/>
-        <w:rPr>
-          <w:rFonts w:hint="default" w:ascii="Times New Roman" w:hAnsi="Times New Roman" w:eastAsia="SimSun" w:cs="Times New Roman"/>
-          <w:sz w:val="32"/>
-          <w:szCs w:val="32"/>
-          <w:lang w:val="en-US"/>
-        </w:rPr>
-      </w:pPr>
-      <w:r>
-        <w:rPr>
-          <w:rFonts w:hint="default" w:ascii="Times New Roman" w:hAnsi="Times New Roman" w:eastAsia="SimSun" w:cs="Times New Roman"/>
-          <w:b/>
-          <w:bCs/>
-          <w:sz w:val="32"/>
-          <w:szCs w:val="32"/>
-          <w:lang w:val="en-US"/>
-        </w:rPr>
-        <w:t>Architecture Overview</w:t>
-      </w:r>
-    </w:p>
-    <w:p>
-      <w:pPr>
-        <w:numPr>
-          <w:numId w:val="0"/>
-        </w:numPr>
-        <w:jc w:val="left"/>
-        <w:rPr>
-          <w:rFonts w:hint="default" w:ascii="Times New Roman" w:hAnsi="Times New Roman" w:eastAsia="SimSun" w:cs="Times New Roman"/>
-          <w:b w:val="0"/>
-          <w:bCs w:val="0"/>
-          <w:sz w:val="24"/>
-          <w:szCs w:val="24"/>
-          <w:lang w:val="en-US"/>
-        </w:rPr>
-      </w:pPr>
-    </w:p>
-    <w:p>
-      <w:pPr>
-        <w:numPr>
-          <w:numId w:val="0"/>
-        </w:numPr>
-        <w:jc w:val="left"/>
-        <w:rPr>
-          <w:rFonts w:hint="default" w:ascii="Times New Roman" w:hAnsi="Times New Roman" w:eastAsia="SimSun" w:cs="Times New Roman"/>
-          <w:sz w:val="24"/>
-          <w:szCs w:val="24"/>
-          <w:lang w:val="en-US"/>
-        </w:rPr>
-      </w:pPr>
-      <w:r>
-        <w:rPr>
-          <w:rFonts w:hint="default" w:ascii="Times New Roman" w:hAnsi="Times New Roman" w:eastAsia="SimSun" w:cs="Times New Roman"/>
-          <w:b w:val="0"/>
-          <w:bCs w:val="0"/>
-          <w:sz w:val="24"/>
-          <w:szCs w:val="24"/>
-          <w:lang w:val="en-US"/>
-        </w:rPr>
-        <w:t xml:space="preserve">           </w:t>
-      </w:r>
-      <w:r>
-        <w:rPr>
-          <w:rFonts w:hint="default" w:ascii="Times New Roman" w:hAnsi="Times New Roman" w:eastAsia="SimSun" w:cs="Times New Roman"/>
-          <w:sz w:val="24"/>
-          <w:szCs w:val="24"/>
-        </w:rPr>
-        <w:t>The project follows an end-to-end data engineering architecture that connects Apache Airflow, Parquet, DuckDB, and dbt in a reproducible analytical pipeline.</w:t>
-      </w:r>
-      <w:r>
-        <w:rPr>
-          <w:rFonts w:hint="default" w:ascii="Times New Roman" w:hAnsi="Times New Roman" w:eastAsia="SimSun" w:cs="Times New Roman"/>
-          <w:sz w:val="24"/>
-          <w:szCs w:val="24"/>
+        <w:t>Docker volumes were therefore configured and the required paths were verified directly inside the relevant containers.</w:t>
+      </w:r>
+      <w:r>
+        <w:rPr>
+          <w:rFonts w:hint="default"/>
           <w:lang w:val="en-US"/>
         </w:rPr>
         <w:t xml:space="preserve"> </w:t>
       </w:r>
-    </w:p>
-    <w:p>
-      <w:pPr>
-        <w:numPr>
-          <w:numId w:val="0"/>
-        </w:numPr>
-        <w:jc w:val="left"/>
-        <w:rPr>
-          <w:rFonts w:hint="default" w:ascii="Times New Roman" w:hAnsi="Times New Roman" w:eastAsia="SimSun" w:cs="Times New Roman"/>
-          <w:sz w:val="24"/>
-          <w:szCs w:val="24"/>
-          <w:lang w:val="en-US"/>
-        </w:rPr>
-      </w:pPr>
-      <w:r>
-        <w:rPr>
-          <w:rFonts w:hint="default" w:ascii="Times New Roman" w:hAnsi="Times New Roman" w:eastAsia="SimSun" w:cs="Times New Roman"/>
-          <w:sz w:val="24"/>
-          <w:szCs w:val="24"/>
-          <w:lang w:val="en-US"/>
-        </w:rPr>
-        <w:t xml:space="preserve">           The overall data flow is:</w:t>
-      </w:r>
-    </w:p>
-    <w:p>
-      <w:pPr>
-        <w:numPr>
-          <w:numId w:val="0"/>
-        </w:numPr>
-        <w:jc w:val="left"/>
-        <w:rPr>
-          <w:rFonts w:hint="default" w:ascii="Times New Roman" w:hAnsi="Times New Roman" w:eastAsia="SimSun" w:cs="Times New Roman"/>
-          <w:sz w:val="24"/>
-          <w:szCs w:val="24"/>
-        </w:rPr>
-      </w:pPr>
-      <w:r>
-        <w:rPr>
-          <w:rFonts w:hint="default" w:ascii="Times New Roman" w:hAnsi="Times New Roman" w:eastAsia="SimSun" w:cs="Times New Roman"/>
-          <w:sz w:val="24"/>
-          <w:szCs w:val="24"/>
-        </w:rPr>
-        <w:t>IMDb bulk datasets</w:t>
-      </w:r>
-    </w:p>
-    <w:p>
-      <w:pPr>
-        <w:numPr>
-          <w:numId w:val="0"/>
-        </w:numPr>
-        <w:jc w:val="left"/>
-        <w:rPr>
-          <w:rFonts w:hint="default" w:ascii="Times New Roman" w:hAnsi="Times New Roman" w:eastAsia="SimSun" w:cs="Times New Roman"/>
-          <w:sz w:val="24"/>
-          <w:szCs w:val="24"/>
-        </w:rPr>
-      </w:pPr>
-      <w:r>
-        <w:rPr>
-          <w:rFonts w:hint="default" w:ascii="Times New Roman" w:hAnsi="Times New Roman" w:eastAsia="SimSun" w:cs="Times New Roman"/>
-          <w:sz w:val="24"/>
-          <w:szCs w:val="24"/>
-        </w:rPr>
-        <w:t xml:space="preserve"> </w:t>
-      </w:r>
-      <w:r>
-        <w:rPr>
-          <w:rFonts w:hint="default" w:ascii="Times New Roman" w:hAnsi="Times New Roman" w:eastAsia="SimSun" w:cs="Times New Roman"/>
-          <w:sz w:val="24"/>
-          <w:szCs w:val="24"/>
-          <w:lang w:val="en-US"/>
-        </w:rPr>
-        <w:t xml:space="preserve">           </w:t>
-      </w:r>
-      <w:r>
-        <w:rPr>
-          <w:rFonts w:hint="default" w:ascii="Times New Roman" w:hAnsi="Times New Roman" w:eastAsia="SimSun" w:cs="Times New Roman"/>
-          <w:sz w:val="24"/>
-          <w:szCs w:val="24"/>
-        </w:rPr>
-        <w:t xml:space="preserve">↓ </w:t>
-      </w:r>
-    </w:p>
-    <w:p>
-      <w:pPr>
-        <w:numPr>
-          <w:numId w:val="0"/>
-        </w:numPr>
-        <w:jc w:val="left"/>
-        <w:rPr>
-          <w:rFonts w:hint="default" w:ascii="Times New Roman" w:hAnsi="Times New Roman" w:eastAsia="SimSun" w:cs="Times New Roman"/>
-          <w:sz w:val="24"/>
-          <w:szCs w:val="24"/>
-        </w:rPr>
-      </w:pPr>
-      <w:r>
-        <w:rPr>
-          <w:rFonts w:hint="default" w:ascii="Times New Roman" w:hAnsi="Times New Roman" w:eastAsia="SimSun" w:cs="Times New Roman"/>
-          <w:sz w:val="24"/>
-          <w:szCs w:val="24"/>
-        </w:rPr>
-        <w:t>Apache Airflow</w:t>
-      </w:r>
-    </w:p>
-    <w:p>
-      <w:pPr>
-        <w:numPr>
-          <w:numId w:val="0"/>
-        </w:numPr>
-        <w:jc w:val="left"/>
-        <w:rPr>
-          <w:rFonts w:hint="default" w:ascii="Times New Roman" w:hAnsi="Times New Roman" w:eastAsia="SimSun" w:cs="Times New Roman"/>
-          <w:sz w:val="24"/>
-          <w:szCs w:val="24"/>
-        </w:rPr>
-      </w:pPr>
-      <w:r>
-        <w:rPr>
-          <w:rFonts w:hint="default" w:ascii="Times New Roman" w:hAnsi="Times New Roman" w:eastAsia="SimSun" w:cs="Times New Roman"/>
-          <w:sz w:val="24"/>
-          <w:szCs w:val="24"/>
-        </w:rPr>
-        <w:t xml:space="preserve"> </w:t>
-      </w:r>
-      <w:r>
-        <w:rPr>
-          <w:rFonts w:hint="default" w:ascii="Times New Roman" w:hAnsi="Times New Roman" w:eastAsia="SimSun" w:cs="Times New Roman"/>
-          <w:sz w:val="24"/>
-          <w:szCs w:val="24"/>
-          <w:lang w:val="en-US"/>
-        </w:rPr>
-        <w:t xml:space="preserve">           </w:t>
-      </w:r>
-      <w:r>
-        <w:rPr>
-          <w:rFonts w:hint="default" w:ascii="Times New Roman" w:hAnsi="Times New Roman" w:eastAsia="SimSun" w:cs="Times New Roman"/>
-          <w:sz w:val="24"/>
-          <w:szCs w:val="24"/>
-        </w:rPr>
-        <w:t xml:space="preserve">↓ </w:t>
-      </w:r>
-    </w:p>
-    <w:p>
-      <w:pPr>
-        <w:numPr>
-          <w:numId w:val="0"/>
-        </w:numPr>
-        <w:jc w:val="left"/>
-        <w:rPr>
-          <w:rFonts w:hint="default" w:ascii="Times New Roman" w:hAnsi="Times New Roman" w:eastAsia="SimSun" w:cs="Times New Roman"/>
-          <w:sz w:val="24"/>
-          <w:szCs w:val="24"/>
-        </w:rPr>
-      </w:pPr>
-      <w:r>
-        <w:rPr>
-          <w:rFonts w:hint="default" w:ascii="Times New Roman" w:hAnsi="Times New Roman" w:eastAsia="SimSun" w:cs="Times New Roman"/>
-          <w:sz w:val="24"/>
-          <w:szCs w:val="24"/>
-        </w:rPr>
-        <w:t xml:space="preserve">Parquet raw layer </w:t>
-      </w:r>
-    </w:p>
-    <w:p>
-      <w:pPr>
-        <w:numPr>
-          <w:numId w:val="0"/>
-        </w:numPr>
-        <w:ind w:firstLine="720" w:firstLineChars="300"/>
-        <w:jc w:val="left"/>
-        <w:rPr>
-          <w:rFonts w:hint="default" w:ascii="Times New Roman" w:hAnsi="Times New Roman" w:eastAsia="SimSun" w:cs="Times New Roman"/>
-          <w:sz w:val="24"/>
-          <w:szCs w:val="24"/>
-        </w:rPr>
-      </w:pPr>
-      <w:r>
-        <w:rPr>
-          <w:rFonts w:hint="default" w:ascii="Times New Roman" w:hAnsi="Times New Roman" w:eastAsia="SimSun" w:cs="Times New Roman"/>
-          <w:sz w:val="24"/>
-          <w:szCs w:val="24"/>
-        </w:rPr>
-        <w:t>↓</w:t>
-      </w:r>
-    </w:p>
-    <w:p>
-      <w:pPr>
-        <w:numPr>
-          <w:numId w:val="0"/>
-        </w:numPr>
-        <w:jc w:val="left"/>
-        <w:rPr>
-          <w:rFonts w:hint="default" w:ascii="Times New Roman" w:hAnsi="Times New Roman" w:eastAsia="SimSun" w:cs="Times New Roman"/>
-          <w:sz w:val="24"/>
-          <w:szCs w:val="24"/>
-        </w:rPr>
-      </w:pPr>
-      <w:r>
-        <w:rPr>
-          <w:rFonts w:hint="default" w:ascii="Times New Roman" w:hAnsi="Times New Roman" w:eastAsia="SimSun" w:cs="Times New Roman"/>
-          <w:sz w:val="24"/>
-          <w:szCs w:val="24"/>
-        </w:rPr>
-        <w:t xml:space="preserve">DuckDB warehouse </w:t>
-      </w:r>
-    </w:p>
-    <w:p>
-      <w:pPr>
-        <w:numPr>
-          <w:numId w:val="0"/>
-        </w:numPr>
-        <w:ind w:firstLine="720" w:firstLineChars="300"/>
-        <w:jc w:val="left"/>
-        <w:rPr>
-          <w:rFonts w:hint="default" w:ascii="Times New Roman" w:hAnsi="Times New Roman" w:eastAsia="SimSun" w:cs="Times New Roman"/>
-          <w:sz w:val="24"/>
-          <w:szCs w:val="24"/>
-        </w:rPr>
-      </w:pPr>
-      <w:r>
-        <w:rPr>
-          <w:rFonts w:hint="default" w:ascii="Times New Roman" w:hAnsi="Times New Roman" w:eastAsia="SimSun" w:cs="Times New Roman"/>
-          <w:sz w:val="24"/>
-          <w:szCs w:val="24"/>
-        </w:rPr>
-        <w:t xml:space="preserve">↓ </w:t>
-      </w:r>
-    </w:p>
-    <w:p>
-      <w:pPr>
-        <w:numPr>
-          <w:numId w:val="0"/>
-        </w:numPr>
-        <w:jc w:val="left"/>
-        <w:rPr>
-          <w:rFonts w:hint="default" w:ascii="Times New Roman" w:hAnsi="Times New Roman" w:eastAsia="SimSun" w:cs="Times New Roman"/>
-          <w:sz w:val="24"/>
-          <w:szCs w:val="24"/>
-        </w:rPr>
-      </w:pPr>
-      <w:r>
-        <w:rPr>
-          <w:rFonts w:hint="default" w:ascii="Times New Roman" w:hAnsi="Times New Roman" w:eastAsia="SimSun" w:cs="Times New Roman"/>
-          <w:sz w:val="24"/>
-          <w:szCs w:val="24"/>
-        </w:rPr>
-        <w:t xml:space="preserve">dbt transformations </w:t>
-      </w:r>
-    </w:p>
-    <w:p>
-      <w:pPr>
-        <w:numPr>
-          <w:numId w:val="0"/>
-        </w:numPr>
-        <w:ind w:firstLine="720" w:firstLineChars="300"/>
-        <w:jc w:val="left"/>
-        <w:rPr>
-          <w:rFonts w:hint="default" w:ascii="Times New Roman" w:hAnsi="Times New Roman" w:eastAsia="SimSun" w:cs="Times New Roman"/>
-          <w:sz w:val="24"/>
-          <w:szCs w:val="24"/>
-        </w:rPr>
-      </w:pPr>
-      <w:r>
-        <w:rPr>
-          <w:rFonts w:hint="default" w:ascii="Times New Roman" w:hAnsi="Times New Roman" w:eastAsia="SimSun" w:cs="Times New Roman"/>
-          <w:sz w:val="24"/>
-          <w:szCs w:val="24"/>
-        </w:rPr>
-        <w:t xml:space="preserve">↓ </w:t>
-      </w:r>
-    </w:p>
-    <w:p>
-      <w:pPr>
-        <w:numPr>
-          <w:numId w:val="0"/>
-        </w:numPr>
-        <w:jc w:val="left"/>
-        <w:rPr>
-          <w:rFonts w:hint="default" w:ascii="Times New Roman" w:hAnsi="Times New Roman" w:eastAsia="SimSun" w:cs="Times New Roman"/>
-          <w:sz w:val="24"/>
-          <w:szCs w:val="24"/>
-        </w:rPr>
-      </w:pPr>
-      <w:r>
-        <w:rPr>
-          <w:rFonts w:hint="default" w:ascii="Times New Roman" w:hAnsi="Times New Roman" w:eastAsia="SimSun" w:cs="Times New Roman"/>
-          <w:sz w:val="24"/>
-          <w:szCs w:val="24"/>
-        </w:rPr>
-        <w:t xml:space="preserve">Analytical data model </w:t>
-      </w:r>
-    </w:p>
-    <w:p>
-      <w:pPr>
-        <w:numPr>
-          <w:numId w:val="0"/>
-        </w:numPr>
-        <w:ind w:firstLine="720" w:firstLineChars="300"/>
-        <w:jc w:val="left"/>
-        <w:rPr>
-          <w:rFonts w:hint="default" w:ascii="Times New Roman" w:hAnsi="Times New Roman" w:eastAsia="SimSun" w:cs="Times New Roman"/>
-          <w:sz w:val="24"/>
-          <w:szCs w:val="24"/>
-        </w:rPr>
-      </w:pPr>
-      <w:r>
-        <w:rPr>
-          <w:rFonts w:hint="default" w:ascii="Times New Roman" w:hAnsi="Times New Roman" w:eastAsia="SimSun" w:cs="Times New Roman"/>
-          <w:sz w:val="24"/>
-          <w:szCs w:val="24"/>
-        </w:rPr>
-        <w:t>↓</w:t>
-      </w:r>
-    </w:p>
-    <w:p>
-      <w:pPr>
-        <w:numPr>
-          <w:numId w:val="0"/>
-        </w:numPr>
-        <w:jc w:val="left"/>
-        <w:rPr>
-          <w:rFonts w:hint="default" w:ascii="Times New Roman" w:hAnsi="Times New Roman" w:eastAsia="SimSun" w:cs="Times New Roman"/>
-          <w:sz w:val="24"/>
-          <w:szCs w:val="24"/>
-        </w:rPr>
-      </w:pPr>
-      <w:r>
-        <w:rPr>
-          <w:rFonts w:hint="default" w:ascii="Times New Roman" w:hAnsi="Times New Roman" w:eastAsia="SimSun" w:cs="Times New Roman"/>
-          <w:sz w:val="24"/>
-          <w:szCs w:val="24"/>
-        </w:rPr>
-        <w:t xml:space="preserve">Data quality tests and snapshots </w:t>
-      </w:r>
-    </w:p>
-    <w:p>
-      <w:pPr>
-        <w:numPr>
-          <w:numId w:val="0"/>
-        </w:numPr>
-        <w:ind w:firstLine="720" w:firstLineChars="300"/>
-        <w:jc w:val="left"/>
-        <w:rPr>
-          <w:rFonts w:hint="default" w:ascii="Times New Roman" w:hAnsi="Times New Roman" w:eastAsia="SimSun" w:cs="Times New Roman"/>
-          <w:sz w:val="24"/>
-          <w:szCs w:val="24"/>
-        </w:rPr>
-      </w:pPr>
-      <w:r>
-        <w:rPr>
-          <w:rFonts w:hint="default" w:ascii="Times New Roman" w:hAnsi="Times New Roman" w:eastAsia="SimSun" w:cs="Times New Roman"/>
-          <w:sz w:val="24"/>
-          <w:szCs w:val="24"/>
-        </w:rPr>
-        <w:t xml:space="preserve">↓ </w:t>
-      </w:r>
-    </w:p>
-    <w:p>
-      <w:pPr>
-        <w:numPr>
-          <w:numId w:val="0"/>
-        </w:numPr>
-        <w:jc w:val="left"/>
-        <w:rPr>
-          <w:rFonts w:hint="default" w:ascii="Times New Roman" w:hAnsi="Times New Roman" w:eastAsia="SimSun" w:cs="Times New Roman"/>
-          <w:sz w:val="24"/>
-          <w:szCs w:val="24"/>
-        </w:rPr>
-      </w:pPr>
-      <w:r>
-        <w:rPr>
-          <w:rFonts w:hint="default" w:ascii="Times New Roman" w:hAnsi="Times New Roman" w:eastAsia="SimSun" w:cs="Times New Roman"/>
-          <w:sz w:val="24"/>
-          <w:szCs w:val="24"/>
-        </w:rPr>
-        <w:t>Analytical marts and reporting</w:t>
-      </w:r>
-    </w:p>
-    <w:p>
-      <w:pPr>
-        <w:numPr>
-          <w:numId w:val="0"/>
-        </w:numPr>
-        <w:jc w:val="left"/>
-        <w:rPr>
-          <w:rFonts w:hint="default" w:ascii="Times New Roman" w:hAnsi="Times New Roman" w:eastAsia="SimSun" w:cs="Times New Roman"/>
-          <w:sz w:val="24"/>
-          <w:szCs w:val="24"/>
-        </w:rPr>
-      </w:pPr>
-    </w:p>
-    <w:p>
-      <w:pPr>
-        <w:numPr>
-          <w:numId w:val="0"/>
-        </w:numPr>
-        <w:ind w:firstLine="602" w:firstLineChars="250"/>
-        <w:jc w:val="left"/>
-        <w:rPr>
-          <w:rFonts w:hint="default" w:ascii="Times New Roman" w:hAnsi="Times New Roman" w:eastAsia="SimSun" w:cs="Times New Roman"/>
-          <w:sz w:val="24"/>
-          <w:szCs w:val="24"/>
-        </w:rPr>
-      </w:pPr>
-      <w:r>
-        <w:rPr>
-          <w:rFonts w:hint="default" w:ascii="Times New Roman" w:hAnsi="Times New Roman" w:eastAsia="SimSun" w:cs="Times New Roman"/>
-          <w:b/>
-          <w:bCs/>
-          <w:sz w:val="24"/>
-          <w:szCs w:val="24"/>
-        </w:rPr>
-        <w:t>Apache Airflow</w:t>
-      </w:r>
-      <w:r>
-        <w:rPr>
-          <w:rFonts w:hint="default" w:ascii="Times New Roman" w:hAnsi="Times New Roman" w:eastAsia="SimSun" w:cs="Times New Roman"/>
-          <w:sz w:val="24"/>
-          <w:szCs w:val="24"/>
-        </w:rPr>
-        <w:t xml:space="preserve"> acts as the orchestration layer of the project. It coordinates the different stages of the pipeline, manages task dependencies and retries, and provides execution logs that can be used for monitoring and troubleshooting.</w:t>
-      </w:r>
-    </w:p>
-    <w:p>
-      <w:pPr>
-        <w:numPr>
-          <w:numId w:val="0"/>
-        </w:numPr>
-        <w:ind w:firstLine="600" w:firstLineChars="250"/>
-        <w:jc w:val="left"/>
-        <w:rPr>
-          <w:rFonts w:hint="default" w:ascii="Times New Roman" w:hAnsi="Times New Roman" w:eastAsia="SimSun" w:cs="Times New Roman"/>
-          <w:sz w:val="24"/>
-          <w:szCs w:val="24"/>
-        </w:rPr>
-      </w:pPr>
-      <w:r>
-        <w:rPr>
-          <w:rFonts w:hint="default" w:ascii="Times New Roman" w:hAnsi="Times New Roman" w:eastAsia="SimSun" w:cs="Times New Roman"/>
-          <w:sz w:val="24"/>
-          <w:szCs w:val="24"/>
-        </w:rPr>
-        <w:t xml:space="preserve">The source layer consists of the public IMDb bulk datasets, distributed as compressed TSV files. During ingestion, the source data is validated and converted to </w:t>
-      </w:r>
-      <w:r>
-        <w:rPr>
-          <w:rFonts w:hint="default" w:ascii="Times New Roman" w:hAnsi="Times New Roman" w:eastAsia="SimSun" w:cs="Times New Roman"/>
-          <w:b/>
-          <w:bCs/>
-          <w:sz w:val="24"/>
-          <w:szCs w:val="24"/>
-        </w:rPr>
-        <w:t>Parquet</w:t>
-      </w:r>
-      <w:r>
-        <w:rPr>
-          <w:rFonts w:hint="default" w:ascii="Times New Roman" w:hAnsi="Times New Roman" w:eastAsia="SimSun" w:cs="Times New Roman"/>
-          <w:sz w:val="24"/>
-          <w:szCs w:val="24"/>
-        </w:rPr>
-        <w:t xml:space="preserve">. </w:t>
-      </w:r>
-      <w:r>
-        <w:rPr>
-          <w:rFonts w:hint="default" w:ascii="Times New Roman" w:hAnsi="Times New Roman" w:eastAsia="SimSun" w:cs="Times New Roman"/>
-          <w:sz w:val="24"/>
-          <w:szCs w:val="24"/>
-          <w:lang w:val="en-US"/>
-        </w:rPr>
-        <w:t xml:space="preserve"> </w:t>
-      </w:r>
-      <w:r>
-        <w:rPr>
-          <w:rFonts w:hint="default" w:ascii="Times New Roman" w:hAnsi="Times New Roman" w:eastAsia="SimSun" w:cs="Times New Roman"/>
-          <w:sz w:val="24"/>
-          <w:szCs w:val="24"/>
-        </w:rPr>
-        <w:t>Parquet is used as the raw landed data format because its columnar structure provides efficient storage and analytical processing.</w:t>
-      </w:r>
-    </w:p>
-    <w:p>
-      <w:pPr>
-        <w:numPr>
-          <w:numId w:val="0"/>
-        </w:numPr>
-        <w:ind w:firstLine="602" w:firstLineChars="250"/>
-        <w:jc w:val="left"/>
-        <w:rPr>
-          <w:rFonts w:hint="default" w:ascii="Times New Roman" w:hAnsi="Times New Roman" w:eastAsia="SimSun" w:cs="Times New Roman"/>
-          <w:sz w:val="24"/>
-          <w:szCs w:val="24"/>
-        </w:rPr>
-      </w:pPr>
-      <w:r>
-        <w:rPr>
-          <w:rFonts w:hint="default" w:ascii="Times New Roman" w:hAnsi="Times New Roman" w:eastAsia="SimSun" w:cs="Times New Roman"/>
-          <w:b/>
-          <w:bCs/>
-          <w:sz w:val="24"/>
-          <w:szCs w:val="24"/>
-        </w:rPr>
-        <w:t>DuckDB</w:t>
-      </w:r>
-      <w:r>
-        <w:rPr>
-          <w:rFonts w:hint="default" w:ascii="Times New Roman" w:hAnsi="Times New Roman" w:eastAsia="SimSun" w:cs="Times New Roman"/>
-          <w:sz w:val="24"/>
-          <w:szCs w:val="24"/>
-        </w:rPr>
-        <w:t xml:space="preserve"> acts as the local analytical warehouse. It provides SQL-based access to the ingested data and serves as the database used by the dbt project.</w:t>
-      </w:r>
-    </w:p>
-    <w:p>
-      <w:pPr>
-        <w:numPr>
-          <w:numId w:val="0"/>
-        </w:numPr>
-        <w:ind w:firstLine="602" w:firstLineChars="250"/>
-        <w:jc w:val="left"/>
-        <w:rPr>
-          <w:rFonts w:hint="default" w:ascii="Times New Roman" w:hAnsi="Times New Roman" w:eastAsia="SimSun" w:cs="Times New Roman"/>
-          <w:sz w:val="24"/>
-          <w:szCs w:val="24"/>
-        </w:rPr>
-      </w:pPr>
-      <w:r>
-        <w:rPr>
-          <w:rFonts w:hint="default" w:ascii="Times New Roman" w:hAnsi="Times New Roman" w:eastAsia="SimSun" w:cs="Times New Roman"/>
-          <w:b/>
-          <w:bCs/>
-          <w:sz w:val="24"/>
-          <w:szCs w:val="24"/>
-        </w:rPr>
-        <w:t>dbt</w:t>
-      </w:r>
-      <w:r>
-        <w:rPr>
-          <w:rFonts w:hint="default" w:ascii="Times New Roman" w:hAnsi="Times New Roman" w:eastAsia="SimSun" w:cs="Times New Roman"/>
-          <w:sz w:val="24"/>
-          <w:szCs w:val="24"/>
-        </w:rPr>
-        <w:t xml:space="preserve"> provides the transformation, modeling, testing, and historical tracking layer. The raw data is first transformed into staging models where source fields are cleaned, renamed, cast to appropriate data types, and standardized. Intermediate models are used where additional reshaping is necessary, particularly for IMDb fields containing multiple values and many-to-many relationships.</w:t>
-      </w:r>
-    </w:p>
-    <w:p>
-      <w:pPr>
-        <w:numPr>
-          <w:numId w:val="0"/>
-        </w:numPr>
-        <w:ind w:firstLine="600" w:firstLineChars="250"/>
-        <w:jc w:val="left"/>
-        <w:rPr>
-          <w:rFonts w:ascii="SimSun" w:hAnsi="SimSun" w:eastAsia="SimSun" w:cs="SimSun"/>
-          <w:sz w:val="24"/>
-          <w:szCs w:val="24"/>
-        </w:rPr>
-      </w:pPr>
-      <w:r>
-        <w:rPr>
-          <w:rFonts w:hint="default" w:ascii="Times New Roman" w:hAnsi="Times New Roman" w:eastAsia="SimSun" w:cs="Times New Roman"/>
-          <w:sz w:val="24"/>
-          <w:szCs w:val="24"/>
-        </w:rPr>
-        <w:t>The transformed data is organized into a dimensional model composed of fact tables, dimensions, and bridge tables. The central analytical fact table is based on IMDb title ratings, while dimensions describe entities such as titles, people, genres, and years. Bridge tables preserve many-to-many relationships such as the relationships between titles and genres or between titles and people</w:t>
-      </w:r>
-      <w:r>
-        <w:rPr>
-          <w:rFonts w:ascii="SimSun" w:hAnsi="SimSun" w:eastAsia="SimSun" w:cs="SimSun"/>
-          <w:sz w:val="24"/>
-          <w:szCs w:val="24"/>
-        </w:rPr>
-        <w:t>.</w:t>
-      </w:r>
-    </w:p>
-    <w:p>
-      <w:pPr>
-        <w:numPr>
-          <w:numId w:val="0"/>
-        </w:numPr>
-        <w:ind w:firstLine="600" w:firstLineChars="250"/>
-        <w:jc w:val="left"/>
-        <w:rPr>
-          <w:rFonts w:hint="default" w:ascii="Times New Roman" w:hAnsi="Times New Roman" w:eastAsia="SimSun" w:cs="Times New Roman"/>
-          <w:sz w:val="24"/>
-          <w:szCs w:val="24"/>
-          <w:lang w:val="en-US"/>
-        </w:rPr>
-      </w:pPr>
-      <w:r>
-        <w:rPr>
-          <w:rFonts w:hint="default" w:ascii="Times New Roman" w:hAnsi="Times New Roman" w:eastAsia="SimSun" w:cs="Times New Roman"/>
-          <w:sz w:val="24"/>
-          <w:szCs w:val="24"/>
-        </w:rPr>
-        <w:t>dbt snapshots are used to preserve historical changes in the source data. This includes tracking changes to IMDb ratings across successive loads and maintaining historical versions of title metadata through a Slowly Changing Dimension Type 2 approach</w:t>
-      </w:r>
-      <w:r>
-        <w:rPr>
-          <w:rFonts w:hint="default" w:ascii="Times New Roman" w:hAnsi="Times New Roman" w:eastAsia="SimSun" w:cs="Times New Roman"/>
-          <w:sz w:val="24"/>
-          <w:szCs w:val="24"/>
-          <w:lang w:val="en-US"/>
-        </w:rPr>
-        <w:t>.</w:t>
-      </w:r>
-    </w:p>
-    <w:p>
-      <w:pPr>
-        <w:numPr>
-          <w:numId w:val="0"/>
-        </w:numPr>
-        <w:ind w:firstLine="600" w:firstLineChars="250"/>
-        <w:jc w:val="left"/>
-        <w:rPr>
-          <w:rFonts w:hint="default" w:ascii="Times New Roman" w:hAnsi="Times New Roman" w:eastAsia="SimSun" w:cs="Times New Roman"/>
-          <w:sz w:val="24"/>
-          <w:szCs w:val="24"/>
-        </w:rPr>
-      </w:pPr>
-      <w:r>
-        <w:rPr>
-          <w:rFonts w:hint="default" w:ascii="Times New Roman" w:hAnsi="Times New Roman" w:eastAsia="SimSun" w:cs="Times New Roman"/>
-          <w:sz w:val="24"/>
-          <w:szCs w:val="24"/>
-        </w:rPr>
-        <w:t>Data quality is validated through dbt tests, including key constraints, relationship checks, and IMDb-specific domain rules. Critical validation failures are expected to stop the pipeline, preventing invalid data from reaching the final analytical layer.</w:t>
-      </w:r>
-    </w:p>
-    <w:p>
-      <w:pPr>
-        <w:numPr>
-          <w:numId w:val="0"/>
-        </w:numPr>
-        <w:ind w:firstLine="600" w:firstLineChars="250"/>
-        <w:jc w:val="left"/>
-        <w:rPr>
-          <w:rFonts w:hint="default" w:ascii="Times New Roman" w:hAnsi="Times New Roman" w:eastAsia="SimSun" w:cs="Times New Roman"/>
-          <w:sz w:val="24"/>
-          <w:szCs w:val="24"/>
-        </w:rPr>
-      </w:pPr>
-      <w:r>
-        <w:rPr>
-          <w:rFonts w:hint="default" w:ascii="Times New Roman" w:hAnsi="Times New Roman" w:eastAsia="SimSun" w:cs="Times New Roman"/>
-          <w:sz w:val="24"/>
-          <w:szCs w:val="24"/>
-        </w:rPr>
-        <w:t>The final layer consists of query-ready analytical marts designed to answer the project's required analytical questions about director performance, runtime trends, ratings, genres, and the performance of actors and directors over time.</w:t>
-      </w:r>
-    </w:p>
-    <w:p>
-      <w:pPr>
-        <w:numPr>
-          <w:numId w:val="0"/>
-        </w:numPr>
-        <w:ind w:firstLine="600" w:firstLineChars="250"/>
-        <w:jc w:val="left"/>
-        <w:rPr>
-          <w:rFonts w:hint="default" w:ascii="Times New Roman" w:hAnsi="Times New Roman" w:cs="Times New Roman"/>
-          <w:sz w:val="24"/>
-          <w:szCs w:val="24"/>
-        </w:rPr>
-      </w:pPr>
-      <w:r>
-        <w:rPr>
-          <w:rFonts w:hint="default" w:ascii="Times New Roman" w:hAnsi="Times New Roman" w:cs="Times New Roman"/>
-          <w:sz w:val="24"/>
-          <w:szCs w:val="24"/>
-        </w:rPr>
-        <w:t>At a high level, the Airflow workflow follows four main logical stages:</w:t>
+      <w:r>
+        <w:t>Container paths such as:</w:t>
       </w:r>
     </w:p>
     <w:p>
@@ -3264,21 +5314,132 @@
         <w:widowControl/>
         <w:suppressLineNumbers w:val="0"/>
         <w:bidi w:val="0"/>
+      </w:pPr>
+      <w:r>
         <w:rPr>
           <w:rStyle w:val="4"/>
-          <w:rFonts w:hint="default" w:ascii="Times New Roman" w:hAnsi="Times New Roman" w:cs="Times New Roman"/>
-          <w:sz w:val="24"/>
-          <w:szCs w:val="24"/>
-        </w:rPr>
-      </w:pPr>
+        </w:rPr>
+        <w:t>/opt/airflow/...</w:t>
+      </w:r>
+    </w:p>
+    <w:p>
+      <w:pPr>
+        <w:pStyle w:val="7"/>
+        <w:keepNext w:val="0"/>
+        <w:keepLines w:val="0"/>
+        <w:widowControl/>
+        <w:suppressLineNumbers w:val="0"/>
+        <w:spacing w:before="0" w:beforeAutospacing="1" w:after="0" w:afterAutospacing="1"/>
+        <w:ind w:left="0" w:right="0"/>
+      </w:pPr>
+      <w:r>
+        <w:t>were used by the Airflow and dbt processes.</w:t>
+      </w:r>
+    </w:p>
+    <w:p>
+      <w:pPr>
+        <w:pStyle w:val="7"/>
+        <w:keepNext w:val="0"/>
+        <w:keepLines w:val="0"/>
+        <w:widowControl/>
+        <w:suppressLineNumbers w:val="0"/>
+      </w:pPr>
+      <w:r>
+        <w:rPr>
+          <w:rStyle w:val="8"/>
+        </w:rPr>
+        <w:t>Lesson learned:</w:t>
+      </w:r>
+      <w:r>
+        <w:t xml:space="preserve"> paths must always be verified from the environment in which the code actually executes.</w:t>
+      </w:r>
+    </w:p>
+    <w:p>
+      <w:pPr>
+        <w:pStyle w:val="7"/>
+        <w:keepNext w:val="0"/>
+        <w:keepLines w:val="0"/>
+        <w:widowControl/>
+        <w:numPr>
+          <w:ilvl w:val="0"/>
+          <w:numId w:val="2"/>
+        </w:numPr>
+        <w:suppressLineNumbers w:val="0"/>
+        <w:ind w:left="420" w:leftChars="0" w:firstLine="0" w:firstLineChars="0"/>
+        <w:rPr>
+          <w:rFonts w:hint="default"/>
+          <w:b/>
+          <w:bCs/>
+          <w:sz w:val="28"/>
+          <w:szCs w:val="28"/>
+          <w:lang w:val="en-US"/>
+        </w:rPr>
+      </w:pPr>
+      <w:r>
+        <w:rPr>
+          <w:rFonts w:hint="default"/>
+          <w:b/>
+          <w:bCs/>
+          <w:sz w:val="28"/>
+          <w:szCs w:val="28"/>
+          <w:lang w:val="en-US"/>
+        </w:rPr>
+        <w:t>Large IMDb Source Files and Memory Usage</w:t>
+      </w:r>
+    </w:p>
+    <w:p>
+      <w:pPr>
+        <w:pStyle w:val="7"/>
+        <w:keepNext w:val="0"/>
+        <w:keepLines w:val="0"/>
+        <w:widowControl/>
+        <w:suppressLineNumbers w:val="0"/>
+        <w:spacing w:before="0" w:beforeAutospacing="1" w:after="0" w:afterAutospacing="1"/>
+        <w:ind w:left="0" w:right="0" w:firstLine="120" w:firstLineChars="50"/>
+      </w:pPr>
+      <w:r>
+        <w:t xml:space="preserve">Some IMDb sources contain a very large number of rows, especially files such as </w:t>
+      </w:r>
       <w:r>
         <w:rPr>
           <w:rStyle w:val="4"/>
-          <w:rFonts w:hint="default" w:ascii="Times New Roman" w:hAnsi="Times New Roman" w:cs="Times New Roman"/>
-          <w:sz w:val="24"/>
-          <w:szCs w:val="24"/>
-        </w:rPr>
-        <w:t>Extraction</w:t>
+          <w:b/>
+          <w:bCs/>
+        </w:rPr>
+        <w:t>title.principals</w:t>
+      </w:r>
+      <w:r>
+        <w:t>.</w:t>
+      </w:r>
+      <w:r>
+        <w:rPr>
+          <w:rFonts w:hint="default"/>
+          <w:lang w:val="en-US"/>
+        </w:rPr>
+        <w:t xml:space="preserve"> </w:t>
+      </w:r>
+      <w:r>
+        <w:t>An initial approach that loaded complete source datasets into pandas would require significant memory and would not scale well for the larger IMDb files.</w:t>
+      </w:r>
+      <w:r>
+        <w:rPr>
+          <w:rFonts w:hint="default"/>
+          <w:lang w:val="en-US"/>
+        </w:rPr>
+        <w:t xml:space="preserve"> </w:t>
+      </w:r>
+      <w:r>
+        <w:t>The conversion logic was therefore implemented using DuckDB directly.</w:t>
+      </w:r>
+      <w:r>
+        <w:rPr>
+          <w:rFonts w:hint="default"/>
+          <w:lang w:val="en-US"/>
+        </w:rPr>
+        <w:t xml:space="preserve"> </w:t>
+      </w:r>
+      <w:r>
+        <w:t>Conceptually:</w:t>
       </w:r>
     </w:p>
     <w:p>
@@ -3291,19 +5452,13 @@
         <w:bidi w:val="0"/>
         <w:rPr>
           <w:rStyle w:val="4"/>
-          <w:rFonts w:hint="default" w:ascii="Times New Roman" w:hAnsi="Times New Roman" w:cs="Times New Roman"/>
-          <w:sz w:val="24"/>
-          <w:szCs w:val="24"/>
         </w:rPr>
       </w:pPr>
       <w:r>
         <w:rPr>
           <w:rStyle w:val="4"/>
-          <w:rFonts w:hint="default" w:ascii="Times New Roman" w:hAnsi="Times New Roman" w:cs="Times New Roman"/>
-          <w:sz w:val="24"/>
-          <w:szCs w:val="24"/>
-        </w:rPr>
-        <w:t xml:space="preserve">    ↓</w:t>
+        </w:rPr>
+        <w:t>IMDb TSV.GZ</w:t>
       </w:r>
     </w:p>
     <w:p>
@@ -3316,19 +5471,13 @@
         <w:bidi w:val="0"/>
         <w:rPr>
           <w:rStyle w:val="4"/>
-          <w:rFonts w:hint="default" w:ascii="Times New Roman" w:hAnsi="Times New Roman" w:cs="Times New Roman"/>
-          <w:sz w:val="24"/>
-          <w:szCs w:val="24"/>
         </w:rPr>
       </w:pPr>
       <w:r>
         <w:rPr>
           <w:rStyle w:val="4"/>
-          <w:rFonts w:hint="default" w:ascii="Times New Roman" w:hAnsi="Times New Roman" w:cs="Times New Roman"/>
-          <w:sz w:val="24"/>
-          <w:szCs w:val="24"/>
-        </w:rPr>
-        <w:t>Loading</w:t>
+        </w:rPr>
+        <w:t xml:space="preserve">        ↓</w:t>
       </w:r>
     </w:p>
     <w:p>
@@ -3341,19 +5490,13 @@
         <w:bidi w:val="0"/>
         <w:rPr>
           <w:rStyle w:val="4"/>
-          <w:rFonts w:hint="default" w:ascii="Times New Roman" w:hAnsi="Times New Roman" w:cs="Times New Roman"/>
-          <w:sz w:val="24"/>
-          <w:szCs w:val="24"/>
         </w:rPr>
       </w:pPr>
       <w:r>
         <w:rPr>
           <w:rStyle w:val="4"/>
-          <w:rFonts w:hint="default" w:ascii="Times New Roman" w:hAnsi="Times New Roman" w:cs="Times New Roman"/>
-          <w:sz w:val="24"/>
-          <w:szCs w:val="24"/>
-        </w:rPr>
-        <w:t xml:space="preserve">    ↓</w:t>
+        </w:rPr>
+        <w:t>DuckDB read_csv()</w:t>
       </w:r>
     </w:p>
     <w:p>
@@ -3366,19 +5509,13 @@
         <w:bidi w:val="0"/>
         <w:rPr>
           <w:rStyle w:val="4"/>
-          <w:rFonts w:hint="default" w:ascii="Times New Roman" w:hAnsi="Times New Roman" w:cs="Times New Roman"/>
-          <w:sz w:val="24"/>
-          <w:szCs w:val="24"/>
         </w:rPr>
       </w:pPr>
       <w:r>
         <w:rPr>
           <w:rStyle w:val="4"/>
-          <w:rFonts w:hint="default" w:ascii="Times New Roman" w:hAnsi="Times New Roman" w:cs="Times New Roman"/>
-          <w:sz w:val="24"/>
-          <w:szCs w:val="24"/>
-        </w:rPr>
-        <w:t>Transformation</w:t>
+        </w:rPr>
+        <w:t xml:space="preserve">        ↓</w:t>
       </w:r>
     </w:p>
     <w:p>
@@ -3391,19 +5528,13 @@
         <w:bidi w:val="0"/>
         <w:rPr>
           <w:rStyle w:val="4"/>
-          <w:rFonts w:hint="default" w:ascii="Times New Roman" w:hAnsi="Times New Roman" w:cs="Times New Roman"/>
-          <w:sz w:val="24"/>
-          <w:szCs w:val="24"/>
         </w:rPr>
       </w:pPr>
       <w:r>
         <w:rPr>
           <w:rStyle w:val="4"/>
-          <w:rFonts w:hint="default" w:ascii="Times New Roman" w:hAnsi="Times New Roman" w:cs="Times New Roman"/>
-          <w:sz w:val="24"/>
-          <w:szCs w:val="24"/>
-        </w:rPr>
-        <w:t xml:space="preserve">    ↓</w:t>
+        </w:rPr>
+        <w:t>COPY ... FORMAT PARQUET</w:t>
       </w:r>
     </w:p>
     <w:p>
@@ -3416,19 +5547,13 @@
         <w:bidi w:val="0"/>
         <w:rPr>
           <w:rStyle w:val="4"/>
-          <w:rFonts w:hint="default" w:ascii="Times New Roman" w:hAnsi="Times New Roman" w:cs="Times New Roman"/>
-          <w:sz w:val="24"/>
-          <w:szCs w:val="24"/>
         </w:rPr>
       </w:pPr>
       <w:r>
         <w:rPr>
           <w:rStyle w:val="4"/>
-          <w:rFonts w:hint="default" w:ascii="Times New Roman" w:hAnsi="Times New Roman" w:cs="Times New Roman"/>
-          <w:sz w:val="24"/>
-          <w:szCs w:val="24"/>
-        </w:rPr>
-        <w:t>Validation</w:t>
+        </w:rPr>
+        <w:t xml:space="preserve">        ↓</w:t>
       </w:r>
     </w:p>
     <w:p>
@@ -3439,29 +5564,91 @@
         <w:widowControl/>
         <w:suppressLineNumbers w:val="0"/>
         <w:bidi w:val="0"/>
-        <w:rPr>
-          <w:rFonts w:hint="default" w:ascii="Times New Roman" w:hAnsi="Times New Roman" w:eastAsia="SimSun" w:cs="Times New Roman"/>
-          <w:sz w:val="24"/>
-          <w:szCs w:val="24"/>
-        </w:rPr>
       </w:pPr>
       <w:r>
         <w:rPr>
           <w:rStyle w:val="4"/>
-          <w:rFonts w:hint="default" w:ascii="Times New Roman" w:hAnsi="Times New Roman" w:cs="Times New Roman"/>
-          <w:sz w:val="24"/>
-          <w:szCs w:val="24"/>
-          <w:lang w:val="en-US"/>
-        </w:rPr>
-        <w:t xml:space="preserve">          </w:t>
-      </w:r>
-      <w:r>
-        <w:rPr>
-          <w:rFonts w:hint="default" w:ascii="Times New Roman" w:hAnsi="Times New Roman" w:eastAsia="SimSun" w:cs="Times New Roman"/>
-          <w:sz w:val="24"/>
-          <w:szCs w:val="24"/>
-        </w:rPr>
-        <w:t>These stages remain explicitly separated so that their dependencies and execution status can be inspected through the Airflow interface.</w:t>
+        </w:rPr>
+        <w:t>Parquet file</w:t>
+      </w:r>
+    </w:p>
+    <w:p>
+      <w:pPr>
+        <w:pStyle w:val="7"/>
+        <w:keepNext w:val="0"/>
+        <w:keepLines w:val="0"/>
+        <w:widowControl/>
+        <w:suppressLineNumbers w:val="0"/>
+        <w:spacing w:before="0" w:beforeAutospacing="1" w:after="0" w:afterAutospacing="1"/>
+        <w:ind w:left="0" w:right="0"/>
+      </w:pPr>
+      <w:r>
+        <w:t>This allows DuckDB to handle the conversion without requiring the complete dataset to be stored inside a pandas DataFrame.</w:t>
+      </w:r>
+    </w:p>
+    <w:p>
+      <w:pPr>
+        <w:pStyle w:val="7"/>
+        <w:keepNext w:val="0"/>
+        <w:keepLines w:val="0"/>
+        <w:widowControl/>
+        <w:suppressLineNumbers w:val="0"/>
+      </w:pPr>
+      <w:r>
+        <w:rPr>
+          <w:rStyle w:val="8"/>
+        </w:rPr>
+        <w:t>Lesson learned:</w:t>
+      </w:r>
+      <w:r>
+        <w:t xml:space="preserve"> large source files should be processed using tools that can efficiently stream or scan data rather than loading the full dataset into Python memory.</w:t>
+      </w:r>
+    </w:p>
+    <w:p>
+      <w:pPr>
+        <w:pStyle w:val="7"/>
+        <w:keepNext w:val="0"/>
+        <w:keepLines w:val="0"/>
+        <w:widowControl/>
+        <w:numPr>
+          <w:ilvl w:val="0"/>
+          <w:numId w:val="2"/>
+        </w:numPr>
+        <w:suppressLineNumbers w:val="0"/>
+        <w:ind w:left="420" w:leftChars="0" w:firstLine="0" w:firstLineChars="0"/>
+        <w:rPr>
+          <w:rFonts w:hint="default"/>
+          <w:b/>
+          <w:bCs/>
+          <w:sz w:val="28"/>
+          <w:szCs w:val="28"/>
+          <w:lang w:val="en-US"/>
+        </w:rPr>
+      </w:pPr>
+      <w:r>
+        <w:rPr>
+          <w:rFonts w:hint="default"/>
+          <w:b/>
+          <w:bCs/>
+          <w:sz w:val="28"/>
+          <w:szCs w:val="28"/>
+          <w:lang w:val="en-US"/>
+        </w:rPr>
+        <w:t>IMDb Null Handling</w:t>
+      </w:r>
+    </w:p>
+    <w:p>
+      <w:pPr>
+        <w:pStyle w:val="7"/>
+        <w:keepNext w:val="0"/>
+        <w:keepLines w:val="0"/>
+        <w:widowControl/>
+        <w:suppressLineNumbers w:val="0"/>
+        <w:spacing w:before="0" w:beforeAutospacing="1" w:after="0" w:afterAutospacing="1"/>
+        <w:ind w:left="0" w:right="0"/>
+      </w:pPr>
+      <w:r>
+        <w:t>IMDb represents missing values using:</w:t>
       </w:r>
     </w:p>
     <w:p>
@@ -3472,113 +5659,319 @@
         <w:widowControl/>
         <w:suppressLineNumbers w:val="0"/>
         <w:bidi w:val="0"/>
-        <w:rPr>
-          <w:rFonts w:hint="default" w:ascii="Times New Roman" w:hAnsi="Times New Roman" w:eastAsia="SimSun" w:cs="Times New Roman"/>
-          <w:sz w:val="24"/>
-          <w:szCs w:val="24"/>
-          <w:lang w:val="en-US"/>
-        </w:rPr>
-      </w:pPr>
-      <w:r>
-        <w:rPr>
-          <w:rFonts w:hint="default" w:ascii="Times New Roman" w:hAnsi="Times New Roman" w:cs="Times New Roman"/>
-          <w:sz w:val="24"/>
-          <w:szCs w:val="24"/>
-          <w:lang w:val="en-US"/>
-        </w:rPr>
-        <w:t xml:space="preserve">           </w:t>
-      </w:r>
-      <w:r>
-        <w:rPr>
-          <w:rFonts w:hint="default" w:ascii="Times New Roman" w:hAnsi="Times New Roman" w:eastAsia="SimSun" w:cs="Times New Roman"/>
+      </w:pPr>
+      <w:r>
+        <w:rPr>
+          <w:rStyle w:val="4"/>
+        </w:rPr>
+        <w:t>\N</w:t>
+      </w:r>
+    </w:p>
+    <w:p>
+      <w:pPr>
+        <w:pStyle w:val="7"/>
+        <w:keepNext w:val="0"/>
+        <w:keepLines w:val="0"/>
+        <w:widowControl/>
+        <w:suppressLineNumbers w:val="0"/>
+        <w:spacing w:before="0" w:beforeAutospacing="1" w:after="0" w:afterAutospacing="1"/>
+        <w:ind w:left="0" w:right="0"/>
+      </w:pPr>
+      <w:r>
+        <w:t>If this value is not explicitly handled, it can incorrectly appear in the resulting dataset as a normal string rather than as a missing SQL value.</w:t>
+      </w:r>
+      <w:r>
+        <w:rPr>
+          <w:rFonts w:hint="default"/>
+          <w:lang w:val="en-US"/>
+        </w:rPr>
+        <w:t xml:space="preserve"> </w:t>
+      </w:r>
+      <w:r>
+        <w:t>The DuckDB CSV reader was therefore configured with:</w:t>
+      </w:r>
+    </w:p>
+    <w:p>
+      <w:pPr>
+        <w:pStyle w:val="5"/>
+        <w:keepNext w:val="0"/>
+        <w:keepLines w:val="0"/>
+        <w:widowControl/>
+        <w:suppressLineNumbers w:val="0"/>
+        <w:bidi w:val="0"/>
+      </w:pPr>
+      <w:r>
+        <w:rPr>
+          <w:rStyle w:val="4"/>
+        </w:rPr>
+        <w:t>nullstr = '\N'</w:t>
+      </w:r>
+    </w:p>
+    <w:p>
+      <w:pPr>
+        <w:pStyle w:val="7"/>
+        <w:keepNext w:val="0"/>
+        <w:keepLines w:val="0"/>
+        <w:widowControl/>
+        <w:suppressLineNumbers w:val="0"/>
+        <w:spacing w:before="0" w:beforeAutospacing="1" w:after="0" w:afterAutospacing="1"/>
+        <w:ind w:left="0" w:right="0"/>
+      </w:pPr>
+      <w:r>
+        <w:t>The ingestion logic also explicitly configures the IMDb tab-separated format.</w:t>
+      </w:r>
+      <w:r>
+        <w:rPr>
+          <w:rFonts w:hint="default"/>
+          <w:lang w:val="en-US"/>
+        </w:rPr>
+        <w:t xml:space="preserve"> </w:t>
+      </w:r>
+      <w:r>
+        <w:t>The relevant parsing options include:</w:t>
+      </w:r>
+    </w:p>
+    <w:p>
+      <w:pPr>
+        <w:pStyle w:val="5"/>
+        <w:keepNext w:val="0"/>
+        <w:keepLines w:val="0"/>
+        <w:widowControl/>
+        <w:suppressLineNumbers w:val="0"/>
+        <w:bidi w:val="0"/>
+        <w:rPr>
+          <w:rStyle w:val="4"/>
+        </w:rPr>
+      </w:pPr>
+      <w:r>
+        <w:rPr>
+          <w:rStyle w:val="4"/>
+        </w:rPr>
+        <w:t>delim = '\t'</w:t>
+      </w:r>
+    </w:p>
+    <w:p>
+      <w:pPr>
+        <w:pStyle w:val="5"/>
+        <w:keepNext w:val="0"/>
+        <w:keepLines w:val="0"/>
+        <w:widowControl/>
+        <w:suppressLineNumbers w:val="0"/>
+        <w:bidi w:val="0"/>
+        <w:rPr>
+          <w:rStyle w:val="4"/>
+        </w:rPr>
+      </w:pPr>
+      <w:r>
+        <w:rPr>
+          <w:rStyle w:val="4"/>
+        </w:rPr>
+        <w:t>header = true</w:t>
+      </w:r>
+    </w:p>
+    <w:p>
+      <w:pPr>
+        <w:pStyle w:val="5"/>
+        <w:keepNext w:val="0"/>
+        <w:keepLines w:val="0"/>
+        <w:widowControl/>
+        <w:suppressLineNumbers w:val="0"/>
+        <w:bidi w:val="0"/>
+        <w:rPr>
+          <w:rStyle w:val="4"/>
+        </w:rPr>
+      </w:pPr>
+      <w:r>
+        <w:rPr>
+          <w:rStyle w:val="4"/>
+        </w:rPr>
+        <w:t>nullstr = '\N'</w:t>
+      </w:r>
+    </w:p>
+    <w:p>
+      <w:pPr>
+        <w:pStyle w:val="5"/>
+        <w:keepNext w:val="0"/>
+        <w:keepLines w:val="0"/>
+        <w:widowControl/>
+        <w:suppressLineNumbers w:val="0"/>
+        <w:bidi w:val="0"/>
+      </w:pPr>
+      <w:r>
+        <w:rPr>
+          <w:rStyle w:val="4"/>
+        </w:rPr>
+        <w:t>quote = ''</w:t>
+      </w:r>
+    </w:p>
+    <w:p>
+      <w:pPr>
+        <w:pStyle w:val="7"/>
+        <w:keepNext w:val="0"/>
+        <w:keepLines w:val="0"/>
+        <w:widowControl/>
+        <w:suppressLineNumbers w:val="0"/>
+      </w:pPr>
+      <w:r>
+        <w:rPr>
+          <w:rStyle w:val="8"/>
+        </w:rPr>
+        <w:t>Lesson learned:</w:t>
+      </w:r>
+      <w:r>
+        <w:t xml:space="preserve"> external source formats should be described explicitly when their conventions differ from standard CSV assumptions.</w:t>
+      </w:r>
+    </w:p>
+    <w:p>
+      <w:pPr>
+        <w:pStyle w:val="7"/>
+        <w:keepNext w:val="0"/>
+        <w:keepLines w:val="0"/>
+        <w:widowControl/>
+        <w:numPr>
+          <w:ilvl w:val="0"/>
+          <w:numId w:val="2"/>
+        </w:numPr>
+        <w:suppressLineNumbers w:val="0"/>
+        <w:ind w:left="420" w:leftChars="0" w:right="0" w:rightChars="0" w:firstLine="0" w:firstLineChars="0"/>
+        <w:rPr>
+          <w:rFonts w:hint="default"/>
           <w:b/>
           <w:bCs/>
-          <w:sz w:val="24"/>
-          <w:szCs w:val="24"/>
-        </w:rPr>
-        <w:t xml:space="preserve">Docker Compose </w:t>
-      </w:r>
-      <w:r>
-        <w:rPr>
-          <w:rFonts w:hint="default" w:ascii="Times New Roman" w:hAnsi="Times New Roman" w:eastAsia="SimSun" w:cs="Times New Roman"/>
-          <w:sz w:val="24"/>
-          <w:szCs w:val="24"/>
-        </w:rPr>
-        <w:t>provides the local execution environment and ensures that the Airflow, DuckDB, and dbt components can be started and reproduced consistently.</w:t>
-      </w:r>
-    </w:p>
-    <w:p>
-      <w:pPr>
-        <w:numPr>
-          <w:numId w:val="0"/>
-        </w:numPr>
-        <w:ind w:firstLine="600" w:firstLineChars="250"/>
-        <w:jc w:val="left"/>
-        <w:rPr>
-          <w:rFonts w:hint="default" w:ascii="Times New Roman" w:hAnsi="Times New Roman" w:eastAsia="SimSun" w:cs="Times New Roman"/>
-          <w:sz w:val="24"/>
-          <w:szCs w:val="24"/>
-        </w:rPr>
-      </w:pPr>
-      <w:r>
-        <w:rPr>
-          <w:rFonts w:hint="default" w:ascii="Times New Roman" w:hAnsi="Times New Roman" w:eastAsia="SimSun" w:cs="Times New Roman"/>
-          <w:sz w:val="24"/>
-          <w:szCs w:val="24"/>
-        </w:rPr>
-        <w:t>The architecture is designed to be idempotent, meaning that rerunning the pipeline with the same source data should produce the same logical result without creating duplicate records.</w:t>
-      </w:r>
-    </w:p>
-    <w:p>
-      <w:pPr>
-        <w:numPr>
-          <w:numId w:val="0"/>
-        </w:numPr>
-        <w:ind w:firstLine="600" w:firstLineChars="250"/>
-        <w:jc w:val="left"/>
-        <w:rPr>
-          <w:rFonts w:hint="default" w:ascii="Times New Roman" w:hAnsi="Times New Roman" w:eastAsia="SimSun" w:cs="Times New Roman"/>
-          <w:sz w:val="24"/>
-          <w:szCs w:val="24"/>
-          <w:lang w:val="en-US"/>
-        </w:rPr>
-      </w:pPr>
-    </w:p>
-    <w:p>
-      <w:pPr>
-        <w:numPr>
-          <w:ilvl w:val="0"/>
-          <w:numId w:val="1"/>
-        </w:numPr>
-        <w:ind w:left="425" w:leftChars="0" w:hanging="425" w:firstLineChars="0"/>
-        <w:jc w:val="left"/>
-        <w:rPr>
-          <w:rFonts w:hint="default" w:ascii="Times New Roman" w:hAnsi="Times New Roman" w:eastAsia="SimSun" w:cs="Times New Roman"/>
-          <w:sz w:val="32"/>
-          <w:szCs w:val="32"/>
-          <w:lang w:val="en-US"/>
-        </w:rPr>
-      </w:pPr>
-      <w:r>
-        <w:rPr>
-          <w:rFonts w:hint="default" w:ascii="Times New Roman" w:hAnsi="Times New Roman" w:eastAsia="SimSun" w:cs="Times New Roman"/>
+          <w:sz w:val="28"/>
+          <w:szCs w:val="28"/>
+          <w:lang w:val="en-US"/>
+        </w:rPr>
+      </w:pPr>
+      <w:r>
+        <w:rPr>
+          <w:rFonts w:hint="default"/>
           <w:b/>
           <w:bCs/>
-          <w:sz w:val="32"/>
-          <w:szCs w:val="32"/>
-          <w:lang w:val="en-US"/>
-        </w:rPr>
-        <w:t>Project Structure Walkthrough</w:t>
-      </w:r>
-    </w:p>
-    <w:p>
-      <w:pPr>
+          <w:sz w:val="28"/>
+          <w:szCs w:val="28"/>
+          <w:lang w:val="en-US"/>
+        </w:rPr>
+        <w:t>TSV-to-Parquet Conversion Issues</w:t>
+      </w:r>
+    </w:p>
+    <w:p>
+      <w:pPr>
+        <w:pStyle w:val="7"/>
+        <w:keepNext w:val="0"/>
+        <w:keepLines w:val="0"/>
+        <w:widowControl/>
+        <w:suppressLineNumbers w:val="0"/>
+        <w:spacing w:before="0" w:beforeAutospacing="1" w:after="0" w:afterAutospacing="1"/>
+        <w:ind w:left="0" w:right="0"/>
+      </w:pPr>
+      <w:r>
+        <w:t xml:space="preserve">While generalizing the ingestion pipeline from </w:t>
+      </w:r>
+      <w:r>
+        <w:rPr>
+          <w:rStyle w:val="4"/>
+          <w:b/>
+          <w:bCs/>
+        </w:rPr>
+        <w:t>title.ratings</w:t>
+      </w:r>
+      <w:r>
+        <w:t xml:space="preserve"> to the larger IMDb datasets, parsing and conversion problems occurred, particularly for </w:t>
+      </w:r>
+      <w:r>
+        <w:rPr>
+          <w:rStyle w:val="4"/>
+          <w:b/>
+          <w:bCs/>
+        </w:rPr>
+        <w:t>title.principals</w:t>
+      </w:r>
+      <w:r>
+        <w:t>.</w:t>
+      </w:r>
+      <w:r>
+        <w:rPr>
+          <w:rFonts w:hint="default"/>
+          <w:lang w:val="en-US"/>
+        </w:rPr>
+        <w:t xml:space="preserve"> </w:t>
+      </w:r>
+      <w:r>
+        <w:t>The DuckDB SQL used for the conversion was simplified and the source parsing settings were made explicit.</w:t>
+      </w:r>
+      <w:r>
+        <w:rPr>
+          <w:rFonts w:hint="default"/>
+          <w:lang w:val="en-US"/>
+        </w:rPr>
+        <w:t xml:space="preserve"> </w:t>
+      </w:r>
+      <w:r>
+        <w:t xml:space="preserve">The final approach uses DuckDB's </w:t>
+      </w:r>
+      <w:r>
+        <w:rPr>
+          <w:rStyle w:val="4"/>
+        </w:rPr>
+        <w:t>read_csv</w:t>
+      </w:r>
+      <w:r>
+        <w:t xml:space="preserve"> function together with </w:t>
+      </w:r>
+      <w:r>
+        <w:rPr>
+          <w:rStyle w:val="4"/>
+        </w:rPr>
+        <w:t>COPY</w:t>
+      </w:r>
+      <w:r>
+        <w:t xml:space="preserve"> to write the result directly to Parquet.</w:t>
+      </w:r>
+      <w:r>
+        <w:rPr>
+          <w:rFonts w:hint="default"/>
+          <w:lang w:val="en-US"/>
+        </w:rPr>
+        <w:t xml:space="preserve"> </w:t>
+      </w:r>
+      <w:bookmarkStart w:id="0" w:name="_GoBack"/>
+      <w:bookmarkEnd w:id="0"/>
+      <w:r>
+        <w:t>This allowed the larger source files to complete successfully.</w:t>
+      </w:r>
+    </w:p>
+    <w:p>
+      <w:pPr>
+        <w:pStyle w:val="7"/>
+        <w:keepNext w:val="0"/>
+        <w:keepLines w:val="0"/>
+        <w:widowControl/>
+        <w:suppressLineNumbers w:val="0"/>
+      </w:pPr>
+      <w:r>
+        <w:rPr>
+          <w:rStyle w:val="8"/>
+        </w:rPr>
+        <w:t>Lesson learned:</w:t>
+      </w:r>
+      <w:r>
+        <w:t xml:space="preserve"> implementing a complete vertical slice first made debugging easier because the ingestion design could be validated before applying it to every dataset.</w:t>
+      </w:r>
+    </w:p>
+    <w:p>
+      <w:pPr>
+        <w:pStyle w:val="7"/>
+        <w:keepNext w:val="0"/>
+        <w:keepLines w:val="0"/>
+        <w:widowControl/>
         <w:numPr>
           <w:numId w:val="0"/>
         </w:numPr>
-        <w:jc w:val="left"/>
-        <w:rPr>
-          <w:rFonts w:hint="default" w:ascii="Times New Roman" w:hAnsi="Times New Roman" w:eastAsia="SimSun" w:cs="Times New Roman"/>
+        <w:suppressLineNumbers w:val="0"/>
+        <w:ind w:left="420" w:leftChars="0" w:right="0" w:rightChars="0"/>
+        <w:rPr>
+          <w:rFonts w:hint="default"/>
           <w:b w:val="0"/>
           <w:bCs w:val="0"/>
           <w:sz w:val="24"/>
@@ -3586,60 +5979,98 @@
           <w:lang w:val="en-US"/>
         </w:rPr>
       </w:pPr>
-      <w:r>
-        <w:rPr>
-          <w:rFonts w:hint="default" w:ascii="Times New Roman" w:hAnsi="Times New Roman" w:eastAsia="SimSun" w:cs="Times New Roman"/>
+    </w:p>
+    <w:p>
+      <w:pPr>
+        <w:pStyle w:val="7"/>
+        <w:keepNext w:val="0"/>
+        <w:keepLines w:val="0"/>
+        <w:widowControl/>
+        <w:numPr>
+          <w:numId w:val="0"/>
+        </w:numPr>
+        <w:suppressLineNumbers w:val="0"/>
+        <w:ind w:left="420" w:leftChars="0" w:right="0" w:rightChars="0"/>
+        <w:rPr>
+          <w:rFonts w:hint="default"/>
           <w:b w:val="0"/>
           <w:bCs w:val="0"/>
           <w:sz w:val="24"/>
           <w:szCs w:val="24"/>
           <w:lang w:val="en-US"/>
         </w:rPr>
-        <w:t xml:space="preserve">          </w:t>
-      </w:r>
-    </w:p>
-    <w:p>
-      <w:pPr>
+      </w:pPr>
+    </w:p>
+    <w:p>
+      <w:pPr>
+        <w:pStyle w:val="7"/>
+        <w:keepNext w:val="0"/>
+        <w:keepLines w:val="0"/>
+        <w:widowControl/>
         <w:numPr>
           <w:numId w:val="0"/>
         </w:numPr>
-        <w:jc w:val="left"/>
-        <w:rPr>
-          <w:rFonts w:hint="default" w:ascii="Times New Roman" w:hAnsi="Times New Roman" w:eastAsia="SimSun" w:cs="Times New Roman"/>
+        <w:suppressLineNumbers w:val="0"/>
+        <w:ind w:right="0" w:rightChars="0"/>
+        <w:rPr>
+          <w:rFonts w:hint="default"/>
+          <w:b/>
+          <w:bCs/>
+          <w:sz w:val="28"/>
+          <w:szCs w:val="28"/>
+          <w:lang w:val="en-US"/>
+        </w:rPr>
+      </w:pPr>
+      <w:r>
+        <w:rPr>
+          <w:rFonts w:hint="default"/>
+          <w:b/>
+          <w:bCs/>
+          <w:sz w:val="28"/>
+          <w:szCs w:val="28"/>
+          <w:lang w:val="en-US"/>
+        </w:rPr>
+        <w:br w:type="textWrapping"/>
+      </w:r>
+    </w:p>
+    <w:p>
+      <w:pPr>
+        <w:pStyle w:val="7"/>
+        <w:keepNext w:val="0"/>
+        <w:keepLines w:val="0"/>
+        <w:widowControl/>
+        <w:numPr>
+          <w:numId w:val="0"/>
+        </w:numPr>
+        <w:suppressLineNumbers w:val="0"/>
+        <w:spacing w:before="0" w:beforeAutospacing="1" w:after="0" w:afterAutospacing="1"/>
+        <w:ind w:left="420" w:leftChars="0" w:right="0" w:rightChars="0"/>
+        <w:rPr>
+          <w:rFonts w:hint="default"/>
           <w:b w:val="0"/>
           <w:bCs w:val="0"/>
-          <w:sz w:val="24"/>
-          <w:szCs w:val="24"/>
-          <w:lang w:val="en-US"/>
-        </w:rPr>
-      </w:pPr>
-      <w:r>
-        <w:rPr>
-          <w:rFonts w:hint="default" w:ascii="Times New Roman" w:hAnsi="Times New Roman" w:eastAsia="SimSun" w:cs="Times New Roman"/>
+          <w:sz w:val="28"/>
+          <w:szCs w:val="28"/>
+          <w:lang w:val="en-US"/>
+        </w:rPr>
+      </w:pPr>
+    </w:p>
+    <w:p>
+      <w:pPr>
+        <w:numPr>
+          <w:numId w:val="0"/>
+        </w:numPr>
+        <w:jc w:val="left"/>
+        <w:rPr>
+          <w:rFonts w:hint="default" w:ascii="Times New Roman" w:hAnsi="Times New Roman" w:eastAsia="SimSun"/>
           <w:b w:val="0"/>
           <w:bCs w:val="0"/>
           <w:sz w:val="24"/>
           <w:szCs w:val="24"/>
           <w:lang w:val="en-US"/>
         </w:rPr>
-        <w:t xml:space="preserve">          The repository is organized into separate folders for orchestration, transformation, raw data, documentattion and configuration.</w:t>
-      </w:r>
-    </w:p>
-    <w:p>
-      <w:pPr>
-        <w:numPr>
-          <w:numId w:val="0"/>
-        </w:numPr>
-        <w:jc w:val="left"/>
-        <w:rPr>
-          <w:rFonts w:hint="default" w:ascii="Times New Roman" w:hAnsi="Times New Roman" w:eastAsia="SimSun" w:cs="Times New Roman"/>
-          <w:sz w:val="10"/>
-          <w:szCs w:val="10"/>
-          <w:lang w:val="en-US"/>
-        </w:rPr>
-      </w:pPr>
-    </w:p>
-    <w:bookmarkEnd w:id="0"/>
+      </w:pPr>
+    </w:p>
     <w:sectPr>
       <w:pgSz w:w="11906" w:h="16838"/>
       <w:pgMar w:top="1440" w:right="1800" w:bottom="1440" w:left="1800" w:header="720" w:footer="720" w:gutter="0"/>
@@ -3792,8 +6223,23 @@
       </w:rPr>
     </w:lvl>
   </w:abstractNum>
+  <w:abstractNum w:abstractNumId="1">
+    <w:nsid w:val="2284B8CE"/>
+    <w:multiLevelType w:val="singleLevel"/>
+    <w:tmpl w:val="2284B8CE"/>
+    <w:lvl w:ilvl="0" w:tentative="0">
+      <w:start w:val="1"/>
+      <w:numFmt w:val="lowerLetter"/>
+      <w:suff w:val="space"/>
+      <w:lvlText w:val="%1)"/>
+      <w:lvlJc w:val="left"/>
+    </w:lvl>
+  </w:abstractNum>
   <w:num w:numId="1">
     <w:abstractNumId w:val="0"/>
+  </w:num>
+  <w:num w:numId="2">
+    <w:abstractNumId w:val="1"/>
   </w:num>
 </w:numbering>
 </file>
@@ -4153,7 +6599,17 @@
       <w:lang w:val="en-US" w:eastAsia="zh-CN" w:bidi="ar"/>
     </w:rPr>
   </w:style>
-  <w:style w:type="table" w:styleId="8">
+  <w:style w:type="character" w:styleId="8">
+    <w:name w:val="Strong"/>
+    <w:basedOn w:val="2"/>
+    <w:qFormat/>
+    <w:uiPriority w:val="0"/>
+    <w:rPr>
+      <w:b/>
+      <w:bCs/>
+    </w:rPr>
+  </w:style>
+  <w:style w:type="table" w:styleId="9">
     <w:name w:val="Table Grid"/>
     <w:basedOn w:val="3"/>
     <w:uiPriority w:val="0"/>

--- a/docs/project_documentation.docx
+++ b/docs/project_documentation.docx
@@ -7,6 +7,7 @@
         <w:jc w:val="center"/>
         <w:rPr>
           <w:rFonts w:hint="default" w:ascii="Times New Roman" w:hAnsi="Times New Roman" w:cs="Times New Roman"/>
+          <w:color w:val="auto"/>
           <w:sz w:val="44"/>
           <w:szCs w:val="44"/>
           <w:lang w:val="en-US"/>
@@ -15,6 +16,7 @@
       <w:r>
         <w:rPr>
           <w:rFonts w:hint="default" w:ascii="Times New Roman" w:hAnsi="Times New Roman" w:cs="Times New Roman"/>
+          <w:color w:val="auto"/>
           <w:sz w:val="44"/>
           <w:szCs w:val="44"/>
           <w:lang w:val="en-US"/>
@@ -27,6 +29,7 @@
         <w:jc w:val="center"/>
         <w:rPr>
           <w:rFonts w:hint="default" w:ascii="Times New Roman" w:hAnsi="Times New Roman" w:cs="Times New Roman"/>
+          <w:color w:val="auto"/>
           <w:sz w:val="40"/>
           <w:szCs w:val="40"/>
           <w:lang w:val="en-US"/>
@@ -38,6 +41,7 @@
         <w:jc w:val="center"/>
         <w:rPr>
           <w:rFonts w:hint="default" w:ascii="Times New Roman" w:hAnsi="Times New Roman" w:cs="Times New Roman"/>
+          <w:color w:val="auto"/>
           <w:sz w:val="40"/>
           <w:szCs w:val="40"/>
           <w:lang w:val="en-US"/>
@@ -54,6 +58,9 @@
         <w:jc w:val="left"/>
         <w:rPr>
           <w:rFonts w:hint="default" w:ascii="Times New Roman" w:hAnsi="Times New Roman" w:cs="Times New Roman"/>
+          <w:b/>
+          <w:bCs/>
+          <w:color w:val="auto"/>
           <w:sz w:val="32"/>
           <w:szCs w:val="32"/>
           <w:lang w:val="en-US"/>
@@ -64,6 +71,7 @@
           <w:rFonts w:hint="default" w:ascii="Times New Roman" w:hAnsi="Times New Roman" w:cs="Times New Roman"/>
           <w:b/>
           <w:bCs/>
+          <w:color w:val="auto"/>
           <w:sz w:val="32"/>
           <w:szCs w:val="32"/>
           <w:lang w:val="en-US"/>
@@ -82,6 +90,7 @@
           <w:rFonts w:hint="default" w:ascii="Times New Roman" w:hAnsi="Times New Roman" w:cs="Times New Roman"/>
           <w:b w:val="0"/>
           <w:bCs w:val="0"/>
+          <w:color w:val="auto"/>
           <w:sz w:val="24"/>
           <w:szCs w:val="24"/>
           <w:lang w:val="en-US"/>
@@ -98,6 +107,7 @@
         <w:jc w:val="left"/>
         <w:rPr>
           <w:rFonts w:hint="default" w:ascii="Times New Roman" w:hAnsi="Times New Roman" w:eastAsia="SimSun" w:cs="Times New Roman"/>
+          <w:color w:val="auto"/>
           <w:sz w:val="24"/>
           <w:szCs w:val="24"/>
         </w:rPr>
@@ -107,6 +117,7 @@
           <w:rFonts w:hint="default" w:ascii="Times New Roman" w:hAnsi="Times New Roman" w:cs="Times New Roman"/>
           <w:b w:val="0"/>
           <w:bCs w:val="0"/>
+          <w:color w:val="auto"/>
           <w:sz w:val="24"/>
           <w:szCs w:val="24"/>
           <w:lang w:val="en-US"/>
@@ -116,6 +127,7 @@
       <w:r>
         <w:rPr>
           <w:rFonts w:hint="default" w:ascii="Times New Roman" w:hAnsi="Times New Roman" w:eastAsia="SimSun" w:cs="Times New Roman"/>
+          <w:color w:val="auto"/>
           <w:sz w:val="24"/>
           <w:szCs w:val="24"/>
         </w:rPr>
@@ -131,6 +143,7 @@
         <w:jc w:val="left"/>
         <w:rPr>
           <w:rFonts w:hint="default" w:ascii="Times New Roman" w:hAnsi="Times New Roman" w:eastAsia="SimSun" w:cs="Times New Roman"/>
+          <w:color w:val="auto"/>
           <w:sz w:val="24"/>
           <w:szCs w:val="24"/>
           <w:lang w:val="en-US"/>
@@ -147,6 +160,9 @@
         <w:jc w:val="left"/>
         <w:rPr>
           <w:rFonts w:hint="default" w:ascii="Times New Roman" w:hAnsi="Times New Roman" w:eastAsia="SimSun" w:cs="Times New Roman"/>
+          <w:b/>
+          <w:bCs/>
+          <w:color w:val="auto"/>
           <w:sz w:val="32"/>
           <w:szCs w:val="32"/>
           <w:lang w:val="en-US"/>
@@ -157,6 +173,7 @@
           <w:rFonts w:hint="default" w:ascii="Times New Roman" w:hAnsi="Times New Roman" w:eastAsia="SimSun" w:cs="Times New Roman"/>
           <w:b/>
           <w:bCs/>
+          <w:color w:val="auto"/>
           <w:sz w:val="32"/>
           <w:szCs w:val="32"/>
           <w:lang w:val="en-US"/>
@@ -174,6 +191,7 @@
         <w:jc w:val="left"/>
         <w:rPr>
           <w:rFonts w:hint="default" w:ascii="Times New Roman" w:hAnsi="Times New Roman" w:eastAsia="SimSun" w:cs="Times New Roman"/>
+          <w:color w:val="auto"/>
           <w:sz w:val="32"/>
           <w:szCs w:val="32"/>
           <w:lang w:val="en-US"/>
@@ -190,6 +208,7 @@
         <w:jc w:val="left"/>
         <w:rPr>
           <w:rFonts w:hint="default" w:ascii="Times New Roman" w:hAnsi="Times New Roman" w:eastAsia="SimSun" w:cs="Times New Roman"/>
+          <w:color w:val="auto"/>
           <w:sz w:val="28"/>
           <w:szCs w:val="28"/>
           <w:lang w:val="en-US"/>
@@ -200,6 +219,7 @@
           <w:rFonts w:hint="default" w:ascii="Times New Roman" w:hAnsi="Times New Roman" w:eastAsia="SimSun" w:cs="Times New Roman"/>
           <w:b/>
           <w:bCs/>
+          <w:color w:val="auto"/>
           <w:sz w:val="28"/>
           <w:szCs w:val="28"/>
           <w:lang w:val="en-US"/>
@@ -216,6 +236,7 @@
         <w:jc w:val="left"/>
         <w:rPr>
           <w:rFonts w:hint="default" w:ascii="Times New Roman" w:hAnsi="Times New Roman" w:eastAsia="SimSun" w:cs="Times New Roman"/>
+          <w:color w:val="auto"/>
           <w:sz w:val="24"/>
           <w:szCs w:val="24"/>
           <w:lang w:val="en-US"/>
@@ -233,14 +254,16 @@
           <w:rFonts w:hint="default" w:ascii="Times New Roman" w:hAnsi="Times New Roman" w:eastAsia="SimSun" w:cs="Times New Roman"/>
           <w:i/>
           <w:iCs/>
-          <w:sz w:val="24"/>
-          <w:szCs w:val="24"/>
-          <w:lang w:val="en-US"/>
-        </w:rPr>
-      </w:pPr>
-      <w:r>
-        <w:rPr>
-          <w:rFonts w:hint="default" w:ascii="Times New Roman" w:hAnsi="Times New Roman" w:eastAsia="SimSun" w:cs="Times New Roman"/>
+          <w:color w:val="auto"/>
+          <w:sz w:val="24"/>
+          <w:szCs w:val="24"/>
+          <w:lang w:val="en-US"/>
+        </w:rPr>
+      </w:pPr>
+      <w:r>
+        <w:rPr>
+          <w:rFonts w:hint="default" w:ascii="Times New Roman" w:hAnsi="Times New Roman" w:eastAsia="SimSun" w:cs="Times New Roman"/>
+          <w:color w:val="auto"/>
           <w:sz w:val="24"/>
           <w:szCs w:val="24"/>
           <w:lang w:val="en-US"/>
@@ -252,6 +275,7 @@
           <w:rFonts w:hint="default" w:ascii="Times New Roman" w:hAnsi="Times New Roman" w:eastAsia="SimSun" w:cs="Times New Roman"/>
           <w:i/>
           <w:iCs/>
+          <w:color w:val="auto"/>
           <w:sz w:val="24"/>
           <w:szCs w:val="24"/>
           <w:lang w:val="en-US"/>
@@ -263,6 +287,7 @@
           <w:rFonts w:hint="default" w:ascii="Times New Roman" w:hAnsi="Times New Roman" w:eastAsia="SimSun" w:cs="Times New Roman"/>
           <w:i/>
           <w:iCs/>
+          <w:color w:val="auto"/>
           <w:sz w:val="24"/>
           <w:szCs w:val="24"/>
           <w:lang w:val="en-US"/>
@@ -274,6 +299,7 @@
           <w:rFonts w:hint="default" w:ascii="Times New Roman" w:hAnsi="Times New Roman" w:eastAsia="SimSun" w:cs="Times New Roman"/>
           <w:i/>
           <w:iCs/>
+          <w:color w:val="auto"/>
           <w:sz w:val="24"/>
           <w:szCs w:val="24"/>
           <w:lang w:val="en-US"/>
@@ -286,6 +312,7 @@
           <w:rFonts w:hint="default" w:ascii="Times New Roman" w:hAnsi="Times New Roman" w:eastAsia="SimSun" w:cs="Times New Roman"/>
           <w:i/>
           <w:iCs/>
+          <w:color w:val="auto"/>
           <w:sz w:val="24"/>
           <w:szCs w:val="24"/>
           <w:lang w:val="en-US"/>
@@ -297,6 +324,7 @@
           <w:rFonts w:hint="default" w:ascii="Times New Roman" w:hAnsi="Times New Roman" w:eastAsia="SimSun" w:cs="Times New Roman"/>
           <w:i/>
           <w:iCs/>
+          <w:color w:val="auto"/>
           <w:sz w:val="24"/>
           <w:szCs w:val="24"/>
           <w:lang w:val="en-US"/>
@@ -314,13 +342,15 @@
         <w:jc w:val="left"/>
         <w:rPr>
           <w:rFonts w:hint="default" w:ascii="Times New Roman" w:hAnsi="Times New Roman" w:eastAsia="SimSun" w:cs="Times New Roman"/>
-          <w:sz w:val="24"/>
-          <w:szCs w:val="24"/>
-        </w:rPr>
-      </w:pPr>
-      <w:r>
-        <w:rPr>
-          <w:rFonts w:hint="default" w:ascii="Times New Roman" w:hAnsi="Times New Roman" w:eastAsia="SimSun" w:cs="Times New Roman"/>
+          <w:color w:val="auto"/>
+          <w:sz w:val="24"/>
+          <w:szCs w:val="24"/>
+        </w:rPr>
+      </w:pPr>
+      <w:r>
+        <w:rPr>
+          <w:rFonts w:hint="default" w:ascii="Times New Roman" w:hAnsi="Times New Roman" w:eastAsia="SimSun" w:cs="Times New Roman"/>
+          <w:color w:val="auto"/>
           <w:sz w:val="24"/>
           <w:szCs w:val="24"/>
         </w:rPr>
@@ -336,6 +366,7 @@
         <w:jc w:val="left"/>
         <w:rPr>
           <w:rFonts w:hint="default" w:ascii="Times New Roman" w:hAnsi="Times New Roman" w:eastAsia="SimSun" w:cs="Times New Roman"/>
+          <w:color w:val="auto"/>
           <w:sz w:val="24"/>
           <w:szCs w:val="24"/>
         </w:rPr>
@@ -351,6 +382,7 @@
         <w:jc w:val="left"/>
         <w:rPr>
           <w:rFonts w:hint="default" w:ascii="Times New Roman" w:hAnsi="Times New Roman" w:eastAsia="SimSun" w:cs="Times New Roman"/>
+          <w:color w:val="auto"/>
           <w:sz w:val="28"/>
           <w:szCs w:val="28"/>
           <w:lang w:val="en-US"/>
@@ -361,6 +393,7 @@
           <w:rFonts w:hint="default" w:ascii="Times New Roman" w:hAnsi="Times New Roman" w:eastAsia="SimSun" w:cs="Times New Roman"/>
           <w:b/>
           <w:bCs/>
+          <w:color w:val="auto"/>
           <w:sz w:val="28"/>
           <w:szCs w:val="28"/>
           <w:lang w:val="en-US"/>
@@ -379,13 +412,15 @@
         <w:ind w:left="0" w:right="0"/>
         <w:rPr>
           <w:rFonts w:hint="default" w:ascii="Times New Roman" w:hAnsi="Times New Roman" w:eastAsia="SimSun" w:cs="Times New Roman"/>
-          <w:sz w:val="24"/>
-          <w:szCs w:val="24"/>
-        </w:rPr>
-      </w:pPr>
-      <w:r>
-        <w:rPr>
-          <w:rFonts w:hint="default" w:ascii="Times New Roman" w:hAnsi="Times New Roman" w:eastAsia="SimSun" w:cs="Times New Roman"/>
+          <w:color w:val="auto"/>
+          <w:sz w:val="24"/>
+          <w:szCs w:val="24"/>
+        </w:rPr>
+      </w:pPr>
+      <w:r>
+        <w:rPr>
+          <w:rFonts w:hint="default" w:ascii="Times New Roman" w:hAnsi="Times New Roman" w:eastAsia="SimSun" w:cs="Times New Roman"/>
+          <w:color w:val="auto"/>
           <w:sz w:val="28"/>
           <w:szCs w:val="28"/>
           <w:lang w:val="en-US"/>
@@ -395,6 +430,7 @@
       <w:r>
         <w:rPr>
           <w:rFonts w:hint="default" w:ascii="Times New Roman" w:hAnsi="Times New Roman" w:eastAsia="SimSun" w:cs="Times New Roman"/>
+          <w:color w:val="auto"/>
           <w:sz w:val="24"/>
           <w:szCs w:val="24"/>
         </w:rPr>
@@ -404,6 +440,7 @@
         <w:rPr>
           <w:rStyle w:val="4"/>
           <w:rFonts w:hint="default" w:ascii="Times New Roman" w:hAnsi="Times New Roman" w:eastAsia="SimSun" w:cs="Times New Roman"/>
+          <w:color w:val="auto"/>
           <w:sz w:val="24"/>
           <w:szCs w:val="24"/>
         </w:rPr>
@@ -412,6 +449,7 @@
       <w:r>
         <w:rPr>
           <w:rFonts w:hint="default" w:ascii="Times New Roman" w:hAnsi="Times New Roman" w:eastAsia="SimSun" w:cs="Times New Roman"/>
+          <w:color w:val="auto"/>
           <w:sz w:val="24"/>
           <w:szCs w:val="24"/>
         </w:rPr>
@@ -420,6 +458,7 @@
       <w:r>
         <w:rPr>
           <w:rFonts w:hint="default" w:ascii="Times New Roman" w:hAnsi="Times New Roman" w:eastAsia="SimSun" w:cs="Times New Roman"/>
+          <w:color w:val="auto"/>
           <w:sz w:val="24"/>
           <w:szCs w:val="24"/>
           <w:lang w:val="en-US"/>
@@ -427,33 +466,40 @@
         <w:t xml:space="preserve"> </w:t>
       </w:r>
       <w:r>
+        <w:rPr>
+          <w:rFonts w:hint="default" w:ascii="Times New Roman" w:hAnsi="Times New Roman" w:cs="Times New Roman"/>
+          <w:color w:val="auto"/>
+        </w:rPr>
         <w:t>The files contain a header row and use tab characters as field delimiters. Missing values are represented using the literal value:</w:t>
       </w:r>
       <w:r>
         <w:rPr>
-          <w:rFonts w:hint="default"/>
+          <w:rFonts w:hint="default" w:ascii="Times New Roman" w:hAnsi="Times New Roman" w:cs="Times New Roman"/>
+          <w:color w:val="auto"/>
           <w:lang w:val="en-US"/>
         </w:rPr>
         <w:t xml:space="preserve"> </w:t>
       </w:r>
       <w:r>
         <w:rPr>
-          <w:rFonts w:hint="default"/>
+          <w:rFonts w:hint="default" w:ascii="Times New Roman" w:hAnsi="Times New Roman" w:cs="Times New Roman"/>
           <w:b/>
           <w:bCs/>
           <w:i/>
           <w:iCs/>
+          <w:color w:val="auto"/>
           <w:lang w:val="en-US"/>
         </w:rPr>
         <w:t>\N</w:t>
       </w:r>
       <w:r>
         <w:rPr>
-          <w:rFonts w:hint="default"/>
+          <w:rFonts w:hint="default" w:ascii="Times New Roman" w:hAnsi="Times New Roman" w:cs="Times New Roman"/>
           <w:b w:val="0"/>
           <w:bCs w:val="0"/>
           <w:i w:val="0"/>
           <w:iCs w:val="0"/>
+          <w:color w:val="auto"/>
           <w:lang w:val="en-US"/>
         </w:rPr>
         <w:t xml:space="preserve">. </w:t>
@@ -461,6 +507,7 @@
       <w:r>
         <w:rPr>
           <w:rFonts w:hint="default" w:ascii="Times New Roman" w:hAnsi="Times New Roman" w:eastAsia="SimSun" w:cs="Times New Roman"/>
+          <w:color w:val="auto"/>
           <w:sz w:val="24"/>
           <w:szCs w:val="24"/>
         </w:rPr>
@@ -470,6 +517,7 @@
         <w:rPr>
           <w:rStyle w:val="4"/>
           <w:rFonts w:hint="default" w:ascii="Times New Roman" w:hAnsi="Times New Roman" w:eastAsia="SimSun" w:cs="Times New Roman"/>
+          <w:color w:val="auto"/>
           <w:sz w:val="24"/>
           <w:szCs w:val="24"/>
         </w:rPr>
@@ -478,6 +526,7 @@
       <w:r>
         <w:rPr>
           <w:rFonts w:hint="default" w:ascii="Times New Roman" w:hAnsi="Times New Roman" w:eastAsia="SimSun" w:cs="Times New Roman"/>
+          <w:color w:val="auto"/>
           <w:sz w:val="24"/>
           <w:szCs w:val="24"/>
         </w:rPr>
@@ -486,6 +535,7 @@
       <w:r>
         <w:rPr>
           <w:rFonts w:hint="default" w:ascii="Times New Roman" w:hAnsi="Times New Roman" w:eastAsia="SimSun" w:cs="Times New Roman"/>
+          <w:color w:val="auto"/>
           <w:sz w:val="24"/>
           <w:szCs w:val="24"/>
           <w:lang w:val="en-US"/>
@@ -495,6 +545,7 @@
       <w:r>
         <w:rPr>
           <w:rFonts w:hint="default" w:ascii="Times New Roman" w:hAnsi="Times New Roman" w:eastAsia="SimSun" w:cs="Times New Roman"/>
+          <w:color w:val="auto"/>
           <w:sz w:val="24"/>
           <w:szCs w:val="24"/>
         </w:rPr>
@@ -516,6 +567,7 @@
         <w:ind w:left="845" w:leftChars="0" w:right="0" w:hanging="425" w:firstLineChars="0"/>
         <w:rPr>
           <w:rFonts w:hint="default" w:ascii="Times New Roman" w:hAnsi="Times New Roman" w:eastAsia="SimSun" w:cs="Times New Roman"/>
+          <w:color w:val="auto"/>
           <w:sz w:val="28"/>
           <w:szCs w:val="28"/>
           <w:lang w:val="en-US"/>
@@ -526,6 +578,7 @@
           <w:rFonts w:hint="default" w:ascii="Times New Roman" w:hAnsi="Times New Roman" w:eastAsia="SimSun" w:cs="Times New Roman"/>
           <w:b/>
           <w:bCs/>
+          <w:color w:val="auto"/>
           <w:sz w:val="28"/>
           <w:szCs w:val="28"/>
           <w:lang w:val="en-US"/>
@@ -549,13 +602,15 @@
         <w:jc w:val="left"/>
         <w:rPr>
           <w:rFonts w:hint="default" w:ascii="Times New Roman" w:hAnsi="Times New Roman" w:eastAsia="SimSun" w:cs="Times New Roman"/>
-          <w:sz w:val="24"/>
-          <w:szCs w:val="24"/>
-        </w:rPr>
-      </w:pPr>
-      <w:r>
-        <w:rPr>
-          <w:rFonts w:hint="default" w:ascii="Times New Roman" w:hAnsi="Times New Roman" w:eastAsia="SimSun" w:cs="Times New Roman"/>
+          <w:color w:val="auto"/>
+          <w:sz w:val="24"/>
+          <w:szCs w:val="24"/>
+        </w:rPr>
+      </w:pPr>
+      <w:r>
+        <w:rPr>
+          <w:rFonts w:hint="default" w:ascii="Times New Roman" w:hAnsi="Times New Roman" w:eastAsia="SimSun" w:cs="Times New Roman"/>
+          <w:color w:val="auto"/>
           <w:sz w:val="28"/>
           <w:szCs w:val="28"/>
           <w:lang w:val="en-US"/>
@@ -565,6 +620,7 @@
       <w:r>
         <w:rPr>
           <w:rFonts w:hint="default" w:ascii="Times New Roman" w:hAnsi="Times New Roman" w:eastAsia="SimSun" w:cs="Times New Roman"/>
+          <w:color w:val="auto"/>
           <w:sz w:val="24"/>
           <w:szCs w:val="24"/>
         </w:rPr>
@@ -574,6 +630,7 @@
         <w:rPr>
           <w:rStyle w:val="4"/>
           <w:rFonts w:hint="default" w:ascii="Times New Roman" w:hAnsi="Times New Roman" w:eastAsia="SimSun" w:cs="Times New Roman"/>
+          <w:color w:val="auto"/>
           <w:sz w:val="24"/>
           <w:szCs w:val="24"/>
         </w:rPr>
@@ -582,6 +639,7 @@
       <w:r>
         <w:rPr>
           <w:rFonts w:hint="default" w:ascii="Times New Roman" w:hAnsi="Times New Roman" w:eastAsia="SimSun" w:cs="Times New Roman"/>
+          <w:color w:val="auto"/>
           <w:sz w:val="24"/>
           <w:szCs w:val="24"/>
         </w:rPr>
@@ -623,12 +681,6 @@
             <w:insideH w:val="single" w:color="auto" w:sz="4" w:space="0"/>
             <w:insideV w:val="single" w:color="auto" w:sz="4" w:space="0"/>
           </w:tblBorders>
-          <w:tblCellMar>
-            <w:top w:w="0" w:type="dxa"/>
-            <w:left w:w="108" w:type="dxa"/>
-            <w:bottom w:w="0" w:type="dxa"/>
-            <w:right w:w="108" w:type="dxa"/>
-          </w:tblCellMar>
         </w:tblPrEx>
         <w:tc>
           <w:tcPr>
@@ -648,6 +700,7 @@
                 <w:rFonts w:hint="default" w:ascii="Times New Roman" w:hAnsi="Times New Roman" w:eastAsia="SimSun" w:cs="Times New Roman"/>
                 <w:b/>
                 <w:bCs/>
+                <w:color w:val="auto"/>
                 <w:sz w:val="26"/>
                 <w:szCs w:val="26"/>
                 <w:vertAlign w:val="baseline"/>
@@ -659,6 +712,7 @@
                 <w:rFonts w:hint="default" w:ascii="Times New Roman" w:hAnsi="Times New Roman" w:eastAsia="SimSun" w:cs="Times New Roman"/>
                 <w:b/>
                 <w:bCs/>
+                <w:color w:val="auto"/>
                 <w:sz w:val="26"/>
                 <w:szCs w:val="26"/>
                 <w:vertAlign w:val="baseline"/>
@@ -686,6 +740,7 @@
                 <w:rFonts w:hint="default" w:ascii="Times New Roman" w:hAnsi="Times New Roman" w:eastAsia="SimSun" w:cs="Times New Roman"/>
                 <w:b/>
                 <w:bCs/>
+                <w:color w:val="auto"/>
                 <w:sz w:val="26"/>
                 <w:szCs w:val="26"/>
                 <w:vertAlign w:val="baseline"/>
@@ -697,6 +752,7 @@
                 <w:rFonts w:hint="default" w:ascii="Times New Roman" w:hAnsi="Times New Roman" w:eastAsia="SimSun" w:cs="Times New Roman"/>
                 <w:b/>
                 <w:bCs/>
+                <w:color w:val="auto"/>
                 <w:sz w:val="26"/>
                 <w:szCs w:val="26"/>
                 <w:vertAlign w:val="baseline"/>
@@ -740,14 +796,16 @@
               <w:jc w:val="center"/>
               <w:rPr>
                 <w:rFonts w:hint="default" w:ascii="Times New Roman" w:hAnsi="Times New Roman" w:eastAsia="SimSun" w:cs="Times New Roman"/>
-                <w:sz w:val="24"/>
-                <w:szCs w:val="24"/>
-                <w:vertAlign w:val="baseline"/>
-              </w:rPr>
-            </w:pPr>
-            <w:r>
-              <w:rPr>
-                <w:rFonts w:hint="default" w:ascii="Times New Roman" w:hAnsi="Times New Roman" w:eastAsia="SimSun" w:cs="Times New Roman"/>
+                <w:color w:val="auto"/>
+                <w:sz w:val="24"/>
+                <w:szCs w:val="24"/>
+                <w:vertAlign w:val="baseline"/>
+              </w:rPr>
+            </w:pPr>
+            <w:r>
+              <w:rPr>
+                <w:rFonts w:hint="default" w:ascii="Times New Roman" w:hAnsi="Times New Roman" w:eastAsia="SimSun" w:cs="Times New Roman"/>
+                <w:color w:val="auto"/>
                 <w:sz w:val="24"/>
                 <w:szCs w:val="24"/>
               </w:rPr>
@@ -770,14 +828,16 @@
               <w:ind w:right="0"/>
               <w:rPr>
                 <w:rFonts w:hint="default" w:ascii="Times New Roman" w:hAnsi="Times New Roman" w:eastAsia="SimSun" w:cs="Times New Roman"/>
-                <w:sz w:val="24"/>
-                <w:szCs w:val="24"/>
-                <w:vertAlign w:val="baseline"/>
-              </w:rPr>
-            </w:pPr>
-            <w:r>
-              <w:rPr>
-                <w:rFonts w:hint="default" w:ascii="Times New Roman" w:hAnsi="Times New Roman" w:eastAsia="SimSun" w:cs="Times New Roman"/>
+                <w:color w:val="auto"/>
+                <w:sz w:val="24"/>
+                <w:szCs w:val="24"/>
+                <w:vertAlign w:val="baseline"/>
+              </w:rPr>
+            </w:pPr>
+            <w:r>
+              <w:rPr>
+                <w:rFonts w:hint="default" w:ascii="Times New Roman" w:hAnsi="Times New Roman" w:eastAsia="SimSun" w:cs="Times New Roman"/>
+                <w:color w:val="auto"/>
                 <w:sz w:val="24"/>
                 <w:szCs w:val="24"/>
               </w:rPr>
@@ -819,14 +879,16 @@
               <w:jc w:val="center"/>
               <w:rPr>
                 <w:rFonts w:hint="default" w:ascii="Times New Roman" w:hAnsi="Times New Roman" w:eastAsia="SimSun" w:cs="Times New Roman"/>
-                <w:sz w:val="24"/>
-                <w:szCs w:val="24"/>
-                <w:vertAlign w:val="baseline"/>
-              </w:rPr>
-            </w:pPr>
-            <w:r>
-              <w:rPr>
-                <w:rFonts w:hint="default" w:ascii="Times New Roman" w:hAnsi="Times New Roman" w:eastAsia="SimSun" w:cs="Times New Roman"/>
+                <w:color w:val="auto"/>
+                <w:sz w:val="24"/>
+                <w:szCs w:val="24"/>
+                <w:vertAlign w:val="baseline"/>
+              </w:rPr>
+            </w:pPr>
+            <w:r>
+              <w:rPr>
+                <w:rFonts w:hint="default" w:ascii="Times New Roman" w:hAnsi="Times New Roman" w:eastAsia="SimSun" w:cs="Times New Roman"/>
+                <w:color w:val="auto"/>
                 <w:sz w:val="24"/>
                 <w:szCs w:val="24"/>
               </w:rPr>
@@ -849,14 +911,16 @@
               <w:ind w:right="0"/>
               <w:rPr>
                 <w:rFonts w:hint="default" w:ascii="Times New Roman" w:hAnsi="Times New Roman" w:eastAsia="SimSun" w:cs="Times New Roman"/>
-                <w:sz w:val="24"/>
-                <w:szCs w:val="24"/>
-                <w:vertAlign w:val="baseline"/>
-              </w:rPr>
-            </w:pPr>
-            <w:r>
-              <w:rPr>
-                <w:rFonts w:hint="default" w:ascii="Times New Roman" w:hAnsi="Times New Roman" w:eastAsia="SimSun" w:cs="Times New Roman"/>
+                <w:color w:val="auto"/>
+                <w:sz w:val="24"/>
+                <w:szCs w:val="24"/>
+                <w:vertAlign w:val="baseline"/>
+              </w:rPr>
+            </w:pPr>
+            <w:r>
+              <w:rPr>
+                <w:rFonts w:hint="default" w:ascii="Times New Roman" w:hAnsi="Times New Roman" w:eastAsia="SimSun" w:cs="Times New Roman"/>
+                <w:color w:val="auto"/>
                 <w:sz w:val="24"/>
                 <w:szCs w:val="24"/>
               </w:rPr>
@@ -898,14 +962,16 @@
               <w:jc w:val="center"/>
               <w:rPr>
                 <w:rFonts w:hint="default" w:ascii="Times New Roman" w:hAnsi="Times New Roman" w:eastAsia="SimSun" w:cs="Times New Roman"/>
-                <w:sz w:val="24"/>
-                <w:szCs w:val="24"/>
-                <w:vertAlign w:val="baseline"/>
-              </w:rPr>
-            </w:pPr>
-            <w:r>
-              <w:rPr>
-                <w:rFonts w:hint="default" w:ascii="Times New Roman" w:hAnsi="Times New Roman" w:eastAsia="SimSun" w:cs="Times New Roman"/>
+                <w:color w:val="auto"/>
+                <w:sz w:val="24"/>
+                <w:szCs w:val="24"/>
+                <w:vertAlign w:val="baseline"/>
+              </w:rPr>
+            </w:pPr>
+            <w:r>
+              <w:rPr>
+                <w:rFonts w:hint="default" w:ascii="Times New Roman" w:hAnsi="Times New Roman" w:eastAsia="SimSun" w:cs="Times New Roman"/>
+                <w:color w:val="auto"/>
                 <w:sz w:val="24"/>
                 <w:szCs w:val="24"/>
               </w:rPr>
@@ -928,14 +994,16 @@
               <w:ind w:right="0"/>
               <w:rPr>
                 <w:rFonts w:hint="default" w:ascii="Times New Roman" w:hAnsi="Times New Roman" w:eastAsia="SimSun" w:cs="Times New Roman"/>
-                <w:sz w:val="24"/>
-                <w:szCs w:val="24"/>
-                <w:vertAlign w:val="baseline"/>
-              </w:rPr>
-            </w:pPr>
-            <w:r>
-              <w:rPr>
-                <w:rFonts w:hint="default" w:ascii="Times New Roman" w:hAnsi="Times New Roman" w:eastAsia="SimSun" w:cs="Times New Roman"/>
+                <w:color w:val="auto"/>
+                <w:sz w:val="24"/>
+                <w:szCs w:val="24"/>
+                <w:vertAlign w:val="baseline"/>
+              </w:rPr>
+            </w:pPr>
+            <w:r>
+              <w:rPr>
+                <w:rFonts w:hint="default" w:ascii="Times New Roman" w:hAnsi="Times New Roman" w:eastAsia="SimSun" w:cs="Times New Roman"/>
+                <w:color w:val="auto"/>
                 <w:sz w:val="24"/>
                 <w:szCs w:val="24"/>
               </w:rPr>
@@ -977,14 +1045,16 @@
               <w:jc w:val="center"/>
               <w:rPr>
                 <w:rFonts w:hint="default" w:ascii="Times New Roman" w:hAnsi="Times New Roman" w:eastAsia="SimSun" w:cs="Times New Roman"/>
-                <w:sz w:val="24"/>
-                <w:szCs w:val="24"/>
-                <w:vertAlign w:val="baseline"/>
-              </w:rPr>
-            </w:pPr>
-            <w:r>
-              <w:rPr>
-                <w:rFonts w:hint="default" w:ascii="Times New Roman" w:hAnsi="Times New Roman" w:eastAsia="SimSun" w:cs="Times New Roman"/>
+                <w:color w:val="auto"/>
+                <w:sz w:val="24"/>
+                <w:szCs w:val="24"/>
+                <w:vertAlign w:val="baseline"/>
+              </w:rPr>
+            </w:pPr>
+            <w:r>
+              <w:rPr>
+                <w:rFonts w:hint="default" w:ascii="Times New Roman" w:hAnsi="Times New Roman" w:eastAsia="SimSun" w:cs="Times New Roman"/>
+                <w:color w:val="auto"/>
                 <w:sz w:val="24"/>
                 <w:szCs w:val="24"/>
               </w:rPr>
@@ -1007,14 +1077,16 @@
               <w:ind w:right="0"/>
               <w:rPr>
                 <w:rFonts w:hint="default" w:ascii="Times New Roman" w:hAnsi="Times New Roman" w:eastAsia="SimSun" w:cs="Times New Roman"/>
-                <w:sz w:val="24"/>
-                <w:szCs w:val="24"/>
-                <w:vertAlign w:val="baseline"/>
-              </w:rPr>
-            </w:pPr>
-            <w:r>
-              <w:rPr>
-                <w:rFonts w:hint="default" w:ascii="Times New Roman" w:hAnsi="Times New Roman" w:eastAsia="SimSun" w:cs="Times New Roman"/>
+                <w:color w:val="auto"/>
+                <w:sz w:val="24"/>
+                <w:szCs w:val="24"/>
+                <w:vertAlign w:val="baseline"/>
+              </w:rPr>
+            </w:pPr>
+            <w:r>
+              <w:rPr>
+                <w:rFonts w:hint="default" w:ascii="Times New Roman" w:hAnsi="Times New Roman" w:eastAsia="SimSun" w:cs="Times New Roman"/>
+                <w:color w:val="auto"/>
                 <w:sz w:val="24"/>
                 <w:szCs w:val="24"/>
               </w:rPr>
@@ -1056,14 +1128,16 @@
               <w:jc w:val="center"/>
               <w:rPr>
                 <w:rFonts w:hint="default" w:ascii="Times New Roman" w:hAnsi="Times New Roman" w:eastAsia="SimSun" w:cs="Times New Roman"/>
-                <w:sz w:val="24"/>
-                <w:szCs w:val="24"/>
-                <w:vertAlign w:val="baseline"/>
-              </w:rPr>
-            </w:pPr>
-            <w:r>
-              <w:rPr>
-                <w:rFonts w:hint="default" w:ascii="Times New Roman" w:hAnsi="Times New Roman" w:eastAsia="SimSun" w:cs="Times New Roman"/>
+                <w:color w:val="auto"/>
+                <w:sz w:val="24"/>
+                <w:szCs w:val="24"/>
+                <w:vertAlign w:val="baseline"/>
+              </w:rPr>
+            </w:pPr>
+            <w:r>
+              <w:rPr>
+                <w:rFonts w:hint="default" w:ascii="Times New Roman" w:hAnsi="Times New Roman" w:eastAsia="SimSun" w:cs="Times New Roman"/>
+                <w:color w:val="auto"/>
                 <w:sz w:val="24"/>
                 <w:szCs w:val="24"/>
               </w:rPr>
@@ -1086,14 +1160,16 @@
               <w:ind w:right="0"/>
               <w:rPr>
                 <w:rFonts w:hint="default" w:ascii="Times New Roman" w:hAnsi="Times New Roman" w:eastAsia="SimSun" w:cs="Times New Roman"/>
-                <w:sz w:val="24"/>
-                <w:szCs w:val="24"/>
-                <w:vertAlign w:val="baseline"/>
-              </w:rPr>
-            </w:pPr>
-            <w:r>
-              <w:rPr>
-                <w:rFonts w:hint="default" w:ascii="Times New Roman" w:hAnsi="Times New Roman" w:eastAsia="SimSun" w:cs="Times New Roman"/>
+                <w:color w:val="auto"/>
+                <w:sz w:val="24"/>
+                <w:szCs w:val="24"/>
+                <w:vertAlign w:val="baseline"/>
+              </w:rPr>
+            </w:pPr>
+            <w:r>
+              <w:rPr>
+                <w:rFonts w:hint="default" w:ascii="Times New Roman" w:hAnsi="Times New Roman" w:eastAsia="SimSun" w:cs="Times New Roman"/>
+                <w:color w:val="auto"/>
                 <w:sz w:val="24"/>
                 <w:szCs w:val="24"/>
               </w:rPr>
@@ -1135,14 +1211,16 @@
               <w:jc w:val="center"/>
               <w:rPr>
                 <w:rFonts w:hint="default" w:ascii="Times New Roman" w:hAnsi="Times New Roman" w:eastAsia="SimSun" w:cs="Times New Roman"/>
-                <w:sz w:val="24"/>
-                <w:szCs w:val="24"/>
-                <w:vertAlign w:val="baseline"/>
-              </w:rPr>
-            </w:pPr>
-            <w:r>
-              <w:rPr>
-                <w:rFonts w:hint="default" w:ascii="Times New Roman" w:hAnsi="Times New Roman" w:eastAsia="SimSun" w:cs="Times New Roman"/>
+                <w:color w:val="auto"/>
+                <w:sz w:val="24"/>
+                <w:szCs w:val="24"/>
+                <w:vertAlign w:val="baseline"/>
+              </w:rPr>
+            </w:pPr>
+            <w:r>
+              <w:rPr>
+                <w:rFonts w:hint="default" w:ascii="Times New Roman" w:hAnsi="Times New Roman" w:eastAsia="SimSun" w:cs="Times New Roman"/>
+                <w:color w:val="auto"/>
                 <w:sz w:val="24"/>
                 <w:szCs w:val="24"/>
               </w:rPr>
@@ -1165,14 +1243,16 @@
               <w:ind w:right="0"/>
               <w:rPr>
                 <w:rFonts w:hint="default" w:ascii="Times New Roman" w:hAnsi="Times New Roman" w:eastAsia="SimSun" w:cs="Times New Roman"/>
-                <w:sz w:val="24"/>
-                <w:szCs w:val="24"/>
-                <w:vertAlign w:val="baseline"/>
-              </w:rPr>
-            </w:pPr>
-            <w:r>
-              <w:rPr>
-                <w:rFonts w:hint="default" w:ascii="Times New Roman" w:hAnsi="Times New Roman" w:eastAsia="SimSun" w:cs="Times New Roman"/>
+                <w:color w:val="auto"/>
+                <w:sz w:val="24"/>
+                <w:szCs w:val="24"/>
+                <w:vertAlign w:val="baseline"/>
+              </w:rPr>
+            </w:pPr>
+            <w:r>
+              <w:rPr>
+                <w:rFonts w:hint="default" w:ascii="Times New Roman" w:hAnsi="Times New Roman" w:eastAsia="SimSun" w:cs="Times New Roman"/>
+                <w:color w:val="auto"/>
                 <w:sz w:val="24"/>
                 <w:szCs w:val="24"/>
               </w:rPr>
@@ -1214,14 +1294,16 @@
               <w:jc w:val="center"/>
               <w:rPr>
                 <w:rFonts w:hint="default" w:ascii="Times New Roman" w:hAnsi="Times New Roman" w:eastAsia="SimSun" w:cs="Times New Roman"/>
-                <w:sz w:val="24"/>
-                <w:szCs w:val="24"/>
-                <w:vertAlign w:val="baseline"/>
-              </w:rPr>
-            </w:pPr>
-            <w:r>
-              <w:rPr>
-                <w:rFonts w:hint="default" w:ascii="Times New Roman" w:hAnsi="Times New Roman" w:eastAsia="SimSun" w:cs="Times New Roman"/>
+                <w:color w:val="auto"/>
+                <w:sz w:val="24"/>
+                <w:szCs w:val="24"/>
+                <w:vertAlign w:val="baseline"/>
+              </w:rPr>
+            </w:pPr>
+            <w:r>
+              <w:rPr>
+                <w:rFonts w:hint="default" w:ascii="Times New Roman" w:hAnsi="Times New Roman" w:eastAsia="SimSun" w:cs="Times New Roman"/>
+                <w:color w:val="auto"/>
                 <w:sz w:val="24"/>
                 <w:szCs w:val="24"/>
               </w:rPr>
@@ -1244,14 +1326,16 @@
               <w:ind w:right="0"/>
               <w:rPr>
                 <w:rFonts w:hint="default" w:ascii="Times New Roman" w:hAnsi="Times New Roman" w:eastAsia="SimSun" w:cs="Times New Roman"/>
-                <w:sz w:val="24"/>
-                <w:szCs w:val="24"/>
-                <w:vertAlign w:val="baseline"/>
-              </w:rPr>
-            </w:pPr>
-            <w:r>
-              <w:rPr>
-                <w:rFonts w:hint="default" w:ascii="Times New Roman" w:hAnsi="Times New Roman" w:eastAsia="SimSun" w:cs="Times New Roman"/>
+                <w:color w:val="auto"/>
+                <w:sz w:val="24"/>
+                <w:szCs w:val="24"/>
+                <w:vertAlign w:val="baseline"/>
+              </w:rPr>
+            </w:pPr>
+            <w:r>
+              <w:rPr>
+                <w:rFonts w:hint="default" w:ascii="Times New Roman" w:hAnsi="Times New Roman" w:eastAsia="SimSun" w:cs="Times New Roman"/>
+                <w:color w:val="auto"/>
                 <w:sz w:val="24"/>
                 <w:szCs w:val="24"/>
               </w:rPr>
@@ -1277,13 +1361,15 @@
         <w:jc w:val="left"/>
         <w:rPr>
           <w:rFonts w:hint="default" w:ascii="Times New Roman" w:hAnsi="Times New Roman" w:eastAsia="SimSun" w:cs="Times New Roman"/>
-          <w:sz w:val="24"/>
-          <w:szCs w:val="24"/>
-        </w:rPr>
-      </w:pPr>
-      <w:r>
-        <w:rPr>
-          <w:rFonts w:hint="default" w:ascii="Times New Roman" w:hAnsi="Times New Roman" w:eastAsia="SimSun" w:cs="Times New Roman"/>
+          <w:color w:val="auto"/>
+          <w:sz w:val="24"/>
+          <w:szCs w:val="24"/>
+        </w:rPr>
+      </w:pPr>
+      <w:r>
+        <w:rPr>
+          <w:rFonts w:hint="default" w:ascii="Times New Roman" w:hAnsi="Times New Roman" w:eastAsia="SimSun" w:cs="Times New Roman"/>
+          <w:color w:val="auto"/>
           <w:sz w:val="24"/>
           <w:szCs w:val="24"/>
         </w:rPr>
@@ -1293,6 +1379,7 @@
         <w:rPr>
           <w:rStyle w:val="4"/>
           <w:rFonts w:hint="default" w:ascii="Times New Roman" w:hAnsi="Times New Roman" w:eastAsia="SimSun" w:cs="Times New Roman"/>
+          <w:color w:val="auto"/>
           <w:sz w:val="24"/>
           <w:szCs w:val="24"/>
         </w:rPr>
@@ -1301,6 +1388,7 @@
       <w:r>
         <w:rPr>
           <w:rFonts w:hint="default" w:ascii="Times New Roman" w:hAnsi="Times New Roman" w:eastAsia="SimSun" w:cs="Times New Roman"/>
+          <w:color w:val="auto"/>
           <w:sz w:val="24"/>
           <w:szCs w:val="24"/>
         </w:rPr>
@@ -1323,6 +1411,7 @@
         <w:jc w:val="left"/>
         <w:rPr>
           <w:rFonts w:hint="default" w:ascii="Times New Roman" w:hAnsi="Times New Roman" w:eastAsia="SimSun" w:cs="Times New Roman"/>
+          <w:color w:val="auto"/>
           <w:sz w:val="28"/>
           <w:szCs w:val="28"/>
           <w:lang w:val="en-US"/>
@@ -1330,9 +1419,10 @@
       </w:pPr>
       <w:r>
         <w:rPr>
-          <w:rFonts w:hint="default" w:cs="Times New Roman"/>
+          <w:rFonts w:hint="default" w:ascii="Times New Roman" w:hAnsi="Times New Roman" w:cs="Times New Roman"/>
           <w:b/>
           <w:bCs/>
+          <w:color w:val="auto"/>
           <w:sz w:val="28"/>
           <w:szCs w:val="28"/>
           <w:lang w:val="en-US"/>
@@ -1356,16 +1446,18 @@
         <w:jc w:val="left"/>
         <w:rPr>
           <w:rFonts w:hint="default" w:ascii="Times New Roman" w:hAnsi="Times New Roman" w:eastAsia="SimSun" w:cs="Times New Roman"/>
-          <w:sz w:val="24"/>
-          <w:szCs w:val="24"/>
-          <w:lang w:val="en-US"/>
-        </w:rPr>
-      </w:pPr>
-      <w:r>
-        <w:rPr>
-          <w:rFonts w:hint="default" w:cs="Times New Roman"/>
+          <w:color w:val="auto"/>
+          <w:sz w:val="24"/>
+          <w:szCs w:val="24"/>
+          <w:lang w:val="en-US"/>
+        </w:rPr>
+      </w:pPr>
+      <w:r>
+        <w:rPr>
+          <w:rFonts w:hint="default" w:ascii="Times New Roman" w:hAnsi="Times New Roman" w:cs="Times New Roman"/>
           <w:b w:val="0"/>
           <w:bCs w:val="0"/>
+          <w:color w:val="auto"/>
           <w:sz w:val="24"/>
           <w:szCs w:val="24"/>
           <w:lang w:val="en-US"/>
@@ -1375,6 +1467,7 @@
       <w:r>
         <w:rPr>
           <w:rFonts w:hint="default" w:ascii="Times New Roman" w:hAnsi="Times New Roman" w:eastAsia="SimSun" w:cs="Times New Roman"/>
+          <w:color w:val="auto"/>
           <w:sz w:val="24"/>
           <w:szCs w:val="24"/>
         </w:rPr>
@@ -1440,6 +1533,7 @@
                 <w:rFonts w:hint="default" w:ascii="Times New Roman" w:hAnsi="Times New Roman" w:eastAsia="SimSun" w:cs="Times New Roman"/>
                 <w:b/>
                 <w:bCs/>
+                <w:color w:val="auto"/>
                 <w:sz w:val="24"/>
                 <w:szCs w:val="24"/>
                 <w:vertAlign w:val="baseline"/>
@@ -1451,6 +1545,7 @@
                 <w:rFonts w:hint="default" w:ascii="Times New Roman" w:hAnsi="Times New Roman" w:eastAsia="SimSun" w:cs="Times New Roman"/>
                 <w:b/>
                 <w:bCs/>
+                <w:color w:val="auto"/>
                 <w:sz w:val="24"/>
                 <w:szCs w:val="24"/>
                 <w:vertAlign w:val="baseline"/>
@@ -1476,6 +1571,7 @@
                 <w:rFonts w:hint="default" w:ascii="Times New Roman" w:hAnsi="Times New Roman" w:eastAsia="SimSun" w:cs="Times New Roman"/>
                 <w:b/>
                 <w:bCs/>
+                <w:color w:val="auto"/>
                 <w:sz w:val="24"/>
                 <w:szCs w:val="24"/>
                 <w:vertAlign w:val="baseline"/>
@@ -1487,6 +1583,7 @@
                 <w:rFonts w:hint="default" w:ascii="Times New Roman" w:hAnsi="Times New Roman" w:eastAsia="SimSun" w:cs="Times New Roman"/>
                 <w:b/>
                 <w:bCs/>
+                <w:color w:val="auto"/>
                 <w:sz w:val="24"/>
                 <w:szCs w:val="24"/>
                 <w:vertAlign w:val="baseline"/>
@@ -1512,6 +1609,7 @@
                 <w:rFonts w:hint="default" w:ascii="Times New Roman" w:hAnsi="Times New Roman" w:eastAsia="SimSun" w:cs="Times New Roman"/>
                 <w:b/>
                 <w:bCs/>
+                <w:color w:val="auto"/>
                 <w:sz w:val="24"/>
                 <w:szCs w:val="24"/>
                 <w:vertAlign w:val="baseline"/>
@@ -1523,6 +1621,7 @@
                 <w:rFonts w:hint="default" w:ascii="Times New Roman" w:hAnsi="Times New Roman" w:eastAsia="SimSun" w:cs="Times New Roman"/>
                 <w:b/>
                 <w:bCs/>
+                <w:color w:val="auto"/>
                 <w:sz w:val="24"/>
                 <w:szCs w:val="24"/>
                 <w:vertAlign w:val="baseline"/>
@@ -1564,15 +1663,17 @@
               <w:jc w:val="center"/>
               <w:rPr>
                 <w:rFonts w:hint="default" w:ascii="Times New Roman" w:hAnsi="Times New Roman" w:eastAsia="SimSun" w:cs="Times New Roman"/>
-                <w:sz w:val="24"/>
-                <w:szCs w:val="24"/>
-                <w:vertAlign w:val="baseline"/>
-                <w:lang w:val="en-US"/>
-              </w:rPr>
-            </w:pPr>
-            <w:r>
-              <w:rPr>
-                <w:rFonts w:hint="default" w:ascii="Times New Roman" w:hAnsi="Times New Roman" w:eastAsia="SimSun" w:cs="Times New Roman"/>
+                <w:color w:val="auto"/>
+                <w:sz w:val="24"/>
+                <w:szCs w:val="24"/>
+                <w:vertAlign w:val="baseline"/>
+                <w:lang w:val="en-US"/>
+              </w:rPr>
+            </w:pPr>
+            <w:r>
+              <w:rPr>
+                <w:rFonts w:hint="default" w:ascii="Times New Roman" w:hAnsi="Times New Roman" w:eastAsia="SimSun" w:cs="Times New Roman"/>
+                <w:color w:val="auto"/>
                 <w:sz w:val="24"/>
                 <w:szCs w:val="24"/>
                 <w:vertAlign w:val="baseline"/>
@@ -1596,15 +1697,17 @@
               <w:jc w:val="center"/>
               <w:rPr>
                 <w:rFonts w:hint="default" w:ascii="Times New Roman" w:hAnsi="Times New Roman" w:eastAsia="SimSun" w:cs="Times New Roman"/>
-                <w:sz w:val="24"/>
-                <w:szCs w:val="24"/>
-                <w:vertAlign w:val="baseline"/>
-                <w:lang w:val="en-US"/>
-              </w:rPr>
-            </w:pPr>
-            <w:r>
-              <w:rPr>
-                <w:rFonts w:hint="default" w:ascii="Times New Roman" w:hAnsi="Times New Roman" w:eastAsia="SimSun"/>
+                <w:color w:val="auto"/>
+                <w:sz w:val="24"/>
+                <w:szCs w:val="24"/>
+                <w:vertAlign w:val="baseline"/>
+                <w:lang w:val="en-US"/>
+              </w:rPr>
+            </w:pPr>
+            <w:r>
+              <w:rPr>
+                <w:rFonts w:hint="default" w:ascii="Times New Roman" w:hAnsi="Times New Roman" w:eastAsia="SimSun" w:cs="Times New Roman"/>
+                <w:color w:val="auto"/>
                 <w:sz w:val="24"/>
                 <w:szCs w:val="24"/>
                 <w:vertAlign w:val="baseline"/>
@@ -1628,15 +1731,17 @@
               <w:jc w:val="center"/>
               <w:rPr>
                 <w:rFonts w:hint="default" w:ascii="Times New Roman" w:hAnsi="Times New Roman" w:eastAsia="SimSun" w:cs="Times New Roman"/>
-                <w:sz w:val="24"/>
-                <w:szCs w:val="24"/>
-                <w:vertAlign w:val="baseline"/>
-                <w:lang w:val="en-US"/>
-              </w:rPr>
-            </w:pPr>
-            <w:r>
-              <w:rPr>
-                <w:rFonts w:hint="default" w:ascii="Times New Roman" w:hAnsi="Times New Roman" w:eastAsia="SimSun"/>
+                <w:color w:val="auto"/>
+                <w:sz w:val="24"/>
+                <w:szCs w:val="24"/>
+                <w:vertAlign w:val="baseline"/>
+                <w:lang w:val="en-US"/>
+              </w:rPr>
+            </w:pPr>
+            <w:r>
+              <w:rPr>
+                <w:rFonts w:hint="default" w:ascii="Times New Roman" w:hAnsi="Times New Roman" w:eastAsia="SimSun" w:cs="Times New Roman"/>
+                <w:color w:val="auto"/>
                 <w:sz w:val="24"/>
                 <w:szCs w:val="24"/>
                 <w:vertAlign w:val="baseline"/>
@@ -1678,15 +1783,17 @@
               <w:jc w:val="center"/>
               <w:rPr>
                 <w:rFonts w:hint="default" w:ascii="Times New Roman" w:hAnsi="Times New Roman" w:eastAsia="SimSun" w:cs="Times New Roman"/>
-                <w:sz w:val="24"/>
-                <w:szCs w:val="24"/>
-                <w:vertAlign w:val="baseline"/>
-                <w:lang w:val="en-US"/>
-              </w:rPr>
-            </w:pPr>
-            <w:r>
-              <w:rPr>
-                <w:rFonts w:hint="default" w:ascii="Times New Roman" w:hAnsi="Times New Roman" w:eastAsia="SimSun" w:cs="Times New Roman"/>
+                <w:color w:val="auto"/>
+                <w:sz w:val="24"/>
+                <w:szCs w:val="24"/>
+                <w:vertAlign w:val="baseline"/>
+                <w:lang w:val="en-US"/>
+              </w:rPr>
+            </w:pPr>
+            <w:r>
+              <w:rPr>
+                <w:rFonts w:hint="default" w:ascii="Times New Roman" w:hAnsi="Times New Roman" w:eastAsia="SimSun" w:cs="Times New Roman"/>
+                <w:color w:val="auto"/>
                 <w:sz w:val="24"/>
                 <w:szCs w:val="24"/>
                 <w:vertAlign w:val="baseline"/>
@@ -1710,15 +1817,17 @@
               <w:jc w:val="center"/>
               <w:rPr>
                 <w:rFonts w:hint="default" w:ascii="Times New Roman" w:hAnsi="Times New Roman" w:eastAsia="SimSun" w:cs="Times New Roman"/>
-                <w:sz w:val="24"/>
-                <w:szCs w:val="24"/>
-                <w:vertAlign w:val="baseline"/>
-                <w:lang w:val="en-US"/>
-              </w:rPr>
-            </w:pPr>
-            <w:r>
-              <w:rPr>
-                <w:rFonts w:hint="default" w:ascii="Times New Roman" w:hAnsi="Times New Roman" w:eastAsia="SimSun"/>
+                <w:color w:val="auto"/>
+                <w:sz w:val="24"/>
+                <w:szCs w:val="24"/>
+                <w:vertAlign w:val="baseline"/>
+                <w:lang w:val="en-US"/>
+              </w:rPr>
+            </w:pPr>
+            <w:r>
+              <w:rPr>
+                <w:rFonts w:hint="default" w:ascii="Times New Roman" w:hAnsi="Times New Roman" w:eastAsia="SimSun" w:cs="Times New Roman"/>
+                <w:color w:val="auto"/>
                 <w:sz w:val="24"/>
                 <w:szCs w:val="24"/>
                 <w:vertAlign w:val="baseline"/>
@@ -1742,15 +1851,17 @@
               <w:jc w:val="center"/>
               <w:rPr>
                 <w:rFonts w:hint="default" w:ascii="Times New Roman" w:hAnsi="Times New Roman" w:eastAsia="SimSun" w:cs="Times New Roman"/>
-                <w:sz w:val="24"/>
-                <w:szCs w:val="24"/>
-                <w:vertAlign w:val="baseline"/>
-                <w:lang w:val="en-US"/>
-              </w:rPr>
-            </w:pPr>
-            <w:r>
-              <w:rPr>
-                <w:rFonts w:hint="default" w:ascii="Times New Roman" w:hAnsi="Times New Roman" w:eastAsia="SimSun"/>
+                <w:color w:val="auto"/>
+                <w:sz w:val="24"/>
+                <w:szCs w:val="24"/>
+                <w:vertAlign w:val="baseline"/>
+                <w:lang w:val="en-US"/>
+              </w:rPr>
+            </w:pPr>
+            <w:r>
+              <w:rPr>
+                <w:rFonts w:hint="default" w:ascii="Times New Roman" w:hAnsi="Times New Roman" w:eastAsia="SimSun" w:cs="Times New Roman"/>
+                <w:color w:val="auto"/>
                 <w:sz w:val="24"/>
                 <w:szCs w:val="24"/>
                 <w:vertAlign w:val="baseline"/>
@@ -1792,15 +1903,17 @@
               <w:jc w:val="center"/>
               <w:rPr>
                 <w:rFonts w:hint="default" w:ascii="Times New Roman" w:hAnsi="Times New Roman" w:eastAsia="SimSun" w:cs="Times New Roman"/>
-                <w:sz w:val="24"/>
-                <w:szCs w:val="24"/>
-                <w:vertAlign w:val="baseline"/>
-                <w:lang w:val="en-US"/>
-              </w:rPr>
-            </w:pPr>
-            <w:r>
-              <w:rPr>
-                <w:rFonts w:hint="default" w:ascii="Times New Roman" w:hAnsi="Times New Roman" w:eastAsia="SimSun" w:cs="Times New Roman"/>
+                <w:color w:val="auto"/>
+                <w:sz w:val="24"/>
+                <w:szCs w:val="24"/>
+                <w:vertAlign w:val="baseline"/>
+                <w:lang w:val="en-US"/>
+              </w:rPr>
+            </w:pPr>
+            <w:r>
+              <w:rPr>
+                <w:rFonts w:hint="default" w:ascii="Times New Roman" w:hAnsi="Times New Roman" w:eastAsia="SimSun" w:cs="Times New Roman"/>
+                <w:color w:val="auto"/>
                 <w:sz w:val="24"/>
                 <w:szCs w:val="24"/>
                 <w:vertAlign w:val="baseline"/>
@@ -1824,15 +1937,17 @@
               <w:jc w:val="center"/>
               <w:rPr>
                 <w:rFonts w:hint="default" w:ascii="Times New Roman" w:hAnsi="Times New Roman" w:eastAsia="SimSun" w:cs="Times New Roman"/>
-                <w:sz w:val="24"/>
-                <w:szCs w:val="24"/>
-                <w:vertAlign w:val="baseline"/>
-                <w:lang w:val="en-US"/>
-              </w:rPr>
-            </w:pPr>
-            <w:r>
-              <w:rPr>
-                <w:rFonts w:hint="default" w:ascii="Times New Roman" w:hAnsi="Times New Roman" w:eastAsia="SimSun"/>
+                <w:color w:val="auto"/>
+                <w:sz w:val="24"/>
+                <w:szCs w:val="24"/>
+                <w:vertAlign w:val="baseline"/>
+                <w:lang w:val="en-US"/>
+              </w:rPr>
+            </w:pPr>
+            <w:r>
+              <w:rPr>
+                <w:rFonts w:hint="default" w:ascii="Times New Roman" w:hAnsi="Times New Roman" w:eastAsia="SimSun" w:cs="Times New Roman"/>
+                <w:color w:val="auto"/>
                 <w:sz w:val="24"/>
                 <w:szCs w:val="24"/>
                 <w:vertAlign w:val="baseline"/>
@@ -1856,15 +1971,17 @@
               <w:jc w:val="center"/>
               <w:rPr>
                 <w:rFonts w:hint="default" w:ascii="Times New Roman" w:hAnsi="Times New Roman" w:eastAsia="SimSun" w:cs="Times New Roman"/>
-                <w:sz w:val="24"/>
-                <w:szCs w:val="24"/>
-                <w:vertAlign w:val="baseline"/>
-                <w:lang w:val="en-US"/>
-              </w:rPr>
-            </w:pPr>
-            <w:r>
-              <w:rPr>
-                <w:rFonts w:hint="default" w:ascii="Times New Roman" w:hAnsi="Times New Roman" w:eastAsia="SimSun"/>
+                <w:color w:val="auto"/>
+                <w:sz w:val="24"/>
+                <w:szCs w:val="24"/>
+                <w:vertAlign w:val="baseline"/>
+                <w:lang w:val="en-US"/>
+              </w:rPr>
+            </w:pPr>
+            <w:r>
+              <w:rPr>
+                <w:rFonts w:hint="default" w:ascii="Times New Roman" w:hAnsi="Times New Roman" w:eastAsia="SimSun" w:cs="Times New Roman"/>
+                <w:color w:val="auto"/>
                 <w:sz w:val="24"/>
                 <w:szCs w:val="24"/>
                 <w:vertAlign w:val="baseline"/>
@@ -1906,15 +2023,17 @@
               <w:jc w:val="center"/>
               <w:rPr>
                 <w:rFonts w:hint="default" w:ascii="Times New Roman" w:hAnsi="Times New Roman" w:eastAsia="SimSun" w:cs="Times New Roman"/>
-                <w:sz w:val="24"/>
-                <w:szCs w:val="24"/>
-                <w:vertAlign w:val="baseline"/>
-                <w:lang w:val="en-US"/>
-              </w:rPr>
-            </w:pPr>
-            <w:r>
-              <w:rPr>
-                <w:rFonts w:hint="default" w:ascii="Times New Roman" w:hAnsi="Times New Roman" w:eastAsia="SimSun" w:cs="Times New Roman"/>
+                <w:color w:val="auto"/>
+                <w:sz w:val="24"/>
+                <w:szCs w:val="24"/>
+                <w:vertAlign w:val="baseline"/>
+                <w:lang w:val="en-US"/>
+              </w:rPr>
+            </w:pPr>
+            <w:r>
+              <w:rPr>
+                <w:rFonts w:hint="default" w:ascii="Times New Roman" w:hAnsi="Times New Roman" w:eastAsia="SimSun" w:cs="Times New Roman"/>
+                <w:color w:val="auto"/>
                 <w:sz w:val="24"/>
                 <w:szCs w:val="24"/>
                 <w:vertAlign w:val="baseline"/>
@@ -1938,15 +2057,17 @@
               <w:jc w:val="center"/>
               <w:rPr>
                 <w:rFonts w:hint="default" w:ascii="Times New Roman" w:hAnsi="Times New Roman" w:eastAsia="SimSun" w:cs="Times New Roman"/>
-                <w:sz w:val="24"/>
-                <w:szCs w:val="24"/>
-                <w:vertAlign w:val="baseline"/>
-                <w:lang w:val="en-US"/>
-              </w:rPr>
-            </w:pPr>
-            <w:r>
-              <w:rPr>
-                <w:rFonts w:hint="default" w:ascii="Times New Roman" w:hAnsi="Times New Roman" w:eastAsia="SimSun"/>
+                <w:color w:val="auto"/>
+                <w:sz w:val="24"/>
+                <w:szCs w:val="24"/>
+                <w:vertAlign w:val="baseline"/>
+                <w:lang w:val="en-US"/>
+              </w:rPr>
+            </w:pPr>
+            <w:r>
+              <w:rPr>
+                <w:rFonts w:hint="default" w:ascii="Times New Roman" w:hAnsi="Times New Roman" w:eastAsia="SimSun" w:cs="Times New Roman"/>
+                <w:color w:val="auto"/>
                 <w:sz w:val="24"/>
                 <w:szCs w:val="24"/>
                 <w:vertAlign w:val="baseline"/>
@@ -1970,15 +2091,17 @@
               <w:jc w:val="center"/>
               <w:rPr>
                 <w:rFonts w:hint="default" w:ascii="Times New Roman" w:hAnsi="Times New Roman" w:eastAsia="SimSun" w:cs="Times New Roman"/>
-                <w:sz w:val="24"/>
-                <w:szCs w:val="24"/>
-                <w:vertAlign w:val="baseline"/>
-                <w:lang w:val="en-US"/>
-              </w:rPr>
-            </w:pPr>
-            <w:r>
-              <w:rPr>
-                <w:rFonts w:hint="default" w:ascii="Times New Roman" w:hAnsi="Times New Roman" w:eastAsia="SimSun"/>
+                <w:color w:val="auto"/>
+                <w:sz w:val="24"/>
+                <w:szCs w:val="24"/>
+                <w:vertAlign w:val="baseline"/>
+                <w:lang w:val="en-US"/>
+              </w:rPr>
+            </w:pPr>
+            <w:r>
+              <w:rPr>
+                <w:rFonts w:hint="default" w:ascii="Times New Roman" w:hAnsi="Times New Roman" w:eastAsia="SimSun" w:cs="Times New Roman"/>
+                <w:color w:val="auto"/>
                 <w:sz w:val="24"/>
                 <w:szCs w:val="24"/>
                 <w:vertAlign w:val="baseline"/>
@@ -2020,15 +2143,17 @@
               <w:jc w:val="center"/>
               <w:rPr>
                 <w:rFonts w:hint="default" w:ascii="Times New Roman" w:hAnsi="Times New Roman" w:eastAsia="SimSun" w:cs="Times New Roman"/>
-                <w:sz w:val="24"/>
-                <w:szCs w:val="24"/>
-                <w:vertAlign w:val="baseline"/>
-                <w:lang w:val="en-US"/>
-              </w:rPr>
-            </w:pPr>
-            <w:r>
-              <w:rPr>
-                <w:rFonts w:hint="default" w:ascii="Times New Roman" w:hAnsi="Times New Roman" w:eastAsia="SimSun" w:cs="Times New Roman"/>
+                <w:color w:val="auto"/>
+                <w:sz w:val="24"/>
+                <w:szCs w:val="24"/>
+                <w:vertAlign w:val="baseline"/>
+                <w:lang w:val="en-US"/>
+              </w:rPr>
+            </w:pPr>
+            <w:r>
+              <w:rPr>
+                <w:rFonts w:hint="default" w:ascii="Times New Roman" w:hAnsi="Times New Roman" w:eastAsia="SimSun" w:cs="Times New Roman"/>
+                <w:color w:val="auto"/>
                 <w:sz w:val="24"/>
                 <w:szCs w:val="24"/>
                 <w:vertAlign w:val="baseline"/>
@@ -2052,15 +2177,17 @@
               <w:jc w:val="center"/>
               <w:rPr>
                 <w:rFonts w:hint="default" w:ascii="Times New Roman" w:hAnsi="Times New Roman" w:eastAsia="SimSun" w:cs="Times New Roman"/>
-                <w:sz w:val="24"/>
-                <w:szCs w:val="24"/>
-                <w:vertAlign w:val="baseline"/>
-                <w:lang w:val="en-US"/>
-              </w:rPr>
-            </w:pPr>
-            <w:r>
-              <w:rPr>
-                <w:rFonts w:hint="default" w:ascii="Times New Roman" w:hAnsi="Times New Roman" w:eastAsia="SimSun"/>
+                <w:color w:val="auto"/>
+                <w:sz w:val="24"/>
+                <w:szCs w:val="24"/>
+                <w:vertAlign w:val="baseline"/>
+                <w:lang w:val="en-US"/>
+              </w:rPr>
+            </w:pPr>
+            <w:r>
+              <w:rPr>
+                <w:rFonts w:hint="default" w:ascii="Times New Roman" w:hAnsi="Times New Roman" w:eastAsia="SimSun" w:cs="Times New Roman"/>
+                <w:color w:val="auto"/>
                 <w:sz w:val="24"/>
                 <w:szCs w:val="24"/>
                 <w:vertAlign w:val="baseline"/>
@@ -2084,15 +2211,17 @@
               <w:jc w:val="center"/>
               <w:rPr>
                 <w:rFonts w:hint="default" w:ascii="Times New Roman" w:hAnsi="Times New Roman" w:eastAsia="SimSun" w:cs="Times New Roman"/>
-                <w:sz w:val="24"/>
-                <w:szCs w:val="24"/>
-                <w:vertAlign w:val="baseline"/>
-                <w:lang w:val="en-US"/>
-              </w:rPr>
-            </w:pPr>
-            <w:r>
-              <w:rPr>
-                <w:rFonts w:hint="default" w:ascii="Times New Roman" w:hAnsi="Times New Roman" w:eastAsia="SimSun"/>
+                <w:color w:val="auto"/>
+                <w:sz w:val="24"/>
+                <w:szCs w:val="24"/>
+                <w:vertAlign w:val="baseline"/>
+                <w:lang w:val="en-US"/>
+              </w:rPr>
+            </w:pPr>
+            <w:r>
+              <w:rPr>
+                <w:rFonts w:hint="default" w:ascii="Times New Roman" w:hAnsi="Times New Roman" w:eastAsia="SimSun" w:cs="Times New Roman"/>
+                <w:color w:val="auto"/>
                 <w:sz w:val="24"/>
                 <w:szCs w:val="24"/>
                 <w:vertAlign w:val="baseline"/>
@@ -2134,15 +2263,17 @@
               <w:jc w:val="center"/>
               <w:rPr>
                 <w:rFonts w:hint="default" w:ascii="Times New Roman" w:hAnsi="Times New Roman" w:eastAsia="SimSun" w:cs="Times New Roman"/>
-                <w:sz w:val="24"/>
-                <w:szCs w:val="24"/>
-                <w:vertAlign w:val="baseline"/>
-                <w:lang w:val="en-US"/>
-              </w:rPr>
-            </w:pPr>
-            <w:r>
-              <w:rPr>
-                <w:rFonts w:hint="default" w:ascii="Times New Roman" w:hAnsi="Times New Roman" w:eastAsia="SimSun" w:cs="Times New Roman"/>
+                <w:color w:val="auto"/>
+                <w:sz w:val="24"/>
+                <w:szCs w:val="24"/>
+                <w:vertAlign w:val="baseline"/>
+                <w:lang w:val="en-US"/>
+              </w:rPr>
+            </w:pPr>
+            <w:r>
+              <w:rPr>
+                <w:rFonts w:hint="default" w:ascii="Times New Roman" w:hAnsi="Times New Roman" w:eastAsia="SimSun" w:cs="Times New Roman"/>
+                <w:color w:val="auto"/>
                 <w:sz w:val="24"/>
                 <w:szCs w:val="24"/>
                 <w:vertAlign w:val="baseline"/>
@@ -2166,15 +2297,17 @@
               <w:jc w:val="center"/>
               <w:rPr>
                 <w:rFonts w:hint="default" w:ascii="Times New Roman" w:hAnsi="Times New Roman" w:eastAsia="SimSun" w:cs="Times New Roman"/>
-                <w:sz w:val="24"/>
-                <w:szCs w:val="24"/>
-                <w:vertAlign w:val="baseline"/>
-                <w:lang w:val="en-US"/>
-              </w:rPr>
-            </w:pPr>
-            <w:r>
-              <w:rPr>
-                <w:rFonts w:hint="default" w:ascii="Times New Roman" w:hAnsi="Times New Roman" w:eastAsia="SimSun"/>
+                <w:color w:val="auto"/>
+                <w:sz w:val="24"/>
+                <w:szCs w:val="24"/>
+                <w:vertAlign w:val="baseline"/>
+                <w:lang w:val="en-US"/>
+              </w:rPr>
+            </w:pPr>
+            <w:r>
+              <w:rPr>
+                <w:rFonts w:hint="default" w:ascii="Times New Roman" w:hAnsi="Times New Roman" w:eastAsia="SimSun" w:cs="Times New Roman"/>
+                <w:color w:val="auto"/>
                 <w:sz w:val="24"/>
                 <w:szCs w:val="24"/>
                 <w:vertAlign w:val="baseline"/>
@@ -2198,15 +2331,17 @@
               <w:jc w:val="center"/>
               <w:rPr>
                 <w:rFonts w:hint="default" w:ascii="Times New Roman" w:hAnsi="Times New Roman" w:eastAsia="SimSun" w:cs="Times New Roman"/>
-                <w:sz w:val="24"/>
-                <w:szCs w:val="24"/>
-                <w:vertAlign w:val="baseline"/>
-                <w:lang w:val="en-US"/>
-              </w:rPr>
-            </w:pPr>
-            <w:r>
-              <w:rPr>
-                <w:rFonts w:hint="default" w:ascii="Times New Roman" w:hAnsi="Times New Roman" w:eastAsia="SimSun"/>
+                <w:color w:val="auto"/>
+                <w:sz w:val="24"/>
+                <w:szCs w:val="24"/>
+                <w:vertAlign w:val="baseline"/>
+                <w:lang w:val="en-US"/>
+              </w:rPr>
+            </w:pPr>
+            <w:r>
+              <w:rPr>
+                <w:rFonts w:hint="default" w:ascii="Times New Roman" w:hAnsi="Times New Roman" w:eastAsia="SimSun" w:cs="Times New Roman"/>
+                <w:color w:val="auto"/>
                 <w:sz w:val="24"/>
                 <w:szCs w:val="24"/>
                 <w:vertAlign w:val="baseline"/>
@@ -2248,15 +2383,17 @@
               <w:jc w:val="center"/>
               <w:rPr>
                 <w:rFonts w:hint="default" w:ascii="Times New Roman" w:hAnsi="Times New Roman" w:eastAsia="SimSun" w:cs="Times New Roman"/>
-                <w:sz w:val="24"/>
-                <w:szCs w:val="24"/>
-                <w:vertAlign w:val="baseline"/>
-                <w:lang w:val="en-US"/>
-              </w:rPr>
-            </w:pPr>
-            <w:r>
-              <w:rPr>
-                <w:rFonts w:hint="default" w:ascii="Times New Roman" w:hAnsi="Times New Roman" w:eastAsia="SimSun" w:cs="Times New Roman"/>
+                <w:color w:val="auto"/>
+                <w:sz w:val="24"/>
+                <w:szCs w:val="24"/>
+                <w:vertAlign w:val="baseline"/>
+                <w:lang w:val="en-US"/>
+              </w:rPr>
+            </w:pPr>
+            <w:r>
+              <w:rPr>
+                <w:rFonts w:hint="default" w:ascii="Times New Roman" w:hAnsi="Times New Roman" w:eastAsia="SimSun" w:cs="Times New Roman"/>
+                <w:color w:val="auto"/>
                 <w:sz w:val="24"/>
                 <w:szCs w:val="24"/>
                 <w:vertAlign w:val="baseline"/>
@@ -2280,15 +2417,17 @@
               <w:jc w:val="center"/>
               <w:rPr>
                 <w:rFonts w:hint="default" w:ascii="Times New Roman" w:hAnsi="Times New Roman" w:eastAsia="SimSun" w:cs="Times New Roman"/>
-                <w:sz w:val="24"/>
-                <w:szCs w:val="24"/>
-                <w:vertAlign w:val="baseline"/>
-                <w:lang w:val="en-US"/>
-              </w:rPr>
-            </w:pPr>
-            <w:r>
-              <w:rPr>
-                <w:rFonts w:hint="default" w:ascii="Times New Roman" w:hAnsi="Times New Roman" w:eastAsia="SimSun"/>
+                <w:color w:val="auto"/>
+                <w:sz w:val="24"/>
+                <w:szCs w:val="24"/>
+                <w:vertAlign w:val="baseline"/>
+                <w:lang w:val="en-US"/>
+              </w:rPr>
+            </w:pPr>
+            <w:r>
+              <w:rPr>
+                <w:rFonts w:hint="default" w:ascii="Times New Roman" w:hAnsi="Times New Roman" w:eastAsia="SimSun" w:cs="Times New Roman"/>
+                <w:color w:val="auto"/>
                 <w:sz w:val="24"/>
                 <w:szCs w:val="24"/>
                 <w:vertAlign w:val="baseline"/>
@@ -2312,15 +2451,17 @@
               <w:jc w:val="center"/>
               <w:rPr>
                 <w:rFonts w:hint="default" w:ascii="Times New Roman" w:hAnsi="Times New Roman" w:eastAsia="SimSun" w:cs="Times New Roman"/>
-                <w:sz w:val="24"/>
-                <w:szCs w:val="24"/>
-                <w:vertAlign w:val="baseline"/>
-                <w:lang w:val="en-US"/>
-              </w:rPr>
-            </w:pPr>
-            <w:r>
-              <w:rPr>
-                <w:rFonts w:hint="default" w:ascii="Times New Roman" w:hAnsi="Times New Roman" w:eastAsia="SimSun"/>
+                <w:color w:val="auto"/>
+                <w:sz w:val="24"/>
+                <w:szCs w:val="24"/>
+                <w:vertAlign w:val="baseline"/>
+                <w:lang w:val="en-US"/>
+              </w:rPr>
+            </w:pPr>
+            <w:r>
+              <w:rPr>
+                <w:rFonts w:hint="default" w:ascii="Times New Roman" w:hAnsi="Times New Roman" w:eastAsia="SimSun" w:cs="Times New Roman"/>
+                <w:color w:val="auto"/>
                 <w:sz w:val="24"/>
                 <w:szCs w:val="24"/>
                 <w:vertAlign w:val="baseline"/>
@@ -2341,6 +2482,7 @@
         <w:jc w:val="center"/>
         <w:rPr>
           <w:rFonts w:hint="default" w:ascii="Times New Roman" w:hAnsi="Times New Roman" w:eastAsia="SimSun" w:cs="Times New Roman"/>
+          <w:color w:val="auto"/>
           <w:sz w:val="24"/>
           <w:szCs w:val="24"/>
           <w:lang w:val="en-US"/>
@@ -2356,30 +2498,7 @@
         <w:jc w:val="left"/>
         <w:rPr>
           <w:rFonts w:hint="default" w:ascii="Times New Roman" w:hAnsi="Times New Roman" w:eastAsia="SimSun" w:cs="Times New Roman"/>
-          <w:sz w:val="24"/>
-          <w:szCs w:val="24"/>
-          <w:lang w:val="en-US"/>
-        </w:rPr>
-      </w:pPr>
-      <w:r>
-        <w:rPr>
-          <w:rFonts w:hint="default" w:ascii="Times New Roman" w:hAnsi="Times New Roman" w:eastAsia="SimSun" w:cs="Times New Roman"/>
-          <w:sz w:val="24"/>
-          <w:szCs w:val="24"/>
-          <w:lang w:val="en-US"/>
-        </w:rPr>
-        <w:t xml:space="preserve">          These values will be filled using the metrics produced by the real ingestion run.</w:t>
-      </w:r>
-    </w:p>
-    <w:p>
-      <w:pPr>
-        <w:numPr>
-          <w:ilvl w:val="0"/>
-          <w:numId w:val="0"/>
-        </w:numPr>
-        <w:jc w:val="left"/>
-        <w:rPr>
-          <w:rFonts w:hint="default" w:ascii="Times New Roman" w:hAnsi="Times New Roman" w:eastAsia="SimSun" w:cs="Times New Roman"/>
+          <w:color w:val="auto"/>
           <w:sz w:val="24"/>
           <w:szCs w:val="24"/>
           <w:lang w:val="en-US"/>
@@ -2396,6 +2515,7 @@
         <w:jc w:val="left"/>
         <w:rPr>
           <w:rFonts w:hint="default" w:ascii="Times New Roman" w:hAnsi="Times New Roman" w:eastAsia="SimSun" w:cs="Times New Roman"/>
+          <w:color w:val="auto"/>
           <w:sz w:val="28"/>
           <w:szCs w:val="28"/>
           <w:lang w:val="en-US"/>
@@ -2406,6 +2526,7 @@
           <w:rFonts w:hint="default" w:ascii="Times New Roman" w:hAnsi="Times New Roman" w:eastAsia="SimSun" w:cs="Times New Roman"/>
           <w:b/>
           <w:bCs/>
+          <w:color w:val="auto"/>
           <w:sz w:val="28"/>
           <w:szCs w:val="28"/>
           <w:lang w:val="en-US"/>
@@ -2424,6 +2545,7 @@
           <w:rFonts w:hint="default" w:ascii="Times New Roman" w:hAnsi="Times New Roman" w:eastAsia="SimSun" w:cs="Times New Roman"/>
           <w:b w:val="0"/>
           <w:bCs w:val="0"/>
+          <w:color w:val="auto"/>
           <w:sz w:val="28"/>
           <w:szCs w:val="28"/>
           <w:lang w:val="en-US"/>
@@ -2438,7 +2560,8 @@
         </w:numPr>
         <w:jc w:val="left"/>
         <w:rPr>
-          <w:rFonts w:hint="default" w:ascii="Times New Roman" w:hAnsi="Times New Roman" w:eastAsia="SimSun" w:cs="Times New Roman"/>
+          <w:rFonts w:hint="default" w:ascii="Times New Roman" w:hAnsi="Times New Roman" w:eastAsia="SimSun"/>
+          <w:color w:val="auto"/>
           <w:sz w:val="24"/>
           <w:szCs w:val="24"/>
         </w:rPr>
@@ -2448,36 +2571,21 @@
           <w:rFonts w:hint="default" w:ascii="Times New Roman" w:hAnsi="Times New Roman" w:eastAsia="SimSun" w:cs="Times New Roman"/>
           <w:b w:val="0"/>
           <w:bCs w:val="0"/>
+          <w:color w:val="auto"/>
           <w:sz w:val="28"/>
           <w:szCs w:val="28"/>
           <w:lang w:val="en-US"/>
         </w:rPr>
-        <w:t xml:space="preserve">          </w:t>
-      </w:r>
-      <w:r>
-        <w:rPr>
-          <w:rFonts w:hint="default" w:ascii="Times New Roman" w:hAnsi="Times New Roman" w:eastAsia="SimSun" w:cs="Times New Roman"/>
-          <w:sz w:val="24"/>
-          <w:szCs w:val="24"/>
-        </w:rPr>
-        <w:t>IMDb provides its data as periodically refreshed bulk snapshots rather than as an event-based incremental stream.</w:t>
-      </w:r>
-      <w:r>
-        <w:rPr>
-          <w:rFonts w:hint="default" w:ascii="Times New Roman" w:hAnsi="Times New Roman" w:eastAsia="SimSun" w:cs="Times New Roman"/>
-          <w:sz w:val="24"/>
-          <w:szCs w:val="24"/>
-          <w:lang w:val="en-US"/>
-        </w:rPr>
-        <w:t xml:space="preserve"> For this reason, the ingestion pipeline treats each ex</w:t>
-      </w:r>
-      <w:r>
-        <w:rPr>
-          <w:rFonts w:hint="default" w:ascii="Times New Roman" w:hAnsi="Times New Roman" w:eastAsia="SimSun" w:cs="Times New Roman"/>
-          <w:sz w:val="24"/>
-          <w:szCs w:val="24"/>
-        </w:rPr>
-        <w:t>ecution as the processing of the current source snapshot. Existing generated Parquet files are safely replaced instead of appending the same records repeatedly.</w:t>
+        <w:t xml:space="preserve">      </w:t>
+      </w:r>
+      <w:r>
+        <w:rPr>
+          <w:rFonts w:hint="default" w:ascii="Times New Roman" w:hAnsi="Times New Roman" w:eastAsia="SimSun"/>
+          <w:color w:val="auto"/>
+          <w:sz w:val="24"/>
+          <w:szCs w:val="24"/>
+        </w:rPr>
+        <w:t>IMDb provides periodically refreshed bulk snapshots rather than an event-based incremental stream. Therefore, each pipeline execution processes the current source snapshot and safely replaces existing generated Parquet files instead of appending duplicate records.</w:t>
       </w:r>
     </w:p>
     <w:p>
@@ -2488,62 +2596,36 @@
         </w:numPr>
         <w:jc w:val="left"/>
         <w:rPr>
-          <w:rFonts w:hint="default" w:ascii="Times New Roman" w:hAnsi="Times New Roman" w:eastAsia="SimSun" w:cs="Times New Roman"/>
-          <w:sz w:val="24"/>
-          <w:szCs w:val="24"/>
-        </w:rPr>
-      </w:pPr>
-      <w:r>
-        <w:rPr>
-          <w:rFonts w:hint="default" w:ascii="Times New Roman" w:hAnsi="Times New Roman" w:eastAsia="SimSun" w:cs="Times New Roman"/>
-          <w:sz w:val="24"/>
-          <w:szCs w:val="24"/>
-          <w:lang w:val="en-US"/>
-        </w:rPr>
-        <w:t xml:space="preserve">          </w:t>
-      </w:r>
-      <w:r>
-        <w:rPr>
-          <w:rFonts w:hint="default" w:ascii="Times New Roman" w:hAnsi="Times New Roman" w:eastAsia="SimSun" w:cs="Times New Roman"/>
-          <w:sz w:val="24"/>
-          <w:szCs w:val="24"/>
-        </w:rPr>
-        <w:t>For this reason, the ingestion pipeline treats each execution as the processing of the current source snapshot. Existing generated Parquet files are safely replaced instead of appending the same records repeatedly.</w:t>
-      </w:r>
-      <w:r>
-        <w:rPr>
-          <w:rFonts w:hint="default" w:ascii="Times New Roman" w:hAnsi="Times New Roman" w:eastAsia="SimSun" w:cs="Times New Roman"/>
-          <w:sz w:val="24"/>
-          <w:szCs w:val="24"/>
-          <w:lang w:val="en-US"/>
-        </w:rPr>
-        <w:t xml:space="preserve"> </w:t>
-      </w:r>
-      <w:r>
-        <w:rPr>
-          <w:rFonts w:hint="default" w:ascii="Times New Roman" w:hAnsi="Times New Roman" w:eastAsia="SimSun" w:cs="Times New Roman"/>
-          <w:sz w:val="24"/>
-          <w:szCs w:val="24"/>
-        </w:rPr>
-        <w:t>This approach also supports pipeline idempotency: executing the ingestion workflow multiple times using the same source data should produce the same logical result without creating duplicate rows or duplicate output files.</w:t>
-      </w:r>
-      <w:r>
-        <w:rPr>
-          <w:rFonts w:hint="default" w:ascii="Times New Roman" w:hAnsi="Times New Roman" w:eastAsia="SimSun" w:cs="Times New Roman"/>
-          <w:sz w:val="24"/>
-          <w:szCs w:val="24"/>
-          <w:lang w:val="en-US"/>
-        </w:rPr>
-        <w:t xml:space="preserve"> </w:t>
-      </w:r>
-      <w:r>
-        <w:rPr>
-          <w:rFonts w:hint="default" w:ascii="Times New Roman" w:hAnsi="Times New Roman" w:eastAsia="SimSun" w:cs="Times New Roman"/>
-          <w:sz w:val="24"/>
-          <w:szCs w:val="24"/>
-        </w:rPr>
-        <w:t>Historical changes in IMDb metadata and ratings will later be tracked through dbt snapshots.</w:t>
-      </w:r>
+          <w:rFonts w:hint="default" w:ascii="Times New Roman" w:hAnsi="Times New Roman" w:eastAsia="SimSun"/>
+          <w:color w:val="auto"/>
+          <w:sz w:val="24"/>
+          <w:szCs w:val="24"/>
+        </w:rPr>
+      </w:pPr>
+      <w:r>
+        <w:rPr>
+          <w:rFonts w:hint="default" w:ascii="Times New Roman" w:hAnsi="Times New Roman" w:eastAsia="SimSun"/>
+          <w:color w:val="auto"/>
+          <w:sz w:val="24"/>
+          <w:szCs w:val="24"/>
+        </w:rPr>
+        <w:t>This approach ensures pipeline idempotency: rerunning the workflow with the same source data produces the same logical result. Historical changes in ratings and title metadata are tracked separately through dbt snapshots.</w:t>
+      </w:r>
+    </w:p>
+    <w:p>
+      <w:pPr>
+        <w:numPr>
+          <w:ilvl w:val="0"/>
+          <w:numId w:val="0"/>
+        </w:numPr>
+        <w:jc w:val="left"/>
+        <w:rPr>
+          <w:rFonts w:hint="default" w:ascii="Times New Roman" w:hAnsi="Times New Roman" w:eastAsia="SimSun"/>
+          <w:color w:val="auto"/>
+          <w:sz w:val="24"/>
+          <w:szCs w:val="24"/>
+        </w:rPr>
+      </w:pPr>
     </w:p>
     <w:p>
       <w:pPr>
@@ -2555,6 +2637,9 @@
         <w:jc w:val="left"/>
         <w:rPr>
           <w:rFonts w:hint="default" w:ascii="Times New Roman" w:hAnsi="Times New Roman" w:eastAsia="SimSun" w:cs="Times New Roman"/>
+          <w:b/>
+          <w:bCs/>
+          <w:color w:val="auto"/>
           <w:sz w:val="32"/>
           <w:szCs w:val="32"/>
           <w:lang w:val="en-US"/>
@@ -2565,6 +2650,7 @@
           <w:rFonts w:hint="default" w:ascii="Times New Roman" w:hAnsi="Times New Roman" w:eastAsia="SimSun" w:cs="Times New Roman"/>
           <w:b/>
           <w:bCs/>
+          <w:color w:val="auto"/>
           <w:sz w:val="32"/>
           <w:szCs w:val="32"/>
           <w:lang w:val="en-US"/>
@@ -2583,6 +2669,7 @@
           <w:rFonts w:hint="default" w:ascii="Times New Roman" w:hAnsi="Times New Roman" w:eastAsia="SimSun" w:cs="Times New Roman"/>
           <w:b w:val="0"/>
           <w:bCs w:val="0"/>
+          <w:color w:val="auto"/>
           <w:sz w:val="24"/>
           <w:szCs w:val="24"/>
           <w:lang w:val="en-US"/>
@@ -2598,6 +2685,7 @@
         <w:jc w:val="left"/>
         <w:rPr>
           <w:rFonts w:hint="default" w:ascii="Times New Roman" w:hAnsi="Times New Roman" w:eastAsia="SimSun" w:cs="Times New Roman"/>
+          <w:color w:val="auto"/>
           <w:sz w:val="24"/>
           <w:szCs w:val="24"/>
           <w:lang w:val="en-US"/>
@@ -2608,15 +2696,17 @@
           <w:rFonts w:hint="default" w:ascii="Times New Roman" w:hAnsi="Times New Roman" w:eastAsia="SimSun" w:cs="Times New Roman"/>
           <w:b w:val="0"/>
           <w:bCs w:val="0"/>
-          <w:sz w:val="24"/>
-          <w:szCs w:val="24"/>
-          <w:lang w:val="en-US"/>
-        </w:rPr>
-        <w:t xml:space="preserve">           </w:t>
-      </w:r>
-      <w:r>
-        <w:rPr>
-          <w:rFonts w:hint="default" w:ascii="Times New Roman" w:hAnsi="Times New Roman" w:eastAsia="SimSun" w:cs="Times New Roman"/>
+          <w:color w:val="auto"/>
+          <w:sz w:val="24"/>
+          <w:szCs w:val="24"/>
+          <w:lang w:val="en-US"/>
+        </w:rPr>
+        <w:t xml:space="preserve">   </w:t>
+      </w:r>
+      <w:r>
+        <w:rPr>
+          <w:rFonts w:hint="default" w:ascii="Times New Roman" w:hAnsi="Times New Roman" w:eastAsia="SimSun" w:cs="Times New Roman"/>
+          <w:color w:val="auto"/>
           <w:sz w:val="24"/>
           <w:szCs w:val="24"/>
         </w:rPr>
@@ -2625,6 +2715,7 @@
       <w:r>
         <w:rPr>
           <w:rFonts w:hint="default" w:ascii="Times New Roman" w:hAnsi="Times New Roman" w:eastAsia="SimSun" w:cs="Times New Roman"/>
+          <w:color w:val="auto"/>
           <w:sz w:val="24"/>
           <w:szCs w:val="24"/>
           <w:lang w:val="en-US"/>
@@ -2641,19 +2732,21 @@
         <w:jc w:val="left"/>
         <w:rPr>
           <w:rFonts w:hint="default" w:ascii="Times New Roman" w:hAnsi="Times New Roman" w:eastAsia="SimSun" w:cs="Times New Roman"/>
-          <w:sz w:val="24"/>
-          <w:szCs w:val="24"/>
-          <w:lang w:val="en-US"/>
-        </w:rPr>
-      </w:pPr>
-      <w:r>
-        <w:rPr>
-          <w:rFonts w:hint="default" w:ascii="Times New Roman" w:hAnsi="Times New Roman" w:eastAsia="SimSun" w:cs="Times New Roman"/>
-          <w:sz w:val="24"/>
-          <w:szCs w:val="24"/>
-          <w:lang w:val="en-US"/>
-        </w:rPr>
-        <w:t xml:space="preserve">           The overall data flow is:</w:t>
+          <w:color w:val="auto"/>
+          <w:sz w:val="24"/>
+          <w:szCs w:val="24"/>
+          <w:lang w:val="en-US"/>
+        </w:rPr>
+      </w:pPr>
+      <w:r>
+        <w:rPr>
+          <w:rFonts w:hint="default" w:ascii="Times New Roman" w:hAnsi="Times New Roman" w:eastAsia="SimSun" w:cs="Times New Roman"/>
+          <w:color w:val="auto"/>
+          <w:sz w:val="24"/>
+          <w:szCs w:val="24"/>
+          <w:lang w:val="en-US"/>
+        </w:rPr>
+        <w:t xml:space="preserve">   The overall data flow is:</w:t>
       </w:r>
     </w:p>
     <w:p>
@@ -2665,13 +2758,15 @@
         <w:jc w:val="left"/>
         <w:rPr>
           <w:rFonts w:hint="default" w:ascii="Times New Roman" w:hAnsi="Times New Roman" w:eastAsia="SimSun" w:cs="Times New Roman"/>
-          <w:sz w:val="24"/>
-          <w:szCs w:val="24"/>
-        </w:rPr>
-      </w:pPr>
-      <w:r>
-        <w:rPr>
-          <w:rFonts w:hint="default" w:ascii="Times New Roman" w:hAnsi="Times New Roman" w:eastAsia="SimSun" w:cs="Times New Roman"/>
+          <w:color w:val="auto"/>
+          <w:sz w:val="24"/>
+          <w:szCs w:val="24"/>
+        </w:rPr>
+      </w:pPr>
+      <w:r>
+        <w:rPr>
+          <w:rFonts w:hint="default" w:ascii="Times New Roman" w:hAnsi="Times New Roman" w:eastAsia="SimSun" w:cs="Times New Roman"/>
+          <w:color w:val="auto"/>
           <w:sz w:val="24"/>
           <w:szCs w:val="24"/>
         </w:rPr>
@@ -2687,13 +2782,15 @@
         <w:jc w:val="left"/>
         <w:rPr>
           <w:rFonts w:hint="default" w:ascii="Times New Roman" w:hAnsi="Times New Roman" w:eastAsia="SimSun" w:cs="Times New Roman"/>
-          <w:sz w:val="24"/>
-          <w:szCs w:val="24"/>
-        </w:rPr>
-      </w:pPr>
-      <w:r>
-        <w:rPr>
-          <w:rFonts w:hint="default" w:ascii="Times New Roman" w:hAnsi="Times New Roman" w:eastAsia="SimSun" w:cs="Times New Roman"/>
+          <w:color w:val="auto"/>
+          <w:sz w:val="24"/>
+          <w:szCs w:val="24"/>
+        </w:rPr>
+      </w:pPr>
+      <w:r>
+        <w:rPr>
+          <w:rFonts w:hint="default" w:ascii="Times New Roman" w:hAnsi="Times New Roman" w:eastAsia="SimSun" w:cs="Times New Roman"/>
+          <w:color w:val="auto"/>
           <w:sz w:val="24"/>
           <w:szCs w:val="24"/>
         </w:rPr>
@@ -2702,15 +2799,17 @@
       <w:r>
         <w:rPr>
           <w:rFonts w:hint="default" w:ascii="Times New Roman" w:hAnsi="Times New Roman" w:eastAsia="SimSun" w:cs="Times New Roman"/>
-          <w:sz w:val="24"/>
-          <w:szCs w:val="24"/>
-          <w:lang w:val="en-US"/>
-        </w:rPr>
-        <w:t xml:space="preserve">           </w:t>
-      </w:r>
-      <w:r>
-        <w:rPr>
-          <w:rFonts w:hint="default" w:ascii="Times New Roman" w:hAnsi="Times New Roman" w:eastAsia="SimSun" w:cs="Times New Roman"/>
+          <w:color w:val="auto"/>
+          <w:sz w:val="24"/>
+          <w:szCs w:val="24"/>
+          <w:lang w:val="en-US"/>
+        </w:rPr>
+        <w:t xml:space="preserve">     </w:t>
+      </w:r>
+      <w:r>
+        <w:rPr>
+          <w:rFonts w:hint="default" w:ascii="Times New Roman" w:hAnsi="Times New Roman" w:eastAsia="SimSun" w:cs="Times New Roman"/>
+          <w:color w:val="auto"/>
           <w:sz w:val="24"/>
           <w:szCs w:val="24"/>
         </w:rPr>
@@ -2726,13 +2825,15 @@
         <w:jc w:val="left"/>
         <w:rPr>
           <w:rFonts w:hint="default" w:ascii="Times New Roman" w:hAnsi="Times New Roman" w:eastAsia="SimSun" w:cs="Times New Roman"/>
-          <w:sz w:val="24"/>
-          <w:szCs w:val="24"/>
-        </w:rPr>
-      </w:pPr>
-      <w:r>
-        <w:rPr>
-          <w:rFonts w:hint="default" w:ascii="Times New Roman" w:hAnsi="Times New Roman" w:eastAsia="SimSun" w:cs="Times New Roman"/>
+          <w:color w:val="auto"/>
+          <w:sz w:val="24"/>
+          <w:szCs w:val="24"/>
+        </w:rPr>
+      </w:pPr>
+      <w:r>
+        <w:rPr>
+          <w:rFonts w:hint="default" w:ascii="Times New Roman" w:hAnsi="Times New Roman" w:eastAsia="SimSun" w:cs="Times New Roman"/>
+          <w:color w:val="auto"/>
           <w:sz w:val="24"/>
           <w:szCs w:val="24"/>
         </w:rPr>
@@ -2748,13 +2849,15 @@
         <w:jc w:val="left"/>
         <w:rPr>
           <w:rFonts w:hint="default" w:ascii="Times New Roman" w:hAnsi="Times New Roman" w:eastAsia="SimSun" w:cs="Times New Roman"/>
-          <w:sz w:val="24"/>
-          <w:szCs w:val="24"/>
-        </w:rPr>
-      </w:pPr>
-      <w:r>
-        <w:rPr>
-          <w:rFonts w:hint="default" w:ascii="Times New Roman" w:hAnsi="Times New Roman" w:eastAsia="SimSun" w:cs="Times New Roman"/>
+          <w:color w:val="auto"/>
+          <w:sz w:val="24"/>
+          <w:szCs w:val="24"/>
+        </w:rPr>
+      </w:pPr>
+      <w:r>
+        <w:rPr>
+          <w:rFonts w:hint="default" w:ascii="Times New Roman" w:hAnsi="Times New Roman" w:eastAsia="SimSun" w:cs="Times New Roman"/>
+          <w:color w:val="auto"/>
           <w:sz w:val="24"/>
           <w:szCs w:val="24"/>
         </w:rPr>
@@ -2763,15 +2866,17 @@
       <w:r>
         <w:rPr>
           <w:rFonts w:hint="default" w:ascii="Times New Roman" w:hAnsi="Times New Roman" w:eastAsia="SimSun" w:cs="Times New Roman"/>
-          <w:sz w:val="24"/>
-          <w:szCs w:val="24"/>
-          <w:lang w:val="en-US"/>
-        </w:rPr>
-        <w:t xml:space="preserve">           </w:t>
-      </w:r>
-      <w:r>
-        <w:rPr>
-          <w:rFonts w:hint="default" w:ascii="Times New Roman" w:hAnsi="Times New Roman" w:eastAsia="SimSun" w:cs="Times New Roman"/>
+          <w:color w:val="auto"/>
+          <w:sz w:val="24"/>
+          <w:szCs w:val="24"/>
+          <w:lang w:val="en-US"/>
+        </w:rPr>
+        <w:t xml:space="preserve">     </w:t>
+      </w:r>
+      <w:r>
+        <w:rPr>
+          <w:rFonts w:hint="default" w:ascii="Times New Roman" w:hAnsi="Times New Roman" w:eastAsia="SimSun" w:cs="Times New Roman"/>
+          <w:color w:val="auto"/>
           <w:sz w:val="24"/>
           <w:szCs w:val="24"/>
         </w:rPr>
@@ -2787,13 +2892,15 @@
         <w:jc w:val="left"/>
         <w:rPr>
           <w:rFonts w:hint="default" w:ascii="Times New Roman" w:hAnsi="Times New Roman" w:eastAsia="SimSun" w:cs="Times New Roman"/>
-          <w:sz w:val="24"/>
-          <w:szCs w:val="24"/>
-        </w:rPr>
-      </w:pPr>
-      <w:r>
-        <w:rPr>
-          <w:rFonts w:hint="default" w:ascii="Times New Roman" w:hAnsi="Times New Roman" w:eastAsia="SimSun" w:cs="Times New Roman"/>
+          <w:color w:val="auto"/>
+          <w:sz w:val="24"/>
+          <w:szCs w:val="24"/>
+        </w:rPr>
+      </w:pPr>
+      <w:r>
+        <w:rPr>
+          <w:rFonts w:hint="default" w:ascii="Times New Roman" w:hAnsi="Times New Roman" w:eastAsia="SimSun" w:cs="Times New Roman"/>
+          <w:color w:val="auto"/>
           <w:sz w:val="24"/>
           <w:szCs w:val="24"/>
         </w:rPr>
@@ -2810,13 +2917,15 @@
         <w:jc w:val="left"/>
         <w:rPr>
           <w:rFonts w:hint="default" w:ascii="Times New Roman" w:hAnsi="Times New Roman" w:eastAsia="SimSun" w:cs="Times New Roman"/>
-          <w:sz w:val="24"/>
-          <w:szCs w:val="24"/>
-        </w:rPr>
-      </w:pPr>
-      <w:r>
-        <w:rPr>
-          <w:rFonts w:hint="default" w:ascii="Times New Roman" w:hAnsi="Times New Roman" w:eastAsia="SimSun" w:cs="Times New Roman"/>
+          <w:color w:val="auto"/>
+          <w:sz w:val="24"/>
+          <w:szCs w:val="24"/>
+        </w:rPr>
+      </w:pPr>
+      <w:r>
+        <w:rPr>
+          <w:rFonts w:hint="default" w:ascii="Times New Roman" w:hAnsi="Times New Roman" w:eastAsia="SimSun" w:cs="Times New Roman"/>
+          <w:color w:val="auto"/>
           <w:sz w:val="24"/>
           <w:szCs w:val="24"/>
         </w:rPr>
@@ -2832,13 +2941,15 @@
         <w:jc w:val="left"/>
         <w:rPr>
           <w:rFonts w:hint="default" w:ascii="Times New Roman" w:hAnsi="Times New Roman" w:eastAsia="SimSun" w:cs="Times New Roman"/>
-          <w:sz w:val="24"/>
-          <w:szCs w:val="24"/>
-        </w:rPr>
-      </w:pPr>
-      <w:r>
-        <w:rPr>
-          <w:rFonts w:hint="default" w:ascii="Times New Roman" w:hAnsi="Times New Roman" w:eastAsia="SimSun" w:cs="Times New Roman"/>
+          <w:color w:val="auto"/>
+          <w:sz w:val="24"/>
+          <w:szCs w:val="24"/>
+        </w:rPr>
+      </w:pPr>
+      <w:r>
+        <w:rPr>
+          <w:rFonts w:hint="default" w:ascii="Times New Roman" w:hAnsi="Times New Roman" w:eastAsia="SimSun" w:cs="Times New Roman"/>
+          <w:color w:val="auto"/>
           <w:sz w:val="24"/>
           <w:szCs w:val="24"/>
         </w:rPr>
@@ -2855,13 +2966,15 @@
         <w:jc w:val="left"/>
         <w:rPr>
           <w:rFonts w:hint="default" w:ascii="Times New Roman" w:hAnsi="Times New Roman" w:eastAsia="SimSun" w:cs="Times New Roman"/>
-          <w:sz w:val="24"/>
-          <w:szCs w:val="24"/>
-        </w:rPr>
-      </w:pPr>
-      <w:r>
-        <w:rPr>
-          <w:rFonts w:hint="default" w:ascii="Times New Roman" w:hAnsi="Times New Roman" w:eastAsia="SimSun" w:cs="Times New Roman"/>
+          <w:color w:val="auto"/>
+          <w:sz w:val="24"/>
+          <w:szCs w:val="24"/>
+        </w:rPr>
+      </w:pPr>
+      <w:r>
+        <w:rPr>
+          <w:rFonts w:hint="default" w:ascii="Times New Roman" w:hAnsi="Times New Roman" w:eastAsia="SimSun" w:cs="Times New Roman"/>
+          <w:color w:val="auto"/>
           <w:sz w:val="24"/>
           <w:szCs w:val="24"/>
         </w:rPr>
@@ -2877,13 +2990,15 @@
         <w:jc w:val="left"/>
         <w:rPr>
           <w:rFonts w:hint="default" w:ascii="Times New Roman" w:hAnsi="Times New Roman" w:eastAsia="SimSun" w:cs="Times New Roman"/>
-          <w:sz w:val="24"/>
-          <w:szCs w:val="24"/>
-        </w:rPr>
-      </w:pPr>
-      <w:r>
-        <w:rPr>
-          <w:rFonts w:hint="default" w:ascii="Times New Roman" w:hAnsi="Times New Roman" w:eastAsia="SimSun" w:cs="Times New Roman"/>
+          <w:color w:val="auto"/>
+          <w:sz w:val="24"/>
+          <w:szCs w:val="24"/>
+        </w:rPr>
+      </w:pPr>
+      <w:r>
+        <w:rPr>
+          <w:rFonts w:hint="default" w:ascii="Times New Roman" w:hAnsi="Times New Roman" w:eastAsia="SimSun" w:cs="Times New Roman"/>
+          <w:color w:val="auto"/>
           <w:sz w:val="24"/>
           <w:szCs w:val="24"/>
         </w:rPr>
@@ -2900,13 +3015,15 @@
         <w:jc w:val="left"/>
         <w:rPr>
           <w:rFonts w:hint="default" w:ascii="Times New Roman" w:hAnsi="Times New Roman" w:eastAsia="SimSun" w:cs="Times New Roman"/>
-          <w:sz w:val="24"/>
-          <w:szCs w:val="24"/>
-        </w:rPr>
-      </w:pPr>
-      <w:r>
-        <w:rPr>
-          <w:rFonts w:hint="default" w:ascii="Times New Roman" w:hAnsi="Times New Roman" w:eastAsia="SimSun" w:cs="Times New Roman"/>
+          <w:color w:val="auto"/>
+          <w:sz w:val="24"/>
+          <w:szCs w:val="24"/>
+        </w:rPr>
+      </w:pPr>
+      <w:r>
+        <w:rPr>
+          <w:rFonts w:hint="default" w:ascii="Times New Roman" w:hAnsi="Times New Roman" w:eastAsia="SimSun" w:cs="Times New Roman"/>
+          <w:color w:val="auto"/>
           <w:sz w:val="24"/>
           <w:szCs w:val="24"/>
         </w:rPr>
@@ -2922,17 +3039,21 @@
         <w:jc w:val="left"/>
         <w:rPr>
           <w:rFonts w:hint="default" w:ascii="Times New Roman" w:hAnsi="Times New Roman" w:eastAsia="SimSun" w:cs="Times New Roman"/>
-          <w:sz w:val="24"/>
-          <w:szCs w:val="24"/>
-        </w:rPr>
-      </w:pPr>
-      <w:r>
-        <w:rPr>
-          <w:rFonts w:hint="default" w:ascii="Times New Roman" w:hAnsi="Times New Roman" w:eastAsia="SimSun" w:cs="Times New Roman"/>
-          <w:sz w:val="24"/>
-          <w:szCs w:val="24"/>
-        </w:rPr>
-        <w:t xml:space="preserve">Analytical data model </w:t>
+          <w:color w:val="auto"/>
+          <w:sz w:val="24"/>
+          <w:szCs w:val="24"/>
+          <w:lang w:val="en-US"/>
+        </w:rPr>
+      </w:pPr>
+      <w:r>
+        <w:rPr>
+          <w:rFonts w:hint="default" w:ascii="Times New Roman" w:hAnsi="Times New Roman" w:eastAsia="SimSun" w:cs="Times New Roman"/>
+          <w:color w:val="auto"/>
+          <w:sz w:val="24"/>
+          <w:szCs w:val="24"/>
+          <w:lang w:val="en-US"/>
+        </w:rPr>
+        <w:t>Dimensional model / analytical marts</w:t>
       </w:r>
     </w:p>
     <w:p>
@@ -2945,13 +3066,15 @@
         <w:jc w:val="left"/>
         <w:rPr>
           <w:rFonts w:hint="default" w:ascii="Times New Roman" w:hAnsi="Times New Roman" w:eastAsia="SimSun" w:cs="Times New Roman"/>
-          <w:sz w:val="24"/>
-          <w:szCs w:val="24"/>
-        </w:rPr>
-      </w:pPr>
-      <w:r>
-        <w:rPr>
-          <w:rFonts w:hint="default" w:ascii="Times New Roman" w:hAnsi="Times New Roman" w:eastAsia="SimSun" w:cs="Times New Roman"/>
+          <w:color w:val="auto"/>
+          <w:sz w:val="24"/>
+          <w:szCs w:val="24"/>
+        </w:rPr>
+      </w:pPr>
+      <w:r>
+        <w:rPr>
+          <w:rFonts w:hint="default" w:ascii="Times New Roman" w:hAnsi="Times New Roman" w:eastAsia="SimSun" w:cs="Times New Roman"/>
+          <w:color w:val="auto"/>
           <w:sz w:val="24"/>
           <w:szCs w:val="24"/>
         </w:rPr>
@@ -2967,40 +3090,19 @@
         <w:jc w:val="left"/>
         <w:rPr>
           <w:rFonts w:hint="default" w:ascii="Times New Roman" w:hAnsi="Times New Roman" w:eastAsia="SimSun" w:cs="Times New Roman"/>
-          <w:sz w:val="24"/>
-          <w:szCs w:val="24"/>
-        </w:rPr>
-      </w:pPr>
-      <w:r>
-        <w:rPr>
-          <w:rFonts w:hint="default" w:ascii="Times New Roman" w:hAnsi="Times New Roman" w:eastAsia="SimSun" w:cs="Times New Roman"/>
+          <w:color w:val="auto"/>
+          <w:sz w:val="24"/>
+          <w:szCs w:val="24"/>
+        </w:rPr>
+      </w:pPr>
+      <w:r>
+        <w:rPr>
+          <w:rFonts w:hint="default" w:ascii="Times New Roman" w:hAnsi="Times New Roman" w:eastAsia="SimSun" w:cs="Times New Roman"/>
+          <w:color w:val="auto"/>
           <w:sz w:val="24"/>
           <w:szCs w:val="24"/>
         </w:rPr>
         <w:t xml:space="preserve">Data quality tests and snapshots </w:t>
-      </w:r>
-    </w:p>
-    <w:p>
-      <w:pPr>
-        <w:numPr>
-          <w:ilvl w:val="0"/>
-          <w:numId w:val="0"/>
-        </w:numPr>
-        <w:ind w:firstLine="720" w:firstLineChars="300"/>
-        <w:jc w:val="left"/>
-        <w:rPr>
-          <w:rFonts w:hint="default" w:ascii="Times New Roman" w:hAnsi="Times New Roman" w:eastAsia="SimSun" w:cs="Times New Roman"/>
-          <w:sz w:val="24"/>
-          <w:szCs w:val="24"/>
-        </w:rPr>
-      </w:pPr>
-      <w:r>
-        <w:rPr>
-          <w:rFonts w:hint="default" w:ascii="Times New Roman" w:hAnsi="Times New Roman" w:eastAsia="SimSun" w:cs="Times New Roman"/>
-          <w:sz w:val="24"/>
-          <w:szCs w:val="24"/>
-        </w:rPr>
-        <w:t xml:space="preserve">↓ </w:t>
       </w:r>
     </w:p>
     <w:p>
@@ -3012,18 +3114,11 @@
         <w:jc w:val="left"/>
         <w:rPr>
           <w:rFonts w:hint="default" w:ascii="Times New Roman" w:hAnsi="Times New Roman" w:eastAsia="SimSun" w:cs="Times New Roman"/>
-          <w:sz w:val="24"/>
-          <w:szCs w:val="24"/>
-        </w:rPr>
-      </w:pPr>
-      <w:r>
-        <w:rPr>
-          <w:rFonts w:hint="default" w:ascii="Times New Roman" w:hAnsi="Times New Roman" w:eastAsia="SimSun" w:cs="Times New Roman"/>
-          <w:sz w:val="24"/>
-          <w:szCs w:val="24"/>
-        </w:rPr>
-        <w:t>Analytical marts and reporting</w:t>
-      </w:r>
+          <w:color w:val="auto"/>
+          <w:sz w:val="24"/>
+          <w:szCs w:val="24"/>
+        </w:rPr>
+      </w:pPr>
     </w:p>
     <w:p>
       <w:pPr>
@@ -3033,11 +3128,21 @@
         </w:numPr>
         <w:jc w:val="left"/>
         <w:rPr>
-          <w:rFonts w:hint="default" w:ascii="Times New Roman" w:hAnsi="Times New Roman" w:eastAsia="SimSun" w:cs="Times New Roman"/>
-          <w:sz w:val="24"/>
-          <w:szCs w:val="24"/>
-        </w:rPr>
-      </w:pPr>
+          <w:rFonts w:hint="default" w:ascii="Times New Roman" w:hAnsi="Times New Roman" w:eastAsia="SimSun"/>
+          <w:color w:val="auto"/>
+          <w:sz w:val="24"/>
+          <w:szCs w:val="24"/>
+        </w:rPr>
+      </w:pPr>
+      <w:r>
+        <w:rPr>
+          <w:rFonts w:hint="default" w:ascii="Times New Roman" w:hAnsi="Times New Roman" w:eastAsia="SimSun"/>
+          <w:color w:val="auto"/>
+          <w:sz w:val="24"/>
+          <w:szCs w:val="24"/>
+        </w:rPr>
+        <w:t>The project follows an end-to-end data engineering architecture using Apache Airflow, Parquet, DuckDB, and dbt.</w:t>
+      </w:r>
     </w:p>
     <w:p>
       <w:pPr>
@@ -3045,31 +3150,115 @@
           <w:ilvl w:val="0"/>
           <w:numId w:val="0"/>
         </w:numPr>
-        <w:ind w:firstLine="602" w:firstLineChars="250"/>
         <w:jc w:val="left"/>
         <w:rPr>
-          <w:rFonts w:hint="default" w:ascii="Times New Roman" w:hAnsi="Times New Roman" w:eastAsia="SimSun" w:cs="Times New Roman"/>
-          <w:sz w:val="24"/>
-          <w:szCs w:val="24"/>
-        </w:rPr>
-      </w:pPr>
-      <w:r>
-        <w:rPr>
-          <w:rFonts w:hint="default" w:ascii="Times New Roman" w:hAnsi="Times New Roman" w:eastAsia="SimSun" w:cs="Times New Roman"/>
-          <w:b/>
-          <w:bCs/>
-          <w:sz w:val="24"/>
-          <w:szCs w:val="24"/>
-        </w:rPr>
-        <w:t>Apache Airflow</w:t>
-      </w:r>
-      <w:r>
-        <w:rPr>
-          <w:rFonts w:hint="default" w:ascii="Times New Roman" w:hAnsi="Times New Roman" w:eastAsia="SimSun" w:cs="Times New Roman"/>
-          <w:sz w:val="24"/>
-          <w:szCs w:val="24"/>
-        </w:rPr>
-        <w:t xml:space="preserve"> acts as the orchestration layer of the project. It coordinates the different stages of the pipeline, manages task dependencies and retries, and provides execution logs that can be used for monitoring and troubleshooting.</w:t>
+          <w:rFonts w:hint="default" w:ascii="Times New Roman" w:hAnsi="Times New Roman" w:eastAsia="SimSun"/>
+          <w:color w:val="auto"/>
+          <w:sz w:val="24"/>
+          <w:szCs w:val="24"/>
+        </w:rPr>
+      </w:pPr>
+    </w:p>
+    <w:p>
+      <w:pPr>
+        <w:numPr>
+          <w:ilvl w:val="0"/>
+          <w:numId w:val="0"/>
+        </w:numPr>
+        <w:jc w:val="left"/>
+        <w:rPr>
+          <w:rFonts w:hint="default" w:ascii="Times New Roman" w:hAnsi="Times New Roman" w:eastAsia="SimSun"/>
+          <w:color w:val="auto"/>
+          <w:sz w:val="24"/>
+          <w:szCs w:val="24"/>
+        </w:rPr>
+      </w:pPr>
+      <w:r>
+        <w:rPr>
+          <w:rFonts w:hint="default" w:ascii="Times New Roman" w:hAnsi="Times New Roman" w:eastAsia="SimSun"/>
+          <w:color w:val="auto"/>
+          <w:sz w:val="24"/>
+          <w:szCs w:val="24"/>
+        </w:rPr>
+        <w:t>Apache Airflow orchestrates the pipeline and manages task dependencies, retries, and execution logs. IMDb bulk TSV files are validated and converted to Parquet, which acts as the raw landed data layer. DuckDB provides the local analytical warehouse and exposes the ingested data to dbt.</w:t>
+      </w:r>
+    </w:p>
+    <w:p>
+      <w:pPr>
+        <w:numPr>
+          <w:ilvl w:val="0"/>
+          <w:numId w:val="0"/>
+        </w:numPr>
+        <w:jc w:val="left"/>
+        <w:rPr>
+          <w:rFonts w:hint="default" w:ascii="Times New Roman" w:hAnsi="Times New Roman" w:eastAsia="SimSun"/>
+          <w:color w:val="auto"/>
+          <w:sz w:val="24"/>
+          <w:szCs w:val="24"/>
+        </w:rPr>
+      </w:pPr>
+    </w:p>
+    <w:p>
+      <w:pPr>
+        <w:numPr>
+          <w:ilvl w:val="0"/>
+          <w:numId w:val="0"/>
+        </w:numPr>
+        <w:jc w:val="left"/>
+        <w:rPr>
+          <w:rFonts w:hint="default" w:ascii="Times New Roman" w:hAnsi="Times New Roman" w:eastAsia="SimSun"/>
+          <w:color w:val="auto"/>
+          <w:sz w:val="24"/>
+          <w:szCs w:val="24"/>
+        </w:rPr>
+      </w:pPr>
+      <w:r>
+        <w:rPr>
+          <w:rFonts w:hint="default" w:ascii="Times New Roman" w:hAnsi="Times New Roman" w:eastAsia="SimSun"/>
+          <w:color w:val="auto"/>
+          <w:sz w:val="24"/>
+          <w:szCs w:val="24"/>
+        </w:rPr>
+        <w:t>dbt performs staging, reshaping, dimensional modeling, testing, and historical tracking. The final analytical layer contains the rating fact table, dimensions for titles, people, genres, and years, and bridge tables for IMDb's many-to-many relationships. dbt snapshots preserve historical changes in ratings and title metadata.</w:t>
+      </w:r>
+    </w:p>
+    <w:p>
+      <w:pPr>
+        <w:numPr>
+          <w:ilvl w:val="0"/>
+          <w:numId w:val="0"/>
+        </w:numPr>
+        <w:jc w:val="left"/>
+        <w:rPr>
+          <w:rFonts w:hint="default" w:ascii="Times New Roman" w:hAnsi="Times New Roman" w:eastAsia="SimSun"/>
+          <w:color w:val="auto"/>
+          <w:sz w:val="24"/>
+          <w:szCs w:val="24"/>
+        </w:rPr>
+      </w:pPr>
+    </w:p>
+    <w:p>
+      <w:pPr>
+        <w:numPr>
+          <w:ilvl w:val="0"/>
+          <w:numId w:val="0"/>
+        </w:numPr>
+        <w:jc w:val="left"/>
+        <w:rPr>
+          <w:rFonts w:hint="default" w:ascii="Times New Roman" w:hAnsi="Times New Roman" w:eastAsia="SimSun" w:cs="Times New Roman"/>
+          <w:color w:val="auto"/>
+          <w:sz w:val="24"/>
+          <w:szCs w:val="24"/>
+        </w:rPr>
+      </w:pPr>
+      <w:r>
+        <w:rPr>
+          <w:rFonts w:hint="default" w:ascii="Times New Roman" w:hAnsi="Times New Roman" w:eastAsia="SimSun"/>
+          <w:color w:val="auto"/>
+          <w:sz w:val="24"/>
+          <w:szCs w:val="24"/>
+        </w:rPr>
+        <w:t>The Airflow workflow follows four logical stages: extraction → loading → transformation → validation. Docker Compose provides the reproducible local execution environment, while the ingestion design remains idempotent so rerunning the same source snapshot does not create duplicate data.</w:t>
       </w:r>
     </w:p>
     <w:p>
@@ -3082,540 +3271,9 @@
         <w:jc w:val="left"/>
         <w:rPr>
           <w:rFonts w:hint="default" w:ascii="Times New Roman" w:hAnsi="Times New Roman" w:eastAsia="SimSun" w:cs="Times New Roman"/>
-          <w:sz w:val="24"/>
-          <w:szCs w:val="24"/>
-        </w:rPr>
-      </w:pPr>
-      <w:r>
-        <w:rPr>
-          <w:rFonts w:hint="default" w:ascii="Times New Roman" w:hAnsi="Times New Roman" w:eastAsia="SimSun" w:cs="Times New Roman"/>
-          <w:sz w:val="24"/>
-          <w:szCs w:val="24"/>
-        </w:rPr>
-        <w:t xml:space="preserve">The source layer consists of the public IMDb bulk datasets, distributed as compressed TSV files. During ingestion, the source data is validated and converted to </w:t>
-      </w:r>
-      <w:r>
-        <w:rPr>
-          <w:rFonts w:hint="default" w:ascii="Times New Roman" w:hAnsi="Times New Roman" w:eastAsia="SimSun" w:cs="Times New Roman"/>
-          <w:b/>
-          <w:bCs/>
-          <w:sz w:val="24"/>
-          <w:szCs w:val="24"/>
-        </w:rPr>
-        <w:t>Parquet</w:t>
-      </w:r>
-      <w:r>
-        <w:rPr>
-          <w:rFonts w:hint="default" w:ascii="Times New Roman" w:hAnsi="Times New Roman" w:eastAsia="SimSun" w:cs="Times New Roman"/>
-          <w:sz w:val="24"/>
-          <w:szCs w:val="24"/>
-        </w:rPr>
-        <w:t xml:space="preserve">. </w:t>
-      </w:r>
-      <w:r>
-        <w:rPr>
-          <w:rFonts w:hint="default" w:ascii="Times New Roman" w:hAnsi="Times New Roman" w:eastAsia="SimSun" w:cs="Times New Roman"/>
-          <w:sz w:val="24"/>
-          <w:szCs w:val="24"/>
-          <w:lang w:val="en-US"/>
-        </w:rPr>
-        <w:t xml:space="preserve"> </w:t>
-      </w:r>
-      <w:r>
-        <w:rPr>
-          <w:rFonts w:hint="default" w:ascii="Times New Roman" w:hAnsi="Times New Roman" w:eastAsia="SimSun" w:cs="Times New Roman"/>
-          <w:sz w:val="24"/>
-          <w:szCs w:val="24"/>
-        </w:rPr>
-        <w:t>Parquet is used as the raw landed data format because its columnar structure provides efficient storage and analytical processing.</w:t>
-      </w:r>
-    </w:p>
-    <w:p>
-      <w:pPr>
-        <w:numPr>
-          <w:ilvl w:val="0"/>
-          <w:numId w:val="0"/>
-        </w:numPr>
-        <w:ind w:firstLine="602" w:firstLineChars="250"/>
-        <w:jc w:val="left"/>
-        <w:rPr>
-          <w:rFonts w:hint="default" w:ascii="Times New Roman" w:hAnsi="Times New Roman" w:eastAsia="SimSun" w:cs="Times New Roman"/>
-          <w:sz w:val="24"/>
-          <w:szCs w:val="24"/>
-        </w:rPr>
-      </w:pPr>
-      <w:r>
-        <w:rPr>
-          <w:rFonts w:hint="default" w:ascii="Times New Roman" w:hAnsi="Times New Roman" w:eastAsia="SimSun" w:cs="Times New Roman"/>
-          <w:b/>
-          <w:bCs/>
-          <w:sz w:val="24"/>
-          <w:szCs w:val="24"/>
-        </w:rPr>
-        <w:t>DuckDB</w:t>
-      </w:r>
-      <w:r>
-        <w:rPr>
-          <w:rFonts w:hint="default" w:ascii="Times New Roman" w:hAnsi="Times New Roman" w:eastAsia="SimSun" w:cs="Times New Roman"/>
-          <w:sz w:val="24"/>
-          <w:szCs w:val="24"/>
-        </w:rPr>
-        <w:t xml:space="preserve"> acts as the local analytical warehouse. It provides SQL-based access to the ingested data and serves as the database used by the dbt project.</w:t>
-      </w:r>
-    </w:p>
-    <w:p>
-      <w:pPr>
-        <w:numPr>
-          <w:ilvl w:val="0"/>
-          <w:numId w:val="0"/>
-        </w:numPr>
-        <w:ind w:firstLine="602" w:firstLineChars="250"/>
-        <w:jc w:val="left"/>
-        <w:rPr>
-          <w:rFonts w:hint="default" w:ascii="Times New Roman" w:hAnsi="Times New Roman" w:eastAsia="SimSun" w:cs="Times New Roman"/>
-          <w:sz w:val="24"/>
-          <w:szCs w:val="24"/>
-        </w:rPr>
-      </w:pPr>
-      <w:r>
-        <w:rPr>
-          <w:rFonts w:hint="default" w:ascii="Times New Roman" w:hAnsi="Times New Roman" w:eastAsia="SimSun" w:cs="Times New Roman"/>
-          <w:b/>
-          <w:bCs/>
-          <w:sz w:val="24"/>
-          <w:szCs w:val="24"/>
-        </w:rPr>
-        <w:t>dbt</w:t>
-      </w:r>
-      <w:r>
-        <w:rPr>
-          <w:rFonts w:hint="default" w:ascii="Times New Roman" w:hAnsi="Times New Roman" w:eastAsia="SimSun" w:cs="Times New Roman"/>
-          <w:sz w:val="24"/>
-          <w:szCs w:val="24"/>
-        </w:rPr>
-        <w:t xml:space="preserve"> provides the transformation, modeling, testing, and historical tracking layer. The raw data is first transformed into staging models where source fields are cleaned, renamed, cast to appropriate data types, and standardized. Intermediate models are used where additional reshaping is necessary, particularly for IMDb fields containing multiple values and many-to-many relationships.</w:t>
-      </w:r>
-    </w:p>
-    <w:p>
-      <w:pPr>
-        <w:numPr>
-          <w:ilvl w:val="0"/>
-          <w:numId w:val="0"/>
-        </w:numPr>
-        <w:ind w:firstLine="600" w:firstLineChars="250"/>
-        <w:jc w:val="left"/>
-        <w:rPr>
-          <w:rFonts w:ascii="SimSun" w:hAnsi="SimSun" w:eastAsia="SimSun" w:cs="SimSun"/>
-          <w:sz w:val="24"/>
-          <w:szCs w:val="24"/>
-        </w:rPr>
-      </w:pPr>
-      <w:r>
-        <w:rPr>
-          <w:rFonts w:hint="default" w:ascii="Times New Roman" w:hAnsi="Times New Roman" w:eastAsia="SimSun" w:cs="Times New Roman"/>
-          <w:sz w:val="24"/>
-          <w:szCs w:val="24"/>
-        </w:rPr>
-        <w:t>The transformed data is organized into a dimensional model composed of fact tables, dimensions, and bridge tables. The central analytical fact table is based on IMDb title ratings, while dimensions describe entities such as titles, people, genres, and years. Bridge tables preserve many-to-many relationships such as the relationships between titles and genres or between titles and people</w:t>
-      </w:r>
-      <w:r>
-        <w:rPr>
-          <w:rFonts w:ascii="SimSun" w:hAnsi="SimSun" w:eastAsia="SimSun" w:cs="SimSun"/>
-          <w:sz w:val="24"/>
-          <w:szCs w:val="24"/>
-        </w:rPr>
-        <w:t>.</w:t>
-      </w:r>
-    </w:p>
-    <w:p>
-      <w:pPr>
-        <w:numPr>
-          <w:ilvl w:val="0"/>
-          <w:numId w:val="0"/>
-        </w:numPr>
-        <w:ind w:firstLine="600" w:firstLineChars="250"/>
-        <w:jc w:val="left"/>
-        <w:rPr>
-          <w:rFonts w:hint="default" w:ascii="Times New Roman" w:hAnsi="Times New Roman" w:eastAsia="SimSun" w:cs="Times New Roman"/>
-          <w:sz w:val="24"/>
-          <w:szCs w:val="24"/>
-          <w:lang w:val="en-US"/>
-        </w:rPr>
-      </w:pPr>
-      <w:r>
-        <w:rPr>
-          <w:rFonts w:hint="default" w:ascii="Times New Roman" w:hAnsi="Times New Roman" w:eastAsia="SimSun" w:cs="Times New Roman"/>
-          <w:sz w:val="24"/>
-          <w:szCs w:val="24"/>
-        </w:rPr>
-        <w:t>dbt snapshots are used to preserve historical changes in the source data. This includes tracking changes to IMDb ratings across successive loads and maintaining historical versions of title metadata through a Slowly Changing Dimension Type 2 approach</w:t>
-      </w:r>
-      <w:r>
-        <w:rPr>
-          <w:rFonts w:hint="default" w:ascii="Times New Roman" w:hAnsi="Times New Roman" w:eastAsia="SimSun" w:cs="Times New Roman"/>
-          <w:sz w:val="24"/>
-          <w:szCs w:val="24"/>
-          <w:lang w:val="en-US"/>
-        </w:rPr>
-        <w:t>.</w:t>
-      </w:r>
-    </w:p>
-    <w:p>
-      <w:pPr>
-        <w:numPr>
-          <w:ilvl w:val="0"/>
-          <w:numId w:val="0"/>
-        </w:numPr>
-        <w:ind w:firstLine="600" w:firstLineChars="250"/>
-        <w:jc w:val="left"/>
-        <w:rPr>
-          <w:rFonts w:hint="default" w:ascii="Times New Roman" w:hAnsi="Times New Roman" w:eastAsia="SimSun" w:cs="Times New Roman"/>
-          <w:sz w:val="24"/>
-          <w:szCs w:val="24"/>
-        </w:rPr>
-      </w:pPr>
-      <w:r>
-        <w:rPr>
-          <w:rFonts w:hint="default" w:ascii="Times New Roman" w:hAnsi="Times New Roman" w:eastAsia="SimSun" w:cs="Times New Roman"/>
-          <w:sz w:val="24"/>
-          <w:szCs w:val="24"/>
-        </w:rPr>
-        <w:t>Data quality is validated through dbt tests, including key constraints, relationship checks, and IMDb-specific domain rules. Critical validation failures are expected to stop the pipeline, preventing invalid data from reaching the final analytical layer.</w:t>
-      </w:r>
-    </w:p>
-    <w:p>
-      <w:pPr>
-        <w:numPr>
-          <w:ilvl w:val="0"/>
-          <w:numId w:val="0"/>
-        </w:numPr>
-        <w:ind w:firstLine="600" w:firstLineChars="250"/>
-        <w:jc w:val="left"/>
-        <w:rPr>
-          <w:rFonts w:hint="default" w:ascii="Times New Roman" w:hAnsi="Times New Roman" w:eastAsia="SimSun" w:cs="Times New Roman"/>
-          <w:sz w:val="24"/>
-          <w:szCs w:val="24"/>
-        </w:rPr>
-      </w:pPr>
-      <w:r>
-        <w:rPr>
-          <w:rFonts w:hint="default" w:ascii="Times New Roman" w:hAnsi="Times New Roman" w:eastAsia="SimSun" w:cs="Times New Roman"/>
-          <w:sz w:val="24"/>
-          <w:szCs w:val="24"/>
-        </w:rPr>
-        <w:t>The final layer consists of query-ready analytical marts designed to answer the project's required analytical questions about director performance, runtime trends, ratings, genres, and the performance of actors and directors over time.</w:t>
-      </w:r>
-    </w:p>
-    <w:p>
-      <w:pPr>
-        <w:numPr>
-          <w:ilvl w:val="0"/>
-          <w:numId w:val="0"/>
-        </w:numPr>
-        <w:ind w:firstLine="600" w:firstLineChars="250"/>
-        <w:jc w:val="left"/>
-        <w:rPr>
-          <w:rFonts w:hint="default" w:ascii="Times New Roman" w:hAnsi="Times New Roman" w:cs="Times New Roman"/>
-          <w:sz w:val="24"/>
-          <w:szCs w:val="24"/>
-        </w:rPr>
-      </w:pPr>
-      <w:r>
-        <w:rPr>
-          <w:rFonts w:hint="default" w:ascii="Times New Roman" w:hAnsi="Times New Roman" w:cs="Times New Roman"/>
-          <w:sz w:val="24"/>
-          <w:szCs w:val="24"/>
-        </w:rPr>
-        <w:t>At a high level, the Airflow workflow follows four main logical stages:</w:t>
-      </w:r>
-    </w:p>
-    <w:p>
-      <w:pPr>
-        <w:pStyle w:val="5"/>
-        <w:keepNext w:val="0"/>
-        <w:keepLines w:val="0"/>
-        <w:widowControl/>
-        <w:suppressLineNumbers w:val="0"/>
-        <w:bidi w:val="0"/>
-        <w:rPr>
-          <w:rStyle w:val="4"/>
-          <w:rFonts w:hint="default" w:ascii="Times New Roman" w:hAnsi="Times New Roman" w:cs="Times New Roman"/>
-          <w:sz w:val="24"/>
-          <w:szCs w:val="24"/>
-        </w:rPr>
-      </w:pPr>
-      <w:r>
-        <w:rPr>
-          <w:rStyle w:val="4"/>
-          <w:rFonts w:hint="default" w:ascii="Times New Roman" w:hAnsi="Times New Roman" w:cs="Times New Roman"/>
-          <w:sz w:val="24"/>
-          <w:szCs w:val="24"/>
-        </w:rPr>
-        <w:t>Extraction</w:t>
-      </w:r>
-    </w:p>
-    <w:p>
-      <w:pPr>
-        <w:pStyle w:val="5"/>
-        <w:keepNext w:val="0"/>
-        <w:keepLines w:val="0"/>
-        <w:widowControl/>
-        <w:suppressLineNumbers w:val="0"/>
-        <w:bidi w:val="0"/>
-        <w:rPr>
-          <w:rStyle w:val="4"/>
-          <w:rFonts w:hint="default" w:ascii="Times New Roman" w:hAnsi="Times New Roman" w:cs="Times New Roman"/>
-          <w:sz w:val="24"/>
-          <w:szCs w:val="24"/>
-        </w:rPr>
-      </w:pPr>
-      <w:r>
-        <w:rPr>
-          <w:rStyle w:val="4"/>
-          <w:rFonts w:hint="default" w:ascii="Times New Roman" w:hAnsi="Times New Roman" w:cs="Times New Roman"/>
-          <w:sz w:val="24"/>
-          <w:szCs w:val="24"/>
-        </w:rPr>
-        <w:t xml:space="preserve">    ↓</w:t>
-      </w:r>
-    </w:p>
-    <w:p>
-      <w:pPr>
-        <w:pStyle w:val="5"/>
-        <w:keepNext w:val="0"/>
-        <w:keepLines w:val="0"/>
-        <w:widowControl/>
-        <w:suppressLineNumbers w:val="0"/>
-        <w:bidi w:val="0"/>
-        <w:rPr>
-          <w:rStyle w:val="4"/>
-          <w:rFonts w:hint="default" w:ascii="Times New Roman" w:hAnsi="Times New Roman" w:cs="Times New Roman"/>
-          <w:sz w:val="24"/>
-          <w:szCs w:val="24"/>
-        </w:rPr>
-      </w:pPr>
-      <w:r>
-        <w:rPr>
-          <w:rStyle w:val="4"/>
-          <w:rFonts w:hint="default" w:ascii="Times New Roman" w:hAnsi="Times New Roman" w:cs="Times New Roman"/>
-          <w:sz w:val="24"/>
-          <w:szCs w:val="24"/>
-        </w:rPr>
-        <w:t>Loading</w:t>
-      </w:r>
-    </w:p>
-    <w:p>
-      <w:pPr>
-        <w:pStyle w:val="5"/>
-        <w:keepNext w:val="0"/>
-        <w:keepLines w:val="0"/>
-        <w:widowControl/>
-        <w:suppressLineNumbers w:val="0"/>
-        <w:bidi w:val="0"/>
-        <w:rPr>
-          <w:rStyle w:val="4"/>
-          <w:rFonts w:hint="default" w:ascii="Times New Roman" w:hAnsi="Times New Roman" w:cs="Times New Roman"/>
-          <w:sz w:val="24"/>
-          <w:szCs w:val="24"/>
-        </w:rPr>
-      </w:pPr>
-      <w:r>
-        <w:rPr>
-          <w:rStyle w:val="4"/>
-          <w:rFonts w:hint="default" w:ascii="Times New Roman" w:hAnsi="Times New Roman" w:cs="Times New Roman"/>
-          <w:sz w:val="24"/>
-          <w:szCs w:val="24"/>
-        </w:rPr>
-        <w:t xml:space="preserve">    ↓</w:t>
-      </w:r>
-    </w:p>
-    <w:p>
-      <w:pPr>
-        <w:pStyle w:val="5"/>
-        <w:keepNext w:val="0"/>
-        <w:keepLines w:val="0"/>
-        <w:widowControl/>
-        <w:suppressLineNumbers w:val="0"/>
-        <w:bidi w:val="0"/>
-        <w:rPr>
-          <w:rStyle w:val="4"/>
-          <w:rFonts w:hint="default" w:ascii="Times New Roman" w:hAnsi="Times New Roman" w:cs="Times New Roman"/>
-          <w:sz w:val="24"/>
-          <w:szCs w:val="24"/>
-        </w:rPr>
-      </w:pPr>
-      <w:r>
-        <w:rPr>
-          <w:rStyle w:val="4"/>
-          <w:rFonts w:hint="default" w:ascii="Times New Roman" w:hAnsi="Times New Roman" w:cs="Times New Roman"/>
-          <w:sz w:val="24"/>
-          <w:szCs w:val="24"/>
-        </w:rPr>
-        <w:t>Transformation</w:t>
-      </w:r>
-    </w:p>
-    <w:p>
-      <w:pPr>
-        <w:pStyle w:val="5"/>
-        <w:keepNext w:val="0"/>
-        <w:keepLines w:val="0"/>
-        <w:widowControl/>
-        <w:suppressLineNumbers w:val="0"/>
-        <w:bidi w:val="0"/>
-        <w:rPr>
-          <w:rStyle w:val="4"/>
-          <w:rFonts w:hint="default" w:ascii="Times New Roman" w:hAnsi="Times New Roman" w:cs="Times New Roman"/>
-          <w:sz w:val="24"/>
-          <w:szCs w:val="24"/>
-        </w:rPr>
-      </w:pPr>
-      <w:r>
-        <w:rPr>
-          <w:rStyle w:val="4"/>
-          <w:rFonts w:hint="default" w:ascii="Times New Roman" w:hAnsi="Times New Roman" w:cs="Times New Roman"/>
-          <w:sz w:val="24"/>
-          <w:szCs w:val="24"/>
-        </w:rPr>
-        <w:t xml:space="preserve">    ↓</w:t>
-      </w:r>
-    </w:p>
-    <w:p>
-      <w:pPr>
-        <w:pStyle w:val="5"/>
-        <w:keepNext w:val="0"/>
-        <w:keepLines w:val="0"/>
-        <w:widowControl/>
-        <w:suppressLineNumbers w:val="0"/>
-        <w:bidi w:val="0"/>
-        <w:rPr>
-          <w:rStyle w:val="4"/>
-          <w:rFonts w:hint="default" w:ascii="Times New Roman" w:hAnsi="Times New Roman" w:cs="Times New Roman"/>
-          <w:sz w:val="24"/>
-          <w:szCs w:val="24"/>
-        </w:rPr>
-      </w:pPr>
-      <w:r>
-        <w:rPr>
-          <w:rStyle w:val="4"/>
-          <w:rFonts w:hint="default" w:ascii="Times New Roman" w:hAnsi="Times New Roman" w:cs="Times New Roman"/>
-          <w:sz w:val="24"/>
-          <w:szCs w:val="24"/>
-        </w:rPr>
-        <w:t>Validation</w:t>
-      </w:r>
-    </w:p>
-    <w:p>
-      <w:pPr>
-        <w:pStyle w:val="5"/>
-        <w:keepNext w:val="0"/>
-        <w:keepLines w:val="0"/>
-        <w:widowControl/>
-        <w:suppressLineNumbers w:val="0"/>
-        <w:bidi w:val="0"/>
-        <w:rPr>
-          <w:rFonts w:hint="default" w:ascii="Times New Roman" w:hAnsi="Times New Roman" w:eastAsia="SimSun" w:cs="Times New Roman"/>
-          <w:sz w:val="24"/>
-          <w:szCs w:val="24"/>
-        </w:rPr>
-      </w:pPr>
-      <w:r>
-        <w:rPr>
-          <w:rStyle w:val="4"/>
-          <w:rFonts w:hint="default" w:ascii="Times New Roman" w:hAnsi="Times New Roman" w:cs="Times New Roman"/>
-          <w:sz w:val="24"/>
-          <w:szCs w:val="24"/>
-          <w:lang w:val="en-US"/>
-        </w:rPr>
-        <w:t xml:space="preserve">          </w:t>
-      </w:r>
-      <w:r>
-        <w:rPr>
-          <w:rFonts w:hint="default" w:ascii="Times New Roman" w:hAnsi="Times New Roman" w:eastAsia="SimSun" w:cs="Times New Roman"/>
-          <w:sz w:val="24"/>
-          <w:szCs w:val="24"/>
-        </w:rPr>
-        <w:t>These stages remain explicitly separated so that their dependencies and execution status can be inspected through the Airflow interface.</w:t>
-      </w:r>
-    </w:p>
-    <w:p>
-      <w:pPr>
-        <w:pStyle w:val="5"/>
-        <w:keepNext w:val="0"/>
-        <w:keepLines w:val="0"/>
-        <w:widowControl/>
-        <w:suppressLineNumbers w:val="0"/>
-        <w:bidi w:val="0"/>
-        <w:rPr>
-          <w:rFonts w:hint="default" w:ascii="Times New Roman" w:hAnsi="Times New Roman" w:eastAsia="SimSun" w:cs="Times New Roman"/>
-          <w:sz w:val="24"/>
-          <w:szCs w:val="24"/>
-          <w:lang w:val="en-US"/>
-        </w:rPr>
-      </w:pPr>
-      <w:r>
-        <w:rPr>
-          <w:rFonts w:hint="default" w:ascii="Times New Roman" w:hAnsi="Times New Roman" w:cs="Times New Roman"/>
-          <w:sz w:val="24"/>
-          <w:szCs w:val="24"/>
-          <w:lang w:val="en-US"/>
-        </w:rPr>
-        <w:t xml:space="preserve">           </w:t>
-      </w:r>
-      <w:r>
-        <w:rPr>
-          <w:rFonts w:hint="default" w:ascii="Times New Roman" w:hAnsi="Times New Roman" w:eastAsia="SimSun" w:cs="Times New Roman"/>
-          <w:b/>
-          <w:bCs/>
-          <w:sz w:val="24"/>
-          <w:szCs w:val="24"/>
-        </w:rPr>
-        <w:t xml:space="preserve">Docker Compose </w:t>
-      </w:r>
-      <w:r>
-        <w:rPr>
-          <w:rFonts w:hint="default" w:ascii="Times New Roman" w:hAnsi="Times New Roman" w:eastAsia="SimSun" w:cs="Times New Roman"/>
-          <w:sz w:val="24"/>
-          <w:szCs w:val="24"/>
-        </w:rPr>
-        <w:t>provides the local execution environment and ensures that the Airflow, DuckDB, and dbt components can be started and reproduced consistently.</w:t>
-      </w:r>
-    </w:p>
-    <w:p>
-      <w:pPr>
-        <w:numPr>
-          <w:ilvl w:val="0"/>
-          <w:numId w:val="0"/>
-        </w:numPr>
-        <w:ind w:firstLine="600" w:firstLineChars="250"/>
-        <w:jc w:val="left"/>
-        <w:rPr>
-          <w:rFonts w:hint="default" w:ascii="Times New Roman" w:hAnsi="Times New Roman" w:eastAsia="SimSun" w:cs="Times New Roman"/>
-          <w:sz w:val="24"/>
-          <w:szCs w:val="24"/>
-        </w:rPr>
-      </w:pPr>
-      <w:r>
-        <w:rPr>
-          <w:rFonts w:hint="default" w:ascii="Times New Roman" w:hAnsi="Times New Roman" w:eastAsia="SimSun" w:cs="Times New Roman"/>
-          <w:sz w:val="24"/>
-          <w:szCs w:val="24"/>
-        </w:rPr>
-        <w:t>The architecture is designed to be idempotent, meaning that rerunning the pipeline with the same source data should produce the same logical result without creating duplicate records.</w:t>
-      </w:r>
-    </w:p>
-    <w:p>
-      <w:pPr>
-        <w:numPr>
-          <w:ilvl w:val="0"/>
-          <w:numId w:val="0"/>
-        </w:numPr>
-        <w:ind w:firstLine="600" w:firstLineChars="250"/>
-        <w:jc w:val="left"/>
-        <w:rPr>
-          <w:rFonts w:hint="default" w:ascii="Times New Roman" w:hAnsi="Times New Roman" w:eastAsia="SimSun" w:cs="Times New Roman"/>
-          <w:sz w:val="24"/>
-          <w:szCs w:val="24"/>
-          <w:lang w:val="en-US"/>
+          <w:color w:val="auto"/>
+          <w:sz w:val="24"/>
+          <w:szCs w:val="24"/>
         </w:rPr>
       </w:pPr>
     </w:p>
@@ -3629,6 +3287,9 @@
         <w:jc w:val="left"/>
         <w:rPr>
           <w:rFonts w:hint="default" w:ascii="Times New Roman" w:hAnsi="Times New Roman" w:eastAsia="SimSun" w:cs="Times New Roman"/>
+          <w:b/>
+          <w:bCs/>
+          <w:color w:val="auto"/>
           <w:sz w:val="32"/>
           <w:szCs w:val="32"/>
           <w:lang w:val="en-US"/>
@@ -3639,99 +3300,108 @@
           <w:rFonts w:hint="default" w:ascii="Times New Roman" w:hAnsi="Times New Roman" w:eastAsia="SimSun" w:cs="Times New Roman"/>
           <w:b/>
           <w:bCs/>
+          <w:color w:val="auto"/>
           <w:sz w:val="32"/>
           <w:szCs w:val="32"/>
           <w:lang w:val="en-US"/>
         </w:rPr>
-        <w:t>Project Structure Walkthrough</w:t>
-      </w:r>
-    </w:p>
-    <w:p>
-      <w:pPr>
-        <w:numPr>
-          <w:ilvl w:val="0"/>
-          <w:numId w:val="0"/>
-        </w:numPr>
+        <w:t>Data Modelling Explanation</w:t>
+      </w:r>
+    </w:p>
+    <w:p>
+      <w:pPr>
+        <w:spacing w:beforeLines="0" w:afterLines="0"/>
         <w:jc w:val="left"/>
         <w:rPr>
-          <w:rFonts w:hint="default" w:ascii="Times New Roman" w:hAnsi="Times New Roman" w:eastAsia="SimSun" w:cs="Times New Roman"/>
+          <w:rFonts w:hint="default" w:ascii="Times New Roman" w:hAnsi="Times New Roman" w:eastAsia="Consolas" w:cs="Times New Roman"/>
           <w:b w:val="0"/>
           <w:bCs w:val="0"/>
-          <w:sz w:val="24"/>
-          <w:szCs w:val="24"/>
-          <w:lang w:val="en-US"/>
-        </w:rPr>
-      </w:pPr>
-      <w:r>
-        <w:rPr>
-          <w:rFonts w:hint="default" w:ascii="Times New Roman" w:hAnsi="Times New Roman" w:eastAsia="SimSun" w:cs="Times New Roman"/>
+          <w:color w:val="auto"/>
+          <w:sz w:val="24"/>
+          <w:szCs w:val="24"/>
+          <w:lang w:val="en-US"/>
+        </w:rPr>
+      </w:pPr>
+    </w:p>
+    <w:p>
+      <w:pPr>
+        <w:spacing w:beforeLines="0" w:afterLines="0"/>
+        <w:jc w:val="left"/>
+        <w:rPr>
+          <w:rFonts w:hint="default" w:ascii="Times New Roman" w:hAnsi="Times New Roman" w:eastAsia="Consolas" w:cs="Times New Roman"/>
           <w:b w:val="0"/>
           <w:bCs w:val="0"/>
-          <w:sz w:val="24"/>
-          <w:szCs w:val="24"/>
-          <w:lang w:val="en-US"/>
-        </w:rPr>
-        <w:t xml:space="preserve">          </w:t>
-      </w:r>
-    </w:p>
-    <w:p>
-      <w:pPr>
-        <w:numPr>
-          <w:ilvl w:val="0"/>
-          <w:numId w:val="0"/>
-        </w:numPr>
-        <w:jc w:val="left"/>
-        <w:rPr>
-          <w:rFonts w:hint="default" w:ascii="Times New Roman" w:hAnsi="Times New Roman" w:eastAsia="SimSun" w:cs="Times New Roman"/>
+          <w:color w:val="auto"/>
+          <w:sz w:val="24"/>
+          <w:szCs w:val="24"/>
+          <w:u w:val="none"/>
+          <w:lang w:val="en-US"/>
+        </w:rPr>
+      </w:pPr>
+      <w:r>
+        <w:rPr>
+          <w:rFonts w:hint="default" w:ascii="Times New Roman" w:hAnsi="Times New Roman" w:eastAsia="Consolas" w:cs="Times New Roman"/>
           <w:b w:val="0"/>
           <w:bCs w:val="0"/>
-          <w:sz w:val="24"/>
-          <w:szCs w:val="24"/>
-          <w:lang w:val="en-US"/>
-        </w:rPr>
-      </w:pPr>
-      <w:r>
-        <w:rPr>
-          <w:rFonts w:hint="default" w:ascii="Times New Roman" w:hAnsi="Times New Roman" w:eastAsia="SimSun" w:cs="Times New Roman"/>
+          <w:color w:val="auto"/>
+          <w:sz w:val="24"/>
+          <w:szCs w:val="24"/>
+          <w:lang w:val="en-US"/>
+        </w:rPr>
+        <w:t xml:space="preserve">The analytical layer uses a dimensional model centered on </w:t>
+      </w:r>
+      <w:r>
+        <w:rPr>
+          <w:rFonts w:hint="default" w:ascii="Times New Roman" w:hAnsi="Times New Roman" w:eastAsia="Consolas" w:cs="Times New Roman"/>
+          <w:b/>
+          <w:bCs/>
+          <w:color w:val="auto"/>
+          <w:sz w:val="24"/>
+          <w:szCs w:val="24"/>
+          <w:u w:val="single"/>
+          <w:lang w:val="en-US"/>
+        </w:rPr>
+        <w:t>fct_title_ratings</w:t>
+      </w:r>
+      <w:r>
+        <w:rPr>
+          <w:rFonts w:hint="default" w:ascii="Times New Roman" w:hAnsi="Times New Roman" w:eastAsia="Consolas" w:cs="Times New Roman"/>
           <w:b w:val="0"/>
           <w:bCs w:val="0"/>
-          <w:sz w:val="24"/>
-          <w:szCs w:val="24"/>
-          <w:lang w:val="en-US"/>
-        </w:rPr>
-        <w:t xml:space="preserve">          The repository is organized into separate folders for orchestration, transformation, raw data, documentattion and configuration.</w:t>
-      </w:r>
-    </w:p>
-    <w:p>
-      <w:pPr>
-        <w:numPr>
-          <w:ilvl w:val="0"/>
-          <w:numId w:val="0"/>
-        </w:numPr>
-        <w:jc w:val="left"/>
-        <w:rPr>
-          <w:rFonts w:hint="default" w:ascii="Times New Roman" w:hAnsi="Times New Roman" w:eastAsia="SimSun" w:cs="Times New Roman"/>
+          <w:color w:val="auto"/>
+          <w:sz w:val="24"/>
+          <w:szCs w:val="24"/>
+          <w:u w:val="none"/>
+          <w:lang w:val="en-US"/>
+        </w:rPr>
+        <w:t>, supported by descriptive dimensions and bridge tables for IMDb many-to-many relationships.</w:t>
+      </w:r>
+      <w:r>
+        <w:rPr>
+          <w:rFonts w:hint="default" w:ascii="Times New Roman" w:hAnsi="Times New Roman" w:eastAsia="Consolas" w:cs="Times New Roman"/>
           <w:b w:val="0"/>
           <w:bCs w:val="0"/>
-          <w:sz w:val="24"/>
-          <w:szCs w:val="24"/>
-          <w:lang w:val="en-US"/>
-        </w:rPr>
-      </w:pPr>
-    </w:p>
-    <w:p>
-      <w:pPr>
-        <w:numPr>
-          <w:ilvl w:val="0"/>
-          <w:numId w:val="0"/>
-        </w:numPr>
+          <w:color w:val="auto"/>
+          <w:sz w:val="24"/>
+          <w:szCs w:val="24"/>
+          <w:u w:val="none"/>
+          <w:lang w:val="en-US"/>
+        </w:rPr>
+        <w:tab/>
+      </w:r>
+    </w:p>
+    <w:p>
+      <w:pPr>
+        <w:spacing w:beforeLines="0" w:afterLines="0"/>
         <w:jc w:val="left"/>
         <w:rPr>
-          <w:rFonts w:hint="default" w:ascii="Times New Roman" w:hAnsi="Times New Roman" w:eastAsia="SimSun" w:cs="Times New Roman"/>
+          <w:rFonts w:hint="default" w:ascii="Times New Roman" w:hAnsi="Times New Roman" w:eastAsia="Consolas" w:cs="Times New Roman"/>
           <w:b w:val="0"/>
           <w:bCs w:val="0"/>
-          <w:sz w:val="24"/>
-          <w:szCs w:val="24"/>
+          <w:color w:val="auto"/>
+          <w:sz w:val="24"/>
+          <w:szCs w:val="24"/>
+          <w:u w:val="none"/>
           <w:lang w:val="en-US"/>
         </w:rPr>
       </w:pPr>
@@ -3739,8 +3409,8 @@
     <w:tbl>
       <w:tblPr>
         <w:tblStyle w:val="9"/>
-        <w:tblW w:w="0" w:type="auto"/>
-        <w:tblInd w:w="0" w:type="dxa"/>
+        <w:tblW w:w="10967" w:type="dxa"/>
+        <w:tblInd w:w="-1114" w:type="dxa"/>
         <w:tblBorders>
           <w:top w:val="single" w:color="auto" w:sz="4" w:space="0"/>
           <w:left w:val="single" w:color="auto" w:sz="4" w:space="0"/>
@@ -3749,15 +3419,19 @@
           <w:insideH w:val="single" w:color="auto" w:sz="4" w:space="0"/>
           <w:insideV w:val="single" w:color="auto" w:sz="4" w:space="0"/>
         </w:tblBorders>
-        <w:tblLayout w:type="autofit"/>
+        <w:tblLayout w:type="fixed"/>
         <w:tblCellMar>
           <w:left w:w="108" w:type="dxa"/>
           <w:right w:w="108" w:type="dxa"/>
         </w:tblCellMar>
       </w:tblPr>
       <w:tblGrid>
-        <w:gridCol w:w="4103"/>
-        <w:gridCol w:w="4419"/>
+        <w:gridCol w:w="1853"/>
+        <w:gridCol w:w="1601"/>
+        <w:gridCol w:w="1588"/>
+        <w:gridCol w:w="1702"/>
+        <w:gridCol w:w="1576"/>
+        <w:gridCol w:w="2647"/>
       </w:tblGrid>
       <w:tr>
         <w:tblPrEx>
@@ -3769,74 +3443,224 @@
             <w:insideH w:val="single" w:color="auto" w:sz="4" w:space="0"/>
             <w:insideV w:val="single" w:color="auto" w:sz="4" w:space="0"/>
           </w:tblBorders>
+          <w:tblCellMar>
+            <w:left w:w="108" w:type="dxa"/>
+            <w:right w:w="108" w:type="dxa"/>
+          </w:tblCellMar>
         </w:tblPrEx>
         <w:tc>
           <w:tcPr>
-            <w:tcW w:w="3989" w:type="dxa"/>
-          </w:tcPr>
-          <w:p>
-            <w:pPr>
-              <w:numPr>
-                <w:ilvl w:val="0"/>
-                <w:numId w:val="0"/>
-              </w:numPr>
-              <w:jc w:val="center"/>
-              <w:rPr>
-                <w:rFonts w:hint="default" w:ascii="Times New Roman" w:hAnsi="Times New Roman" w:eastAsia="SimSun" w:cs="Times New Roman"/>
+            <w:tcW w:w="1853" w:type="dxa"/>
+          </w:tcPr>
+          <w:p>
+            <w:pPr>
+              <w:spacing w:beforeLines="0" w:afterLines="0"/>
+              <w:jc w:val="center"/>
+              <w:rPr>
+                <w:rFonts w:hint="default" w:ascii="Times New Roman" w:hAnsi="Times New Roman" w:eastAsia="Consolas" w:cs="Times New Roman"/>
                 <w:b/>
                 <w:bCs/>
-                <w:sz w:val="24"/>
-                <w:szCs w:val="24"/>
-                <w:vertAlign w:val="baseline"/>
-                <w:lang w:val="en-US"/>
-              </w:rPr>
-            </w:pPr>
-            <w:r>
-              <w:rPr>
-                <w:rFonts w:hint="default" w:ascii="Times New Roman" w:hAnsi="Times New Roman" w:eastAsia="SimSun" w:cs="Times New Roman"/>
+                <w:color w:val="auto"/>
+                <w:sz w:val="24"/>
+                <w:szCs w:val="24"/>
+                <w:u w:val="none"/>
+                <w:vertAlign w:val="baseline"/>
+                <w:lang w:val="en-US"/>
+              </w:rPr>
+            </w:pPr>
+            <w:r>
+              <w:rPr>
+                <w:rFonts w:hint="default" w:ascii="Times New Roman" w:hAnsi="Times New Roman" w:eastAsia="Consolas" w:cs="Times New Roman"/>
                 <w:b/>
                 <w:bCs/>
-                <w:sz w:val="24"/>
-                <w:szCs w:val="24"/>
-                <w:vertAlign w:val="baseline"/>
-                <w:lang w:val="en-US"/>
-              </w:rPr>
-              <w:t>Project</w:t>
-            </w:r>
-          </w:p>
-        </w:tc>
-        <w:tc>
-          <w:tcPr>
-            <w:tcW w:w="4533" w:type="dxa"/>
-          </w:tcPr>
-          <w:p>
-            <w:pPr>
-              <w:numPr>
-                <w:ilvl w:val="0"/>
-                <w:numId w:val="0"/>
-              </w:numPr>
-              <w:jc w:val="center"/>
-              <w:rPr>
-                <w:rFonts w:hint="default" w:ascii="Times New Roman" w:hAnsi="Times New Roman" w:eastAsia="SimSun" w:cs="Times New Roman"/>
-                <w:b w:val="0"/>
-                <w:bCs w:val="0"/>
-                <w:sz w:val="24"/>
-                <w:szCs w:val="24"/>
-                <w:vertAlign w:val="baseline"/>
-                <w:lang w:val="en-US"/>
-              </w:rPr>
-            </w:pPr>
-            <w:r>
-              <w:rPr>
-                <w:rFonts w:hint="default" w:ascii="Times New Roman" w:hAnsi="Times New Roman" w:eastAsia="SimSun" w:cs="Times New Roman"/>
+                <w:color w:val="auto"/>
+                <w:sz w:val="24"/>
+                <w:szCs w:val="24"/>
+                <w:u w:val="none"/>
+                <w:vertAlign w:val="baseline"/>
+                <w:lang w:val="en-US"/>
+              </w:rPr>
+              <w:t>Model</w:t>
+            </w:r>
+          </w:p>
+        </w:tc>
+        <w:tc>
+          <w:tcPr>
+            <w:tcW w:w="1601" w:type="dxa"/>
+          </w:tcPr>
+          <w:p>
+            <w:pPr>
+              <w:spacing w:beforeLines="0" w:afterLines="0"/>
+              <w:jc w:val="center"/>
+              <w:rPr>
+                <w:rFonts w:hint="default" w:ascii="Times New Roman" w:hAnsi="Times New Roman" w:eastAsia="Consolas" w:cs="Times New Roman"/>
                 <w:b/>
                 <w:bCs/>
-                <w:sz w:val="24"/>
-                <w:szCs w:val="24"/>
-                <w:vertAlign w:val="baseline"/>
-                <w:lang w:val="en-US"/>
-              </w:rPr>
-              <w:t>Purpose</w:t>
+                <w:color w:val="auto"/>
+                <w:sz w:val="24"/>
+                <w:szCs w:val="24"/>
+                <w:u w:val="none"/>
+                <w:vertAlign w:val="baseline"/>
+                <w:lang w:val="en-US"/>
+              </w:rPr>
+            </w:pPr>
+            <w:r>
+              <w:rPr>
+                <w:rFonts w:hint="default" w:ascii="Times New Roman" w:hAnsi="Times New Roman" w:eastAsia="Consolas" w:cs="Times New Roman"/>
+                <w:b/>
+                <w:bCs/>
+                <w:color w:val="auto"/>
+                <w:sz w:val="24"/>
+                <w:szCs w:val="24"/>
+                <w:u w:val="none"/>
+                <w:vertAlign w:val="baseline"/>
+                <w:lang w:val="en-US"/>
+              </w:rPr>
+              <w:t>Grain</w:t>
+            </w:r>
+          </w:p>
+        </w:tc>
+        <w:tc>
+          <w:tcPr>
+            <w:tcW w:w="1588" w:type="dxa"/>
+          </w:tcPr>
+          <w:p>
+            <w:pPr>
+              <w:spacing w:beforeLines="0" w:afterLines="0"/>
+              <w:jc w:val="center"/>
+              <w:rPr>
+                <w:rFonts w:hint="default" w:ascii="Times New Roman" w:hAnsi="Times New Roman" w:eastAsia="Consolas" w:cs="Times New Roman"/>
+                <w:b/>
+                <w:bCs/>
+                <w:color w:val="auto"/>
+                <w:sz w:val="24"/>
+                <w:szCs w:val="24"/>
+                <w:u w:val="none"/>
+                <w:vertAlign w:val="baseline"/>
+                <w:lang w:val="en-US"/>
+              </w:rPr>
+            </w:pPr>
+            <w:r>
+              <w:rPr>
+                <w:rFonts w:hint="default" w:ascii="Times New Roman" w:hAnsi="Times New Roman" w:eastAsia="Consolas" w:cs="Times New Roman"/>
+                <w:b/>
+                <w:bCs/>
+                <w:color w:val="auto"/>
+                <w:sz w:val="24"/>
+                <w:szCs w:val="24"/>
+                <w:u w:val="none"/>
+                <w:vertAlign w:val="baseline"/>
+                <w:lang w:val="en-US"/>
+              </w:rPr>
+              <w:t>Primary Key</w:t>
+            </w:r>
+          </w:p>
+        </w:tc>
+        <w:tc>
+          <w:tcPr>
+            <w:tcW w:w="1702" w:type="dxa"/>
+          </w:tcPr>
+          <w:p>
+            <w:pPr>
+              <w:spacing w:beforeLines="0" w:afterLines="0"/>
+              <w:jc w:val="center"/>
+              <w:rPr>
+                <w:rFonts w:hint="default" w:ascii="Times New Roman" w:hAnsi="Times New Roman" w:eastAsia="Consolas" w:cs="Times New Roman"/>
+                <w:b/>
+                <w:bCs/>
+                <w:color w:val="auto"/>
+                <w:sz w:val="24"/>
+                <w:szCs w:val="24"/>
+                <w:u w:val="none"/>
+                <w:vertAlign w:val="baseline"/>
+                <w:lang w:val="en-US"/>
+              </w:rPr>
+            </w:pPr>
+            <w:r>
+              <w:rPr>
+                <w:rFonts w:hint="default" w:ascii="Times New Roman" w:hAnsi="Times New Roman" w:eastAsia="Consolas" w:cs="Times New Roman"/>
+                <w:b/>
+                <w:bCs/>
+                <w:color w:val="auto"/>
+                <w:sz w:val="24"/>
+                <w:szCs w:val="24"/>
+                <w:u w:val="none"/>
+                <w:vertAlign w:val="baseline"/>
+                <w:lang w:val="en-US"/>
+              </w:rPr>
+              <w:t>Foreign Keys</w:t>
+            </w:r>
+          </w:p>
+        </w:tc>
+        <w:tc>
+          <w:tcPr>
+            <w:tcW w:w="1576" w:type="dxa"/>
+          </w:tcPr>
+          <w:p>
+            <w:pPr>
+              <w:spacing w:beforeLines="0" w:afterLines="0"/>
+              <w:jc w:val="center"/>
+              <w:rPr>
+                <w:rFonts w:hint="default" w:ascii="Times New Roman" w:hAnsi="Times New Roman" w:eastAsia="Consolas" w:cs="Times New Roman"/>
+                <w:b/>
+                <w:bCs/>
+                <w:color w:val="auto"/>
+                <w:sz w:val="24"/>
+                <w:szCs w:val="24"/>
+                <w:u w:val="none"/>
+                <w:vertAlign w:val="baseline"/>
+                <w:lang w:val="en-US"/>
+              </w:rPr>
+            </w:pPr>
+            <w:r>
+              <w:rPr>
+                <w:rFonts w:hint="default" w:ascii="Times New Roman" w:hAnsi="Times New Roman" w:eastAsia="Consolas" w:cs="Times New Roman"/>
+                <w:b/>
+                <w:bCs/>
+                <w:color w:val="auto"/>
+                <w:sz w:val="24"/>
+                <w:szCs w:val="24"/>
+                <w:u w:val="none"/>
+                <w:vertAlign w:val="baseline"/>
+                <w:lang w:val="en-US"/>
+              </w:rPr>
+              <w:t>Source</w:t>
+            </w:r>
+          </w:p>
+        </w:tc>
+        <w:tc>
+          <w:tcPr>
+            <w:tcW w:w="2647" w:type="dxa"/>
+          </w:tcPr>
+          <w:p>
+            <w:pPr>
+              <w:spacing w:beforeLines="0" w:afterLines="0"/>
+              <w:jc w:val="center"/>
+              <w:rPr>
+                <w:rFonts w:hint="default" w:ascii="Times New Roman" w:hAnsi="Times New Roman" w:eastAsia="Consolas" w:cs="Times New Roman"/>
+                <w:b/>
+                <w:bCs/>
+                <w:color w:val="auto"/>
+                <w:sz w:val="24"/>
+                <w:szCs w:val="24"/>
+                <w:u w:val="none"/>
+                <w:vertAlign w:val="baseline"/>
+                <w:lang w:val="en-US"/>
+              </w:rPr>
+            </w:pPr>
+            <w:r>
+              <w:rPr>
+                <w:rFonts w:hint="default" w:ascii="Times New Roman" w:hAnsi="Times New Roman" w:eastAsia="Consolas" w:cs="Times New Roman"/>
+                <w:b/>
+                <w:bCs/>
+                <w:color w:val="auto"/>
+                <w:sz w:val="24"/>
+                <w:szCs w:val="24"/>
+                <w:u w:val="none"/>
+                <w:vertAlign w:val="baseline"/>
+                <w:lang w:val="en-US"/>
+              </w:rPr>
+              <w:t>Role/Modelling Justification</w:t>
             </w:r>
           </w:p>
         </w:tc>
@@ -3858,59 +3682,222 @@
         </w:tblPrEx>
         <w:tc>
           <w:tcPr>
-            <w:tcW w:w="3989" w:type="dxa"/>
-          </w:tcPr>
-          <w:p>
-            <w:pPr>
-              <w:numPr>
-                <w:ilvl w:val="0"/>
-                <w:numId w:val="0"/>
-              </w:numPr>
-              <w:jc w:val="center"/>
-              <w:rPr>
-                <w:rFonts w:hint="default" w:ascii="Sitka Banner Semibold" w:hAnsi="Sitka Banner Semibold" w:eastAsia="SimSun" w:cs="Sitka Banner Semibold"/>
-                <w:sz w:val="24"/>
-                <w:szCs w:val="24"/>
-                <w:vertAlign w:val="baseline"/>
-                <w:lang w:val="en-US"/>
-              </w:rPr>
-            </w:pPr>
-            <w:r>
-              <w:rPr>
-                <w:rFonts w:hint="default" w:ascii="Sitka Banner Semibold" w:hAnsi="Sitka Banner Semibold" w:eastAsia="SimSun" w:cs="Sitka Banner Semibold"/>
-                <w:sz w:val="24"/>
-                <w:szCs w:val="24"/>
-              </w:rPr>
-              <w:t>dags/</w:t>
-            </w:r>
-          </w:p>
-        </w:tc>
-        <w:tc>
-          <w:tcPr>
-            <w:tcW w:w="4533" w:type="dxa"/>
-          </w:tcPr>
-          <w:p>
-            <w:pPr>
-              <w:numPr>
-                <w:ilvl w:val="0"/>
-                <w:numId w:val="0"/>
-              </w:numPr>
-              <w:jc w:val="center"/>
-              <w:rPr>
-                <w:rFonts w:hint="default" w:ascii="Times New Roman" w:hAnsi="Times New Roman" w:eastAsia="SimSun" w:cs="Times New Roman"/>
-                <w:sz w:val="24"/>
-                <w:szCs w:val="24"/>
-                <w:vertAlign w:val="baseline"/>
-                <w:lang w:val="en-US"/>
-              </w:rPr>
-            </w:pPr>
-            <w:r>
-              <w:rPr>
-                <w:rFonts w:hint="default" w:ascii="Times New Roman" w:hAnsi="Times New Roman" w:eastAsia="SimSun" w:cs="Times New Roman"/>
-                <w:sz w:val="24"/>
-                <w:szCs w:val="24"/>
-              </w:rPr>
-              <w:t>Contains Apache Airflow DAG definitions and orchestration logic for the IMDb ingestion pipeline.</w:t>
+            <w:tcW w:w="1853" w:type="dxa"/>
+            <w:vAlign w:val="center"/>
+          </w:tcPr>
+          <w:p>
+            <w:pPr>
+              <w:spacing w:beforeLines="0" w:afterLines="0"/>
+              <w:jc w:val="center"/>
+              <w:rPr>
+                <w:rFonts w:hint="default" w:ascii="Times New Roman" w:hAnsi="Times New Roman" w:eastAsia="Consolas" w:cs="Times New Roman"/>
+                <w:b/>
+                <w:bCs/>
+                <w:color w:val="auto"/>
+                <w:sz w:val="24"/>
+                <w:szCs w:val="24"/>
+                <w:u w:val="single"/>
+                <w:vertAlign w:val="baseline"/>
+                <w:lang w:val="en-US"/>
+              </w:rPr>
+            </w:pPr>
+            <w:r>
+              <w:rPr>
+                <w:rFonts w:hint="default" w:ascii="Times New Roman" w:hAnsi="Times New Roman" w:eastAsia="Consolas" w:cs="Times New Roman"/>
+                <w:b/>
+                <w:bCs/>
+                <w:color w:val="auto"/>
+                <w:sz w:val="24"/>
+                <w:szCs w:val="24"/>
+                <w:u w:val="single"/>
+                <w:vertAlign w:val="baseline"/>
+                <w:lang w:val="en-US"/>
+              </w:rPr>
+              <w:t>fct_title_ratings</w:t>
+            </w:r>
+          </w:p>
+        </w:tc>
+        <w:tc>
+          <w:tcPr>
+            <w:tcW w:w="1601" w:type="dxa"/>
+          </w:tcPr>
+          <w:p>
+            <w:pPr>
+              <w:spacing w:beforeLines="0" w:afterLines="0"/>
+              <w:jc w:val="center"/>
+              <w:rPr>
+                <w:rFonts w:hint="default" w:ascii="Times New Roman" w:hAnsi="Times New Roman" w:eastAsia="Consolas" w:cs="Times New Roman"/>
+                <w:b w:val="0"/>
+                <w:bCs w:val="0"/>
+                <w:color w:val="auto"/>
+                <w:sz w:val="24"/>
+                <w:szCs w:val="24"/>
+                <w:u w:val="none"/>
+                <w:vertAlign w:val="baseline"/>
+                <w:lang w:val="en-US"/>
+              </w:rPr>
+            </w:pPr>
+            <w:r>
+              <w:rPr>
+                <w:rFonts w:hint="default" w:ascii="Times New Roman" w:hAnsi="Times New Roman" w:eastAsia="Consolas"/>
+                <w:b w:val="0"/>
+                <w:bCs w:val="0"/>
+                <w:color w:val="auto"/>
+                <w:sz w:val="24"/>
+                <w:szCs w:val="24"/>
+                <w:u w:val="none"/>
+                <w:vertAlign w:val="baseline"/>
+                <w:lang w:val="en-US"/>
+              </w:rPr>
+              <w:t>One row per IMDb title</w:t>
+            </w:r>
+          </w:p>
+        </w:tc>
+        <w:tc>
+          <w:tcPr>
+            <w:tcW w:w="1588" w:type="dxa"/>
+            <w:vAlign w:val="center"/>
+          </w:tcPr>
+          <w:p>
+            <w:pPr>
+              <w:spacing w:beforeLines="0" w:afterLines="0"/>
+              <w:jc w:val="center"/>
+              <w:rPr>
+                <w:rFonts w:hint="default" w:ascii="Times New Roman" w:hAnsi="Times New Roman" w:eastAsia="Consolas" w:cs="Times New Roman"/>
+                <w:b/>
+                <w:bCs/>
+                <w:color w:val="auto"/>
+                <w:sz w:val="24"/>
+                <w:szCs w:val="24"/>
+                <w:u w:val="single"/>
+                <w:vertAlign w:val="baseline"/>
+                <w:lang w:val="en-US"/>
+              </w:rPr>
+            </w:pPr>
+            <w:r>
+              <w:rPr>
+                <w:rFonts w:hint="default" w:ascii="Times New Roman" w:hAnsi="Times New Roman" w:eastAsia="Consolas" w:cs="Times New Roman"/>
+                <w:b/>
+                <w:bCs/>
+                <w:color w:val="auto"/>
+                <w:sz w:val="24"/>
+                <w:szCs w:val="24"/>
+                <w:u w:val="single"/>
+                <w:vertAlign w:val="baseline"/>
+                <w:lang w:val="en-US"/>
+              </w:rPr>
+              <w:t>title_id</w:t>
+            </w:r>
+          </w:p>
+        </w:tc>
+        <w:tc>
+          <w:tcPr>
+            <w:tcW w:w="1702" w:type="dxa"/>
+            <w:vAlign w:val="center"/>
+          </w:tcPr>
+          <w:p>
+            <w:pPr>
+              <w:spacing w:beforeLines="0" w:afterLines="0"/>
+              <w:jc w:val="center"/>
+              <w:rPr>
+                <w:rFonts w:hint="default" w:ascii="Times New Roman" w:hAnsi="Times New Roman" w:eastAsia="Consolas" w:cs="Times New Roman"/>
+                <w:b/>
+                <w:bCs/>
+                <w:color w:val="auto"/>
+                <w:sz w:val="24"/>
+                <w:szCs w:val="24"/>
+                <w:u w:val="none"/>
+                <w:vertAlign w:val="baseline"/>
+                <w:lang w:val="en-US"/>
+              </w:rPr>
+            </w:pPr>
+            <w:r>
+              <w:rPr>
+                <w:rFonts w:hint="default" w:ascii="Times New Roman" w:hAnsi="Times New Roman" w:eastAsia="Consolas"/>
+                <w:b/>
+                <w:bCs/>
+                <w:color w:val="auto"/>
+                <w:sz w:val="24"/>
+                <w:szCs w:val="24"/>
+                <w:u w:val="none"/>
+                <w:vertAlign w:val="baseline"/>
+                <w:lang w:val="en-US"/>
+              </w:rPr>
+              <w:t>title_id → dim_title, year_key → dim_year</w:t>
+            </w:r>
+          </w:p>
+        </w:tc>
+        <w:tc>
+          <w:tcPr>
+            <w:tcW w:w="1576" w:type="dxa"/>
+            <w:vAlign w:val="center"/>
+          </w:tcPr>
+          <w:p>
+            <w:pPr>
+              <w:spacing w:beforeLines="0" w:afterLines="0"/>
+              <w:jc w:val="center"/>
+              <w:rPr>
+                <w:rFonts w:hint="default" w:ascii="Times New Roman" w:hAnsi="Times New Roman" w:eastAsia="Consolas" w:cs="Times New Roman"/>
+                <w:b/>
+                <w:bCs/>
+                <w:color w:val="auto"/>
+                <w:sz w:val="24"/>
+                <w:szCs w:val="24"/>
+                <w:u w:val="none"/>
+                <w:vertAlign w:val="baseline"/>
+                <w:lang w:val="en-US"/>
+              </w:rPr>
+            </w:pPr>
+            <w:r>
+              <w:rPr>
+                <w:rFonts w:hint="default" w:ascii="Times New Roman" w:hAnsi="Times New Roman" w:eastAsia="Consolas"/>
+                <w:b/>
+                <w:bCs/>
+                <w:color w:val="auto"/>
+                <w:sz w:val="24"/>
+                <w:szCs w:val="24"/>
+                <w:u w:val="none"/>
+                <w:vertAlign w:val="baseline"/>
+                <w:lang w:val="en-US"/>
+              </w:rPr>
+              <w:t>stg_title_ratings, stg_title_basics</w:t>
+            </w:r>
+          </w:p>
+        </w:tc>
+        <w:tc>
+          <w:tcPr>
+            <w:tcW w:w="2647" w:type="dxa"/>
+            <w:vAlign w:val="center"/>
+          </w:tcPr>
+          <w:p>
+            <w:pPr>
+              <w:spacing w:beforeLines="0" w:afterLines="0"/>
+              <w:jc w:val="center"/>
+              <w:rPr>
+                <w:rFonts w:hint="default" w:ascii="Times New Roman" w:hAnsi="Times New Roman" w:eastAsia="Consolas" w:cs="Times New Roman"/>
+                <w:b w:val="0"/>
+                <w:bCs w:val="0"/>
+                <w:color w:val="auto"/>
+                <w:sz w:val="24"/>
+                <w:szCs w:val="24"/>
+                <w:u w:val="none"/>
+                <w:vertAlign w:val="baseline"/>
+                <w:lang w:val="en-US"/>
+              </w:rPr>
+            </w:pPr>
+            <w:r>
+              <w:rPr>
+                <w:rFonts w:hint="default" w:ascii="Times New Roman" w:hAnsi="Times New Roman" w:eastAsia="Consolas"/>
+                <w:b w:val="0"/>
+                <w:bCs w:val="0"/>
+                <w:color w:val="auto"/>
+                <w:sz w:val="24"/>
+                <w:szCs w:val="24"/>
+                <w:u w:val="none"/>
+                <w:vertAlign w:val="baseline"/>
+                <w:lang w:val="en-US"/>
+              </w:rPr>
+              <w:t>Central fact table containing rating measures, vote counts, runtime, and year attributes used in analytical queries.</w:t>
             </w:r>
           </w:p>
         </w:tc>
@@ -3932,61 +3919,222 @@
         </w:tblPrEx>
         <w:tc>
           <w:tcPr>
-            <w:tcW w:w="3989" w:type="dxa"/>
-          </w:tcPr>
-          <w:p>
-            <w:pPr>
-              <w:numPr>
-                <w:ilvl w:val="0"/>
-                <w:numId w:val="0"/>
-              </w:numPr>
-              <w:jc w:val="center"/>
-              <w:rPr>
-                <w:rFonts w:hint="default" w:ascii="Sitka Banner Semibold" w:hAnsi="Sitka Banner Semibold" w:eastAsia="SimSun" w:cs="Sitka Banner Semibold"/>
-                <w:sz w:val="24"/>
-                <w:szCs w:val="24"/>
-                <w:vertAlign w:val="baseline"/>
-                <w:lang w:val="en-US"/>
-              </w:rPr>
-            </w:pPr>
-            <w:r>
-              <w:rPr>
-                <w:rFonts w:hint="default" w:ascii="Sitka Banner Semibold" w:hAnsi="Sitka Banner Semibold" w:eastAsia="SimSun" w:cs="Sitka Banner Semibold"/>
-                <w:sz w:val="24"/>
-                <w:szCs w:val="24"/>
-                <w:vertAlign w:val="baseline"/>
-                <w:lang w:val="en-US"/>
-              </w:rPr>
-              <w:t>dbt_project/</w:t>
-            </w:r>
-          </w:p>
-        </w:tc>
-        <w:tc>
-          <w:tcPr>
-            <w:tcW w:w="4533" w:type="dxa"/>
-          </w:tcPr>
-          <w:p>
-            <w:pPr>
-              <w:numPr>
-                <w:ilvl w:val="0"/>
-                <w:numId w:val="0"/>
-              </w:numPr>
-              <w:jc w:val="center"/>
-              <w:rPr>
-                <w:rFonts w:hint="default" w:ascii="Times New Roman" w:hAnsi="Times New Roman" w:eastAsia="SimSun" w:cs="Times New Roman"/>
-                <w:sz w:val="24"/>
-                <w:szCs w:val="24"/>
-                <w:vertAlign w:val="baseline"/>
-                <w:lang w:val="en-US"/>
-              </w:rPr>
-            </w:pPr>
-            <w:r>
-              <w:rPr>
-                <w:rFonts w:hint="default" w:ascii="Times New Roman" w:hAnsi="Times New Roman" w:eastAsia="SimSun" w:cs="Times New Roman"/>
-                <w:sz w:val="24"/>
-                <w:szCs w:val="24"/>
-              </w:rPr>
-              <w:t>Contains the dbt transformation project used to build the analytical warehouse models.</w:t>
+            <w:tcW w:w="1853" w:type="dxa"/>
+            <w:vAlign w:val="center"/>
+          </w:tcPr>
+          <w:p>
+            <w:pPr>
+              <w:spacing w:beforeLines="0" w:afterLines="0"/>
+              <w:jc w:val="center"/>
+              <w:rPr>
+                <w:rFonts w:hint="default" w:ascii="Times New Roman" w:hAnsi="Times New Roman" w:eastAsia="Consolas" w:cs="Times New Roman"/>
+                <w:b/>
+                <w:bCs/>
+                <w:color w:val="auto"/>
+                <w:sz w:val="24"/>
+                <w:szCs w:val="24"/>
+                <w:u w:val="single"/>
+                <w:vertAlign w:val="baseline"/>
+                <w:lang w:val="en-US"/>
+              </w:rPr>
+            </w:pPr>
+            <w:r>
+              <w:rPr>
+                <w:rFonts w:hint="default" w:ascii="Times New Roman" w:hAnsi="Times New Roman" w:eastAsia="Consolas" w:cs="Times New Roman"/>
+                <w:b/>
+                <w:bCs/>
+                <w:color w:val="auto"/>
+                <w:sz w:val="24"/>
+                <w:szCs w:val="24"/>
+                <w:u w:val="single"/>
+                <w:vertAlign w:val="baseline"/>
+                <w:lang w:val="en-US"/>
+              </w:rPr>
+              <w:t>dim_title</w:t>
+            </w:r>
+          </w:p>
+        </w:tc>
+        <w:tc>
+          <w:tcPr>
+            <w:tcW w:w="1601" w:type="dxa"/>
+          </w:tcPr>
+          <w:p>
+            <w:pPr>
+              <w:spacing w:beforeLines="0" w:afterLines="0"/>
+              <w:jc w:val="center"/>
+              <w:rPr>
+                <w:rFonts w:hint="default" w:ascii="Times New Roman" w:hAnsi="Times New Roman" w:eastAsia="Consolas" w:cs="Times New Roman"/>
+                <w:b w:val="0"/>
+                <w:bCs w:val="0"/>
+                <w:color w:val="auto"/>
+                <w:sz w:val="24"/>
+                <w:szCs w:val="24"/>
+                <w:u w:val="none"/>
+                <w:vertAlign w:val="baseline"/>
+                <w:lang w:val="en-US"/>
+              </w:rPr>
+            </w:pPr>
+            <w:r>
+              <w:rPr>
+                <w:rFonts w:hint="default" w:ascii="Times New Roman" w:hAnsi="Times New Roman" w:eastAsia="Consolas"/>
+                <w:b w:val="0"/>
+                <w:bCs w:val="0"/>
+                <w:color w:val="auto"/>
+                <w:sz w:val="24"/>
+                <w:szCs w:val="24"/>
+                <w:u w:val="none"/>
+                <w:vertAlign w:val="baseline"/>
+                <w:lang w:val="en-US"/>
+              </w:rPr>
+              <w:t>One row per IMDb title</w:t>
+            </w:r>
+          </w:p>
+        </w:tc>
+        <w:tc>
+          <w:tcPr>
+            <w:tcW w:w="1588" w:type="dxa"/>
+            <w:vAlign w:val="center"/>
+          </w:tcPr>
+          <w:p>
+            <w:pPr>
+              <w:spacing w:beforeLines="0" w:afterLines="0"/>
+              <w:jc w:val="center"/>
+              <w:rPr>
+                <w:rFonts w:hint="default" w:ascii="Times New Roman" w:hAnsi="Times New Roman" w:eastAsia="Consolas" w:cs="Times New Roman"/>
+                <w:b/>
+                <w:bCs/>
+                <w:color w:val="auto"/>
+                <w:sz w:val="24"/>
+                <w:szCs w:val="24"/>
+                <w:u w:val="single"/>
+                <w:vertAlign w:val="baseline"/>
+                <w:lang w:val="en-US"/>
+              </w:rPr>
+            </w:pPr>
+            <w:r>
+              <w:rPr>
+                <w:rFonts w:hint="default" w:ascii="Times New Roman" w:hAnsi="Times New Roman" w:eastAsia="Consolas" w:cs="Times New Roman"/>
+                <w:b/>
+                <w:bCs/>
+                <w:color w:val="auto"/>
+                <w:sz w:val="24"/>
+                <w:szCs w:val="24"/>
+                <w:u w:val="single"/>
+                <w:vertAlign w:val="baseline"/>
+                <w:lang w:val="en-US"/>
+              </w:rPr>
+              <w:t>title_id</w:t>
+            </w:r>
+          </w:p>
+        </w:tc>
+        <w:tc>
+          <w:tcPr>
+            <w:tcW w:w="1702" w:type="dxa"/>
+            <w:vAlign w:val="center"/>
+          </w:tcPr>
+          <w:p>
+            <w:pPr>
+              <w:spacing w:beforeLines="0" w:afterLines="0"/>
+              <w:jc w:val="center"/>
+              <w:rPr>
+                <w:rFonts w:hint="default" w:ascii="Times New Roman" w:hAnsi="Times New Roman" w:eastAsia="Consolas" w:cs="Times New Roman"/>
+                <w:b w:val="0"/>
+                <w:bCs w:val="0"/>
+                <w:color w:val="auto"/>
+                <w:sz w:val="24"/>
+                <w:szCs w:val="24"/>
+                <w:u w:val="none"/>
+                <w:vertAlign w:val="baseline"/>
+                <w:lang w:val="en-US"/>
+              </w:rPr>
+            </w:pPr>
+            <w:r>
+              <w:rPr>
+                <w:rFonts w:hint="default" w:ascii="Times New Roman" w:hAnsi="Times New Roman" w:eastAsia="Consolas" w:cs="Times New Roman"/>
+                <w:b w:val="0"/>
+                <w:bCs w:val="0"/>
+                <w:color w:val="auto"/>
+                <w:sz w:val="24"/>
+                <w:szCs w:val="24"/>
+                <w:u w:val="none"/>
+                <w:vertAlign w:val="baseline"/>
+                <w:lang w:val="en-US"/>
+              </w:rPr>
+              <w:t>None</w:t>
+            </w:r>
+          </w:p>
+        </w:tc>
+        <w:tc>
+          <w:tcPr>
+            <w:tcW w:w="1576" w:type="dxa"/>
+            <w:vAlign w:val="center"/>
+          </w:tcPr>
+          <w:p>
+            <w:pPr>
+              <w:spacing w:beforeLines="0" w:afterLines="0"/>
+              <w:jc w:val="center"/>
+              <w:rPr>
+                <w:rFonts w:hint="default" w:ascii="Times New Roman" w:hAnsi="Times New Roman" w:eastAsia="Consolas" w:cs="Times New Roman"/>
+                <w:b/>
+                <w:bCs/>
+                <w:color w:val="auto"/>
+                <w:sz w:val="24"/>
+                <w:szCs w:val="24"/>
+                <w:u w:val="none"/>
+                <w:vertAlign w:val="baseline"/>
+                <w:lang w:val="en-US"/>
+              </w:rPr>
+            </w:pPr>
+            <w:r>
+              <w:rPr>
+                <w:rFonts w:hint="default" w:ascii="Times New Roman" w:hAnsi="Times New Roman" w:eastAsia="Consolas"/>
+                <w:b/>
+                <w:bCs/>
+                <w:color w:val="auto"/>
+                <w:sz w:val="24"/>
+                <w:szCs w:val="24"/>
+                <w:u w:val="none"/>
+                <w:vertAlign w:val="baseline"/>
+                <w:lang w:val="en-US"/>
+              </w:rPr>
+              <w:t>stg_title_basics</w:t>
+            </w:r>
+          </w:p>
+        </w:tc>
+        <w:tc>
+          <w:tcPr>
+            <w:tcW w:w="2647" w:type="dxa"/>
+            <w:vAlign w:val="center"/>
+          </w:tcPr>
+          <w:p>
+            <w:pPr>
+              <w:spacing w:beforeLines="0" w:afterLines="0"/>
+              <w:jc w:val="center"/>
+              <w:rPr>
+                <w:rFonts w:hint="default" w:ascii="Times New Roman" w:hAnsi="Times New Roman" w:eastAsia="Consolas" w:cs="Times New Roman"/>
+                <w:b w:val="0"/>
+                <w:bCs w:val="0"/>
+                <w:color w:val="auto"/>
+                <w:sz w:val="24"/>
+                <w:szCs w:val="24"/>
+                <w:u w:val="none"/>
+                <w:vertAlign w:val="baseline"/>
+                <w:lang w:val="en-US"/>
+              </w:rPr>
+            </w:pPr>
+            <w:r>
+              <w:rPr>
+                <w:rFonts w:hint="default" w:ascii="Times New Roman" w:hAnsi="Times New Roman" w:eastAsia="Consolas"/>
+                <w:b w:val="0"/>
+                <w:bCs w:val="0"/>
+                <w:color w:val="auto"/>
+                <w:sz w:val="24"/>
+                <w:szCs w:val="24"/>
+                <w:u w:val="none"/>
+                <w:vertAlign w:val="baseline"/>
+                <w:lang w:val="en-US"/>
+              </w:rPr>
+              <w:t>Stores reusable descriptive title metadata separately from analytical measures.</w:t>
             </w:r>
           </w:p>
         </w:tc>
@@ -4008,63 +4156,222 @@
         </w:tblPrEx>
         <w:tc>
           <w:tcPr>
-            <w:tcW w:w="3989" w:type="dxa"/>
-          </w:tcPr>
-          <w:p>
-            <w:pPr>
-              <w:numPr>
-                <w:ilvl w:val="0"/>
-                <w:numId w:val="0"/>
-              </w:numPr>
-              <w:jc w:val="center"/>
-              <w:rPr>
-                <w:rFonts w:hint="default" w:ascii="Sitka Banner Semibold" w:hAnsi="Sitka Banner Semibold" w:eastAsia="SimSun" w:cs="Sitka Banner Semibold"/>
-                <w:sz w:val="24"/>
-                <w:szCs w:val="24"/>
-                <w:vertAlign w:val="baseline"/>
-                <w:lang w:val="en-US"/>
-              </w:rPr>
-            </w:pPr>
-            <w:r>
-              <w:rPr>
-                <w:rFonts w:hint="default" w:ascii="Sitka Banner Semibold" w:hAnsi="Sitka Banner Semibold" w:eastAsia="SimSun" w:cs="Sitka Banner Semibold"/>
-                <w:sz w:val="24"/>
-                <w:szCs w:val="24"/>
-                <w:vertAlign w:val="baseline"/>
-                <w:lang w:val="en-US"/>
-              </w:rPr>
-              <w:t>dbt_project/models/staging/</w:t>
-            </w:r>
-          </w:p>
-        </w:tc>
-        <w:tc>
-          <w:tcPr>
-            <w:tcW w:w="4533" w:type="dxa"/>
-          </w:tcPr>
-          <w:p>
-            <w:pPr>
-              <w:numPr>
-                <w:ilvl w:val="0"/>
-                <w:numId w:val="0"/>
-              </w:numPr>
-              <w:jc w:val="center"/>
-              <w:rPr>
-                <w:rFonts w:hint="default" w:ascii="Times New Roman" w:hAnsi="Times New Roman" w:eastAsia="SimSun" w:cs="Times New Roman"/>
-                <w:sz w:val="24"/>
-                <w:szCs w:val="24"/>
-                <w:vertAlign w:val="baseline"/>
-                <w:lang w:val="en-US"/>
-              </w:rPr>
-            </w:pPr>
-            <w:r>
-              <w:rPr>
-                <w:rFonts w:hint="default" w:ascii="Times New Roman" w:hAnsi="Times New Roman" w:eastAsia="SimSun"/>
-                <w:sz w:val="24"/>
-                <w:szCs w:val="24"/>
-                <w:vertAlign w:val="baseline"/>
-                <w:lang w:val="en-US"/>
-              </w:rPr>
-              <w:t>Contains staging models responsible for renaming, type casting, null handling, and basic source cleanup.</w:t>
+            <w:tcW w:w="1853" w:type="dxa"/>
+            <w:vAlign w:val="center"/>
+          </w:tcPr>
+          <w:p>
+            <w:pPr>
+              <w:spacing w:beforeLines="0" w:afterLines="0"/>
+              <w:jc w:val="center"/>
+              <w:rPr>
+                <w:rFonts w:hint="default" w:ascii="Times New Roman" w:hAnsi="Times New Roman" w:eastAsia="Consolas" w:cs="Times New Roman"/>
+                <w:b/>
+                <w:bCs/>
+                <w:color w:val="auto"/>
+                <w:sz w:val="24"/>
+                <w:szCs w:val="24"/>
+                <w:u w:val="single"/>
+                <w:vertAlign w:val="baseline"/>
+                <w:lang w:val="en-US"/>
+              </w:rPr>
+            </w:pPr>
+            <w:r>
+              <w:rPr>
+                <w:rFonts w:hint="default" w:ascii="Times New Roman" w:hAnsi="Times New Roman" w:eastAsia="Consolas" w:cs="Times New Roman"/>
+                <w:b/>
+                <w:bCs/>
+                <w:color w:val="auto"/>
+                <w:sz w:val="24"/>
+                <w:szCs w:val="24"/>
+                <w:u w:val="single"/>
+                <w:vertAlign w:val="baseline"/>
+                <w:lang w:val="en-US"/>
+              </w:rPr>
+              <w:t>dim_person</w:t>
+            </w:r>
+          </w:p>
+        </w:tc>
+        <w:tc>
+          <w:tcPr>
+            <w:tcW w:w="1601" w:type="dxa"/>
+          </w:tcPr>
+          <w:p>
+            <w:pPr>
+              <w:spacing w:beforeLines="0" w:afterLines="0"/>
+              <w:jc w:val="center"/>
+              <w:rPr>
+                <w:rFonts w:hint="default" w:ascii="Times New Roman" w:hAnsi="Times New Roman" w:eastAsia="Consolas" w:cs="Times New Roman"/>
+                <w:b w:val="0"/>
+                <w:bCs w:val="0"/>
+                <w:color w:val="auto"/>
+                <w:sz w:val="24"/>
+                <w:szCs w:val="24"/>
+                <w:u w:val="none"/>
+                <w:vertAlign w:val="baseline"/>
+                <w:lang w:val="en-US"/>
+              </w:rPr>
+            </w:pPr>
+            <w:r>
+              <w:rPr>
+                <w:rFonts w:hint="default" w:ascii="Times New Roman" w:hAnsi="Times New Roman" w:eastAsia="Consolas"/>
+                <w:b w:val="0"/>
+                <w:bCs w:val="0"/>
+                <w:color w:val="auto"/>
+                <w:sz w:val="24"/>
+                <w:szCs w:val="24"/>
+                <w:u w:val="none"/>
+                <w:vertAlign w:val="baseline"/>
+                <w:lang w:val="en-US"/>
+              </w:rPr>
+              <w:t>One row per IMDb person</w:t>
+            </w:r>
+          </w:p>
+        </w:tc>
+        <w:tc>
+          <w:tcPr>
+            <w:tcW w:w="1588" w:type="dxa"/>
+            <w:vAlign w:val="center"/>
+          </w:tcPr>
+          <w:p>
+            <w:pPr>
+              <w:spacing w:beforeLines="0" w:afterLines="0"/>
+              <w:jc w:val="center"/>
+              <w:rPr>
+                <w:rFonts w:hint="default" w:ascii="Times New Roman" w:hAnsi="Times New Roman" w:eastAsia="Consolas" w:cs="Times New Roman"/>
+                <w:b/>
+                <w:bCs/>
+                <w:color w:val="auto"/>
+                <w:sz w:val="24"/>
+                <w:szCs w:val="24"/>
+                <w:u w:val="single"/>
+                <w:vertAlign w:val="baseline"/>
+                <w:lang w:val="en-US"/>
+              </w:rPr>
+            </w:pPr>
+            <w:r>
+              <w:rPr>
+                <w:rFonts w:hint="default" w:ascii="Times New Roman" w:hAnsi="Times New Roman" w:eastAsia="Consolas" w:cs="Times New Roman"/>
+                <w:b/>
+                <w:bCs/>
+                <w:color w:val="auto"/>
+                <w:sz w:val="24"/>
+                <w:szCs w:val="24"/>
+                <w:u w:val="single"/>
+                <w:vertAlign w:val="baseline"/>
+                <w:lang w:val="en-US"/>
+              </w:rPr>
+              <w:t>person_id</w:t>
+            </w:r>
+          </w:p>
+        </w:tc>
+        <w:tc>
+          <w:tcPr>
+            <w:tcW w:w="1702" w:type="dxa"/>
+            <w:vAlign w:val="center"/>
+          </w:tcPr>
+          <w:p>
+            <w:pPr>
+              <w:spacing w:beforeLines="0" w:afterLines="0"/>
+              <w:jc w:val="center"/>
+              <w:rPr>
+                <w:rFonts w:hint="default" w:ascii="Times New Roman" w:hAnsi="Times New Roman" w:eastAsia="Consolas" w:cs="Times New Roman"/>
+                <w:b w:val="0"/>
+                <w:bCs w:val="0"/>
+                <w:color w:val="auto"/>
+                <w:sz w:val="24"/>
+                <w:szCs w:val="24"/>
+                <w:u w:val="none"/>
+                <w:vertAlign w:val="baseline"/>
+                <w:lang w:val="en-US"/>
+              </w:rPr>
+            </w:pPr>
+            <w:r>
+              <w:rPr>
+                <w:rFonts w:hint="default" w:ascii="Times New Roman" w:hAnsi="Times New Roman" w:eastAsia="Consolas" w:cs="Times New Roman"/>
+                <w:b w:val="0"/>
+                <w:bCs w:val="0"/>
+                <w:color w:val="auto"/>
+                <w:sz w:val="24"/>
+                <w:szCs w:val="24"/>
+                <w:u w:val="none"/>
+                <w:vertAlign w:val="baseline"/>
+                <w:lang w:val="en-US"/>
+              </w:rPr>
+              <w:t>None</w:t>
+            </w:r>
+          </w:p>
+        </w:tc>
+        <w:tc>
+          <w:tcPr>
+            <w:tcW w:w="1576" w:type="dxa"/>
+            <w:vAlign w:val="center"/>
+          </w:tcPr>
+          <w:p>
+            <w:pPr>
+              <w:spacing w:beforeLines="0" w:afterLines="0"/>
+              <w:jc w:val="center"/>
+              <w:rPr>
+                <w:rFonts w:hint="default" w:ascii="Times New Roman" w:hAnsi="Times New Roman" w:eastAsia="Consolas" w:cs="Times New Roman"/>
+                <w:b/>
+                <w:bCs/>
+                <w:color w:val="auto"/>
+                <w:sz w:val="24"/>
+                <w:szCs w:val="24"/>
+                <w:u w:val="none"/>
+                <w:vertAlign w:val="baseline"/>
+                <w:lang w:val="en-US"/>
+              </w:rPr>
+            </w:pPr>
+            <w:r>
+              <w:rPr>
+                <w:rFonts w:hint="default" w:ascii="Times New Roman" w:hAnsi="Times New Roman" w:eastAsia="Consolas"/>
+                <w:b/>
+                <w:bCs/>
+                <w:color w:val="auto"/>
+                <w:sz w:val="24"/>
+                <w:szCs w:val="24"/>
+                <w:u w:val="none"/>
+                <w:vertAlign w:val="baseline"/>
+                <w:lang w:val="en-US"/>
+              </w:rPr>
+              <w:t>stg_name_basics</w:t>
+            </w:r>
+          </w:p>
+        </w:tc>
+        <w:tc>
+          <w:tcPr>
+            <w:tcW w:w="2647" w:type="dxa"/>
+            <w:vAlign w:val="center"/>
+          </w:tcPr>
+          <w:p>
+            <w:pPr>
+              <w:spacing w:beforeLines="0" w:afterLines="0"/>
+              <w:jc w:val="center"/>
+              <w:rPr>
+                <w:rFonts w:hint="default" w:ascii="Times New Roman" w:hAnsi="Times New Roman" w:eastAsia="Consolas" w:cs="Times New Roman"/>
+                <w:b w:val="0"/>
+                <w:bCs w:val="0"/>
+                <w:color w:val="auto"/>
+                <w:sz w:val="24"/>
+                <w:szCs w:val="24"/>
+                <w:u w:val="none"/>
+                <w:vertAlign w:val="baseline"/>
+                <w:lang w:val="en-US"/>
+              </w:rPr>
+            </w:pPr>
+            <w:r>
+              <w:rPr>
+                <w:rFonts w:hint="default" w:ascii="Times New Roman" w:hAnsi="Times New Roman" w:eastAsia="Consolas"/>
+                <w:b w:val="0"/>
+                <w:bCs w:val="0"/>
+                <w:color w:val="auto"/>
+                <w:sz w:val="24"/>
+                <w:szCs w:val="24"/>
+                <w:u w:val="none"/>
+                <w:vertAlign w:val="baseline"/>
+                <w:lang w:val="en-US"/>
+              </w:rPr>
+              <w:t>Stores descriptive information about actors, directors, and writers without duplicating person attributes across title relationships.</w:t>
             </w:r>
           </w:p>
         </w:tc>
@@ -4086,63 +4393,222 @@
         </w:tblPrEx>
         <w:tc>
           <w:tcPr>
-            <w:tcW w:w="3989" w:type="dxa"/>
-          </w:tcPr>
-          <w:p>
-            <w:pPr>
-              <w:numPr>
-                <w:ilvl w:val="0"/>
-                <w:numId w:val="0"/>
-              </w:numPr>
-              <w:jc w:val="center"/>
-              <w:rPr>
-                <w:rFonts w:hint="default" w:ascii="Sitka Banner Semibold" w:hAnsi="Sitka Banner Semibold" w:eastAsia="SimSun" w:cs="Sitka Banner Semibold"/>
-                <w:sz w:val="24"/>
-                <w:szCs w:val="24"/>
-                <w:vertAlign w:val="baseline"/>
-                <w:lang w:val="en-US"/>
-              </w:rPr>
-            </w:pPr>
-            <w:r>
-              <w:rPr>
-                <w:rFonts w:hint="default" w:ascii="Sitka Banner Semibold" w:hAnsi="Sitka Banner Semibold" w:eastAsia="SimSun" w:cs="Sitka Banner Semibold"/>
-                <w:sz w:val="24"/>
-                <w:szCs w:val="24"/>
-                <w:vertAlign w:val="baseline"/>
-                <w:lang w:val="en-US"/>
-              </w:rPr>
-              <w:t>dbt_project/models/intermediate/</w:t>
-            </w:r>
-          </w:p>
-        </w:tc>
-        <w:tc>
-          <w:tcPr>
-            <w:tcW w:w="4533" w:type="dxa"/>
-          </w:tcPr>
-          <w:p>
-            <w:pPr>
-              <w:numPr>
-                <w:ilvl w:val="0"/>
-                <w:numId w:val="0"/>
-              </w:numPr>
-              <w:jc w:val="center"/>
-              <w:rPr>
-                <w:rFonts w:hint="default" w:ascii="Times New Roman" w:hAnsi="Times New Roman" w:eastAsia="SimSun" w:cs="Times New Roman"/>
-                <w:sz w:val="24"/>
-                <w:szCs w:val="24"/>
-                <w:vertAlign w:val="baseline"/>
-                <w:lang w:val="en-US"/>
-              </w:rPr>
-            </w:pPr>
-            <w:r>
-              <w:rPr>
-                <w:rFonts w:hint="default" w:ascii="Times New Roman" w:hAnsi="Times New Roman" w:eastAsia="SimSun"/>
-                <w:sz w:val="24"/>
-                <w:szCs w:val="24"/>
-                <w:vertAlign w:val="baseline"/>
-                <w:lang w:val="en-US"/>
-              </w:rPr>
-              <w:t>Contains reshaping transformations required before dimensional modeling, including processing of multi-value IMDb fields.</w:t>
+            <w:tcW w:w="1853" w:type="dxa"/>
+            <w:vAlign w:val="center"/>
+          </w:tcPr>
+          <w:p>
+            <w:pPr>
+              <w:spacing w:beforeLines="0" w:afterLines="0"/>
+              <w:jc w:val="center"/>
+              <w:rPr>
+                <w:rFonts w:hint="default" w:ascii="Times New Roman" w:hAnsi="Times New Roman" w:eastAsia="Consolas" w:cs="Times New Roman"/>
+                <w:b/>
+                <w:bCs/>
+                <w:color w:val="auto"/>
+                <w:sz w:val="24"/>
+                <w:szCs w:val="24"/>
+                <w:u w:val="single"/>
+                <w:vertAlign w:val="baseline"/>
+                <w:lang w:val="en-US"/>
+              </w:rPr>
+            </w:pPr>
+            <w:r>
+              <w:rPr>
+                <w:rFonts w:hint="default" w:ascii="Times New Roman" w:hAnsi="Times New Roman" w:eastAsia="Consolas" w:cs="Times New Roman"/>
+                <w:b/>
+                <w:bCs/>
+                <w:color w:val="auto"/>
+                <w:sz w:val="24"/>
+                <w:szCs w:val="24"/>
+                <w:u w:val="single"/>
+                <w:vertAlign w:val="baseline"/>
+                <w:lang w:val="en-US"/>
+              </w:rPr>
+              <w:t>dim_genre</w:t>
+            </w:r>
+          </w:p>
+        </w:tc>
+        <w:tc>
+          <w:tcPr>
+            <w:tcW w:w="1601" w:type="dxa"/>
+          </w:tcPr>
+          <w:p>
+            <w:pPr>
+              <w:spacing w:beforeLines="0" w:afterLines="0"/>
+              <w:jc w:val="center"/>
+              <w:rPr>
+                <w:rFonts w:hint="default" w:ascii="Times New Roman" w:hAnsi="Times New Roman" w:eastAsia="Consolas" w:cs="Times New Roman"/>
+                <w:b w:val="0"/>
+                <w:bCs w:val="0"/>
+                <w:color w:val="auto"/>
+                <w:sz w:val="24"/>
+                <w:szCs w:val="24"/>
+                <w:u w:val="none"/>
+                <w:vertAlign w:val="baseline"/>
+                <w:lang w:val="en-US"/>
+              </w:rPr>
+            </w:pPr>
+            <w:r>
+              <w:rPr>
+                <w:rFonts w:hint="default" w:ascii="Times New Roman" w:hAnsi="Times New Roman" w:eastAsia="Consolas"/>
+                <w:b w:val="0"/>
+                <w:bCs w:val="0"/>
+                <w:color w:val="auto"/>
+                <w:sz w:val="24"/>
+                <w:szCs w:val="24"/>
+                <w:u w:val="none"/>
+                <w:vertAlign w:val="baseline"/>
+                <w:lang w:val="en-US"/>
+              </w:rPr>
+              <w:t>One row per unique genre</w:t>
+            </w:r>
+          </w:p>
+        </w:tc>
+        <w:tc>
+          <w:tcPr>
+            <w:tcW w:w="1588" w:type="dxa"/>
+            <w:vAlign w:val="center"/>
+          </w:tcPr>
+          <w:p>
+            <w:pPr>
+              <w:spacing w:beforeLines="0" w:afterLines="0"/>
+              <w:jc w:val="center"/>
+              <w:rPr>
+                <w:rFonts w:hint="default" w:ascii="Times New Roman" w:hAnsi="Times New Roman" w:eastAsia="Consolas" w:cs="Times New Roman"/>
+                <w:b/>
+                <w:bCs/>
+                <w:color w:val="auto"/>
+                <w:sz w:val="24"/>
+                <w:szCs w:val="24"/>
+                <w:u w:val="single"/>
+                <w:vertAlign w:val="baseline"/>
+                <w:lang w:val="en-US"/>
+              </w:rPr>
+            </w:pPr>
+            <w:r>
+              <w:rPr>
+                <w:rFonts w:hint="default" w:ascii="Times New Roman" w:hAnsi="Times New Roman" w:eastAsia="Consolas" w:cs="Times New Roman"/>
+                <w:b/>
+                <w:bCs/>
+                <w:color w:val="auto"/>
+                <w:sz w:val="24"/>
+                <w:szCs w:val="24"/>
+                <w:u w:val="single"/>
+                <w:vertAlign w:val="baseline"/>
+                <w:lang w:val="en-US"/>
+              </w:rPr>
+              <w:t>genre_key</w:t>
+            </w:r>
+          </w:p>
+        </w:tc>
+        <w:tc>
+          <w:tcPr>
+            <w:tcW w:w="1702" w:type="dxa"/>
+            <w:vAlign w:val="center"/>
+          </w:tcPr>
+          <w:p>
+            <w:pPr>
+              <w:spacing w:beforeLines="0" w:afterLines="0"/>
+              <w:jc w:val="center"/>
+              <w:rPr>
+                <w:rFonts w:hint="default" w:ascii="Times New Roman" w:hAnsi="Times New Roman" w:eastAsia="Consolas" w:cs="Times New Roman"/>
+                <w:b w:val="0"/>
+                <w:bCs w:val="0"/>
+                <w:color w:val="auto"/>
+                <w:sz w:val="24"/>
+                <w:szCs w:val="24"/>
+                <w:u w:val="none"/>
+                <w:vertAlign w:val="baseline"/>
+                <w:lang w:val="en-US"/>
+              </w:rPr>
+            </w:pPr>
+            <w:r>
+              <w:rPr>
+                <w:rFonts w:hint="default" w:ascii="Times New Roman" w:hAnsi="Times New Roman" w:eastAsia="Consolas" w:cs="Times New Roman"/>
+                <w:b w:val="0"/>
+                <w:bCs w:val="0"/>
+                <w:color w:val="auto"/>
+                <w:sz w:val="24"/>
+                <w:szCs w:val="24"/>
+                <w:u w:val="none"/>
+                <w:vertAlign w:val="baseline"/>
+                <w:lang w:val="en-US"/>
+              </w:rPr>
+              <w:t>None</w:t>
+            </w:r>
+          </w:p>
+        </w:tc>
+        <w:tc>
+          <w:tcPr>
+            <w:tcW w:w="1576" w:type="dxa"/>
+            <w:vAlign w:val="center"/>
+          </w:tcPr>
+          <w:p>
+            <w:pPr>
+              <w:spacing w:beforeLines="0" w:afterLines="0"/>
+              <w:jc w:val="center"/>
+              <w:rPr>
+                <w:rFonts w:hint="default" w:ascii="Times New Roman" w:hAnsi="Times New Roman" w:eastAsia="Consolas" w:cs="Times New Roman"/>
+                <w:b/>
+                <w:bCs/>
+                <w:color w:val="auto"/>
+                <w:sz w:val="24"/>
+                <w:szCs w:val="24"/>
+                <w:u w:val="none"/>
+                <w:vertAlign w:val="baseline"/>
+                <w:lang w:val="en-US"/>
+              </w:rPr>
+            </w:pPr>
+            <w:r>
+              <w:rPr>
+                <w:rFonts w:hint="default" w:ascii="Times New Roman" w:hAnsi="Times New Roman" w:eastAsia="Consolas"/>
+                <w:b/>
+                <w:bCs/>
+                <w:color w:val="auto"/>
+                <w:sz w:val="24"/>
+                <w:szCs w:val="24"/>
+                <w:u w:val="none"/>
+                <w:vertAlign w:val="baseline"/>
+                <w:lang w:val="en-US"/>
+              </w:rPr>
+              <w:t>stg_title_genres</w:t>
+            </w:r>
+          </w:p>
+        </w:tc>
+        <w:tc>
+          <w:tcPr>
+            <w:tcW w:w="2647" w:type="dxa"/>
+            <w:vAlign w:val="center"/>
+          </w:tcPr>
+          <w:p>
+            <w:pPr>
+              <w:spacing w:beforeLines="0" w:afterLines="0"/>
+              <w:jc w:val="center"/>
+              <w:rPr>
+                <w:rFonts w:hint="default" w:ascii="Times New Roman" w:hAnsi="Times New Roman" w:eastAsia="Consolas" w:cs="Times New Roman"/>
+                <w:b w:val="0"/>
+                <w:bCs w:val="0"/>
+                <w:color w:val="auto"/>
+                <w:sz w:val="24"/>
+                <w:szCs w:val="24"/>
+                <w:u w:val="none"/>
+                <w:vertAlign w:val="baseline"/>
+                <w:lang w:val="en-US"/>
+              </w:rPr>
+            </w:pPr>
+            <w:r>
+              <w:rPr>
+                <w:rFonts w:hint="default" w:ascii="Times New Roman" w:hAnsi="Times New Roman" w:eastAsia="Consolas"/>
+                <w:b w:val="0"/>
+                <w:bCs w:val="0"/>
+                <w:color w:val="auto"/>
+                <w:sz w:val="24"/>
+                <w:szCs w:val="24"/>
+                <w:u w:val="none"/>
+                <w:vertAlign w:val="baseline"/>
+                <w:lang w:val="en-US"/>
+              </w:rPr>
+              <w:t>Stores normalized genre values and provides a consistent genre identifier for analysis.</w:t>
             </w:r>
           </w:p>
         </w:tc>
@@ -4164,63 +4630,222 @@
         </w:tblPrEx>
         <w:tc>
           <w:tcPr>
-            <w:tcW w:w="3989" w:type="dxa"/>
-          </w:tcPr>
-          <w:p>
-            <w:pPr>
-              <w:numPr>
-                <w:ilvl w:val="0"/>
-                <w:numId w:val="0"/>
-              </w:numPr>
-              <w:jc w:val="center"/>
-              <w:rPr>
-                <w:rFonts w:hint="default" w:ascii="Sitka Banner Semibold" w:hAnsi="Sitka Banner Semibold" w:eastAsia="SimSun" w:cs="Sitka Banner Semibold"/>
-                <w:sz w:val="24"/>
-                <w:szCs w:val="24"/>
-                <w:vertAlign w:val="baseline"/>
-                <w:lang w:val="en-US"/>
-              </w:rPr>
-            </w:pPr>
-            <w:r>
-              <w:rPr>
-                <w:rFonts w:hint="default" w:ascii="Sitka Banner Semibold" w:hAnsi="Sitka Banner Semibold" w:eastAsia="SimSun" w:cs="Sitka Banner Semibold"/>
-                <w:sz w:val="24"/>
-                <w:szCs w:val="24"/>
-                <w:vertAlign w:val="baseline"/>
-                <w:lang w:val="en-US"/>
-              </w:rPr>
-              <w:t>dbt_project/models/marts/</w:t>
-            </w:r>
-          </w:p>
-        </w:tc>
-        <w:tc>
-          <w:tcPr>
-            <w:tcW w:w="4533" w:type="dxa"/>
-          </w:tcPr>
-          <w:p>
-            <w:pPr>
-              <w:numPr>
-                <w:ilvl w:val="0"/>
-                <w:numId w:val="0"/>
-              </w:numPr>
-              <w:jc w:val="center"/>
-              <w:rPr>
-                <w:rFonts w:hint="default" w:ascii="Times New Roman" w:hAnsi="Times New Roman" w:eastAsia="SimSun" w:cs="Times New Roman"/>
-                <w:sz w:val="24"/>
-                <w:szCs w:val="24"/>
-                <w:vertAlign w:val="baseline"/>
-                <w:lang w:val="en-US"/>
-              </w:rPr>
-            </w:pPr>
-            <w:r>
-              <w:rPr>
-                <w:rFonts w:hint="default" w:ascii="Times New Roman" w:hAnsi="Times New Roman" w:eastAsia="SimSun"/>
-                <w:sz w:val="24"/>
-                <w:szCs w:val="24"/>
-                <w:vertAlign w:val="baseline"/>
-                <w:lang w:val="en-US"/>
-              </w:rPr>
-              <w:t>Contains final dimensions, fact tables, bridge tables, and analytical marts.</w:t>
+            <w:tcW w:w="1853" w:type="dxa"/>
+            <w:vAlign w:val="center"/>
+          </w:tcPr>
+          <w:p>
+            <w:pPr>
+              <w:spacing w:beforeLines="0" w:afterLines="0"/>
+              <w:jc w:val="center"/>
+              <w:rPr>
+                <w:rFonts w:hint="default" w:ascii="Times New Roman" w:hAnsi="Times New Roman" w:eastAsia="Consolas" w:cs="Times New Roman"/>
+                <w:b/>
+                <w:bCs/>
+                <w:color w:val="auto"/>
+                <w:sz w:val="24"/>
+                <w:szCs w:val="24"/>
+                <w:u w:val="single"/>
+                <w:vertAlign w:val="baseline"/>
+                <w:lang w:val="en-US"/>
+              </w:rPr>
+            </w:pPr>
+            <w:r>
+              <w:rPr>
+                <w:rFonts w:hint="default" w:ascii="Times New Roman" w:hAnsi="Times New Roman" w:eastAsia="Consolas" w:cs="Times New Roman"/>
+                <w:b/>
+                <w:bCs/>
+                <w:color w:val="auto"/>
+                <w:sz w:val="24"/>
+                <w:szCs w:val="24"/>
+                <w:u w:val="single"/>
+                <w:vertAlign w:val="baseline"/>
+                <w:lang w:val="en-US"/>
+              </w:rPr>
+              <w:t>dim_year</w:t>
+            </w:r>
+          </w:p>
+        </w:tc>
+        <w:tc>
+          <w:tcPr>
+            <w:tcW w:w="1601" w:type="dxa"/>
+          </w:tcPr>
+          <w:p>
+            <w:pPr>
+              <w:spacing w:beforeLines="0" w:afterLines="0"/>
+              <w:jc w:val="center"/>
+              <w:rPr>
+                <w:rFonts w:hint="default" w:ascii="Times New Roman" w:hAnsi="Times New Roman" w:eastAsia="Consolas" w:cs="Times New Roman"/>
+                <w:b w:val="0"/>
+                <w:bCs w:val="0"/>
+                <w:color w:val="auto"/>
+                <w:sz w:val="24"/>
+                <w:szCs w:val="24"/>
+                <w:u w:val="none"/>
+                <w:vertAlign w:val="baseline"/>
+                <w:lang w:val="en-US"/>
+              </w:rPr>
+            </w:pPr>
+            <w:r>
+              <w:rPr>
+                <w:rFonts w:hint="default" w:ascii="Times New Roman" w:hAnsi="Times New Roman" w:eastAsia="Consolas"/>
+                <w:b w:val="0"/>
+                <w:bCs w:val="0"/>
+                <w:color w:val="auto"/>
+                <w:sz w:val="24"/>
+                <w:szCs w:val="24"/>
+                <w:u w:val="none"/>
+                <w:vertAlign w:val="baseline"/>
+                <w:lang w:val="en-US"/>
+              </w:rPr>
+              <w:t>One row per calendar year</w:t>
+            </w:r>
+          </w:p>
+        </w:tc>
+        <w:tc>
+          <w:tcPr>
+            <w:tcW w:w="1588" w:type="dxa"/>
+            <w:vAlign w:val="center"/>
+          </w:tcPr>
+          <w:p>
+            <w:pPr>
+              <w:spacing w:beforeLines="0" w:afterLines="0"/>
+              <w:jc w:val="center"/>
+              <w:rPr>
+                <w:rFonts w:hint="default" w:ascii="Times New Roman" w:hAnsi="Times New Roman" w:eastAsia="Consolas" w:cs="Times New Roman"/>
+                <w:b/>
+                <w:bCs/>
+                <w:color w:val="auto"/>
+                <w:sz w:val="24"/>
+                <w:szCs w:val="24"/>
+                <w:u w:val="single"/>
+                <w:vertAlign w:val="baseline"/>
+                <w:lang w:val="en-US"/>
+              </w:rPr>
+            </w:pPr>
+            <w:r>
+              <w:rPr>
+                <w:rFonts w:hint="default" w:ascii="Times New Roman" w:hAnsi="Times New Roman" w:eastAsia="Consolas" w:cs="Times New Roman"/>
+                <w:b/>
+                <w:bCs/>
+                <w:color w:val="auto"/>
+                <w:sz w:val="24"/>
+                <w:szCs w:val="24"/>
+                <w:u w:val="single"/>
+                <w:vertAlign w:val="baseline"/>
+                <w:lang w:val="en-US"/>
+              </w:rPr>
+              <w:t>year_key</w:t>
+            </w:r>
+          </w:p>
+        </w:tc>
+        <w:tc>
+          <w:tcPr>
+            <w:tcW w:w="1702" w:type="dxa"/>
+            <w:vAlign w:val="center"/>
+          </w:tcPr>
+          <w:p>
+            <w:pPr>
+              <w:spacing w:beforeLines="0" w:afterLines="0"/>
+              <w:jc w:val="center"/>
+              <w:rPr>
+                <w:rFonts w:hint="default" w:ascii="Times New Roman" w:hAnsi="Times New Roman" w:eastAsia="Consolas" w:cs="Times New Roman"/>
+                <w:b w:val="0"/>
+                <w:bCs w:val="0"/>
+                <w:color w:val="auto"/>
+                <w:sz w:val="24"/>
+                <w:szCs w:val="24"/>
+                <w:u w:val="none"/>
+                <w:vertAlign w:val="baseline"/>
+                <w:lang w:val="en-US"/>
+              </w:rPr>
+            </w:pPr>
+            <w:r>
+              <w:rPr>
+                <w:rFonts w:hint="default" w:ascii="Times New Roman" w:hAnsi="Times New Roman" w:eastAsia="Consolas" w:cs="Times New Roman"/>
+                <w:b w:val="0"/>
+                <w:bCs w:val="0"/>
+                <w:color w:val="auto"/>
+                <w:sz w:val="24"/>
+                <w:szCs w:val="24"/>
+                <w:u w:val="none"/>
+                <w:vertAlign w:val="baseline"/>
+                <w:lang w:val="en-US"/>
+              </w:rPr>
+              <w:t>None</w:t>
+            </w:r>
+          </w:p>
+        </w:tc>
+        <w:tc>
+          <w:tcPr>
+            <w:tcW w:w="1576" w:type="dxa"/>
+            <w:vAlign w:val="center"/>
+          </w:tcPr>
+          <w:p>
+            <w:pPr>
+              <w:spacing w:beforeLines="0" w:afterLines="0"/>
+              <w:jc w:val="center"/>
+              <w:rPr>
+                <w:rFonts w:hint="default" w:ascii="Times New Roman" w:hAnsi="Times New Roman" w:eastAsia="Consolas" w:cs="Times New Roman"/>
+                <w:b/>
+                <w:bCs/>
+                <w:color w:val="auto"/>
+                <w:sz w:val="24"/>
+                <w:szCs w:val="24"/>
+                <w:u w:val="none"/>
+                <w:vertAlign w:val="baseline"/>
+                <w:lang w:val="en-US"/>
+              </w:rPr>
+            </w:pPr>
+            <w:r>
+              <w:rPr>
+                <w:rFonts w:hint="default" w:ascii="Times New Roman" w:hAnsi="Times New Roman" w:eastAsia="Consolas"/>
+                <w:b/>
+                <w:bCs/>
+                <w:color w:val="auto"/>
+                <w:sz w:val="24"/>
+                <w:szCs w:val="24"/>
+                <w:u w:val="none"/>
+                <w:vertAlign w:val="baseline"/>
+                <w:lang w:val="en-US"/>
+              </w:rPr>
+              <w:t>stg_title_basics</w:t>
+            </w:r>
+          </w:p>
+        </w:tc>
+        <w:tc>
+          <w:tcPr>
+            <w:tcW w:w="2647" w:type="dxa"/>
+            <w:vAlign w:val="center"/>
+          </w:tcPr>
+          <w:p>
+            <w:pPr>
+              <w:spacing w:beforeLines="0" w:afterLines="0"/>
+              <w:jc w:val="center"/>
+              <w:rPr>
+                <w:rFonts w:hint="default" w:ascii="Times New Roman" w:hAnsi="Times New Roman" w:eastAsia="Consolas" w:cs="Times New Roman"/>
+                <w:b w:val="0"/>
+                <w:bCs w:val="0"/>
+                <w:color w:val="auto"/>
+                <w:sz w:val="24"/>
+                <w:szCs w:val="24"/>
+                <w:u w:val="none"/>
+                <w:vertAlign w:val="baseline"/>
+                <w:lang w:val="en-US"/>
+              </w:rPr>
+            </w:pPr>
+            <w:r>
+              <w:rPr>
+                <w:rFonts w:hint="default" w:ascii="Times New Roman" w:hAnsi="Times New Roman" w:eastAsia="Consolas"/>
+                <w:b w:val="0"/>
+                <w:bCs w:val="0"/>
+                <w:color w:val="auto"/>
+                <w:sz w:val="24"/>
+                <w:szCs w:val="24"/>
+                <w:u w:val="none"/>
+                <w:vertAlign w:val="baseline"/>
+                <w:lang w:val="en-US"/>
+              </w:rPr>
+              <w:t>Provides reusable year and decade attributes for temporal analysis.</w:t>
             </w:r>
           </w:p>
         </w:tc>
@@ -4242,63 +4867,222 @@
         </w:tblPrEx>
         <w:tc>
           <w:tcPr>
-            <w:tcW w:w="3989" w:type="dxa"/>
-          </w:tcPr>
-          <w:p>
-            <w:pPr>
-              <w:numPr>
-                <w:ilvl w:val="0"/>
-                <w:numId w:val="0"/>
-              </w:numPr>
-              <w:jc w:val="center"/>
-              <w:rPr>
-                <w:rFonts w:hint="default" w:ascii="Sitka Banner Semibold" w:hAnsi="Sitka Banner Semibold" w:eastAsia="SimSun" w:cs="Sitka Banner Semibold"/>
-                <w:sz w:val="24"/>
-                <w:szCs w:val="24"/>
-                <w:vertAlign w:val="baseline"/>
-                <w:lang w:val="en-US"/>
-              </w:rPr>
-            </w:pPr>
-            <w:r>
-              <w:rPr>
-                <w:rFonts w:hint="default" w:ascii="Sitka Banner Semibold" w:hAnsi="Sitka Banner Semibold" w:eastAsia="SimSun" w:cs="Sitka Banner Semibold"/>
-                <w:sz w:val="24"/>
-                <w:szCs w:val="24"/>
-                <w:vertAlign w:val="baseline"/>
-                <w:lang w:val="en-US"/>
-              </w:rPr>
-              <w:t>dbt_project/snapshots/</w:t>
-            </w:r>
-          </w:p>
-        </w:tc>
-        <w:tc>
-          <w:tcPr>
-            <w:tcW w:w="4533" w:type="dxa"/>
-          </w:tcPr>
-          <w:p>
-            <w:pPr>
-              <w:numPr>
-                <w:ilvl w:val="0"/>
-                <w:numId w:val="0"/>
-              </w:numPr>
-              <w:jc w:val="center"/>
-              <w:rPr>
-                <w:rFonts w:hint="default" w:ascii="Times New Roman" w:hAnsi="Times New Roman" w:eastAsia="SimSun" w:cs="Times New Roman"/>
-                <w:sz w:val="24"/>
-                <w:szCs w:val="24"/>
-                <w:vertAlign w:val="baseline"/>
-                <w:lang w:val="en-US"/>
-              </w:rPr>
-            </w:pPr>
-            <w:r>
-              <w:rPr>
-                <w:rFonts w:hint="default" w:ascii="Times New Roman" w:hAnsi="Times New Roman" w:eastAsia="SimSun"/>
-                <w:sz w:val="24"/>
-                <w:szCs w:val="24"/>
-                <w:vertAlign w:val="baseline"/>
-                <w:lang w:val="en-US"/>
-              </w:rPr>
-              <w:t>Contains dbt snapshots used to track historical changes in ratings and title metadata.</w:t>
+            <w:tcW w:w="1853" w:type="dxa"/>
+            <w:vAlign w:val="center"/>
+          </w:tcPr>
+          <w:p>
+            <w:pPr>
+              <w:spacing w:beforeLines="0" w:afterLines="0"/>
+              <w:jc w:val="center"/>
+              <w:rPr>
+                <w:rFonts w:hint="default" w:ascii="Times New Roman" w:hAnsi="Times New Roman" w:eastAsia="Consolas" w:cs="Times New Roman"/>
+                <w:b/>
+                <w:bCs/>
+                <w:color w:val="auto"/>
+                <w:sz w:val="24"/>
+                <w:szCs w:val="24"/>
+                <w:u w:val="single"/>
+                <w:vertAlign w:val="baseline"/>
+                <w:lang w:val="en-US"/>
+              </w:rPr>
+            </w:pPr>
+            <w:r>
+              <w:rPr>
+                <w:rFonts w:hint="default" w:ascii="Times New Roman" w:hAnsi="Times New Roman" w:eastAsia="Consolas" w:cs="Times New Roman"/>
+                <w:b/>
+                <w:bCs/>
+                <w:color w:val="auto"/>
+                <w:sz w:val="24"/>
+                <w:szCs w:val="24"/>
+                <w:u w:val="single"/>
+                <w:vertAlign w:val="baseline"/>
+                <w:lang w:val="en-US"/>
+              </w:rPr>
+              <w:t>bridge_title_genre</w:t>
+            </w:r>
+          </w:p>
+        </w:tc>
+        <w:tc>
+          <w:tcPr>
+            <w:tcW w:w="1601" w:type="dxa"/>
+          </w:tcPr>
+          <w:p>
+            <w:pPr>
+              <w:spacing w:beforeLines="0" w:afterLines="0"/>
+              <w:jc w:val="center"/>
+              <w:rPr>
+                <w:rFonts w:hint="default" w:ascii="Times New Roman" w:hAnsi="Times New Roman" w:eastAsia="Consolas" w:cs="Times New Roman"/>
+                <w:b w:val="0"/>
+                <w:bCs w:val="0"/>
+                <w:color w:val="auto"/>
+                <w:sz w:val="24"/>
+                <w:szCs w:val="24"/>
+                <w:u w:val="none"/>
+                <w:vertAlign w:val="baseline"/>
+                <w:lang w:val="en-US"/>
+              </w:rPr>
+            </w:pPr>
+            <w:r>
+              <w:rPr>
+                <w:rFonts w:hint="default" w:ascii="Times New Roman" w:hAnsi="Times New Roman" w:eastAsia="Consolas"/>
+                <w:b w:val="0"/>
+                <w:bCs w:val="0"/>
+                <w:color w:val="auto"/>
+                <w:sz w:val="24"/>
+                <w:szCs w:val="24"/>
+                <w:u w:val="none"/>
+                <w:vertAlign w:val="baseline"/>
+                <w:lang w:val="en-US"/>
+              </w:rPr>
+              <w:t>One row per unique title–genre association</w:t>
+            </w:r>
+          </w:p>
+        </w:tc>
+        <w:tc>
+          <w:tcPr>
+            <w:tcW w:w="1588" w:type="dxa"/>
+            <w:vAlign w:val="center"/>
+          </w:tcPr>
+          <w:p>
+            <w:pPr>
+              <w:spacing w:beforeLines="0" w:afterLines="0"/>
+              <w:jc w:val="center"/>
+              <w:rPr>
+                <w:rFonts w:hint="default" w:ascii="Times New Roman" w:hAnsi="Times New Roman" w:eastAsia="Consolas" w:cs="Times New Roman"/>
+                <w:b/>
+                <w:bCs/>
+                <w:color w:val="auto"/>
+                <w:sz w:val="24"/>
+                <w:szCs w:val="24"/>
+                <w:u w:val="single"/>
+                <w:vertAlign w:val="baseline"/>
+                <w:lang w:val="en-US"/>
+              </w:rPr>
+            </w:pPr>
+            <w:r>
+              <w:rPr>
+                <w:rFonts w:hint="default" w:ascii="Times New Roman" w:hAnsi="Times New Roman" w:eastAsia="Consolas"/>
+                <w:b/>
+                <w:bCs/>
+                <w:color w:val="auto"/>
+                <w:sz w:val="24"/>
+                <w:szCs w:val="24"/>
+                <w:u w:val="single"/>
+                <w:vertAlign w:val="baseline"/>
+                <w:lang w:val="en-US"/>
+              </w:rPr>
+              <w:t>(title_id, genre_key)</w:t>
+            </w:r>
+          </w:p>
+        </w:tc>
+        <w:tc>
+          <w:tcPr>
+            <w:tcW w:w="1702" w:type="dxa"/>
+            <w:vAlign w:val="center"/>
+          </w:tcPr>
+          <w:p>
+            <w:pPr>
+              <w:spacing w:beforeLines="0" w:afterLines="0"/>
+              <w:jc w:val="center"/>
+              <w:rPr>
+                <w:rFonts w:hint="default" w:ascii="Times New Roman" w:hAnsi="Times New Roman" w:eastAsia="Consolas" w:cs="Times New Roman"/>
+                <w:b/>
+                <w:bCs/>
+                <w:color w:val="auto"/>
+                <w:sz w:val="24"/>
+                <w:szCs w:val="24"/>
+                <w:u w:val="none"/>
+                <w:vertAlign w:val="baseline"/>
+                <w:lang w:val="en-US"/>
+              </w:rPr>
+            </w:pPr>
+            <w:r>
+              <w:rPr>
+                <w:rFonts w:hint="default" w:ascii="Times New Roman" w:hAnsi="Times New Roman" w:eastAsia="Consolas"/>
+                <w:b/>
+                <w:bCs/>
+                <w:color w:val="auto"/>
+                <w:sz w:val="24"/>
+                <w:szCs w:val="24"/>
+                <w:u w:val="none"/>
+                <w:vertAlign w:val="baseline"/>
+                <w:lang w:val="en-US"/>
+              </w:rPr>
+              <w:t>title_id → dim_title, genre_key → dim_genre</w:t>
+            </w:r>
+          </w:p>
+        </w:tc>
+        <w:tc>
+          <w:tcPr>
+            <w:tcW w:w="1576" w:type="dxa"/>
+            <w:vAlign w:val="center"/>
+          </w:tcPr>
+          <w:p>
+            <w:pPr>
+              <w:spacing w:beforeLines="0" w:afterLines="0"/>
+              <w:jc w:val="center"/>
+              <w:rPr>
+                <w:rFonts w:hint="default" w:ascii="Times New Roman" w:hAnsi="Times New Roman" w:eastAsia="Consolas" w:cs="Times New Roman"/>
+                <w:b/>
+                <w:bCs/>
+                <w:color w:val="auto"/>
+                <w:sz w:val="24"/>
+                <w:szCs w:val="24"/>
+                <w:u w:val="none"/>
+                <w:vertAlign w:val="baseline"/>
+                <w:lang w:val="en-US"/>
+              </w:rPr>
+            </w:pPr>
+            <w:r>
+              <w:rPr>
+                <w:rFonts w:hint="default" w:ascii="Times New Roman" w:hAnsi="Times New Roman" w:eastAsia="Consolas"/>
+                <w:b/>
+                <w:bCs/>
+                <w:color w:val="auto"/>
+                <w:sz w:val="24"/>
+                <w:szCs w:val="24"/>
+                <w:u w:val="none"/>
+                <w:vertAlign w:val="baseline"/>
+                <w:lang w:val="en-US"/>
+              </w:rPr>
+              <w:t>stg_title_genres, dim_genre</w:t>
+            </w:r>
+          </w:p>
+        </w:tc>
+        <w:tc>
+          <w:tcPr>
+            <w:tcW w:w="2647" w:type="dxa"/>
+            <w:vAlign w:val="center"/>
+          </w:tcPr>
+          <w:p>
+            <w:pPr>
+              <w:spacing w:beforeLines="0" w:afterLines="0"/>
+              <w:jc w:val="center"/>
+              <w:rPr>
+                <w:rFonts w:hint="default" w:ascii="Times New Roman" w:hAnsi="Times New Roman" w:eastAsia="Consolas" w:cs="Times New Roman"/>
+                <w:b w:val="0"/>
+                <w:bCs w:val="0"/>
+                <w:color w:val="auto"/>
+                <w:sz w:val="24"/>
+                <w:szCs w:val="24"/>
+                <w:u w:val="none"/>
+                <w:vertAlign w:val="baseline"/>
+                <w:lang w:val="en-US"/>
+              </w:rPr>
+            </w:pPr>
+            <w:r>
+              <w:rPr>
+                <w:rFonts w:hint="default" w:ascii="Times New Roman" w:hAnsi="Times New Roman" w:eastAsia="Consolas"/>
+                <w:b w:val="0"/>
+                <w:bCs w:val="0"/>
+                <w:color w:val="auto"/>
+                <w:sz w:val="24"/>
+                <w:szCs w:val="24"/>
+                <w:u w:val="none"/>
+                <w:vertAlign w:val="baseline"/>
+                <w:lang w:val="en-US"/>
+              </w:rPr>
+              <w:t>Resolves the many-to-many relationship between titles and genres.</w:t>
             </w:r>
           </w:p>
         </w:tc>
@@ -4320,32 +5104,707 @@
         </w:tblPrEx>
         <w:tc>
           <w:tcPr>
+            <w:tcW w:w="1853" w:type="dxa"/>
+            <w:vAlign w:val="center"/>
+          </w:tcPr>
+          <w:p>
+            <w:pPr>
+              <w:spacing w:beforeLines="0" w:afterLines="0"/>
+              <w:jc w:val="center"/>
+              <w:rPr>
+                <w:rFonts w:hint="default" w:ascii="Times New Roman" w:hAnsi="Times New Roman" w:eastAsia="Consolas" w:cs="Times New Roman"/>
+                <w:b/>
+                <w:bCs/>
+                <w:color w:val="auto"/>
+                <w:sz w:val="24"/>
+                <w:szCs w:val="24"/>
+                <w:u w:val="single"/>
+                <w:vertAlign w:val="baseline"/>
+                <w:lang w:val="en-US"/>
+              </w:rPr>
+            </w:pPr>
+            <w:r>
+              <w:rPr>
+                <w:rFonts w:hint="default" w:ascii="Times New Roman" w:hAnsi="Times New Roman" w:eastAsia="Consolas" w:cs="Times New Roman"/>
+                <w:b/>
+                <w:bCs/>
+                <w:color w:val="auto"/>
+                <w:sz w:val="24"/>
+                <w:szCs w:val="24"/>
+                <w:u w:val="single"/>
+                <w:vertAlign w:val="baseline"/>
+                <w:lang w:val="en-US"/>
+              </w:rPr>
+              <w:t>bridge_title_crew</w:t>
+            </w:r>
+          </w:p>
+        </w:tc>
+        <w:tc>
+          <w:tcPr>
+            <w:tcW w:w="1601" w:type="dxa"/>
+          </w:tcPr>
+          <w:p>
+            <w:pPr>
+              <w:spacing w:beforeLines="0" w:afterLines="0"/>
+              <w:jc w:val="center"/>
+              <w:rPr>
+                <w:rFonts w:hint="default" w:ascii="Times New Roman" w:hAnsi="Times New Roman" w:eastAsia="Consolas" w:cs="Times New Roman"/>
+                <w:b w:val="0"/>
+                <w:bCs w:val="0"/>
+                <w:color w:val="auto"/>
+                <w:sz w:val="24"/>
+                <w:szCs w:val="24"/>
+                <w:u w:val="none"/>
+                <w:vertAlign w:val="baseline"/>
+                <w:lang w:val="en-US"/>
+              </w:rPr>
+            </w:pPr>
+            <w:r>
+              <w:rPr>
+                <w:rFonts w:hint="default" w:ascii="Times New Roman" w:hAnsi="Times New Roman" w:eastAsia="Consolas"/>
+                <w:b w:val="0"/>
+                <w:bCs w:val="0"/>
+                <w:color w:val="auto"/>
+                <w:sz w:val="24"/>
+                <w:szCs w:val="24"/>
+                <w:u w:val="none"/>
+                <w:vertAlign w:val="baseline"/>
+                <w:lang w:val="en-US"/>
+              </w:rPr>
+              <w:t>One row per unique title–person–role association</w:t>
+            </w:r>
+          </w:p>
+        </w:tc>
+        <w:tc>
+          <w:tcPr>
+            <w:tcW w:w="1588" w:type="dxa"/>
+            <w:vAlign w:val="center"/>
+          </w:tcPr>
+          <w:p>
+            <w:pPr>
+              <w:spacing w:beforeLines="0" w:afterLines="0"/>
+              <w:jc w:val="center"/>
+              <w:rPr>
+                <w:rFonts w:hint="default" w:ascii="Times New Roman" w:hAnsi="Times New Roman" w:eastAsia="Consolas" w:cs="Times New Roman"/>
+                <w:b/>
+                <w:bCs/>
+                <w:color w:val="auto"/>
+                <w:sz w:val="24"/>
+                <w:szCs w:val="24"/>
+                <w:u w:val="single"/>
+                <w:vertAlign w:val="baseline"/>
+                <w:lang w:val="en-US"/>
+              </w:rPr>
+            </w:pPr>
+            <w:r>
+              <w:rPr>
+                <w:rFonts w:hint="default" w:ascii="Times New Roman" w:hAnsi="Times New Roman" w:eastAsia="Consolas"/>
+                <w:b/>
+                <w:bCs/>
+                <w:color w:val="auto"/>
+                <w:sz w:val="24"/>
+                <w:szCs w:val="24"/>
+                <w:u w:val="single"/>
+                <w:vertAlign w:val="baseline"/>
+                <w:lang w:val="en-US"/>
+              </w:rPr>
+              <w:t>(title_id, person_id, role)</w:t>
+            </w:r>
+          </w:p>
+        </w:tc>
+        <w:tc>
+          <w:tcPr>
+            <w:tcW w:w="1702" w:type="dxa"/>
+            <w:vAlign w:val="center"/>
+          </w:tcPr>
+          <w:p>
+            <w:pPr>
+              <w:spacing w:beforeLines="0" w:afterLines="0"/>
+              <w:jc w:val="center"/>
+              <w:rPr>
+                <w:rFonts w:hint="default" w:ascii="Times New Roman" w:hAnsi="Times New Roman" w:eastAsia="Consolas" w:cs="Times New Roman"/>
+                <w:b/>
+                <w:bCs/>
+                <w:color w:val="auto"/>
+                <w:sz w:val="24"/>
+                <w:szCs w:val="24"/>
+                <w:u w:val="none"/>
+                <w:vertAlign w:val="baseline"/>
+                <w:lang w:val="en-US"/>
+              </w:rPr>
+            </w:pPr>
+            <w:r>
+              <w:rPr>
+                <w:rFonts w:hint="default" w:ascii="Times New Roman" w:hAnsi="Times New Roman" w:eastAsia="Consolas"/>
+                <w:b/>
+                <w:bCs/>
+                <w:color w:val="auto"/>
+                <w:sz w:val="24"/>
+                <w:szCs w:val="24"/>
+                <w:u w:val="none"/>
+                <w:vertAlign w:val="baseline"/>
+                <w:lang w:val="en-US"/>
+              </w:rPr>
+              <w:t>title_id → dim_title, person_id → dim_person</w:t>
+            </w:r>
+          </w:p>
+        </w:tc>
+        <w:tc>
+          <w:tcPr>
+            <w:tcW w:w="1576" w:type="dxa"/>
+            <w:vAlign w:val="center"/>
+          </w:tcPr>
+          <w:p>
+            <w:pPr>
+              <w:spacing w:beforeLines="0" w:afterLines="0"/>
+              <w:jc w:val="center"/>
+              <w:rPr>
+                <w:rFonts w:hint="default" w:ascii="Times New Roman" w:hAnsi="Times New Roman" w:eastAsia="Consolas" w:cs="Times New Roman"/>
+                <w:b w:val="0"/>
+                <w:bCs w:val="0"/>
+                <w:color w:val="auto"/>
+                <w:sz w:val="24"/>
+                <w:szCs w:val="24"/>
+                <w:u w:val="none"/>
+                <w:vertAlign w:val="baseline"/>
+                <w:lang w:val="en-US"/>
+              </w:rPr>
+            </w:pPr>
+            <w:r>
+              <w:rPr>
+                <w:rFonts w:hint="default" w:ascii="Times New Roman" w:hAnsi="Times New Roman" w:eastAsia="Consolas"/>
+                <w:b w:val="0"/>
+                <w:bCs w:val="0"/>
+                <w:color w:val="auto"/>
+                <w:sz w:val="24"/>
+                <w:szCs w:val="24"/>
+                <w:u w:val="none"/>
+                <w:vertAlign w:val="baseline"/>
+                <w:lang w:val="en-US"/>
+              </w:rPr>
+              <w:t>Crew and principals staging/intermediate models</w:t>
+            </w:r>
+          </w:p>
+        </w:tc>
+        <w:tc>
+          <w:tcPr>
+            <w:tcW w:w="2647" w:type="dxa"/>
+            <w:vAlign w:val="center"/>
+          </w:tcPr>
+          <w:p>
+            <w:pPr>
+              <w:spacing w:beforeLines="0" w:afterLines="0"/>
+              <w:jc w:val="center"/>
+              <w:rPr>
+                <w:rFonts w:hint="default" w:ascii="Times New Roman" w:hAnsi="Times New Roman" w:eastAsia="Consolas" w:cs="Times New Roman"/>
+                <w:b w:val="0"/>
+                <w:bCs w:val="0"/>
+                <w:color w:val="auto"/>
+                <w:sz w:val="24"/>
+                <w:szCs w:val="24"/>
+                <w:u w:val="none"/>
+                <w:vertAlign w:val="baseline"/>
+                <w:lang w:val="en-US"/>
+              </w:rPr>
+            </w:pPr>
+            <w:r>
+              <w:rPr>
+                <w:rFonts w:hint="default" w:ascii="Times New Roman" w:hAnsi="Times New Roman" w:eastAsia="Consolas"/>
+                <w:b w:val="0"/>
+                <w:bCs w:val="0"/>
+                <w:color w:val="auto"/>
+                <w:sz w:val="24"/>
+                <w:szCs w:val="24"/>
+                <w:u w:val="none"/>
+                <w:vertAlign w:val="baseline"/>
+                <w:lang w:val="en-US"/>
+              </w:rPr>
+              <w:t>Resolves the many-to-many relationship between titles and people while preserving the standardized role.</w:t>
+            </w:r>
+          </w:p>
+        </w:tc>
+      </w:tr>
+    </w:tbl>
+    <w:p>
+      <w:pPr>
+        <w:numPr>
+          <w:numId w:val="0"/>
+        </w:numPr>
+        <w:jc w:val="left"/>
+        <w:rPr>
+          <w:rFonts w:hint="default" w:ascii="Times New Roman" w:hAnsi="Times New Roman" w:eastAsia="SimSun" w:cs="Times New Roman"/>
+          <w:b w:val="0"/>
+          <w:bCs w:val="0"/>
+          <w:color w:val="auto"/>
+          <w:sz w:val="24"/>
+          <w:szCs w:val="24"/>
+          <w:u w:val="none"/>
+          <w:lang w:val="en-US"/>
+        </w:rPr>
+      </w:pPr>
+    </w:p>
+    <w:p>
+      <w:pPr>
+        <w:numPr>
+          <w:numId w:val="0"/>
+        </w:numPr>
+        <w:jc w:val="left"/>
+        <w:rPr>
+          <w:rFonts w:hint="default" w:ascii="Times New Roman" w:hAnsi="Times New Roman" w:eastAsia="SimSun"/>
+          <w:b w:val="0"/>
+          <w:bCs w:val="0"/>
+          <w:color w:val="auto"/>
+          <w:sz w:val="24"/>
+          <w:szCs w:val="24"/>
+          <w:u w:val="none"/>
+          <w:lang w:val="en-US"/>
+        </w:rPr>
+      </w:pPr>
+      <w:r>
+        <w:rPr>
+          <w:rFonts w:hint="default" w:ascii="Times New Roman" w:hAnsi="Times New Roman" w:eastAsia="SimSun"/>
+          <w:b w:val="0"/>
+          <w:bCs w:val="0"/>
+          <w:color w:val="auto"/>
+          <w:sz w:val="24"/>
+          <w:szCs w:val="24"/>
+          <w:u w:val="none"/>
+          <w:lang w:val="en-US"/>
+        </w:rPr>
+        <w:t>The bridge tables are necessary because both title-to-genre and title-to-person relationships are many-to-many. A title may belong to several genres and involve many people, while each genre or person may be associated with many titles.</w:t>
+      </w:r>
+    </w:p>
+    <w:p>
+      <w:pPr>
+        <w:numPr>
+          <w:numId w:val="0"/>
+        </w:numPr>
+        <w:jc w:val="left"/>
+        <w:rPr>
+          <w:rFonts w:hint="default" w:ascii="Times New Roman" w:hAnsi="Times New Roman" w:eastAsia="SimSun"/>
+          <w:b w:val="0"/>
+          <w:bCs w:val="0"/>
+          <w:color w:val="auto"/>
+          <w:sz w:val="24"/>
+          <w:szCs w:val="24"/>
+          <w:u w:val="none"/>
+          <w:lang w:val="en-US"/>
+        </w:rPr>
+      </w:pPr>
+    </w:p>
+    <w:p>
+      <w:pPr>
+        <w:numPr>
+          <w:numId w:val="0"/>
+        </w:numPr>
+        <w:jc w:val="left"/>
+        <w:rPr>
+          <w:rFonts w:hint="default" w:ascii="Times New Roman" w:hAnsi="Times New Roman" w:eastAsia="SimSun"/>
+          <w:b/>
+          <w:bCs/>
+          <w:color w:val="auto"/>
+          <w:sz w:val="24"/>
+          <w:szCs w:val="24"/>
+          <w:u w:val="none"/>
+          <w:lang w:val="en-US"/>
+        </w:rPr>
+      </w:pPr>
+      <w:r>
+        <w:rPr>
+          <w:rFonts w:hint="default" w:ascii="Times New Roman" w:hAnsi="Times New Roman" w:eastAsia="SimSun"/>
+          <w:b/>
+          <w:bCs/>
+          <w:color w:val="auto"/>
+          <w:sz w:val="24"/>
+          <w:szCs w:val="24"/>
+          <w:u w:val="none"/>
+          <w:lang w:val="en-US"/>
+        </w:rPr>
+        <w:t>SCD Type 2 Historical Tracking</w:t>
+      </w:r>
+    </w:p>
+    <w:p>
+      <w:pPr>
+        <w:numPr>
+          <w:numId w:val="0"/>
+        </w:numPr>
+        <w:jc w:val="left"/>
+        <w:rPr>
+          <w:rFonts w:hint="default" w:ascii="Times New Roman" w:hAnsi="Times New Roman" w:eastAsia="SimSun"/>
+          <w:b w:val="0"/>
+          <w:bCs w:val="0"/>
+          <w:color w:val="auto"/>
+          <w:sz w:val="24"/>
+          <w:szCs w:val="24"/>
+          <w:u w:val="none"/>
+          <w:lang w:val="en-US"/>
+        </w:rPr>
+      </w:pPr>
+    </w:p>
+    <w:p>
+      <w:pPr>
+        <w:numPr>
+          <w:numId w:val="0"/>
+        </w:numPr>
+        <w:jc w:val="left"/>
+        <w:rPr>
+          <w:rFonts w:hint="default" w:ascii="Times New Roman" w:hAnsi="Times New Roman" w:eastAsia="SimSun"/>
+          <w:b w:val="0"/>
+          <w:bCs w:val="0"/>
+          <w:color w:val="auto"/>
+          <w:sz w:val="24"/>
+          <w:szCs w:val="24"/>
+          <w:u w:val="none"/>
+          <w:lang w:val="en-US"/>
+        </w:rPr>
+      </w:pPr>
+      <w:r>
+        <w:rPr>
+          <w:rFonts w:hint="default" w:ascii="Times New Roman" w:hAnsi="Times New Roman" w:eastAsia="SimSun"/>
+          <w:b w:val="0"/>
+          <w:bCs w:val="0"/>
+          <w:color w:val="auto"/>
+          <w:sz w:val="24"/>
+          <w:szCs w:val="24"/>
+          <w:u w:val="single"/>
+          <w:lang w:val="en-US"/>
+        </w:rPr>
+        <w:t>dim_title_snapshot</w:t>
+      </w:r>
+      <w:r>
+        <w:rPr>
+          <w:rFonts w:hint="default" w:ascii="Times New Roman" w:hAnsi="Times New Roman" w:eastAsia="SimSun"/>
+          <w:b w:val="0"/>
+          <w:bCs w:val="0"/>
+          <w:color w:val="auto"/>
+          <w:sz w:val="24"/>
+          <w:szCs w:val="24"/>
+          <w:u w:val="none"/>
+          <w:lang w:val="en-US"/>
+        </w:rPr>
+        <w:t xml:space="preserve"> implements SCD Type 2 using </w:t>
+      </w:r>
+      <w:r>
+        <w:rPr>
+          <w:rFonts w:hint="default" w:ascii="Times New Roman" w:hAnsi="Times New Roman" w:eastAsia="SimSun"/>
+          <w:b w:val="0"/>
+          <w:bCs w:val="0"/>
+          <w:color w:val="auto"/>
+          <w:sz w:val="24"/>
+          <w:szCs w:val="24"/>
+          <w:u w:val="single"/>
+          <w:lang w:val="en-US"/>
+        </w:rPr>
+        <w:t>title_id</w:t>
+      </w:r>
+      <w:r>
+        <w:rPr>
+          <w:rFonts w:hint="default" w:ascii="Times New Roman" w:hAnsi="Times New Roman" w:eastAsia="SimSun"/>
+          <w:b w:val="0"/>
+          <w:bCs w:val="0"/>
+          <w:color w:val="auto"/>
+          <w:sz w:val="24"/>
+          <w:szCs w:val="24"/>
+          <w:u w:val="none"/>
+          <w:lang w:val="en-US"/>
+        </w:rPr>
+        <w:t xml:space="preserve"> as the business key and the dbt check strategy. Changes to </w:t>
+      </w:r>
+      <w:r>
+        <w:rPr>
+          <w:rFonts w:hint="default" w:ascii="Times New Roman" w:hAnsi="Times New Roman" w:eastAsia="SimSun"/>
+          <w:b w:val="0"/>
+          <w:bCs w:val="0"/>
+          <w:color w:val="auto"/>
+          <w:sz w:val="24"/>
+          <w:szCs w:val="24"/>
+          <w:u w:val="single"/>
+          <w:lang w:val="en-US"/>
+        </w:rPr>
+        <w:t>primary_title</w:t>
+      </w:r>
+      <w:r>
+        <w:rPr>
+          <w:rFonts w:hint="default" w:ascii="Times New Roman" w:hAnsi="Times New Roman" w:eastAsia="SimSun"/>
+          <w:b w:val="0"/>
+          <w:bCs w:val="0"/>
+          <w:color w:val="auto"/>
+          <w:sz w:val="24"/>
+          <w:szCs w:val="24"/>
+          <w:u w:val="none"/>
+          <w:lang w:val="en-US"/>
+        </w:rPr>
+        <w:t>,</w:t>
+      </w:r>
+      <w:r>
+        <w:rPr>
+          <w:rFonts w:hint="default" w:ascii="Times New Roman" w:hAnsi="Times New Roman" w:eastAsia="SimSun"/>
+          <w:b w:val="0"/>
+          <w:bCs w:val="0"/>
+          <w:color w:val="auto"/>
+          <w:sz w:val="24"/>
+          <w:szCs w:val="24"/>
+          <w:u w:val="single"/>
+          <w:lang w:val="en-US"/>
+        </w:rPr>
+        <w:t xml:space="preserve"> genres</w:t>
+      </w:r>
+      <w:r>
+        <w:rPr>
+          <w:rFonts w:hint="default" w:ascii="Times New Roman" w:hAnsi="Times New Roman" w:eastAsia="SimSun"/>
+          <w:b w:val="0"/>
+          <w:bCs w:val="0"/>
+          <w:color w:val="auto"/>
+          <w:sz w:val="24"/>
+          <w:szCs w:val="24"/>
+          <w:u w:val="none"/>
+          <w:lang w:val="en-US"/>
+        </w:rPr>
+        <w:t xml:space="preserve">, or </w:t>
+      </w:r>
+      <w:r>
+        <w:rPr>
+          <w:rFonts w:hint="default" w:ascii="Times New Roman" w:hAnsi="Times New Roman" w:eastAsia="SimSun"/>
+          <w:b w:val="0"/>
+          <w:bCs w:val="0"/>
+          <w:color w:val="auto"/>
+          <w:sz w:val="24"/>
+          <w:szCs w:val="24"/>
+          <w:u w:val="single"/>
+          <w:lang w:val="en-US"/>
+        </w:rPr>
+        <w:t>runtime_minutes</w:t>
+      </w:r>
+      <w:r>
+        <w:rPr>
+          <w:rFonts w:hint="default" w:ascii="Times New Roman" w:hAnsi="Times New Roman" w:eastAsia="SimSun"/>
+          <w:b w:val="0"/>
+          <w:bCs w:val="0"/>
+          <w:color w:val="auto"/>
+          <w:sz w:val="24"/>
+          <w:szCs w:val="24"/>
+          <w:u w:val="none"/>
+          <w:lang w:val="en-US"/>
+        </w:rPr>
+        <w:t xml:space="preserve"> create a new historical version while closing the previous one. Therefore, the snapshot grain is one row per title per historical version.</w:t>
+      </w:r>
+    </w:p>
+    <w:p>
+      <w:pPr>
+        <w:numPr>
+          <w:numId w:val="0"/>
+        </w:numPr>
+        <w:jc w:val="left"/>
+        <w:rPr>
+          <w:rFonts w:hint="default" w:ascii="Times New Roman" w:hAnsi="Times New Roman" w:eastAsia="SimSun"/>
+          <w:b w:val="0"/>
+          <w:bCs w:val="0"/>
+          <w:color w:val="auto"/>
+          <w:sz w:val="24"/>
+          <w:szCs w:val="24"/>
+          <w:u w:val="none"/>
+          <w:lang w:val="en-US"/>
+        </w:rPr>
+      </w:pPr>
+    </w:p>
+    <w:p>
+      <w:pPr>
+        <w:numPr>
+          <w:ilvl w:val="0"/>
+          <w:numId w:val="1"/>
+        </w:numPr>
+        <w:ind w:left="425" w:leftChars="0" w:hanging="425" w:firstLineChars="0"/>
+        <w:jc w:val="left"/>
+        <w:rPr>
+          <w:rFonts w:hint="default" w:ascii="Times New Roman" w:hAnsi="Times New Roman" w:eastAsia="SimSun" w:cs="Times New Roman"/>
+          <w:b/>
+          <w:bCs/>
+          <w:color w:val="auto"/>
+          <w:sz w:val="32"/>
+          <w:szCs w:val="32"/>
+          <w:lang w:val="en-US"/>
+        </w:rPr>
+      </w:pPr>
+      <w:r>
+        <w:rPr>
+          <w:rFonts w:hint="default" w:ascii="Times New Roman" w:hAnsi="Times New Roman" w:eastAsia="SimSun" w:cs="Times New Roman"/>
+          <w:b/>
+          <w:bCs/>
+          <w:color w:val="auto"/>
+          <w:sz w:val="32"/>
+          <w:szCs w:val="32"/>
+          <w:lang w:val="en-US"/>
+        </w:rPr>
+        <w:t>Project Structure Walkthrough</w:t>
+      </w:r>
+    </w:p>
+    <w:p>
+      <w:pPr>
+        <w:numPr>
+          <w:ilvl w:val="0"/>
+          <w:numId w:val="0"/>
+        </w:numPr>
+        <w:jc w:val="left"/>
+        <w:rPr>
+          <w:rFonts w:hint="default" w:ascii="Times New Roman" w:hAnsi="Times New Roman" w:eastAsia="SimSun" w:cs="Times New Roman"/>
+          <w:b w:val="0"/>
+          <w:bCs w:val="0"/>
+          <w:color w:val="auto"/>
+          <w:sz w:val="24"/>
+          <w:szCs w:val="24"/>
+          <w:lang w:val="en-US"/>
+        </w:rPr>
+      </w:pPr>
+      <w:r>
+        <w:rPr>
+          <w:rFonts w:hint="default" w:ascii="Times New Roman" w:hAnsi="Times New Roman" w:eastAsia="SimSun" w:cs="Times New Roman"/>
+          <w:b w:val="0"/>
+          <w:bCs w:val="0"/>
+          <w:color w:val="auto"/>
+          <w:sz w:val="24"/>
+          <w:szCs w:val="24"/>
+          <w:lang w:val="en-US"/>
+        </w:rPr>
+        <w:t xml:space="preserve">          </w:t>
+      </w:r>
+    </w:p>
+    <w:p>
+      <w:pPr>
+        <w:numPr>
+          <w:ilvl w:val="0"/>
+          <w:numId w:val="0"/>
+        </w:numPr>
+        <w:jc w:val="left"/>
+        <w:rPr>
+          <w:rFonts w:hint="default" w:ascii="Times New Roman" w:hAnsi="Times New Roman" w:eastAsia="SimSun" w:cs="Times New Roman"/>
+          <w:b w:val="0"/>
+          <w:bCs w:val="0"/>
+          <w:color w:val="auto"/>
+          <w:sz w:val="24"/>
+          <w:szCs w:val="24"/>
+          <w:lang w:val="en-US"/>
+        </w:rPr>
+      </w:pPr>
+      <w:r>
+        <w:rPr>
+          <w:rFonts w:hint="default" w:ascii="Times New Roman" w:hAnsi="Times New Roman" w:eastAsia="SimSun" w:cs="Times New Roman"/>
+          <w:b w:val="0"/>
+          <w:bCs w:val="0"/>
+          <w:color w:val="auto"/>
+          <w:sz w:val="24"/>
+          <w:szCs w:val="24"/>
+          <w:lang w:val="en-US"/>
+        </w:rPr>
+        <w:t xml:space="preserve">          The repository is organized into separate folders for orchestration, transformation, raw data, documentattion and configuration.</w:t>
+      </w:r>
+    </w:p>
+    <w:p>
+      <w:pPr>
+        <w:numPr>
+          <w:ilvl w:val="0"/>
+          <w:numId w:val="0"/>
+        </w:numPr>
+        <w:jc w:val="left"/>
+        <w:rPr>
+          <w:rFonts w:hint="default" w:ascii="Times New Roman" w:hAnsi="Times New Roman" w:eastAsia="SimSun" w:cs="Times New Roman"/>
+          <w:b w:val="0"/>
+          <w:bCs w:val="0"/>
+          <w:color w:val="auto"/>
+          <w:sz w:val="24"/>
+          <w:szCs w:val="24"/>
+          <w:lang w:val="en-US"/>
+        </w:rPr>
+      </w:pPr>
+    </w:p>
+    <w:p>
+      <w:pPr>
+        <w:numPr>
+          <w:ilvl w:val="0"/>
+          <w:numId w:val="0"/>
+        </w:numPr>
+        <w:jc w:val="left"/>
+        <w:rPr>
+          <w:rFonts w:hint="default" w:ascii="Times New Roman" w:hAnsi="Times New Roman" w:eastAsia="SimSun" w:cs="Times New Roman"/>
+          <w:b w:val="0"/>
+          <w:bCs w:val="0"/>
+          <w:color w:val="auto"/>
+          <w:sz w:val="24"/>
+          <w:szCs w:val="24"/>
+          <w:lang w:val="en-US"/>
+        </w:rPr>
+      </w:pPr>
+    </w:p>
+    <w:tbl>
+      <w:tblPr>
+        <w:tblStyle w:val="9"/>
+        <w:tblW w:w="0" w:type="auto"/>
+        <w:tblInd w:w="0" w:type="dxa"/>
+        <w:tblBorders>
+          <w:top w:val="single" w:color="auto" w:sz="4" w:space="0"/>
+          <w:left w:val="single" w:color="auto" w:sz="4" w:space="0"/>
+          <w:bottom w:val="single" w:color="auto" w:sz="4" w:space="0"/>
+          <w:right w:val="single" w:color="auto" w:sz="4" w:space="0"/>
+          <w:insideH w:val="single" w:color="auto" w:sz="4" w:space="0"/>
+          <w:insideV w:val="single" w:color="auto" w:sz="4" w:space="0"/>
+        </w:tblBorders>
+        <w:tblLayout w:type="autofit"/>
+        <w:tblCellMar>
+          <w:top w:w="0" w:type="dxa"/>
+          <w:left w:w="108" w:type="dxa"/>
+          <w:bottom w:w="0" w:type="dxa"/>
+          <w:right w:w="108" w:type="dxa"/>
+        </w:tblCellMar>
+      </w:tblPr>
+      <w:tblGrid>
+        <w:gridCol w:w="3989"/>
+        <w:gridCol w:w="4533"/>
+      </w:tblGrid>
+      <w:tr>
+        <w:tblPrEx>
+          <w:tblBorders>
+            <w:top w:val="single" w:color="auto" w:sz="4" w:space="0"/>
+            <w:left w:val="single" w:color="auto" w:sz="4" w:space="0"/>
+            <w:bottom w:val="single" w:color="auto" w:sz="4" w:space="0"/>
+            <w:right w:val="single" w:color="auto" w:sz="4" w:space="0"/>
+            <w:insideH w:val="single" w:color="auto" w:sz="4" w:space="0"/>
+            <w:insideV w:val="single" w:color="auto" w:sz="4" w:space="0"/>
+          </w:tblBorders>
+        </w:tblPrEx>
+        <w:tc>
+          <w:tcPr>
             <w:tcW w:w="3989" w:type="dxa"/>
           </w:tcPr>
           <w:p>
             <w:pPr>
+              <w:widowControl w:val="0"/>
               <w:numPr>
                 <w:ilvl w:val="0"/>
                 <w:numId w:val="0"/>
               </w:numPr>
               <w:jc w:val="center"/>
               <w:rPr>
-                <w:rFonts w:hint="default" w:ascii="Sitka Banner Semibold" w:hAnsi="Sitka Banner Semibold" w:eastAsia="SimSun" w:cs="Sitka Banner Semibold"/>
-                <w:sz w:val="24"/>
-                <w:szCs w:val="24"/>
-                <w:vertAlign w:val="baseline"/>
-                <w:lang w:val="en-US"/>
-              </w:rPr>
-            </w:pPr>
-            <w:r>
-              <w:rPr>
-                <w:rFonts w:hint="default" w:ascii="Sitka Banner Semibold" w:hAnsi="Sitka Banner Semibold" w:eastAsia="SimSun" w:cs="Sitka Banner Semibold"/>
-                <w:sz w:val="24"/>
-                <w:szCs w:val="24"/>
-                <w:vertAlign w:val="baseline"/>
-                <w:lang w:val="en-US"/>
-              </w:rPr>
-              <w:t>dbt_project/tests/</w:t>
+                <w:rFonts w:hint="default" w:ascii="Times New Roman" w:hAnsi="Times New Roman" w:eastAsia="SimSun" w:cs="Times New Roman"/>
+                <w:b/>
+                <w:bCs/>
+                <w:color w:val="auto"/>
+                <w:sz w:val="24"/>
+                <w:szCs w:val="24"/>
+                <w:vertAlign w:val="baseline"/>
+                <w:lang w:val="en-US"/>
+              </w:rPr>
+            </w:pPr>
+            <w:r>
+              <w:rPr>
+                <w:rFonts w:hint="default" w:ascii="Times New Roman" w:hAnsi="Times New Roman" w:eastAsia="SimSun" w:cs="Times New Roman"/>
+                <w:b/>
+                <w:bCs/>
+                <w:color w:val="auto"/>
+                <w:sz w:val="24"/>
+                <w:szCs w:val="24"/>
+                <w:vertAlign w:val="baseline"/>
+                <w:lang w:val="en-US"/>
+              </w:rPr>
+              <w:t>Project</w:t>
             </w:r>
           </w:p>
         </w:tc>
@@ -4355,6 +5814,7 @@
           </w:tcPr>
           <w:p>
             <w:pPr>
+              <w:widowControl w:val="0"/>
               <w:numPr>
                 <w:ilvl w:val="0"/>
                 <w:numId w:val="0"/>
@@ -4362,21 +5822,27 @@
               <w:jc w:val="center"/>
               <w:rPr>
                 <w:rFonts w:hint="default" w:ascii="Times New Roman" w:hAnsi="Times New Roman" w:eastAsia="SimSun" w:cs="Times New Roman"/>
-                <w:sz w:val="24"/>
-                <w:szCs w:val="24"/>
-                <w:vertAlign w:val="baseline"/>
-                <w:lang w:val="en-US"/>
-              </w:rPr>
-            </w:pPr>
-            <w:r>
-              <w:rPr>
-                <w:rFonts w:hint="default" w:ascii="Times New Roman" w:hAnsi="Times New Roman" w:eastAsia="SimSun"/>
-                <w:sz w:val="24"/>
-                <w:szCs w:val="24"/>
-                <w:vertAlign w:val="baseline"/>
-                <w:lang w:val="en-US"/>
-              </w:rPr>
-              <w:t>Contains custom SQL data quality tests.</w:t>
+                <w:b w:val="0"/>
+                <w:bCs w:val="0"/>
+                <w:color w:val="auto"/>
+                <w:sz w:val="24"/>
+                <w:szCs w:val="24"/>
+                <w:vertAlign w:val="baseline"/>
+                <w:lang w:val="en-US"/>
+              </w:rPr>
+            </w:pPr>
+            <w:r>
+              <w:rPr>
+                <w:rFonts w:hint="default" w:ascii="Times New Roman" w:hAnsi="Times New Roman" w:eastAsia="SimSun" w:cs="Times New Roman"/>
+                <w:b/>
+                <w:bCs/>
+                <w:color w:val="auto"/>
+                <w:sz w:val="24"/>
+                <w:szCs w:val="24"/>
+                <w:vertAlign w:val="baseline"/>
+                <w:lang w:val="en-US"/>
+              </w:rPr>
+              <w:t>Purpose</w:t>
             </w:r>
           </w:p>
         </w:tc>
@@ -4392,7 +5858,9 @@
             <w:insideV w:val="single" w:color="auto" w:sz="4" w:space="0"/>
           </w:tblBorders>
           <w:tblCellMar>
+            <w:top w:w="0" w:type="dxa"/>
             <w:left w:w="108" w:type="dxa"/>
+            <w:bottom w:w="0" w:type="dxa"/>
             <w:right w:w="108" w:type="dxa"/>
           </w:tblCellMar>
         </w:tblPrEx>
@@ -4402,28 +5870,29 @@
           </w:tcPr>
           <w:p>
             <w:pPr>
+              <w:widowControl w:val="0"/>
               <w:numPr>
                 <w:ilvl w:val="0"/>
                 <w:numId w:val="0"/>
               </w:numPr>
               <w:jc w:val="center"/>
               <w:rPr>
-                <w:rFonts w:hint="default" w:ascii="Sitka Banner Semibold" w:hAnsi="Sitka Banner Semibold" w:eastAsia="SimSun" w:cs="Sitka Banner Semibold"/>
-                <w:sz w:val="24"/>
-                <w:szCs w:val="24"/>
-                <w:vertAlign w:val="baseline"/>
-                <w:lang w:val="en-US"/>
-              </w:rPr>
-            </w:pPr>
-            <w:r>
-              <w:rPr>
-                <w:rFonts w:hint="default" w:ascii="Sitka Banner Semibold" w:hAnsi="Sitka Banner Semibold" w:eastAsia="SimSun" w:cs="Sitka Banner Semibold"/>
-                <w:sz w:val="24"/>
-                <w:szCs w:val="24"/>
-                <w:vertAlign w:val="baseline"/>
-                <w:lang w:val="en-US"/>
-              </w:rPr>
-              <w:t>dbt_project/macros/</w:t>
+                <w:rFonts w:hint="default" w:ascii="Times New Roman" w:hAnsi="Times New Roman" w:eastAsia="SimSun" w:cs="Times New Roman"/>
+                <w:color w:val="auto"/>
+                <w:sz w:val="24"/>
+                <w:szCs w:val="24"/>
+                <w:vertAlign w:val="baseline"/>
+                <w:lang w:val="en-US"/>
+              </w:rPr>
+            </w:pPr>
+            <w:r>
+              <w:rPr>
+                <w:rFonts w:hint="default" w:ascii="Times New Roman" w:hAnsi="Times New Roman" w:eastAsia="SimSun" w:cs="Times New Roman"/>
+                <w:color w:val="auto"/>
+                <w:sz w:val="24"/>
+                <w:szCs w:val="24"/>
+              </w:rPr>
+              <w:t>dags/</w:t>
             </w:r>
           </w:p>
         </w:tc>
@@ -4433,6 +5902,7 @@
           </w:tcPr>
           <w:p>
             <w:pPr>
+              <w:widowControl w:val="0"/>
               <w:numPr>
                 <w:ilvl w:val="0"/>
                 <w:numId w:val="0"/>
@@ -4440,6 +5910,7 @@
               <w:jc w:val="center"/>
               <w:rPr>
                 <w:rFonts w:hint="default" w:ascii="Times New Roman" w:hAnsi="Times New Roman" w:eastAsia="SimSun" w:cs="Times New Roman"/>
+                <w:color w:val="auto"/>
                 <w:sz w:val="24"/>
                 <w:szCs w:val="24"/>
                 <w:vertAlign w:val="baseline"/>
@@ -4449,12 +5920,11 @@
             <w:r>
               <w:rPr>
                 <w:rFonts w:hint="default" w:ascii="Times New Roman" w:hAnsi="Times New Roman" w:eastAsia="SimSun"/>
-                <w:sz w:val="24"/>
-                <w:szCs w:val="24"/>
-                <w:vertAlign w:val="baseline"/>
-                <w:lang w:val="en-US"/>
-              </w:rPr>
-              <w:t>Contains reusable dbt macros if custom transformation logic is required.</w:t>
+                <w:color w:val="auto"/>
+                <w:sz w:val="24"/>
+                <w:szCs w:val="24"/>
+              </w:rPr>
+              <w:t>Airflow DAG definitions and orchestration logic.</w:t>
             </w:r>
           </w:p>
         </w:tc>
@@ -4470,7 +5940,9 @@
             <w:insideV w:val="single" w:color="auto" w:sz="4" w:space="0"/>
           </w:tblBorders>
           <w:tblCellMar>
+            <w:top w:w="0" w:type="dxa"/>
             <w:left w:w="108" w:type="dxa"/>
+            <w:bottom w:w="0" w:type="dxa"/>
             <w:right w:w="108" w:type="dxa"/>
           </w:tblCellMar>
         </w:tblPrEx>
@@ -4480,28 +5952,31 @@
           </w:tcPr>
           <w:p>
             <w:pPr>
+              <w:widowControl w:val="0"/>
               <w:numPr>
                 <w:ilvl w:val="0"/>
                 <w:numId w:val="0"/>
               </w:numPr>
               <w:jc w:val="center"/>
               <w:rPr>
-                <w:rFonts w:hint="default" w:ascii="Sitka Banner Semibold" w:hAnsi="Sitka Banner Semibold" w:eastAsia="SimSun" w:cs="Sitka Banner Semibold"/>
-                <w:sz w:val="24"/>
-                <w:szCs w:val="24"/>
-                <w:vertAlign w:val="baseline"/>
-                <w:lang w:val="en-US"/>
-              </w:rPr>
-            </w:pPr>
-            <w:r>
-              <w:rPr>
-                <w:rFonts w:hint="default" w:ascii="Sitka Banner Semibold" w:hAnsi="Sitka Banner Semibold" w:eastAsia="SimSun" w:cs="Sitka Banner Semibold"/>
-                <w:sz w:val="24"/>
-                <w:szCs w:val="24"/>
-                <w:vertAlign w:val="baseline"/>
-                <w:lang w:val="en-US"/>
-              </w:rPr>
-              <w:t>raw/</w:t>
+                <w:rFonts w:hint="default" w:ascii="Times New Roman" w:hAnsi="Times New Roman" w:eastAsia="SimSun" w:cs="Times New Roman"/>
+                <w:color w:val="auto"/>
+                <w:sz w:val="24"/>
+                <w:szCs w:val="24"/>
+                <w:vertAlign w:val="baseline"/>
+                <w:lang w:val="en-US"/>
+              </w:rPr>
+            </w:pPr>
+            <w:r>
+              <w:rPr>
+                <w:rFonts w:hint="default" w:ascii="Times New Roman" w:hAnsi="Times New Roman" w:eastAsia="SimSun" w:cs="Times New Roman"/>
+                <w:color w:val="auto"/>
+                <w:sz w:val="24"/>
+                <w:szCs w:val="24"/>
+                <w:vertAlign w:val="baseline"/>
+                <w:lang w:val="en-US"/>
+              </w:rPr>
+              <w:t>dbt_project/</w:t>
             </w:r>
           </w:p>
         </w:tc>
@@ -4511,6 +5986,7 @@
           </w:tcPr>
           <w:p>
             <w:pPr>
+              <w:widowControl w:val="0"/>
               <w:numPr>
                 <w:ilvl w:val="0"/>
                 <w:numId w:val="0"/>
@@ -4518,6 +5994,7 @@
               <w:jc w:val="center"/>
               <w:rPr>
                 <w:rFonts w:hint="default" w:ascii="Times New Roman" w:hAnsi="Times New Roman" w:eastAsia="SimSun" w:cs="Times New Roman"/>
+                <w:color w:val="auto"/>
                 <w:sz w:val="24"/>
                 <w:szCs w:val="24"/>
                 <w:vertAlign w:val="baseline"/>
@@ -4527,12 +6004,11 @@
             <w:r>
               <w:rPr>
                 <w:rFonts w:hint="default" w:ascii="Times New Roman" w:hAnsi="Times New Roman" w:eastAsia="SimSun"/>
-                <w:sz w:val="24"/>
-                <w:szCs w:val="24"/>
-                <w:vertAlign w:val="baseline"/>
-                <w:lang w:val="en-US"/>
-              </w:rPr>
-              <w:t>Contains generated Parquet files produced by the ingestion pipeline. The generated files are ignored by Git.</w:t>
+                <w:color w:val="auto"/>
+                <w:sz w:val="24"/>
+                <w:szCs w:val="24"/>
+              </w:rPr>
+              <w:t>dbt transformation project.</w:t>
             </w:r>
           </w:p>
         </w:tc>
@@ -4548,7 +6024,9 @@
             <w:insideV w:val="single" w:color="auto" w:sz="4" w:space="0"/>
           </w:tblBorders>
           <w:tblCellMar>
+            <w:top w:w="0" w:type="dxa"/>
             <w:left w:w="108" w:type="dxa"/>
+            <w:bottom w:w="0" w:type="dxa"/>
             <w:right w:w="108" w:type="dxa"/>
           </w:tblCellMar>
         </w:tblPrEx>
@@ -4558,28 +6036,31 @@
           </w:tcPr>
           <w:p>
             <w:pPr>
+              <w:widowControl w:val="0"/>
               <w:numPr>
                 <w:ilvl w:val="0"/>
                 <w:numId w:val="0"/>
               </w:numPr>
               <w:jc w:val="center"/>
               <w:rPr>
-                <w:rFonts w:hint="default" w:ascii="Sitka Banner Semibold" w:hAnsi="Sitka Banner Semibold" w:eastAsia="SimSun" w:cs="Sitka Banner Semibold"/>
-                <w:sz w:val="24"/>
-                <w:szCs w:val="24"/>
-                <w:vertAlign w:val="baseline"/>
-                <w:lang w:val="en-US"/>
-              </w:rPr>
-            </w:pPr>
-            <w:r>
-              <w:rPr>
-                <w:rFonts w:hint="default" w:ascii="Sitka Banner Semibold" w:hAnsi="Sitka Banner Semibold" w:eastAsia="SimSun" w:cs="Sitka Banner Semibold"/>
-                <w:sz w:val="24"/>
-                <w:szCs w:val="24"/>
-                <w:vertAlign w:val="baseline"/>
-                <w:lang w:val="en-US"/>
-              </w:rPr>
-              <w:t>docs/</w:t>
+                <w:rFonts w:hint="default" w:ascii="Times New Roman" w:hAnsi="Times New Roman" w:eastAsia="SimSun" w:cs="Times New Roman"/>
+                <w:color w:val="auto"/>
+                <w:sz w:val="24"/>
+                <w:szCs w:val="24"/>
+                <w:vertAlign w:val="baseline"/>
+                <w:lang w:val="en-US"/>
+              </w:rPr>
+            </w:pPr>
+            <w:r>
+              <w:rPr>
+                <w:rFonts w:hint="default" w:ascii="Times New Roman" w:hAnsi="Times New Roman" w:eastAsia="SimSun" w:cs="Times New Roman"/>
+                <w:color w:val="auto"/>
+                <w:sz w:val="24"/>
+                <w:szCs w:val="24"/>
+                <w:vertAlign w:val="baseline"/>
+                <w:lang w:val="en-US"/>
+              </w:rPr>
+              <w:t>dbt_project/models/staging/</w:t>
             </w:r>
           </w:p>
         </w:tc>
@@ -4589,6 +6070,7 @@
           </w:tcPr>
           <w:p>
             <w:pPr>
+              <w:widowControl w:val="0"/>
               <w:numPr>
                 <w:ilvl w:val="0"/>
                 <w:numId w:val="0"/>
@@ -4596,6 +6078,7 @@
               <w:jc w:val="center"/>
               <w:rPr>
                 <w:rFonts w:hint="default" w:ascii="Times New Roman" w:hAnsi="Times New Roman" w:eastAsia="SimSun" w:cs="Times New Roman"/>
+                <w:color w:val="auto"/>
                 <w:sz w:val="24"/>
                 <w:szCs w:val="24"/>
                 <w:vertAlign w:val="baseline"/>
@@ -4605,12 +6088,13 @@
             <w:r>
               <w:rPr>
                 <w:rFonts w:hint="default" w:ascii="Times New Roman" w:hAnsi="Times New Roman" w:eastAsia="SimSun"/>
-                <w:sz w:val="24"/>
-                <w:szCs w:val="24"/>
-                <w:vertAlign w:val="baseline"/>
-                <w:lang w:val="en-US"/>
-              </w:rPr>
-              <w:t>Contains project notes, screenshots, and the final written project documentation.</w:t>
+                <w:color w:val="auto"/>
+                <w:sz w:val="24"/>
+                <w:szCs w:val="24"/>
+                <w:vertAlign w:val="baseline"/>
+                <w:lang w:val="en-US"/>
+              </w:rPr>
+              <w:t>Source renaming, type casting, null handling, and basic cleanup.</w:t>
             </w:r>
           </w:p>
         </w:tc>
@@ -4626,7 +6110,9 @@
             <w:insideV w:val="single" w:color="auto" w:sz="4" w:space="0"/>
           </w:tblBorders>
           <w:tblCellMar>
+            <w:top w:w="0" w:type="dxa"/>
             <w:left w:w="108" w:type="dxa"/>
+            <w:bottom w:w="0" w:type="dxa"/>
             <w:right w:w="108" w:type="dxa"/>
           </w:tblCellMar>
         </w:tblPrEx>
@@ -4636,28 +6122,31 @@
           </w:tcPr>
           <w:p>
             <w:pPr>
+              <w:widowControl w:val="0"/>
               <w:numPr>
                 <w:ilvl w:val="0"/>
                 <w:numId w:val="0"/>
               </w:numPr>
               <w:jc w:val="center"/>
               <w:rPr>
-                <w:rFonts w:hint="default" w:ascii="Sitka Banner Semibold" w:hAnsi="Sitka Banner Semibold" w:eastAsia="SimSun" w:cs="Sitka Banner Semibold"/>
-                <w:sz w:val="24"/>
-                <w:szCs w:val="24"/>
-                <w:vertAlign w:val="baseline"/>
-                <w:lang w:val="en-US"/>
-              </w:rPr>
-            </w:pPr>
-            <w:r>
-              <w:rPr>
-                <w:rFonts w:hint="default" w:ascii="Sitka Banner Semibold" w:hAnsi="Sitka Banner Semibold" w:eastAsia="SimSun" w:cs="Sitka Banner Semibold"/>
-                <w:sz w:val="24"/>
-                <w:szCs w:val="24"/>
-                <w:vertAlign w:val="baseline"/>
-                <w:lang w:val="en-US"/>
-              </w:rPr>
-              <w:t>warehouse/</w:t>
+                <w:rFonts w:hint="default" w:ascii="Times New Roman" w:hAnsi="Times New Roman" w:eastAsia="SimSun" w:cs="Times New Roman"/>
+                <w:color w:val="auto"/>
+                <w:sz w:val="24"/>
+                <w:szCs w:val="24"/>
+                <w:vertAlign w:val="baseline"/>
+                <w:lang w:val="en-US"/>
+              </w:rPr>
+            </w:pPr>
+            <w:r>
+              <w:rPr>
+                <w:rFonts w:hint="default" w:ascii="Times New Roman" w:hAnsi="Times New Roman" w:eastAsia="SimSun" w:cs="Times New Roman"/>
+                <w:color w:val="auto"/>
+                <w:sz w:val="24"/>
+                <w:szCs w:val="24"/>
+                <w:vertAlign w:val="baseline"/>
+                <w:lang w:val="en-US"/>
+              </w:rPr>
+              <w:t>dbt_project/models/intermediate/</w:t>
             </w:r>
           </w:p>
         </w:tc>
@@ -4667,6 +6156,7 @@
           </w:tcPr>
           <w:p>
             <w:pPr>
+              <w:widowControl w:val="0"/>
               <w:numPr>
                 <w:ilvl w:val="0"/>
                 <w:numId w:val="0"/>
@@ -4674,6 +6164,7 @@
               <w:jc w:val="center"/>
               <w:rPr>
                 <w:rFonts w:hint="default" w:ascii="Times New Roman" w:hAnsi="Times New Roman" w:eastAsia="SimSun" w:cs="Times New Roman"/>
+                <w:color w:val="auto"/>
                 <w:sz w:val="24"/>
                 <w:szCs w:val="24"/>
                 <w:vertAlign w:val="baseline"/>
@@ -4683,12 +6174,13 @@
             <w:r>
               <w:rPr>
                 <w:rFonts w:hint="default" w:ascii="Times New Roman" w:hAnsi="Times New Roman" w:eastAsia="SimSun"/>
-                <w:sz w:val="24"/>
-                <w:szCs w:val="24"/>
-                <w:vertAlign w:val="baseline"/>
-                <w:lang w:val="en-US"/>
-              </w:rPr>
-              <w:t>Contains the local DuckDB warehouse used by the project environment.</w:t>
+                <w:color w:val="auto"/>
+                <w:sz w:val="24"/>
+                <w:szCs w:val="24"/>
+                <w:vertAlign w:val="baseline"/>
+                <w:lang w:val="en-US"/>
+              </w:rPr>
+              <w:t>Reshaping of multi-value IMDb fields and intermediate transformations.</w:t>
             </w:r>
           </w:p>
         </w:tc>
@@ -4704,41 +6196,43 @@
             <w:insideV w:val="single" w:color="auto" w:sz="4" w:space="0"/>
           </w:tblBorders>
           <w:tblCellMar>
+            <w:top w:w="0" w:type="dxa"/>
             <w:left w:w="108" w:type="dxa"/>
+            <w:bottom w:w="0" w:type="dxa"/>
             <w:right w:w="108" w:type="dxa"/>
           </w:tblCellMar>
         </w:tblPrEx>
         <w:tc>
           <w:tcPr>
             <w:tcW w:w="3989" w:type="dxa"/>
-            <w:shd w:val="clear"/>
-            <w:vAlign w:val="top"/>
-          </w:tcPr>
-          <w:p>
-            <w:pPr>
+          </w:tcPr>
+          <w:p>
+            <w:pPr>
+              <w:widowControl w:val="0"/>
               <w:numPr>
                 <w:ilvl w:val="0"/>
                 <w:numId w:val="0"/>
               </w:numPr>
-              <w:ind w:left="0" w:leftChars="0" w:firstLine="0" w:firstLineChars="0"/>
-              <w:jc w:val="center"/>
-              <w:rPr>
-                <w:rFonts w:hint="default" w:ascii="Sitka Banner Semibold" w:hAnsi="Sitka Banner Semibold" w:eastAsia="SimSun" w:cs="Sitka Banner Semibold"/>
-                <w:sz w:val="24"/>
-                <w:szCs w:val="24"/>
-                <w:vertAlign w:val="baseline"/>
-                <w:lang w:val="en-US" w:eastAsia="zh-CN" w:bidi="ar-SA"/>
-              </w:rPr>
-            </w:pPr>
-            <w:r>
-              <w:rPr>
-                <w:rFonts w:hint="default" w:ascii="Sitka Banner Semibold" w:hAnsi="Sitka Banner Semibold" w:eastAsia="SimSun" w:cs="Sitka Banner Semibold"/>
-                <w:sz w:val="24"/>
-                <w:szCs w:val="24"/>
-                <w:vertAlign w:val="baseline"/>
-                <w:lang w:val="en-US"/>
-              </w:rPr>
-              <w:t>docker-compose.yml</w:t>
+              <w:jc w:val="center"/>
+              <w:rPr>
+                <w:rFonts w:hint="default" w:ascii="Times New Roman" w:hAnsi="Times New Roman" w:eastAsia="SimSun" w:cs="Times New Roman"/>
+                <w:color w:val="auto"/>
+                <w:sz w:val="24"/>
+                <w:szCs w:val="24"/>
+                <w:vertAlign w:val="baseline"/>
+                <w:lang w:val="en-US"/>
+              </w:rPr>
+            </w:pPr>
+            <w:r>
+              <w:rPr>
+                <w:rFonts w:hint="default" w:ascii="Times New Roman" w:hAnsi="Times New Roman" w:eastAsia="SimSun" w:cs="Times New Roman"/>
+                <w:color w:val="auto"/>
+                <w:sz w:val="24"/>
+                <w:szCs w:val="24"/>
+                <w:vertAlign w:val="baseline"/>
+                <w:lang w:val="en-US"/>
+              </w:rPr>
+              <w:t>dbt_project/models/marts/</w:t>
             </w:r>
           </w:p>
         </w:tc>
@@ -4748,6 +6242,7 @@
           </w:tcPr>
           <w:p>
             <w:pPr>
+              <w:widowControl w:val="0"/>
               <w:numPr>
                 <w:ilvl w:val="0"/>
                 <w:numId w:val="0"/>
@@ -4755,6 +6250,7 @@
               <w:jc w:val="center"/>
               <w:rPr>
                 <w:rFonts w:hint="default" w:ascii="Times New Roman" w:hAnsi="Times New Roman" w:eastAsia="SimSun" w:cs="Times New Roman"/>
+                <w:color w:val="auto"/>
                 <w:sz w:val="24"/>
                 <w:szCs w:val="24"/>
                 <w:vertAlign w:val="baseline"/>
@@ -4764,86 +6260,13 @@
             <w:r>
               <w:rPr>
                 <w:rFonts w:hint="default" w:ascii="Times New Roman" w:hAnsi="Times New Roman" w:eastAsia="SimSun"/>
-                <w:sz w:val="24"/>
-                <w:szCs w:val="24"/>
-                <w:vertAlign w:val="baseline"/>
-                <w:lang w:val="en-US"/>
-              </w:rPr>
-              <w:t>Defines the Docker services, mounted volumes, environment configuration, and Airflow infrastructure.</w:t>
-            </w:r>
-          </w:p>
-        </w:tc>
-      </w:tr>
-      <w:tr>
-        <w:tblPrEx>
-          <w:tblBorders>
-            <w:top w:val="single" w:color="auto" w:sz="4" w:space="0"/>
-            <w:left w:val="single" w:color="auto" w:sz="4" w:space="0"/>
-            <w:bottom w:val="single" w:color="auto" w:sz="4" w:space="0"/>
-            <w:right w:val="single" w:color="auto" w:sz="4" w:space="0"/>
-            <w:insideH w:val="single" w:color="auto" w:sz="4" w:space="0"/>
-            <w:insideV w:val="single" w:color="auto" w:sz="4" w:space="0"/>
-          </w:tblBorders>
-        </w:tblPrEx>
-        <w:tc>
-          <w:tcPr>
-            <w:tcW w:w="3989" w:type="dxa"/>
-          </w:tcPr>
-          <w:p>
-            <w:pPr>
-              <w:numPr>
-                <w:ilvl w:val="0"/>
-                <w:numId w:val="0"/>
-              </w:numPr>
-              <w:jc w:val="center"/>
-              <w:rPr>
-                <w:rFonts w:hint="default" w:ascii="Sitka Banner Semibold" w:hAnsi="Sitka Banner Semibold" w:eastAsia="SimSun" w:cs="Sitka Banner Semibold"/>
-                <w:sz w:val="24"/>
-                <w:szCs w:val="24"/>
-                <w:vertAlign w:val="baseline"/>
-                <w:lang w:val="en-US"/>
-              </w:rPr>
-            </w:pPr>
-            <w:r>
-              <w:rPr>
-                <w:rFonts w:hint="default" w:ascii="Sitka Banner Semibold" w:hAnsi="Sitka Banner Semibold" w:eastAsia="SimSun" w:cs="Sitka Banner Semibold"/>
-                <w:sz w:val="24"/>
-                <w:szCs w:val="24"/>
-                <w:vertAlign w:val="baseline"/>
-                <w:lang w:val="en-US"/>
-              </w:rPr>
-              <w:t>requirements.txt</w:t>
-            </w:r>
-          </w:p>
-        </w:tc>
-        <w:tc>
-          <w:tcPr>
-            <w:tcW w:w="4533" w:type="dxa"/>
-          </w:tcPr>
-          <w:p>
-            <w:pPr>
-              <w:numPr>
-                <w:ilvl w:val="0"/>
-                <w:numId w:val="0"/>
-              </w:numPr>
-              <w:jc w:val="center"/>
-              <w:rPr>
-                <w:rFonts w:hint="default" w:ascii="Times New Roman" w:hAnsi="Times New Roman" w:eastAsia="SimSun" w:cs="Times New Roman"/>
-                <w:sz w:val="24"/>
-                <w:szCs w:val="24"/>
-                <w:vertAlign w:val="baseline"/>
-                <w:lang w:val="en-US"/>
-              </w:rPr>
-            </w:pPr>
-            <w:r>
-              <w:rPr>
-                <w:rFonts w:hint="default" w:ascii="Times New Roman" w:hAnsi="Times New Roman" w:eastAsia="SimSun"/>
-                <w:sz w:val="24"/>
-                <w:szCs w:val="24"/>
-                <w:vertAlign w:val="baseline"/>
-                <w:lang w:val="en-US"/>
-              </w:rPr>
-              <w:t>Defines Python dependencies required by the project environment.</w:t>
+                <w:color w:val="auto"/>
+                <w:sz w:val="24"/>
+                <w:szCs w:val="24"/>
+                <w:vertAlign w:val="baseline"/>
+                <w:lang w:val="en-US"/>
+              </w:rPr>
+              <w:t>Final fact tables, dimensions, bridge tables, and analytical marts.</w:t>
             </w:r>
           </w:p>
         </w:tc>
@@ -4859,7 +6282,9 @@
             <w:insideV w:val="single" w:color="auto" w:sz="4" w:space="0"/>
           </w:tblBorders>
           <w:tblCellMar>
+            <w:top w:w="0" w:type="dxa"/>
             <w:left w:w="108" w:type="dxa"/>
+            <w:bottom w:w="0" w:type="dxa"/>
             <w:right w:w="108" w:type="dxa"/>
           </w:tblCellMar>
         </w:tblPrEx>
@@ -4869,28 +6294,31 @@
           </w:tcPr>
           <w:p>
             <w:pPr>
+              <w:widowControl w:val="0"/>
               <w:numPr>
                 <w:ilvl w:val="0"/>
                 <w:numId w:val="0"/>
               </w:numPr>
               <w:jc w:val="center"/>
               <w:rPr>
-                <w:rFonts w:hint="default" w:ascii="Sitka Banner Semibold" w:hAnsi="Sitka Banner Semibold" w:eastAsia="SimSun" w:cs="Sitka Banner Semibold"/>
-                <w:sz w:val="24"/>
-                <w:szCs w:val="24"/>
-                <w:vertAlign w:val="baseline"/>
-                <w:lang w:val="en-US"/>
-              </w:rPr>
-            </w:pPr>
-            <w:r>
-              <w:rPr>
-                <w:rFonts w:hint="default" w:ascii="Sitka Banner Semibold" w:hAnsi="Sitka Banner Semibold" w:eastAsia="SimSun" w:cs="Sitka Banner Semibold"/>
-                <w:sz w:val="24"/>
-                <w:szCs w:val="24"/>
-                <w:vertAlign w:val="baseline"/>
-                <w:lang w:val="en-US"/>
-              </w:rPr>
-              <w:t>.gitignore</w:t>
+                <w:rFonts w:hint="default" w:ascii="Times New Roman" w:hAnsi="Times New Roman" w:eastAsia="SimSun" w:cs="Times New Roman"/>
+                <w:color w:val="auto"/>
+                <w:sz w:val="24"/>
+                <w:szCs w:val="24"/>
+                <w:vertAlign w:val="baseline"/>
+                <w:lang w:val="en-US"/>
+              </w:rPr>
+            </w:pPr>
+            <w:r>
+              <w:rPr>
+                <w:rFonts w:hint="default" w:ascii="Times New Roman" w:hAnsi="Times New Roman" w:eastAsia="SimSun" w:cs="Times New Roman"/>
+                <w:color w:val="auto"/>
+                <w:sz w:val="24"/>
+                <w:szCs w:val="24"/>
+                <w:vertAlign w:val="baseline"/>
+                <w:lang w:val="en-US"/>
+              </w:rPr>
+              <w:t>dbt_project/snapshots/</w:t>
             </w:r>
           </w:p>
         </w:tc>
@@ -4900,6 +6328,7 @@
           </w:tcPr>
           <w:p>
             <w:pPr>
+              <w:widowControl w:val="0"/>
               <w:numPr>
                 <w:ilvl w:val="0"/>
                 <w:numId w:val="0"/>
@@ -4907,6 +6336,7 @@
               <w:jc w:val="center"/>
               <w:rPr>
                 <w:rFonts w:hint="default" w:ascii="Times New Roman" w:hAnsi="Times New Roman" w:eastAsia="SimSun" w:cs="Times New Roman"/>
+                <w:color w:val="auto"/>
                 <w:sz w:val="24"/>
                 <w:szCs w:val="24"/>
                 <w:vertAlign w:val="baseline"/>
@@ -4916,12 +6346,13 @@
             <w:r>
               <w:rPr>
                 <w:rFonts w:hint="default" w:ascii="Times New Roman" w:hAnsi="Times New Roman" w:eastAsia="SimSun"/>
-                <w:sz w:val="24"/>
-                <w:szCs w:val="24"/>
-                <w:vertAlign w:val="baseline"/>
-                <w:lang w:val="en-US"/>
-              </w:rPr>
-              <w:t>Prevents generated datasets, DuckDB files, logs, virtual environments, and IDE-specific files from being committed.</w:t>
+                <w:color w:val="auto"/>
+                <w:sz w:val="24"/>
+                <w:szCs w:val="24"/>
+                <w:vertAlign w:val="baseline"/>
+                <w:lang w:val="en-US"/>
+              </w:rPr>
+              <w:t>dbt snapshots used for historical tracking.</w:t>
             </w:r>
           </w:p>
         </w:tc>
@@ -4937,7 +6368,9 @@
             <w:insideV w:val="single" w:color="auto" w:sz="4" w:space="0"/>
           </w:tblBorders>
           <w:tblCellMar>
+            <w:top w:w="0" w:type="dxa"/>
             <w:left w:w="108" w:type="dxa"/>
+            <w:bottom w:w="0" w:type="dxa"/>
             <w:right w:w="108" w:type="dxa"/>
           </w:tblCellMar>
         </w:tblPrEx>
@@ -4947,28 +6380,31 @@
           </w:tcPr>
           <w:p>
             <w:pPr>
+              <w:widowControl w:val="0"/>
               <w:numPr>
                 <w:ilvl w:val="0"/>
                 <w:numId w:val="0"/>
               </w:numPr>
               <w:jc w:val="center"/>
               <w:rPr>
-                <w:rFonts w:hint="default" w:ascii="Sitka Banner Semibold" w:hAnsi="Sitka Banner Semibold" w:eastAsia="SimSun" w:cs="Sitka Banner Semibold"/>
-                <w:sz w:val="24"/>
-                <w:szCs w:val="24"/>
-                <w:vertAlign w:val="baseline"/>
-                <w:lang w:val="en-US"/>
-              </w:rPr>
-            </w:pPr>
-            <w:r>
-              <w:rPr>
-                <w:rFonts w:hint="default" w:ascii="Sitka Banner Semibold" w:hAnsi="Sitka Banner Semibold" w:eastAsia="SimSun" w:cs="Sitka Banner Semibold"/>
-                <w:sz w:val="24"/>
-                <w:szCs w:val="24"/>
-                <w:vertAlign w:val="baseline"/>
-                <w:lang w:val="en-US"/>
-              </w:rPr>
-              <w:t>README.md</w:t>
+                <w:rFonts w:hint="default" w:ascii="Times New Roman" w:hAnsi="Times New Roman" w:eastAsia="SimSun" w:cs="Times New Roman"/>
+                <w:color w:val="auto"/>
+                <w:sz w:val="24"/>
+                <w:szCs w:val="24"/>
+                <w:vertAlign w:val="baseline"/>
+                <w:lang w:val="en-US"/>
+              </w:rPr>
+            </w:pPr>
+            <w:r>
+              <w:rPr>
+                <w:rFonts w:hint="default" w:ascii="Times New Roman" w:hAnsi="Times New Roman" w:eastAsia="SimSun" w:cs="Times New Roman"/>
+                <w:color w:val="auto"/>
+                <w:sz w:val="24"/>
+                <w:szCs w:val="24"/>
+                <w:vertAlign w:val="baseline"/>
+                <w:lang w:val="en-US"/>
+              </w:rPr>
+              <w:t>dbt_project/tests/</w:t>
             </w:r>
           </w:p>
         </w:tc>
@@ -4978,6 +6414,7 @@
           </w:tcPr>
           <w:p>
             <w:pPr>
+              <w:widowControl w:val="0"/>
               <w:numPr>
                 <w:ilvl w:val="0"/>
                 <w:numId w:val="0"/>
@@ -4985,6 +6422,93 @@
               <w:jc w:val="center"/>
               <w:rPr>
                 <w:rFonts w:hint="default" w:ascii="Times New Roman" w:hAnsi="Times New Roman" w:eastAsia="SimSun" w:cs="Times New Roman"/>
+                <w:color w:val="auto"/>
+                <w:sz w:val="24"/>
+                <w:szCs w:val="24"/>
+                <w:vertAlign w:val="baseline"/>
+                <w:lang w:val="en-US"/>
+              </w:rPr>
+            </w:pPr>
+            <w:r>
+              <w:rPr>
+                <w:rFonts w:hint="default" w:ascii="Times New Roman" w:hAnsi="Times New Roman" w:eastAsia="SimSun" w:cs="Times New Roman"/>
+                <w:color w:val="auto"/>
+                <w:sz w:val="24"/>
+                <w:szCs w:val="24"/>
+                <w:vertAlign w:val="baseline"/>
+                <w:lang w:val="en-US"/>
+              </w:rPr>
+              <w:t>Contains custom SQL data quality tests.</w:t>
+            </w:r>
+          </w:p>
+        </w:tc>
+      </w:tr>
+      <w:tr>
+        <w:tblPrEx>
+          <w:tblBorders>
+            <w:top w:val="single" w:color="auto" w:sz="4" w:space="0"/>
+            <w:left w:val="single" w:color="auto" w:sz="4" w:space="0"/>
+            <w:bottom w:val="single" w:color="auto" w:sz="4" w:space="0"/>
+            <w:right w:val="single" w:color="auto" w:sz="4" w:space="0"/>
+            <w:insideH w:val="single" w:color="auto" w:sz="4" w:space="0"/>
+            <w:insideV w:val="single" w:color="auto" w:sz="4" w:space="0"/>
+          </w:tblBorders>
+          <w:tblCellMar>
+            <w:top w:w="0" w:type="dxa"/>
+            <w:left w:w="108" w:type="dxa"/>
+            <w:bottom w:w="0" w:type="dxa"/>
+            <w:right w:w="108" w:type="dxa"/>
+          </w:tblCellMar>
+        </w:tblPrEx>
+        <w:tc>
+          <w:tcPr>
+            <w:tcW w:w="3989" w:type="dxa"/>
+          </w:tcPr>
+          <w:p>
+            <w:pPr>
+              <w:widowControl w:val="0"/>
+              <w:numPr>
+                <w:ilvl w:val="0"/>
+                <w:numId w:val="0"/>
+              </w:numPr>
+              <w:jc w:val="center"/>
+              <w:rPr>
+                <w:rFonts w:hint="default" w:ascii="Times New Roman" w:hAnsi="Times New Roman" w:eastAsia="SimSun" w:cs="Times New Roman"/>
+                <w:color w:val="auto"/>
+                <w:sz w:val="24"/>
+                <w:szCs w:val="24"/>
+                <w:vertAlign w:val="baseline"/>
+                <w:lang w:val="en-US"/>
+              </w:rPr>
+            </w:pPr>
+            <w:r>
+              <w:rPr>
+                <w:rFonts w:hint="default" w:ascii="Times New Roman" w:hAnsi="Times New Roman" w:eastAsia="SimSun" w:cs="Times New Roman"/>
+                <w:color w:val="auto"/>
+                <w:sz w:val="24"/>
+                <w:szCs w:val="24"/>
+                <w:vertAlign w:val="baseline"/>
+                <w:lang w:val="en-US"/>
+              </w:rPr>
+              <w:t>dbt_project/macros/</w:t>
+            </w:r>
+          </w:p>
+        </w:tc>
+        <w:tc>
+          <w:tcPr>
+            <w:tcW w:w="4533" w:type="dxa"/>
+          </w:tcPr>
+          <w:p>
+            <w:pPr>
+              <w:widowControl w:val="0"/>
+              <w:numPr>
+                <w:ilvl w:val="0"/>
+                <w:numId w:val="0"/>
+              </w:numPr>
+              <w:jc w:val="center"/>
+              <w:rPr>
+                <w:rFonts w:hint="default" w:ascii="Times New Roman" w:hAnsi="Times New Roman" w:eastAsia="SimSun" w:cs="Times New Roman"/>
+                <w:color w:val="auto"/>
                 <w:sz w:val="24"/>
                 <w:szCs w:val="24"/>
                 <w:vertAlign w:val="baseline"/>
@@ -4994,12 +6518,618 @@
             <w:r>
               <w:rPr>
                 <w:rFonts w:hint="default" w:ascii="Times New Roman" w:hAnsi="Times New Roman" w:eastAsia="SimSun"/>
-                <w:sz w:val="24"/>
-                <w:szCs w:val="24"/>
-                <w:vertAlign w:val="baseline"/>
-                <w:lang w:val="en-US"/>
-              </w:rPr>
-              <w:t>Contains the project overview, architecture, setup instructions, project structure, and commands required to start the environment.</w:t>
+                <w:color w:val="auto"/>
+                <w:sz w:val="24"/>
+                <w:szCs w:val="24"/>
+                <w:vertAlign w:val="baseline"/>
+                <w:lang w:val="en-US"/>
+              </w:rPr>
+              <w:t>Reusable dbt macros, when required.</w:t>
+            </w:r>
+          </w:p>
+        </w:tc>
+      </w:tr>
+      <w:tr>
+        <w:tblPrEx>
+          <w:tblBorders>
+            <w:top w:val="single" w:color="auto" w:sz="4" w:space="0"/>
+            <w:left w:val="single" w:color="auto" w:sz="4" w:space="0"/>
+            <w:bottom w:val="single" w:color="auto" w:sz="4" w:space="0"/>
+            <w:right w:val="single" w:color="auto" w:sz="4" w:space="0"/>
+            <w:insideH w:val="single" w:color="auto" w:sz="4" w:space="0"/>
+            <w:insideV w:val="single" w:color="auto" w:sz="4" w:space="0"/>
+          </w:tblBorders>
+          <w:tblCellMar>
+            <w:top w:w="0" w:type="dxa"/>
+            <w:left w:w="108" w:type="dxa"/>
+            <w:bottom w:w="0" w:type="dxa"/>
+            <w:right w:w="108" w:type="dxa"/>
+          </w:tblCellMar>
+        </w:tblPrEx>
+        <w:tc>
+          <w:tcPr>
+            <w:tcW w:w="3989" w:type="dxa"/>
+          </w:tcPr>
+          <w:p>
+            <w:pPr>
+              <w:widowControl w:val="0"/>
+              <w:numPr>
+                <w:ilvl w:val="0"/>
+                <w:numId w:val="0"/>
+              </w:numPr>
+              <w:jc w:val="center"/>
+              <w:rPr>
+                <w:rFonts w:hint="default" w:ascii="Times New Roman" w:hAnsi="Times New Roman" w:eastAsia="SimSun" w:cs="Times New Roman"/>
+                <w:color w:val="auto"/>
+                <w:sz w:val="24"/>
+                <w:szCs w:val="24"/>
+                <w:vertAlign w:val="baseline"/>
+                <w:lang w:val="en-US"/>
+              </w:rPr>
+            </w:pPr>
+            <w:r>
+              <w:rPr>
+                <w:rFonts w:hint="default" w:ascii="Times New Roman" w:hAnsi="Times New Roman" w:eastAsia="SimSun" w:cs="Times New Roman"/>
+                <w:color w:val="auto"/>
+                <w:sz w:val="24"/>
+                <w:szCs w:val="24"/>
+                <w:vertAlign w:val="baseline"/>
+                <w:lang w:val="en-US"/>
+              </w:rPr>
+              <w:t>raw/</w:t>
+            </w:r>
+          </w:p>
+        </w:tc>
+        <w:tc>
+          <w:tcPr>
+            <w:tcW w:w="4533" w:type="dxa"/>
+          </w:tcPr>
+          <w:p>
+            <w:pPr>
+              <w:widowControl w:val="0"/>
+              <w:numPr>
+                <w:ilvl w:val="0"/>
+                <w:numId w:val="0"/>
+              </w:numPr>
+              <w:jc w:val="center"/>
+              <w:rPr>
+                <w:rFonts w:hint="default" w:ascii="Times New Roman" w:hAnsi="Times New Roman" w:eastAsia="SimSun" w:cs="Times New Roman"/>
+                <w:color w:val="auto"/>
+                <w:sz w:val="24"/>
+                <w:szCs w:val="24"/>
+                <w:vertAlign w:val="baseline"/>
+                <w:lang w:val="en-US"/>
+              </w:rPr>
+            </w:pPr>
+            <w:r>
+              <w:rPr>
+                <w:rFonts w:hint="default" w:ascii="Times New Roman" w:hAnsi="Times New Roman" w:eastAsia="SimSun"/>
+                <w:color w:val="auto"/>
+                <w:sz w:val="24"/>
+                <w:szCs w:val="24"/>
+                <w:vertAlign w:val="baseline"/>
+                <w:lang w:val="en-US"/>
+              </w:rPr>
+              <w:t>Generated Parquet source files; ignored by Git.</w:t>
+            </w:r>
+          </w:p>
+        </w:tc>
+      </w:tr>
+      <w:tr>
+        <w:tblPrEx>
+          <w:tblBorders>
+            <w:top w:val="single" w:color="auto" w:sz="4" w:space="0"/>
+            <w:left w:val="single" w:color="auto" w:sz="4" w:space="0"/>
+            <w:bottom w:val="single" w:color="auto" w:sz="4" w:space="0"/>
+            <w:right w:val="single" w:color="auto" w:sz="4" w:space="0"/>
+            <w:insideH w:val="single" w:color="auto" w:sz="4" w:space="0"/>
+            <w:insideV w:val="single" w:color="auto" w:sz="4" w:space="0"/>
+          </w:tblBorders>
+          <w:tblCellMar>
+            <w:top w:w="0" w:type="dxa"/>
+            <w:left w:w="108" w:type="dxa"/>
+            <w:bottom w:w="0" w:type="dxa"/>
+            <w:right w:w="108" w:type="dxa"/>
+          </w:tblCellMar>
+        </w:tblPrEx>
+        <w:tc>
+          <w:tcPr>
+            <w:tcW w:w="3989" w:type="dxa"/>
+          </w:tcPr>
+          <w:p>
+            <w:pPr>
+              <w:widowControl w:val="0"/>
+              <w:numPr>
+                <w:ilvl w:val="0"/>
+                <w:numId w:val="0"/>
+              </w:numPr>
+              <w:jc w:val="center"/>
+              <w:rPr>
+                <w:rFonts w:hint="default" w:ascii="Times New Roman" w:hAnsi="Times New Roman" w:eastAsia="SimSun" w:cs="Times New Roman"/>
+                <w:color w:val="auto"/>
+                <w:sz w:val="24"/>
+                <w:szCs w:val="24"/>
+                <w:vertAlign w:val="baseline"/>
+                <w:lang w:val="en-US"/>
+              </w:rPr>
+            </w:pPr>
+            <w:r>
+              <w:rPr>
+                <w:rFonts w:hint="default" w:ascii="Times New Roman" w:hAnsi="Times New Roman" w:eastAsia="SimSun" w:cs="Times New Roman"/>
+                <w:color w:val="auto"/>
+                <w:sz w:val="24"/>
+                <w:szCs w:val="24"/>
+                <w:vertAlign w:val="baseline"/>
+                <w:lang w:val="en-US"/>
+              </w:rPr>
+              <w:t>docs/</w:t>
+            </w:r>
+          </w:p>
+        </w:tc>
+        <w:tc>
+          <w:tcPr>
+            <w:tcW w:w="4533" w:type="dxa"/>
+          </w:tcPr>
+          <w:p>
+            <w:pPr>
+              <w:widowControl w:val="0"/>
+              <w:numPr>
+                <w:ilvl w:val="0"/>
+                <w:numId w:val="0"/>
+              </w:numPr>
+              <w:jc w:val="center"/>
+              <w:rPr>
+                <w:rFonts w:hint="default" w:ascii="Times New Roman" w:hAnsi="Times New Roman" w:eastAsia="SimSun" w:cs="Times New Roman"/>
+                <w:color w:val="auto"/>
+                <w:sz w:val="24"/>
+                <w:szCs w:val="24"/>
+                <w:vertAlign w:val="baseline"/>
+                <w:lang w:val="en-US"/>
+              </w:rPr>
+            </w:pPr>
+            <w:r>
+              <w:rPr>
+                <w:rFonts w:hint="default" w:ascii="Times New Roman" w:hAnsi="Times New Roman" w:eastAsia="SimSun"/>
+                <w:color w:val="auto"/>
+                <w:sz w:val="24"/>
+                <w:szCs w:val="24"/>
+                <w:vertAlign w:val="baseline"/>
+                <w:lang w:val="en-US"/>
+              </w:rPr>
+              <w:t>Final documentation and project screenshots.</w:t>
+            </w:r>
+          </w:p>
+        </w:tc>
+      </w:tr>
+      <w:tr>
+        <w:tblPrEx>
+          <w:tblBorders>
+            <w:top w:val="single" w:color="auto" w:sz="4" w:space="0"/>
+            <w:left w:val="single" w:color="auto" w:sz="4" w:space="0"/>
+            <w:bottom w:val="single" w:color="auto" w:sz="4" w:space="0"/>
+            <w:right w:val="single" w:color="auto" w:sz="4" w:space="0"/>
+            <w:insideH w:val="single" w:color="auto" w:sz="4" w:space="0"/>
+            <w:insideV w:val="single" w:color="auto" w:sz="4" w:space="0"/>
+          </w:tblBorders>
+          <w:tblCellMar>
+            <w:top w:w="0" w:type="dxa"/>
+            <w:left w:w="108" w:type="dxa"/>
+            <w:bottom w:w="0" w:type="dxa"/>
+            <w:right w:w="108" w:type="dxa"/>
+          </w:tblCellMar>
+        </w:tblPrEx>
+        <w:tc>
+          <w:tcPr>
+            <w:tcW w:w="3989" w:type="dxa"/>
+          </w:tcPr>
+          <w:p>
+            <w:pPr>
+              <w:widowControl w:val="0"/>
+              <w:numPr>
+                <w:ilvl w:val="0"/>
+                <w:numId w:val="0"/>
+              </w:numPr>
+              <w:jc w:val="center"/>
+              <w:rPr>
+                <w:rFonts w:hint="default" w:ascii="Times New Roman" w:hAnsi="Times New Roman" w:eastAsia="SimSun" w:cs="Times New Roman"/>
+                <w:color w:val="auto"/>
+                <w:sz w:val="24"/>
+                <w:szCs w:val="24"/>
+                <w:vertAlign w:val="baseline"/>
+                <w:lang w:val="en-US"/>
+              </w:rPr>
+            </w:pPr>
+            <w:r>
+              <w:rPr>
+                <w:rFonts w:hint="default" w:ascii="Times New Roman" w:hAnsi="Times New Roman" w:eastAsia="SimSun" w:cs="Times New Roman"/>
+                <w:color w:val="auto"/>
+                <w:sz w:val="24"/>
+                <w:szCs w:val="24"/>
+                <w:vertAlign w:val="baseline"/>
+                <w:lang w:val="en-US"/>
+              </w:rPr>
+              <w:t>warehouse/</w:t>
+            </w:r>
+          </w:p>
+        </w:tc>
+        <w:tc>
+          <w:tcPr>
+            <w:tcW w:w="4533" w:type="dxa"/>
+          </w:tcPr>
+          <w:p>
+            <w:pPr>
+              <w:widowControl w:val="0"/>
+              <w:numPr>
+                <w:ilvl w:val="0"/>
+                <w:numId w:val="0"/>
+              </w:numPr>
+              <w:jc w:val="center"/>
+              <w:rPr>
+                <w:rFonts w:hint="default" w:ascii="Times New Roman" w:hAnsi="Times New Roman" w:eastAsia="SimSun" w:cs="Times New Roman"/>
+                <w:color w:val="auto"/>
+                <w:sz w:val="24"/>
+                <w:szCs w:val="24"/>
+                <w:vertAlign w:val="baseline"/>
+                <w:lang w:val="en-US"/>
+              </w:rPr>
+            </w:pPr>
+            <w:r>
+              <w:rPr>
+                <w:rFonts w:hint="default" w:ascii="Times New Roman" w:hAnsi="Times New Roman" w:eastAsia="SimSun"/>
+                <w:color w:val="auto"/>
+                <w:sz w:val="24"/>
+                <w:szCs w:val="24"/>
+                <w:vertAlign w:val="baseline"/>
+                <w:lang w:val="en-US"/>
+              </w:rPr>
+              <w:t>Local DuckDB warehouse.</w:t>
+            </w:r>
+          </w:p>
+        </w:tc>
+      </w:tr>
+      <w:tr>
+        <w:tblPrEx>
+          <w:tblBorders>
+            <w:top w:val="single" w:color="auto" w:sz="4" w:space="0"/>
+            <w:left w:val="single" w:color="auto" w:sz="4" w:space="0"/>
+            <w:bottom w:val="single" w:color="auto" w:sz="4" w:space="0"/>
+            <w:right w:val="single" w:color="auto" w:sz="4" w:space="0"/>
+            <w:insideH w:val="single" w:color="auto" w:sz="4" w:space="0"/>
+            <w:insideV w:val="single" w:color="auto" w:sz="4" w:space="0"/>
+          </w:tblBorders>
+          <w:tblCellMar>
+            <w:top w:w="0" w:type="dxa"/>
+            <w:left w:w="108" w:type="dxa"/>
+            <w:bottom w:w="0" w:type="dxa"/>
+            <w:right w:w="108" w:type="dxa"/>
+          </w:tblCellMar>
+        </w:tblPrEx>
+        <w:tc>
+          <w:tcPr>
+            <w:tcW w:w="3989" w:type="dxa"/>
+            <w:shd w:val="clear" w:color="auto" w:fill="auto"/>
+            <w:vAlign w:val="top"/>
+          </w:tcPr>
+          <w:p>
+            <w:pPr>
+              <w:widowControl w:val="0"/>
+              <w:numPr>
+                <w:ilvl w:val="0"/>
+                <w:numId w:val="0"/>
+              </w:numPr>
+              <w:ind w:left="0" w:leftChars="0" w:firstLine="0" w:firstLineChars="0"/>
+              <w:jc w:val="center"/>
+              <w:rPr>
+                <w:rFonts w:hint="default" w:ascii="Times New Roman" w:hAnsi="Times New Roman" w:eastAsia="SimSun" w:cs="Times New Roman"/>
+                <w:color w:val="auto"/>
+                <w:sz w:val="24"/>
+                <w:szCs w:val="24"/>
+                <w:vertAlign w:val="baseline"/>
+                <w:lang w:val="en-US" w:eastAsia="zh-CN" w:bidi="ar-SA"/>
+              </w:rPr>
+            </w:pPr>
+            <w:r>
+              <w:rPr>
+                <w:rFonts w:hint="default" w:ascii="Times New Roman" w:hAnsi="Times New Roman" w:eastAsia="SimSun" w:cs="Times New Roman"/>
+                <w:color w:val="auto"/>
+                <w:sz w:val="24"/>
+                <w:szCs w:val="24"/>
+                <w:vertAlign w:val="baseline"/>
+                <w:lang w:val="en-US"/>
+              </w:rPr>
+              <w:t>docker-compose.yml</w:t>
+            </w:r>
+          </w:p>
+        </w:tc>
+        <w:tc>
+          <w:tcPr>
+            <w:tcW w:w="4533" w:type="dxa"/>
+          </w:tcPr>
+          <w:p>
+            <w:pPr>
+              <w:widowControl w:val="0"/>
+              <w:numPr>
+                <w:ilvl w:val="0"/>
+                <w:numId w:val="0"/>
+              </w:numPr>
+              <w:jc w:val="center"/>
+              <w:rPr>
+                <w:rFonts w:hint="default" w:ascii="Times New Roman" w:hAnsi="Times New Roman" w:eastAsia="SimSun" w:cs="Times New Roman"/>
+                <w:color w:val="auto"/>
+                <w:sz w:val="24"/>
+                <w:szCs w:val="24"/>
+                <w:vertAlign w:val="baseline"/>
+                <w:lang w:val="en-US"/>
+              </w:rPr>
+            </w:pPr>
+            <w:r>
+              <w:rPr>
+                <w:rFonts w:hint="default" w:ascii="Times New Roman" w:hAnsi="Times New Roman" w:eastAsia="SimSun"/>
+                <w:color w:val="auto"/>
+                <w:sz w:val="24"/>
+                <w:szCs w:val="24"/>
+                <w:vertAlign w:val="baseline"/>
+                <w:lang w:val="en-US"/>
+              </w:rPr>
+              <w:t>Local Airflow and project environment configuration.</w:t>
+            </w:r>
+          </w:p>
+        </w:tc>
+      </w:tr>
+      <w:tr>
+        <w:tblPrEx>
+          <w:tblBorders>
+            <w:top w:val="single" w:color="auto" w:sz="4" w:space="0"/>
+            <w:left w:val="single" w:color="auto" w:sz="4" w:space="0"/>
+            <w:bottom w:val="single" w:color="auto" w:sz="4" w:space="0"/>
+            <w:right w:val="single" w:color="auto" w:sz="4" w:space="0"/>
+            <w:insideH w:val="single" w:color="auto" w:sz="4" w:space="0"/>
+            <w:insideV w:val="single" w:color="auto" w:sz="4" w:space="0"/>
+          </w:tblBorders>
+          <w:tblCellMar>
+            <w:top w:w="0" w:type="dxa"/>
+            <w:left w:w="108" w:type="dxa"/>
+            <w:bottom w:w="0" w:type="dxa"/>
+            <w:right w:w="108" w:type="dxa"/>
+          </w:tblCellMar>
+        </w:tblPrEx>
+        <w:tc>
+          <w:tcPr>
+            <w:tcW w:w="3989" w:type="dxa"/>
+          </w:tcPr>
+          <w:p>
+            <w:pPr>
+              <w:widowControl w:val="0"/>
+              <w:numPr>
+                <w:ilvl w:val="0"/>
+                <w:numId w:val="0"/>
+              </w:numPr>
+              <w:jc w:val="center"/>
+              <w:rPr>
+                <w:rFonts w:hint="default" w:ascii="Times New Roman" w:hAnsi="Times New Roman" w:eastAsia="SimSun" w:cs="Times New Roman"/>
+                <w:color w:val="auto"/>
+                <w:sz w:val="24"/>
+                <w:szCs w:val="24"/>
+                <w:vertAlign w:val="baseline"/>
+                <w:lang w:val="en-US"/>
+              </w:rPr>
+            </w:pPr>
+            <w:r>
+              <w:rPr>
+                <w:rFonts w:hint="default" w:ascii="Times New Roman" w:hAnsi="Times New Roman" w:eastAsia="SimSun" w:cs="Times New Roman"/>
+                <w:color w:val="auto"/>
+                <w:sz w:val="24"/>
+                <w:szCs w:val="24"/>
+                <w:vertAlign w:val="baseline"/>
+                <w:lang w:val="en-US"/>
+              </w:rPr>
+              <w:t>requirements.txt</w:t>
+            </w:r>
+          </w:p>
+        </w:tc>
+        <w:tc>
+          <w:tcPr>
+            <w:tcW w:w="4533" w:type="dxa"/>
+          </w:tcPr>
+          <w:p>
+            <w:pPr>
+              <w:widowControl w:val="0"/>
+              <w:numPr>
+                <w:ilvl w:val="0"/>
+                <w:numId w:val="0"/>
+              </w:numPr>
+              <w:jc w:val="center"/>
+              <w:rPr>
+                <w:rFonts w:hint="default" w:ascii="Times New Roman" w:hAnsi="Times New Roman" w:eastAsia="SimSun" w:cs="Times New Roman"/>
+                <w:color w:val="auto"/>
+                <w:sz w:val="24"/>
+                <w:szCs w:val="24"/>
+                <w:vertAlign w:val="baseline"/>
+                <w:lang w:val="en-US"/>
+              </w:rPr>
+            </w:pPr>
+            <w:r>
+              <w:rPr>
+                <w:rFonts w:hint="default" w:ascii="Times New Roman" w:hAnsi="Times New Roman" w:eastAsia="SimSun"/>
+                <w:color w:val="auto"/>
+                <w:sz w:val="24"/>
+                <w:szCs w:val="24"/>
+                <w:vertAlign w:val="baseline"/>
+                <w:lang w:val="en-US"/>
+              </w:rPr>
+              <w:t>Python dependencies.</w:t>
+            </w:r>
+          </w:p>
+        </w:tc>
+      </w:tr>
+      <w:tr>
+        <w:tblPrEx>
+          <w:tblBorders>
+            <w:top w:val="single" w:color="auto" w:sz="4" w:space="0"/>
+            <w:left w:val="single" w:color="auto" w:sz="4" w:space="0"/>
+            <w:bottom w:val="single" w:color="auto" w:sz="4" w:space="0"/>
+            <w:right w:val="single" w:color="auto" w:sz="4" w:space="0"/>
+            <w:insideH w:val="single" w:color="auto" w:sz="4" w:space="0"/>
+            <w:insideV w:val="single" w:color="auto" w:sz="4" w:space="0"/>
+          </w:tblBorders>
+          <w:tblCellMar>
+            <w:top w:w="0" w:type="dxa"/>
+            <w:left w:w="108" w:type="dxa"/>
+            <w:bottom w:w="0" w:type="dxa"/>
+            <w:right w:w="108" w:type="dxa"/>
+          </w:tblCellMar>
+        </w:tblPrEx>
+        <w:tc>
+          <w:tcPr>
+            <w:tcW w:w="3989" w:type="dxa"/>
+          </w:tcPr>
+          <w:p>
+            <w:pPr>
+              <w:widowControl w:val="0"/>
+              <w:numPr>
+                <w:ilvl w:val="0"/>
+                <w:numId w:val="0"/>
+              </w:numPr>
+              <w:jc w:val="center"/>
+              <w:rPr>
+                <w:rFonts w:hint="default" w:ascii="Times New Roman" w:hAnsi="Times New Roman" w:eastAsia="SimSun" w:cs="Times New Roman"/>
+                <w:color w:val="auto"/>
+                <w:sz w:val="24"/>
+                <w:szCs w:val="24"/>
+                <w:vertAlign w:val="baseline"/>
+                <w:lang w:val="en-US"/>
+              </w:rPr>
+            </w:pPr>
+            <w:r>
+              <w:rPr>
+                <w:rFonts w:hint="default" w:ascii="Times New Roman" w:hAnsi="Times New Roman" w:eastAsia="SimSun" w:cs="Times New Roman"/>
+                <w:color w:val="auto"/>
+                <w:sz w:val="24"/>
+                <w:szCs w:val="24"/>
+                <w:vertAlign w:val="baseline"/>
+                <w:lang w:val="en-US"/>
+              </w:rPr>
+              <w:t>.gitignore</w:t>
+            </w:r>
+          </w:p>
+        </w:tc>
+        <w:tc>
+          <w:tcPr>
+            <w:tcW w:w="4533" w:type="dxa"/>
+          </w:tcPr>
+          <w:p>
+            <w:pPr>
+              <w:widowControl w:val="0"/>
+              <w:numPr>
+                <w:ilvl w:val="0"/>
+                <w:numId w:val="0"/>
+              </w:numPr>
+              <w:jc w:val="center"/>
+              <w:rPr>
+                <w:rFonts w:hint="default" w:ascii="Times New Roman" w:hAnsi="Times New Roman" w:eastAsia="SimSun" w:cs="Times New Roman"/>
+                <w:color w:val="auto"/>
+                <w:sz w:val="24"/>
+                <w:szCs w:val="24"/>
+                <w:vertAlign w:val="baseline"/>
+                <w:lang w:val="en-US"/>
+              </w:rPr>
+            </w:pPr>
+            <w:r>
+              <w:rPr>
+                <w:rFonts w:hint="default" w:ascii="Times New Roman" w:hAnsi="Times New Roman" w:eastAsia="SimSun"/>
+                <w:color w:val="auto"/>
+                <w:sz w:val="24"/>
+                <w:szCs w:val="24"/>
+                <w:vertAlign w:val="baseline"/>
+                <w:lang w:val="en-US"/>
+              </w:rPr>
+              <w:t>Excludes generated data, databases, logs, and local environment files.</w:t>
+            </w:r>
+          </w:p>
+        </w:tc>
+      </w:tr>
+      <w:tr>
+        <w:tblPrEx>
+          <w:tblBorders>
+            <w:top w:val="single" w:color="auto" w:sz="4" w:space="0"/>
+            <w:left w:val="single" w:color="auto" w:sz="4" w:space="0"/>
+            <w:bottom w:val="single" w:color="auto" w:sz="4" w:space="0"/>
+            <w:right w:val="single" w:color="auto" w:sz="4" w:space="0"/>
+            <w:insideH w:val="single" w:color="auto" w:sz="4" w:space="0"/>
+            <w:insideV w:val="single" w:color="auto" w:sz="4" w:space="0"/>
+          </w:tblBorders>
+          <w:tblCellMar>
+            <w:top w:w="0" w:type="dxa"/>
+            <w:left w:w="108" w:type="dxa"/>
+            <w:bottom w:w="0" w:type="dxa"/>
+            <w:right w:w="108" w:type="dxa"/>
+          </w:tblCellMar>
+        </w:tblPrEx>
+        <w:tc>
+          <w:tcPr>
+            <w:tcW w:w="3989" w:type="dxa"/>
+          </w:tcPr>
+          <w:p>
+            <w:pPr>
+              <w:widowControl w:val="0"/>
+              <w:numPr>
+                <w:ilvl w:val="0"/>
+                <w:numId w:val="0"/>
+              </w:numPr>
+              <w:jc w:val="center"/>
+              <w:rPr>
+                <w:rFonts w:hint="default" w:ascii="Times New Roman" w:hAnsi="Times New Roman" w:eastAsia="SimSun" w:cs="Times New Roman"/>
+                <w:color w:val="auto"/>
+                <w:sz w:val="24"/>
+                <w:szCs w:val="24"/>
+                <w:vertAlign w:val="baseline"/>
+                <w:lang w:val="en-US"/>
+              </w:rPr>
+            </w:pPr>
+            <w:r>
+              <w:rPr>
+                <w:rFonts w:hint="default" w:ascii="Times New Roman" w:hAnsi="Times New Roman" w:eastAsia="SimSun" w:cs="Times New Roman"/>
+                <w:color w:val="auto"/>
+                <w:sz w:val="24"/>
+                <w:szCs w:val="24"/>
+                <w:vertAlign w:val="baseline"/>
+                <w:lang w:val="en-US"/>
+              </w:rPr>
+              <w:t>README.md</w:t>
+            </w:r>
+          </w:p>
+        </w:tc>
+        <w:tc>
+          <w:tcPr>
+            <w:tcW w:w="4533" w:type="dxa"/>
+          </w:tcPr>
+          <w:p>
+            <w:pPr>
+              <w:widowControl w:val="0"/>
+              <w:numPr>
+                <w:ilvl w:val="0"/>
+                <w:numId w:val="0"/>
+              </w:numPr>
+              <w:jc w:val="center"/>
+              <w:rPr>
+                <w:rFonts w:hint="default" w:ascii="Times New Roman" w:hAnsi="Times New Roman" w:eastAsia="SimSun" w:cs="Times New Roman"/>
+                <w:color w:val="auto"/>
+                <w:sz w:val="24"/>
+                <w:szCs w:val="24"/>
+                <w:vertAlign w:val="baseline"/>
+                <w:lang w:val="en-US"/>
+              </w:rPr>
+            </w:pPr>
+            <w:r>
+              <w:rPr>
+                <w:rFonts w:hint="default" w:ascii="Times New Roman" w:hAnsi="Times New Roman" w:eastAsia="SimSun"/>
+                <w:color w:val="auto"/>
+                <w:sz w:val="24"/>
+                <w:szCs w:val="24"/>
+                <w:vertAlign w:val="baseline"/>
+                <w:lang w:val="en-US"/>
+              </w:rPr>
+              <w:t>Project overview, setup, and execution instructions.</w:t>
             </w:r>
           </w:p>
         </w:tc>
@@ -5014,6 +7144,7 @@
         <w:jc w:val="center"/>
         <w:rPr>
           <w:rFonts w:hint="default" w:ascii="Times New Roman" w:hAnsi="Times New Roman" w:eastAsia="SimSun" w:cs="Times New Roman"/>
+          <w:color w:val="auto"/>
           <w:sz w:val="24"/>
           <w:szCs w:val="24"/>
           <w:lang w:val="en-US"/>
@@ -5028,15 +7159,17 @@
         </w:numPr>
         <w:jc w:val="left"/>
         <w:rPr>
-          <w:rFonts w:hint="default" w:ascii="Times New Roman" w:hAnsi="Times New Roman" w:eastAsia="SimSun"/>
-          <w:sz w:val="24"/>
-          <w:szCs w:val="24"/>
-          <w:lang w:val="en-US"/>
-        </w:rPr>
-      </w:pPr>
-      <w:r>
-        <w:rPr>
-          <w:rFonts w:hint="default" w:ascii="Times New Roman" w:hAnsi="Times New Roman" w:eastAsia="SimSun"/>
+          <w:rFonts w:hint="default" w:ascii="Times New Roman" w:hAnsi="Times New Roman" w:eastAsia="SimSun" w:cs="Times New Roman"/>
+          <w:color w:val="auto"/>
+          <w:sz w:val="24"/>
+          <w:szCs w:val="24"/>
+          <w:lang w:val="en-US"/>
+        </w:rPr>
+      </w:pPr>
+      <w:r>
+        <w:rPr>
+          <w:rFonts w:hint="default" w:ascii="Times New Roman" w:hAnsi="Times New Roman" w:eastAsia="SimSun" w:cs="Times New Roman"/>
+          <w:color w:val="auto"/>
           <w:sz w:val="24"/>
           <w:szCs w:val="24"/>
           <w:lang w:val="en-US"/>
@@ -5047,16 +7180,15 @@
     <w:p>
       <w:pPr>
         <w:numPr>
+          <w:ilvl w:val="0"/>
           <w:numId w:val="0"/>
         </w:numPr>
-        <w:ind w:leftChars="0"/>
         <w:jc w:val="left"/>
         <w:rPr>
-          <w:rFonts w:hint="default" w:ascii="Times New Roman" w:hAnsi="Times New Roman" w:eastAsia="SimSun"/>
-          <w:b/>
-          <w:bCs/>
-          <w:sz w:val="32"/>
-          <w:szCs w:val="32"/>
+          <w:rFonts w:hint="default" w:ascii="Times New Roman" w:hAnsi="Times New Roman" w:eastAsia="SimSun" w:cs="Times New Roman"/>
+          <w:color w:val="auto"/>
+          <w:sz w:val="24"/>
+          <w:szCs w:val="24"/>
           <w:lang w:val="en-US"/>
         </w:rPr>
       </w:pPr>
@@ -5070,9 +7202,10 @@
         <w:ind w:left="425" w:leftChars="0" w:hanging="425" w:firstLineChars="0"/>
         <w:jc w:val="left"/>
         <w:rPr>
-          <w:rFonts w:hint="default" w:ascii="Times New Roman" w:hAnsi="Times New Roman" w:eastAsia="SimSun"/>
+          <w:rFonts w:hint="default" w:ascii="Times New Roman" w:hAnsi="Times New Roman" w:eastAsia="SimSun" w:cs="Times New Roman"/>
           <w:b/>
           <w:bCs/>
+          <w:color w:val="auto"/>
           <w:sz w:val="32"/>
           <w:szCs w:val="32"/>
           <w:lang w:val="en-US"/>
@@ -5080,278 +7213,15 @@
       </w:pPr>
       <w:r>
         <w:rPr>
-          <w:rFonts w:hint="default" w:ascii="Times New Roman" w:hAnsi="Times New Roman" w:eastAsia="SimSun"/>
+          <w:rFonts w:hint="default" w:ascii="Times New Roman" w:hAnsi="Times New Roman" w:eastAsia="SimSun" w:cs="Times New Roman"/>
           <w:b/>
           <w:bCs/>
+          <w:color w:val="auto"/>
           <w:sz w:val="32"/>
           <w:szCs w:val="32"/>
           <w:lang w:val="en-US"/>
         </w:rPr>
         <w:t>Challenges and Lessons Learned</w:t>
-      </w:r>
-    </w:p>
-    <w:p>
-      <w:pPr>
-        <w:numPr>
-          <w:numId w:val="0"/>
-        </w:numPr>
-        <w:ind w:leftChars="0"/>
-        <w:jc w:val="left"/>
-        <w:rPr>
-          <w:rFonts w:hint="default" w:ascii="Times New Roman" w:hAnsi="Times New Roman" w:eastAsia="SimSun"/>
-          <w:b/>
-          <w:bCs/>
-          <w:sz w:val="32"/>
-          <w:szCs w:val="32"/>
-          <w:lang w:val="en-US"/>
-        </w:rPr>
-      </w:pPr>
-    </w:p>
-    <w:p>
-      <w:pPr>
-        <w:numPr>
-          <w:ilvl w:val="0"/>
-          <w:numId w:val="2"/>
-        </w:numPr>
-        <w:ind w:left="420" w:leftChars="0"/>
-        <w:jc w:val="left"/>
-        <w:rPr>
-          <w:rFonts w:hint="default" w:ascii="Times New Roman" w:hAnsi="Times New Roman" w:eastAsia="SimSun"/>
-          <w:b/>
-          <w:bCs/>
-          <w:sz w:val="28"/>
-          <w:szCs w:val="28"/>
-          <w:lang w:val="en-US"/>
-        </w:rPr>
-      </w:pPr>
-      <w:r>
-        <w:rPr>
-          <w:rFonts w:hint="default" w:ascii="Times New Roman" w:hAnsi="Times New Roman" w:eastAsia="SimSun"/>
-          <w:b/>
-          <w:bCs/>
-          <w:sz w:val="28"/>
-          <w:szCs w:val="28"/>
-          <w:lang w:val="en-US"/>
-        </w:rPr>
-        <w:t>Docker Image and Network Problems</w:t>
-      </w:r>
-    </w:p>
-    <w:p>
-      <w:pPr>
-        <w:numPr>
-          <w:numId w:val="0"/>
-        </w:numPr>
-        <w:jc w:val="left"/>
-        <w:rPr>
-          <w:rFonts w:hint="default" w:ascii="Times New Roman" w:hAnsi="Times New Roman" w:eastAsia="SimSun"/>
-          <w:b w:val="0"/>
-          <w:bCs w:val="0"/>
-          <w:sz w:val="24"/>
-          <w:szCs w:val="24"/>
-          <w:lang w:val="en-US"/>
-        </w:rPr>
-      </w:pPr>
-      <w:r>
-        <w:rPr>
-          <w:rFonts w:hint="default" w:ascii="Times New Roman" w:hAnsi="Times New Roman" w:eastAsia="SimSun"/>
-          <w:b w:val="0"/>
-          <w:bCs w:val="0"/>
-          <w:sz w:val="24"/>
-          <w:szCs w:val="24"/>
-          <w:lang w:val="en-US"/>
-        </w:rPr>
-        <w:t xml:space="preserve">    </w:t>
-      </w:r>
-    </w:p>
-    <w:p>
-      <w:pPr>
-        <w:pStyle w:val="7"/>
-        <w:keepNext w:val="0"/>
-        <w:keepLines w:val="0"/>
-        <w:widowControl/>
-        <w:suppressLineNumbers w:val="0"/>
-        <w:spacing w:before="0" w:beforeAutospacing="1" w:after="0" w:afterAutospacing="1"/>
-        <w:ind w:left="0" w:right="0"/>
-      </w:pPr>
-      <w:r>
-        <w:rPr>
-          <w:rFonts w:hint="default" w:ascii="Times New Roman" w:hAnsi="Times New Roman" w:eastAsia="SimSun"/>
-          <w:b w:val="0"/>
-          <w:bCs w:val="0"/>
-          <w:sz w:val="24"/>
-          <w:szCs w:val="24"/>
-          <w:lang w:val="en-US"/>
-        </w:rPr>
-        <w:t xml:space="preserve">      </w:t>
-      </w:r>
-      <w:r>
-        <w:t>During the initial environment setup, Docker occasionally failed while downloading the Apache Airflow image because of network and TLS timeout problems.</w:t>
-      </w:r>
-      <w:r>
-        <w:rPr>
-          <w:rFonts w:hint="default"/>
-          <w:lang w:val="en-US"/>
-        </w:rPr>
-        <w:t xml:space="preserve"> </w:t>
-      </w:r>
-      <w:r>
-        <w:t>The issue was investigated separately from the application code by checking connectivity to Docker Hub and retrying the Docker setup using another available network connection.</w:t>
-      </w:r>
-      <w:r>
-        <w:rPr>
-          <w:rFonts w:hint="default"/>
-          <w:lang w:val="en-US"/>
-        </w:rPr>
-        <w:t xml:space="preserve"> </w:t>
-      </w:r>
-      <w:r>
-        <w:t>Once the image was successfully downloaded, the Airflow environment could be started normally through Docker Compose.</w:t>
-      </w:r>
-    </w:p>
-    <w:p>
-      <w:pPr>
-        <w:pStyle w:val="7"/>
-        <w:keepNext w:val="0"/>
-        <w:keepLines w:val="0"/>
-        <w:widowControl/>
-        <w:suppressLineNumbers w:val="0"/>
-        <w:spacing w:before="0" w:beforeAutospacing="1" w:after="0" w:afterAutospacing="1"/>
-        <w:ind w:left="0" w:right="0"/>
-      </w:pPr>
-      <w:r>
-        <w:rPr>
-          <w:rStyle w:val="8"/>
-        </w:rPr>
-        <w:t>Lesson learned:</w:t>
-      </w:r>
-      <w:r>
-        <w:t xml:space="preserve"> infrastructure and network problems should be isolated before modifying application code, because a failed container startup does not necessarily indicate a problem with the DAG or project configuration.</w:t>
-      </w:r>
-    </w:p>
-    <w:p>
-      <w:pPr>
-        <w:pStyle w:val="7"/>
-        <w:keepNext w:val="0"/>
-        <w:keepLines w:val="0"/>
-        <w:widowControl/>
-        <w:numPr>
-          <w:ilvl w:val="0"/>
-          <w:numId w:val="2"/>
-        </w:numPr>
-        <w:suppressLineNumbers w:val="0"/>
-        <w:spacing w:before="0" w:beforeAutospacing="1" w:after="0" w:afterAutospacing="1"/>
-        <w:ind w:left="420" w:leftChars="0" w:right="0" w:rightChars="0" w:firstLine="0" w:firstLineChars="0"/>
-        <w:rPr>
-          <w:rFonts w:hint="default"/>
-          <w:b/>
-          <w:bCs/>
-          <w:sz w:val="28"/>
-          <w:szCs w:val="28"/>
-          <w:lang w:val="en-US"/>
-        </w:rPr>
-      </w:pPr>
-      <w:r>
-        <w:rPr>
-          <w:rFonts w:hint="default"/>
-          <w:b/>
-          <w:bCs/>
-          <w:sz w:val="28"/>
-          <w:szCs w:val="28"/>
-          <w:lang w:val="en-US"/>
-        </w:rPr>
-        <w:t>Windows Paths and Container Paths</w:t>
-      </w:r>
-    </w:p>
-    <w:p>
-      <w:pPr>
-        <w:pStyle w:val="7"/>
-        <w:keepNext w:val="0"/>
-        <w:keepLines w:val="0"/>
-        <w:widowControl/>
-        <w:suppressLineNumbers w:val="0"/>
-        <w:spacing w:before="0" w:beforeAutospacing="1" w:after="0" w:afterAutospacing="1"/>
-        <w:ind w:left="0" w:right="0"/>
-      </w:pPr>
-      <w:r>
-        <w:t>The project is developed on Windows, while Apache Airflow executes inside Linux Docker containers.</w:t>
-      </w:r>
-      <w:r>
-        <w:rPr>
-          <w:rFonts w:hint="default"/>
-          <w:lang w:val="en-US"/>
-        </w:rPr>
-        <w:t xml:space="preserve"> </w:t>
-      </w:r>
-      <w:r>
-        <w:t>This created an important distinction between host paths and the paths visible inside the running containers. A file available using a Windows path on the host is not automatically accessible using the same path from Airflow.</w:t>
-      </w:r>
-      <w:r>
-        <w:rPr>
-          <w:rFonts w:hint="default"/>
-          <w:lang w:val="en-US"/>
-        </w:rPr>
-        <w:t xml:space="preserve"> </w:t>
-      </w:r>
-      <w:r>
-        <w:t>Docker volumes were therefore configured and the required paths were verified directly inside the relevant containers.</w:t>
-      </w:r>
-      <w:r>
-        <w:rPr>
-          <w:rFonts w:hint="default"/>
-          <w:lang w:val="en-US"/>
-        </w:rPr>
-        <w:t xml:space="preserve"> </w:t>
-      </w:r>
-      <w:r>
-        <w:t>Container paths such as:</w:t>
-      </w:r>
-    </w:p>
-    <w:p>
-      <w:pPr>
-        <w:pStyle w:val="5"/>
-        <w:keepNext w:val="0"/>
-        <w:keepLines w:val="0"/>
-        <w:widowControl/>
-        <w:suppressLineNumbers w:val="0"/>
-        <w:bidi w:val="0"/>
-      </w:pPr>
-      <w:r>
-        <w:rPr>
-          <w:rStyle w:val="4"/>
-        </w:rPr>
-        <w:t>/opt/airflow/...</w:t>
-      </w:r>
-    </w:p>
-    <w:p>
-      <w:pPr>
-        <w:pStyle w:val="7"/>
-        <w:keepNext w:val="0"/>
-        <w:keepLines w:val="0"/>
-        <w:widowControl/>
-        <w:suppressLineNumbers w:val="0"/>
-        <w:spacing w:before="0" w:beforeAutospacing="1" w:after="0" w:afterAutospacing="1"/>
-        <w:ind w:left="0" w:right="0"/>
-      </w:pPr>
-      <w:r>
-        <w:t>were used by the Airflow and dbt processes.</w:t>
-      </w:r>
-    </w:p>
-    <w:p>
-      <w:pPr>
-        <w:pStyle w:val="7"/>
-        <w:keepNext w:val="0"/>
-        <w:keepLines w:val="0"/>
-        <w:widowControl/>
-        <w:suppressLineNumbers w:val="0"/>
-      </w:pPr>
-      <w:r>
-        <w:rPr>
-          <w:rStyle w:val="8"/>
-        </w:rPr>
-        <w:t>Lesson learned:</w:t>
-      </w:r>
-      <w:r>
-        <w:t xml:space="preserve"> paths must always be verified from the environment in which the code actually executes.</w:t>
       </w:r>
     </w:p>
     <w:p>
@@ -5367,9 +7237,10 @@
         <w:suppressLineNumbers w:val="0"/>
         <w:ind w:left="420" w:leftChars="0" w:firstLine="0" w:firstLineChars="0"/>
         <w:rPr>
-          <w:rFonts w:hint="default"/>
+          <w:rFonts w:hint="default" w:ascii="Times New Roman" w:hAnsi="Times New Roman" w:cs="Times New Roman"/>
           <w:b/>
           <w:bCs/>
+          <w:color w:val="auto"/>
           <w:sz w:val="28"/>
           <w:szCs w:val="28"/>
           <w:lang w:val="en-US"/>
@@ -5377,9 +7248,10 @@
       </w:pPr>
       <w:r>
         <w:rPr>
-          <w:rFonts w:hint="default"/>
+          <w:rFonts w:hint="default" w:ascii="Times New Roman" w:hAnsi="Times New Roman" w:cs="Times New Roman"/>
           <w:b/>
           <w:bCs/>
+          <w:color w:val="auto"/>
           <w:sz w:val="28"/>
           <w:szCs w:val="28"/>
           <w:lang w:val="en-US"/>
@@ -5396,49 +7268,78 @@
         <w:suppressLineNumbers w:val="0"/>
         <w:spacing w:before="0" w:beforeAutospacing="1" w:after="0" w:afterAutospacing="1"/>
         <w:ind w:left="0" w:right="0" w:firstLine="120" w:firstLineChars="50"/>
-      </w:pPr>
-      <w:r>
+        <w:rPr>
+          <w:rFonts w:hint="default" w:ascii="Times New Roman" w:hAnsi="Times New Roman" w:cs="Times New Roman"/>
+          <w:color w:val="auto"/>
+        </w:rPr>
+      </w:pPr>
+      <w:r>
+        <w:rPr>
+          <w:rFonts w:hint="default" w:ascii="Times New Roman" w:hAnsi="Times New Roman" w:cs="Times New Roman"/>
+          <w:color w:val="auto"/>
+        </w:rPr>
         <w:t xml:space="preserve">Some IMDb sources contain a very large number of rows, especially files such as </w:t>
       </w:r>
       <w:r>
         <w:rPr>
           <w:rStyle w:val="4"/>
+          <w:rFonts w:hint="default" w:ascii="Times New Roman" w:hAnsi="Times New Roman" w:cs="Times New Roman"/>
           <w:b/>
           <w:bCs/>
+          <w:color w:val="auto"/>
         </w:rPr>
         <w:t>title.principals</w:t>
       </w:r>
       <w:r>
+        <w:rPr>
+          <w:rFonts w:hint="default" w:ascii="Times New Roman" w:hAnsi="Times New Roman" w:cs="Times New Roman"/>
+          <w:color w:val="auto"/>
+        </w:rPr>
         <w:t>.</w:t>
       </w:r>
       <w:r>
         <w:rPr>
-          <w:rFonts w:hint="default"/>
+          <w:rFonts w:hint="default" w:ascii="Times New Roman" w:hAnsi="Times New Roman" w:cs="Times New Roman"/>
+          <w:color w:val="auto"/>
           <w:lang w:val="en-US"/>
         </w:rPr>
         <w:t xml:space="preserve"> </w:t>
       </w:r>
       <w:r>
+        <w:rPr>
+          <w:rFonts w:hint="default" w:ascii="Times New Roman" w:hAnsi="Times New Roman" w:cs="Times New Roman"/>
+          <w:color w:val="auto"/>
+        </w:rPr>
         <w:t>An initial approach that loaded complete source datasets into pandas would require significant memory and would not scale well for the larger IMDb files.</w:t>
       </w:r>
       <w:r>
         <w:rPr>
-          <w:rFonts w:hint="default"/>
+          <w:rFonts w:hint="default" w:ascii="Times New Roman" w:hAnsi="Times New Roman" w:cs="Times New Roman"/>
+          <w:color w:val="auto"/>
           <w:lang w:val="en-US"/>
         </w:rPr>
         <w:t xml:space="preserve"> </w:t>
       </w:r>
       <w:r>
+        <w:rPr>
+          <w:rFonts w:hint="default" w:ascii="Times New Roman" w:hAnsi="Times New Roman" w:cs="Times New Roman"/>
+          <w:color w:val="auto"/>
+        </w:rPr>
         <w:t>The conversion logic was therefore implemented using DuckDB directly.</w:t>
       </w:r>
       <w:r>
         <w:rPr>
-          <w:rFonts w:hint="default"/>
+          <w:rFonts w:hint="default" w:ascii="Times New Roman" w:hAnsi="Times New Roman" w:cs="Times New Roman"/>
+          <w:color w:val="auto"/>
           <w:lang w:val="en-US"/>
         </w:rPr>
         <w:t xml:space="preserve"> </w:t>
       </w:r>
       <w:r>
+        <w:rPr>
+          <w:rFonts w:hint="default" w:ascii="Times New Roman" w:hAnsi="Times New Roman" w:cs="Times New Roman"/>
+          <w:color w:val="auto"/>
+        </w:rPr>
         <w:t>Conceptually:</w:t>
       </w:r>
     </w:p>
@@ -5452,11 +7353,15 @@
         <w:bidi w:val="0"/>
         <w:rPr>
           <w:rStyle w:val="4"/>
+          <w:rFonts w:hint="default" w:ascii="Times New Roman" w:hAnsi="Times New Roman" w:cs="Times New Roman"/>
+          <w:color w:val="auto"/>
         </w:rPr>
       </w:pPr>
       <w:r>
         <w:rPr>
           <w:rStyle w:val="4"/>
+          <w:rFonts w:hint="default" w:ascii="Times New Roman" w:hAnsi="Times New Roman" w:cs="Times New Roman"/>
+          <w:color w:val="auto"/>
         </w:rPr>
         <w:t>IMDb TSV.GZ</w:t>
       </w:r>
@@ -5471,11 +7376,15 @@
         <w:bidi w:val="0"/>
         <w:rPr>
           <w:rStyle w:val="4"/>
+          <w:rFonts w:hint="default" w:ascii="Times New Roman" w:hAnsi="Times New Roman" w:cs="Times New Roman"/>
+          <w:color w:val="auto"/>
         </w:rPr>
       </w:pPr>
       <w:r>
         <w:rPr>
           <w:rStyle w:val="4"/>
+          <w:rFonts w:hint="default" w:ascii="Times New Roman" w:hAnsi="Times New Roman" w:cs="Times New Roman"/>
+          <w:color w:val="auto"/>
         </w:rPr>
         <w:t xml:space="preserve">        ↓</w:t>
       </w:r>
@@ -5490,11 +7399,15 @@
         <w:bidi w:val="0"/>
         <w:rPr>
           <w:rStyle w:val="4"/>
+          <w:rFonts w:hint="default" w:ascii="Times New Roman" w:hAnsi="Times New Roman" w:cs="Times New Roman"/>
+          <w:color w:val="auto"/>
         </w:rPr>
       </w:pPr>
       <w:r>
         <w:rPr>
           <w:rStyle w:val="4"/>
+          <w:rFonts w:hint="default" w:ascii="Times New Roman" w:hAnsi="Times New Roman" w:cs="Times New Roman"/>
+          <w:color w:val="auto"/>
         </w:rPr>
         <w:t>DuckDB read_csv()</w:t>
       </w:r>
@@ -5509,11 +7422,15 @@
         <w:bidi w:val="0"/>
         <w:rPr>
           <w:rStyle w:val="4"/>
+          <w:rFonts w:hint="default" w:ascii="Times New Roman" w:hAnsi="Times New Roman" w:cs="Times New Roman"/>
+          <w:color w:val="auto"/>
         </w:rPr>
       </w:pPr>
       <w:r>
         <w:rPr>
           <w:rStyle w:val="4"/>
+          <w:rFonts w:hint="default" w:ascii="Times New Roman" w:hAnsi="Times New Roman" w:cs="Times New Roman"/>
+          <w:color w:val="auto"/>
         </w:rPr>
         <w:t xml:space="preserve">        ↓</w:t>
       </w:r>
@@ -5528,11 +7445,15 @@
         <w:bidi w:val="0"/>
         <w:rPr>
           <w:rStyle w:val="4"/>
+          <w:rFonts w:hint="default" w:ascii="Times New Roman" w:hAnsi="Times New Roman" w:cs="Times New Roman"/>
+          <w:color w:val="auto"/>
         </w:rPr>
       </w:pPr>
       <w:r>
         <w:rPr>
           <w:rStyle w:val="4"/>
+          <w:rFonts w:hint="default" w:ascii="Times New Roman" w:hAnsi="Times New Roman" w:cs="Times New Roman"/>
+          <w:color w:val="auto"/>
         </w:rPr>
         <w:t>COPY ... FORMAT PARQUET</w:t>
       </w:r>
@@ -5547,11 +7468,15 @@
         <w:bidi w:val="0"/>
         <w:rPr>
           <w:rStyle w:val="4"/>
+          <w:rFonts w:hint="default" w:ascii="Times New Roman" w:hAnsi="Times New Roman" w:cs="Times New Roman"/>
+          <w:color w:val="auto"/>
         </w:rPr>
       </w:pPr>
       <w:r>
         <w:rPr>
           <w:rStyle w:val="4"/>
+          <w:rFonts w:hint="default" w:ascii="Times New Roman" w:hAnsi="Times New Roman" w:cs="Times New Roman"/>
+          <w:color w:val="auto"/>
         </w:rPr>
         <w:t xml:space="preserve">        ↓</w:t>
       </w:r>
@@ -5564,10 +7489,16 @@
         <w:widowControl/>
         <w:suppressLineNumbers w:val="0"/>
         <w:bidi w:val="0"/>
+        <w:rPr>
+          <w:rFonts w:hint="default" w:ascii="Times New Roman" w:hAnsi="Times New Roman" w:cs="Times New Roman"/>
+          <w:color w:val="auto"/>
+        </w:rPr>
       </w:pPr>
       <w:r>
         <w:rPr>
           <w:rStyle w:val="4"/>
+          <w:rFonts w:hint="default" w:ascii="Times New Roman" w:hAnsi="Times New Roman" w:cs="Times New Roman"/>
+          <w:color w:val="auto"/>
         </w:rPr>
         <w:t>Parquet file</w:t>
       </w:r>
@@ -5581,8 +7512,16 @@
         <w:suppressLineNumbers w:val="0"/>
         <w:spacing w:before="0" w:beforeAutospacing="1" w:after="0" w:afterAutospacing="1"/>
         <w:ind w:left="0" w:right="0"/>
-      </w:pPr>
-      <w:r>
+        <w:rPr>
+          <w:rFonts w:hint="default" w:ascii="Times New Roman" w:hAnsi="Times New Roman" w:cs="Times New Roman"/>
+          <w:color w:val="auto"/>
+        </w:rPr>
+      </w:pPr>
+      <w:r>
+        <w:rPr>
+          <w:rFonts w:hint="default" w:ascii="Times New Roman" w:hAnsi="Times New Roman" w:cs="Times New Roman"/>
+          <w:color w:val="auto"/>
+        </w:rPr>
         <w:t>This allows DuckDB to handle the conversion without requiring the complete dataset to be stored inside a pandas DataFrame.</w:t>
       </w:r>
     </w:p>
@@ -5593,233 +7532,25 @@
         <w:keepLines w:val="0"/>
         <w:widowControl/>
         <w:suppressLineNumbers w:val="0"/>
+        <w:rPr>
+          <w:rFonts w:hint="default" w:ascii="Times New Roman" w:hAnsi="Times New Roman" w:cs="Times New Roman"/>
+          <w:color w:val="auto"/>
+        </w:rPr>
       </w:pPr>
       <w:r>
         <w:rPr>
           <w:rStyle w:val="8"/>
+          <w:rFonts w:hint="default" w:ascii="Times New Roman" w:hAnsi="Times New Roman" w:cs="Times New Roman"/>
+          <w:color w:val="auto"/>
         </w:rPr>
         <w:t>Lesson learned:</w:t>
       </w:r>
       <w:r>
+        <w:rPr>
+          <w:rFonts w:hint="default" w:ascii="Times New Roman" w:hAnsi="Times New Roman" w:cs="Times New Roman"/>
+          <w:color w:val="auto"/>
+        </w:rPr>
         <w:t xml:space="preserve"> large source files should be processed using tools that can efficiently stream or scan data rather than loading the full dataset into Python memory.</w:t>
-      </w:r>
-    </w:p>
-    <w:p>
-      <w:pPr>
-        <w:pStyle w:val="7"/>
-        <w:keepNext w:val="0"/>
-        <w:keepLines w:val="0"/>
-        <w:widowControl/>
-        <w:numPr>
-          <w:ilvl w:val="0"/>
-          <w:numId w:val="2"/>
-        </w:numPr>
-        <w:suppressLineNumbers w:val="0"/>
-        <w:ind w:left="420" w:leftChars="0" w:firstLine="0" w:firstLineChars="0"/>
-        <w:rPr>
-          <w:rFonts w:hint="default"/>
-          <w:b/>
-          <w:bCs/>
-          <w:sz w:val="28"/>
-          <w:szCs w:val="28"/>
-          <w:lang w:val="en-US"/>
-        </w:rPr>
-      </w:pPr>
-      <w:r>
-        <w:rPr>
-          <w:rFonts w:hint="default"/>
-          <w:b/>
-          <w:bCs/>
-          <w:sz w:val="28"/>
-          <w:szCs w:val="28"/>
-          <w:lang w:val="en-US"/>
-        </w:rPr>
-        <w:t>IMDb Null Handling</w:t>
-      </w:r>
-    </w:p>
-    <w:p>
-      <w:pPr>
-        <w:pStyle w:val="7"/>
-        <w:keepNext w:val="0"/>
-        <w:keepLines w:val="0"/>
-        <w:widowControl/>
-        <w:suppressLineNumbers w:val="0"/>
-        <w:spacing w:before="0" w:beforeAutospacing="1" w:after="0" w:afterAutospacing="1"/>
-        <w:ind w:left="0" w:right="0"/>
-      </w:pPr>
-      <w:r>
-        <w:t>IMDb represents missing values using:</w:t>
-      </w:r>
-    </w:p>
-    <w:p>
-      <w:pPr>
-        <w:pStyle w:val="5"/>
-        <w:keepNext w:val="0"/>
-        <w:keepLines w:val="0"/>
-        <w:widowControl/>
-        <w:suppressLineNumbers w:val="0"/>
-        <w:bidi w:val="0"/>
-      </w:pPr>
-      <w:r>
-        <w:rPr>
-          <w:rStyle w:val="4"/>
-        </w:rPr>
-        <w:t>\N</w:t>
-      </w:r>
-    </w:p>
-    <w:p>
-      <w:pPr>
-        <w:pStyle w:val="7"/>
-        <w:keepNext w:val="0"/>
-        <w:keepLines w:val="0"/>
-        <w:widowControl/>
-        <w:suppressLineNumbers w:val="0"/>
-        <w:spacing w:before="0" w:beforeAutospacing="1" w:after="0" w:afterAutospacing="1"/>
-        <w:ind w:left="0" w:right="0"/>
-      </w:pPr>
-      <w:r>
-        <w:t>If this value is not explicitly handled, it can incorrectly appear in the resulting dataset as a normal string rather than as a missing SQL value.</w:t>
-      </w:r>
-      <w:r>
-        <w:rPr>
-          <w:rFonts w:hint="default"/>
-          <w:lang w:val="en-US"/>
-        </w:rPr>
-        <w:t xml:space="preserve"> </w:t>
-      </w:r>
-      <w:r>
-        <w:t>The DuckDB CSV reader was therefore configured with:</w:t>
-      </w:r>
-    </w:p>
-    <w:p>
-      <w:pPr>
-        <w:pStyle w:val="5"/>
-        <w:keepNext w:val="0"/>
-        <w:keepLines w:val="0"/>
-        <w:widowControl/>
-        <w:suppressLineNumbers w:val="0"/>
-        <w:bidi w:val="0"/>
-      </w:pPr>
-      <w:r>
-        <w:rPr>
-          <w:rStyle w:val="4"/>
-        </w:rPr>
-        <w:t>nullstr = '\N'</w:t>
-      </w:r>
-    </w:p>
-    <w:p>
-      <w:pPr>
-        <w:pStyle w:val="7"/>
-        <w:keepNext w:val="0"/>
-        <w:keepLines w:val="0"/>
-        <w:widowControl/>
-        <w:suppressLineNumbers w:val="0"/>
-        <w:spacing w:before="0" w:beforeAutospacing="1" w:after="0" w:afterAutospacing="1"/>
-        <w:ind w:left="0" w:right="0"/>
-      </w:pPr>
-      <w:r>
-        <w:t>The ingestion logic also explicitly configures the IMDb tab-separated format.</w:t>
-      </w:r>
-      <w:r>
-        <w:rPr>
-          <w:rFonts w:hint="default"/>
-          <w:lang w:val="en-US"/>
-        </w:rPr>
-        <w:t xml:space="preserve"> </w:t>
-      </w:r>
-      <w:r>
-        <w:t>The relevant parsing options include:</w:t>
-      </w:r>
-    </w:p>
-    <w:p>
-      <w:pPr>
-        <w:pStyle w:val="5"/>
-        <w:keepNext w:val="0"/>
-        <w:keepLines w:val="0"/>
-        <w:widowControl/>
-        <w:suppressLineNumbers w:val="0"/>
-        <w:bidi w:val="0"/>
-        <w:rPr>
-          <w:rStyle w:val="4"/>
-        </w:rPr>
-      </w:pPr>
-      <w:r>
-        <w:rPr>
-          <w:rStyle w:val="4"/>
-        </w:rPr>
-        <w:t>delim = '\t'</w:t>
-      </w:r>
-    </w:p>
-    <w:p>
-      <w:pPr>
-        <w:pStyle w:val="5"/>
-        <w:keepNext w:val="0"/>
-        <w:keepLines w:val="0"/>
-        <w:widowControl/>
-        <w:suppressLineNumbers w:val="0"/>
-        <w:bidi w:val="0"/>
-        <w:rPr>
-          <w:rStyle w:val="4"/>
-        </w:rPr>
-      </w:pPr>
-      <w:r>
-        <w:rPr>
-          <w:rStyle w:val="4"/>
-        </w:rPr>
-        <w:t>header = true</w:t>
-      </w:r>
-    </w:p>
-    <w:p>
-      <w:pPr>
-        <w:pStyle w:val="5"/>
-        <w:keepNext w:val="0"/>
-        <w:keepLines w:val="0"/>
-        <w:widowControl/>
-        <w:suppressLineNumbers w:val="0"/>
-        <w:bidi w:val="0"/>
-        <w:rPr>
-          <w:rStyle w:val="4"/>
-        </w:rPr>
-      </w:pPr>
-      <w:r>
-        <w:rPr>
-          <w:rStyle w:val="4"/>
-        </w:rPr>
-        <w:t>nullstr = '\N'</w:t>
-      </w:r>
-    </w:p>
-    <w:p>
-      <w:pPr>
-        <w:pStyle w:val="5"/>
-        <w:keepNext w:val="0"/>
-        <w:keepLines w:val="0"/>
-        <w:widowControl/>
-        <w:suppressLineNumbers w:val="0"/>
-        <w:bidi w:val="0"/>
-      </w:pPr>
-      <w:r>
-        <w:rPr>
-          <w:rStyle w:val="4"/>
-        </w:rPr>
-        <w:t>quote = ''</w:t>
-      </w:r>
-    </w:p>
-    <w:p>
-      <w:pPr>
-        <w:pStyle w:val="7"/>
-        <w:keepNext w:val="0"/>
-        <w:keepLines w:val="0"/>
-        <w:widowControl/>
-        <w:suppressLineNumbers w:val="0"/>
-      </w:pPr>
-      <w:r>
-        <w:rPr>
-          <w:rStyle w:val="8"/>
-        </w:rPr>
-        <w:t>Lesson learned:</w:t>
-      </w:r>
-      <w:r>
-        <w:t xml:space="preserve"> external source formats should be described explicitly when their conventions differ from standard CSV assumptions.</w:t>
       </w:r>
     </w:p>
     <w:p>
@@ -5835,9 +7566,10 @@
         <w:suppressLineNumbers w:val="0"/>
         <w:ind w:left="420" w:leftChars="0" w:right="0" w:rightChars="0" w:firstLine="0" w:firstLineChars="0"/>
         <w:rPr>
-          <w:rFonts w:hint="default"/>
+          <w:rFonts w:hint="default" w:ascii="Times New Roman" w:hAnsi="Times New Roman" w:cs="Times New Roman"/>
           <w:b/>
           <w:bCs/>
+          <w:color w:val="auto"/>
           <w:sz w:val="28"/>
           <w:szCs w:val="28"/>
           <w:lang w:val="en-US"/>
@@ -5845,9 +7577,10 @@
       </w:pPr>
       <w:r>
         <w:rPr>
-          <w:rFonts w:hint="default"/>
+          <w:rFonts w:hint="default" w:ascii="Times New Roman" w:hAnsi="Times New Roman" w:cs="Times New Roman"/>
           <w:b/>
           <w:bCs/>
+          <w:color w:val="auto"/>
           <w:sz w:val="28"/>
           <w:szCs w:val="28"/>
           <w:lang w:val="en-US"/>
@@ -5864,80 +7597,125 @@
         <w:suppressLineNumbers w:val="0"/>
         <w:spacing w:before="0" w:beforeAutospacing="1" w:after="0" w:afterAutospacing="1"/>
         <w:ind w:left="0" w:right="0"/>
-      </w:pPr>
-      <w:r>
+        <w:rPr>
+          <w:rFonts w:hint="default" w:ascii="Times New Roman" w:hAnsi="Times New Roman" w:cs="Times New Roman"/>
+          <w:color w:val="auto"/>
+        </w:rPr>
+      </w:pPr>
+      <w:r>
+        <w:rPr>
+          <w:rFonts w:hint="default" w:ascii="Times New Roman" w:hAnsi="Times New Roman" w:cs="Times New Roman"/>
+          <w:color w:val="auto"/>
+        </w:rPr>
         <w:t xml:space="preserve">While generalizing the ingestion pipeline from </w:t>
       </w:r>
       <w:r>
         <w:rPr>
           <w:rStyle w:val="4"/>
+          <w:rFonts w:hint="default" w:ascii="Times New Roman" w:hAnsi="Times New Roman" w:cs="Times New Roman"/>
           <w:b/>
           <w:bCs/>
+          <w:color w:val="auto"/>
         </w:rPr>
         <w:t>title.ratings</w:t>
       </w:r>
       <w:r>
+        <w:rPr>
+          <w:rFonts w:hint="default" w:ascii="Times New Roman" w:hAnsi="Times New Roman" w:cs="Times New Roman"/>
+          <w:color w:val="auto"/>
+        </w:rPr>
         <w:t xml:space="preserve"> to the larger IMDb datasets, parsing and conversion problems occurred, particularly for </w:t>
       </w:r>
       <w:r>
         <w:rPr>
           <w:rStyle w:val="4"/>
+          <w:rFonts w:hint="default" w:ascii="Times New Roman" w:hAnsi="Times New Roman" w:cs="Times New Roman"/>
           <w:b/>
           <w:bCs/>
+          <w:color w:val="auto"/>
         </w:rPr>
         <w:t>title.principals</w:t>
       </w:r>
       <w:r>
+        <w:rPr>
+          <w:rFonts w:hint="default" w:ascii="Times New Roman" w:hAnsi="Times New Roman" w:cs="Times New Roman"/>
+          <w:color w:val="auto"/>
+        </w:rPr>
         <w:t>.</w:t>
       </w:r>
       <w:r>
         <w:rPr>
-          <w:rFonts w:hint="default"/>
+          <w:rFonts w:hint="default" w:ascii="Times New Roman" w:hAnsi="Times New Roman" w:cs="Times New Roman"/>
+          <w:color w:val="auto"/>
           <w:lang w:val="en-US"/>
         </w:rPr>
         <w:t xml:space="preserve"> </w:t>
       </w:r>
       <w:r>
+        <w:rPr>
+          <w:rFonts w:hint="default" w:ascii="Times New Roman" w:hAnsi="Times New Roman" w:cs="Times New Roman"/>
+          <w:color w:val="auto"/>
+        </w:rPr>
         <w:t>The DuckDB SQL used for the conversion was simplified and the source parsing settings were made explicit.</w:t>
       </w:r>
       <w:r>
         <w:rPr>
-          <w:rFonts w:hint="default"/>
+          <w:rFonts w:hint="default" w:ascii="Times New Roman" w:hAnsi="Times New Roman" w:cs="Times New Roman"/>
+          <w:color w:val="auto"/>
           <w:lang w:val="en-US"/>
         </w:rPr>
         <w:t xml:space="preserve"> </w:t>
       </w:r>
       <w:r>
+        <w:rPr>
+          <w:rFonts w:hint="default" w:ascii="Times New Roman" w:hAnsi="Times New Roman" w:cs="Times New Roman"/>
+          <w:color w:val="auto"/>
+        </w:rPr>
         <w:t xml:space="preserve">The final approach uses DuckDB's </w:t>
       </w:r>
       <w:r>
         <w:rPr>
           <w:rStyle w:val="4"/>
+          <w:rFonts w:hint="default" w:ascii="Times New Roman" w:hAnsi="Times New Roman" w:cs="Times New Roman"/>
+          <w:color w:val="auto"/>
         </w:rPr>
         <w:t>read_csv</w:t>
       </w:r>
       <w:r>
+        <w:rPr>
+          <w:rFonts w:hint="default" w:ascii="Times New Roman" w:hAnsi="Times New Roman" w:cs="Times New Roman"/>
+          <w:color w:val="auto"/>
+        </w:rPr>
         <w:t xml:space="preserve"> function together with </w:t>
       </w:r>
       <w:r>
         <w:rPr>
           <w:rStyle w:val="4"/>
+          <w:rFonts w:hint="default" w:ascii="Times New Roman" w:hAnsi="Times New Roman" w:cs="Times New Roman"/>
+          <w:color w:val="auto"/>
         </w:rPr>
         <w:t>COPY</w:t>
       </w:r>
       <w:r>
+        <w:rPr>
+          <w:rFonts w:hint="default" w:ascii="Times New Roman" w:hAnsi="Times New Roman" w:cs="Times New Roman"/>
+          <w:color w:val="auto"/>
+        </w:rPr>
         <w:t xml:space="preserve"> to write the result directly to Parquet.</w:t>
       </w:r>
       <w:r>
         <w:rPr>
-          <w:rFonts w:hint="default"/>
+          <w:rFonts w:hint="default" w:ascii="Times New Roman" w:hAnsi="Times New Roman" w:cs="Times New Roman"/>
+          <w:color w:val="auto"/>
           <w:lang w:val="en-US"/>
         </w:rPr>
         <w:t xml:space="preserve"> </w:t>
       </w:r>
-      <w:bookmarkStart w:id="0" w:name="_GoBack"/>
-      <w:bookmarkEnd w:id="0"/>
-      <w:r>
+      <w:r>
+        <w:rPr>
+          <w:rFonts w:hint="default" w:ascii="Times New Roman" w:hAnsi="Times New Roman" w:cs="Times New Roman"/>
+          <w:color w:val="auto"/>
+        </w:rPr>
         <w:t>This allowed the larger source files to complete successfully.</w:t>
       </w:r>
     </w:p>
@@ -5948,14 +7726,24 @@
         <w:keepLines w:val="0"/>
         <w:widowControl/>
         <w:suppressLineNumbers w:val="0"/>
+        <w:rPr>
+          <w:rFonts w:hint="default" w:ascii="Times New Roman" w:hAnsi="Times New Roman" w:cs="Times New Roman"/>
+          <w:color w:val="auto"/>
+        </w:rPr>
       </w:pPr>
       <w:r>
         <w:rPr>
           <w:rStyle w:val="8"/>
+          <w:rFonts w:hint="default" w:ascii="Times New Roman" w:hAnsi="Times New Roman" w:cs="Times New Roman"/>
+          <w:color w:val="auto"/>
         </w:rPr>
         <w:t>Lesson learned:</w:t>
       </w:r>
       <w:r>
+        <w:rPr>
+          <w:rFonts w:hint="default" w:ascii="Times New Roman" w:hAnsi="Times New Roman" w:cs="Times New Roman"/>
+          <w:color w:val="auto"/>
+        </w:rPr>
         <w:t xml:space="preserve"> implementing a complete vertical slice first made debugging easier because the ingestion design could be validated before applying it to every dataset.</w:t>
       </w:r>
     </w:p>
@@ -5966,14 +7754,16 @@
         <w:keepLines w:val="0"/>
         <w:widowControl/>
         <w:numPr>
+          <w:ilvl w:val="0"/>
           <w:numId w:val="0"/>
         </w:numPr>
         <w:suppressLineNumbers w:val="0"/>
         <w:ind w:left="420" w:leftChars="0" w:right="0" w:rightChars="0"/>
         <w:rPr>
-          <w:rFonts w:hint="default"/>
+          <w:rFonts w:hint="default" w:ascii="Times New Roman" w:hAnsi="Times New Roman" w:cs="Times New Roman"/>
           <w:b w:val="0"/>
           <w:bCs w:val="0"/>
+          <w:color w:val="auto"/>
           <w:sz w:val="24"/>
           <w:szCs w:val="24"/>
           <w:lang w:val="en-US"/>
@@ -5987,14 +7777,16 @@
         <w:keepLines w:val="0"/>
         <w:widowControl/>
         <w:numPr>
+          <w:ilvl w:val="0"/>
           <w:numId w:val="0"/>
         </w:numPr>
         <w:suppressLineNumbers w:val="0"/>
         <w:ind w:left="420" w:leftChars="0" w:right="0" w:rightChars="0"/>
         <w:rPr>
-          <w:rFonts w:hint="default"/>
+          <w:rFonts w:hint="default" w:ascii="Times New Roman" w:hAnsi="Times New Roman" w:cs="Times New Roman"/>
           <w:b w:val="0"/>
           <w:bCs w:val="0"/>
+          <w:color w:val="auto"/>
           <w:sz w:val="24"/>
           <w:szCs w:val="24"/>
           <w:lang w:val="en-US"/>
@@ -6008,14 +7800,16 @@
         <w:keepLines w:val="0"/>
         <w:widowControl/>
         <w:numPr>
+          <w:ilvl w:val="0"/>
           <w:numId w:val="0"/>
         </w:numPr>
         <w:suppressLineNumbers w:val="0"/>
         <w:ind w:right="0" w:rightChars="0"/>
         <w:rPr>
-          <w:rFonts w:hint="default"/>
+          <w:rFonts w:hint="default" w:ascii="Times New Roman" w:hAnsi="Times New Roman" w:cs="Times New Roman"/>
           <w:b/>
           <w:bCs/>
+          <w:color w:val="auto"/>
           <w:sz w:val="28"/>
           <w:szCs w:val="28"/>
           <w:lang w:val="en-US"/>
@@ -6023,9 +7817,10 @@
       </w:pPr>
       <w:r>
         <w:rPr>
-          <w:rFonts w:hint="default"/>
+          <w:rFonts w:hint="default" w:ascii="Times New Roman" w:hAnsi="Times New Roman" w:cs="Times New Roman"/>
           <w:b/>
           <w:bCs/>
+          <w:color w:val="auto"/>
           <w:sz w:val="28"/>
           <w:szCs w:val="28"/>
           <w:lang w:val="en-US"/>
@@ -6040,15 +7835,17 @@
         <w:keepLines w:val="0"/>
         <w:widowControl/>
         <w:numPr>
+          <w:ilvl w:val="0"/>
           <w:numId w:val="0"/>
         </w:numPr>
         <w:suppressLineNumbers w:val="0"/>
         <w:spacing w:before="0" w:beforeAutospacing="1" w:after="0" w:afterAutospacing="1"/>
         <w:ind w:left="420" w:leftChars="0" w:right="0" w:rightChars="0"/>
         <w:rPr>
-          <w:rFonts w:hint="default"/>
+          <w:rFonts w:hint="default" w:ascii="Times New Roman" w:hAnsi="Times New Roman" w:cs="Times New Roman"/>
           <w:b w:val="0"/>
           <w:bCs w:val="0"/>
+          <w:color w:val="auto"/>
           <w:sz w:val="28"/>
           <w:szCs w:val="28"/>
           <w:lang w:val="en-US"/>
@@ -6058,18 +7855,22 @@
     <w:p>
       <w:pPr>
         <w:numPr>
+          <w:ilvl w:val="0"/>
           <w:numId w:val="0"/>
         </w:numPr>
         <w:jc w:val="left"/>
         <w:rPr>
-          <w:rFonts w:hint="default" w:ascii="Times New Roman" w:hAnsi="Times New Roman" w:eastAsia="SimSun"/>
+          <w:rFonts w:hint="default" w:ascii="Times New Roman" w:hAnsi="Times New Roman" w:eastAsia="SimSun" w:cs="Times New Roman"/>
           <w:b w:val="0"/>
           <w:bCs w:val="0"/>
-          <w:sz w:val="24"/>
-          <w:szCs w:val="24"/>
-          <w:lang w:val="en-US"/>
-        </w:rPr>
-      </w:pPr>
+          <w:color w:val="auto"/>
+          <w:sz w:val="24"/>
+          <w:szCs w:val="24"/>
+          <w:lang w:val="en-US"/>
+        </w:rPr>
+      </w:pPr>
+      <w:bookmarkStart w:id="0" w:name="_GoBack"/>
+      <w:bookmarkEnd w:id="0"/>
     </w:p>
     <w:sectPr>
       <w:pgSz w:w="11906" w:h="16838"/>
@@ -6115,6 +7916,8 @@
       </w:pPr>
       <w:rPr>
         <w:rFonts w:hint="default"/>
+        <w:b w:val="0"/>
+        <w:bCs w:val="0"/>
       </w:rPr>
     </w:lvl>
     <w:lvl w:ilvl="2" w:tentative="0">

--- a/docs/project_documentation.docx
+++ b/docs/project_documentation.docx
@@ -681,6 +681,12 @@
             <w:insideH w:val="single" w:color="auto" w:sz="4" w:space="0"/>
             <w:insideV w:val="single" w:color="auto" w:sz="4" w:space="0"/>
           </w:tblBorders>
+          <w:tblCellMar>
+            <w:top w:w="0" w:type="dxa"/>
+            <w:left w:w="108" w:type="dxa"/>
+            <w:bottom w:w="0" w:type="dxa"/>
+            <w:right w:w="108" w:type="dxa"/>
+          </w:tblCellMar>
         </w:tblPrEx>
         <w:tc>
           <w:tcPr>
@@ -3421,7 +3427,9 @@
         </w:tblBorders>
         <w:tblLayout w:type="fixed"/>
         <w:tblCellMar>
+          <w:top w:w="0" w:type="dxa"/>
           <w:left w:w="108" w:type="dxa"/>
+          <w:bottom w:w="0" w:type="dxa"/>
           <w:right w:w="108" w:type="dxa"/>
         </w:tblCellMar>
       </w:tblPr>
@@ -3444,7 +3452,9 @@
             <w:insideV w:val="single" w:color="auto" w:sz="4" w:space="0"/>
           </w:tblBorders>
           <w:tblCellMar>
+            <w:top w:w="0" w:type="dxa"/>
             <w:left w:w="108" w:type="dxa"/>
+            <w:bottom w:w="0" w:type="dxa"/>
             <w:right w:w="108" w:type="dxa"/>
           </w:tblCellMar>
         </w:tblPrEx>
@@ -3454,6 +3464,7 @@
           </w:tcPr>
           <w:p>
             <w:pPr>
+              <w:widowControl w:val="0"/>
               <w:spacing w:beforeLines="0" w:afterLines="0"/>
               <w:jc w:val="center"/>
               <w:rPr>
@@ -3490,6 +3501,7 @@
           </w:tcPr>
           <w:p>
             <w:pPr>
+              <w:widowControl w:val="0"/>
               <w:spacing w:beforeLines="0" w:afterLines="0"/>
               <w:jc w:val="center"/>
               <w:rPr>
@@ -3526,6 +3538,7 @@
           </w:tcPr>
           <w:p>
             <w:pPr>
+              <w:widowControl w:val="0"/>
               <w:spacing w:beforeLines="0" w:afterLines="0"/>
               <w:jc w:val="center"/>
               <w:rPr>
@@ -3562,6 +3575,7 @@
           </w:tcPr>
           <w:p>
             <w:pPr>
+              <w:widowControl w:val="0"/>
               <w:spacing w:beforeLines="0" w:afterLines="0"/>
               <w:jc w:val="center"/>
               <w:rPr>
@@ -3598,6 +3612,7 @@
           </w:tcPr>
           <w:p>
             <w:pPr>
+              <w:widowControl w:val="0"/>
               <w:spacing w:beforeLines="0" w:afterLines="0"/>
               <w:jc w:val="center"/>
               <w:rPr>
@@ -3634,6 +3649,7 @@
           </w:tcPr>
           <w:p>
             <w:pPr>
+              <w:widowControl w:val="0"/>
               <w:spacing w:beforeLines="0" w:afterLines="0"/>
               <w:jc w:val="center"/>
               <w:rPr>
@@ -3676,7 +3692,9 @@
             <w:insideV w:val="single" w:color="auto" w:sz="4" w:space="0"/>
           </w:tblBorders>
           <w:tblCellMar>
+            <w:top w:w="0" w:type="dxa"/>
             <w:left w:w="108" w:type="dxa"/>
+            <w:bottom w:w="0" w:type="dxa"/>
             <w:right w:w="108" w:type="dxa"/>
           </w:tblCellMar>
         </w:tblPrEx>
@@ -3687,6 +3705,7 @@
           </w:tcPr>
           <w:p>
             <w:pPr>
+              <w:widowControl w:val="0"/>
               <w:spacing w:beforeLines="0" w:afterLines="0"/>
               <w:jc w:val="center"/>
               <w:rPr>
@@ -3723,6 +3742,7 @@
           </w:tcPr>
           <w:p>
             <w:pPr>
+              <w:widowControl w:val="0"/>
               <w:spacing w:beforeLines="0" w:afterLines="0"/>
               <w:jc w:val="center"/>
               <w:rPr>
@@ -3760,6 +3780,7 @@
           </w:tcPr>
           <w:p>
             <w:pPr>
+              <w:widowControl w:val="0"/>
               <w:spacing w:beforeLines="0" w:afterLines="0"/>
               <w:jc w:val="center"/>
               <w:rPr>
@@ -3797,6 +3818,7 @@
           </w:tcPr>
           <w:p>
             <w:pPr>
+              <w:widowControl w:val="0"/>
               <w:spacing w:beforeLines="0" w:afterLines="0"/>
               <w:jc w:val="center"/>
               <w:rPr>
@@ -3834,6 +3856,7 @@
           </w:tcPr>
           <w:p>
             <w:pPr>
+              <w:widowControl w:val="0"/>
               <w:spacing w:beforeLines="0" w:afterLines="0"/>
               <w:jc w:val="center"/>
               <w:rPr>
@@ -3871,6 +3894,7 @@
           </w:tcPr>
           <w:p>
             <w:pPr>
+              <w:widowControl w:val="0"/>
               <w:spacing w:beforeLines="0" w:afterLines="0"/>
               <w:jc w:val="center"/>
               <w:rPr>
@@ -3913,7 +3937,9 @@
             <w:insideV w:val="single" w:color="auto" w:sz="4" w:space="0"/>
           </w:tblBorders>
           <w:tblCellMar>
+            <w:top w:w="0" w:type="dxa"/>
             <w:left w:w="108" w:type="dxa"/>
+            <w:bottom w:w="0" w:type="dxa"/>
             <w:right w:w="108" w:type="dxa"/>
           </w:tblCellMar>
         </w:tblPrEx>
@@ -3924,6 +3950,7 @@
           </w:tcPr>
           <w:p>
             <w:pPr>
+              <w:widowControl w:val="0"/>
               <w:spacing w:beforeLines="0" w:afterLines="0"/>
               <w:jc w:val="center"/>
               <w:rPr>
@@ -3960,6 +3987,7 @@
           </w:tcPr>
           <w:p>
             <w:pPr>
+              <w:widowControl w:val="0"/>
               <w:spacing w:beforeLines="0" w:afterLines="0"/>
               <w:jc w:val="center"/>
               <w:rPr>
@@ -3997,6 +4025,7 @@
           </w:tcPr>
           <w:p>
             <w:pPr>
+              <w:widowControl w:val="0"/>
               <w:spacing w:beforeLines="0" w:afterLines="0"/>
               <w:jc w:val="center"/>
               <w:rPr>
@@ -4034,6 +4063,7 @@
           </w:tcPr>
           <w:p>
             <w:pPr>
+              <w:widowControl w:val="0"/>
               <w:spacing w:beforeLines="0" w:afterLines="0"/>
               <w:jc w:val="center"/>
               <w:rPr>
@@ -4071,6 +4101,7 @@
           </w:tcPr>
           <w:p>
             <w:pPr>
+              <w:widowControl w:val="0"/>
               <w:spacing w:beforeLines="0" w:afterLines="0"/>
               <w:jc w:val="center"/>
               <w:rPr>
@@ -4108,6 +4139,7 @@
           </w:tcPr>
           <w:p>
             <w:pPr>
+              <w:widowControl w:val="0"/>
               <w:spacing w:beforeLines="0" w:afterLines="0"/>
               <w:jc w:val="center"/>
               <w:rPr>
@@ -4150,7 +4182,9 @@
             <w:insideV w:val="single" w:color="auto" w:sz="4" w:space="0"/>
           </w:tblBorders>
           <w:tblCellMar>
+            <w:top w:w="0" w:type="dxa"/>
             <w:left w:w="108" w:type="dxa"/>
+            <w:bottom w:w="0" w:type="dxa"/>
             <w:right w:w="108" w:type="dxa"/>
           </w:tblCellMar>
         </w:tblPrEx>
@@ -4161,6 +4195,7 @@
           </w:tcPr>
           <w:p>
             <w:pPr>
+              <w:widowControl w:val="0"/>
               <w:spacing w:beforeLines="0" w:afterLines="0"/>
               <w:jc w:val="center"/>
               <w:rPr>
@@ -4197,6 +4232,7 @@
           </w:tcPr>
           <w:p>
             <w:pPr>
+              <w:widowControl w:val="0"/>
               <w:spacing w:beforeLines="0" w:afterLines="0"/>
               <w:jc w:val="center"/>
               <w:rPr>
@@ -4234,6 +4270,7 @@
           </w:tcPr>
           <w:p>
             <w:pPr>
+              <w:widowControl w:val="0"/>
               <w:spacing w:beforeLines="0" w:afterLines="0"/>
               <w:jc w:val="center"/>
               <w:rPr>
@@ -4271,6 +4308,7 @@
           </w:tcPr>
           <w:p>
             <w:pPr>
+              <w:widowControl w:val="0"/>
               <w:spacing w:beforeLines="0" w:afterLines="0"/>
               <w:jc w:val="center"/>
               <w:rPr>
@@ -4308,6 +4346,7 @@
           </w:tcPr>
           <w:p>
             <w:pPr>
+              <w:widowControl w:val="0"/>
               <w:spacing w:beforeLines="0" w:afterLines="0"/>
               <w:jc w:val="center"/>
               <w:rPr>
@@ -4345,6 +4384,7 @@
           </w:tcPr>
           <w:p>
             <w:pPr>
+              <w:widowControl w:val="0"/>
               <w:spacing w:beforeLines="0" w:afterLines="0"/>
               <w:jc w:val="center"/>
               <w:rPr>
@@ -4387,7 +4427,9 @@
             <w:insideV w:val="single" w:color="auto" w:sz="4" w:space="0"/>
           </w:tblBorders>
           <w:tblCellMar>
+            <w:top w:w="0" w:type="dxa"/>
             <w:left w:w="108" w:type="dxa"/>
+            <w:bottom w:w="0" w:type="dxa"/>
             <w:right w:w="108" w:type="dxa"/>
           </w:tblCellMar>
         </w:tblPrEx>
@@ -4398,6 +4440,7 @@
           </w:tcPr>
           <w:p>
             <w:pPr>
+              <w:widowControl w:val="0"/>
               <w:spacing w:beforeLines="0" w:afterLines="0"/>
               <w:jc w:val="center"/>
               <w:rPr>
@@ -4434,6 +4477,7 @@
           </w:tcPr>
           <w:p>
             <w:pPr>
+              <w:widowControl w:val="0"/>
               <w:spacing w:beforeLines="0" w:afterLines="0"/>
               <w:jc w:val="center"/>
               <w:rPr>
@@ -4471,6 +4515,7 @@
           </w:tcPr>
           <w:p>
             <w:pPr>
+              <w:widowControl w:val="0"/>
               <w:spacing w:beforeLines="0" w:afterLines="0"/>
               <w:jc w:val="center"/>
               <w:rPr>
@@ -4508,6 +4553,7 @@
           </w:tcPr>
           <w:p>
             <w:pPr>
+              <w:widowControl w:val="0"/>
               <w:spacing w:beforeLines="0" w:afterLines="0"/>
               <w:jc w:val="center"/>
               <w:rPr>
@@ -4545,6 +4591,7 @@
           </w:tcPr>
           <w:p>
             <w:pPr>
+              <w:widowControl w:val="0"/>
               <w:spacing w:beforeLines="0" w:afterLines="0"/>
               <w:jc w:val="center"/>
               <w:rPr>
@@ -4582,6 +4629,7 @@
           </w:tcPr>
           <w:p>
             <w:pPr>
+              <w:widowControl w:val="0"/>
               <w:spacing w:beforeLines="0" w:afterLines="0"/>
               <w:jc w:val="center"/>
               <w:rPr>
@@ -4624,7 +4672,9 @@
             <w:insideV w:val="single" w:color="auto" w:sz="4" w:space="0"/>
           </w:tblBorders>
           <w:tblCellMar>
+            <w:top w:w="0" w:type="dxa"/>
             <w:left w:w="108" w:type="dxa"/>
+            <w:bottom w:w="0" w:type="dxa"/>
             <w:right w:w="108" w:type="dxa"/>
           </w:tblCellMar>
         </w:tblPrEx>
@@ -4635,6 +4685,7 @@
           </w:tcPr>
           <w:p>
             <w:pPr>
+              <w:widowControl w:val="0"/>
               <w:spacing w:beforeLines="0" w:afterLines="0"/>
               <w:jc w:val="center"/>
               <w:rPr>
@@ -4671,6 +4722,7 @@
           </w:tcPr>
           <w:p>
             <w:pPr>
+              <w:widowControl w:val="0"/>
               <w:spacing w:beforeLines="0" w:afterLines="0"/>
               <w:jc w:val="center"/>
               <w:rPr>
@@ -4708,6 +4760,7 @@
           </w:tcPr>
           <w:p>
             <w:pPr>
+              <w:widowControl w:val="0"/>
               <w:spacing w:beforeLines="0" w:afterLines="0"/>
               <w:jc w:val="center"/>
               <w:rPr>
@@ -4745,6 +4798,7 @@
           </w:tcPr>
           <w:p>
             <w:pPr>
+              <w:widowControl w:val="0"/>
               <w:spacing w:beforeLines="0" w:afterLines="0"/>
               <w:jc w:val="center"/>
               <w:rPr>
@@ -4782,6 +4836,7 @@
           </w:tcPr>
           <w:p>
             <w:pPr>
+              <w:widowControl w:val="0"/>
               <w:spacing w:beforeLines="0" w:afterLines="0"/>
               <w:jc w:val="center"/>
               <w:rPr>
@@ -4819,6 +4874,7 @@
           </w:tcPr>
           <w:p>
             <w:pPr>
+              <w:widowControl w:val="0"/>
               <w:spacing w:beforeLines="0" w:afterLines="0"/>
               <w:jc w:val="center"/>
               <w:rPr>
@@ -4861,7 +4917,9 @@
             <w:insideV w:val="single" w:color="auto" w:sz="4" w:space="0"/>
           </w:tblBorders>
           <w:tblCellMar>
+            <w:top w:w="0" w:type="dxa"/>
             <w:left w:w="108" w:type="dxa"/>
+            <w:bottom w:w="0" w:type="dxa"/>
             <w:right w:w="108" w:type="dxa"/>
           </w:tblCellMar>
         </w:tblPrEx>
@@ -4872,6 +4930,7 @@
           </w:tcPr>
           <w:p>
             <w:pPr>
+              <w:widowControl w:val="0"/>
               <w:spacing w:beforeLines="0" w:afterLines="0"/>
               <w:jc w:val="center"/>
               <w:rPr>
@@ -4908,6 +4967,7 @@
           </w:tcPr>
           <w:p>
             <w:pPr>
+              <w:widowControl w:val="0"/>
               <w:spacing w:beforeLines="0" w:afterLines="0"/>
               <w:jc w:val="center"/>
               <w:rPr>
@@ -4945,6 +5005,7 @@
           </w:tcPr>
           <w:p>
             <w:pPr>
+              <w:widowControl w:val="0"/>
               <w:spacing w:beforeLines="0" w:afterLines="0"/>
               <w:jc w:val="center"/>
               <w:rPr>
@@ -4982,6 +5043,7 @@
           </w:tcPr>
           <w:p>
             <w:pPr>
+              <w:widowControl w:val="0"/>
               <w:spacing w:beforeLines="0" w:afterLines="0"/>
               <w:jc w:val="center"/>
               <w:rPr>
@@ -5019,6 +5081,7 @@
           </w:tcPr>
           <w:p>
             <w:pPr>
+              <w:widowControl w:val="0"/>
               <w:spacing w:beforeLines="0" w:afterLines="0"/>
               <w:jc w:val="center"/>
               <w:rPr>
@@ -5056,6 +5119,7 @@
           </w:tcPr>
           <w:p>
             <w:pPr>
+              <w:widowControl w:val="0"/>
               <w:spacing w:beforeLines="0" w:afterLines="0"/>
               <w:jc w:val="center"/>
               <w:rPr>
@@ -5098,7 +5162,9 @@
             <w:insideV w:val="single" w:color="auto" w:sz="4" w:space="0"/>
           </w:tblBorders>
           <w:tblCellMar>
+            <w:top w:w="0" w:type="dxa"/>
             <w:left w:w="108" w:type="dxa"/>
+            <w:bottom w:w="0" w:type="dxa"/>
             <w:right w:w="108" w:type="dxa"/>
           </w:tblCellMar>
         </w:tblPrEx>
@@ -5109,6 +5175,7 @@
           </w:tcPr>
           <w:p>
             <w:pPr>
+              <w:widowControl w:val="0"/>
               <w:spacing w:beforeLines="0" w:afterLines="0"/>
               <w:jc w:val="center"/>
               <w:rPr>
@@ -5145,6 +5212,7 @@
           </w:tcPr>
           <w:p>
             <w:pPr>
+              <w:widowControl w:val="0"/>
               <w:spacing w:beforeLines="0" w:afterLines="0"/>
               <w:jc w:val="center"/>
               <w:rPr>
@@ -5182,6 +5250,7 @@
           </w:tcPr>
           <w:p>
             <w:pPr>
+              <w:widowControl w:val="0"/>
               <w:spacing w:beforeLines="0" w:afterLines="0"/>
               <w:jc w:val="center"/>
               <w:rPr>
@@ -5219,6 +5288,7 @@
           </w:tcPr>
           <w:p>
             <w:pPr>
+              <w:widowControl w:val="0"/>
               <w:spacing w:beforeLines="0" w:afterLines="0"/>
               <w:jc w:val="center"/>
               <w:rPr>
@@ -5256,6 +5326,7 @@
           </w:tcPr>
           <w:p>
             <w:pPr>
+              <w:widowControl w:val="0"/>
               <w:spacing w:beforeLines="0" w:afterLines="0"/>
               <w:jc w:val="center"/>
               <w:rPr>
@@ -5293,6 +5364,7 @@
           </w:tcPr>
           <w:p>
             <w:pPr>
+              <w:widowControl w:val="0"/>
               <w:spacing w:beforeLines="0" w:afterLines="0"/>
               <w:jc w:val="center"/>
               <w:rPr>
@@ -5328,6 +5400,7 @@
     <w:p>
       <w:pPr>
         <w:numPr>
+          <w:ilvl w:val="0"/>
           <w:numId w:val="0"/>
         </w:numPr>
         <w:jc w:val="left"/>
@@ -5346,6 +5419,7 @@
     <w:p>
       <w:pPr>
         <w:numPr>
+          <w:ilvl w:val="0"/>
           <w:numId w:val="0"/>
         </w:numPr>
         <w:jc w:val="left"/>
@@ -5377,10 +5451,136 @@
     <w:p>
       <w:pPr>
         <w:numPr>
+          <w:ilvl w:val="0"/>
           <w:numId w:val="0"/>
         </w:numPr>
         <w:jc w:val="left"/>
         <w:rPr>
+          <w:rFonts w:hint="default" w:ascii="Times New Roman" w:hAnsi="Times New Roman" w:eastAsia="SimSun" w:cs="Times New Roman"/>
+          <w:b w:val="0"/>
+          <w:bCs w:val="0"/>
+          <w:color w:val="auto"/>
+          <w:sz w:val="24"/>
+          <w:szCs w:val="24"/>
+          <w:u w:val="none"/>
+          <w:lang w:val="en-US"/>
+        </w:rPr>
+      </w:pPr>
+    </w:p>
+    <w:p>
+      <w:pPr>
+        <w:numPr>
+          <w:ilvl w:val="0"/>
+          <w:numId w:val="0"/>
+        </w:numPr>
+        <w:jc w:val="left"/>
+        <w:rPr>
+          <w:rFonts w:hint="default" w:ascii="Times New Roman" w:hAnsi="Times New Roman" w:eastAsia="SimSun" w:cs="Times New Roman"/>
+          <w:b w:val="0"/>
+          <w:bCs w:val="0"/>
+          <w:color w:val="auto"/>
+          <w:sz w:val="24"/>
+          <w:szCs w:val="24"/>
+          <w:u w:val="none"/>
+          <w:lang w:val="en-US"/>
+        </w:rPr>
+      </w:pPr>
+    </w:p>
+    <w:p>
+      <w:pPr>
+        <w:numPr>
+          <w:ilvl w:val="0"/>
+          <w:numId w:val="0"/>
+        </w:numPr>
+        <w:jc w:val="left"/>
+        <w:rPr>
+          <w:rFonts w:hint="default" w:ascii="Times New Roman" w:hAnsi="Times New Roman" w:eastAsia="SimSun" w:cs="Times New Roman"/>
+          <w:b w:val="0"/>
+          <w:bCs w:val="0"/>
+          <w:color w:val="auto"/>
+          <w:sz w:val="24"/>
+          <w:szCs w:val="24"/>
+          <w:u w:val="none"/>
+          <w:lang w:val="en-US"/>
+        </w:rPr>
+      </w:pPr>
+      <w:r>
+        <w:rPr>
+          <w:rFonts w:hint="default" w:ascii="Times New Roman" w:hAnsi="Times New Roman" w:eastAsia="SimSun" w:cs="Times New Roman"/>
+          <w:b w:val="0"/>
+          <w:bCs w:val="0"/>
+          <w:color w:val="auto"/>
+          <w:sz w:val="24"/>
+          <w:szCs w:val="24"/>
+          <w:u w:val="none"/>
+          <w:lang w:val="en-US"/>
+        </w:rPr>
+        <w:drawing>
+          <wp:inline distT="0" distB="0" distL="114300" distR="114300">
+            <wp:extent cx="5724525" cy="3209925"/>
+            <wp:effectExtent l="0" t="0" r="9525" b="9525"/>
+            <wp:docPr id="3" name="Picture 3" descr="Subscription Viewing-2026-08-21-103443"/>
+            <wp:cNvGraphicFramePr>
+              <a:graphicFrameLocks xmlns:a="http://schemas.openxmlformats.org/drawingml/2006/main" noChangeAspect="1"/>
+            </wp:cNvGraphicFramePr>
+            <a:graphic xmlns:a="http://schemas.openxmlformats.org/drawingml/2006/main">
+              <a:graphicData uri="http://schemas.openxmlformats.org/drawingml/2006/picture">
+                <pic:pic xmlns:pic="http://schemas.openxmlformats.org/drawingml/2006/picture">
+                  <pic:nvPicPr>
+                    <pic:cNvPr id="3" name="Picture 3" descr="Subscription Viewing-2026-08-21-103443"/>
+                    <pic:cNvPicPr>
+                      <a:picLocks noChangeAspect="1"/>
+                    </pic:cNvPicPr>
+                  </pic:nvPicPr>
+                  <pic:blipFill>
+                    <a:blip r:embed="rId4"/>
+                    <a:stretch>
+                      <a:fillRect/>
+                    </a:stretch>
+                  </pic:blipFill>
+                  <pic:spPr>
+                    <a:xfrm>
+                      <a:off x="0" y="0"/>
+                      <a:ext cx="5724525" cy="3209925"/>
+                    </a:xfrm>
+                    <a:prstGeom prst="rect">
+                      <a:avLst/>
+                    </a:prstGeom>
+                  </pic:spPr>
+                </pic:pic>
+              </a:graphicData>
+            </a:graphic>
+          </wp:inline>
+        </w:drawing>
+      </w:r>
+    </w:p>
+    <w:p>
+      <w:pPr>
+        <w:numPr>
+          <w:ilvl w:val="0"/>
+          <w:numId w:val="0"/>
+        </w:numPr>
+        <w:jc w:val="left"/>
+        <w:rPr>
+          <w:rFonts w:hint="default" w:ascii="Times New Roman" w:hAnsi="Times New Roman" w:eastAsia="SimSun" w:cs="Times New Roman"/>
+          <w:b w:val="0"/>
+          <w:bCs w:val="0"/>
+          <w:color w:val="auto"/>
+          <w:sz w:val="24"/>
+          <w:szCs w:val="24"/>
+          <w:u w:val="none"/>
+          <w:lang w:val="en-US"/>
+        </w:rPr>
+      </w:pPr>
+    </w:p>
+    <w:p>
+      <w:pPr>
+        <w:numPr>
+          <w:ilvl w:val="0"/>
+          <w:numId w:val="0"/>
+        </w:numPr>
+        <w:jc w:val="left"/>
+        <w:rPr>
           <w:rFonts w:hint="default" w:ascii="Times New Roman" w:hAnsi="Times New Roman" w:eastAsia="SimSun"/>
           <w:b w:val="0"/>
           <w:bCs w:val="0"/>
@@ -5391,17 +5591,161 @@
           <w:lang w:val="en-US"/>
         </w:rPr>
       </w:pPr>
+      <w:r>
+        <w:rPr>
+          <w:rFonts w:hint="default" w:ascii="Times New Roman" w:hAnsi="Times New Roman" w:eastAsia="SimSun"/>
+          <w:b w:val="0"/>
+          <w:bCs w:val="0"/>
+          <w:color w:val="auto"/>
+          <w:sz w:val="24"/>
+          <w:szCs w:val="24"/>
+          <w:u w:val="none"/>
+          <w:lang w:val="en-US"/>
+        </w:rPr>
+        <w:t xml:space="preserve">The dimensional model centers on </w:t>
+      </w:r>
+      <w:r>
+        <w:rPr>
+          <w:rFonts w:hint="default" w:ascii="Times New Roman" w:hAnsi="Times New Roman" w:eastAsia="SimSun"/>
+          <w:b w:val="0"/>
+          <w:bCs w:val="0"/>
+          <w:color w:val="auto"/>
+          <w:sz w:val="24"/>
+          <w:szCs w:val="24"/>
+          <w:u w:val="single"/>
+          <w:lang w:val="en-US"/>
+        </w:rPr>
+        <w:t>fct_title_ratings</w:t>
+      </w:r>
+      <w:r>
+        <w:rPr>
+          <w:rFonts w:hint="default" w:ascii="Times New Roman" w:hAnsi="Times New Roman" w:eastAsia="SimSun"/>
+          <w:b w:val="0"/>
+          <w:bCs w:val="0"/>
+          <w:color w:val="auto"/>
+          <w:sz w:val="24"/>
+          <w:szCs w:val="24"/>
+          <w:u w:val="none"/>
+          <w:lang w:val="en-US"/>
+        </w:rPr>
+        <w:t xml:space="preserve">, which connects directly to </w:t>
+      </w:r>
+      <w:r>
+        <w:rPr>
+          <w:rFonts w:hint="default" w:ascii="Times New Roman" w:hAnsi="Times New Roman" w:eastAsia="SimSun"/>
+          <w:b w:val="0"/>
+          <w:bCs w:val="0"/>
+          <w:color w:val="auto"/>
+          <w:sz w:val="24"/>
+          <w:szCs w:val="24"/>
+          <w:u w:val="single"/>
+          <w:lang w:val="en-US"/>
+        </w:rPr>
+        <w:t>dim_title</w:t>
+      </w:r>
+      <w:r>
+        <w:rPr>
+          <w:rFonts w:hint="default" w:ascii="Times New Roman" w:hAnsi="Times New Roman" w:eastAsia="SimSun"/>
+          <w:b w:val="0"/>
+          <w:bCs w:val="0"/>
+          <w:color w:val="auto"/>
+          <w:sz w:val="24"/>
+          <w:szCs w:val="24"/>
+          <w:u w:val="none"/>
+          <w:lang w:val="en-US"/>
+        </w:rPr>
+        <w:t xml:space="preserve"> and </w:t>
+      </w:r>
+      <w:r>
+        <w:rPr>
+          <w:rFonts w:hint="default" w:ascii="Times New Roman" w:hAnsi="Times New Roman" w:eastAsia="SimSun"/>
+          <w:b w:val="0"/>
+          <w:bCs w:val="0"/>
+          <w:color w:val="auto"/>
+          <w:sz w:val="24"/>
+          <w:szCs w:val="24"/>
+          <w:u w:val="single"/>
+          <w:lang w:val="en-US"/>
+        </w:rPr>
+        <w:t>dim_year</w:t>
+      </w:r>
+      <w:r>
+        <w:rPr>
+          <w:rFonts w:hint="default" w:ascii="Times New Roman" w:hAnsi="Times New Roman" w:eastAsia="SimSun"/>
+          <w:b w:val="0"/>
+          <w:bCs w:val="0"/>
+          <w:color w:val="auto"/>
+          <w:sz w:val="24"/>
+          <w:szCs w:val="24"/>
+          <w:u w:val="none"/>
+          <w:lang w:val="en-US"/>
+        </w:rPr>
+        <w:t xml:space="preserve">. Many-to-many relationships between titles and genres or people are resolved through </w:t>
+      </w:r>
+      <w:r>
+        <w:rPr>
+          <w:rFonts w:hint="default" w:ascii="Times New Roman" w:hAnsi="Times New Roman" w:eastAsia="SimSun"/>
+          <w:b w:val="0"/>
+          <w:bCs w:val="0"/>
+          <w:color w:val="auto"/>
+          <w:sz w:val="24"/>
+          <w:szCs w:val="24"/>
+          <w:u w:val="single"/>
+          <w:lang w:val="en-US"/>
+        </w:rPr>
+        <w:t>bridge_title_genre</w:t>
+      </w:r>
+      <w:r>
+        <w:rPr>
+          <w:rFonts w:hint="default" w:ascii="Times New Roman" w:hAnsi="Times New Roman" w:eastAsia="SimSun"/>
+          <w:b w:val="0"/>
+          <w:bCs w:val="0"/>
+          <w:color w:val="auto"/>
+          <w:sz w:val="24"/>
+          <w:szCs w:val="24"/>
+          <w:u w:val="none"/>
+          <w:lang w:val="en-US"/>
+        </w:rPr>
+        <w:t xml:space="preserve"> and</w:t>
+      </w:r>
+      <w:r>
+        <w:rPr>
+          <w:rFonts w:hint="default" w:ascii="Times New Roman" w:hAnsi="Times New Roman" w:eastAsia="SimSun"/>
+          <w:b w:val="0"/>
+          <w:bCs w:val="0"/>
+          <w:color w:val="auto"/>
+          <w:sz w:val="24"/>
+          <w:szCs w:val="24"/>
+          <w:u w:val="single"/>
+          <w:lang w:val="en-US"/>
+        </w:rPr>
+        <w:t xml:space="preserve"> bridge_title_crew</w:t>
+      </w:r>
+      <w:r>
+        <w:rPr>
+          <w:rFonts w:hint="default" w:ascii="Times New Roman" w:hAnsi="Times New Roman" w:eastAsia="SimSun"/>
+          <w:b w:val="0"/>
+          <w:bCs w:val="0"/>
+          <w:color w:val="auto"/>
+          <w:sz w:val="24"/>
+          <w:szCs w:val="24"/>
+          <w:u w:val="none"/>
+          <w:lang w:val="en-US"/>
+        </w:rPr>
+        <w:t>.</w:t>
+      </w:r>
     </w:p>
     <w:p>
       <w:pPr>
         <w:numPr>
+          <w:ilvl w:val="0"/>
           <w:numId w:val="0"/>
         </w:numPr>
         <w:jc w:val="left"/>
         <w:rPr>
           <w:rFonts w:hint="default" w:ascii="Times New Roman" w:hAnsi="Times New Roman" w:eastAsia="SimSun"/>
-          <w:b/>
-          <w:bCs/>
+          <w:b w:val="0"/>
+          <w:bCs w:val="0"/>
           <w:color w:val="auto"/>
           <w:sz w:val="24"/>
           <w:szCs w:val="24"/>
@@ -5409,7 +5753,14 @@
           <w:lang w:val="en-US"/>
         </w:rPr>
       </w:pPr>
-      <w:r>
+    </w:p>
+    <w:p>
+      <w:pPr>
+        <w:numPr>
+          <w:ilvl w:val="0"/>
+          <w:numId w:val="0"/>
+        </w:numPr>
+        <w:jc w:val="left"/>
         <w:rPr>
           <w:rFonts w:hint="default" w:ascii="Times New Roman" w:hAnsi="Times New Roman" w:eastAsia="SimSun"/>
           <w:b/>
@@ -5420,12 +5771,25 @@
           <w:u w:val="none"/>
           <w:lang w:val="en-US"/>
         </w:rPr>
+      </w:pPr>
+      <w:r>
+        <w:rPr>
+          <w:rFonts w:hint="default" w:ascii="Times New Roman" w:hAnsi="Times New Roman" w:eastAsia="SimSun"/>
+          <w:b/>
+          <w:bCs/>
+          <w:color w:val="auto"/>
+          <w:sz w:val="24"/>
+          <w:szCs w:val="24"/>
+          <w:u w:val="none"/>
+          <w:lang w:val="en-US"/>
+        </w:rPr>
         <w:t>SCD Type 2 Historical Tracking</w:t>
       </w:r>
     </w:p>
     <w:p>
       <w:pPr>
         <w:numPr>
+          <w:ilvl w:val="0"/>
           <w:numId w:val="0"/>
         </w:numPr>
         <w:jc w:val="left"/>
@@ -5444,6 +5808,7 @@
     <w:p>
       <w:pPr>
         <w:numPr>
+          <w:ilvl w:val="0"/>
           <w:numId w:val="0"/>
         </w:numPr>
         <w:jc w:val="left"/>
@@ -5592,6 +5957,7 @@
     <w:p>
       <w:pPr>
         <w:numPr>
+          <w:ilvl w:val="0"/>
           <w:numId w:val="0"/>
         </w:numPr>
         <w:jc w:val="left"/>
@@ -5769,6 +6135,12 @@
             <w:insideH w:val="single" w:color="auto" w:sz="4" w:space="0"/>
             <w:insideV w:val="single" w:color="auto" w:sz="4" w:space="0"/>
           </w:tblBorders>
+          <w:tblCellMar>
+            <w:top w:w="0" w:type="dxa"/>
+            <w:left w:w="108" w:type="dxa"/>
+            <w:bottom w:w="0" w:type="dxa"/>
+            <w:right w:w="108" w:type="dxa"/>
+          </w:tblCellMar>
         </w:tblPrEx>
         <w:tc>
           <w:tcPr>
@@ -6625,12 +6997,6 @@
             <w:insideH w:val="single" w:color="auto" w:sz="4" w:space="0"/>
             <w:insideV w:val="single" w:color="auto" w:sz="4" w:space="0"/>
           </w:tblBorders>
-          <w:tblCellMar>
-            <w:top w:w="0" w:type="dxa"/>
-            <w:left w:w="108" w:type="dxa"/>
-            <w:bottom w:w="0" w:type="dxa"/>
-            <w:right w:w="108" w:type="dxa"/>
-          </w:tblCellMar>
         </w:tblPrEx>
         <w:tc>
           <w:tcPr>
@@ -7221,6 +7587,4528 @@
           <w:szCs w:val="32"/>
           <w:lang w:val="en-US"/>
         </w:rPr>
+        <w:t>Airflow DAG Explanation</w:t>
+      </w:r>
+    </w:p>
+    <w:p>
+      <w:pPr>
+        <w:numPr>
+          <w:ilvl w:val="0"/>
+          <w:numId w:val="0"/>
+        </w:numPr>
+        <w:ind w:leftChars="0"/>
+        <w:jc w:val="left"/>
+        <w:rPr>
+          <w:rFonts w:hint="default" w:ascii="Times New Roman" w:hAnsi="Times New Roman" w:eastAsia="SimSun" w:cs="Times New Roman"/>
+          <w:b w:val="0"/>
+          <w:bCs w:val="0"/>
+          <w:color w:val="auto"/>
+          <w:sz w:val="24"/>
+          <w:szCs w:val="24"/>
+          <w:lang w:val="en-US"/>
+        </w:rPr>
+      </w:pPr>
+    </w:p>
+    <w:p>
+      <w:pPr>
+        <w:numPr>
+          <w:ilvl w:val="0"/>
+          <w:numId w:val="0"/>
+        </w:numPr>
+        <w:ind w:leftChars="0"/>
+        <w:jc w:val="left"/>
+        <w:rPr>
+          <w:rFonts w:hint="default" w:ascii="Times New Roman" w:hAnsi="Times New Roman" w:eastAsia="SimSun" w:cs="Times New Roman"/>
+          <w:b w:val="0"/>
+          <w:bCs w:val="0"/>
+          <w:color w:val="auto"/>
+          <w:sz w:val="24"/>
+          <w:szCs w:val="24"/>
+          <w:u w:val="none"/>
+          <w:lang w:val="en-US"/>
+        </w:rPr>
+      </w:pPr>
+      <w:r>
+        <w:rPr>
+          <w:rFonts w:hint="default" w:ascii="Times New Roman" w:hAnsi="Times New Roman" w:eastAsia="SimSun" w:cs="Times New Roman"/>
+          <w:b w:val="0"/>
+          <w:bCs w:val="0"/>
+          <w:color w:val="auto"/>
+          <w:sz w:val="24"/>
+          <w:szCs w:val="24"/>
+          <w:lang w:val="en-US"/>
+        </w:rPr>
+        <w:t xml:space="preserve">The </w:t>
+      </w:r>
+      <w:r>
+        <w:rPr>
+          <w:rFonts w:hint="default" w:ascii="Times New Roman" w:hAnsi="Times New Roman" w:eastAsia="SimSun" w:cs="Times New Roman"/>
+          <w:b w:val="0"/>
+          <w:bCs w:val="0"/>
+          <w:color w:val="auto"/>
+          <w:sz w:val="24"/>
+          <w:szCs w:val="24"/>
+          <w:u w:val="single"/>
+          <w:lang w:val="en-US"/>
+        </w:rPr>
+        <w:t>imdb_ingest_pipeline</w:t>
+      </w:r>
+      <w:r>
+        <w:rPr>
+          <w:rFonts w:hint="default" w:ascii="Times New Roman" w:hAnsi="Times New Roman" w:eastAsia="SimSun" w:cs="Times New Roman"/>
+          <w:b w:val="0"/>
+          <w:bCs w:val="0"/>
+          <w:color w:val="auto"/>
+          <w:sz w:val="24"/>
+          <w:szCs w:val="24"/>
+          <w:u w:val="none"/>
+          <w:lang w:val="en-US"/>
+        </w:rPr>
+        <w:t xml:space="preserve"> DAG orchestrates the complete IMDb ingestion and dbt transformation workflow. The DAG is currently triggered manually (</w:t>
+      </w:r>
+      <w:r>
+        <w:rPr>
+          <w:rFonts w:hint="default" w:ascii="Times New Roman" w:hAnsi="Times New Roman" w:eastAsia="SimSun" w:cs="Times New Roman"/>
+          <w:b w:val="0"/>
+          <w:bCs w:val="0"/>
+          <w:color w:val="auto"/>
+          <w:sz w:val="24"/>
+          <w:szCs w:val="24"/>
+          <w:u w:val="single"/>
+          <w:lang w:val="en-US"/>
+        </w:rPr>
+        <w:t>schedule=None</w:t>
+      </w:r>
+      <w:r>
+        <w:rPr>
+          <w:rFonts w:hint="default" w:ascii="Times New Roman" w:hAnsi="Times New Roman" w:eastAsia="SimSun" w:cs="Times New Roman"/>
+          <w:b w:val="0"/>
+          <w:bCs w:val="0"/>
+          <w:color w:val="auto"/>
+          <w:sz w:val="24"/>
+          <w:szCs w:val="24"/>
+          <w:u w:val="none"/>
+          <w:lang w:val="en-US"/>
+        </w:rPr>
+        <w:t xml:space="preserve">) with </w:t>
+      </w:r>
+      <w:r>
+        <w:rPr>
+          <w:rFonts w:hint="default" w:ascii="Times New Roman" w:hAnsi="Times New Roman" w:eastAsia="SimSun" w:cs="Times New Roman"/>
+          <w:b w:val="0"/>
+          <w:bCs w:val="0"/>
+          <w:color w:val="auto"/>
+          <w:sz w:val="24"/>
+          <w:szCs w:val="24"/>
+          <w:u w:val="single"/>
+          <w:lang w:val="en-US"/>
+        </w:rPr>
+        <w:t>catchup=False</w:t>
+      </w:r>
+      <w:r>
+        <w:rPr>
+          <w:rFonts w:hint="default" w:ascii="Times New Roman" w:hAnsi="Times New Roman" w:eastAsia="SimSun" w:cs="Times New Roman"/>
+          <w:b w:val="0"/>
+          <w:bCs w:val="0"/>
+          <w:color w:val="auto"/>
+          <w:sz w:val="24"/>
+          <w:szCs w:val="24"/>
+          <w:u w:val="none"/>
+          <w:lang w:val="en-US"/>
+        </w:rPr>
+        <w:t>. All tasks inherit one retry attempt with a two-minute retry delay.</w:t>
+      </w:r>
+    </w:p>
+    <w:p>
+      <w:pPr>
+        <w:numPr>
+          <w:ilvl w:val="0"/>
+          <w:numId w:val="0"/>
+        </w:numPr>
+        <w:ind w:leftChars="0"/>
+        <w:jc w:val="left"/>
+        <w:rPr>
+          <w:rFonts w:hint="default" w:ascii="Times New Roman" w:hAnsi="Times New Roman" w:eastAsia="SimSun" w:cs="Times New Roman"/>
+          <w:b w:val="0"/>
+          <w:bCs w:val="0"/>
+          <w:color w:val="auto"/>
+          <w:sz w:val="24"/>
+          <w:szCs w:val="24"/>
+          <w:u w:val="none"/>
+          <w:lang w:val="en-US"/>
+        </w:rPr>
+      </w:pPr>
+    </w:p>
+    <w:p>
+      <w:pPr>
+        <w:numPr>
+          <w:ilvl w:val="0"/>
+          <w:numId w:val="0"/>
+        </w:numPr>
+        <w:jc w:val="left"/>
+        <w:rPr>
+          <w:rFonts w:hint="default" w:ascii="Times New Roman" w:hAnsi="Times New Roman" w:eastAsia="SimSun" w:cs="Times New Roman"/>
+          <w:color w:val="auto"/>
+          <w:sz w:val="24"/>
+          <w:szCs w:val="24"/>
+          <w:lang w:val="en-US"/>
+        </w:rPr>
+      </w:pPr>
+      <w:r>
+        <w:rPr>
+          <w:rFonts w:hint="default" w:ascii="Times New Roman" w:hAnsi="Times New Roman" w:eastAsia="SimSun" w:cs="Times New Roman"/>
+          <w:color w:val="auto"/>
+          <w:sz w:val="24"/>
+          <w:szCs w:val="24"/>
+          <w:lang w:val="en-US"/>
+        </w:rPr>
+        <w:t xml:space="preserve"> </w:t>
+      </w:r>
+    </w:p>
+    <w:tbl>
+      <w:tblPr>
+        <w:tblStyle w:val="9"/>
+        <w:tblW w:w="10798" w:type="dxa"/>
+        <w:tblInd w:w="-938" w:type="dxa"/>
+        <w:tblBorders>
+          <w:top w:val="single" w:color="auto" w:sz="4" w:space="0"/>
+          <w:left w:val="single" w:color="auto" w:sz="4" w:space="0"/>
+          <w:bottom w:val="single" w:color="auto" w:sz="4" w:space="0"/>
+          <w:right w:val="single" w:color="auto" w:sz="4" w:space="0"/>
+          <w:insideH w:val="single" w:color="auto" w:sz="4" w:space="0"/>
+          <w:insideV w:val="single" w:color="auto" w:sz="4" w:space="0"/>
+        </w:tblBorders>
+        <w:tblLayout w:type="autofit"/>
+        <w:tblCellMar>
+          <w:top w:w="0" w:type="dxa"/>
+          <w:left w:w="108" w:type="dxa"/>
+          <w:bottom w:w="0" w:type="dxa"/>
+          <w:right w:w="108" w:type="dxa"/>
+        </w:tblCellMar>
+      </w:tblPr>
+      <w:tblGrid>
+        <w:gridCol w:w="4820"/>
+        <w:gridCol w:w="3231"/>
+        <w:gridCol w:w="2747"/>
+      </w:tblGrid>
+      <w:tr>
+        <w:tblPrEx>
+          <w:tblBorders>
+            <w:top w:val="single" w:color="auto" w:sz="4" w:space="0"/>
+            <w:left w:val="single" w:color="auto" w:sz="4" w:space="0"/>
+            <w:bottom w:val="single" w:color="auto" w:sz="4" w:space="0"/>
+            <w:right w:val="single" w:color="auto" w:sz="4" w:space="0"/>
+            <w:insideH w:val="single" w:color="auto" w:sz="4" w:space="0"/>
+            <w:insideV w:val="single" w:color="auto" w:sz="4" w:space="0"/>
+          </w:tblBorders>
+          <w:tblCellMar>
+            <w:top w:w="0" w:type="dxa"/>
+            <w:left w:w="108" w:type="dxa"/>
+            <w:bottom w:w="0" w:type="dxa"/>
+            <w:right w:w="108" w:type="dxa"/>
+          </w:tblCellMar>
+        </w:tblPrEx>
+        <w:tc>
+          <w:tcPr>
+            <w:tcW w:w="4820" w:type="dxa"/>
+          </w:tcPr>
+          <w:p>
+            <w:pPr>
+              <w:widowControl w:val="0"/>
+              <w:numPr>
+                <w:ilvl w:val="0"/>
+                <w:numId w:val="0"/>
+              </w:numPr>
+              <w:jc w:val="center"/>
+              <w:rPr>
+                <w:rFonts w:hint="default" w:ascii="Times New Roman" w:hAnsi="Times New Roman" w:eastAsia="SimSun" w:cs="Times New Roman"/>
+                <w:b/>
+                <w:bCs/>
+                <w:color w:val="auto"/>
+                <w:sz w:val="24"/>
+                <w:szCs w:val="24"/>
+                <w:vertAlign w:val="baseline"/>
+                <w:lang w:val="en-US"/>
+              </w:rPr>
+            </w:pPr>
+            <w:r>
+              <w:rPr>
+                <w:rFonts w:hint="default" w:ascii="Times New Roman" w:hAnsi="Times New Roman" w:eastAsia="SimSun" w:cs="Times New Roman"/>
+                <w:b/>
+                <w:bCs/>
+                <w:color w:val="auto"/>
+                <w:sz w:val="24"/>
+                <w:szCs w:val="24"/>
+                <w:vertAlign w:val="baseline"/>
+                <w:lang w:val="en-US"/>
+              </w:rPr>
+              <w:t>Task/Group</w:t>
+            </w:r>
+          </w:p>
+        </w:tc>
+        <w:tc>
+          <w:tcPr>
+            <w:tcW w:w="3231" w:type="dxa"/>
+          </w:tcPr>
+          <w:p>
+            <w:pPr>
+              <w:widowControl w:val="0"/>
+              <w:numPr>
+                <w:ilvl w:val="0"/>
+                <w:numId w:val="0"/>
+              </w:numPr>
+              <w:jc w:val="center"/>
+              <w:rPr>
+                <w:rFonts w:hint="default" w:ascii="Times New Roman" w:hAnsi="Times New Roman" w:eastAsia="SimSun" w:cs="Times New Roman"/>
+                <w:b/>
+                <w:bCs/>
+                <w:color w:val="auto"/>
+                <w:sz w:val="24"/>
+                <w:szCs w:val="24"/>
+                <w:vertAlign w:val="baseline"/>
+                <w:lang w:val="en-US"/>
+              </w:rPr>
+            </w:pPr>
+            <w:r>
+              <w:rPr>
+                <w:rFonts w:hint="default" w:ascii="Times New Roman" w:hAnsi="Times New Roman" w:eastAsia="SimSun" w:cs="Times New Roman"/>
+                <w:b/>
+                <w:bCs/>
+                <w:color w:val="auto"/>
+                <w:sz w:val="24"/>
+                <w:szCs w:val="24"/>
+                <w:vertAlign w:val="baseline"/>
+                <w:lang w:val="en-US"/>
+              </w:rPr>
+              <w:t>Purpose</w:t>
+            </w:r>
+          </w:p>
+        </w:tc>
+        <w:tc>
+          <w:tcPr>
+            <w:tcW w:w="2747" w:type="dxa"/>
+          </w:tcPr>
+          <w:p>
+            <w:pPr>
+              <w:widowControl w:val="0"/>
+              <w:numPr>
+                <w:ilvl w:val="0"/>
+                <w:numId w:val="0"/>
+              </w:numPr>
+              <w:jc w:val="center"/>
+              <w:rPr>
+                <w:rFonts w:hint="default" w:ascii="Times New Roman" w:hAnsi="Times New Roman" w:eastAsia="SimSun" w:cs="Times New Roman"/>
+                <w:b/>
+                <w:bCs/>
+                <w:color w:val="auto"/>
+                <w:sz w:val="24"/>
+                <w:szCs w:val="24"/>
+                <w:vertAlign w:val="baseline"/>
+                <w:lang w:val="en-US"/>
+              </w:rPr>
+            </w:pPr>
+            <w:r>
+              <w:rPr>
+                <w:rFonts w:hint="default" w:ascii="Times New Roman" w:hAnsi="Times New Roman" w:eastAsia="SimSun" w:cs="Times New Roman"/>
+                <w:b/>
+                <w:bCs/>
+                <w:color w:val="auto"/>
+                <w:sz w:val="24"/>
+                <w:szCs w:val="24"/>
+                <w:vertAlign w:val="baseline"/>
+                <w:lang w:val="en-US"/>
+              </w:rPr>
+              <w:t>Dependency</w:t>
+            </w:r>
+          </w:p>
+        </w:tc>
+      </w:tr>
+      <w:tr>
+        <w:tblPrEx>
+          <w:tblBorders>
+            <w:top w:val="single" w:color="auto" w:sz="4" w:space="0"/>
+            <w:left w:val="single" w:color="auto" w:sz="4" w:space="0"/>
+            <w:bottom w:val="single" w:color="auto" w:sz="4" w:space="0"/>
+            <w:right w:val="single" w:color="auto" w:sz="4" w:space="0"/>
+            <w:insideH w:val="single" w:color="auto" w:sz="4" w:space="0"/>
+            <w:insideV w:val="single" w:color="auto" w:sz="4" w:space="0"/>
+          </w:tblBorders>
+          <w:tblCellMar>
+            <w:top w:w="0" w:type="dxa"/>
+            <w:left w:w="108" w:type="dxa"/>
+            <w:bottom w:w="0" w:type="dxa"/>
+            <w:right w:w="108" w:type="dxa"/>
+          </w:tblCellMar>
+        </w:tblPrEx>
+        <w:tc>
+          <w:tcPr>
+            <w:tcW w:w="4820" w:type="dxa"/>
+          </w:tcPr>
+          <w:p>
+            <w:pPr>
+              <w:widowControl w:val="0"/>
+              <w:numPr>
+                <w:ilvl w:val="0"/>
+                <w:numId w:val="0"/>
+              </w:numPr>
+              <w:jc w:val="center"/>
+              <w:rPr>
+                <w:rFonts w:hint="default" w:ascii="Times New Roman" w:hAnsi="Times New Roman" w:eastAsia="SimSun" w:cs="Times New Roman"/>
+                <w:b/>
+                <w:bCs/>
+                <w:color w:val="auto"/>
+                <w:sz w:val="24"/>
+                <w:szCs w:val="24"/>
+                <w:u w:val="single"/>
+                <w:vertAlign w:val="baseline"/>
+                <w:lang w:val="en-US"/>
+              </w:rPr>
+            </w:pPr>
+            <w:r>
+              <w:rPr>
+                <w:rFonts w:hint="default" w:ascii="Times New Roman" w:hAnsi="Times New Roman" w:eastAsia="SimSun" w:cs="Times New Roman"/>
+                <w:b/>
+                <w:bCs/>
+                <w:color w:val="auto"/>
+                <w:sz w:val="24"/>
+                <w:szCs w:val="24"/>
+                <w:u w:val="single"/>
+                <w:vertAlign w:val="baseline"/>
+                <w:lang w:val="en-US"/>
+              </w:rPr>
+              <w:t>prepare_directories</w:t>
+            </w:r>
+          </w:p>
+        </w:tc>
+        <w:tc>
+          <w:tcPr>
+            <w:tcW w:w="3231" w:type="dxa"/>
+            <w:vAlign w:val="center"/>
+          </w:tcPr>
+          <w:p>
+            <w:pPr>
+              <w:widowControl w:val="0"/>
+              <w:numPr>
+                <w:ilvl w:val="0"/>
+                <w:numId w:val="0"/>
+              </w:numPr>
+              <w:jc w:val="center"/>
+              <w:rPr>
+                <w:rFonts w:hint="default" w:ascii="Times New Roman" w:hAnsi="Times New Roman" w:eastAsia="SimSun" w:cs="Times New Roman"/>
+                <w:color w:val="auto"/>
+                <w:sz w:val="24"/>
+                <w:szCs w:val="24"/>
+                <w:vertAlign w:val="baseline"/>
+                <w:lang w:val="en-US"/>
+              </w:rPr>
+            </w:pPr>
+            <w:r>
+              <w:rPr>
+                <w:rFonts w:hint="default" w:ascii="Times New Roman" w:hAnsi="Times New Roman" w:eastAsia="SimSun"/>
+                <w:color w:val="auto"/>
+                <w:sz w:val="24"/>
+                <w:szCs w:val="24"/>
+                <w:vertAlign w:val="baseline"/>
+                <w:lang w:val="en-US"/>
+              </w:rPr>
+              <w:t>Creates the raw, download, DuckDB temporary, and warehouse directories.</w:t>
+            </w:r>
+          </w:p>
+        </w:tc>
+        <w:tc>
+          <w:tcPr>
+            <w:tcW w:w="2747" w:type="dxa"/>
+            <w:vAlign w:val="center"/>
+          </w:tcPr>
+          <w:p>
+            <w:pPr>
+              <w:widowControl w:val="0"/>
+              <w:numPr>
+                <w:ilvl w:val="0"/>
+                <w:numId w:val="0"/>
+              </w:numPr>
+              <w:jc w:val="center"/>
+              <w:rPr>
+                <w:rFonts w:hint="default" w:ascii="Times New Roman" w:hAnsi="Times New Roman" w:eastAsia="SimSun" w:cs="Times New Roman"/>
+                <w:color w:val="auto"/>
+                <w:sz w:val="24"/>
+                <w:szCs w:val="24"/>
+                <w:vertAlign w:val="baseline"/>
+                <w:lang w:val="en-US"/>
+              </w:rPr>
+            </w:pPr>
+            <w:r>
+              <w:rPr>
+                <w:rFonts w:hint="default" w:ascii="Times New Roman" w:hAnsi="Times New Roman" w:eastAsia="SimSun" w:cs="Times New Roman"/>
+                <w:color w:val="auto"/>
+                <w:sz w:val="24"/>
+                <w:szCs w:val="24"/>
+                <w:vertAlign w:val="baseline"/>
+                <w:lang w:val="en-US"/>
+              </w:rPr>
+              <w:t>Start</w:t>
+            </w:r>
+          </w:p>
+        </w:tc>
+      </w:tr>
+      <w:tr>
+        <w:tblPrEx>
+          <w:tblBorders>
+            <w:top w:val="single" w:color="auto" w:sz="4" w:space="0"/>
+            <w:left w:val="single" w:color="auto" w:sz="4" w:space="0"/>
+            <w:bottom w:val="single" w:color="auto" w:sz="4" w:space="0"/>
+            <w:right w:val="single" w:color="auto" w:sz="4" w:space="0"/>
+            <w:insideH w:val="single" w:color="auto" w:sz="4" w:space="0"/>
+            <w:insideV w:val="single" w:color="auto" w:sz="4" w:space="0"/>
+          </w:tblBorders>
+          <w:tblCellMar>
+            <w:top w:w="0" w:type="dxa"/>
+            <w:left w:w="108" w:type="dxa"/>
+            <w:bottom w:w="0" w:type="dxa"/>
+            <w:right w:w="108" w:type="dxa"/>
+          </w:tblCellMar>
+        </w:tblPrEx>
+        <w:tc>
+          <w:tcPr>
+            <w:tcW w:w="4820" w:type="dxa"/>
+          </w:tcPr>
+          <w:p>
+            <w:pPr>
+              <w:widowControl w:val="0"/>
+              <w:numPr>
+                <w:ilvl w:val="0"/>
+                <w:numId w:val="0"/>
+              </w:numPr>
+              <w:jc w:val="center"/>
+              <w:rPr>
+                <w:rFonts w:hint="default" w:ascii="Times New Roman" w:hAnsi="Times New Roman" w:eastAsia="SimSun" w:cs="Times New Roman"/>
+                <w:b/>
+                <w:bCs/>
+                <w:color w:val="auto"/>
+                <w:sz w:val="24"/>
+                <w:szCs w:val="24"/>
+                <w:u w:val="single"/>
+                <w:vertAlign w:val="baseline"/>
+                <w:lang w:val="en-US"/>
+              </w:rPr>
+            </w:pPr>
+            <w:r>
+              <w:rPr>
+                <w:rFonts w:hint="default" w:ascii="Times New Roman" w:hAnsi="Times New Roman" w:eastAsia="SimSun" w:cs="Times New Roman"/>
+                <w:b/>
+                <w:bCs/>
+                <w:color w:val="auto"/>
+                <w:sz w:val="24"/>
+                <w:szCs w:val="24"/>
+                <w:u w:val="single"/>
+                <w:vertAlign w:val="baseline"/>
+                <w:lang w:val="en-US"/>
+              </w:rPr>
+              <w:t>extract.validate_imdb_sources</w:t>
+            </w:r>
+          </w:p>
+        </w:tc>
+        <w:tc>
+          <w:tcPr>
+            <w:tcW w:w="3231" w:type="dxa"/>
+            <w:vAlign w:val="center"/>
+          </w:tcPr>
+          <w:p>
+            <w:pPr>
+              <w:widowControl w:val="0"/>
+              <w:numPr>
+                <w:ilvl w:val="0"/>
+                <w:numId w:val="0"/>
+              </w:numPr>
+              <w:jc w:val="center"/>
+              <w:rPr>
+                <w:rFonts w:hint="default" w:ascii="Times New Roman" w:hAnsi="Times New Roman" w:eastAsia="SimSun" w:cs="Times New Roman"/>
+                <w:color w:val="auto"/>
+                <w:sz w:val="24"/>
+                <w:szCs w:val="24"/>
+                <w:vertAlign w:val="baseline"/>
+                <w:lang w:val="en-US"/>
+              </w:rPr>
+            </w:pPr>
+            <w:r>
+              <w:rPr>
+                <w:rFonts w:hint="default" w:ascii="Times New Roman" w:hAnsi="Times New Roman" w:eastAsia="SimSun"/>
+                <w:color w:val="auto"/>
+                <w:sz w:val="24"/>
+                <w:szCs w:val="24"/>
+                <w:vertAlign w:val="baseline"/>
+                <w:lang w:val="en-US"/>
+              </w:rPr>
+              <w:t>Verifies that all configured IMDb source files exist and are non-empty</w:t>
+            </w:r>
+          </w:p>
+        </w:tc>
+        <w:tc>
+          <w:tcPr>
+            <w:tcW w:w="2747" w:type="dxa"/>
+            <w:vAlign w:val="center"/>
+          </w:tcPr>
+          <w:p>
+            <w:pPr>
+              <w:widowControl w:val="0"/>
+              <w:numPr>
+                <w:ilvl w:val="0"/>
+                <w:numId w:val="0"/>
+              </w:numPr>
+              <w:jc w:val="center"/>
+              <w:rPr>
+                <w:rFonts w:hint="default" w:ascii="Times New Roman" w:hAnsi="Times New Roman" w:eastAsia="SimSun" w:cs="Times New Roman"/>
+                <w:b/>
+                <w:bCs/>
+                <w:color w:val="auto"/>
+                <w:sz w:val="24"/>
+                <w:szCs w:val="24"/>
+                <w:u w:val="single"/>
+                <w:vertAlign w:val="baseline"/>
+                <w:lang w:val="en-US"/>
+              </w:rPr>
+            </w:pPr>
+            <w:r>
+              <w:rPr>
+                <w:rFonts w:hint="default" w:ascii="Times New Roman" w:hAnsi="Times New Roman" w:eastAsia="SimSun"/>
+                <w:b/>
+                <w:bCs/>
+                <w:color w:val="auto"/>
+                <w:sz w:val="24"/>
+                <w:szCs w:val="24"/>
+                <w:u w:val="single"/>
+                <w:vertAlign w:val="baseline"/>
+                <w:lang w:val="en-US"/>
+              </w:rPr>
+              <w:t>prepare_directories</w:t>
+            </w:r>
+          </w:p>
+        </w:tc>
+      </w:tr>
+      <w:tr>
+        <w:tblPrEx>
+          <w:tblBorders>
+            <w:top w:val="single" w:color="auto" w:sz="4" w:space="0"/>
+            <w:left w:val="single" w:color="auto" w:sz="4" w:space="0"/>
+            <w:bottom w:val="single" w:color="auto" w:sz="4" w:space="0"/>
+            <w:right w:val="single" w:color="auto" w:sz="4" w:space="0"/>
+            <w:insideH w:val="single" w:color="auto" w:sz="4" w:space="0"/>
+            <w:insideV w:val="single" w:color="auto" w:sz="4" w:space="0"/>
+          </w:tblBorders>
+          <w:tblCellMar>
+            <w:top w:w="0" w:type="dxa"/>
+            <w:left w:w="108" w:type="dxa"/>
+            <w:bottom w:w="0" w:type="dxa"/>
+            <w:right w:w="108" w:type="dxa"/>
+          </w:tblCellMar>
+        </w:tblPrEx>
+        <w:tc>
+          <w:tcPr>
+            <w:tcW w:w="4820" w:type="dxa"/>
+          </w:tcPr>
+          <w:p>
+            <w:pPr>
+              <w:widowControl w:val="0"/>
+              <w:numPr>
+                <w:ilvl w:val="0"/>
+                <w:numId w:val="0"/>
+              </w:numPr>
+              <w:jc w:val="center"/>
+              <w:rPr>
+                <w:rFonts w:hint="default" w:ascii="Times New Roman" w:hAnsi="Times New Roman" w:eastAsia="SimSun" w:cs="Times New Roman"/>
+                <w:b/>
+                <w:bCs/>
+                <w:color w:val="auto"/>
+                <w:sz w:val="24"/>
+                <w:szCs w:val="24"/>
+                <w:u w:val="single"/>
+                <w:vertAlign w:val="baseline"/>
+                <w:lang w:val="en-US"/>
+              </w:rPr>
+            </w:pPr>
+            <w:r>
+              <w:rPr>
+                <w:rFonts w:hint="default" w:ascii="Times New Roman" w:hAnsi="Times New Roman" w:eastAsia="SimSun" w:cs="Times New Roman"/>
+                <w:b/>
+                <w:bCs/>
+                <w:color w:val="auto"/>
+                <w:sz w:val="24"/>
+                <w:szCs w:val="24"/>
+                <w:u w:val="single"/>
+                <w:vertAlign w:val="baseline"/>
+                <w:lang w:val="en-US"/>
+              </w:rPr>
+              <w:t>convert.convert_imdb_sources_to_parquet</w:t>
+            </w:r>
+          </w:p>
+        </w:tc>
+        <w:tc>
+          <w:tcPr>
+            <w:tcW w:w="3231" w:type="dxa"/>
+            <w:vAlign w:val="center"/>
+          </w:tcPr>
+          <w:p>
+            <w:pPr>
+              <w:widowControl w:val="0"/>
+              <w:numPr>
+                <w:ilvl w:val="0"/>
+                <w:numId w:val="0"/>
+              </w:numPr>
+              <w:jc w:val="center"/>
+              <w:rPr>
+                <w:rFonts w:hint="default" w:ascii="Times New Roman" w:hAnsi="Times New Roman" w:eastAsia="SimSun" w:cs="Times New Roman"/>
+                <w:color w:val="auto"/>
+                <w:sz w:val="24"/>
+                <w:szCs w:val="24"/>
+                <w:vertAlign w:val="baseline"/>
+                <w:lang w:val="en-US"/>
+              </w:rPr>
+            </w:pPr>
+            <w:r>
+              <w:rPr>
+                <w:rFonts w:hint="default" w:ascii="Times New Roman" w:hAnsi="Times New Roman" w:eastAsia="SimSun"/>
+                <w:color w:val="auto"/>
+                <w:sz w:val="24"/>
+                <w:szCs w:val="24"/>
+                <w:vertAlign w:val="baseline"/>
+                <w:lang w:val="en-US"/>
+              </w:rPr>
+              <w:t>Converts the compressed TSV sources to ZSTD-compressed Parquet files.</w:t>
+            </w:r>
+          </w:p>
+        </w:tc>
+        <w:tc>
+          <w:tcPr>
+            <w:tcW w:w="2747" w:type="dxa"/>
+            <w:vAlign w:val="center"/>
+          </w:tcPr>
+          <w:p>
+            <w:pPr>
+              <w:widowControl w:val="0"/>
+              <w:numPr>
+                <w:ilvl w:val="0"/>
+                <w:numId w:val="0"/>
+              </w:numPr>
+              <w:jc w:val="center"/>
+              <w:rPr>
+                <w:rFonts w:hint="default" w:ascii="Times New Roman" w:hAnsi="Times New Roman" w:eastAsia="SimSun" w:cs="Times New Roman"/>
+                <w:b/>
+                <w:bCs/>
+                <w:color w:val="auto"/>
+                <w:sz w:val="24"/>
+                <w:szCs w:val="24"/>
+                <w:u w:val="single"/>
+                <w:vertAlign w:val="baseline"/>
+                <w:lang w:val="en-US"/>
+              </w:rPr>
+            </w:pPr>
+            <w:r>
+              <w:rPr>
+                <w:rFonts w:hint="default" w:ascii="Times New Roman" w:hAnsi="Times New Roman" w:eastAsia="SimSun" w:cs="Times New Roman"/>
+                <w:b/>
+                <w:bCs/>
+                <w:color w:val="auto"/>
+                <w:sz w:val="24"/>
+                <w:szCs w:val="24"/>
+                <w:u w:val="single"/>
+                <w:vertAlign w:val="baseline"/>
+                <w:lang w:val="en-US"/>
+              </w:rPr>
+              <w:t>extract</w:t>
+            </w:r>
+          </w:p>
+        </w:tc>
+      </w:tr>
+      <w:tr>
+        <w:tblPrEx>
+          <w:tblBorders>
+            <w:top w:val="single" w:color="auto" w:sz="4" w:space="0"/>
+            <w:left w:val="single" w:color="auto" w:sz="4" w:space="0"/>
+            <w:bottom w:val="single" w:color="auto" w:sz="4" w:space="0"/>
+            <w:right w:val="single" w:color="auto" w:sz="4" w:space="0"/>
+            <w:insideH w:val="single" w:color="auto" w:sz="4" w:space="0"/>
+            <w:insideV w:val="single" w:color="auto" w:sz="4" w:space="0"/>
+          </w:tblBorders>
+          <w:tblCellMar>
+            <w:top w:w="0" w:type="dxa"/>
+            <w:left w:w="108" w:type="dxa"/>
+            <w:bottom w:w="0" w:type="dxa"/>
+            <w:right w:w="108" w:type="dxa"/>
+          </w:tblCellMar>
+        </w:tblPrEx>
+        <w:tc>
+          <w:tcPr>
+            <w:tcW w:w="4820" w:type="dxa"/>
+          </w:tcPr>
+          <w:p>
+            <w:pPr>
+              <w:widowControl w:val="0"/>
+              <w:numPr>
+                <w:ilvl w:val="0"/>
+                <w:numId w:val="0"/>
+              </w:numPr>
+              <w:jc w:val="center"/>
+              <w:rPr>
+                <w:rFonts w:hint="default" w:ascii="Times New Roman" w:hAnsi="Times New Roman" w:eastAsia="SimSun" w:cs="Times New Roman"/>
+                <w:b/>
+                <w:bCs/>
+                <w:color w:val="auto"/>
+                <w:sz w:val="24"/>
+                <w:szCs w:val="24"/>
+                <w:u w:val="single"/>
+                <w:vertAlign w:val="baseline"/>
+                <w:lang w:val="en-US"/>
+              </w:rPr>
+            </w:pPr>
+            <w:r>
+              <w:rPr>
+                <w:rFonts w:hint="default" w:ascii="Times New Roman" w:hAnsi="Times New Roman" w:eastAsia="SimSun" w:cs="Times New Roman"/>
+                <w:b/>
+                <w:bCs/>
+                <w:color w:val="auto"/>
+                <w:sz w:val="24"/>
+                <w:szCs w:val="24"/>
+                <w:u w:val="single"/>
+                <w:vertAlign w:val="baseline"/>
+                <w:lang w:val="en-US"/>
+              </w:rPr>
+              <w:t>validate.validate_imdb_parquet_files</w:t>
+            </w:r>
+          </w:p>
+        </w:tc>
+        <w:tc>
+          <w:tcPr>
+            <w:tcW w:w="3231" w:type="dxa"/>
+            <w:vAlign w:val="center"/>
+          </w:tcPr>
+          <w:p>
+            <w:pPr>
+              <w:widowControl w:val="0"/>
+              <w:numPr>
+                <w:ilvl w:val="0"/>
+                <w:numId w:val="0"/>
+              </w:numPr>
+              <w:jc w:val="center"/>
+              <w:rPr>
+                <w:rFonts w:hint="default" w:ascii="Times New Roman" w:hAnsi="Times New Roman" w:eastAsia="SimSun" w:cs="Times New Roman"/>
+                <w:color w:val="auto"/>
+                <w:sz w:val="24"/>
+                <w:szCs w:val="24"/>
+                <w:vertAlign w:val="baseline"/>
+                <w:lang w:val="en-US"/>
+              </w:rPr>
+            </w:pPr>
+            <w:r>
+              <w:rPr>
+                <w:rFonts w:hint="default" w:ascii="Times New Roman" w:hAnsi="Times New Roman" w:eastAsia="SimSun"/>
+                <w:color w:val="auto"/>
+                <w:sz w:val="24"/>
+                <w:szCs w:val="24"/>
+                <w:vertAlign w:val="baseline"/>
+                <w:lang w:val="en-US"/>
+              </w:rPr>
+              <w:t>Checks that generated Parquet files exist, contain rows, and have valid columns.</w:t>
+            </w:r>
+          </w:p>
+        </w:tc>
+        <w:tc>
+          <w:tcPr>
+            <w:tcW w:w="2747" w:type="dxa"/>
+            <w:vAlign w:val="center"/>
+          </w:tcPr>
+          <w:p>
+            <w:pPr>
+              <w:widowControl w:val="0"/>
+              <w:numPr>
+                <w:ilvl w:val="0"/>
+                <w:numId w:val="0"/>
+              </w:numPr>
+              <w:jc w:val="center"/>
+              <w:rPr>
+                <w:rFonts w:hint="default" w:ascii="Times New Roman" w:hAnsi="Times New Roman" w:eastAsia="SimSun" w:cs="Times New Roman"/>
+                <w:b/>
+                <w:bCs/>
+                <w:color w:val="auto"/>
+                <w:sz w:val="24"/>
+                <w:szCs w:val="24"/>
+                <w:u w:val="single"/>
+                <w:vertAlign w:val="baseline"/>
+                <w:lang w:val="en-US"/>
+              </w:rPr>
+            </w:pPr>
+            <w:r>
+              <w:rPr>
+                <w:rFonts w:hint="default" w:ascii="Times New Roman" w:hAnsi="Times New Roman" w:eastAsia="SimSun" w:cs="Times New Roman"/>
+                <w:b/>
+                <w:bCs/>
+                <w:color w:val="auto"/>
+                <w:sz w:val="24"/>
+                <w:szCs w:val="24"/>
+                <w:u w:val="single"/>
+                <w:vertAlign w:val="baseline"/>
+                <w:lang w:val="en-US"/>
+              </w:rPr>
+              <w:t>convert</w:t>
+            </w:r>
+          </w:p>
+        </w:tc>
+      </w:tr>
+      <w:tr>
+        <w:tblPrEx>
+          <w:tblBorders>
+            <w:top w:val="single" w:color="auto" w:sz="4" w:space="0"/>
+            <w:left w:val="single" w:color="auto" w:sz="4" w:space="0"/>
+            <w:bottom w:val="single" w:color="auto" w:sz="4" w:space="0"/>
+            <w:right w:val="single" w:color="auto" w:sz="4" w:space="0"/>
+            <w:insideH w:val="single" w:color="auto" w:sz="4" w:space="0"/>
+            <w:insideV w:val="single" w:color="auto" w:sz="4" w:space="0"/>
+          </w:tblBorders>
+          <w:tblCellMar>
+            <w:top w:w="0" w:type="dxa"/>
+            <w:left w:w="108" w:type="dxa"/>
+            <w:bottom w:w="0" w:type="dxa"/>
+            <w:right w:w="108" w:type="dxa"/>
+          </w:tblCellMar>
+        </w:tblPrEx>
+        <w:tc>
+          <w:tcPr>
+            <w:tcW w:w="4820" w:type="dxa"/>
+          </w:tcPr>
+          <w:p>
+            <w:pPr>
+              <w:widowControl w:val="0"/>
+              <w:numPr>
+                <w:ilvl w:val="0"/>
+                <w:numId w:val="0"/>
+              </w:numPr>
+              <w:jc w:val="center"/>
+              <w:rPr>
+                <w:rFonts w:hint="default" w:ascii="Times New Roman" w:hAnsi="Times New Roman" w:eastAsia="SimSun" w:cs="Times New Roman"/>
+                <w:b/>
+                <w:bCs/>
+                <w:color w:val="auto"/>
+                <w:sz w:val="24"/>
+                <w:szCs w:val="24"/>
+                <w:u w:val="single"/>
+                <w:vertAlign w:val="baseline"/>
+                <w:lang w:val="en-US"/>
+              </w:rPr>
+            </w:pPr>
+            <w:r>
+              <w:rPr>
+                <w:rFonts w:hint="default" w:ascii="Times New Roman" w:hAnsi="Times New Roman" w:eastAsia="SimSun" w:cs="Times New Roman"/>
+                <w:b/>
+                <w:bCs/>
+                <w:color w:val="auto"/>
+                <w:sz w:val="24"/>
+                <w:szCs w:val="24"/>
+                <w:u w:val="single"/>
+                <w:vertAlign w:val="baseline"/>
+                <w:lang w:val="en-US"/>
+              </w:rPr>
+              <w:t>load.register_imdb_sources_in_duckdb</w:t>
+            </w:r>
+          </w:p>
+        </w:tc>
+        <w:tc>
+          <w:tcPr>
+            <w:tcW w:w="3231" w:type="dxa"/>
+            <w:vAlign w:val="center"/>
+          </w:tcPr>
+          <w:p>
+            <w:pPr>
+              <w:widowControl w:val="0"/>
+              <w:numPr>
+                <w:ilvl w:val="0"/>
+                <w:numId w:val="0"/>
+              </w:numPr>
+              <w:jc w:val="center"/>
+              <w:rPr>
+                <w:rFonts w:hint="default" w:ascii="Times New Roman" w:hAnsi="Times New Roman" w:eastAsia="SimSun" w:cs="Times New Roman"/>
+                <w:color w:val="auto"/>
+                <w:sz w:val="24"/>
+                <w:szCs w:val="24"/>
+                <w:vertAlign w:val="baseline"/>
+                <w:lang w:val="en-US"/>
+              </w:rPr>
+            </w:pPr>
+            <w:r>
+              <w:rPr>
+                <w:rFonts w:hint="default" w:ascii="Times New Roman" w:hAnsi="Times New Roman" w:eastAsia="SimSun"/>
+                <w:color w:val="auto"/>
+                <w:sz w:val="24"/>
+                <w:szCs w:val="24"/>
+                <w:vertAlign w:val="baseline"/>
+                <w:lang w:val="en-US"/>
+              </w:rPr>
+              <w:t>Registers each Parquet file as a DuckDB raw view.</w:t>
+            </w:r>
+          </w:p>
+        </w:tc>
+        <w:tc>
+          <w:tcPr>
+            <w:tcW w:w="2747" w:type="dxa"/>
+            <w:vAlign w:val="center"/>
+          </w:tcPr>
+          <w:p>
+            <w:pPr>
+              <w:widowControl w:val="0"/>
+              <w:numPr>
+                <w:ilvl w:val="0"/>
+                <w:numId w:val="0"/>
+              </w:numPr>
+              <w:jc w:val="center"/>
+              <w:rPr>
+                <w:rFonts w:hint="default" w:ascii="Times New Roman" w:hAnsi="Times New Roman" w:eastAsia="SimSun" w:cs="Times New Roman"/>
+                <w:b/>
+                <w:bCs/>
+                <w:color w:val="auto"/>
+                <w:sz w:val="24"/>
+                <w:szCs w:val="24"/>
+                <w:u w:val="single"/>
+                <w:vertAlign w:val="baseline"/>
+                <w:lang w:val="en-US"/>
+              </w:rPr>
+            </w:pPr>
+            <w:r>
+              <w:rPr>
+                <w:rFonts w:hint="default" w:ascii="Times New Roman" w:hAnsi="Times New Roman" w:eastAsia="SimSun" w:cs="Times New Roman"/>
+                <w:b/>
+                <w:bCs/>
+                <w:color w:val="auto"/>
+                <w:sz w:val="24"/>
+                <w:szCs w:val="24"/>
+                <w:u w:val="single"/>
+                <w:vertAlign w:val="baseline"/>
+                <w:lang w:val="en-US"/>
+              </w:rPr>
+              <w:t>validate</w:t>
+            </w:r>
+          </w:p>
+        </w:tc>
+      </w:tr>
+      <w:tr>
+        <w:tblPrEx>
+          <w:tblBorders>
+            <w:top w:val="single" w:color="auto" w:sz="4" w:space="0"/>
+            <w:left w:val="single" w:color="auto" w:sz="4" w:space="0"/>
+            <w:bottom w:val="single" w:color="auto" w:sz="4" w:space="0"/>
+            <w:right w:val="single" w:color="auto" w:sz="4" w:space="0"/>
+            <w:insideH w:val="single" w:color="auto" w:sz="4" w:space="0"/>
+            <w:insideV w:val="single" w:color="auto" w:sz="4" w:space="0"/>
+          </w:tblBorders>
+          <w:tblCellMar>
+            <w:top w:w="0" w:type="dxa"/>
+            <w:left w:w="108" w:type="dxa"/>
+            <w:bottom w:w="0" w:type="dxa"/>
+            <w:right w:w="108" w:type="dxa"/>
+          </w:tblCellMar>
+        </w:tblPrEx>
+        <w:tc>
+          <w:tcPr>
+            <w:tcW w:w="4820" w:type="dxa"/>
+          </w:tcPr>
+          <w:p>
+            <w:pPr>
+              <w:widowControl w:val="0"/>
+              <w:numPr>
+                <w:ilvl w:val="0"/>
+                <w:numId w:val="0"/>
+              </w:numPr>
+              <w:jc w:val="center"/>
+              <w:rPr>
+                <w:rFonts w:hint="default" w:ascii="Times New Roman" w:hAnsi="Times New Roman" w:eastAsia="SimSun" w:cs="Times New Roman"/>
+                <w:b/>
+                <w:bCs/>
+                <w:color w:val="auto"/>
+                <w:sz w:val="24"/>
+                <w:szCs w:val="24"/>
+                <w:u w:val="single"/>
+                <w:vertAlign w:val="baseline"/>
+                <w:lang w:val="en-US"/>
+              </w:rPr>
+            </w:pPr>
+            <w:r>
+              <w:rPr>
+                <w:rFonts w:hint="default" w:ascii="Times New Roman" w:hAnsi="Times New Roman" w:eastAsia="SimSun" w:cs="Times New Roman"/>
+                <w:b/>
+                <w:bCs/>
+                <w:color w:val="auto"/>
+                <w:sz w:val="24"/>
+                <w:szCs w:val="24"/>
+                <w:u w:val="single"/>
+                <w:vertAlign w:val="baseline"/>
+                <w:lang w:val="en-US"/>
+              </w:rPr>
+              <w:t>transform.dbt_run_staging</w:t>
+            </w:r>
+          </w:p>
+        </w:tc>
+        <w:tc>
+          <w:tcPr>
+            <w:tcW w:w="3231" w:type="dxa"/>
+            <w:vAlign w:val="center"/>
+          </w:tcPr>
+          <w:p>
+            <w:pPr>
+              <w:widowControl w:val="0"/>
+              <w:numPr>
+                <w:ilvl w:val="0"/>
+                <w:numId w:val="0"/>
+              </w:numPr>
+              <w:jc w:val="center"/>
+              <w:rPr>
+                <w:rFonts w:hint="default" w:ascii="Times New Roman" w:hAnsi="Times New Roman" w:eastAsia="SimSun" w:cs="Times New Roman"/>
+                <w:color w:val="auto"/>
+                <w:sz w:val="24"/>
+                <w:szCs w:val="24"/>
+                <w:vertAlign w:val="baseline"/>
+                <w:lang w:val="en-US"/>
+              </w:rPr>
+            </w:pPr>
+            <w:r>
+              <w:rPr>
+                <w:rFonts w:hint="default" w:ascii="Times New Roman" w:hAnsi="Times New Roman" w:eastAsia="SimSun"/>
+                <w:color w:val="auto"/>
+                <w:sz w:val="24"/>
+                <w:szCs w:val="24"/>
+                <w:vertAlign w:val="baseline"/>
+                <w:lang w:val="en-US"/>
+              </w:rPr>
+              <w:t>Builds the dbt staging layer.</w:t>
+            </w:r>
+          </w:p>
+        </w:tc>
+        <w:tc>
+          <w:tcPr>
+            <w:tcW w:w="2747" w:type="dxa"/>
+            <w:vAlign w:val="center"/>
+          </w:tcPr>
+          <w:p>
+            <w:pPr>
+              <w:widowControl w:val="0"/>
+              <w:numPr>
+                <w:ilvl w:val="0"/>
+                <w:numId w:val="0"/>
+              </w:numPr>
+              <w:jc w:val="center"/>
+              <w:rPr>
+                <w:rFonts w:hint="default" w:ascii="Times New Roman" w:hAnsi="Times New Roman" w:eastAsia="SimSun" w:cs="Times New Roman"/>
+                <w:b/>
+                <w:bCs/>
+                <w:color w:val="auto"/>
+                <w:sz w:val="24"/>
+                <w:szCs w:val="24"/>
+                <w:u w:val="single"/>
+                <w:vertAlign w:val="baseline"/>
+                <w:lang w:val="en-US"/>
+              </w:rPr>
+            </w:pPr>
+            <w:r>
+              <w:rPr>
+                <w:rFonts w:hint="default" w:ascii="Times New Roman" w:hAnsi="Times New Roman" w:eastAsia="SimSun" w:cs="Times New Roman"/>
+                <w:b/>
+                <w:bCs/>
+                <w:color w:val="auto"/>
+                <w:sz w:val="24"/>
+                <w:szCs w:val="24"/>
+                <w:u w:val="single"/>
+                <w:vertAlign w:val="baseline"/>
+                <w:lang w:val="en-US"/>
+              </w:rPr>
+              <w:t>load</w:t>
+            </w:r>
+          </w:p>
+        </w:tc>
+      </w:tr>
+      <w:tr>
+        <w:tblPrEx>
+          <w:tblBorders>
+            <w:top w:val="single" w:color="auto" w:sz="4" w:space="0"/>
+            <w:left w:val="single" w:color="auto" w:sz="4" w:space="0"/>
+            <w:bottom w:val="single" w:color="auto" w:sz="4" w:space="0"/>
+            <w:right w:val="single" w:color="auto" w:sz="4" w:space="0"/>
+            <w:insideH w:val="single" w:color="auto" w:sz="4" w:space="0"/>
+            <w:insideV w:val="single" w:color="auto" w:sz="4" w:space="0"/>
+          </w:tblBorders>
+          <w:tblCellMar>
+            <w:top w:w="0" w:type="dxa"/>
+            <w:left w:w="108" w:type="dxa"/>
+            <w:bottom w:w="0" w:type="dxa"/>
+            <w:right w:w="108" w:type="dxa"/>
+          </w:tblCellMar>
+        </w:tblPrEx>
+        <w:tc>
+          <w:tcPr>
+            <w:tcW w:w="4820" w:type="dxa"/>
+          </w:tcPr>
+          <w:p>
+            <w:pPr>
+              <w:widowControl w:val="0"/>
+              <w:numPr>
+                <w:ilvl w:val="0"/>
+                <w:numId w:val="0"/>
+              </w:numPr>
+              <w:jc w:val="center"/>
+              <w:rPr>
+                <w:rFonts w:hint="default" w:ascii="Times New Roman" w:hAnsi="Times New Roman" w:eastAsia="SimSun" w:cs="Times New Roman"/>
+                <w:b/>
+                <w:bCs/>
+                <w:color w:val="auto"/>
+                <w:sz w:val="24"/>
+                <w:szCs w:val="24"/>
+                <w:u w:val="single"/>
+                <w:vertAlign w:val="baseline"/>
+                <w:lang w:val="en-US"/>
+              </w:rPr>
+            </w:pPr>
+            <w:r>
+              <w:rPr>
+                <w:rFonts w:hint="default" w:ascii="Times New Roman" w:hAnsi="Times New Roman" w:eastAsia="SimSun" w:cs="Times New Roman"/>
+                <w:b/>
+                <w:bCs/>
+                <w:color w:val="auto"/>
+                <w:sz w:val="24"/>
+                <w:szCs w:val="24"/>
+                <w:u w:val="single"/>
+                <w:vertAlign w:val="baseline"/>
+                <w:lang w:val="en-US"/>
+              </w:rPr>
+              <w:t>transform.dbt_run_snapshot</w:t>
+            </w:r>
+          </w:p>
+        </w:tc>
+        <w:tc>
+          <w:tcPr>
+            <w:tcW w:w="3231" w:type="dxa"/>
+            <w:vAlign w:val="center"/>
+          </w:tcPr>
+          <w:p>
+            <w:pPr>
+              <w:widowControl w:val="0"/>
+              <w:numPr>
+                <w:ilvl w:val="0"/>
+                <w:numId w:val="0"/>
+              </w:numPr>
+              <w:jc w:val="center"/>
+              <w:rPr>
+                <w:rFonts w:hint="default" w:ascii="Times New Roman" w:hAnsi="Times New Roman" w:eastAsia="SimSun" w:cs="Times New Roman"/>
+                <w:color w:val="auto"/>
+                <w:sz w:val="24"/>
+                <w:szCs w:val="24"/>
+                <w:vertAlign w:val="baseline"/>
+                <w:lang w:val="en-US"/>
+              </w:rPr>
+            </w:pPr>
+            <w:r>
+              <w:rPr>
+                <w:rFonts w:hint="default" w:ascii="Times New Roman" w:hAnsi="Times New Roman" w:eastAsia="SimSun"/>
+                <w:color w:val="auto"/>
+                <w:sz w:val="24"/>
+                <w:szCs w:val="24"/>
+                <w:vertAlign w:val="baseline"/>
+                <w:lang w:val="en-US"/>
+              </w:rPr>
+              <w:t>Executes dbt snapshots for historical tracking.</w:t>
+            </w:r>
+          </w:p>
+        </w:tc>
+        <w:tc>
+          <w:tcPr>
+            <w:tcW w:w="2747" w:type="dxa"/>
+            <w:vAlign w:val="center"/>
+          </w:tcPr>
+          <w:p>
+            <w:pPr>
+              <w:widowControl w:val="0"/>
+              <w:numPr>
+                <w:ilvl w:val="0"/>
+                <w:numId w:val="0"/>
+              </w:numPr>
+              <w:jc w:val="center"/>
+              <w:rPr>
+                <w:rFonts w:hint="default" w:ascii="Times New Roman" w:hAnsi="Times New Roman" w:eastAsia="SimSun" w:cs="Times New Roman"/>
+                <w:b/>
+                <w:bCs/>
+                <w:color w:val="auto"/>
+                <w:sz w:val="24"/>
+                <w:szCs w:val="24"/>
+                <w:u w:val="single"/>
+                <w:vertAlign w:val="baseline"/>
+                <w:lang w:val="en-US"/>
+              </w:rPr>
+            </w:pPr>
+            <w:r>
+              <w:rPr>
+                <w:rFonts w:hint="default" w:ascii="Times New Roman" w:hAnsi="Times New Roman" w:eastAsia="SimSun" w:cs="Times New Roman"/>
+                <w:b/>
+                <w:bCs/>
+                <w:color w:val="auto"/>
+                <w:sz w:val="24"/>
+                <w:szCs w:val="24"/>
+                <w:u w:val="single"/>
+                <w:vertAlign w:val="baseline"/>
+                <w:lang w:val="en-US"/>
+              </w:rPr>
+              <w:t>dbt_run_staging</w:t>
+            </w:r>
+          </w:p>
+        </w:tc>
+      </w:tr>
+      <w:tr>
+        <w:tblPrEx>
+          <w:tblBorders>
+            <w:top w:val="single" w:color="auto" w:sz="4" w:space="0"/>
+            <w:left w:val="single" w:color="auto" w:sz="4" w:space="0"/>
+            <w:bottom w:val="single" w:color="auto" w:sz="4" w:space="0"/>
+            <w:right w:val="single" w:color="auto" w:sz="4" w:space="0"/>
+            <w:insideH w:val="single" w:color="auto" w:sz="4" w:space="0"/>
+            <w:insideV w:val="single" w:color="auto" w:sz="4" w:space="0"/>
+          </w:tblBorders>
+          <w:tblCellMar>
+            <w:top w:w="0" w:type="dxa"/>
+            <w:left w:w="108" w:type="dxa"/>
+            <w:bottom w:w="0" w:type="dxa"/>
+            <w:right w:w="108" w:type="dxa"/>
+          </w:tblCellMar>
+        </w:tblPrEx>
+        <w:tc>
+          <w:tcPr>
+            <w:tcW w:w="4820" w:type="dxa"/>
+            <w:shd w:val="clear" w:color="auto" w:fill="auto"/>
+            <w:vAlign w:val="top"/>
+          </w:tcPr>
+          <w:p>
+            <w:pPr>
+              <w:widowControl w:val="0"/>
+              <w:numPr>
+                <w:ilvl w:val="0"/>
+                <w:numId w:val="0"/>
+              </w:numPr>
+              <w:ind w:left="0" w:leftChars="0" w:firstLine="0" w:firstLineChars="0"/>
+              <w:jc w:val="center"/>
+              <w:rPr>
+                <w:rFonts w:hint="default" w:ascii="Times New Roman" w:hAnsi="Times New Roman" w:eastAsia="SimSun" w:cs="Times New Roman"/>
+                <w:b/>
+                <w:bCs/>
+                <w:color w:val="auto"/>
+                <w:sz w:val="24"/>
+                <w:szCs w:val="24"/>
+                <w:u w:val="single"/>
+                <w:vertAlign w:val="baseline"/>
+                <w:lang w:val="en-US" w:eastAsia="zh-CN" w:bidi="ar-SA"/>
+              </w:rPr>
+            </w:pPr>
+            <w:r>
+              <w:rPr>
+                <w:rFonts w:hint="default" w:ascii="Times New Roman" w:hAnsi="Times New Roman" w:eastAsia="SimSun" w:cs="Times New Roman"/>
+                <w:b/>
+                <w:bCs/>
+                <w:color w:val="auto"/>
+                <w:sz w:val="24"/>
+                <w:szCs w:val="24"/>
+                <w:u w:val="single"/>
+                <w:vertAlign w:val="baseline"/>
+                <w:lang w:val="en-US"/>
+              </w:rPr>
+              <w:t>transform.dbt_run_dimensions_and_fact</w:t>
+            </w:r>
+          </w:p>
+        </w:tc>
+        <w:tc>
+          <w:tcPr>
+            <w:tcW w:w="3231" w:type="dxa"/>
+            <w:vAlign w:val="center"/>
+          </w:tcPr>
+          <w:p>
+            <w:pPr>
+              <w:widowControl w:val="0"/>
+              <w:numPr>
+                <w:ilvl w:val="0"/>
+                <w:numId w:val="0"/>
+              </w:numPr>
+              <w:jc w:val="center"/>
+              <w:rPr>
+                <w:rFonts w:hint="default" w:ascii="Times New Roman" w:hAnsi="Times New Roman" w:eastAsia="SimSun" w:cs="Times New Roman"/>
+                <w:color w:val="auto"/>
+                <w:sz w:val="24"/>
+                <w:szCs w:val="24"/>
+                <w:vertAlign w:val="baseline"/>
+                <w:lang w:val="en-US"/>
+              </w:rPr>
+            </w:pPr>
+            <w:r>
+              <w:rPr>
+                <w:rFonts w:hint="default" w:ascii="Times New Roman" w:hAnsi="Times New Roman" w:eastAsia="SimSun"/>
+                <w:color w:val="auto"/>
+                <w:sz w:val="24"/>
+                <w:szCs w:val="24"/>
+                <w:vertAlign w:val="baseline"/>
+                <w:lang w:val="en-US"/>
+              </w:rPr>
+              <w:t>Builds intermediate models, dimensions, bridges, and fact tables.</w:t>
+            </w:r>
+          </w:p>
+        </w:tc>
+        <w:tc>
+          <w:tcPr>
+            <w:tcW w:w="2747" w:type="dxa"/>
+            <w:vAlign w:val="center"/>
+          </w:tcPr>
+          <w:p>
+            <w:pPr>
+              <w:widowControl w:val="0"/>
+              <w:numPr>
+                <w:ilvl w:val="0"/>
+                <w:numId w:val="0"/>
+              </w:numPr>
+              <w:jc w:val="center"/>
+              <w:rPr>
+                <w:rFonts w:hint="default" w:ascii="Times New Roman" w:hAnsi="Times New Roman" w:eastAsia="SimSun" w:cs="Times New Roman"/>
+                <w:b/>
+                <w:bCs/>
+                <w:color w:val="auto"/>
+                <w:sz w:val="24"/>
+                <w:szCs w:val="24"/>
+                <w:u w:val="single"/>
+                <w:vertAlign w:val="baseline"/>
+                <w:lang w:val="en-US"/>
+              </w:rPr>
+            </w:pPr>
+            <w:r>
+              <w:rPr>
+                <w:rFonts w:hint="default" w:ascii="Times New Roman" w:hAnsi="Times New Roman" w:eastAsia="SimSun" w:cs="Times New Roman"/>
+                <w:b/>
+                <w:bCs/>
+                <w:color w:val="auto"/>
+                <w:sz w:val="24"/>
+                <w:szCs w:val="24"/>
+                <w:u w:val="single"/>
+                <w:vertAlign w:val="baseline"/>
+                <w:lang w:val="en-US"/>
+              </w:rPr>
+              <w:t>dbt_snapshot</w:t>
+            </w:r>
+          </w:p>
+        </w:tc>
+      </w:tr>
+      <w:tr>
+        <w:tblPrEx>
+          <w:tblBorders>
+            <w:top w:val="single" w:color="auto" w:sz="4" w:space="0"/>
+            <w:left w:val="single" w:color="auto" w:sz="4" w:space="0"/>
+            <w:bottom w:val="single" w:color="auto" w:sz="4" w:space="0"/>
+            <w:right w:val="single" w:color="auto" w:sz="4" w:space="0"/>
+            <w:insideH w:val="single" w:color="auto" w:sz="4" w:space="0"/>
+            <w:insideV w:val="single" w:color="auto" w:sz="4" w:space="0"/>
+          </w:tblBorders>
+          <w:tblCellMar>
+            <w:top w:w="0" w:type="dxa"/>
+            <w:left w:w="108" w:type="dxa"/>
+            <w:bottom w:w="0" w:type="dxa"/>
+            <w:right w:w="108" w:type="dxa"/>
+          </w:tblCellMar>
+        </w:tblPrEx>
+        <w:tc>
+          <w:tcPr>
+            <w:tcW w:w="4820" w:type="dxa"/>
+          </w:tcPr>
+          <w:p>
+            <w:pPr>
+              <w:widowControl w:val="0"/>
+              <w:numPr>
+                <w:ilvl w:val="0"/>
+                <w:numId w:val="0"/>
+              </w:numPr>
+              <w:jc w:val="center"/>
+              <w:rPr>
+                <w:rFonts w:hint="default" w:ascii="Times New Roman" w:hAnsi="Times New Roman" w:eastAsia="SimSun" w:cs="Times New Roman"/>
+                <w:b/>
+                <w:bCs/>
+                <w:color w:val="auto"/>
+                <w:sz w:val="24"/>
+                <w:szCs w:val="24"/>
+                <w:u w:val="single"/>
+                <w:vertAlign w:val="baseline"/>
+                <w:lang w:val="en-US"/>
+              </w:rPr>
+            </w:pPr>
+            <w:r>
+              <w:rPr>
+                <w:rFonts w:hint="default" w:ascii="Times New Roman" w:hAnsi="Times New Roman" w:eastAsia="SimSun" w:cs="Times New Roman"/>
+                <w:b/>
+                <w:bCs/>
+                <w:color w:val="auto"/>
+                <w:sz w:val="24"/>
+                <w:szCs w:val="24"/>
+                <w:u w:val="single"/>
+                <w:vertAlign w:val="baseline"/>
+                <w:lang w:val="en-US"/>
+              </w:rPr>
+              <w:t>data_quality.dbt_test</w:t>
+            </w:r>
+          </w:p>
+        </w:tc>
+        <w:tc>
+          <w:tcPr>
+            <w:tcW w:w="3231" w:type="dxa"/>
+            <w:vAlign w:val="center"/>
+          </w:tcPr>
+          <w:p>
+            <w:pPr>
+              <w:widowControl w:val="0"/>
+              <w:numPr>
+                <w:ilvl w:val="0"/>
+                <w:numId w:val="0"/>
+              </w:numPr>
+              <w:jc w:val="center"/>
+              <w:rPr>
+                <w:rFonts w:hint="default" w:ascii="Times New Roman" w:hAnsi="Times New Roman" w:eastAsia="SimSun" w:cs="Times New Roman"/>
+                <w:color w:val="auto"/>
+                <w:sz w:val="24"/>
+                <w:szCs w:val="24"/>
+                <w:vertAlign w:val="baseline"/>
+                <w:lang w:val="en-US"/>
+              </w:rPr>
+            </w:pPr>
+            <w:r>
+              <w:rPr>
+                <w:rFonts w:hint="default" w:ascii="Times New Roman" w:hAnsi="Times New Roman" w:eastAsia="SimSun"/>
+                <w:color w:val="auto"/>
+                <w:sz w:val="24"/>
+                <w:szCs w:val="24"/>
+                <w:vertAlign w:val="baseline"/>
+                <w:lang w:val="en-US"/>
+              </w:rPr>
+              <w:t>Executes the complete dbt test suite and fails the pipeline on critical test failures.</w:t>
+            </w:r>
+          </w:p>
+        </w:tc>
+        <w:tc>
+          <w:tcPr>
+            <w:tcW w:w="2747" w:type="dxa"/>
+            <w:vAlign w:val="center"/>
+          </w:tcPr>
+          <w:p>
+            <w:pPr>
+              <w:widowControl w:val="0"/>
+              <w:numPr>
+                <w:ilvl w:val="0"/>
+                <w:numId w:val="0"/>
+              </w:numPr>
+              <w:jc w:val="center"/>
+              <w:rPr>
+                <w:rFonts w:hint="default" w:ascii="Times New Roman" w:hAnsi="Times New Roman" w:eastAsia="SimSun" w:cs="Times New Roman"/>
+                <w:b/>
+                <w:bCs/>
+                <w:color w:val="auto"/>
+                <w:sz w:val="24"/>
+                <w:szCs w:val="24"/>
+                <w:u w:val="single"/>
+                <w:vertAlign w:val="baseline"/>
+                <w:lang w:val="en-US"/>
+              </w:rPr>
+            </w:pPr>
+            <w:r>
+              <w:rPr>
+                <w:rFonts w:hint="default" w:ascii="Times New Roman" w:hAnsi="Times New Roman" w:eastAsia="SimSun" w:cs="Times New Roman"/>
+                <w:b/>
+                <w:bCs/>
+                <w:color w:val="auto"/>
+                <w:sz w:val="24"/>
+                <w:szCs w:val="24"/>
+                <w:u w:val="single"/>
+                <w:vertAlign w:val="baseline"/>
+                <w:lang w:val="en-US"/>
+              </w:rPr>
+              <w:t>transform</w:t>
+            </w:r>
+          </w:p>
+        </w:tc>
+      </w:tr>
+    </w:tbl>
+    <w:p>
+      <w:pPr>
+        <w:numPr>
+          <w:ilvl w:val="0"/>
+          <w:numId w:val="0"/>
+        </w:numPr>
+        <w:jc w:val="left"/>
+        <w:rPr>
+          <w:rFonts w:hint="default" w:ascii="Times New Roman" w:hAnsi="Times New Roman" w:eastAsia="SimSun" w:cs="Times New Roman"/>
+          <w:color w:val="auto"/>
+          <w:sz w:val="24"/>
+          <w:szCs w:val="24"/>
+          <w:lang w:val="en-US"/>
+        </w:rPr>
+      </w:pPr>
+    </w:p>
+    <w:p>
+      <w:pPr>
+        <w:numPr>
+          <w:ilvl w:val="0"/>
+          <w:numId w:val="0"/>
+        </w:numPr>
+        <w:jc w:val="left"/>
+        <w:rPr>
+          <w:rFonts w:hint="default" w:ascii="Times New Roman" w:hAnsi="Times New Roman" w:eastAsia="SimSun" w:cs="Times New Roman"/>
+          <w:color w:val="auto"/>
+          <w:sz w:val="24"/>
+          <w:szCs w:val="24"/>
+          <w:lang w:val="en-US"/>
+        </w:rPr>
+      </w:pPr>
+      <w:r>
+        <w:rPr>
+          <w:rFonts w:hint="default" w:ascii="Times New Roman" w:hAnsi="Times New Roman" w:eastAsia="SimSun" w:cs="Times New Roman"/>
+          <w:color w:val="auto"/>
+          <w:sz w:val="24"/>
+          <w:szCs w:val="24"/>
+          <w:lang w:val="en-US"/>
+        </w:rPr>
+        <w:t>The dependency chain is:</w:t>
+      </w:r>
+    </w:p>
+    <w:p>
+      <w:pPr>
+        <w:numPr>
+          <w:ilvl w:val="0"/>
+          <w:numId w:val="0"/>
+        </w:numPr>
+        <w:jc w:val="left"/>
+        <w:rPr>
+          <w:rFonts w:hint="default" w:ascii="Times New Roman" w:hAnsi="Times New Roman" w:eastAsia="SimSun"/>
+          <w:color w:val="auto"/>
+          <w:sz w:val="24"/>
+          <w:szCs w:val="24"/>
+          <w:u w:val="single"/>
+          <w:lang w:val="en-US"/>
+        </w:rPr>
+      </w:pPr>
+      <w:r>
+        <w:rPr>
+          <w:rFonts w:hint="default" w:ascii="Times New Roman" w:hAnsi="Times New Roman" w:eastAsia="SimSun" w:cs="Times New Roman"/>
+          <w:color w:val="auto"/>
+          <w:sz w:val="24"/>
+          <w:szCs w:val="24"/>
+          <w:u w:val="single"/>
+          <w:lang w:val="en-US"/>
+        </w:rPr>
+        <w:t>prepare</w:t>
+      </w:r>
+      <w:r>
+        <w:rPr>
+          <w:rFonts w:hint="default" w:ascii="Times New Roman" w:hAnsi="Times New Roman" w:eastAsia="SimSun" w:cs="Times New Roman"/>
+          <w:color w:val="auto"/>
+          <w:sz w:val="24"/>
+          <w:szCs w:val="24"/>
+          <w:u w:val="none"/>
+          <w:lang w:val="en-US"/>
+        </w:rPr>
+        <w:t xml:space="preserve"> </w:t>
+      </w:r>
+      <w:r>
+        <w:rPr>
+          <w:rFonts w:hint="default" w:ascii="Times New Roman" w:hAnsi="Times New Roman" w:eastAsia="SimSun"/>
+          <w:color w:val="auto"/>
+          <w:sz w:val="24"/>
+          <w:szCs w:val="24"/>
+          <w:u w:val="none"/>
+          <w:lang w:val="en-US"/>
+        </w:rPr>
+        <w:t xml:space="preserve">→ </w:t>
+      </w:r>
+      <w:r>
+        <w:rPr>
+          <w:rFonts w:hint="default" w:ascii="Times New Roman" w:hAnsi="Times New Roman" w:eastAsia="SimSun"/>
+          <w:color w:val="auto"/>
+          <w:sz w:val="24"/>
+          <w:szCs w:val="24"/>
+          <w:u w:val="single"/>
+          <w:lang w:val="en-US"/>
+        </w:rPr>
+        <w:t>extract</w:t>
+      </w:r>
+      <w:r>
+        <w:rPr>
+          <w:rFonts w:hint="default" w:ascii="Times New Roman" w:hAnsi="Times New Roman" w:eastAsia="SimSun"/>
+          <w:color w:val="auto"/>
+          <w:sz w:val="24"/>
+          <w:szCs w:val="24"/>
+          <w:u w:val="none"/>
+          <w:lang w:val="en-US"/>
+        </w:rPr>
+        <w:t xml:space="preserve"> → </w:t>
+      </w:r>
+      <w:r>
+        <w:rPr>
+          <w:rFonts w:hint="default" w:ascii="Times New Roman" w:hAnsi="Times New Roman" w:eastAsia="SimSun"/>
+          <w:color w:val="auto"/>
+          <w:sz w:val="24"/>
+          <w:szCs w:val="24"/>
+          <w:u w:val="single"/>
+          <w:lang w:val="en-US"/>
+        </w:rPr>
+        <w:t>convert</w:t>
+      </w:r>
+      <w:r>
+        <w:rPr>
+          <w:rFonts w:hint="default" w:ascii="Times New Roman" w:hAnsi="Times New Roman" w:eastAsia="SimSun"/>
+          <w:color w:val="auto"/>
+          <w:sz w:val="24"/>
+          <w:szCs w:val="24"/>
+          <w:u w:val="none"/>
+          <w:lang w:val="en-US"/>
+        </w:rPr>
+        <w:t xml:space="preserve"> → </w:t>
+      </w:r>
+      <w:r>
+        <w:rPr>
+          <w:rFonts w:hint="default" w:ascii="Times New Roman" w:hAnsi="Times New Roman" w:eastAsia="SimSun"/>
+          <w:color w:val="auto"/>
+          <w:sz w:val="24"/>
+          <w:szCs w:val="24"/>
+          <w:u w:val="single"/>
+          <w:lang w:val="en-US"/>
+        </w:rPr>
+        <w:t>validate</w:t>
+      </w:r>
+      <w:r>
+        <w:rPr>
+          <w:rFonts w:hint="default" w:ascii="Times New Roman" w:hAnsi="Times New Roman" w:eastAsia="SimSun"/>
+          <w:color w:val="auto"/>
+          <w:sz w:val="24"/>
+          <w:szCs w:val="24"/>
+          <w:u w:val="none"/>
+          <w:lang w:val="en-US"/>
+        </w:rPr>
+        <w:t xml:space="preserve"> → </w:t>
+      </w:r>
+      <w:r>
+        <w:rPr>
+          <w:rFonts w:hint="default" w:ascii="Times New Roman" w:hAnsi="Times New Roman" w:eastAsia="SimSun"/>
+          <w:color w:val="auto"/>
+          <w:sz w:val="24"/>
+          <w:szCs w:val="24"/>
+          <w:u w:val="single"/>
+          <w:lang w:val="en-US"/>
+        </w:rPr>
+        <w:t>load</w:t>
+      </w:r>
+      <w:r>
+        <w:rPr>
+          <w:rFonts w:hint="default" w:ascii="Times New Roman" w:hAnsi="Times New Roman" w:eastAsia="SimSun"/>
+          <w:color w:val="auto"/>
+          <w:sz w:val="24"/>
+          <w:szCs w:val="24"/>
+          <w:u w:val="none"/>
+          <w:lang w:val="en-US"/>
+        </w:rPr>
+        <w:t xml:space="preserve"> → </w:t>
+      </w:r>
+      <w:r>
+        <w:rPr>
+          <w:rFonts w:hint="default" w:ascii="Times New Roman" w:hAnsi="Times New Roman" w:eastAsia="SimSun"/>
+          <w:color w:val="auto"/>
+          <w:sz w:val="24"/>
+          <w:szCs w:val="24"/>
+          <w:u w:val="single"/>
+          <w:lang w:val="en-US"/>
+        </w:rPr>
+        <w:t>transform</w:t>
+      </w:r>
+      <w:r>
+        <w:rPr>
+          <w:rFonts w:hint="default" w:ascii="Times New Roman" w:hAnsi="Times New Roman" w:eastAsia="SimSun"/>
+          <w:color w:val="auto"/>
+          <w:sz w:val="24"/>
+          <w:szCs w:val="24"/>
+          <w:u w:val="none"/>
+          <w:lang w:val="en-US"/>
+        </w:rPr>
+        <w:t xml:space="preserve"> → </w:t>
+      </w:r>
+      <w:r>
+        <w:rPr>
+          <w:rFonts w:hint="default" w:ascii="Times New Roman" w:hAnsi="Times New Roman" w:eastAsia="SimSun"/>
+          <w:color w:val="auto"/>
+          <w:sz w:val="24"/>
+          <w:szCs w:val="24"/>
+          <w:u w:val="single"/>
+          <w:lang w:val="en-US"/>
+        </w:rPr>
+        <w:t>data</w:t>
+      </w:r>
+      <w:r>
+        <w:rPr>
+          <w:rFonts w:hint="default" w:ascii="Times New Roman" w:hAnsi="Times New Roman" w:eastAsia="SimSun"/>
+          <w:color w:val="auto"/>
+          <w:sz w:val="24"/>
+          <w:szCs w:val="24"/>
+          <w:u w:val="none"/>
+          <w:lang w:val="en-US"/>
+        </w:rPr>
+        <w:t xml:space="preserve"> </w:t>
+      </w:r>
+      <w:r>
+        <w:rPr>
+          <w:rFonts w:hint="default" w:ascii="Times New Roman" w:hAnsi="Times New Roman" w:eastAsia="SimSun"/>
+          <w:color w:val="auto"/>
+          <w:sz w:val="24"/>
+          <w:szCs w:val="24"/>
+          <w:u w:val="single"/>
+          <w:lang w:val="en-US"/>
+        </w:rPr>
+        <w:t>quality</w:t>
+      </w:r>
+    </w:p>
+    <w:p>
+      <w:pPr>
+        <w:numPr>
+          <w:ilvl w:val="0"/>
+          <w:numId w:val="0"/>
+        </w:numPr>
+        <w:jc w:val="left"/>
+        <w:rPr>
+          <w:rFonts w:hint="default" w:ascii="Times New Roman" w:hAnsi="Times New Roman" w:eastAsia="SimSun"/>
+          <w:color w:val="auto"/>
+          <w:sz w:val="24"/>
+          <w:szCs w:val="24"/>
+          <w:u w:val="single"/>
+          <w:lang w:val="en-US"/>
+        </w:rPr>
+      </w:pPr>
+    </w:p>
+    <w:p>
+      <w:pPr>
+        <w:numPr>
+          <w:ilvl w:val="0"/>
+          <w:numId w:val="0"/>
+        </w:numPr>
+        <w:jc w:val="left"/>
+        <w:rPr>
+          <w:rFonts w:hint="default" w:ascii="Times New Roman" w:hAnsi="Times New Roman" w:eastAsia="SimSun"/>
+          <w:color w:val="auto"/>
+          <w:sz w:val="24"/>
+          <w:szCs w:val="24"/>
+          <w:u w:val="none"/>
+          <w:lang w:val="en-US"/>
+        </w:rPr>
+      </w:pPr>
+      <w:r>
+        <w:rPr>
+          <w:rFonts w:hint="default" w:ascii="Times New Roman" w:hAnsi="Times New Roman" w:eastAsia="SimSun"/>
+          <w:color w:val="auto"/>
+          <w:sz w:val="24"/>
+          <w:szCs w:val="24"/>
+          <w:u w:val="none"/>
+          <w:lang w:val="en-US"/>
+        </w:rPr>
+        <w:t>The pipeline is idempotent because each source is converted first to a temporary Parquet file and only replaces the final file after successful validation. DuckDB sources are registered using</w:t>
+      </w:r>
+      <w:r>
+        <w:rPr>
+          <w:rFonts w:hint="default" w:ascii="Times New Roman" w:hAnsi="Times New Roman" w:eastAsia="SimSun"/>
+          <w:b/>
+          <w:bCs/>
+          <w:color w:val="auto"/>
+          <w:sz w:val="24"/>
+          <w:szCs w:val="24"/>
+          <w:u w:val="none"/>
+          <w:lang w:val="en-US"/>
+        </w:rPr>
+        <w:t xml:space="preserve"> CREATE OR REPLACE VIEW</w:t>
+      </w:r>
+      <w:r>
+        <w:rPr>
+          <w:rFonts w:hint="default" w:ascii="Times New Roman" w:hAnsi="Times New Roman" w:eastAsia="SimSun"/>
+          <w:color w:val="auto"/>
+          <w:sz w:val="24"/>
+          <w:szCs w:val="24"/>
+          <w:u w:val="none"/>
+          <w:lang w:val="en-US"/>
+        </w:rPr>
+        <w:t>, preventing duplicate raw records when the DAG is rerun.</w:t>
+      </w:r>
+    </w:p>
+    <w:p>
+      <w:pPr>
+        <w:numPr>
+          <w:ilvl w:val="0"/>
+          <w:numId w:val="0"/>
+        </w:numPr>
+        <w:jc w:val="left"/>
+        <w:rPr>
+          <w:rFonts w:hint="default" w:ascii="Times New Roman" w:hAnsi="Times New Roman" w:eastAsia="SimSun" w:cs="Times New Roman"/>
+          <w:color w:val="auto"/>
+          <w:sz w:val="24"/>
+          <w:szCs w:val="24"/>
+          <w:lang w:val="en-US"/>
+        </w:rPr>
+      </w:pPr>
+    </w:p>
+    <w:p>
+      <w:pPr>
+        <w:numPr>
+          <w:ilvl w:val="0"/>
+          <w:numId w:val="0"/>
+        </w:numPr>
+        <w:jc w:val="left"/>
+        <w:rPr>
+          <w:rFonts w:hint="default" w:ascii="Times New Roman" w:hAnsi="Times New Roman" w:eastAsia="SimSun" w:cs="Times New Roman"/>
+          <w:color w:val="auto"/>
+          <w:sz w:val="24"/>
+          <w:szCs w:val="24"/>
+          <w:lang w:val="en-US"/>
+        </w:rPr>
+      </w:pPr>
+      <w:r>
+        <w:rPr>
+          <w:rFonts w:hint="default" w:ascii="Times New Roman" w:hAnsi="Times New Roman" w:eastAsia="SimSun" w:cs="Times New Roman"/>
+          <w:color w:val="auto"/>
+          <w:sz w:val="24"/>
+          <w:szCs w:val="24"/>
+          <w:lang w:val="en-US"/>
+        </w:rPr>
+        <w:drawing>
+          <wp:inline distT="0" distB="0" distL="114300" distR="114300">
+            <wp:extent cx="5492750" cy="3434080"/>
+            <wp:effectExtent l="0" t="0" r="12700" b="13970"/>
+            <wp:docPr id="2" name="Picture 2" descr="Screenshot 2026-08-20 210408"/>
+            <wp:cNvGraphicFramePr>
+              <a:graphicFrameLocks xmlns:a="http://schemas.openxmlformats.org/drawingml/2006/main" noChangeAspect="1"/>
+            </wp:cNvGraphicFramePr>
+            <a:graphic xmlns:a="http://schemas.openxmlformats.org/drawingml/2006/main">
+              <a:graphicData uri="http://schemas.openxmlformats.org/drawingml/2006/picture">
+                <pic:pic xmlns:pic="http://schemas.openxmlformats.org/drawingml/2006/picture">
+                  <pic:nvPicPr>
+                    <pic:cNvPr id="2" name="Picture 2" descr="Screenshot 2026-08-20 210408"/>
+                    <pic:cNvPicPr>
+                      <a:picLocks noChangeAspect="1"/>
+                    </pic:cNvPicPr>
+                  </pic:nvPicPr>
+                  <pic:blipFill>
+                    <a:blip r:embed="rId5"/>
+                    <a:stretch>
+                      <a:fillRect/>
+                    </a:stretch>
+                  </pic:blipFill>
+                  <pic:spPr>
+                    <a:xfrm>
+                      <a:off x="0" y="0"/>
+                      <a:ext cx="5492750" cy="3434080"/>
+                    </a:xfrm>
+                    <a:prstGeom prst="rect">
+                      <a:avLst/>
+                    </a:prstGeom>
+                  </pic:spPr>
+                </pic:pic>
+              </a:graphicData>
+            </a:graphic>
+          </wp:inline>
+        </w:drawing>
+      </w:r>
+    </w:p>
+    <w:p>
+      <w:pPr>
+        <w:numPr>
+          <w:ilvl w:val="0"/>
+          <w:numId w:val="0"/>
+        </w:numPr>
+        <w:jc w:val="left"/>
+        <w:rPr>
+          <w:rFonts w:hint="default" w:ascii="Times New Roman" w:hAnsi="Times New Roman" w:eastAsia="SimSun" w:cs="Times New Roman"/>
+          <w:color w:val="auto"/>
+          <w:sz w:val="24"/>
+          <w:szCs w:val="24"/>
+          <w:lang w:val="en-US"/>
+        </w:rPr>
+      </w:pPr>
+    </w:p>
+    <w:p>
+      <w:pPr>
+        <w:numPr>
+          <w:ilvl w:val="0"/>
+          <w:numId w:val="1"/>
+        </w:numPr>
+        <w:ind w:left="425" w:leftChars="0" w:hanging="425" w:firstLineChars="0"/>
+        <w:jc w:val="left"/>
+        <w:rPr>
+          <w:rFonts w:hint="default" w:ascii="Times New Roman" w:hAnsi="Times New Roman" w:eastAsia="SimSun" w:cs="Times New Roman"/>
+          <w:b/>
+          <w:bCs/>
+          <w:color w:val="auto"/>
+          <w:sz w:val="32"/>
+          <w:szCs w:val="32"/>
+          <w:lang w:val="en-US"/>
+        </w:rPr>
+      </w:pPr>
+      <w:r>
+        <w:rPr>
+          <w:rFonts w:hint="default" w:ascii="Times New Roman" w:hAnsi="Times New Roman" w:eastAsia="SimSun" w:cs="Times New Roman"/>
+          <w:b/>
+          <w:bCs/>
+          <w:color w:val="auto"/>
+          <w:sz w:val="32"/>
+          <w:szCs w:val="32"/>
+          <w:lang w:val="en-US"/>
+        </w:rPr>
+        <w:t>Dbt Lineage and Tests</w:t>
+      </w:r>
+    </w:p>
+    <w:p>
+      <w:pPr>
+        <w:numPr>
+          <w:ilvl w:val="1"/>
+          <w:numId w:val="1"/>
+        </w:numPr>
+        <w:ind w:left="840" w:leftChars="0" w:hanging="420" w:firstLineChars="0"/>
+        <w:jc w:val="left"/>
+        <w:rPr>
+          <w:rFonts w:hint="default" w:ascii="Times New Roman" w:hAnsi="Times New Roman" w:eastAsia="SimSun" w:cs="Times New Roman"/>
+          <w:b/>
+          <w:bCs/>
+          <w:color w:val="auto"/>
+          <w:sz w:val="32"/>
+          <w:szCs w:val="32"/>
+          <w:lang w:val="en-US"/>
+        </w:rPr>
+      </w:pPr>
+      <w:r>
+        <w:rPr>
+          <w:rFonts w:hint="default" w:ascii="Times New Roman" w:hAnsi="Times New Roman" w:eastAsia="SimSun" w:cs="Times New Roman"/>
+          <w:b/>
+          <w:bCs/>
+          <w:color w:val="auto"/>
+          <w:sz w:val="28"/>
+          <w:szCs w:val="28"/>
+          <w:lang w:val="en-US"/>
+        </w:rPr>
+        <w:t>Snapshots</w:t>
+      </w:r>
+    </w:p>
+    <w:p>
+      <w:pPr>
+        <w:numPr>
+          <w:ilvl w:val="2"/>
+          <w:numId w:val="1"/>
+        </w:numPr>
+        <w:ind w:left="1260" w:leftChars="0" w:hanging="420" w:firstLineChars="0"/>
+        <w:jc w:val="left"/>
+        <w:rPr>
+          <w:rFonts w:hint="default" w:ascii="Times New Roman" w:hAnsi="Times New Roman" w:eastAsia="SimSun" w:cs="Times New Roman"/>
+          <w:b w:val="0"/>
+          <w:bCs w:val="0"/>
+          <w:color w:val="auto"/>
+          <w:sz w:val="24"/>
+          <w:szCs w:val="24"/>
+          <w:lang w:val="en-US"/>
+        </w:rPr>
+      </w:pPr>
+      <w:r>
+        <w:rPr>
+          <w:rFonts w:hint="default" w:ascii="Times New Roman" w:hAnsi="Times New Roman" w:eastAsia="SimSun" w:cs="Times New Roman"/>
+          <w:b w:val="0"/>
+          <w:bCs w:val="0"/>
+          <w:color w:val="auto"/>
+          <w:sz w:val="24"/>
+          <w:szCs w:val="24"/>
+          <w:u w:val="single"/>
+          <w:lang w:val="en-US"/>
+        </w:rPr>
+        <w:t>ratings_snapshot</w:t>
+      </w:r>
+    </w:p>
+    <w:p>
+      <w:pPr>
+        <w:numPr>
+          <w:numId w:val="0"/>
+        </w:numPr>
+        <w:jc w:val="left"/>
+        <w:rPr>
+          <w:rFonts w:hint="default" w:ascii="Times New Roman" w:hAnsi="Times New Roman" w:eastAsia="SimSun" w:cs="Times New Roman"/>
+          <w:b w:val="0"/>
+          <w:bCs w:val="0"/>
+          <w:color w:val="auto"/>
+          <w:sz w:val="24"/>
+          <w:szCs w:val="24"/>
+          <w:u w:val="none"/>
+          <w:lang w:val="en-US"/>
+        </w:rPr>
+      </w:pPr>
+      <w:r>
+        <w:rPr>
+          <w:rFonts w:hint="default" w:ascii="Times New Roman" w:hAnsi="Times New Roman" w:eastAsia="SimSun" w:cs="Times New Roman"/>
+          <w:b w:val="0"/>
+          <w:bCs w:val="0"/>
+          <w:color w:val="auto"/>
+          <w:sz w:val="24"/>
+          <w:szCs w:val="24"/>
+          <w:u w:val="none"/>
+          <w:lang w:val="en-US"/>
+        </w:rPr>
+        <w:tab/>
+        <w:t xml:space="preserve">Tracks historical changes in IMDb rating measures. It uses </w:t>
+      </w:r>
+      <w:r>
+        <w:rPr>
+          <w:rFonts w:hint="default" w:ascii="Times New Roman" w:hAnsi="Times New Roman" w:eastAsia="SimSun" w:cs="Times New Roman"/>
+          <w:b w:val="0"/>
+          <w:bCs w:val="0"/>
+          <w:color w:val="auto"/>
+          <w:sz w:val="24"/>
+          <w:szCs w:val="24"/>
+          <w:u w:val="single"/>
+          <w:lang w:val="en-US"/>
+        </w:rPr>
+        <w:t>title_id</w:t>
+      </w:r>
+      <w:r>
+        <w:rPr>
+          <w:rFonts w:hint="default" w:ascii="Times New Roman" w:hAnsi="Times New Roman" w:eastAsia="SimSun" w:cs="Times New Roman"/>
+          <w:b w:val="0"/>
+          <w:bCs w:val="0"/>
+          <w:color w:val="auto"/>
+          <w:sz w:val="24"/>
+          <w:szCs w:val="24"/>
+          <w:u w:val="none"/>
+          <w:lang w:val="en-US"/>
+        </w:rPr>
+        <w:t xml:space="preserve"> as the unique business key and the dbt </w:t>
+      </w:r>
+      <w:r>
+        <w:rPr>
+          <w:rFonts w:hint="default" w:ascii="Times New Roman" w:hAnsi="Times New Roman" w:eastAsia="SimSun" w:cs="Times New Roman"/>
+          <w:b w:val="0"/>
+          <w:bCs w:val="0"/>
+          <w:color w:val="auto"/>
+          <w:sz w:val="24"/>
+          <w:szCs w:val="24"/>
+          <w:u w:val="single"/>
+          <w:lang w:val="en-US"/>
+        </w:rPr>
+        <w:t>check</w:t>
+      </w:r>
+      <w:r>
+        <w:rPr>
+          <w:rFonts w:hint="default" w:ascii="Times New Roman" w:hAnsi="Times New Roman" w:eastAsia="SimSun" w:cs="Times New Roman"/>
+          <w:b w:val="0"/>
+          <w:bCs w:val="0"/>
+          <w:color w:val="auto"/>
+          <w:sz w:val="24"/>
+          <w:szCs w:val="24"/>
+          <w:u w:val="none"/>
+          <w:lang w:val="en-US"/>
+        </w:rPr>
+        <w:t xml:space="preserve"> strategy to monitor changes in </w:t>
+      </w:r>
+      <w:r>
+        <w:rPr>
+          <w:rFonts w:hint="default" w:ascii="Times New Roman" w:hAnsi="Times New Roman" w:eastAsia="SimSun" w:cs="Times New Roman"/>
+          <w:b w:val="0"/>
+          <w:bCs w:val="0"/>
+          <w:color w:val="auto"/>
+          <w:sz w:val="24"/>
+          <w:szCs w:val="24"/>
+          <w:u w:val="single"/>
+          <w:lang w:val="en-US"/>
+        </w:rPr>
+        <w:t>average_rating</w:t>
+      </w:r>
+      <w:r>
+        <w:rPr>
+          <w:rFonts w:hint="default" w:ascii="Times New Roman" w:hAnsi="Times New Roman" w:eastAsia="SimSun" w:cs="Times New Roman"/>
+          <w:b w:val="0"/>
+          <w:bCs w:val="0"/>
+          <w:color w:val="auto"/>
+          <w:sz w:val="24"/>
+          <w:szCs w:val="24"/>
+          <w:u w:val="none"/>
+          <w:lang w:val="en-US"/>
+        </w:rPr>
+        <w:t xml:space="preserve"> and </w:t>
+      </w:r>
+      <w:r>
+        <w:rPr>
+          <w:rFonts w:hint="default" w:ascii="Times New Roman" w:hAnsi="Times New Roman" w:eastAsia="SimSun" w:cs="Times New Roman"/>
+          <w:b w:val="0"/>
+          <w:bCs w:val="0"/>
+          <w:color w:val="auto"/>
+          <w:sz w:val="24"/>
+          <w:szCs w:val="24"/>
+          <w:u w:val="single"/>
+          <w:lang w:val="en-US"/>
+        </w:rPr>
+        <w:t>num_votes</w:t>
+      </w:r>
+      <w:r>
+        <w:rPr>
+          <w:rFonts w:hint="default" w:ascii="Times New Roman" w:hAnsi="Times New Roman" w:eastAsia="SimSun" w:cs="Times New Roman"/>
+          <w:b w:val="0"/>
+          <w:bCs w:val="0"/>
+          <w:color w:val="auto"/>
+          <w:sz w:val="24"/>
+          <w:szCs w:val="24"/>
+          <w:u w:val="none"/>
+          <w:lang w:val="en-US"/>
+        </w:rPr>
+        <w:t>.</w:t>
+      </w:r>
+    </w:p>
+    <w:p>
+      <w:pPr>
+        <w:numPr>
+          <w:numId w:val="0"/>
+        </w:numPr>
+        <w:jc w:val="left"/>
+        <w:rPr>
+          <w:rFonts w:hint="default" w:ascii="Times New Roman" w:hAnsi="Times New Roman" w:eastAsia="SimSun" w:cs="Times New Roman"/>
+          <w:b w:val="0"/>
+          <w:bCs w:val="0"/>
+          <w:color w:val="auto"/>
+          <w:sz w:val="24"/>
+          <w:szCs w:val="24"/>
+          <w:u w:val="none"/>
+          <w:lang w:val="en-US"/>
+        </w:rPr>
+      </w:pPr>
+      <w:r>
+        <w:rPr>
+          <w:rFonts w:hint="default" w:ascii="Times New Roman" w:hAnsi="Times New Roman" w:eastAsia="SimSun" w:cs="Times New Roman"/>
+          <w:b w:val="0"/>
+          <w:bCs w:val="0"/>
+          <w:color w:val="auto"/>
+          <w:sz w:val="24"/>
+          <w:szCs w:val="24"/>
+          <w:u w:val="none"/>
+          <w:lang w:val="en-US"/>
+        </w:rPr>
+        <w:tab/>
+        <w:t xml:space="preserve">When either value changes between successive loads, dbt creates a new snapshot version while preserving the previous one. The generated </w:t>
+      </w:r>
+      <w:r>
+        <w:rPr>
+          <w:rFonts w:hint="default" w:ascii="Times New Roman" w:hAnsi="Times New Roman" w:eastAsia="SimSun" w:cs="Times New Roman"/>
+          <w:b w:val="0"/>
+          <w:bCs w:val="0"/>
+          <w:color w:val="auto"/>
+          <w:sz w:val="24"/>
+          <w:szCs w:val="24"/>
+          <w:u w:val="single"/>
+          <w:lang w:val="en-US"/>
+        </w:rPr>
+        <w:t>dbt_valid_from</w:t>
+      </w:r>
+      <w:r>
+        <w:rPr>
+          <w:rFonts w:hint="default" w:ascii="Times New Roman" w:hAnsi="Times New Roman" w:eastAsia="SimSun" w:cs="Times New Roman"/>
+          <w:b w:val="0"/>
+          <w:bCs w:val="0"/>
+          <w:color w:val="auto"/>
+          <w:sz w:val="24"/>
+          <w:szCs w:val="24"/>
+          <w:u w:val="none"/>
+          <w:lang w:val="en-US"/>
+        </w:rPr>
+        <w:t xml:space="preserve"> and </w:t>
+      </w:r>
+      <w:r>
+        <w:rPr>
+          <w:rFonts w:hint="default" w:ascii="Times New Roman" w:hAnsi="Times New Roman" w:eastAsia="SimSun" w:cs="Times New Roman"/>
+          <w:b w:val="0"/>
+          <w:bCs w:val="0"/>
+          <w:color w:val="auto"/>
+          <w:sz w:val="24"/>
+          <w:szCs w:val="24"/>
+          <w:u w:val="single"/>
+          <w:lang w:val="en-US"/>
+        </w:rPr>
+        <w:t>dbt_valid_to</w:t>
+      </w:r>
+      <w:r>
+        <w:rPr>
+          <w:rFonts w:hint="default" w:ascii="Times New Roman" w:hAnsi="Times New Roman" w:eastAsia="SimSun" w:cs="Times New Roman"/>
+          <w:b w:val="0"/>
+          <w:bCs w:val="0"/>
+          <w:color w:val="auto"/>
+          <w:sz w:val="24"/>
+          <w:szCs w:val="24"/>
+          <w:u w:val="none"/>
+          <w:lang w:val="en-US"/>
+        </w:rPr>
+        <w:t xml:space="preserve"> columns define the period during which each version was valid.</w:t>
+      </w:r>
+    </w:p>
+    <w:p>
+      <w:pPr>
+        <w:numPr>
+          <w:numId w:val="0"/>
+        </w:numPr>
+        <w:jc w:val="left"/>
+        <w:rPr>
+          <w:rFonts w:hint="default" w:ascii="Times New Roman" w:hAnsi="Times New Roman" w:eastAsia="SimSun" w:cs="Times New Roman"/>
+          <w:b w:val="0"/>
+          <w:bCs w:val="0"/>
+          <w:color w:val="auto"/>
+          <w:sz w:val="24"/>
+          <w:szCs w:val="24"/>
+          <w:u w:val="none"/>
+          <w:lang w:val="en-US"/>
+        </w:rPr>
+      </w:pPr>
+      <w:r>
+        <w:rPr>
+          <w:rFonts w:hint="default" w:ascii="Times New Roman" w:hAnsi="Times New Roman" w:eastAsia="SimSun" w:cs="Times New Roman"/>
+          <w:b w:val="0"/>
+          <w:bCs w:val="0"/>
+          <w:color w:val="auto"/>
+          <w:sz w:val="24"/>
+          <w:szCs w:val="24"/>
+          <w:u w:val="none"/>
+          <w:lang w:val="en-US"/>
+        </w:rPr>
+        <w:tab/>
+        <w:t>This history matters because IMDb ratings and vote counts evolve over time. Preserving previous versions makes it possible to analyze how a title’s rating information changed instead of silently overwriting earlier values.</w:t>
+      </w:r>
+    </w:p>
+    <w:p>
+      <w:pPr>
+        <w:numPr>
+          <w:ilvl w:val="2"/>
+          <w:numId w:val="1"/>
+        </w:numPr>
+        <w:ind w:left="1260" w:leftChars="0" w:hanging="420" w:firstLineChars="0"/>
+        <w:jc w:val="left"/>
+        <w:rPr>
+          <w:rFonts w:hint="default" w:ascii="Times New Roman" w:hAnsi="Times New Roman" w:eastAsia="SimSun" w:cs="Times New Roman"/>
+          <w:b w:val="0"/>
+          <w:bCs w:val="0"/>
+          <w:color w:val="auto"/>
+          <w:sz w:val="24"/>
+          <w:szCs w:val="24"/>
+          <w:u w:val="none"/>
+          <w:lang w:val="en-US"/>
+        </w:rPr>
+      </w:pPr>
+      <w:r>
+        <w:rPr>
+          <w:rFonts w:hint="default" w:ascii="Times New Roman" w:hAnsi="Times New Roman" w:eastAsia="SimSun" w:cs="Times New Roman"/>
+          <w:b w:val="0"/>
+          <w:bCs w:val="0"/>
+          <w:color w:val="auto"/>
+          <w:sz w:val="24"/>
+          <w:szCs w:val="24"/>
+          <w:u w:val="none"/>
+          <w:lang w:val="en-US"/>
+        </w:rPr>
+        <w:t xml:space="preserve"> d</w:t>
+      </w:r>
+      <w:r>
+        <w:rPr>
+          <w:rFonts w:hint="default" w:ascii="Times New Roman" w:hAnsi="Times New Roman" w:eastAsia="SimSun" w:cs="Times New Roman"/>
+          <w:b w:val="0"/>
+          <w:bCs w:val="0"/>
+          <w:color w:val="auto"/>
+          <w:sz w:val="24"/>
+          <w:szCs w:val="24"/>
+          <w:u w:val="single"/>
+          <w:lang w:val="en-US"/>
+        </w:rPr>
+        <w:t>im_title_snapshot</w:t>
+      </w:r>
+      <w:r>
+        <w:rPr>
+          <w:rFonts w:hint="default" w:ascii="Times New Roman" w:hAnsi="Times New Roman" w:eastAsia="SimSun" w:cs="Times New Roman"/>
+          <w:b w:val="0"/>
+          <w:bCs w:val="0"/>
+          <w:color w:val="auto"/>
+          <w:sz w:val="24"/>
+          <w:szCs w:val="24"/>
+          <w:u w:val="none"/>
+          <w:lang w:val="en-US"/>
+        </w:rPr>
+        <w:t xml:space="preserve"> </w:t>
+      </w:r>
+    </w:p>
+    <w:p>
+      <w:pPr>
+        <w:numPr>
+          <w:numId w:val="0"/>
+        </w:numPr>
+        <w:jc w:val="left"/>
+        <w:rPr>
+          <w:rFonts w:hint="default" w:ascii="Times New Roman" w:hAnsi="Times New Roman" w:eastAsia="SimSun"/>
+          <w:b w:val="0"/>
+          <w:bCs w:val="0"/>
+          <w:color w:val="auto"/>
+          <w:sz w:val="24"/>
+          <w:szCs w:val="24"/>
+          <w:u w:val="none"/>
+          <w:lang w:val="en-US"/>
+        </w:rPr>
+      </w:pPr>
+      <w:r>
+        <w:rPr>
+          <w:rFonts w:hint="default" w:ascii="Times New Roman" w:hAnsi="Times New Roman" w:eastAsia="SimSun" w:cs="Times New Roman"/>
+          <w:b w:val="0"/>
+          <w:bCs w:val="0"/>
+          <w:color w:val="auto"/>
+          <w:sz w:val="28"/>
+          <w:szCs w:val="28"/>
+          <w:u w:val="none"/>
+          <w:lang w:val="en-US"/>
+        </w:rPr>
+        <w:tab/>
+        <w:t>I</w:t>
+      </w:r>
+      <w:r>
+        <w:rPr>
+          <w:rFonts w:hint="default" w:ascii="Times New Roman" w:hAnsi="Times New Roman" w:eastAsia="SimSun"/>
+          <w:b w:val="0"/>
+          <w:bCs w:val="0"/>
+          <w:color w:val="auto"/>
+          <w:sz w:val="24"/>
+          <w:szCs w:val="24"/>
+          <w:u w:val="none"/>
+          <w:lang w:val="en-US"/>
+        </w:rPr>
+        <w:t xml:space="preserve">mplements the required SCD Type 2 history for IMDb title metadata. It uses </w:t>
+      </w:r>
+      <w:r>
+        <w:rPr>
+          <w:rFonts w:hint="default" w:ascii="Times New Roman" w:hAnsi="Times New Roman" w:eastAsia="SimSun"/>
+          <w:b w:val="0"/>
+          <w:bCs w:val="0"/>
+          <w:color w:val="auto"/>
+          <w:sz w:val="24"/>
+          <w:szCs w:val="24"/>
+          <w:u w:val="single"/>
+          <w:lang w:val="en-US"/>
+        </w:rPr>
+        <w:t>title_id</w:t>
+      </w:r>
+      <w:r>
+        <w:rPr>
+          <w:rFonts w:hint="default" w:ascii="Times New Roman" w:hAnsi="Times New Roman" w:eastAsia="SimSun"/>
+          <w:b w:val="0"/>
+          <w:bCs w:val="0"/>
+          <w:color w:val="auto"/>
+          <w:sz w:val="24"/>
+          <w:szCs w:val="24"/>
+          <w:u w:val="none"/>
+          <w:lang w:val="en-US"/>
+        </w:rPr>
+        <w:t xml:space="preserve"> as the business key and the dbt check strategy to track changes in </w:t>
+      </w:r>
+      <w:r>
+        <w:rPr>
+          <w:rFonts w:hint="default" w:ascii="Times New Roman" w:hAnsi="Times New Roman" w:eastAsia="SimSun"/>
+          <w:b w:val="0"/>
+          <w:bCs w:val="0"/>
+          <w:color w:val="auto"/>
+          <w:sz w:val="24"/>
+          <w:szCs w:val="24"/>
+          <w:u w:val="single"/>
+          <w:lang w:val="en-US"/>
+        </w:rPr>
+        <w:t>primary_title</w:t>
+      </w:r>
+      <w:r>
+        <w:rPr>
+          <w:rFonts w:hint="default" w:ascii="Times New Roman" w:hAnsi="Times New Roman" w:eastAsia="SimSun"/>
+          <w:b w:val="0"/>
+          <w:bCs w:val="0"/>
+          <w:color w:val="auto"/>
+          <w:sz w:val="24"/>
+          <w:szCs w:val="24"/>
+          <w:u w:val="none"/>
+          <w:lang w:val="en-US"/>
+        </w:rPr>
+        <w:t xml:space="preserve">, </w:t>
+      </w:r>
+      <w:r>
+        <w:rPr>
+          <w:rFonts w:hint="default" w:ascii="Times New Roman" w:hAnsi="Times New Roman" w:eastAsia="SimSun"/>
+          <w:b w:val="0"/>
+          <w:bCs w:val="0"/>
+          <w:color w:val="auto"/>
+          <w:sz w:val="24"/>
+          <w:szCs w:val="24"/>
+          <w:u w:val="single"/>
+          <w:lang w:val="en-US"/>
+        </w:rPr>
+        <w:t>genres</w:t>
+      </w:r>
+      <w:r>
+        <w:rPr>
+          <w:rFonts w:hint="default" w:ascii="Times New Roman" w:hAnsi="Times New Roman" w:eastAsia="SimSun"/>
+          <w:b w:val="0"/>
+          <w:bCs w:val="0"/>
+          <w:color w:val="auto"/>
+          <w:sz w:val="24"/>
+          <w:szCs w:val="24"/>
+          <w:u w:val="none"/>
+          <w:lang w:val="en-US"/>
+        </w:rPr>
+        <w:t xml:space="preserve">, and </w:t>
+      </w:r>
+      <w:r>
+        <w:rPr>
+          <w:rFonts w:hint="default" w:ascii="Times New Roman" w:hAnsi="Times New Roman" w:eastAsia="SimSun"/>
+          <w:b w:val="0"/>
+          <w:bCs w:val="0"/>
+          <w:color w:val="auto"/>
+          <w:sz w:val="24"/>
+          <w:szCs w:val="24"/>
+          <w:u w:val="single"/>
+          <w:lang w:val="en-US"/>
+        </w:rPr>
+        <w:t>runtime_minutes</w:t>
+      </w:r>
+      <w:r>
+        <w:rPr>
+          <w:rFonts w:hint="default" w:ascii="Times New Roman" w:hAnsi="Times New Roman" w:eastAsia="SimSun"/>
+          <w:b w:val="0"/>
+          <w:bCs w:val="0"/>
+          <w:color w:val="auto"/>
+          <w:sz w:val="24"/>
+          <w:szCs w:val="24"/>
+          <w:u w:val="none"/>
+          <w:lang w:val="en-US"/>
+        </w:rPr>
+        <w:t>.</w:t>
+      </w:r>
+    </w:p>
+    <w:p>
+      <w:pPr>
+        <w:numPr>
+          <w:numId w:val="0"/>
+        </w:numPr>
+        <w:ind w:firstLine="720" w:firstLineChars="0"/>
+        <w:jc w:val="left"/>
+        <w:rPr>
+          <w:rFonts w:hint="default" w:ascii="Times New Roman" w:hAnsi="Times New Roman" w:eastAsia="SimSun"/>
+          <w:b w:val="0"/>
+          <w:bCs w:val="0"/>
+          <w:color w:val="auto"/>
+          <w:sz w:val="24"/>
+          <w:szCs w:val="24"/>
+          <w:u w:val="none"/>
+          <w:lang w:val="en-US"/>
+        </w:rPr>
+      </w:pPr>
+      <w:r>
+        <w:rPr>
+          <w:rFonts w:hint="default" w:ascii="Times New Roman" w:hAnsi="Times New Roman" w:eastAsia="SimSun"/>
+          <w:b w:val="0"/>
+          <w:bCs w:val="0"/>
+          <w:color w:val="auto"/>
+          <w:sz w:val="24"/>
+          <w:szCs w:val="24"/>
+          <w:u w:val="none"/>
+          <w:lang w:val="en-US"/>
+        </w:rPr>
+        <w:t>When one of these attributes changes, dbt creates a new historical version and closes the previous one using the generated</w:t>
+      </w:r>
+      <w:r>
+        <w:rPr>
+          <w:rFonts w:hint="default" w:ascii="Times New Roman" w:hAnsi="Times New Roman" w:eastAsia="SimSun"/>
+          <w:b w:val="0"/>
+          <w:bCs w:val="0"/>
+          <w:color w:val="auto"/>
+          <w:sz w:val="24"/>
+          <w:szCs w:val="24"/>
+          <w:u w:val="single"/>
+          <w:lang w:val="en-US"/>
+        </w:rPr>
+        <w:t xml:space="preserve"> dbt_valid_from</w:t>
+      </w:r>
+      <w:r>
+        <w:rPr>
+          <w:rFonts w:hint="default" w:ascii="Times New Roman" w:hAnsi="Times New Roman" w:eastAsia="SimSun"/>
+          <w:b w:val="0"/>
+          <w:bCs w:val="0"/>
+          <w:color w:val="auto"/>
+          <w:sz w:val="24"/>
+          <w:szCs w:val="24"/>
+          <w:u w:val="none"/>
+          <w:lang w:val="en-US"/>
+        </w:rPr>
+        <w:t xml:space="preserve"> and </w:t>
+      </w:r>
+      <w:r>
+        <w:rPr>
+          <w:rFonts w:hint="default" w:ascii="Times New Roman" w:hAnsi="Times New Roman" w:eastAsia="SimSun"/>
+          <w:b w:val="0"/>
+          <w:bCs w:val="0"/>
+          <w:color w:val="auto"/>
+          <w:sz w:val="24"/>
+          <w:szCs w:val="24"/>
+          <w:u w:val="single"/>
+          <w:lang w:val="en-US"/>
+        </w:rPr>
+        <w:t>dbt_valid_to</w:t>
+      </w:r>
+      <w:r>
+        <w:rPr>
+          <w:rFonts w:hint="default" w:ascii="Times New Roman" w:hAnsi="Times New Roman" w:eastAsia="SimSun"/>
+          <w:b w:val="0"/>
+          <w:bCs w:val="0"/>
+          <w:color w:val="auto"/>
+          <w:sz w:val="24"/>
+          <w:szCs w:val="24"/>
+          <w:u w:val="none"/>
+          <w:lang w:val="en-US"/>
+        </w:rPr>
+        <w:t xml:space="preserve"> validity columns.</w:t>
+      </w:r>
+    </w:p>
+    <w:p>
+      <w:pPr>
+        <w:numPr>
+          <w:numId w:val="0"/>
+        </w:numPr>
+        <w:ind w:firstLine="720" w:firstLineChars="0"/>
+        <w:jc w:val="left"/>
+        <w:rPr>
+          <w:rFonts w:hint="default" w:ascii="Times New Roman" w:hAnsi="Times New Roman" w:eastAsia="SimSun" w:cs="Times New Roman"/>
+          <w:b w:val="0"/>
+          <w:bCs w:val="0"/>
+          <w:color w:val="auto"/>
+          <w:sz w:val="24"/>
+          <w:szCs w:val="24"/>
+          <w:u w:val="none"/>
+          <w:lang w:val="en-US"/>
+        </w:rPr>
+      </w:pPr>
+      <w:r>
+        <w:rPr>
+          <w:rFonts w:hint="default" w:ascii="Times New Roman" w:hAnsi="Times New Roman" w:eastAsia="SimSun"/>
+          <w:b w:val="0"/>
+          <w:bCs w:val="0"/>
+          <w:color w:val="auto"/>
+          <w:sz w:val="24"/>
+          <w:szCs w:val="24"/>
+          <w:u w:val="none"/>
+          <w:lang w:val="en-US"/>
+        </w:rPr>
+        <w:t>This history is important because IMDb may correct or reclassify title metadata between successive source loads. Preserving earlier versions prevents those changes from being silently overwritten and allows the warehouse to reconstruct how title metadata looked at a previous point in time.</w:t>
+      </w:r>
+      <w:r>
+        <w:rPr>
+          <w:rFonts w:hint="default" w:ascii="Times New Roman" w:hAnsi="Times New Roman" w:eastAsia="SimSun" w:cs="Times New Roman"/>
+          <w:b w:val="0"/>
+          <w:bCs w:val="0"/>
+          <w:color w:val="auto"/>
+          <w:sz w:val="24"/>
+          <w:szCs w:val="24"/>
+          <w:u w:val="none"/>
+          <w:lang w:val="en-US"/>
+        </w:rPr>
+        <w:tab/>
+      </w:r>
+    </w:p>
+    <w:p>
+      <w:pPr>
+        <w:numPr>
+          <w:numId w:val="0"/>
+        </w:numPr>
+        <w:ind w:firstLine="720" w:firstLineChars="0"/>
+        <w:jc w:val="left"/>
+        <w:rPr>
+          <w:rFonts w:hint="default" w:ascii="Times New Roman" w:hAnsi="Times New Roman" w:eastAsia="SimSun" w:cs="Times New Roman"/>
+          <w:b w:val="0"/>
+          <w:bCs w:val="0"/>
+          <w:color w:val="auto"/>
+          <w:sz w:val="24"/>
+          <w:szCs w:val="24"/>
+          <w:u w:val="none"/>
+          <w:lang w:val="en-US"/>
+        </w:rPr>
+      </w:pPr>
+    </w:p>
+    <w:p>
+      <w:pPr>
+        <w:numPr>
+          <w:ilvl w:val="1"/>
+          <w:numId w:val="1"/>
+        </w:numPr>
+        <w:ind w:left="840" w:leftChars="0" w:hanging="420" w:firstLineChars="0"/>
+        <w:jc w:val="left"/>
+        <w:rPr>
+          <w:rFonts w:hint="default" w:ascii="Times New Roman" w:hAnsi="Times New Roman" w:eastAsia="SimSun" w:cs="Times New Roman"/>
+          <w:b/>
+          <w:bCs/>
+          <w:color w:val="auto"/>
+          <w:sz w:val="28"/>
+          <w:szCs w:val="28"/>
+          <w:u w:val="none"/>
+          <w:lang w:val="en-US"/>
+        </w:rPr>
+      </w:pPr>
+      <w:r>
+        <w:rPr>
+          <w:rFonts w:hint="default" w:ascii="Times New Roman" w:hAnsi="Times New Roman" w:eastAsia="SimSun" w:cs="Times New Roman"/>
+          <w:b/>
+          <w:bCs/>
+          <w:color w:val="auto"/>
+          <w:sz w:val="28"/>
+          <w:szCs w:val="28"/>
+          <w:u w:val="none"/>
+          <w:lang w:val="en-US"/>
+        </w:rPr>
+        <w:t>Tests</w:t>
+      </w:r>
+    </w:p>
+    <w:p>
+      <w:pPr>
+        <w:numPr>
+          <w:numId w:val="0"/>
+        </w:numPr>
+        <w:jc w:val="left"/>
+        <w:rPr>
+          <w:rFonts w:hint="default" w:ascii="Times New Roman" w:hAnsi="Times New Roman" w:eastAsia="SimSun"/>
+          <w:b w:val="0"/>
+          <w:bCs w:val="0"/>
+          <w:color w:val="auto"/>
+          <w:sz w:val="24"/>
+          <w:szCs w:val="24"/>
+          <w:u w:val="none"/>
+          <w:lang w:val="en-US"/>
+        </w:rPr>
+      </w:pPr>
+      <w:r>
+        <w:rPr>
+          <w:rFonts w:hint="default" w:ascii="Times New Roman" w:hAnsi="Times New Roman" w:eastAsia="SimSun" w:cs="Times New Roman"/>
+          <w:b/>
+          <w:bCs/>
+          <w:color w:val="auto"/>
+          <w:sz w:val="28"/>
+          <w:szCs w:val="28"/>
+          <w:u w:val="none"/>
+          <w:lang w:val="en-US"/>
+        </w:rPr>
+        <w:tab/>
+      </w:r>
+      <w:r>
+        <w:rPr>
+          <w:rFonts w:hint="default" w:ascii="Times New Roman" w:hAnsi="Times New Roman" w:eastAsia="SimSun"/>
+          <w:b w:val="0"/>
+          <w:bCs w:val="0"/>
+          <w:color w:val="auto"/>
+          <w:sz w:val="24"/>
+          <w:szCs w:val="24"/>
+          <w:u w:val="none"/>
+          <w:lang w:val="en-US"/>
+        </w:rPr>
+        <w:t>The dbt project includes generic schema tests and custom SQL tests that validate key integrity, relationships, domain rules, and duplicate prevention across the dimensional model. Critical test failures cause the Airflow pipeline to fail during the final data-quality stage.</w:t>
+      </w:r>
+    </w:p>
+    <w:p>
+      <w:pPr>
+        <w:numPr>
+          <w:numId w:val="0"/>
+        </w:numPr>
+        <w:jc w:val="center"/>
+        <w:rPr>
+          <w:rFonts w:hint="default" w:ascii="Times New Roman" w:hAnsi="Times New Roman" w:eastAsia="SimSun"/>
+          <w:b/>
+          <w:bCs/>
+          <w:color w:val="auto"/>
+          <w:sz w:val="24"/>
+          <w:szCs w:val="24"/>
+          <w:u w:val="none"/>
+          <w:lang w:val="en-US"/>
+        </w:rPr>
+      </w:pPr>
+    </w:p>
+    <w:tbl>
+      <w:tblPr>
+        <w:tblStyle w:val="9"/>
+        <w:tblW w:w="9983" w:type="dxa"/>
+        <w:tblInd w:w="-748" w:type="dxa"/>
+        <w:tblBorders>
+          <w:top w:val="single" w:color="auto" w:sz="4" w:space="0"/>
+          <w:left w:val="single" w:color="auto" w:sz="4" w:space="0"/>
+          <w:bottom w:val="single" w:color="auto" w:sz="4" w:space="0"/>
+          <w:right w:val="single" w:color="auto" w:sz="4" w:space="0"/>
+          <w:insideH w:val="single" w:color="auto" w:sz="4" w:space="0"/>
+          <w:insideV w:val="single" w:color="auto" w:sz="4" w:space="0"/>
+        </w:tblBorders>
+        <w:tblLayout w:type="autofit"/>
+        <w:tblCellMar>
+          <w:left w:w="108" w:type="dxa"/>
+          <w:right w:w="108" w:type="dxa"/>
+        </w:tblCellMar>
+      </w:tblPr>
+      <w:tblGrid>
+        <w:gridCol w:w="3551"/>
+        <w:gridCol w:w="1909"/>
+        <w:gridCol w:w="1894"/>
+        <w:gridCol w:w="2629"/>
+      </w:tblGrid>
+      <w:tr>
+        <w:tblPrEx>
+          <w:tblBorders>
+            <w:top w:val="single" w:color="auto" w:sz="4" w:space="0"/>
+            <w:left w:val="single" w:color="auto" w:sz="4" w:space="0"/>
+            <w:bottom w:val="single" w:color="auto" w:sz="4" w:space="0"/>
+            <w:right w:val="single" w:color="auto" w:sz="4" w:space="0"/>
+            <w:insideH w:val="single" w:color="auto" w:sz="4" w:space="0"/>
+            <w:insideV w:val="single" w:color="auto" w:sz="4" w:space="0"/>
+          </w:tblBorders>
+        </w:tblPrEx>
+        <w:tc>
+          <w:tcPr>
+            <w:tcW w:w="3551" w:type="dxa"/>
+          </w:tcPr>
+          <w:p>
+            <w:pPr>
+              <w:numPr>
+                <w:numId w:val="0"/>
+              </w:numPr>
+              <w:jc w:val="center"/>
+              <w:rPr>
+                <w:rFonts w:hint="default" w:ascii="Times New Roman" w:hAnsi="Times New Roman" w:eastAsia="SimSun"/>
+                <w:b/>
+                <w:bCs/>
+                <w:color w:val="auto"/>
+                <w:sz w:val="24"/>
+                <w:szCs w:val="24"/>
+                <w:u w:val="none"/>
+                <w:vertAlign w:val="baseline"/>
+                <w:lang w:val="en-US"/>
+              </w:rPr>
+            </w:pPr>
+            <w:r>
+              <w:rPr>
+                <w:rFonts w:hint="default" w:ascii="Times New Roman" w:hAnsi="Times New Roman" w:eastAsia="SimSun"/>
+                <w:b/>
+                <w:bCs/>
+                <w:color w:val="auto"/>
+                <w:sz w:val="24"/>
+                <w:szCs w:val="24"/>
+                <w:u w:val="none"/>
+                <w:vertAlign w:val="baseline"/>
+                <w:lang w:val="en-US"/>
+              </w:rPr>
+              <w:t>Test</w:t>
+            </w:r>
+          </w:p>
+        </w:tc>
+        <w:tc>
+          <w:tcPr>
+            <w:tcW w:w="1908" w:type="dxa"/>
+          </w:tcPr>
+          <w:p>
+            <w:pPr>
+              <w:numPr>
+                <w:numId w:val="0"/>
+              </w:numPr>
+              <w:jc w:val="center"/>
+              <w:rPr>
+                <w:rFonts w:hint="default" w:ascii="Times New Roman" w:hAnsi="Times New Roman" w:eastAsia="SimSun"/>
+                <w:b/>
+                <w:bCs/>
+                <w:color w:val="auto"/>
+                <w:sz w:val="24"/>
+                <w:szCs w:val="24"/>
+                <w:u w:val="none"/>
+                <w:vertAlign w:val="baseline"/>
+                <w:lang w:val="en-US"/>
+              </w:rPr>
+            </w:pPr>
+            <w:r>
+              <w:rPr>
+                <w:rFonts w:hint="default" w:ascii="Times New Roman" w:hAnsi="Times New Roman" w:eastAsia="SimSun"/>
+                <w:b/>
+                <w:bCs/>
+                <w:color w:val="auto"/>
+                <w:sz w:val="24"/>
+                <w:szCs w:val="24"/>
+                <w:u w:val="none"/>
+                <w:vertAlign w:val="baseline"/>
+                <w:lang w:val="en-US"/>
+              </w:rPr>
+              <w:t>Model(s)</w:t>
+            </w:r>
+          </w:p>
+        </w:tc>
+        <w:tc>
+          <w:tcPr>
+            <w:tcW w:w="1894" w:type="dxa"/>
+          </w:tcPr>
+          <w:p>
+            <w:pPr>
+              <w:numPr>
+                <w:numId w:val="0"/>
+              </w:numPr>
+              <w:jc w:val="center"/>
+              <w:rPr>
+                <w:rFonts w:hint="default" w:ascii="Times New Roman" w:hAnsi="Times New Roman" w:eastAsia="SimSun"/>
+                <w:b/>
+                <w:bCs/>
+                <w:color w:val="auto"/>
+                <w:sz w:val="24"/>
+                <w:szCs w:val="24"/>
+                <w:u w:val="none"/>
+                <w:vertAlign w:val="baseline"/>
+                <w:lang w:val="en-US"/>
+              </w:rPr>
+            </w:pPr>
+            <w:r>
+              <w:rPr>
+                <w:rFonts w:hint="default" w:ascii="Times New Roman" w:hAnsi="Times New Roman" w:eastAsia="SimSun"/>
+                <w:b/>
+                <w:bCs/>
+                <w:color w:val="auto"/>
+                <w:sz w:val="24"/>
+                <w:szCs w:val="24"/>
+                <w:u w:val="none"/>
+                <w:vertAlign w:val="baseline"/>
+                <w:lang w:val="en-US"/>
+              </w:rPr>
+              <w:t>Purpose</w:t>
+            </w:r>
+          </w:p>
+        </w:tc>
+        <w:tc>
+          <w:tcPr>
+            <w:tcW w:w="2630" w:type="dxa"/>
+          </w:tcPr>
+          <w:p>
+            <w:pPr>
+              <w:numPr>
+                <w:numId w:val="0"/>
+              </w:numPr>
+              <w:jc w:val="center"/>
+              <w:rPr>
+                <w:rFonts w:hint="default" w:ascii="Times New Roman" w:hAnsi="Times New Roman" w:eastAsia="SimSun"/>
+                <w:b/>
+                <w:bCs/>
+                <w:color w:val="auto"/>
+                <w:sz w:val="24"/>
+                <w:szCs w:val="24"/>
+                <w:u w:val="none"/>
+                <w:vertAlign w:val="baseline"/>
+                <w:lang w:val="en-US"/>
+              </w:rPr>
+            </w:pPr>
+            <w:r>
+              <w:rPr>
+                <w:rFonts w:hint="default" w:ascii="Times New Roman" w:hAnsi="Times New Roman" w:eastAsia="SimSun"/>
+                <w:b/>
+                <w:bCs/>
+                <w:color w:val="auto"/>
+                <w:sz w:val="24"/>
+                <w:szCs w:val="24"/>
+                <w:u w:val="none"/>
+                <w:vertAlign w:val="baseline"/>
+                <w:lang w:val="en-US"/>
+              </w:rPr>
+              <w:t>Serverity</w:t>
+            </w:r>
+          </w:p>
+        </w:tc>
+      </w:tr>
+      <w:tr>
+        <w:tblPrEx>
+          <w:tblBorders>
+            <w:top w:val="single" w:color="auto" w:sz="4" w:space="0"/>
+            <w:left w:val="single" w:color="auto" w:sz="4" w:space="0"/>
+            <w:bottom w:val="single" w:color="auto" w:sz="4" w:space="0"/>
+            <w:right w:val="single" w:color="auto" w:sz="4" w:space="0"/>
+            <w:insideH w:val="single" w:color="auto" w:sz="4" w:space="0"/>
+            <w:insideV w:val="single" w:color="auto" w:sz="4" w:space="0"/>
+          </w:tblBorders>
+          <w:tblCellMar>
+            <w:left w:w="108" w:type="dxa"/>
+            <w:right w:w="108" w:type="dxa"/>
+          </w:tblCellMar>
+        </w:tblPrEx>
+        <w:tc>
+          <w:tcPr>
+            <w:tcW w:w="3551" w:type="dxa"/>
+            <w:vAlign w:val="center"/>
+          </w:tcPr>
+          <w:p>
+            <w:pPr>
+              <w:numPr>
+                <w:numId w:val="0"/>
+              </w:numPr>
+              <w:jc w:val="center"/>
+              <w:rPr>
+                <w:rFonts w:hint="default" w:ascii="Times New Roman" w:hAnsi="Times New Roman" w:eastAsia="SimSun"/>
+                <w:b/>
+                <w:bCs/>
+                <w:color w:val="auto"/>
+                <w:sz w:val="24"/>
+                <w:szCs w:val="24"/>
+                <w:u w:val="single"/>
+                <w:vertAlign w:val="baseline"/>
+                <w:lang w:val="en-US"/>
+              </w:rPr>
+            </w:pPr>
+            <w:r>
+              <w:rPr>
+                <w:rFonts w:hint="default" w:ascii="Times New Roman" w:hAnsi="Times New Roman" w:eastAsia="SimSun"/>
+                <w:b/>
+                <w:bCs/>
+                <w:color w:val="auto"/>
+                <w:sz w:val="24"/>
+                <w:szCs w:val="24"/>
+                <w:u w:val="none"/>
+                <w:vertAlign w:val="baseline"/>
+                <w:lang w:val="en-US"/>
+              </w:rPr>
+              <w:t>not_null</w:t>
+            </w:r>
+          </w:p>
+        </w:tc>
+        <w:tc>
+          <w:tcPr>
+            <w:tcW w:w="1908" w:type="dxa"/>
+            <w:vAlign w:val="center"/>
+          </w:tcPr>
+          <w:p>
+            <w:pPr>
+              <w:numPr>
+                <w:numId w:val="0"/>
+              </w:numPr>
+              <w:jc w:val="center"/>
+              <w:rPr>
+                <w:rFonts w:hint="default" w:ascii="Times New Roman" w:hAnsi="Times New Roman" w:eastAsia="SimSun"/>
+                <w:b w:val="0"/>
+                <w:bCs w:val="0"/>
+                <w:color w:val="auto"/>
+                <w:sz w:val="24"/>
+                <w:szCs w:val="24"/>
+                <w:u w:val="none"/>
+                <w:vertAlign w:val="baseline"/>
+                <w:lang w:val="en-US"/>
+              </w:rPr>
+            </w:pPr>
+            <w:r>
+              <w:rPr>
+                <w:rFonts w:hint="default" w:ascii="Times New Roman" w:hAnsi="Times New Roman" w:eastAsia="SimSun"/>
+                <w:b w:val="0"/>
+                <w:bCs w:val="0"/>
+                <w:color w:val="auto"/>
+                <w:sz w:val="24"/>
+                <w:szCs w:val="24"/>
+                <w:u w:val="none"/>
+                <w:vertAlign w:val="baseline"/>
+                <w:lang w:val="en-US"/>
+              </w:rPr>
+              <w:t>Fact, dimensions, bridges, intermediate models</w:t>
+            </w:r>
+          </w:p>
+        </w:tc>
+        <w:tc>
+          <w:tcPr>
+            <w:tcW w:w="1894" w:type="dxa"/>
+            <w:vAlign w:val="center"/>
+          </w:tcPr>
+          <w:p>
+            <w:pPr>
+              <w:numPr>
+                <w:numId w:val="0"/>
+              </w:numPr>
+              <w:jc w:val="center"/>
+              <w:rPr>
+                <w:rFonts w:hint="default" w:ascii="Times New Roman" w:hAnsi="Times New Roman" w:eastAsia="SimSun"/>
+                <w:b w:val="0"/>
+                <w:bCs w:val="0"/>
+                <w:color w:val="auto"/>
+                <w:sz w:val="24"/>
+                <w:szCs w:val="24"/>
+                <w:u w:val="none"/>
+                <w:vertAlign w:val="baseline"/>
+                <w:lang w:val="en-US"/>
+              </w:rPr>
+            </w:pPr>
+            <w:r>
+              <w:rPr>
+                <w:rFonts w:hint="default" w:ascii="Times New Roman" w:hAnsi="Times New Roman" w:eastAsia="SimSun"/>
+                <w:b w:val="0"/>
+                <w:bCs w:val="0"/>
+                <w:color w:val="auto"/>
+                <w:sz w:val="24"/>
+                <w:szCs w:val="24"/>
+                <w:u w:val="none"/>
+                <w:vertAlign w:val="baseline"/>
+                <w:lang w:val="en-US"/>
+              </w:rPr>
+              <w:t>Ensures required identifiers and measures are present.</w:t>
+            </w:r>
+          </w:p>
+        </w:tc>
+        <w:tc>
+          <w:tcPr>
+            <w:tcW w:w="2630" w:type="dxa"/>
+            <w:vAlign w:val="center"/>
+          </w:tcPr>
+          <w:p>
+            <w:pPr>
+              <w:numPr>
+                <w:numId w:val="0"/>
+              </w:numPr>
+              <w:jc w:val="center"/>
+              <w:rPr>
+                <w:rFonts w:hint="default" w:ascii="Times New Roman" w:hAnsi="Times New Roman" w:eastAsia="SimSun"/>
+                <w:b w:val="0"/>
+                <w:bCs w:val="0"/>
+                <w:color w:val="auto"/>
+                <w:sz w:val="24"/>
+                <w:szCs w:val="24"/>
+                <w:u w:val="none"/>
+                <w:vertAlign w:val="baseline"/>
+                <w:lang w:val="en-US"/>
+              </w:rPr>
+            </w:pPr>
+            <w:r>
+              <w:rPr>
+                <w:rFonts w:hint="default" w:ascii="Times New Roman" w:hAnsi="Times New Roman" w:eastAsia="SimSun"/>
+                <w:b w:val="0"/>
+                <w:bCs w:val="0"/>
+                <w:color w:val="auto"/>
+                <w:sz w:val="24"/>
+                <w:szCs w:val="24"/>
+                <w:u w:val="none"/>
+                <w:vertAlign w:val="baseline"/>
+                <w:lang w:val="en-US"/>
+              </w:rPr>
+              <w:t>Error</w:t>
+            </w:r>
+          </w:p>
+        </w:tc>
+      </w:tr>
+      <w:tr>
+        <w:tblPrEx>
+          <w:tblBorders>
+            <w:top w:val="single" w:color="auto" w:sz="4" w:space="0"/>
+            <w:left w:val="single" w:color="auto" w:sz="4" w:space="0"/>
+            <w:bottom w:val="single" w:color="auto" w:sz="4" w:space="0"/>
+            <w:right w:val="single" w:color="auto" w:sz="4" w:space="0"/>
+            <w:insideH w:val="single" w:color="auto" w:sz="4" w:space="0"/>
+            <w:insideV w:val="single" w:color="auto" w:sz="4" w:space="0"/>
+          </w:tblBorders>
+          <w:tblCellMar>
+            <w:left w:w="108" w:type="dxa"/>
+            <w:right w:w="108" w:type="dxa"/>
+          </w:tblCellMar>
+        </w:tblPrEx>
+        <w:tc>
+          <w:tcPr>
+            <w:tcW w:w="3551" w:type="dxa"/>
+            <w:vAlign w:val="center"/>
+          </w:tcPr>
+          <w:p>
+            <w:pPr>
+              <w:numPr>
+                <w:numId w:val="0"/>
+              </w:numPr>
+              <w:jc w:val="center"/>
+              <w:rPr>
+                <w:rFonts w:hint="default" w:ascii="Times New Roman" w:hAnsi="Times New Roman" w:eastAsia="SimSun"/>
+                <w:b/>
+                <w:bCs/>
+                <w:color w:val="auto"/>
+                <w:sz w:val="24"/>
+                <w:szCs w:val="24"/>
+                <w:u w:val="none"/>
+                <w:vertAlign w:val="baseline"/>
+                <w:lang w:val="en-US"/>
+              </w:rPr>
+            </w:pPr>
+            <w:r>
+              <w:rPr>
+                <w:rFonts w:hint="default" w:ascii="Times New Roman" w:hAnsi="Times New Roman" w:eastAsia="SimSun"/>
+                <w:b/>
+                <w:bCs/>
+                <w:color w:val="auto"/>
+                <w:sz w:val="24"/>
+                <w:szCs w:val="24"/>
+                <w:u w:val="none"/>
+                <w:vertAlign w:val="baseline"/>
+                <w:lang w:val="en-US"/>
+              </w:rPr>
+              <w:t>unique</w:t>
+            </w:r>
+          </w:p>
+        </w:tc>
+        <w:tc>
+          <w:tcPr>
+            <w:tcW w:w="1908" w:type="dxa"/>
+            <w:vAlign w:val="center"/>
+          </w:tcPr>
+          <w:p>
+            <w:pPr>
+              <w:numPr>
+                <w:numId w:val="0"/>
+              </w:numPr>
+              <w:jc w:val="center"/>
+              <w:rPr>
+                <w:rFonts w:hint="default" w:ascii="Times New Roman" w:hAnsi="Times New Roman" w:eastAsia="SimSun"/>
+                <w:b w:val="0"/>
+                <w:bCs w:val="0"/>
+                <w:color w:val="auto"/>
+                <w:sz w:val="24"/>
+                <w:szCs w:val="24"/>
+                <w:u w:val="none"/>
+                <w:vertAlign w:val="baseline"/>
+                <w:lang w:val="en-US"/>
+              </w:rPr>
+            </w:pPr>
+            <w:r>
+              <w:rPr>
+                <w:rFonts w:hint="default" w:ascii="Times New Roman" w:hAnsi="Times New Roman" w:eastAsia="SimSun"/>
+                <w:b w:val="0"/>
+                <w:bCs w:val="0"/>
+                <w:color w:val="auto"/>
+                <w:sz w:val="24"/>
+                <w:szCs w:val="24"/>
+                <w:u w:val="single"/>
+                <w:vertAlign w:val="baseline"/>
+                <w:lang w:val="en-US"/>
+              </w:rPr>
+              <w:t>fct_title_ratings</w:t>
+            </w:r>
+            <w:r>
+              <w:rPr>
+                <w:rFonts w:hint="default" w:ascii="Times New Roman" w:hAnsi="Times New Roman" w:eastAsia="SimSun"/>
+                <w:b w:val="0"/>
+                <w:bCs w:val="0"/>
+                <w:color w:val="auto"/>
+                <w:sz w:val="24"/>
+                <w:szCs w:val="24"/>
+                <w:u w:val="none"/>
+                <w:vertAlign w:val="baseline"/>
+                <w:lang w:val="en-US"/>
+              </w:rPr>
+              <w:t>, dimensions, staging ratings</w:t>
+            </w:r>
+          </w:p>
+        </w:tc>
+        <w:tc>
+          <w:tcPr>
+            <w:tcW w:w="1894" w:type="dxa"/>
+            <w:vAlign w:val="center"/>
+          </w:tcPr>
+          <w:p>
+            <w:pPr>
+              <w:numPr>
+                <w:numId w:val="0"/>
+              </w:numPr>
+              <w:jc w:val="center"/>
+              <w:rPr>
+                <w:rFonts w:hint="default" w:ascii="Times New Roman" w:hAnsi="Times New Roman" w:eastAsia="SimSun"/>
+                <w:b w:val="0"/>
+                <w:bCs w:val="0"/>
+                <w:color w:val="auto"/>
+                <w:sz w:val="24"/>
+                <w:szCs w:val="24"/>
+                <w:u w:val="none"/>
+                <w:vertAlign w:val="baseline"/>
+                <w:lang w:val="en-US"/>
+              </w:rPr>
+            </w:pPr>
+            <w:r>
+              <w:rPr>
+                <w:rFonts w:hint="default" w:ascii="Times New Roman" w:hAnsi="Times New Roman" w:eastAsia="SimSun"/>
+                <w:b w:val="0"/>
+                <w:bCs w:val="0"/>
+                <w:color w:val="auto"/>
+                <w:sz w:val="24"/>
+                <w:szCs w:val="24"/>
+                <w:u w:val="none"/>
+                <w:vertAlign w:val="baseline"/>
+                <w:lang w:val="en-US"/>
+              </w:rPr>
+              <w:t>Verifies logical primary keys are unique.</w:t>
+            </w:r>
+          </w:p>
+        </w:tc>
+        <w:tc>
+          <w:tcPr>
+            <w:tcW w:w="2630" w:type="dxa"/>
+            <w:vAlign w:val="center"/>
+          </w:tcPr>
+          <w:p>
+            <w:pPr>
+              <w:numPr>
+                <w:numId w:val="0"/>
+              </w:numPr>
+              <w:jc w:val="center"/>
+              <w:rPr>
+                <w:rFonts w:hint="default" w:ascii="Times New Roman" w:hAnsi="Times New Roman" w:eastAsia="SimSun"/>
+                <w:b w:val="0"/>
+                <w:bCs w:val="0"/>
+                <w:color w:val="auto"/>
+                <w:sz w:val="24"/>
+                <w:szCs w:val="24"/>
+                <w:u w:val="none"/>
+                <w:vertAlign w:val="baseline"/>
+                <w:lang w:val="en-US"/>
+              </w:rPr>
+            </w:pPr>
+            <w:r>
+              <w:rPr>
+                <w:rFonts w:hint="default" w:ascii="Times New Roman" w:hAnsi="Times New Roman" w:eastAsia="SimSun"/>
+                <w:b w:val="0"/>
+                <w:bCs w:val="0"/>
+                <w:color w:val="auto"/>
+                <w:sz w:val="24"/>
+                <w:szCs w:val="24"/>
+                <w:u w:val="none"/>
+                <w:vertAlign w:val="baseline"/>
+                <w:lang w:val="en-US"/>
+              </w:rPr>
+              <w:t>Error</w:t>
+            </w:r>
+          </w:p>
+        </w:tc>
+      </w:tr>
+      <w:tr>
+        <w:tblPrEx>
+          <w:tblBorders>
+            <w:top w:val="single" w:color="auto" w:sz="4" w:space="0"/>
+            <w:left w:val="single" w:color="auto" w:sz="4" w:space="0"/>
+            <w:bottom w:val="single" w:color="auto" w:sz="4" w:space="0"/>
+            <w:right w:val="single" w:color="auto" w:sz="4" w:space="0"/>
+            <w:insideH w:val="single" w:color="auto" w:sz="4" w:space="0"/>
+            <w:insideV w:val="single" w:color="auto" w:sz="4" w:space="0"/>
+          </w:tblBorders>
+          <w:tblCellMar>
+            <w:left w:w="108" w:type="dxa"/>
+            <w:right w:w="108" w:type="dxa"/>
+          </w:tblCellMar>
+        </w:tblPrEx>
+        <w:tc>
+          <w:tcPr>
+            <w:tcW w:w="3551" w:type="dxa"/>
+            <w:vAlign w:val="center"/>
+          </w:tcPr>
+          <w:p>
+            <w:pPr>
+              <w:numPr>
+                <w:numId w:val="0"/>
+              </w:numPr>
+              <w:jc w:val="center"/>
+              <w:rPr>
+                <w:rFonts w:hint="default" w:ascii="Times New Roman" w:hAnsi="Times New Roman" w:eastAsia="SimSun"/>
+                <w:b/>
+                <w:bCs/>
+                <w:color w:val="auto"/>
+                <w:sz w:val="24"/>
+                <w:szCs w:val="24"/>
+                <w:u w:val="none"/>
+                <w:vertAlign w:val="baseline"/>
+                <w:lang w:val="en-US"/>
+              </w:rPr>
+            </w:pPr>
+            <w:r>
+              <w:rPr>
+                <w:rFonts w:hint="default" w:ascii="Times New Roman" w:hAnsi="Times New Roman" w:eastAsia="SimSun"/>
+                <w:b/>
+                <w:bCs/>
+                <w:color w:val="auto"/>
+                <w:sz w:val="24"/>
+                <w:szCs w:val="24"/>
+                <w:u w:val="none"/>
+                <w:vertAlign w:val="baseline"/>
+                <w:lang w:val="en-US"/>
+              </w:rPr>
+              <w:t>relationships</w:t>
+            </w:r>
+          </w:p>
+        </w:tc>
+        <w:tc>
+          <w:tcPr>
+            <w:tcW w:w="1908" w:type="dxa"/>
+            <w:vAlign w:val="center"/>
+          </w:tcPr>
+          <w:p>
+            <w:pPr>
+              <w:numPr>
+                <w:numId w:val="0"/>
+              </w:numPr>
+              <w:jc w:val="center"/>
+              <w:rPr>
+                <w:rFonts w:hint="default" w:ascii="Times New Roman" w:hAnsi="Times New Roman" w:eastAsia="SimSun"/>
+                <w:b w:val="0"/>
+                <w:bCs w:val="0"/>
+                <w:color w:val="auto"/>
+                <w:sz w:val="24"/>
+                <w:szCs w:val="24"/>
+                <w:u w:val="none"/>
+                <w:vertAlign w:val="baseline"/>
+                <w:lang w:val="en-US"/>
+              </w:rPr>
+            </w:pPr>
+            <w:r>
+              <w:rPr>
+                <w:rFonts w:hint="default" w:ascii="Times New Roman" w:hAnsi="Times New Roman" w:eastAsia="SimSun"/>
+                <w:b w:val="0"/>
+                <w:bCs w:val="0"/>
+                <w:color w:val="auto"/>
+                <w:sz w:val="24"/>
+                <w:szCs w:val="24"/>
+                <w:u w:val="none"/>
+                <w:vertAlign w:val="baseline"/>
+                <w:lang w:val="en-US"/>
+              </w:rPr>
+              <w:t>Fact and bridge tables</w:t>
+            </w:r>
+          </w:p>
+        </w:tc>
+        <w:tc>
+          <w:tcPr>
+            <w:tcW w:w="1894" w:type="dxa"/>
+            <w:vAlign w:val="center"/>
+          </w:tcPr>
+          <w:p>
+            <w:pPr>
+              <w:numPr>
+                <w:numId w:val="0"/>
+              </w:numPr>
+              <w:jc w:val="center"/>
+              <w:rPr>
+                <w:rFonts w:hint="default" w:ascii="Times New Roman" w:hAnsi="Times New Roman" w:eastAsia="SimSun"/>
+                <w:b w:val="0"/>
+                <w:bCs w:val="0"/>
+                <w:color w:val="auto"/>
+                <w:sz w:val="24"/>
+                <w:szCs w:val="24"/>
+                <w:u w:val="none"/>
+                <w:vertAlign w:val="baseline"/>
+                <w:lang w:val="en-US"/>
+              </w:rPr>
+            </w:pPr>
+            <w:r>
+              <w:rPr>
+                <w:rFonts w:hint="default" w:ascii="Times New Roman" w:hAnsi="Times New Roman" w:eastAsia="SimSun"/>
+                <w:b w:val="0"/>
+                <w:bCs w:val="0"/>
+                <w:color w:val="auto"/>
+                <w:sz w:val="24"/>
+                <w:szCs w:val="24"/>
+                <w:u w:val="none"/>
+                <w:vertAlign w:val="baseline"/>
+                <w:lang w:val="en-US"/>
+              </w:rPr>
+              <w:t>Validates foreign-key references to dimensions.</w:t>
+            </w:r>
+          </w:p>
+        </w:tc>
+        <w:tc>
+          <w:tcPr>
+            <w:tcW w:w="2630" w:type="dxa"/>
+            <w:vAlign w:val="center"/>
+          </w:tcPr>
+          <w:p>
+            <w:pPr>
+              <w:numPr>
+                <w:numId w:val="0"/>
+              </w:numPr>
+              <w:jc w:val="center"/>
+              <w:rPr>
+                <w:rFonts w:hint="default" w:ascii="Times New Roman" w:hAnsi="Times New Roman" w:eastAsia="SimSun"/>
+                <w:b w:val="0"/>
+                <w:bCs w:val="0"/>
+                <w:color w:val="auto"/>
+                <w:sz w:val="24"/>
+                <w:szCs w:val="24"/>
+                <w:u w:val="none"/>
+                <w:vertAlign w:val="baseline"/>
+                <w:lang w:val="en-US"/>
+              </w:rPr>
+            </w:pPr>
+            <w:r>
+              <w:rPr>
+                <w:rFonts w:hint="default" w:ascii="Times New Roman" w:hAnsi="Times New Roman" w:eastAsia="SimSun"/>
+                <w:b w:val="0"/>
+                <w:bCs w:val="0"/>
+                <w:color w:val="auto"/>
+                <w:sz w:val="24"/>
+                <w:szCs w:val="24"/>
+                <w:u w:val="none"/>
+                <w:vertAlign w:val="baseline"/>
+                <w:lang w:val="en-US"/>
+              </w:rPr>
+              <w:t>Error</w:t>
+            </w:r>
+          </w:p>
+        </w:tc>
+      </w:tr>
+      <w:tr>
+        <w:tblPrEx>
+          <w:tblBorders>
+            <w:top w:val="single" w:color="auto" w:sz="4" w:space="0"/>
+            <w:left w:val="single" w:color="auto" w:sz="4" w:space="0"/>
+            <w:bottom w:val="single" w:color="auto" w:sz="4" w:space="0"/>
+            <w:right w:val="single" w:color="auto" w:sz="4" w:space="0"/>
+            <w:insideH w:val="single" w:color="auto" w:sz="4" w:space="0"/>
+            <w:insideV w:val="single" w:color="auto" w:sz="4" w:space="0"/>
+          </w:tblBorders>
+          <w:tblCellMar>
+            <w:left w:w="108" w:type="dxa"/>
+            <w:right w:w="108" w:type="dxa"/>
+          </w:tblCellMar>
+        </w:tblPrEx>
+        <w:tc>
+          <w:tcPr>
+            <w:tcW w:w="3551" w:type="dxa"/>
+            <w:vAlign w:val="center"/>
+          </w:tcPr>
+          <w:p>
+            <w:pPr>
+              <w:numPr>
+                <w:numId w:val="0"/>
+              </w:numPr>
+              <w:jc w:val="center"/>
+              <w:rPr>
+                <w:rFonts w:hint="default" w:ascii="Times New Roman" w:hAnsi="Times New Roman" w:eastAsia="SimSun"/>
+                <w:b/>
+                <w:bCs/>
+                <w:color w:val="auto"/>
+                <w:sz w:val="24"/>
+                <w:szCs w:val="24"/>
+                <w:u w:val="none"/>
+                <w:vertAlign w:val="baseline"/>
+                <w:lang w:val="en-US"/>
+              </w:rPr>
+            </w:pPr>
+            <w:r>
+              <w:rPr>
+                <w:rFonts w:hint="default" w:ascii="Times New Roman" w:hAnsi="Times New Roman" w:eastAsia="SimSun"/>
+                <w:b/>
+                <w:bCs/>
+                <w:color w:val="auto"/>
+                <w:sz w:val="24"/>
+                <w:szCs w:val="24"/>
+                <w:u w:val="none"/>
+                <w:vertAlign w:val="baseline"/>
+                <w:lang w:val="en-US"/>
+              </w:rPr>
+              <w:t>accepted_values(role)</w:t>
+            </w:r>
+          </w:p>
+        </w:tc>
+        <w:tc>
+          <w:tcPr>
+            <w:tcW w:w="1908" w:type="dxa"/>
+            <w:vAlign w:val="center"/>
+          </w:tcPr>
+          <w:p>
+            <w:pPr>
+              <w:numPr>
+                <w:numId w:val="0"/>
+              </w:numPr>
+              <w:jc w:val="center"/>
+              <w:rPr>
+                <w:rFonts w:hint="default" w:ascii="Times New Roman" w:hAnsi="Times New Roman" w:eastAsia="SimSun"/>
+                <w:b w:val="0"/>
+                <w:bCs w:val="0"/>
+                <w:color w:val="auto"/>
+                <w:sz w:val="24"/>
+                <w:szCs w:val="24"/>
+                <w:u w:val="single"/>
+                <w:vertAlign w:val="baseline"/>
+                <w:lang w:val="en-US"/>
+              </w:rPr>
+            </w:pPr>
+            <w:r>
+              <w:rPr>
+                <w:rFonts w:hint="default" w:ascii="Times New Roman" w:hAnsi="Times New Roman" w:eastAsia="SimSun"/>
+                <w:b w:val="0"/>
+                <w:bCs w:val="0"/>
+                <w:color w:val="auto"/>
+                <w:sz w:val="24"/>
+                <w:szCs w:val="24"/>
+                <w:u w:val="single"/>
+                <w:vertAlign w:val="baseline"/>
+                <w:lang w:val="en-US"/>
+              </w:rPr>
+              <w:t>bridge_title_crew</w:t>
+            </w:r>
+          </w:p>
+        </w:tc>
+        <w:tc>
+          <w:tcPr>
+            <w:tcW w:w="1894" w:type="dxa"/>
+            <w:vAlign w:val="center"/>
+          </w:tcPr>
+          <w:p>
+            <w:pPr>
+              <w:numPr>
+                <w:numId w:val="0"/>
+              </w:numPr>
+              <w:jc w:val="center"/>
+              <w:rPr>
+                <w:rFonts w:hint="default" w:ascii="Times New Roman" w:hAnsi="Times New Roman" w:eastAsia="SimSun"/>
+                <w:b w:val="0"/>
+                <w:bCs w:val="0"/>
+                <w:color w:val="auto"/>
+                <w:sz w:val="24"/>
+                <w:szCs w:val="24"/>
+                <w:u w:val="none"/>
+                <w:vertAlign w:val="baseline"/>
+                <w:lang w:val="en-US"/>
+              </w:rPr>
+            </w:pPr>
+            <w:r>
+              <w:rPr>
+                <w:rFonts w:hint="default" w:ascii="Times New Roman" w:hAnsi="Times New Roman" w:eastAsia="SimSun"/>
+                <w:b w:val="0"/>
+                <w:bCs w:val="0"/>
+                <w:color w:val="auto"/>
+                <w:sz w:val="24"/>
+                <w:szCs w:val="24"/>
+                <w:u w:val="none"/>
+                <w:vertAlign w:val="baseline"/>
+                <w:lang w:val="en-US"/>
+              </w:rPr>
+              <w:t xml:space="preserve">Restricts crew roles to </w:t>
+            </w:r>
+            <w:r>
+              <w:rPr>
+                <w:rFonts w:hint="default" w:ascii="Times New Roman" w:hAnsi="Times New Roman" w:eastAsia="SimSun"/>
+                <w:b w:val="0"/>
+                <w:bCs w:val="0"/>
+                <w:color w:val="auto"/>
+                <w:sz w:val="24"/>
+                <w:szCs w:val="24"/>
+                <w:u w:val="single"/>
+                <w:vertAlign w:val="baseline"/>
+                <w:lang w:val="en-US"/>
+              </w:rPr>
+              <w:t>director</w:t>
+            </w:r>
+            <w:r>
+              <w:rPr>
+                <w:rFonts w:hint="default" w:ascii="Times New Roman" w:hAnsi="Times New Roman" w:eastAsia="SimSun"/>
+                <w:b w:val="0"/>
+                <w:bCs w:val="0"/>
+                <w:color w:val="auto"/>
+                <w:sz w:val="24"/>
+                <w:szCs w:val="24"/>
+                <w:u w:val="none"/>
+                <w:vertAlign w:val="baseline"/>
+                <w:lang w:val="en-US"/>
+              </w:rPr>
+              <w:t xml:space="preserve">, </w:t>
+            </w:r>
+            <w:r>
+              <w:rPr>
+                <w:rFonts w:hint="default" w:ascii="Times New Roman" w:hAnsi="Times New Roman" w:eastAsia="SimSun"/>
+                <w:b w:val="0"/>
+                <w:bCs w:val="0"/>
+                <w:color w:val="auto"/>
+                <w:sz w:val="24"/>
+                <w:szCs w:val="24"/>
+                <w:u w:val="single"/>
+                <w:vertAlign w:val="baseline"/>
+                <w:lang w:val="en-US"/>
+              </w:rPr>
+              <w:t>writer</w:t>
+            </w:r>
+            <w:r>
+              <w:rPr>
+                <w:rFonts w:hint="default" w:ascii="Times New Roman" w:hAnsi="Times New Roman" w:eastAsia="SimSun"/>
+                <w:b w:val="0"/>
+                <w:bCs w:val="0"/>
+                <w:color w:val="auto"/>
+                <w:sz w:val="24"/>
+                <w:szCs w:val="24"/>
+                <w:u w:val="none"/>
+                <w:vertAlign w:val="baseline"/>
+                <w:lang w:val="en-US"/>
+              </w:rPr>
+              <w:t xml:space="preserve"> or </w:t>
+            </w:r>
+            <w:r>
+              <w:rPr>
+                <w:rFonts w:hint="default" w:ascii="Times New Roman" w:hAnsi="Times New Roman" w:eastAsia="SimSun"/>
+                <w:b w:val="0"/>
+                <w:bCs w:val="0"/>
+                <w:color w:val="auto"/>
+                <w:sz w:val="24"/>
+                <w:szCs w:val="24"/>
+                <w:u w:val="single"/>
+                <w:vertAlign w:val="baseline"/>
+                <w:lang w:val="en-US"/>
+              </w:rPr>
+              <w:t>actor</w:t>
+            </w:r>
+            <w:r>
+              <w:rPr>
+                <w:rFonts w:hint="default" w:ascii="Times New Roman" w:hAnsi="Times New Roman" w:eastAsia="SimSun"/>
+                <w:b w:val="0"/>
+                <w:bCs w:val="0"/>
+                <w:color w:val="auto"/>
+                <w:sz w:val="24"/>
+                <w:szCs w:val="24"/>
+                <w:u w:val="none"/>
+                <w:vertAlign w:val="baseline"/>
+                <w:lang w:val="en-US"/>
+              </w:rPr>
+              <w:t>.</w:t>
+            </w:r>
+          </w:p>
+        </w:tc>
+        <w:tc>
+          <w:tcPr>
+            <w:tcW w:w="2630" w:type="dxa"/>
+            <w:vAlign w:val="center"/>
+          </w:tcPr>
+          <w:p>
+            <w:pPr>
+              <w:numPr>
+                <w:numId w:val="0"/>
+              </w:numPr>
+              <w:jc w:val="center"/>
+              <w:rPr>
+                <w:rFonts w:hint="default" w:ascii="Times New Roman" w:hAnsi="Times New Roman" w:eastAsia="SimSun"/>
+                <w:b w:val="0"/>
+                <w:bCs w:val="0"/>
+                <w:color w:val="auto"/>
+                <w:sz w:val="24"/>
+                <w:szCs w:val="24"/>
+                <w:u w:val="none"/>
+                <w:vertAlign w:val="baseline"/>
+                <w:lang w:val="en-US"/>
+              </w:rPr>
+            </w:pPr>
+            <w:r>
+              <w:rPr>
+                <w:rFonts w:hint="default" w:ascii="Times New Roman" w:hAnsi="Times New Roman" w:eastAsia="SimSun"/>
+                <w:b w:val="0"/>
+                <w:bCs w:val="0"/>
+                <w:color w:val="auto"/>
+                <w:sz w:val="24"/>
+                <w:szCs w:val="24"/>
+                <w:u w:val="none"/>
+                <w:vertAlign w:val="baseline"/>
+                <w:lang w:val="en-US"/>
+              </w:rPr>
+              <w:t>Error</w:t>
+            </w:r>
+          </w:p>
+        </w:tc>
+      </w:tr>
+      <w:tr>
+        <w:tblPrEx>
+          <w:tblBorders>
+            <w:top w:val="single" w:color="auto" w:sz="4" w:space="0"/>
+            <w:left w:val="single" w:color="auto" w:sz="4" w:space="0"/>
+            <w:bottom w:val="single" w:color="auto" w:sz="4" w:space="0"/>
+            <w:right w:val="single" w:color="auto" w:sz="4" w:space="0"/>
+            <w:insideH w:val="single" w:color="auto" w:sz="4" w:space="0"/>
+            <w:insideV w:val="single" w:color="auto" w:sz="4" w:space="0"/>
+          </w:tblBorders>
+          <w:tblCellMar>
+            <w:left w:w="108" w:type="dxa"/>
+            <w:right w:w="108" w:type="dxa"/>
+          </w:tblCellMar>
+        </w:tblPrEx>
+        <w:tc>
+          <w:tcPr>
+            <w:tcW w:w="3551" w:type="dxa"/>
+            <w:vAlign w:val="center"/>
+          </w:tcPr>
+          <w:p>
+            <w:pPr>
+              <w:numPr>
+                <w:numId w:val="0"/>
+              </w:numPr>
+              <w:jc w:val="center"/>
+              <w:rPr>
+                <w:rFonts w:hint="default" w:ascii="Times New Roman" w:hAnsi="Times New Roman" w:eastAsia="SimSun"/>
+                <w:b/>
+                <w:bCs/>
+                <w:color w:val="auto"/>
+                <w:sz w:val="24"/>
+                <w:szCs w:val="24"/>
+                <w:u w:val="none"/>
+                <w:vertAlign w:val="baseline"/>
+                <w:lang w:val="en-US"/>
+              </w:rPr>
+            </w:pPr>
+            <w:r>
+              <w:rPr>
+                <w:rFonts w:hint="default" w:ascii="Times New Roman" w:hAnsi="Times New Roman" w:eastAsia="SimSun"/>
+                <w:b/>
+                <w:bCs/>
+                <w:color w:val="auto"/>
+                <w:sz w:val="24"/>
+                <w:szCs w:val="24"/>
+                <w:u w:val="none"/>
+                <w:vertAlign w:val="baseline"/>
+                <w:lang w:val="en-US"/>
+              </w:rPr>
+              <w:t>average_rating_range</w:t>
+            </w:r>
+          </w:p>
+        </w:tc>
+        <w:tc>
+          <w:tcPr>
+            <w:tcW w:w="1908" w:type="dxa"/>
+            <w:vAlign w:val="center"/>
+          </w:tcPr>
+          <w:p>
+            <w:pPr>
+              <w:numPr>
+                <w:numId w:val="0"/>
+              </w:numPr>
+              <w:jc w:val="center"/>
+              <w:rPr>
+                <w:rFonts w:hint="default" w:ascii="Times New Roman" w:hAnsi="Times New Roman" w:eastAsia="SimSun"/>
+                <w:b w:val="0"/>
+                <w:bCs w:val="0"/>
+                <w:color w:val="auto"/>
+                <w:sz w:val="24"/>
+                <w:szCs w:val="24"/>
+                <w:u w:val="single"/>
+                <w:vertAlign w:val="baseline"/>
+                <w:lang w:val="en-US"/>
+              </w:rPr>
+            </w:pPr>
+            <w:r>
+              <w:rPr>
+                <w:rFonts w:hint="default" w:ascii="Times New Roman" w:hAnsi="Times New Roman" w:eastAsia="SimSun"/>
+                <w:b w:val="0"/>
+                <w:bCs w:val="0"/>
+                <w:color w:val="auto"/>
+                <w:sz w:val="24"/>
+                <w:szCs w:val="24"/>
+                <w:u w:val="single"/>
+                <w:vertAlign w:val="baseline"/>
+                <w:lang w:val="en-US"/>
+              </w:rPr>
+              <w:t>fct_title_ratings</w:t>
+            </w:r>
+          </w:p>
+        </w:tc>
+        <w:tc>
+          <w:tcPr>
+            <w:tcW w:w="1894" w:type="dxa"/>
+            <w:vAlign w:val="center"/>
+          </w:tcPr>
+          <w:p>
+            <w:pPr>
+              <w:numPr>
+                <w:numId w:val="0"/>
+              </w:numPr>
+              <w:jc w:val="center"/>
+              <w:rPr>
+                <w:rFonts w:hint="default" w:ascii="Times New Roman" w:hAnsi="Times New Roman" w:eastAsia="SimSun"/>
+                <w:b w:val="0"/>
+                <w:bCs w:val="0"/>
+                <w:color w:val="auto"/>
+                <w:sz w:val="24"/>
+                <w:szCs w:val="24"/>
+                <w:u w:val="none"/>
+                <w:vertAlign w:val="baseline"/>
+                <w:lang w:val="en-US"/>
+              </w:rPr>
+            </w:pPr>
+            <w:r>
+              <w:rPr>
+                <w:rFonts w:hint="default" w:ascii="Times New Roman" w:hAnsi="Times New Roman" w:eastAsia="SimSun"/>
+                <w:b w:val="0"/>
+                <w:bCs w:val="0"/>
+                <w:color w:val="auto"/>
+                <w:sz w:val="24"/>
+                <w:szCs w:val="24"/>
+                <w:u w:val="none"/>
+                <w:vertAlign w:val="baseline"/>
+                <w:lang w:val="en-US"/>
+              </w:rPr>
+              <w:t xml:space="preserve">Ensures </w:t>
+            </w:r>
+            <w:r>
+              <w:rPr>
+                <w:rFonts w:hint="default" w:ascii="Times New Roman" w:hAnsi="Times New Roman" w:eastAsia="SimSun"/>
+                <w:b w:val="0"/>
+                <w:bCs w:val="0"/>
+                <w:color w:val="auto"/>
+                <w:sz w:val="24"/>
+                <w:szCs w:val="24"/>
+                <w:u w:val="single"/>
+                <w:vertAlign w:val="baseline"/>
+                <w:lang w:val="en-US"/>
+              </w:rPr>
+              <w:t>average_rating</w:t>
+            </w:r>
+            <w:r>
+              <w:rPr>
+                <w:rFonts w:hint="default" w:ascii="Times New Roman" w:hAnsi="Times New Roman" w:eastAsia="SimSun"/>
+                <w:b w:val="0"/>
+                <w:bCs w:val="0"/>
+                <w:color w:val="auto"/>
+                <w:sz w:val="24"/>
+                <w:szCs w:val="24"/>
+                <w:u w:val="none"/>
+                <w:vertAlign w:val="baseline"/>
+                <w:lang w:val="en-US"/>
+              </w:rPr>
+              <w:t xml:space="preserve"> is between 0 and 10.</w:t>
+            </w:r>
+          </w:p>
+        </w:tc>
+        <w:tc>
+          <w:tcPr>
+            <w:tcW w:w="2630" w:type="dxa"/>
+            <w:vAlign w:val="center"/>
+          </w:tcPr>
+          <w:p>
+            <w:pPr>
+              <w:numPr>
+                <w:numId w:val="0"/>
+              </w:numPr>
+              <w:jc w:val="center"/>
+              <w:rPr>
+                <w:rFonts w:hint="default" w:ascii="Times New Roman" w:hAnsi="Times New Roman" w:eastAsia="SimSun"/>
+                <w:b w:val="0"/>
+                <w:bCs w:val="0"/>
+                <w:color w:val="auto"/>
+                <w:sz w:val="24"/>
+                <w:szCs w:val="24"/>
+                <w:u w:val="none"/>
+                <w:vertAlign w:val="baseline"/>
+                <w:lang w:val="en-US"/>
+              </w:rPr>
+            </w:pPr>
+            <w:r>
+              <w:rPr>
+                <w:rFonts w:hint="default" w:ascii="Times New Roman" w:hAnsi="Times New Roman" w:eastAsia="SimSun"/>
+                <w:b w:val="0"/>
+                <w:bCs w:val="0"/>
+                <w:color w:val="auto"/>
+                <w:sz w:val="24"/>
+                <w:szCs w:val="24"/>
+                <w:u w:val="none"/>
+                <w:vertAlign w:val="baseline"/>
+                <w:lang w:val="en-US"/>
+              </w:rPr>
+              <w:t>Error</w:t>
+            </w:r>
+          </w:p>
+        </w:tc>
+      </w:tr>
+      <w:tr>
+        <w:tblPrEx>
+          <w:tblBorders>
+            <w:top w:val="single" w:color="auto" w:sz="4" w:space="0"/>
+            <w:left w:val="single" w:color="auto" w:sz="4" w:space="0"/>
+            <w:bottom w:val="single" w:color="auto" w:sz="4" w:space="0"/>
+            <w:right w:val="single" w:color="auto" w:sz="4" w:space="0"/>
+            <w:insideH w:val="single" w:color="auto" w:sz="4" w:space="0"/>
+            <w:insideV w:val="single" w:color="auto" w:sz="4" w:space="0"/>
+          </w:tblBorders>
+          <w:tblCellMar>
+            <w:left w:w="108" w:type="dxa"/>
+            <w:right w:w="108" w:type="dxa"/>
+          </w:tblCellMar>
+        </w:tblPrEx>
+        <w:tc>
+          <w:tcPr>
+            <w:tcW w:w="3551" w:type="dxa"/>
+            <w:vAlign w:val="center"/>
+          </w:tcPr>
+          <w:p>
+            <w:pPr>
+              <w:numPr>
+                <w:numId w:val="0"/>
+              </w:numPr>
+              <w:jc w:val="center"/>
+              <w:rPr>
+                <w:rFonts w:hint="default" w:ascii="Times New Roman" w:hAnsi="Times New Roman" w:eastAsia="SimSun"/>
+                <w:b/>
+                <w:bCs/>
+                <w:color w:val="auto"/>
+                <w:sz w:val="24"/>
+                <w:szCs w:val="24"/>
+                <w:u w:val="none"/>
+                <w:vertAlign w:val="baseline"/>
+                <w:lang w:val="en-US"/>
+              </w:rPr>
+            </w:pPr>
+            <w:r>
+              <w:rPr>
+                <w:rFonts w:hint="default" w:ascii="Times New Roman" w:hAnsi="Times New Roman" w:eastAsia="SimSun"/>
+                <w:b/>
+                <w:bCs/>
+                <w:color w:val="auto"/>
+                <w:sz w:val="24"/>
+                <w:szCs w:val="24"/>
+                <w:u w:val="none"/>
+                <w:vertAlign w:val="baseline"/>
+                <w:lang w:val="en-US"/>
+              </w:rPr>
+              <w:t>num_votes_non_negative</w:t>
+            </w:r>
+          </w:p>
+        </w:tc>
+        <w:tc>
+          <w:tcPr>
+            <w:tcW w:w="1908" w:type="dxa"/>
+            <w:vAlign w:val="center"/>
+          </w:tcPr>
+          <w:p>
+            <w:pPr>
+              <w:numPr>
+                <w:numId w:val="0"/>
+              </w:numPr>
+              <w:jc w:val="center"/>
+              <w:rPr>
+                <w:rFonts w:hint="default" w:ascii="Times New Roman" w:hAnsi="Times New Roman" w:eastAsia="SimSun"/>
+                <w:b w:val="0"/>
+                <w:bCs w:val="0"/>
+                <w:color w:val="auto"/>
+                <w:sz w:val="24"/>
+                <w:szCs w:val="24"/>
+                <w:u w:val="single"/>
+                <w:vertAlign w:val="baseline"/>
+                <w:lang w:val="en-US"/>
+              </w:rPr>
+            </w:pPr>
+            <w:r>
+              <w:rPr>
+                <w:rFonts w:hint="default" w:ascii="Times New Roman" w:hAnsi="Times New Roman" w:eastAsia="SimSun"/>
+                <w:b w:val="0"/>
+                <w:bCs w:val="0"/>
+                <w:color w:val="auto"/>
+                <w:sz w:val="24"/>
+                <w:szCs w:val="24"/>
+                <w:u w:val="single"/>
+                <w:vertAlign w:val="baseline"/>
+                <w:lang w:val="en-US"/>
+              </w:rPr>
+              <w:t>fct_title_ratings</w:t>
+            </w:r>
+          </w:p>
+        </w:tc>
+        <w:tc>
+          <w:tcPr>
+            <w:tcW w:w="1894" w:type="dxa"/>
+            <w:vAlign w:val="center"/>
+          </w:tcPr>
+          <w:p>
+            <w:pPr>
+              <w:numPr>
+                <w:numId w:val="0"/>
+              </w:numPr>
+              <w:jc w:val="center"/>
+              <w:rPr>
+                <w:rFonts w:hint="default" w:ascii="Times New Roman" w:hAnsi="Times New Roman" w:eastAsia="SimSun"/>
+                <w:b w:val="0"/>
+                <w:bCs w:val="0"/>
+                <w:color w:val="auto"/>
+                <w:sz w:val="24"/>
+                <w:szCs w:val="24"/>
+                <w:u w:val="none"/>
+                <w:vertAlign w:val="baseline"/>
+                <w:lang w:val="en-US"/>
+              </w:rPr>
+            </w:pPr>
+            <w:r>
+              <w:rPr>
+                <w:rFonts w:hint="default" w:ascii="Times New Roman" w:hAnsi="Times New Roman" w:eastAsia="SimSun"/>
+                <w:b w:val="0"/>
+                <w:bCs w:val="0"/>
+                <w:color w:val="auto"/>
+                <w:sz w:val="24"/>
+                <w:szCs w:val="24"/>
+                <w:u w:val="none"/>
+                <w:vertAlign w:val="baseline"/>
+                <w:lang w:val="en-US"/>
+              </w:rPr>
+              <w:t>Prevents negative IMDb vote counts.</w:t>
+            </w:r>
+          </w:p>
+        </w:tc>
+        <w:tc>
+          <w:tcPr>
+            <w:tcW w:w="2630" w:type="dxa"/>
+            <w:vAlign w:val="center"/>
+          </w:tcPr>
+          <w:p>
+            <w:pPr>
+              <w:numPr>
+                <w:numId w:val="0"/>
+              </w:numPr>
+              <w:jc w:val="center"/>
+              <w:rPr>
+                <w:rFonts w:hint="default" w:ascii="Times New Roman" w:hAnsi="Times New Roman" w:eastAsia="SimSun"/>
+                <w:b w:val="0"/>
+                <w:bCs w:val="0"/>
+                <w:color w:val="auto"/>
+                <w:sz w:val="24"/>
+                <w:szCs w:val="24"/>
+                <w:u w:val="none"/>
+                <w:vertAlign w:val="baseline"/>
+                <w:lang w:val="en-US"/>
+              </w:rPr>
+            </w:pPr>
+            <w:r>
+              <w:rPr>
+                <w:rFonts w:hint="default" w:ascii="Times New Roman" w:hAnsi="Times New Roman" w:eastAsia="SimSun"/>
+                <w:b w:val="0"/>
+                <w:bCs w:val="0"/>
+                <w:color w:val="auto"/>
+                <w:sz w:val="24"/>
+                <w:szCs w:val="24"/>
+                <w:u w:val="none"/>
+                <w:vertAlign w:val="baseline"/>
+                <w:lang w:val="en-US"/>
+              </w:rPr>
+              <w:t>Error</w:t>
+            </w:r>
+          </w:p>
+        </w:tc>
+      </w:tr>
+      <w:tr>
+        <w:tblPrEx>
+          <w:tblBorders>
+            <w:top w:val="single" w:color="auto" w:sz="4" w:space="0"/>
+            <w:left w:val="single" w:color="auto" w:sz="4" w:space="0"/>
+            <w:bottom w:val="single" w:color="auto" w:sz="4" w:space="0"/>
+            <w:right w:val="single" w:color="auto" w:sz="4" w:space="0"/>
+            <w:insideH w:val="single" w:color="auto" w:sz="4" w:space="0"/>
+            <w:insideV w:val="single" w:color="auto" w:sz="4" w:space="0"/>
+          </w:tblBorders>
+          <w:tblCellMar>
+            <w:left w:w="108" w:type="dxa"/>
+            <w:right w:w="108" w:type="dxa"/>
+          </w:tblCellMar>
+        </w:tblPrEx>
+        <w:tc>
+          <w:tcPr>
+            <w:tcW w:w="3551" w:type="dxa"/>
+            <w:vAlign w:val="center"/>
+          </w:tcPr>
+          <w:p>
+            <w:pPr>
+              <w:numPr>
+                <w:numId w:val="0"/>
+              </w:numPr>
+              <w:jc w:val="center"/>
+              <w:rPr>
+                <w:rFonts w:hint="default" w:ascii="Times New Roman" w:hAnsi="Times New Roman" w:eastAsia="SimSun"/>
+                <w:b/>
+                <w:bCs/>
+                <w:color w:val="auto"/>
+                <w:sz w:val="24"/>
+                <w:szCs w:val="24"/>
+                <w:u w:val="none"/>
+                <w:vertAlign w:val="baseline"/>
+                <w:lang w:val="en-US"/>
+              </w:rPr>
+            </w:pPr>
+            <w:r>
+              <w:rPr>
+                <w:rFonts w:hint="default" w:ascii="Times New Roman" w:hAnsi="Times New Roman" w:eastAsia="SimSun"/>
+                <w:b/>
+                <w:bCs/>
+                <w:color w:val="auto"/>
+                <w:sz w:val="24"/>
+                <w:szCs w:val="24"/>
+                <w:u w:val="none"/>
+                <w:vertAlign w:val="baseline"/>
+                <w:lang w:val="en-US"/>
+              </w:rPr>
+              <w:t>start_year_not_in_future</w:t>
+            </w:r>
+          </w:p>
+        </w:tc>
+        <w:tc>
+          <w:tcPr>
+            <w:tcW w:w="1908" w:type="dxa"/>
+            <w:vAlign w:val="center"/>
+          </w:tcPr>
+          <w:p>
+            <w:pPr>
+              <w:numPr>
+                <w:numId w:val="0"/>
+              </w:numPr>
+              <w:jc w:val="center"/>
+              <w:rPr>
+                <w:rFonts w:hint="default" w:ascii="Times New Roman" w:hAnsi="Times New Roman" w:eastAsia="SimSun"/>
+                <w:b w:val="0"/>
+                <w:bCs w:val="0"/>
+                <w:color w:val="auto"/>
+                <w:sz w:val="24"/>
+                <w:szCs w:val="24"/>
+                <w:u w:val="single"/>
+                <w:vertAlign w:val="baseline"/>
+                <w:lang w:val="en-US"/>
+              </w:rPr>
+            </w:pPr>
+            <w:r>
+              <w:rPr>
+                <w:rFonts w:hint="default" w:ascii="Times New Roman" w:hAnsi="Times New Roman" w:eastAsia="SimSun"/>
+                <w:b w:val="0"/>
+                <w:bCs w:val="0"/>
+                <w:color w:val="auto"/>
+                <w:sz w:val="24"/>
+                <w:szCs w:val="24"/>
+                <w:u w:val="single"/>
+                <w:vertAlign w:val="baseline"/>
+                <w:lang w:val="en-US"/>
+              </w:rPr>
+              <w:t>dim_title</w:t>
+            </w:r>
+          </w:p>
+        </w:tc>
+        <w:tc>
+          <w:tcPr>
+            <w:tcW w:w="1894" w:type="dxa"/>
+            <w:vAlign w:val="center"/>
+          </w:tcPr>
+          <w:p>
+            <w:pPr>
+              <w:numPr>
+                <w:numId w:val="0"/>
+              </w:numPr>
+              <w:jc w:val="center"/>
+              <w:rPr>
+                <w:rFonts w:hint="default" w:ascii="Times New Roman" w:hAnsi="Times New Roman" w:eastAsia="SimSun"/>
+                <w:b w:val="0"/>
+                <w:bCs w:val="0"/>
+                <w:color w:val="auto"/>
+                <w:sz w:val="24"/>
+                <w:szCs w:val="24"/>
+                <w:u w:val="none"/>
+                <w:vertAlign w:val="baseline"/>
+                <w:lang w:val="en-US"/>
+              </w:rPr>
+            </w:pPr>
+            <w:r>
+              <w:rPr>
+                <w:rFonts w:hint="default" w:ascii="Times New Roman" w:hAnsi="Times New Roman" w:eastAsia="SimSun"/>
+                <w:b w:val="0"/>
+                <w:bCs w:val="0"/>
+                <w:color w:val="auto"/>
+                <w:sz w:val="24"/>
+                <w:szCs w:val="24"/>
+                <w:u w:val="none"/>
+                <w:vertAlign w:val="baseline"/>
+                <w:lang w:val="en-US"/>
+              </w:rPr>
+              <w:t>Ensures title start years are not later than the current year.</w:t>
+            </w:r>
+          </w:p>
+        </w:tc>
+        <w:tc>
+          <w:tcPr>
+            <w:tcW w:w="2630" w:type="dxa"/>
+            <w:vAlign w:val="center"/>
+          </w:tcPr>
+          <w:p>
+            <w:pPr>
+              <w:numPr>
+                <w:numId w:val="0"/>
+              </w:numPr>
+              <w:jc w:val="center"/>
+              <w:rPr>
+                <w:rFonts w:hint="default" w:ascii="Times New Roman" w:hAnsi="Times New Roman" w:eastAsia="SimSun"/>
+                <w:b w:val="0"/>
+                <w:bCs w:val="0"/>
+                <w:color w:val="auto"/>
+                <w:sz w:val="24"/>
+                <w:szCs w:val="24"/>
+                <w:u w:val="none"/>
+                <w:vertAlign w:val="baseline"/>
+                <w:lang w:val="en-US"/>
+              </w:rPr>
+            </w:pPr>
+            <w:r>
+              <w:rPr>
+                <w:rFonts w:hint="default" w:ascii="Times New Roman" w:hAnsi="Times New Roman" w:eastAsia="SimSun"/>
+                <w:b w:val="0"/>
+                <w:bCs w:val="0"/>
+                <w:color w:val="auto"/>
+                <w:sz w:val="24"/>
+                <w:szCs w:val="24"/>
+                <w:u w:val="none"/>
+                <w:vertAlign w:val="baseline"/>
+                <w:lang w:val="en-US"/>
+              </w:rPr>
+              <w:t>Error</w:t>
+            </w:r>
+          </w:p>
+        </w:tc>
+      </w:tr>
+      <w:tr>
+        <w:tblPrEx>
+          <w:tblBorders>
+            <w:top w:val="single" w:color="auto" w:sz="4" w:space="0"/>
+            <w:left w:val="single" w:color="auto" w:sz="4" w:space="0"/>
+            <w:bottom w:val="single" w:color="auto" w:sz="4" w:space="0"/>
+            <w:right w:val="single" w:color="auto" w:sz="4" w:space="0"/>
+            <w:insideH w:val="single" w:color="auto" w:sz="4" w:space="0"/>
+            <w:insideV w:val="single" w:color="auto" w:sz="4" w:space="0"/>
+          </w:tblBorders>
+          <w:tblCellMar>
+            <w:left w:w="108" w:type="dxa"/>
+            <w:right w:w="108" w:type="dxa"/>
+          </w:tblCellMar>
+        </w:tblPrEx>
+        <w:tc>
+          <w:tcPr>
+            <w:tcW w:w="3551" w:type="dxa"/>
+            <w:vAlign w:val="center"/>
+          </w:tcPr>
+          <w:p>
+            <w:pPr>
+              <w:numPr>
+                <w:numId w:val="0"/>
+              </w:numPr>
+              <w:jc w:val="center"/>
+              <w:rPr>
+                <w:rFonts w:hint="default" w:ascii="Times New Roman" w:hAnsi="Times New Roman" w:eastAsia="SimSun"/>
+                <w:b/>
+                <w:bCs/>
+                <w:color w:val="auto"/>
+                <w:sz w:val="24"/>
+                <w:szCs w:val="24"/>
+                <w:u w:val="none"/>
+                <w:vertAlign w:val="baseline"/>
+                <w:lang w:val="en-US"/>
+              </w:rPr>
+            </w:pPr>
+            <w:r>
+              <w:rPr>
+                <w:rFonts w:hint="default" w:ascii="Times New Roman" w:hAnsi="Times New Roman" w:eastAsia="SimSun"/>
+                <w:b/>
+                <w:bCs/>
+                <w:color w:val="auto"/>
+                <w:sz w:val="24"/>
+                <w:szCs w:val="24"/>
+                <w:u w:val="none"/>
+                <w:vertAlign w:val="baseline"/>
+                <w:lang w:val="en-US"/>
+              </w:rPr>
+              <w:t>duplicate relationship tests</w:t>
+            </w:r>
+          </w:p>
+        </w:tc>
+        <w:tc>
+          <w:tcPr>
+            <w:tcW w:w="1908" w:type="dxa"/>
+            <w:vAlign w:val="center"/>
+          </w:tcPr>
+          <w:p>
+            <w:pPr>
+              <w:numPr>
+                <w:numId w:val="0"/>
+              </w:numPr>
+              <w:jc w:val="center"/>
+              <w:rPr>
+                <w:rFonts w:hint="default" w:ascii="Times New Roman" w:hAnsi="Times New Roman" w:eastAsia="SimSun"/>
+                <w:b w:val="0"/>
+                <w:bCs w:val="0"/>
+                <w:color w:val="auto"/>
+                <w:sz w:val="24"/>
+                <w:szCs w:val="24"/>
+                <w:u w:val="none"/>
+                <w:vertAlign w:val="baseline"/>
+                <w:lang w:val="en-US"/>
+              </w:rPr>
+            </w:pPr>
+            <w:r>
+              <w:rPr>
+                <w:rFonts w:hint="default" w:ascii="Times New Roman" w:hAnsi="Times New Roman" w:eastAsia="SimSun"/>
+                <w:b w:val="0"/>
+                <w:bCs w:val="0"/>
+                <w:color w:val="auto"/>
+                <w:sz w:val="24"/>
+                <w:szCs w:val="24"/>
+                <w:u w:val="none"/>
+                <w:vertAlign w:val="baseline"/>
+                <w:lang w:val="en-US"/>
+              </w:rPr>
+              <w:t>Staging, intermediate and bridge models</w:t>
+            </w:r>
+          </w:p>
+        </w:tc>
+        <w:tc>
+          <w:tcPr>
+            <w:tcW w:w="1894" w:type="dxa"/>
+            <w:vAlign w:val="center"/>
+          </w:tcPr>
+          <w:p>
+            <w:pPr>
+              <w:numPr>
+                <w:numId w:val="0"/>
+              </w:numPr>
+              <w:jc w:val="center"/>
+              <w:rPr>
+                <w:rFonts w:hint="default" w:ascii="Times New Roman" w:hAnsi="Times New Roman" w:eastAsia="SimSun"/>
+                <w:b w:val="0"/>
+                <w:bCs w:val="0"/>
+                <w:color w:val="auto"/>
+                <w:sz w:val="24"/>
+                <w:szCs w:val="24"/>
+                <w:u w:val="none"/>
+                <w:vertAlign w:val="baseline"/>
+                <w:lang w:val="en-US"/>
+              </w:rPr>
+            </w:pPr>
+            <w:r>
+              <w:rPr>
+                <w:rFonts w:hint="default" w:ascii="Times New Roman" w:hAnsi="Times New Roman" w:eastAsia="SimSun"/>
+                <w:b w:val="0"/>
+                <w:bCs w:val="0"/>
+                <w:color w:val="auto"/>
+                <w:sz w:val="24"/>
+                <w:szCs w:val="24"/>
+                <w:u w:val="none"/>
+                <w:vertAlign w:val="baseline"/>
+                <w:lang w:val="en-US"/>
+              </w:rPr>
+              <w:t>Prevent duplicate title–genre, title–person, director, writer, and known-for relationships.</w:t>
+            </w:r>
+          </w:p>
+        </w:tc>
+        <w:tc>
+          <w:tcPr>
+            <w:tcW w:w="2630" w:type="dxa"/>
+            <w:vAlign w:val="center"/>
+          </w:tcPr>
+          <w:p>
+            <w:pPr>
+              <w:numPr>
+                <w:numId w:val="0"/>
+              </w:numPr>
+              <w:jc w:val="center"/>
+              <w:rPr>
+                <w:rFonts w:hint="default" w:ascii="Times New Roman" w:hAnsi="Times New Roman" w:eastAsia="SimSun"/>
+                <w:b w:val="0"/>
+                <w:bCs w:val="0"/>
+                <w:color w:val="auto"/>
+                <w:sz w:val="24"/>
+                <w:szCs w:val="24"/>
+                <w:u w:val="none"/>
+                <w:vertAlign w:val="baseline"/>
+                <w:lang w:val="en-US"/>
+              </w:rPr>
+            </w:pPr>
+            <w:r>
+              <w:rPr>
+                <w:rFonts w:hint="default" w:ascii="Times New Roman" w:hAnsi="Times New Roman" w:eastAsia="SimSun"/>
+                <w:b w:val="0"/>
+                <w:bCs w:val="0"/>
+                <w:color w:val="auto"/>
+                <w:sz w:val="24"/>
+                <w:szCs w:val="24"/>
+                <w:u w:val="none"/>
+                <w:vertAlign w:val="baseline"/>
+                <w:lang w:val="en-US"/>
+              </w:rPr>
+              <w:t>Error</w:t>
+            </w:r>
+          </w:p>
+        </w:tc>
+      </w:tr>
+    </w:tbl>
+    <w:p>
+      <w:pPr>
+        <w:numPr>
+          <w:numId w:val="0"/>
+        </w:numPr>
+        <w:jc w:val="left"/>
+        <w:rPr>
+          <w:rFonts w:hint="default" w:ascii="Times New Roman" w:hAnsi="Times New Roman" w:eastAsia="SimSun"/>
+          <w:b w:val="0"/>
+          <w:bCs w:val="0"/>
+          <w:color w:val="auto"/>
+          <w:sz w:val="24"/>
+          <w:szCs w:val="24"/>
+          <w:u w:val="none"/>
+          <w:lang w:val="en-US"/>
+        </w:rPr>
+      </w:pPr>
+    </w:p>
+    <w:p>
+      <w:pPr>
+        <w:numPr>
+          <w:numId w:val="0"/>
+        </w:numPr>
+        <w:jc w:val="left"/>
+        <w:rPr>
+          <w:rFonts w:hint="default" w:ascii="Times New Roman" w:hAnsi="Times New Roman" w:eastAsia="SimSun"/>
+          <w:b w:val="0"/>
+          <w:bCs w:val="0"/>
+          <w:color w:val="auto"/>
+          <w:sz w:val="24"/>
+          <w:szCs w:val="24"/>
+          <w:u w:val="none"/>
+          <w:lang w:val="en-US"/>
+        </w:rPr>
+      </w:pPr>
+      <w:r>
+        <w:rPr>
+          <w:rFonts w:hint="default" w:ascii="Times New Roman" w:hAnsi="Times New Roman" w:eastAsia="SimSun"/>
+          <w:b w:val="0"/>
+          <w:bCs w:val="0"/>
+          <w:color w:val="auto"/>
+          <w:sz w:val="24"/>
+          <w:szCs w:val="24"/>
+          <w:u w:val="none"/>
+          <w:lang w:val="en-US"/>
+        </w:rPr>
+        <w:t>These tests provide both structural validation and IMDb-specific domain validation. In particular, the rating range and future-year tests encode real dataset rules rather than only checking generic keys.</w:t>
+      </w:r>
+      <w:bookmarkStart w:id="0" w:name="_GoBack"/>
+      <w:bookmarkEnd w:id="0"/>
+    </w:p>
+    <w:p>
+      <w:pPr>
+        <w:numPr>
+          <w:ilvl w:val="0"/>
+          <w:numId w:val="0"/>
+        </w:numPr>
+        <w:jc w:val="left"/>
+        <w:rPr>
+          <w:rFonts w:hint="default" w:ascii="Times New Roman" w:hAnsi="Times New Roman" w:eastAsia="SimSun" w:cs="Times New Roman"/>
+          <w:color w:val="auto"/>
+          <w:sz w:val="24"/>
+          <w:szCs w:val="24"/>
+          <w:lang w:val="en-US"/>
+        </w:rPr>
+      </w:pPr>
+    </w:p>
+    <w:p>
+      <w:pPr>
+        <w:numPr>
+          <w:ilvl w:val="0"/>
+          <w:numId w:val="1"/>
+        </w:numPr>
+        <w:ind w:left="425" w:leftChars="0" w:hanging="425" w:firstLineChars="0"/>
+        <w:jc w:val="left"/>
+        <w:rPr>
+          <w:rFonts w:hint="default" w:ascii="Times New Roman" w:hAnsi="Times New Roman" w:eastAsia="SimSun" w:cs="Times New Roman"/>
+          <w:b/>
+          <w:bCs/>
+          <w:color w:val="auto"/>
+          <w:sz w:val="32"/>
+          <w:szCs w:val="32"/>
+          <w:lang w:val="en-US"/>
+        </w:rPr>
+      </w:pPr>
+      <w:r>
+        <w:rPr>
+          <w:rFonts w:hint="default" w:ascii="Times New Roman" w:hAnsi="Times New Roman" w:eastAsia="SimSun" w:cs="Times New Roman"/>
+          <w:b/>
+          <w:bCs/>
+          <w:color w:val="auto"/>
+          <w:sz w:val="32"/>
+          <w:szCs w:val="32"/>
+          <w:lang w:val="en-US"/>
+        </w:rPr>
         <w:t>Challenges and Lessons Learned</w:t>
       </w:r>
     </w:p>
@@ -7869,8 +12757,6 @@
           <w:lang w:val="en-US"/>
         </w:rPr>
       </w:pPr>
-      <w:bookmarkStart w:id="0" w:name="_GoBack"/>
-      <w:bookmarkEnd w:id="0"/>
     </w:p>
     <w:sectPr>
       <w:pgSz w:w="11906" w:h="16838"/>
@@ -8123,7 +13009,7 @@
     <w:lsdException w:qFormat="1" w:unhideWhenUsed="0" w:uiPriority="0" w:semiHidden="0" w:name="Title"/>
     <w:lsdException w:unhideWhenUsed="0" w:uiPriority="0" w:semiHidden="0" w:name="Closing"/>
     <w:lsdException w:unhideWhenUsed="0" w:uiPriority="0" w:semiHidden="0" w:name="Signature"/>
-    <w:lsdException w:unhideWhenUsed="0" w:uiPriority="0" w:name="Default Paragraph Font"/>
+    <w:lsdException w:qFormat="1" w:unhideWhenUsed="0" w:uiPriority="0" w:name="Default Paragraph Font"/>
     <w:lsdException w:unhideWhenUsed="0" w:uiPriority="0" w:semiHidden="0" w:name="Body Text"/>
     <w:lsdException w:unhideWhenUsed="0" w:uiPriority="0" w:semiHidden="0" w:name="Body Text Indent"/>
     <w:lsdException w:unhideWhenUsed="0" w:uiPriority="0" w:semiHidden="0" w:name="List Continue"/>
@@ -8157,7 +13043,7 @@
     <w:lsdException w:unhideWhenUsed="0" w:uiPriority="0" w:semiHidden="0" w:name="HTML Code"/>
     <w:lsdException w:unhideWhenUsed="0" w:uiPriority="0" w:semiHidden="0" w:name="HTML Definition"/>
     <w:lsdException w:unhideWhenUsed="0" w:uiPriority="0" w:semiHidden="0" w:name="HTML Keyboard"/>
-    <w:lsdException w:unhideWhenUsed="0" w:uiPriority="0" w:semiHidden="0" w:name="HTML Preformatted"/>
+    <w:lsdException w:qFormat="1" w:unhideWhenUsed="0" w:uiPriority="0" w:semiHidden="0" w:name="HTML Preformatted"/>
     <w:lsdException w:unhideWhenUsed="0" w:uiPriority="0" w:semiHidden="0" w:name="HTML Sample"/>
     <w:lsdException w:unhideWhenUsed="0" w:uiPriority="0" w:semiHidden="0" w:name="HTML Typewriter"/>
     <w:lsdException w:unhideWhenUsed="0" w:uiPriority="0" w:semiHidden="0" w:name="HTML Variable"/>
@@ -8206,7 +13092,7 @@
     <w:lsdException w:unhideWhenUsed="0" w:uiPriority="0" w:semiHidden="0" w:name="Table Web 2"/>
     <w:lsdException w:unhideWhenUsed="0" w:uiPriority="0" w:semiHidden="0" w:name="Table Web 3"/>
     <w:lsdException w:unhideWhenUsed="0" w:uiPriority="0" w:semiHidden="0" w:name="Balloon Text"/>
-    <w:lsdException w:unhideWhenUsed="0" w:uiPriority="0" w:semiHidden="0" w:name="Table Grid"/>
+    <w:lsdException w:qFormat="1" w:unhideWhenUsed="0" w:uiPriority="0" w:semiHidden="0" w:name="Table Grid"/>
     <w:lsdException w:unhideWhenUsed="0" w:uiPriority="0" w:semiHidden="0" w:name="Table Theme"/>
     <w:lsdException w:unhideWhenUsed="0" w:uiPriority="60" w:semiHidden="0" w:name="Light Shading"/>
     <w:lsdException w:unhideWhenUsed="0" w:uiPriority="61" w:semiHidden="0" w:name="Light List"/>
@@ -8319,6 +13205,7 @@
   <w:style w:type="character" w:default="1" w:styleId="2">
     <w:name w:val="Default Paragraph Font"/>
     <w:semiHidden/>
+    <w:qFormat/>
     <w:uiPriority w:val="0"/>
   </w:style>
   <w:style w:type="table" w:default="1" w:styleId="3">
@@ -8346,6 +13233,7 @@
   </w:style>
   <w:style w:type="paragraph" w:styleId="5">
     <w:name w:val="HTML Preformatted"/>
+    <w:qFormat/>
     <w:uiPriority w:val="0"/>
     <w:pPr>
       <w:tabs>
@@ -8415,6 +13303,7 @@
   <w:style w:type="table" w:styleId="9">
     <w:name w:val="Table Grid"/>
     <w:basedOn w:val="3"/>
+    <w:qFormat/>
     <w:uiPriority w:val="0"/>
     <w:pPr>
       <w:widowControl w:val="0"/>

--- a/docs/project_documentation.docx
+++ b/docs/project_documentation.docx
@@ -103,18 +103,10 @@
           <w:ilvl w:val="0"/>
           <w:numId w:val="0"/>
         </w:numPr>
-        <w:ind w:firstLine="240"/>
+        <w:ind w:firstLine="720" w:firstLineChars="0"/>
         <w:jc w:val="left"/>
         <w:rPr>
-          <w:rFonts w:hint="default" w:ascii="Times New Roman" w:hAnsi="Times New Roman" w:eastAsia="SimSun" w:cs="Times New Roman"/>
-          <w:color w:val="auto"/>
-          <w:sz w:val="24"/>
-          <w:szCs w:val="24"/>
-        </w:rPr>
-      </w:pPr>
-      <w:r>
-        <w:rPr>
-          <w:rFonts w:hint="default" w:ascii="Times New Roman" w:hAnsi="Times New Roman" w:cs="Times New Roman"/>
+          <w:rFonts w:hint="default" w:ascii="Times New Roman" w:hAnsi="Times New Roman"/>
           <w:b w:val="0"/>
           <w:bCs w:val="0"/>
           <w:color w:val="auto"/>
@@ -122,16 +114,18 @@
           <w:szCs w:val="24"/>
           <w:lang w:val="en-US"/>
         </w:rPr>
-        <w:t>This project develops an end-to-end data engineering pipeline using the public IMDb bulk datasets. The pipeline uses Apache Airflow with workflow orchestration, Parquet as the raw landed data format, Duc</w:t>
-      </w:r>
-      <w:r>
-        <w:rPr>
-          <w:rFonts w:hint="default" w:ascii="Times New Roman" w:hAnsi="Times New Roman" w:eastAsia="SimSun" w:cs="Times New Roman"/>
-          <w:color w:val="auto"/>
-          <w:sz w:val="24"/>
-          <w:szCs w:val="24"/>
-        </w:rPr>
-        <w:t>kDB as the local analytical warehouse, and dbt for transformation, testing, snapshots, and documentation. The goal of the project is to transform multiple IMDb source files into a reliable and query-ready analytical model that can support questions about titles, ratings, directors, actors, genres, runtime, and voting patterns. The final analytical layer will be used to identify highly rated directors, analyze movie runtime trends, study the relationship between runtime and ratings, compare hidden gems with overrated titles across genres, and identify consistently well-rated directors and actors in recent years.</w:t>
+      </w:pPr>
+      <w:r>
+        <w:rPr>
+          <w:rFonts w:hint="default" w:ascii="Times New Roman" w:hAnsi="Times New Roman"/>
+          <w:b w:val="0"/>
+          <w:bCs w:val="0"/>
+          <w:color w:val="auto"/>
+          <w:sz w:val="24"/>
+          <w:szCs w:val="24"/>
+          <w:lang w:val="en-US"/>
+        </w:rPr>
+        <w:t>This project implements an end-to-end data engineering pipeline using the public IMDb bulk datasets. Apache Airflow orchestrates ingestion and validation, Parquet is used as the raw storage format, DuckDB as the analytical warehouse, and dbt for transformation, testing, snapshots, and analytical marts. The final model supports analysis of directors, movie runtime trends, ratings, genres, and voting patterns.</w:t>
       </w:r>
     </w:p>
     <w:p>
@@ -140,9 +134,12 @@
           <w:ilvl w:val="0"/>
           <w:numId w:val="0"/>
         </w:numPr>
+        <w:ind w:firstLine="720" w:firstLineChars="0"/>
         <w:jc w:val="left"/>
         <w:rPr>
-          <w:rFonts w:hint="default" w:ascii="Times New Roman" w:hAnsi="Times New Roman" w:eastAsia="SimSun" w:cs="Times New Roman"/>
+          <w:rFonts w:hint="default" w:ascii="Times New Roman" w:hAnsi="Times New Roman"/>
+          <w:b w:val="0"/>
+          <w:bCs w:val="0"/>
           <w:color w:val="auto"/>
           <w:sz w:val="24"/>
           <w:szCs w:val="24"/>
@@ -209,8 +206,8 @@
         <w:rPr>
           <w:rFonts w:hint="default" w:ascii="Times New Roman" w:hAnsi="Times New Roman" w:eastAsia="SimSun" w:cs="Times New Roman"/>
           <w:color w:val="auto"/>
-          <w:sz w:val="28"/>
-          <w:szCs w:val="28"/>
+          <w:sz w:val="24"/>
+          <w:szCs w:val="24"/>
           <w:lang w:val="en-US"/>
         </w:rPr>
       </w:pPr>
@@ -230,9 +227,9 @@
     <w:p>
       <w:pPr>
         <w:numPr>
-          <w:ilvl w:val="0"/>
           <w:numId w:val="0"/>
         </w:numPr>
+        <w:ind w:left="420" w:leftChars="0"/>
         <w:jc w:val="left"/>
         <w:rPr>
           <w:rFonts w:hint="default" w:ascii="Times New Roman" w:hAnsi="Times New Roman" w:eastAsia="SimSun" w:cs="Times New Roman"/>
@@ -242,95 +239,6 @@
           <w:lang w:val="en-US"/>
         </w:rPr>
       </w:pPr>
-    </w:p>
-    <w:p>
-      <w:pPr>
-        <w:numPr>
-          <w:ilvl w:val="0"/>
-          <w:numId w:val="0"/>
-        </w:numPr>
-        <w:jc w:val="left"/>
-        <w:rPr>
-          <w:rFonts w:hint="default" w:ascii="Times New Roman" w:hAnsi="Times New Roman" w:eastAsia="SimSun" w:cs="Times New Roman"/>
-          <w:i/>
-          <w:iCs/>
-          <w:color w:val="auto"/>
-          <w:sz w:val="24"/>
-          <w:szCs w:val="24"/>
-          <w:lang w:val="en-US"/>
-        </w:rPr>
-      </w:pPr>
-      <w:r>
-        <w:rPr>
-          <w:rFonts w:hint="default" w:ascii="Times New Roman" w:hAnsi="Times New Roman" w:eastAsia="SimSun" w:cs="Times New Roman"/>
-          <w:color w:val="auto"/>
-          <w:sz w:val="24"/>
-          <w:szCs w:val="24"/>
-          <w:lang w:val="en-US"/>
-        </w:rPr>
-        <w:t xml:space="preserve">      The project uses the public IMDb bulk datasets published at: </w:t>
-      </w:r>
-      <w:r>
-        <w:rPr>
-          <w:rFonts w:hint="default" w:ascii="Times New Roman" w:hAnsi="Times New Roman" w:eastAsia="SimSun" w:cs="Times New Roman"/>
-          <w:i/>
-          <w:iCs/>
-          <w:color w:val="auto"/>
-          <w:sz w:val="24"/>
-          <w:szCs w:val="24"/>
-          <w:lang w:val="en-US"/>
-        </w:rPr>
-        <w:fldChar w:fldCharType="begin"/>
-      </w:r>
-      <w:r>
-        <w:rPr>
-          <w:rFonts w:hint="default" w:ascii="Times New Roman" w:hAnsi="Times New Roman" w:eastAsia="SimSun" w:cs="Times New Roman"/>
-          <w:i/>
-          <w:iCs/>
-          <w:color w:val="auto"/>
-          <w:sz w:val="24"/>
-          <w:szCs w:val="24"/>
-          <w:lang w:val="en-US"/>
-        </w:rPr>
-        <w:instrText xml:space="preserve"> HYPERLINK "https://datasets.imdbws.com/." </w:instrText>
-      </w:r>
-      <w:r>
-        <w:rPr>
-          <w:rFonts w:hint="default" w:ascii="Times New Roman" w:hAnsi="Times New Roman" w:eastAsia="SimSun" w:cs="Times New Roman"/>
-          <w:i/>
-          <w:iCs/>
-          <w:color w:val="auto"/>
-          <w:sz w:val="24"/>
-          <w:szCs w:val="24"/>
-          <w:lang w:val="en-US"/>
-        </w:rPr>
-        <w:fldChar w:fldCharType="separate"/>
-      </w:r>
-      <w:r>
-        <w:rPr>
-          <w:rStyle w:val="6"/>
-          <w:rFonts w:hint="default" w:ascii="Times New Roman" w:hAnsi="Times New Roman" w:eastAsia="SimSun" w:cs="Times New Roman"/>
-          <w:i/>
-          <w:iCs/>
-          <w:color w:val="auto"/>
-          <w:sz w:val="24"/>
-          <w:szCs w:val="24"/>
-          <w:lang w:val="en-US"/>
-        </w:rPr>
-        <w:t>https://datasets.imdbws.com/.</w:t>
-      </w:r>
-      <w:r>
-        <w:rPr>
-          <w:rFonts w:hint="default" w:ascii="Times New Roman" w:hAnsi="Times New Roman" w:eastAsia="SimSun" w:cs="Times New Roman"/>
-          <w:i/>
-          <w:iCs/>
-          <w:color w:val="auto"/>
-          <w:sz w:val="24"/>
-          <w:szCs w:val="24"/>
-          <w:lang w:val="en-US"/>
-        </w:rPr>
-        <w:fldChar w:fldCharType="end"/>
-      </w:r>
     </w:p>
     <w:p>
       <w:pPr>
@@ -345,6 +253,7 @@
           <w:color w:val="auto"/>
           <w:sz w:val="24"/>
           <w:szCs w:val="24"/>
+          <w:lang w:val="en-US"/>
         </w:rPr>
       </w:pPr>
       <w:r>
@@ -353,8 +262,19 @@
           <w:color w:val="auto"/>
           <w:sz w:val="24"/>
           <w:szCs w:val="24"/>
-        </w:rPr>
-        <w:t>IMDb was selected because it contains multiple related datasets that provide a suitable basis for a complete data engineering project involving large source files, multiple entities, many-to-many relationships, dimensional modeling, historical tracking, and analytical reporting.</w:t>
+          <w:lang w:val="en-US"/>
+        </w:rPr>
+        <w:t xml:space="preserve">      </w:t>
+      </w:r>
+      <w:r>
+        <w:rPr>
+          <w:rFonts w:hint="default" w:ascii="Times New Roman" w:hAnsi="Times New Roman" w:eastAsia="SimSun"/>
+          <w:color w:val="auto"/>
+          <w:sz w:val="24"/>
+          <w:szCs w:val="24"/>
+          <w:lang w:val="en-US"/>
+        </w:rPr>
+        <w:t>The project uses the public IMDb bulk datasets available at https://datasets.imdbws.com/. IMDb provides multiple related datasets suitable for dimensional modelling, many-to-many relationships, historical tracking, and analytical reporting.</w:t>
       </w:r>
     </w:p>
     <w:p>
@@ -429,127 +349,12 @@
       </w:r>
       <w:r>
         <w:rPr>
-          <w:rFonts w:hint="default" w:ascii="Times New Roman" w:hAnsi="Times New Roman" w:eastAsia="SimSun" w:cs="Times New Roman"/>
-          <w:color w:val="auto"/>
-          <w:sz w:val="24"/>
-          <w:szCs w:val="24"/>
-        </w:rPr>
-        <w:t xml:space="preserve">IMDb distributes the datasets as compressed tab-separated files with the </w:t>
-      </w:r>
-      <w:r>
-        <w:rPr>
-          <w:rStyle w:val="4"/>
-          <w:rFonts w:hint="default" w:ascii="Times New Roman" w:hAnsi="Times New Roman" w:eastAsia="SimSun" w:cs="Times New Roman"/>
-          <w:color w:val="auto"/>
-          <w:sz w:val="24"/>
-          <w:szCs w:val="24"/>
-        </w:rPr>
-        <w:t>.tsv.gz</w:t>
-      </w:r>
-      <w:r>
-        <w:rPr>
-          <w:rFonts w:hint="default" w:ascii="Times New Roman" w:hAnsi="Times New Roman" w:eastAsia="SimSun" w:cs="Times New Roman"/>
-          <w:color w:val="auto"/>
-          <w:sz w:val="24"/>
-          <w:szCs w:val="24"/>
-        </w:rPr>
-        <w:t xml:space="preserve"> extension.</w:t>
-      </w:r>
-      <w:r>
-        <w:rPr>
-          <w:rFonts w:hint="default" w:ascii="Times New Roman" w:hAnsi="Times New Roman" w:eastAsia="SimSun" w:cs="Times New Roman"/>
-          <w:color w:val="auto"/>
-          <w:sz w:val="24"/>
-          <w:szCs w:val="24"/>
-          <w:lang w:val="en-US"/>
-        </w:rPr>
-        <w:t xml:space="preserve"> </w:t>
-      </w:r>
-      <w:r>
-        <w:rPr>
-          <w:rFonts w:hint="default" w:ascii="Times New Roman" w:hAnsi="Times New Roman" w:cs="Times New Roman"/>
-          <w:color w:val="auto"/>
-        </w:rPr>
-        <w:t>The files contain a header row and use tab characters as field delimiters. Missing values are represented using the literal value:</w:t>
-      </w:r>
-      <w:r>
-        <w:rPr>
-          <w:rFonts w:hint="default" w:ascii="Times New Roman" w:hAnsi="Times New Roman" w:cs="Times New Roman"/>
-          <w:color w:val="auto"/>
-          <w:lang w:val="en-US"/>
-        </w:rPr>
-        <w:t xml:space="preserve"> </w:t>
-      </w:r>
-      <w:r>
-        <w:rPr>
-          <w:rFonts w:hint="default" w:ascii="Times New Roman" w:hAnsi="Times New Roman" w:cs="Times New Roman"/>
-          <w:b/>
-          <w:bCs/>
-          <w:i/>
-          <w:iCs/>
-          <w:color w:val="auto"/>
-          <w:lang w:val="en-US"/>
-        </w:rPr>
-        <w:t>\N</w:t>
-      </w:r>
-      <w:r>
-        <w:rPr>
-          <w:rFonts w:hint="default" w:ascii="Times New Roman" w:hAnsi="Times New Roman" w:cs="Times New Roman"/>
-          <w:b w:val="0"/>
-          <w:bCs w:val="0"/>
-          <w:i w:val="0"/>
-          <w:iCs w:val="0"/>
-          <w:color w:val="auto"/>
-          <w:lang w:val="en-US"/>
-        </w:rPr>
-        <w:t xml:space="preserve">. </w:t>
-      </w:r>
-      <w:r>
-        <w:rPr>
-          <w:rFonts w:hint="default" w:ascii="Times New Roman" w:hAnsi="Times New Roman" w:eastAsia="SimSun" w:cs="Times New Roman"/>
-          <w:color w:val="auto"/>
-          <w:sz w:val="24"/>
-          <w:szCs w:val="24"/>
-        </w:rPr>
-        <w:t xml:space="preserve">During ingestion, this value is interpreted as SQL </w:t>
-      </w:r>
-      <w:r>
-        <w:rPr>
-          <w:rStyle w:val="4"/>
-          <w:rFonts w:hint="default" w:ascii="Times New Roman" w:hAnsi="Times New Roman" w:eastAsia="SimSun" w:cs="Times New Roman"/>
-          <w:color w:val="auto"/>
-          <w:sz w:val="24"/>
-          <w:szCs w:val="24"/>
-        </w:rPr>
-        <w:t>NULL</w:t>
-      </w:r>
-      <w:r>
-        <w:rPr>
-          <w:rFonts w:hint="default" w:ascii="Times New Roman" w:hAnsi="Times New Roman" w:eastAsia="SimSun" w:cs="Times New Roman"/>
-          <w:color w:val="auto"/>
-          <w:sz w:val="24"/>
-          <w:szCs w:val="24"/>
-        </w:rPr>
-        <w:t>.</w:t>
-      </w:r>
-      <w:r>
-        <w:rPr>
-          <w:rFonts w:hint="default" w:ascii="Times New Roman" w:hAnsi="Times New Roman" w:eastAsia="SimSun" w:cs="Times New Roman"/>
-          <w:color w:val="auto"/>
-          <w:sz w:val="24"/>
-          <w:szCs w:val="24"/>
-          <w:lang w:val="en-US"/>
-        </w:rPr>
-        <w:t xml:space="preserve"> </w:t>
-      </w:r>
-      <w:r>
-        <w:rPr>
-          <w:rFonts w:hint="default" w:ascii="Times New Roman" w:hAnsi="Times New Roman" w:eastAsia="SimSun" w:cs="Times New Roman"/>
-          <w:color w:val="auto"/>
-          <w:sz w:val="24"/>
-          <w:szCs w:val="24"/>
-        </w:rPr>
-        <w:t>The source files are converted to Parquet before being used by downstream processing. Parquet was selected because it is a columnar storage format that is better suited for analytical workloads and can be efficiently processed by DuckDB.</w:t>
+          <w:rFonts w:hint="default" w:ascii="Times New Roman" w:hAnsi="Times New Roman" w:eastAsia="SimSun"/>
+          <w:color w:val="auto"/>
+          <w:sz w:val="24"/>
+          <w:szCs w:val="24"/>
+        </w:rPr>
+        <w:t>IMDb distributes the data as compressed .tsv.gz files. Missing values are represented by \N and are interpreted as SQL NULL during ingestion. The source files are converted to Parquet before loading because Parquet is efficient for analytical processing in DuckDB.</w:t>
       </w:r>
     </w:p>
     <w:p>
@@ -1468,16 +1273,19 @@
           <w:szCs w:val="24"/>
           <w:lang w:val="en-US"/>
         </w:rPr>
-        <w:t xml:space="preserve">          The IMDb bulk datasets contain millions of records and vary significantly in size. Each row </w:t>
-      </w:r>
-      <w:r>
-        <w:rPr>
-          <w:rFonts w:hint="default" w:ascii="Times New Roman" w:hAnsi="Times New Roman" w:eastAsia="SimSun" w:cs="Times New Roman"/>
-          <w:color w:val="auto"/>
-          <w:sz w:val="24"/>
-          <w:szCs w:val="24"/>
-        </w:rPr>
-        <w:t>counts and Parquet file sizes are recorded from the actual ingestion pipeline rather than using approximate values from external sources, because IMDb periodically refreshes its datasets.</w:t>
+        <w:t xml:space="preserve">          </w:t>
+      </w:r>
+      <w:r>
+        <w:rPr>
+          <w:rFonts w:hint="default" w:ascii="Times New Roman" w:hAnsi="Times New Roman"/>
+          <w:b w:val="0"/>
+          <w:bCs w:val="0"/>
+          <w:color w:val="auto"/>
+          <w:sz w:val="24"/>
+          <w:szCs w:val="24"/>
+          <w:lang w:val="en-US"/>
+        </w:rPr>
+        <w:t>Row counts and Parquet sizes below were recorded from the actual ingestion pipeline because IMDb periodically refreshes its datasets.</w:t>
       </w:r>
     </w:p>
     <w:tbl>
@@ -2567,9 +2375,12 @@
         <w:jc w:val="left"/>
         <w:rPr>
           <w:rFonts w:hint="default" w:ascii="Times New Roman" w:hAnsi="Times New Roman" w:eastAsia="SimSun"/>
-          <w:color w:val="auto"/>
-          <w:sz w:val="24"/>
-          <w:szCs w:val="24"/>
+          <w:b w:val="0"/>
+          <w:bCs w:val="0"/>
+          <w:color w:val="auto"/>
+          <w:sz w:val="28"/>
+          <w:szCs w:val="28"/>
+          <w:lang w:val="en-US"/>
         </w:rPr>
       </w:pPr>
       <w:r>
@@ -2582,40 +2393,31 @@
           <w:szCs w:val="28"/>
           <w:lang w:val="en-US"/>
         </w:rPr>
-        <w:t xml:space="preserve">      </w:t>
+        <w:t xml:space="preserve">    </w:t>
+      </w:r>
+      <w:r>
+        <w:rPr>
+          <w:rFonts w:hint="default" w:ascii="Times New Roman" w:hAnsi="Times New Roman" w:eastAsia="SimSun" w:cs="Times New Roman"/>
+          <w:b w:val="0"/>
+          <w:bCs w:val="0"/>
+          <w:color w:val="auto"/>
+          <w:sz w:val="24"/>
+          <w:szCs w:val="24"/>
+          <w:lang w:val="en-US"/>
+        </w:rPr>
+        <w:t xml:space="preserve"> </w:t>
       </w:r>
       <w:r>
         <w:rPr>
           <w:rFonts w:hint="default" w:ascii="Times New Roman" w:hAnsi="Times New Roman" w:eastAsia="SimSun"/>
-          <w:color w:val="auto"/>
-          <w:sz w:val="24"/>
-          <w:szCs w:val="24"/>
-        </w:rPr>
-        <w:t>IMDb provides periodically refreshed bulk snapshots rather than an event-based incremental stream. Therefore, each pipeline execution processes the current source snapshot and safely replaces existing generated Parquet files instead of appending duplicate records.</w:t>
-      </w:r>
-    </w:p>
-    <w:p>
-      <w:pPr>
-        <w:numPr>
-          <w:ilvl w:val="0"/>
-          <w:numId w:val="0"/>
-        </w:numPr>
-        <w:jc w:val="left"/>
-        <w:rPr>
-          <w:rFonts w:hint="default" w:ascii="Times New Roman" w:hAnsi="Times New Roman" w:eastAsia="SimSun"/>
-          <w:color w:val="auto"/>
-          <w:sz w:val="24"/>
-          <w:szCs w:val="24"/>
-        </w:rPr>
-      </w:pPr>
-      <w:r>
-        <w:rPr>
-          <w:rFonts w:hint="default" w:ascii="Times New Roman" w:hAnsi="Times New Roman" w:eastAsia="SimSun"/>
-          <w:color w:val="auto"/>
-          <w:sz w:val="24"/>
-          <w:szCs w:val="24"/>
-        </w:rPr>
-        <w:t>This approach ensures pipeline idempotency: rerunning the workflow with the same source data produces the same logical result. Historical changes in ratings and title metadata are tracked separately through dbt snapshots.</w:t>
+          <w:b w:val="0"/>
+          <w:bCs w:val="0"/>
+          <w:color w:val="auto"/>
+          <w:sz w:val="24"/>
+          <w:szCs w:val="24"/>
+          <w:lang w:val="en-US"/>
+        </w:rPr>
+        <w:t>IMDb publishes periodically refreshed bulk snapshots rather than an event-based incremental stream. Each run safely replaces the generated Parquet files instead of appending records, making ingestion idempotent. Historical changes in ratings and title metadata are preserved separately through dbt snapshots.</w:t>
       </w:r>
     </w:p>
     <w:p>
@@ -3134,137 +2936,20 @@
         </w:numPr>
         <w:jc w:val="left"/>
         <w:rPr>
+          <w:rFonts w:hint="default" w:ascii="Times New Roman" w:hAnsi="Times New Roman" w:eastAsia="SimSun" w:cs="Times New Roman"/>
+          <w:color w:val="auto"/>
+          <w:sz w:val="24"/>
+          <w:szCs w:val="24"/>
+        </w:rPr>
+      </w:pPr>
+      <w:r>
+        <w:rPr>
           <w:rFonts w:hint="default" w:ascii="Times New Roman" w:hAnsi="Times New Roman" w:eastAsia="SimSun"/>
           <w:color w:val="auto"/>
           <w:sz w:val="24"/>
           <w:szCs w:val="24"/>
         </w:rPr>
-      </w:pPr>
-      <w:r>
-        <w:rPr>
-          <w:rFonts w:hint="default" w:ascii="Times New Roman" w:hAnsi="Times New Roman" w:eastAsia="SimSun"/>
-          <w:color w:val="auto"/>
-          <w:sz w:val="24"/>
-          <w:szCs w:val="24"/>
-        </w:rPr>
-        <w:t>The project follows an end-to-end data engineering architecture using Apache Airflow, Parquet, DuckDB, and dbt.</w:t>
-      </w:r>
-    </w:p>
-    <w:p>
-      <w:pPr>
-        <w:numPr>
-          <w:ilvl w:val="0"/>
-          <w:numId w:val="0"/>
-        </w:numPr>
-        <w:jc w:val="left"/>
-        <w:rPr>
-          <w:rFonts w:hint="default" w:ascii="Times New Roman" w:hAnsi="Times New Roman" w:eastAsia="SimSun"/>
-          <w:color w:val="auto"/>
-          <w:sz w:val="24"/>
-          <w:szCs w:val="24"/>
-        </w:rPr>
-      </w:pPr>
-    </w:p>
-    <w:p>
-      <w:pPr>
-        <w:numPr>
-          <w:ilvl w:val="0"/>
-          <w:numId w:val="0"/>
-        </w:numPr>
-        <w:jc w:val="left"/>
-        <w:rPr>
-          <w:rFonts w:hint="default" w:ascii="Times New Roman" w:hAnsi="Times New Roman" w:eastAsia="SimSun"/>
-          <w:color w:val="auto"/>
-          <w:sz w:val="24"/>
-          <w:szCs w:val="24"/>
-        </w:rPr>
-      </w:pPr>
-      <w:r>
-        <w:rPr>
-          <w:rFonts w:hint="default" w:ascii="Times New Roman" w:hAnsi="Times New Roman" w:eastAsia="SimSun"/>
-          <w:color w:val="auto"/>
-          <w:sz w:val="24"/>
-          <w:szCs w:val="24"/>
-        </w:rPr>
-        <w:t>Apache Airflow orchestrates the pipeline and manages task dependencies, retries, and execution logs. IMDb bulk TSV files are validated and converted to Parquet, which acts as the raw landed data layer. DuckDB provides the local analytical warehouse and exposes the ingested data to dbt.</w:t>
-      </w:r>
-    </w:p>
-    <w:p>
-      <w:pPr>
-        <w:numPr>
-          <w:ilvl w:val="0"/>
-          <w:numId w:val="0"/>
-        </w:numPr>
-        <w:jc w:val="left"/>
-        <w:rPr>
-          <w:rFonts w:hint="default" w:ascii="Times New Roman" w:hAnsi="Times New Roman" w:eastAsia="SimSun"/>
-          <w:color w:val="auto"/>
-          <w:sz w:val="24"/>
-          <w:szCs w:val="24"/>
-        </w:rPr>
-      </w:pPr>
-    </w:p>
-    <w:p>
-      <w:pPr>
-        <w:numPr>
-          <w:ilvl w:val="0"/>
-          <w:numId w:val="0"/>
-        </w:numPr>
-        <w:jc w:val="left"/>
-        <w:rPr>
-          <w:rFonts w:hint="default" w:ascii="Times New Roman" w:hAnsi="Times New Roman" w:eastAsia="SimSun"/>
-          <w:color w:val="auto"/>
-          <w:sz w:val="24"/>
-          <w:szCs w:val="24"/>
-        </w:rPr>
-      </w:pPr>
-      <w:r>
-        <w:rPr>
-          <w:rFonts w:hint="default" w:ascii="Times New Roman" w:hAnsi="Times New Roman" w:eastAsia="SimSun"/>
-          <w:color w:val="auto"/>
-          <w:sz w:val="24"/>
-          <w:szCs w:val="24"/>
-        </w:rPr>
-        <w:t>dbt performs staging, reshaping, dimensional modeling, testing, and historical tracking. The final analytical layer contains the rating fact table, dimensions for titles, people, genres, and years, and bridge tables for IMDb's many-to-many relationships. dbt snapshots preserve historical changes in ratings and title metadata.</w:t>
-      </w:r>
-    </w:p>
-    <w:p>
-      <w:pPr>
-        <w:numPr>
-          <w:ilvl w:val="0"/>
-          <w:numId w:val="0"/>
-        </w:numPr>
-        <w:jc w:val="left"/>
-        <w:rPr>
-          <w:rFonts w:hint="default" w:ascii="Times New Roman" w:hAnsi="Times New Roman" w:eastAsia="SimSun"/>
-          <w:color w:val="auto"/>
-          <w:sz w:val="24"/>
-          <w:szCs w:val="24"/>
-        </w:rPr>
-      </w:pPr>
-    </w:p>
-    <w:p>
-      <w:pPr>
-        <w:numPr>
-          <w:ilvl w:val="0"/>
-          <w:numId w:val="0"/>
-        </w:numPr>
-        <w:jc w:val="left"/>
-        <w:rPr>
-          <w:rFonts w:hint="default" w:ascii="Times New Roman" w:hAnsi="Times New Roman" w:eastAsia="SimSun" w:cs="Times New Roman"/>
-          <w:color w:val="auto"/>
-          <w:sz w:val="24"/>
-          <w:szCs w:val="24"/>
-        </w:rPr>
-      </w:pPr>
-      <w:r>
-        <w:rPr>
-          <w:rFonts w:hint="default" w:ascii="Times New Roman" w:hAnsi="Times New Roman" w:eastAsia="SimSun"/>
-          <w:color w:val="auto"/>
-          <w:sz w:val="24"/>
-          <w:szCs w:val="24"/>
-        </w:rPr>
-        <w:t>The Airflow workflow follows four logical stages: extraction → loading → transformation → validation. Docker Compose provides the reproducible local execution environment, while the ingestion design remains idempotent so rerunning the same source snapshot does not create duplicate data.</w:t>
+        <w:t>Apache Airflow orchestrates source validation, TSV-to-Parquet conversion, loading, dbt transformations, and data-quality validation. DuckDB acts as the local analytical warehouse, while dbt builds the staging, intermediate, dimensional, and analytical layers and manages tests and snapshots. Docker Compose provides the reproducible local environment. The workflow follows the sequence extraction → loading → transformation → validation.</w:t>
       </w:r>
     </w:p>
     <w:p>
@@ -5396,77 +5081,252 @@
           </w:p>
         </w:tc>
       </w:tr>
+      <w:tr>
+        <w:tblPrEx>
+          <w:tblBorders>
+            <w:top w:val="single" w:color="auto" w:sz="4" w:space="0"/>
+            <w:left w:val="single" w:color="auto" w:sz="4" w:space="0"/>
+            <w:bottom w:val="single" w:color="auto" w:sz="4" w:space="0"/>
+            <w:right w:val="single" w:color="auto" w:sz="4" w:space="0"/>
+            <w:insideH w:val="single" w:color="auto" w:sz="4" w:space="0"/>
+            <w:insideV w:val="single" w:color="auto" w:sz="4" w:space="0"/>
+          </w:tblBorders>
+          <w:tblCellMar>
+            <w:top w:w="0" w:type="dxa"/>
+            <w:left w:w="108" w:type="dxa"/>
+            <w:bottom w:w="0" w:type="dxa"/>
+            <w:right w:w="108" w:type="dxa"/>
+          </w:tblCellMar>
+        </w:tblPrEx>
+        <w:tc>
+          <w:tcPr>
+            <w:tcW w:w="1853" w:type="dxa"/>
+            <w:vAlign w:val="center"/>
+          </w:tcPr>
+          <w:p>
+            <w:pPr>
+              <w:widowControl w:val="0"/>
+              <w:spacing w:beforeLines="0" w:afterLines="0"/>
+              <w:jc w:val="center"/>
+              <w:rPr>
+                <w:rFonts w:hint="default" w:ascii="Times New Roman" w:hAnsi="Times New Roman" w:eastAsia="Consolas" w:cs="Times New Roman"/>
+                <w:b/>
+                <w:bCs/>
+                <w:color w:val="auto"/>
+                <w:sz w:val="24"/>
+                <w:szCs w:val="24"/>
+                <w:u w:val="single"/>
+                <w:vertAlign w:val="baseline"/>
+                <w:lang w:val="en-US"/>
+              </w:rPr>
+            </w:pPr>
+            <w:r>
+              <w:rPr>
+                <w:rFonts w:hint="default" w:ascii="Times New Roman" w:hAnsi="Times New Roman" w:eastAsia="Consolas" w:cs="Times New Roman"/>
+                <w:b/>
+                <w:bCs/>
+                <w:color w:val="auto"/>
+                <w:sz w:val="24"/>
+                <w:szCs w:val="24"/>
+                <w:u w:val="single"/>
+                <w:vertAlign w:val="baseline"/>
+                <w:lang w:val="en-US"/>
+              </w:rPr>
+              <w:t>mart_top_directors</w:t>
+            </w:r>
+          </w:p>
+        </w:tc>
+        <w:tc>
+          <w:tcPr>
+            <w:tcW w:w="1601" w:type="dxa"/>
+          </w:tcPr>
+          <w:p>
+            <w:pPr>
+              <w:widowControl w:val="0"/>
+              <w:spacing w:beforeLines="0" w:afterLines="0"/>
+              <w:jc w:val="center"/>
+              <w:rPr>
+                <w:rFonts w:hint="default" w:ascii="Times New Roman" w:hAnsi="Times New Roman" w:eastAsia="Consolas"/>
+                <w:b w:val="0"/>
+                <w:bCs w:val="0"/>
+                <w:color w:val="auto"/>
+                <w:sz w:val="24"/>
+                <w:szCs w:val="24"/>
+                <w:u w:val="none"/>
+                <w:vertAlign w:val="baseline"/>
+                <w:lang w:val="en-US"/>
+              </w:rPr>
+            </w:pPr>
+            <w:r>
+              <w:rPr>
+                <w:rFonts w:hint="default" w:ascii="Times New Roman" w:hAnsi="Times New Roman" w:eastAsia="Consolas"/>
+                <w:b w:val="0"/>
+                <w:bCs w:val="0"/>
+                <w:color w:val="auto"/>
+                <w:sz w:val="24"/>
+                <w:szCs w:val="24"/>
+                <w:u w:val="none"/>
+                <w:vertAlign w:val="baseline"/>
+                <w:lang w:val="en-US"/>
+              </w:rPr>
+              <w:t>One row per director</w:t>
+            </w:r>
+          </w:p>
+        </w:tc>
+        <w:tc>
+          <w:tcPr>
+            <w:tcW w:w="1588" w:type="dxa"/>
+            <w:vAlign w:val="center"/>
+          </w:tcPr>
+          <w:p>
+            <w:pPr>
+              <w:widowControl w:val="0"/>
+              <w:spacing w:beforeLines="0" w:afterLines="0"/>
+              <w:jc w:val="center"/>
+              <w:rPr>
+                <w:rFonts w:hint="default" w:ascii="Times New Roman" w:hAnsi="Times New Roman" w:eastAsia="Consolas"/>
+                <w:b/>
+                <w:bCs/>
+                <w:color w:val="auto"/>
+                <w:sz w:val="24"/>
+                <w:szCs w:val="24"/>
+                <w:u w:val="single"/>
+                <w:vertAlign w:val="baseline"/>
+                <w:lang w:val="en-US"/>
+              </w:rPr>
+            </w:pPr>
+            <w:r>
+              <w:rPr>
+                <w:rFonts w:hint="default" w:ascii="Times New Roman" w:hAnsi="Times New Roman" w:eastAsia="Consolas"/>
+                <w:b/>
+                <w:bCs/>
+                <w:color w:val="auto"/>
+                <w:sz w:val="24"/>
+                <w:szCs w:val="24"/>
+                <w:u w:val="single"/>
+                <w:vertAlign w:val="baseline"/>
+                <w:lang w:val="en-US"/>
+              </w:rPr>
+              <w:t>person_id</w:t>
+            </w:r>
+          </w:p>
+        </w:tc>
+        <w:tc>
+          <w:tcPr>
+            <w:tcW w:w="1702" w:type="dxa"/>
+            <w:vAlign w:val="center"/>
+          </w:tcPr>
+          <w:p>
+            <w:pPr>
+              <w:widowControl w:val="0"/>
+              <w:spacing w:beforeLines="0" w:afterLines="0"/>
+              <w:jc w:val="center"/>
+              <w:rPr>
+                <w:rFonts w:hint="default" w:ascii="Times New Roman" w:hAnsi="Times New Roman" w:eastAsia="Consolas"/>
+                <w:b/>
+                <w:bCs/>
+                <w:color w:val="auto"/>
+                <w:sz w:val="24"/>
+                <w:szCs w:val="24"/>
+                <w:u w:val="none"/>
+                <w:vertAlign w:val="baseline"/>
+                <w:lang w:val="en-US"/>
+              </w:rPr>
+            </w:pPr>
+            <w:r>
+              <w:rPr>
+                <w:rFonts w:hint="default" w:ascii="Times New Roman" w:hAnsi="Times New Roman" w:eastAsia="Consolas"/>
+                <w:b/>
+                <w:bCs/>
+                <w:color w:val="auto"/>
+                <w:sz w:val="24"/>
+                <w:szCs w:val="24"/>
+                <w:u w:val="none"/>
+                <w:vertAlign w:val="baseline"/>
+                <w:lang w:val="en-US"/>
+              </w:rPr>
+              <w:t>person_id → dim_person</w:t>
+            </w:r>
+          </w:p>
+        </w:tc>
+        <w:tc>
+          <w:tcPr>
+            <w:tcW w:w="1576" w:type="dxa"/>
+            <w:vAlign w:val="center"/>
+          </w:tcPr>
+          <w:p>
+            <w:pPr>
+              <w:widowControl w:val="0"/>
+              <w:spacing w:beforeLines="0" w:afterLines="0"/>
+              <w:jc w:val="center"/>
+              <w:rPr>
+                <w:rFonts w:hint="default" w:ascii="Times New Roman" w:hAnsi="Times New Roman" w:eastAsia="Consolas"/>
+                <w:b/>
+                <w:bCs/>
+                <w:color w:val="auto"/>
+                <w:sz w:val="24"/>
+                <w:szCs w:val="24"/>
+                <w:u w:val="none"/>
+                <w:vertAlign w:val="baseline"/>
+                <w:lang w:val="en-US"/>
+              </w:rPr>
+            </w:pPr>
+            <w:r>
+              <w:rPr>
+                <w:rFonts w:hint="default" w:ascii="Times New Roman" w:hAnsi="Times New Roman" w:eastAsia="Consolas"/>
+                <w:b/>
+                <w:bCs/>
+                <w:color w:val="auto"/>
+                <w:sz w:val="24"/>
+                <w:szCs w:val="24"/>
+                <w:u w:val="none"/>
+                <w:vertAlign w:val="baseline"/>
+                <w:lang w:val="en-US"/>
+              </w:rPr>
+              <w:t xml:space="preserve">bridge_title_crew, dim_person, fct_title_ratings </w:t>
+            </w:r>
+          </w:p>
+        </w:tc>
+        <w:tc>
+          <w:tcPr>
+            <w:tcW w:w="2647" w:type="dxa"/>
+            <w:vAlign w:val="center"/>
+          </w:tcPr>
+          <w:p>
+            <w:pPr>
+              <w:widowControl w:val="0"/>
+              <w:spacing w:beforeLines="0" w:afterLines="0"/>
+              <w:jc w:val="center"/>
+              <w:rPr>
+                <w:rFonts w:hint="default" w:ascii="Times New Roman" w:hAnsi="Times New Roman" w:eastAsia="Consolas"/>
+                <w:b w:val="0"/>
+                <w:bCs w:val="0"/>
+                <w:color w:val="auto"/>
+                <w:sz w:val="24"/>
+                <w:szCs w:val="24"/>
+                <w:u w:val="none"/>
+                <w:vertAlign w:val="baseline"/>
+                <w:lang w:val="en-US"/>
+              </w:rPr>
+            </w:pPr>
+            <w:r>
+              <w:rPr>
+                <w:rFonts w:hint="default" w:ascii="Times New Roman" w:hAnsi="Times New Roman" w:eastAsia="Consolas"/>
+                <w:b w:val="0"/>
+                <w:bCs w:val="0"/>
+                <w:color w:val="auto"/>
+                <w:sz w:val="24"/>
+                <w:szCs w:val="24"/>
+                <w:u w:val="none"/>
+                <w:vertAlign w:val="baseline"/>
+                <w:lang w:val="en-US"/>
+              </w:rPr>
+              <w:t>Final analytical mart for the top-directors deliverable question.</w:t>
+            </w:r>
+          </w:p>
+        </w:tc>
+      </w:tr>
     </w:tbl>
-    <w:p>
-      <w:pPr>
-        <w:numPr>
-          <w:ilvl w:val="0"/>
-          <w:numId w:val="0"/>
-        </w:numPr>
-        <w:jc w:val="left"/>
-        <w:rPr>
-          <w:rFonts w:hint="default" w:ascii="Times New Roman" w:hAnsi="Times New Roman" w:eastAsia="SimSun" w:cs="Times New Roman"/>
-          <w:b w:val="0"/>
-          <w:bCs w:val="0"/>
-          <w:color w:val="auto"/>
-          <w:sz w:val="24"/>
-          <w:szCs w:val="24"/>
-          <w:u w:val="none"/>
-          <w:lang w:val="en-US"/>
-        </w:rPr>
-      </w:pPr>
-    </w:p>
-    <w:p>
-      <w:pPr>
-        <w:numPr>
-          <w:ilvl w:val="0"/>
-          <w:numId w:val="0"/>
-        </w:numPr>
-        <w:jc w:val="left"/>
-        <w:rPr>
-          <w:rFonts w:hint="default" w:ascii="Times New Roman" w:hAnsi="Times New Roman" w:eastAsia="SimSun"/>
-          <w:b w:val="0"/>
-          <w:bCs w:val="0"/>
-          <w:color w:val="auto"/>
-          <w:sz w:val="24"/>
-          <w:szCs w:val="24"/>
-          <w:u w:val="none"/>
-          <w:lang w:val="en-US"/>
-        </w:rPr>
-      </w:pPr>
-      <w:r>
-        <w:rPr>
-          <w:rFonts w:hint="default" w:ascii="Times New Roman" w:hAnsi="Times New Roman" w:eastAsia="SimSun"/>
-          <w:b w:val="0"/>
-          <w:bCs w:val="0"/>
-          <w:color w:val="auto"/>
-          <w:sz w:val="24"/>
-          <w:szCs w:val="24"/>
-          <w:u w:val="none"/>
-          <w:lang w:val="en-US"/>
-        </w:rPr>
-        <w:t>The bridge tables are necessary because both title-to-genre and title-to-person relationships are many-to-many. A title may belong to several genres and involve many people, while each genre or person may be associated with many titles.</w:t>
-      </w:r>
-    </w:p>
-    <w:p>
-      <w:pPr>
-        <w:numPr>
-          <w:ilvl w:val="0"/>
-          <w:numId w:val="0"/>
-        </w:numPr>
-        <w:jc w:val="left"/>
-        <w:rPr>
-          <w:rFonts w:hint="default" w:ascii="Times New Roman" w:hAnsi="Times New Roman" w:eastAsia="SimSun" w:cs="Times New Roman"/>
-          <w:b w:val="0"/>
-          <w:bCs w:val="0"/>
-          <w:color w:val="auto"/>
-          <w:sz w:val="24"/>
-          <w:szCs w:val="24"/>
-          <w:u w:val="none"/>
-          <w:lang w:val="en-US"/>
-        </w:rPr>
-      </w:pPr>
-    </w:p>
     <w:p>
       <w:pPr>
         <w:numPr>
@@ -5763,8 +5623,8 @@
         <w:jc w:val="left"/>
         <w:rPr>
           <w:rFonts w:hint="default" w:ascii="Times New Roman" w:hAnsi="Times New Roman" w:eastAsia="SimSun"/>
-          <w:b/>
-          <w:bCs/>
+          <w:b w:val="0"/>
+          <w:bCs w:val="0"/>
           <w:color w:val="auto"/>
           <w:sz w:val="24"/>
           <w:szCs w:val="24"/>
@@ -5784,6 +5644,169 @@
           <w:lang w:val="en-US"/>
         </w:rPr>
         <w:t>SCD Type 2 Historical Tracking</w:t>
+      </w:r>
+    </w:p>
+    <w:p>
+      <w:pPr>
+        <w:numPr>
+          <w:ilvl w:val="0"/>
+          <w:numId w:val="0"/>
+        </w:numPr>
+        <w:ind w:firstLine="720" w:firstLineChars="0"/>
+        <w:jc w:val="left"/>
+        <w:rPr>
+          <w:rFonts w:hint="default" w:ascii="Times New Roman" w:hAnsi="Times New Roman" w:eastAsia="SimSun"/>
+          <w:b w:val="0"/>
+          <w:bCs w:val="0"/>
+          <w:color w:val="auto"/>
+          <w:sz w:val="24"/>
+          <w:szCs w:val="24"/>
+          <w:u w:val="none"/>
+          <w:lang w:val="en-US"/>
+        </w:rPr>
+      </w:pPr>
+      <w:r>
+        <w:rPr>
+          <w:rFonts w:hint="default" w:ascii="Times New Roman" w:hAnsi="Times New Roman" w:eastAsia="SimSun"/>
+          <w:b w:val="0"/>
+          <w:bCs w:val="0"/>
+          <w:color w:val="auto"/>
+          <w:sz w:val="24"/>
+          <w:szCs w:val="24"/>
+          <w:u w:val="none"/>
+          <w:lang w:val="en-US"/>
+        </w:rPr>
+        <w:t xml:space="preserve">- </w:t>
+      </w:r>
+      <w:r>
+        <w:rPr>
+          <w:rFonts w:hint="default" w:ascii="Times New Roman" w:hAnsi="Times New Roman" w:eastAsia="SimSun"/>
+          <w:b w:val="0"/>
+          <w:bCs w:val="0"/>
+          <w:color w:val="auto"/>
+          <w:sz w:val="24"/>
+          <w:szCs w:val="24"/>
+          <w:u w:val="single"/>
+          <w:lang w:val="en-US"/>
+        </w:rPr>
+        <w:t>dim_title_snapshot</w:t>
+      </w:r>
+      <w:r>
+        <w:rPr>
+          <w:rFonts w:hint="default" w:ascii="Times New Roman" w:hAnsi="Times New Roman" w:eastAsia="SimSun"/>
+          <w:b w:val="0"/>
+          <w:bCs w:val="0"/>
+          <w:color w:val="auto"/>
+          <w:sz w:val="24"/>
+          <w:szCs w:val="24"/>
+          <w:u w:val="none"/>
+          <w:lang w:val="en-US"/>
+        </w:rPr>
+        <w:t xml:space="preserve"> implements the required SCD Type 2 history using </w:t>
+      </w:r>
+      <w:r>
+        <w:rPr>
+          <w:rFonts w:hint="default" w:ascii="Times New Roman" w:hAnsi="Times New Roman" w:eastAsia="SimSun"/>
+          <w:b w:val="0"/>
+          <w:bCs w:val="0"/>
+          <w:color w:val="auto"/>
+          <w:sz w:val="24"/>
+          <w:szCs w:val="24"/>
+          <w:u w:val="single"/>
+          <w:lang w:val="en-US"/>
+        </w:rPr>
+        <w:t>title_id</w:t>
+      </w:r>
+      <w:r>
+        <w:rPr>
+          <w:rFonts w:hint="default" w:ascii="Times New Roman" w:hAnsi="Times New Roman" w:eastAsia="SimSun"/>
+          <w:b w:val="0"/>
+          <w:bCs w:val="0"/>
+          <w:color w:val="auto"/>
+          <w:sz w:val="24"/>
+          <w:szCs w:val="24"/>
+          <w:u w:val="none"/>
+          <w:lang w:val="en-US"/>
+        </w:rPr>
+        <w:t xml:space="preserve"> as the business key. Changes to </w:t>
+      </w:r>
+      <w:r>
+        <w:rPr>
+          <w:rFonts w:hint="default" w:ascii="Times New Roman" w:hAnsi="Times New Roman" w:eastAsia="SimSun"/>
+          <w:b w:val="0"/>
+          <w:bCs w:val="0"/>
+          <w:color w:val="auto"/>
+          <w:sz w:val="24"/>
+          <w:szCs w:val="24"/>
+          <w:u w:val="single"/>
+          <w:lang w:val="en-US"/>
+        </w:rPr>
+        <w:t>primary_title</w:t>
+      </w:r>
+      <w:r>
+        <w:rPr>
+          <w:rFonts w:hint="default" w:ascii="Times New Roman" w:hAnsi="Times New Roman" w:eastAsia="SimSun"/>
+          <w:b w:val="0"/>
+          <w:bCs w:val="0"/>
+          <w:color w:val="auto"/>
+          <w:sz w:val="24"/>
+          <w:szCs w:val="24"/>
+          <w:u w:val="none"/>
+          <w:lang w:val="en-US"/>
+        </w:rPr>
+        <w:t xml:space="preserve">, </w:t>
+      </w:r>
+      <w:r>
+        <w:rPr>
+          <w:rFonts w:hint="default" w:ascii="Times New Roman" w:hAnsi="Times New Roman" w:eastAsia="SimSun"/>
+          <w:b w:val="0"/>
+          <w:bCs w:val="0"/>
+          <w:color w:val="auto"/>
+          <w:sz w:val="24"/>
+          <w:szCs w:val="24"/>
+          <w:u w:val="single"/>
+          <w:lang w:val="en-US"/>
+        </w:rPr>
+        <w:t>genres</w:t>
+      </w:r>
+      <w:r>
+        <w:rPr>
+          <w:rFonts w:hint="default" w:ascii="Times New Roman" w:hAnsi="Times New Roman" w:eastAsia="SimSun"/>
+          <w:b w:val="0"/>
+          <w:bCs w:val="0"/>
+          <w:color w:val="auto"/>
+          <w:sz w:val="24"/>
+          <w:szCs w:val="24"/>
+          <w:u w:val="none"/>
+          <w:lang w:val="en-US"/>
+        </w:rPr>
+        <w:t xml:space="preserve">, or </w:t>
+      </w:r>
+      <w:r>
+        <w:rPr>
+          <w:rFonts w:hint="default" w:ascii="Times New Roman" w:hAnsi="Times New Roman" w:eastAsia="SimSun"/>
+          <w:b w:val="0"/>
+          <w:bCs w:val="0"/>
+          <w:color w:val="auto"/>
+          <w:sz w:val="24"/>
+          <w:szCs w:val="24"/>
+          <w:u w:val="single"/>
+          <w:lang w:val="en-US"/>
+        </w:rPr>
+        <w:t>runtime_minutes</w:t>
+      </w:r>
+      <w:r>
+        <w:rPr>
+          <w:rFonts w:hint="default" w:ascii="Times New Roman" w:hAnsi="Times New Roman" w:eastAsia="SimSun"/>
+          <w:b w:val="0"/>
+          <w:bCs w:val="0"/>
+          <w:color w:val="auto"/>
+          <w:sz w:val="24"/>
+          <w:szCs w:val="24"/>
+          <w:u w:val="none"/>
+          <w:lang w:val="en-US"/>
+        </w:rPr>
+        <w:t xml:space="preserve"> create a new historical version, giving the snapshot a grain of one row per title per historical version.</w:t>
       </w:r>
     </w:p>
     <w:p>
@@ -5800,175 +5823,7 @@
           <w:color w:val="auto"/>
           <w:sz w:val="24"/>
           <w:szCs w:val="24"/>
-          <w:u w:val="none"/>
-          <w:lang w:val="en-US"/>
-        </w:rPr>
-      </w:pPr>
-    </w:p>
-    <w:p>
-      <w:pPr>
-        <w:numPr>
-          <w:ilvl w:val="0"/>
-          <w:numId w:val="0"/>
-        </w:numPr>
-        <w:jc w:val="left"/>
-        <w:rPr>
-          <w:rFonts w:hint="default" w:ascii="Times New Roman" w:hAnsi="Times New Roman" w:eastAsia="SimSun"/>
-          <w:b w:val="0"/>
-          <w:bCs w:val="0"/>
-          <w:color w:val="auto"/>
-          <w:sz w:val="24"/>
-          <w:szCs w:val="24"/>
-          <w:u w:val="none"/>
-          <w:lang w:val="en-US"/>
-        </w:rPr>
-      </w:pPr>
-      <w:r>
-        <w:rPr>
-          <w:rFonts w:hint="default" w:ascii="Times New Roman" w:hAnsi="Times New Roman" w:eastAsia="SimSun"/>
-          <w:b w:val="0"/>
-          <w:bCs w:val="0"/>
-          <w:color w:val="auto"/>
-          <w:sz w:val="24"/>
-          <w:szCs w:val="24"/>
           <w:u w:val="single"/>
-          <w:lang w:val="en-US"/>
-        </w:rPr>
-        <w:t>dim_title_snapshot</w:t>
-      </w:r>
-      <w:r>
-        <w:rPr>
-          <w:rFonts w:hint="default" w:ascii="Times New Roman" w:hAnsi="Times New Roman" w:eastAsia="SimSun"/>
-          <w:b w:val="0"/>
-          <w:bCs w:val="0"/>
-          <w:color w:val="auto"/>
-          <w:sz w:val="24"/>
-          <w:szCs w:val="24"/>
-          <w:u w:val="none"/>
-          <w:lang w:val="en-US"/>
-        </w:rPr>
-        <w:t xml:space="preserve"> implements SCD Type 2 using </w:t>
-      </w:r>
-      <w:r>
-        <w:rPr>
-          <w:rFonts w:hint="default" w:ascii="Times New Roman" w:hAnsi="Times New Roman" w:eastAsia="SimSun"/>
-          <w:b w:val="0"/>
-          <w:bCs w:val="0"/>
-          <w:color w:val="auto"/>
-          <w:sz w:val="24"/>
-          <w:szCs w:val="24"/>
-          <w:u w:val="single"/>
-          <w:lang w:val="en-US"/>
-        </w:rPr>
-        <w:t>title_id</w:t>
-      </w:r>
-      <w:r>
-        <w:rPr>
-          <w:rFonts w:hint="default" w:ascii="Times New Roman" w:hAnsi="Times New Roman" w:eastAsia="SimSun"/>
-          <w:b w:val="0"/>
-          <w:bCs w:val="0"/>
-          <w:color w:val="auto"/>
-          <w:sz w:val="24"/>
-          <w:szCs w:val="24"/>
-          <w:u w:val="none"/>
-          <w:lang w:val="en-US"/>
-        </w:rPr>
-        <w:t xml:space="preserve"> as the business key and the dbt check strategy. Changes to </w:t>
-      </w:r>
-      <w:r>
-        <w:rPr>
-          <w:rFonts w:hint="default" w:ascii="Times New Roman" w:hAnsi="Times New Roman" w:eastAsia="SimSun"/>
-          <w:b w:val="0"/>
-          <w:bCs w:val="0"/>
-          <w:color w:val="auto"/>
-          <w:sz w:val="24"/>
-          <w:szCs w:val="24"/>
-          <w:u w:val="single"/>
-          <w:lang w:val="en-US"/>
-        </w:rPr>
-        <w:t>primary_title</w:t>
-      </w:r>
-      <w:r>
-        <w:rPr>
-          <w:rFonts w:hint="default" w:ascii="Times New Roman" w:hAnsi="Times New Roman" w:eastAsia="SimSun"/>
-          <w:b w:val="0"/>
-          <w:bCs w:val="0"/>
-          <w:color w:val="auto"/>
-          <w:sz w:val="24"/>
-          <w:szCs w:val="24"/>
-          <w:u w:val="none"/>
-          <w:lang w:val="en-US"/>
-        </w:rPr>
-        <w:t>,</w:t>
-      </w:r>
-      <w:r>
-        <w:rPr>
-          <w:rFonts w:hint="default" w:ascii="Times New Roman" w:hAnsi="Times New Roman" w:eastAsia="SimSun"/>
-          <w:b w:val="0"/>
-          <w:bCs w:val="0"/>
-          <w:color w:val="auto"/>
-          <w:sz w:val="24"/>
-          <w:szCs w:val="24"/>
-          <w:u w:val="single"/>
-          <w:lang w:val="en-US"/>
-        </w:rPr>
-        <w:t xml:space="preserve"> genres</w:t>
-      </w:r>
-      <w:r>
-        <w:rPr>
-          <w:rFonts w:hint="default" w:ascii="Times New Roman" w:hAnsi="Times New Roman" w:eastAsia="SimSun"/>
-          <w:b w:val="0"/>
-          <w:bCs w:val="0"/>
-          <w:color w:val="auto"/>
-          <w:sz w:val="24"/>
-          <w:szCs w:val="24"/>
-          <w:u w:val="none"/>
-          <w:lang w:val="en-US"/>
-        </w:rPr>
-        <w:t xml:space="preserve">, or </w:t>
-      </w:r>
-      <w:r>
-        <w:rPr>
-          <w:rFonts w:hint="default" w:ascii="Times New Roman" w:hAnsi="Times New Roman" w:eastAsia="SimSun"/>
-          <w:b w:val="0"/>
-          <w:bCs w:val="0"/>
-          <w:color w:val="auto"/>
-          <w:sz w:val="24"/>
-          <w:szCs w:val="24"/>
-          <w:u w:val="single"/>
-          <w:lang w:val="en-US"/>
-        </w:rPr>
-        <w:t>runtime_minutes</w:t>
-      </w:r>
-      <w:r>
-        <w:rPr>
-          <w:rFonts w:hint="default" w:ascii="Times New Roman" w:hAnsi="Times New Roman" w:eastAsia="SimSun"/>
-          <w:b w:val="0"/>
-          <w:bCs w:val="0"/>
-          <w:color w:val="auto"/>
-          <w:sz w:val="24"/>
-          <w:szCs w:val="24"/>
-          <w:u w:val="none"/>
-          <w:lang w:val="en-US"/>
-        </w:rPr>
-        <w:t xml:space="preserve"> create a new historical version while closing the previous one. Therefore, the snapshot grain is one row per title per historical version.</w:t>
-      </w:r>
-    </w:p>
-    <w:p>
-      <w:pPr>
-        <w:numPr>
-          <w:ilvl w:val="0"/>
-          <w:numId w:val="0"/>
-        </w:numPr>
-        <w:jc w:val="left"/>
-        <w:rPr>
-          <w:rFonts w:hint="default" w:ascii="Times New Roman" w:hAnsi="Times New Roman" w:eastAsia="SimSun"/>
-          <w:b w:val="0"/>
-          <w:bCs w:val="0"/>
-          <w:color w:val="auto"/>
-          <w:sz w:val="24"/>
-          <w:szCs w:val="24"/>
-          <w:u w:val="none"/>
           <w:lang w:val="en-US"/>
         </w:rPr>
       </w:pPr>
@@ -6033,16 +5888,9 @@
         </w:rPr>
         <w:t xml:space="preserve">          </w:t>
       </w:r>
-    </w:p>
-    <w:p>
-      <w:pPr>
-        <w:numPr>
-          <w:ilvl w:val="0"/>
-          <w:numId w:val="0"/>
-        </w:numPr>
-        <w:jc w:val="left"/>
-        <w:rPr>
-          <w:rFonts w:hint="default" w:ascii="Times New Roman" w:hAnsi="Times New Roman" w:eastAsia="SimSun" w:cs="Times New Roman"/>
+      <w:r>
+        <w:rPr>
+          <w:rFonts w:hint="default" w:ascii="Times New Roman" w:hAnsi="Times New Roman" w:eastAsia="SimSun"/>
           <w:b w:val="0"/>
           <w:bCs w:val="0"/>
           <w:color w:val="auto"/>
@@ -6050,37 +5898,8 @@
           <w:szCs w:val="24"/>
           <w:lang w:val="en-US"/>
         </w:rPr>
-      </w:pPr>
-      <w:r>
-        <w:rPr>
-          <w:rFonts w:hint="default" w:ascii="Times New Roman" w:hAnsi="Times New Roman" w:eastAsia="SimSun" w:cs="Times New Roman"/>
-          <w:b w:val="0"/>
-          <w:bCs w:val="0"/>
-          <w:color w:val="auto"/>
-          <w:sz w:val="24"/>
-          <w:szCs w:val="24"/>
-          <w:lang w:val="en-US"/>
-        </w:rPr>
-        <w:t xml:space="preserve">          The repository is organized into separate folders for orchestration, transformation, raw data, documentattion and configuration.</w:t>
-      </w:r>
-    </w:p>
-    <w:p>
-      <w:pPr>
-        <w:numPr>
-          <w:ilvl w:val="0"/>
-          <w:numId w:val="0"/>
-        </w:numPr>
-        <w:jc w:val="left"/>
-        <w:rPr>
-          <w:rFonts w:hint="default" w:ascii="Times New Roman" w:hAnsi="Times New Roman" w:eastAsia="SimSun" w:cs="Times New Roman"/>
-          <w:b w:val="0"/>
-          <w:bCs w:val="0"/>
-          <w:color w:val="auto"/>
-          <w:sz w:val="24"/>
-          <w:szCs w:val="24"/>
-          <w:lang w:val="en-US"/>
-        </w:rPr>
-      </w:pPr>
+        <w:t>The repository separates orchestration, dbt transformations, generated data, tests, snapshots, documentation, and configuration so that the pipeline can be reproduced from version-controlled source files.</w:t>
+      </w:r>
     </w:p>
     <w:p>
       <w:pPr>
@@ -6997,6 +6816,12 @@
             <w:insideH w:val="single" w:color="auto" w:sz="4" w:space="0"/>
             <w:insideV w:val="single" w:color="auto" w:sz="4" w:space="0"/>
           </w:tblBorders>
+          <w:tblCellMar>
+            <w:top w:w="0" w:type="dxa"/>
+            <w:left w:w="108" w:type="dxa"/>
+            <w:bottom w:w="0" w:type="dxa"/>
+            <w:right w:w="108" w:type="dxa"/>
+          </w:tblCellMar>
         </w:tblPrEx>
         <w:tc>
           <w:tcPr>
@@ -7507,48 +7332,6 @@
           <w:ilvl w:val="0"/>
           <w:numId w:val="0"/>
         </w:numPr>
-        <w:jc w:val="center"/>
-        <w:rPr>
-          <w:rFonts w:hint="default" w:ascii="Times New Roman" w:hAnsi="Times New Roman" w:eastAsia="SimSun" w:cs="Times New Roman"/>
-          <w:color w:val="auto"/>
-          <w:sz w:val="24"/>
-          <w:szCs w:val="24"/>
-          <w:lang w:val="en-US"/>
-        </w:rPr>
-      </w:pPr>
-    </w:p>
-    <w:p>
-      <w:pPr>
-        <w:numPr>
-          <w:ilvl w:val="0"/>
-          <w:numId w:val="0"/>
-        </w:numPr>
-        <w:jc w:val="left"/>
-        <w:rPr>
-          <w:rFonts w:hint="default" w:ascii="Times New Roman" w:hAnsi="Times New Roman" w:eastAsia="SimSun" w:cs="Times New Roman"/>
-          <w:color w:val="auto"/>
-          <w:sz w:val="24"/>
-          <w:szCs w:val="24"/>
-          <w:lang w:val="en-US"/>
-        </w:rPr>
-      </w:pPr>
-      <w:r>
-        <w:rPr>
-          <w:rFonts w:hint="default" w:ascii="Times New Roman" w:hAnsi="Times New Roman" w:eastAsia="SimSun" w:cs="Times New Roman"/>
-          <w:color w:val="auto"/>
-          <w:sz w:val="24"/>
-          <w:szCs w:val="24"/>
-          <w:lang w:val="en-US"/>
-        </w:rPr>
-        <w:t>This separation keeps generated data independent from version-controlled source code and allows the project to be reproduced from the repository configuration.</w:t>
-      </w:r>
-    </w:p>
-    <w:p>
-      <w:pPr>
-        <w:numPr>
-          <w:ilvl w:val="0"/>
-          <w:numId w:val="0"/>
-        </w:numPr>
         <w:jc w:val="left"/>
         <w:rPr>
           <w:rFonts w:hint="default" w:ascii="Times New Roman" w:hAnsi="Times New Roman" w:eastAsia="SimSun" w:cs="Times New Roman"/>
@@ -7738,32 +7521,6 @@
           <w:lang w:val="en-US"/>
         </w:rPr>
       </w:pPr>
-    </w:p>
-    <w:p>
-      <w:pPr>
-        <w:numPr>
-          <w:ilvl w:val="0"/>
-          <w:numId w:val="0"/>
-        </w:numPr>
-        <w:jc w:val="left"/>
-        <w:rPr>
-          <w:rFonts w:hint="default" w:ascii="Times New Roman" w:hAnsi="Times New Roman" w:eastAsia="SimSun" w:cs="Times New Roman"/>
-          <w:color w:val="auto"/>
-          <w:sz w:val="24"/>
-          <w:szCs w:val="24"/>
-          <w:lang w:val="en-US"/>
-        </w:rPr>
-      </w:pPr>
-      <w:r>
-        <w:rPr>
-          <w:rFonts w:hint="default" w:ascii="Times New Roman" w:hAnsi="Times New Roman" w:eastAsia="SimSun" w:cs="Times New Roman"/>
-          <w:color w:val="auto"/>
-          <w:sz w:val="24"/>
-          <w:szCs w:val="24"/>
-          <w:lang w:val="en-US"/>
-        </w:rPr>
-        <w:t xml:space="preserve"> </w:t>
-      </w:r>
     </w:p>
     <w:tbl>
       <w:tblPr>
@@ -9374,23 +9131,6 @@
           <w:color w:val="auto"/>
           <w:sz w:val="24"/>
           <w:szCs w:val="24"/>
-          <w:u w:val="single"/>
-          <w:lang w:val="en-US"/>
-        </w:rPr>
-      </w:pPr>
-    </w:p>
-    <w:p>
-      <w:pPr>
-        <w:numPr>
-          <w:ilvl w:val="0"/>
-          <w:numId w:val="0"/>
-        </w:numPr>
-        <w:jc w:val="left"/>
-        <w:rPr>
-          <w:rFonts w:hint="default" w:ascii="Times New Roman" w:hAnsi="Times New Roman" w:eastAsia="SimSun"/>
-          <w:color w:val="auto"/>
-          <w:sz w:val="24"/>
-          <w:szCs w:val="24"/>
           <w:u w:val="none"/>
           <w:lang w:val="en-US"/>
         </w:rPr>
@@ -9430,22 +9170,6 @@
         </w:rPr>
         <w:t>, preventing duplicate raw records when the DAG is rerun.</w:t>
       </w:r>
-    </w:p>
-    <w:p>
-      <w:pPr>
-        <w:numPr>
-          <w:ilvl w:val="0"/>
-          <w:numId w:val="0"/>
-        </w:numPr>
-        <w:jc w:val="left"/>
-        <w:rPr>
-          <w:rFonts w:hint="default" w:ascii="Times New Roman" w:hAnsi="Times New Roman" w:eastAsia="SimSun" w:cs="Times New Roman"/>
-          <w:color w:val="auto"/>
-          <w:sz w:val="24"/>
-          <w:szCs w:val="24"/>
-          <w:lang w:val="en-US"/>
-        </w:rPr>
-      </w:pPr>
     </w:p>
     <w:p>
       <w:pPr>
@@ -9590,503 +9314,161 @@
     <w:p>
       <w:pPr>
         <w:numPr>
-          <w:ilvl w:val="2"/>
-          <w:numId w:val="1"/>
+          <w:ilvl w:val="0"/>
+          <w:numId w:val="0"/>
         </w:numPr>
-        <w:ind w:left="1260" w:leftChars="0" w:hanging="420" w:firstLineChars="0"/>
+        <w:ind w:firstLine="720" w:firstLineChars="0"/>
         <w:jc w:val="left"/>
         <w:rPr>
-          <w:rFonts w:hint="default" w:ascii="Times New Roman" w:hAnsi="Times New Roman" w:eastAsia="SimSun" w:cs="Times New Roman"/>
+          <w:rFonts w:hint="default" w:ascii="Times New Roman" w:hAnsi="Times New Roman" w:eastAsia="SimSun"/>
           <w:b w:val="0"/>
           <w:bCs w:val="0"/>
           <w:color w:val="auto"/>
           <w:sz w:val="24"/>
           <w:szCs w:val="24"/>
+          <w:u w:val="none"/>
           <w:lang w:val="en-US"/>
         </w:rPr>
       </w:pPr>
       <w:r>
         <w:rPr>
-          <w:rFonts w:hint="default" w:ascii="Times New Roman" w:hAnsi="Times New Roman" w:eastAsia="SimSun" w:cs="Times New Roman"/>
+          <w:rFonts w:hint="default" w:ascii="Times New Roman" w:hAnsi="Times New Roman" w:eastAsia="SimSun"/>
           <w:b w:val="0"/>
           <w:bCs w:val="0"/>
           <w:color w:val="auto"/>
           <w:sz w:val="24"/>
           <w:szCs w:val="24"/>
+          <w:u w:val="none"/>
+          <w:lang w:val="en-US"/>
+        </w:rPr>
+        <w:t xml:space="preserve">- </w:t>
+      </w:r>
+      <w:r>
+        <w:rPr>
+          <w:rFonts w:hint="default" w:ascii="Times New Roman" w:hAnsi="Times New Roman" w:eastAsia="SimSun"/>
+          <w:b/>
+          <w:bCs/>
+          <w:color w:val="auto"/>
+          <w:sz w:val="24"/>
+          <w:szCs w:val="24"/>
           <w:u w:val="single"/>
           <w:lang w:val="en-US"/>
         </w:rPr>
         <w:t>ratings_snapshot</w:t>
+      </w:r>
+      <w:r>
+        <w:rPr>
+          <w:rFonts w:hint="default" w:ascii="Times New Roman" w:hAnsi="Times New Roman" w:eastAsia="SimSun"/>
+          <w:b w:val="0"/>
+          <w:bCs w:val="0"/>
+          <w:color w:val="auto"/>
+          <w:sz w:val="24"/>
+          <w:szCs w:val="24"/>
+          <w:u w:val="none"/>
+          <w:lang w:val="en-US"/>
+        </w:rPr>
+        <w:t xml:space="preserve"> tracks changes in </w:t>
+      </w:r>
+      <w:r>
+        <w:rPr>
+          <w:rFonts w:hint="default" w:ascii="Times New Roman" w:hAnsi="Times New Roman" w:eastAsia="SimSun"/>
+          <w:b w:val="0"/>
+          <w:bCs w:val="0"/>
+          <w:color w:val="auto"/>
+          <w:sz w:val="24"/>
+          <w:szCs w:val="24"/>
+          <w:u w:val="single"/>
+          <w:lang w:val="en-US"/>
+        </w:rPr>
+        <w:t>average_rating</w:t>
+      </w:r>
+      <w:r>
+        <w:rPr>
+          <w:rFonts w:hint="default" w:ascii="Times New Roman" w:hAnsi="Times New Roman" w:eastAsia="SimSun"/>
+          <w:b w:val="0"/>
+          <w:bCs w:val="0"/>
+          <w:color w:val="auto"/>
+          <w:sz w:val="24"/>
+          <w:szCs w:val="24"/>
+          <w:u w:val="none"/>
+          <w:lang w:val="en-US"/>
+        </w:rPr>
+        <w:t xml:space="preserve"> and </w:t>
+      </w:r>
+      <w:r>
+        <w:rPr>
+          <w:rFonts w:hint="default" w:ascii="Times New Roman" w:hAnsi="Times New Roman" w:eastAsia="SimSun"/>
+          <w:b w:val="0"/>
+          <w:bCs w:val="0"/>
+          <w:color w:val="auto"/>
+          <w:sz w:val="24"/>
+          <w:szCs w:val="24"/>
+          <w:u w:val="single"/>
+          <w:lang w:val="en-US"/>
+        </w:rPr>
+        <w:t>num_votes</w:t>
+      </w:r>
+      <w:r>
+        <w:rPr>
+          <w:rFonts w:hint="default" w:ascii="Times New Roman" w:hAnsi="Times New Roman" w:eastAsia="SimSun"/>
+          <w:b w:val="0"/>
+          <w:bCs w:val="0"/>
+          <w:color w:val="auto"/>
+          <w:sz w:val="24"/>
+          <w:szCs w:val="24"/>
+          <w:u w:val="none"/>
+          <w:lang w:val="en-US"/>
+        </w:rPr>
+        <w:t xml:space="preserve"> for each </w:t>
+      </w:r>
+      <w:r>
+        <w:rPr>
+          <w:rFonts w:hint="default" w:ascii="Times New Roman" w:hAnsi="Times New Roman" w:eastAsia="SimSun"/>
+          <w:b w:val="0"/>
+          <w:bCs w:val="0"/>
+          <w:color w:val="auto"/>
+          <w:sz w:val="24"/>
+          <w:szCs w:val="24"/>
+          <w:u w:val="single"/>
+          <w:lang w:val="en-US"/>
+        </w:rPr>
+        <w:t>title_id</w:t>
+      </w:r>
+      <w:r>
+        <w:rPr>
+          <w:rFonts w:hint="default" w:ascii="Times New Roman" w:hAnsi="Times New Roman" w:eastAsia="SimSun"/>
+          <w:b w:val="0"/>
+          <w:bCs w:val="0"/>
+          <w:color w:val="auto"/>
+          <w:sz w:val="24"/>
+          <w:szCs w:val="24"/>
+          <w:u w:val="none"/>
+          <w:lang w:val="en-US"/>
+        </w:rPr>
+        <w:t>, preserving how IMDb rating measures evolve between loads.</w:t>
       </w:r>
     </w:p>
     <w:p>
       <w:pPr>
         <w:numPr>
-          <w:numId w:val="0"/>
-        </w:numPr>
-        <w:jc w:val="left"/>
-        <w:rPr>
-          <w:rFonts w:hint="default" w:ascii="Times New Roman" w:hAnsi="Times New Roman" w:eastAsia="SimSun" w:cs="Times New Roman"/>
-          <w:b w:val="0"/>
-          <w:bCs w:val="0"/>
-          <w:color w:val="auto"/>
-          <w:sz w:val="24"/>
-          <w:szCs w:val="24"/>
-          <w:u w:val="none"/>
-          <w:lang w:val="en-US"/>
-        </w:rPr>
-      </w:pPr>
-      <w:r>
-        <w:rPr>
-          <w:rFonts w:hint="default" w:ascii="Times New Roman" w:hAnsi="Times New Roman" w:eastAsia="SimSun" w:cs="Times New Roman"/>
-          <w:b w:val="0"/>
-          <w:bCs w:val="0"/>
-          <w:color w:val="auto"/>
-          <w:sz w:val="24"/>
-          <w:szCs w:val="24"/>
-          <w:u w:val="none"/>
-          <w:lang w:val="en-US"/>
-        </w:rPr>
-        <w:tab/>
-        <w:t xml:space="preserve">Tracks historical changes in IMDb rating measures. It uses </w:t>
-      </w:r>
-      <w:r>
-        <w:rPr>
-          <w:rFonts w:hint="default" w:ascii="Times New Roman" w:hAnsi="Times New Roman" w:eastAsia="SimSun" w:cs="Times New Roman"/>
-          <w:b w:val="0"/>
-          <w:bCs w:val="0"/>
-          <w:color w:val="auto"/>
-          <w:sz w:val="24"/>
-          <w:szCs w:val="24"/>
-          <w:u w:val="single"/>
-          <w:lang w:val="en-US"/>
-        </w:rPr>
-        <w:t>title_id</w:t>
-      </w:r>
-      <w:r>
-        <w:rPr>
-          <w:rFonts w:hint="default" w:ascii="Times New Roman" w:hAnsi="Times New Roman" w:eastAsia="SimSun" w:cs="Times New Roman"/>
-          <w:b w:val="0"/>
-          <w:bCs w:val="0"/>
-          <w:color w:val="auto"/>
-          <w:sz w:val="24"/>
-          <w:szCs w:val="24"/>
-          <w:u w:val="none"/>
-          <w:lang w:val="en-US"/>
-        </w:rPr>
-        <w:t xml:space="preserve"> as the unique business key and the dbt </w:t>
-      </w:r>
-      <w:r>
-        <w:rPr>
-          <w:rFonts w:hint="default" w:ascii="Times New Roman" w:hAnsi="Times New Roman" w:eastAsia="SimSun" w:cs="Times New Roman"/>
-          <w:b w:val="0"/>
-          <w:bCs w:val="0"/>
-          <w:color w:val="auto"/>
-          <w:sz w:val="24"/>
-          <w:szCs w:val="24"/>
-          <w:u w:val="single"/>
-          <w:lang w:val="en-US"/>
-        </w:rPr>
-        <w:t>check</w:t>
-      </w:r>
-      <w:r>
-        <w:rPr>
-          <w:rFonts w:hint="default" w:ascii="Times New Roman" w:hAnsi="Times New Roman" w:eastAsia="SimSun" w:cs="Times New Roman"/>
-          <w:b w:val="0"/>
-          <w:bCs w:val="0"/>
-          <w:color w:val="auto"/>
-          <w:sz w:val="24"/>
-          <w:szCs w:val="24"/>
-          <w:u w:val="none"/>
-          <w:lang w:val="en-US"/>
-        </w:rPr>
-        <w:t xml:space="preserve"> strategy to monitor changes in </w:t>
-      </w:r>
-      <w:r>
-        <w:rPr>
-          <w:rFonts w:hint="default" w:ascii="Times New Roman" w:hAnsi="Times New Roman" w:eastAsia="SimSun" w:cs="Times New Roman"/>
-          <w:b w:val="0"/>
-          <w:bCs w:val="0"/>
-          <w:color w:val="auto"/>
-          <w:sz w:val="24"/>
-          <w:szCs w:val="24"/>
-          <w:u w:val="single"/>
-          <w:lang w:val="en-US"/>
-        </w:rPr>
-        <w:t>average_rating</w:t>
-      </w:r>
-      <w:r>
-        <w:rPr>
-          <w:rFonts w:hint="default" w:ascii="Times New Roman" w:hAnsi="Times New Roman" w:eastAsia="SimSun" w:cs="Times New Roman"/>
-          <w:b w:val="0"/>
-          <w:bCs w:val="0"/>
-          <w:color w:val="auto"/>
-          <w:sz w:val="24"/>
-          <w:szCs w:val="24"/>
-          <w:u w:val="none"/>
-          <w:lang w:val="en-US"/>
-        </w:rPr>
-        <w:t xml:space="preserve"> and </w:t>
-      </w:r>
-      <w:r>
-        <w:rPr>
-          <w:rFonts w:hint="default" w:ascii="Times New Roman" w:hAnsi="Times New Roman" w:eastAsia="SimSun" w:cs="Times New Roman"/>
-          <w:b w:val="0"/>
-          <w:bCs w:val="0"/>
-          <w:color w:val="auto"/>
-          <w:sz w:val="24"/>
-          <w:szCs w:val="24"/>
-          <w:u w:val="single"/>
-          <w:lang w:val="en-US"/>
-        </w:rPr>
-        <w:t>num_votes</w:t>
-      </w:r>
-      <w:r>
-        <w:rPr>
-          <w:rFonts w:hint="default" w:ascii="Times New Roman" w:hAnsi="Times New Roman" w:eastAsia="SimSun" w:cs="Times New Roman"/>
-          <w:b w:val="0"/>
-          <w:bCs w:val="0"/>
-          <w:color w:val="auto"/>
-          <w:sz w:val="24"/>
-          <w:szCs w:val="24"/>
-          <w:u w:val="none"/>
-          <w:lang w:val="en-US"/>
-        </w:rPr>
-        <w:t>.</w:t>
-      </w:r>
-    </w:p>
-    <w:p>
-      <w:pPr>
-        <w:numPr>
-          <w:numId w:val="0"/>
-        </w:numPr>
-        <w:jc w:val="left"/>
-        <w:rPr>
-          <w:rFonts w:hint="default" w:ascii="Times New Roman" w:hAnsi="Times New Roman" w:eastAsia="SimSun" w:cs="Times New Roman"/>
-          <w:b w:val="0"/>
-          <w:bCs w:val="0"/>
-          <w:color w:val="auto"/>
-          <w:sz w:val="24"/>
-          <w:szCs w:val="24"/>
-          <w:u w:val="none"/>
-          <w:lang w:val="en-US"/>
-        </w:rPr>
-      </w:pPr>
-      <w:r>
-        <w:rPr>
-          <w:rFonts w:hint="default" w:ascii="Times New Roman" w:hAnsi="Times New Roman" w:eastAsia="SimSun" w:cs="Times New Roman"/>
-          <w:b w:val="0"/>
-          <w:bCs w:val="0"/>
-          <w:color w:val="auto"/>
-          <w:sz w:val="24"/>
-          <w:szCs w:val="24"/>
-          <w:u w:val="none"/>
-          <w:lang w:val="en-US"/>
-        </w:rPr>
-        <w:tab/>
-        <w:t xml:space="preserve">When either value changes between successive loads, dbt creates a new snapshot version while preserving the previous one. The generated </w:t>
-      </w:r>
-      <w:r>
-        <w:rPr>
-          <w:rFonts w:hint="default" w:ascii="Times New Roman" w:hAnsi="Times New Roman" w:eastAsia="SimSun" w:cs="Times New Roman"/>
-          <w:b w:val="0"/>
-          <w:bCs w:val="0"/>
-          <w:color w:val="auto"/>
-          <w:sz w:val="24"/>
-          <w:szCs w:val="24"/>
-          <w:u w:val="single"/>
-          <w:lang w:val="en-US"/>
-        </w:rPr>
-        <w:t>dbt_valid_from</w:t>
-      </w:r>
-      <w:r>
-        <w:rPr>
-          <w:rFonts w:hint="default" w:ascii="Times New Roman" w:hAnsi="Times New Roman" w:eastAsia="SimSun" w:cs="Times New Roman"/>
-          <w:b w:val="0"/>
-          <w:bCs w:val="0"/>
-          <w:color w:val="auto"/>
-          <w:sz w:val="24"/>
-          <w:szCs w:val="24"/>
-          <w:u w:val="none"/>
-          <w:lang w:val="en-US"/>
-        </w:rPr>
-        <w:t xml:space="preserve"> and </w:t>
-      </w:r>
-      <w:r>
-        <w:rPr>
-          <w:rFonts w:hint="default" w:ascii="Times New Roman" w:hAnsi="Times New Roman" w:eastAsia="SimSun" w:cs="Times New Roman"/>
-          <w:b w:val="0"/>
-          <w:bCs w:val="0"/>
-          <w:color w:val="auto"/>
-          <w:sz w:val="24"/>
-          <w:szCs w:val="24"/>
-          <w:u w:val="single"/>
-          <w:lang w:val="en-US"/>
-        </w:rPr>
-        <w:t>dbt_valid_to</w:t>
-      </w:r>
-      <w:r>
-        <w:rPr>
-          <w:rFonts w:hint="default" w:ascii="Times New Roman" w:hAnsi="Times New Roman" w:eastAsia="SimSun" w:cs="Times New Roman"/>
-          <w:b w:val="0"/>
-          <w:bCs w:val="0"/>
-          <w:color w:val="auto"/>
-          <w:sz w:val="24"/>
-          <w:szCs w:val="24"/>
-          <w:u w:val="none"/>
-          <w:lang w:val="en-US"/>
-        </w:rPr>
-        <w:t xml:space="preserve"> columns define the period during which each version was valid.</w:t>
-      </w:r>
-    </w:p>
-    <w:p>
-      <w:pPr>
-        <w:numPr>
-          <w:numId w:val="0"/>
-        </w:numPr>
-        <w:jc w:val="left"/>
-        <w:rPr>
-          <w:rFonts w:hint="default" w:ascii="Times New Roman" w:hAnsi="Times New Roman" w:eastAsia="SimSun" w:cs="Times New Roman"/>
-          <w:b w:val="0"/>
-          <w:bCs w:val="0"/>
-          <w:color w:val="auto"/>
-          <w:sz w:val="24"/>
-          <w:szCs w:val="24"/>
-          <w:u w:val="none"/>
-          <w:lang w:val="en-US"/>
-        </w:rPr>
-      </w:pPr>
-      <w:r>
-        <w:rPr>
-          <w:rFonts w:hint="default" w:ascii="Times New Roman" w:hAnsi="Times New Roman" w:eastAsia="SimSun" w:cs="Times New Roman"/>
-          <w:b w:val="0"/>
-          <w:bCs w:val="0"/>
-          <w:color w:val="auto"/>
-          <w:sz w:val="24"/>
-          <w:szCs w:val="24"/>
-          <w:u w:val="none"/>
-          <w:lang w:val="en-US"/>
-        </w:rPr>
-        <w:tab/>
-        <w:t>This history matters because IMDb ratings and vote counts evolve over time. Preserving previous versions makes it possible to analyze how a title’s rating information changed instead of silently overwriting earlier values.</w:t>
-      </w:r>
-    </w:p>
-    <w:p>
-      <w:pPr>
-        <w:numPr>
-          <w:ilvl w:val="2"/>
-          <w:numId w:val="1"/>
-        </w:numPr>
-        <w:ind w:left="1260" w:leftChars="0" w:hanging="420" w:firstLineChars="0"/>
-        <w:jc w:val="left"/>
-        <w:rPr>
-          <w:rFonts w:hint="default" w:ascii="Times New Roman" w:hAnsi="Times New Roman" w:eastAsia="SimSun" w:cs="Times New Roman"/>
-          <w:b w:val="0"/>
-          <w:bCs w:val="0"/>
-          <w:color w:val="auto"/>
-          <w:sz w:val="24"/>
-          <w:szCs w:val="24"/>
-          <w:u w:val="none"/>
-          <w:lang w:val="en-US"/>
-        </w:rPr>
-      </w:pPr>
-      <w:r>
-        <w:rPr>
-          <w:rFonts w:hint="default" w:ascii="Times New Roman" w:hAnsi="Times New Roman" w:eastAsia="SimSun" w:cs="Times New Roman"/>
-          <w:b w:val="0"/>
-          <w:bCs w:val="0"/>
-          <w:color w:val="auto"/>
-          <w:sz w:val="24"/>
-          <w:szCs w:val="24"/>
-          <w:u w:val="none"/>
-          <w:lang w:val="en-US"/>
-        </w:rPr>
-        <w:t xml:space="preserve"> d</w:t>
-      </w:r>
-      <w:r>
-        <w:rPr>
-          <w:rFonts w:hint="default" w:ascii="Times New Roman" w:hAnsi="Times New Roman" w:eastAsia="SimSun" w:cs="Times New Roman"/>
-          <w:b w:val="0"/>
-          <w:bCs w:val="0"/>
-          <w:color w:val="auto"/>
-          <w:sz w:val="24"/>
-          <w:szCs w:val="24"/>
-          <w:u w:val="single"/>
-          <w:lang w:val="en-US"/>
-        </w:rPr>
-        <w:t>im_title_snapshot</w:t>
-      </w:r>
-      <w:r>
-        <w:rPr>
-          <w:rFonts w:hint="default" w:ascii="Times New Roman" w:hAnsi="Times New Roman" w:eastAsia="SimSun" w:cs="Times New Roman"/>
-          <w:b w:val="0"/>
-          <w:bCs w:val="0"/>
-          <w:color w:val="auto"/>
-          <w:sz w:val="24"/>
-          <w:szCs w:val="24"/>
-          <w:u w:val="none"/>
-          <w:lang w:val="en-US"/>
-        </w:rPr>
-        <w:t xml:space="preserve"> </w:t>
-      </w:r>
-    </w:p>
-    <w:p>
-      <w:pPr>
-        <w:numPr>
-          <w:numId w:val="0"/>
-        </w:numPr>
-        <w:jc w:val="left"/>
-        <w:rPr>
-          <w:rFonts w:hint="default" w:ascii="Times New Roman" w:hAnsi="Times New Roman" w:eastAsia="SimSun"/>
-          <w:b w:val="0"/>
-          <w:bCs w:val="0"/>
-          <w:color w:val="auto"/>
-          <w:sz w:val="24"/>
-          <w:szCs w:val="24"/>
-          <w:u w:val="none"/>
-          <w:lang w:val="en-US"/>
-        </w:rPr>
-      </w:pPr>
-      <w:r>
-        <w:rPr>
-          <w:rFonts w:hint="default" w:ascii="Times New Roman" w:hAnsi="Times New Roman" w:eastAsia="SimSun" w:cs="Times New Roman"/>
-          <w:b w:val="0"/>
-          <w:bCs w:val="0"/>
-          <w:color w:val="auto"/>
-          <w:sz w:val="28"/>
-          <w:szCs w:val="28"/>
-          <w:u w:val="none"/>
-          <w:lang w:val="en-US"/>
-        </w:rPr>
-        <w:tab/>
-        <w:t>I</w:t>
-      </w:r>
-      <w:r>
-        <w:rPr>
-          <w:rFonts w:hint="default" w:ascii="Times New Roman" w:hAnsi="Times New Roman" w:eastAsia="SimSun"/>
-          <w:b w:val="0"/>
-          <w:bCs w:val="0"/>
-          <w:color w:val="auto"/>
-          <w:sz w:val="24"/>
-          <w:szCs w:val="24"/>
-          <w:u w:val="none"/>
-          <w:lang w:val="en-US"/>
-        </w:rPr>
-        <w:t xml:space="preserve">mplements the required SCD Type 2 history for IMDb title metadata. It uses </w:t>
-      </w:r>
-      <w:r>
-        <w:rPr>
-          <w:rFonts w:hint="default" w:ascii="Times New Roman" w:hAnsi="Times New Roman" w:eastAsia="SimSun"/>
-          <w:b w:val="0"/>
-          <w:bCs w:val="0"/>
-          <w:color w:val="auto"/>
-          <w:sz w:val="24"/>
-          <w:szCs w:val="24"/>
-          <w:u w:val="single"/>
-          <w:lang w:val="en-US"/>
-        </w:rPr>
-        <w:t>title_id</w:t>
-      </w:r>
-      <w:r>
-        <w:rPr>
-          <w:rFonts w:hint="default" w:ascii="Times New Roman" w:hAnsi="Times New Roman" w:eastAsia="SimSun"/>
-          <w:b w:val="0"/>
-          <w:bCs w:val="0"/>
-          <w:color w:val="auto"/>
-          <w:sz w:val="24"/>
-          <w:szCs w:val="24"/>
-          <w:u w:val="none"/>
-          <w:lang w:val="en-US"/>
-        </w:rPr>
-        <w:t xml:space="preserve"> as the business key and the dbt check strategy to track changes in </w:t>
-      </w:r>
-      <w:r>
-        <w:rPr>
-          <w:rFonts w:hint="default" w:ascii="Times New Roman" w:hAnsi="Times New Roman" w:eastAsia="SimSun"/>
-          <w:b w:val="0"/>
-          <w:bCs w:val="0"/>
-          <w:color w:val="auto"/>
-          <w:sz w:val="24"/>
-          <w:szCs w:val="24"/>
-          <w:u w:val="single"/>
-          <w:lang w:val="en-US"/>
-        </w:rPr>
-        <w:t>primary_title</w:t>
-      </w:r>
-      <w:r>
-        <w:rPr>
-          <w:rFonts w:hint="default" w:ascii="Times New Roman" w:hAnsi="Times New Roman" w:eastAsia="SimSun"/>
-          <w:b w:val="0"/>
-          <w:bCs w:val="0"/>
-          <w:color w:val="auto"/>
-          <w:sz w:val="24"/>
-          <w:szCs w:val="24"/>
-          <w:u w:val="none"/>
-          <w:lang w:val="en-US"/>
-        </w:rPr>
-        <w:t xml:space="preserve">, </w:t>
-      </w:r>
-      <w:r>
-        <w:rPr>
-          <w:rFonts w:hint="default" w:ascii="Times New Roman" w:hAnsi="Times New Roman" w:eastAsia="SimSun"/>
-          <w:b w:val="0"/>
-          <w:bCs w:val="0"/>
-          <w:color w:val="auto"/>
-          <w:sz w:val="24"/>
-          <w:szCs w:val="24"/>
-          <w:u w:val="single"/>
-          <w:lang w:val="en-US"/>
-        </w:rPr>
-        <w:t>genres</w:t>
-      </w:r>
-      <w:r>
-        <w:rPr>
-          <w:rFonts w:hint="default" w:ascii="Times New Roman" w:hAnsi="Times New Roman" w:eastAsia="SimSun"/>
-          <w:b w:val="0"/>
-          <w:bCs w:val="0"/>
-          <w:color w:val="auto"/>
-          <w:sz w:val="24"/>
-          <w:szCs w:val="24"/>
-          <w:u w:val="none"/>
-          <w:lang w:val="en-US"/>
-        </w:rPr>
-        <w:t xml:space="preserve">, and </w:t>
-      </w:r>
-      <w:r>
-        <w:rPr>
-          <w:rFonts w:hint="default" w:ascii="Times New Roman" w:hAnsi="Times New Roman" w:eastAsia="SimSun"/>
-          <w:b w:val="0"/>
-          <w:bCs w:val="0"/>
-          <w:color w:val="auto"/>
-          <w:sz w:val="24"/>
-          <w:szCs w:val="24"/>
-          <w:u w:val="single"/>
-          <w:lang w:val="en-US"/>
-        </w:rPr>
-        <w:t>runtime_minutes</w:t>
-      </w:r>
-      <w:r>
-        <w:rPr>
-          <w:rFonts w:hint="default" w:ascii="Times New Roman" w:hAnsi="Times New Roman" w:eastAsia="SimSun"/>
-          <w:b w:val="0"/>
-          <w:bCs w:val="0"/>
-          <w:color w:val="auto"/>
-          <w:sz w:val="24"/>
-          <w:szCs w:val="24"/>
-          <w:u w:val="none"/>
-          <w:lang w:val="en-US"/>
-        </w:rPr>
-        <w:t>.</w:t>
-      </w:r>
-    </w:p>
-    <w:p>
-      <w:pPr>
-        <w:numPr>
+          <w:ilvl w:val="0"/>
           <w:numId w:val="0"/>
         </w:numPr>
         <w:ind w:firstLine="720" w:firstLineChars="0"/>
         <w:jc w:val="left"/>
         <w:rPr>
+          <w:rFonts w:hint="default" w:ascii="Times New Roman" w:hAnsi="Times New Roman" w:eastAsia="SimSun" w:cs="Times New Roman"/>
+          <w:b w:val="0"/>
+          <w:bCs w:val="0"/>
+          <w:color w:val="auto"/>
+          <w:sz w:val="24"/>
+          <w:szCs w:val="24"/>
+          <w:u w:val="none"/>
+          <w:lang w:val="en-US"/>
+        </w:rPr>
+      </w:pPr>
+      <w:r>
+        <w:rPr>
           <w:rFonts w:hint="default" w:ascii="Times New Roman" w:hAnsi="Times New Roman" w:eastAsia="SimSun"/>
           <w:b w:val="0"/>
           <w:bCs w:val="0"/>
@@ -10096,7 +9478,21 @@
           <w:u w:val="none"/>
           <w:lang w:val="en-US"/>
         </w:rPr>
-      </w:pPr>
+        <w:t xml:space="preserve">- </w:t>
+      </w:r>
+      <w:r>
+        <w:rPr>
+          <w:rFonts w:hint="default" w:ascii="Times New Roman" w:hAnsi="Times New Roman" w:eastAsia="SimSun"/>
+          <w:b/>
+          <w:bCs/>
+          <w:color w:val="auto"/>
+          <w:sz w:val="24"/>
+          <w:szCs w:val="24"/>
+          <w:u w:val="single"/>
+          <w:lang w:val="en-US"/>
+        </w:rPr>
+        <w:t>dim_title_snapshot</w:t>
+      </w:r>
       <w:r>
         <w:rPr>
           <w:rFonts w:hint="default" w:ascii="Times New Roman" w:hAnsi="Times New Roman" w:eastAsia="SimSun"/>
@@ -10108,7 +9504,7 @@
           <w:u w:val="none"/>
           <w:lang w:val="en-US"/>
         </w:rPr>
-        <w:t>When one of these attributes changes, dbt creates a new historical version and closes the previous one using the generated</w:t>
+        <w:t xml:space="preserve"> implements the required SCD Type 2 history for </w:t>
       </w:r>
       <w:r>
         <w:rPr>
@@ -10121,7 +9517,7 @@
           <w:u w:val="single"/>
           <w:lang w:val="en-US"/>
         </w:rPr>
-        <w:t xml:space="preserve"> dbt_valid_from</w:t>
+        <w:t>primary_title</w:t>
       </w:r>
       <w:r>
         <w:rPr>
@@ -10134,7 +9530,7 @@
           <w:u w:val="none"/>
           <w:lang w:val="en-US"/>
         </w:rPr>
-        <w:t xml:space="preserve"> and </w:t>
+        <w:t xml:space="preserve">, </w:t>
       </w:r>
       <w:r>
         <w:rPr>
@@ -10147,7 +9543,7 @@
           <w:u w:val="single"/>
           <w:lang w:val="en-US"/>
         </w:rPr>
-        <w:t>dbt_valid_to</w:t>
+        <w:t>genres</w:t>
       </w:r>
       <w:r>
         <w:rPr>
@@ -10160,27 +9556,8 @@
           <w:u w:val="none"/>
           <w:lang w:val="en-US"/>
         </w:rPr>
-        <w:t xml:space="preserve"> validity columns.</w:t>
-      </w:r>
-    </w:p>
-    <w:p>
-      <w:pPr>
-        <w:numPr>
-          <w:numId w:val="0"/>
-        </w:numPr>
-        <w:ind w:firstLine="720" w:firstLineChars="0"/>
-        <w:jc w:val="left"/>
-        <w:rPr>
-          <w:rFonts w:hint="default" w:ascii="Times New Roman" w:hAnsi="Times New Roman" w:eastAsia="SimSun" w:cs="Times New Roman"/>
-          <w:b w:val="0"/>
-          <w:bCs w:val="0"/>
-          <w:color w:val="auto"/>
-          <w:sz w:val="24"/>
-          <w:szCs w:val="24"/>
-          <w:u w:val="none"/>
-          <w:lang w:val="en-US"/>
-        </w:rPr>
-      </w:pPr>
+        <w:t xml:space="preserve">, and </w:t>
+      </w:r>
       <w:r>
         <w:rPr>
           <w:rFonts w:hint="default" w:ascii="Times New Roman" w:hAnsi="Times New Roman" w:eastAsia="SimSun"/>
@@ -10189,14 +9566,14 @@
           <w:color w:val="auto"/>
           <w:sz w:val="24"/>
           <w:szCs w:val="24"/>
-          <w:u w:val="none"/>
-          <w:lang w:val="en-US"/>
-        </w:rPr>
-        <w:t>This history is important because IMDb may correct or reclassify title metadata between successive source loads. Preserving earlier versions prevents those changes from being silently overwritten and allows the warehouse to reconstruct how title metadata looked at a previous point in time.</w:t>
-      </w:r>
-      <w:r>
-        <w:rPr>
-          <w:rFonts w:hint="default" w:ascii="Times New Roman" w:hAnsi="Times New Roman" w:eastAsia="SimSun" w:cs="Times New Roman"/>
+          <w:u w:val="single"/>
+          <w:lang w:val="en-US"/>
+        </w:rPr>
+        <w:t>runtime_minutes.</w:t>
+      </w:r>
+      <w:r>
+        <w:rPr>
+          <w:rFonts w:hint="default" w:ascii="Times New Roman" w:hAnsi="Times New Roman" w:eastAsia="SimSun"/>
           <w:b w:val="0"/>
           <w:bCs w:val="0"/>
           <w:color w:val="auto"/>
@@ -10205,27 +9582,60 @@
           <w:u w:val="none"/>
           <w:lang w:val="en-US"/>
         </w:rPr>
-        <w:tab/>
-      </w:r>
-    </w:p>
-    <w:p>
-      <w:pPr>
-        <w:numPr>
-          <w:numId w:val="0"/>
-        </w:numPr>
-        <w:ind w:firstLine="720" w:firstLineChars="0"/>
-        <w:jc w:val="left"/>
-        <w:rPr>
-          <w:rFonts w:hint="default" w:ascii="Times New Roman" w:hAnsi="Times New Roman" w:eastAsia="SimSun" w:cs="Times New Roman"/>
+        <w:t xml:space="preserve"> New versions are created when these descriptive attributes change, preserving previous title metadata through </w:t>
+      </w:r>
+      <w:r>
+        <w:rPr>
+          <w:rFonts w:hint="default" w:ascii="Times New Roman" w:hAnsi="Times New Roman" w:eastAsia="SimSun"/>
           <w:b w:val="0"/>
           <w:bCs w:val="0"/>
           <w:color w:val="auto"/>
           <w:sz w:val="24"/>
           <w:szCs w:val="24"/>
+          <w:u w:val="single"/>
+          <w:lang w:val="en-US"/>
+        </w:rPr>
+        <w:t>dbt_valid_from</w:t>
+      </w:r>
+      <w:r>
+        <w:rPr>
+          <w:rFonts w:hint="default" w:ascii="Times New Roman" w:hAnsi="Times New Roman" w:eastAsia="SimSun"/>
+          <w:b w:val="0"/>
+          <w:bCs w:val="0"/>
+          <w:color w:val="auto"/>
+          <w:sz w:val="24"/>
+          <w:szCs w:val="24"/>
           <w:u w:val="none"/>
           <w:lang w:val="en-US"/>
         </w:rPr>
-      </w:pPr>
+        <w:t xml:space="preserve"> and </w:t>
+      </w:r>
+      <w:r>
+        <w:rPr>
+          <w:rFonts w:hint="default" w:ascii="Times New Roman" w:hAnsi="Times New Roman" w:eastAsia="SimSun"/>
+          <w:b w:val="0"/>
+          <w:bCs w:val="0"/>
+          <w:color w:val="auto"/>
+          <w:sz w:val="24"/>
+          <w:szCs w:val="24"/>
+          <w:u w:val="single"/>
+          <w:lang w:val="en-US"/>
+        </w:rPr>
+        <w:t>dbt_valid_to</w:t>
+      </w:r>
+      <w:r>
+        <w:rPr>
+          <w:rFonts w:hint="default" w:ascii="Times New Roman" w:hAnsi="Times New Roman" w:eastAsia="SimSun"/>
+          <w:b w:val="0"/>
+          <w:bCs w:val="0"/>
+          <w:color w:val="auto"/>
+          <w:sz w:val="24"/>
+          <w:szCs w:val="24"/>
+          <w:u w:val="none"/>
+          <w:lang w:val="en-US"/>
+        </w:rPr>
+        <w:t>.</w:t>
+      </w:r>
     </w:p>
     <w:p>
       <w:pPr>
@@ -10263,6 +9673,7 @@
     <w:p>
       <w:pPr>
         <w:numPr>
+          <w:ilvl w:val="0"/>
           <w:numId w:val="0"/>
         </w:numPr>
         <w:jc w:val="left"/>
@@ -10301,12 +9712,13 @@
           <w:u w:val="none"/>
           <w:lang w:val="en-US"/>
         </w:rPr>
-        <w:t>The dbt project includes generic schema tests and custom SQL tests that validate key integrity, relationships, domain rules, and duplicate prevention across the dimensional model. Critical test failures cause the Airflow pipeline to fail during the final data-quality stage.</w:t>
+        <w:t>The dbt test suite validates keys, relationships, duplicates, accepted values, and IMDb-specific domain rules. Critical failures propagate to the final Airflow data-quality task.</w:t>
       </w:r>
     </w:p>
     <w:p>
       <w:pPr>
         <w:numPr>
+          <w:ilvl w:val="0"/>
           <w:numId w:val="0"/>
         </w:numPr>
         <w:jc w:val="center"/>
@@ -10337,15 +9749,2326 @@
         </w:tblBorders>
         <w:tblLayout w:type="autofit"/>
         <w:tblCellMar>
+          <w:top w:w="0" w:type="dxa"/>
+          <w:left w:w="108" w:type="dxa"/>
+          <w:bottom w:w="0" w:type="dxa"/>
+          <w:right w:w="108" w:type="dxa"/>
+        </w:tblCellMar>
+      </w:tblPr>
+      <w:tblGrid>
+        <w:gridCol w:w="3510"/>
+        <w:gridCol w:w="2043"/>
+        <w:gridCol w:w="1880"/>
+        <w:gridCol w:w="2550"/>
+      </w:tblGrid>
+      <w:tr>
+        <w:tblPrEx>
+          <w:tblBorders>
+            <w:top w:val="single" w:color="auto" w:sz="4" w:space="0"/>
+            <w:left w:val="single" w:color="auto" w:sz="4" w:space="0"/>
+            <w:bottom w:val="single" w:color="auto" w:sz="4" w:space="0"/>
+            <w:right w:val="single" w:color="auto" w:sz="4" w:space="0"/>
+            <w:insideH w:val="single" w:color="auto" w:sz="4" w:space="0"/>
+            <w:insideV w:val="single" w:color="auto" w:sz="4" w:space="0"/>
+          </w:tblBorders>
+          <w:tblCellMar>
+            <w:top w:w="0" w:type="dxa"/>
+            <w:left w:w="108" w:type="dxa"/>
+            <w:bottom w:w="0" w:type="dxa"/>
+            <w:right w:w="108" w:type="dxa"/>
+          </w:tblCellMar>
+        </w:tblPrEx>
+        <w:tc>
+          <w:tcPr>
+            <w:tcW w:w="3551" w:type="dxa"/>
+          </w:tcPr>
+          <w:p>
+            <w:pPr>
+              <w:widowControl w:val="0"/>
+              <w:numPr>
+                <w:ilvl w:val="0"/>
+                <w:numId w:val="0"/>
+              </w:numPr>
+              <w:jc w:val="center"/>
+              <w:rPr>
+                <w:rFonts w:hint="default" w:ascii="Times New Roman" w:hAnsi="Times New Roman" w:eastAsia="SimSun"/>
+                <w:b/>
+                <w:bCs/>
+                <w:color w:val="auto"/>
+                <w:sz w:val="24"/>
+                <w:szCs w:val="24"/>
+                <w:u w:val="none"/>
+                <w:vertAlign w:val="baseline"/>
+                <w:lang w:val="en-US"/>
+              </w:rPr>
+            </w:pPr>
+            <w:r>
+              <w:rPr>
+                <w:rFonts w:hint="default" w:ascii="Times New Roman" w:hAnsi="Times New Roman" w:eastAsia="SimSun"/>
+                <w:b/>
+                <w:bCs/>
+                <w:color w:val="auto"/>
+                <w:sz w:val="24"/>
+                <w:szCs w:val="24"/>
+                <w:u w:val="none"/>
+                <w:vertAlign w:val="baseline"/>
+                <w:lang w:val="en-US"/>
+              </w:rPr>
+              <w:t>Test</w:t>
+            </w:r>
+          </w:p>
+        </w:tc>
+        <w:tc>
+          <w:tcPr>
+            <w:tcW w:w="1908" w:type="dxa"/>
+          </w:tcPr>
+          <w:p>
+            <w:pPr>
+              <w:widowControl w:val="0"/>
+              <w:numPr>
+                <w:ilvl w:val="0"/>
+                <w:numId w:val="0"/>
+              </w:numPr>
+              <w:jc w:val="center"/>
+              <w:rPr>
+                <w:rFonts w:hint="default" w:ascii="Times New Roman" w:hAnsi="Times New Roman" w:eastAsia="SimSun"/>
+                <w:b/>
+                <w:bCs/>
+                <w:color w:val="auto"/>
+                <w:sz w:val="24"/>
+                <w:szCs w:val="24"/>
+                <w:u w:val="none"/>
+                <w:vertAlign w:val="baseline"/>
+                <w:lang w:val="en-US"/>
+              </w:rPr>
+            </w:pPr>
+            <w:r>
+              <w:rPr>
+                <w:rFonts w:hint="default" w:ascii="Times New Roman" w:hAnsi="Times New Roman" w:eastAsia="SimSun"/>
+                <w:b/>
+                <w:bCs/>
+                <w:color w:val="auto"/>
+                <w:sz w:val="24"/>
+                <w:szCs w:val="24"/>
+                <w:u w:val="none"/>
+                <w:vertAlign w:val="baseline"/>
+                <w:lang w:val="en-US"/>
+              </w:rPr>
+              <w:t>Model(s)</w:t>
+            </w:r>
+          </w:p>
+        </w:tc>
+        <w:tc>
+          <w:tcPr>
+            <w:tcW w:w="1894" w:type="dxa"/>
+          </w:tcPr>
+          <w:p>
+            <w:pPr>
+              <w:widowControl w:val="0"/>
+              <w:numPr>
+                <w:ilvl w:val="0"/>
+                <w:numId w:val="0"/>
+              </w:numPr>
+              <w:jc w:val="center"/>
+              <w:rPr>
+                <w:rFonts w:hint="default" w:ascii="Times New Roman" w:hAnsi="Times New Roman" w:eastAsia="SimSun"/>
+                <w:b/>
+                <w:bCs/>
+                <w:color w:val="auto"/>
+                <w:sz w:val="24"/>
+                <w:szCs w:val="24"/>
+                <w:u w:val="none"/>
+                <w:vertAlign w:val="baseline"/>
+                <w:lang w:val="en-US"/>
+              </w:rPr>
+            </w:pPr>
+            <w:r>
+              <w:rPr>
+                <w:rFonts w:hint="default" w:ascii="Times New Roman" w:hAnsi="Times New Roman" w:eastAsia="SimSun"/>
+                <w:b/>
+                <w:bCs/>
+                <w:color w:val="auto"/>
+                <w:sz w:val="24"/>
+                <w:szCs w:val="24"/>
+                <w:u w:val="none"/>
+                <w:vertAlign w:val="baseline"/>
+                <w:lang w:val="en-US"/>
+              </w:rPr>
+              <w:t>Purpose</w:t>
+            </w:r>
+          </w:p>
+        </w:tc>
+        <w:tc>
+          <w:tcPr>
+            <w:tcW w:w="2630" w:type="dxa"/>
+          </w:tcPr>
+          <w:p>
+            <w:pPr>
+              <w:widowControl w:val="0"/>
+              <w:numPr>
+                <w:ilvl w:val="0"/>
+                <w:numId w:val="0"/>
+              </w:numPr>
+              <w:jc w:val="center"/>
+              <w:rPr>
+                <w:rFonts w:hint="default" w:ascii="Times New Roman" w:hAnsi="Times New Roman" w:eastAsia="SimSun"/>
+                <w:b/>
+                <w:bCs/>
+                <w:color w:val="auto"/>
+                <w:sz w:val="24"/>
+                <w:szCs w:val="24"/>
+                <w:u w:val="none"/>
+                <w:vertAlign w:val="baseline"/>
+                <w:lang w:val="en-US"/>
+              </w:rPr>
+            </w:pPr>
+            <w:r>
+              <w:rPr>
+                <w:rFonts w:hint="default" w:ascii="Times New Roman" w:hAnsi="Times New Roman" w:eastAsia="SimSun"/>
+                <w:b/>
+                <w:bCs/>
+                <w:color w:val="auto"/>
+                <w:sz w:val="24"/>
+                <w:szCs w:val="24"/>
+                <w:u w:val="none"/>
+                <w:vertAlign w:val="baseline"/>
+                <w:lang w:val="en-US"/>
+              </w:rPr>
+              <w:t>Serverity</w:t>
+            </w:r>
+          </w:p>
+        </w:tc>
+      </w:tr>
+      <w:tr>
+        <w:tblPrEx>
+          <w:tblBorders>
+            <w:top w:val="single" w:color="auto" w:sz="4" w:space="0"/>
+            <w:left w:val="single" w:color="auto" w:sz="4" w:space="0"/>
+            <w:bottom w:val="single" w:color="auto" w:sz="4" w:space="0"/>
+            <w:right w:val="single" w:color="auto" w:sz="4" w:space="0"/>
+            <w:insideH w:val="single" w:color="auto" w:sz="4" w:space="0"/>
+            <w:insideV w:val="single" w:color="auto" w:sz="4" w:space="0"/>
+          </w:tblBorders>
+          <w:tblCellMar>
+            <w:top w:w="0" w:type="dxa"/>
+            <w:left w:w="108" w:type="dxa"/>
+            <w:bottom w:w="0" w:type="dxa"/>
+            <w:right w:w="108" w:type="dxa"/>
+          </w:tblCellMar>
+        </w:tblPrEx>
+        <w:tc>
+          <w:tcPr>
+            <w:tcW w:w="3551" w:type="dxa"/>
+            <w:vAlign w:val="center"/>
+          </w:tcPr>
+          <w:p>
+            <w:pPr>
+              <w:widowControl w:val="0"/>
+              <w:numPr>
+                <w:ilvl w:val="0"/>
+                <w:numId w:val="0"/>
+              </w:numPr>
+              <w:jc w:val="center"/>
+              <w:rPr>
+                <w:rFonts w:hint="default" w:ascii="Times New Roman" w:hAnsi="Times New Roman" w:eastAsia="SimSun"/>
+                <w:b/>
+                <w:bCs/>
+                <w:color w:val="auto"/>
+                <w:sz w:val="24"/>
+                <w:szCs w:val="24"/>
+                <w:u w:val="single"/>
+                <w:vertAlign w:val="baseline"/>
+                <w:lang w:val="en-US"/>
+              </w:rPr>
+            </w:pPr>
+            <w:r>
+              <w:rPr>
+                <w:rFonts w:hint="default" w:ascii="Times New Roman" w:hAnsi="Times New Roman" w:eastAsia="SimSun"/>
+                <w:b/>
+                <w:bCs/>
+                <w:color w:val="auto"/>
+                <w:sz w:val="24"/>
+                <w:szCs w:val="24"/>
+                <w:u w:val="none"/>
+                <w:vertAlign w:val="baseline"/>
+                <w:lang w:val="en-US"/>
+              </w:rPr>
+              <w:t>not_null</w:t>
+            </w:r>
+          </w:p>
+        </w:tc>
+        <w:tc>
+          <w:tcPr>
+            <w:tcW w:w="1908" w:type="dxa"/>
+            <w:vAlign w:val="center"/>
+          </w:tcPr>
+          <w:p>
+            <w:pPr>
+              <w:widowControl w:val="0"/>
+              <w:numPr>
+                <w:ilvl w:val="0"/>
+                <w:numId w:val="0"/>
+              </w:numPr>
+              <w:jc w:val="center"/>
+              <w:rPr>
+                <w:rFonts w:hint="default" w:ascii="Times New Roman" w:hAnsi="Times New Roman" w:eastAsia="SimSun"/>
+                <w:b w:val="0"/>
+                <w:bCs w:val="0"/>
+                <w:color w:val="auto"/>
+                <w:sz w:val="24"/>
+                <w:szCs w:val="24"/>
+                <w:u w:val="none"/>
+                <w:vertAlign w:val="baseline"/>
+                <w:lang w:val="en-US"/>
+              </w:rPr>
+            </w:pPr>
+            <w:r>
+              <w:rPr>
+                <w:rFonts w:hint="default" w:ascii="Times New Roman" w:hAnsi="Times New Roman" w:eastAsia="SimSun"/>
+                <w:b w:val="0"/>
+                <w:bCs w:val="0"/>
+                <w:color w:val="auto"/>
+                <w:sz w:val="24"/>
+                <w:szCs w:val="24"/>
+                <w:u w:val="none"/>
+                <w:vertAlign w:val="baseline"/>
+                <w:lang w:val="en-US"/>
+              </w:rPr>
+              <w:t>Fact, dimensions, bridges, intermediate models</w:t>
+            </w:r>
+          </w:p>
+        </w:tc>
+        <w:tc>
+          <w:tcPr>
+            <w:tcW w:w="1894" w:type="dxa"/>
+            <w:vAlign w:val="center"/>
+          </w:tcPr>
+          <w:p>
+            <w:pPr>
+              <w:widowControl w:val="0"/>
+              <w:numPr>
+                <w:ilvl w:val="0"/>
+                <w:numId w:val="0"/>
+              </w:numPr>
+              <w:jc w:val="center"/>
+              <w:rPr>
+                <w:rFonts w:hint="default" w:ascii="Times New Roman" w:hAnsi="Times New Roman" w:eastAsia="SimSun"/>
+                <w:b w:val="0"/>
+                <w:bCs w:val="0"/>
+                <w:color w:val="auto"/>
+                <w:sz w:val="24"/>
+                <w:szCs w:val="24"/>
+                <w:u w:val="none"/>
+                <w:vertAlign w:val="baseline"/>
+                <w:lang w:val="en-US"/>
+              </w:rPr>
+            </w:pPr>
+            <w:r>
+              <w:rPr>
+                <w:rFonts w:hint="default" w:ascii="Times New Roman" w:hAnsi="Times New Roman" w:eastAsia="SimSun"/>
+                <w:b w:val="0"/>
+                <w:bCs w:val="0"/>
+                <w:color w:val="auto"/>
+                <w:sz w:val="24"/>
+                <w:szCs w:val="24"/>
+                <w:u w:val="none"/>
+                <w:vertAlign w:val="baseline"/>
+                <w:lang w:val="en-US"/>
+              </w:rPr>
+              <w:t>Ensures required identifiers and measures are present.</w:t>
+            </w:r>
+          </w:p>
+        </w:tc>
+        <w:tc>
+          <w:tcPr>
+            <w:tcW w:w="2630" w:type="dxa"/>
+            <w:vAlign w:val="center"/>
+          </w:tcPr>
+          <w:p>
+            <w:pPr>
+              <w:widowControl w:val="0"/>
+              <w:numPr>
+                <w:ilvl w:val="0"/>
+                <w:numId w:val="0"/>
+              </w:numPr>
+              <w:jc w:val="center"/>
+              <w:rPr>
+                <w:rFonts w:hint="default" w:ascii="Times New Roman" w:hAnsi="Times New Roman" w:eastAsia="SimSun"/>
+                <w:b w:val="0"/>
+                <w:bCs w:val="0"/>
+                <w:color w:val="auto"/>
+                <w:sz w:val="24"/>
+                <w:szCs w:val="24"/>
+                <w:u w:val="none"/>
+                <w:vertAlign w:val="baseline"/>
+                <w:lang w:val="en-US"/>
+              </w:rPr>
+            </w:pPr>
+            <w:r>
+              <w:rPr>
+                <w:rFonts w:hint="default" w:ascii="Times New Roman" w:hAnsi="Times New Roman" w:eastAsia="SimSun"/>
+                <w:b w:val="0"/>
+                <w:bCs w:val="0"/>
+                <w:color w:val="auto"/>
+                <w:sz w:val="24"/>
+                <w:szCs w:val="24"/>
+                <w:u w:val="none"/>
+                <w:vertAlign w:val="baseline"/>
+                <w:lang w:val="en-US"/>
+              </w:rPr>
+              <w:t>Error</w:t>
+            </w:r>
+          </w:p>
+        </w:tc>
+      </w:tr>
+      <w:tr>
+        <w:tblPrEx>
+          <w:tblBorders>
+            <w:top w:val="single" w:color="auto" w:sz="4" w:space="0"/>
+            <w:left w:val="single" w:color="auto" w:sz="4" w:space="0"/>
+            <w:bottom w:val="single" w:color="auto" w:sz="4" w:space="0"/>
+            <w:right w:val="single" w:color="auto" w:sz="4" w:space="0"/>
+            <w:insideH w:val="single" w:color="auto" w:sz="4" w:space="0"/>
+            <w:insideV w:val="single" w:color="auto" w:sz="4" w:space="0"/>
+          </w:tblBorders>
+          <w:tblCellMar>
+            <w:top w:w="0" w:type="dxa"/>
+            <w:left w:w="108" w:type="dxa"/>
+            <w:bottom w:w="0" w:type="dxa"/>
+            <w:right w:w="108" w:type="dxa"/>
+          </w:tblCellMar>
+        </w:tblPrEx>
+        <w:tc>
+          <w:tcPr>
+            <w:tcW w:w="3551" w:type="dxa"/>
+            <w:vAlign w:val="center"/>
+          </w:tcPr>
+          <w:p>
+            <w:pPr>
+              <w:widowControl w:val="0"/>
+              <w:numPr>
+                <w:ilvl w:val="0"/>
+                <w:numId w:val="0"/>
+              </w:numPr>
+              <w:jc w:val="center"/>
+              <w:rPr>
+                <w:rFonts w:hint="default" w:ascii="Times New Roman" w:hAnsi="Times New Roman" w:eastAsia="SimSun"/>
+                <w:b/>
+                <w:bCs/>
+                <w:color w:val="auto"/>
+                <w:sz w:val="24"/>
+                <w:szCs w:val="24"/>
+                <w:u w:val="none"/>
+                <w:vertAlign w:val="baseline"/>
+                <w:lang w:val="en-US"/>
+              </w:rPr>
+            </w:pPr>
+            <w:r>
+              <w:rPr>
+                <w:rFonts w:hint="default" w:ascii="Times New Roman" w:hAnsi="Times New Roman" w:eastAsia="SimSun"/>
+                <w:b/>
+                <w:bCs/>
+                <w:color w:val="auto"/>
+                <w:sz w:val="24"/>
+                <w:szCs w:val="24"/>
+                <w:u w:val="none"/>
+                <w:vertAlign w:val="baseline"/>
+                <w:lang w:val="en-US"/>
+              </w:rPr>
+              <w:t>unique</w:t>
+            </w:r>
+          </w:p>
+        </w:tc>
+        <w:tc>
+          <w:tcPr>
+            <w:tcW w:w="1908" w:type="dxa"/>
+            <w:vAlign w:val="center"/>
+          </w:tcPr>
+          <w:p>
+            <w:pPr>
+              <w:widowControl w:val="0"/>
+              <w:numPr>
+                <w:ilvl w:val="0"/>
+                <w:numId w:val="0"/>
+              </w:numPr>
+              <w:jc w:val="center"/>
+              <w:rPr>
+                <w:rFonts w:hint="default" w:ascii="Times New Roman" w:hAnsi="Times New Roman" w:eastAsia="SimSun"/>
+                <w:b w:val="0"/>
+                <w:bCs w:val="0"/>
+                <w:color w:val="auto"/>
+                <w:sz w:val="24"/>
+                <w:szCs w:val="24"/>
+                <w:u w:val="none"/>
+                <w:vertAlign w:val="baseline"/>
+                <w:lang w:val="en-US"/>
+              </w:rPr>
+            </w:pPr>
+            <w:r>
+              <w:rPr>
+                <w:rFonts w:hint="default" w:ascii="Times New Roman" w:hAnsi="Times New Roman" w:eastAsia="SimSun"/>
+                <w:b w:val="0"/>
+                <w:bCs w:val="0"/>
+                <w:color w:val="auto"/>
+                <w:sz w:val="24"/>
+                <w:szCs w:val="24"/>
+                <w:u w:val="single"/>
+                <w:vertAlign w:val="baseline"/>
+                <w:lang w:val="en-US"/>
+              </w:rPr>
+              <w:t>fct_title_ratings</w:t>
+            </w:r>
+            <w:r>
+              <w:rPr>
+                <w:rFonts w:hint="default" w:ascii="Times New Roman" w:hAnsi="Times New Roman" w:eastAsia="SimSun"/>
+                <w:b w:val="0"/>
+                <w:bCs w:val="0"/>
+                <w:color w:val="auto"/>
+                <w:sz w:val="24"/>
+                <w:szCs w:val="24"/>
+                <w:u w:val="none"/>
+                <w:vertAlign w:val="baseline"/>
+                <w:lang w:val="en-US"/>
+              </w:rPr>
+              <w:t>, dimensions, staging ratings</w:t>
+            </w:r>
+          </w:p>
+        </w:tc>
+        <w:tc>
+          <w:tcPr>
+            <w:tcW w:w="1894" w:type="dxa"/>
+            <w:vAlign w:val="center"/>
+          </w:tcPr>
+          <w:p>
+            <w:pPr>
+              <w:widowControl w:val="0"/>
+              <w:numPr>
+                <w:ilvl w:val="0"/>
+                <w:numId w:val="0"/>
+              </w:numPr>
+              <w:jc w:val="center"/>
+              <w:rPr>
+                <w:rFonts w:hint="default" w:ascii="Times New Roman" w:hAnsi="Times New Roman" w:eastAsia="SimSun"/>
+                <w:b w:val="0"/>
+                <w:bCs w:val="0"/>
+                <w:color w:val="auto"/>
+                <w:sz w:val="24"/>
+                <w:szCs w:val="24"/>
+                <w:u w:val="none"/>
+                <w:vertAlign w:val="baseline"/>
+                <w:lang w:val="en-US"/>
+              </w:rPr>
+            </w:pPr>
+            <w:r>
+              <w:rPr>
+                <w:rFonts w:hint="default" w:ascii="Times New Roman" w:hAnsi="Times New Roman" w:eastAsia="SimSun"/>
+                <w:b w:val="0"/>
+                <w:bCs w:val="0"/>
+                <w:color w:val="auto"/>
+                <w:sz w:val="24"/>
+                <w:szCs w:val="24"/>
+                <w:u w:val="none"/>
+                <w:vertAlign w:val="baseline"/>
+                <w:lang w:val="en-US"/>
+              </w:rPr>
+              <w:t>Verifies logical primary keys are unique.</w:t>
+            </w:r>
+          </w:p>
+        </w:tc>
+        <w:tc>
+          <w:tcPr>
+            <w:tcW w:w="2630" w:type="dxa"/>
+            <w:vAlign w:val="center"/>
+          </w:tcPr>
+          <w:p>
+            <w:pPr>
+              <w:widowControl w:val="0"/>
+              <w:numPr>
+                <w:ilvl w:val="0"/>
+                <w:numId w:val="0"/>
+              </w:numPr>
+              <w:jc w:val="center"/>
+              <w:rPr>
+                <w:rFonts w:hint="default" w:ascii="Times New Roman" w:hAnsi="Times New Roman" w:eastAsia="SimSun"/>
+                <w:b w:val="0"/>
+                <w:bCs w:val="0"/>
+                <w:color w:val="auto"/>
+                <w:sz w:val="24"/>
+                <w:szCs w:val="24"/>
+                <w:u w:val="none"/>
+                <w:vertAlign w:val="baseline"/>
+                <w:lang w:val="en-US"/>
+              </w:rPr>
+            </w:pPr>
+            <w:r>
+              <w:rPr>
+                <w:rFonts w:hint="default" w:ascii="Times New Roman" w:hAnsi="Times New Roman" w:eastAsia="SimSun"/>
+                <w:b w:val="0"/>
+                <w:bCs w:val="0"/>
+                <w:color w:val="auto"/>
+                <w:sz w:val="24"/>
+                <w:szCs w:val="24"/>
+                <w:u w:val="none"/>
+                <w:vertAlign w:val="baseline"/>
+                <w:lang w:val="en-US"/>
+              </w:rPr>
+              <w:t>Error</w:t>
+            </w:r>
+          </w:p>
+        </w:tc>
+      </w:tr>
+      <w:tr>
+        <w:tblPrEx>
+          <w:tblBorders>
+            <w:top w:val="single" w:color="auto" w:sz="4" w:space="0"/>
+            <w:left w:val="single" w:color="auto" w:sz="4" w:space="0"/>
+            <w:bottom w:val="single" w:color="auto" w:sz="4" w:space="0"/>
+            <w:right w:val="single" w:color="auto" w:sz="4" w:space="0"/>
+            <w:insideH w:val="single" w:color="auto" w:sz="4" w:space="0"/>
+            <w:insideV w:val="single" w:color="auto" w:sz="4" w:space="0"/>
+          </w:tblBorders>
+          <w:tblCellMar>
+            <w:top w:w="0" w:type="dxa"/>
+            <w:left w:w="108" w:type="dxa"/>
+            <w:bottom w:w="0" w:type="dxa"/>
+            <w:right w:w="108" w:type="dxa"/>
+          </w:tblCellMar>
+        </w:tblPrEx>
+        <w:tc>
+          <w:tcPr>
+            <w:tcW w:w="3551" w:type="dxa"/>
+            <w:vAlign w:val="center"/>
+          </w:tcPr>
+          <w:p>
+            <w:pPr>
+              <w:widowControl w:val="0"/>
+              <w:numPr>
+                <w:ilvl w:val="0"/>
+                <w:numId w:val="0"/>
+              </w:numPr>
+              <w:jc w:val="center"/>
+              <w:rPr>
+                <w:rFonts w:hint="default" w:ascii="Times New Roman" w:hAnsi="Times New Roman" w:eastAsia="SimSun"/>
+                <w:b/>
+                <w:bCs/>
+                <w:color w:val="auto"/>
+                <w:sz w:val="24"/>
+                <w:szCs w:val="24"/>
+                <w:u w:val="none"/>
+                <w:vertAlign w:val="baseline"/>
+                <w:lang w:val="en-US"/>
+              </w:rPr>
+            </w:pPr>
+            <w:r>
+              <w:rPr>
+                <w:rFonts w:hint="default" w:ascii="Times New Roman" w:hAnsi="Times New Roman" w:eastAsia="SimSun"/>
+                <w:b/>
+                <w:bCs/>
+                <w:color w:val="auto"/>
+                <w:sz w:val="24"/>
+                <w:szCs w:val="24"/>
+                <w:u w:val="none"/>
+                <w:vertAlign w:val="baseline"/>
+                <w:lang w:val="en-US"/>
+              </w:rPr>
+              <w:t>relationships</w:t>
+            </w:r>
+          </w:p>
+        </w:tc>
+        <w:tc>
+          <w:tcPr>
+            <w:tcW w:w="1908" w:type="dxa"/>
+            <w:vAlign w:val="center"/>
+          </w:tcPr>
+          <w:p>
+            <w:pPr>
+              <w:widowControl w:val="0"/>
+              <w:numPr>
+                <w:ilvl w:val="0"/>
+                <w:numId w:val="0"/>
+              </w:numPr>
+              <w:jc w:val="center"/>
+              <w:rPr>
+                <w:rFonts w:hint="default" w:ascii="Times New Roman" w:hAnsi="Times New Roman" w:eastAsia="SimSun"/>
+                <w:b w:val="0"/>
+                <w:bCs w:val="0"/>
+                <w:color w:val="auto"/>
+                <w:sz w:val="24"/>
+                <w:szCs w:val="24"/>
+                <w:u w:val="none"/>
+                <w:vertAlign w:val="baseline"/>
+                <w:lang w:val="en-US"/>
+              </w:rPr>
+            </w:pPr>
+            <w:r>
+              <w:rPr>
+                <w:rFonts w:hint="default" w:ascii="Times New Roman" w:hAnsi="Times New Roman" w:eastAsia="SimSun"/>
+                <w:b w:val="0"/>
+                <w:bCs w:val="0"/>
+                <w:color w:val="auto"/>
+                <w:sz w:val="24"/>
+                <w:szCs w:val="24"/>
+                <w:u w:val="none"/>
+                <w:vertAlign w:val="baseline"/>
+                <w:lang w:val="en-US"/>
+              </w:rPr>
+              <w:t>Fact and bridge tables</w:t>
+            </w:r>
+          </w:p>
+        </w:tc>
+        <w:tc>
+          <w:tcPr>
+            <w:tcW w:w="1894" w:type="dxa"/>
+            <w:vAlign w:val="center"/>
+          </w:tcPr>
+          <w:p>
+            <w:pPr>
+              <w:widowControl w:val="0"/>
+              <w:numPr>
+                <w:ilvl w:val="0"/>
+                <w:numId w:val="0"/>
+              </w:numPr>
+              <w:jc w:val="center"/>
+              <w:rPr>
+                <w:rFonts w:hint="default" w:ascii="Times New Roman" w:hAnsi="Times New Roman" w:eastAsia="SimSun"/>
+                <w:b w:val="0"/>
+                <w:bCs w:val="0"/>
+                <w:color w:val="auto"/>
+                <w:sz w:val="24"/>
+                <w:szCs w:val="24"/>
+                <w:u w:val="none"/>
+                <w:vertAlign w:val="baseline"/>
+                <w:lang w:val="en-US"/>
+              </w:rPr>
+            </w:pPr>
+            <w:r>
+              <w:rPr>
+                <w:rFonts w:hint="default" w:ascii="Times New Roman" w:hAnsi="Times New Roman" w:eastAsia="SimSun"/>
+                <w:b w:val="0"/>
+                <w:bCs w:val="0"/>
+                <w:color w:val="auto"/>
+                <w:sz w:val="24"/>
+                <w:szCs w:val="24"/>
+                <w:u w:val="none"/>
+                <w:vertAlign w:val="baseline"/>
+                <w:lang w:val="en-US"/>
+              </w:rPr>
+              <w:t>Validates foreign-key references to dimensions.</w:t>
+            </w:r>
+          </w:p>
+        </w:tc>
+        <w:tc>
+          <w:tcPr>
+            <w:tcW w:w="2630" w:type="dxa"/>
+            <w:vAlign w:val="center"/>
+          </w:tcPr>
+          <w:p>
+            <w:pPr>
+              <w:widowControl w:val="0"/>
+              <w:numPr>
+                <w:ilvl w:val="0"/>
+                <w:numId w:val="0"/>
+              </w:numPr>
+              <w:jc w:val="center"/>
+              <w:rPr>
+                <w:rFonts w:hint="default" w:ascii="Times New Roman" w:hAnsi="Times New Roman" w:eastAsia="SimSun"/>
+                <w:b w:val="0"/>
+                <w:bCs w:val="0"/>
+                <w:color w:val="auto"/>
+                <w:sz w:val="24"/>
+                <w:szCs w:val="24"/>
+                <w:u w:val="none"/>
+                <w:vertAlign w:val="baseline"/>
+                <w:lang w:val="en-US"/>
+              </w:rPr>
+            </w:pPr>
+            <w:r>
+              <w:rPr>
+                <w:rFonts w:hint="default" w:ascii="Times New Roman" w:hAnsi="Times New Roman" w:eastAsia="SimSun"/>
+                <w:b w:val="0"/>
+                <w:bCs w:val="0"/>
+                <w:color w:val="auto"/>
+                <w:sz w:val="24"/>
+                <w:szCs w:val="24"/>
+                <w:u w:val="none"/>
+                <w:vertAlign w:val="baseline"/>
+                <w:lang w:val="en-US"/>
+              </w:rPr>
+              <w:t>Error</w:t>
+            </w:r>
+          </w:p>
+        </w:tc>
+      </w:tr>
+      <w:tr>
+        <w:tblPrEx>
+          <w:tblBorders>
+            <w:top w:val="single" w:color="auto" w:sz="4" w:space="0"/>
+            <w:left w:val="single" w:color="auto" w:sz="4" w:space="0"/>
+            <w:bottom w:val="single" w:color="auto" w:sz="4" w:space="0"/>
+            <w:right w:val="single" w:color="auto" w:sz="4" w:space="0"/>
+            <w:insideH w:val="single" w:color="auto" w:sz="4" w:space="0"/>
+            <w:insideV w:val="single" w:color="auto" w:sz="4" w:space="0"/>
+          </w:tblBorders>
+          <w:tblCellMar>
+            <w:top w:w="0" w:type="dxa"/>
+            <w:left w:w="108" w:type="dxa"/>
+            <w:bottom w:w="0" w:type="dxa"/>
+            <w:right w:w="108" w:type="dxa"/>
+          </w:tblCellMar>
+        </w:tblPrEx>
+        <w:tc>
+          <w:tcPr>
+            <w:tcW w:w="3551" w:type="dxa"/>
+            <w:vAlign w:val="center"/>
+          </w:tcPr>
+          <w:p>
+            <w:pPr>
+              <w:widowControl w:val="0"/>
+              <w:numPr>
+                <w:ilvl w:val="0"/>
+                <w:numId w:val="0"/>
+              </w:numPr>
+              <w:jc w:val="center"/>
+              <w:rPr>
+                <w:rFonts w:hint="default" w:ascii="Times New Roman" w:hAnsi="Times New Roman" w:eastAsia="SimSun"/>
+                <w:b/>
+                <w:bCs/>
+                <w:color w:val="auto"/>
+                <w:sz w:val="24"/>
+                <w:szCs w:val="24"/>
+                <w:u w:val="none"/>
+                <w:vertAlign w:val="baseline"/>
+                <w:lang w:val="en-US"/>
+              </w:rPr>
+            </w:pPr>
+            <w:r>
+              <w:rPr>
+                <w:rFonts w:hint="default" w:ascii="Times New Roman" w:hAnsi="Times New Roman" w:eastAsia="SimSun"/>
+                <w:b/>
+                <w:bCs/>
+                <w:color w:val="auto"/>
+                <w:sz w:val="24"/>
+                <w:szCs w:val="24"/>
+                <w:u w:val="none"/>
+                <w:vertAlign w:val="baseline"/>
+                <w:lang w:val="en-US"/>
+              </w:rPr>
+              <w:t>accepted_values(role)</w:t>
+            </w:r>
+          </w:p>
+        </w:tc>
+        <w:tc>
+          <w:tcPr>
+            <w:tcW w:w="1908" w:type="dxa"/>
+            <w:vAlign w:val="center"/>
+          </w:tcPr>
+          <w:p>
+            <w:pPr>
+              <w:widowControl w:val="0"/>
+              <w:numPr>
+                <w:ilvl w:val="0"/>
+                <w:numId w:val="0"/>
+              </w:numPr>
+              <w:jc w:val="center"/>
+              <w:rPr>
+                <w:rFonts w:hint="default" w:ascii="Times New Roman" w:hAnsi="Times New Roman" w:eastAsia="SimSun"/>
+                <w:b w:val="0"/>
+                <w:bCs w:val="0"/>
+                <w:color w:val="auto"/>
+                <w:sz w:val="24"/>
+                <w:szCs w:val="24"/>
+                <w:u w:val="single"/>
+                <w:vertAlign w:val="baseline"/>
+                <w:lang w:val="en-US"/>
+              </w:rPr>
+            </w:pPr>
+            <w:r>
+              <w:rPr>
+                <w:rFonts w:hint="default" w:ascii="Times New Roman" w:hAnsi="Times New Roman" w:eastAsia="SimSun"/>
+                <w:b w:val="0"/>
+                <w:bCs w:val="0"/>
+                <w:color w:val="auto"/>
+                <w:sz w:val="24"/>
+                <w:szCs w:val="24"/>
+                <w:u w:val="single"/>
+                <w:vertAlign w:val="baseline"/>
+                <w:lang w:val="en-US"/>
+              </w:rPr>
+              <w:t>bridge_title_crew</w:t>
+            </w:r>
+          </w:p>
+        </w:tc>
+        <w:tc>
+          <w:tcPr>
+            <w:tcW w:w="1894" w:type="dxa"/>
+            <w:vAlign w:val="center"/>
+          </w:tcPr>
+          <w:p>
+            <w:pPr>
+              <w:widowControl w:val="0"/>
+              <w:numPr>
+                <w:ilvl w:val="0"/>
+                <w:numId w:val="0"/>
+              </w:numPr>
+              <w:jc w:val="center"/>
+              <w:rPr>
+                <w:rFonts w:hint="default" w:ascii="Times New Roman" w:hAnsi="Times New Roman" w:eastAsia="SimSun"/>
+                <w:b w:val="0"/>
+                <w:bCs w:val="0"/>
+                <w:color w:val="auto"/>
+                <w:sz w:val="24"/>
+                <w:szCs w:val="24"/>
+                <w:u w:val="none"/>
+                <w:vertAlign w:val="baseline"/>
+                <w:lang w:val="en-US"/>
+              </w:rPr>
+            </w:pPr>
+            <w:r>
+              <w:rPr>
+                <w:rFonts w:hint="default" w:ascii="Times New Roman" w:hAnsi="Times New Roman" w:eastAsia="SimSun"/>
+                <w:b w:val="0"/>
+                <w:bCs w:val="0"/>
+                <w:color w:val="auto"/>
+                <w:sz w:val="24"/>
+                <w:szCs w:val="24"/>
+                <w:u w:val="none"/>
+                <w:vertAlign w:val="baseline"/>
+                <w:lang w:val="en-US"/>
+              </w:rPr>
+              <w:t xml:space="preserve">Restricts crew roles to </w:t>
+            </w:r>
+            <w:r>
+              <w:rPr>
+                <w:rFonts w:hint="default" w:ascii="Times New Roman" w:hAnsi="Times New Roman" w:eastAsia="SimSun"/>
+                <w:b w:val="0"/>
+                <w:bCs w:val="0"/>
+                <w:color w:val="auto"/>
+                <w:sz w:val="24"/>
+                <w:szCs w:val="24"/>
+                <w:u w:val="single"/>
+                <w:vertAlign w:val="baseline"/>
+                <w:lang w:val="en-US"/>
+              </w:rPr>
+              <w:t>director</w:t>
+            </w:r>
+            <w:r>
+              <w:rPr>
+                <w:rFonts w:hint="default" w:ascii="Times New Roman" w:hAnsi="Times New Roman" w:eastAsia="SimSun"/>
+                <w:b w:val="0"/>
+                <w:bCs w:val="0"/>
+                <w:color w:val="auto"/>
+                <w:sz w:val="24"/>
+                <w:szCs w:val="24"/>
+                <w:u w:val="none"/>
+                <w:vertAlign w:val="baseline"/>
+                <w:lang w:val="en-US"/>
+              </w:rPr>
+              <w:t xml:space="preserve">, </w:t>
+            </w:r>
+            <w:r>
+              <w:rPr>
+                <w:rFonts w:hint="default" w:ascii="Times New Roman" w:hAnsi="Times New Roman" w:eastAsia="SimSun"/>
+                <w:b w:val="0"/>
+                <w:bCs w:val="0"/>
+                <w:color w:val="auto"/>
+                <w:sz w:val="24"/>
+                <w:szCs w:val="24"/>
+                <w:u w:val="single"/>
+                <w:vertAlign w:val="baseline"/>
+                <w:lang w:val="en-US"/>
+              </w:rPr>
+              <w:t>writer</w:t>
+            </w:r>
+            <w:r>
+              <w:rPr>
+                <w:rFonts w:hint="default" w:ascii="Times New Roman" w:hAnsi="Times New Roman" w:eastAsia="SimSun"/>
+                <w:b w:val="0"/>
+                <w:bCs w:val="0"/>
+                <w:color w:val="auto"/>
+                <w:sz w:val="24"/>
+                <w:szCs w:val="24"/>
+                <w:u w:val="none"/>
+                <w:vertAlign w:val="baseline"/>
+                <w:lang w:val="en-US"/>
+              </w:rPr>
+              <w:t xml:space="preserve"> or </w:t>
+            </w:r>
+            <w:r>
+              <w:rPr>
+                <w:rFonts w:hint="default" w:ascii="Times New Roman" w:hAnsi="Times New Roman" w:eastAsia="SimSun"/>
+                <w:b w:val="0"/>
+                <w:bCs w:val="0"/>
+                <w:color w:val="auto"/>
+                <w:sz w:val="24"/>
+                <w:szCs w:val="24"/>
+                <w:u w:val="single"/>
+                <w:vertAlign w:val="baseline"/>
+                <w:lang w:val="en-US"/>
+              </w:rPr>
+              <w:t>actor</w:t>
+            </w:r>
+            <w:r>
+              <w:rPr>
+                <w:rFonts w:hint="default" w:ascii="Times New Roman" w:hAnsi="Times New Roman" w:eastAsia="SimSun"/>
+                <w:b w:val="0"/>
+                <w:bCs w:val="0"/>
+                <w:color w:val="auto"/>
+                <w:sz w:val="24"/>
+                <w:szCs w:val="24"/>
+                <w:u w:val="none"/>
+                <w:vertAlign w:val="baseline"/>
+                <w:lang w:val="en-US"/>
+              </w:rPr>
+              <w:t>.</w:t>
+            </w:r>
+          </w:p>
+        </w:tc>
+        <w:tc>
+          <w:tcPr>
+            <w:tcW w:w="2630" w:type="dxa"/>
+            <w:vAlign w:val="center"/>
+          </w:tcPr>
+          <w:p>
+            <w:pPr>
+              <w:widowControl w:val="0"/>
+              <w:numPr>
+                <w:ilvl w:val="0"/>
+                <w:numId w:val="0"/>
+              </w:numPr>
+              <w:jc w:val="center"/>
+              <w:rPr>
+                <w:rFonts w:hint="default" w:ascii="Times New Roman" w:hAnsi="Times New Roman" w:eastAsia="SimSun"/>
+                <w:b w:val="0"/>
+                <w:bCs w:val="0"/>
+                <w:color w:val="auto"/>
+                <w:sz w:val="24"/>
+                <w:szCs w:val="24"/>
+                <w:u w:val="none"/>
+                <w:vertAlign w:val="baseline"/>
+                <w:lang w:val="en-US"/>
+              </w:rPr>
+            </w:pPr>
+            <w:r>
+              <w:rPr>
+                <w:rFonts w:hint="default" w:ascii="Times New Roman" w:hAnsi="Times New Roman" w:eastAsia="SimSun"/>
+                <w:b w:val="0"/>
+                <w:bCs w:val="0"/>
+                <w:color w:val="auto"/>
+                <w:sz w:val="24"/>
+                <w:szCs w:val="24"/>
+                <w:u w:val="none"/>
+                <w:vertAlign w:val="baseline"/>
+                <w:lang w:val="en-US"/>
+              </w:rPr>
+              <w:t>Error</w:t>
+            </w:r>
+          </w:p>
+        </w:tc>
+      </w:tr>
+      <w:tr>
+        <w:tblPrEx>
+          <w:tblBorders>
+            <w:top w:val="single" w:color="auto" w:sz="4" w:space="0"/>
+            <w:left w:val="single" w:color="auto" w:sz="4" w:space="0"/>
+            <w:bottom w:val="single" w:color="auto" w:sz="4" w:space="0"/>
+            <w:right w:val="single" w:color="auto" w:sz="4" w:space="0"/>
+            <w:insideH w:val="single" w:color="auto" w:sz="4" w:space="0"/>
+            <w:insideV w:val="single" w:color="auto" w:sz="4" w:space="0"/>
+          </w:tblBorders>
+          <w:tblCellMar>
+            <w:top w:w="0" w:type="dxa"/>
+            <w:left w:w="108" w:type="dxa"/>
+            <w:bottom w:w="0" w:type="dxa"/>
+            <w:right w:w="108" w:type="dxa"/>
+          </w:tblCellMar>
+        </w:tblPrEx>
+        <w:tc>
+          <w:tcPr>
+            <w:tcW w:w="3551" w:type="dxa"/>
+            <w:vAlign w:val="center"/>
+          </w:tcPr>
+          <w:p>
+            <w:pPr>
+              <w:widowControl w:val="0"/>
+              <w:numPr>
+                <w:ilvl w:val="0"/>
+                <w:numId w:val="0"/>
+              </w:numPr>
+              <w:jc w:val="center"/>
+              <w:rPr>
+                <w:rFonts w:hint="default" w:ascii="Times New Roman" w:hAnsi="Times New Roman" w:eastAsia="SimSun"/>
+                <w:b/>
+                <w:bCs/>
+                <w:color w:val="auto"/>
+                <w:sz w:val="24"/>
+                <w:szCs w:val="24"/>
+                <w:u w:val="none"/>
+                <w:vertAlign w:val="baseline"/>
+                <w:lang w:val="en-US"/>
+              </w:rPr>
+            </w:pPr>
+            <w:r>
+              <w:rPr>
+                <w:rFonts w:hint="default" w:ascii="Times New Roman" w:hAnsi="Times New Roman" w:eastAsia="SimSun"/>
+                <w:b/>
+                <w:bCs/>
+                <w:color w:val="auto"/>
+                <w:sz w:val="24"/>
+                <w:szCs w:val="24"/>
+                <w:u w:val="none"/>
+                <w:vertAlign w:val="baseline"/>
+                <w:lang w:val="en-US"/>
+              </w:rPr>
+              <w:t>average_rating_range</w:t>
+            </w:r>
+          </w:p>
+        </w:tc>
+        <w:tc>
+          <w:tcPr>
+            <w:tcW w:w="1908" w:type="dxa"/>
+            <w:vAlign w:val="center"/>
+          </w:tcPr>
+          <w:p>
+            <w:pPr>
+              <w:widowControl w:val="0"/>
+              <w:numPr>
+                <w:ilvl w:val="0"/>
+                <w:numId w:val="0"/>
+              </w:numPr>
+              <w:jc w:val="center"/>
+              <w:rPr>
+                <w:rFonts w:hint="default" w:ascii="Times New Roman" w:hAnsi="Times New Roman" w:eastAsia="SimSun"/>
+                <w:b w:val="0"/>
+                <w:bCs w:val="0"/>
+                <w:color w:val="auto"/>
+                <w:sz w:val="24"/>
+                <w:szCs w:val="24"/>
+                <w:u w:val="single"/>
+                <w:vertAlign w:val="baseline"/>
+                <w:lang w:val="en-US"/>
+              </w:rPr>
+            </w:pPr>
+            <w:r>
+              <w:rPr>
+                <w:rFonts w:hint="default" w:ascii="Times New Roman" w:hAnsi="Times New Roman" w:eastAsia="SimSun"/>
+                <w:b w:val="0"/>
+                <w:bCs w:val="0"/>
+                <w:color w:val="auto"/>
+                <w:sz w:val="24"/>
+                <w:szCs w:val="24"/>
+                <w:u w:val="single"/>
+                <w:vertAlign w:val="baseline"/>
+                <w:lang w:val="en-US"/>
+              </w:rPr>
+              <w:t>fct_title_ratings</w:t>
+            </w:r>
+          </w:p>
+        </w:tc>
+        <w:tc>
+          <w:tcPr>
+            <w:tcW w:w="1894" w:type="dxa"/>
+            <w:vAlign w:val="center"/>
+          </w:tcPr>
+          <w:p>
+            <w:pPr>
+              <w:widowControl w:val="0"/>
+              <w:numPr>
+                <w:ilvl w:val="0"/>
+                <w:numId w:val="0"/>
+              </w:numPr>
+              <w:jc w:val="center"/>
+              <w:rPr>
+                <w:rFonts w:hint="default" w:ascii="Times New Roman" w:hAnsi="Times New Roman" w:eastAsia="SimSun"/>
+                <w:b w:val="0"/>
+                <w:bCs w:val="0"/>
+                <w:color w:val="auto"/>
+                <w:sz w:val="24"/>
+                <w:szCs w:val="24"/>
+                <w:u w:val="none"/>
+                <w:vertAlign w:val="baseline"/>
+                <w:lang w:val="en-US"/>
+              </w:rPr>
+            </w:pPr>
+            <w:r>
+              <w:rPr>
+                <w:rFonts w:hint="default" w:ascii="Times New Roman" w:hAnsi="Times New Roman" w:eastAsia="SimSun"/>
+                <w:b w:val="0"/>
+                <w:bCs w:val="0"/>
+                <w:color w:val="auto"/>
+                <w:sz w:val="24"/>
+                <w:szCs w:val="24"/>
+                <w:u w:val="none"/>
+                <w:vertAlign w:val="baseline"/>
+                <w:lang w:val="en-US"/>
+              </w:rPr>
+              <w:t xml:space="preserve">Ensures </w:t>
+            </w:r>
+            <w:r>
+              <w:rPr>
+                <w:rFonts w:hint="default" w:ascii="Times New Roman" w:hAnsi="Times New Roman" w:eastAsia="SimSun"/>
+                <w:b w:val="0"/>
+                <w:bCs w:val="0"/>
+                <w:color w:val="auto"/>
+                <w:sz w:val="24"/>
+                <w:szCs w:val="24"/>
+                <w:u w:val="single"/>
+                <w:vertAlign w:val="baseline"/>
+                <w:lang w:val="en-US"/>
+              </w:rPr>
+              <w:t>average_rating</w:t>
+            </w:r>
+            <w:r>
+              <w:rPr>
+                <w:rFonts w:hint="default" w:ascii="Times New Roman" w:hAnsi="Times New Roman" w:eastAsia="SimSun"/>
+                <w:b w:val="0"/>
+                <w:bCs w:val="0"/>
+                <w:color w:val="auto"/>
+                <w:sz w:val="24"/>
+                <w:szCs w:val="24"/>
+                <w:u w:val="none"/>
+                <w:vertAlign w:val="baseline"/>
+                <w:lang w:val="en-US"/>
+              </w:rPr>
+              <w:t xml:space="preserve"> is between 0 and 10.</w:t>
+            </w:r>
+          </w:p>
+        </w:tc>
+        <w:tc>
+          <w:tcPr>
+            <w:tcW w:w="2630" w:type="dxa"/>
+            <w:vAlign w:val="center"/>
+          </w:tcPr>
+          <w:p>
+            <w:pPr>
+              <w:widowControl w:val="0"/>
+              <w:numPr>
+                <w:ilvl w:val="0"/>
+                <w:numId w:val="0"/>
+              </w:numPr>
+              <w:jc w:val="center"/>
+              <w:rPr>
+                <w:rFonts w:hint="default" w:ascii="Times New Roman" w:hAnsi="Times New Roman" w:eastAsia="SimSun"/>
+                <w:b w:val="0"/>
+                <w:bCs w:val="0"/>
+                <w:color w:val="auto"/>
+                <w:sz w:val="24"/>
+                <w:szCs w:val="24"/>
+                <w:u w:val="none"/>
+                <w:vertAlign w:val="baseline"/>
+                <w:lang w:val="en-US"/>
+              </w:rPr>
+            </w:pPr>
+            <w:r>
+              <w:rPr>
+                <w:rFonts w:hint="default" w:ascii="Times New Roman" w:hAnsi="Times New Roman" w:eastAsia="SimSun"/>
+                <w:b w:val="0"/>
+                <w:bCs w:val="0"/>
+                <w:color w:val="auto"/>
+                <w:sz w:val="24"/>
+                <w:szCs w:val="24"/>
+                <w:u w:val="none"/>
+                <w:vertAlign w:val="baseline"/>
+                <w:lang w:val="en-US"/>
+              </w:rPr>
+              <w:t>Error</w:t>
+            </w:r>
+          </w:p>
+        </w:tc>
+      </w:tr>
+      <w:tr>
+        <w:tblPrEx>
+          <w:tblBorders>
+            <w:top w:val="single" w:color="auto" w:sz="4" w:space="0"/>
+            <w:left w:val="single" w:color="auto" w:sz="4" w:space="0"/>
+            <w:bottom w:val="single" w:color="auto" w:sz="4" w:space="0"/>
+            <w:right w:val="single" w:color="auto" w:sz="4" w:space="0"/>
+            <w:insideH w:val="single" w:color="auto" w:sz="4" w:space="0"/>
+            <w:insideV w:val="single" w:color="auto" w:sz="4" w:space="0"/>
+          </w:tblBorders>
+          <w:tblCellMar>
+            <w:top w:w="0" w:type="dxa"/>
+            <w:left w:w="108" w:type="dxa"/>
+            <w:bottom w:w="0" w:type="dxa"/>
+            <w:right w:w="108" w:type="dxa"/>
+          </w:tblCellMar>
+        </w:tblPrEx>
+        <w:tc>
+          <w:tcPr>
+            <w:tcW w:w="3551" w:type="dxa"/>
+            <w:vAlign w:val="center"/>
+          </w:tcPr>
+          <w:p>
+            <w:pPr>
+              <w:widowControl w:val="0"/>
+              <w:numPr>
+                <w:ilvl w:val="0"/>
+                <w:numId w:val="0"/>
+              </w:numPr>
+              <w:jc w:val="center"/>
+              <w:rPr>
+                <w:rFonts w:hint="default" w:ascii="Times New Roman" w:hAnsi="Times New Roman" w:eastAsia="SimSun"/>
+                <w:b/>
+                <w:bCs/>
+                <w:color w:val="auto"/>
+                <w:sz w:val="24"/>
+                <w:szCs w:val="24"/>
+                <w:u w:val="none"/>
+                <w:vertAlign w:val="baseline"/>
+                <w:lang w:val="en-US"/>
+              </w:rPr>
+            </w:pPr>
+            <w:r>
+              <w:rPr>
+                <w:rFonts w:hint="default" w:ascii="Times New Roman" w:hAnsi="Times New Roman" w:eastAsia="SimSun"/>
+                <w:b/>
+                <w:bCs/>
+                <w:color w:val="auto"/>
+                <w:sz w:val="24"/>
+                <w:szCs w:val="24"/>
+                <w:u w:val="none"/>
+                <w:vertAlign w:val="baseline"/>
+                <w:lang w:val="en-US"/>
+              </w:rPr>
+              <w:t>num_votes_non_negative</w:t>
+            </w:r>
+          </w:p>
+        </w:tc>
+        <w:tc>
+          <w:tcPr>
+            <w:tcW w:w="1908" w:type="dxa"/>
+            <w:vAlign w:val="center"/>
+          </w:tcPr>
+          <w:p>
+            <w:pPr>
+              <w:widowControl w:val="0"/>
+              <w:numPr>
+                <w:ilvl w:val="0"/>
+                <w:numId w:val="0"/>
+              </w:numPr>
+              <w:jc w:val="center"/>
+              <w:rPr>
+                <w:rFonts w:hint="default" w:ascii="Times New Roman" w:hAnsi="Times New Roman" w:eastAsia="SimSun"/>
+                <w:b w:val="0"/>
+                <w:bCs w:val="0"/>
+                <w:color w:val="auto"/>
+                <w:sz w:val="24"/>
+                <w:szCs w:val="24"/>
+                <w:u w:val="single"/>
+                <w:vertAlign w:val="baseline"/>
+                <w:lang w:val="en-US"/>
+              </w:rPr>
+            </w:pPr>
+            <w:r>
+              <w:rPr>
+                <w:rFonts w:hint="default" w:ascii="Times New Roman" w:hAnsi="Times New Roman" w:eastAsia="SimSun"/>
+                <w:b w:val="0"/>
+                <w:bCs w:val="0"/>
+                <w:color w:val="auto"/>
+                <w:sz w:val="24"/>
+                <w:szCs w:val="24"/>
+                <w:u w:val="single"/>
+                <w:vertAlign w:val="baseline"/>
+                <w:lang w:val="en-US"/>
+              </w:rPr>
+              <w:t>fct_title_ratings</w:t>
+            </w:r>
+          </w:p>
+        </w:tc>
+        <w:tc>
+          <w:tcPr>
+            <w:tcW w:w="1894" w:type="dxa"/>
+            <w:vAlign w:val="center"/>
+          </w:tcPr>
+          <w:p>
+            <w:pPr>
+              <w:widowControl w:val="0"/>
+              <w:numPr>
+                <w:ilvl w:val="0"/>
+                <w:numId w:val="0"/>
+              </w:numPr>
+              <w:jc w:val="center"/>
+              <w:rPr>
+                <w:rFonts w:hint="default" w:ascii="Times New Roman" w:hAnsi="Times New Roman" w:eastAsia="SimSun"/>
+                <w:b w:val="0"/>
+                <w:bCs w:val="0"/>
+                <w:color w:val="auto"/>
+                <w:sz w:val="24"/>
+                <w:szCs w:val="24"/>
+                <w:u w:val="none"/>
+                <w:vertAlign w:val="baseline"/>
+                <w:lang w:val="en-US"/>
+              </w:rPr>
+            </w:pPr>
+            <w:r>
+              <w:rPr>
+                <w:rFonts w:hint="default" w:ascii="Times New Roman" w:hAnsi="Times New Roman" w:eastAsia="SimSun"/>
+                <w:b w:val="0"/>
+                <w:bCs w:val="0"/>
+                <w:color w:val="auto"/>
+                <w:sz w:val="24"/>
+                <w:szCs w:val="24"/>
+                <w:u w:val="none"/>
+                <w:vertAlign w:val="baseline"/>
+                <w:lang w:val="en-US"/>
+              </w:rPr>
+              <w:t>Prevents negative IMDb vote counts.</w:t>
+            </w:r>
+          </w:p>
+        </w:tc>
+        <w:tc>
+          <w:tcPr>
+            <w:tcW w:w="2630" w:type="dxa"/>
+            <w:vAlign w:val="center"/>
+          </w:tcPr>
+          <w:p>
+            <w:pPr>
+              <w:widowControl w:val="0"/>
+              <w:numPr>
+                <w:ilvl w:val="0"/>
+                <w:numId w:val="0"/>
+              </w:numPr>
+              <w:jc w:val="center"/>
+              <w:rPr>
+                <w:rFonts w:hint="default" w:ascii="Times New Roman" w:hAnsi="Times New Roman" w:eastAsia="SimSun"/>
+                <w:b w:val="0"/>
+                <w:bCs w:val="0"/>
+                <w:color w:val="auto"/>
+                <w:sz w:val="24"/>
+                <w:szCs w:val="24"/>
+                <w:u w:val="none"/>
+                <w:vertAlign w:val="baseline"/>
+                <w:lang w:val="en-US"/>
+              </w:rPr>
+            </w:pPr>
+            <w:r>
+              <w:rPr>
+                <w:rFonts w:hint="default" w:ascii="Times New Roman" w:hAnsi="Times New Roman" w:eastAsia="SimSun"/>
+                <w:b w:val="0"/>
+                <w:bCs w:val="0"/>
+                <w:color w:val="auto"/>
+                <w:sz w:val="24"/>
+                <w:szCs w:val="24"/>
+                <w:u w:val="none"/>
+                <w:vertAlign w:val="baseline"/>
+                <w:lang w:val="en-US"/>
+              </w:rPr>
+              <w:t>Error</w:t>
+            </w:r>
+          </w:p>
+        </w:tc>
+      </w:tr>
+      <w:tr>
+        <w:tblPrEx>
+          <w:tblBorders>
+            <w:top w:val="single" w:color="auto" w:sz="4" w:space="0"/>
+            <w:left w:val="single" w:color="auto" w:sz="4" w:space="0"/>
+            <w:bottom w:val="single" w:color="auto" w:sz="4" w:space="0"/>
+            <w:right w:val="single" w:color="auto" w:sz="4" w:space="0"/>
+            <w:insideH w:val="single" w:color="auto" w:sz="4" w:space="0"/>
+            <w:insideV w:val="single" w:color="auto" w:sz="4" w:space="0"/>
+          </w:tblBorders>
+          <w:tblCellMar>
+            <w:top w:w="0" w:type="dxa"/>
+            <w:left w:w="108" w:type="dxa"/>
+            <w:bottom w:w="0" w:type="dxa"/>
+            <w:right w:w="108" w:type="dxa"/>
+          </w:tblCellMar>
+        </w:tblPrEx>
+        <w:tc>
+          <w:tcPr>
+            <w:tcW w:w="3551" w:type="dxa"/>
+            <w:vAlign w:val="center"/>
+          </w:tcPr>
+          <w:p>
+            <w:pPr>
+              <w:widowControl w:val="0"/>
+              <w:numPr>
+                <w:ilvl w:val="0"/>
+                <w:numId w:val="0"/>
+              </w:numPr>
+              <w:jc w:val="center"/>
+              <w:rPr>
+                <w:rFonts w:hint="default" w:ascii="Times New Roman" w:hAnsi="Times New Roman" w:eastAsia="SimSun"/>
+                <w:b/>
+                <w:bCs/>
+                <w:color w:val="auto"/>
+                <w:sz w:val="24"/>
+                <w:szCs w:val="24"/>
+                <w:u w:val="none"/>
+                <w:vertAlign w:val="baseline"/>
+                <w:lang w:val="en-US"/>
+              </w:rPr>
+            </w:pPr>
+            <w:r>
+              <w:rPr>
+                <w:rFonts w:hint="default" w:ascii="Times New Roman" w:hAnsi="Times New Roman" w:eastAsia="SimSun"/>
+                <w:b/>
+                <w:bCs/>
+                <w:color w:val="auto"/>
+                <w:sz w:val="24"/>
+                <w:szCs w:val="24"/>
+                <w:u w:val="none"/>
+                <w:vertAlign w:val="baseline"/>
+                <w:lang w:val="en-US"/>
+              </w:rPr>
+              <w:t>start_year_not_in_future</w:t>
+            </w:r>
+          </w:p>
+        </w:tc>
+        <w:tc>
+          <w:tcPr>
+            <w:tcW w:w="1908" w:type="dxa"/>
+            <w:vAlign w:val="center"/>
+          </w:tcPr>
+          <w:p>
+            <w:pPr>
+              <w:widowControl w:val="0"/>
+              <w:numPr>
+                <w:ilvl w:val="0"/>
+                <w:numId w:val="0"/>
+              </w:numPr>
+              <w:jc w:val="center"/>
+              <w:rPr>
+                <w:rFonts w:hint="default" w:ascii="Times New Roman" w:hAnsi="Times New Roman" w:eastAsia="SimSun"/>
+                <w:b w:val="0"/>
+                <w:bCs w:val="0"/>
+                <w:color w:val="auto"/>
+                <w:sz w:val="24"/>
+                <w:szCs w:val="24"/>
+                <w:u w:val="single"/>
+                <w:vertAlign w:val="baseline"/>
+                <w:lang w:val="en-US"/>
+              </w:rPr>
+            </w:pPr>
+            <w:r>
+              <w:rPr>
+                <w:rFonts w:hint="default" w:ascii="Times New Roman" w:hAnsi="Times New Roman" w:eastAsia="SimSun"/>
+                <w:b w:val="0"/>
+                <w:bCs w:val="0"/>
+                <w:color w:val="auto"/>
+                <w:sz w:val="24"/>
+                <w:szCs w:val="24"/>
+                <w:u w:val="single"/>
+                <w:vertAlign w:val="baseline"/>
+                <w:lang w:val="en-US"/>
+              </w:rPr>
+              <w:t>dim_title</w:t>
+            </w:r>
+          </w:p>
+        </w:tc>
+        <w:tc>
+          <w:tcPr>
+            <w:tcW w:w="1894" w:type="dxa"/>
+            <w:vAlign w:val="center"/>
+          </w:tcPr>
+          <w:p>
+            <w:pPr>
+              <w:widowControl w:val="0"/>
+              <w:numPr>
+                <w:ilvl w:val="0"/>
+                <w:numId w:val="0"/>
+              </w:numPr>
+              <w:jc w:val="center"/>
+              <w:rPr>
+                <w:rFonts w:hint="default" w:ascii="Times New Roman" w:hAnsi="Times New Roman" w:eastAsia="SimSun"/>
+                <w:b w:val="0"/>
+                <w:bCs w:val="0"/>
+                <w:color w:val="auto"/>
+                <w:sz w:val="24"/>
+                <w:szCs w:val="24"/>
+                <w:u w:val="none"/>
+                <w:vertAlign w:val="baseline"/>
+                <w:lang w:val="en-US"/>
+              </w:rPr>
+            </w:pPr>
+            <w:r>
+              <w:rPr>
+                <w:rFonts w:hint="default" w:ascii="Times New Roman" w:hAnsi="Times New Roman" w:eastAsia="SimSun"/>
+                <w:b w:val="0"/>
+                <w:bCs w:val="0"/>
+                <w:color w:val="auto"/>
+                <w:sz w:val="24"/>
+                <w:szCs w:val="24"/>
+                <w:u w:val="none"/>
+                <w:vertAlign w:val="baseline"/>
+                <w:lang w:val="en-US"/>
+              </w:rPr>
+              <w:t>Ensures title start years are not later than the current year.</w:t>
+            </w:r>
+          </w:p>
+        </w:tc>
+        <w:tc>
+          <w:tcPr>
+            <w:tcW w:w="2630" w:type="dxa"/>
+            <w:vAlign w:val="center"/>
+          </w:tcPr>
+          <w:p>
+            <w:pPr>
+              <w:widowControl w:val="0"/>
+              <w:numPr>
+                <w:ilvl w:val="0"/>
+                <w:numId w:val="0"/>
+              </w:numPr>
+              <w:jc w:val="center"/>
+              <w:rPr>
+                <w:rFonts w:hint="default" w:ascii="Times New Roman" w:hAnsi="Times New Roman" w:eastAsia="SimSun"/>
+                <w:b w:val="0"/>
+                <w:bCs w:val="0"/>
+                <w:color w:val="auto"/>
+                <w:sz w:val="24"/>
+                <w:szCs w:val="24"/>
+                <w:u w:val="none"/>
+                <w:vertAlign w:val="baseline"/>
+                <w:lang w:val="en-US"/>
+              </w:rPr>
+            </w:pPr>
+            <w:r>
+              <w:rPr>
+                <w:rFonts w:hint="default" w:ascii="Times New Roman" w:hAnsi="Times New Roman" w:eastAsia="SimSun"/>
+                <w:b w:val="0"/>
+                <w:bCs w:val="0"/>
+                <w:color w:val="auto"/>
+                <w:sz w:val="24"/>
+                <w:szCs w:val="24"/>
+                <w:u w:val="none"/>
+                <w:vertAlign w:val="baseline"/>
+                <w:lang w:val="en-US"/>
+              </w:rPr>
+              <w:t>Error</w:t>
+            </w:r>
+          </w:p>
+        </w:tc>
+      </w:tr>
+      <w:tr>
+        <w:tblPrEx>
+          <w:tblBorders>
+            <w:top w:val="single" w:color="auto" w:sz="4" w:space="0"/>
+            <w:left w:val="single" w:color="auto" w:sz="4" w:space="0"/>
+            <w:bottom w:val="single" w:color="auto" w:sz="4" w:space="0"/>
+            <w:right w:val="single" w:color="auto" w:sz="4" w:space="0"/>
+            <w:insideH w:val="single" w:color="auto" w:sz="4" w:space="0"/>
+            <w:insideV w:val="single" w:color="auto" w:sz="4" w:space="0"/>
+          </w:tblBorders>
+          <w:tblCellMar>
+            <w:top w:w="0" w:type="dxa"/>
+            <w:left w:w="108" w:type="dxa"/>
+            <w:bottom w:w="0" w:type="dxa"/>
+            <w:right w:w="108" w:type="dxa"/>
+          </w:tblCellMar>
+        </w:tblPrEx>
+        <w:tc>
+          <w:tcPr>
+            <w:tcW w:w="3551" w:type="dxa"/>
+            <w:vAlign w:val="center"/>
+          </w:tcPr>
+          <w:p>
+            <w:pPr>
+              <w:widowControl w:val="0"/>
+              <w:numPr>
+                <w:ilvl w:val="0"/>
+                <w:numId w:val="0"/>
+              </w:numPr>
+              <w:jc w:val="center"/>
+              <w:rPr>
+                <w:rFonts w:hint="default" w:ascii="Times New Roman" w:hAnsi="Times New Roman" w:eastAsia="SimSun"/>
+                <w:b/>
+                <w:bCs/>
+                <w:color w:val="auto"/>
+                <w:sz w:val="24"/>
+                <w:szCs w:val="24"/>
+                <w:u w:val="none"/>
+                <w:vertAlign w:val="baseline"/>
+                <w:lang w:val="en-US"/>
+              </w:rPr>
+            </w:pPr>
+            <w:r>
+              <w:rPr>
+                <w:rFonts w:hint="default" w:ascii="Times New Roman" w:hAnsi="Times New Roman" w:eastAsia="SimSun"/>
+                <w:b/>
+                <w:bCs/>
+                <w:color w:val="auto"/>
+                <w:sz w:val="24"/>
+                <w:szCs w:val="24"/>
+                <w:u w:val="none"/>
+                <w:vertAlign w:val="baseline"/>
+                <w:lang w:val="en-US"/>
+              </w:rPr>
+              <w:t>duplicate relationship tests</w:t>
+            </w:r>
+          </w:p>
+        </w:tc>
+        <w:tc>
+          <w:tcPr>
+            <w:tcW w:w="1908" w:type="dxa"/>
+            <w:vAlign w:val="center"/>
+          </w:tcPr>
+          <w:p>
+            <w:pPr>
+              <w:widowControl w:val="0"/>
+              <w:numPr>
+                <w:ilvl w:val="0"/>
+                <w:numId w:val="0"/>
+              </w:numPr>
+              <w:jc w:val="center"/>
+              <w:rPr>
+                <w:rFonts w:hint="default" w:ascii="Times New Roman" w:hAnsi="Times New Roman" w:eastAsia="SimSun"/>
+                <w:b w:val="0"/>
+                <w:bCs w:val="0"/>
+                <w:color w:val="auto"/>
+                <w:sz w:val="24"/>
+                <w:szCs w:val="24"/>
+                <w:u w:val="none"/>
+                <w:vertAlign w:val="baseline"/>
+                <w:lang w:val="en-US"/>
+              </w:rPr>
+            </w:pPr>
+            <w:r>
+              <w:rPr>
+                <w:rFonts w:hint="default" w:ascii="Times New Roman" w:hAnsi="Times New Roman" w:eastAsia="SimSun"/>
+                <w:b w:val="0"/>
+                <w:bCs w:val="0"/>
+                <w:color w:val="auto"/>
+                <w:sz w:val="24"/>
+                <w:szCs w:val="24"/>
+                <w:u w:val="none"/>
+                <w:vertAlign w:val="baseline"/>
+                <w:lang w:val="en-US"/>
+              </w:rPr>
+              <w:t>Staging, intermediate and bridge models</w:t>
+            </w:r>
+          </w:p>
+        </w:tc>
+        <w:tc>
+          <w:tcPr>
+            <w:tcW w:w="1894" w:type="dxa"/>
+            <w:vAlign w:val="center"/>
+          </w:tcPr>
+          <w:p>
+            <w:pPr>
+              <w:widowControl w:val="0"/>
+              <w:numPr>
+                <w:ilvl w:val="0"/>
+                <w:numId w:val="0"/>
+              </w:numPr>
+              <w:jc w:val="center"/>
+              <w:rPr>
+                <w:rFonts w:hint="default" w:ascii="Times New Roman" w:hAnsi="Times New Roman" w:eastAsia="SimSun"/>
+                <w:b w:val="0"/>
+                <w:bCs w:val="0"/>
+                <w:color w:val="auto"/>
+                <w:sz w:val="24"/>
+                <w:szCs w:val="24"/>
+                <w:u w:val="none"/>
+                <w:vertAlign w:val="baseline"/>
+                <w:lang w:val="en-US"/>
+              </w:rPr>
+            </w:pPr>
+            <w:r>
+              <w:rPr>
+                <w:rFonts w:hint="default" w:ascii="Times New Roman" w:hAnsi="Times New Roman" w:eastAsia="SimSun"/>
+                <w:b w:val="0"/>
+                <w:bCs w:val="0"/>
+                <w:color w:val="auto"/>
+                <w:sz w:val="24"/>
+                <w:szCs w:val="24"/>
+                <w:u w:val="none"/>
+                <w:vertAlign w:val="baseline"/>
+                <w:lang w:val="en-US"/>
+              </w:rPr>
+              <w:t>Prevent duplicate title–genre, title–person, director, writer, and known-for relationships.</w:t>
+            </w:r>
+          </w:p>
+        </w:tc>
+        <w:tc>
+          <w:tcPr>
+            <w:tcW w:w="2630" w:type="dxa"/>
+            <w:vAlign w:val="center"/>
+          </w:tcPr>
+          <w:p>
+            <w:pPr>
+              <w:widowControl w:val="0"/>
+              <w:numPr>
+                <w:ilvl w:val="0"/>
+                <w:numId w:val="0"/>
+              </w:numPr>
+              <w:jc w:val="center"/>
+              <w:rPr>
+                <w:rFonts w:hint="default" w:ascii="Times New Roman" w:hAnsi="Times New Roman" w:eastAsia="SimSun"/>
+                <w:b w:val="0"/>
+                <w:bCs w:val="0"/>
+                <w:color w:val="auto"/>
+                <w:sz w:val="24"/>
+                <w:szCs w:val="24"/>
+                <w:u w:val="none"/>
+                <w:vertAlign w:val="baseline"/>
+                <w:lang w:val="en-US"/>
+              </w:rPr>
+            </w:pPr>
+            <w:r>
+              <w:rPr>
+                <w:rFonts w:hint="default" w:ascii="Times New Roman" w:hAnsi="Times New Roman" w:eastAsia="SimSun"/>
+                <w:b w:val="0"/>
+                <w:bCs w:val="0"/>
+                <w:color w:val="auto"/>
+                <w:sz w:val="24"/>
+                <w:szCs w:val="24"/>
+                <w:u w:val="none"/>
+                <w:vertAlign w:val="baseline"/>
+                <w:lang w:val="en-US"/>
+              </w:rPr>
+              <w:t>Error</w:t>
+            </w:r>
+          </w:p>
+        </w:tc>
+      </w:tr>
+      <w:tr>
+        <w:tblPrEx>
+          <w:tblBorders>
+            <w:top w:val="single" w:color="auto" w:sz="4" w:space="0"/>
+            <w:left w:val="single" w:color="auto" w:sz="4" w:space="0"/>
+            <w:bottom w:val="single" w:color="auto" w:sz="4" w:space="0"/>
+            <w:right w:val="single" w:color="auto" w:sz="4" w:space="0"/>
+            <w:insideH w:val="single" w:color="auto" w:sz="4" w:space="0"/>
+            <w:insideV w:val="single" w:color="auto" w:sz="4" w:space="0"/>
+          </w:tblBorders>
+          <w:tblCellMar>
+            <w:top w:w="0" w:type="dxa"/>
+            <w:left w:w="108" w:type="dxa"/>
+            <w:bottom w:w="0" w:type="dxa"/>
+            <w:right w:w="108" w:type="dxa"/>
+          </w:tblCellMar>
+        </w:tblPrEx>
+        <w:tc>
+          <w:tcPr>
+            <w:tcW w:w="3551" w:type="dxa"/>
+            <w:vAlign w:val="center"/>
+          </w:tcPr>
+          <w:p>
+            <w:pPr>
+              <w:widowControl w:val="0"/>
+              <w:numPr>
+                <w:ilvl w:val="0"/>
+                <w:numId w:val="0"/>
+              </w:numPr>
+              <w:jc w:val="center"/>
+              <w:rPr>
+                <w:rFonts w:hint="default" w:ascii="Times New Roman" w:hAnsi="Times New Roman" w:eastAsia="SimSun"/>
+                <w:b/>
+                <w:bCs/>
+                <w:color w:val="auto"/>
+                <w:sz w:val="24"/>
+                <w:szCs w:val="24"/>
+                <w:u w:val="none"/>
+                <w:vertAlign w:val="baseline"/>
+                <w:lang w:val="en-US"/>
+              </w:rPr>
+            </w:pPr>
+            <w:r>
+              <w:rPr>
+                <w:rFonts w:hint="default" w:ascii="Times New Roman" w:hAnsi="Times New Roman" w:eastAsia="SimSun"/>
+                <w:b/>
+                <w:bCs/>
+                <w:color w:val="auto"/>
+                <w:sz w:val="24"/>
+                <w:szCs w:val="24"/>
+                <w:u w:val="none"/>
+                <w:vertAlign w:val="baseline"/>
+                <w:lang w:val="en-US"/>
+              </w:rPr>
+              <w:t>mart_top_directors business-rule tests</w:t>
+            </w:r>
+          </w:p>
+        </w:tc>
+        <w:tc>
+          <w:tcPr>
+            <w:tcW w:w="1908" w:type="dxa"/>
+            <w:vAlign w:val="center"/>
+          </w:tcPr>
+          <w:p>
+            <w:pPr>
+              <w:widowControl w:val="0"/>
+              <w:numPr>
+                <w:ilvl w:val="0"/>
+                <w:numId w:val="0"/>
+              </w:numPr>
+              <w:jc w:val="center"/>
+              <w:rPr>
+                <w:rFonts w:hint="default" w:ascii="Times New Roman" w:hAnsi="Times New Roman" w:eastAsia="SimSun"/>
+                <w:b w:val="0"/>
+                <w:bCs w:val="0"/>
+                <w:color w:val="auto"/>
+                <w:sz w:val="24"/>
+                <w:szCs w:val="24"/>
+                <w:u w:val="single"/>
+                <w:vertAlign w:val="baseline"/>
+                <w:lang w:val="en-US"/>
+              </w:rPr>
+            </w:pPr>
+            <w:r>
+              <w:rPr>
+                <w:rFonts w:hint="default" w:ascii="Times New Roman" w:hAnsi="Times New Roman" w:eastAsia="SimSun"/>
+                <w:b w:val="0"/>
+                <w:bCs w:val="0"/>
+                <w:color w:val="auto"/>
+                <w:sz w:val="24"/>
+                <w:szCs w:val="24"/>
+                <w:u w:val="single"/>
+                <w:vertAlign w:val="baseline"/>
+                <w:lang w:val="en-US"/>
+              </w:rPr>
+              <w:t>mart_top_directors</w:t>
+            </w:r>
+          </w:p>
+        </w:tc>
+        <w:tc>
+          <w:tcPr>
+            <w:tcW w:w="1894" w:type="dxa"/>
+            <w:vAlign w:val="center"/>
+          </w:tcPr>
+          <w:p>
+            <w:pPr>
+              <w:widowControl w:val="0"/>
+              <w:numPr>
+                <w:ilvl w:val="0"/>
+                <w:numId w:val="0"/>
+              </w:numPr>
+              <w:jc w:val="center"/>
+              <w:rPr>
+                <w:rFonts w:hint="default" w:ascii="Times New Roman" w:hAnsi="Times New Roman" w:eastAsia="SimSun"/>
+                <w:b w:val="0"/>
+                <w:bCs w:val="0"/>
+                <w:color w:val="auto"/>
+                <w:sz w:val="24"/>
+                <w:szCs w:val="24"/>
+                <w:u w:val="none"/>
+                <w:vertAlign w:val="baseline"/>
+                <w:lang w:val="en-US"/>
+              </w:rPr>
+            </w:pPr>
+            <w:r>
+              <w:rPr>
+                <w:rFonts w:hint="default" w:ascii="Times New Roman" w:hAnsi="Times New Roman" w:eastAsia="SimSun"/>
+                <w:b w:val="0"/>
+                <w:bCs w:val="0"/>
+                <w:color w:val="auto"/>
+                <w:sz w:val="24"/>
+                <w:szCs w:val="24"/>
+                <w:u w:val="none"/>
+                <w:vertAlign w:val="baseline"/>
+                <w:lang w:val="en-US"/>
+              </w:rPr>
+              <w:t>Validate minimum 5 titles, minimum 1,000 combined votes, rank range 1–10, and uniqueness of director/rank.</w:t>
+            </w:r>
+          </w:p>
+        </w:tc>
+        <w:tc>
+          <w:tcPr>
+            <w:tcW w:w="2630" w:type="dxa"/>
+            <w:vAlign w:val="center"/>
+          </w:tcPr>
+          <w:p>
+            <w:pPr>
+              <w:widowControl w:val="0"/>
+              <w:numPr>
+                <w:ilvl w:val="0"/>
+                <w:numId w:val="0"/>
+              </w:numPr>
+              <w:jc w:val="center"/>
+              <w:rPr>
+                <w:rFonts w:hint="default" w:ascii="Times New Roman" w:hAnsi="Times New Roman" w:eastAsia="SimSun"/>
+                <w:b w:val="0"/>
+                <w:bCs w:val="0"/>
+                <w:color w:val="auto"/>
+                <w:sz w:val="24"/>
+                <w:szCs w:val="24"/>
+                <w:u w:val="none"/>
+                <w:vertAlign w:val="baseline"/>
+                <w:lang w:val="en-US"/>
+              </w:rPr>
+            </w:pPr>
+            <w:r>
+              <w:rPr>
+                <w:rFonts w:hint="default" w:ascii="Times New Roman" w:hAnsi="Times New Roman" w:eastAsia="SimSun"/>
+                <w:b w:val="0"/>
+                <w:bCs w:val="0"/>
+                <w:color w:val="auto"/>
+                <w:sz w:val="24"/>
+                <w:szCs w:val="24"/>
+                <w:u w:val="none"/>
+                <w:vertAlign w:val="baseline"/>
+                <w:lang w:val="en-US"/>
+              </w:rPr>
+              <w:t>Error</w:t>
+            </w:r>
+          </w:p>
+        </w:tc>
+      </w:tr>
+    </w:tbl>
+    <w:p>
+      <w:pPr>
+        <w:numPr>
+          <w:ilvl w:val="0"/>
+          <w:numId w:val="0"/>
+        </w:numPr>
+        <w:jc w:val="left"/>
+        <w:rPr>
+          <w:rFonts w:hint="default" w:ascii="Times New Roman" w:hAnsi="Times New Roman" w:eastAsia="SimSun"/>
+          <w:b w:val="0"/>
+          <w:bCs w:val="0"/>
+          <w:color w:val="auto"/>
+          <w:sz w:val="24"/>
+          <w:szCs w:val="24"/>
+          <w:u w:val="none"/>
+          <w:lang w:val="en-US"/>
+        </w:rPr>
+      </w:pPr>
+    </w:p>
+    <w:p>
+      <w:pPr>
+        <w:numPr>
+          <w:ilvl w:val="0"/>
+          <w:numId w:val="1"/>
+        </w:numPr>
+        <w:ind w:left="425" w:leftChars="0" w:hanging="425" w:firstLineChars="0"/>
+        <w:jc w:val="left"/>
+        <w:rPr>
+          <w:rFonts w:hint="default" w:ascii="Times New Roman" w:hAnsi="Times New Roman" w:eastAsia="SimSun"/>
+          <w:b/>
+          <w:bCs/>
+          <w:color w:val="auto"/>
+          <w:sz w:val="28"/>
+          <w:szCs w:val="28"/>
+          <w:u w:val="none"/>
+          <w:lang w:val="en-US"/>
+        </w:rPr>
+      </w:pPr>
+      <w:r>
+        <w:rPr>
+          <w:rFonts w:hint="default" w:ascii="Times New Roman" w:hAnsi="Times New Roman" w:eastAsia="SimSun"/>
+          <w:b/>
+          <w:bCs/>
+          <w:color w:val="auto"/>
+          <w:sz w:val="32"/>
+          <w:szCs w:val="32"/>
+          <w:u w:val="none"/>
+          <w:lang w:val="en-US"/>
+        </w:rPr>
+        <w:t>Answers to the Deliverable Questions</w:t>
+      </w:r>
+    </w:p>
+    <w:p>
+      <w:pPr>
+        <w:numPr>
+          <w:ilvl w:val="1"/>
+          <w:numId w:val="1"/>
+        </w:numPr>
+        <w:ind w:left="840" w:leftChars="0" w:hanging="420" w:firstLineChars="0"/>
+        <w:jc w:val="left"/>
+        <w:rPr>
+          <w:rFonts w:hint="default" w:ascii="Times New Roman" w:hAnsi="Times New Roman" w:eastAsia="SimSun" w:cs="Times New Roman"/>
+          <w:b/>
+          <w:bCs/>
+          <w:color w:val="auto"/>
+          <w:sz w:val="24"/>
+          <w:szCs w:val="24"/>
+          <w:u w:val="none"/>
+          <w:lang w:val="en-US"/>
+        </w:rPr>
+      </w:pPr>
+      <w:r>
+        <w:rPr>
+          <w:rFonts w:hint="default" w:ascii="Times New Roman" w:hAnsi="Times New Roman" w:eastAsia="SimSun"/>
+          <w:b/>
+          <w:bCs/>
+          <w:color w:val="auto"/>
+          <w:sz w:val="24"/>
+          <w:szCs w:val="24"/>
+          <w:u w:val="none"/>
+          <w:lang w:val="en-US"/>
+        </w:rPr>
+        <w:t xml:space="preserve">Question: </w:t>
+      </w:r>
+      <w:r>
+        <w:rPr>
+          <w:rFonts w:hint="default" w:ascii="Times New Roman" w:hAnsi="Times New Roman" w:eastAsia="SimSun"/>
+          <w:b w:val="0"/>
+          <w:bCs w:val="0"/>
+          <w:color w:val="auto"/>
+          <w:sz w:val="24"/>
+          <w:szCs w:val="24"/>
+          <w:u w:val="none"/>
+          <w:lang w:val="en-US"/>
+        </w:rPr>
+        <w:t>Who are the</w:t>
+      </w:r>
+      <w:r>
+        <w:rPr>
+          <w:rFonts w:hint="default" w:ascii="Times New Roman" w:hAnsi="Times New Roman" w:eastAsia="SimSun" w:cs="Times New Roman"/>
+          <w:b w:val="0"/>
+          <w:bCs w:val="0"/>
+          <w:color w:val="auto"/>
+          <w:sz w:val="24"/>
+          <w:szCs w:val="24"/>
+          <w:u w:val="none"/>
+          <w:lang w:val="en-US"/>
+        </w:rPr>
+        <w:t xml:space="preserve"> </w:t>
+      </w:r>
+      <w:r>
+        <w:rPr>
+          <w:rFonts w:hint="default" w:ascii="Times New Roman" w:hAnsi="Times New Roman" w:eastAsia="SimSun" w:cs="Times New Roman"/>
+          <w:sz w:val="24"/>
+          <w:szCs w:val="24"/>
+        </w:rPr>
+        <w:t>top 10 directors by average rating, restricted to those with 5+ titles and 1,000+ combined votes?</w:t>
+      </w:r>
+    </w:p>
+    <w:p>
+      <w:pPr>
+        <w:numPr>
+          <w:numId w:val="0"/>
+        </w:numPr>
+        <w:ind w:left="420" w:leftChars="0"/>
+        <w:jc w:val="left"/>
+        <w:rPr>
+          <w:rFonts w:hint="default" w:ascii="Times New Roman" w:hAnsi="Times New Roman" w:eastAsia="SimSun"/>
+          <w:b w:val="0"/>
+          <w:bCs w:val="0"/>
+          <w:color w:val="auto"/>
+          <w:sz w:val="24"/>
+          <w:szCs w:val="24"/>
+          <w:u w:val="none"/>
+          <w:lang w:val="en-US"/>
+        </w:rPr>
+      </w:pPr>
+      <w:r>
+        <w:rPr>
+          <w:rFonts w:hint="default" w:ascii="Times New Roman" w:hAnsi="Times New Roman" w:eastAsia="SimSun" w:cs="Times New Roman"/>
+          <w:b w:val="0"/>
+          <w:bCs w:val="0"/>
+          <w:color w:val="auto"/>
+          <w:sz w:val="24"/>
+          <w:szCs w:val="24"/>
+          <w:u w:val="none"/>
+          <w:lang w:val="en-US"/>
+        </w:rPr>
+        <w:tab/>
+        <w:t xml:space="preserve"> </w:t>
+      </w:r>
+      <w:r>
+        <w:rPr>
+          <w:rFonts w:hint="default" w:ascii="Times New Roman" w:hAnsi="Times New Roman" w:eastAsia="SimSun" w:cs="Times New Roman"/>
+          <w:b/>
+          <w:bCs/>
+          <w:color w:val="auto"/>
+          <w:sz w:val="24"/>
+          <w:szCs w:val="24"/>
+          <w:u w:val="none"/>
+          <w:lang w:val="en-US"/>
+        </w:rPr>
+        <w:t>Model</w:t>
+      </w:r>
+      <w:r>
+        <w:rPr>
+          <w:rFonts w:hint="default" w:ascii="Times New Roman" w:hAnsi="Times New Roman" w:eastAsia="SimSun" w:cs="Times New Roman"/>
+          <w:b w:val="0"/>
+          <w:bCs w:val="0"/>
+          <w:color w:val="auto"/>
+          <w:sz w:val="24"/>
+          <w:szCs w:val="24"/>
+          <w:u w:val="none"/>
+          <w:lang w:val="en-US"/>
+        </w:rPr>
+        <w:t xml:space="preserve">: </w:t>
+      </w:r>
+      <w:r>
+        <w:rPr>
+          <w:rFonts w:hint="default" w:ascii="Times New Roman" w:hAnsi="Times New Roman" w:eastAsia="SimSun"/>
+          <w:b w:val="0"/>
+          <w:bCs w:val="0"/>
+          <w:color w:val="auto"/>
+          <w:sz w:val="24"/>
+          <w:szCs w:val="24"/>
+          <w:u w:val="single"/>
+          <w:lang w:val="en-US"/>
+        </w:rPr>
+        <w:t>mart_top_directors</w:t>
+      </w:r>
+      <w:r>
+        <w:rPr>
+          <w:rFonts w:hint="default" w:ascii="Times New Roman" w:hAnsi="Times New Roman" w:eastAsia="SimSun"/>
+          <w:b w:val="0"/>
+          <w:bCs w:val="0"/>
+          <w:color w:val="auto"/>
+          <w:sz w:val="24"/>
+          <w:szCs w:val="24"/>
+          <w:u w:val="none"/>
+          <w:lang w:val="en-US"/>
+        </w:rPr>
+        <w:t xml:space="preserve"> joins </w:t>
+      </w:r>
+      <w:r>
+        <w:rPr>
+          <w:rFonts w:hint="default" w:ascii="Times New Roman" w:hAnsi="Times New Roman" w:eastAsia="SimSun"/>
+          <w:b w:val="0"/>
+          <w:bCs w:val="0"/>
+          <w:color w:val="auto"/>
+          <w:sz w:val="24"/>
+          <w:szCs w:val="24"/>
+          <w:u w:val="single"/>
+          <w:lang w:val="en-US"/>
+        </w:rPr>
+        <w:t>bridge_title_crew</w:t>
+      </w:r>
+      <w:r>
+        <w:rPr>
+          <w:rFonts w:hint="default" w:ascii="Times New Roman" w:hAnsi="Times New Roman" w:eastAsia="SimSun"/>
+          <w:b w:val="0"/>
+          <w:bCs w:val="0"/>
+          <w:color w:val="auto"/>
+          <w:sz w:val="24"/>
+          <w:szCs w:val="24"/>
+          <w:u w:val="none"/>
+          <w:lang w:val="en-US"/>
+        </w:rPr>
+        <w:t xml:space="preserve">, </w:t>
+      </w:r>
+      <w:r>
+        <w:rPr>
+          <w:rFonts w:hint="default" w:ascii="Times New Roman" w:hAnsi="Times New Roman" w:eastAsia="SimSun"/>
+          <w:b w:val="0"/>
+          <w:bCs w:val="0"/>
+          <w:color w:val="auto"/>
+          <w:sz w:val="24"/>
+          <w:szCs w:val="24"/>
+          <w:u w:val="single"/>
+          <w:lang w:val="en-US"/>
+        </w:rPr>
+        <w:t>dim_person</w:t>
+      </w:r>
+      <w:r>
+        <w:rPr>
+          <w:rFonts w:hint="default" w:ascii="Times New Roman" w:hAnsi="Times New Roman" w:eastAsia="SimSun"/>
+          <w:b w:val="0"/>
+          <w:bCs w:val="0"/>
+          <w:color w:val="auto"/>
+          <w:sz w:val="24"/>
+          <w:szCs w:val="24"/>
+          <w:u w:val="none"/>
+          <w:lang w:val="en-US"/>
+        </w:rPr>
+        <w:t xml:space="preserve">, and </w:t>
+      </w:r>
+      <w:r>
+        <w:rPr>
+          <w:rFonts w:hint="default" w:ascii="Times New Roman" w:hAnsi="Times New Roman" w:eastAsia="SimSun"/>
+          <w:b w:val="0"/>
+          <w:bCs w:val="0"/>
+          <w:color w:val="auto"/>
+          <w:sz w:val="24"/>
+          <w:szCs w:val="24"/>
+          <w:u w:val="single"/>
+          <w:lang w:val="en-US"/>
+        </w:rPr>
+        <w:t>fct_title_ratings</w:t>
+      </w:r>
+      <w:r>
+        <w:rPr>
+          <w:rFonts w:hint="default" w:ascii="Times New Roman" w:hAnsi="Times New Roman" w:eastAsia="SimSun"/>
+          <w:b w:val="0"/>
+          <w:bCs w:val="0"/>
+          <w:color w:val="auto"/>
+          <w:sz w:val="24"/>
+          <w:szCs w:val="24"/>
+          <w:u w:val="none"/>
+          <w:lang w:val="en-US"/>
+        </w:rPr>
+        <w:t xml:space="preserve">, filters directors with at least 5 titles and 1,000 combined votes, and ranks them by </w:t>
+      </w:r>
+      <w:r>
+        <w:rPr>
+          <w:rFonts w:hint="default" w:ascii="Times New Roman" w:hAnsi="Times New Roman" w:eastAsia="SimSun"/>
+          <w:b w:val="0"/>
+          <w:bCs w:val="0"/>
+          <w:color w:val="auto"/>
+          <w:sz w:val="24"/>
+          <w:szCs w:val="24"/>
+          <w:u w:val="single"/>
+          <w:lang w:val="en-US"/>
+        </w:rPr>
+        <w:t>average_rating</w:t>
+      </w:r>
+      <w:r>
+        <w:rPr>
+          <w:rFonts w:hint="default" w:ascii="Times New Roman" w:hAnsi="Times New Roman" w:eastAsia="SimSun"/>
+          <w:b w:val="0"/>
+          <w:bCs w:val="0"/>
+          <w:color w:val="auto"/>
+          <w:sz w:val="24"/>
+          <w:szCs w:val="24"/>
+          <w:u w:val="none"/>
+          <w:lang w:val="en-US"/>
+        </w:rPr>
+        <w:t>.</w:t>
+      </w:r>
+    </w:p>
+    <w:p>
+      <w:pPr>
+        <w:numPr>
+          <w:numId w:val="0"/>
+        </w:numPr>
+        <w:ind w:left="420" w:leftChars="0"/>
+        <w:jc w:val="left"/>
+        <w:rPr>
+          <w:rFonts w:hint="default" w:ascii="Times New Roman" w:hAnsi="Times New Roman" w:eastAsia="SimSun"/>
+          <w:b/>
+          <w:bCs/>
+          <w:color w:val="auto"/>
+          <w:sz w:val="24"/>
+          <w:szCs w:val="24"/>
+          <w:lang w:val="en-US"/>
+        </w:rPr>
+      </w:pPr>
+      <w:r>
+        <w:rPr>
+          <w:rFonts w:hint="default" w:ascii="Times New Roman" w:hAnsi="Times New Roman" w:eastAsia="SimSun"/>
+          <w:b/>
+          <w:bCs/>
+          <w:color w:val="auto"/>
+          <w:sz w:val="24"/>
+          <w:szCs w:val="24"/>
+          <w:lang w:val="en-US"/>
+        </w:rPr>
+        <w:tab/>
+        <w:t xml:space="preserve"> Result:</w:t>
+      </w:r>
+    </w:p>
+    <w:tbl>
+      <w:tblPr>
+        <w:tblStyle w:val="9"/>
+        <w:tblW w:w="0" w:type="auto"/>
+        <w:tblInd w:w="0" w:type="dxa"/>
+        <w:tblBorders>
+          <w:top w:val="single" w:color="auto" w:sz="4" w:space="0"/>
+          <w:left w:val="single" w:color="auto" w:sz="4" w:space="0"/>
+          <w:bottom w:val="single" w:color="auto" w:sz="4" w:space="0"/>
+          <w:right w:val="single" w:color="auto" w:sz="4" w:space="0"/>
+          <w:insideH w:val="single" w:color="auto" w:sz="4" w:space="0"/>
+          <w:insideV w:val="single" w:color="auto" w:sz="4" w:space="0"/>
+        </w:tblBorders>
+        <w:tblLayout w:type="autofit"/>
+        <w:tblCellMar>
           <w:left w:w="108" w:type="dxa"/>
           <w:right w:w="108" w:type="dxa"/>
         </w:tblCellMar>
       </w:tblPr>
       <w:tblGrid>
-        <w:gridCol w:w="3551"/>
-        <w:gridCol w:w="1909"/>
-        <w:gridCol w:w="1894"/>
-        <w:gridCol w:w="2629"/>
+        <w:gridCol w:w="1420"/>
+        <w:gridCol w:w="1420"/>
+        <w:gridCol w:w="1420"/>
+        <w:gridCol w:w="1420"/>
+        <w:gridCol w:w="1421"/>
+        <w:gridCol w:w="1421"/>
       </w:tblGrid>
       <w:tr>
         <w:tblPrEx>
@@ -10360,7 +12083,8 @@
         </w:tblPrEx>
         <w:tc>
           <w:tcPr>
-            <w:tcW w:w="3551" w:type="dxa"/>
+            <w:tcW w:w="1420" w:type="dxa"/>
+            <w:vAlign w:val="center"/>
           </w:tcPr>
           <w:p>
             <w:pPr>
@@ -10375,7 +12099,6 @@
                 <w:color w:val="auto"/>
                 <w:sz w:val="24"/>
                 <w:szCs w:val="24"/>
-                <w:u w:val="none"/>
                 <w:vertAlign w:val="baseline"/>
                 <w:lang w:val="en-US"/>
               </w:rPr>
@@ -10388,17 +12111,17 @@
                 <w:color w:val="auto"/>
                 <w:sz w:val="24"/>
                 <w:szCs w:val="24"/>
-                <w:u w:val="none"/>
-                <w:vertAlign w:val="baseline"/>
-                <w:lang w:val="en-US"/>
-              </w:rPr>
-              <w:t>Test</w:t>
-            </w:r>
-          </w:p>
-        </w:tc>
-        <w:tc>
-          <w:tcPr>
-            <w:tcW w:w="1908" w:type="dxa"/>
+                <w:vertAlign w:val="baseline"/>
+                <w:lang w:val="en-US"/>
+              </w:rPr>
+              <w:t>Rank</w:t>
+            </w:r>
+          </w:p>
+        </w:tc>
+        <w:tc>
+          <w:tcPr>
+            <w:tcW w:w="1420" w:type="dxa"/>
+            <w:vAlign w:val="center"/>
           </w:tcPr>
           <w:p>
             <w:pPr>
@@ -10413,7 +12136,6 @@
                 <w:color w:val="auto"/>
                 <w:sz w:val="24"/>
                 <w:szCs w:val="24"/>
-                <w:u w:val="none"/>
                 <w:vertAlign w:val="baseline"/>
                 <w:lang w:val="en-US"/>
               </w:rPr>
@@ -10426,17 +12148,17 @@
                 <w:color w:val="auto"/>
                 <w:sz w:val="24"/>
                 <w:szCs w:val="24"/>
-                <w:u w:val="none"/>
-                <w:vertAlign w:val="baseline"/>
-                <w:lang w:val="en-US"/>
-              </w:rPr>
-              <w:t>Model(s)</w:t>
-            </w:r>
-          </w:p>
-        </w:tc>
-        <w:tc>
-          <w:tcPr>
-            <w:tcW w:w="1894" w:type="dxa"/>
+                <w:vertAlign w:val="baseline"/>
+                <w:lang w:val="en-US"/>
+              </w:rPr>
+              <w:t>Director</w:t>
+            </w:r>
+          </w:p>
+        </w:tc>
+        <w:tc>
+          <w:tcPr>
+            <w:tcW w:w="1420" w:type="dxa"/>
+            <w:vAlign w:val="center"/>
           </w:tcPr>
           <w:p>
             <w:pPr>
@@ -10451,7 +12173,6 @@
                 <w:color w:val="auto"/>
                 <w:sz w:val="24"/>
                 <w:szCs w:val="24"/>
-                <w:u w:val="none"/>
                 <w:vertAlign w:val="baseline"/>
                 <w:lang w:val="en-US"/>
               </w:rPr>
@@ -10464,17 +12185,17 @@
                 <w:color w:val="auto"/>
                 <w:sz w:val="24"/>
                 <w:szCs w:val="24"/>
-                <w:u w:val="none"/>
-                <w:vertAlign w:val="baseline"/>
-                <w:lang w:val="en-US"/>
-              </w:rPr>
-              <w:t>Purpose</w:t>
-            </w:r>
-          </w:p>
-        </w:tc>
-        <w:tc>
-          <w:tcPr>
-            <w:tcW w:w="2630" w:type="dxa"/>
+                <w:vertAlign w:val="baseline"/>
+                <w:lang w:val="en-US"/>
+              </w:rPr>
+              <w:t>Title count</w:t>
+            </w:r>
+          </w:p>
+        </w:tc>
+        <w:tc>
+          <w:tcPr>
+            <w:tcW w:w="1420" w:type="dxa"/>
+            <w:vAlign w:val="center"/>
           </w:tcPr>
           <w:p>
             <w:pPr>
@@ -10489,7 +12210,6 @@
                 <w:color w:val="auto"/>
                 <w:sz w:val="24"/>
                 <w:szCs w:val="24"/>
-                <w:u w:val="none"/>
                 <w:vertAlign w:val="baseline"/>
                 <w:lang w:val="en-US"/>
               </w:rPr>
@@ -10502,11 +12222,84 @@
                 <w:color w:val="auto"/>
                 <w:sz w:val="24"/>
                 <w:szCs w:val="24"/>
-                <w:u w:val="none"/>
-                <w:vertAlign w:val="baseline"/>
-                <w:lang w:val="en-US"/>
-              </w:rPr>
-              <w:t>Serverity</w:t>
+                <w:vertAlign w:val="baseline"/>
+                <w:lang w:val="en-US"/>
+              </w:rPr>
+              <w:t>Combined votes</w:t>
+            </w:r>
+          </w:p>
+        </w:tc>
+        <w:tc>
+          <w:tcPr>
+            <w:tcW w:w="1421" w:type="dxa"/>
+            <w:vAlign w:val="center"/>
+          </w:tcPr>
+          <w:p>
+            <w:pPr>
+              <w:numPr>
+                <w:numId w:val="0"/>
+              </w:numPr>
+              <w:jc w:val="center"/>
+              <w:rPr>
+                <w:rFonts w:hint="default" w:ascii="Times New Roman" w:hAnsi="Times New Roman" w:eastAsia="SimSun"/>
+                <w:b/>
+                <w:bCs/>
+                <w:color w:val="auto"/>
+                <w:sz w:val="24"/>
+                <w:szCs w:val="24"/>
+                <w:vertAlign w:val="baseline"/>
+                <w:lang w:val="en-US"/>
+              </w:rPr>
+            </w:pPr>
+            <w:r>
+              <w:rPr>
+                <w:rFonts w:hint="default" w:ascii="Times New Roman" w:hAnsi="Times New Roman" w:eastAsia="SimSun"/>
+                <w:b/>
+                <w:bCs/>
+                <w:color w:val="auto"/>
+                <w:sz w:val="24"/>
+                <w:szCs w:val="24"/>
+                <w:vertAlign w:val="baseline"/>
+                <w:lang w:val="en-US"/>
+              </w:rPr>
+              <w:t>Average rating</w:t>
+            </w:r>
+          </w:p>
+        </w:tc>
+        <w:tc>
+          <w:tcPr>
+            <w:tcW w:w="1421" w:type="dxa"/>
+            <w:vAlign w:val="center"/>
+          </w:tcPr>
+          <w:p>
+            <w:pPr>
+              <w:numPr>
+                <w:numId w:val="0"/>
+              </w:numPr>
+              <w:jc w:val="center"/>
+              <w:rPr>
+                <w:rFonts w:hint="default" w:ascii="Times New Roman" w:hAnsi="Times New Roman" w:eastAsia="SimSun"/>
+                <w:b/>
+                <w:bCs/>
+                <w:color w:val="auto"/>
+                <w:sz w:val="24"/>
+                <w:szCs w:val="24"/>
+                <w:vertAlign w:val="baseline"/>
+                <w:lang w:val="en-US"/>
+              </w:rPr>
+            </w:pPr>
+            <w:r>
+              <w:rPr>
+                <w:rFonts w:hint="default" w:ascii="Times New Roman" w:hAnsi="Times New Roman" w:eastAsia="SimSun"/>
+                <w:b/>
+                <w:bCs/>
+                <w:color w:val="auto"/>
+                <w:sz w:val="24"/>
+                <w:szCs w:val="24"/>
+                <w:vertAlign w:val="baseline"/>
+                <w:lang w:val="en-US"/>
+              </w:rPr>
+              <w:t>Weighted average rating</w:t>
             </w:r>
           </w:p>
         </w:tc>
@@ -10528,7 +12321,7 @@
         </w:tblPrEx>
         <w:tc>
           <w:tcPr>
-            <w:tcW w:w="3551" w:type="dxa"/>
+            <w:tcW w:w="1420" w:type="dxa"/>
             <w:vAlign w:val="center"/>
           </w:tcPr>
           <w:p>
@@ -10539,35 +12332,33 @@
               <w:jc w:val="center"/>
               <w:rPr>
                 <w:rFonts w:hint="default" w:ascii="Times New Roman" w:hAnsi="Times New Roman" w:eastAsia="SimSun"/>
-                <w:b/>
-                <w:bCs/>
-                <w:color w:val="auto"/>
-                <w:sz w:val="24"/>
-                <w:szCs w:val="24"/>
-                <w:u w:val="single"/>
-                <w:vertAlign w:val="baseline"/>
-                <w:lang w:val="en-US"/>
-              </w:rPr>
-            </w:pPr>
-            <w:r>
-              <w:rPr>
-                <w:rFonts w:hint="default" w:ascii="Times New Roman" w:hAnsi="Times New Roman" w:eastAsia="SimSun"/>
-                <w:b/>
-                <w:bCs/>
-                <w:color w:val="auto"/>
-                <w:sz w:val="24"/>
-                <w:szCs w:val="24"/>
-                <w:u w:val="none"/>
-                <w:vertAlign w:val="baseline"/>
-                <w:lang w:val="en-US"/>
-              </w:rPr>
-              <w:t>not_null</w:t>
-            </w:r>
-          </w:p>
-        </w:tc>
-        <w:tc>
-          <w:tcPr>
-            <w:tcW w:w="1908" w:type="dxa"/>
+                <w:b w:val="0"/>
+                <w:bCs w:val="0"/>
+                <w:color w:val="auto"/>
+                <w:sz w:val="24"/>
+                <w:szCs w:val="24"/>
+                <w:vertAlign w:val="baseline"/>
+                <w:lang w:val="en-US"/>
+              </w:rPr>
+            </w:pPr>
+            <w:r>
+              <w:rPr>
+                <w:rFonts w:hint="default" w:ascii="Times New Roman" w:hAnsi="Times New Roman" w:eastAsia="SimSun"/>
+                <w:b w:val="0"/>
+                <w:bCs w:val="0"/>
+                <w:color w:val="auto"/>
+                <w:sz w:val="24"/>
+                <w:szCs w:val="24"/>
+                <w:vertAlign w:val="baseline"/>
+                <w:lang w:val="en-US"/>
+              </w:rPr>
+              <w:t>1</w:t>
+            </w:r>
+          </w:p>
+        </w:tc>
+        <w:tc>
+          <w:tcPr>
+            <w:tcW w:w="1420" w:type="dxa"/>
             <w:vAlign w:val="center"/>
           </w:tcPr>
           <w:p>
@@ -10583,30 +12374,28 @@
                 <w:color w:val="auto"/>
                 <w:sz w:val="24"/>
                 <w:szCs w:val="24"/>
-                <w:u w:val="none"/>
-                <w:vertAlign w:val="baseline"/>
-                <w:lang w:val="en-US"/>
-              </w:rPr>
-            </w:pPr>
-            <w:r>
-              <w:rPr>
-                <w:rFonts w:hint="default" w:ascii="Times New Roman" w:hAnsi="Times New Roman" w:eastAsia="SimSun"/>
-                <w:b w:val="0"/>
-                <w:bCs w:val="0"/>
-                <w:color w:val="auto"/>
-                <w:sz w:val="24"/>
-                <w:szCs w:val="24"/>
-                <w:u w:val="none"/>
-                <w:vertAlign w:val="baseline"/>
-                <w:lang w:val="en-US"/>
-              </w:rPr>
-              <w:t>Fact, dimensions, bridges, intermediate models</w:t>
-            </w:r>
-          </w:p>
-        </w:tc>
-        <w:tc>
-          <w:tcPr>
-            <w:tcW w:w="1894" w:type="dxa"/>
+                <w:vertAlign w:val="baseline"/>
+                <w:lang w:val="en-US"/>
+              </w:rPr>
+            </w:pPr>
+            <w:r>
+              <w:rPr>
+                <w:rFonts w:hint="default" w:ascii="Times New Roman" w:hAnsi="Times New Roman" w:eastAsia="SimSun"/>
+                <w:b w:val="0"/>
+                <w:bCs w:val="0"/>
+                <w:color w:val="auto"/>
+                <w:sz w:val="24"/>
+                <w:szCs w:val="24"/>
+                <w:vertAlign w:val="baseline"/>
+                <w:lang w:val="en-US"/>
+              </w:rPr>
+              <w:t>Cat Santarosa</w:t>
+            </w:r>
+          </w:p>
+        </w:tc>
+        <w:tc>
+          <w:tcPr>
+            <w:tcW w:w="1420" w:type="dxa"/>
             <w:vAlign w:val="center"/>
           </w:tcPr>
           <w:p>
@@ -10622,30 +12411,28 @@
                 <w:color w:val="auto"/>
                 <w:sz w:val="24"/>
                 <w:szCs w:val="24"/>
-                <w:u w:val="none"/>
-                <w:vertAlign w:val="baseline"/>
-                <w:lang w:val="en-US"/>
-              </w:rPr>
-            </w:pPr>
-            <w:r>
-              <w:rPr>
-                <w:rFonts w:hint="default" w:ascii="Times New Roman" w:hAnsi="Times New Roman" w:eastAsia="SimSun"/>
-                <w:b w:val="0"/>
-                <w:bCs w:val="0"/>
-                <w:color w:val="auto"/>
-                <w:sz w:val="24"/>
-                <w:szCs w:val="24"/>
-                <w:u w:val="none"/>
-                <w:vertAlign w:val="baseline"/>
-                <w:lang w:val="en-US"/>
-              </w:rPr>
-              <w:t>Ensures required identifiers and measures are present.</w:t>
-            </w:r>
-          </w:p>
-        </w:tc>
-        <w:tc>
-          <w:tcPr>
-            <w:tcW w:w="2630" w:type="dxa"/>
+                <w:vertAlign w:val="baseline"/>
+                <w:lang w:val="en-US"/>
+              </w:rPr>
+            </w:pPr>
+            <w:r>
+              <w:rPr>
+                <w:rFonts w:hint="default" w:ascii="Times New Roman" w:hAnsi="Times New Roman" w:eastAsia="SimSun"/>
+                <w:b w:val="0"/>
+                <w:bCs w:val="0"/>
+                <w:color w:val="auto"/>
+                <w:sz w:val="24"/>
+                <w:szCs w:val="24"/>
+                <w:vertAlign w:val="baseline"/>
+                <w:lang w:val="en-US"/>
+              </w:rPr>
+              <w:t>499</w:t>
+            </w:r>
+          </w:p>
+        </w:tc>
+        <w:tc>
+          <w:tcPr>
+            <w:tcW w:w="1420" w:type="dxa"/>
             <w:vAlign w:val="center"/>
           </w:tcPr>
           <w:p>
@@ -10661,24 +12448,96 @@
                 <w:color w:val="auto"/>
                 <w:sz w:val="24"/>
                 <w:szCs w:val="24"/>
-                <w:u w:val="none"/>
-                <w:vertAlign w:val="baseline"/>
-                <w:lang w:val="en-US"/>
-              </w:rPr>
-            </w:pPr>
-            <w:r>
-              <w:rPr>
-                <w:rFonts w:hint="default" w:ascii="Times New Roman" w:hAnsi="Times New Roman" w:eastAsia="SimSun"/>
-                <w:b w:val="0"/>
-                <w:bCs w:val="0"/>
-                <w:color w:val="auto"/>
-                <w:sz w:val="24"/>
-                <w:szCs w:val="24"/>
-                <w:u w:val="none"/>
-                <w:vertAlign w:val="baseline"/>
-                <w:lang w:val="en-US"/>
-              </w:rPr>
-              <w:t>Error</w:t>
+                <w:vertAlign w:val="baseline"/>
+                <w:lang w:val="en-US"/>
+              </w:rPr>
+            </w:pPr>
+            <w:r>
+              <w:rPr>
+                <w:rFonts w:hint="default" w:ascii="Times New Roman" w:hAnsi="Times New Roman" w:eastAsia="SimSun"/>
+                <w:b w:val="0"/>
+                <w:bCs w:val="0"/>
+                <w:color w:val="auto"/>
+                <w:sz w:val="24"/>
+                <w:szCs w:val="24"/>
+                <w:vertAlign w:val="baseline"/>
+                <w:lang w:val="en-US"/>
+              </w:rPr>
+              <w:t>18276</w:t>
+            </w:r>
+          </w:p>
+        </w:tc>
+        <w:tc>
+          <w:tcPr>
+            <w:tcW w:w="1421" w:type="dxa"/>
+            <w:vAlign w:val="center"/>
+          </w:tcPr>
+          <w:p>
+            <w:pPr>
+              <w:numPr>
+                <w:numId w:val="0"/>
+              </w:numPr>
+              <w:jc w:val="center"/>
+              <w:rPr>
+                <w:rFonts w:hint="default" w:ascii="Times New Roman" w:hAnsi="Times New Roman" w:eastAsia="SimSun"/>
+                <w:b w:val="0"/>
+                <w:bCs w:val="0"/>
+                <w:color w:val="auto"/>
+                <w:sz w:val="24"/>
+                <w:szCs w:val="24"/>
+                <w:vertAlign w:val="baseline"/>
+                <w:lang w:val="en-US"/>
+              </w:rPr>
+            </w:pPr>
+            <w:r>
+              <w:rPr>
+                <w:rFonts w:hint="default" w:ascii="Times New Roman" w:hAnsi="Times New Roman" w:eastAsia="SimSun"/>
+                <w:b w:val="0"/>
+                <w:bCs w:val="0"/>
+                <w:color w:val="auto"/>
+                <w:sz w:val="24"/>
+                <w:szCs w:val="24"/>
+                <w:vertAlign w:val="baseline"/>
+                <w:lang w:val="en-US"/>
+              </w:rPr>
+              <w:t>9962</w:t>
+            </w:r>
+          </w:p>
+        </w:tc>
+        <w:tc>
+          <w:tcPr>
+            <w:tcW w:w="1421" w:type="dxa"/>
+            <w:vAlign w:val="center"/>
+          </w:tcPr>
+          <w:p>
+            <w:pPr>
+              <w:numPr>
+                <w:numId w:val="0"/>
+              </w:numPr>
+              <w:jc w:val="center"/>
+              <w:rPr>
+                <w:rFonts w:hint="default" w:ascii="Times New Roman" w:hAnsi="Times New Roman" w:eastAsia="SimSun"/>
+                <w:b w:val="0"/>
+                <w:bCs w:val="0"/>
+                <w:color w:val="auto"/>
+                <w:sz w:val="24"/>
+                <w:szCs w:val="24"/>
+                <w:vertAlign w:val="baseline"/>
+                <w:lang w:val="en-US"/>
+              </w:rPr>
+            </w:pPr>
+            <w:r>
+              <w:rPr>
+                <w:rFonts w:hint="default" w:ascii="Times New Roman" w:hAnsi="Times New Roman" w:eastAsia="SimSun"/>
+                <w:b w:val="0"/>
+                <w:bCs w:val="0"/>
+                <w:color w:val="auto"/>
+                <w:sz w:val="24"/>
+                <w:szCs w:val="24"/>
+                <w:vertAlign w:val="baseline"/>
+                <w:lang w:val="en-US"/>
+              </w:rPr>
+              <w:t>9955</w:t>
             </w:r>
           </w:p>
         </w:tc>
@@ -10700,7 +12559,7 @@
         </w:tblPrEx>
         <w:tc>
           <w:tcPr>
-            <w:tcW w:w="3551" w:type="dxa"/>
+            <w:tcW w:w="1420" w:type="dxa"/>
             <w:vAlign w:val="center"/>
           </w:tcPr>
           <w:p>
@@ -10711,35 +12570,33 @@
               <w:jc w:val="center"/>
               <w:rPr>
                 <w:rFonts w:hint="default" w:ascii="Times New Roman" w:hAnsi="Times New Roman" w:eastAsia="SimSun"/>
-                <w:b/>
-                <w:bCs/>
-                <w:color w:val="auto"/>
-                <w:sz w:val="24"/>
-                <w:szCs w:val="24"/>
-                <w:u w:val="none"/>
-                <w:vertAlign w:val="baseline"/>
-                <w:lang w:val="en-US"/>
-              </w:rPr>
-            </w:pPr>
-            <w:r>
-              <w:rPr>
-                <w:rFonts w:hint="default" w:ascii="Times New Roman" w:hAnsi="Times New Roman" w:eastAsia="SimSun"/>
-                <w:b/>
-                <w:bCs/>
-                <w:color w:val="auto"/>
-                <w:sz w:val="24"/>
-                <w:szCs w:val="24"/>
-                <w:u w:val="none"/>
-                <w:vertAlign w:val="baseline"/>
-                <w:lang w:val="en-US"/>
-              </w:rPr>
-              <w:t>unique</w:t>
-            </w:r>
-          </w:p>
-        </w:tc>
-        <w:tc>
-          <w:tcPr>
-            <w:tcW w:w="1908" w:type="dxa"/>
+                <w:b w:val="0"/>
+                <w:bCs w:val="0"/>
+                <w:color w:val="auto"/>
+                <w:sz w:val="24"/>
+                <w:szCs w:val="24"/>
+                <w:vertAlign w:val="baseline"/>
+                <w:lang w:val="en-US"/>
+              </w:rPr>
+            </w:pPr>
+            <w:r>
+              <w:rPr>
+                <w:rFonts w:hint="default" w:ascii="Times New Roman" w:hAnsi="Times New Roman" w:eastAsia="SimSun"/>
+                <w:b w:val="0"/>
+                <w:bCs w:val="0"/>
+                <w:color w:val="auto"/>
+                <w:sz w:val="24"/>
+                <w:szCs w:val="24"/>
+                <w:vertAlign w:val="baseline"/>
+                <w:lang w:val="en-US"/>
+              </w:rPr>
+              <w:t>2</w:t>
+            </w:r>
+          </w:p>
+        </w:tc>
+        <w:tc>
+          <w:tcPr>
+            <w:tcW w:w="1420" w:type="dxa"/>
             <w:vAlign w:val="center"/>
           </w:tcPr>
           <w:p>
@@ -10755,44 +12612,28 @@
                 <w:color w:val="auto"/>
                 <w:sz w:val="24"/>
                 <w:szCs w:val="24"/>
-                <w:u w:val="none"/>
-                <w:vertAlign w:val="baseline"/>
-                <w:lang w:val="en-US"/>
-              </w:rPr>
-            </w:pPr>
-            <w:r>
-              <w:rPr>
-                <w:rFonts w:hint="default" w:ascii="Times New Roman" w:hAnsi="Times New Roman" w:eastAsia="SimSun"/>
-                <w:b w:val="0"/>
-                <w:bCs w:val="0"/>
-                <w:color w:val="auto"/>
-                <w:sz w:val="24"/>
-                <w:szCs w:val="24"/>
-                <w:u w:val="single"/>
-                <w:vertAlign w:val="baseline"/>
-                <w:lang w:val="en-US"/>
-              </w:rPr>
-              <w:t>fct_title_ratings</w:t>
-            </w:r>
-            <w:r>
-              <w:rPr>
-                <w:rFonts w:hint="default" w:ascii="Times New Roman" w:hAnsi="Times New Roman" w:eastAsia="SimSun"/>
-                <w:b w:val="0"/>
-                <w:bCs w:val="0"/>
-                <w:color w:val="auto"/>
-                <w:sz w:val="24"/>
-                <w:szCs w:val="24"/>
-                <w:u w:val="none"/>
-                <w:vertAlign w:val="baseline"/>
-                <w:lang w:val="en-US"/>
-              </w:rPr>
-              <w:t>, dimensions, staging ratings</w:t>
-            </w:r>
-          </w:p>
-        </w:tc>
-        <w:tc>
-          <w:tcPr>
-            <w:tcW w:w="1894" w:type="dxa"/>
+                <w:vertAlign w:val="baseline"/>
+                <w:lang w:val="en-US"/>
+              </w:rPr>
+            </w:pPr>
+            <w:r>
+              <w:rPr>
+                <w:rFonts w:hint="default" w:ascii="Times New Roman" w:hAnsi="Times New Roman" w:eastAsia="SimSun"/>
+                <w:b w:val="0"/>
+                <w:bCs w:val="0"/>
+                <w:color w:val="auto"/>
+                <w:sz w:val="24"/>
+                <w:szCs w:val="24"/>
+                <w:vertAlign w:val="baseline"/>
+                <w:lang w:val="en-US"/>
+              </w:rPr>
+              <w:t>Christopher Michale Dailey</w:t>
+            </w:r>
+          </w:p>
+        </w:tc>
+        <w:tc>
+          <w:tcPr>
+            <w:tcW w:w="1420" w:type="dxa"/>
             <w:vAlign w:val="center"/>
           </w:tcPr>
           <w:p>
@@ -10808,30 +12649,28 @@
                 <w:color w:val="auto"/>
                 <w:sz w:val="24"/>
                 <w:szCs w:val="24"/>
-                <w:u w:val="none"/>
-                <w:vertAlign w:val="baseline"/>
-                <w:lang w:val="en-US"/>
-              </w:rPr>
-            </w:pPr>
-            <w:r>
-              <w:rPr>
-                <w:rFonts w:hint="default" w:ascii="Times New Roman" w:hAnsi="Times New Roman" w:eastAsia="SimSun"/>
-                <w:b w:val="0"/>
-                <w:bCs w:val="0"/>
-                <w:color w:val="auto"/>
-                <w:sz w:val="24"/>
-                <w:szCs w:val="24"/>
-                <w:u w:val="none"/>
-                <w:vertAlign w:val="baseline"/>
-                <w:lang w:val="en-US"/>
-              </w:rPr>
-              <w:t>Verifies logical primary keys are unique.</w:t>
-            </w:r>
-          </w:p>
-        </w:tc>
-        <w:tc>
-          <w:tcPr>
-            <w:tcW w:w="2630" w:type="dxa"/>
+                <w:vertAlign w:val="baseline"/>
+                <w:lang w:val="en-US"/>
+              </w:rPr>
+            </w:pPr>
+            <w:r>
+              <w:rPr>
+                <w:rFonts w:hint="default" w:ascii="Times New Roman" w:hAnsi="Times New Roman" w:eastAsia="SimSun"/>
+                <w:b w:val="0"/>
+                <w:bCs w:val="0"/>
+                <w:color w:val="auto"/>
+                <w:sz w:val="24"/>
+                <w:szCs w:val="24"/>
+                <w:vertAlign w:val="baseline"/>
+                <w:lang w:val="en-US"/>
+              </w:rPr>
+              <w:t>159</w:t>
+            </w:r>
+          </w:p>
+        </w:tc>
+        <w:tc>
+          <w:tcPr>
+            <w:tcW w:w="1420" w:type="dxa"/>
             <w:vAlign w:val="center"/>
           </w:tcPr>
           <w:p>
@@ -10847,24 +12686,96 @@
                 <w:color w:val="auto"/>
                 <w:sz w:val="24"/>
                 <w:szCs w:val="24"/>
-                <w:u w:val="none"/>
-                <w:vertAlign w:val="baseline"/>
-                <w:lang w:val="en-US"/>
-              </w:rPr>
-            </w:pPr>
-            <w:r>
-              <w:rPr>
-                <w:rFonts w:hint="default" w:ascii="Times New Roman" w:hAnsi="Times New Roman" w:eastAsia="SimSun"/>
-                <w:b w:val="0"/>
-                <w:bCs w:val="0"/>
-                <w:color w:val="auto"/>
-                <w:sz w:val="24"/>
-                <w:szCs w:val="24"/>
-                <w:u w:val="none"/>
-                <w:vertAlign w:val="baseline"/>
-                <w:lang w:val="en-US"/>
-              </w:rPr>
-              <w:t>Error</w:t>
+                <w:vertAlign w:val="baseline"/>
+                <w:lang w:val="en-US"/>
+              </w:rPr>
+            </w:pPr>
+            <w:r>
+              <w:rPr>
+                <w:rFonts w:hint="default" w:ascii="Times New Roman" w:hAnsi="Times New Roman" w:eastAsia="SimSun"/>
+                <w:b w:val="0"/>
+                <w:bCs w:val="0"/>
+                <w:color w:val="auto"/>
+                <w:sz w:val="24"/>
+                <w:szCs w:val="24"/>
+                <w:vertAlign w:val="baseline"/>
+                <w:lang w:val="en-US"/>
+              </w:rPr>
+              <w:t>4837</w:t>
+            </w:r>
+          </w:p>
+        </w:tc>
+        <w:tc>
+          <w:tcPr>
+            <w:tcW w:w="1421" w:type="dxa"/>
+            <w:vAlign w:val="center"/>
+          </w:tcPr>
+          <w:p>
+            <w:pPr>
+              <w:numPr>
+                <w:numId w:val="0"/>
+              </w:numPr>
+              <w:jc w:val="center"/>
+              <w:rPr>
+                <w:rFonts w:hint="default" w:ascii="Times New Roman" w:hAnsi="Times New Roman" w:eastAsia="SimSun"/>
+                <w:b w:val="0"/>
+                <w:bCs w:val="0"/>
+                <w:color w:val="auto"/>
+                <w:sz w:val="24"/>
+                <w:szCs w:val="24"/>
+                <w:vertAlign w:val="baseline"/>
+                <w:lang w:val="en-US"/>
+              </w:rPr>
+            </w:pPr>
+            <w:r>
+              <w:rPr>
+                <w:rFonts w:hint="default" w:ascii="Times New Roman" w:hAnsi="Times New Roman" w:eastAsia="SimSun"/>
+                <w:b w:val="0"/>
+                <w:bCs w:val="0"/>
+                <w:color w:val="auto"/>
+                <w:sz w:val="24"/>
+                <w:szCs w:val="24"/>
+                <w:vertAlign w:val="baseline"/>
+                <w:lang w:val="en-US"/>
+              </w:rPr>
+              <w:t>9878</w:t>
+            </w:r>
+          </w:p>
+        </w:tc>
+        <w:tc>
+          <w:tcPr>
+            <w:tcW w:w="1421" w:type="dxa"/>
+            <w:vAlign w:val="center"/>
+          </w:tcPr>
+          <w:p>
+            <w:pPr>
+              <w:numPr>
+                <w:numId w:val="0"/>
+              </w:numPr>
+              <w:jc w:val="center"/>
+              <w:rPr>
+                <w:rFonts w:hint="default" w:ascii="Times New Roman" w:hAnsi="Times New Roman" w:eastAsia="SimSun"/>
+                <w:b w:val="0"/>
+                <w:bCs w:val="0"/>
+                <w:color w:val="auto"/>
+                <w:sz w:val="24"/>
+                <w:szCs w:val="24"/>
+                <w:vertAlign w:val="baseline"/>
+                <w:lang w:val="en-US"/>
+              </w:rPr>
+            </w:pPr>
+            <w:r>
+              <w:rPr>
+                <w:rFonts w:hint="default" w:ascii="Times New Roman" w:hAnsi="Times New Roman" w:eastAsia="SimSun"/>
+                <w:b w:val="0"/>
+                <w:bCs w:val="0"/>
+                <w:color w:val="auto"/>
+                <w:sz w:val="24"/>
+                <w:szCs w:val="24"/>
+                <w:vertAlign w:val="baseline"/>
+                <w:lang w:val="en-US"/>
+              </w:rPr>
+              <w:t>9827</w:t>
             </w:r>
           </w:p>
         </w:tc>
@@ -10886,7 +12797,7 @@
         </w:tblPrEx>
         <w:tc>
           <w:tcPr>
-            <w:tcW w:w="3551" w:type="dxa"/>
+            <w:tcW w:w="1420" w:type="dxa"/>
             <w:vAlign w:val="center"/>
           </w:tcPr>
           <w:p>
@@ -10897,35 +12808,33 @@
               <w:jc w:val="center"/>
               <w:rPr>
                 <w:rFonts w:hint="default" w:ascii="Times New Roman" w:hAnsi="Times New Roman" w:eastAsia="SimSun"/>
-                <w:b/>
-                <w:bCs/>
-                <w:color w:val="auto"/>
-                <w:sz w:val="24"/>
-                <w:szCs w:val="24"/>
-                <w:u w:val="none"/>
-                <w:vertAlign w:val="baseline"/>
-                <w:lang w:val="en-US"/>
-              </w:rPr>
-            </w:pPr>
-            <w:r>
-              <w:rPr>
-                <w:rFonts w:hint="default" w:ascii="Times New Roman" w:hAnsi="Times New Roman" w:eastAsia="SimSun"/>
-                <w:b/>
-                <w:bCs/>
-                <w:color w:val="auto"/>
-                <w:sz w:val="24"/>
-                <w:szCs w:val="24"/>
-                <w:u w:val="none"/>
-                <w:vertAlign w:val="baseline"/>
-                <w:lang w:val="en-US"/>
-              </w:rPr>
-              <w:t>relationships</w:t>
-            </w:r>
-          </w:p>
-        </w:tc>
-        <w:tc>
-          <w:tcPr>
-            <w:tcW w:w="1908" w:type="dxa"/>
+                <w:b w:val="0"/>
+                <w:bCs w:val="0"/>
+                <w:color w:val="auto"/>
+                <w:sz w:val="24"/>
+                <w:szCs w:val="24"/>
+                <w:vertAlign w:val="baseline"/>
+                <w:lang w:val="en-US"/>
+              </w:rPr>
+            </w:pPr>
+            <w:r>
+              <w:rPr>
+                <w:rFonts w:hint="default" w:ascii="Times New Roman" w:hAnsi="Times New Roman" w:eastAsia="SimSun"/>
+                <w:b w:val="0"/>
+                <w:bCs w:val="0"/>
+                <w:color w:val="auto"/>
+                <w:sz w:val="24"/>
+                <w:szCs w:val="24"/>
+                <w:vertAlign w:val="baseline"/>
+                <w:lang w:val="en-US"/>
+              </w:rPr>
+              <w:t>3</w:t>
+            </w:r>
+          </w:p>
+        </w:tc>
+        <w:tc>
+          <w:tcPr>
+            <w:tcW w:w="1420" w:type="dxa"/>
             <w:vAlign w:val="center"/>
           </w:tcPr>
           <w:p>
@@ -10941,30 +12850,28 @@
                 <w:color w:val="auto"/>
                 <w:sz w:val="24"/>
                 <w:szCs w:val="24"/>
-                <w:u w:val="none"/>
-                <w:vertAlign w:val="baseline"/>
-                <w:lang w:val="en-US"/>
-              </w:rPr>
-            </w:pPr>
-            <w:r>
-              <w:rPr>
-                <w:rFonts w:hint="default" w:ascii="Times New Roman" w:hAnsi="Times New Roman" w:eastAsia="SimSun"/>
-                <w:b w:val="0"/>
-                <w:bCs w:val="0"/>
-                <w:color w:val="auto"/>
-                <w:sz w:val="24"/>
-                <w:szCs w:val="24"/>
-                <w:u w:val="none"/>
-                <w:vertAlign w:val="baseline"/>
-                <w:lang w:val="en-US"/>
-              </w:rPr>
-              <w:t>Fact and bridge tables</w:t>
-            </w:r>
-          </w:p>
-        </w:tc>
-        <w:tc>
-          <w:tcPr>
-            <w:tcW w:w="1894" w:type="dxa"/>
+                <w:vertAlign w:val="baseline"/>
+                <w:lang w:val="en-US"/>
+              </w:rPr>
+            </w:pPr>
+            <w:r>
+              <w:rPr>
+                <w:rFonts w:hint="default" w:ascii="Times New Roman" w:hAnsi="Times New Roman" w:eastAsia="SimSun"/>
+                <w:b w:val="0"/>
+                <w:bCs w:val="0"/>
+                <w:color w:val="auto"/>
+                <w:sz w:val="24"/>
+                <w:szCs w:val="24"/>
+                <w:vertAlign w:val="baseline"/>
+                <w:lang w:val="en-US"/>
+              </w:rPr>
+              <w:t>Bülent Dogan</w:t>
+            </w:r>
+          </w:p>
+        </w:tc>
+        <w:tc>
+          <w:tcPr>
+            <w:tcW w:w="1420" w:type="dxa"/>
             <w:vAlign w:val="center"/>
           </w:tcPr>
           <w:p>
@@ -10980,30 +12887,28 @@
                 <w:color w:val="auto"/>
                 <w:sz w:val="24"/>
                 <w:szCs w:val="24"/>
-                <w:u w:val="none"/>
-                <w:vertAlign w:val="baseline"/>
-                <w:lang w:val="en-US"/>
-              </w:rPr>
-            </w:pPr>
-            <w:r>
-              <w:rPr>
-                <w:rFonts w:hint="default" w:ascii="Times New Roman" w:hAnsi="Times New Roman" w:eastAsia="SimSun"/>
-                <w:b w:val="0"/>
-                <w:bCs w:val="0"/>
-                <w:color w:val="auto"/>
-                <w:sz w:val="24"/>
-                <w:szCs w:val="24"/>
-                <w:u w:val="none"/>
-                <w:vertAlign w:val="baseline"/>
-                <w:lang w:val="en-US"/>
-              </w:rPr>
-              <w:t>Validates foreign-key references to dimensions.</w:t>
-            </w:r>
-          </w:p>
-        </w:tc>
-        <w:tc>
-          <w:tcPr>
-            <w:tcW w:w="2630" w:type="dxa"/>
+                <w:vertAlign w:val="baseline"/>
+                <w:lang w:val="en-US"/>
+              </w:rPr>
+            </w:pPr>
+            <w:r>
+              <w:rPr>
+                <w:rFonts w:hint="default" w:ascii="Times New Roman" w:hAnsi="Times New Roman" w:eastAsia="SimSun"/>
+                <w:b w:val="0"/>
+                <w:bCs w:val="0"/>
+                <w:color w:val="auto"/>
+                <w:sz w:val="24"/>
+                <w:szCs w:val="24"/>
+                <w:vertAlign w:val="baseline"/>
+                <w:lang w:val="en-US"/>
+              </w:rPr>
+              <w:t>139</w:t>
+            </w:r>
+          </w:p>
+        </w:tc>
+        <w:tc>
+          <w:tcPr>
+            <w:tcW w:w="1420" w:type="dxa"/>
             <w:vAlign w:val="center"/>
           </w:tcPr>
           <w:p>
@@ -11019,24 +12924,96 @@
                 <w:color w:val="auto"/>
                 <w:sz w:val="24"/>
                 <w:szCs w:val="24"/>
-                <w:u w:val="none"/>
-                <w:vertAlign w:val="baseline"/>
-                <w:lang w:val="en-US"/>
-              </w:rPr>
-            </w:pPr>
-            <w:r>
-              <w:rPr>
-                <w:rFonts w:hint="default" w:ascii="Times New Roman" w:hAnsi="Times New Roman" w:eastAsia="SimSun"/>
-                <w:b w:val="0"/>
-                <w:bCs w:val="0"/>
-                <w:color w:val="auto"/>
-                <w:sz w:val="24"/>
-                <w:szCs w:val="24"/>
-                <w:u w:val="none"/>
-                <w:vertAlign w:val="baseline"/>
-                <w:lang w:val="en-US"/>
-              </w:rPr>
-              <w:t>Error</w:t>
+                <w:vertAlign w:val="baseline"/>
+                <w:lang w:val="en-US"/>
+              </w:rPr>
+            </w:pPr>
+            <w:r>
+              <w:rPr>
+                <w:rFonts w:hint="default" w:ascii="Times New Roman" w:hAnsi="Times New Roman" w:eastAsia="SimSun"/>
+                <w:b w:val="0"/>
+                <w:bCs w:val="0"/>
+                <w:color w:val="auto"/>
+                <w:sz w:val="24"/>
+                <w:szCs w:val="24"/>
+                <w:vertAlign w:val="baseline"/>
+                <w:lang w:val="en-US"/>
+              </w:rPr>
+              <w:t>2898</w:t>
+            </w:r>
+          </w:p>
+        </w:tc>
+        <w:tc>
+          <w:tcPr>
+            <w:tcW w:w="1421" w:type="dxa"/>
+            <w:vAlign w:val="center"/>
+          </w:tcPr>
+          <w:p>
+            <w:pPr>
+              <w:numPr>
+                <w:numId w:val="0"/>
+              </w:numPr>
+              <w:jc w:val="center"/>
+              <w:rPr>
+                <w:rFonts w:hint="default" w:ascii="Times New Roman" w:hAnsi="Times New Roman" w:eastAsia="SimSun"/>
+                <w:b w:val="0"/>
+                <w:bCs w:val="0"/>
+                <w:color w:val="auto"/>
+                <w:sz w:val="24"/>
+                <w:szCs w:val="24"/>
+                <w:vertAlign w:val="baseline"/>
+                <w:lang w:val="en-US"/>
+              </w:rPr>
+            </w:pPr>
+            <w:r>
+              <w:rPr>
+                <w:rFonts w:hint="default" w:ascii="Times New Roman" w:hAnsi="Times New Roman" w:eastAsia="SimSun"/>
+                <w:b w:val="0"/>
+                <w:bCs w:val="0"/>
+                <w:color w:val="auto"/>
+                <w:sz w:val="24"/>
+                <w:szCs w:val="24"/>
+                <w:vertAlign w:val="baseline"/>
+                <w:lang w:val="en-US"/>
+              </w:rPr>
+              <w:t>9870</w:t>
+            </w:r>
+          </w:p>
+        </w:tc>
+        <w:tc>
+          <w:tcPr>
+            <w:tcW w:w="1421" w:type="dxa"/>
+            <w:vAlign w:val="center"/>
+          </w:tcPr>
+          <w:p>
+            <w:pPr>
+              <w:numPr>
+                <w:numId w:val="0"/>
+              </w:numPr>
+              <w:jc w:val="center"/>
+              <w:rPr>
+                <w:rFonts w:hint="default" w:ascii="Times New Roman" w:hAnsi="Times New Roman" w:eastAsia="SimSun"/>
+                <w:b w:val="0"/>
+                <w:bCs w:val="0"/>
+                <w:color w:val="auto"/>
+                <w:sz w:val="24"/>
+                <w:szCs w:val="24"/>
+                <w:vertAlign w:val="baseline"/>
+                <w:lang w:val="en-US"/>
+              </w:rPr>
+            </w:pPr>
+            <w:r>
+              <w:rPr>
+                <w:rFonts w:hint="default" w:ascii="Times New Roman" w:hAnsi="Times New Roman" w:eastAsia="SimSun"/>
+                <w:b w:val="0"/>
+                <w:bCs w:val="0"/>
+                <w:color w:val="auto"/>
+                <w:sz w:val="24"/>
+                <w:szCs w:val="24"/>
+                <w:vertAlign w:val="baseline"/>
+                <w:lang w:val="en-US"/>
+              </w:rPr>
+              <w:t>8493</w:t>
             </w:r>
           </w:p>
         </w:tc>
@@ -11058,7 +13035,7 @@
         </w:tblPrEx>
         <w:tc>
           <w:tcPr>
-            <w:tcW w:w="3551" w:type="dxa"/>
+            <w:tcW w:w="1420" w:type="dxa"/>
             <w:vAlign w:val="center"/>
           </w:tcPr>
           <w:p>
@@ -11069,35 +13046,33 @@
               <w:jc w:val="center"/>
               <w:rPr>
                 <w:rFonts w:hint="default" w:ascii="Times New Roman" w:hAnsi="Times New Roman" w:eastAsia="SimSun"/>
-                <w:b/>
-                <w:bCs/>
-                <w:color w:val="auto"/>
-                <w:sz w:val="24"/>
-                <w:szCs w:val="24"/>
-                <w:u w:val="none"/>
-                <w:vertAlign w:val="baseline"/>
-                <w:lang w:val="en-US"/>
-              </w:rPr>
-            </w:pPr>
-            <w:r>
-              <w:rPr>
-                <w:rFonts w:hint="default" w:ascii="Times New Roman" w:hAnsi="Times New Roman" w:eastAsia="SimSun"/>
-                <w:b/>
-                <w:bCs/>
-                <w:color w:val="auto"/>
-                <w:sz w:val="24"/>
-                <w:szCs w:val="24"/>
-                <w:u w:val="none"/>
-                <w:vertAlign w:val="baseline"/>
-                <w:lang w:val="en-US"/>
-              </w:rPr>
-              <w:t>accepted_values(role)</w:t>
-            </w:r>
-          </w:p>
-        </w:tc>
-        <w:tc>
-          <w:tcPr>
-            <w:tcW w:w="1908" w:type="dxa"/>
+                <w:b w:val="0"/>
+                <w:bCs w:val="0"/>
+                <w:color w:val="auto"/>
+                <w:sz w:val="24"/>
+                <w:szCs w:val="24"/>
+                <w:vertAlign w:val="baseline"/>
+                <w:lang w:val="en-US"/>
+              </w:rPr>
+            </w:pPr>
+            <w:r>
+              <w:rPr>
+                <w:rFonts w:hint="default" w:ascii="Times New Roman" w:hAnsi="Times New Roman" w:eastAsia="SimSun"/>
+                <w:b w:val="0"/>
+                <w:bCs w:val="0"/>
+                <w:color w:val="auto"/>
+                <w:sz w:val="24"/>
+                <w:szCs w:val="24"/>
+                <w:vertAlign w:val="baseline"/>
+                <w:lang w:val="en-US"/>
+              </w:rPr>
+              <w:t>4</w:t>
+            </w:r>
+          </w:p>
+        </w:tc>
+        <w:tc>
+          <w:tcPr>
+            <w:tcW w:w="1420" w:type="dxa"/>
             <w:vAlign w:val="center"/>
           </w:tcPr>
           <w:p>
@@ -11113,30 +13088,28 @@
                 <w:color w:val="auto"/>
                 <w:sz w:val="24"/>
                 <w:szCs w:val="24"/>
-                <w:u w:val="single"/>
-                <w:vertAlign w:val="baseline"/>
-                <w:lang w:val="en-US"/>
-              </w:rPr>
-            </w:pPr>
-            <w:r>
-              <w:rPr>
-                <w:rFonts w:hint="default" w:ascii="Times New Roman" w:hAnsi="Times New Roman" w:eastAsia="SimSun"/>
-                <w:b w:val="0"/>
-                <w:bCs w:val="0"/>
-                <w:color w:val="auto"/>
-                <w:sz w:val="24"/>
-                <w:szCs w:val="24"/>
-                <w:u w:val="single"/>
-                <w:vertAlign w:val="baseline"/>
-                <w:lang w:val="en-US"/>
-              </w:rPr>
-              <w:t>bridge_title_crew</w:t>
-            </w:r>
-          </w:p>
-        </w:tc>
-        <w:tc>
-          <w:tcPr>
-            <w:tcW w:w="1894" w:type="dxa"/>
+                <w:vertAlign w:val="baseline"/>
+                <w:lang w:val="en-US"/>
+              </w:rPr>
+            </w:pPr>
+            <w:r>
+              <w:rPr>
+                <w:rFonts w:hint="default" w:ascii="Times New Roman" w:hAnsi="Times New Roman" w:eastAsia="SimSun"/>
+                <w:b w:val="0"/>
+                <w:bCs w:val="0"/>
+                <w:color w:val="auto"/>
+                <w:sz w:val="24"/>
+                <w:szCs w:val="24"/>
+                <w:vertAlign w:val="baseline"/>
+                <w:lang w:val="en-US"/>
+              </w:rPr>
+              <w:t>Kubilay Koçak</w:t>
+            </w:r>
+          </w:p>
+        </w:tc>
+        <w:tc>
+          <w:tcPr>
+            <w:tcW w:w="1420" w:type="dxa"/>
             <w:vAlign w:val="center"/>
           </w:tcPr>
           <w:p>
@@ -11152,114 +13125,28 @@
                 <w:color w:val="auto"/>
                 <w:sz w:val="24"/>
                 <w:szCs w:val="24"/>
-                <w:u w:val="none"/>
-                <w:vertAlign w:val="baseline"/>
-                <w:lang w:val="en-US"/>
-              </w:rPr>
-            </w:pPr>
-            <w:r>
-              <w:rPr>
-                <w:rFonts w:hint="default" w:ascii="Times New Roman" w:hAnsi="Times New Roman" w:eastAsia="SimSun"/>
-                <w:b w:val="0"/>
-                <w:bCs w:val="0"/>
-                <w:color w:val="auto"/>
-                <w:sz w:val="24"/>
-                <w:szCs w:val="24"/>
-                <w:u w:val="none"/>
-                <w:vertAlign w:val="baseline"/>
-                <w:lang w:val="en-US"/>
-              </w:rPr>
-              <w:t xml:space="preserve">Restricts crew roles to </w:t>
-            </w:r>
-            <w:r>
-              <w:rPr>
-                <w:rFonts w:hint="default" w:ascii="Times New Roman" w:hAnsi="Times New Roman" w:eastAsia="SimSun"/>
-                <w:b w:val="0"/>
-                <w:bCs w:val="0"/>
-                <w:color w:val="auto"/>
-                <w:sz w:val="24"/>
-                <w:szCs w:val="24"/>
-                <w:u w:val="single"/>
-                <w:vertAlign w:val="baseline"/>
-                <w:lang w:val="en-US"/>
-              </w:rPr>
-              <w:t>director</w:t>
-            </w:r>
-            <w:r>
-              <w:rPr>
-                <w:rFonts w:hint="default" w:ascii="Times New Roman" w:hAnsi="Times New Roman" w:eastAsia="SimSun"/>
-                <w:b w:val="0"/>
-                <w:bCs w:val="0"/>
-                <w:color w:val="auto"/>
-                <w:sz w:val="24"/>
-                <w:szCs w:val="24"/>
-                <w:u w:val="none"/>
-                <w:vertAlign w:val="baseline"/>
-                <w:lang w:val="en-US"/>
-              </w:rPr>
-              <w:t xml:space="preserve">, </w:t>
-            </w:r>
-            <w:r>
-              <w:rPr>
-                <w:rFonts w:hint="default" w:ascii="Times New Roman" w:hAnsi="Times New Roman" w:eastAsia="SimSun"/>
-                <w:b w:val="0"/>
-                <w:bCs w:val="0"/>
-                <w:color w:val="auto"/>
-                <w:sz w:val="24"/>
-                <w:szCs w:val="24"/>
-                <w:u w:val="single"/>
-                <w:vertAlign w:val="baseline"/>
-                <w:lang w:val="en-US"/>
-              </w:rPr>
-              <w:t>writer</w:t>
-            </w:r>
-            <w:r>
-              <w:rPr>
-                <w:rFonts w:hint="default" w:ascii="Times New Roman" w:hAnsi="Times New Roman" w:eastAsia="SimSun"/>
-                <w:b w:val="0"/>
-                <w:bCs w:val="0"/>
-                <w:color w:val="auto"/>
-                <w:sz w:val="24"/>
-                <w:szCs w:val="24"/>
-                <w:u w:val="none"/>
-                <w:vertAlign w:val="baseline"/>
-                <w:lang w:val="en-US"/>
-              </w:rPr>
-              <w:t xml:space="preserve"> or </w:t>
-            </w:r>
-            <w:r>
-              <w:rPr>
-                <w:rFonts w:hint="default" w:ascii="Times New Roman" w:hAnsi="Times New Roman" w:eastAsia="SimSun"/>
-                <w:b w:val="0"/>
-                <w:bCs w:val="0"/>
-                <w:color w:val="auto"/>
-                <w:sz w:val="24"/>
-                <w:szCs w:val="24"/>
-                <w:u w:val="single"/>
-                <w:vertAlign w:val="baseline"/>
-                <w:lang w:val="en-US"/>
-              </w:rPr>
-              <w:t>actor</w:t>
-            </w:r>
-            <w:r>
-              <w:rPr>
-                <w:rFonts w:hint="default" w:ascii="Times New Roman" w:hAnsi="Times New Roman" w:eastAsia="SimSun"/>
-                <w:b w:val="0"/>
-                <w:bCs w:val="0"/>
-                <w:color w:val="auto"/>
-                <w:sz w:val="24"/>
-                <w:szCs w:val="24"/>
-                <w:u w:val="none"/>
-                <w:vertAlign w:val="baseline"/>
-                <w:lang w:val="en-US"/>
-              </w:rPr>
-              <w:t>.</w:t>
-            </w:r>
-          </w:p>
-        </w:tc>
-        <w:tc>
-          <w:tcPr>
-            <w:tcW w:w="2630" w:type="dxa"/>
+                <w:vertAlign w:val="baseline"/>
+                <w:lang w:val="en-US"/>
+              </w:rPr>
+            </w:pPr>
+            <w:r>
+              <w:rPr>
+                <w:rFonts w:hint="default" w:ascii="Times New Roman" w:hAnsi="Times New Roman" w:eastAsia="SimSun"/>
+                <w:b w:val="0"/>
+                <w:bCs w:val="0"/>
+                <w:color w:val="auto"/>
+                <w:sz w:val="24"/>
+                <w:szCs w:val="24"/>
+                <w:vertAlign w:val="baseline"/>
+                <w:lang w:val="en-US"/>
+              </w:rPr>
+              <w:t>42</w:t>
+            </w:r>
+          </w:p>
+        </w:tc>
+        <w:tc>
+          <w:tcPr>
+            <w:tcW w:w="1420" w:type="dxa"/>
             <w:vAlign w:val="center"/>
           </w:tcPr>
           <w:p>
@@ -11275,24 +13162,96 @@
                 <w:color w:val="auto"/>
                 <w:sz w:val="24"/>
                 <w:szCs w:val="24"/>
-                <w:u w:val="none"/>
-                <w:vertAlign w:val="baseline"/>
-                <w:lang w:val="en-US"/>
-              </w:rPr>
-            </w:pPr>
-            <w:r>
-              <w:rPr>
-                <w:rFonts w:hint="default" w:ascii="Times New Roman" w:hAnsi="Times New Roman" w:eastAsia="SimSun"/>
-                <w:b w:val="0"/>
-                <w:bCs w:val="0"/>
-                <w:color w:val="auto"/>
-                <w:sz w:val="24"/>
-                <w:szCs w:val="24"/>
-                <w:u w:val="none"/>
-                <w:vertAlign w:val="baseline"/>
-                <w:lang w:val="en-US"/>
-              </w:rPr>
-              <w:t>Error</w:t>
+                <w:vertAlign w:val="baseline"/>
+                <w:lang w:val="en-US"/>
+              </w:rPr>
+            </w:pPr>
+            <w:r>
+              <w:rPr>
+                <w:rFonts w:hint="default" w:ascii="Times New Roman" w:hAnsi="Times New Roman" w:eastAsia="SimSun"/>
+                <w:b w:val="0"/>
+                <w:bCs w:val="0"/>
+                <w:color w:val="auto"/>
+                <w:sz w:val="24"/>
+                <w:szCs w:val="24"/>
+                <w:vertAlign w:val="baseline"/>
+                <w:lang w:val="en-US"/>
+              </w:rPr>
+              <w:t>1398</w:t>
+            </w:r>
+          </w:p>
+        </w:tc>
+        <w:tc>
+          <w:tcPr>
+            <w:tcW w:w="1421" w:type="dxa"/>
+            <w:vAlign w:val="center"/>
+          </w:tcPr>
+          <w:p>
+            <w:pPr>
+              <w:numPr>
+                <w:numId w:val="0"/>
+              </w:numPr>
+              <w:jc w:val="center"/>
+              <w:rPr>
+                <w:rFonts w:hint="default" w:ascii="Times New Roman" w:hAnsi="Times New Roman" w:eastAsia="SimSun"/>
+                <w:b w:val="0"/>
+                <w:bCs w:val="0"/>
+                <w:color w:val="auto"/>
+                <w:sz w:val="24"/>
+                <w:szCs w:val="24"/>
+                <w:vertAlign w:val="baseline"/>
+                <w:lang w:val="en-US"/>
+              </w:rPr>
+            </w:pPr>
+            <w:r>
+              <w:rPr>
+                <w:rFonts w:hint="default" w:ascii="Times New Roman" w:hAnsi="Times New Roman" w:eastAsia="SimSun"/>
+                <w:b w:val="0"/>
+                <w:bCs w:val="0"/>
+                <w:color w:val="auto"/>
+                <w:sz w:val="24"/>
+                <w:szCs w:val="24"/>
+                <w:vertAlign w:val="baseline"/>
+                <w:lang w:val="en-US"/>
+              </w:rPr>
+              <w:t>9867</w:t>
+            </w:r>
+          </w:p>
+        </w:tc>
+        <w:tc>
+          <w:tcPr>
+            <w:tcW w:w="1421" w:type="dxa"/>
+            <w:vAlign w:val="center"/>
+          </w:tcPr>
+          <w:p>
+            <w:pPr>
+              <w:numPr>
+                <w:numId w:val="0"/>
+              </w:numPr>
+              <w:jc w:val="center"/>
+              <w:rPr>
+                <w:rFonts w:hint="default" w:ascii="Times New Roman" w:hAnsi="Times New Roman" w:eastAsia="SimSun"/>
+                <w:b w:val="0"/>
+                <w:bCs w:val="0"/>
+                <w:color w:val="auto"/>
+                <w:sz w:val="24"/>
+                <w:szCs w:val="24"/>
+                <w:vertAlign w:val="baseline"/>
+                <w:lang w:val="en-US"/>
+              </w:rPr>
+            </w:pPr>
+            <w:r>
+              <w:rPr>
+                <w:rFonts w:hint="default" w:ascii="Times New Roman" w:hAnsi="Times New Roman" w:eastAsia="SimSun"/>
+                <w:b w:val="0"/>
+                <w:bCs w:val="0"/>
+                <w:color w:val="auto"/>
+                <w:sz w:val="24"/>
+                <w:szCs w:val="24"/>
+                <w:vertAlign w:val="baseline"/>
+                <w:lang w:val="en-US"/>
+              </w:rPr>
+              <w:t>7086</w:t>
             </w:r>
           </w:p>
         </w:tc>
@@ -11314,7 +13273,7 @@
         </w:tblPrEx>
         <w:tc>
           <w:tcPr>
-            <w:tcW w:w="3551" w:type="dxa"/>
+            <w:tcW w:w="1420" w:type="dxa"/>
             <w:vAlign w:val="center"/>
           </w:tcPr>
           <w:p>
@@ -11325,35 +13284,33 @@
               <w:jc w:val="center"/>
               <w:rPr>
                 <w:rFonts w:hint="default" w:ascii="Times New Roman" w:hAnsi="Times New Roman" w:eastAsia="SimSun"/>
-                <w:b/>
-                <w:bCs/>
-                <w:color w:val="auto"/>
-                <w:sz w:val="24"/>
-                <w:szCs w:val="24"/>
-                <w:u w:val="none"/>
-                <w:vertAlign w:val="baseline"/>
-                <w:lang w:val="en-US"/>
-              </w:rPr>
-            </w:pPr>
-            <w:r>
-              <w:rPr>
-                <w:rFonts w:hint="default" w:ascii="Times New Roman" w:hAnsi="Times New Roman" w:eastAsia="SimSun"/>
-                <w:b/>
-                <w:bCs/>
-                <w:color w:val="auto"/>
-                <w:sz w:val="24"/>
-                <w:szCs w:val="24"/>
-                <w:u w:val="none"/>
-                <w:vertAlign w:val="baseline"/>
-                <w:lang w:val="en-US"/>
-              </w:rPr>
-              <w:t>average_rating_range</w:t>
-            </w:r>
-          </w:p>
-        </w:tc>
-        <w:tc>
-          <w:tcPr>
-            <w:tcW w:w="1908" w:type="dxa"/>
+                <w:b w:val="0"/>
+                <w:bCs w:val="0"/>
+                <w:color w:val="auto"/>
+                <w:sz w:val="24"/>
+                <w:szCs w:val="24"/>
+                <w:vertAlign w:val="baseline"/>
+                <w:lang w:val="en-US"/>
+              </w:rPr>
+            </w:pPr>
+            <w:r>
+              <w:rPr>
+                <w:rFonts w:hint="default" w:ascii="Times New Roman" w:hAnsi="Times New Roman" w:eastAsia="SimSun"/>
+                <w:b w:val="0"/>
+                <w:bCs w:val="0"/>
+                <w:color w:val="auto"/>
+                <w:sz w:val="24"/>
+                <w:szCs w:val="24"/>
+                <w:vertAlign w:val="baseline"/>
+                <w:lang w:val="en-US"/>
+              </w:rPr>
+              <w:t>5</w:t>
+            </w:r>
+          </w:p>
+        </w:tc>
+        <w:tc>
+          <w:tcPr>
+            <w:tcW w:w="1420" w:type="dxa"/>
             <w:vAlign w:val="center"/>
           </w:tcPr>
           <w:p>
@@ -11369,30 +13326,28 @@
                 <w:color w:val="auto"/>
                 <w:sz w:val="24"/>
                 <w:szCs w:val="24"/>
-                <w:u w:val="single"/>
-                <w:vertAlign w:val="baseline"/>
-                <w:lang w:val="en-US"/>
-              </w:rPr>
-            </w:pPr>
-            <w:r>
-              <w:rPr>
-                <w:rFonts w:hint="default" w:ascii="Times New Roman" w:hAnsi="Times New Roman" w:eastAsia="SimSun"/>
-                <w:b w:val="0"/>
-                <w:bCs w:val="0"/>
-                <w:color w:val="auto"/>
-                <w:sz w:val="24"/>
-                <w:szCs w:val="24"/>
-                <w:u w:val="single"/>
-                <w:vertAlign w:val="baseline"/>
-                <w:lang w:val="en-US"/>
-              </w:rPr>
-              <w:t>fct_title_ratings</w:t>
-            </w:r>
-          </w:p>
-        </w:tc>
-        <w:tc>
-          <w:tcPr>
-            <w:tcW w:w="1894" w:type="dxa"/>
+                <w:vertAlign w:val="baseline"/>
+                <w:lang w:val="en-US"/>
+              </w:rPr>
+            </w:pPr>
+            <w:r>
+              <w:rPr>
+                <w:rFonts w:hint="default" w:ascii="Times New Roman" w:hAnsi="Times New Roman" w:eastAsia="SimSun"/>
+                <w:b w:val="0"/>
+                <w:bCs w:val="0"/>
+                <w:color w:val="auto"/>
+                <w:sz w:val="24"/>
+                <w:szCs w:val="24"/>
+                <w:vertAlign w:val="baseline"/>
+                <w:lang w:val="en-US"/>
+              </w:rPr>
+              <w:t>Johnathan Ketelhut</w:t>
+            </w:r>
+          </w:p>
+        </w:tc>
+        <w:tc>
+          <w:tcPr>
+            <w:tcW w:w="1420" w:type="dxa"/>
             <w:vAlign w:val="center"/>
           </w:tcPr>
           <w:p>
@@ -11408,58 +13363,28 @@
                 <w:color w:val="auto"/>
                 <w:sz w:val="24"/>
                 <w:szCs w:val="24"/>
-                <w:u w:val="none"/>
-                <w:vertAlign w:val="baseline"/>
-                <w:lang w:val="en-US"/>
-              </w:rPr>
-            </w:pPr>
-            <w:r>
-              <w:rPr>
-                <w:rFonts w:hint="default" w:ascii="Times New Roman" w:hAnsi="Times New Roman" w:eastAsia="SimSun"/>
-                <w:b w:val="0"/>
-                <w:bCs w:val="0"/>
-                <w:color w:val="auto"/>
-                <w:sz w:val="24"/>
-                <w:szCs w:val="24"/>
-                <w:u w:val="none"/>
-                <w:vertAlign w:val="baseline"/>
-                <w:lang w:val="en-US"/>
-              </w:rPr>
-              <w:t xml:space="preserve">Ensures </w:t>
-            </w:r>
-            <w:r>
-              <w:rPr>
-                <w:rFonts w:hint="default" w:ascii="Times New Roman" w:hAnsi="Times New Roman" w:eastAsia="SimSun"/>
-                <w:b w:val="0"/>
-                <w:bCs w:val="0"/>
-                <w:color w:val="auto"/>
-                <w:sz w:val="24"/>
-                <w:szCs w:val="24"/>
-                <w:u w:val="single"/>
-                <w:vertAlign w:val="baseline"/>
-                <w:lang w:val="en-US"/>
-              </w:rPr>
-              <w:t>average_rating</w:t>
-            </w:r>
-            <w:r>
-              <w:rPr>
-                <w:rFonts w:hint="default" w:ascii="Times New Roman" w:hAnsi="Times New Roman" w:eastAsia="SimSun"/>
-                <w:b w:val="0"/>
-                <w:bCs w:val="0"/>
-                <w:color w:val="auto"/>
-                <w:sz w:val="24"/>
-                <w:szCs w:val="24"/>
-                <w:u w:val="none"/>
-                <w:vertAlign w:val="baseline"/>
-                <w:lang w:val="en-US"/>
-              </w:rPr>
-              <w:t xml:space="preserve"> is between 0 and 10.</w:t>
-            </w:r>
-          </w:p>
-        </w:tc>
-        <w:tc>
-          <w:tcPr>
-            <w:tcW w:w="2630" w:type="dxa"/>
+                <w:vertAlign w:val="baseline"/>
+                <w:lang w:val="en-US"/>
+              </w:rPr>
+            </w:pPr>
+            <w:r>
+              <w:rPr>
+                <w:rFonts w:hint="default" w:ascii="Times New Roman" w:hAnsi="Times New Roman" w:eastAsia="SimSun"/>
+                <w:b w:val="0"/>
+                <w:bCs w:val="0"/>
+                <w:color w:val="auto"/>
+                <w:sz w:val="24"/>
+                <w:szCs w:val="24"/>
+                <w:vertAlign w:val="baseline"/>
+                <w:lang w:val="en-US"/>
+              </w:rPr>
+              <w:t>27</w:t>
+            </w:r>
+          </w:p>
+        </w:tc>
+        <w:tc>
+          <w:tcPr>
+            <w:tcW w:w="1420" w:type="dxa"/>
             <w:vAlign w:val="center"/>
           </w:tcPr>
           <w:p>
@@ -11475,24 +13400,96 @@
                 <w:color w:val="auto"/>
                 <w:sz w:val="24"/>
                 <w:szCs w:val="24"/>
-                <w:u w:val="none"/>
-                <w:vertAlign w:val="baseline"/>
-                <w:lang w:val="en-US"/>
-              </w:rPr>
-            </w:pPr>
-            <w:r>
-              <w:rPr>
-                <w:rFonts w:hint="default" w:ascii="Times New Roman" w:hAnsi="Times New Roman" w:eastAsia="SimSun"/>
-                <w:b w:val="0"/>
-                <w:bCs w:val="0"/>
-                <w:color w:val="auto"/>
-                <w:sz w:val="24"/>
-                <w:szCs w:val="24"/>
-                <w:u w:val="none"/>
-                <w:vertAlign w:val="baseline"/>
-                <w:lang w:val="en-US"/>
-              </w:rPr>
-              <w:t>Error</w:t>
+                <w:vertAlign w:val="baseline"/>
+                <w:lang w:val="en-US"/>
+              </w:rPr>
+            </w:pPr>
+            <w:r>
+              <w:rPr>
+                <w:rFonts w:hint="default" w:ascii="Times New Roman" w:hAnsi="Times New Roman" w:eastAsia="SimSun"/>
+                <w:b w:val="0"/>
+                <w:bCs w:val="0"/>
+                <w:color w:val="auto"/>
+                <w:sz w:val="24"/>
+                <w:szCs w:val="24"/>
+                <w:vertAlign w:val="baseline"/>
+                <w:lang w:val="en-US"/>
+              </w:rPr>
+              <w:t>1661</w:t>
+            </w:r>
+          </w:p>
+        </w:tc>
+        <w:tc>
+          <w:tcPr>
+            <w:tcW w:w="1421" w:type="dxa"/>
+            <w:vAlign w:val="center"/>
+          </w:tcPr>
+          <w:p>
+            <w:pPr>
+              <w:numPr>
+                <w:numId w:val="0"/>
+              </w:numPr>
+              <w:jc w:val="center"/>
+              <w:rPr>
+                <w:rFonts w:hint="default" w:ascii="Times New Roman" w:hAnsi="Times New Roman" w:eastAsia="SimSun"/>
+                <w:b w:val="0"/>
+                <w:bCs w:val="0"/>
+                <w:color w:val="auto"/>
+                <w:sz w:val="24"/>
+                <w:szCs w:val="24"/>
+                <w:vertAlign w:val="baseline"/>
+                <w:lang w:val="en-US"/>
+              </w:rPr>
+            </w:pPr>
+            <w:r>
+              <w:rPr>
+                <w:rFonts w:hint="default" w:ascii="Times New Roman" w:hAnsi="Times New Roman" w:eastAsia="SimSun"/>
+                <w:b w:val="0"/>
+                <w:bCs w:val="0"/>
+                <w:color w:val="auto"/>
+                <w:sz w:val="24"/>
+                <w:szCs w:val="24"/>
+                <w:vertAlign w:val="baseline"/>
+                <w:lang w:val="en-US"/>
+              </w:rPr>
+              <w:t>9763</w:t>
+            </w:r>
+          </w:p>
+        </w:tc>
+        <w:tc>
+          <w:tcPr>
+            <w:tcW w:w="1421" w:type="dxa"/>
+            <w:vAlign w:val="center"/>
+          </w:tcPr>
+          <w:p>
+            <w:pPr>
+              <w:numPr>
+                <w:numId w:val="0"/>
+              </w:numPr>
+              <w:jc w:val="center"/>
+              <w:rPr>
+                <w:rFonts w:hint="default" w:ascii="Times New Roman" w:hAnsi="Times New Roman" w:eastAsia="SimSun"/>
+                <w:b w:val="0"/>
+                <w:bCs w:val="0"/>
+                <w:color w:val="auto"/>
+                <w:sz w:val="24"/>
+                <w:szCs w:val="24"/>
+                <w:vertAlign w:val="baseline"/>
+                <w:lang w:val="en-US"/>
+              </w:rPr>
+            </w:pPr>
+            <w:r>
+              <w:rPr>
+                <w:rFonts w:hint="default" w:ascii="Times New Roman" w:hAnsi="Times New Roman" w:eastAsia="SimSun"/>
+                <w:b w:val="0"/>
+                <w:bCs w:val="0"/>
+                <w:color w:val="auto"/>
+                <w:sz w:val="24"/>
+                <w:szCs w:val="24"/>
+                <w:vertAlign w:val="baseline"/>
+                <w:lang w:val="en-US"/>
+              </w:rPr>
+              <w:t>9770</w:t>
             </w:r>
           </w:p>
         </w:tc>
@@ -11514,7 +13511,7 @@
         </w:tblPrEx>
         <w:tc>
           <w:tcPr>
-            <w:tcW w:w="3551" w:type="dxa"/>
+            <w:tcW w:w="1420" w:type="dxa"/>
             <w:vAlign w:val="center"/>
           </w:tcPr>
           <w:p>
@@ -11525,35 +13522,33 @@
               <w:jc w:val="center"/>
               <w:rPr>
                 <w:rFonts w:hint="default" w:ascii="Times New Roman" w:hAnsi="Times New Roman" w:eastAsia="SimSun"/>
-                <w:b/>
-                <w:bCs/>
-                <w:color w:val="auto"/>
-                <w:sz w:val="24"/>
-                <w:szCs w:val="24"/>
-                <w:u w:val="none"/>
-                <w:vertAlign w:val="baseline"/>
-                <w:lang w:val="en-US"/>
-              </w:rPr>
-            </w:pPr>
-            <w:r>
-              <w:rPr>
-                <w:rFonts w:hint="default" w:ascii="Times New Roman" w:hAnsi="Times New Roman" w:eastAsia="SimSun"/>
-                <w:b/>
-                <w:bCs/>
-                <w:color w:val="auto"/>
-                <w:sz w:val="24"/>
-                <w:szCs w:val="24"/>
-                <w:u w:val="none"/>
-                <w:vertAlign w:val="baseline"/>
-                <w:lang w:val="en-US"/>
-              </w:rPr>
-              <w:t>num_votes_non_negative</w:t>
-            </w:r>
-          </w:p>
-        </w:tc>
-        <w:tc>
-          <w:tcPr>
-            <w:tcW w:w="1908" w:type="dxa"/>
+                <w:b w:val="0"/>
+                <w:bCs w:val="0"/>
+                <w:color w:val="auto"/>
+                <w:sz w:val="24"/>
+                <w:szCs w:val="24"/>
+                <w:vertAlign w:val="baseline"/>
+                <w:lang w:val="en-US"/>
+              </w:rPr>
+            </w:pPr>
+            <w:r>
+              <w:rPr>
+                <w:rFonts w:hint="default" w:ascii="Times New Roman" w:hAnsi="Times New Roman" w:eastAsia="SimSun"/>
+                <w:b w:val="0"/>
+                <w:bCs w:val="0"/>
+                <w:color w:val="auto"/>
+                <w:sz w:val="24"/>
+                <w:szCs w:val="24"/>
+                <w:vertAlign w:val="baseline"/>
+                <w:lang w:val="en-US"/>
+              </w:rPr>
+              <w:t>6</w:t>
+            </w:r>
+          </w:p>
+        </w:tc>
+        <w:tc>
+          <w:tcPr>
+            <w:tcW w:w="1420" w:type="dxa"/>
             <w:vAlign w:val="center"/>
           </w:tcPr>
           <w:p>
@@ -11569,30 +13564,28 @@
                 <w:color w:val="auto"/>
                 <w:sz w:val="24"/>
                 <w:szCs w:val="24"/>
-                <w:u w:val="single"/>
-                <w:vertAlign w:val="baseline"/>
-                <w:lang w:val="en-US"/>
-              </w:rPr>
-            </w:pPr>
-            <w:r>
-              <w:rPr>
-                <w:rFonts w:hint="default" w:ascii="Times New Roman" w:hAnsi="Times New Roman" w:eastAsia="SimSun"/>
-                <w:b w:val="0"/>
-                <w:bCs w:val="0"/>
-                <w:color w:val="auto"/>
-                <w:sz w:val="24"/>
-                <w:szCs w:val="24"/>
-                <w:u w:val="single"/>
-                <w:vertAlign w:val="baseline"/>
-                <w:lang w:val="en-US"/>
-              </w:rPr>
-              <w:t>fct_title_ratings</w:t>
-            </w:r>
-          </w:p>
-        </w:tc>
-        <w:tc>
-          <w:tcPr>
-            <w:tcW w:w="1894" w:type="dxa"/>
+                <w:vertAlign w:val="baseline"/>
+                <w:lang w:val="en-US"/>
+              </w:rPr>
+            </w:pPr>
+            <w:r>
+              <w:rPr>
+                <w:rFonts w:hint="default" w:ascii="Times New Roman" w:hAnsi="Times New Roman" w:eastAsia="SimSun"/>
+                <w:b w:val="0"/>
+                <w:bCs w:val="0"/>
+                <w:color w:val="auto"/>
+                <w:sz w:val="24"/>
+                <w:szCs w:val="24"/>
+                <w:vertAlign w:val="baseline"/>
+                <w:lang w:val="en-US"/>
+              </w:rPr>
+              <w:t>Halil Ibrahim Unal</w:t>
+            </w:r>
+          </w:p>
+        </w:tc>
+        <w:tc>
+          <w:tcPr>
+            <w:tcW w:w="1420" w:type="dxa"/>
             <w:vAlign w:val="center"/>
           </w:tcPr>
           <w:p>
@@ -11608,30 +13601,28 @@
                 <w:color w:val="auto"/>
                 <w:sz w:val="24"/>
                 <w:szCs w:val="24"/>
-                <w:u w:val="none"/>
-                <w:vertAlign w:val="baseline"/>
-                <w:lang w:val="en-US"/>
-              </w:rPr>
-            </w:pPr>
-            <w:r>
-              <w:rPr>
-                <w:rFonts w:hint="default" w:ascii="Times New Roman" w:hAnsi="Times New Roman" w:eastAsia="SimSun"/>
-                <w:b w:val="0"/>
-                <w:bCs w:val="0"/>
-                <w:color w:val="auto"/>
-                <w:sz w:val="24"/>
-                <w:szCs w:val="24"/>
-                <w:u w:val="none"/>
-                <w:vertAlign w:val="baseline"/>
-                <w:lang w:val="en-US"/>
-              </w:rPr>
-              <w:t>Prevents negative IMDb vote counts.</w:t>
-            </w:r>
-          </w:p>
-        </w:tc>
-        <w:tc>
-          <w:tcPr>
-            <w:tcW w:w="2630" w:type="dxa"/>
+                <w:vertAlign w:val="baseline"/>
+                <w:lang w:val="en-US"/>
+              </w:rPr>
+            </w:pPr>
+            <w:r>
+              <w:rPr>
+                <w:rFonts w:hint="default" w:ascii="Times New Roman" w:hAnsi="Times New Roman" w:eastAsia="SimSun"/>
+                <w:b w:val="0"/>
+                <w:bCs w:val="0"/>
+                <w:color w:val="auto"/>
+                <w:sz w:val="24"/>
+                <w:szCs w:val="24"/>
+                <w:vertAlign w:val="baseline"/>
+                <w:lang w:val="en-US"/>
+              </w:rPr>
+              <w:t>89</w:t>
+            </w:r>
+          </w:p>
+        </w:tc>
+        <w:tc>
+          <w:tcPr>
+            <w:tcW w:w="1420" w:type="dxa"/>
             <w:vAlign w:val="center"/>
           </w:tcPr>
           <w:p>
@@ -11647,24 +13638,330 @@
                 <w:color w:val="auto"/>
                 <w:sz w:val="24"/>
                 <w:szCs w:val="24"/>
-                <w:u w:val="none"/>
-                <w:vertAlign w:val="baseline"/>
-                <w:lang w:val="en-US"/>
-              </w:rPr>
-            </w:pPr>
-            <w:r>
-              <w:rPr>
-                <w:rFonts w:hint="default" w:ascii="Times New Roman" w:hAnsi="Times New Roman" w:eastAsia="SimSun"/>
-                <w:b w:val="0"/>
-                <w:bCs w:val="0"/>
-                <w:color w:val="auto"/>
-                <w:sz w:val="24"/>
-                <w:szCs w:val="24"/>
-                <w:u w:val="none"/>
-                <w:vertAlign w:val="baseline"/>
-                <w:lang w:val="en-US"/>
-              </w:rPr>
-              <w:t>Error</w:t>
+                <w:vertAlign w:val="baseline"/>
+                <w:lang w:val="en-US"/>
+              </w:rPr>
+            </w:pPr>
+            <w:r>
+              <w:rPr>
+                <w:rFonts w:hint="default" w:ascii="Times New Roman" w:hAnsi="Times New Roman" w:eastAsia="SimSun"/>
+                <w:b w:val="0"/>
+                <w:bCs w:val="0"/>
+                <w:color w:val="auto"/>
+                <w:sz w:val="24"/>
+                <w:szCs w:val="24"/>
+                <w:vertAlign w:val="baseline"/>
+                <w:lang w:val="en-US"/>
+              </w:rPr>
+              <w:t>3204</w:t>
+            </w:r>
+          </w:p>
+        </w:tc>
+        <w:tc>
+          <w:tcPr>
+            <w:tcW w:w="1421" w:type="dxa"/>
+            <w:vAlign w:val="center"/>
+          </w:tcPr>
+          <w:p>
+            <w:pPr>
+              <w:numPr>
+                <w:numId w:val="0"/>
+              </w:numPr>
+              <w:jc w:val="center"/>
+              <w:rPr>
+                <w:rFonts w:hint="default" w:ascii="Times New Roman" w:hAnsi="Times New Roman" w:eastAsia="SimSun"/>
+                <w:b w:val="0"/>
+                <w:bCs w:val="0"/>
+                <w:color w:val="auto"/>
+                <w:sz w:val="24"/>
+                <w:szCs w:val="24"/>
+                <w:vertAlign w:val="baseline"/>
+                <w:lang w:val="en-US"/>
+              </w:rPr>
+            </w:pPr>
+            <w:r>
+              <w:rPr>
+                <w:rFonts w:hint="default" w:ascii="Times New Roman" w:hAnsi="Times New Roman" w:eastAsia="SimSun"/>
+                <w:b w:val="0"/>
+                <w:bCs w:val="0"/>
+                <w:color w:val="auto"/>
+                <w:sz w:val="24"/>
+                <w:szCs w:val="24"/>
+                <w:vertAlign w:val="baseline"/>
+                <w:lang w:val="en-US"/>
+              </w:rPr>
+              <w:t>9729</w:t>
+            </w:r>
+          </w:p>
+        </w:tc>
+        <w:tc>
+          <w:tcPr>
+            <w:tcW w:w="1421" w:type="dxa"/>
+            <w:vAlign w:val="center"/>
+          </w:tcPr>
+          <w:p>
+            <w:pPr>
+              <w:numPr>
+                <w:numId w:val="0"/>
+              </w:numPr>
+              <w:jc w:val="center"/>
+              <w:rPr>
+                <w:rFonts w:hint="default" w:ascii="Times New Roman" w:hAnsi="Times New Roman" w:eastAsia="SimSun"/>
+                <w:b w:val="0"/>
+                <w:bCs w:val="0"/>
+                <w:color w:val="auto"/>
+                <w:sz w:val="24"/>
+                <w:szCs w:val="24"/>
+                <w:vertAlign w:val="baseline"/>
+                <w:lang w:val="en-US"/>
+              </w:rPr>
+            </w:pPr>
+            <w:r>
+              <w:rPr>
+                <w:rFonts w:hint="default" w:ascii="Times New Roman" w:hAnsi="Times New Roman" w:eastAsia="SimSun"/>
+                <w:b w:val="0"/>
+                <w:bCs w:val="0"/>
+                <w:color w:val="auto"/>
+                <w:sz w:val="24"/>
+                <w:szCs w:val="24"/>
+                <w:vertAlign w:val="baseline"/>
+                <w:lang w:val="en-US"/>
+              </w:rPr>
+              <w:t>7125</w:t>
+            </w:r>
+          </w:p>
+        </w:tc>
+      </w:tr>
+      <w:tr>
+        <w:tblPrEx>
+          <w:tblBorders>
+            <w:top w:val="single" w:color="auto" w:sz="4" w:space="0"/>
+            <w:left w:val="single" w:color="auto" w:sz="4" w:space="0"/>
+            <w:bottom w:val="single" w:color="auto" w:sz="4" w:space="0"/>
+            <w:right w:val="single" w:color="auto" w:sz="4" w:space="0"/>
+            <w:insideH w:val="single" w:color="auto" w:sz="4" w:space="0"/>
+            <w:insideV w:val="single" w:color="auto" w:sz="4" w:space="0"/>
+          </w:tblBorders>
+        </w:tblPrEx>
+        <w:tc>
+          <w:tcPr>
+            <w:tcW w:w="1420" w:type="dxa"/>
+            <w:vAlign w:val="center"/>
+          </w:tcPr>
+          <w:p>
+            <w:pPr>
+              <w:numPr>
+                <w:numId w:val="0"/>
+              </w:numPr>
+              <w:jc w:val="center"/>
+              <w:rPr>
+                <w:rFonts w:hint="default" w:ascii="Times New Roman" w:hAnsi="Times New Roman" w:eastAsia="SimSun"/>
+                <w:b w:val="0"/>
+                <w:bCs w:val="0"/>
+                <w:color w:val="auto"/>
+                <w:sz w:val="24"/>
+                <w:szCs w:val="24"/>
+                <w:vertAlign w:val="baseline"/>
+                <w:lang w:val="en-US"/>
+              </w:rPr>
+            </w:pPr>
+            <w:r>
+              <w:rPr>
+                <w:rFonts w:hint="default" w:ascii="Times New Roman" w:hAnsi="Times New Roman" w:eastAsia="SimSun"/>
+                <w:b w:val="0"/>
+                <w:bCs w:val="0"/>
+                <w:color w:val="auto"/>
+                <w:sz w:val="24"/>
+                <w:szCs w:val="24"/>
+                <w:vertAlign w:val="baseline"/>
+                <w:lang w:val="en-US"/>
+              </w:rPr>
+              <w:t>7</w:t>
+            </w:r>
+          </w:p>
+        </w:tc>
+        <w:tc>
+          <w:tcPr>
+            <w:tcW w:w="1420" w:type="dxa"/>
+            <w:vAlign w:val="center"/>
+          </w:tcPr>
+          <w:p>
+            <w:pPr>
+              <w:numPr>
+                <w:numId w:val="0"/>
+              </w:numPr>
+              <w:jc w:val="center"/>
+              <w:rPr>
+                <w:rFonts w:hint="default" w:ascii="Times New Roman" w:hAnsi="Times New Roman" w:eastAsia="SimSun"/>
+                <w:b w:val="0"/>
+                <w:bCs w:val="0"/>
+                <w:color w:val="auto"/>
+                <w:sz w:val="24"/>
+                <w:szCs w:val="24"/>
+                <w:vertAlign w:val="baseline"/>
+                <w:lang w:val="en-US"/>
+              </w:rPr>
+            </w:pPr>
+            <w:r>
+              <w:rPr>
+                <w:rFonts w:hint="default" w:ascii="Times New Roman" w:hAnsi="Times New Roman" w:eastAsia="SimSun"/>
+                <w:b w:val="0"/>
+                <w:bCs w:val="0"/>
+                <w:color w:val="auto"/>
+                <w:sz w:val="24"/>
+                <w:szCs w:val="24"/>
+                <w:vertAlign w:val="baseline"/>
+                <w:lang w:val="en-US"/>
+              </w:rPr>
+              <w:t>T. Suriavelan</w:t>
+            </w:r>
+          </w:p>
+        </w:tc>
+        <w:tc>
+          <w:tcPr>
+            <w:tcW w:w="1420" w:type="dxa"/>
+            <w:vAlign w:val="center"/>
+          </w:tcPr>
+          <w:p>
+            <w:pPr>
+              <w:numPr>
+                <w:numId w:val="0"/>
+              </w:numPr>
+              <w:jc w:val="center"/>
+              <w:rPr>
+                <w:rFonts w:hint="default" w:ascii="Times New Roman" w:hAnsi="Times New Roman" w:eastAsia="SimSun"/>
+                <w:b w:val="0"/>
+                <w:bCs w:val="0"/>
+                <w:color w:val="auto"/>
+                <w:sz w:val="24"/>
+                <w:szCs w:val="24"/>
+                <w:vertAlign w:val="baseline"/>
+                <w:lang w:val="en-US"/>
+              </w:rPr>
+            </w:pPr>
+            <w:r>
+              <w:rPr>
+                <w:rFonts w:hint="default" w:ascii="Times New Roman" w:hAnsi="Times New Roman" w:eastAsia="SimSun"/>
+                <w:b w:val="0"/>
+                <w:bCs w:val="0"/>
+                <w:color w:val="auto"/>
+                <w:sz w:val="24"/>
+                <w:szCs w:val="24"/>
+                <w:vertAlign w:val="baseline"/>
+                <w:lang w:val="en-US"/>
+              </w:rPr>
+              <w:t>22</w:t>
+            </w:r>
+          </w:p>
+        </w:tc>
+        <w:tc>
+          <w:tcPr>
+            <w:tcW w:w="1420" w:type="dxa"/>
+            <w:vAlign w:val="center"/>
+          </w:tcPr>
+          <w:p>
+            <w:pPr>
+              <w:numPr>
+                <w:numId w:val="0"/>
+              </w:numPr>
+              <w:jc w:val="center"/>
+              <w:rPr>
+                <w:rFonts w:hint="default" w:ascii="Times New Roman" w:hAnsi="Times New Roman" w:eastAsia="SimSun"/>
+                <w:b w:val="0"/>
+                <w:bCs w:val="0"/>
+                <w:color w:val="auto"/>
+                <w:sz w:val="24"/>
+                <w:szCs w:val="24"/>
+                <w:vertAlign w:val="baseline"/>
+                <w:lang w:val="en-US"/>
+              </w:rPr>
+            </w:pPr>
+            <w:r>
+              <w:rPr>
+                <w:rFonts w:hint="default" w:ascii="Times New Roman" w:hAnsi="Times New Roman" w:eastAsia="SimSun"/>
+                <w:b w:val="0"/>
+                <w:bCs w:val="0"/>
+                <w:color w:val="auto"/>
+                <w:sz w:val="24"/>
+                <w:szCs w:val="24"/>
+                <w:vertAlign w:val="baseline"/>
+                <w:lang w:val="en-US"/>
+              </w:rPr>
+              <w:t>4477</w:t>
+            </w:r>
+          </w:p>
+        </w:tc>
+        <w:tc>
+          <w:tcPr>
+            <w:tcW w:w="1421" w:type="dxa"/>
+            <w:vAlign w:val="center"/>
+          </w:tcPr>
+          <w:p>
+            <w:pPr>
+              <w:numPr>
+                <w:numId w:val="0"/>
+              </w:numPr>
+              <w:jc w:val="center"/>
+              <w:rPr>
+                <w:rFonts w:hint="default" w:ascii="Times New Roman" w:hAnsi="Times New Roman" w:eastAsia="SimSun"/>
+                <w:b w:val="0"/>
+                <w:bCs w:val="0"/>
+                <w:color w:val="auto"/>
+                <w:sz w:val="24"/>
+                <w:szCs w:val="24"/>
+                <w:vertAlign w:val="baseline"/>
+                <w:lang w:val="en-US"/>
+              </w:rPr>
+            </w:pPr>
+            <w:r>
+              <w:rPr>
+                <w:rFonts w:hint="default" w:ascii="Times New Roman" w:hAnsi="Times New Roman" w:eastAsia="SimSun"/>
+                <w:b w:val="0"/>
+                <w:bCs w:val="0"/>
+                <w:color w:val="auto"/>
+                <w:sz w:val="24"/>
+                <w:szCs w:val="24"/>
+                <w:vertAlign w:val="baseline"/>
+                <w:lang w:val="en-US"/>
+              </w:rPr>
+              <w:t>9627</w:t>
+            </w:r>
+          </w:p>
+        </w:tc>
+        <w:tc>
+          <w:tcPr>
+            <w:tcW w:w="1421" w:type="dxa"/>
+            <w:vAlign w:val="center"/>
+          </w:tcPr>
+          <w:p>
+            <w:pPr>
+              <w:numPr>
+                <w:numId w:val="0"/>
+              </w:numPr>
+              <w:jc w:val="center"/>
+              <w:rPr>
+                <w:rFonts w:hint="default" w:ascii="Times New Roman" w:hAnsi="Times New Roman" w:eastAsia="SimSun"/>
+                <w:b w:val="0"/>
+                <w:bCs w:val="0"/>
+                <w:color w:val="auto"/>
+                <w:sz w:val="24"/>
+                <w:szCs w:val="24"/>
+                <w:vertAlign w:val="baseline"/>
+                <w:lang w:val="en-US"/>
+              </w:rPr>
+            </w:pPr>
+            <w:r>
+              <w:rPr>
+                <w:rFonts w:hint="default" w:ascii="Times New Roman" w:hAnsi="Times New Roman" w:eastAsia="SimSun"/>
+                <w:b w:val="0"/>
+                <w:bCs w:val="0"/>
+                <w:color w:val="auto"/>
+                <w:sz w:val="24"/>
+                <w:szCs w:val="24"/>
+                <w:vertAlign w:val="baseline"/>
+                <w:lang w:val="en-US"/>
+              </w:rPr>
+              <w:t>9139</w:t>
             </w:r>
           </w:p>
         </w:tc>
@@ -11686,7 +13983,7 @@
         </w:tblPrEx>
         <w:tc>
           <w:tcPr>
-            <w:tcW w:w="3551" w:type="dxa"/>
+            <w:tcW w:w="1420" w:type="dxa"/>
             <w:vAlign w:val="center"/>
           </w:tcPr>
           <w:p>
@@ -11697,35 +13994,33 @@
               <w:jc w:val="center"/>
               <w:rPr>
                 <w:rFonts w:hint="default" w:ascii="Times New Roman" w:hAnsi="Times New Roman" w:eastAsia="SimSun"/>
-                <w:b/>
-                <w:bCs/>
-                <w:color w:val="auto"/>
-                <w:sz w:val="24"/>
-                <w:szCs w:val="24"/>
-                <w:u w:val="none"/>
-                <w:vertAlign w:val="baseline"/>
-                <w:lang w:val="en-US"/>
-              </w:rPr>
-            </w:pPr>
-            <w:r>
-              <w:rPr>
-                <w:rFonts w:hint="default" w:ascii="Times New Roman" w:hAnsi="Times New Roman" w:eastAsia="SimSun"/>
-                <w:b/>
-                <w:bCs/>
-                <w:color w:val="auto"/>
-                <w:sz w:val="24"/>
-                <w:szCs w:val="24"/>
-                <w:u w:val="none"/>
-                <w:vertAlign w:val="baseline"/>
-                <w:lang w:val="en-US"/>
-              </w:rPr>
-              <w:t>start_year_not_in_future</w:t>
-            </w:r>
-          </w:p>
-        </w:tc>
-        <w:tc>
-          <w:tcPr>
-            <w:tcW w:w="1908" w:type="dxa"/>
+                <w:b w:val="0"/>
+                <w:bCs w:val="0"/>
+                <w:color w:val="auto"/>
+                <w:sz w:val="24"/>
+                <w:szCs w:val="24"/>
+                <w:vertAlign w:val="baseline"/>
+                <w:lang w:val="en-US"/>
+              </w:rPr>
+            </w:pPr>
+            <w:r>
+              <w:rPr>
+                <w:rFonts w:hint="default" w:ascii="Times New Roman" w:hAnsi="Times New Roman" w:eastAsia="SimSun"/>
+                <w:b w:val="0"/>
+                <w:bCs w:val="0"/>
+                <w:color w:val="auto"/>
+                <w:sz w:val="24"/>
+                <w:szCs w:val="24"/>
+                <w:vertAlign w:val="baseline"/>
+                <w:lang w:val="en-US"/>
+              </w:rPr>
+              <w:t>8</w:t>
+            </w:r>
+          </w:p>
+        </w:tc>
+        <w:tc>
+          <w:tcPr>
+            <w:tcW w:w="1420" w:type="dxa"/>
             <w:vAlign w:val="center"/>
           </w:tcPr>
           <w:p>
@@ -11741,30 +14036,28 @@
                 <w:color w:val="auto"/>
                 <w:sz w:val="24"/>
                 <w:szCs w:val="24"/>
-                <w:u w:val="single"/>
-                <w:vertAlign w:val="baseline"/>
-                <w:lang w:val="en-US"/>
-              </w:rPr>
-            </w:pPr>
-            <w:r>
-              <w:rPr>
-                <w:rFonts w:hint="default" w:ascii="Times New Roman" w:hAnsi="Times New Roman" w:eastAsia="SimSun"/>
-                <w:b w:val="0"/>
-                <w:bCs w:val="0"/>
-                <w:color w:val="auto"/>
-                <w:sz w:val="24"/>
-                <w:szCs w:val="24"/>
-                <w:u w:val="single"/>
-                <w:vertAlign w:val="baseline"/>
-                <w:lang w:val="en-US"/>
-              </w:rPr>
-              <w:t>dim_title</w:t>
-            </w:r>
-          </w:p>
-        </w:tc>
-        <w:tc>
-          <w:tcPr>
-            <w:tcW w:w="1894" w:type="dxa"/>
+                <w:vertAlign w:val="baseline"/>
+                <w:lang w:val="en-US"/>
+              </w:rPr>
+            </w:pPr>
+            <w:r>
+              <w:rPr>
+                <w:rFonts w:hint="default" w:ascii="Times New Roman" w:hAnsi="Times New Roman" w:eastAsia="SimSun"/>
+                <w:b w:val="0"/>
+                <w:bCs w:val="0"/>
+                <w:color w:val="auto"/>
+                <w:sz w:val="24"/>
+                <w:szCs w:val="24"/>
+                <w:vertAlign w:val="baseline"/>
+                <w:lang w:val="en-US"/>
+              </w:rPr>
+              <w:t>Zhongwei Qiu</w:t>
+            </w:r>
+          </w:p>
+        </w:tc>
+        <w:tc>
+          <w:tcPr>
+            <w:tcW w:w="1420" w:type="dxa"/>
             <w:vAlign w:val="center"/>
           </w:tcPr>
           <w:p>
@@ -11780,30 +14073,28 @@
                 <w:color w:val="auto"/>
                 <w:sz w:val="24"/>
                 <w:szCs w:val="24"/>
-                <w:u w:val="none"/>
-                <w:vertAlign w:val="baseline"/>
-                <w:lang w:val="en-US"/>
-              </w:rPr>
-            </w:pPr>
-            <w:r>
-              <w:rPr>
-                <w:rFonts w:hint="default" w:ascii="Times New Roman" w:hAnsi="Times New Roman" w:eastAsia="SimSun"/>
-                <w:b w:val="0"/>
-                <w:bCs w:val="0"/>
-                <w:color w:val="auto"/>
-                <w:sz w:val="24"/>
-                <w:szCs w:val="24"/>
-                <w:u w:val="none"/>
-                <w:vertAlign w:val="baseline"/>
-                <w:lang w:val="en-US"/>
-              </w:rPr>
-              <w:t>Ensures title start years are not later than the current year.</w:t>
-            </w:r>
-          </w:p>
-        </w:tc>
-        <w:tc>
-          <w:tcPr>
-            <w:tcW w:w="2630" w:type="dxa"/>
+                <w:vertAlign w:val="baseline"/>
+                <w:lang w:val="en-US"/>
+              </w:rPr>
+            </w:pPr>
+            <w:r>
+              <w:rPr>
+                <w:rFonts w:hint="default" w:ascii="Times New Roman" w:hAnsi="Times New Roman" w:eastAsia="SimSun"/>
+                <w:b w:val="0"/>
+                <w:bCs w:val="0"/>
+                <w:color w:val="auto"/>
+                <w:sz w:val="24"/>
+                <w:szCs w:val="24"/>
+                <w:vertAlign w:val="baseline"/>
+                <w:lang w:val="en-US"/>
+              </w:rPr>
+              <w:t>32</w:t>
+            </w:r>
+          </w:p>
+        </w:tc>
+        <w:tc>
+          <w:tcPr>
+            <w:tcW w:w="1420" w:type="dxa"/>
             <w:vAlign w:val="center"/>
           </w:tcPr>
           <w:p>
@@ -11819,24 +14110,96 @@
                 <w:color w:val="auto"/>
                 <w:sz w:val="24"/>
                 <w:szCs w:val="24"/>
-                <w:u w:val="none"/>
-                <w:vertAlign w:val="baseline"/>
-                <w:lang w:val="en-US"/>
-              </w:rPr>
-            </w:pPr>
-            <w:r>
-              <w:rPr>
-                <w:rFonts w:hint="default" w:ascii="Times New Roman" w:hAnsi="Times New Roman" w:eastAsia="SimSun"/>
-                <w:b w:val="0"/>
-                <w:bCs w:val="0"/>
-                <w:color w:val="auto"/>
-                <w:sz w:val="24"/>
-                <w:szCs w:val="24"/>
-                <w:u w:val="none"/>
-                <w:vertAlign w:val="baseline"/>
-                <w:lang w:val="en-US"/>
-              </w:rPr>
-              <w:t>Error</w:t>
+                <w:vertAlign w:val="baseline"/>
+                <w:lang w:val="en-US"/>
+              </w:rPr>
+            </w:pPr>
+            <w:r>
+              <w:rPr>
+                <w:rFonts w:hint="default" w:ascii="Times New Roman" w:hAnsi="Times New Roman" w:eastAsia="SimSun"/>
+                <w:b w:val="0"/>
+                <w:bCs w:val="0"/>
+                <w:color w:val="auto"/>
+                <w:sz w:val="24"/>
+                <w:szCs w:val="24"/>
+                <w:vertAlign w:val="baseline"/>
+                <w:lang w:val="en-US"/>
+              </w:rPr>
+              <w:t>1088</w:t>
+            </w:r>
+          </w:p>
+        </w:tc>
+        <w:tc>
+          <w:tcPr>
+            <w:tcW w:w="1421" w:type="dxa"/>
+            <w:vAlign w:val="center"/>
+          </w:tcPr>
+          <w:p>
+            <w:pPr>
+              <w:numPr>
+                <w:numId w:val="0"/>
+              </w:numPr>
+              <w:jc w:val="center"/>
+              <w:rPr>
+                <w:rFonts w:hint="default" w:ascii="Times New Roman" w:hAnsi="Times New Roman" w:eastAsia="SimSun"/>
+                <w:b w:val="0"/>
+                <w:bCs w:val="0"/>
+                <w:color w:val="auto"/>
+                <w:sz w:val="24"/>
+                <w:szCs w:val="24"/>
+                <w:vertAlign w:val="baseline"/>
+                <w:lang w:val="en-US"/>
+              </w:rPr>
+            </w:pPr>
+            <w:r>
+              <w:rPr>
+                <w:rFonts w:hint="default" w:ascii="Times New Roman" w:hAnsi="Times New Roman" w:eastAsia="SimSun"/>
+                <w:b w:val="0"/>
+                <w:bCs w:val="0"/>
+                <w:color w:val="auto"/>
+                <w:sz w:val="24"/>
+                <w:szCs w:val="24"/>
+                <w:vertAlign w:val="baseline"/>
+                <w:lang w:val="en-US"/>
+              </w:rPr>
+              <w:t>9619</w:t>
+            </w:r>
+          </w:p>
+        </w:tc>
+        <w:tc>
+          <w:tcPr>
+            <w:tcW w:w="1421" w:type="dxa"/>
+            <w:vAlign w:val="center"/>
+          </w:tcPr>
+          <w:p>
+            <w:pPr>
+              <w:numPr>
+                <w:numId w:val="0"/>
+              </w:numPr>
+              <w:jc w:val="center"/>
+              <w:rPr>
+                <w:rFonts w:hint="default" w:ascii="Times New Roman" w:hAnsi="Times New Roman" w:eastAsia="SimSun"/>
+                <w:b w:val="0"/>
+                <w:bCs w:val="0"/>
+                <w:color w:val="auto"/>
+                <w:sz w:val="24"/>
+                <w:szCs w:val="24"/>
+                <w:vertAlign w:val="baseline"/>
+                <w:lang w:val="en-US"/>
+              </w:rPr>
+            </w:pPr>
+            <w:r>
+              <w:rPr>
+                <w:rFonts w:hint="default" w:ascii="Times New Roman" w:hAnsi="Times New Roman" w:eastAsia="SimSun"/>
+                <w:b w:val="0"/>
+                <w:bCs w:val="0"/>
+                <w:color w:val="auto"/>
+                <w:sz w:val="24"/>
+                <w:szCs w:val="24"/>
+                <w:vertAlign w:val="baseline"/>
+                <w:lang w:val="en-US"/>
+              </w:rPr>
+              <w:t>8989</w:t>
             </w:r>
           </w:p>
         </w:tc>
@@ -11858,7 +14221,7 @@
         </w:tblPrEx>
         <w:tc>
           <w:tcPr>
-            <w:tcW w:w="3551" w:type="dxa"/>
+            <w:tcW w:w="1420" w:type="dxa"/>
             <w:vAlign w:val="center"/>
           </w:tcPr>
           <w:p>
@@ -11869,35 +14232,33 @@
               <w:jc w:val="center"/>
               <w:rPr>
                 <w:rFonts w:hint="default" w:ascii="Times New Roman" w:hAnsi="Times New Roman" w:eastAsia="SimSun"/>
-                <w:b/>
-                <w:bCs/>
-                <w:color w:val="auto"/>
-                <w:sz w:val="24"/>
-                <w:szCs w:val="24"/>
-                <w:u w:val="none"/>
-                <w:vertAlign w:val="baseline"/>
-                <w:lang w:val="en-US"/>
-              </w:rPr>
-            </w:pPr>
-            <w:r>
-              <w:rPr>
-                <w:rFonts w:hint="default" w:ascii="Times New Roman" w:hAnsi="Times New Roman" w:eastAsia="SimSun"/>
-                <w:b/>
-                <w:bCs/>
-                <w:color w:val="auto"/>
-                <w:sz w:val="24"/>
-                <w:szCs w:val="24"/>
-                <w:u w:val="none"/>
-                <w:vertAlign w:val="baseline"/>
-                <w:lang w:val="en-US"/>
-              </w:rPr>
-              <w:t>duplicate relationship tests</w:t>
-            </w:r>
-          </w:p>
-        </w:tc>
-        <w:tc>
-          <w:tcPr>
-            <w:tcW w:w="1908" w:type="dxa"/>
+                <w:b w:val="0"/>
+                <w:bCs w:val="0"/>
+                <w:color w:val="auto"/>
+                <w:sz w:val="24"/>
+                <w:szCs w:val="24"/>
+                <w:vertAlign w:val="baseline"/>
+                <w:lang w:val="en-US"/>
+              </w:rPr>
+            </w:pPr>
+            <w:r>
+              <w:rPr>
+                <w:rFonts w:hint="default" w:ascii="Times New Roman" w:hAnsi="Times New Roman" w:eastAsia="SimSun"/>
+                <w:b w:val="0"/>
+                <w:bCs w:val="0"/>
+                <w:color w:val="auto"/>
+                <w:sz w:val="24"/>
+                <w:szCs w:val="24"/>
+                <w:vertAlign w:val="baseline"/>
+                <w:lang w:val="en-US"/>
+              </w:rPr>
+              <w:t>9</w:t>
+            </w:r>
+          </w:p>
+        </w:tc>
+        <w:tc>
+          <w:tcPr>
+            <w:tcW w:w="1420" w:type="dxa"/>
             <w:vAlign w:val="center"/>
           </w:tcPr>
           <w:p>
@@ -11913,30 +14274,28 @@
                 <w:color w:val="auto"/>
                 <w:sz w:val="24"/>
                 <w:szCs w:val="24"/>
-                <w:u w:val="none"/>
-                <w:vertAlign w:val="baseline"/>
-                <w:lang w:val="en-US"/>
-              </w:rPr>
-            </w:pPr>
-            <w:r>
-              <w:rPr>
-                <w:rFonts w:hint="default" w:ascii="Times New Roman" w:hAnsi="Times New Roman" w:eastAsia="SimSun"/>
-                <w:b w:val="0"/>
-                <w:bCs w:val="0"/>
-                <w:color w:val="auto"/>
-                <w:sz w:val="24"/>
-                <w:szCs w:val="24"/>
-                <w:u w:val="none"/>
-                <w:vertAlign w:val="baseline"/>
-                <w:lang w:val="en-US"/>
-              </w:rPr>
-              <w:t>Staging, intermediate and bridge models</w:t>
-            </w:r>
-          </w:p>
-        </w:tc>
-        <w:tc>
-          <w:tcPr>
-            <w:tcW w:w="1894" w:type="dxa"/>
+                <w:vertAlign w:val="baseline"/>
+                <w:lang w:val="en-US"/>
+              </w:rPr>
+            </w:pPr>
+            <w:r>
+              <w:rPr>
+                <w:rFonts w:hint="default" w:ascii="Times New Roman" w:hAnsi="Times New Roman" w:eastAsia="SimSun"/>
+                <w:b w:val="0"/>
+                <w:bCs w:val="0"/>
+                <w:color w:val="auto"/>
+                <w:sz w:val="24"/>
+                <w:szCs w:val="24"/>
+                <w:vertAlign w:val="baseline"/>
+                <w:lang w:val="en-US"/>
+              </w:rPr>
+              <w:t>Paul Heising</w:t>
+            </w:r>
+          </w:p>
+        </w:tc>
+        <w:tc>
+          <w:tcPr>
+            <w:tcW w:w="1420" w:type="dxa"/>
             <w:vAlign w:val="center"/>
           </w:tcPr>
           <w:p>
@@ -11952,30 +14311,28 @@
                 <w:color w:val="auto"/>
                 <w:sz w:val="24"/>
                 <w:szCs w:val="24"/>
-                <w:u w:val="none"/>
-                <w:vertAlign w:val="baseline"/>
-                <w:lang w:val="en-US"/>
-              </w:rPr>
-            </w:pPr>
-            <w:r>
-              <w:rPr>
-                <w:rFonts w:hint="default" w:ascii="Times New Roman" w:hAnsi="Times New Roman" w:eastAsia="SimSun"/>
-                <w:b w:val="0"/>
-                <w:bCs w:val="0"/>
-                <w:color w:val="auto"/>
-                <w:sz w:val="24"/>
-                <w:szCs w:val="24"/>
-                <w:u w:val="none"/>
-                <w:vertAlign w:val="baseline"/>
-                <w:lang w:val="en-US"/>
-              </w:rPr>
-              <w:t>Prevent duplicate title–genre, title–person, director, writer, and known-for relationships.</w:t>
-            </w:r>
-          </w:p>
-        </w:tc>
-        <w:tc>
-          <w:tcPr>
-            <w:tcW w:w="2630" w:type="dxa"/>
+                <w:vertAlign w:val="baseline"/>
+                <w:lang w:val="en-US"/>
+              </w:rPr>
+            </w:pPr>
+            <w:r>
+              <w:rPr>
+                <w:rFonts w:hint="default" w:ascii="Times New Roman" w:hAnsi="Times New Roman" w:eastAsia="SimSun"/>
+                <w:b w:val="0"/>
+                <w:bCs w:val="0"/>
+                <w:color w:val="auto"/>
+                <w:sz w:val="24"/>
+                <w:szCs w:val="24"/>
+                <w:vertAlign w:val="baseline"/>
+                <w:lang w:val="en-US"/>
+              </w:rPr>
+              <w:t>13</w:t>
+            </w:r>
+          </w:p>
+        </w:tc>
+        <w:tc>
+          <w:tcPr>
+            <w:tcW w:w="1420" w:type="dxa"/>
             <w:vAlign w:val="center"/>
           </w:tcPr>
           <w:p>
@@ -11991,24 +14348,334 @@
                 <w:color w:val="auto"/>
                 <w:sz w:val="24"/>
                 <w:szCs w:val="24"/>
-                <w:u w:val="none"/>
-                <w:vertAlign w:val="baseline"/>
-                <w:lang w:val="en-US"/>
-              </w:rPr>
-            </w:pPr>
-            <w:r>
-              <w:rPr>
-                <w:rFonts w:hint="default" w:ascii="Times New Roman" w:hAnsi="Times New Roman" w:eastAsia="SimSun"/>
-                <w:b w:val="0"/>
-                <w:bCs w:val="0"/>
-                <w:color w:val="auto"/>
-                <w:sz w:val="24"/>
-                <w:szCs w:val="24"/>
-                <w:u w:val="none"/>
-                <w:vertAlign w:val="baseline"/>
-                <w:lang w:val="en-US"/>
-              </w:rPr>
-              <w:t>Error</w:t>
+                <w:vertAlign w:val="baseline"/>
+                <w:lang w:val="en-US"/>
+              </w:rPr>
+            </w:pPr>
+            <w:r>
+              <w:rPr>
+                <w:rFonts w:hint="default" w:ascii="Times New Roman" w:hAnsi="Times New Roman" w:eastAsia="SimSun"/>
+                <w:b w:val="0"/>
+                <w:bCs w:val="0"/>
+                <w:color w:val="auto"/>
+                <w:sz w:val="24"/>
+                <w:szCs w:val="24"/>
+                <w:vertAlign w:val="baseline"/>
+                <w:lang w:val="en-US"/>
+              </w:rPr>
+              <w:t>1828</w:t>
+            </w:r>
+          </w:p>
+        </w:tc>
+        <w:tc>
+          <w:tcPr>
+            <w:tcW w:w="1421" w:type="dxa"/>
+            <w:vAlign w:val="center"/>
+          </w:tcPr>
+          <w:p>
+            <w:pPr>
+              <w:numPr>
+                <w:numId w:val="0"/>
+              </w:numPr>
+              <w:jc w:val="center"/>
+              <w:rPr>
+                <w:rFonts w:hint="default" w:ascii="Times New Roman" w:hAnsi="Times New Roman" w:eastAsia="SimSun"/>
+                <w:b w:val="0"/>
+                <w:bCs w:val="0"/>
+                <w:color w:val="auto"/>
+                <w:sz w:val="24"/>
+                <w:szCs w:val="24"/>
+                <w:vertAlign w:val="baseline"/>
+                <w:lang w:val="en-US"/>
+              </w:rPr>
+            </w:pPr>
+            <w:r>
+              <w:rPr>
+                <w:rFonts w:hint="default" w:ascii="Times New Roman" w:hAnsi="Times New Roman" w:eastAsia="SimSun"/>
+                <w:b w:val="0"/>
+                <w:bCs w:val="0"/>
+                <w:color w:val="auto"/>
+                <w:sz w:val="24"/>
+                <w:szCs w:val="24"/>
+                <w:vertAlign w:val="baseline"/>
+                <w:lang w:val="en-US"/>
+              </w:rPr>
+              <w:t>9585</w:t>
+            </w:r>
+          </w:p>
+        </w:tc>
+        <w:tc>
+          <w:tcPr>
+            <w:tcW w:w="1421" w:type="dxa"/>
+            <w:vAlign w:val="center"/>
+          </w:tcPr>
+          <w:p>
+            <w:pPr>
+              <w:numPr>
+                <w:numId w:val="0"/>
+              </w:numPr>
+              <w:jc w:val="center"/>
+              <w:rPr>
+                <w:rFonts w:hint="default" w:ascii="Times New Roman" w:hAnsi="Times New Roman" w:eastAsia="SimSun"/>
+                <w:b w:val="0"/>
+                <w:bCs w:val="0"/>
+                <w:color w:val="auto"/>
+                <w:sz w:val="24"/>
+                <w:szCs w:val="24"/>
+                <w:vertAlign w:val="baseline"/>
+                <w:lang w:val="en-US"/>
+              </w:rPr>
+            </w:pPr>
+            <w:r>
+              <w:rPr>
+                <w:rFonts w:hint="default" w:ascii="Times New Roman" w:hAnsi="Times New Roman" w:eastAsia="SimSun"/>
+                <w:b w:val="0"/>
+                <w:bCs w:val="0"/>
+                <w:color w:val="auto"/>
+                <w:sz w:val="24"/>
+                <w:szCs w:val="24"/>
+                <w:vertAlign w:val="baseline"/>
+                <w:lang w:val="en-US"/>
+              </w:rPr>
+              <w:t>7797</w:t>
+            </w:r>
+          </w:p>
+        </w:tc>
+      </w:tr>
+      <w:tr>
+        <w:tblPrEx>
+          <w:tblBorders>
+            <w:top w:val="single" w:color="auto" w:sz="4" w:space="0"/>
+            <w:left w:val="single" w:color="auto" w:sz="4" w:space="0"/>
+            <w:bottom w:val="single" w:color="auto" w:sz="4" w:space="0"/>
+            <w:right w:val="single" w:color="auto" w:sz="4" w:space="0"/>
+            <w:insideH w:val="single" w:color="auto" w:sz="4" w:space="0"/>
+            <w:insideV w:val="single" w:color="auto" w:sz="4" w:space="0"/>
+          </w:tblBorders>
+          <w:tblCellMar>
+            <w:left w:w="108" w:type="dxa"/>
+            <w:right w:w="108" w:type="dxa"/>
+          </w:tblCellMar>
+        </w:tblPrEx>
+        <w:tc>
+          <w:tcPr>
+            <w:tcW w:w="1420" w:type="dxa"/>
+            <w:vAlign w:val="center"/>
+          </w:tcPr>
+          <w:p>
+            <w:pPr>
+              <w:numPr>
+                <w:numId w:val="0"/>
+              </w:numPr>
+              <w:jc w:val="center"/>
+              <w:rPr>
+                <w:rFonts w:hint="default" w:ascii="Times New Roman" w:hAnsi="Times New Roman" w:eastAsia="SimSun"/>
+                <w:b w:val="0"/>
+                <w:bCs w:val="0"/>
+                <w:color w:val="auto"/>
+                <w:sz w:val="24"/>
+                <w:szCs w:val="24"/>
+                <w:vertAlign w:val="baseline"/>
+                <w:lang w:val="en-US"/>
+              </w:rPr>
+            </w:pPr>
+            <w:r>
+              <w:rPr>
+                <w:rFonts w:hint="default" w:ascii="Times New Roman" w:hAnsi="Times New Roman" w:eastAsia="SimSun"/>
+                <w:b w:val="0"/>
+                <w:bCs w:val="0"/>
+                <w:color w:val="auto"/>
+                <w:sz w:val="24"/>
+                <w:szCs w:val="24"/>
+                <w:vertAlign w:val="baseline"/>
+                <w:lang w:val="en-US"/>
+              </w:rPr>
+              <w:t>10</w:t>
+            </w:r>
+          </w:p>
+        </w:tc>
+        <w:tc>
+          <w:tcPr>
+            <w:tcW w:w="1420" w:type="dxa"/>
+            <w:vAlign w:val="center"/>
+          </w:tcPr>
+          <w:p>
+            <w:pPr>
+              <w:numPr>
+                <w:numId w:val="0"/>
+              </w:numPr>
+              <w:jc w:val="center"/>
+              <w:rPr>
+                <w:rFonts w:hint="default" w:ascii="Times New Roman" w:hAnsi="Times New Roman" w:eastAsia="SimSun"/>
+                <w:b w:val="0"/>
+                <w:bCs w:val="0"/>
+                <w:color w:val="auto"/>
+                <w:sz w:val="24"/>
+                <w:szCs w:val="24"/>
+                <w:vertAlign w:val="baseline"/>
+                <w:lang w:val="en-US"/>
+              </w:rPr>
+            </w:pPr>
+            <w:r>
+              <w:rPr>
+                <w:rFonts w:hint="default" w:ascii="Times New Roman" w:hAnsi="Times New Roman" w:eastAsia="SimSun"/>
+                <w:b w:val="0"/>
+                <w:bCs w:val="0"/>
+                <w:color w:val="auto"/>
+                <w:sz w:val="24"/>
+                <w:szCs w:val="24"/>
+                <w:vertAlign w:val="baseline"/>
+                <w:lang w:val="en-US"/>
+              </w:rPr>
+              <w:t>James B. Phelps</w:t>
+            </w:r>
+          </w:p>
+        </w:tc>
+        <w:tc>
+          <w:tcPr>
+            <w:tcW w:w="1420" w:type="dxa"/>
+            <w:vAlign w:val="center"/>
+          </w:tcPr>
+          <w:p>
+            <w:pPr>
+              <w:numPr>
+                <w:numId w:val="0"/>
+              </w:numPr>
+              <w:jc w:val="center"/>
+              <w:rPr>
+                <w:rFonts w:hint="default" w:ascii="Times New Roman" w:hAnsi="Times New Roman" w:eastAsia="SimSun"/>
+                <w:b w:val="0"/>
+                <w:bCs w:val="0"/>
+                <w:color w:val="auto"/>
+                <w:sz w:val="24"/>
+                <w:szCs w:val="24"/>
+                <w:vertAlign w:val="baseline"/>
+                <w:lang w:val="en-US"/>
+              </w:rPr>
+            </w:pPr>
+            <w:r>
+              <w:rPr>
+                <w:rFonts w:hint="default" w:ascii="Times New Roman" w:hAnsi="Times New Roman" w:eastAsia="SimSun"/>
+                <w:b w:val="0"/>
+                <w:bCs w:val="0"/>
+                <w:color w:val="auto"/>
+                <w:sz w:val="24"/>
+                <w:szCs w:val="24"/>
+                <w:vertAlign w:val="baseline"/>
+                <w:lang w:val="en-US"/>
+              </w:rPr>
+              <w:t>53</w:t>
+            </w:r>
+          </w:p>
+        </w:tc>
+        <w:tc>
+          <w:tcPr>
+            <w:tcW w:w="1420" w:type="dxa"/>
+            <w:vAlign w:val="center"/>
+          </w:tcPr>
+          <w:p>
+            <w:pPr>
+              <w:numPr>
+                <w:numId w:val="0"/>
+              </w:numPr>
+              <w:jc w:val="center"/>
+              <w:rPr>
+                <w:rFonts w:hint="default" w:ascii="Times New Roman" w:hAnsi="Times New Roman" w:eastAsia="SimSun"/>
+                <w:b w:val="0"/>
+                <w:bCs w:val="0"/>
+                <w:color w:val="auto"/>
+                <w:sz w:val="24"/>
+                <w:szCs w:val="24"/>
+                <w:vertAlign w:val="baseline"/>
+                <w:lang w:val="en-US"/>
+              </w:rPr>
+            </w:pPr>
+            <w:r>
+              <w:rPr>
+                <w:rFonts w:hint="default" w:ascii="Times New Roman" w:hAnsi="Times New Roman" w:eastAsia="SimSun"/>
+                <w:b w:val="0"/>
+                <w:bCs w:val="0"/>
+                <w:color w:val="auto"/>
+                <w:sz w:val="24"/>
+                <w:szCs w:val="24"/>
+                <w:vertAlign w:val="baseline"/>
+                <w:lang w:val="en-US"/>
+              </w:rPr>
+              <w:t>1408</w:t>
+            </w:r>
+          </w:p>
+        </w:tc>
+        <w:tc>
+          <w:tcPr>
+            <w:tcW w:w="1421" w:type="dxa"/>
+            <w:vAlign w:val="center"/>
+          </w:tcPr>
+          <w:p>
+            <w:pPr>
+              <w:numPr>
+                <w:numId w:val="0"/>
+              </w:numPr>
+              <w:jc w:val="center"/>
+              <w:rPr>
+                <w:rFonts w:hint="default" w:ascii="Times New Roman" w:hAnsi="Times New Roman" w:eastAsia="SimSun"/>
+                <w:b w:val="0"/>
+                <w:bCs w:val="0"/>
+                <w:color w:val="auto"/>
+                <w:sz w:val="24"/>
+                <w:szCs w:val="24"/>
+                <w:vertAlign w:val="baseline"/>
+                <w:lang w:val="en-US"/>
+              </w:rPr>
+            </w:pPr>
+            <w:r>
+              <w:rPr>
+                <w:rFonts w:hint="default" w:ascii="Times New Roman" w:hAnsi="Times New Roman" w:eastAsia="SimSun"/>
+                <w:b w:val="0"/>
+                <w:bCs w:val="0"/>
+                <w:color w:val="auto"/>
+                <w:sz w:val="24"/>
+                <w:szCs w:val="24"/>
+                <w:vertAlign w:val="baseline"/>
+                <w:lang w:val="en-US"/>
+              </w:rPr>
+              <w:t>9564</w:t>
+            </w:r>
+          </w:p>
+        </w:tc>
+        <w:tc>
+          <w:tcPr>
+            <w:tcW w:w="1421" w:type="dxa"/>
+            <w:vAlign w:val="center"/>
+          </w:tcPr>
+          <w:p>
+            <w:pPr>
+              <w:numPr>
+                <w:numId w:val="0"/>
+              </w:numPr>
+              <w:jc w:val="center"/>
+              <w:rPr>
+                <w:rFonts w:hint="default" w:ascii="Times New Roman" w:hAnsi="Times New Roman" w:eastAsia="SimSun"/>
+                <w:b w:val="0"/>
+                <w:bCs w:val="0"/>
+                <w:color w:val="auto"/>
+                <w:sz w:val="24"/>
+                <w:szCs w:val="24"/>
+                <w:vertAlign w:val="baseline"/>
+                <w:lang w:val="en-US"/>
+              </w:rPr>
+            </w:pPr>
+            <w:r>
+              <w:rPr>
+                <w:rFonts w:hint="default" w:ascii="Times New Roman" w:hAnsi="Times New Roman" w:eastAsia="SimSun"/>
+                <w:b w:val="0"/>
+                <w:bCs w:val="0"/>
+                <w:color w:val="auto"/>
+                <w:sz w:val="24"/>
+                <w:szCs w:val="24"/>
+                <w:vertAlign w:val="baseline"/>
+                <w:lang w:val="en-US"/>
+              </w:rPr>
+              <w:t>9182</w:t>
             </w:r>
           </w:p>
         </w:tc>
@@ -12017,53 +14684,21 @@
     <w:p>
       <w:pPr>
         <w:numPr>
+          <w:ilvl w:val="0"/>
           <w:numId w:val="0"/>
         </w:numPr>
+        <w:ind w:firstLine="720" w:firstLineChars="0"/>
         <w:jc w:val="left"/>
         <w:rPr>
           <w:rFonts w:hint="default" w:ascii="Times New Roman" w:hAnsi="Times New Roman" w:eastAsia="SimSun"/>
-          <w:b w:val="0"/>
-          <w:bCs w:val="0"/>
-          <w:color w:val="auto"/>
-          <w:sz w:val="24"/>
-          <w:szCs w:val="24"/>
-          <w:u w:val="none"/>
+          <w:b/>
+          <w:bCs/>
+          <w:color w:val="auto"/>
+          <w:sz w:val="24"/>
+          <w:szCs w:val="24"/>
           <w:lang w:val="en-US"/>
         </w:rPr>
       </w:pPr>
-    </w:p>
-    <w:p>
-      <w:pPr>
-        <w:numPr>
-          <w:numId w:val="0"/>
-        </w:numPr>
-        <w:jc w:val="left"/>
-        <w:rPr>
-          <w:rFonts w:hint="default" w:ascii="Times New Roman" w:hAnsi="Times New Roman" w:eastAsia="SimSun"/>
-          <w:b w:val="0"/>
-          <w:bCs w:val="0"/>
-          <w:color w:val="auto"/>
-          <w:sz w:val="24"/>
-          <w:szCs w:val="24"/>
-          <w:u w:val="none"/>
-          <w:lang w:val="en-US"/>
-        </w:rPr>
-      </w:pPr>
-      <w:r>
-        <w:rPr>
-          <w:rFonts w:hint="default" w:ascii="Times New Roman" w:hAnsi="Times New Roman" w:eastAsia="SimSun"/>
-          <w:b w:val="0"/>
-          <w:bCs w:val="0"/>
-          <w:color w:val="auto"/>
-          <w:sz w:val="24"/>
-          <w:szCs w:val="24"/>
-          <w:u w:val="none"/>
-          <w:lang w:val="en-US"/>
-        </w:rPr>
-        <w:t>These tests provide both structural validation and IMDb-specific domain validation. In particular, the rating range and future-year tests encode real dataset rules rather than only checking generic keys.</w:t>
-      </w:r>
-      <w:bookmarkStart w:id="0" w:name="_GoBack"/>
-      <w:bookmarkEnd w:id="0"/>
     </w:p>
     <w:p>
       <w:pPr>
@@ -12071,9 +14706,105 @@
           <w:ilvl w:val="0"/>
           <w:numId w:val="0"/>
         </w:numPr>
+        <w:ind w:firstLine="720" w:firstLineChars="0"/>
         <w:jc w:val="left"/>
         <w:rPr>
-          <w:rFonts w:hint="default" w:ascii="Times New Roman" w:hAnsi="Times New Roman" w:eastAsia="SimSun" w:cs="Times New Roman"/>
+          <w:rFonts w:hint="default" w:ascii="Times New Roman" w:hAnsi="Times New Roman" w:eastAsia="SimSun"/>
+          <w:b w:val="0"/>
+          <w:bCs w:val="0"/>
+          <w:color w:val="auto"/>
+          <w:sz w:val="24"/>
+          <w:szCs w:val="24"/>
+          <w:lang w:val="en-US"/>
+        </w:rPr>
+      </w:pPr>
+      <w:r>
+        <w:rPr>
+          <w:rFonts w:hint="default" w:ascii="Times New Roman" w:hAnsi="Times New Roman" w:eastAsia="SimSun"/>
+          <w:b/>
+          <w:bCs/>
+          <w:color w:val="auto"/>
+          <w:sz w:val="24"/>
+          <w:szCs w:val="24"/>
+          <w:lang w:val="en-US"/>
+        </w:rPr>
+        <w:t xml:space="preserve">Interpretation: </w:t>
+      </w:r>
+      <w:r>
+        <w:rPr>
+          <w:rFonts w:hint="default" w:ascii="Times New Roman" w:hAnsi="Times New Roman" w:eastAsia="SimSun"/>
+          <w:b w:val="0"/>
+          <w:bCs w:val="0"/>
+          <w:color w:val="auto"/>
+          <w:sz w:val="24"/>
+          <w:szCs w:val="24"/>
+          <w:lang w:val="en-US"/>
+        </w:rPr>
+        <w:t>Cat Santarosa ranks first with an average rating of 9.96 across 499 titles, while differences between simple and vote-weighted averages show that high mean ratings do not always reflect equal audience support.</w:t>
+      </w:r>
+    </w:p>
+    <w:p>
+      <w:pPr>
+        <w:numPr>
+          <w:ilvl w:val="0"/>
+          <w:numId w:val="0"/>
+        </w:numPr>
+        <w:ind w:firstLine="720" w:firstLineChars="0"/>
+        <w:jc w:val="left"/>
+        <w:rPr>
+          <w:rFonts w:hint="default" w:ascii="Times New Roman" w:hAnsi="Times New Roman" w:eastAsia="SimSun"/>
+          <w:b w:val="0"/>
+          <w:bCs w:val="0"/>
+          <w:color w:val="auto"/>
+          <w:sz w:val="24"/>
+          <w:szCs w:val="24"/>
+          <w:lang w:val="en-US"/>
+        </w:rPr>
+      </w:pPr>
+    </w:p>
+    <w:p>
+      <w:pPr>
+        <w:numPr>
+          <w:ilvl w:val="0"/>
+          <w:numId w:val="1"/>
+        </w:numPr>
+        <w:ind w:left="425" w:leftChars="0" w:hanging="425" w:firstLineChars="0"/>
+        <w:jc w:val="left"/>
+        <w:rPr>
+          <w:rFonts w:hint="default" w:ascii="Times New Roman" w:hAnsi="Times New Roman" w:eastAsia="SimSun"/>
+          <w:b/>
+          <w:bCs/>
+          <w:color w:val="auto"/>
+          <w:sz w:val="32"/>
+          <w:szCs w:val="32"/>
+          <w:lang w:val="en-US"/>
+        </w:rPr>
+      </w:pPr>
+      <w:r>
+        <w:rPr>
+          <w:rFonts w:hint="default" w:ascii="Times New Roman" w:hAnsi="Times New Roman" w:eastAsia="SimSun"/>
+          <w:b/>
+          <w:bCs/>
+          <w:color w:val="auto"/>
+          <w:sz w:val="32"/>
+          <w:szCs w:val="32"/>
+          <w:lang w:val="en-US"/>
+        </w:rPr>
+        <w:t>How to Run</w:t>
+      </w:r>
+    </w:p>
+    <w:p>
+      <w:pPr>
+        <w:numPr>
+          <w:ilvl w:val="0"/>
+          <w:numId w:val="0"/>
+        </w:numPr>
+        <w:ind w:firstLine="720" w:firstLineChars="0"/>
+        <w:jc w:val="left"/>
+        <w:rPr>
+          <w:rFonts w:hint="default" w:ascii="Times New Roman" w:hAnsi="Times New Roman" w:eastAsia="SimSun"/>
+          <w:b w:val="0"/>
+          <w:bCs w:val="0"/>
           <w:color w:val="auto"/>
           <w:sz w:val="24"/>
           <w:szCs w:val="24"/>
@@ -12299,6 +15030,8 @@
         </w:rPr>
         <w:t>DuckDB read_csv()</w:t>
       </w:r>
+      <w:bookmarkStart w:id="0" w:name="_GoBack"/>
+      <w:bookmarkEnd w:id="0"/>
     </w:p>
     <w:p>
       <w:pPr>
@@ -12420,6 +15153,8 @@
         <w:keepLines w:val="0"/>
         <w:widowControl/>
         <w:suppressLineNumbers w:val="0"/>
+        <w:spacing w:before="0" w:beforeAutospacing="1" w:after="0" w:afterAutospacing="1"/>
+        <w:ind w:left="0" w:right="0"/>
         <w:rPr>
           <w:rFonts w:hint="default" w:ascii="Times New Roman" w:hAnsi="Times New Roman" w:cs="Times New Roman"/>
           <w:color w:val="auto"/>
@@ -12633,6 +15368,132 @@
           <w:color w:val="auto"/>
         </w:rPr>
         <w:t xml:space="preserve"> implementing a complete vertical slice first made debugging easier because the ingestion design could be validated before applying it to every dataset.</w:t>
+      </w:r>
+    </w:p>
+    <w:p>
+      <w:pPr>
+        <w:pStyle w:val="7"/>
+        <w:keepNext w:val="0"/>
+        <w:keepLines w:val="0"/>
+        <w:widowControl/>
+        <w:numPr>
+          <w:ilvl w:val="0"/>
+          <w:numId w:val="2"/>
+        </w:numPr>
+        <w:suppressLineNumbers w:val="0"/>
+        <w:ind w:left="420" w:leftChars="0" w:firstLine="0" w:firstLineChars="0"/>
+        <w:rPr>
+          <w:rFonts w:hint="default"/>
+          <w:color w:val="auto"/>
+          <w:sz w:val="24"/>
+          <w:szCs w:val="24"/>
+          <w:lang w:val="en-US"/>
+        </w:rPr>
+      </w:pPr>
+      <w:r>
+        <w:rPr>
+          <w:rFonts w:hint="default" w:cs="Times New Roman"/>
+          <w:b/>
+          <w:bCs/>
+          <w:color w:val="auto"/>
+          <w:sz w:val="28"/>
+          <w:szCs w:val="28"/>
+          <w:lang w:val="en-US"/>
+        </w:rPr>
+        <w:t>IMDb Data Quality Anomalies</w:t>
+      </w:r>
+    </w:p>
+    <w:p>
+      <w:pPr>
+        <w:pStyle w:val="7"/>
+        <w:keepNext w:val="0"/>
+        <w:keepLines w:val="0"/>
+        <w:widowControl/>
+        <w:numPr>
+          <w:numId w:val="0"/>
+        </w:numPr>
+        <w:suppressLineNumbers w:val="0"/>
+        <w:ind w:left="420" w:leftChars="0" w:right="0" w:rightChars="0" w:firstLine="240" w:firstLineChars="100"/>
+        <w:rPr>
+          <w:rFonts w:hint="default"/>
+          <w:color w:val="auto"/>
+          <w:sz w:val="24"/>
+          <w:szCs w:val="24"/>
+          <w:lang w:val="en-US"/>
+        </w:rPr>
+      </w:pPr>
+      <w:r>
+        <w:rPr>
+          <w:rFonts w:hint="default"/>
+          <w:color w:val="auto"/>
+          <w:sz w:val="24"/>
+          <w:szCs w:val="24"/>
+          <w:lang w:val="en-US"/>
+        </w:rPr>
+        <w:t xml:space="preserve">The </w:t>
+      </w:r>
+      <w:r>
+        <w:rPr>
+          <w:rFonts w:hint="default"/>
+          <w:color w:val="auto"/>
+          <w:sz w:val="24"/>
+          <w:szCs w:val="24"/>
+          <w:u w:val="single"/>
+          <w:lang w:val="en-US"/>
+        </w:rPr>
+        <w:t>start_year_not_in_future</w:t>
+      </w:r>
+      <w:r>
+        <w:rPr>
+          <w:rFonts w:hint="default"/>
+          <w:color w:val="auto"/>
+          <w:sz w:val="24"/>
+          <w:szCs w:val="24"/>
+          <w:lang w:val="en-US"/>
+        </w:rPr>
+        <w:t xml:space="preserve"> test revealed IMDb records with future start years. Instead of silently filtering the source data, the issue was kept visible through data-quality validation and documented as a source-data anomaly.</w:t>
+      </w:r>
+    </w:p>
+    <w:p>
+      <w:pPr>
+        <w:pStyle w:val="7"/>
+        <w:keepNext w:val="0"/>
+        <w:keepLines w:val="0"/>
+        <w:widowControl/>
+        <w:numPr>
+          <w:numId w:val="0"/>
+        </w:numPr>
+        <w:suppressLineNumbers w:val="0"/>
+        <w:ind w:left="420" w:leftChars="0" w:right="0" w:rightChars="0"/>
+        <w:rPr>
+          <w:rFonts w:hint="default" w:ascii="Times New Roman" w:hAnsi="Times New Roman" w:cs="Times New Roman"/>
+          <w:color w:val="auto"/>
+          <w:sz w:val="24"/>
+          <w:szCs w:val="24"/>
+          <w:lang w:val="en-US"/>
+        </w:rPr>
+      </w:pPr>
+      <w:r>
+        <w:rPr>
+          <w:rFonts w:hint="default"/>
+          <w:b/>
+          <w:bCs/>
+          <w:color w:val="auto"/>
+          <w:sz w:val="24"/>
+          <w:szCs w:val="24"/>
+          <w:lang w:val="en-US"/>
+        </w:rPr>
+        <w:t>Lesson learned</w:t>
+      </w:r>
+      <w:r>
+        <w:rPr>
+          <w:rFonts w:hint="default"/>
+          <w:color w:val="auto"/>
+          <w:sz w:val="24"/>
+          <w:szCs w:val="24"/>
+          <w:lang w:val="en-US"/>
+        </w:rPr>
+        <w:t>: data-quality tests should expose unexpected source values rather than automatically hiding them.</w:t>
       </w:r>
     </w:p>
     <w:p>
@@ -13040,7 +15901,7 @@
     <w:lsdException w:unhideWhenUsed="0" w:uiPriority="0" w:semiHidden="0" w:name="HTML Acronym"/>
     <w:lsdException w:unhideWhenUsed="0" w:uiPriority="0" w:semiHidden="0" w:name="HTML Address"/>
     <w:lsdException w:unhideWhenUsed="0" w:uiPriority="0" w:semiHidden="0" w:name="HTML Cite"/>
-    <w:lsdException w:unhideWhenUsed="0" w:uiPriority="0" w:semiHidden="0" w:name="HTML Code"/>
+    <w:lsdException w:qFormat="1" w:unhideWhenUsed="0" w:uiPriority="0" w:semiHidden="0" w:name="HTML Code"/>
     <w:lsdException w:unhideWhenUsed="0" w:uiPriority="0" w:semiHidden="0" w:name="HTML Definition"/>
     <w:lsdException w:unhideWhenUsed="0" w:uiPriority="0" w:semiHidden="0" w:name="HTML Keyboard"/>
     <w:lsdException w:qFormat="1" w:unhideWhenUsed="0" w:uiPriority="0" w:semiHidden="0" w:name="HTML Preformatted"/>
@@ -13224,6 +16085,7 @@
   <w:style w:type="character" w:styleId="4">
     <w:name w:val="HTML Code"/>
     <w:basedOn w:val="2"/>
+    <w:qFormat/>
     <w:uiPriority w:val="0"/>
     <w:rPr>
       <w:rFonts w:ascii="Courier New" w:hAnsi="Courier New" w:cs="Courier New"/>

--- a/docs/project_documentation.docx
+++ b/docs/project_documentation.docx
@@ -5326,6 +5326,258 @@
           </w:p>
         </w:tc>
       </w:tr>
+      <w:tr>
+        <w:tblPrEx>
+          <w:tblBorders>
+            <w:top w:val="single" w:color="auto" w:sz="4" w:space="0"/>
+            <w:left w:val="single" w:color="auto" w:sz="4" w:space="0"/>
+            <w:bottom w:val="single" w:color="auto" w:sz="4" w:space="0"/>
+            <w:right w:val="single" w:color="auto" w:sz="4" w:space="0"/>
+            <w:insideH w:val="single" w:color="auto" w:sz="4" w:space="0"/>
+            <w:insideV w:val="single" w:color="auto" w:sz="4" w:space="0"/>
+          </w:tblBorders>
+          <w:tblCellMar>
+            <w:top w:w="0" w:type="dxa"/>
+            <w:left w:w="108" w:type="dxa"/>
+            <w:bottom w:w="0" w:type="dxa"/>
+            <w:right w:w="108" w:type="dxa"/>
+          </w:tblCellMar>
+        </w:tblPrEx>
+        <w:tc>
+          <w:tcPr>
+            <w:tcW w:w="1853" w:type="dxa"/>
+            <w:vAlign w:val="center"/>
+          </w:tcPr>
+          <w:p>
+            <w:pPr>
+              <w:widowControl w:val="0"/>
+              <w:spacing w:beforeLines="0" w:afterLines="0"/>
+              <w:jc w:val="center"/>
+              <w:rPr>
+                <w:rFonts w:hint="default" w:ascii="Times New Roman" w:hAnsi="Times New Roman" w:eastAsia="Consolas" w:cs="Times New Roman"/>
+                <w:b/>
+                <w:bCs/>
+                <w:color w:val="auto"/>
+                <w:sz w:val="24"/>
+                <w:szCs w:val="24"/>
+                <w:u w:val="single"/>
+                <w:vertAlign w:val="baseline"/>
+                <w:lang w:val="en-US"/>
+              </w:rPr>
+            </w:pPr>
+            <w:r>
+              <w:rPr>
+                <w:rFonts w:hint="default" w:ascii="Times New Roman" w:hAnsi="Times New Roman" w:eastAsia="Consolas" w:cs="Times New Roman"/>
+                <w:b/>
+                <w:bCs/>
+                <w:color w:val="auto"/>
+                <w:sz w:val="24"/>
+                <w:szCs w:val="24"/>
+                <w:u w:val="single"/>
+                <w:vertAlign w:val="baseline"/>
+                <w:lang w:val="en-US"/>
+              </w:rPr>
+              <w:t>mart_runtime_by_decade</w:t>
+            </w:r>
+          </w:p>
+        </w:tc>
+        <w:tc>
+          <w:tcPr>
+            <w:tcW w:w="1601" w:type="dxa"/>
+          </w:tcPr>
+          <w:p>
+            <w:pPr>
+              <w:widowControl w:val="0"/>
+              <w:spacing w:beforeLines="0" w:afterLines="0"/>
+              <w:jc w:val="center"/>
+              <w:rPr>
+                <w:rFonts w:hint="default" w:ascii="Times New Roman" w:hAnsi="Times New Roman" w:eastAsia="Consolas"/>
+                <w:b w:val="0"/>
+                <w:bCs w:val="0"/>
+                <w:color w:val="auto"/>
+                <w:sz w:val="24"/>
+                <w:szCs w:val="24"/>
+                <w:u w:val="none"/>
+                <w:vertAlign w:val="baseline"/>
+                <w:lang w:val="en-US"/>
+              </w:rPr>
+            </w:pPr>
+            <w:r>
+              <w:rPr>
+                <w:rFonts w:hint="default" w:ascii="Times New Roman" w:hAnsi="Times New Roman" w:eastAsia="Consolas"/>
+                <w:b w:val="0"/>
+                <w:bCs w:val="0"/>
+                <w:color w:val="auto"/>
+                <w:sz w:val="24"/>
+                <w:szCs w:val="24"/>
+                <w:u w:val="none"/>
+                <w:vertAlign w:val="baseline"/>
+                <w:lang w:val="en-US"/>
+              </w:rPr>
+              <w:t>One row per release decade</w:t>
+            </w:r>
+          </w:p>
+        </w:tc>
+        <w:tc>
+          <w:tcPr>
+            <w:tcW w:w="1588" w:type="dxa"/>
+            <w:vAlign w:val="center"/>
+          </w:tcPr>
+          <w:p>
+            <w:pPr>
+              <w:widowControl w:val="0"/>
+              <w:spacing w:beforeLines="0" w:afterLines="0"/>
+              <w:jc w:val="center"/>
+              <w:rPr>
+                <w:rFonts w:hint="default" w:ascii="Times New Roman" w:hAnsi="Times New Roman" w:eastAsia="Consolas"/>
+                <w:b/>
+                <w:bCs/>
+                <w:color w:val="auto"/>
+                <w:sz w:val="24"/>
+                <w:szCs w:val="24"/>
+                <w:u w:val="none"/>
+                <w:vertAlign w:val="baseline"/>
+                <w:lang w:val="en-US"/>
+              </w:rPr>
+            </w:pPr>
+            <w:r>
+              <w:rPr>
+                <w:rFonts w:hint="default" w:ascii="Times New Roman" w:hAnsi="Times New Roman" w:eastAsia="Consolas"/>
+                <w:b/>
+                <w:bCs/>
+                <w:color w:val="auto"/>
+                <w:sz w:val="24"/>
+                <w:szCs w:val="24"/>
+                <w:u w:val="single"/>
+                <w:vertAlign w:val="baseline"/>
+                <w:lang w:val="en-US"/>
+              </w:rPr>
+              <w:t>decade</w:t>
+            </w:r>
+          </w:p>
+        </w:tc>
+        <w:tc>
+          <w:tcPr>
+            <w:tcW w:w="1702" w:type="dxa"/>
+            <w:vAlign w:val="center"/>
+          </w:tcPr>
+          <w:p>
+            <w:pPr>
+              <w:widowControl w:val="0"/>
+              <w:spacing w:beforeLines="0" w:afterLines="0"/>
+              <w:jc w:val="center"/>
+              <w:rPr>
+                <w:rFonts w:hint="default" w:ascii="Times New Roman" w:hAnsi="Times New Roman" w:eastAsia="Consolas"/>
+                <w:b/>
+                <w:bCs/>
+                <w:color w:val="auto"/>
+                <w:sz w:val="24"/>
+                <w:szCs w:val="24"/>
+                <w:u w:val="none"/>
+                <w:vertAlign w:val="baseline"/>
+                <w:lang w:val="en-US"/>
+              </w:rPr>
+            </w:pPr>
+            <w:r>
+              <w:rPr>
+                <w:rFonts w:hint="default" w:ascii="Times New Roman" w:hAnsi="Times New Roman" w:eastAsia="Consolas"/>
+                <w:b/>
+                <w:bCs/>
+                <w:color w:val="auto"/>
+                <w:sz w:val="24"/>
+                <w:szCs w:val="24"/>
+                <w:u w:val="none"/>
+                <w:vertAlign w:val="baseline"/>
+                <w:lang w:val="en-US"/>
+              </w:rPr>
+              <w:t>None</w:t>
+            </w:r>
+          </w:p>
+        </w:tc>
+        <w:tc>
+          <w:tcPr>
+            <w:tcW w:w="1576" w:type="dxa"/>
+            <w:vAlign w:val="center"/>
+          </w:tcPr>
+          <w:p>
+            <w:pPr>
+              <w:widowControl w:val="0"/>
+              <w:spacing w:beforeLines="0" w:afterLines="0"/>
+              <w:jc w:val="center"/>
+              <w:rPr>
+                <w:rFonts w:hint="default" w:ascii="Times New Roman" w:hAnsi="Times New Roman" w:eastAsia="Consolas"/>
+                <w:b/>
+                <w:bCs/>
+                <w:color w:val="auto"/>
+                <w:sz w:val="24"/>
+                <w:szCs w:val="24"/>
+                <w:u w:val="none"/>
+                <w:vertAlign w:val="baseline"/>
+                <w:lang w:val="en-US"/>
+              </w:rPr>
+            </w:pPr>
+            <w:r>
+              <w:rPr>
+                <w:rFonts w:hint="default" w:ascii="Times New Roman" w:hAnsi="Times New Roman" w:eastAsia="Consolas"/>
+                <w:b/>
+                <w:bCs/>
+                <w:color w:val="auto"/>
+                <w:sz w:val="24"/>
+                <w:szCs w:val="24"/>
+                <w:u w:val="none"/>
+                <w:vertAlign w:val="baseline"/>
+                <w:lang w:val="en-US"/>
+              </w:rPr>
+              <w:t>fct_title_ratings, dim_title, dim_year</w:t>
+            </w:r>
+          </w:p>
+        </w:tc>
+        <w:tc>
+          <w:tcPr>
+            <w:tcW w:w="2647" w:type="dxa"/>
+            <w:vAlign w:val="center"/>
+          </w:tcPr>
+          <w:p>
+            <w:pPr>
+              <w:spacing w:beforeLines="0" w:afterLines="0"/>
+              <w:jc w:val="left"/>
+              <w:rPr>
+                <w:rFonts w:hint="default" w:ascii="Times New Roman" w:hAnsi="Times New Roman" w:eastAsia="Consolas" w:cs="Times New Roman"/>
+                <w:color w:val="auto"/>
+                <w:sz w:val="24"/>
+                <w:szCs w:val="24"/>
+              </w:rPr>
+            </w:pPr>
+            <w:r>
+              <w:rPr>
+                <w:rFonts w:hint="default" w:ascii="Times New Roman" w:hAnsi="Times New Roman" w:eastAsia="Consolas" w:cs="Times New Roman"/>
+                <w:color w:val="auto"/>
+                <w:sz w:val="24"/>
+                <w:szCs w:val="24"/>
+              </w:rPr>
+              <w:t>Analytical mart that aggregates movie count, average runtime, average rating, and runtime-rating correlation by decade. Only movies with valid positive runtimes and non-null ratings are included.</w:t>
+            </w:r>
+          </w:p>
+          <w:p>
+            <w:pPr>
+              <w:widowControl w:val="0"/>
+              <w:spacing w:beforeLines="0" w:afterLines="0"/>
+              <w:jc w:val="center"/>
+              <w:rPr>
+                <w:rFonts w:hint="default" w:ascii="Times New Roman" w:hAnsi="Times New Roman" w:eastAsia="Consolas"/>
+                <w:b w:val="0"/>
+                <w:bCs w:val="0"/>
+                <w:color w:val="auto"/>
+                <w:sz w:val="24"/>
+                <w:szCs w:val="24"/>
+                <w:u w:val="none"/>
+                <w:vertAlign w:val="baseline"/>
+                <w:lang w:val="en-US"/>
+              </w:rPr>
+            </w:pPr>
+          </w:p>
+        </w:tc>
+      </w:tr>
     </w:tbl>
     <w:p>
       <w:pPr>
@@ -9756,10 +10008,10 @@
         </w:tblCellMar>
       </w:tblPr>
       <w:tblGrid>
-        <w:gridCol w:w="3510"/>
-        <w:gridCol w:w="2043"/>
-        <w:gridCol w:w="1880"/>
-        <w:gridCol w:w="2550"/>
+        <w:gridCol w:w="3335"/>
+        <w:gridCol w:w="2669"/>
+        <w:gridCol w:w="1814"/>
+        <w:gridCol w:w="2165"/>
       </w:tblGrid>
       <w:tr>
         <w:tblPrEx>
@@ -11659,6 +11911,195 @@
               </w:rPr>
               <w:t>Validate minimum 5 titles, minimum 1,000 combined votes, rank range 1–10, and uniqueness of director/rank.</w:t>
             </w:r>
+          </w:p>
+        </w:tc>
+        <w:tc>
+          <w:tcPr>
+            <w:tcW w:w="2630" w:type="dxa"/>
+            <w:vAlign w:val="center"/>
+          </w:tcPr>
+          <w:p>
+            <w:pPr>
+              <w:widowControl w:val="0"/>
+              <w:numPr>
+                <w:ilvl w:val="0"/>
+                <w:numId w:val="0"/>
+              </w:numPr>
+              <w:jc w:val="center"/>
+              <w:rPr>
+                <w:rFonts w:hint="default" w:ascii="Times New Roman" w:hAnsi="Times New Roman" w:eastAsia="SimSun"/>
+                <w:b w:val="0"/>
+                <w:bCs w:val="0"/>
+                <w:color w:val="auto"/>
+                <w:sz w:val="24"/>
+                <w:szCs w:val="24"/>
+                <w:u w:val="none"/>
+                <w:vertAlign w:val="baseline"/>
+                <w:lang w:val="en-US"/>
+              </w:rPr>
+            </w:pPr>
+            <w:r>
+              <w:rPr>
+                <w:rFonts w:hint="default" w:ascii="Times New Roman" w:hAnsi="Times New Roman" w:eastAsia="SimSun"/>
+                <w:b w:val="0"/>
+                <w:bCs w:val="0"/>
+                <w:color w:val="auto"/>
+                <w:sz w:val="24"/>
+                <w:szCs w:val="24"/>
+                <w:u w:val="none"/>
+                <w:vertAlign w:val="baseline"/>
+                <w:lang w:val="en-US"/>
+              </w:rPr>
+              <w:t>Error</w:t>
+            </w:r>
+          </w:p>
+        </w:tc>
+      </w:tr>
+      <w:tr>
+        <w:tblPrEx>
+          <w:tblBorders>
+            <w:top w:val="single" w:color="auto" w:sz="4" w:space="0"/>
+            <w:left w:val="single" w:color="auto" w:sz="4" w:space="0"/>
+            <w:bottom w:val="single" w:color="auto" w:sz="4" w:space="0"/>
+            <w:right w:val="single" w:color="auto" w:sz="4" w:space="0"/>
+            <w:insideH w:val="single" w:color="auto" w:sz="4" w:space="0"/>
+            <w:insideV w:val="single" w:color="auto" w:sz="4" w:space="0"/>
+          </w:tblBorders>
+          <w:tblCellMar>
+            <w:top w:w="0" w:type="dxa"/>
+            <w:left w:w="108" w:type="dxa"/>
+            <w:bottom w:w="0" w:type="dxa"/>
+            <w:right w:w="108" w:type="dxa"/>
+          </w:tblCellMar>
+        </w:tblPrEx>
+        <w:tc>
+          <w:tcPr>
+            <w:tcW w:w="3551" w:type="dxa"/>
+            <w:vAlign w:val="center"/>
+          </w:tcPr>
+          <w:p>
+            <w:pPr>
+              <w:widowControl w:val="0"/>
+              <w:numPr>
+                <w:ilvl w:val="0"/>
+                <w:numId w:val="0"/>
+              </w:numPr>
+              <w:jc w:val="center"/>
+              <w:rPr>
+                <w:rFonts w:hint="default" w:ascii="Times New Roman" w:hAnsi="Times New Roman" w:eastAsia="SimSun"/>
+                <w:b/>
+                <w:bCs/>
+                <w:color w:val="auto"/>
+                <w:sz w:val="24"/>
+                <w:szCs w:val="24"/>
+                <w:u w:val="none"/>
+                <w:vertAlign w:val="baseline"/>
+                <w:lang w:val="en-US"/>
+              </w:rPr>
+            </w:pPr>
+            <w:r>
+              <w:rPr>
+                <w:rFonts w:hint="default" w:ascii="Times New Roman" w:hAnsi="Times New Roman" w:eastAsia="SimSun"/>
+                <w:b/>
+                <w:bCs/>
+                <w:color w:val="auto"/>
+                <w:sz w:val="24"/>
+                <w:szCs w:val="24"/>
+                <w:u w:val="none"/>
+                <w:vertAlign w:val="baseline"/>
+                <w:lang w:val="en-US"/>
+              </w:rPr>
+              <w:t>mart_runtime_by_decade tests</w:t>
+            </w:r>
+          </w:p>
+        </w:tc>
+        <w:tc>
+          <w:tcPr>
+            <w:tcW w:w="1908" w:type="dxa"/>
+            <w:vAlign w:val="center"/>
+          </w:tcPr>
+          <w:p>
+            <w:pPr>
+              <w:widowControl w:val="0"/>
+              <w:numPr>
+                <w:ilvl w:val="0"/>
+                <w:numId w:val="0"/>
+              </w:numPr>
+              <w:jc w:val="center"/>
+              <w:rPr>
+                <w:rFonts w:hint="default" w:ascii="Times New Roman" w:hAnsi="Times New Roman" w:eastAsia="SimSun"/>
+                <w:b w:val="0"/>
+                <w:bCs w:val="0"/>
+                <w:color w:val="auto"/>
+                <w:sz w:val="24"/>
+                <w:szCs w:val="24"/>
+                <w:u w:val="single"/>
+                <w:vertAlign w:val="baseline"/>
+                <w:lang w:val="en-US"/>
+              </w:rPr>
+            </w:pPr>
+            <w:r>
+              <w:rPr>
+                <w:rFonts w:hint="default" w:ascii="Times New Roman" w:hAnsi="Times New Roman" w:eastAsia="SimSun"/>
+                <w:b w:val="0"/>
+                <w:bCs w:val="0"/>
+                <w:color w:val="auto"/>
+                <w:sz w:val="24"/>
+                <w:szCs w:val="24"/>
+                <w:u w:val="single"/>
+                <w:vertAlign w:val="baseline"/>
+                <w:lang w:val="en-US"/>
+              </w:rPr>
+              <w:t>mart_runtime_by_decade</w:t>
+            </w:r>
+          </w:p>
+        </w:tc>
+        <w:tc>
+          <w:tcPr>
+            <w:tcW w:w="1894" w:type="dxa"/>
+            <w:vAlign w:val="center"/>
+          </w:tcPr>
+          <w:p>
+            <w:pPr>
+              <w:spacing w:beforeLines="0" w:afterLines="0"/>
+              <w:jc w:val="left"/>
+              <w:rPr>
+                <w:rFonts w:hint="default" w:ascii="Times New Roman" w:hAnsi="Times New Roman" w:eastAsia="Consolas" w:cs="Times New Roman"/>
+                <w:color w:val="auto"/>
+                <w:sz w:val="24"/>
+                <w:szCs w:val="24"/>
+              </w:rPr>
+            </w:pPr>
+            <w:r>
+              <w:rPr>
+                <w:rFonts w:hint="default" w:ascii="Times New Roman" w:hAnsi="Times New Roman" w:eastAsia="Consolas" w:cs="Times New Roman"/>
+                <w:color w:val="auto"/>
+                <w:sz w:val="24"/>
+                <w:szCs w:val="24"/>
+              </w:rPr>
+              <w:t>Validates unique and non-null decades, positive average runtime, average rating within 0–10, and correlation within the valid range [-1, 1].</w:t>
+            </w:r>
+          </w:p>
+          <w:p>
+            <w:pPr>
+              <w:widowControl w:val="0"/>
+              <w:numPr>
+                <w:ilvl w:val="0"/>
+                <w:numId w:val="0"/>
+              </w:numPr>
+              <w:jc w:val="center"/>
+              <w:rPr>
+                <w:rFonts w:hint="default" w:ascii="Times New Roman" w:hAnsi="Times New Roman" w:eastAsia="SimSun"/>
+                <w:b w:val="0"/>
+                <w:bCs w:val="0"/>
+                <w:color w:val="auto"/>
+                <w:sz w:val="24"/>
+                <w:szCs w:val="24"/>
+                <w:u w:val="none"/>
+                <w:vertAlign w:val="baseline"/>
+                <w:lang w:val="en-US"/>
+              </w:rPr>
+            </w:pPr>
           </w:p>
         </w:tc>
         <w:tc>
@@ -12080,6 +12521,10 @@
             <w:insideH w:val="single" w:color="auto" w:sz="4" w:space="0"/>
             <w:insideV w:val="single" w:color="auto" w:sz="4" w:space="0"/>
           </w:tblBorders>
+          <w:tblCellMar>
+            <w:left w:w="108" w:type="dxa"/>
+            <w:right w:w="108" w:type="dxa"/>
+          </w:tblCellMar>
         </w:tblPrEx>
         <w:tc>
           <w:tcPr>
@@ -13742,6 +14187,10 @@
             <w:insideH w:val="single" w:color="auto" w:sz="4" w:space="0"/>
             <w:insideV w:val="single" w:color="auto" w:sz="4" w:space="0"/>
           </w:tblBorders>
+          <w:tblCellMar>
+            <w:left w:w="108" w:type="dxa"/>
+            <w:right w:w="108" w:type="dxa"/>
+          </w:tblCellMar>
         </w:tblPrEx>
         <w:tc>
           <w:tcPr>
@@ -14765,6 +15214,1857 @@
     <w:p>
       <w:pPr>
         <w:numPr>
+          <w:ilvl w:val="1"/>
+          <w:numId w:val="1"/>
+        </w:numPr>
+        <w:ind w:left="840" w:leftChars="0" w:hanging="420" w:firstLineChars="0"/>
+        <w:jc w:val="left"/>
+        <w:rPr>
+          <w:rFonts w:hint="default" w:ascii="Times New Roman" w:hAnsi="Times New Roman" w:eastAsia="SimSun"/>
+          <w:b w:val="0"/>
+          <w:bCs w:val="0"/>
+          <w:color w:val="auto"/>
+          <w:sz w:val="24"/>
+          <w:szCs w:val="24"/>
+          <w:lang w:val="en-US"/>
+        </w:rPr>
+      </w:pPr>
+      <w:r>
+        <w:rPr>
+          <w:rFonts w:hint="default" w:ascii="Times New Roman" w:hAnsi="Times New Roman" w:eastAsia="SimSun"/>
+          <w:b/>
+          <w:bCs/>
+          <w:color w:val="auto"/>
+          <w:sz w:val="24"/>
+          <w:szCs w:val="24"/>
+          <w:lang w:val="en-US"/>
+        </w:rPr>
+        <w:t>Question</w:t>
+      </w:r>
+      <w:r>
+        <w:rPr>
+          <w:rFonts w:hint="default" w:ascii="Times New Roman" w:hAnsi="Times New Roman" w:eastAsia="SimSun"/>
+          <w:b w:val="0"/>
+          <w:bCs w:val="0"/>
+          <w:color w:val="auto"/>
+          <w:sz w:val="24"/>
+          <w:szCs w:val="24"/>
+          <w:lang w:val="en-US"/>
+        </w:rPr>
+        <w:t>: H</w:t>
+      </w:r>
+      <w:r>
+        <w:rPr>
+          <w:rFonts w:hint="default" w:ascii="Times New Roman" w:hAnsi="Times New Roman" w:eastAsia="SimSun" w:cs="Times New Roman"/>
+          <w:sz w:val="24"/>
+          <w:szCs w:val="24"/>
+        </w:rPr>
+        <w:t>as the average movie runtime changed by decade, and does runtime correlate with rating?</w:t>
+      </w:r>
+    </w:p>
+    <w:p>
+      <w:pPr>
+        <w:spacing w:beforeLines="0" w:afterLines="0"/>
+        <w:jc w:val="left"/>
+        <w:rPr>
+          <w:rFonts w:hint="default" w:ascii="Times New Roman" w:hAnsi="Times New Roman" w:eastAsia="Consolas" w:cs="Times New Roman"/>
+          <w:color w:val="auto"/>
+          <w:sz w:val="24"/>
+          <w:szCs w:val="24"/>
+        </w:rPr>
+      </w:pPr>
+      <w:r>
+        <w:rPr>
+          <w:rFonts w:hint="default" w:ascii="Times New Roman" w:hAnsi="Times New Roman" w:eastAsia="SimSun"/>
+          <w:b w:val="0"/>
+          <w:bCs w:val="0"/>
+          <w:color w:val="auto"/>
+          <w:sz w:val="24"/>
+          <w:szCs w:val="24"/>
+          <w:lang w:val="en-US"/>
+        </w:rPr>
+        <w:t xml:space="preserve">       </w:t>
+      </w:r>
+      <w:r>
+        <w:rPr>
+          <w:rFonts w:hint="default" w:ascii="Times New Roman" w:hAnsi="Times New Roman" w:eastAsia="SimSun"/>
+          <w:b/>
+          <w:bCs/>
+          <w:color w:val="auto"/>
+          <w:sz w:val="24"/>
+          <w:szCs w:val="24"/>
+          <w:lang w:val="en-US"/>
+        </w:rPr>
+        <w:t>Model</w:t>
+      </w:r>
+      <w:r>
+        <w:rPr>
+          <w:rFonts w:hint="default" w:ascii="Times New Roman" w:hAnsi="Times New Roman" w:eastAsia="SimSun"/>
+          <w:b w:val="0"/>
+          <w:bCs w:val="0"/>
+          <w:color w:val="auto"/>
+          <w:sz w:val="24"/>
+          <w:szCs w:val="24"/>
+          <w:lang w:val="en-US"/>
+        </w:rPr>
+        <w:t xml:space="preserve">: </w:t>
+      </w:r>
+      <w:r>
+        <w:rPr>
+          <w:rFonts w:hint="default" w:ascii="Times New Roman" w:hAnsi="Times New Roman" w:eastAsia="Consolas" w:cs="Times New Roman"/>
+          <w:color w:val="auto"/>
+          <w:sz w:val="24"/>
+          <w:szCs w:val="24"/>
+          <w:u w:val="single"/>
+        </w:rPr>
+        <w:t>mart_runtime_by_decade</w:t>
+      </w:r>
+      <w:r>
+        <w:rPr>
+          <w:rFonts w:hint="default" w:ascii="Times New Roman" w:hAnsi="Times New Roman" w:eastAsia="Consolas" w:cs="Times New Roman"/>
+          <w:color w:val="auto"/>
+          <w:sz w:val="24"/>
+          <w:szCs w:val="24"/>
+        </w:rPr>
+        <w:t xml:space="preserve"> joins </w:t>
+      </w:r>
+      <w:r>
+        <w:rPr>
+          <w:rFonts w:hint="default" w:ascii="Times New Roman" w:hAnsi="Times New Roman" w:eastAsia="Consolas" w:cs="Times New Roman"/>
+          <w:color w:val="auto"/>
+          <w:sz w:val="24"/>
+          <w:szCs w:val="24"/>
+          <w:u w:val="single"/>
+        </w:rPr>
+        <w:t>fct_title_ratings</w:t>
+      </w:r>
+      <w:r>
+        <w:rPr>
+          <w:rFonts w:hint="default" w:ascii="Times New Roman" w:hAnsi="Times New Roman" w:eastAsia="Consolas" w:cs="Times New Roman"/>
+          <w:color w:val="auto"/>
+          <w:sz w:val="24"/>
+          <w:szCs w:val="24"/>
+        </w:rPr>
+        <w:t xml:space="preserve">, </w:t>
+      </w:r>
+      <w:r>
+        <w:rPr>
+          <w:rFonts w:hint="default" w:ascii="Times New Roman" w:hAnsi="Times New Roman" w:eastAsia="Consolas" w:cs="Times New Roman"/>
+          <w:color w:val="auto"/>
+          <w:sz w:val="24"/>
+          <w:szCs w:val="24"/>
+          <w:u w:val="single"/>
+        </w:rPr>
+        <w:t>dim_title</w:t>
+      </w:r>
+      <w:r>
+        <w:rPr>
+          <w:rFonts w:hint="default" w:ascii="Times New Roman" w:hAnsi="Times New Roman" w:eastAsia="Consolas" w:cs="Times New Roman"/>
+          <w:color w:val="auto"/>
+          <w:sz w:val="24"/>
+          <w:szCs w:val="24"/>
+        </w:rPr>
+        <w:t xml:space="preserve">, and </w:t>
+      </w:r>
+      <w:r>
+        <w:rPr>
+          <w:rFonts w:hint="default" w:ascii="Times New Roman" w:hAnsi="Times New Roman" w:eastAsia="Consolas" w:cs="Times New Roman"/>
+          <w:color w:val="auto"/>
+          <w:sz w:val="24"/>
+          <w:szCs w:val="24"/>
+          <w:u w:val="single"/>
+        </w:rPr>
+        <w:t>dim_year</w:t>
+      </w:r>
+      <w:r>
+        <w:rPr>
+          <w:rFonts w:hint="default" w:ascii="Times New Roman" w:hAnsi="Times New Roman" w:eastAsia="Consolas" w:cs="Times New Roman"/>
+          <w:color w:val="auto"/>
+          <w:sz w:val="24"/>
+          <w:szCs w:val="24"/>
+        </w:rPr>
+        <w:t xml:space="preserve">. It restricts the analysis to </w:t>
+      </w:r>
+      <w:r>
+        <w:rPr>
+          <w:rFonts w:hint="default" w:ascii="Times New Roman" w:hAnsi="Times New Roman" w:eastAsia="Consolas" w:cs="Times New Roman"/>
+          <w:color w:val="auto"/>
+          <w:sz w:val="24"/>
+          <w:szCs w:val="24"/>
+          <w:u w:val="single"/>
+        </w:rPr>
+        <w:t>title_type</w:t>
+      </w:r>
+      <w:r>
+        <w:rPr>
+          <w:rFonts w:hint="default" w:ascii="Times New Roman" w:hAnsi="Times New Roman" w:eastAsia="Consolas" w:cs="Times New Roman"/>
+          <w:color w:val="auto"/>
+          <w:sz w:val="24"/>
+          <w:szCs w:val="24"/>
+        </w:rPr>
+        <w:t xml:space="preserve"> = 'movie', excludes null or non-positive runtimes and null ratings, and aggregates the data by the consistently defined decade from </w:t>
+      </w:r>
+      <w:r>
+        <w:rPr>
+          <w:rFonts w:hint="default" w:ascii="Times New Roman" w:hAnsi="Times New Roman" w:eastAsia="Consolas" w:cs="Times New Roman"/>
+          <w:color w:val="auto"/>
+          <w:sz w:val="24"/>
+          <w:szCs w:val="24"/>
+          <w:u w:val="single"/>
+        </w:rPr>
+        <w:t>dim_year</w:t>
+      </w:r>
+      <w:r>
+        <w:rPr>
+          <w:rFonts w:hint="default" w:ascii="Times New Roman" w:hAnsi="Times New Roman" w:eastAsia="Consolas" w:cs="Times New Roman"/>
+          <w:color w:val="auto"/>
+          <w:sz w:val="24"/>
+          <w:szCs w:val="24"/>
+        </w:rPr>
+        <w:t>. The mart calculates movie count, average runtime, average rating, and Pearson runtime-rating correlation using DuckDB's corr(runtime_minutes, average_rating) function.</w:t>
+      </w:r>
+    </w:p>
+    <w:p>
+      <w:pPr>
+        <w:spacing w:beforeLines="0" w:afterLines="0"/>
+        <w:jc w:val="left"/>
+        <w:rPr>
+          <w:rFonts w:hint="default" w:ascii="Times New Roman" w:hAnsi="Times New Roman" w:eastAsia="Consolas" w:cs="Times New Roman"/>
+          <w:color w:val="auto"/>
+          <w:sz w:val="24"/>
+          <w:szCs w:val="24"/>
+        </w:rPr>
+      </w:pPr>
+    </w:p>
+    <w:p>
+      <w:pPr>
+        <w:numPr>
+          <w:ilvl w:val="0"/>
+          <w:numId w:val="0"/>
+        </w:numPr>
+        <w:ind w:firstLine="720" w:firstLineChars="0"/>
+        <w:jc w:val="left"/>
+        <w:rPr>
+          <w:rFonts w:hint="default" w:ascii="Times New Roman" w:hAnsi="Times New Roman" w:eastAsia="SimSun"/>
+          <w:b w:val="0"/>
+          <w:bCs w:val="0"/>
+          <w:color w:val="auto"/>
+          <w:sz w:val="24"/>
+          <w:szCs w:val="24"/>
+          <w:lang w:val="en-US"/>
+        </w:rPr>
+      </w:pPr>
+      <w:r>
+        <w:rPr>
+          <w:rFonts w:hint="default" w:ascii="Times New Roman" w:hAnsi="Times New Roman" w:eastAsia="SimSun"/>
+          <w:b w:val="0"/>
+          <w:bCs w:val="0"/>
+          <w:color w:val="auto"/>
+          <w:sz w:val="24"/>
+          <w:szCs w:val="24"/>
+          <w:lang w:val="en-US"/>
+        </w:rPr>
+        <w:t xml:space="preserve"> </w:t>
+      </w:r>
+      <w:r>
+        <w:rPr>
+          <w:rFonts w:hint="default" w:ascii="Times New Roman" w:hAnsi="Times New Roman" w:eastAsia="SimSun"/>
+          <w:b/>
+          <w:bCs/>
+          <w:color w:val="auto"/>
+          <w:sz w:val="24"/>
+          <w:szCs w:val="24"/>
+          <w:lang w:val="en-US"/>
+        </w:rPr>
+        <w:t>Result</w:t>
+      </w:r>
+      <w:r>
+        <w:rPr>
+          <w:rFonts w:hint="default" w:ascii="Times New Roman" w:hAnsi="Times New Roman" w:eastAsia="SimSun"/>
+          <w:b w:val="0"/>
+          <w:bCs w:val="0"/>
+          <w:color w:val="auto"/>
+          <w:sz w:val="24"/>
+          <w:szCs w:val="24"/>
+          <w:lang w:val="en-US"/>
+        </w:rPr>
+        <w:t>:</w:t>
+      </w:r>
+    </w:p>
+    <w:p>
+      <w:pPr>
+        <w:numPr>
+          <w:ilvl w:val="0"/>
+          <w:numId w:val="0"/>
+        </w:numPr>
+        <w:ind w:firstLine="720" w:firstLineChars="0"/>
+        <w:jc w:val="left"/>
+        <w:rPr>
+          <w:rFonts w:hint="default" w:ascii="Times New Roman" w:hAnsi="Times New Roman" w:eastAsia="SimSun"/>
+          <w:b w:val="0"/>
+          <w:bCs w:val="0"/>
+          <w:color w:val="auto"/>
+          <w:sz w:val="24"/>
+          <w:szCs w:val="24"/>
+          <w:lang w:val="en-US"/>
+        </w:rPr>
+      </w:pPr>
+    </w:p>
+    <w:tbl>
+      <w:tblPr>
+        <w:tblStyle w:val="9"/>
+        <w:tblW w:w="0" w:type="auto"/>
+        <w:tblInd w:w="0" w:type="dxa"/>
+        <w:tblBorders>
+          <w:top w:val="single" w:color="auto" w:sz="4" w:space="0"/>
+          <w:left w:val="single" w:color="auto" w:sz="4" w:space="0"/>
+          <w:bottom w:val="single" w:color="auto" w:sz="4" w:space="0"/>
+          <w:right w:val="single" w:color="auto" w:sz="4" w:space="0"/>
+          <w:insideH w:val="single" w:color="auto" w:sz="4" w:space="0"/>
+          <w:insideV w:val="single" w:color="auto" w:sz="4" w:space="0"/>
+        </w:tblBorders>
+        <w:tblLayout w:type="autofit"/>
+        <w:tblCellMar>
+          <w:left w:w="108" w:type="dxa"/>
+          <w:right w:w="108" w:type="dxa"/>
+        </w:tblCellMar>
+      </w:tblPr>
+      <w:tblGrid>
+        <w:gridCol w:w="1704"/>
+        <w:gridCol w:w="1704"/>
+        <w:gridCol w:w="1704"/>
+        <w:gridCol w:w="1705"/>
+        <w:gridCol w:w="1705"/>
+      </w:tblGrid>
+      <w:tr>
+        <w:tblPrEx>
+          <w:tblBorders>
+            <w:top w:val="single" w:color="auto" w:sz="4" w:space="0"/>
+            <w:left w:val="single" w:color="auto" w:sz="4" w:space="0"/>
+            <w:bottom w:val="single" w:color="auto" w:sz="4" w:space="0"/>
+            <w:right w:val="single" w:color="auto" w:sz="4" w:space="0"/>
+            <w:insideH w:val="single" w:color="auto" w:sz="4" w:space="0"/>
+            <w:insideV w:val="single" w:color="auto" w:sz="4" w:space="0"/>
+          </w:tblBorders>
+          <w:tblCellMar>
+            <w:left w:w="108" w:type="dxa"/>
+            <w:right w:w="108" w:type="dxa"/>
+          </w:tblCellMar>
+        </w:tblPrEx>
+        <w:tc>
+          <w:tcPr>
+            <w:tcW w:w="1704" w:type="dxa"/>
+            <w:vAlign w:val="center"/>
+          </w:tcPr>
+          <w:p>
+            <w:pPr>
+              <w:numPr>
+                <w:ilvl w:val="0"/>
+                <w:numId w:val="0"/>
+              </w:numPr>
+              <w:jc w:val="center"/>
+              <w:rPr>
+                <w:rFonts w:hint="default" w:ascii="Times New Roman" w:hAnsi="Times New Roman" w:eastAsia="SimSun"/>
+                <w:b/>
+                <w:bCs/>
+                <w:color w:val="auto"/>
+                <w:sz w:val="24"/>
+                <w:szCs w:val="24"/>
+                <w:vertAlign w:val="baseline"/>
+                <w:lang w:val="en-US"/>
+              </w:rPr>
+            </w:pPr>
+            <w:r>
+              <w:rPr>
+                <w:rFonts w:hint="default" w:ascii="Times New Roman" w:hAnsi="Times New Roman" w:eastAsia="SimSun"/>
+                <w:b/>
+                <w:bCs/>
+                <w:color w:val="auto"/>
+                <w:sz w:val="24"/>
+                <w:szCs w:val="24"/>
+                <w:vertAlign w:val="baseline"/>
+                <w:lang w:val="en-US"/>
+              </w:rPr>
+              <w:t>Decade</w:t>
+            </w:r>
+          </w:p>
+        </w:tc>
+        <w:tc>
+          <w:tcPr>
+            <w:tcW w:w="1704" w:type="dxa"/>
+            <w:vAlign w:val="center"/>
+          </w:tcPr>
+          <w:p>
+            <w:pPr>
+              <w:numPr>
+                <w:ilvl w:val="0"/>
+                <w:numId w:val="0"/>
+              </w:numPr>
+              <w:jc w:val="center"/>
+              <w:rPr>
+                <w:rFonts w:hint="default" w:ascii="Times New Roman" w:hAnsi="Times New Roman" w:eastAsia="SimSun"/>
+                <w:b/>
+                <w:bCs/>
+                <w:color w:val="auto"/>
+                <w:sz w:val="24"/>
+                <w:szCs w:val="24"/>
+                <w:vertAlign w:val="baseline"/>
+                <w:lang w:val="en-US"/>
+              </w:rPr>
+            </w:pPr>
+            <w:r>
+              <w:rPr>
+                <w:rFonts w:hint="default" w:ascii="Times New Roman" w:hAnsi="Times New Roman" w:eastAsia="SimSun"/>
+                <w:b/>
+                <w:bCs/>
+                <w:color w:val="auto"/>
+                <w:sz w:val="24"/>
+                <w:szCs w:val="24"/>
+                <w:vertAlign w:val="baseline"/>
+                <w:lang w:val="en-US"/>
+              </w:rPr>
+              <w:t>Movie count</w:t>
+            </w:r>
+          </w:p>
+        </w:tc>
+        <w:tc>
+          <w:tcPr>
+            <w:tcW w:w="1704" w:type="dxa"/>
+            <w:vAlign w:val="center"/>
+          </w:tcPr>
+          <w:p>
+            <w:pPr>
+              <w:numPr>
+                <w:ilvl w:val="0"/>
+                <w:numId w:val="0"/>
+              </w:numPr>
+              <w:jc w:val="center"/>
+              <w:rPr>
+                <w:rFonts w:hint="default" w:ascii="Times New Roman" w:hAnsi="Times New Roman" w:eastAsia="SimSun"/>
+                <w:b/>
+                <w:bCs/>
+                <w:color w:val="auto"/>
+                <w:sz w:val="24"/>
+                <w:szCs w:val="24"/>
+                <w:vertAlign w:val="baseline"/>
+                <w:lang w:val="en-US"/>
+              </w:rPr>
+            </w:pPr>
+            <w:r>
+              <w:rPr>
+                <w:rFonts w:hint="default" w:ascii="Times New Roman" w:hAnsi="Times New Roman" w:eastAsia="SimSun"/>
+                <w:b/>
+                <w:bCs/>
+                <w:color w:val="auto"/>
+                <w:sz w:val="24"/>
+                <w:szCs w:val="24"/>
+                <w:vertAlign w:val="baseline"/>
+                <w:lang w:val="en-US"/>
+              </w:rPr>
+              <w:t>Average runtime</w:t>
+            </w:r>
+          </w:p>
+        </w:tc>
+        <w:tc>
+          <w:tcPr>
+            <w:tcW w:w="1705" w:type="dxa"/>
+            <w:vAlign w:val="center"/>
+          </w:tcPr>
+          <w:p>
+            <w:pPr>
+              <w:numPr>
+                <w:ilvl w:val="0"/>
+                <w:numId w:val="0"/>
+              </w:numPr>
+              <w:jc w:val="center"/>
+              <w:rPr>
+                <w:rFonts w:hint="default" w:ascii="Times New Roman" w:hAnsi="Times New Roman" w:eastAsia="SimSun"/>
+                <w:b/>
+                <w:bCs/>
+                <w:color w:val="auto"/>
+                <w:sz w:val="24"/>
+                <w:szCs w:val="24"/>
+                <w:vertAlign w:val="baseline"/>
+                <w:lang w:val="en-US"/>
+              </w:rPr>
+            </w:pPr>
+            <w:r>
+              <w:rPr>
+                <w:rFonts w:hint="default" w:ascii="Times New Roman" w:hAnsi="Times New Roman" w:eastAsia="SimSun"/>
+                <w:b/>
+                <w:bCs/>
+                <w:color w:val="auto"/>
+                <w:sz w:val="24"/>
+                <w:szCs w:val="24"/>
+                <w:vertAlign w:val="baseline"/>
+                <w:lang w:val="en-US"/>
+              </w:rPr>
+              <w:t>Average rating</w:t>
+            </w:r>
+          </w:p>
+        </w:tc>
+        <w:tc>
+          <w:tcPr>
+            <w:tcW w:w="1705" w:type="dxa"/>
+            <w:vAlign w:val="center"/>
+          </w:tcPr>
+          <w:p>
+            <w:pPr>
+              <w:numPr>
+                <w:ilvl w:val="0"/>
+                <w:numId w:val="0"/>
+              </w:numPr>
+              <w:jc w:val="center"/>
+              <w:rPr>
+                <w:rFonts w:hint="default" w:ascii="Times New Roman" w:hAnsi="Times New Roman" w:eastAsia="SimSun"/>
+                <w:b/>
+                <w:bCs/>
+                <w:color w:val="auto"/>
+                <w:sz w:val="24"/>
+                <w:szCs w:val="24"/>
+                <w:vertAlign w:val="baseline"/>
+                <w:lang w:val="en-US"/>
+              </w:rPr>
+            </w:pPr>
+            <w:r>
+              <w:rPr>
+                <w:rFonts w:hint="default" w:ascii="Times New Roman" w:hAnsi="Times New Roman" w:eastAsia="SimSun"/>
+                <w:b/>
+                <w:bCs/>
+                <w:color w:val="auto"/>
+                <w:sz w:val="24"/>
+                <w:szCs w:val="24"/>
+                <w:vertAlign w:val="baseline"/>
+                <w:lang w:val="en-US"/>
+              </w:rPr>
+              <w:t>Runtime-rating correlation</w:t>
+            </w:r>
+          </w:p>
+        </w:tc>
+      </w:tr>
+      <w:tr>
+        <w:tblPrEx>
+          <w:tblBorders>
+            <w:top w:val="single" w:color="auto" w:sz="4" w:space="0"/>
+            <w:left w:val="single" w:color="auto" w:sz="4" w:space="0"/>
+            <w:bottom w:val="single" w:color="auto" w:sz="4" w:space="0"/>
+            <w:right w:val="single" w:color="auto" w:sz="4" w:space="0"/>
+            <w:insideH w:val="single" w:color="auto" w:sz="4" w:space="0"/>
+            <w:insideV w:val="single" w:color="auto" w:sz="4" w:space="0"/>
+          </w:tblBorders>
+          <w:tblCellMar>
+            <w:left w:w="108" w:type="dxa"/>
+            <w:right w:w="108" w:type="dxa"/>
+          </w:tblCellMar>
+        </w:tblPrEx>
+        <w:tc>
+          <w:tcPr>
+            <w:tcW w:w="1704" w:type="dxa"/>
+            <w:vAlign w:val="center"/>
+          </w:tcPr>
+          <w:p>
+            <w:pPr>
+              <w:numPr>
+                <w:ilvl w:val="0"/>
+                <w:numId w:val="0"/>
+              </w:numPr>
+              <w:jc w:val="center"/>
+              <w:rPr>
+                <w:rFonts w:hint="default" w:ascii="Times New Roman" w:hAnsi="Times New Roman" w:eastAsia="SimSun"/>
+                <w:b w:val="0"/>
+                <w:bCs w:val="0"/>
+                <w:color w:val="auto"/>
+                <w:sz w:val="24"/>
+                <w:szCs w:val="24"/>
+                <w:vertAlign w:val="baseline"/>
+                <w:lang w:val="en-US"/>
+              </w:rPr>
+            </w:pPr>
+            <w:r>
+              <w:rPr>
+                <w:rFonts w:hint="default" w:ascii="Times New Roman" w:hAnsi="Times New Roman" w:eastAsia="SimSun"/>
+                <w:b w:val="0"/>
+                <w:bCs w:val="0"/>
+                <w:color w:val="auto"/>
+                <w:sz w:val="24"/>
+                <w:szCs w:val="24"/>
+                <w:vertAlign w:val="baseline"/>
+                <w:lang w:val="en-US"/>
+              </w:rPr>
+              <w:t>1920</w:t>
+            </w:r>
+          </w:p>
+        </w:tc>
+        <w:tc>
+          <w:tcPr>
+            <w:tcW w:w="1704" w:type="dxa"/>
+            <w:vAlign w:val="center"/>
+          </w:tcPr>
+          <w:p>
+            <w:pPr>
+              <w:numPr>
+                <w:ilvl w:val="0"/>
+                <w:numId w:val="0"/>
+              </w:numPr>
+              <w:jc w:val="center"/>
+              <w:rPr>
+                <w:rFonts w:hint="default" w:ascii="Times New Roman" w:hAnsi="Times New Roman" w:eastAsia="SimSun"/>
+                <w:b w:val="0"/>
+                <w:bCs w:val="0"/>
+                <w:color w:val="auto"/>
+                <w:sz w:val="24"/>
+                <w:szCs w:val="24"/>
+                <w:vertAlign w:val="baseline"/>
+                <w:lang w:val="en-US"/>
+              </w:rPr>
+            </w:pPr>
+            <w:r>
+              <w:rPr>
+                <w:rFonts w:hint="default" w:ascii="Times New Roman" w:hAnsi="Times New Roman" w:eastAsia="SimSun"/>
+                <w:b w:val="0"/>
+                <w:bCs w:val="0"/>
+                <w:color w:val="auto"/>
+                <w:sz w:val="24"/>
+                <w:szCs w:val="24"/>
+                <w:vertAlign w:val="baseline"/>
+                <w:lang w:val="en-US"/>
+              </w:rPr>
+              <w:t>3523</w:t>
+            </w:r>
+          </w:p>
+        </w:tc>
+        <w:tc>
+          <w:tcPr>
+            <w:tcW w:w="1704" w:type="dxa"/>
+            <w:vAlign w:val="center"/>
+          </w:tcPr>
+          <w:p>
+            <w:pPr>
+              <w:numPr>
+                <w:ilvl w:val="0"/>
+                <w:numId w:val="0"/>
+              </w:numPr>
+              <w:jc w:val="center"/>
+              <w:rPr>
+                <w:rFonts w:hint="default" w:ascii="Times New Roman" w:hAnsi="Times New Roman" w:eastAsia="SimSun"/>
+                <w:b w:val="0"/>
+                <w:bCs w:val="0"/>
+                <w:color w:val="auto"/>
+                <w:sz w:val="24"/>
+                <w:szCs w:val="24"/>
+                <w:vertAlign w:val="baseline"/>
+                <w:lang w:val="en-US"/>
+              </w:rPr>
+            </w:pPr>
+            <w:r>
+              <w:rPr>
+                <w:rFonts w:hint="default" w:ascii="Times New Roman" w:hAnsi="Times New Roman" w:eastAsia="SimSun"/>
+                <w:b w:val="0"/>
+                <w:bCs w:val="0"/>
+                <w:color w:val="auto"/>
+                <w:sz w:val="24"/>
+                <w:szCs w:val="24"/>
+                <w:vertAlign w:val="baseline"/>
+                <w:lang w:val="en-US"/>
+              </w:rPr>
+              <w:t>80.38 min</w:t>
+            </w:r>
+          </w:p>
+        </w:tc>
+        <w:tc>
+          <w:tcPr>
+            <w:tcW w:w="1705" w:type="dxa"/>
+            <w:vAlign w:val="center"/>
+          </w:tcPr>
+          <w:p>
+            <w:pPr>
+              <w:numPr>
+                <w:ilvl w:val="0"/>
+                <w:numId w:val="0"/>
+              </w:numPr>
+              <w:jc w:val="center"/>
+              <w:rPr>
+                <w:rFonts w:hint="default" w:ascii="Times New Roman" w:hAnsi="Times New Roman" w:eastAsia="SimSun"/>
+                <w:b w:val="0"/>
+                <w:bCs w:val="0"/>
+                <w:color w:val="auto"/>
+                <w:sz w:val="24"/>
+                <w:szCs w:val="24"/>
+                <w:vertAlign w:val="baseline"/>
+                <w:lang w:val="en-US"/>
+              </w:rPr>
+            </w:pPr>
+            <w:r>
+              <w:rPr>
+                <w:rFonts w:hint="default" w:ascii="Times New Roman" w:hAnsi="Times New Roman" w:eastAsia="SimSun"/>
+                <w:b w:val="0"/>
+                <w:bCs w:val="0"/>
+                <w:color w:val="auto"/>
+                <w:sz w:val="24"/>
+                <w:szCs w:val="24"/>
+                <w:vertAlign w:val="baseline"/>
+                <w:lang w:val="en-US"/>
+              </w:rPr>
+              <w:t>5.91</w:t>
+            </w:r>
+          </w:p>
+        </w:tc>
+        <w:tc>
+          <w:tcPr>
+            <w:tcW w:w="1705" w:type="dxa"/>
+            <w:vAlign w:val="center"/>
+          </w:tcPr>
+          <w:p>
+            <w:pPr>
+              <w:numPr>
+                <w:ilvl w:val="0"/>
+                <w:numId w:val="0"/>
+              </w:numPr>
+              <w:jc w:val="center"/>
+              <w:rPr>
+                <w:rFonts w:hint="default" w:ascii="Times New Roman" w:hAnsi="Times New Roman" w:eastAsia="SimSun"/>
+                <w:b w:val="0"/>
+                <w:bCs w:val="0"/>
+                <w:color w:val="auto"/>
+                <w:sz w:val="24"/>
+                <w:szCs w:val="24"/>
+                <w:vertAlign w:val="baseline"/>
+                <w:lang w:val="en-US"/>
+              </w:rPr>
+            </w:pPr>
+            <w:r>
+              <w:rPr>
+                <w:rFonts w:hint="default" w:ascii="Times New Roman" w:hAnsi="Times New Roman" w:eastAsia="SimSun"/>
+                <w:b w:val="0"/>
+                <w:bCs w:val="0"/>
+                <w:color w:val="auto"/>
+                <w:sz w:val="24"/>
+                <w:szCs w:val="24"/>
+                <w:vertAlign w:val="baseline"/>
+                <w:lang w:val="en-US"/>
+              </w:rPr>
+              <w:t>0.114</w:t>
+            </w:r>
+          </w:p>
+        </w:tc>
+      </w:tr>
+      <w:tr>
+        <w:tblPrEx>
+          <w:tblBorders>
+            <w:top w:val="single" w:color="auto" w:sz="4" w:space="0"/>
+            <w:left w:val="single" w:color="auto" w:sz="4" w:space="0"/>
+            <w:bottom w:val="single" w:color="auto" w:sz="4" w:space="0"/>
+            <w:right w:val="single" w:color="auto" w:sz="4" w:space="0"/>
+            <w:insideH w:val="single" w:color="auto" w:sz="4" w:space="0"/>
+            <w:insideV w:val="single" w:color="auto" w:sz="4" w:space="0"/>
+          </w:tblBorders>
+          <w:tblCellMar>
+            <w:left w:w="108" w:type="dxa"/>
+            <w:right w:w="108" w:type="dxa"/>
+          </w:tblCellMar>
+        </w:tblPrEx>
+        <w:tc>
+          <w:tcPr>
+            <w:tcW w:w="1704" w:type="dxa"/>
+            <w:vAlign w:val="center"/>
+          </w:tcPr>
+          <w:p>
+            <w:pPr>
+              <w:numPr>
+                <w:ilvl w:val="0"/>
+                <w:numId w:val="0"/>
+              </w:numPr>
+              <w:jc w:val="center"/>
+              <w:rPr>
+                <w:rFonts w:hint="default" w:ascii="Times New Roman" w:hAnsi="Times New Roman" w:eastAsia="SimSun"/>
+                <w:b w:val="0"/>
+                <w:bCs w:val="0"/>
+                <w:color w:val="auto"/>
+                <w:sz w:val="24"/>
+                <w:szCs w:val="24"/>
+                <w:vertAlign w:val="baseline"/>
+                <w:lang w:val="en-US"/>
+              </w:rPr>
+            </w:pPr>
+            <w:r>
+              <w:rPr>
+                <w:rFonts w:hint="default" w:ascii="Times New Roman" w:hAnsi="Times New Roman" w:eastAsia="SimSun"/>
+                <w:b w:val="0"/>
+                <w:bCs w:val="0"/>
+                <w:color w:val="auto"/>
+                <w:sz w:val="24"/>
+                <w:szCs w:val="24"/>
+                <w:vertAlign w:val="baseline"/>
+                <w:lang w:val="en-US"/>
+              </w:rPr>
+              <w:t>1950</w:t>
+            </w:r>
+          </w:p>
+        </w:tc>
+        <w:tc>
+          <w:tcPr>
+            <w:tcW w:w="1704" w:type="dxa"/>
+            <w:vAlign w:val="center"/>
+          </w:tcPr>
+          <w:p>
+            <w:pPr>
+              <w:numPr>
+                <w:ilvl w:val="0"/>
+                <w:numId w:val="0"/>
+              </w:numPr>
+              <w:jc w:val="center"/>
+              <w:rPr>
+                <w:rFonts w:hint="default" w:ascii="Times New Roman" w:hAnsi="Times New Roman" w:eastAsia="SimSun"/>
+                <w:b w:val="0"/>
+                <w:bCs w:val="0"/>
+                <w:color w:val="auto"/>
+                <w:sz w:val="24"/>
+                <w:szCs w:val="24"/>
+                <w:vertAlign w:val="baseline"/>
+                <w:lang w:val="en-US"/>
+              </w:rPr>
+            </w:pPr>
+            <w:r>
+              <w:rPr>
+                <w:rFonts w:hint="default" w:ascii="Times New Roman" w:hAnsi="Times New Roman" w:eastAsia="SimSun"/>
+                <w:b w:val="0"/>
+                <w:bCs w:val="0"/>
+                <w:color w:val="auto"/>
+                <w:sz w:val="24"/>
+                <w:szCs w:val="24"/>
+                <w:vertAlign w:val="baseline"/>
+                <w:lang w:val="en-US"/>
+              </w:rPr>
+              <w:t>12292</w:t>
+            </w:r>
+          </w:p>
+        </w:tc>
+        <w:tc>
+          <w:tcPr>
+            <w:tcW w:w="1704" w:type="dxa"/>
+            <w:vAlign w:val="center"/>
+          </w:tcPr>
+          <w:p>
+            <w:pPr>
+              <w:numPr>
+                <w:ilvl w:val="0"/>
+                <w:numId w:val="0"/>
+              </w:numPr>
+              <w:jc w:val="center"/>
+              <w:rPr>
+                <w:rFonts w:hint="default" w:ascii="Times New Roman" w:hAnsi="Times New Roman" w:eastAsia="SimSun"/>
+                <w:b w:val="0"/>
+                <w:bCs w:val="0"/>
+                <w:color w:val="auto"/>
+                <w:sz w:val="24"/>
+                <w:szCs w:val="24"/>
+                <w:vertAlign w:val="baseline"/>
+                <w:lang w:val="en-US"/>
+              </w:rPr>
+            </w:pPr>
+            <w:r>
+              <w:rPr>
+                <w:rFonts w:hint="default" w:ascii="Times New Roman" w:hAnsi="Times New Roman" w:eastAsia="SimSun"/>
+                <w:b w:val="0"/>
+                <w:bCs w:val="0"/>
+                <w:color w:val="auto"/>
+                <w:sz w:val="24"/>
+                <w:szCs w:val="24"/>
+                <w:vertAlign w:val="baseline"/>
+                <w:lang w:val="en-US"/>
+              </w:rPr>
+              <w:t>92.50 min</w:t>
+            </w:r>
+          </w:p>
+        </w:tc>
+        <w:tc>
+          <w:tcPr>
+            <w:tcW w:w="1705" w:type="dxa"/>
+            <w:vAlign w:val="center"/>
+          </w:tcPr>
+          <w:p>
+            <w:pPr>
+              <w:numPr>
+                <w:ilvl w:val="0"/>
+                <w:numId w:val="0"/>
+              </w:numPr>
+              <w:jc w:val="center"/>
+              <w:rPr>
+                <w:rFonts w:hint="default" w:ascii="Times New Roman" w:hAnsi="Times New Roman" w:eastAsia="SimSun"/>
+                <w:b w:val="0"/>
+                <w:bCs w:val="0"/>
+                <w:color w:val="auto"/>
+                <w:sz w:val="24"/>
+                <w:szCs w:val="24"/>
+                <w:vertAlign w:val="baseline"/>
+                <w:lang w:val="en-US"/>
+              </w:rPr>
+            </w:pPr>
+            <w:r>
+              <w:rPr>
+                <w:rFonts w:hint="default" w:ascii="Times New Roman" w:hAnsi="Times New Roman" w:eastAsia="SimSun"/>
+                <w:b w:val="0"/>
+                <w:bCs w:val="0"/>
+                <w:color w:val="auto"/>
+                <w:sz w:val="24"/>
+                <w:szCs w:val="24"/>
+                <w:vertAlign w:val="baseline"/>
+                <w:lang w:val="en-US"/>
+              </w:rPr>
+              <w:t>6.13</w:t>
+            </w:r>
+          </w:p>
+        </w:tc>
+        <w:tc>
+          <w:tcPr>
+            <w:tcW w:w="1705" w:type="dxa"/>
+            <w:vAlign w:val="center"/>
+          </w:tcPr>
+          <w:p>
+            <w:pPr>
+              <w:numPr>
+                <w:ilvl w:val="0"/>
+                <w:numId w:val="0"/>
+              </w:numPr>
+              <w:jc w:val="center"/>
+              <w:rPr>
+                <w:rFonts w:hint="default" w:ascii="Times New Roman" w:hAnsi="Times New Roman" w:eastAsia="SimSun"/>
+                <w:b w:val="0"/>
+                <w:bCs w:val="0"/>
+                <w:color w:val="auto"/>
+                <w:sz w:val="24"/>
+                <w:szCs w:val="24"/>
+                <w:vertAlign w:val="baseline"/>
+                <w:lang w:val="en-US"/>
+              </w:rPr>
+            </w:pPr>
+            <w:r>
+              <w:rPr>
+                <w:rFonts w:hint="default" w:ascii="Times New Roman" w:hAnsi="Times New Roman" w:eastAsia="SimSun"/>
+                <w:b w:val="0"/>
+                <w:bCs w:val="0"/>
+                <w:color w:val="auto"/>
+                <w:sz w:val="24"/>
+                <w:szCs w:val="24"/>
+                <w:vertAlign w:val="baseline"/>
+                <w:lang w:val="en-US"/>
+              </w:rPr>
+              <w:t>0.253</w:t>
+            </w:r>
+          </w:p>
+        </w:tc>
+      </w:tr>
+      <w:tr>
+        <w:tblPrEx>
+          <w:tblBorders>
+            <w:top w:val="single" w:color="auto" w:sz="4" w:space="0"/>
+            <w:left w:val="single" w:color="auto" w:sz="4" w:space="0"/>
+            <w:bottom w:val="single" w:color="auto" w:sz="4" w:space="0"/>
+            <w:right w:val="single" w:color="auto" w:sz="4" w:space="0"/>
+            <w:insideH w:val="single" w:color="auto" w:sz="4" w:space="0"/>
+            <w:insideV w:val="single" w:color="auto" w:sz="4" w:space="0"/>
+          </w:tblBorders>
+          <w:tblCellMar>
+            <w:left w:w="108" w:type="dxa"/>
+            <w:right w:w="108" w:type="dxa"/>
+          </w:tblCellMar>
+        </w:tblPrEx>
+        <w:tc>
+          <w:tcPr>
+            <w:tcW w:w="1704" w:type="dxa"/>
+            <w:vAlign w:val="center"/>
+          </w:tcPr>
+          <w:p>
+            <w:pPr>
+              <w:numPr>
+                <w:ilvl w:val="0"/>
+                <w:numId w:val="0"/>
+              </w:numPr>
+              <w:jc w:val="center"/>
+              <w:rPr>
+                <w:rFonts w:hint="default" w:ascii="Times New Roman" w:hAnsi="Times New Roman" w:eastAsia="SimSun"/>
+                <w:b w:val="0"/>
+                <w:bCs w:val="0"/>
+                <w:color w:val="auto"/>
+                <w:sz w:val="24"/>
+                <w:szCs w:val="24"/>
+                <w:vertAlign w:val="baseline"/>
+                <w:lang w:val="en-US"/>
+              </w:rPr>
+            </w:pPr>
+            <w:r>
+              <w:rPr>
+                <w:rFonts w:hint="default" w:ascii="Times New Roman" w:hAnsi="Times New Roman" w:eastAsia="SimSun"/>
+                <w:b w:val="0"/>
+                <w:bCs w:val="0"/>
+                <w:color w:val="auto"/>
+                <w:sz w:val="24"/>
+                <w:szCs w:val="24"/>
+                <w:vertAlign w:val="baseline"/>
+                <w:lang w:val="en-US"/>
+              </w:rPr>
+              <w:t>1970</w:t>
+            </w:r>
+          </w:p>
+        </w:tc>
+        <w:tc>
+          <w:tcPr>
+            <w:tcW w:w="1704" w:type="dxa"/>
+            <w:vAlign w:val="center"/>
+          </w:tcPr>
+          <w:p>
+            <w:pPr>
+              <w:numPr>
+                <w:ilvl w:val="0"/>
+                <w:numId w:val="0"/>
+              </w:numPr>
+              <w:jc w:val="center"/>
+              <w:rPr>
+                <w:rFonts w:hint="default" w:ascii="Times New Roman" w:hAnsi="Times New Roman" w:eastAsia="SimSun"/>
+                <w:b w:val="0"/>
+                <w:bCs w:val="0"/>
+                <w:color w:val="auto"/>
+                <w:sz w:val="24"/>
+                <w:szCs w:val="24"/>
+                <w:vertAlign w:val="baseline"/>
+                <w:lang w:val="en-US"/>
+              </w:rPr>
+            </w:pPr>
+            <w:r>
+              <w:rPr>
+                <w:rFonts w:hint="default" w:ascii="Times New Roman" w:hAnsi="Times New Roman" w:eastAsia="SimSun"/>
+                <w:b w:val="0"/>
+                <w:bCs w:val="0"/>
+                <w:color w:val="auto"/>
+                <w:sz w:val="24"/>
+                <w:szCs w:val="24"/>
+                <w:vertAlign w:val="baseline"/>
+                <w:lang w:val="en-US"/>
+              </w:rPr>
+              <w:t>21749</w:t>
+            </w:r>
+          </w:p>
+        </w:tc>
+        <w:tc>
+          <w:tcPr>
+            <w:tcW w:w="1704" w:type="dxa"/>
+            <w:vAlign w:val="center"/>
+          </w:tcPr>
+          <w:p>
+            <w:pPr>
+              <w:numPr>
+                <w:ilvl w:val="0"/>
+                <w:numId w:val="0"/>
+              </w:numPr>
+              <w:jc w:val="center"/>
+              <w:rPr>
+                <w:rFonts w:hint="default" w:ascii="Times New Roman" w:hAnsi="Times New Roman" w:eastAsia="SimSun"/>
+                <w:b w:val="0"/>
+                <w:bCs w:val="0"/>
+                <w:color w:val="auto"/>
+                <w:sz w:val="24"/>
+                <w:szCs w:val="24"/>
+                <w:vertAlign w:val="baseline"/>
+                <w:lang w:val="en-US"/>
+              </w:rPr>
+            </w:pPr>
+            <w:r>
+              <w:rPr>
+                <w:rFonts w:hint="default" w:ascii="Times New Roman" w:hAnsi="Times New Roman" w:eastAsia="SimSun"/>
+                <w:b w:val="0"/>
+                <w:bCs w:val="0"/>
+                <w:color w:val="auto"/>
+                <w:sz w:val="24"/>
+                <w:szCs w:val="24"/>
+                <w:vertAlign w:val="baseline"/>
+                <w:lang w:val="en-US"/>
+              </w:rPr>
+              <w:t>94.03 min</w:t>
+            </w:r>
+          </w:p>
+        </w:tc>
+        <w:tc>
+          <w:tcPr>
+            <w:tcW w:w="1705" w:type="dxa"/>
+            <w:vAlign w:val="center"/>
+          </w:tcPr>
+          <w:p>
+            <w:pPr>
+              <w:numPr>
+                <w:ilvl w:val="0"/>
+                <w:numId w:val="0"/>
+              </w:numPr>
+              <w:jc w:val="center"/>
+              <w:rPr>
+                <w:rFonts w:hint="default" w:ascii="Times New Roman" w:hAnsi="Times New Roman" w:eastAsia="SimSun"/>
+                <w:b w:val="0"/>
+                <w:bCs w:val="0"/>
+                <w:color w:val="auto"/>
+                <w:sz w:val="24"/>
+                <w:szCs w:val="24"/>
+                <w:vertAlign w:val="baseline"/>
+                <w:lang w:val="en-US"/>
+              </w:rPr>
+            </w:pPr>
+            <w:r>
+              <w:rPr>
+                <w:rFonts w:hint="default" w:ascii="Times New Roman" w:hAnsi="Times New Roman" w:eastAsia="SimSun"/>
+                <w:b w:val="0"/>
+                <w:bCs w:val="0"/>
+                <w:color w:val="auto"/>
+                <w:sz w:val="24"/>
+                <w:szCs w:val="24"/>
+                <w:vertAlign w:val="baseline"/>
+                <w:lang w:val="en-US"/>
+              </w:rPr>
+              <w:t>5.89</w:t>
+            </w:r>
+          </w:p>
+        </w:tc>
+        <w:tc>
+          <w:tcPr>
+            <w:tcW w:w="1705" w:type="dxa"/>
+            <w:vAlign w:val="center"/>
+          </w:tcPr>
+          <w:p>
+            <w:pPr>
+              <w:numPr>
+                <w:ilvl w:val="0"/>
+                <w:numId w:val="0"/>
+              </w:numPr>
+              <w:jc w:val="center"/>
+              <w:rPr>
+                <w:rFonts w:hint="default" w:ascii="Times New Roman" w:hAnsi="Times New Roman" w:eastAsia="SimSun"/>
+                <w:b w:val="0"/>
+                <w:bCs w:val="0"/>
+                <w:color w:val="auto"/>
+                <w:sz w:val="24"/>
+                <w:szCs w:val="24"/>
+                <w:vertAlign w:val="baseline"/>
+                <w:lang w:val="en-US"/>
+              </w:rPr>
+            </w:pPr>
+            <w:r>
+              <w:rPr>
+                <w:rFonts w:hint="default" w:ascii="Times New Roman" w:hAnsi="Times New Roman" w:eastAsia="SimSun"/>
+                <w:b w:val="0"/>
+                <w:bCs w:val="0"/>
+                <w:color w:val="auto"/>
+                <w:sz w:val="24"/>
+                <w:szCs w:val="24"/>
+                <w:vertAlign w:val="baseline"/>
+                <w:lang w:val="en-US"/>
+              </w:rPr>
+              <w:t>0.204</w:t>
+            </w:r>
+          </w:p>
+        </w:tc>
+      </w:tr>
+      <w:tr>
+        <w:tblPrEx>
+          <w:tblBorders>
+            <w:top w:val="single" w:color="auto" w:sz="4" w:space="0"/>
+            <w:left w:val="single" w:color="auto" w:sz="4" w:space="0"/>
+            <w:bottom w:val="single" w:color="auto" w:sz="4" w:space="0"/>
+            <w:right w:val="single" w:color="auto" w:sz="4" w:space="0"/>
+            <w:insideH w:val="single" w:color="auto" w:sz="4" w:space="0"/>
+            <w:insideV w:val="single" w:color="auto" w:sz="4" w:space="0"/>
+          </w:tblBorders>
+          <w:tblCellMar>
+            <w:left w:w="108" w:type="dxa"/>
+            <w:right w:w="108" w:type="dxa"/>
+          </w:tblCellMar>
+        </w:tblPrEx>
+        <w:tc>
+          <w:tcPr>
+            <w:tcW w:w="1704" w:type="dxa"/>
+            <w:vAlign w:val="center"/>
+          </w:tcPr>
+          <w:p>
+            <w:pPr>
+              <w:numPr>
+                <w:ilvl w:val="0"/>
+                <w:numId w:val="0"/>
+              </w:numPr>
+              <w:jc w:val="center"/>
+              <w:rPr>
+                <w:rFonts w:hint="default" w:ascii="Times New Roman" w:hAnsi="Times New Roman" w:eastAsia="SimSun"/>
+                <w:b w:val="0"/>
+                <w:bCs w:val="0"/>
+                <w:color w:val="auto"/>
+                <w:sz w:val="24"/>
+                <w:szCs w:val="24"/>
+                <w:vertAlign w:val="baseline"/>
+                <w:lang w:val="en-US"/>
+              </w:rPr>
+            </w:pPr>
+            <w:r>
+              <w:rPr>
+                <w:rFonts w:hint="default" w:ascii="Times New Roman" w:hAnsi="Times New Roman" w:eastAsia="SimSun"/>
+                <w:b w:val="0"/>
+                <w:bCs w:val="0"/>
+                <w:color w:val="auto"/>
+                <w:sz w:val="24"/>
+                <w:szCs w:val="24"/>
+                <w:vertAlign w:val="baseline"/>
+                <w:lang w:val="en-US"/>
+              </w:rPr>
+              <w:t>1990</w:t>
+            </w:r>
+          </w:p>
+        </w:tc>
+        <w:tc>
+          <w:tcPr>
+            <w:tcW w:w="1704" w:type="dxa"/>
+            <w:vAlign w:val="center"/>
+          </w:tcPr>
+          <w:p>
+            <w:pPr>
+              <w:numPr>
+                <w:ilvl w:val="0"/>
+                <w:numId w:val="0"/>
+              </w:numPr>
+              <w:jc w:val="center"/>
+              <w:rPr>
+                <w:rFonts w:hint="default" w:ascii="Times New Roman" w:hAnsi="Times New Roman" w:eastAsia="SimSun"/>
+                <w:b w:val="0"/>
+                <w:bCs w:val="0"/>
+                <w:color w:val="auto"/>
+                <w:sz w:val="24"/>
+                <w:szCs w:val="24"/>
+                <w:vertAlign w:val="baseline"/>
+                <w:lang w:val="en-US"/>
+              </w:rPr>
+            </w:pPr>
+            <w:r>
+              <w:rPr>
+                <w:rFonts w:hint="default" w:ascii="Times New Roman" w:hAnsi="Times New Roman" w:eastAsia="SimSun"/>
+                <w:b w:val="0"/>
+                <w:bCs w:val="0"/>
+                <w:color w:val="auto"/>
+                <w:sz w:val="24"/>
+                <w:szCs w:val="24"/>
+                <w:vertAlign w:val="baseline"/>
+                <w:lang w:val="en-US"/>
+              </w:rPr>
+              <w:t>23970</w:t>
+            </w:r>
+          </w:p>
+        </w:tc>
+        <w:tc>
+          <w:tcPr>
+            <w:tcW w:w="1704" w:type="dxa"/>
+            <w:vAlign w:val="center"/>
+          </w:tcPr>
+          <w:p>
+            <w:pPr>
+              <w:numPr>
+                <w:ilvl w:val="0"/>
+                <w:numId w:val="0"/>
+              </w:numPr>
+              <w:jc w:val="center"/>
+              <w:rPr>
+                <w:rFonts w:hint="default" w:ascii="Times New Roman" w:hAnsi="Times New Roman" w:eastAsia="SimSun"/>
+                <w:b w:val="0"/>
+                <w:bCs w:val="0"/>
+                <w:color w:val="auto"/>
+                <w:sz w:val="24"/>
+                <w:szCs w:val="24"/>
+                <w:vertAlign w:val="baseline"/>
+                <w:lang w:val="en-US"/>
+              </w:rPr>
+            </w:pPr>
+            <w:r>
+              <w:rPr>
+                <w:rFonts w:hint="default" w:ascii="Times New Roman" w:hAnsi="Times New Roman" w:eastAsia="SimSun"/>
+                <w:b w:val="0"/>
+                <w:bCs w:val="0"/>
+                <w:color w:val="auto"/>
+                <w:sz w:val="24"/>
+                <w:szCs w:val="24"/>
+                <w:vertAlign w:val="baseline"/>
+                <w:lang w:val="en-US"/>
+              </w:rPr>
+              <w:t>98.00 min</w:t>
+            </w:r>
+          </w:p>
+        </w:tc>
+        <w:tc>
+          <w:tcPr>
+            <w:tcW w:w="1705" w:type="dxa"/>
+            <w:vAlign w:val="center"/>
+          </w:tcPr>
+          <w:p>
+            <w:pPr>
+              <w:numPr>
+                <w:ilvl w:val="0"/>
+                <w:numId w:val="0"/>
+              </w:numPr>
+              <w:jc w:val="center"/>
+              <w:rPr>
+                <w:rFonts w:hint="default" w:ascii="Times New Roman" w:hAnsi="Times New Roman" w:eastAsia="SimSun"/>
+                <w:b w:val="0"/>
+                <w:bCs w:val="0"/>
+                <w:color w:val="auto"/>
+                <w:sz w:val="24"/>
+                <w:szCs w:val="24"/>
+                <w:vertAlign w:val="baseline"/>
+                <w:lang w:val="en-US"/>
+              </w:rPr>
+            </w:pPr>
+            <w:r>
+              <w:rPr>
+                <w:rFonts w:hint="default" w:ascii="Times New Roman" w:hAnsi="Times New Roman" w:eastAsia="SimSun"/>
+                <w:b w:val="0"/>
+                <w:bCs w:val="0"/>
+                <w:color w:val="auto"/>
+                <w:sz w:val="24"/>
+                <w:szCs w:val="24"/>
+                <w:vertAlign w:val="baseline"/>
+                <w:lang w:val="en-US"/>
+              </w:rPr>
+              <w:t>6.02</w:t>
+            </w:r>
+          </w:p>
+        </w:tc>
+        <w:tc>
+          <w:tcPr>
+            <w:tcW w:w="1705" w:type="dxa"/>
+            <w:vAlign w:val="center"/>
+          </w:tcPr>
+          <w:p>
+            <w:pPr>
+              <w:numPr>
+                <w:ilvl w:val="0"/>
+                <w:numId w:val="0"/>
+              </w:numPr>
+              <w:jc w:val="center"/>
+              <w:rPr>
+                <w:rFonts w:hint="default" w:ascii="Times New Roman" w:hAnsi="Times New Roman" w:eastAsia="SimSun"/>
+                <w:b w:val="0"/>
+                <w:bCs w:val="0"/>
+                <w:color w:val="auto"/>
+                <w:sz w:val="24"/>
+                <w:szCs w:val="24"/>
+                <w:vertAlign w:val="baseline"/>
+                <w:lang w:val="en-US"/>
+              </w:rPr>
+            </w:pPr>
+            <w:r>
+              <w:rPr>
+                <w:rFonts w:hint="default" w:ascii="Times New Roman" w:hAnsi="Times New Roman" w:eastAsia="SimSun"/>
+                <w:b w:val="0"/>
+                <w:bCs w:val="0"/>
+                <w:color w:val="auto"/>
+                <w:sz w:val="24"/>
+                <w:szCs w:val="24"/>
+                <w:vertAlign w:val="baseline"/>
+                <w:lang w:val="en-US"/>
+              </w:rPr>
+              <w:t>0.063</w:t>
+            </w:r>
+          </w:p>
+        </w:tc>
+      </w:tr>
+      <w:tr>
+        <w:tblPrEx>
+          <w:tblBorders>
+            <w:top w:val="single" w:color="auto" w:sz="4" w:space="0"/>
+            <w:left w:val="single" w:color="auto" w:sz="4" w:space="0"/>
+            <w:bottom w:val="single" w:color="auto" w:sz="4" w:space="0"/>
+            <w:right w:val="single" w:color="auto" w:sz="4" w:space="0"/>
+            <w:insideH w:val="single" w:color="auto" w:sz="4" w:space="0"/>
+            <w:insideV w:val="single" w:color="auto" w:sz="4" w:space="0"/>
+          </w:tblBorders>
+          <w:tblCellMar>
+            <w:left w:w="108" w:type="dxa"/>
+            <w:right w:w="108" w:type="dxa"/>
+          </w:tblCellMar>
+        </w:tblPrEx>
+        <w:tc>
+          <w:tcPr>
+            <w:tcW w:w="1704" w:type="dxa"/>
+            <w:vAlign w:val="center"/>
+          </w:tcPr>
+          <w:p>
+            <w:pPr>
+              <w:numPr>
+                <w:ilvl w:val="0"/>
+                <w:numId w:val="0"/>
+              </w:numPr>
+              <w:jc w:val="center"/>
+              <w:rPr>
+                <w:rFonts w:hint="default" w:ascii="Times New Roman" w:hAnsi="Times New Roman" w:eastAsia="SimSun"/>
+                <w:b w:val="0"/>
+                <w:bCs w:val="0"/>
+                <w:color w:val="auto"/>
+                <w:sz w:val="24"/>
+                <w:szCs w:val="24"/>
+                <w:vertAlign w:val="baseline"/>
+                <w:lang w:val="en-US"/>
+              </w:rPr>
+            </w:pPr>
+            <w:r>
+              <w:rPr>
+                <w:rFonts w:hint="default" w:ascii="Times New Roman" w:hAnsi="Times New Roman" w:eastAsia="SimSun"/>
+                <w:b w:val="0"/>
+                <w:bCs w:val="0"/>
+                <w:color w:val="auto"/>
+                <w:sz w:val="24"/>
+                <w:szCs w:val="24"/>
+                <w:vertAlign w:val="baseline"/>
+                <w:lang w:val="en-US"/>
+              </w:rPr>
+              <w:t>2010</w:t>
+            </w:r>
+          </w:p>
+        </w:tc>
+        <w:tc>
+          <w:tcPr>
+            <w:tcW w:w="1704" w:type="dxa"/>
+            <w:vAlign w:val="center"/>
+          </w:tcPr>
+          <w:p>
+            <w:pPr>
+              <w:numPr>
+                <w:ilvl w:val="0"/>
+                <w:numId w:val="0"/>
+              </w:numPr>
+              <w:jc w:val="center"/>
+              <w:rPr>
+                <w:rFonts w:hint="default" w:ascii="Times New Roman" w:hAnsi="Times New Roman" w:eastAsia="SimSun"/>
+                <w:b w:val="0"/>
+                <w:bCs w:val="0"/>
+                <w:color w:val="auto"/>
+                <w:sz w:val="24"/>
+                <w:szCs w:val="24"/>
+                <w:vertAlign w:val="baseline"/>
+                <w:lang w:val="en-US"/>
+              </w:rPr>
+            </w:pPr>
+            <w:r>
+              <w:rPr>
+                <w:rFonts w:hint="default" w:ascii="Times New Roman" w:hAnsi="Times New Roman" w:eastAsia="SimSun"/>
+                <w:b w:val="0"/>
+                <w:bCs w:val="0"/>
+                <w:color w:val="auto"/>
+                <w:sz w:val="24"/>
+                <w:szCs w:val="24"/>
+                <w:vertAlign w:val="baseline"/>
+                <w:lang w:val="en-US"/>
+              </w:rPr>
+              <w:t>88193</w:t>
+            </w:r>
+          </w:p>
+        </w:tc>
+        <w:tc>
+          <w:tcPr>
+            <w:tcW w:w="1704" w:type="dxa"/>
+            <w:vAlign w:val="center"/>
+          </w:tcPr>
+          <w:p>
+            <w:pPr>
+              <w:numPr>
+                <w:ilvl w:val="0"/>
+                <w:numId w:val="0"/>
+              </w:numPr>
+              <w:jc w:val="center"/>
+              <w:rPr>
+                <w:rFonts w:hint="default" w:ascii="Times New Roman" w:hAnsi="Times New Roman" w:eastAsia="SimSun"/>
+                <w:b w:val="0"/>
+                <w:bCs w:val="0"/>
+                <w:color w:val="auto"/>
+                <w:sz w:val="24"/>
+                <w:szCs w:val="24"/>
+                <w:vertAlign w:val="baseline"/>
+                <w:lang w:val="en-US"/>
+              </w:rPr>
+            </w:pPr>
+            <w:r>
+              <w:rPr>
+                <w:rFonts w:hint="default" w:ascii="Times New Roman" w:hAnsi="Times New Roman" w:eastAsia="SimSun"/>
+                <w:b w:val="0"/>
+                <w:bCs w:val="0"/>
+                <w:color w:val="auto"/>
+                <w:sz w:val="24"/>
+                <w:szCs w:val="24"/>
+                <w:vertAlign w:val="baseline"/>
+                <w:lang w:val="en-US"/>
+              </w:rPr>
+              <w:t>94.35 min</w:t>
+            </w:r>
+          </w:p>
+        </w:tc>
+        <w:tc>
+          <w:tcPr>
+            <w:tcW w:w="1705" w:type="dxa"/>
+            <w:vAlign w:val="center"/>
+          </w:tcPr>
+          <w:p>
+            <w:pPr>
+              <w:numPr>
+                <w:ilvl w:val="0"/>
+                <w:numId w:val="0"/>
+              </w:numPr>
+              <w:jc w:val="center"/>
+              <w:rPr>
+                <w:rFonts w:hint="default" w:ascii="Times New Roman" w:hAnsi="Times New Roman" w:eastAsia="SimSun"/>
+                <w:b w:val="0"/>
+                <w:bCs w:val="0"/>
+                <w:color w:val="auto"/>
+                <w:sz w:val="24"/>
+                <w:szCs w:val="24"/>
+                <w:vertAlign w:val="baseline"/>
+                <w:lang w:val="en-US"/>
+              </w:rPr>
+            </w:pPr>
+            <w:r>
+              <w:rPr>
+                <w:rFonts w:hint="default" w:ascii="Times New Roman" w:hAnsi="Times New Roman" w:eastAsia="SimSun"/>
+                <w:b w:val="0"/>
+                <w:bCs w:val="0"/>
+                <w:color w:val="auto"/>
+                <w:sz w:val="24"/>
+                <w:szCs w:val="24"/>
+                <w:vertAlign w:val="baseline"/>
+                <w:lang w:val="en-US"/>
+              </w:rPr>
+              <w:t>6.19</w:t>
+            </w:r>
+          </w:p>
+        </w:tc>
+        <w:tc>
+          <w:tcPr>
+            <w:tcW w:w="1705" w:type="dxa"/>
+            <w:vAlign w:val="center"/>
+          </w:tcPr>
+          <w:p>
+            <w:pPr>
+              <w:numPr>
+                <w:ilvl w:val="0"/>
+                <w:numId w:val="0"/>
+              </w:numPr>
+              <w:jc w:val="center"/>
+              <w:rPr>
+                <w:rFonts w:hint="default" w:ascii="Times New Roman" w:hAnsi="Times New Roman" w:eastAsia="SimSun"/>
+                <w:b w:val="0"/>
+                <w:bCs w:val="0"/>
+                <w:color w:val="auto"/>
+                <w:sz w:val="24"/>
+                <w:szCs w:val="24"/>
+                <w:vertAlign w:val="baseline"/>
+                <w:lang w:val="en-US"/>
+              </w:rPr>
+            </w:pPr>
+            <w:r>
+              <w:rPr>
+                <w:rFonts w:hint="default" w:ascii="Times New Roman" w:hAnsi="Times New Roman" w:eastAsia="SimSun"/>
+                <w:b w:val="0"/>
+                <w:bCs w:val="0"/>
+                <w:color w:val="auto"/>
+                <w:sz w:val="24"/>
+                <w:szCs w:val="24"/>
+                <w:vertAlign w:val="baseline"/>
+                <w:lang w:val="en-US"/>
+              </w:rPr>
+              <w:t>-0.004</w:t>
+            </w:r>
+          </w:p>
+        </w:tc>
+      </w:tr>
+      <w:tr>
+        <w:tblPrEx>
+          <w:tblBorders>
+            <w:top w:val="single" w:color="auto" w:sz="4" w:space="0"/>
+            <w:left w:val="single" w:color="auto" w:sz="4" w:space="0"/>
+            <w:bottom w:val="single" w:color="auto" w:sz="4" w:space="0"/>
+            <w:right w:val="single" w:color="auto" w:sz="4" w:space="0"/>
+            <w:insideH w:val="single" w:color="auto" w:sz="4" w:space="0"/>
+            <w:insideV w:val="single" w:color="auto" w:sz="4" w:space="0"/>
+          </w:tblBorders>
+          <w:tblCellMar>
+            <w:left w:w="108" w:type="dxa"/>
+            <w:right w:w="108" w:type="dxa"/>
+          </w:tblCellMar>
+        </w:tblPrEx>
+        <w:tc>
+          <w:tcPr>
+            <w:tcW w:w="1704" w:type="dxa"/>
+            <w:vAlign w:val="center"/>
+          </w:tcPr>
+          <w:p>
+            <w:pPr>
+              <w:numPr>
+                <w:ilvl w:val="0"/>
+                <w:numId w:val="0"/>
+              </w:numPr>
+              <w:jc w:val="center"/>
+              <w:rPr>
+                <w:rFonts w:hint="default" w:ascii="Times New Roman" w:hAnsi="Times New Roman" w:eastAsia="SimSun"/>
+                <w:b w:val="0"/>
+                <w:bCs w:val="0"/>
+                <w:color w:val="auto"/>
+                <w:sz w:val="24"/>
+                <w:szCs w:val="24"/>
+                <w:vertAlign w:val="baseline"/>
+                <w:lang w:val="en-US"/>
+              </w:rPr>
+            </w:pPr>
+            <w:r>
+              <w:rPr>
+                <w:rFonts w:hint="default" w:ascii="Times New Roman" w:hAnsi="Times New Roman" w:eastAsia="SimSun"/>
+                <w:b w:val="0"/>
+                <w:bCs w:val="0"/>
+                <w:color w:val="auto"/>
+                <w:sz w:val="24"/>
+                <w:szCs w:val="24"/>
+                <w:vertAlign w:val="baseline"/>
+                <w:lang w:val="en-US"/>
+              </w:rPr>
+              <w:t>2020</w:t>
+            </w:r>
+          </w:p>
+        </w:tc>
+        <w:tc>
+          <w:tcPr>
+            <w:tcW w:w="1704" w:type="dxa"/>
+            <w:vAlign w:val="center"/>
+          </w:tcPr>
+          <w:p>
+            <w:pPr>
+              <w:numPr>
+                <w:ilvl w:val="0"/>
+                <w:numId w:val="0"/>
+              </w:numPr>
+              <w:jc w:val="center"/>
+              <w:rPr>
+                <w:rFonts w:hint="default" w:ascii="Times New Roman" w:hAnsi="Times New Roman" w:eastAsia="SimSun"/>
+                <w:b w:val="0"/>
+                <w:bCs w:val="0"/>
+                <w:color w:val="auto"/>
+                <w:sz w:val="24"/>
+                <w:szCs w:val="24"/>
+                <w:vertAlign w:val="baseline"/>
+                <w:lang w:val="en-US"/>
+              </w:rPr>
+            </w:pPr>
+            <w:r>
+              <w:rPr>
+                <w:rFonts w:hint="default" w:ascii="Times New Roman" w:hAnsi="Times New Roman" w:eastAsia="SimSun"/>
+                <w:b w:val="0"/>
+                <w:bCs w:val="0"/>
+                <w:color w:val="auto"/>
+                <w:sz w:val="24"/>
+                <w:szCs w:val="24"/>
+                <w:vertAlign w:val="baseline"/>
+                <w:lang w:val="en-US"/>
+              </w:rPr>
+              <w:t>60353</w:t>
+            </w:r>
+          </w:p>
+        </w:tc>
+        <w:tc>
+          <w:tcPr>
+            <w:tcW w:w="1704" w:type="dxa"/>
+            <w:vAlign w:val="center"/>
+          </w:tcPr>
+          <w:p>
+            <w:pPr>
+              <w:numPr>
+                <w:ilvl w:val="0"/>
+                <w:numId w:val="0"/>
+              </w:numPr>
+              <w:jc w:val="center"/>
+              <w:rPr>
+                <w:rFonts w:hint="default" w:ascii="Times New Roman" w:hAnsi="Times New Roman" w:eastAsia="SimSun"/>
+                <w:b w:val="0"/>
+                <w:bCs w:val="0"/>
+                <w:color w:val="auto"/>
+                <w:sz w:val="24"/>
+                <w:szCs w:val="24"/>
+                <w:vertAlign w:val="baseline"/>
+                <w:lang w:val="en-US"/>
+              </w:rPr>
+            </w:pPr>
+            <w:r>
+              <w:rPr>
+                <w:rFonts w:hint="default" w:ascii="Times New Roman" w:hAnsi="Times New Roman" w:eastAsia="SimSun"/>
+                <w:b w:val="0"/>
+                <w:bCs w:val="0"/>
+                <w:color w:val="auto"/>
+                <w:sz w:val="24"/>
+                <w:szCs w:val="24"/>
+                <w:vertAlign w:val="baseline"/>
+                <w:lang w:val="en-US"/>
+              </w:rPr>
+              <w:t>97.22 min</w:t>
+            </w:r>
+          </w:p>
+        </w:tc>
+        <w:tc>
+          <w:tcPr>
+            <w:tcW w:w="1705" w:type="dxa"/>
+            <w:vAlign w:val="center"/>
+          </w:tcPr>
+          <w:p>
+            <w:pPr>
+              <w:numPr>
+                <w:ilvl w:val="0"/>
+                <w:numId w:val="0"/>
+              </w:numPr>
+              <w:jc w:val="center"/>
+              <w:rPr>
+                <w:rFonts w:hint="default" w:ascii="Times New Roman" w:hAnsi="Times New Roman" w:eastAsia="SimSun"/>
+                <w:b w:val="0"/>
+                <w:bCs w:val="0"/>
+                <w:color w:val="auto"/>
+                <w:sz w:val="24"/>
+                <w:szCs w:val="24"/>
+                <w:vertAlign w:val="baseline"/>
+                <w:lang w:val="en-US"/>
+              </w:rPr>
+            </w:pPr>
+            <w:r>
+              <w:rPr>
+                <w:rFonts w:hint="default" w:ascii="Times New Roman" w:hAnsi="Times New Roman" w:eastAsia="SimSun"/>
+                <w:b w:val="0"/>
+                <w:bCs w:val="0"/>
+                <w:color w:val="auto"/>
+                <w:sz w:val="24"/>
+                <w:szCs w:val="24"/>
+                <w:vertAlign w:val="baseline"/>
+                <w:lang w:val="en-US"/>
+              </w:rPr>
+              <w:t>6.22</w:t>
+            </w:r>
+          </w:p>
+        </w:tc>
+        <w:tc>
+          <w:tcPr>
+            <w:tcW w:w="1705" w:type="dxa"/>
+            <w:vAlign w:val="center"/>
+          </w:tcPr>
+          <w:p>
+            <w:pPr>
+              <w:numPr>
+                <w:ilvl w:val="0"/>
+                <w:numId w:val="0"/>
+              </w:numPr>
+              <w:jc w:val="center"/>
+              <w:rPr>
+                <w:rFonts w:hint="default" w:ascii="Times New Roman" w:hAnsi="Times New Roman" w:eastAsia="SimSun"/>
+                <w:b w:val="0"/>
+                <w:bCs w:val="0"/>
+                <w:color w:val="auto"/>
+                <w:sz w:val="24"/>
+                <w:szCs w:val="24"/>
+                <w:vertAlign w:val="baseline"/>
+                <w:lang w:val="en-US"/>
+              </w:rPr>
+            </w:pPr>
+            <w:r>
+              <w:rPr>
+                <w:rFonts w:hint="default" w:ascii="Times New Roman" w:hAnsi="Times New Roman" w:eastAsia="SimSun"/>
+                <w:b w:val="0"/>
+                <w:bCs w:val="0"/>
+                <w:color w:val="auto"/>
+                <w:sz w:val="24"/>
+                <w:szCs w:val="24"/>
+                <w:vertAlign w:val="baseline"/>
+                <w:lang w:val="en-US"/>
+              </w:rPr>
+              <w:t>-0.001</w:t>
+            </w:r>
+          </w:p>
+        </w:tc>
+      </w:tr>
+    </w:tbl>
+    <w:p>
+      <w:pPr>
+        <w:numPr>
+          <w:ilvl w:val="0"/>
+          <w:numId w:val="0"/>
+        </w:numPr>
+        <w:ind w:firstLine="720" w:firstLineChars="0"/>
+        <w:jc w:val="left"/>
+        <w:rPr>
+          <w:rFonts w:hint="default" w:ascii="Times New Roman" w:hAnsi="Times New Roman" w:eastAsia="SimSun"/>
+          <w:b w:val="0"/>
+          <w:bCs w:val="0"/>
+          <w:color w:val="auto"/>
+          <w:sz w:val="24"/>
+          <w:szCs w:val="24"/>
+          <w:lang w:val="en-US"/>
+        </w:rPr>
+      </w:pPr>
+    </w:p>
+    <w:p>
+      <w:pPr>
+        <w:spacing w:beforeLines="0" w:afterLines="0"/>
+        <w:jc w:val="left"/>
+        <w:rPr>
+          <w:rFonts w:hint="default" w:ascii="Times New Roman" w:hAnsi="Times New Roman" w:eastAsia="Consolas" w:cs="Times New Roman"/>
+          <w:color w:val="auto"/>
+          <w:sz w:val="24"/>
+          <w:szCs w:val="24"/>
+        </w:rPr>
+      </w:pPr>
+      <w:r>
+        <w:rPr>
+          <w:rFonts w:hint="default" w:ascii="Times New Roman" w:hAnsi="Times New Roman" w:eastAsia="SimSun"/>
+          <w:b/>
+          <w:bCs/>
+          <w:color w:val="auto"/>
+          <w:sz w:val="24"/>
+          <w:szCs w:val="24"/>
+          <w:lang w:val="en-US"/>
+        </w:rPr>
+        <w:t>Interpretation</w:t>
+      </w:r>
+      <w:r>
+        <w:rPr>
+          <w:rFonts w:hint="default" w:ascii="Times New Roman" w:hAnsi="Times New Roman" w:eastAsia="SimSun"/>
+          <w:b w:val="0"/>
+          <w:bCs w:val="0"/>
+          <w:color w:val="auto"/>
+          <w:sz w:val="24"/>
+          <w:szCs w:val="24"/>
+          <w:lang w:val="en-US"/>
+        </w:rPr>
+        <w:t xml:space="preserve">: </w:t>
+      </w:r>
+      <w:r>
+        <w:rPr>
+          <w:rFonts w:hint="default" w:ascii="Times New Roman" w:hAnsi="Times New Roman" w:eastAsia="Consolas" w:cs="Times New Roman"/>
+          <w:color w:val="auto"/>
+          <w:sz w:val="24"/>
+          <w:szCs w:val="24"/>
+        </w:rPr>
+        <w:t>Average movie runtime generally increased from about 80 minutes in the 1920s to about 97 minutes in the 2020s, although the trend is not strictly linear. Runtime showed a modest positive correlation with rating in several mid-century decades, but the correlation is close to zero in recent decades, suggesting that movie length currently has little linear relationship with IMDb rating.</w:t>
+      </w:r>
+    </w:p>
+    <w:p>
+      <w:pPr>
+        <w:numPr>
+          <w:ilvl w:val="0"/>
+          <w:numId w:val="0"/>
+        </w:numPr>
+        <w:ind w:firstLine="720" w:firstLineChars="0"/>
+        <w:jc w:val="left"/>
+        <w:rPr>
+          <w:rFonts w:hint="default" w:ascii="Times New Roman" w:hAnsi="Times New Roman" w:eastAsia="SimSun"/>
+          <w:b w:val="0"/>
+          <w:bCs w:val="0"/>
+          <w:color w:val="auto"/>
+          <w:sz w:val="24"/>
+          <w:szCs w:val="24"/>
+          <w:lang w:val="en-US"/>
+        </w:rPr>
+      </w:pPr>
+    </w:p>
+    <w:p>
+      <w:pPr>
+        <w:numPr>
           <w:ilvl w:val="0"/>
           <w:numId w:val="1"/>
         </w:numPr>
@@ -15030,8 +17330,6 @@
         </w:rPr>
         <w:t>DuckDB read_csv()</w:t>
       </w:r>
-      <w:bookmarkStart w:id="0" w:name="_GoBack"/>
-      <w:bookmarkEnd w:id="0"/>
     </w:p>
     <w:p>
       <w:pPr>
@@ -15367,9 +17665,18 @@
           <w:rFonts w:hint="default" w:ascii="Times New Roman" w:hAnsi="Times New Roman" w:cs="Times New Roman"/>
           <w:color w:val="auto"/>
         </w:rPr>
-        <w:t xml:space="preserve"> implementing a complete vertical slice first made debugging easier because the ingestion design could be validated before applying it to every dataset.</w:t>
+        <w:t xml:space="preserve"> implementing a complete vertical slice first made debugging easier </w:t>
+      </w:r>
+      <w:bookmarkStart w:id="0" w:name="_GoBack"/>
+      <w:r>
+        <w:rPr>
+          <w:rFonts w:hint="default" w:ascii="Times New Roman" w:hAnsi="Times New Roman" w:cs="Times New Roman"/>
+          <w:color w:val="auto"/>
+        </w:rPr>
+        <w:t>because the ingestion design could be validated before applying it to every dataset.</w:t>
       </w:r>
     </w:p>
+    <w:bookmarkEnd w:id="0"/>
     <w:p>
       <w:pPr>
         <w:pStyle w:val="7"/>

--- a/docs/project_documentation.docx
+++ b/docs/project_documentation.docx
@@ -58,11 +58,11 @@
         <w:jc w:val="left"/>
         <w:rPr>
           <w:rFonts w:hint="default" w:ascii="Times New Roman" w:hAnsi="Times New Roman" w:cs="Times New Roman"/>
-          <w:b/>
-          <w:bCs/>
-          <w:color w:val="auto"/>
-          <w:sz w:val="32"/>
-          <w:szCs w:val="32"/>
+          <w:b w:val="0"/>
+          <w:bCs w:val="0"/>
+          <w:color w:val="auto"/>
+          <w:sz w:val="24"/>
+          <w:szCs w:val="24"/>
           <w:lang w:val="en-US"/>
         </w:rPr>
       </w:pPr>
@@ -78,24 +78,6 @@
         </w:rPr>
         <w:t>Executive Summary</w:t>
       </w:r>
-    </w:p>
-    <w:p>
-      <w:pPr>
-        <w:numPr>
-          <w:ilvl w:val="0"/>
-          <w:numId w:val="0"/>
-        </w:numPr>
-        <w:jc w:val="left"/>
-        <w:rPr>
-          <w:rFonts w:hint="default" w:ascii="Times New Roman" w:hAnsi="Times New Roman" w:cs="Times New Roman"/>
-          <w:b w:val="0"/>
-          <w:bCs w:val="0"/>
-          <w:color w:val="auto"/>
-          <w:sz w:val="24"/>
-          <w:szCs w:val="24"/>
-          <w:lang w:val="en-US"/>
-        </w:rPr>
-      </w:pPr>
     </w:p>
     <w:p>
       <w:pPr>
@@ -106,6 +88,13 @@
         <w:ind w:firstLine="720" w:firstLineChars="0"/>
         <w:jc w:val="left"/>
         <w:rPr>
+          <w:rFonts w:hint="default" w:ascii="Times New Roman" w:hAnsi="Times New Roman" w:eastAsia="SimSun" w:cs="Times New Roman"/>
+          <w:sz w:val="24"/>
+          <w:szCs w:val="24"/>
+        </w:rPr>
+      </w:pPr>
+      <w:r>
+        <w:rPr>
           <w:rFonts w:hint="default" w:ascii="Times New Roman" w:hAnsi="Times New Roman"/>
           <w:b w:val="0"/>
           <w:bCs w:val="0"/>
@@ -114,18 +103,15 @@
           <w:szCs w:val="24"/>
           <w:lang w:val="en-US"/>
         </w:rPr>
-      </w:pPr>
-      <w:r>
-        <w:rPr>
-          <w:rFonts w:hint="default" w:ascii="Times New Roman" w:hAnsi="Times New Roman"/>
-          <w:b w:val="0"/>
-          <w:bCs w:val="0"/>
-          <w:color w:val="auto"/>
-          <w:sz w:val="24"/>
-          <w:szCs w:val="24"/>
-          <w:lang w:val="en-US"/>
-        </w:rPr>
-        <w:t>This project implements an end-to-end data engineering pipeline using the public IMDb bulk datasets. Apache Airflow orchestrates ingestion and validation, Parquet is used as the raw storage format, DuckDB as the analytical warehouse, and dbt for transformation, testing, snapshots, and analytical marts. The final model supports analysis of directors, movie runtime trends, ratings, genres, and voting patterns.</w:t>
+        <w:t xml:space="preserve">This project implements an end-to-end data engineering pipeline using the public IMDb bulk datasets. Apache Airflow orchestrates ingestion and validation, Parquet is used as the raw storage format, DuckDB as the analytical warehouse, and dbt for transformation, testing, snapshots, and analytical marts. </w:t>
+      </w:r>
+      <w:r>
+        <w:rPr>
+          <w:rFonts w:hint="default" w:ascii="Times New Roman" w:hAnsi="Times New Roman" w:eastAsia="SimSun" w:cs="Times New Roman"/>
+          <w:sz w:val="24"/>
+          <w:szCs w:val="24"/>
+        </w:rPr>
+        <w:t>The final model supports analysis of directors and actors, movie runtime trends, ratings, genre quality, voting patterns, and person-genre performance over the last 20 years.</w:t>
       </w:r>
     </w:p>
     <w:p>
@@ -137,10 +123,7 @@
         <w:ind w:firstLine="720" w:firstLineChars="0"/>
         <w:jc w:val="left"/>
         <w:rPr>
-          <w:rFonts w:hint="default" w:ascii="Times New Roman" w:hAnsi="Times New Roman"/>
-          <w:b w:val="0"/>
-          <w:bCs w:val="0"/>
-          <w:color w:val="auto"/>
+          <w:rFonts w:hint="default" w:ascii="Times New Roman" w:hAnsi="Times New Roman" w:eastAsia="SimSun" w:cs="Times New Roman"/>
           <w:sz w:val="24"/>
           <w:szCs w:val="24"/>
           <w:lang w:val="en-US"/>
@@ -157,8 +140,6 @@
         <w:jc w:val="left"/>
         <w:rPr>
           <w:rFonts w:hint="default" w:ascii="Times New Roman" w:hAnsi="Times New Roman" w:eastAsia="SimSun" w:cs="Times New Roman"/>
-          <w:b/>
-          <w:bCs/>
           <w:color w:val="auto"/>
           <w:sz w:val="32"/>
           <w:szCs w:val="32"/>
@@ -176,6 +157,35 @@
           <w:lang w:val="en-US"/>
         </w:rPr>
         <w:t xml:space="preserve"> Dataset Description</w:t>
+      </w:r>
+    </w:p>
+    <w:p>
+      <w:pPr>
+        <w:numPr>
+          <w:ilvl w:val="1"/>
+          <w:numId w:val="1"/>
+        </w:numPr>
+        <w:ind w:left="845" w:leftChars="0" w:hanging="425" w:firstLineChars="0"/>
+        <w:jc w:val="left"/>
+        <w:rPr>
+          <w:rFonts w:hint="default" w:ascii="Times New Roman" w:hAnsi="Times New Roman" w:eastAsia="SimSun" w:cs="Times New Roman"/>
+          <w:color w:val="auto"/>
+          <w:sz w:val="24"/>
+          <w:szCs w:val="24"/>
+          <w:lang w:val="en-US"/>
+        </w:rPr>
+      </w:pPr>
+      <w:r>
+        <w:rPr>
+          <w:rFonts w:hint="default" w:ascii="Times New Roman" w:hAnsi="Times New Roman" w:eastAsia="SimSun" w:cs="Times New Roman"/>
+          <w:b/>
+          <w:bCs/>
+          <w:color w:val="auto"/>
+          <w:sz w:val="28"/>
+          <w:szCs w:val="28"/>
+          <w:lang w:val="en-US"/>
+        </w:rPr>
+        <w:t>Dataset Source</w:t>
       </w:r>
     </w:p>
     <w:p>
@@ -184,14 +194,49 @@
           <w:ilvl w:val="0"/>
           <w:numId w:val="0"/>
         </w:numPr>
-        <w:ind w:leftChars="0"/>
+        <w:ind w:firstLine="480" w:firstLineChars="200"/>
         <w:jc w:val="left"/>
         <w:rPr>
           <w:rFonts w:hint="default" w:ascii="Times New Roman" w:hAnsi="Times New Roman" w:eastAsia="SimSun" w:cs="Times New Roman"/>
           <w:color w:val="auto"/>
-          <w:sz w:val="32"/>
-          <w:szCs w:val="32"/>
-          <w:lang w:val="en-US"/>
+          <w:sz w:val="24"/>
+          <w:szCs w:val="24"/>
+          <w:lang w:val="en-US"/>
+        </w:rPr>
+      </w:pPr>
+      <w:r>
+        <w:rPr>
+          <w:rFonts w:hint="default" w:ascii="Times New Roman" w:hAnsi="Times New Roman" w:eastAsia="SimSun" w:cs="Times New Roman"/>
+          <w:color w:val="auto"/>
+          <w:sz w:val="24"/>
+          <w:szCs w:val="24"/>
+          <w:lang w:val="en-US"/>
+        </w:rPr>
+        <w:t xml:space="preserve">      </w:t>
+      </w:r>
+      <w:r>
+        <w:rPr>
+          <w:rFonts w:hint="default" w:ascii="Times New Roman" w:hAnsi="Times New Roman" w:eastAsia="SimSun"/>
+          <w:color w:val="auto"/>
+          <w:sz w:val="24"/>
+          <w:szCs w:val="24"/>
+          <w:lang w:val="en-US"/>
+        </w:rPr>
+        <w:t>The project uses the public IMDb bulk datasets available at https://datasets.imdbws.com/. IMDb provides multiple related datasets suitable for dimensional modelling, many-to-many relationships, historical tracking, and analytical reporting.</w:t>
+      </w:r>
+    </w:p>
+    <w:p>
+      <w:pPr>
+        <w:numPr>
+          <w:ilvl w:val="0"/>
+          <w:numId w:val="0"/>
+        </w:numPr>
+        <w:jc w:val="left"/>
+        <w:rPr>
+          <w:rFonts w:hint="default" w:ascii="Times New Roman" w:hAnsi="Times New Roman" w:eastAsia="SimSun" w:cs="Times New Roman"/>
+          <w:color w:val="auto"/>
+          <w:sz w:val="24"/>
+          <w:szCs w:val="24"/>
         </w:rPr>
       </w:pPr>
     </w:p>
@@ -208,7 +253,6 @@
           <w:color w:val="auto"/>
           <w:sz w:val="24"/>
           <w:szCs w:val="24"/>
-          <w:lang w:val="en-US"/>
         </w:rPr>
       </w:pPr>
       <w:r>
@@ -221,7 +265,7 @@
           <w:szCs w:val="28"/>
           <w:lang w:val="en-US"/>
         </w:rPr>
-        <w:t>Dataset Source</w:t>
+        <w:t>Original Format</w:t>
       </w:r>
     </w:p>
     <w:p>
@@ -229,124 +273,15 @@
         <w:numPr>
           <w:numId w:val="0"/>
         </w:numPr>
-        <w:ind w:left="420" w:leftChars="0"/>
+        <w:ind w:left="420" w:leftChars="0" w:firstLine="716" w:firstLineChars="0"/>
         <w:jc w:val="left"/>
         <w:rPr>
           <w:rFonts w:hint="default" w:ascii="Times New Roman" w:hAnsi="Times New Roman" w:eastAsia="SimSun" w:cs="Times New Roman"/>
           <w:color w:val="auto"/>
           <w:sz w:val="24"/>
           <w:szCs w:val="24"/>
-          <w:lang w:val="en-US"/>
         </w:rPr>
       </w:pPr>
-    </w:p>
-    <w:p>
-      <w:pPr>
-        <w:numPr>
-          <w:ilvl w:val="0"/>
-          <w:numId w:val="0"/>
-        </w:numPr>
-        <w:ind w:firstLine="480" w:firstLineChars="200"/>
-        <w:jc w:val="left"/>
-        <w:rPr>
-          <w:rFonts w:hint="default" w:ascii="Times New Roman" w:hAnsi="Times New Roman" w:eastAsia="SimSun" w:cs="Times New Roman"/>
-          <w:color w:val="auto"/>
-          <w:sz w:val="24"/>
-          <w:szCs w:val="24"/>
-          <w:lang w:val="en-US"/>
-        </w:rPr>
-      </w:pPr>
-      <w:r>
-        <w:rPr>
-          <w:rFonts w:hint="default" w:ascii="Times New Roman" w:hAnsi="Times New Roman" w:eastAsia="SimSun" w:cs="Times New Roman"/>
-          <w:color w:val="auto"/>
-          <w:sz w:val="24"/>
-          <w:szCs w:val="24"/>
-          <w:lang w:val="en-US"/>
-        </w:rPr>
-        <w:t xml:space="preserve">      </w:t>
-      </w:r>
-      <w:r>
-        <w:rPr>
-          <w:rFonts w:hint="default" w:ascii="Times New Roman" w:hAnsi="Times New Roman" w:eastAsia="SimSun"/>
-          <w:color w:val="auto"/>
-          <w:sz w:val="24"/>
-          <w:szCs w:val="24"/>
-          <w:lang w:val="en-US"/>
-        </w:rPr>
-        <w:t>The project uses the public IMDb bulk datasets available at https://datasets.imdbws.com/. IMDb provides multiple related datasets suitable for dimensional modelling, many-to-many relationships, historical tracking, and analytical reporting.</w:t>
-      </w:r>
-    </w:p>
-    <w:p>
-      <w:pPr>
-        <w:numPr>
-          <w:ilvl w:val="0"/>
-          <w:numId w:val="0"/>
-        </w:numPr>
-        <w:jc w:val="left"/>
-        <w:rPr>
-          <w:rFonts w:hint="default" w:ascii="Times New Roman" w:hAnsi="Times New Roman" w:eastAsia="SimSun" w:cs="Times New Roman"/>
-          <w:color w:val="auto"/>
-          <w:sz w:val="24"/>
-          <w:szCs w:val="24"/>
-        </w:rPr>
-      </w:pPr>
-    </w:p>
-    <w:p>
-      <w:pPr>
-        <w:numPr>
-          <w:ilvl w:val="1"/>
-          <w:numId w:val="1"/>
-        </w:numPr>
-        <w:ind w:left="845" w:leftChars="0" w:hanging="425" w:firstLineChars="0"/>
-        <w:jc w:val="left"/>
-        <w:rPr>
-          <w:rFonts w:hint="default" w:ascii="Times New Roman" w:hAnsi="Times New Roman" w:eastAsia="SimSun" w:cs="Times New Roman"/>
-          <w:color w:val="auto"/>
-          <w:sz w:val="28"/>
-          <w:szCs w:val="28"/>
-          <w:lang w:val="en-US"/>
-        </w:rPr>
-      </w:pPr>
-      <w:r>
-        <w:rPr>
-          <w:rFonts w:hint="default" w:ascii="Times New Roman" w:hAnsi="Times New Roman" w:eastAsia="SimSun" w:cs="Times New Roman"/>
-          <w:b/>
-          <w:bCs/>
-          <w:color w:val="auto"/>
-          <w:sz w:val="28"/>
-          <w:szCs w:val="28"/>
-          <w:lang w:val="en-US"/>
-        </w:rPr>
-        <w:t>Original Format</w:t>
-      </w:r>
-    </w:p>
-    <w:p>
-      <w:pPr>
-        <w:pStyle w:val="7"/>
-        <w:keepNext w:val="0"/>
-        <w:keepLines w:val="0"/>
-        <w:widowControl/>
-        <w:suppressLineNumbers w:val="0"/>
-        <w:spacing w:before="0" w:beforeAutospacing="1" w:after="0" w:afterAutospacing="1"/>
-        <w:ind w:left="0" w:right="0"/>
-        <w:rPr>
-          <w:rFonts w:hint="default" w:ascii="Times New Roman" w:hAnsi="Times New Roman" w:eastAsia="SimSun" w:cs="Times New Roman"/>
-          <w:color w:val="auto"/>
-          <w:sz w:val="24"/>
-          <w:szCs w:val="24"/>
-        </w:rPr>
-      </w:pPr>
-      <w:r>
-        <w:rPr>
-          <w:rFonts w:hint="default" w:ascii="Times New Roman" w:hAnsi="Times New Roman" w:eastAsia="SimSun" w:cs="Times New Roman"/>
-          <w:color w:val="auto"/>
-          <w:sz w:val="28"/>
-          <w:szCs w:val="28"/>
-          <w:lang w:val="en-US"/>
-        </w:rPr>
-        <w:t xml:space="preserve">      </w:t>
-      </w:r>
       <w:r>
         <w:rPr>
           <w:rFonts w:hint="default" w:ascii="Times New Roman" w:hAnsi="Times New Roman" w:eastAsia="SimSun"/>
@@ -373,9 +308,8 @@
         <w:rPr>
           <w:rFonts w:hint="default" w:ascii="Times New Roman" w:hAnsi="Times New Roman" w:eastAsia="SimSun" w:cs="Times New Roman"/>
           <w:color w:val="auto"/>
-          <w:sz w:val="28"/>
-          <w:szCs w:val="28"/>
-          <w:lang w:val="en-US"/>
+          <w:sz w:val="24"/>
+          <w:szCs w:val="24"/>
         </w:rPr>
       </w:pPr>
       <w:r>
@@ -398,13 +332,11 @@
         <w:keepLines w:val="0"/>
         <w:widowControl/>
         <w:numPr>
-          <w:ilvl w:val="0"/>
           <w:numId w:val="0"/>
         </w:numPr>
         <w:suppressLineNumbers w:val="0"/>
         <w:spacing w:before="0" w:beforeAutospacing="1" w:after="0" w:afterAutospacing="1"/>
-        <w:ind w:right="0" w:rightChars="0"/>
-        <w:jc w:val="left"/>
+        <w:ind w:left="420" w:leftChars="0" w:right="0" w:rightChars="0" w:firstLine="716" w:firstLineChars="0"/>
         <w:rPr>
           <w:rFonts w:hint="default" w:ascii="Times New Roman" w:hAnsi="Times New Roman" w:eastAsia="SimSun" w:cs="Times New Roman"/>
           <w:color w:val="auto"/>
@@ -412,16 +344,6 @@
           <w:szCs w:val="24"/>
         </w:rPr>
       </w:pPr>
-      <w:r>
-        <w:rPr>
-          <w:rFonts w:hint="default" w:ascii="Times New Roman" w:hAnsi="Times New Roman" w:eastAsia="SimSun" w:cs="Times New Roman"/>
-          <w:color w:val="auto"/>
-          <w:sz w:val="28"/>
-          <w:szCs w:val="28"/>
-          <w:lang w:val="en-US"/>
-        </w:rPr>
-        <w:t xml:space="preserve">        </w:t>
-      </w:r>
       <w:r>
         <w:rPr>
           <w:rFonts w:hint="default" w:ascii="Times New Roman" w:hAnsi="Times New Roman" w:eastAsia="SimSun" w:cs="Times New Roman"/>
@@ -1223,8 +1145,8 @@
         <w:rPr>
           <w:rFonts w:hint="default" w:ascii="Times New Roman" w:hAnsi="Times New Roman" w:eastAsia="SimSun" w:cs="Times New Roman"/>
           <w:color w:val="auto"/>
-          <w:sz w:val="28"/>
-          <w:szCs w:val="28"/>
+          <w:sz w:val="24"/>
+          <w:szCs w:val="24"/>
           <w:lang w:val="en-US"/>
         </w:rPr>
       </w:pPr>
@@ -1248,12 +1170,11 @@
         <w:keepLines w:val="0"/>
         <w:widowControl/>
         <w:numPr>
-          <w:ilvl w:val="0"/>
           <w:numId w:val="0"/>
         </w:numPr>
         <w:suppressLineNumbers w:val="0"/>
         <w:spacing w:before="0" w:beforeAutospacing="1" w:after="0" w:afterAutospacing="1"/>
-        <w:ind w:right="0" w:rightChars="0"/>
+        <w:ind w:left="420" w:leftChars="0" w:right="0" w:rightChars="0" w:firstLine="716" w:firstLineChars="0"/>
         <w:jc w:val="left"/>
         <w:rPr>
           <w:rFonts w:hint="default" w:ascii="Times New Roman" w:hAnsi="Times New Roman" w:eastAsia="SimSun" w:cs="Times New Roman"/>
@@ -1263,18 +1184,6 @@
           <w:lang w:val="en-US"/>
         </w:rPr>
       </w:pPr>
-      <w:r>
-        <w:rPr>
-          <w:rFonts w:hint="default" w:ascii="Times New Roman" w:hAnsi="Times New Roman" w:cs="Times New Roman"/>
-          <w:b w:val="0"/>
-          <w:bCs w:val="0"/>
-          <w:color w:val="auto"/>
-          <w:sz w:val="24"/>
-          <w:szCs w:val="24"/>
-          <w:lang w:val="en-US"/>
-        </w:rPr>
-        <w:t xml:space="preserve">          </w:t>
-      </w:r>
       <w:r>
         <w:rPr>
           <w:rFonts w:hint="default" w:ascii="Times New Roman" w:hAnsi="Times New Roman"/>
@@ -2329,6 +2238,8 @@
         <w:jc w:val="left"/>
         <w:rPr>
           <w:rFonts w:hint="default" w:ascii="Times New Roman" w:hAnsi="Times New Roman" w:eastAsia="SimSun" w:cs="Times New Roman"/>
+          <w:b w:val="0"/>
+          <w:bCs w:val="0"/>
           <w:color w:val="auto"/>
           <w:sz w:val="28"/>
           <w:szCs w:val="28"/>
@@ -2347,24 +2258,6 @@
         </w:rPr>
         <w:t>Update Frequency and Load Strategy</w:t>
       </w:r>
-    </w:p>
-    <w:p>
-      <w:pPr>
-        <w:numPr>
-          <w:ilvl w:val="0"/>
-          <w:numId w:val="0"/>
-        </w:numPr>
-        <w:jc w:val="left"/>
-        <w:rPr>
-          <w:rFonts w:hint="default" w:ascii="Times New Roman" w:hAnsi="Times New Roman" w:eastAsia="SimSun" w:cs="Times New Roman"/>
-          <w:b w:val="0"/>
-          <w:bCs w:val="0"/>
-          <w:color w:val="auto"/>
-          <w:sz w:val="28"/>
-          <w:szCs w:val="28"/>
-          <w:lang w:val="en-US"/>
-        </w:rPr>
-      </w:pPr>
     </w:p>
     <w:p>
       <w:pPr>
@@ -2912,21 +2805,6 @@
         </w:rPr>
         <w:t xml:space="preserve">Data quality tests and snapshots </w:t>
       </w:r>
-    </w:p>
-    <w:p>
-      <w:pPr>
-        <w:numPr>
-          <w:ilvl w:val="0"/>
-          <w:numId w:val="0"/>
-        </w:numPr>
-        <w:jc w:val="left"/>
-        <w:rPr>
-          <w:rFonts w:hint="default" w:ascii="Times New Roman" w:hAnsi="Times New Roman" w:eastAsia="SimSun" w:cs="Times New Roman"/>
-          <w:color w:val="auto"/>
-          <w:sz w:val="24"/>
-          <w:szCs w:val="24"/>
-        </w:rPr>
-      </w:pPr>
     </w:p>
     <w:p>
       <w:pPr>
@@ -5539,6 +5417,7 @@
           </w:tcPr>
           <w:p>
             <w:pPr>
+              <w:widowControl w:val="0"/>
               <w:spacing w:beforeLines="0" w:afterLines="0"/>
               <w:jc w:val="left"/>
               <w:rPr>
@@ -5575,6 +5454,497 @@
                 <w:lang w:val="en-US"/>
               </w:rPr>
             </w:pPr>
+          </w:p>
+        </w:tc>
+      </w:tr>
+      <w:tr>
+        <w:tblPrEx>
+          <w:tblBorders>
+            <w:top w:val="single" w:color="auto" w:sz="4" w:space="0"/>
+            <w:left w:val="single" w:color="auto" w:sz="4" w:space="0"/>
+            <w:bottom w:val="single" w:color="auto" w:sz="4" w:space="0"/>
+            <w:right w:val="single" w:color="auto" w:sz="4" w:space="0"/>
+            <w:insideH w:val="single" w:color="auto" w:sz="4" w:space="0"/>
+            <w:insideV w:val="single" w:color="auto" w:sz="4" w:space="0"/>
+          </w:tblBorders>
+          <w:tblCellMar>
+            <w:top w:w="0" w:type="dxa"/>
+            <w:left w:w="108" w:type="dxa"/>
+            <w:bottom w:w="0" w:type="dxa"/>
+            <w:right w:w="108" w:type="dxa"/>
+          </w:tblCellMar>
+        </w:tblPrEx>
+        <w:tc>
+          <w:tcPr>
+            <w:tcW w:w="1853" w:type="dxa"/>
+            <w:vAlign w:val="center"/>
+          </w:tcPr>
+          <w:p>
+            <w:pPr>
+              <w:widowControl w:val="0"/>
+              <w:spacing w:beforeLines="0" w:afterLines="0"/>
+              <w:jc w:val="center"/>
+              <w:rPr>
+                <w:rFonts w:hint="default" w:ascii="Times New Roman" w:hAnsi="Times New Roman" w:eastAsia="Consolas" w:cs="Times New Roman"/>
+                <w:b/>
+                <w:bCs/>
+                <w:color w:val="auto"/>
+                <w:sz w:val="24"/>
+                <w:szCs w:val="24"/>
+                <w:u w:val="single"/>
+                <w:vertAlign w:val="baseline"/>
+                <w:lang w:val="en-US"/>
+              </w:rPr>
+            </w:pPr>
+            <w:r>
+              <w:rPr>
+                <w:rFonts w:hint="default" w:ascii="Times New Roman" w:hAnsi="Times New Roman" w:eastAsia="Consolas" w:cs="Times New Roman"/>
+                <w:b/>
+                <w:bCs/>
+                <w:color w:val="auto"/>
+                <w:sz w:val="24"/>
+                <w:szCs w:val="24"/>
+                <w:u w:val="single"/>
+                <w:vertAlign w:val="baseline"/>
+                <w:lang w:val="en-US"/>
+              </w:rPr>
+              <w:t>mart_genre_quality_analysis</w:t>
+            </w:r>
+          </w:p>
+        </w:tc>
+        <w:tc>
+          <w:tcPr>
+            <w:tcW w:w="1601" w:type="dxa"/>
+          </w:tcPr>
+          <w:p>
+            <w:pPr>
+              <w:widowControl w:val="0"/>
+              <w:spacing w:beforeLines="0" w:afterLines="0"/>
+              <w:jc w:val="center"/>
+              <w:rPr>
+                <w:rFonts w:hint="default" w:ascii="Times New Roman" w:hAnsi="Times New Roman" w:eastAsia="Consolas"/>
+                <w:b w:val="0"/>
+                <w:bCs w:val="0"/>
+                <w:color w:val="auto"/>
+                <w:sz w:val="24"/>
+                <w:szCs w:val="24"/>
+                <w:u w:val="none"/>
+                <w:vertAlign w:val="baseline"/>
+                <w:lang w:val="en-US"/>
+              </w:rPr>
+            </w:pPr>
+            <w:r>
+              <w:rPr>
+                <w:rFonts w:hint="default" w:ascii="Times New Roman" w:hAnsi="Times New Roman" w:eastAsia="Consolas"/>
+                <w:b w:val="0"/>
+                <w:bCs w:val="0"/>
+                <w:color w:val="auto"/>
+                <w:sz w:val="24"/>
+                <w:szCs w:val="24"/>
+                <w:u w:val="none"/>
+                <w:vertAlign w:val="baseline"/>
+                <w:lang w:val="en-US"/>
+              </w:rPr>
+              <w:t>One row per genre</w:t>
+            </w:r>
+          </w:p>
+        </w:tc>
+        <w:tc>
+          <w:tcPr>
+            <w:tcW w:w="1588" w:type="dxa"/>
+            <w:vAlign w:val="center"/>
+          </w:tcPr>
+          <w:p>
+            <w:pPr>
+              <w:widowControl w:val="0"/>
+              <w:spacing w:beforeLines="0" w:afterLines="0"/>
+              <w:jc w:val="center"/>
+              <w:rPr>
+                <w:rFonts w:hint="default" w:ascii="Times New Roman" w:hAnsi="Times New Roman" w:eastAsia="Consolas"/>
+                <w:b/>
+                <w:bCs/>
+                <w:color w:val="auto"/>
+                <w:sz w:val="24"/>
+                <w:szCs w:val="24"/>
+                <w:u w:val="single"/>
+                <w:vertAlign w:val="baseline"/>
+                <w:lang w:val="en-US"/>
+              </w:rPr>
+            </w:pPr>
+            <w:r>
+              <w:rPr>
+                <w:rFonts w:hint="default" w:ascii="Times New Roman" w:hAnsi="Times New Roman" w:eastAsia="Consolas"/>
+                <w:b/>
+                <w:bCs/>
+                <w:color w:val="auto"/>
+                <w:sz w:val="24"/>
+                <w:szCs w:val="24"/>
+                <w:u w:val="single"/>
+                <w:vertAlign w:val="baseline"/>
+                <w:lang w:val="en-US"/>
+              </w:rPr>
+              <w:t>genre_name</w:t>
+            </w:r>
+          </w:p>
+        </w:tc>
+        <w:tc>
+          <w:tcPr>
+            <w:tcW w:w="1702" w:type="dxa"/>
+            <w:vAlign w:val="center"/>
+          </w:tcPr>
+          <w:p>
+            <w:pPr>
+              <w:widowControl w:val="0"/>
+              <w:spacing w:beforeLines="0" w:afterLines="0"/>
+              <w:jc w:val="center"/>
+              <w:rPr>
+                <w:rFonts w:hint="default" w:ascii="Times New Roman" w:hAnsi="Times New Roman" w:eastAsia="Consolas"/>
+                <w:b/>
+                <w:bCs/>
+                <w:color w:val="auto"/>
+                <w:sz w:val="24"/>
+                <w:szCs w:val="24"/>
+                <w:u w:val="none"/>
+                <w:vertAlign w:val="baseline"/>
+                <w:lang w:val="en-US"/>
+              </w:rPr>
+            </w:pPr>
+            <w:r>
+              <w:rPr>
+                <w:rFonts w:hint="default" w:ascii="Times New Roman" w:hAnsi="Times New Roman" w:eastAsia="Consolas"/>
+                <w:b/>
+                <w:bCs/>
+                <w:color w:val="auto"/>
+                <w:sz w:val="24"/>
+                <w:szCs w:val="24"/>
+                <w:u w:val="none"/>
+                <w:vertAlign w:val="baseline"/>
+                <w:lang w:val="en-US"/>
+              </w:rPr>
+              <w:t>None</w:t>
+            </w:r>
+          </w:p>
+        </w:tc>
+        <w:tc>
+          <w:tcPr>
+            <w:tcW w:w="1576" w:type="dxa"/>
+            <w:vAlign w:val="center"/>
+          </w:tcPr>
+          <w:p>
+            <w:pPr>
+              <w:widowControl w:val="0"/>
+              <w:spacing w:beforeLines="0" w:afterLines="0"/>
+              <w:jc w:val="center"/>
+              <w:rPr>
+                <w:rFonts w:hint="default" w:ascii="Times New Roman" w:hAnsi="Times New Roman" w:eastAsia="Consolas"/>
+                <w:b/>
+                <w:bCs/>
+                <w:color w:val="auto"/>
+                <w:sz w:val="24"/>
+                <w:szCs w:val="24"/>
+                <w:u w:val="none"/>
+                <w:vertAlign w:val="baseline"/>
+                <w:lang w:val="en-US"/>
+              </w:rPr>
+            </w:pPr>
+            <w:r>
+              <w:rPr>
+                <w:rFonts w:hint="default" w:ascii="Times New Roman" w:hAnsi="Times New Roman" w:eastAsia="Consolas"/>
+                <w:b/>
+                <w:bCs/>
+                <w:color w:val="auto"/>
+                <w:sz w:val="24"/>
+                <w:szCs w:val="24"/>
+                <w:u w:val="none"/>
+                <w:vertAlign w:val="baseline"/>
+                <w:lang w:val="en-US"/>
+              </w:rPr>
+              <w:t>fct_title_ratings, bridge_title_genre</w:t>
+            </w:r>
+          </w:p>
+        </w:tc>
+        <w:tc>
+          <w:tcPr>
+            <w:tcW w:w="2647" w:type="dxa"/>
+            <w:vAlign w:val="center"/>
+          </w:tcPr>
+          <w:p>
+            <w:pPr>
+              <w:spacing w:beforeLines="0" w:afterLines="0"/>
+              <w:jc w:val="left"/>
+              <w:rPr>
+                <w:rFonts w:hint="default" w:ascii="Times New Roman" w:hAnsi="Times New Roman" w:eastAsia="Consolas" w:cs="Times New Roman"/>
+                <w:color w:val="auto"/>
+                <w:sz w:val="24"/>
+                <w:szCs w:val="24"/>
+              </w:rPr>
+            </w:pPr>
+            <w:r>
+              <w:rPr>
+                <w:rFonts w:hint="default" w:ascii="Times New Roman" w:hAnsi="Times New Roman" w:eastAsia="Consolas" w:cs="Times New Roman"/>
+                <w:color w:val="auto"/>
+                <w:sz w:val="24"/>
+                <w:szCs w:val="24"/>
+              </w:rPr>
+              <w:t>Analytical mart that calculates hidden-gem and overrated title counts and ratios by genre. Genres with fewer than 100 rated titles are excluded to avoid unstable ratios.</w:t>
+            </w:r>
+          </w:p>
+          <w:p>
+            <w:pPr>
+              <w:widowControl w:val="0"/>
+              <w:spacing w:beforeLines="0" w:afterLines="0"/>
+              <w:jc w:val="center"/>
+              <w:rPr>
+                <w:rFonts w:hint="default" w:ascii="Times New Roman" w:hAnsi="Times New Roman" w:eastAsia="Consolas"/>
+                <w:b w:val="0"/>
+                <w:bCs w:val="0"/>
+                <w:color w:val="auto"/>
+                <w:sz w:val="24"/>
+                <w:szCs w:val="24"/>
+                <w:u w:val="none"/>
+                <w:vertAlign w:val="baseline"/>
+                <w:lang w:val="en-US"/>
+              </w:rPr>
+            </w:pPr>
+          </w:p>
+        </w:tc>
+      </w:tr>
+      <w:tr>
+        <w:tblPrEx>
+          <w:tblBorders>
+            <w:top w:val="single" w:color="auto" w:sz="4" w:space="0"/>
+            <w:left w:val="single" w:color="auto" w:sz="4" w:space="0"/>
+            <w:bottom w:val="single" w:color="auto" w:sz="4" w:space="0"/>
+            <w:right w:val="single" w:color="auto" w:sz="4" w:space="0"/>
+            <w:insideH w:val="single" w:color="auto" w:sz="4" w:space="0"/>
+            <w:insideV w:val="single" w:color="auto" w:sz="4" w:space="0"/>
+          </w:tblBorders>
+          <w:tblCellMar>
+            <w:top w:w="0" w:type="dxa"/>
+            <w:left w:w="108" w:type="dxa"/>
+            <w:bottom w:w="0" w:type="dxa"/>
+            <w:right w:w="108" w:type="dxa"/>
+          </w:tblCellMar>
+        </w:tblPrEx>
+        <w:tc>
+          <w:tcPr>
+            <w:tcW w:w="1853" w:type="dxa"/>
+            <w:vAlign w:val="center"/>
+          </w:tcPr>
+          <w:p>
+            <w:pPr>
+              <w:widowControl w:val="0"/>
+              <w:spacing w:beforeLines="0" w:afterLines="0"/>
+              <w:jc w:val="center"/>
+              <w:rPr>
+                <w:rFonts w:hint="default" w:ascii="Times New Roman" w:hAnsi="Times New Roman" w:eastAsia="Consolas" w:cs="Times New Roman"/>
+                <w:b/>
+                <w:bCs/>
+                <w:color w:val="auto"/>
+                <w:sz w:val="24"/>
+                <w:szCs w:val="24"/>
+                <w:u w:val="single"/>
+                <w:vertAlign w:val="baseline"/>
+                <w:lang w:val="en-US"/>
+              </w:rPr>
+            </w:pPr>
+            <w:r>
+              <w:rPr>
+                <w:rFonts w:hint="default" w:ascii="Times New Roman" w:hAnsi="Times New Roman" w:eastAsia="Consolas" w:cs="Times New Roman"/>
+                <w:b/>
+                <w:bCs/>
+                <w:color w:val="auto"/>
+                <w:sz w:val="24"/>
+                <w:szCs w:val="24"/>
+                <w:u w:val="single"/>
+                <w:vertAlign w:val="baseline"/>
+                <w:lang w:val="en-US"/>
+              </w:rPr>
+              <w:t>mart_person_genre_performance</w:t>
+            </w:r>
+          </w:p>
+        </w:tc>
+        <w:tc>
+          <w:tcPr>
+            <w:tcW w:w="1601" w:type="dxa"/>
+          </w:tcPr>
+          <w:p>
+            <w:pPr>
+              <w:widowControl w:val="0"/>
+              <w:spacing w:beforeLines="0" w:afterLines="0"/>
+              <w:jc w:val="center"/>
+              <w:rPr>
+                <w:rFonts w:hint="default" w:ascii="Times New Roman" w:hAnsi="Times New Roman" w:eastAsia="Consolas"/>
+                <w:b w:val="0"/>
+                <w:bCs w:val="0"/>
+                <w:color w:val="auto"/>
+                <w:sz w:val="24"/>
+                <w:szCs w:val="24"/>
+                <w:u w:val="none"/>
+                <w:vertAlign w:val="baseline"/>
+                <w:lang w:val="en-US"/>
+              </w:rPr>
+            </w:pPr>
+            <w:r>
+              <w:rPr>
+                <w:rFonts w:hint="default" w:ascii="Times New Roman" w:hAnsi="Times New Roman" w:eastAsia="Consolas"/>
+                <w:b w:val="0"/>
+                <w:bCs w:val="0"/>
+                <w:color w:val="auto"/>
+                <w:sz w:val="24"/>
+                <w:szCs w:val="24"/>
+                <w:u w:val="none"/>
+                <w:vertAlign w:val="baseline"/>
+                <w:lang w:val="en-US"/>
+              </w:rPr>
+              <w:t>One row per person-role-genre combination</w:t>
+            </w:r>
+          </w:p>
+        </w:tc>
+        <w:tc>
+          <w:tcPr>
+            <w:tcW w:w="1588" w:type="dxa"/>
+            <w:vAlign w:val="center"/>
+          </w:tcPr>
+          <w:p>
+            <w:pPr>
+              <w:widowControl w:val="0"/>
+              <w:spacing w:beforeLines="0" w:afterLines="0"/>
+              <w:jc w:val="center"/>
+              <w:rPr>
+                <w:rFonts w:hint="default" w:ascii="Times New Roman" w:hAnsi="Times New Roman" w:eastAsia="Consolas"/>
+                <w:b/>
+                <w:bCs/>
+                <w:color w:val="auto"/>
+                <w:sz w:val="24"/>
+                <w:szCs w:val="24"/>
+                <w:u w:val="single"/>
+                <w:vertAlign w:val="baseline"/>
+                <w:lang w:val="en-US"/>
+              </w:rPr>
+            </w:pPr>
+            <w:r>
+              <w:rPr>
+                <w:rFonts w:hint="default" w:ascii="Times New Roman" w:hAnsi="Times New Roman" w:eastAsia="Consolas"/>
+                <w:b/>
+                <w:bCs/>
+                <w:color w:val="auto"/>
+                <w:sz w:val="24"/>
+                <w:szCs w:val="24"/>
+                <w:u w:val="single"/>
+                <w:vertAlign w:val="baseline"/>
+                <w:lang w:val="en-US"/>
+              </w:rPr>
+              <w:t>(person_id, role, genre_name)</w:t>
+            </w:r>
+          </w:p>
+        </w:tc>
+        <w:tc>
+          <w:tcPr>
+            <w:tcW w:w="1702" w:type="dxa"/>
+            <w:vAlign w:val="center"/>
+          </w:tcPr>
+          <w:p>
+            <w:pPr>
+              <w:widowControl w:val="0"/>
+              <w:spacing w:beforeLines="0" w:afterLines="0"/>
+              <w:jc w:val="center"/>
+              <w:rPr>
+                <w:rFonts w:hint="default" w:ascii="Times New Roman" w:hAnsi="Times New Roman" w:eastAsia="Consolas"/>
+                <w:b/>
+                <w:bCs/>
+                <w:color w:val="auto"/>
+                <w:sz w:val="24"/>
+                <w:szCs w:val="24"/>
+                <w:u w:val="none"/>
+                <w:vertAlign w:val="baseline"/>
+                <w:lang w:val="en-US"/>
+              </w:rPr>
+            </w:pPr>
+            <w:r>
+              <w:rPr>
+                <w:rFonts w:hint="default" w:ascii="Times New Roman" w:hAnsi="Times New Roman" w:eastAsia="Consolas"/>
+                <w:b/>
+                <w:bCs/>
+                <w:color w:val="auto"/>
+                <w:sz w:val="24"/>
+                <w:szCs w:val="24"/>
+                <w:u w:val="none"/>
+                <w:vertAlign w:val="baseline"/>
+                <w:lang w:val="en-US"/>
+              </w:rPr>
+              <w:t>person_id→dim_person</w:t>
+            </w:r>
+          </w:p>
+        </w:tc>
+        <w:tc>
+          <w:tcPr>
+            <w:tcW w:w="1576" w:type="dxa"/>
+            <w:vAlign w:val="center"/>
+          </w:tcPr>
+          <w:p>
+            <w:pPr>
+              <w:widowControl w:val="0"/>
+              <w:spacing w:beforeLines="0" w:afterLines="0"/>
+              <w:jc w:val="center"/>
+              <w:rPr>
+                <w:rFonts w:hint="default" w:ascii="Times New Roman" w:hAnsi="Times New Roman" w:eastAsia="Consolas"/>
+                <w:b/>
+                <w:bCs/>
+                <w:color w:val="auto"/>
+                <w:sz w:val="24"/>
+                <w:szCs w:val="24"/>
+                <w:u w:val="none"/>
+                <w:vertAlign w:val="baseline"/>
+                <w:lang w:val="en-US"/>
+              </w:rPr>
+            </w:pPr>
+            <w:r>
+              <w:rPr>
+                <w:rFonts w:hint="default" w:ascii="Times New Roman" w:hAnsi="Times New Roman" w:eastAsia="Consolas"/>
+                <w:b/>
+                <w:bCs/>
+                <w:color w:val="auto"/>
+                <w:sz w:val="24"/>
+                <w:szCs w:val="24"/>
+                <w:u w:val="none"/>
+                <w:vertAlign w:val="baseline"/>
+                <w:lang w:val="en-US"/>
+              </w:rPr>
+              <w:t>bridge_title_crew, bridge_title_genre, dim_person, dim_genre, fct_title_ratings</w:t>
+            </w:r>
+          </w:p>
+        </w:tc>
+        <w:tc>
+          <w:tcPr>
+            <w:tcW w:w="2647" w:type="dxa"/>
+            <w:vAlign w:val="center"/>
+          </w:tcPr>
+          <w:p>
+            <w:pPr>
+              <w:widowControl w:val="0"/>
+              <w:spacing w:beforeLines="0" w:afterLines="0"/>
+              <w:jc w:val="center"/>
+              <w:rPr>
+                <w:rFonts w:hint="default" w:ascii="Times New Roman" w:hAnsi="Times New Roman" w:eastAsia="Consolas"/>
+                <w:b w:val="0"/>
+                <w:bCs w:val="0"/>
+                <w:color w:val="auto"/>
+                <w:sz w:val="24"/>
+                <w:szCs w:val="24"/>
+                <w:u w:val="none"/>
+                <w:vertAlign w:val="baseline"/>
+                <w:lang w:val="en-US"/>
+              </w:rPr>
+            </w:pPr>
+            <w:r>
+              <w:rPr>
+                <w:rFonts w:hint="default" w:ascii="Times New Roman" w:hAnsi="Times New Roman" w:eastAsia="SimSun" w:cs="Times New Roman"/>
+                <w:sz w:val="24"/>
+                <w:szCs w:val="24"/>
+              </w:rPr>
+              <w:t>Final analytical mart for evaluating actor/director performance by genre over the last 20 years using title count, combined votes, average rating, and vote-weighted average rating.</w:t>
+            </w:r>
           </w:p>
         </w:tc>
       </w:tr>
@@ -5865,6 +6235,35 @@
           <w:lang w:val="en-US"/>
         </w:rPr>
       </w:pPr>
+      <w:r>
+        <w:rPr>
+          <w:rStyle w:val="4"/>
+          <w:rFonts w:hint="default" w:ascii="Times New Roman" w:hAnsi="Times New Roman" w:eastAsia="SimSun" w:cs="Times New Roman"/>
+          <w:sz w:val="24"/>
+          <w:szCs w:val="24"/>
+          <w:u w:val="single"/>
+          <w:lang w:val="en-US"/>
+        </w:rPr>
+        <w:t>M</w:t>
+      </w:r>
+      <w:r>
+        <w:rPr>
+          <w:rStyle w:val="4"/>
+          <w:rFonts w:hint="default" w:ascii="Times New Roman" w:hAnsi="Times New Roman" w:eastAsia="SimSun" w:cs="Times New Roman"/>
+          <w:sz w:val="24"/>
+          <w:szCs w:val="24"/>
+          <w:u w:val="single"/>
+        </w:rPr>
+        <w:t>art_person_genre_performance</w:t>
+      </w:r>
+      <w:r>
+        <w:rPr>
+          <w:rFonts w:hint="default" w:ascii="Times New Roman" w:hAnsi="Times New Roman" w:eastAsia="SimSun" w:cs="Times New Roman"/>
+          <w:sz w:val="24"/>
+          <w:szCs w:val="24"/>
+        </w:rPr>
+        <w:t xml:space="preserve"> is derived from the dimensional model by combining person-role relationships, title genres, and rating measures to produce one row per person-role-genre combination for the last 20 years.</w:t>
+      </w:r>
     </w:p>
     <w:p>
       <w:pPr>
@@ -8955,7 +9354,7 @@
                 <w:vertAlign w:val="baseline"/>
                 <w:lang w:val="en-US"/>
               </w:rPr>
-              <w:t>Builds intermediate models, dimensions, bridges, and fact tables.</w:t>
+              <w:t>Builds intermediate models, dimensions, bridges,the fact table and the analytical marts.</w:t>
             </w:r>
           </w:p>
         </w:tc>
@@ -10008,10 +10407,10 @@
         </w:tblCellMar>
       </w:tblPr>
       <w:tblGrid>
-        <w:gridCol w:w="3335"/>
-        <w:gridCol w:w="2669"/>
-        <w:gridCol w:w="1814"/>
-        <w:gridCol w:w="2165"/>
+        <w:gridCol w:w="3669"/>
+        <w:gridCol w:w="3402"/>
+        <w:gridCol w:w="1658"/>
+        <w:gridCol w:w="1254"/>
       </w:tblGrid>
       <w:tr>
         <w:tblPrEx>
@@ -12061,6 +12460,7 @@
           </w:tcPr>
           <w:p>
             <w:pPr>
+              <w:widowControl w:val="0"/>
               <w:spacing w:beforeLines="0" w:afterLines="0"/>
               <w:jc w:val="left"/>
               <w:rPr>
@@ -12100,6 +12500,380 @@
                 <w:lang w:val="en-US"/>
               </w:rPr>
             </w:pPr>
+          </w:p>
+        </w:tc>
+        <w:tc>
+          <w:tcPr>
+            <w:tcW w:w="2630" w:type="dxa"/>
+            <w:vAlign w:val="center"/>
+          </w:tcPr>
+          <w:p>
+            <w:pPr>
+              <w:widowControl w:val="0"/>
+              <w:numPr>
+                <w:ilvl w:val="0"/>
+                <w:numId w:val="0"/>
+              </w:numPr>
+              <w:jc w:val="center"/>
+              <w:rPr>
+                <w:rFonts w:hint="default" w:ascii="Times New Roman" w:hAnsi="Times New Roman" w:eastAsia="SimSun"/>
+                <w:b w:val="0"/>
+                <w:bCs w:val="0"/>
+                <w:color w:val="auto"/>
+                <w:sz w:val="24"/>
+                <w:szCs w:val="24"/>
+                <w:u w:val="none"/>
+                <w:vertAlign w:val="baseline"/>
+                <w:lang w:val="en-US"/>
+              </w:rPr>
+            </w:pPr>
+            <w:r>
+              <w:rPr>
+                <w:rFonts w:hint="default" w:ascii="Times New Roman" w:hAnsi="Times New Roman" w:eastAsia="SimSun"/>
+                <w:b w:val="0"/>
+                <w:bCs w:val="0"/>
+                <w:color w:val="auto"/>
+                <w:sz w:val="24"/>
+                <w:szCs w:val="24"/>
+                <w:u w:val="none"/>
+                <w:vertAlign w:val="baseline"/>
+                <w:lang w:val="en-US"/>
+              </w:rPr>
+              <w:t>Error</w:t>
+            </w:r>
+          </w:p>
+        </w:tc>
+      </w:tr>
+      <w:tr>
+        <w:tblPrEx>
+          <w:tblBorders>
+            <w:top w:val="single" w:color="auto" w:sz="4" w:space="0"/>
+            <w:left w:val="single" w:color="auto" w:sz="4" w:space="0"/>
+            <w:bottom w:val="single" w:color="auto" w:sz="4" w:space="0"/>
+            <w:right w:val="single" w:color="auto" w:sz="4" w:space="0"/>
+            <w:insideH w:val="single" w:color="auto" w:sz="4" w:space="0"/>
+            <w:insideV w:val="single" w:color="auto" w:sz="4" w:space="0"/>
+          </w:tblBorders>
+          <w:tblCellMar>
+            <w:top w:w="0" w:type="dxa"/>
+            <w:left w:w="108" w:type="dxa"/>
+            <w:bottom w:w="0" w:type="dxa"/>
+            <w:right w:w="108" w:type="dxa"/>
+          </w:tblCellMar>
+        </w:tblPrEx>
+        <w:tc>
+          <w:tcPr>
+            <w:tcW w:w="3551" w:type="dxa"/>
+            <w:vAlign w:val="center"/>
+          </w:tcPr>
+          <w:p>
+            <w:pPr>
+              <w:widowControl w:val="0"/>
+              <w:numPr>
+                <w:ilvl w:val="0"/>
+                <w:numId w:val="0"/>
+              </w:numPr>
+              <w:jc w:val="center"/>
+              <w:rPr>
+                <w:rFonts w:hint="default" w:ascii="Times New Roman" w:hAnsi="Times New Roman" w:eastAsia="SimSun"/>
+                <w:b/>
+                <w:bCs/>
+                <w:color w:val="auto"/>
+                <w:sz w:val="24"/>
+                <w:szCs w:val="24"/>
+                <w:u w:val="none"/>
+                <w:vertAlign w:val="baseline"/>
+                <w:lang w:val="en-US"/>
+              </w:rPr>
+            </w:pPr>
+            <w:r>
+              <w:rPr>
+                <w:rFonts w:hint="default" w:ascii="Times New Roman" w:hAnsi="Times New Roman" w:eastAsia="SimSun"/>
+                <w:b/>
+                <w:bCs/>
+                <w:color w:val="auto"/>
+                <w:sz w:val="24"/>
+                <w:szCs w:val="24"/>
+                <w:u w:val="none"/>
+                <w:vertAlign w:val="baseline"/>
+                <w:lang w:val="en-US"/>
+              </w:rPr>
+              <w:t>mart_genre_quality_analysis tests</w:t>
+            </w:r>
+          </w:p>
+        </w:tc>
+        <w:tc>
+          <w:tcPr>
+            <w:tcW w:w="1908" w:type="dxa"/>
+            <w:vAlign w:val="center"/>
+          </w:tcPr>
+          <w:p>
+            <w:pPr>
+              <w:widowControl w:val="0"/>
+              <w:numPr>
+                <w:ilvl w:val="0"/>
+                <w:numId w:val="0"/>
+              </w:numPr>
+              <w:jc w:val="center"/>
+              <w:rPr>
+                <w:rFonts w:hint="default" w:ascii="Times New Roman" w:hAnsi="Times New Roman" w:eastAsia="SimSun"/>
+                <w:b w:val="0"/>
+                <w:bCs w:val="0"/>
+                <w:color w:val="auto"/>
+                <w:sz w:val="24"/>
+                <w:szCs w:val="24"/>
+                <w:u w:val="single"/>
+                <w:vertAlign w:val="baseline"/>
+                <w:lang w:val="en-US"/>
+              </w:rPr>
+            </w:pPr>
+            <w:r>
+              <w:rPr>
+                <w:rFonts w:hint="default" w:ascii="Times New Roman" w:hAnsi="Times New Roman" w:eastAsia="SimSun"/>
+                <w:b w:val="0"/>
+                <w:bCs w:val="0"/>
+                <w:color w:val="auto"/>
+                <w:sz w:val="24"/>
+                <w:szCs w:val="24"/>
+                <w:u w:val="single"/>
+                <w:vertAlign w:val="baseline"/>
+                <w:lang w:val="en-US"/>
+              </w:rPr>
+              <w:t>mart_genre_quality_analysis</w:t>
+            </w:r>
+          </w:p>
+        </w:tc>
+        <w:tc>
+          <w:tcPr>
+            <w:tcW w:w="1894" w:type="dxa"/>
+            <w:vAlign w:val="center"/>
+          </w:tcPr>
+          <w:p>
+            <w:pPr>
+              <w:spacing w:beforeLines="0" w:afterLines="0"/>
+              <w:jc w:val="left"/>
+              <w:rPr>
+                <w:rFonts w:hint="default" w:ascii="Times New Roman" w:hAnsi="Times New Roman" w:eastAsia="Consolas" w:cs="Times New Roman"/>
+                <w:color w:val="auto"/>
+                <w:sz w:val="24"/>
+                <w:szCs w:val="24"/>
+              </w:rPr>
+            </w:pPr>
+            <w:r>
+              <w:rPr>
+                <w:rFonts w:hint="default" w:ascii="Times New Roman" w:hAnsi="Times New Roman" w:eastAsia="Consolas" w:cs="Times New Roman"/>
+                <w:color w:val="auto"/>
+                <w:sz w:val="24"/>
+                <w:szCs w:val="24"/>
+              </w:rPr>
+              <w:t>Validates unique/non-null genres, ratios within [0,1], and ensures only genres with at least 100 rated titles are included</w:t>
+            </w:r>
+          </w:p>
+          <w:p>
+            <w:pPr>
+              <w:widowControl w:val="0"/>
+              <w:numPr>
+                <w:ilvl w:val="0"/>
+                <w:numId w:val="0"/>
+              </w:numPr>
+              <w:jc w:val="center"/>
+              <w:rPr>
+                <w:rFonts w:hint="default" w:ascii="Times New Roman" w:hAnsi="Times New Roman" w:eastAsia="SimSun"/>
+                <w:b w:val="0"/>
+                <w:bCs w:val="0"/>
+                <w:color w:val="auto"/>
+                <w:sz w:val="24"/>
+                <w:szCs w:val="24"/>
+                <w:u w:val="none"/>
+                <w:vertAlign w:val="baseline"/>
+                <w:lang w:val="en-US"/>
+              </w:rPr>
+            </w:pPr>
+          </w:p>
+        </w:tc>
+        <w:tc>
+          <w:tcPr>
+            <w:tcW w:w="2630" w:type="dxa"/>
+            <w:vAlign w:val="center"/>
+          </w:tcPr>
+          <w:p>
+            <w:pPr>
+              <w:widowControl w:val="0"/>
+              <w:numPr>
+                <w:ilvl w:val="0"/>
+                <w:numId w:val="0"/>
+              </w:numPr>
+              <w:jc w:val="center"/>
+              <w:rPr>
+                <w:rFonts w:hint="default" w:ascii="Times New Roman" w:hAnsi="Times New Roman" w:eastAsia="SimSun"/>
+                <w:b w:val="0"/>
+                <w:bCs w:val="0"/>
+                <w:color w:val="auto"/>
+                <w:sz w:val="24"/>
+                <w:szCs w:val="24"/>
+                <w:u w:val="none"/>
+                <w:vertAlign w:val="baseline"/>
+                <w:lang w:val="en-US"/>
+              </w:rPr>
+            </w:pPr>
+            <w:r>
+              <w:rPr>
+                <w:rFonts w:hint="default" w:ascii="Times New Roman" w:hAnsi="Times New Roman" w:eastAsia="SimSun"/>
+                <w:b w:val="0"/>
+                <w:bCs w:val="0"/>
+                <w:color w:val="auto"/>
+                <w:sz w:val="24"/>
+                <w:szCs w:val="24"/>
+                <w:u w:val="none"/>
+                <w:vertAlign w:val="baseline"/>
+                <w:lang w:val="en-US"/>
+              </w:rPr>
+              <w:t>Error</w:t>
+            </w:r>
+          </w:p>
+        </w:tc>
+      </w:tr>
+      <w:tr>
+        <w:tblPrEx>
+          <w:tblBorders>
+            <w:top w:val="single" w:color="auto" w:sz="4" w:space="0"/>
+            <w:left w:val="single" w:color="auto" w:sz="4" w:space="0"/>
+            <w:bottom w:val="single" w:color="auto" w:sz="4" w:space="0"/>
+            <w:right w:val="single" w:color="auto" w:sz="4" w:space="0"/>
+            <w:insideH w:val="single" w:color="auto" w:sz="4" w:space="0"/>
+            <w:insideV w:val="single" w:color="auto" w:sz="4" w:space="0"/>
+          </w:tblBorders>
+          <w:tblCellMar>
+            <w:top w:w="0" w:type="dxa"/>
+            <w:left w:w="108" w:type="dxa"/>
+            <w:bottom w:w="0" w:type="dxa"/>
+            <w:right w:w="108" w:type="dxa"/>
+          </w:tblCellMar>
+        </w:tblPrEx>
+        <w:tc>
+          <w:tcPr>
+            <w:tcW w:w="3551" w:type="dxa"/>
+            <w:vAlign w:val="center"/>
+          </w:tcPr>
+          <w:p>
+            <w:pPr>
+              <w:widowControl w:val="0"/>
+              <w:numPr>
+                <w:ilvl w:val="0"/>
+                <w:numId w:val="0"/>
+              </w:numPr>
+              <w:jc w:val="center"/>
+              <w:rPr>
+                <w:rFonts w:hint="default" w:ascii="Times New Roman" w:hAnsi="Times New Roman" w:eastAsia="SimSun"/>
+                <w:b/>
+                <w:bCs/>
+                <w:color w:val="auto"/>
+                <w:sz w:val="24"/>
+                <w:szCs w:val="24"/>
+                <w:u w:val="none"/>
+                <w:vertAlign w:val="baseline"/>
+                <w:lang w:val="en-US"/>
+              </w:rPr>
+            </w:pPr>
+            <w:r>
+              <w:rPr>
+                <w:rFonts w:hint="default" w:ascii="Times New Roman" w:hAnsi="Times New Roman" w:eastAsia="SimSun"/>
+                <w:b/>
+                <w:bCs/>
+                <w:color w:val="auto"/>
+                <w:sz w:val="24"/>
+                <w:szCs w:val="24"/>
+                <w:u w:val="none"/>
+                <w:vertAlign w:val="baseline"/>
+                <w:lang w:val="en-US"/>
+              </w:rPr>
+              <w:t>mart_person_genre_performance tests</w:t>
+            </w:r>
+          </w:p>
+        </w:tc>
+        <w:tc>
+          <w:tcPr>
+            <w:tcW w:w="1908" w:type="dxa"/>
+            <w:vAlign w:val="center"/>
+          </w:tcPr>
+          <w:p>
+            <w:pPr>
+              <w:widowControl w:val="0"/>
+              <w:numPr>
+                <w:ilvl w:val="0"/>
+                <w:numId w:val="0"/>
+              </w:numPr>
+              <w:jc w:val="center"/>
+              <w:rPr>
+                <w:rFonts w:hint="default" w:ascii="Times New Roman" w:hAnsi="Times New Roman" w:eastAsia="SimSun"/>
+                <w:b w:val="0"/>
+                <w:bCs w:val="0"/>
+                <w:color w:val="auto"/>
+                <w:sz w:val="24"/>
+                <w:szCs w:val="24"/>
+                <w:u w:val="single"/>
+                <w:vertAlign w:val="baseline"/>
+                <w:lang w:val="en-US"/>
+              </w:rPr>
+            </w:pPr>
+            <w:r>
+              <w:rPr>
+                <w:rFonts w:hint="default" w:ascii="Times New Roman" w:hAnsi="Times New Roman" w:eastAsia="SimSun"/>
+                <w:b w:val="0"/>
+                <w:bCs w:val="0"/>
+                <w:color w:val="auto"/>
+                <w:sz w:val="24"/>
+                <w:szCs w:val="24"/>
+                <w:u w:val="single"/>
+                <w:vertAlign w:val="baseline"/>
+                <w:lang w:val="en-US"/>
+              </w:rPr>
+              <w:t>mart_person_genre_performance</w:t>
+            </w:r>
+          </w:p>
+        </w:tc>
+        <w:tc>
+          <w:tcPr>
+            <w:tcW w:w="1894" w:type="dxa"/>
+            <w:vAlign w:val="center"/>
+          </w:tcPr>
+          <w:p>
+            <w:pPr>
+              <w:widowControl w:val="0"/>
+              <w:numPr>
+                <w:ilvl w:val="0"/>
+                <w:numId w:val="0"/>
+              </w:numPr>
+              <w:jc w:val="left"/>
+              <w:rPr>
+                <w:rFonts w:hint="default" w:ascii="Times New Roman" w:hAnsi="Times New Roman" w:eastAsia="SimSun"/>
+                <w:b w:val="0"/>
+                <w:bCs w:val="0"/>
+                <w:color w:val="auto"/>
+                <w:sz w:val="24"/>
+                <w:szCs w:val="24"/>
+                <w:u w:val="none"/>
+                <w:vertAlign w:val="baseline"/>
+                <w:lang w:val="en-US"/>
+              </w:rPr>
+            </w:pPr>
+            <w:r>
+              <w:rPr>
+                <w:rFonts w:hint="default" w:ascii="Times New Roman" w:hAnsi="Times New Roman" w:eastAsia="SimSun" w:cs="Times New Roman"/>
+                <w:sz w:val="24"/>
+                <w:szCs w:val="24"/>
+              </w:rPr>
+              <w:t>Validates non-null fields, accepted role values, person relationships, unique person-role-genre grain, valid genre references, and reproducible rating/vote metrics</w:t>
+            </w:r>
+            <w:r>
+              <w:rPr>
+                <w:rFonts w:hint="default" w:ascii="Times New Roman" w:hAnsi="Times New Roman" w:eastAsia="SimSun" w:cs="Times New Roman"/>
+                <w:sz w:val="24"/>
+                <w:szCs w:val="24"/>
+                <w:lang w:val="en-US"/>
+              </w:rPr>
+              <w:t>.</w:t>
+            </w:r>
           </w:p>
         </w:tc>
         <w:tc>
@@ -12267,6 +13041,7 @@
     <w:p>
       <w:pPr>
         <w:numPr>
+          <w:ilvl w:val="0"/>
           <w:numId w:val="0"/>
         </w:numPr>
         <w:ind w:left="420" w:leftChars="0"/>
@@ -12294,6 +13069,18 @@
           <w:lang w:val="en-US"/>
         </w:rPr>
         <w:tab/>
+      </w:r>
+      <w:r>
+        <w:rPr>
+          <w:rFonts w:hint="default" w:ascii="Times New Roman" w:hAnsi="Times New Roman" w:eastAsia="SimSun" w:cs="Times New Roman"/>
+          <w:b w:val="0"/>
+          <w:bCs w:val="0"/>
+          <w:color w:val="auto"/>
+          <w:sz w:val="24"/>
+          <w:szCs w:val="24"/>
+          <w:u w:val="none"/>
+          <w:lang w:val="en-US"/>
+        </w:rPr>
         <w:t xml:space="preserve"> </w:t>
       </w:r>
       <w:r>
@@ -12456,6 +13243,7 @@
     <w:p>
       <w:pPr>
         <w:numPr>
+          <w:ilvl w:val="0"/>
           <w:numId w:val="0"/>
         </w:numPr>
         <w:ind w:left="420" w:leftChars="0"/>
@@ -12481,6 +13269,17 @@
           <w:lang w:val="en-US"/>
         </w:rPr>
         <w:tab/>
+      </w:r>
+      <w:r>
+        <w:rPr>
+          <w:rFonts w:hint="default" w:ascii="Times New Roman" w:hAnsi="Times New Roman" w:eastAsia="SimSun"/>
+          <w:b/>
+          <w:bCs/>
+          <w:color w:val="auto"/>
+          <w:sz w:val="24"/>
+          <w:szCs w:val="24"/>
+          <w:lang w:val="en-US"/>
+        </w:rPr>
         <w:t xml:space="preserve"> Result:</w:t>
       </w:r>
     </w:p>
@@ -12499,7 +13298,9 @@
         </w:tblBorders>
         <w:tblLayout w:type="autofit"/>
         <w:tblCellMar>
+          <w:top w:w="0" w:type="dxa"/>
           <w:left w:w="108" w:type="dxa"/>
+          <w:bottom w:w="0" w:type="dxa"/>
           <w:right w:w="108" w:type="dxa"/>
         </w:tblCellMar>
       </w:tblPr>
@@ -12522,7 +13323,9 @@
             <w:insideV w:val="single" w:color="auto" w:sz="4" w:space="0"/>
           </w:tblBorders>
           <w:tblCellMar>
+            <w:top w:w="0" w:type="dxa"/>
             <w:left w:w="108" w:type="dxa"/>
+            <w:bottom w:w="0" w:type="dxa"/>
             <w:right w:w="108" w:type="dxa"/>
           </w:tblCellMar>
         </w:tblPrEx>
@@ -12533,7 +13336,9 @@
           </w:tcPr>
           <w:p>
             <w:pPr>
-              <w:numPr>
+              <w:widowControl w:val="0"/>
+              <w:numPr>
+                <w:ilvl w:val="0"/>
                 <w:numId w:val="0"/>
               </w:numPr>
               <w:jc w:val="center"/>
@@ -12570,7 +13375,9 @@
           </w:tcPr>
           <w:p>
             <w:pPr>
-              <w:numPr>
+              <w:widowControl w:val="0"/>
+              <w:numPr>
+                <w:ilvl w:val="0"/>
                 <w:numId w:val="0"/>
               </w:numPr>
               <w:jc w:val="center"/>
@@ -12607,7 +13414,9 @@
           </w:tcPr>
           <w:p>
             <w:pPr>
-              <w:numPr>
+              <w:widowControl w:val="0"/>
+              <w:numPr>
+                <w:ilvl w:val="0"/>
                 <w:numId w:val="0"/>
               </w:numPr>
               <w:jc w:val="center"/>
@@ -12644,7 +13453,9 @@
           </w:tcPr>
           <w:p>
             <w:pPr>
-              <w:numPr>
+              <w:widowControl w:val="0"/>
+              <w:numPr>
+                <w:ilvl w:val="0"/>
                 <w:numId w:val="0"/>
               </w:numPr>
               <w:jc w:val="center"/>
@@ -12681,7 +13492,9 @@
           </w:tcPr>
           <w:p>
             <w:pPr>
-              <w:numPr>
+              <w:widowControl w:val="0"/>
+              <w:numPr>
+                <w:ilvl w:val="0"/>
                 <w:numId w:val="0"/>
               </w:numPr>
               <w:jc w:val="center"/>
@@ -12718,7 +13531,9 @@
           </w:tcPr>
           <w:p>
             <w:pPr>
-              <w:numPr>
+              <w:widowControl w:val="0"/>
+              <w:numPr>
+                <w:ilvl w:val="0"/>
                 <w:numId w:val="0"/>
               </w:numPr>
               <w:jc w:val="center"/>
@@ -12760,7 +13575,9 @@
             <w:insideV w:val="single" w:color="auto" w:sz="4" w:space="0"/>
           </w:tblBorders>
           <w:tblCellMar>
+            <w:top w:w="0" w:type="dxa"/>
             <w:left w:w="108" w:type="dxa"/>
+            <w:bottom w:w="0" w:type="dxa"/>
             <w:right w:w="108" w:type="dxa"/>
           </w:tblCellMar>
         </w:tblPrEx>
@@ -12771,7 +13588,9 @@
           </w:tcPr>
           <w:p>
             <w:pPr>
-              <w:numPr>
+              <w:widowControl w:val="0"/>
+              <w:numPr>
+                <w:ilvl w:val="0"/>
                 <w:numId w:val="0"/>
               </w:numPr>
               <w:jc w:val="center"/>
@@ -12808,7 +13627,9 @@
           </w:tcPr>
           <w:p>
             <w:pPr>
-              <w:numPr>
+              <w:widowControl w:val="0"/>
+              <w:numPr>
+                <w:ilvl w:val="0"/>
                 <w:numId w:val="0"/>
               </w:numPr>
               <w:jc w:val="center"/>
@@ -12845,7 +13666,9 @@
           </w:tcPr>
           <w:p>
             <w:pPr>
-              <w:numPr>
+              <w:widowControl w:val="0"/>
+              <w:numPr>
+                <w:ilvl w:val="0"/>
                 <w:numId w:val="0"/>
               </w:numPr>
               <w:jc w:val="center"/>
@@ -12882,7 +13705,9 @@
           </w:tcPr>
           <w:p>
             <w:pPr>
-              <w:numPr>
+              <w:widowControl w:val="0"/>
+              <w:numPr>
+                <w:ilvl w:val="0"/>
                 <w:numId w:val="0"/>
               </w:numPr>
               <w:jc w:val="center"/>
@@ -12919,7 +13744,9 @@
           </w:tcPr>
           <w:p>
             <w:pPr>
-              <w:numPr>
+              <w:widowControl w:val="0"/>
+              <w:numPr>
+                <w:ilvl w:val="0"/>
                 <w:numId w:val="0"/>
               </w:numPr>
               <w:jc w:val="center"/>
@@ -12956,7 +13783,9 @@
           </w:tcPr>
           <w:p>
             <w:pPr>
-              <w:numPr>
+              <w:widowControl w:val="0"/>
+              <w:numPr>
+                <w:ilvl w:val="0"/>
                 <w:numId w:val="0"/>
               </w:numPr>
               <w:jc w:val="center"/>
@@ -12998,7 +13827,9 @@
             <w:insideV w:val="single" w:color="auto" w:sz="4" w:space="0"/>
           </w:tblBorders>
           <w:tblCellMar>
+            <w:top w:w="0" w:type="dxa"/>
             <w:left w:w="108" w:type="dxa"/>
+            <w:bottom w:w="0" w:type="dxa"/>
             <w:right w:w="108" w:type="dxa"/>
           </w:tblCellMar>
         </w:tblPrEx>
@@ -13009,7 +13840,9 @@
           </w:tcPr>
           <w:p>
             <w:pPr>
-              <w:numPr>
+              <w:widowControl w:val="0"/>
+              <w:numPr>
+                <w:ilvl w:val="0"/>
                 <w:numId w:val="0"/>
               </w:numPr>
               <w:jc w:val="center"/>
@@ -13046,7 +13879,9 @@
           </w:tcPr>
           <w:p>
             <w:pPr>
-              <w:numPr>
+              <w:widowControl w:val="0"/>
+              <w:numPr>
+                <w:ilvl w:val="0"/>
                 <w:numId w:val="0"/>
               </w:numPr>
               <w:jc w:val="center"/>
@@ -13083,7 +13918,9 @@
           </w:tcPr>
           <w:p>
             <w:pPr>
-              <w:numPr>
+              <w:widowControl w:val="0"/>
+              <w:numPr>
+                <w:ilvl w:val="0"/>
                 <w:numId w:val="0"/>
               </w:numPr>
               <w:jc w:val="center"/>
@@ -13120,7 +13957,9 @@
           </w:tcPr>
           <w:p>
             <w:pPr>
-              <w:numPr>
+              <w:widowControl w:val="0"/>
+              <w:numPr>
+                <w:ilvl w:val="0"/>
                 <w:numId w:val="0"/>
               </w:numPr>
               <w:jc w:val="center"/>
@@ -13157,7 +13996,9 @@
           </w:tcPr>
           <w:p>
             <w:pPr>
-              <w:numPr>
+              <w:widowControl w:val="0"/>
+              <w:numPr>
+                <w:ilvl w:val="0"/>
                 <w:numId w:val="0"/>
               </w:numPr>
               <w:jc w:val="center"/>
@@ -13194,7 +14035,9 @@
           </w:tcPr>
           <w:p>
             <w:pPr>
-              <w:numPr>
+              <w:widowControl w:val="0"/>
+              <w:numPr>
+                <w:ilvl w:val="0"/>
                 <w:numId w:val="0"/>
               </w:numPr>
               <w:jc w:val="center"/>
@@ -13236,7 +14079,9 @@
             <w:insideV w:val="single" w:color="auto" w:sz="4" w:space="0"/>
           </w:tblBorders>
           <w:tblCellMar>
+            <w:top w:w="0" w:type="dxa"/>
             <w:left w:w="108" w:type="dxa"/>
+            <w:bottom w:w="0" w:type="dxa"/>
             <w:right w:w="108" w:type="dxa"/>
           </w:tblCellMar>
         </w:tblPrEx>
@@ -13247,7 +14092,9 @@
           </w:tcPr>
           <w:p>
             <w:pPr>
-              <w:numPr>
+              <w:widowControl w:val="0"/>
+              <w:numPr>
+                <w:ilvl w:val="0"/>
                 <w:numId w:val="0"/>
               </w:numPr>
               <w:jc w:val="center"/>
@@ -13284,7 +14131,9 @@
           </w:tcPr>
           <w:p>
             <w:pPr>
-              <w:numPr>
+              <w:widowControl w:val="0"/>
+              <w:numPr>
+                <w:ilvl w:val="0"/>
                 <w:numId w:val="0"/>
               </w:numPr>
               <w:jc w:val="center"/>
@@ -13321,7 +14170,9 @@
           </w:tcPr>
           <w:p>
             <w:pPr>
-              <w:numPr>
+              <w:widowControl w:val="0"/>
+              <w:numPr>
+                <w:ilvl w:val="0"/>
                 <w:numId w:val="0"/>
               </w:numPr>
               <w:jc w:val="center"/>
@@ -13358,7 +14209,9 @@
           </w:tcPr>
           <w:p>
             <w:pPr>
-              <w:numPr>
+              <w:widowControl w:val="0"/>
+              <w:numPr>
+                <w:ilvl w:val="0"/>
                 <w:numId w:val="0"/>
               </w:numPr>
               <w:jc w:val="center"/>
@@ -13395,7 +14248,9 @@
           </w:tcPr>
           <w:p>
             <w:pPr>
-              <w:numPr>
+              <w:widowControl w:val="0"/>
+              <w:numPr>
+                <w:ilvl w:val="0"/>
                 <w:numId w:val="0"/>
               </w:numPr>
               <w:jc w:val="center"/>
@@ -13432,7 +14287,9 @@
           </w:tcPr>
           <w:p>
             <w:pPr>
-              <w:numPr>
+              <w:widowControl w:val="0"/>
+              <w:numPr>
+                <w:ilvl w:val="0"/>
                 <w:numId w:val="0"/>
               </w:numPr>
               <w:jc w:val="center"/>
@@ -13474,7 +14331,9 @@
             <w:insideV w:val="single" w:color="auto" w:sz="4" w:space="0"/>
           </w:tblBorders>
           <w:tblCellMar>
+            <w:top w:w="0" w:type="dxa"/>
             <w:left w:w="108" w:type="dxa"/>
+            <w:bottom w:w="0" w:type="dxa"/>
             <w:right w:w="108" w:type="dxa"/>
           </w:tblCellMar>
         </w:tblPrEx>
@@ -13485,7 +14344,9 @@
           </w:tcPr>
           <w:p>
             <w:pPr>
-              <w:numPr>
+              <w:widowControl w:val="0"/>
+              <w:numPr>
+                <w:ilvl w:val="0"/>
                 <w:numId w:val="0"/>
               </w:numPr>
               <w:jc w:val="center"/>
@@ -13522,7 +14383,9 @@
           </w:tcPr>
           <w:p>
             <w:pPr>
-              <w:numPr>
+              <w:widowControl w:val="0"/>
+              <w:numPr>
+                <w:ilvl w:val="0"/>
                 <w:numId w:val="0"/>
               </w:numPr>
               <w:jc w:val="center"/>
@@ -13559,7 +14422,9 @@
           </w:tcPr>
           <w:p>
             <w:pPr>
-              <w:numPr>
+              <w:widowControl w:val="0"/>
+              <w:numPr>
+                <w:ilvl w:val="0"/>
                 <w:numId w:val="0"/>
               </w:numPr>
               <w:jc w:val="center"/>
@@ -13596,7 +14461,9 @@
           </w:tcPr>
           <w:p>
             <w:pPr>
-              <w:numPr>
+              <w:widowControl w:val="0"/>
+              <w:numPr>
+                <w:ilvl w:val="0"/>
                 <w:numId w:val="0"/>
               </w:numPr>
               <w:jc w:val="center"/>
@@ -13633,7 +14500,9 @@
           </w:tcPr>
           <w:p>
             <w:pPr>
-              <w:numPr>
+              <w:widowControl w:val="0"/>
+              <w:numPr>
+                <w:ilvl w:val="0"/>
                 <w:numId w:val="0"/>
               </w:numPr>
               <w:jc w:val="center"/>
@@ -13670,7 +14539,9 @@
           </w:tcPr>
           <w:p>
             <w:pPr>
-              <w:numPr>
+              <w:widowControl w:val="0"/>
+              <w:numPr>
+                <w:ilvl w:val="0"/>
                 <w:numId w:val="0"/>
               </w:numPr>
               <w:jc w:val="center"/>
@@ -13712,7 +14583,9 @@
             <w:insideV w:val="single" w:color="auto" w:sz="4" w:space="0"/>
           </w:tblBorders>
           <w:tblCellMar>
+            <w:top w:w="0" w:type="dxa"/>
             <w:left w:w="108" w:type="dxa"/>
+            <w:bottom w:w="0" w:type="dxa"/>
             <w:right w:w="108" w:type="dxa"/>
           </w:tblCellMar>
         </w:tblPrEx>
@@ -13723,7 +14596,9 @@
           </w:tcPr>
           <w:p>
             <w:pPr>
-              <w:numPr>
+              <w:widowControl w:val="0"/>
+              <w:numPr>
+                <w:ilvl w:val="0"/>
                 <w:numId w:val="0"/>
               </w:numPr>
               <w:jc w:val="center"/>
@@ -13760,7 +14635,9 @@
           </w:tcPr>
           <w:p>
             <w:pPr>
-              <w:numPr>
+              <w:widowControl w:val="0"/>
+              <w:numPr>
+                <w:ilvl w:val="0"/>
                 <w:numId w:val="0"/>
               </w:numPr>
               <w:jc w:val="center"/>
@@ -13797,7 +14674,9 @@
           </w:tcPr>
           <w:p>
             <w:pPr>
-              <w:numPr>
+              <w:widowControl w:val="0"/>
+              <w:numPr>
+                <w:ilvl w:val="0"/>
                 <w:numId w:val="0"/>
               </w:numPr>
               <w:jc w:val="center"/>
@@ -13834,7 +14713,9 @@
           </w:tcPr>
           <w:p>
             <w:pPr>
-              <w:numPr>
+              <w:widowControl w:val="0"/>
+              <w:numPr>
+                <w:ilvl w:val="0"/>
                 <w:numId w:val="0"/>
               </w:numPr>
               <w:jc w:val="center"/>
@@ -13871,7 +14752,9 @@
           </w:tcPr>
           <w:p>
             <w:pPr>
-              <w:numPr>
+              <w:widowControl w:val="0"/>
+              <w:numPr>
+                <w:ilvl w:val="0"/>
                 <w:numId w:val="0"/>
               </w:numPr>
               <w:jc w:val="center"/>
@@ -13908,7 +14791,9 @@
           </w:tcPr>
           <w:p>
             <w:pPr>
-              <w:numPr>
+              <w:widowControl w:val="0"/>
+              <w:numPr>
+                <w:ilvl w:val="0"/>
                 <w:numId w:val="0"/>
               </w:numPr>
               <w:jc w:val="center"/>
@@ -13950,7 +14835,9 @@
             <w:insideV w:val="single" w:color="auto" w:sz="4" w:space="0"/>
           </w:tblBorders>
           <w:tblCellMar>
+            <w:top w:w="0" w:type="dxa"/>
             <w:left w:w="108" w:type="dxa"/>
+            <w:bottom w:w="0" w:type="dxa"/>
             <w:right w:w="108" w:type="dxa"/>
           </w:tblCellMar>
         </w:tblPrEx>
@@ -13961,7 +14848,9 @@
           </w:tcPr>
           <w:p>
             <w:pPr>
-              <w:numPr>
+              <w:widowControl w:val="0"/>
+              <w:numPr>
+                <w:ilvl w:val="0"/>
                 <w:numId w:val="0"/>
               </w:numPr>
               <w:jc w:val="center"/>
@@ -13998,7 +14887,9 @@
           </w:tcPr>
           <w:p>
             <w:pPr>
-              <w:numPr>
+              <w:widowControl w:val="0"/>
+              <w:numPr>
+                <w:ilvl w:val="0"/>
                 <w:numId w:val="0"/>
               </w:numPr>
               <w:jc w:val="center"/>
@@ -14035,7 +14926,9 @@
           </w:tcPr>
           <w:p>
             <w:pPr>
-              <w:numPr>
+              <w:widowControl w:val="0"/>
+              <w:numPr>
+                <w:ilvl w:val="0"/>
                 <w:numId w:val="0"/>
               </w:numPr>
               <w:jc w:val="center"/>
@@ -14072,7 +14965,9 @@
           </w:tcPr>
           <w:p>
             <w:pPr>
-              <w:numPr>
+              <w:widowControl w:val="0"/>
+              <w:numPr>
+                <w:ilvl w:val="0"/>
                 <w:numId w:val="0"/>
               </w:numPr>
               <w:jc w:val="center"/>
@@ -14109,7 +15004,9 @@
           </w:tcPr>
           <w:p>
             <w:pPr>
-              <w:numPr>
+              <w:widowControl w:val="0"/>
+              <w:numPr>
+                <w:ilvl w:val="0"/>
                 <w:numId w:val="0"/>
               </w:numPr>
               <w:jc w:val="center"/>
@@ -14146,7 +15043,9 @@
           </w:tcPr>
           <w:p>
             <w:pPr>
-              <w:numPr>
+              <w:widowControl w:val="0"/>
+              <w:numPr>
+                <w:ilvl w:val="0"/>
                 <w:numId w:val="0"/>
               </w:numPr>
               <w:jc w:val="center"/>
@@ -14188,7 +15087,9 @@
             <w:insideV w:val="single" w:color="auto" w:sz="4" w:space="0"/>
           </w:tblBorders>
           <w:tblCellMar>
+            <w:top w:w="0" w:type="dxa"/>
             <w:left w:w="108" w:type="dxa"/>
+            <w:bottom w:w="0" w:type="dxa"/>
             <w:right w:w="108" w:type="dxa"/>
           </w:tblCellMar>
         </w:tblPrEx>
@@ -14199,7 +15100,9 @@
           </w:tcPr>
           <w:p>
             <w:pPr>
-              <w:numPr>
+              <w:widowControl w:val="0"/>
+              <w:numPr>
+                <w:ilvl w:val="0"/>
                 <w:numId w:val="0"/>
               </w:numPr>
               <w:jc w:val="center"/>
@@ -14236,7 +15139,9 @@
           </w:tcPr>
           <w:p>
             <w:pPr>
-              <w:numPr>
+              <w:widowControl w:val="0"/>
+              <w:numPr>
+                <w:ilvl w:val="0"/>
                 <w:numId w:val="0"/>
               </w:numPr>
               <w:jc w:val="center"/>
@@ -14273,7 +15178,9 @@
           </w:tcPr>
           <w:p>
             <w:pPr>
-              <w:numPr>
+              <w:widowControl w:val="0"/>
+              <w:numPr>
+                <w:ilvl w:val="0"/>
                 <w:numId w:val="0"/>
               </w:numPr>
               <w:jc w:val="center"/>
@@ -14310,7 +15217,9 @@
           </w:tcPr>
           <w:p>
             <w:pPr>
-              <w:numPr>
+              <w:widowControl w:val="0"/>
+              <w:numPr>
+                <w:ilvl w:val="0"/>
                 <w:numId w:val="0"/>
               </w:numPr>
               <w:jc w:val="center"/>
@@ -14347,7 +15256,9 @@
           </w:tcPr>
           <w:p>
             <w:pPr>
-              <w:numPr>
+              <w:widowControl w:val="0"/>
+              <w:numPr>
+                <w:ilvl w:val="0"/>
                 <w:numId w:val="0"/>
               </w:numPr>
               <w:jc w:val="center"/>
@@ -14384,7 +15295,9 @@
           </w:tcPr>
           <w:p>
             <w:pPr>
-              <w:numPr>
+              <w:widowControl w:val="0"/>
+              <w:numPr>
+                <w:ilvl w:val="0"/>
                 <w:numId w:val="0"/>
               </w:numPr>
               <w:jc w:val="center"/>
@@ -14426,7 +15339,9 @@
             <w:insideV w:val="single" w:color="auto" w:sz="4" w:space="0"/>
           </w:tblBorders>
           <w:tblCellMar>
+            <w:top w:w="0" w:type="dxa"/>
             <w:left w:w="108" w:type="dxa"/>
+            <w:bottom w:w="0" w:type="dxa"/>
             <w:right w:w="108" w:type="dxa"/>
           </w:tblCellMar>
         </w:tblPrEx>
@@ -14437,7 +15352,9 @@
           </w:tcPr>
           <w:p>
             <w:pPr>
-              <w:numPr>
+              <w:widowControl w:val="0"/>
+              <w:numPr>
+                <w:ilvl w:val="0"/>
                 <w:numId w:val="0"/>
               </w:numPr>
               <w:jc w:val="center"/>
@@ -14474,7 +15391,9 @@
           </w:tcPr>
           <w:p>
             <w:pPr>
-              <w:numPr>
+              <w:widowControl w:val="0"/>
+              <w:numPr>
+                <w:ilvl w:val="0"/>
                 <w:numId w:val="0"/>
               </w:numPr>
               <w:jc w:val="center"/>
@@ -14511,7 +15430,9 @@
           </w:tcPr>
           <w:p>
             <w:pPr>
-              <w:numPr>
+              <w:widowControl w:val="0"/>
+              <w:numPr>
+                <w:ilvl w:val="0"/>
                 <w:numId w:val="0"/>
               </w:numPr>
               <w:jc w:val="center"/>
@@ -14548,7 +15469,9 @@
           </w:tcPr>
           <w:p>
             <w:pPr>
-              <w:numPr>
+              <w:widowControl w:val="0"/>
+              <w:numPr>
+                <w:ilvl w:val="0"/>
                 <w:numId w:val="0"/>
               </w:numPr>
               <w:jc w:val="center"/>
@@ -14585,7 +15508,9 @@
           </w:tcPr>
           <w:p>
             <w:pPr>
-              <w:numPr>
+              <w:widowControl w:val="0"/>
+              <w:numPr>
+                <w:ilvl w:val="0"/>
                 <w:numId w:val="0"/>
               </w:numPr>
               <w:jc w:val="center"/>
@@ -14622,7 +15547,9 @@
           </w:tcPr>
           <w:p>
             <w:pPr>
-              <w:numPr>
+              <w:widowControl w:val="0"/>
+              <w:numPr>
+                <w:ilvl w:val="0"/>
                 <w:numId w:val="0"/>
               </w:numPr>
               <w:jc w:val="center"/>
@@ -14664,7 +15591,9 @@
             <w:insideV w:val="single" w:color="auto" w:sz="4" w:space="0"/>
           </w:tblBorders>
           <w:tblCellMar>
+            <w:top w:w="0" w:type="dxa"/>
             <w:left w:w="108" w:type="dxa"/>
+            <w:bottom w:w="0" w:type="dxa"/>
             <w:right w:w="108" w:type="dxa"/>
           </w:tblCellMar>
         </w:tblPrEx>
@@ -14675,7 +15604,9 @@
           </w:tcPr>
           <w:p>
             <w:pPr>
-              <w:numPr>
+              <w:widowControl w:val="0"/>
+              <w:numPr>
+                <w:ilvl w:val="0"/>
                 <w:numId w:val="0"/>
               </w:numPr>
               <w:jc w:val="center"/>
@@ -14712,7 +15643,9 @@
           </w:tcPr>
           <w:p>
             <w:pPr>
-              <w:numPr>
+              <w:widowControl w:val="0"/>
+              <w:numPr>
+                <w:ilvl w:val="0"/>
                 <w:numId w:val="0"/>
               </w:numPr>
               <w:jc w:val="center"/>
@@ -14749,7 +15682,9 @@
           </w:tcPr>
           <w:p>
             <w:pPr>
-              <w:numPr>
+              <w:widowControl w:val="0"/>
+              <w:numPr>
+                <w:ilvl w:val="0"/>
                 <w:numId w:val="0"/>
               </w:numPr>
               <w:jc w:val="center"/>
@@ -14786,7 +15721,9 @@
           </w:tcPr>
           <w:p>
             <w:pPr>
-              <w:numPr>
+              <w:widowControl w:val="0"/>
+              <w:numPr>
+                <w:ilvl w:val="0"/>
                 <w:numId w:val="0"/>
               </w:numPr>
               <w:jc w:val="center"/>
@@ -14823,7 +15760,9 @@
           </w:tcPr>
           <w:p>
             <w:pPr>
-              <w:numPr>
+              <w:widowControl w:val="0"/>
+              <w:numPr>
+                <w:ilvl w:val="0"/>
                 <w:numId w:val="0"/>
               </w:numPr>
               <w:jc w:val="center"/>
@@ -14860,7 +15799,9 @@
           </w:tcPr>
           <w:p>
             <w:pPr>
-              <w:numPr>
+              <w:widowControl w:val="0"/>
+              <w:numPr>
+                <w:ilvl w:val="0"/>
                 <w:numId w:val="0"/>
               </w:numPr>
               <w:jc w:val="center"/>
@@ -14902,7 +15843,9 @@
             <w:insideV w:val="single" w:color="auto" w:sz="4" w:space="0"/>
           </w:tblBorders>
           <w:tblCellMar>
+            <w:top w:w="0" w:type="dxa"/>
             <w:left w:w="108" w:type="dxa"/>
+            <w:bottom w:w="0" w:type="dxa"/>
             <w:right w:w="108" w:type="dxa"/>
           </w:tblCellMar>
         </w:tblPrEx>
@@ -14913,7 +15856,9 @@
           </w:tcPr>
           <w:p>
             <w:pPr>
-              <w:numPr>
+              <w:widowControl w:val="0"/>
+              <w:numPr>
+                <w:ilvl w:val="0"/>
                 <w:numId w:val="0"/>
               </w:numPr>
               <w:jc w:val="center"/>
@@ -14950,7 +15895,9 @@
           </w:tcPr>
           <w:p>
             <w:pPr>
-              <w:numPr>
+              <w:widowControl w:val="0"/>
+              <w:numPr>
+                <w:ilvl w:val="0"/>
                 <w:numId w:val="0"/>
               </w:numPr>
               <w:jc w:val="center"/>
@@ -14987,7 +15934,9 @@
           </w:tcPr>
           <w:p>
             <w:pPr>
-              <w:numPr>
+              <w:widowControl w:val="0"/>
+              <w:numPr>
+                <w:ilvl w:val="0"/>
                 <w:numId w:val="0"/>
               </w:numPr>
               <w:jc w:val="center"/>
@@ -15024,7 +15973,9 @@
           </w:tcPr>
           <w:p>
             <w:pPr>
-              <w:numPr>
+              <w:widowControl w:val="0"/>
+              <w:numPr>
+                <w:ilvl w:val="0"/>
                 <w:numId w:val="0"/>
               </w:numPr>
               <w:jc w:val="center"/>
@@ -15061,7 +16012,9 @@
           </w:tcPr>
           <w:p>
             <w:pPr>
-              <w:numPr>
+              <w:widowControl w:val="0"/>
+              <w:numPr>
+                <w:ilvl w:val="0"/>
                 <w:numId w:val="0"/>
               </w:numPr>
               <w:jc w:val="center"/>
@@ -15098,7 +16051,9 @@
           </w:tcPr>
           <w:p>
             <w:pPr>
-              <w:numPr>
+              <w:widowControl w:val="0"/>
+              <w:numPr>
+                <w:ilvl w:val="0"/>
                 <w:numId w:val="0"/>
               </w:numPr>
               <w:jc w:val="center"/>
@@ -15509,6 +16464,1909 @@
           <w:lang w:val="en-US"/>
         </w:rPr>
       </w:pPr>
+    </w:p>
+    <w:tbl>
+      <w:tblPr>
+        <w:tblStyle w:val="9"/>
+        <w:tblW w:w="0" w:type="auto"/>
+        <w:tblInd w:w="0" w:type="dxa"/>
+        <w:tblBorders>
+          <w:top w:val="single" w:color="auto" w:sz="4" w:space="0"/>
+          <w:left w:val="single" w:color="auto" w:sz="4" w:space="0"/>
+          <w:bottom w:val="single" w:color="auto" w:sz="4" w:space="0"/>
+          <w:right w:val="single" w:color="auto" w:sz="4" w:space="0"/>
+          <w:insideH w:val="single" w:color="auto" w:sz="4" w:space="0"/>
+          <w:insideV w:val="single" w:color="auto" w:sz="4" w:space="0"/>
+        </w:tblBorders>
+        <w:tblLayout w:type="autofit"/>
+        <w:tblCellMar>
+          <w:top w:w="0" w:type="dxa"/>
+          <w:left w:w="108" w:type="dxa"/>
+          <w:bottom w:w="0" w:type="dxa"/>
+          <w:right w:w="108" w:type="dxa"/>
+        </w:tblCellMar>
+      </w:tblPr>
+      <w:tblGrid>
+        <w:gridCol w:w="1704"/>
+        <w:gridCol w:w="1704"/>
+        <w:gridCol w:w="1704"/>
+        <w:gridCol w:w="1705"/>
+        <w:gridCol w:w="1705"/>
+      </w:tblGrid>
+      <w:tr>
+        <w:tblPrEx>
+          <w:tblBorders>
+            <w:top w:val="single" w:color="auto" w:sz="4" w:space="0"/>
+            <w:left w:val="single" w:color="auto" w:sz="4" w:space="0"/>
+            <w:bottom w:val="single" w:color="auto" w:sz="4" w:space="0"/>
+            <w:right w:val="single" w:color="auto" w:sz="4" w:space="0"/>
+            <w:insideH w:val="single" w:color="auto" w:sz="4" w:space="0"/>
+            <w:insideV w:val="single" w:color="auto" w:sz="4" w:space="0"/>
+          </w:tblBorders>
+          <w:tblCellMar>
+            <w:top w:w="0" w:type="dxa"/>
+            <w:left w:w="108" w:type="dxa"/>
+            <w:bottom w:w="0" w:type="dxa"/>
+            <w:right w:w="108" w:type="dxa"/>
+          </w:tblCellMar>
+        </w:tblPrEx>
+        <w:tc>
+          <w:tcPr>
+            <w:tcW w:w="1704" w:type="dxa"/>
+            <w:vAlign w:val="center"/>
+          </w:tcPr>
+          <w:p>
+            <w:pPr>
+              <w:widowControl w:val="0"/>
+              <w:numPr>
+                <w:ilvl w:val="0"/>
+                <w:numId w:val="0"/>
+              </w:numPr>
+              <w:jc w:val="center"/>
+              <w:rPr>
+                <w:rFonts w:hint="default" w:ascii="Times New Roman" w:hAnsi="Times New Roman" w:eastAsia="SimSun"/>
+                <w:b/>
+                <w:bCs/>
+                <w:color w:val="auto"/>
+                <w:sz w:val="24"/>
+                <w:szCs w:val="24"/>
+                <w:vertAlign w:val="baseline"/>
+                <w:lang w:val="en-US"/>
+              </w:rPr>
+            </w:pPr>
+            <w:r>
+              <w:rPr>
+                <w:rFonts w:hint="default" w:ascii="Times New Roman" w:hAnsi="Times New Roman" w:eastAsia="SimSun"/>
+                <w:b/>
+                <w:bCs/>
+                <w:color w:val="auto"/>
+                <w:sz w:val="24"/>
+                <w:szCs w:val="24"/>
+                <w:vertAlign w:val="baseline"/>
+                <w:lang w:val="en-US"/>
+              </w:rPr>
+              <w:t>Decade</w:t>
+            </w:r>
+          </w:p>
+        </w:tc>
+        <w:tc>
+          <w:tcPr>
+            <w:tcW w:w="1704" w:type="dxa"/>
+            <w:vAlign w:val="center"/>
+          </w:tcPr>
+          <w:p>
+            <w:pPr>
+              <w:widowControl w:val="0"/>
+              <w:numPr>
+                <w:ilvl w:val="0"/>
+                <w:numId w:val="0"/>
+              </w:numPr>
+              <w:jc w:val="center"/>
+              <w:rPr>
+                <w:rFonts w:hint="default" w:ascii="Times New Roman" w:hAnsi="Times New Roman" w:eastAsia="SimSun"/>
+                <w:b/>
+                <w:bCs/>
+                <w:color w:val="auto"/>
+                <w:sz w:val="24"/>
+                <w:szCs w:val="24"/>
+                <w:vertAlign w:val="baseline"/>
+                <w:lang w:val="en-US"/>
+              </w:rPr>
+            </w:pPr>
+            <w:r>
+              <w:rPr>
+                <w:rFonts w:hint="default" w:ascii="Times New Roman" w:hAnsi="Times New Roman" w:eastAsia="SimSun"/>
+                <w:b/>
+                <w:bCs/>
+                <w:color w:val="auto"/>
+                <w:sz w:val="24"/>
+                <w:szCs w:val="24"/>
+                <w:vertAlign w:val="baseline"/>
+                <w:lang w:val="en-US"/>
+              </w:rPr>
+              <w:t>Movie count</w:t>
+            </w:r>
+          </w:p>
+        </w:tc>
+        <w:tc>
+          <w:tcPr>
+            <w:tcW w:w="1704" w:type="dxa"/>
+            <w:vAlign w:val="center"/>
+          </w:tcPr>
+          <w:p>
+            <w:pPr>
+              <w:widowControl w:val="0"/>
+              <w:numPr>
+                <w:ilvl w:val="0"/>
+                <w:numId w:val="0"/>
+              </w:numPr>
+              <w:jc w:val="center"/>
+              <w:rPr>
+                <w:rFonts w:hint="default" w:ascii="Times New Roman" w:hAnsi="Times New Roman" w:eastAsia="SimSun"/>
+                <w:b/>
+                <w:bCs/>
+                <w:color w:val="auto"/>
+                <w:sz w:val="24"/>
+                <w:szCs w:val="24"/>
+                <w:vertAlign w:val="baseline"/>
+                <w:lang w:val="en-US"/>
+              </w:rPr>
+            </w:pPr>
+            <w:r>
+              <w:rPr>
+                <w:rFonts w:hint="default" w:ascii="Times New Roman" w:hAnsi="Times New Roman" w:eastAsia="SimSun"/>
+                <w:b/>
+                <w:bCs/>
+                <w:color w:val="auto"/>
+                <w:sz w:val="24"/>
+                <w:szCs w:val="24"/>
+                <w:vertAlign w:val="baseline"/>
+                <w:lang w:val="en-US"/>
+              </w:rPr>
+              <w:t>Average runtime</w:t>
+            </w:r>
+          </w:p>
+        </w:tc>
+        <w:tc>
+          <w:tcPr>
+            <w:tcW w:w="1705" w:type="dxa"/>
+            <w:vAlign w:val="center"/>
+          </w:tcPr>
+          <w:p>
+            <w:pPr>
+              <w:widowControl w:val="0"/>
+              <w:numPr>
+                <w:ilvl w:val="0"/>
+                <w:numId w:val="0"/>
+              </w:numPr>
+              <w:jc w:val="center"/>
+              <w:rPr>
+                <w:rFonts w:hint="default" w:ascii="Times New Roman" w:hAnsi="Times New Roman" w:eastAsia="SimSun"/>
+                <w:b/>
+                <w:bCs/>
+                <w:color w:val="auto"/>
+                <w:sz w:val="24"/>
+                <w:szCs w:val="24"/>
+                <w:vertAlign w:val="baseline"/>
+                <w:lang w:val="en-US"/>
+              </w:rPr>
+            </w:pPr>
+            <w:r>
+              <w:rPr>
+                <w:rFonts w:hint="default" w:ascii="Times New Roman" w:hAnsi="Times New Roman" w:eastAsia="SimSun"/>
+                <w:b/>
+                <w:bCs/>
+                <w:color w:val="auto"/>
+                <w:sz w:val="24"/>
+                <w:szCs w:val="24"/>
+                <w:vertAlign w:val="baseline"/>
+                <w:lang w:val="en-US"/>
+              </w:rPr>
+              <w:t>Average rating</w:t>
+            </w:r>
+          </w:p>
+        </w:tc>
+        <w:tc>
+          <w:tcPr>
+            <w:tcW w:w="1705" w:type="dxa"/>
+            <w:vAlign w:val="center"/>
+          </w:tcPr>
+          <w:p>
+            <w:pPr>
+              <w:widowControl w:val="0"/>
+              <w:numPr>
+                <w:ilvl w:val="0"/>
+                <w:numId w:val="0"/>
+              </w:numPr>
+              <w:jc w:val="center"/>
+              <w:rPr>
+                <w:rFonts w:hint="default" w:ascii="Times New Roman" w:hAnsi="Times New Roman" w:eastAsia="SimSun"/>
+                <w:b/>
+                <w:bCs/>
+                <w:color w:val="auto"/>
+                <w:sz w:val="24"/>
+                <w:szCs w:val="24"/>
+                <w:vertAlign w:val="baseline"/>
+                <w:lang w:val="en-US"/>
+              </w:rPr>
+            </w:pPr>
+            <w:r>
+              <w:rPr>
+                <w:rFonts w:hint="default" w:ascii="Times New Roman" w:hAnsi="Times New Roman" w:eastAsia="SimSun"/>
+                <w:b/>
+                <w:bCs/>
+                <w:color w:val="auto"/>
+                <w:sz w:val="24"/>
+                <w:szCs w:val="24"/>
+                <w:vertAlign w:val="baseline"/>
+                <w:lang w:val="en-US"/>
+              </w:rPr>
+              <w:t>Runtime-rating correlation</w:t>
+            </w:r>
+          </w:p>
+        </w:tc>
+      </w:tr>
+      <w:tr>
+        <w:tblPrEx>
+          <w:tblBorders>
+            <w:top w:val="single" w:color="auto" w:sz="4" w:space="0"/>
+            <w:left w:val="single" w:color="auto" w:sz="4" w:space="0"/>
+            <w:bottom w:val="single" w:color="auto" w:sz="4" w:space="0"/>
+            <w:right w:val="single" w:color="auto" w:sz="4" w:space="0"/>
+            <w:insideH w:val="single" w:color="auto" w:sz="4" w:space="0"/>
+            <w:insideV w:val="single" w:color="auto" w:sz="4" w:space="0"/>
+          </w:tblBorders>
+          <w:tblCellMar>
+            <w:top w:w="0" w:type="dxa"/>
+            <w:left w:w="108" w:type="dxa"/>
+            <w:bottom w:w="0" w:type="dxa"/>
+            <w:right w:w="108" w:type="dxa"/>
+          </w:tblCellMar>
+        </w:tblPrEx>
+        <w:tc>
+          <w:tcPr>
+            <w:tcW w:w="1704" w:type="dxa"/>
+            <w:vAlign w:val="center"/>
+          </w:tcPr>
+          <w:p>
+            <w:pPr>
+              <w:widowControl w:val="0"/>
+              <w:numPr>
+                <w:ilvl w:val="0"/>
+                <w:numId w:val="0"/>
+              </w:numPr>
+              <w:jc w:val="center"/>
+              <w:rPr>
+                <w:rFonts w:hint="default" w:ascii="Times New Roman" w:hAnsi="Times New Roman" w:eastAsia="SimSun"/>
+                <w:b w:val="0"/>
+                <w:bCs w:val="0"/>
+                <w:color w:val="auto"/>
+                <w:sz w:val="24"/>
+                <w:szCs w:val="24"/>
+                <w:vertAlign w:val="baseline"/>
+                <w:lang w:val="en-US"/>
+              </w:rPr>
+            </w:pPr>
+            <w:r>
+              <w:rPr>
+                <w:rFonts w:hint="default" w:ascii="Times New Roman" w:hAnsi="Times New Roman" w:eastAsia="SimSun"/>
+                <w:b w:val="0"/>
+                <w:bCs w:val="0"/>
+                <w:color w:val="auto"/>
+                <w:sz w:val="24"/>
+                <w:szCs w:val="24"/>
+                <w:vertAlign w:val="baseline"/>
+                <w:lang w:val="en-US"/>
+              </w:rPr>
+              <w:t>1920</w:t>
+            </w:r>
+          </w:p>
+        </w:tc>
+        <w:tc>
+          <w:tcPr>
+            <w:tcW w:w="1704" w:type="dxa"/>
+            <w:vAlign w:val="center"/>
+          </w:tcPr>
+          <w:p>
+            <w:pPr>
+              <w:widowControl w:val="0"/>
+              <w:numPr>
+                <w:ilvl w:val="0"/>
+                <w:numId w:val="0"/>
+              </w:numPr>
+              <w:jc w:val="center"/>
+              <w:rPr>
+                <w:rFonts w:hint="default" w:ascii="Times New Roman" w:hAnsi="Times New Roman" w:eastAsia="SimSun"/>
+                <w:b w:val="0"/>
+                <w:bCs w:val="0"/>
+                <w:color w:val="auto"/>
+                <w:sz w:val="24"/>
+                <w:szCs w:val="24"/>
+                <w:vertAlign w:val="baseline"/>
+                <w:lang w:val="en-US"/>
+              </w:rPr>
+            </w:pPr>
+            <w:r>
+              <w:rPr>
+                <w:rFonts w:hint="default" w:ascii="Times New Roman" w:hAnsi="Times New Roman" w:eastAsia="SimSun"/>
+                <w:b w:val="0"/>
+                <w:bCs w:val="0"/>
+                <w:color w:val="auto"/>
+                <w:sz w:val="24"/>
+                <w:szCs w:val="24"/>
+                <w:vertAlign w:val="baseline"/>
+                <w:lang w:val="en-US"/>
+              </w:rPr>
+              <w:t>3523</w:t>
+            </w:r>
+          </w:p>
+        </w:tc>
+        <w:tc>
+          <w:tcPr>
+            <w:tcW w:w="1704" w:type="dxa"/>
+            <w:vAlign w:val="center"/>
+          </w:tcPr>
+          <w:p>
+            <w:pPr>
+              <w:widowControl w:val="0"/>
+              <w:numPr>
+                <w:ilvl w:val="0"/>
+                <w:numId w:val="0"/>
+              </w:numPr>
+              <w:jc w:val="center"/>
+              <w:rPr>
+                <w:rFonts w:hint="default" w:ascii="Times New Roman" w:hAnsi="Times New Roman" w:eastAsia="SimSun"/>
+                <w:b w:val="0"/>
+                <w:bCs w:val="0"/>
+                <w:color w:val="auto"/>
+                <w:sz w:val="24"/>
+                <w:szCs w:val="24"/>
+                <w:vertAlign w:val="baseline"/>
+                <w:lang w:val="en-US"/>
+              </w:rPr>
+            </w:pPr>
+            <w:r>
+              <w:rPr>
+                <w:rFonts w:hint="default" w:ascii="Times New Roman" w:hAnsi="Times New Roman" w:eastAsia="SimSun"/>
+                <w:b w:val="0"/>
+                <w:bCs w:val="0"/>
+                <w:color w:val="auto"/>
+                <w:sz w:val="24"/>
+                <w:szCs w:val="24"/>
+                <w:vertAlign w:val="baseline"/>
+                <w:lang w:val="en-US"/>
+              </w:rPr>
+              <w:t>80.38 min</w:t>
+            </w:r>
+          </w:p>
+        </w:tc>
+        <w:tc>
+          <w:tcPr>
+            <w:tcW w:w="1705" w:type="dxa"/>
+            <w:vAlign w:val="center"/>
+          </w:tcPr>
+          <w:p>
+            <w:pPr>
+              <w:widowControl w:val="0"/>
+              <w:numPr>
+                <w:ilvl w:val="0"/>
+                <w:numId w:val="0"/>
+              </w:numPr>
+              <w:jc w:val="center"/>
+              <w:rPr>
+                <w:rFonts w:hint="default" w:ascii="Times New Roman" w:hAnsi="Times New Roman" w:eastAsia="SimSun"/>
+                <w:b w:val="0"/>
+                <w:bCs w:val="0"/>
+                <w:color w:val="auto"/>
+                <w:sz w:val="24"/>
+                <w:szCs w:val="24"/>
+                <w:vertAlign w:val="baseline"/>
+                <w:lang w:val="en-US"/>
+              </w:rPr>
+            </w:pPr>
+            <w:r>
+              <w:rPr>
+                <w:rFonts w:hint="default" w:ascii="Times New Roman" w:hAnsi="Times New Roman" w:eastAsia="SimSun"/>
+                <w:b w:val="0"/>
+                <w:bCs w:val="0"/>
+                <w:color w:val="auto"/>
+                <w:sz w:val="24"/>
+                <w:szCs w:val="24"/>
+                <w:vertAlign w:val="baseline"/>
+                <w:lang w:val="en-US"/>
+              </w:rPr>
+              <w:t>5.91</w:t>
+            </w:r>
+          </w:p>
+        </w:tc>
+        <w:tc>
+          <w:tcPr>
+            <w:tcW w:w="1705" w:type="dxa"/>
+            <w:vAlign w:val="center"/>
+          </w:tcPr>
+          <w:p>
+            <w:pPr>
+              <w:widowControl w:val="0"/>
+              <w:numPr>
+                <w:ilvl w:val="0"/>
+                <w:numId w:val="0"/>
+              </w:numPr>
+              <w:jc w:val="center"/>
+              <w:rPr>
+                <w:rFonts w:hint="default" w:ascii="Times New Roman" w:hAnsi="Times New Roman" w:eastAsia="SimSun"/>
+                <w:b w:val="0"/>
+                <w:bCs w:val="0"/>
+                <w:color w:val="auto"/>
+                <w:sz w:val="24"/>
+                <w:szCs w:val="24"/>
+                <w:vertAlign w:val="baseline"/>
+                <w:lang w:val="en-US"/>
+              </w:rPr>
+            </w:pPr>
+            <w:r>
+              <w:rPr>
+                <w:rFonts w:hint="default" w:ascii="Times New Roman" w:hAnsi="Times New Roman" w:eastAsia="SimSun"/>
+                <w:b w:val="0"/>
+                <w:bCs w:val="0"/>
+                <w:color w:val="auto"/>
+                <w:sz w:val="24"/>
+                <w:szCs w:val="24"/>
+                <w:vertAlign w:val="baseline"/>
+                <w:lang w:val="en-US"/>
+              </w:rPr>
+              <w:t>0.114</w:t>
+            </w:r>
+          </w:p>
+        </w:tc>
+      </w:tr>
+      <w:tr>
+        <w:tblPrEx>
+          <w:tblBorders>
+            <w:top w:val="single" w:color="auto" w:sz="4" w:space="0"/>
+            <w:left w:val="single" w:color="auto" w:sz="4" w:space="0"/>
+            <w:bottom w:val="single" w:color="auto" w:sz="4" w:space="0"/>
+            <w:right w:val="single" w:color="auto" w:sz="4" w:space="0"/>
+            <w:insideH w:val="single" w:color="auto" w:sz="4" w:space="0"/>
+            <w:insideV w:val="single" w:color="auto" w:sz="4" w:space="0"/>
+          </w:tblBorders>
+          <w:tblCellMar>
+            <w:top w:w="0" w:type="dxa"/>
+            <w:left w:w="108" w:type="dxa"/>
+            <w:bottom w:w="0" w:type="dxa"/>
+            <w:right w:w="108" w:type="dxa"/>
+          </w:tblCellMar>
+        </w:tblPrEx>
+        <w:tc>
+          <w:tcPr>
+            <w:tcW w:w="1704" w:type="dxa"/>
+            <w:vAlign w:val="center"/>
+          </w:tcPr>
+          <w:p>
+            <w:pPr>
+              <w:widowControl w:val="0"/>
+              <w:numPr>
+                <w:ilvl w:val="0"/>
+                <w:numId w:val="0"/>
+              </w:numPr>
+              <w:jc w:val="center"/>
+              <w:rPr>
+                <w:rFonts w:hint="default" w:ascii="Times New Roman" w:hAnsi="Times New Roman" w:eastAsia="SimSun"/>
+                <w:b w:val="0"/>
+                <w:bCs w:val="0"/>
+                <w:color w:val="auto"/>
+                <w:sz w:val="24"/>
+                <w:szCs w:val="24"/>
+                <w:vertAlign w:val="baseline"/>
+                <w:lang w:val="en-US"/>
+              </w:rPr>
+            </w:pPr>
+            <w:r>
+              <w:rPr>
+                <w:rFonts w:hint="default" w:ascii="Times New Roman" w:hAnsi="Times New Roman" w:eastAsia="SimSun"/>
+                <w:b w:val="0"/>
+                <w:bCs w:val="0"/>
+                <w:color w:val="auto"/>
+                <w:sz w:val="24"/>
+                <w:szCs w:val="24"/>
+                <w:vertAlign w:val="baseline"/>
+                <w:lang w:val="en-US"/>
+              </w:rPr>
+              <w:t>1950</w:t>
+            </w:r>
+          </w:p>
+        </w:tc>
+        <w:tc>
+          <w:tcPr>
+            <w:tcW w:w="1704" w:type="dxa"/>
+            <w:vAlign w:val="center"/>
+          </w:tcPr>
+          <w:p>
+            <w:pPr>
+              <w:widowControl w:val="0"/>
+              <w:numPr>
+                <w:ilvl w:val="0"/>
+                <w:numId w:val="0"/>
+              </w:numPr>
+              <w:jc w:val="center"/>
+              <w:rPr>
+                <w:rFonts w:hint="default" w:ascii="Times New Roman" w:hAnsi="Times New Roman" w:eastAsia="SimSun"/>
+                <w:b w:val="0"/>
+                <w:bCs w:val="0"/>
+                <w:color w:val="auto"/>
+                <w:sz w:val="24"/>
+                <w:szCs w:val="24"/>
+                <w:vertAlign w:val="baseline"/>
+                <w:lang w:val="en-US"/>
+              </w:rPr>
+            </w:pPr>
+            <w:r>
+              <w:rPr>
+                <w:rFonts w:hint="default" w:ascii="Times New Roman" w:hAnsi="Times New Roman" w:eastAsia="SimSun"/>
+                <w:b w:val="0"/>
+                <w:bCs w:val="0"/>
+                <w:color w:val="auto"/>
+                <w:sz w:val="24"/>
+                <w:szCs w:val="24"/>
+                <w:vertAlign w:val="baseline"/>
+                <w:lang w:val="en-US"/>
+              </w:rPr>
+              <w:t>12292</w:t>
+            </w:r>
+          </w:p>
+        </w:tc>
+        <w:tc>
+          <w:tcPr>
+            <w:tcW w:w="1704" w:type="dxa"/>
+            <w:vAlign w:val="center"/>
+          </w:tcPr>
+          <w:p>
+            <w:pPr>
+              <w:widowControl w:val="0"/>
+              <w:numPr>
+                <w:ilvl w:val="0"/>
+                <w:numId w:val="0"/>
+              </w:numPr>
+              <w:jc w:val="center"/>
+              <w:rPr>
+                <w:rFonts w:hint="default" w:ascii="Times New Roman" w:hAnsi="Times New Roman" w:eastAsia="SimSun"/>
+                <w:b w:val="0"/>
+                <w:bCs w:val="0"/>
+                <w:color w:val="auto"/>
+                <w:sz w:val="24"/>
+                <w:szCs w:val="24"/>
+                <w:vertAlign w:val="baseline"/>
+                <w:lang w:val="en-US"/>
+              </w:rPr>
+            </w:pPr>
+            <w:r>
+              <w:rPr>
+                <w:rFonts w:hint="default" w:ascii="Times New Roman" w:hAnsi="Times New Roman" w:eastAsia="SimSun"/>
+                <w:b w:val="0"/>
+                <w:bCs w:val="0"/>
+                <w:color w:val="auto"/>
+                <w:sz w:val="24"/>
+                <w:szCs w:val="24"/>
+                <w:vertAlign w:val="baseline"/>
+                <w:lang w:val="en-US"/>
+              </w:rPr>
+              <w:t>92.50 min</w:t>
+            </w:r>
+          </w:p>
+        </w:tc>
+        <w:tc>
+          <w:tcPr>
+            <w:tcW w:w="1705" w:type="dxa"/>
+            <w:vAlign w:val="center"/>
+          </w:tcPr>
+          <w:p>
+            <w:pPr>
+              <w:widowControl w:val="0"/>
+              <w:numPr>
+                <w:ilvl w:val="0"/>
+                <w:numId w:val="0"/>
+              </w:numPr>
+              <w:jc w:val="center"/>
+              <w:rPr>
+                <w:rFonts w:hint="default" w:ascii="Times New Roman" w:hAnsi="Times New Roman" w:eastAsia="SimSun"/>
+                <w:b w:val="0"/>
+                <w:bCs w:val="0"/>
+                <w:color w:val="auto"/>
+                <w:sz w:val="24"/>
+                <w:szCs w:val="24"/>
+                <w:vertAlign w:val="baseline"/>
+                <w:lang w:val="en-US"/>
+              </w:rPr>
+            </w:pPr>
+            <w:r>
+              <w:rPr>
+                <w:rFonts w:hint="default" w:ascii="Times New Roman" w:hAnsi="Times New Roman" w:eastAsia="SimSun"/>
+                <w:b w:val="0"/>
+                <w:bCs w:val="0"/>
+                <w:color w:val="auto"/>
+                <w:sz w:val="24"/>
+                <w:szCs w:val="24"/>
+                <w:vertAlign w:val="baseline"/>
+                <w:lang w:val="en-US"/>
+              </w:rPr>
+              <w:t>6.13</w:t>
+            </w:r>
+          </w:p>
+        </w:tc>
+        <w:tc>
+          <w:tcPr>
+            <w:tcW w:w="1705" w:type="dxa"/>
+            <w:vAlign w:val="center"/>
+          </w:tcPr>
+          <w:p>
+            <w:pPr>
+              <w:widowControl w:val="0"/>
+              <w:numPr>
+                <w:ilvl w:val="0"/>
+                <w:numId w:val="0"/>
+              </w:numPr>
+              <w:jc w:val="center"/>
+              <w:rPr>
+                <w:rFonts w:hint="default" w:ascii="Times New Roman" w:hAnsi="Times New Roman" w:eastAsia="SimSun"/>
+                <w:b w:val="0"/>
+                <w:bCs w:val="0"/>
+                <w:color w:val="auto"/>
+                <w:sz w:val="24"/>
+                <w:szCs w:val="24"/>
+                <w:vertAlign w:val="baseline"/>
+                <w:lang w:val="en-US"/>
+              </w:rPr>
+            </w:pPr>
+            <w:r>
+              <w:rPr>
+                <w:rFonts w:hint="default" w:ascii="Times New Roman" w:hAnsi="Times New Roman" w:eastAsia="SimSun"/>
+                <w:b w:val="0"/>
+                <w:bCs w:val="0"/>
+                <w:color w:val="auto"/>
+                <w:sz w:val="24"/>
+                <w:szCs w:val="24"/>
+                <w:vertAlign w:val="baseline"/>
+                <w:lang w:val="en-US"/>
+              </w:rPr>
+              <w:t>0.253</w:t>
+            </w:r>
+          </w:p>
+        </w:tc>
+      </w:tr>
+      <w:tr>
+        <w:tblPrEx>
+          <w:tblBorders>
+            <w:top w:val="single" w:color="auto" w:sz="4" w:space="0"/>
+            <w:left w:val="single" w:color="auto" w:sz="4" w:space="0"/>
+            <w:bottom w:val="single" w:color="auto" w:sz="4" w:space="0"/>
+            <w:right w:val="single" w:color="auto" w:sz="4" w:space="0"/>
+            <w:insideH w:val="single" w:color="auto" w:sz="4" w:space="0"/>
+            <w:insideV w:val="single" w:color="auto" w:sz="4" w:space="0"/>
+          </w:tblBorders>
+          <w:tblCellMar>
+            <w:top w:w="0" w:type="dxa"/>
+            <w:left w:w="108" w:type="dxa"/>
+            <w:bottom w:w="0" w:type="dxa"/>
+            <w:right w:w="108" w:type="dxa"/>
+          </w:tblCellMar>
+        </w:tblPrEx>
+        <w:tc>
+          <w:tcPr>
+            <w:tcW w:w="1704" w:type="dxa"/>
+            <w:vAlign w:val="center"/>
+          </w:tcPr>
+          <w:p>
+            <w:pPr>
+              <w:widowControl w:val="0"/>
+              <w:numPr>
+                <w:ilvl w:val="0"/>
+                <w:numId w:val="0"/>
+              </w:numPr>
+              <w:jc w:val="center"/>
+              <w:rPr>
+                <w:rFonts w:hint="default" w:ascii="Times New Roman" w:hAnsi="Times New Roman" w:eastAsia="SimSun"/>
+                <w:b w:val="0"/>
+                <w:bCs w:val="0"/>
+                <w:color w:val="auto"/>
+                <w:sz w:val="24"/>
+                <w:szCs w:val="24"/>
+                <w:vertAlign w:val="baseline"/>
+                <w:lang w:val="en-US"/>
+              </w:rPr>
+            </w:pPr>
+            <w:r>
+              <w:rPr>
+                <w:rFonts w:hint="default" w:ascii="Times New Roman" w:hAnsi="Times New Roman" w:eastAsia="SimSun"/>
+                <w:b w:val="0"/>
+                <w:bCs w:val="0"/>
+                <w:color w:val="auto"/>
+                <w:sz w:val="24"/>
+                <w:szCs w:val="24"/>
+                <w:vertAlign w:val="baseline"/>
+                <w:lang w:val="en-US"/>
+              </w:rPr>
+              <w:t>1970</w:t>
+            </w:r>
+          </w:p>
+        </w:tc>
+        <w:tc>
+          <w:tcPr>
+            <w:tcW w:w="1704" w:type="dxa"/>
+            <w:vAlign w:val="center"/>
+          </w:tcPr>
+          <w:p>
+            <w:pPr>
+              <w:widowControl w:val="0"/>
+              <w:numPr>
+                <w:ilvl w:val="0"/>
+                <w:numId w:val="0"/>
+              </w:numPr>
+              <w:jc w:val="center"/>
+              <w:rPr>
+                <w:rFonts w:hint="default" w:ascii="Times New Roman" w:hAnsi="Times New Roman" w:eastAsia="SimSun"/>
+                <w:b w:val="0"/>
+                <w:bCs w:val="0"/>
+                <w:color w:val="auto"/>
+                <w:sz w:val="24"/>
+                <w:szCs w:val="24"/>
+                <w:vertAlign w:val="baseline"/>
+                <w:lang w:val="en-US"/>
+              </w:rPr>
+            </w:pPr>
+            <w:r>
+              <w:rPr>
+                <w:rFonts w:hint="default" w:ascii="Times New Roman" w:hAnsi="Times New Roman" w:eastAsia="SimSun"/>
+                <w:b w:val="0"/>
+                <w:bCs w:val="0"/>
+                <w:color w:val="auto"/>
+                <w:sz w:val="24"/>
+                <w:szCs w:val="24"/>
+                <w:vertAlign w:val="baseline"/>
+                <w:lang w:val="en-US"/>
+              </w:rPr>
+              <w:t>21749</w:t>
+            </w:r>
+          </w:p>
+        </w:tc>
+        <w:tc>
+          <w:tcPr>
+            <w:tcW w:w="1704" w:type="dxa"/>
+            <w:vAlign w:val="center"/>
+          </w:tcPr>
+          <w:p>
+            <w:pPr>
+              <w:widowControl w:val="0"/>
+              <w:numPr>
+                <w:ilvl w:val="0"/>
+                <w:numId w:val="0"/>
+              </w:numPr>
+              <w:jc w:val="center"/>
+              <w:rPr>
+                <w:rFonts w:hint="default" w:ascii="Times New Roman" w:hAnsi="Times New Roman" w:eastAsia="SimSun"/>
+                <w:b w:val="0"/>
+                <w:bCs w:val="0"/>
+                <w:color w:val="auto"/>
+                <w:sz w:val="24"/>
+                <w:szCs w:val="24"/>
+                <w:vertAlign w:val="baseline"/>
+                <w:lang w:val="en-US"/>
+              </w:rPr>
+            </w:pPr>
+            <w:r>
+              <w:rPr>
+                <w:rFonts w:hint="default" w:ascii="Times New Roman" w:hAnsi="Times New Roman" w:eastAsia="SimSun"/>
+                <w:b w:val="0"/>
+                <w:bCs w:val="0"/>
+                <w:color w:val="auto"/>
+                <w:sz w:val="24"/>
+                <w:szCs w:val="24"/>
+                <w:vertAlign w:val="baseline"/>
+                <w:lang w:val="en-US"/>
+              </w:rPr>
+              <w:t>94.03 min</w:t>
+            </w:r>
+          </w:p>
+        </w:tc>
+        <w:tc>
+          <w:tcPr>
+            <w:tcW w:w="1705" w:type="dxa"/>
+            <w:vAlign w:val="center"/>
+          </w:tcPr>
+          <w:p>
+            <w:pPr>
+              <w:widowControl w:val="0"/>
+              <w:numPr>
+                <w:ilvl w:val="0"/>
+                <w:numId w:val="0"/>
+              </w:numPr>
+              <w:jc w:val="center"/>
+              <w:rPr>
+                <w:rFonts w:hint="default" w:ascii="Times New Roman" w:hAnsi="Times New Roman" w:eastAsia="SimSun"/>
+                <w:b w:val="0"/>
+                <w:bCs w:val="0"/>
+                <w:color w:val="auto"/>
+                <w:sz w:val="24"/>
+                <w:szCs w:val="24"/>
+                <w:vertAlign w:val="baseline"/>
+                <w:lang w:val="en-US"/>
+              </w:rPr>
+            </w:pPr>
+            <w:r>
+              <w:rPr>
+                <w:rFonts w:hint="default" w:ascii="Times New Roman" w:hAnsi="Times New Roman" w:eastAsia="SimSun"/>
+                <w:b w:val="0"/>
+                <w:bCs w:val="0"/>
+                <w:color w:val="auto"/>
+                <w:sz w:val="24"/>
+                <w:szCs w:val="24"/>
+                <w:vertAlign w:val="baseline"/>
+                <w:lang w:val="en-US"/>
+              </w:rPr>
+              <w:t>5.89</w:t>
+            </w:r>
+          </w:p>
+        </w:tc>
+        <w:tc>
+          <w:tcPr>
+            <w:tcW w:w="1705" w:type="dxa"/>
+            <w:vAlign w:val="center"/>
+          </w:tcPr>
+          <w:p>
+            <w:pPr>
+              <w:widowControl w:val="0"/>
+              <w:numPr>
+                <w:ilvl w:val="0"/>
+                <w:numId w:val="0"/>
+              </w:numPr>
+              <w:jc w:val="center"/>
+              <w:rPr>
+                <w:rFonts w:hint="default" w:ascii="Times New Roman" w:hAnsi="Times New Roman" w:eastAsia="SimSun"/>
+                <w:b w:val="0"/>
+                <w:bCs w:val="0"/>
+                <w:color w:val="auto"/>
+                <w:sz w:val="24"/>
+                <w:szCs w:val="24"/>
+                <w:vertAlign w:val="baseline"/>
+                <w:lang w:val="en-US"/>
+              </w:rPr>
+            </w:pPr>
+            <w:r>
+              <w:rPr>
+                <w:rFonts w:hint="default" w:ascii="Times New Roman" w:hAnsi="Times New Roman" w:eastAsia="SimSun"/>
+                <w:b w:val="0"/>
+                <w:bCs w:val="0"/>
+                <w:color w:val="auto"/>
+                <w:sz w:val="24"/>
+                <w:szCs w:val="24"/>
+                <w:vertAlign w:val="baseline"/>
+                <w:lang w:val="en-US"/>
+              </w:rPr>
+              <w:t>0.204</w:t>
+            </w:r>
+          </w:p>
+        </w:tc>
+      </w:tr>
+      <w:tr>
+        <w:tblPrEx>
+          <w:tblBorders>
+            <w:top w:val="single" w:color="auto" w:sz="4" w:space="0"/>
+            <w:left w:val="single" w:color="auto" w:sz="4" w:space="0"/>
+            <w:bottom w:val="single" w:color="auto" w:sz="4" w:space="0"/>
+            <w:right w:val="single" w:color="auto" w:sz="4" w:space="0"/>
+            <w:insideH w:val="single" w:color="auto" w:sz="4" w:space="0"/>
+            <w:insideV w:val="single" w:color="auto" w:sz="4" w:space="0"/>
+          </w:tblBorders>
+          <w:tblCellMar>
+            <w:top w:w="0" w:type="dxa"/>
+            <w:left w:w="108" w:type="dxa"/>
+            <w:bottom w:w="0" w:type="dxa"/>
+            <w:right w:w="108" w:type="dxa"/>
+          </w:tblCellMar>
+        </w:tblPrEx>
+        <w:tc>
+          <w:tcPr>
+            <w:tcW w:w="1704" w:type="dxa"/>
+            <w:vAlign w:val="center"/>
+          </w:tcPr>
+          <w:p>
+            <w:pPr>
+              <w:widowControl w:val="0"/>
+              <w:numPr>
+                <w:ilvl w:val="0"/>
+                <w:numId w:val="0"/>
+              </w:numPr>
+              <w:jc w:val="center"/>
+              <w:rPr>
+                <w:rFonts w:hint="default" w:ascii="Times New Roman" w:hAnsi="Times New Roman" w:eastAsia="SimSun"/>
+                <w:b w:val="0"/>
+                <w:bCs w:val="0"/>
+                <w:color w:val="auto"/>
+                <w:sz w:val="24"/>
+                <w:szCs w:val="24"/>
+                <w:vertAlign w:val="baseline"/>
+                <w:lang w:val="en-US"/>
+              </w:rPr>
+            </w:pPr>
+            <w:r>
+              <w:rPr>
+                <w:rFonts w:hint="default" w:ascii="Times New Roman" w:hAnsi="Times New Roman" w:eastAsia="SimSun"/>
+                <w:b w:val="0"/>
+                <w:bCs w:val="0"/>
+                <w:color w:val="auto"/>
+                <w:sz w:val="24"/>
+                <w:szCs w:val="24"/>
+                <w:vertAlign w:val="baseline"/>
+                <w:lang w:val="en-US"/>
+              </w:rPr>
+              <w:t>1990</w:t>
+            </w:r>
+          </w:p>
+        </w:tc>
+        <w:tc>
+          <w:tcPr>
+            <w:tcW w:w="1704" w:type="dxa"/>
+            <w:vAlign w:val="center"/>
+          </w:tcPr>
+          <w:p>
+            <w:pPr>
+              <w:widowControl w:val="0"/>
+              <w:numPr>
+                <w:ilvl w:val="0"/>
+                <w:numId w:val="0"/>
+              </w:numPr>
+              <w:jc w:val="center"/>
+              <w:rPr>
+                <w:rFonts w:hint="default" w:ascii="Times New Roman" w:hAnsi="Times New Roman" w:eastAsia="SimSun"/>
+                <w:b w:val="0"/>
+                <w:bCs w:val="0"/>
+                <w:color w:val="auto"/>
+                <w:sz w:val="24"/>
+                <w:szCs w:val="24"/>
+                <w:vertAlign w:val="baseline"/>
+                <w:lang w:val="en-US"/>
+              </w:rPr>
+            </w:pPr>
+            <w:r>
+              <w:rPr>
+                <w:rFonts w:hint="default" w:ascii="Times New Roman" w:hAnsi="Times New Roman" w:eastAsia="SimSun"/>
+                <w:b w:val="0"/>
+                <w:bCs w:val="0"/>
+                <w:color w:val="auto"/>
+                <w:sz w:val="24"/>
+                <w:szCs w:val="24"/>
+                <w:vertAlign w:val="baseline"/>
+                <w:lang w:val="en-US"/>
+              </w:rPr>
+              <w:t>23970</w:t>
+            </w:r>
+          </w:p>
+        </w:tc>
+        <w:tc>
+          <w:tcPr>
+            <w:tcW w:w="1704" w:type="dxa"/>
+            <w:vAlign w:val="center"/>
+          </w:tcPr>
+          <w:p>
+            <w:pPr>
+              <w:widowControl w:val="0"/>
+              <w:numPr>
+                <w:ilvl w:val="0"/>
+                <w:numId w:val="0"/>
+              </w:numPr>
+              <w:jc w:val="center"/>
+              <w:rPr>
+                <w:rFonts w:hint="default" w:ascii="Times New Roman" w:hAnsi="Times New Roman" w:eastAsia="SimSun"/>
+                <w:b w:val="0"/>
+                <w:bCs w:val="0"/>
+                <w:color w:val="auto"/>
+                <w:sz w:val="24"/>
+                <w:szCs w:val="24"/>
+                <w:vertAlign w:val="baseline"/>
+                <w:lang w:val="en-US"/>
+              </w:rPr>
+            </w:pPr>
+            <w:r>
+              <w:rPr>
+                <w:rFonts w:hint="default" w:ascii="Times New Roman" w:hAnsi="Times New Roman" w:eastAsia="SimSun"/>
+                <w:b w:val="0"/>
+                <w:bCs w:val="0"/>
+                <w:color w:val="auto"/>
+                <w:sz w:val="24"/>
+                <w:szCs w:val="24"/>
+                <w:vertAlign w:val="baseline"/>
+                <w:lang w:val="en-US"/>
+              </w:rPr>
+              <w:t>98.00 min</w:t>
+            </w:r>
+          </w:p>
+        </w:tc>
+        <w:tc>
+          <w:tcPr>
+            <w:tcW w:w="1705" w:type="dxa"/>
+            <w:vAlign w:val="center"/>
+          </w:tcPr>
+          <w:p>
+            <w:pPr>
+              <w:widowControl w:val="0"/>
+              <w:numPr>
+                <w:ilvl w:val="0"/>
+                <w:numId w:val="0"/>
+              </w:numPr>
+              <w:jc w:val="center"/>
+              <w:rPr>
+                <w:rFonts w:hint="default" w:ascii="Times New Roman" w:hAnsi="Times New Roman" w:eastAsia="SimSun"/>
+                <w:b w:val="0"/>
+                <w:bCs w:val="0"/>
+                <w:color w:val="auto"/>
+                <w:sz w:val="24"/>
+                <w:szCs w:val="24"/>
+                <w:vertAlign w:val="baseline"/>
+                <w:lang w:val="en-US"/>
+              </w:rPr>
+            </w:pPr>
+            <w:r>
+              <w:rPr>
+                <w:rFonts w:hint="default" w:ascii="Times New Roman" w:hAnsi="Times New Roman" w:eastAsia="SimSun"/>
+                <w:b w:val="0"/>
+                <w:bCs w:val="0"/>
+                <w:color w:val="auto"/>
+                <w:sz w:val="24"/>
+                <w:szCs w:val="24"/>
+                <w:vertAlign w:val="baseline"/>
+                <w:lang w:val="en-US"/>
+              </w:rPr>
+              <w:t>6.02</w:t>
+            </w:r>
+          </w:p>
+        </w:tc>
+        <w:tc>
+          <w:tcPr>
+            <w:tcW w:w="1705" w:type="dxa"/>
+            <w:vAlign w:val="center"/>
+          </w:tcPr>
+          <w:p>
+            <w:pPr>
+              <w:widowControl w:val="0"/>
+              <w:numPr>
+                <w:ilvl w:val="0"/>
+                <w:numId w:val="0"/>
+              </w:numPr>
+              <w:jc w:val="center"/>
+              <w:rPr>
+                <w:rFonts w:hint="default" w:ascii="Times New Roman" w:hAnsi="Times New Roman" w:eastAsia="SimSun"/>
+                <w:b w:val="0"/>
+                <w:bCs w:val="0"/>
+                <w:color w:val="auto"/>
+                <w:sz w:val="24"/>
+                <w:szCs w:val="24"/>
+                <w:vertAlign w:val="baseline"/>
+                <w:lang w:val="en-US"/>
+              </w:rPr>
+            </w:pPr>
+            <w:r>
+              <w:rPr>
+                <w:rFonts w:hint="default" w:ascii="Times New Roman" w:hAnsi="Times New Roman" w:eastAsia="SimSun"/>
+                <w:b w:val="0"/>
+                <w:bCs w:val="0"/>
+                <w:color w:val="auto"/>
+                <w:sz w:val="24"/>
+                <w:szCs w:val="24"/>
+                <w:vertAlign w:val="baseline"/>
+                <w:lang w:val="en-US"/>
+              </w:rPr>
+              <w:t>0.063</w:t>
+            </w:r>
+          </w:p>
+        </w:tc>
+      </w:tr>
+      <w:tr>
+        <w:tblPrEx>
+          <w:tblBorders>
+            <w:top w:val="single" w:color="auto" w:sz="4" w:space="0"/>
+            <w:left w:val="single" w:color="auto" w:sz="4" w:space="0"/>
+            <w:bottom w:val="single" w:color="auto" w:sz="4" w:space="0"/>
+            <w:right w:val="single" w:color="auto" w:sz="4" w:space="0"/>
+            <w:insideH w:val="single" w:color="auto" w:sz="4" w:space="0"/>
+            <w:insideV w:val="single" w:color="auto" w:sz="4" w:space="0"/>
+          </w:tblBorders>
+          <w:tblCellMar>
+            <w:top w:w="0" w:type="dxa"/>
+            <w:left w:w="108" w:type="dxa"/>
+            <w:bottom w:w="0" w:type="dxa"/>
+            <w:right w:w="108" w:type="dxa"/>
+          </w:tblCellMar>
+        </w:tblPrEx>
+        <w:tc>
+          <w:tcPr>
+            <w:tcW w:w="1704" w:type="dxa"/>
+            <w:vAlign w:val="center"/>
+          </w:tcPr>
+          <w:p>
+            <w:pPr>
+              <w:widowControl w:val="0"/>
+              <w:numPr>
+                <w:ilvl w:val="0"/>
+                <w:numId w:val="0"/>
+              </w:numPr>
+              <w:jc w:val="center"/>
+              <w:rPr>
+                <w:rFonts w:hint="default" w:ascii="Times New Roman" w:hAnsi="Times New Roman" w:eastAsia="SimSun"/>
+                <w:b w:val="0"/>
+                <w:bCs w:val="0"/>
+                <w:color w:val="auto"/>
+                <w:sz w:val="24"/>
+                <w:szCs w:val="24"/>
+                <w:vertAlign w:val="baseline"/>
+                <w:lang w:val="en-US"/>
+              </w:rPr>
+            </w:pPr>
+            <w:r>
+              <w:rPr>
+                <w:rFonts w:hint="default" w:ascii="Times New Roman" w:hAnsi="Times New Roman" w:eastAsia="SimSun"/>
+                <w:b w:val="0"/>
+                <w:bCs w:val="0"/>
+                <w:color w:val="auto"/>
+                <w:sz w:val="24"/>
+                <w:szCs w:val="24"/>
+                <w:vertAlign w:val="baseline"/>
+                <w:lang w:val="en-US"/>
+              </w:rPr>
+              <w:t>2010</w:t>
+            </w:r>
+          </w:p>
+        </w:tc>
+        <w:tc>
+          <w:tcPr>
+            <w:tcW w:w="1704" w:type="dxa"/>
+            <w:vAlign w:val="center"/>
+          </w:tcPr>
+          <w:p>
+            <w:pPr>
+              <w:widowControl w:val="0"/>
+              <w:numPr>
+                <w:ilvl w:val="0"/>
+                <w:numId w:val="0"/>
+              </w:numPr>
+              <w:jc w:val="center"/>
+              <w:rPr>
+                <w:rFonts w:hint="default" w:ascii="Times New Roman" w:hAnsi="Times New Roman" w:eastAsia="SimSun"/>
+                <w:b w:val="0"/>
+                <w:bCs w:val="0"/>
+                <w:color w:val="auto"/>
+                <w:sz w:val="24"/>
+                <w:szCs w:val="24"/>
+                <w:vertAlign w:val="baseline"/>
+                <w:lang w:val="en-US"/>
+              </w:rPr>
+            </w:pPr>
+            <w:r>
+              <w:rPr>
+                <w:rFonts w:hint="default" w:ascii="Times New Roman" w:hAnsi="Times New Roman" w:eastAsia="SimSun"/>
+                <w:b w:val="0"/>
+                <w:bCs w:val="0"/>
+                <w:color w:val="auto"/>
+                <w:sz w:val="24"/>
+                <w:szCs w:val="24"/>
+                <w:vertAlign w:val="baseline"/>
+                <w:lang w:val="en-US"/>
+              </w:rPr>
+              <w:t>88193</w:t>
+            </w:r>
+          </w:p>
+        </w:tc>
+        <w:tc>
+          <w:tcPr>
+            <w:tcW w:w="1704" w:type="dxa"/>
+            <w:vAlign w:val="center"/>
+          </w:tcPr>
+          <w:p>
+            <w:pPr>
+              <w:widowControl w:val="0"/>
+              <w:numPr>
+                <w:ilvl w:val="0"/>
+                <w:numId w:val="0"/>
+              </w:numPr>
+              <w:jc w:val="center"/>
+              <w:rPr>
+                <w:rFonts w:hint="default" w:ascii="Times New Roman" w:hAnsi="Times New Roman" w:eastAsia="SimSun"/>
+                <w:b w:val="0"/>
+                <w:bCs w:val="0"/>
+                <w:color w:val="auto"/>
+                <w:sz w:val="24"/>
+                <w:szCs w:val="24"/>
+                <w:vertAlign w:val="baseline"/>
+                <w:lang w:val="en-US"/>
+              </w:rPr>
+            </w:pPr>
+            <w:r>
+              <w:rPr>
+                <w:rFonts w:hint="default" w:ascii="Times New Roman" w:hAnsi="Times New Roman" w:eastAsia="SimSun"/>
+                <w:b w:val="0"/>
+                <w:bCs w:val="0"/>
+                <w:color w:val="auto"/>
+                <w:sz w:val="24"/>
+                <w:szCs w:val="24"/>
+                <w:vertAlign w:val="baseline"/>
+                <w:lang w:val="en-US"/>
+              </w:rPr>
+              <w:t>94.35 min</w:t>
+            </w:r>
+          </w:p>
+        </w:tc>
+        <w:tc>
+          <w:tcPr>
+            <w:tcW w:w="1705" w:type="dxa"/>
+            <w:vAlign w:val="center"/>
+          </w:tcPr>
+          <w:p>
+            <w:pPr>
+              <w:widowControl w:val="0"/>
+              <w:numPr>
+                <w:ilvl w:val="0"/>
+                <w:numId w:val="0"/>
+              </w:numPr>
+              <w:jc w:val="center"/>
+              <w:rPr>
+                <w:rFonts w:hint="default" w:ascii="Times New Roman" w:hAnsi="Times New Roman" w:eastAsia="SimSun"/>
+                <w:b w:val="0"/>
+                <w:bCs w:val="0"/>
+                <w:color w:val="auto"/>
+                <w:sz w:val="24"/>
+                <w:szCs w:val="24"/>
+                <w:vertAlign w:val="baseline"/>
+                <w:lang w:val="en-US"/>
+              </w:rPr>
+            </w:pPr>
+            <w:r>
+              <w:rPr>
+                <w:rFonts w:hint="default" w:ascii="Times New Roman" w:hAnsi="Times New Roman" w:eastAsia="SimSun"/>
+                <w:b w:val="0"/>
+                <w:bCs w:val="0"/>
+                <w:color w:val="auto"/>
+                <w:sz w:val="24"/>
+                <w:szCs w:val="24"/>
+                <w:vertAlign w:val="baseline"/>
+                <w:lang w:val="en-US"/>
+              </w:rPr>
+              <w:t>6.19</w:t>
+            </w:r>
+          </w:p>
+        </w:tc>
+        <w:tc>
+          <w:tcPr>
+            <w:tcW w:w="1705" w:type="dxa"/>
+            <w:vAlign w:val="center"/>
+          </w:tcPr>
+          <w:p>
+            <w:pPr>
+              <w:widowControl w:val="0"/>
+              <w:numPr>
+                <w:ilvl w:val="0"/>
+                <w:numId w:val="0"/>
+              </w:numPr>
+              <w:jc w:val="center"/>
+              <w:rPr>
+                <w:rFonts w:hint="default" w:ascii="Times New Roman" w:hAnsi="Times New Roman" w:eastAsia="SimSun"/>
+                <w:b w:val="0"/>
+                <w:bCs w:val="0"/>
+                <w:color w:val="auto"/>
+                <w:sz w:val="24"/>
+                <w:szCs w:val="24"/>
+                <w:vertAlign w:val="baseline"/>
+                <w:lang w:val="en-US"/>
+              </w:rPr>
+            </w:pPr>
+            <w:r>
+              <w:rPr>
+                <w:rFonts w:hint="default" w:ascii="Times New Roman" w:hAnsi="Times New Roman" w:eastAsia="SimSun"/>
+                <w:b w:val="0"/>
+                <w:bCs w:val="0"/>
+                <w:color w:val="auto"/>
+                <w:sz w:val="24"/>
+                <w:szCs w:val="24"/>
+                <w:vertAlign w:val="baseline"/>
+                <w:lang w:val="en-US"/>
+              </w:rPr>
+              <w:t>-0.004</w:t>
+            </w:r>
+          </w:p>
+        </w:tc>
+      </w:tr>
+      <w:tr>
+        <w:tblPrEx>
+          <w:tblBorders>
+            <w:top w:val="single" w:color="auto" w:sz="4" w:space="0"/>
+            <w:left w:val="single" w:color="auto" w:sz="4" w:space="0"/>
+            <w:bottom w:val="single" w:color="auto" w:sz="4" w:space="0"/>
+            <w:right w:val="single" w:color="auto" w:sz="4" w:space="0"/>
+            <w:insideH w:val="single" w:color="auto" w:sz="4" w:space="0"/>
+            <w:insideV w:val="single" w:color="auto" w:sz="4" w:space="0"/>
+          </w:tblBorders>
+          <w:tblCellMar>
+            <w:top w:w="0" w:type="dxa"/>
+            <w:left w:w="108" w:type="dxa"/>
+            <w:bottom w:w="0" w:type="dxa"/>
+            <w:right w:w="108" w:type="dxa"/>
+          </w:tblCellMar>
+        </w:tblPrEx>
+        <w:tc>
+          <w:tcPr>
+            <w:tcW w:w="1704" w:type="dxa"/>
+            <w:vAlign w:val="center"/>
+          </w:tcPr>
+          <w:p>
+            <w:pPr>
+              <w:widowControl w:val="0"/>
+              <w:numPr>
+                <w:ilvl w:val="0"/>
+                <w:numId w:val="0"/>
+              </w:numPr>
+              <w:jc w:val="center"/>
+              <w:rPr>
+                <w:rFonts w:hint="default" w:ascii="Times New Roman" w:hAnsi="Times New Roman" w:eastAsia="SimSun"/>
+                <w:b w:val="0"/>
+                <w:bCs w:val="0"/>
+                <w:color w:val="auto"/>
+                <w:sz w:val="24"/>
+                <w:szCs w:val="24"/>
+                <w:vertAlign w:val="baseline"/>
+                <w:lang w:val="en-US"/>
+              </w:rPr>
+            </w:pPr>
+            <w:r>
+              <w:rPr>
+                <w:rFonts w:hint="default" w:ascii="Times New Roman" w:hAnsi="Times New Roman" w:eastAsia="SimSun"/>
+                <w:b w:val="0"/>
+                <w:bCs w:val="0"/>
+                <w:color w:val="auto"/>
+                <w:sz w:val="24"/>
+                <w:szCs w:val="24"/>
+                <w:vertAlign w:val="baseline"/>
+                <w:lang w:val="en-US"/>
+              </w:rPr>
+              <w:t>2020</w:t>
+            </w:r>
+          </w:p>
+        </w:tc>
+        <w:tc>
+          <w:tcPr>
+            <w:tcW w:w="1704" w:type="dxa"/>
+            <w:vAlign w:val="center"/>
+          </w:tcPr>
+          <w:p>
+            <w:pPr>
+              <w:widowControl w:val="0"/>
+              <w:numPr>
+                <w:ilvl w:val="0"/>
+                <w:numId w:val="0"/>
+              </w:numPr>
+              <w:jc w:val="center"/>
+              <w:rPr>
+                <w:rFonts w:hint="default" w:ascii="Times New Roman" w:hAnsi="Times New Roman" w:eastAsia="SimSun"/>
+                <w:b w:val="0"/>
+                <w:bCs w:val="0"/>
+                <w:color w:val="auto"/>
+                <w:sz w:val="24"/>
+                <w:szCs w:val="24"/>
+                <w:vertAlign w:val="baseline"/>
+                <w:lang w:val="en-US"/>
+              </w:rPr>
+            </w:pPr>
+            <w:r>
+              <w:rPr>
+                <w:rFonts w:hint="default" w:ascii="Times New Roman" w:hAnsi="Times New Roman" w:eastAsia="SimSun"/>
+                <w:b w:val="0"/>
+                <w:bCs w:val="0"/>
+                <w:color w:val="auto"/>
+                <w:sz w:val="24"/>
+                <w:szCs w:val="24"/>
+                <w:vertAlign w:val="baseline"/>
+                <w:lang w:val="en-US"/>
+              </w:rPr>
+              <w:t>60353</w:t>
+            </w:r>
+          </w:p>
+        </w:tc>
+        <w:tc>
+          <w:tcPr>
+            <w:tcW w:w="1704" w:type="dxa"/>
+            <w:vAlign w:val="center"/>
+          </w:tcPr>
+          <w:p>
+            <w:pPr>
+              <w:widowControl w:val="0"/>
+              <w:numPr>
+                <w:ilvl w:val="0"/>
+                <w:numId w:val="0"/>
+              </w:numPr>
+              <w:jc w:val="center"/>
+              <w:rPr>
+                <w:rFonts w:hint="default" w:ascii="Times New Roman" w:hAnsi="Times New Roman" w:eastAsia="SimSun"/>
+                <w:b w:val="0"/>
+                <w:bCs w:val="0"/>
+                <w:color w:val="auto"/>
+                <w:sz w:val="24"/>
+                <w:szCs w:val="24"/>
+                <w:vertAlign w:val="baseline"/>
+                <w:lang w:val="en-US"/>
+              </w:rPr>
+            </w:pPr>
+            <w:r>
+              <w:rPr>
+                <w:rFonts w:hint="default" w:ascii="Times New Roman" w:hAnsi="Times New Roman" w:eastAsia="SimSun"/>
+                <w:b w:val="0"/>
+                <w:bCs w:val="0"/>
+                <w:color w:val="auto"/>
+                <w:sz w:val="24"/>
+                <w:szCs w:val="24"/>
+                <w:vertAlign w:val="baseline"/>
+                <w:lang w:val="en-US"/>
+              </w:rPr>
+              <w:t>97.22 min</w:t>
+            </w:r>
+          </w:p>
+        </w:tc>
+        <w:tc>
+          <w:tcPr>
+            <w:tcW w:w="1705" w:type="dxa"/>
+            <w:vAlign w:val="center"/>
+          </w:tcPr>
+          <w:p>
+            <w:pPr>
+              <w:widowControl w:val="0"/>
+              <w:numPr>
+                <w:ilvl w:val="0"/>
+                <w:numId w:val="0"/>
+              </w:numPr>
+              <w:jc w:val="center"/>
+              <w:rPr>
+                <w:rFonts w:hint="default" w:ascii="Times New Roman" w:hAnsi="Times New Roman" w:eastAsia="SimSun"/>
+                <w:b w:val="0"/>
+                <w:bCs w:val="0"/>
+                <w:color w:val="auto"/>
+                <w:sz w:val="24"/>
+                <w:szCs w:val="24"/>
+                <w:vertAlign w:val="baseline"/>
+                <w:lang w:val="en-US"/>
+              </w:rPr>
+            </w:pPr>
+            <w:r>
+              <w:rPr>
+                <w:rFonts w:hint="default" w:ascii="Times New Roman" w:hAnsi="Times New Roman" w:eastAsia="SimSun"/>
+                <w:b w:val="0"/>
+                <w:bCs w:val="0"/>
+                <w:color w:val="auto"/>
+                <w:sz w:val="24"/>
+                <w:szCs w:val="24"/>
+                <w:vertAlign w:val="baseline"/>
+                <w:lang w:val="en-US"/>
+              </w:rPr>
+              <w:t>6.22</w:t>
+            </w:r>
+          </w:p>
+        </w:tc>
+        <w:tc>
+          <w:tcPr>
+            <w:tcW w:w="1705" w:type="dxa"/>
+            <w:vAlign w:val="center"/>
+          </w:tcPr>
+          <w:p>
+            <w:pPr>
+              <w:widowControl w:val="0"/>
+              <w:numPr>
+                <w:ilvl w:val="0"/>
+                <w:numId w:val="0"/>
+              </w:numPr>
+              <w:jc w:val="center"/>
+              <w:rPr>
+                <w:rFonts w:hint="default" w:ascii="Times New Roman" w:hAnsi="Times New Roman" w:eastAsia="SimSun"/>
+                <w:b w:val="0"/>
+                <w:bCs w:val="0"/>
+                <w:color w:val="auto"/>
+                <w:sz w:val="24"/>
+                <w:szCs w:val="24"/>
+                <w:vertAlign w:val="baseline"/>
+                <w:lang w:val="en-US"/>
+              </w:rPr>
+            </w:pPr>
+            <w:r>
+              <w:rPr>
+                <w:rFonts w:hint="default" w:ascii="Times New Roman" w:hAnsi="Times New Roman" w:eastAsia="SimSun"/>
+                <w:b w:val="0"/>
+                <w:bCs w:val="0"/>
+                <w:color w:val="auto"/>
+                <w:sz w:val="24"/>
+                <w:szCs w:val="24"/>
+                <w:vertAlign w:val="baseline"/>
+                <w:lang w:val="en-US"/>
+              </w:rPr>
+              <w:t>-0.001</w:t>
+            </w:r>
+          </w:p>
+        </w:tc>
+      </w:tr>
+    </w:tbl>
+    <w:p>
+      <w:pPr>
+        <w:numPr>
+          <w:ilvl w:val="0"/>
+          <w:numId w:val="0"/>
+        </w:numPr>
+        <w:ind w:firstLine="720" w:firstLineChars="0"/>
+        <w:jc w:val="left"/>
+        <w:rPr>
+          <w:rFonts w:hint="default" w:ascii="Times New Roman" w:hAnsi="Times New Roman" w:eastAsia="SimSun"/>
+          <w:b w:val="0"/>
+          <w:bCs w:val="0"/>
+          <w:color w:val="auto"/>
+          <w:sz w:val="24"/>
+          <w:szCs w:val="24"/>
+          <w:lang w:val="en-US"/>
+        </w:rPr>
+      </w:pPr>
+    </w:p>
+    <w:p>
+      <w:pPr>
+        <w:spacing w:beforeLines="0" w:afterLines="0"/>
+        <w:jc w:val="left"/>
+        <w:rPr>
+          <w:rFonts w:hint="default" w:ascii="Times New Roman" w:hAnsi="Times New Roman" w:eastAsia="Consolas" w:cs="Times New Roman"/>
+          <w:color w:val="auto"/>
+          <w:sz w:val="24"/>
+          <w:szCs w:val="24"/>
+        </w:rPr>
+      </w:pPr>
+      <w:r>
+        <w:rPr>
+          <w:rFonts w:hint="default" w:ascii="Times New Roman" w:hAnsi="Times New Roman" w:eastAsia="SimSun"/>
+          <w:b/>
+          <w:bCs/>
+          <w:color w:val="auto"/>
+          <w:sz w:val="24"/>
+          <w:szCs w:val="24"/>
+          <w:lang w:val="en-US"/>
+        </w:rPr>
+        <w:t>Interpretation</w:t>
+      </w:r>
+      <w:r>
+        <w:rPr>
+          <w:rFonts w:hint="default" w:ascii="Times New Roman" w:hAnsi="Times New Roman" w:eastAsia="SimSun"/>
+          <w:b w:val="0"/>
+          <w:bCs w:val="0"/>
+          <w:color w:val="auto"/>
+          <w:sz w:val="24"/>
+          <w:szCs w:val="24"/>
+          <w:lang w:val="en-US"/>
+        </w:rPr>
+        <w:t xml:space="preserve">: </w:t>
+      </w:r>
+      <w:r>
+        <w:rPr>
+          <w:rFonts w:hint="default" w:ascii="Times New Roman" w:hAnsi="Times New Roman" w:eastAsia="Consolas" w:cs="Times New Roman"/>
+          <w:color w:val="auto"/>
+          <w:sz w:val="24"/>
+          <w:szCs w:val="24"/>
+        </w:rPr>
+        <w:t>Average movie runtime generally increased from about 80 minutes in the 1920s to about 97 minutes in the 2020s, although the trend is not strictly linear. Runtime showed a modest positive correlation with rating in several mid-century decades, but the correlation is close to zero in recent decades, suggesting that movie length currently has little linear relationship with IMDb rating.</w:t>
+      </w:r>
+    </w:p>
+    <w:p>
+      <w:pPr>
+        <w:numPr>
+          <w:ilvl w:val="0"/>
+          <w:numId w:val="0"/>
+        </w:numPr>
+        <w:ind w:firstLine="720" w:firstLineChars="0"/>
+        <w:jc w:val="left"/>
+        <w:rPr>
+          <w:rFonts w:hint="default" w:ascii="Times New Roman" w:hAnsi="Times New Roman" w:eastAsia="SimSun"/>
+          <w:b w:val="0"/>
+          <w:bCs w:val="0"/>
+          <w:color w:val="auto"/>
+          <w:sz w:val="24"/>
+          <w:szCs w:val="24"/>
+          <w:lang w:val="en-US"/>
+        </w:rPr>
+      </w:pPr>
+    </w:p>
+    <w:p>
+      <w:pPr>
+        <w:numPr>
+          <w:ilvl w:val="1"/>
+          <w:numId w:val="1"/>
+        </w:numPr>
+        <w:ind w:left="840" w:leftChars="0" w:hanging="420" w:firstLineChars="0"/>
+        <w:jc w:val="left"/>
+        <w:rPr>
+          <w:rFonts w:hint="default" w:ascii="Times New Roman" w:hAnsi="Times New Roman" w:eastAsia="SimSun"/>
+          <w:b w:val="0"/>
+          <w:bCs w:val="0"/>
+          <w:color w:val="auto"/>
+          <w:sz w:val="24"/>
+          <w:szCs w:val="24"/>
+          <w:lang w:val="en-US"/>
+        </w:rPr>
+      </w:pPr>
+      <w:r>
+        <w:rPr>
+          <w:rFonts w:hint="default" w:ascii="Times New Roman" w:hAnsi="Times New Roman" w:eastAsia="SimSun"/>
+          <w:b/>
+          <w:bCs/>
+          <w:color w:val="auto"/>
+          <w:sz w:val="24"/>
+          <w:szCs w:val="24"/>
+          <w:lang w:val="en-US"/>
+        </w:rPr>
+        <w:t>Question</w:t>
+      </w:r>
+      <w:r>
+        <w:rPr>
+          <w:rFonts w:hint="default" w:ascii="Times New Roman" w:hAnsi="Times New Roman" w:eastAsia="SimSun"/>
+          <w:b w:val="0"/>
+          <w:bCs w:val="0"/>
+          <w:color w:val="auto"/>
+          <w:sz w:val="24"/>
+          <w:szCs w:val="24"/>
+          <w:lang w:val="en-US"/>
+        </w:rPr>
+        <w:t>: W</w:t>
+      </w:r>
+      <w:r>
+        <w:rPr>
+          <w:rFonts w:hint="default" w:ascii="Times New Roman" w:hAnsi="Times New Roman" w:eastAsia="SimSun" w:cs="Times New Roman"/>
+          <w:sz w:val="24"/>
+          <w:szCs w:val="24"/>
+        </w:rPr>
+        <w:t>hich genres have the highest ratio of “hidden gems” (high rating, low vote count) versus “overrated” titles (low rating, high vote count)?</w:t>
+      </w:r>
+    </w:p>
+    <w:p>
+      <w:pPr>
+        <w:spacing w:beforeLines="0" w:afterLines="0"/>
+        <w:jc w:val="left"/>
+        <w:rPr>
+          <w:rFonts w:hint="default" w:ascii="Consolas" w:hAnsi="Consolas" w:eastAsia="Consolas"/>
+          <w:color w:val="FFFFFF"/>
+          <w:sz w:val="22"/>
+          <w:szCs w:val="24"/>
+        </w:rPr>
+      </w:pPr>
+      <w:r>
+        <w:rPr>
+          <w:rFonts w:hint="default" w:ascii="Times New Roman" w:hAnsi="Times New Roman" w:eastAsia="SimSun" w:cs="Times New Roman"/>
+          <w:sz w:val="24"/>
+          <w:szCs w:val="24"/>
+          <w:lang w:val="en-US"/>
+        </w:rPr>
+        <w:t xml:space="preserve">       </w:t>
+      </w:r>
+      <w:r>
+        <w:rPr>
+          <w:rFonts w:hint="default" w:ascii="Times New Roman" w:hAnsi="Times New Roman" w:eastAsia="SimSun" w:cs="Times New Roman"/>
+          <w:b/>
+          <w:bCs/>
+          <w:sz w:val="24"/>
+          <w:szCs w:val="24"/>
+          <w:lang w:val="en-US"/>
+        </w:rPr>
+        <w:t>Model</w:t>
+      </w:r>
+      <w:r>
+        <w:rPr>
+          <w:rFonts w:hint="default" w:ascii="Times New Roman" w:hAnsi="Times New Roman" w:eastAsia="SimSun" w:cs="Times New Roman"/>
+          <w:b w:val="0"/>
+          <w:bCs w:val="0"/>
+          <w:sz w:val="24"/>
+          <w:szCs w:val="24"/>
+          <w:lang w:val="en-US"/>
+        </w:rPr>
+        <w:t xml:space="preserve">: </w:t>
+      </w:r>
+      <w:r>
+        <w:rPr>
+          <w:rFonts w:hint="default" w:ascii="Times New Roman" w:hAnsi="Times New Roman" w:eastAsia="Consolas" w:cs="Times New Roman"/>
+          <w:color w:val="auto"/>
+          <w:sz w:val="24"/>
+          <w:szCs w:val="24"/>
+          <w:u w:val="single"/>
+        </w:rPr>
+        <w:t>mart_genre_quality_analysis</w:t>
+      </w:r>
+      <w:r>
+        <w:rPr>
+          <w:rFonts w:hint="default" w:ascii="Times New Roman" w:hAnsi="Times New Roman" w:eastAsia="Consolas" w:cs="Times New Roman"/>
+          <w:color w:val="auto"/>
+          <w:sz w:val="24"/>
+          <w:szCs w:val="24"/>
+        </w:rPr>
+        <w:t xml:space="preserve"> joins </w:t>
+      </w:r>
+      <w:r>
+        <w:rPr>
+          <w:rFonts w:hint="default" w:ascii="Times New Roman" w:hAnsi="Times New Roman" w:eastAsia="Consolas" w:cs="Times New Roman"/>
+          <w:color w:val="auto"/>
+          <w:sz w:val="24"/>
+          <w:szCs w:val="24"/>
+          <w:u w:val="single"/>
+        </w:rPr>
+        <w:t>fct_title_ratings</w:t>
+      </w:r>
+      <w:r>
+        <w:rPr>
+          <w:rFonts w:hint="default" w:ascii="Times New Roman" w:hAnsi="Times New Roman" w:eastAsia="Consolas" w:cs="Times New Roman"/>
+          <w:color w:val="auto"/>
+          <w:sz w:val="24"/>
+          <w:szCs w:val="24"/>
+        </w:rPr>
+        <w:t xml:space="preserve">, </w:t>
+      </w:r>
+      <w:r>
+        <w:rPr>
+          <w:rFonts w:hint="default" w:ascii="Times New Roman" w:hAnsi="Times New Roman" w:eastAsia="Consolas" w:cs="Times New Roman"/>
+          <w:color w:val="auto"/>
+          <w:sz w:val="24"/>
+          <w:szCs w:val="24"/>
+          <w:u w:val="single"/>
+        </w:rPr>
+        <w:t>bridge_title_genre</w:t>
+      </w:r>
+      <w:r>
+        <w:rPr>
+          <w:rFonts w:hint="default" w:ascii="Times New Roman" w:hAnsi="Times New Roman" w:eastAsia="Consolas" w:cs="Times New Roman"/>
+          <w:color w:val="auto"/>
+          <w:sz w:val="24"/>
+          <w:szCs w:val="24"/>
+        </w:rPr>
+        <w:t>, and</w:t>
+      </w:r>
+      <w:r>
+        <w:rPr>
+          <w:rFonts w:hint="default" w:ascii="Times New Roman" w:hAnsi="Times New Roman" w:eastAsia="Consolas" w:cs="Times New Roman"/>
+          <w:color w:val="auto"/>
+          <w:sz w:val="24"/>
+          <w:szCs w:val="24"/>
+          <w:u w:val="single"/>
+        </w:rPr>
+        <w:t xml:space="preserve"> dim_genre</w:t>
+      </w:r>
+      <w:r>
+        <w:rPr>
+          <w:rFonts w:hint="default" w:ascii="Times New Roman" w:hAnsi="Times New Roman" w:eastAsia="Consolas" w:cs="Times New Roman"/>
+          <w:color w:val="auto"/>
+          <w:sz w:val="24"/>
+          <w:szCs w:val="24"/>
+        </w:rPr>
+        <w:t xml:space="preserve"> to calculate genre-level counts and ratios. Hidden gems are defined as titles with </w:t>
+      </w:r>
+      <w:r>
+        <w:rPr>
+          <w:rFonts w:hint="default" w:ascii="Times New Roman" w:hAnsi="Times New Roman" w:eastAsia="Consolas" w:cs="Times New Roman"/>
+          <w:color w:val="auto"/>
+          <w:sz w:val="24"/>
+          <w:szCs w:val="24"/>
+          <w:u w:val="single"/>
+        </w:rPr>
+        <w:t>average_rating</w:t>
+      </w:r>
+      <w:r>
+        <w:rPr>
+          <w:rFonts w:hint="default" w:ascii="Times New Roman" w:hAnsi="Times New Roman" w:eastAsia="Consolas" w:cs="Times New Roman"/>
+          <w:color w:val="auto"/>
+          <w:sz w:val="24"/>
+          <w:szCs w:val="24"/>
+        </w:rPr>
+        <w:t xml:space="preserve"> &gt;= 8.0 and 100 &lt;= </w:t>
+      </w:r>
+      <w:r>
+        <w:rPr>
+          <w:rFonts w:hint="default" w:ascii="Times New Roman" w:hAnsi="Times New Roman" w:eastAsia="Consolas" w:cs="Times New Roman"/>
+          <w:color w:val="auto"/>
+          <w:sz w:val="24"/>
+          <w:szCs w:val="24"/>
+          <w:u w:val="single"/>
+        </w:rPr>
+        <w:t>num_votes</w:t>
+      </w:r>
+      <w:r>
+        <w:rPr>
+          <w:rFonts w:hint="default" w:ascii="Times New Roman" w:hAnsi="Times New Roman" w:eastAsia="Consolas" w:cs="Times New Roman"/>
+          <w:color w:val="auto"/>
+          <w:sz w:val="24"/>
+          <w:szCs w:val="24"/>
+        </w:rPr>
+        <w:t xml:space="preserve"> &lt; 10,000, while overrated titles have </w:t>
+      </w:r>
+      <w:r>
+        <w:rPr>
+          <w:rFonts w:hint="default" w:ascii="Times New Roman" w:hAnsi="Times New Roman" w:eastAsia="Consolas" w:cs="Times New Roman"/>
+          <w:color w:val="auto"/>
+          <w:sz w:val="24"/>
+          <w:szCs w:val="24"/>
+          <w:u w:val="single"/>
+        </w:rPr>
+        <w:t>average_rating</w:t>
+      </w:r>
+      <w:r>
+        <w:rPr>
+          <w:rFonts w:hint="default" w:ascii="Times New Roman" w:hAnsi="Times New Roman" w:eastAsia="Consolas" w:cs="Times New Roman"/>
+          <w:color w:val="auto"/>
+          <w:sz w:val="24"/>
+          <w:szCs w:val="24"/>
+        </w:rPr>
+        <w:t xml:space="preserve"> &lt;= 6.0 and </w:t>
+      </w:r>
+      <w:r>
+        <w:rPr>
+          <w:rFonts w:hint="default" w:ascii="Times New Roman" w:hAnsi="Times New Roman" w:eastAsia="Consolas" w:cs="Times New Roman"/>
+          <w:color w:val="auto"/>
+          <w:sz w:val="24"/>
+          <w:szCs w:val="24"/>
+          <w:u w:val="single"/>
+        </w:rPr>
+        <w:t>num_votes</w:t>
+      </w:r>
+      <w:r>
+        <w:rPr>
+          <w:rFonts w:hint="default" w:ascii="Times New Roman" w:hAnsi="Times New Roman" w:eastAsia="Consolas" w:cs="Times New Roman"/>
+          <w:color w:val="auto"/>
+          <w:sz w:val="24"/>
+          <w:szCs w:val="24"/>
+        </w:rPr>
+        <w:t xml:space="preserve"> &gt;= 100,000. Genres with fewer than 100 rated titles are excluded to avoid unstable ratios caused by small sample sizes.</w:t>
+      </w:r>
+    </w:p>
+    <w:p>
+      <w:pPr>
+        <w:numPr>
+          <w:ilvl w:val="0"/>
+          <w:numId w:val="0"/>
+        </w:numPr>
+        <w:jc w:val="left"/>
+        <w:rPr>
+          <w:rFonts w:hint="default" w:ascii="Times New Roman" w:hAnsi="Times New Roman" w:eastAsia="SimSun"/>
+          <w:b w:val="0"/>
+          <w:bCs w:val="0"/>
+          <w:color w:val="auto"/>
+          <w:sz w:val="24"/>
+          <w:szCs w:val="24"/>
+          <w:lang w:val="en-US"/>
+        </w:rPr>
+      </w:pPr>
+      <w:r>
+        <w:rPr>
+          <w:rFonts w:hint="default" w:ascii="Times New Roman" w:hAnsi="Times New Roman" w:eastAsia="SimSun"/>
+          <w:b w:val="0"/>
+          <w:bCs w:val="0"/>
+          <w:color w:val="auto"/>
+          <w:sz w:val="24"/>
+          <w:szCs w:val="24"/>
+          <w:lang w:val="en-US"/>
+        </w:rPr>
+        <w:t xml:space="preserve">       </w:t>
+      </w:r>
+      <w:r>
+        <w:rPr>
+          <w:rFonts w:hint="default" w:ascii="Times New Roman" w:hAnsi="Times New Roman" w:eastAsia="SimSun"/>
+          <w:b/>
+          <w:bCs/>
+          <w:color w:val="auto"/>
+          <w:sz w:val="24"/>
+          <w:szCs w:val="24"/>
+          <w:lang w:val="en-US"/>
+        </w:rPr>
+        <w:t>Result</w:t>
+      </w:r>
+      <w:r>
+        <w:rPr>
+          <w:rFonts w:hint="default" w:ascii="Times New Roman" w:hAnsi="Times New Roman" w:eastAsia="SimSun"/>
+          <w:b w:val="0"/>
+          <w:bCs w:val="0"/>
+          <w:color w:val="auto"/>
+          <w:sz w:val="24"/>
+          <w:szCs w:val="24"/>
+          <w:lang w:val="en-US"/>
+        </w:rPr>
+        <w:t>:</w:t>
+      </w:r>
     </w:p>
     <w:tbl>
       <w:tblPr>
@@ -15530,11 +18388,9 @@
         </w:tblCellMar>
       </w:tblPr>
       <w:tblGrid>
-        <w:gridCol w:w="1704"/>
-        <w:gridCol w:w="1704"/>
-        <w:gridCol w:w="1704"/>
-        <w:gridCol w:w="1705"/>
-        <w:gridCol w:w="1705"/>
+        <w:gridCol w:w="2840"/>
+        <w:gridCol w:w="2841"/>
+        <w:gridCol w:w="2841"/>
       </w:tblGrid>
       <w:tr>
         <w:tblPrEx>
@@ -15553,7 +18409,7 @@
         </w:tblPrEx>
         <w:tc>
           <w:tcPr>
-            <w:tcW w:w="1704" w:type="dxa"/>
+            <w:tcW w:w="2840" w:type="dxa"/>
             <w:vAlign w:val="center"/>
           </w:tcPr>
           <w:p>
@@ -15585,13 +18441,13 @@
                 <w:vertAlign w:val="baseline"/>
                 <w:lang w:val="en-US"/>
               </w:rPr>
-              <w:t>Decade</w:t>
-            </w:r>
-          </w:p>
-        </w:tc>
-        <w:tc>
-          <w:tcPr>
-            <w:tcW w:w="1704" w:type="dxa"/>
+              <w:t>Category</w:t>
+            </w:r>
+          </w:p>
+        </w:tc>
+        <w:tc>
+          <w:tcPr>
+            <w:tcW w:w="2841" w:type="dxa"/>
             <w:vAlign w:val="center"/>
           </w:tcPr>
           <w:p>
@@ -15623,13 +18479,13 @@
                 <w:vertAlign w:val="baseline"/>
                 <w:lang w:val="en-US"/>
               </w:rPr>
-              <w:t>Movie count</w:t>
-            </w:r>
-          </w:p>
-        </w:tc>
-        <w:tc>
-          <w:tcPr>
-            <w:tcW w:w="1704" w:type="dxa"/>
+              <w:t>Genre</w:t>
+            </w:r>
+          </w:p>
+        </w:tc>
+        <w:tc>
+          <w:tcPr>
+            <w:tcW w:w="2841" w:type="dxa"/>
             <w:vAlign w:val="center"/>
           </w:tcPr>
           <w:p>
@@ -15661,83 +18517,7 @@
                 <w:vertAlign w:val="baseline"/>
                 <w:lang w:val="en-US"/>
               </w:rPr>
-              <w:t>Average runtime</w:t>
-            </w:r>
-          </w:p>
-        </w:tc>
-        <w:tc>
-          <w:tcPr>
-            <w:tcW w:w="1705" w:type="dxa"/>
-            <w:vAlign w:val="center"/>
-          </w:tcPr>
-          <w:p>
-            <w:pPr>
-              <w:numPr>
-                <w:ilvl w:val="0"/>
-                <w:numId w:val="0"/>
-              </w:numPr>
-              <w:jc w:val="center"/>
-              <w:rPr>
-                <w:rFonts w:hint="default" w:ascii="Times New Roman" w:hAnsi="Times New Roman" w:eastAsia="SimSun"/>
-                <w:b/>
-                <w:bCs/>
-                <w:color w:val="auto"/>
-                <w:sz w:val="24"/>
-                <w:szCs w:val="24"/>
-                <w:vertAlign w:val="baseline"/>
-                <w:lang w:val="en-US"/>
-              </w:rPr>
-            </w:pPr>
-            <w:r>
-              <w:rPr>
-                <w:rFonts w:hint="default" w:ascii="Times New Roman" w:hAnsi="Times New Roman" w:eastAsia="SimSun"/>
-                <w:b/>
-                <w:bCs/>
-                <w:color w:val="auto"/>
-                <w:sz w:val="24"/>
-                <w:szCs w:val="24"/>
-                <w:vertAlign w:val="baseline"/>
-                <w:lang w:val="en-US"/>
-              </w:rPr>
-              <w:t>Average rating</w:t>
-            </w:r>
-          </w:p>
-        </w:tc>
-        <w:tc>
-          <w:tcPr>
-            <w:tcW w:w="1705" w:type="dxa"/>
-            <w:vAlign w:val="center"/>
-          </w:tcPr>
-          <w:p>
-            <w:pPr>
-              <w:numPr>
-                <w:ilvl w:val="0"/>
-                <w:numId w:val="0"/>
-              </w:numPr>
-              <w:jc w:val="center"/>
-              <w:rPr>
-                <w:rFonts w:hint="default" w:ascii="Times New Roman" w:hAnsi="Times New Roman" w:eastAsia="SimSun"/>
-                <w:b/>
-                <w:bCs/>
-                <w:color w:val="auto"/>
-                <w:sz w:val="24"/>
-                <w:szCs w:val="24"/>
-                <w:vertAlign w:val="baseline"/>
-                <w:lang w:val="en-US"/>
-              </w:rPr>
-            </w:pPr>
-            <w:r>
-              <w:rPr>
-                <w:rFonts w:hint="default" w:ascii="Times New Roman" w:hAnsi="Times New Roman" w:eastAsia="SimSun"/>
-                <w:b/>
-                <w:bCs/>
-                <w:color w:val="auto"/>
-                <w:sz w:val="24"/>
-                <w:szCs w:val="24"/>
-                <w:vertAlign w:val="baseline"/>
-                <w:lang w:val="en-US"/>
-              </w:rPr>
-              <w:t>Runtime-rating correlation</w:t>
+              <w:t>Ratio</w:t>
             </w:r>
           </w:p>
         </w:tc>
@@ -15759,191 +18539,115 @@
         </w:tblPrEx>
         <w:tc>
           <w:tcPr>
-            <w:tcW w:w="1704" w:type="dxa"/>
-            <w:vAlign w:val="center"/>
-          </w:tcPr>
-          <w:p>
-            <w:pPr>
-              <w:numPr>
-                <w:ilvl w:val="0"/>
-                <w:numId w:val="0"/>
-              </w:numPr>
-              <w:jc w:val="center"/>
-              <w:rPr>
-                <w:rFonts w:hint="default" w:ascii="Times New Roman" w:hAnsi="Times New Roman" w:eastAsia="SimSun"/>
-                <w:b w:val="0"/>
-                <w:bCs w:val="0"/>
-                <w:color w:val="auto"/>
-                <w:sz w:val="24"/>
-                <w:szCs w:val="24"/>
-                <w:vertAlign w:val="baseline"/>
-                <w:lang w:val="en-US"/>
-              </w:rPr>
-            </w:pPr>
-            <w:r>
-              <w:rPr>
-                <w:rFonts w:hint="default" w:ascii="Times New Roman" w:hAnsi="Times New Roman" w:eastAsia="SimSun"/>
-                <w:b w:val="0"/>
-                <w:bCs w:val="0"/>
-                <w:color w:val="auto"/>
-                <w:sz w:val="24"/>
-                <w:szCs w:val="24"/>
-                <w:vertAlign w:val="baseline"/>
-                <w:lang w:val="en-US"/>
-              </w:rPr>
-              <w:t>1920</w:t>
-            </w:r>
-          </w:p>
-        </w:tc>
-        <w:tc>
-          <w:tcPr>
-            <w:tcW w:w="1704" w:type="dxa"/>
-            <w:vAlign w:val="center"/>
-          </w:tcPr>
-          <w:p>
-            <w:pPr>
-              <w:numPr>
-                <w:ilvl w:val="0"/>
-                <w:numId w:val="0"/>
-              </w:numPr>
-              <w:jc w:val="center"/>
-              <w:rPr>
-                <w:rFonts w:hint="default" w:ascii="Times New Roman" w:hAnsi="Times New Roman" w:eastAsia="SimSun"/>
-                <w:b w:val="0"/>
-                <w:bCs w:val="0"/>
-                <w:color w:val="auto"/>
-                <w:sz w:val="24"/>
-                <w:szCs w:val="24"/>
-                <w:vertAlign w:val="baseline"/>
-                <w:lang w:val="en-US"/>
-              </w:rPr>
-            </w:pPr>
-            <w:r>
-              <w:rPr>
-                <w:rFonts w:hint="default" w:ascii="Times New Roman" w:hAnsi="Times New Roman" w:eastAsia="SimSun"/>
-                <w:b w:val="0"/>
-                <w:bCs w:val="0"/>
-                <w:color w:val="auto"/>
-                <w:sz w:val="24"/>
-                <w:szCs w:val="24"/>
-                <w:vertAlign w:val="baseline"/>
-                <w:lang w:val="en-US"/>
-              </w:rPr>
-              <w:t>3523</w:t>
-            </w:r>
-          </w:p>
-        </w:tc>
-        <w:tc>
-          <w:tcPr>
-            <w:tcW w:w="1704" w:type="dxa"/>
-            <w:vAlign w:val="center"/>
-          </w:tcPr>
-          <w:p>
-            <w:pPr>
-              <w:numPr>
-                <w:ilvl w:val="0"/>
-                <w:numId w:val="0"/>
-              </w:numPr>
-              <w:jc w:val="center"/>
-              <w:rPr>
-                <w:rFonts w:hint="default" w:ascii="Times New Roman" w:hAnsi="Times New Roman" w:eastAsia="SimSun"/>
-                <w:b w:val="0"/>
-                <w:bCs w:val="0"/>
-                <w:color w:val="auto"/>
-                <w:sz w:val="24"/>
-                <w:szCs w:val="24"/>
-                <w:vertAlign w:val="baseline"/>
-                <w:lang w:val="en-US"/>
-              </w:rPr>
-            </w:pPr>
-            <w:r>
-              <w:rPr>
-                <w:rFonts w:hint="default" w:ascii="Times New Roman" w:hAnsi="Times New Roman" w:eastAsia="SimSun"/>
-                <w:b w:val="0"/>
-                <w:bCs w:val="0"/>
-                <w:color w:val="auto"/>
-                <w:sz w:val="24"/>
-                <w:szCs w:val="24"/>
-                <w:vertAlign w:val="baseline"/>
-                <w:lang w:val="en-US"/>
-              </w:rPr>
-              <w:t>80.38 min</w:t>
-            </w:r>
-          </w:p>
-        </w:tc>
-        <w:tc>
-          <w:tcPr>
-            <w:tcW w:w="1705" w:type="dxa"/>
-            <w:vAlign w:val="center"/>
-          </w:tcPr>
-          <w:p>
-            <w:pPr>
-              <w:numPr>
-                <w:ilvl w:val="0"/>
-                <w:numId w:val="0"/>
-              </w:numPr>
-              <w:jc w:val="center"/>
-              <w:rPr>
-                <w:rFonts w:hint="default" w:ascii="Times New Roman" w:hAnsi="Times New Roman" w:eastAsia="SimSun"/>
-                <w:b w:val="0"/>
-                <w:bCs w:val="0"/>
-                <w:color w:val="auto"/>
-                <w:sz w:val="24"/>
-                <w:szCs w:val="24"/>
-                <w:vertAlign w:val="baseline"/>
-                <w:lang w:val="en-US"/>
-              </w:rPr>
-            </w:pPr>
-            <w:r>
-              <w:rPr>
-                <w:rFonts w:hint="default" w:ascii="Times New Roman" w:hAnsi="Times New Roman" w:eastAsia="SimSun"/>
-                <w:b w:val="0"/>
-                <w:bCs w:val="0"/>
-                <w:color w:val="auto"/>
-                <w:sz w:val="24"/>
-                <w:szCs w:val="24"/>
-                <w:vertAlign w:val="baseline"/>
-                <w:lang w:val="en-US"/>
-              </w:rPr>
-              <w:t>5.91</w:t>
-            </w:r>
-          </w:p>
-        </w:tc>
-        <w:tc>
-          <w:tcPr>
-            <w:tcW w:w="1705" w:type="dxa"/>
-            <w:vAlign w:val="center"/>
-          </w:tcPr>
-          <w:p>
-            <w:pPr>
-              <w:numPr>
-                <w:ilvl w:val="0"/>
-                <w:numId w:val="0"/>
-              </w:numPr>
-              <w:jc w:val="center"/>
-              <w:rPr>
-                <w:rFonts w:hint="default" w:ascii="Times New Roman" w:hAnsi="Times New Roman" w:eastAsia="SimSun"/>
-                <w:b w:val="0"/>
-                <w:bCs w:val="0"/>
-                <w:color w:val="auto"/>
-                <w:sz w:val="24"/>
-                <w:szCs w:val="24"/>
-                <w:vertAlign w:val="baseline"/>
-                <w:lang w:val="en-US"/>
-              </w:rPr>
-            </w:pPr>
-            <w:r>
-              <w:rPr>
-                <w:rFonts w:hint="default" w:ascii="Times New Roman" w:hAnsi="Times New Roman" w:eastAsia="SimSun"/>
-                <w:b w:val="0"/>
-                <w:bCs w:val="0"/>
-                <w:color w:val="auto"/>
-                <w:sz w:val="24"/>
-                <w:szCs w:val="24"/>
-                <w:vertAlign w:val="baseline"/>
-                <w:lang w:val="en-US"/>
-              </w:rPr>
-              <w:t>0.114</w:t>
+            <w:tcW w:w="2840" w:type="dxa"/>
+            <w:vAlign w:val="center"/>
+          </w:tcPr>
+          <w:p>
+            <w:pPr>
+              <w:numPr>
+                <w:ilvl w:val="0"/>
+                <w:numId w:val="0"/>
+              </w:numPr>
+              <w:jc w:val="center"/>
+              <w:rPr>
+                <w:rFonts w:hint="default" w:ascii="Times New Roman" w:hAnsi="Times New Roman" w:eastAsia="SimSun"/>
+                <w:b w:val="0"/>
+                <w:bCs w:val="0"/>
+                <w:color w:val="auto"/>
+                <w:sz w:val="24"/>
+                <w:szCs w:val="24"/>
+                <w:vertAlign w:val="baseline"/>
+                <w:lang w:val="en-US"/>
+              </w:rPr>
+            </w:pPr>
+            <w:r>
+              <w:rPr>
+                <w:rFonts w:hint="default" w:ascii="Times New Roman" w:hAnsi="Times New Roman" w:eastAsia="SimSun"/>
+                <w:b w:val="0"/>
+                <w:bCs w:val="0"/>
+                <w:color w:val="auto"/>
+                <w:sz w:val="24"/>
+                <w:szCs w:val="24"/>
+                <w:vertAlign w:val="baseline"/>
+                <w:lang w:val="en-US"/>
+              </w:rPr>
+              <w:t>Hidden gems</w:t>
+            </w:r>
+          </w:p>
+        </w:tc>
+        <w:tc>
+          <w:tcPr>
+            <w:tcW w:w="2841" w:type="dxa"/>
+            <w:vAlign w:val="center"/>
+          </w:tcPr>
+          <w:p>
+            <w:pPr>
+              <w:numPr>
+                <w:ilvl w:val="0"/>
+                <w:numId w:val="0"/>
+              </w:numPr>
+              <w:jc w:val="center"/>
+              <w:rPr>
+                <w:rFonts w:hint="default" w:ascii="Times New Roman" w:hAnsi="Times New Roman" w:eastAsia="SimSun"/>
+                <w:b w:val="0"/>
+                <w:bCs w:val="0"/>
+                <w:color w:val="auto"/>
+                <w:sz w:val="24"/>
+                <w:szCs w:val="24"/>
+                <w:vertAlign w:val="baseline"/>
+                <w:lang w:val="en-US"/>
+              </w:rPr>
+            </w:pPr>
+            <w:r>
+              <w:rPr>
+                <w:rFonts w:hint="default" w:ascii="Times New Roman" w:hAnsi="Times New Roman" w:eastAsia="SimSun"/>
+                <w:b w:val="0"/>
+                <w:bCs w:val="0"/>
+                <w:color w:val="auto"/>
+                <w:sz w:val="24"/>
+                <w:szCs w:val="24"/>
+                <w:vertAlign w:val="baseline"/>
+                <w:lang w:val="en-US"/>
+              </w:rPr>
+              <w:t>Action</w:t>
+            </w:r>
+          </w:p>
+        </w:tc>
+        <w:tc>
+          <w:tcPr>
+            <w:tcW w:w="2841" w:type="dxa"/>
+            <w:vAlign w:val="center"/>
+          </w:tcPr>
+          <w:p>
+            <w:pPr>
+              <w:numPr>
+                <w:ilvl w:val="0"/>
+                <w:numId w:val="0"/>
+              </w:numPr>
+              <w:jc w:val="center"/>
+              <w:rPr>
+                <w:rFonts w:hint="default" w:ascii="Times New Roman" w:hAnsi="Times New Roman" w:eastAsia="SimSun"/>
+                <w:b w:val="0"/>
+                <w:bCs w:val="0"/>
+                <w:color w:val="auto"/>
+                <w:sz w:val="24"/>
+                <w:szCs w:val="24"/>
+                <w:vertAlign w:val="baseline"/>
+                <w:lang w:val="en-US"/>
+              </w:rPr>
+            </w:pPr>
+            <w:r>
+              <w:rPr>
+                <w:rFonts w:hint="default" w:ascii="Times New Roman" w:hAnsi="Times New Roman" w:eastAsia="SimSun"/>
+                <w:b w:val="0"/>
+                <w:bCs w:val="0"/>
+                <w:color w:val="auto"/>
+                <w:sz w:val="24"/>
+                <w:szCs w:val="24"/>
+                <w:vertAlign w:val="baseline"/>
+                <w:lang w:val="en-US"/>
+              </w:rPr>
+              <w:t>9.24%</w:t>
             </w:r>
           </w:p>
         </w:tc>
@@ -15965,191 +18669,117 @@
         </w:tblPrEx>
         <w:tc>
           <w:tcPr>
-            <w:tcW w:w="1704" w:type="dxa"/>
-            <w:vAlign w:val="center"/>
-          </w:tcPr>
-          <w:p>
-            <w:pPr>
-              <w:numPr>
-                <w:ilvl w:val="0"/>
-                <w:numId w:val="0"/>
-              </w:numPr>
-              <w:jc w:val="center"/>
-              <w:rPr>
-                <w:rFonts w:hint="default" w:ascii="Times New Roman" w:hAnsi="Times New Roman" w:eastAsia="SimSun"/>
-                <w:b w:val="0"/>
-                <w:bCs w:val="0"/>
-                <w:color w:val="auto"/>
-                <w:sz w:val="24"/>
-                <w:szCs w:val="24"/>
-                <w:vertAlign w:val="baseline"/>
-                <w:lang w:val="en-US"/>
-              </w:rPr>
-            </w:pPr>
-            <w:r>
-              <w:rPr>
-                <w:rFonts w:hint="default" w:ascii="Times New Roman" w:hAnsi="Times New Roman" w:eastAsia="SimSun"/>
-                <w:b w:val="0"/>
-                <w:bCs w:val="0"/>
-                <w:color w:val="auto"/>
-                <w:sz w:val="24"/>
-                <w:szCs w:val="24"/>
-                <w:vertAlign w:val="baseline"/>
-                <w:lang w:val="en-US"/>
-              </w:rPr>
-              <w:t>1950</w:t>
-            </w:r>
-          </w:p>
-        </w:tc>
-        <w:tc>
-          <w:tcPr>
-            <w:tcW w:w="1704" w:type="dxa"/>
-            <w:vAlign w:val="center"/>
-          </w:tcPr>
-          <w:p>
-            <w:pPr>
-              <w:numPr>
-                <w:ilvl w:val="0"/>
-                <w:numId w:val="0"/>
-              </w:numPr>
-              <w:jc w:val="center"/>
-              <w:rPr>
-                <w:rFonts w:hint="default" w:ascii="Times New Roman" w:hAnsi="Times New Roman" w:eastAsia="SimSun"/>
-                <w:b w:val="0"/>
-                <w:bCs w:val="0"/>
-                <w:color w:val="auto"/>
-                <w:sz w:val="24"/>
-                <w:szCs w:val="24"/>
-                <w:vertAlign w:val="baseline"/>
-                <w:lang w:val="en-US"/>
-              </w:rPr>
-            </w:pPr>
-            <w:r>
-              <w:rPr>
-                <w:rFonts w:hint="default" w:ascii="Times New Roman" w:hAnsi="Times New Roman" w:eastAsia="SimSun"/>
-                <w:b w:val="0"/>
-                <w:bCs w:val="0"/>
-                <w:color w:val="auto"/>
-                <w:sz w:val="24"/>
-                <w:szCs w:val="24"/>
-                <w:vertAlign w:val="baseline"/>
-                <w:lang w:val="en-US"/>
-              </w:rPr>
-              <w:t>12292</w:t>
-            </w:r>
-          </w:p>
-        </w:tc>
-        <w:tc>
-          <w:tcPr>
-            <w:tcW w:w="1704" w:type="dxa"/>
-            <w:vAlign w:val="center"/>
-          </w:tcPr>
-          <w:p>
-            <w:pPr>
-              <w:numPr>
-                <w:ilvl w:val="0"/>
-                <w:numId w:val="0"/>
-              </w:numPr>
-              <w:jc w:val="center"/>
-              <w:rPr>
-                <w:rFonts w:hint="default" w:ascii="Times New Roman" w:hAnsi="Times New Roman" w:eastAsia="SimSun"/>
-                <w:b w:val="0"/>
-                <w:bCs w:val="0"/>
-                <w:color w:val="auto"/>
-                <w:sz w:val="24"/>
-                <w:szCs w:val="24"/>
-                <w:vertAlign w:val="baseline"/>
-                <w:lang w:val="en-US"/>
-              </w:rPr>
-            </w:pPr>
-            <w:r>
-              <w:rPr>
-                <w:rFonts w:hint="default" w:ascii="Times New Roman" w:hAnsi="Times New Roman" w:eastAsia="SimSun"/>
-                <w:b w:val="0"/>
-                <w:bCs w:val="0"/>
-                <w:color w:val="auto"/>
-                <w:sz w:val="24"/>
-                <w:szCs w:val="24"/>
-                <w:vertAlign w:val="baseline"/>
-                <w:lang w:val="en-US"/>
-              </w:rPr>
-              <w:t>92.50 min</w:t>
-            </w:r>
-          </w:p>
-        </w:tc>
-        <w:tc>
-          <w:tcPr>
-            <w:tcW w:w="1705" w:type="dxa"/>
-            <w:vAlign w:val="center"/>
-          </w:tcPr>
-          <w:p>
-            <w:pPr>
-              <w:numPr>
-                <w:ilvl w:val="0"/>
-                <w:numId w:val="0"/>
-              </w:numPr>
-              <w:jc w:val="center"/>
-              <w:rPr>
-                <w:rFonts w:hint="default" w:ascii="Times New Roman" w:hAnsi="Times New Roman" w:eastAsia="SimSun"/>
-                <w:b w:val="0"/>
-                <w:bCs w:val="0"/>
-                <w:color w:val="auto"/>
-                <w:sz w:val="24"/>
-                <w:szCs w:val="24"/>
-                <w:vertAlign w:val="baseline"/>
-                <w:lang w:val="en-US"/>
-              </w:rPr>
-            </w:pPr>
-            <w:r>
-              <w:rPr>
-                <w:rFonts w:hint="default" w:ascii="Times New Roman" w:hAnsi="Times New Roman" w:eastAsia="SimSun"/>
-                <w:b w:val="0"/>
-                <w:bCs w:val="0"/>
-                <w:color w:val="auto"/>
-                <w:sz w:val="24"/>
-                <w:szCs w:val="24"/>
-                <w:vertAlign w:val="baseline"/>
-                <w:lang w:val="en-US"/>
-              </w:rPr>
-              <w:t>6.13</w:t>
-            </w:r>
-          </w:p>
-        </w:tc>
-        <w:tc>
-          <w:tcPr>
-            <w:tcW w:w="1705" w:type="dxa"/>
-            <w:vAlign w:val="center"/>
-          </w:tcPr>
-          <w:p>
-            <w:pPr>
-              <w:numPr>
-                <w:ilvl w:val="0"/>
-                <w:numId w:val="0"/>
-              </w:numPr>
-              <w:jc w:val="center"/>
-              <w:rPr>
-                <w:rFonts w:hint="default" w:ascii="Times New Roman" w:hAnsi="Times New Roman" w:eastAsia="SimSun"/>
-                <w:b w:val="0"/>
-                <w:bCs w:val="0"/>
-                <w:color w:val="auto"/>
-                <w:sz w:val="24"/>
-                <w:szCs w:val="24"/>
-                <w:vertAlign w:val="baseline"/>
-                <w:lang w:val="en-US"/>
-              </w:rPr>
-            </w:pPr>
-            <w:r>
-              <w:rPr>
-                <w:rFonts w:hint="default" w:ascii="Times New Roman" w:hAnsi="Times New Roman" w:eastAsia="SimSun"/>
-                <w:b w:val="0"/>
-                <w:bCs w:val="0"/>
-                <w:color w:val="auto"/>
-                <w:sz w:val="24"/>
-                <w:szCs w:val="24"/>
-                <w:vertAlign w:val="baseline"/>
-                <w:lang w:val="en-US"/>
-              </w:rPr>
-              <w:t>0.253</w:t>
+            <w:tcW w:w="2840" w:type="dxa"/>
+            <w:shd w:val="clear"/>
+            <w:vAlign w:val="center"/>
+          </w:tcPr>
+          <w:p>
+            <w:pPr>
+              <w:numPr>
+                <w:ilvl w:val="0"/>
+                <w:numId w:val="0"/>
+              </w:numPr>
+              <w:ind w:left="0" w:leftChars="0" w:firstLine="0" w:firstLineChars="0"/>
+              <w:jc w:val="center"/>
+              <w:rPr>
+                <w:rFonts w:hint="default" w:ascii="Times New Roman" w:hAnsi="Times New Roman" w:eastAsia="SimSun" w:cstheme="minorBidi"/>
+                <w:b w:val="0"/>
+                <w:bCs w:val="0"/>
+                <w:color w:val="auto"/>
+                <w:sz w:val="24"/>
+                <w:szCs w:val="24"/>
+                <w:vertAlign w:val="baseline"/>
+                <w:lang w:val="en-US" w:eastAsia="zh-CN" w:bidi="ar-SA"/>
+              </w:rPr>
+            </w:pPr>
+            <w:r>
+              <w:rPr>
+                <w:rFonts w:hint="default" w:ascii="Times New Roman" w:hAnsi="Times New Roman" w:eastAsia="SimSun"/>
+                <w:b w:val="0"/>
+                <w:bCs w:val="0"/>
+                <w:color w:val="auto"/>
+                <w:sz w:val="24"/>
+                <w:szCs w:val="24"/>
+                <w:vertAlign w:val="baseline"/>
+                <w:lang w:val="en-US"/>
+              </w:rPr>
+              <w:t>Hidden gems</w:t>
+            </w:r>
+          </w:p>
+        </w:tc>
+        <w:tc>
+          <w:tcPr>
+            <w:tcW w:w="2841" w:type="dxa"/>
+            <w:vAlign w:val="center"/>
+          </w:tcPr>
+          <w:p>
+            <w:pPr>
+              <w:numPr>
+                <w:ilvl w:val="0"/>
+                <w:numId w:val="0"/>
+              </w:numPr>
+              <w:jc w:val="center"/>
+              <w:rPr>
+                <w:rFonts w:hint="default" w:ascii="Times New Roman" w:hAnsi="Times New Roman" w:eastAsia="SimSun"/>
+                <w:b w:val="0"/>
+                <w:bCs w:val="0"/>
+                <w:color w:val="auto"/>
+                <w:sz w:val="24"/>
+                <w:szCs w:val="24"/>
+                <w:vertAlign w:val="baseline"/>
+                <w:lang w:val="en-US"/>
+              </w:rPr>
+            </w:pPr>
+            <w:r>
+              <w:rPr>
+                <w:rFonts w:hint="default" w:ascii="Times New Roman" w:hAnsi="Times New Roman" w:eastAsia="SimSun"/>
+                <w:b w:val="0"/>
+                <w:bCs w:val="0"/>
+                <w:color w:val="auto"/>
+                <w:sz w:val="24"/>
+                <w:szCs w:val="24"/>
+                <w:vertAlign w:val="baseline"/>
+                <w:lang w:val="en-US"/>
+              </w:rPr>
+              <w:t>Mystery</w:t>
+            </w:r>
+          </w:p>
+        </w:tc>
+        <w:tc>
+          <w:tcPr>
+            <w:tcW w:w="2841" w:type="dxa"/>
+            <w:vAlign w:val="center"/>
+          </w:tcPr>
+          <w:p>
+            <w:pPr>
+              <w:numPr>
+                <w:ilvl w:val="0"/>
+                <w:numId w:val="0"/>
+              </w:numPr>
+              <w:jc w:val="center"/>
+              <w:rPr>
+                <w:rFonts w:hint="default" w:ascii="Times New Roman" w:hAnsi="Times New Roman" w:eastAsia="SimSun"/>
+                <w:b w:val="0"/>
+                <w:bCs w:val="0"/>
+                <w:color w:val="auto"/>
+                <w:sz w:val="24"/>
+                <w:szCs w:val="24"/>
+                <w:vertAlign w:val="baseline"/>
+                <w:lang w:val="en-US"/>
+              </w:rPr>
+            </w:pPr>
+            <w:r>
+              <w:rPr>
+                <w:rFonts w:hint="default" w:ascii="Times New Roman" w:hAnsi="Times New Roman" w:eastAsia="SimSun"/>
+                <w:b w:val="0"/>
+                <w:bCs w:val="0"/>
+                <w:color w:val="auto"/>
+                <w:sz w:val="24"/>
+                <w:szCs w:val="24"/>
+                <w:vertAlign w:val="baseline"/>
+                <w:lang w:val="en-US"/>
+              </w:rPr>
+              <w:t>8.47%</w:t>
             </w:r>
           </w:p>
         </w:tc>
@@ -16171,191 +18801,117 @@
         </w:tblPrEx>
         <w:tc>
           <w:tcPr>
-            <w:tcW w:w="1704" w:type="dxa"/>
-            <w:vAlign w:val="center"/>
-          </w:tcPr>
-          <w:p>
-            <w:pPr>
-              <w:numPr>
-                <w:ilvl w:val="0"/>
-                <w:numId w:val="0"/>
-              </w:numPr>
-              <w:jc w:val="center"/>
-              <w:rPr>
-                <w:rFonts w:hint="default" w:ascii="Times New Roman" w:hAnsi="Times New Roman" w:eastAsia="SimSun"/>
-                <w:b w:val="0"/>
-                <w:bCs w:val="0"/>
-                <w:color w:val="auto"/>
-                <w:sz w:val="24"/>
-                <w:szCs w:val="24"/>
-                <w:vertAlign w:val="baseline"/>
-                <w:lang w:val="en-US"/>
-              </w:rPr>
-            </w:pPr>
-            <w:r>
-              <w:rPr>
-                <w:rFonts w:hint="default" w:ascii="Times New Roman" w:hAnsi="Times New Roman" w:eastAsia="SimSun"/>
-                <w:b w:val="0"/>
-                <w:bCs w:val="0"/>
-                <w:color w:val="auto"/>
-                <w:sz w:val="24"/>
-                <w:szCs w:val="24"/>
-                <w:vertAlign w:val="baseline"/>
-                <w:lang w:val="en-US"/>
-              </w:rPr>
-              <w:t>1970</w:t>
-            </w:r>
-          </w:p>
-        </w:tc>
-        <w:tc>
-          <w:tcPr>
-            <w:tcW w:w="1704" w:type="dxa"/>
-            <w:vAlign w:val="center"/>
-          </w:tcPr>
-          <w:p>
-            <w:pPr>
-              <w:numPr>
-                <w:ilvl w:val="0"/>
-                <w:numId w:val="0"/>
-              </w:numPr>
-              <w:jc w:val="center"/>
-              <w:rPr>
-                <w:rFonts w:hint="default" w:ascii="Times New Roman" w:hAnsi="Times New Roman" w:eastAsia="SimSun"/>
-                <w:b w:val="0"/>
-                <w:bCs w:val="0"/>
-                <w:color w:val="auto"/>
-                <w:sz w:val="24"/>
-                <w:szCs w:val="24"/>
-                <w:vertAlign w:val="baseline"/>
-                <w:lang w:val="en-US"/>
-              </w:rPr>
-            </w:pPr>
-            <w:r>
-              <w:rPr>
-                <w:rFonts w:hint="default" w:ascii="Times New Roman" w:hAnsi="Times New Roman" w:eastAsia="SimSun"/>
-                <w:b w:val="0"/>
-                <w:bCs w:val="0"/>
-                <w:color w:val="auto"/>
-                <w:sz w:val="24"/>
-                <w:szCs w:val="24"/>
-                <w:vertAlign w:val="baseline"/>
-                <w:lang w:val="en-US"/>
-              </w:rPr>
-              <w:t>21749</w:t>
-            </w:r>
-          </w:p>
-        </w:tc>
-        <w:tc>
-          <w:tcPr>
-            <w:tcW w:w="1704" w:type="dxa"/>
-            <w:vAlign w:val="center"/>
-          </w:tcPr>
-          <w:p>
-            <w:pPr>
-              <w:numPr>
-                <w:ilvl w:val="0"/>
-                <w:numId w:val="0"/>
-              </w:numPr>
-              <w:jc w:val="center"/>
-              <w:rPr>
-                <w:rFonts w:hint="default" w:ascii="Times New Roman" w:hAnsi="Times New Roman" w:eastAsia="SimSun"/>
-                <w:b w:val="0"/>
-                <w:bCs w:val="0"/>
-                <w:color w:val="auto"/>
-                <w:sz w:val="24"/>
-                <w:szCs w:val="24"/>
-                <w:vertAlign w:val="baseline"/>
-                <w:lang w:val="en-US"/>
-              </w:rPr>
-            </w:pPr>
-            <w:r>
-              <w:rPr>
-                <w:rFonts w:hint="default" w:ascii="Times New Roman" w:hAnsi="Times New Roman" w:eastAsia="SimSun"/>
-                <w:b w:val="0"/>
-                <w:bCs w:val="0"/>
-                <w:color w:val="auto"/>
-                <w:sz w:val="24"/>
-                <w:szCs w:val="24"/>
-                <w:vertAlign w:val="baseline"/>
-                <w:lang w:val="en-US"/>
-              </w:rPr>
-              <w:t>94.03 min</w:t>
-            </w:r>
-          </w:p>
-        </w:tc>
-        <w:tc>
-          <w:tcPr>
-            <w:tcW w:w="1705" w:type="dxa"/>
-            <w:vAlign w:val="center"/>
-          </w:tcPr>
-          <w:p>
-            <w:pPr>
-              <w:numPr>
-                <w:ilvl w:val="0"/>
-                <w:numId w:val="0"/>
-              </w:numPr>
-              <w:jc w:val="center"/>
-              <w:rPr>
-                <w:rFonts w:hint="default" w:ascii="Times New Roman" w:hAnsi="Times New Roman" w:eastAsia="SimSun"/>
-                <w:b w:val="0"/>
-                <w:bCs w:val="0"/>
-                <w:color w:val="auto"/>
-                <w:sz w:val="24"/>
-                <w:szCs w:val="24"/>
-                <w:vertAlign w:val="baseline"/>
-                <w:lang w:val="en-US"/>
-              </w:rPr>
-            </w:pPr>
-            <w:r>
-              <w:rPr>
-                <w:rFonts w:hint="default" w:ascii="Times New Roman" w:hAnsi="Times New Roman" w:eastAsia="SimSun"/>
-                <w:b w:val="0"/>
-                <w:bCs w:val="0"/>
-                <w:color w:val="auto"/>
-                <w:sz w:val="24"/>
-                <w:szCs w:val="24"/>
-                <w:vertAlign w:val="baseline"/>
-                <w:lang w:val="en-US"/>
-              </w:rPr>
-              <w:t>5.89</w:t>
-            </w:r>
-          </w:p>
-        </w:tc>
-        <w:tc>
-          <w:tcPr>
-            <w:tcW w:w="1705" w:type="dxa"/>
-            <w:vAlign w:val="center"/>
-          </w:tcPr>
-          <w:p>
-            <w:pPr>
-              <w:numPr>
-                <w:ilvl w:val="0"/>
-                <w:numId w:val="0"/>
-              </w:numPr>
-              <w:jc w:val="center"/>
-              <w:rPr>
-                <w:rFonts w:hint="default" w:ascii="Times New Roman" w:hAnsi="Times New Roman" w:eastAsia="SimSun"/>
-                <w:b w:val="0"/>
-                <w:bCs w:val="0"/>
-                <w:color w:val="auto"/>
-                <w:sz w:val="24"/>
-                <w:szCs w:val="24"/>
-                <w:vertAlign w:val="baseline"/>
-                <w:lang w:val="en-US"/>
-              </w:rPr>
-            </w:pPr>
-            <w:r>
-              <w:rPr>
-                <w:rFonts w:hint="default" w:ascii="Times New Roman" w:hAnsi="Times New Roman" w:eastAsia="SimSun"/>
-                <w:b w:val="0"/>
-                <w:bCs w:val="0"/>
-                <w:color w:val="auto"/>
-                <w:sz w:val="24"/>
-                <w:szCs w:val="24"/>
-                <w:vertAlign w:val="baseline"/>
-                <w:lang w:val="en-US"/>
-              </w:rPr>
-              <w:t>0.204</w:t>
+            <w:tcW w:w="2840" w:type="dxa"/>
+            <w:shd w:val="clear"/>
+            <w:vAlign w:val="center"/>
+          </w:tcPr>
+          <w:p>
+            <w:pPr>
+              <w:numPr>
+                <w:ilvl w:val="0"/>
+                <w:numId w:val="0"/>
+              </w:numPr>
+              <w:ind w:left="0" w:leftChars="0" w:firstLine="0" w:firstLineChars="0"/>
+              <w:jc w:val="center"/>
+              <w:rPr>
+                <w:rFonts w:hint="default" w:ascii="Times New Roman" w:hAnsi="Times New Roman" w:eastAsia="SimSun" w:cstheme="minorBidi"/>
+                <w:b w:val="0"/>
+                <w:bCs w:val="0"/>
+                <w:color w:val="auto"/>
+                <w:sz w:val="24"/>
+                <w:szCs w:val="24"/>
+                <w:vertAlign w:val="baseline"/>
+                <w:lang w:val="en-US" w:eastAsia="zh-CN" w:bidi="ar-SA"/>
+              </w:rPr>
+            </w:pPr>
+            <w:r>
+              <w:rPr>
+                <w:rFonts w:hint="default" w:ascii="Times New Roman" w:hAnsi="Times New Roman" w:eastAsia="SimSun"/>
+                <w:b w:val="0"/>
+                <w:bCs w:val="0"/>
+                <w:color w:val="auto"/>
+                <w:sz w:val="24"/>
+                <w:szCs w:val="24"/>
+                <w:vertAlign w:val="baseline"/>
+                <w:lang w:val="en-US"/>
+              </w:rPr>
+              <w:t>Hidden gems</w:t>
+            </w:r>
+          </w:p>
+        </w:tc>
+        <w:tc>
+          <w:tcPr>
+            <w:tcW w:w="2841" w:type="dxa"/>
+            <w:vAlign w:val="center"/>
+          </w:tcPr>
+          <w:p>
+            <w:pPr>
+              <w:numPr>
+                <w:ilvl w:val="0"/>
+                <w:numId w:val="0"/>
+              </w:numPr>
+              <w:jc w:val="center"/>
+              <w:rPr>
+                <w:rFonts w:hint="default" w:ascii="Times New Roman" w:hAnsi="Times New Roman" w:eastAsia="SimSun"/>
+                <w:b w:val="0"/>
+                <w:bCs w:val="0"/>
+                <w:color w:val="auto"/>
+                <w:sz w:val="24"/>
+                <w:szCs w:val="24"/>
+                <w:vertAlign w:val="baseline"/>
+                <w:lang w:val="en-US"/>
+              </w:rPr>
+            </w:pPr>
+            <w:r>
+              <w:rPr>
+                <w:rFonts w:hint="default" w:ascii="Times New Roman" w:hAnsi="Times New Roman" w:eastAsia="SimSun"/>
+                <w:b w:val="0"/>
+                <w:bCs w:val="0"/>
+                <w:color w:val="auto"/>
+                <w:sz w:val="24"/>
+                <w:szCs w:val="24"/>
+                <w:vertAlign w:val="baseline"/>
+                <w:lang w:val="en-US"/>
+              </w:rPr>
+              <w:t>Adventure</w:t>
+            </w:r>
+          </w:p>
+        </w:tc>
+        <w:tc>
+          <w:tcPr>
+            <w:tcW w:w="2841" w:type="dxa"/>
+            <w:vAlign w:val="center"/>
+          </w:tcPr>
+          <w:p>
+            <w:pPr>
+              <w:numPr>
+                <w:ilvl w:val="0"/>
+                <w:numId w:val="0"/>
+              </w:numPr>
+              <w:jc w:val="center"/>
+              <w:rPr>
+                <w:rFonts w:hint="default" w:ascii="Times New Roman" w:hAnsi="Times New Roman" w:eastAsia="SimSun"/>
+                <w:b w:val="0"/>
+                <w:bCs w:val="0"/>
+                <w:color w:val="auto"/>
+                <w:sz w:val="24"/>
+                <w:szCs w:val="24"/>
+                <w:vertAlign w:val="baseline"/>
+                <w:lang w:val="en-US"/>
+              </w:rPr>
+            </w:pPr>
+            <w:r>
+              <w:rPr>
+                <w:rFonts w:hint="default" w:ascii="Times New Roman" w:hAnsi="Times New Roman" w:eastAsia="SimSun"/>
+                <w:b w:val="0"/>
+                <w:bCs w:val="0"/>
+                <w:color w:val="auto"/>
+                <w:sz w:val="24"/>
+                <w:szCs w:val="24"/>
+                <w:vertAlign w:val="baseline"/>
+                <w:lang w:val="en-US"/>
+              </w:rPr>
+              <w:t>8.38%</w:t>
             </w:r>
           </w:p>
         </w:tc>
@@ -16377,191 +18933,115 @@
         </w:tblPrEx>
         <w:tc>
           <w:tcPr>
-            <w:tcW w:w="1704" w:type="dxa"/>
-            <w:vAlign w:val="center"/>
-          </w:tcPr>
-          <w:p>
-            <w:pPr>
-              <w:numPr>
-                <w:ilvl w:val="0"/>
-                <w:numId w:val="0"/>
-              </w:numPr>
-              <w:jc w:val="center"/>
-              <w:rPr>
-                <w:rFonts w:hint="default" w:ascii="Times New Roman" w:hAnsi="Times New Roman" w:eastAsia="SimSun"/>
-                <w:b w:val="0"/>
-                <w:bCs w:val="0"/>
-                <w:color w:val="auto"/>
-                <w:sz w:val="24"/>
-                <w:szCs w:val="24"/>
-                <w:vertAlign w:val="baseline"/>
-                <w:lang w:val="en-US"/>
-              </w:rPr>
-            </w:pPr>
-            <w:r>
-              <w:rPr>
-                <w:rFonts w:hint="default" w:ascii="Times New Roman" w:hAnsi="Times New Roman" w:eastAsia="SimSun"/>
-                <w:b w:val="0"/>
-                <w:bCs w:val="0"/>
-                <w:color w:val="auto"/>
-                <w:sz w:val="24"/>
-                <w:szCs w:val="24"/>
-                <w:vertAlign w:val="baseline"/>
-                <w:lang w:val="en-US"/>
-              </w:rPr>
-              <w:t>1990</w:t>
-            </w:r>
-          </w:p>
-        </w:tc>
-        <w:tc>
-          <w:tcPr>
-            <w:tcW w:w="1704" w:type="dxa"/>
-            <w:vAlign w:val="center"/>
-          </w:tcPr>
-          <w:p>
-            <w:pPr>
-              <w:numPr>
-                <w:ilvl w:val="0"/>
-                <w:numId w:val="0"/>
-              </w:numPr>
-              <w:jc w:val="center"/>
-              <w:rPr>
-                <w:rFonts w:hint="default" w:ascii="Times New Roman" w:hAnsi="Times New Roman" w:eastAsia="SimSun"/>
-                <w:b w:val="0"/>
-                <w:bCs w:val="0"/>
-                <w:color w:val="auto"/>
-                <w:sz w:val="24"/>
-                <w:szCs w:val="24"/>
-                <w:vertAlign w:val="baseline"/>
-                <w:lang w:val="en-US"/>
-              </w:rPr>
-            </w:pPr>
-            <w:r>
-              <w:rPr>
-                <w:rFonts w:hint="default" w:ascii="Times New Roman" w:hAnsi="Times New Roman" w:eastAsia="SimSun"/>
-                <w:b w:val="0"/>
-                <w:bCs w:val="0"/>
-                <w:color w:val="auto"/>
-                <w:sz w:val="24"/>
-                <w:szCs w:val="24"/>
-                <w:vertAlign w:val="baseline"/>
-                <w:lang w:val="en-US"/>
-              </w:rPr>
-              <w:t>23970</w:t>
-            </w:r>
-          </w:p>
-        </w:tc>
-        <w:tc>
-          <w:tcPr>
-            <w:tcW w:w="1704" w:type="dxa"/>
-            <w:vAlign w:val="center"/>
-          </w:tcPr>
-          <w:p>
-            <w:pPr>
-              <w:numPr>
-                <w:ilvl w:val="0"/>
-                <w:numId w:val="0"/>
-              </w:numPr>
-              <w:jc w:val="center"/>
-              <w:rPr>
-                <w:rFonts w:hint="default" w:ascii="Times New Roman" w:hAnsi="Times New Roman" w:eastAsia="SimSun"/>
-                <w:b w:val="0"/>
-                <w:bCs w:val="0"/>
-                <w:color w:val="auto"/>
-                <w:sz w:val="24"/>
-                <w:szCs w:val="24"/>
-                <w:vertAlign w:val="baseline"/>
-                <w:lang w:val="en-US"/>
-              </w:rPr>
-            </w:pPr>
-            <w:r>
-              <w:rPr>
-                <w:rFonts w:hint="default" w:ascii="Times New Roman" w:hAnsi="Times New Roman" w:eastAsia="SimSun"/>
-                <w:b w:val="0"/>
-                <w:bCs w:val="0"/>
-                <w:color w:val="auto"/>
-                <w:sz w:val="24"/>
-                <w:szCs w:val="24"/>
-                <w:vertAlign w:val="baseline"/>
-                <w:lang w:val="en-US"/>
-              </w:rPr>
-              <w:t>98.00 min</w:t>
-            </w:r>
-          </w:p>
-        </w:tc>
-        <w:tc>
-          <w:tcPr>
-            <w:tcW w:w="1705" w:type="dxa"/>
-            <w:vAlign w:val="center"/>
-          </w:tcPr>
-          <w:p>
-            <w:pPr>
-              <w:numPr>
-                <w:ilvl w:val="0"/>
-                <w:numId w:val="0"/>
-              </w:numPr>
-              <w:jc w:val="center"/>
-              <w:rPr>
-                <w:rFonts w:hint="default" w:ascii="Times New Roman" w:hAnsi="Times New Roman" w:eastAsia="SimSun"/>
-                <w:b w:val="0"/>
-                <w:bCs w:val="0"/>
-                <w:color w:val="auto"/>
-                <w:sz w:val="24"/>
-                <w:szCs w:val="24"/>
-                <w:vertAlign w:val="baseline"/>
-                <w:lang w:val="en-US"/>
-              </w:rPr>
-            </w:pPr>
-            <w:r>
-              <w:rPr>
-                <w:rFonts w:hint="default" w:ascii="Times New Roman" w:hAnsi="Times New Roman" w:eastAsia="SimSun"/>
-                <w:b w:val="0"/>
-                <w:bCs w:val="0"/>
-                <w:color w:val="auto"/>
-                <w:sz w:val="24"/>
-                <w:szCs w:val="24"/>
-                <w:vertAlign w:val="baseline"/>
-                <w:lang w:val="en-US"/>
-              </w:rPr>
-              <w:t>6.02</w:t>
-            </w:r>
-          </w:p>
-        </w:tc>
-        <w:tc>
-          <w:tcPr>
-            <w:tcW w:w="1705" w:type="dxa"/>
-            <w:vAlign w:val="center"/>
-          </w:tcPr>
-          <w:p>
-            <w:pPr>
-              <w:numPr>
-                <w:ilvl w:val="0"/>
-                <w:numId w:val="0"/>
-              </w:numPr>
-              <w:jc w:val="center"/>
-              <w:rPr>
-                <w:rFonts w:hint="default" w:ascii="Times New Roman" w:hAnsi="Times New Roman" w:eastAsia="SimSun"/>
-                <w:b w:val="0"/>
-                <w:bCs w:val="0"/>
-                <w:color w:val="auto"/>
-                <w:sz w:val="24"/>
-                <w:szCs w:val="24"/>
-                <w:vertAlign w:val="baseline"/>
-                <w:lang w:val="en-US"/>
-              </w:rPr>
-            </w:pPr>
-            <w:r>
-              <w:rPr>
-                <w:rFonts w:hint="default" w:ascii="Times New Roman" w:hAnsi="Times New Roman" w:eastAsia="SimSun"/>
-                <w:b w:val="0"/>
-                <w:bCs w:val="0"/>
-                <w:color w:val="auto"/>
-                <w:sz w:val="24"/>
-                <w:szCs w:val="24"/>
-                <w:vertAlign w:val="baseline"/>
-                <w:lang w:val="en-US"/>
-              </w:rPr>
-              <w:t>0.063</w:t>
+            <w:tcW w:w="2840" w:type="dxa"/>
+            <w:vAlign w:val="center"/>
+          </w:tcPr>
+          <w:p>
+            <w:pPr>
+              <w:numPr>
+                <w:ilvl w:val="0"/>
+                <w:numId w:val="0"/>
+              </w:numPr>
+              <w:jc w:val="center"/>
+              <w:rPr>
+                <w:rFonts w:hint="default" w:ascii="Times New Roman" w:hAnsi="Times New Roman" w:eastAsia="SimSun"/>
+                <w:b w:val="0"/>
+                <w:bCs w:val="0"/>
+                <w:color w:val="auto"/>
+                <w:sz w:val="24"/>
+                <w:szCs w:val="24"/>
+                <w:vertAlign w:val="baseline"/>
+                <w:lang w:val="en-US"/>
+              </w:rPr>
+            </w:pPr>
+            <w:r>
+              <w:rPr>
+                <w:rFonts w:hint="default" w:ascii="Times New Roman" w:hAnsi="Times New Roman" w:eastAsia="SimSun"/>
+                <w:b w:val="0"/>
+                <w:bCs w:val="0"/>
+                <w:color w:val="auto"/>
+                <w:sz w:val="24"/>
+                <w:szCs w:val="24"/>
+                <w:vertAlign w:val="baseline"/>
+                <w:lang w:val="en-US"/>
+              </w:rPr>
+              <w:t>Overrated</w:t>
+            </w:r>
+          </w:p>
+        </w:tc>
+        <w:tc>
+          <w:tcPr>
+            <w:tcW w:w="2841" w:type="dxa"/>
+            <w:vAlign w:val="center"/>
+          </w:tcPr>
+          <w:p>
+            <w:pPr>
+              <w:numPr>
+                <w:ilvl w:val="0"/>
+                <w:numId w:val="0"/>
+              </w:numPr>
+              <w:jc w:val="center"/>
+              <w:rPr>
+                <w:rFonts w:hint="default" w:ascii="Times New Roman" w:hAnsi="Times New Roman" w:eastAsia="SimSun"/>
+                <w:b w:val="0"/>
+                <w:bCs w:val="0"/>
+                <w:color w:val="auto"/>
+                <w:sz w:val="24"/>
+                <w:szCs w:val="24"/>
+                <w:vertAlign w:val="baseline"/>
+                <w:lang w:val="en-US"/>
+              </w:rPr>
+            </w:pPr>
+            <w:r>
+              <w:rPr>
+                <w:rFonts w:hint="default" w:ascii="Times New Roman" w:hAnsi="Times New Roman" w:eastAsia="SimSun"/>
+                <w:b w:val="0"/>
+                <w:bCs w:val="0"/>
+                <w:color w:val="auto"/>
+                <w:sz w:val="24"/>
+                <w:szCs w:val="24"/>
+                <w:vertAlign w:val="baseline"/>
+                <w:lang w:val="en-US"/>
+              </w:rPr>
+              <w:t>Horror</w:t>
+            </w:r>
+          </w:p>
+        </w:tc>
+        <w:tc>
+          <w:tcPr>
+            <w:tcW w:w="2841" w:type="dxa"/>
+            <w:vAlign w:val="center"/>
+          </w:tcPr>
+          <w:p>
+            <w:pPr>
+              <w:numPr>
+                <w:ilvl w:val="0"/>
+                <w:numId w:val="0"/>
+              </w:numPr>
+              <w:jc w:val="center"/>
+              <w:rPr>
+                <w:rFonts w:hint="default" w:ascii="Times New Roman" w:hAnsi="Times New Roman" w:eastAsia="SimSun"/>
+                <w:b w:val="0"/>
+                <w:bCs w:val="0"/>
+                <w:color w:val="auto"/>
+                <w:sz w:val="24"/>
+                <w:szCs w:val="24"/>
+                <w:vertAlign w:val="baseline"/>
+                <w:lang w:val="en-US"/>
+              </w:rPr>
+            </w:pPr>
+            <w:r>
+              <w:rPr>
+                <w:rFonts w:hint="default" w:ascii="Times New Roman" w:hAnsi="Times New Roman" w:eastAsia="SimSun"/>
+                <w:b w:val="0"/>
+                <w:bCs w:val="0"/>
+                <w:color w:val="auto"/>
+                <w:sz w:val="24"/>
+                <w:szCs w:val="24"/>
+                <w:vertAlign w:val="baseline"/>
+                <w:lang w:val="en-US"/>
+              </w:rPr>
+              <w:t>1.23%</w:t>
             </w:r>
           </w:p>
         </w:tc>
@@ -16583,191 +19063,115 @@
         </w:tblPrEx>
         <w:tc>
           <w:tcPr>
-            <w:tcW w:w="1704" w:type="dxa"/>
-            <w:vAlign w:val="center"/>
-          </w:tcPr>
-          <w:p>
-            <w:pPr>
-              <w:numPr>
-                <w:ilvl w:val="0"/>
-                <w:numId w:val="0"/>
-              </w:numPr>
-              <w:jc w:val="center"/>
-              <w:rPr>
-                <w:rFonts w:hint="default" w:ascii="Times New Roman" w:hAnsi="Times New Roman" w:eastAsia="SimSun"/>
-                <w:b w:val="0"/>
-                <w:bCs w:val="0"/>
-                <w:color w:val="auto"/>
-                <w:sz w:val="24"/>
-                <w:szCs w:val="24"/>
-                <w:vertAlign w:val="baseline"/>
-                <w:lang w:val="en-US"/>
-              </w:rPr>
-            </w:pPr>
-            <w:r>
-              <w:rPr>
-                <w:rFonts w:hint="default" w:ascii="Times New Roman" w:hAnsi="Times New Roman" w:eastAsia="SimSun"/>
-                <w:b w:val="0"/>
-                <w:bCs w:val="0"/>
-                <w:color w:val="auto"/>
-                <w:sz w:val="24"/>
-                <w:szCs w:val="24"/>
-                <w:vertAlign w:val="baseline"/>
-                <w:lang w:val="en-US"/>
-              </w:rPr>
-              <w:t>2010</w:t>
-            </w:r>
-          </w:p>
-        </w:tc>
-        <w:tc>
-          <w:tcPr>
-            <w:tcW w:w="1704" w:type="dxa"/>
-            <w:vAlign w:val="center"/>
-          </w:tcPr>
-          <w:p>
-            <w:pPr>
-              <w:numPr>
-                <w:ilvl w:val="0"/>
-                <w:numId w:val="0"/>
-              </w:numPr>
-              <w:jc w:val="center"/>
-              <w:rPr>
-                <w:rFonts w:hint="default" w:ascii="Times New Roman" w:hAnsi="Times New Roman" w:eastAsia="SimSun"/>
-                <w:b w:val="0"/>
-                <w:bCs w:val="0"/>
-                <w:color w:val="auto"/>
-                <w:sz w:val="24"/>
-                <w:szCs w:val="24"/>
-                <w:vertAlign w:val="baseline"/>
-                <w:lang w:val="en-US"/>
-              </w:rPr>
-            </w:pPr>
-            <w:r>
-              <w:rPr>
-                <w:rFonts w:hint="default" w:ascii="Times New Roman" w:hAnsi="Times New Roman" w:eastAsia="SimSun"/>
-                <w:b w:val="0"/>
-                <w:bCs w:val="0"/>
-                <w:color w:val="auto"/>
-                <w:sz w:val="24"/>
-                <w:szCs w:val="24"/>
-                <w:vertAlign w:val="baseline"/>
-                <w:lang w:val="en-US"/>
-              </w:rPr>
-              <w:t>88193</w:t>
-            </w:r>
-          </w:p>
-        </w:tc>
-        <w:tc>
-          <w:tcPr>
-            <w:tcW w:w="1704" w:type="dxa"/>
-            <w:vAlign w:val="center"/>
-          </w:tcPr>
-          <w:p>
-            <w:pPr>
-              <w:numPr>
-                <w:ilvl w:val="0"/>
-                <w:numId w:val="0"/>
-              </w:numPr>
-              <w:jc w:val="center"/>
-              <w:rPr>
-                <w:rFonts w:hint="default" w:ascii="Times New Roman" w:hAnsi="Times New Roman" w:eastAsia="SimSun"/>
-                <w:b w:val="0"/>
-                <w:bCs w:val="0"/>
-                <w:color w:val="auto"/>
-                <w:sz w:val="24"/>
-                <w:szCs w:val="24"/>
-                <w:vertAlign w:val="baseline"/>
-                <w:lang w:val="en-US"/>
-              </w:rPr>
-            </w:pPr>
-            <w:r>
-              <w:rPr>
-                <w:rFonts w:hint="default" w:ascii="Times New Roman" w:hAnsi="Times New Roman" w:eastAsia="SimSun"/>
-                <w:b w:val="0"/>
-                <w:bCs w:val="0"/>
-                <w:color w:val="auto"/>
-                <w:sz w:val="24"/>
-                <w:szCs w:val="24"/>
-                <w:vertAlign w:val="baseline"/>
-                <w:lang w:val="en-US"/>
-              </w:rPr>
-              <w:t>94.35 min</w:t>
-            </w:r>
-          </w:p>
-        </w:tc>
-        <w:tc>
-          <w:tcPr>
-            <w:tcW w:w="1705" w:type="dxa"/>
-            <w:vAlign w:val="center"/>
-          </w:tcPr>
-          <w:p>
-            <w:pPr>
-              <w:numPr>
-                <w:ilvl w:val="0"/>
-                <w:numId w:val="0"/>
-              </w:numPr>
-              <w:jc w:val="center"/>
-              <w:rPr>
-                <w:rFonts w:hint="default" w:ascii="Times New Roman" w:hAnsi="Times New Roman" w:eastAsia="SimSun"/>
-                <w:b w:val="0"/>
-                <w:bCs w:val="0"/>
-                <w:color w:val="auto"/>
-                <w:sz w:val="24"/>
-                <w:szCs w:val="24"/>
-                <w:vertAlign w:val="baseline"/>
-                <w:lang w:val="en-US"/>
-              </w:rPr>
-            </w:pPr>
-            <w:r>
-              <w:rPr>
-                <w:rFonts w:hint="default" w:ascii="Times New Roman" w:hAnsi="Times New Roman" w:eastAsia="SimSun"/>
-                <w:b w:val="0"/>
-                <w:bCs w:val="0"/>
-                <w:color w:val="auto"/>
-                <w:sz w:val="24"/>
-                <w:szCs w:val="24"/>
-                <w:vertAlign w:val="baseline"/>
-                <w:lang w:val="en-US"/>
-              </w:rPr>
-              <w:t>6.19</w:t>
-            </w:r>
-          </w:p>
-        </w:tc>
-        <w:tc>
-          <w:tcPr>
-            <w:tcW w:w="1705" w:type="dxa"/>
-            <w:vAlign w:val="center"/>
-          </w:tcPr>
-          <w:p>
-            <w:pPr>
-              <w:numPr>
-                <w:ilvl w:val="0"/>
-                <w:numId w:val="0"/>
-              </w:numPr>
-              <w:jc w:val="center"/>
-              <w:rPr>
-                <w:rFonts w:hint="default" w:ascii="Times New Roman" w:hAnsi="Times New Roman" w:eastAsia="SimSun"/>
-                <w:b w:val="0"/>
-                <w:bCs w:val="0"/>
-                <w:color w:val="auto"/>
-                <w:sz w:val="24"/>
-                <w:szCs w:val="24"/>
-                <w:vertAlign w:val="baseline"/>
-                <w:lang w:val="en-US"/>
-              </w:rPr>
-            </w:pPr>
-            <w:r>
-              <w:rPr>
-                <w:rFonts w:hint="default" w:ascii="Times New Roman" w:hAnsi="Times New Roman" w:eastAsia="SimSun"/>
-                <w:b w:val="0"/>
-                <w:bCs w:val="0"/>
-                <w:color w:val="auto"/>
-                <w:sz w:val="24"/>
-                <w:szCs w:val="24"/>
-                <w:vertAlign w:val="baseline"/>
-                <w:lang w:val="en-US"/>
-              </w:rPr>
-              <w:t>-0.004</w:t>
+            <w:tcW w:w="2840" w:type="dxa"/>
+            <w:vAlign w:val="center"/>
+          </w:tcPr>
+          <w:p>
+            <w:pPr>
+              <w:numPr>
+                <w:ilvl w:val="0"/>
+                <w:numId w:val="0"/>
+              </w:numPr>
+              <w:jc w:val="center"/>
+              <w:rPr>
+                <w:rFonts w:hint="default" w:ascii="Times New Roman" w:hAnsi="Times New Roman" w:eastAsia="SimSun"/>
+                <w:b w:val="0"/>
+                <w:bCs w:val="0"/>
+                <w:color w:val="auto"/>
+                <w:sz w:val="24"/>
+                <w:szCs w:val="24"/>
+                <w:vertAlign w:val="baseline"/>
+                <w:lang w:val="en-US"/>
+              </w:rPr>
+            </w:pPr>
+            <w:r>
+              <w:rPr>
+                <w:rFonts w:hint="default" w:ascii="Times New Roman" w:hAnsi="Times New Roman" w:eastAsia="SimSun"/>
+                <w:b w:val="0"/>
+                <w:bCs w:val="0"/>
+                <w:color w:val="auto"/>
+                <w:sz w:val="24"/>
+                <w:szCs w:val="24"/>
+                <w:vertAlign w:val="baseline"/>
+                <w:lang w:val="en-US"/>
+              </w:rPr>
+              <w:t>Overrated</w:t>
+            </w:r>
+          </w:p>
+        </w:tc>
+        <w:tc>
+          <w:tcPr>
+            <w:tcW w:w="2841" w:type="dxa"/>
+            <w:vAlign w:val="center"/>
+          </w:tcPr>
+          <w:p>
+            <w:pPr>
+              <w:numPr>
+                <w:ilvl w:val="0"/>
+                <w:numId w:val="0"/>
+              </w:numPr>
+              <w:jc w:val="center"/>
+              <w:rPr>
+                <w:rFonts w:hint="default" w:ascii="Times New Roman" w:hAnsi="Times New Roman" w:eastAsia="SimSun"/>
+                <w:b w:val="0"/>
+                <w:bCs w:val="0"/>
+                <w:color w:val="auto"/>
+                <w:sz w:val="24"/>
+                <w:szCs w:val="24"/>
+                <w:vertAlign w:val="baseline"/>
+                <w:lang w:val="en-US"/>
+              </w:rPr>
+            </w:pPr>
+            <w:r>
+              <w:rPr>
+                <w:rFonts w:hint="default" w:ascii="Times New Roman" w:hAnsi="Times New Roman" w:eastAsia="SimSun"/>
+                <w:b w:val="0"/>
+                <w:bCs w:val="0"/>
+                <w:color w:val="auto"/>
+                <w:sz w:val="24"/>
+                <w:szCs w:val="24"/>
+                <w:vertAlign w:val="baseline"/>
+                <w:lang w:val="en-US"/>
+              </w:rPr>
+              <w:t>Thriller</w:t>
+            </w:r>
+          </w:p>
+        </w:tc>
+        <w:tc>
+          <w:tcPr>
+            <w:tcW w:w="2841" w:type="dxa"/>
+            <w:vAlign w:val="center"/>
+          </w:tcPr>
+          <w:p>
+            <w:pPr>
+              <w:numPr>
+                <w:ilvl w:val="0"/>
+                <w:numId w:val="0"/>
+              </w:numPr>
+              <w:jc w:val="center"/>
+              <w:rPr>
+                <w:rFonts w:hint="default" w:ascii="Times New Roman" w:hAnsi="Times New Roman" w:eastAsia="SimSun"/>
+                <w:b w:val="0"/>
+                <w:bCs w:val="0"/>
+                <w:color w:val="auto"/>
+                <w:sz w:val="24"/>
+                <w:szCs w:val="24"/>
+                <w:vertAlign w:val="baseline"/>
+                <w:lang w:val="en-US"/>
+              </w:rPr>
+            </w:pPr>
+            <w:r>
+              <w:rPr>
+                <w:rFonts w:hint="default" w:ascii="Times New Roman" w:hAnsi="Times New Roman" w:eastAsia="SimSun"/>
+                <w:b w:val="0"/>
+                <w:bCs w:val="0"/>
+                <w:color w:val="auto"/>
+                <w:sz w:val="24"/>
+                <w:szCs w:val="24"/>
+                <w:vertAlign w:val="baseline"/>
+                <w:lang w:val="en-US"/>
+              </w:rPr>
+              <w:t>1.01%</w:t>
             </w:r>
           </w:p>
         </w:tc>
@@ -16789,191 +19193,115 @@
         </w:tblPrEx>
         <w:tc>
           <w:tcPr>
-            <w:tcW w:w="1704" w:type="dxa"/>
-            <w:vAlign w:val="center"/>
-          </w:tcPr>
-          <w:p>
-            <w:pPr>
-              <w:numPr>
-                <w:ilvl w:val="0"/>
-                <w:numId w:val="0"/>
-              </w:numPr>
-              <w:jc w:val="center"/>
-              <w:rPr>
-                <w:rFonts w:hint="default" w:ascii="Times New Roman" w:hAnsi="Times New Roman" w:eastAsia="SimSun"/>
-                <w:b w:val="0"/>
-                <w:bCs w:val="0"/>
-                <w:color w:val="auto"/>
-                <w:sz w:val="24"/>
-                <w:szCs w:val="24"/>
-                <w:vertAlign w:val="baseline"/>
-                <w:lang w:val="en-US"/>
-              </w:rPr>
-            </w:pPr>
-            <w:r>
-              <w:rPr>
-                <w:rFonts w:hint="default" w:ascii="Times New Roman" w:hAnsi="Times New Roman" w:eastAsia="SimSun"/>
-                <w:b w:val="0"/>
-                <w:bCs w:val="0"/>
-                <w:color w:val="auto"/>
-                <w:sz w:val="24"/>
-                <w:szCs w:val="24"/>
-                <w:vertAlign w:val="baseline"/>
-                <w:lang w:val="en-US"/>
-              </w:rPr>
-              <w:t>2020</w:t>
-            </w:r>
-          </w:p>
-        </w:tc>
-        <w:tc>
-          <w:tcPr>
-            <w:tcW w:w="1704" w:type="dxa"/>
-            <w:vAlign w:val="center"/>
-          </w:tcPr>
-          <w:p>
-            <w:pPr>
-              <w:numPr>
-                <w:ilvl w:val="0"/>
-                <w:numId w:val="0"/>
-              </w:numPr>
-              <w:jc w:val="center"/>
-              <w:rPr>
-                <w:rFonts w:hint="default" w:ascii="Times New Roman" w:hAnsi="Times New Roman" w:eastAsia="SimSun"/>
-                <w:b w:val="0"/>
-                <w:bCs w:val="0"/>
-                <w:color w:val="auto"/>
-                <w:sz w:val="24"/>
-                <w:szCs w:val="24"/>
-                <w:vertAlign w:val="baseline"/>
-                <w:lang w:val="en-US"/>
-              </w:rPr>
-            </w:pPr>
-            <w:r>
-              <w:rPr>
-                <w:rFonts w:hint="default" w:ascii="Times New Roman" w:hAnsi="Times New Roman" w:eastAsia="SimSun"/>
-                <w:b w:val="0"/>
-                <w:bCs w:val="0"/>
-                <w:color w:val="auto"/>
-                <w:sz w:val="24"/>
-                <w:szCs w:val="24"/>
-                <w:vertAlign w:val="baseline"/>
-                <w:lang w:val="en-US"/>
-              </w:rPr>
-              <w:t>60353</w:t>
-            </w:r>
-          </w:p>
-        </w:tc>
-        <w:tc>
-          <w:tcPr>
-            <w:tcW w:w="1704" w:type="dxa"/>
-            <w:vAlign w:val="center"/>
-          </w:tcPr>
-          <w:p>
-            <w:pPr>
-              <w:numPr>
-                <w:ilvl w:val="0"/>
-                <w:numId w:val="0"/>
-              </w:numPr>
-              <w:jc w:val="center"/>
-              <w:rPr>
-                <w:rFonts w:hint="default" w:ascii="Times New Roman" w:hAnsi="Times New Roman" w:eastAsia="SimSun"/>
-                <w:b w:val="0"/>
-                <w:bCs w:val="0"/>
-                <w:color w:val="auto"/>
-                <w:sz w:val="24"/>
-                <w:szCs w:val="24"/>
-                <w:vertAlign w:val="baseline"/>
-                <w:lang w:val="en-US"/>
-              </w:rPr>
-            </w:pPr>
-            <w:r>
-              <w:rPr>
-                <w:rFonts w:hint="default" w:ascii="Times New Roman" w:hAnsi="Times New Roman" w:eastAsia="SimSun"/>
-                <w:b w:val="0"/>
-                <w:bCs w:val="0"/>
-                <w:color w:val="auto"/>
-                <w:sz w:val="24"/>
-                <w:szCs w:val="24"/>
-                <w:vertAlign w:val="baseline"/>
-                <w:lang w:val="en-US"/>
-              </w:rPr>
-              <w:t>97.22 min</w:t>
-            </w:r>
-          </w:p>
-        </w:tc>
-        <w:tc>
-          <w:tcPr>
-            <w:tcW w:w="1705" w:type="dxa"/>
-            <w:vAlign w:val="center"/>
-          </w:tcPr>
-          <w:p>
-            <w:pPr>
-              <w:numPr>
-                <w:ilvl w:val="0"/>
-                <w:numId w:val="0"/>
-              </w:numPr>
-              <w:jc w:val="center"/>
-              <w:rPr>
-                <w:rFonts w:hint="default" w:ascii="Times New Roman" w:hAnsi="Times New Roman" w:eastAsia="SimSun"/>
-                <w:b w:val="0"/>
-                <w:bCs w:val="0"/>
-                <w:color w:val="auto"/>
-                <w:sz w:val="24"/>
-                <w:szCs w:val="24"/>
-                <w:vertAlign w:val="baseline"/>
-                <w:lang w:val="en-US"/>
-              </w:rPr>
-            </w:pPr>
-            <w:r>
-              <w:rPr>
-                <w:rFonts w:hint="default" w:ascii="Times New Roman" w:hAnsi="Times New Roman" w:eastAsia="SimSun"/>
-                <w:b w:val="0"/>
-                <w:bCs w:val="0"/>
-                <w:color w:val="auto"/>
-                <w:sz w:val="24"/>
-                <w:szCs w:val="24"/>
-                <w:vertAlign w:val="baseline"/>
-                <w:lang w:val="en-US"/>
-              </w:rPr>
-              <w:t>6.22</w:t>
-            </w:r>
-          </w:p>
-        </w:tc>
-        <w:tc>
-          <w:tcPr>
-            <w:tcW w:w="1705" w:type="dxa"/>
-            <w:vAlign w:val="center"/>
-          </w:tcPr>
-          <w:p>
-            <w:pPr>
-              <w:numPr>
-                <w:ilvl w:val="0"/>
-                <w:numId w:val="0"/>
-              </w:numPr>
-              <w:jc w:val="center"/>
-              <w:rPr>
-                <w:rFonts w:hint="default" w:ascii="Times New Roman" w:hAnsi="Times New Roman" w:eastAsia="SimSun"/>
-                <w:b w:val="0"/>
-                <w:bCs w:val="0"/>
-                <w:color w:val="auto"/>
-                <w:sz w:val="24"/>
-                <w:szCs w:val="24"/>
-                <w:vertAlign w:val="baseline"/>
-                <w:lang w:val="en-US"/>
-              </w:rPr>
-            </w:pPr>
-            <w:r>
-              <w:rPr>
-                <w:rFonts w:hint="default" w:ascii="Times New Roman" w:hAnsi="Times New Roman" w:eastAsia="SimSun"/>
-                <w:b w:val="0"/>
-                <w:bCs w:val="0"/>
-                <w:color w:val="auto"/>
-                <w:sz w:val="24"/>
-                <w:szCs w:val="24"/>
-                <w:vertAlign w:val="baseline"/>
-                <w:lang w:val="en-US"/>
-              </w:rPr>
-              <w:t>-0.001</w:t>
+            <w:tcW w:w="2840" w:type="dxa"/>
+            <w:vAlign w:val="center"/>
+          </w:tcPr>
+          <w:p>
+            <w:pPr>
+              <w:numPr>
+                <w:ilvl w:val="0"/>
+                <w:numId w:val="0"/>
+              </w:numPr>
+              <w:jc w:val="center"/>
+              <w:rPr>
+                <w:rFonts w:hint="default" w:ascii="Times New Roman" w:hAnsi="Times New Roman" w:eastAsia="SimSun"/>
+                <w:b w:val="0"/>
+                <w:bCs w:val="0"/>
+                <w:color w:val="auto"/>
+                <w:sz w:val="24"/>
+                <w:szCs w:val="24"/>
+                <w:vertAlign w:val="baseline"/>
+                <w:lang w:val="en-US"/>
+              </w:rPr>
+            </w:pPr>
+            <w:r>
+              <w:rPr>
+                <w:rFonts w:hint="default" w:ascii="Times New Roman" w:hAnsi="Times New Roman" w:eastAsia="SimSun"/>
+                <w:b w:val="0"/>
+                <w:bCs w:val="0"/>
+                <w:color w:val="auto"/>
+                <w:sz w:val="24"/>
+                <w:szCs w:val="24"/>
+                <w:vertAlign w:val="baseline"/>
+                <w:lang w:val="en-US"/>
+              </w:rPr>
+              <w:t>Overrated</w:t>
+            </w:r>
+          </w:p>
+        </w:tc>
+        <w:tc>
+          <w:tcPr>
+            <w:tcW w:w="2841" w:type="dxa"/>
+            <w:vAlign w:val="center"/>
+          </w:tcPr>
+          <w:p>
+            <w:pPr>
+              <w:numPr>
+                <w:ilvl w:val="0"/>
+                <w:numId w:val="0"/>
+              </w:numPr>
+              <w:jc w:val="center"/>
+              <w:rPr>
+                <w:rFonts w:hint="default" w:ascii="Times New Roman" w:hAnsi="Times New Roman" w:eastAsia="SimSun"/>
+                <w:b w:val="0"/>
+                <w:bCs w:val="0"/>
+                <w:color w:val="auto"/>
+                <w:sz w:val="24"/>
+                <w:szCs w:val="24"/>
+                <w:vertAlign w:val="baseline"/>
+                <w:lang w:val="en-US"/>
+              </w:rPr>
+            </w:pPr>
+            <w:r>
+              <w:rPr>
+                <w:rFonts w:hint="default" w:ascii="Times New Roman" w:hAnsi="Times New Roman" w:eastAsia="SimSun"/>
+                <w:b w:val="0"/>
+                <w:bCs w:val="0"/>
+                <w:color w:val="auto"/>
+                <w:sz w:val="24"/>
+                <w:szCs w:val="24"/>
+                <w:vertAlign w:val="baseline"/>
+                <w:lang w:val="en-US"/>
+              </w:rPr>
+              <w:t>Science-Fiction</w:t>
+            </w:r>
+          </w:p>
+        </w:tc>
+        <w:tc>
+          <w:tcPr>
+            <w:tcW w:w="2841" w:type="dxa"/>
+            <w:vAlign w:val="center"/>
+          </w:tcPr>
+          <w:p>
+            <w:pPr>
+              <w:numPr>
+                <w:ilvl w:val="0"/>
+                <w:numId w:val="0"/>
+              </w:numPr>
+              <w:jc w:val="center"/>
+              <w:rPr>
+                <w:rFonts w:hint="default" w:ascii="Times New Roman" w:hAnsi="Times New Roman" w:eastAsia="SimSun"/>
+                <w:b w:val="0"/>
+                <w:bCs w:val="0"/>
+                <w:color w:val="auto"/>
+                <w:sz w:val="24"/>
+                <w:szCs w:val="24"/>
+                <w:vertAlign w:val="baseline"/>
+                <w:lang w:val="en-US"/>
+              </w:rPr>
+            </w:pPr>
+            <w:r>
+              <w:rPr>
+                <w:rFonts w:hint="default" w:ascii="Times New Roman" w:hAnsi="Times New Roman" w:eastAsia="SimSun"/>
+                <w:b w:val="0"/>
+                <w:bCs w:val="0"/>
+                <w:color w:val="auto"/>
+                <w:sz w:val="24"/>
+                <w:szCs w:val="24"/>
+                <w:vertAlign w:val="baseline"/>
+                <w:lang w:val="en-US"/>
+              </w:rPr>
+              <w:t>0.88%</w:t>
             </w:r>
           </w:p>
         </w:tc>
@@ -16985,7 +19313,6 @@
           <w:ilvl w:val="0"/>
           <w:numId w:val="0"/>
         </w:numPr>
-        <w:ind w:firstLine="720" w:firstLineChars="0"/>
         <w:jc w:val="left"/>
         <w:rPr>
           <w:rFonts w:hint="default" w:ascii="Times New Roman" w:hAnsi="Times New Roman" w:eastAsia="SimSun"/>
@@ -16997,30 +19324,6 @@
           <w:lang w:val="en-US"/>
         </w:rPr>
       </w:pPr>
-    </w:p>
-    <w:p>
-      <w:pPr>
-        <w:spacing w:beforeLines="0" w:afterLines="0"/>
-        <w:jc w:val="left"/>
-        <w:rPr>
-          <w:rFonts w:hint="default" w:ascii="Times New Roman" w:hAnsi="Times New Roman" w:eastAsia="Consolas" w:cs="Times New Roman"/>
-          <w:color w:val="auto"/>
-          <w:sz w:val="24"/>
-          <w:szCs w:val="24"/>
-        </w:rPr>
-      </w:pPr>
-      <w:r>
-        <w:rPr>
-          <w:rFonts w:hint="default" w:ascii="Times New Roman" w:hAnsi="Times New Roman" w:eastAsia="SimSun"/>
-          <w:b/>
-          <w:bCs/>
-          <w:color w:val="auto"/>
-          <w:sz w:val="24"/>
-          <w:szCs w:val="24"/>
-          <w:lang w:val="en-US"/>
-        </w:rPr>
-        <w:t>Interpretation</w:t>
-      </w:r>
       <w:r>
         <w:rPr>
           <w:rFonts w:hint="default" w:ascii="Times New Roman" w:hAnsi="Times New Roman" w:eastAsia="SimSun"/>
@@ -17031,16 +19334,7 @@
           <w:szCs w:val="24"/>
           <w:lang w:val="en-US"/>
         </w:rPr>
-        <w:t xml:space="preserve">: </w:t>
-      </w:r>
-      <w:r>
-        <w:rPr>
-          <w:rFonts w:hint="default" w:ascii="Times New Roman" w:hAnsi="Times New Roman" w:eastAsia="Consolas" w:cs="Times New Roman"/>
-          <w:color w:val="auto"/>
-          <w:sz w:val="24"/>
-          <w:szCs w:val="24"/>
-        </w:rPr>
-        <w:t>Average movie runtime generally increased from about 80 minutes in the 1920s to about 97 minutes in the 2020s, although the trend is not strictly linear. Runtime showed a modest positive correlation with rating in several mid-century decades, but the correlation is close to zero in recent decades, suggesting that movie length currently has little linear relationship with IMDb rating.</w:t>
+        <w:t xml:space="preserve"> </w:t>
       </w:r>
     </w:p>
     <w:p>
@@ -17049,8 +19343,14 @@
           <w:ilvl w:val="0"/>
           <w:numId w:val="0"/>
         </w:numPr>
-        <w:ind w:firstLine="720" w:firstLineChars="0"/>
         <w:jc w:val="left"/>
+        <w:rPr>
+          <w:rFonts w:hint="default" w:ascii="Times New Roman" w:hAnsi="Times New Roman" w:eastAsia="SimSun" w:cs="Times New Roman"/>
+          <w:sz w:val="24"/>
+          <w:szCs w:val="24"/>
+        </w:rPr>
+      </w:pPr>
+      <w:r>
         <w:rPr>
           <w:rFonts w:hint="default" w:ascii="Times New Roman" w:hAnsi="Times New Roman" w:eastAsia="SimSun"/>
           <w:b w:val="0"/>
@@ -17060,7 +19360,1768 @@
           <w:szCs w:val="24"/>
           <w:lang w:val="en-US"/>
         </w:rPr>
+        <w:tab/>
+      </w:r>
+      <w:r>
+        <w:rPr>
+          <w:rFonts w:hint="default" w:ascii="Times New Roman" w:hAnsi="Times New Roman" w:eastAsia="SimSun"/>
+          <w:b/>
+          <w:bCs/>
+          <w:color w:val="auto"/>
+          <w:sz w:val="24"/>
+          <w:szCs w:val="24"/>
+          <w:lang w:val="en-US"/>
+        </w:rPr>
+        <w:t>Interpretation</w:t>
+      </w:r>
+      <w:r>
+        <w:rPr>
+          <w:rFonts w:hint="default" w:ascii="Times New Roman" w:hAnsi="Times New Roman" w:eastAsia="SimSun"/>
+          <w:b w:val="0"/>
+          <w:bCs w:val="0"/>
+          <w:color w:val="auto"/>
+          <w:sz w:val="24"/>
+          <w:szCs w:val="24"/>
+          <w:lang w:val="en-US"/>
+        </w:rPr>
+        <w:t xml:space="preserve">: </w:t>
+      </w:r>
+      <w:r>
+        <w:rPr>
+          <w:rFonts w:hint="default" w:ascii="Times New Roman" w:hAnsi="Times New Roman" w:eastAsia="SimSun" w:cs="Times New Roman"/>
+          <w:sz w:val="24"/>
+          <w:szCs w:val="24"/>
+        </w:rPr>
+        <w:t>Action has the highest proportion of hidden gems, followed by Mystery and Adventure, while Horror has the highest proportion of overrated titles, followed by Thriller and Sci-Fi.</w:t>
+      </w:r>
+    </w:p>
+    <w:p>
+      <w:pPr>
+        <w:numPr>
+          <w:numId w:val="0"/>
+        </w:numPr>
+        <w:jc w:val="left"/>
+        <w:rPr>
+          <w:rFonts w:hint="default" w:ascii="Times New Roman" w:hAnsi="Times New Roman" w:eastAsia="SimSun" w:cs="Times New Roman"/>
+          <w:sz w:val="24"/>
+          <w:szCs w:val="24"/>
+          <w:lang w:val="en-US"/>
+        </w:rPr>
       </w:pPr>
+    </w:p>
+    <w:p>
+      <w:pPr>
+        <w:numPr>
+          <w:ilvl w:val="1"/>
+          <w:numId w:val="1"/>
+        </w:numPr>
+        <w:ind w:left="840" w:leftChars="0" w:hanging="420" w:firstLineChars="0"/>
+        <w:jc w:val="left"/>
+        <w:rPr>
+          <w:rFonts w:hint="default" w:ascii="Times New Roman" w:hAnsi="Times New Roman" w:eastAsia="SimSun" w:cs="Times New Roman"/>
+          <w:sz w:val="24"/>
+          <w:szCs w:val="24"/>
+          <w:lang w:val="en-US"/>
+        </w:rPr>
+      </w:pPr>
+      <w:r>
+        <w:rPr>
+          <w:rFonts w:hint="default" w:ascii="Times New Roman" w:hAnsi="Times New Roman" w:eastAsia="SimSun" w:cs="Times New Roman"/>
+          <w:b/>
+          <w:bCs/>
+          <w:sz w:val="24"/>
+          <w:szCs w:val="24"/>
+          <w:lang w:val="en-US"/>
+        </w:rPr>
+        <w:t>Question</w:t>
+      </w:r>
+      <w:r>
+        <w:rPr>
+          <w:rFonts w:hint="default" w:ascii="Times New Roman" w:hAnsi="Times New Roman" w:eastAsia="SimSun" w:cs="Times New Roman"/>
+          <w:b w:val="0"/>
+          <w:bCs w:val="0"/>
+          <w:sz w:val="24"/>
+          <w:szCs w:val="24"/>
+          <w:lang w:val="en-US"/>
+        </w:rPr>
+        <w:t xml:space="preserve">: </w:t>
+      </w:r>
+      <w:r>
+        <w:rPr>
+          <w:rFonts w:hint="default" w:ascii="Times New Roman" w:hAnsi="Times New Roman" w:eastAsia="SimSun" w:cs="Times New Roman"/>
+          <w:sz w:val="24"/>
+          <w:szCs w:val="24"/>
+        </w:rPr>
+        <w:t>Who are the most consistently well-rated directors and actors of the last 20 years, and in which genres are they concentrated?</w:t>
+      </w:r>
+    </w:p>
+    <w:p>
+      <w:pPr>
+        <w:numPr>
+          <w:numId w:val="0"/>
+        </w:numPr>
+        <w:ind w:left="420" w:leftChars="0"/>
+        <w:jc w:val="left"/>
+        <w:rPr>
+          <w:rFonts w:hint="default" w:ascii="Times New Roman" w:hAnsi="Times New Roman" w:eastAsia="SimSun" w:cs="Times New Roman"/>
+          <w:sz w:val="24"/>
+          <w:szCs w:val="24"/>
+        </w:rPr>
+      </w:pPr>
+      <w:r>
+        <w:rPr>
+          <w:rFonts w:hint="default" w:ascii="Times New Roman" w:hAnsi="Times New Roman" w:eastAsia="SimSun" w:cs="Times New Roman"/>
+          <w:sz w:val="24"/>
+          <w:szCs w:val="24"/>
+          <w:lang w:val="en-US"/>
+        </w:rPr>
+        <w:tab/>
+        <w:t xml:space="preserve">  </w:t>
+      </w:r>
+      <w:r>
+        <w:rPr>
+          <w:rFonts w:hint="default" w:ascii="Times New Roman" w:hAnsi="Times New Roman" w:eastAsia="SimSun" w:cs="Times New Roman"/>
+          <w:b/>
+          <w:bCs/>
+          <w:sz w:val="24"/>
+          <w:szCs w:val="24"/>
+          <w:lang w:val="en-US"/>
+        </w:rPr>
+        <w:t xml:space="preserve">Model: </w:t>
+      </w:r>
+      <w:r>
+        <w:rPr>
+          <w:rStyle w:val="4"/>
+          <w:rFonts w:hint="default" w:ascii="Times New Roman" w:hAnsi="Times New Roman" w:eastAsia="SimSun" w:cs="Times New Roman"/>
+          <w:sz w:val="24"/>
+          <w:szCs w:val="24"/>
+          <w:u w:val="single"/>
+        </w:rPr>
+        <w:t>mart_person_genre_performance</w:t>
+      </w:r>
+      <w:r>
+        <w:rPr>
+          <w:rFonts w:hint="default" w:ascii="Times New Roman" w:hAnsi="Times New Roman" w:eastAsia="SimSun" w:cs="Times New Roman"/>
+          <w:sz w:val="24"/>
+          <w:szCs w:val="24"/>
+        </w:rPr>
+        <w:t xml:space="preserve"> combines </w:t>
+      </w:r>
+      <w:r>
+        <w:rPr>
+          <w:rStyle w:val="4"/>
+          <w:rFonts w:hint="default" w:ascii="Times New Roman" w:hAnsi="Times New Roman" w:eastAsia="SimSun" w:cs="Times New Roman"/>
+          <w:sz w:val="24"/>
+          <w:szCs w:val="24"/>
+          <w:u w:val="single"/>
+        </w:rPr>
+        <w:t>bridge_title_crew</w:t>
+      </w:r>
+      <w:r>
+        <w:rPr>
+          <w:rFonts w:hint="default" w:ascii="Times New Roman" w:hAnsi="Times New Roman" w:eastAsia="SimSun" w:cs="Times New Roman"/>
+          <w:sz w:val="24"/>
+          <w:szCs w:val="24"/>
+        </w:rPr>
+        <w:t xml:space="preserve">, </w:t>
+      </w:r>
+      <w:r>
+        <w:rPr>
+          <w:rStyle w:val="4"/>
+          <w:rFonts w:hint="default" w:ascii="Times New Roman" w:hAnsi="Times New Roman" w:eastAsia="SimSun" w:cs="Times New Roman"/>
+          <w:sz w:val="24"/>
+          <w:szCs w:val="24"/>
+          <w:u w:val="single"/>
+        </w:rPr>
+        <w:t>bridge_title_genre</w:t>
+      </w:r>
+      <w:r>
+        <w:rPr>
+          <w:rFonts w:hint="default" w:ascii="Times New Roman" w:hAnsi="Times New Roman" w:eastAsia="SimSun" w:cs="Times New Roman"/>
+          <w:sz w:val="24"/>
+          <w:szCs w:val="24"/>
+        </w:rPr>
+        <w:t xml:space="preserve">, </w:t>
+      </w:r>
+      <w:r>
+        <w:rPr>
+          <w:rStyle w:val="4"/>
+          <w:rFonts w:hint="default" w:ascii="Times New Roman" w:hAnsi="Times New Roman" w:eastAsia="SimSun" w:cs="Times New Roman"/>
+          <w:sz w:val="24"/>
+          <w:szCs w:val="24"/>
+          <w:u w:val="single"/>
+        </w:rPr>
+        <w:t>dim_person</w:t>
+      </w:r>
+      <w:r>
+        <w:rPr>
+          <w:rFonts w:hint="default" w:ascii="Times New Roman" w:hAnsi="Times New Roman" w:eastAsia="SimSun" w:cs="Times New Roman"/>
+          <w:sz w:val="24"/>
+          <w:szCs w:val="24"/>
+        </w:rPr>
+        <w:t xml:space="preserve">, </w:t>
+      </w:r>
+      <w:r>
+        <w:rPr>
+          <w:rStyle w:val="4"/>
+          <w:rFonts w:hint="default" w:ascii="Times New Roman" w:hAnsi="Times New Roman" w:eastAsia="SimSun" w:cs="Times New Roman"/>
+          <w:sz w:val="24"/>
+          <w:szCs w:val="24"/>
+          <w:u w:val="single"/>
+        </w:rPr>
+        <w:t>dim_genre</w:t>
+      </w:r>
+      <w:r>
+        <w:rPr>
+          <w:rFonts w:hint="default" w:ascii="Times New Roman" w:hAnsi="Times New Roman" w:eastAsia="SimSun" w:cs="Times New Roman"/>
+          <w:sz w:val="24"/>
+          <w:szCs w:val="24"/>
+        </w:rPr>
+        <w:t xml:space="preserve">, and </w:t>
+      </w:r>
+      <w:r>
+        <w:rPr>
+          <w:rStyle w:val="4"/>
+          <w:rFonts w:hint="default" w:ascii="Times New Roman" w:hAnsi="Times New Roman" w:eastAsia="SimSun" w:cs="Times New Roman"/>
+          <w:sz w:val="24"/>
+          <w:szCs w:val="24"/>
+          <w:u w:val="single"/>
+        </w:rPr>
+        <w:t>fct_title_ratings</w:t>
+      </w:r>
+      <w:r>
+        <w:rPr>
+          <w:rFonts w:hint="default" w:ascii="Times New Roman" w:hAnsi="Times New Roman" w:eastAsia="SimSun" w:cs="Times New Roman"/>
+          <w:sz w:val="24"/>
+          <w:szCs w:val="24"/>
+        </w:rPr>
+        <w:t>. It is restricted to actors and directors from the last 20 years and keeps person-role-genre combinations with at least 5 titles and 1,000 combined votes. The mart calculates title count, combined votes, average rating, and vote-weighted average rating.</w:t>
+      </w:r>
+    </w:p>
+    <w:p>
+      <w:pPr>
+        <w:numPr>
+          <w:numId w:val="0"/>
+        </w:numPr>
+        <w:ind w:left="420" w:leftChars="0" w:firstLine="480"/>
+        <w:jc w:val="left"/>
+        <w:rPr>
+          <w:rFonts w:hint="default" w:ascii="Times New Roman" w:hAnsi="Times New Roman" w:eastAsia="SimSun" w:cs="Times New Roman"/>
+          <w:b w:val="0"/>
+          <w:bCs w:val="0"/>
+          <w:sz w:val="24"/>
+          <w:szCs w:val="24"/>
+          <w:lang w:val="en-US"/>
+        </w:rPr>
+      </w:pPr>
+      <w:r>
+        <w:rPr>
+          <w:rFonts w:hint="default" w:ascii="Times New Roman" w:hAnsi="Times New Roman" w:eastAsia="SimSun" w:cs="Times New Roman"/>
+          <w:b/>
+          <w:bCs/>
+          <w:sz w:val="24"/>
+          <w:szCs w:val="24"/>
+          <w:lang w:val="en-US"/>
+        </w:rPr>
+        <w:t>Result</w:t>
+      </w:r>
+      <w:r>
+        <w:rPr>
+          <w:rFonts w:hint="default" w:ascii="Times New Roman" w:hAnsi="Times New Roman" w:eastAsia="SimSun" w:cs="Times New Roman"/>
+          <w:b w:val="0"/>
+          <w:bCs w:val="0"/>
+          <w:sz w:val="24"/>
+          <w:szCs w:val="24"/>
+          <w:lang w:val="en-US"/>
+        </w:rPr>
+        <w:t xml:space="preserve">: </w:t>
+      </w:r>
+    </w:p>
+    <w:tbl>
+      <w:tblPr>
+        <w:tblStyle w:val="9"/>
+        <w:tblW w:w="0" w:type="auto"/>
+        <w:jc w:val="center"/>
+        <w:tblBorders>
+          <w:top w:val="single" w:color="auto" w:sz="4" w:space="0"/>
+          <w:left w:val="single" w:color="auto" w:sz="4" w:space="0"/>
+          <w:bottom w:val="single" w:color="auto" w:sz="4" w:space="0"/>
+          <w:right w:val="single" w:color="auto" w:sz="4" w:space="0"/>
+          <w:insideH w:val="single" w:color="auto" w:sz="4" w:space="0"/>
+          <w:insideV w:val="single" w:color="auto" w:sz="4" w:space="0"/>
+        </w:tblBorders>
+        <w:tblLayout w:type="autofit"/>
+        <w:tblCellMar>
+          <w:left w:w="108" w:type="dxa"/>
+          <w:right w:w="108" w:type="dxa"/>
+        </w:tblCellMar>
+      </w:tblPr>
+      <w:tblGrid>
+        <w:gridCol w:w="1407"/>
+        <w:gridCol w:w="1392"/>
+        <w:gridCol w:w="1523"/>
+        <w:gridCol w:w="1381"/>
+        <w:gridCol w:w="1412"/>
+        <w:gridCol w:w="1407"/>
+      </w:tblGrid>
+      <w:tr>
+        <w:tblPrEx>
+          <w:tblBorders>
+            <w:top w:val="single" w:color="auto" w:sz="4" w:space="0"/>
+            <w:left w:val="single" w:color="auto" w:sz="4" w:space="0"/>
+            <w:bottom w:val="single" w:color="auto" w:sz="4" w:space="0"/>
+            <w:right w:val="single" w:color="auto" w:sz="4" w:space="0"/>
+            <w:insideH w:val="single" w:color="auto" w:sz="4" w:space="0"/>
+            <w:insideV w:val="single" w:color="auto" w:sz="4" w:space="0"/>
+          </w:tblBorders>
+          <w:tblCellMar>
+            <w:left w:w="108" w:type="dxa"/>
+            <w:right w:w="108" w:type="dxa"/>
+          </w:tblCellMar>
+        </w:tblPrEx>
+        <w:trPr>
+          <w:jc w:val="center"/>
+        </w:trPr>
+        <w:tc>
+          <w:tcPr>
+            <w:tcW w:w="1420" w:type="dxa"/>
+            <w:vAlign w:val="center"/>
+          </w:tcPr>
+          <w:p>
+            <w:pPr>
+              <w:numPr>
+                <w:numId w:val="0"/>
+              </w:numPr>
+              <w:jc w:val="center"/>
+              <w:rPr>
+                <w:rFonts w:hint="default" w:ascii="Times New Roman" w:hAnsi="Times New Roman" w:eastAsia="SimSun" w:cs="Times New Roman"/>
+                <w:b/>
+                <w:bCs/>
+                <w:sz w:val="24"/>
+                <w:szCs w:val="24"/>
+                <w:vertAlign w:val="baseline"/>
+                <w:lang w:val="en-US"/>
+              </w:rPr>
+            </w:pPr>
+            <w:r>
+              <w:rPr>
+                <w:rFonts w:hint="default" w:ascii="Times New Roman" w:hAnsi="Times New Roman" w:eastAsia="SimSun" w:cs="Times New Roman"/>
+                <w:b/>
+                <w:bCs/>
+                <w:sz w:val="24"/>
+                <w:szCs w:val="24"/>
+                <w:vertAlign w:val="baseline"/>
+                <w:lang w:val="en-US"/>
+              </w:rPr>
+              <w:t>Person</w:t>
+            </w:r>
+          </w:p>
+        </w:tc>
+        <w:tc>
+          <w:tcPr>
+            <w:tcW w:w="1420" w:type="dxa"/>
+            <w:vAlign w:val="center"/>
+          </w:tcPr>
+          <w:p>
+            <w:pPr>
+              <w:numPr>
+                <w:numId w:val="0"/>
+              </w:numPr>
+              <w:jc w:val="center"/>
+              <w:rPr>
+                <w:rFonts w:hint="default" w:ascii="Times New Roman" w:hAnsi="Times New Roman" w:eastAsia="SimSun" w:cs="Times New Roman"/>
+                <w:b/>
+                <w:bCs/>
+                <w:sz w:val="24"/>
+                <w:szCs w:val="24"/>
+                <w:vertAlign w:val="baseline"/>
+                <w:lang w:val="en-US"/>
+              </w:rPr>
+            </w:pPr>
+            <w:r>
+              <w:rPr>
+                <w:rFonts w:hint="default" w:ascii="Times New Roman" w:hAnsi="Times New Roman" w:eastAsia="SimSun" w:cs="Times New Roman"/>
+                <w:b/>
+                <w:bCs/>
+                <w:sz w:val="24"/>
+                <w:szCs w:val="24"/>
+                <w:vertAlign w:val="baseline"/>
+                <w:lang w:val="en-US"/>
+              </w:rPr>
+              <w:t>Role</w:t>
+            </w:r>
+          </w:p>
+        </w:tc>
+        <w:tc>
+          <w:tcPr>
+            <w:tcW w:w="1420" w:type="dxa"/>
+            <w:vAlign w:val="center"/>
+          </w:tcPr>
+          <w:p>
+            <w:pPr>
+              <w:numPr>
+                <w:numId w:val="0"/>
+              </w:numPr>
+              <w:jc w:val="center"/>
+              <w:rPr>
+                <w:rFonts w:hint="default" w:ascii="Times New Roman" w:hAnsi="Times New Roman" w:eastAsia="SimSun" w:cs="Times New Roman"/>
+                <w:b/>
+                <w:bCs/>
+                <w:sz w:val="24"/>
+                <w:szCs w:val="24"/>
+                <w:vertAlign w:val="baseline"/>
+                <w:lang w:val="en-US"/>
+              </w:rPr>
+            </w:pPr>
+            <w:r>
+              <w:rPr>
+                <w:rFonts w:hint="default" w:ascii="Times New Roman" w:hAnsi="Times New Roman" w:eastAsia="SimSun" w:cs="Times New Roman"/>
+                <w:b/>
+                <w:bCs/>
+                <w:sz w:val="24"/>
+                <w:szCs w:val="24"/>
+                <w:vertAlign w:val="baseline"/>
+                <w:lang w:val="en-US"/>
+              </w:rPr>
+              <w:t>Genre</w:t>
+            </w:r>
+          </w:p>
+        </w:tc>
+        <w:tc>
+          <w:tcPr>
+            <w:tcW w:w="1420" w:type="dxa"/>
+            <w:vAlign w:val="center"/>
+          </w:tcPr>
+          <w:p>
+            <w:pPr>
+              <w:numPr>
+                <w:numId w:val="0"/>
+              </w:numPr>
+              <w:jc w:val="center"/>
+              <w:rPr>
+                <w:rFonts w:hint="default" w:ascii="Times New Roman" w:hAnsi="Times New Roman" w:eastAsia="SimSun" w:cs="Times New Roman"/>
+                <w:b/>
+                <w:bCs/>
+                <w:sz w:val="24"/>
+                <w:szCs w:val="24"/>
+                <w:vertAlign w:val="baseline"/>
+                <w:lang w:val="en-US"/>
+              </w:rPr>
+            </w:pPr>
+            <w:r>
+              <w:rPr>
+                <w:rFonts w:hint="default" w:ascii="Times New Roman" w:hAnsi="Times New Roman" w:eastAsia="SimSun" w:cs="Times New Roman"/>
+                <w:b/>
+                <w:bCs/>
+                <w:sz w:val="24"/>
+                <w:szCs w:val="24"/>
+                <w:vertAlign w:val="baseline"/>
+                <w:lang w:val="en-US"/>
+              </w:rPr>
+              <w:t>Title count</w:t>
+            </w:r>
+          </w:p>
+        </w:tc>
+        <w:tc>
+          <w:tcPr>
+            <w:tcW w:w="1421" w:type="dxa"/>
+            <w:vAlign w:val="center"/>
+          </w:tcPr>
+          <w:p>
+            <w:pPr>
+              <w:numPr>
+                <w:numId w:val="0"/>
+              </w:numPr>
+              <w:jc w:val="center"/>
+              <w:rPr>
+                <w:rFonts w:hint="default" w:ascii="Times New Roman" w:hAnsi="Times New Roman" w:eastAsia="SimSun" w:cs="Times New Roman"/>
+                <w:b/>
+                <w:bCs/>
+                <w:sz w:val="24"/>
+                <w:szCs w:val="24"/>
+                <w:vertAlign w:val="baseline"/>
+                <w:lang w:val="en-US"/>
+              </w:rPr>
+            </w:pPr>
+            <w:r>
+              <w:rPr>
+                <w:rFonts w:hint="default" w:ascii="Times New Roman" w:hAnsi="Times New Roman" w:eastAsia="SimSun" w:cs="Times New Roman"/>
+                <w:b/>
+                <w:bCs/>
+                <w:sz w:val="24"/>
+                <w:szCs w:val="24"/>
+                <w:vertAlign w:val="baseline"/>
+                <w:lang w:val="en-US"/>
+              </w:rPr>
+              <w:t>Combined votes</w:t>
+            </w:r>
+          </w:p>
+        </w:tc>
+        <w:tc>
+          <w:tcPr>
+            <w:tcW w:w="1421" w:type="dxa"/>
+            <w:vAlign w:val="center"/>
+          </w:tcPr>
+          <w:p>
+            <w:pPr>
+              <w:numPr>
+                <w:numId w:val="0"/>
+              </w:numPr>
+              <w:jc w:val="center"/>
+              <w:rPr>
+                <w:rFonts w:hint="default" w:ascii="Times New Roman" w:hAnsi="Times New Roman" w:eastAsia="SimSun" w:cs="Times New Roman"/>
+                <w:b/>
+                <w:bCs/>
+                <w:sz w:val="24"/>
+                <w:szCs w:val="24"/>
+                <w:vertAlign w:val="baseline"/>
+                <w:lang w:val="en-US"/>
+              </w:rPr>
+            </w:pPr>
+            <w:r>
+              <w:rPr>
+                <w:rFonts w:hint="default" w:ascii="Times New Roman" w:hAnsi="Times New Roman" w:eastAsia="SimSun" w:cs="Times New Roman"/>
+                <w:b/>
+                <w:bCs/>
+                <w:sz w:val="24"/>
+                <w:szCs w:val="24"/>
+                <w:vertAlign w:val="baseline"/>
+                <w:lang w:val="en-US"/>
+              </w:rPr>
+              <w:t>Weighted average rating</w:t>
+            </w:r>
+          </w:p>
+        </w:tc>
+      </w:tr>
+      <w:tr>
+        <w:tblPrEx>
+          <w:tblBorders>
+            <w:top w:val="single" w:color="auto" w:sz="4" w:space="0"/>
+            <w:left w:val="single" w:color="auto" w:sz="4" w:space="0"/>
+            <w:bottom w:val="single" w:color="auto" w:sz="4" w:space="0"/>
+            <w:right w:val="single" w:color="auto" w:sz="4" w:space="0"/>
+            <w:insideH w:val="single" w:color="auto" w:sz="4" w:space="0"/>
+            <w:insideV w:val="single" w:color="auto" w:sz="4" w:space="0"/>
+          </w:tblBorders>
+          <w:tblCellMar>
+            <w:left w:w="108" w:type="dxa"/>
+            <w:right w:w="108" w:type="dxa"/>
+          </w:tblCellMar>
+        </w:tblPrEx>
+        <w:trPr>
+          <w:jc w:val="center"/>
+        </w:trPr>
+        <w:tc>
+          <w:tcPr>
+            <w:tcW w:w="1420" w:type="dxa"/>
+            <w:vAlign w:val="center"/>
+          </w:tcPr>
+          <w:p>
+            <w:pPr>
+              <w:numPr>
+                <w:numId w:val="0"/>
+              </w:numPr>
+              <w:jc w:val="center"/>
+              <w:rPr>
+                <w:rFonts w:hint="default" w:ascii="Times New Roman" w:hAnsi="Times New Roman" w:eastAsia="SimSun" w:cs="Times New Roman"/>
+                <w:b w:val="0"/>
+                <w:bCs w:val="0"/>
+                <w:sz w:val="24"/>
+                <w:szCs w:val="24"/>
+                <w:vertAlign w:val="baseline"/>
+                <w:lang w:val="en-US"/>
+              </w:rPr>
+            </w:pPr>
+            <w:r>
+              <w:rPr>
+                <w:rFonts w:hint="default" w:ascii="Times New Roman" w:hAnsi="Times New Roman" w:eastAsia="SimSun" w:cs="Times New Roman"/>
+                <w:b w:val="0"/>
+                <w:bCs w:val="0"/>
+                <w:sz w:val="24"/>
+                <w:szCs w:val="24"/>
+                <w:vertAlign w:val="baseline"/>
+                <w:lang w:val="en-US"/>
+              </w:rPr>
+              <w:t>Cat Santarosa</w:t>
+            </w:r>
+          </w:p>
+        </w:tc>
+        <w:tc>
+          <w:tcPr>
+            <w:tcW w:w="1420" w:type="dxa"/>
+            <w:vAlign w:val="center"/>
+          </w:tcPr>
+          <w:p>
+            <w:pPr>
+              <w:numPr>
+                <w:numId w:val="0"/>
+              </w:numPr>
+              <w:jc w:val="center"/>
+              <w:rPr>
+                <w:rFonts w:hint="default" w:ascii="Times New Roman" w:hAnsi="Times New Roman" w:eastAsia="SimSun" w:cs="Times New Roman"/>
+                <w:b w:val="0"/>
+                <w:bCs w:val="0"/>
+                <w:sz w:val="24"/>
+                <w:szCs w:val="24"/>
+                <w:vertAlign w:val="baseline"/>
+                <w:lang w:val="en-US"/>
+              </w:rPr>
+            </w:pPr>
+            <w:r>
+              <w:rPr>
+                <w:rFonts w:hint="default" w:ascii="Times New Roman" w:hAnsi="Times New Roman" w:eastAsia="SimSun" w:cs="Times New Roman"/>
+                <w:b w:val="0"/>
+                <w:bCs w:val="0"/>
+                <w:sz w:val="24"/>
+                <w:szCs w:val="24"/>
+                <w:vertAlign w:val="baseline"/>
+                <w:lang w:val="en-US"/>
+              </w:rPr>
+              <w:t>director</w:t>
+            </w:r>
+          </w:p>
+        </w:tc>
+        <w:tc>
+          <w:tcPr>
+            <w:tcW w:w="1420" w:type="dxa"/>
+            <w:vAlign w:val="center"/>
+          </w:tcPr>
+          <w:p>
+            <w:pPr>
+              <w:numPr>
+                <w:numId w:val="0"/>
+              </w:numPr>
+              <w:jc w:val="center"/>
+              <w:rPr>
+                <w:rFonts w:hint="default" w:ascii="Times New Roman" w:hAnsi="Times New Roman" w:eastAsia="SimSun" w:cs="Times New Roman"/>
+                <w:b w:val="0"/>
+                <w:bCs w:val="0"/>
+                <w:sz w:val="24"/>
+                <w:szCs w:val="24"/>
+                <w:vertAlign w:val="baseline"/>
+                <w:lang w:val="en-US"/>
+              </w:rPr>
+            </w:pPr>
+            <w:r>
+              <w:rPr>
+                <w:rFonts w:hint="default" w:ascii="Times New Roman" w:hAnsi="Times New Roman" w:eastAsia="SimSun" w:cs="Times New Roman"/>
+                <w:b w:val="0"/>
+                <w:bCs w:val="0"/>
+                <w:sz w:val="24"/>
+                <w:szCs w:val="24"/>
+                <w:vertAlign w:val="baseline"/>
+                <w:lang w:val="en-US"/>
+              </w:rPr>
+              <w:t>Documentary</w:t>
+            </w:r>
+          </w:p>
+        </w:tc>
+        <w:tc>
+          <w:tcPr>
+            <w:tcW w:w="1420" w:type="dxa"/>
+            <w:vAlign w:val="center"/>
+          </w:tcPr>
+          <w:p>
+            <w:pPr>
+              <w:numPr>
+                <w:numId w:val="0"/>
+              </w:numPr>
+              <w:jc w:val="center"/>
+              <w:rPr>
+                <w:rFonts w:hint="default" w:ascii="Times New Roman" w:hAnsi="Times New Roman" w:eastAsia="SimSun" w:cs="Times New Roman"/>
+                <w:b w:val="0"/>
+                <w:bCs w:val="0"/>
+                <w:sz w:val="24"/>
+                <w:szCs w:val="24"/>
+                <w:vertAlign w:val="baseline"/>
+                <w:lang w:val="en-US"/>
+              </w:rPr>
+            </w:pPr>
+            <w:r>
+              <w:rPr>
+                <w:rFonts w:hint="default" w:ascii="Times New Roman" w:hAnsi="Times New Roman" w:eastAsia="SimSun" w:cs="Times New Roman"/>
+                <w:b w:val="0"/>
+                <w:bCs w:val="0"/>
+                <w:sz w:val="24"/>
+                <w:szCs w:val="24"/>
+                <w:vertAlign w:val="baseline"/>
+                <w:lang w:val="en-US"/>
+              </w:rPr>
+              <w:t>496</w:t>
+            </w:r>
+          </w:p>
+        </w:tc>
+        <w:tc>
+          <w:tcPr>
+            <w:tcW w:w="1421" w:type="dxa"/>
+            <w:vAlign w:val="center"/>
+          </w:tcPr>
+          <w:p>
+            <w:pPr>
+              <w:numPr>
+                <w:numId w:val="0"/>
+              </w:numPr>
+              <w:jc w:val="center"/>
+              <w:rPr>
+                <w:rFonts w:hint="default" w:ascii="Times New Roman" w:hAnsi="Times New Roman" w:eastAsia="SimSun" w:cs="Times New Roman"/>
+                <w:b w:val="0"/>
+                <w:bCs w:val="0"/>
+                <w:sz w:val="24"/>
+                <w:szCs w:val="24"/>
+                <w:vertAlign w:val="baseline"/>
+                <w:lang w:val="en-US"/>
+              </w:rPr>
+            </w:pPr>
+            <w:r>
+              <w:rPr>
+                <w:rFonts w:hint="default" w:ascii="Times New Roman" w:hAnsi="Times New Roman" w:eastAsia="SimSun" w:cs="Times New Roman"/>
+                <w:b w:val="0"/>
+                <w:bCs w:val="0"/>
+                <w:sz w:val="24"/>
+                <w:szCs w:val="24"/>
+                <w:vertAlign w:val="baseline"/>
+                <w:lang w:val="en-US"/>
+              </w:rPr>
+              <w:t>18548</w:t>
+            </w:r>
+          </w:p>
+        </w:tc>
+        <w:tc>
+          <w:tcPr>
+            <w:tcW w:w="1421" w:type="dxa"/>
+            <w:vAlign w:val="center"/>
+          </w:tcPr>
+          <w:p>
+            <w:pPr>
+              <w:numPr>
+                <w:numId w:val="0"/>
+              </w:numPr>
+              <w:jc w:val="center"/>
+              <w:rPr>
+                <w:rFonts w:hint="default" w:ascii="Times New Roman" w:hAnsi="Times New Roman" w:eastAsia="SimSun" w:cs="Times New Roman"/>
+                <w:b w:val="0"/>
+                <w:bCs w:val="0"/>
+                <w:sz w:val="24"/>
+                <w:szCs w:val="24"/>
+                <w:vertAlign w:val="baseline"/>
+                <w:lang w:val="en-US"/>
+              </w:rPr>
+            </w:pPr>
+            <w:r>
+              <w:rPr>
+                <w:rFonts w:hint="default" w:ascii="Times New Roman" w:hAnsi="Times New Roman" w:eastAsia="SimSun" w:cs="Times New Roman"/>
+                <w:b w:val="0"/>
+                <w:bCs w:val="0"/>
+                <w:sz w:val="24"/>
+                <w:szCs w:val="24"/>
+                <w:vertAlign w:val="baseline"/>
+                <w:lang w:val="en-US"/>
+              </w:rPr>
+              <w:t>9973</w:t>
+            </w:r>
+          </w:p>
+        </w:tc>
+      </w:tr>
+      <w:tr>
+        <w:tblPrEx>
+          <w:tblBorders>
+            <w:top w:val="single" w:color="auto" w:sz="4" w:space="0"/>
+            <w:left w:val="single" w:color="auto" w:sz="4" w:space="0"/>
+            <w:bottom w:val="single" w:color="auto" w:sz="4" w:space="0"/>
+            <w:right w:val="single" w:color="auto" w:sz="4" w:space="0"/>
+            <w:insideH w:val="single" w:color="auto" w:sz="4" w:space="0"/>
+            <w:insideV w:val="single" w:color="auto" w:sz="4" w:space="0"/>
+          </w:tblBorders>
+          <w:tblCellMar>
+            <w:left w:w="108" w:type="dxa"/>
+            <w:right w:w="108" w:type="dxa"/>
+          </w:tblCellMar>
+        </w:tblPrEx>
+        <w:trPr>
+          <w:jc w:val="center"/>
+        </w:trPr>
+        <w:tc>
+          <w:tcPr>
+            <w:tcW w:w="1420" w:type="dxa"/>
+            <w:vAlign w:val="center"/>
+          </w:tcPr>
+          <w:p>
+            <w:pPr>
+              <w:numPr>
+                <w:numId w:val="0"/>
+              </w:numPr>
+              <w:jc w:val="center"/>
+              <w:rPr>
+                <w:rFonts w:hint="default" w:ascii="Times New Roman" w:hAnsi="Times New Roman" w:eastAsia="SimSun" w:cs="Times New Roman"/>
+                <w:b w:val="0"/>
+                <w:bCs w:val="0"/>
+                <w:sz w:val="24"/>
+                <w:szCs w:val="24"/>
+                <w:vertAlign w:val="baseline"/>
+                <w:lang w:val="en-US"/>
+              </w:rPr>
+            </w:pPr>
+            <w:r>
+              <w:rPr>
+                <w:rFonts w:hint="default" w:ascii="Times New Roman" w:hAnsi="Times New Roman" w:eastAsia="SimSun" w:cs="Times New Roman"/>
+                <w:b w:val="0"/>
+                <w:bCs w:val="0"/>
+                <w:sz w:val="24"/>
+                <w:szCs w:val="24"/>
+                <w:vertAlign w:val="baseline"/>
+                <w:lang w:val="en-US"/>
+              </w:rPr>
+              <w:t>Cat Santarosa</w:t>
+            </w:r>
+          </w:p>
+        </w:tc>
+        <w:tc>
+          <w:tcPr>
+            <w:tcW w:w="1420" w:type="dxa"/>
+            <w:vAlign w:val="center"/>
+          </w:tcPr>
+          <w:p>
+            <w:pPr>
+              <w:numPr>
+                <w:numId w:val="0"/>
+              </w:numPr>
+              <w:jc w:val="center"/>
+              <w:rPr>
+                <w:rFonts w:hint="default" w:ascii="Times New Roman" w:hAnsi="Times New Roman" w:eastAsia="SimSun" w:cs="Times New Roman"/>
+                <w:b w:val="0"/>
+                <w:bCs w:val="0"/>
+                <w:sz w:val="24"/>
+                <w:szCs w:val="24"/>
+                <w:vertAlign w:val="baseline"/>
+                <w:lang w:val="en-US"/>
+              </w:rPr>
+            </w:pPr>
+            <w:r>
+              <w:rPr>
+                <w:rFonts w:hint="default" w:ascii="Times New Roman" w:hAnsi="Times New Roman" w:eastAsia="SimSun" w:cs="Times New Roman"/>
+                <w:b w:val="0"/>
+                <w:bCs w:val="0"/>
+                <w:sz w:val="24"/>
+                <w:szCs w:val="24"/>
+                <w:vertAlign w:val="baseline"/>
+                <w:lang w:val="en-US"/>
+              </w:rPr>
+              <w:t>director</w:t>
+            </w:r>
+          </w:p>
+        </w:tc>
+        <w:tc>
+          <w:tcPr>
+            <w:tcW w:w="1420" w:type="dxa"/>
+            <w:vAlign w:val="center"/>
+          </w:tcPr>
+          <w:p>
+            <w:pPr>
+              <w:numPr>
+                <w:numId w:val="0"/>
+              </w:numPr>
+              <w:jc w:val="center"/>
+              <w:rPr>
+                <w:rFonts w:hint="default" w:ascii="Times New Roman" w:hAnsi="Times New Roman" w:eastAsia="SimSun" w:cs="Times New Roman"/>
+                <w:b w:val="0"/>
+                <w:bCs w:val="0"/>
+                <w:sz w:val="24"/>
+                <w:szCs w:val="24"/>
+                <w:vertAlign w:val="baseline"/>
+                <w:lang w:val="en-US"/>
+              </w:rPr>
+            </w:pPr>
+            <w:r>
+              <w:rPr>
+                <w:rFonts w:hint="default" w:ascii="Times New Roman" w:hAnsi="Times New Roman" w:eastAsia="SimSun" w:cs="Times New Roman"/>
+                <w:b w:val="0"/>
+                <w:bCs w:val="0"/>
+                <w:sz w:val="24"/>
+                <w:szCs w:val="24"/>
+                <w:vertAlign w:val="baseline"/>
+                <w:lang w:val="en-US"/>
+              </w:rPr>
+              <w:t>Adventure</w:t>
+            </w:r>
+          </w:p>
+        </w:tc>
+        <w:tc>
+          <w:tcPr>
+            <w:tcW w:w="1420" w:type="dxa"/>
+            <w:vAlign w:val="center"/>
+          </w:tcPr>
+          <w:p>
+            <w:pPr>
+              <w:numPr>
+                <w:numId w:val="0"/>
+              </w:numPr>
+              <w:jc w:val="center"/>
+              <w:rPr>
+                <w:rFonts w:hint="default" w:ascii="Times New Roman" w:hAnsi="Times New Roman" w:eastAsia="SimSun" w:cs="Times New Roman"/>
+                <w:b w:val="0"/>
+                <w:bCs w:val="0"/>
+                <w:sz w:val="24"/>
+                <w:szCs w:val="24"/>
+                <w:vertAlign w:val="baseline"/>
+                <w:lang w:val="en-US"/>
+              </w:rPr>
+            </w:pPr>
+            <w:r>
+              <w:rPr>
+                <w:rFonts w:hint="default" w:ascii="Times New Roman" w:hAnsi="Times New Roman" w:eastAsia="SimSun" w:cs="Times New Roman"/>
+                <w:b w:val="0"/>
+                <w:bCs w:val="0"/>
+                <w:sz w:val="24"/>
+                <w:szCs w:val="24"/>
+                <w:vertAlign w:val="baseline"/>
+                <w:lang w:val="en-US"/>
+              </w:rPr>
+              <w:t>32</w:t>
+            </w:r>
+          </w:p>
+        </w:tc>
+        <w:tc>
+          <w:tcPr>
+            <w:tcW w:w="1421" w:type="dxa"/>
+            <w:vAlign w:val="center"/>
+          </w:tcPr>
+          <w:p>
+            <w:pPr>
+              <w:numPr>
+                <w:numId w:val="0"/>
+              </w:numPr>
+              <w:jc w:val="center"/>
+              <w:rPr>
+                <w:rFonts w:hint="default" w:ascii="Times New Roman" w:hAnsi="Times New Roman" w:eastAsia="SimSun" w:cs="Times New Roman"/>
+                <w:b w:val="0"/>
+                <w:bCs w:val="0"/>
+                <w:sz w:val="24"/>
+                <w:szCs w:val="24"/>
+                <w:vertAlign w:val="baseline"/>
+                <w:lang w:val="en-US"/>
+              </w:rPr>
+            </w:pPr>
+            <w:r>
+              <w:rPr>
+                <w:rFonts w:hint="default" w:ascii="Times New Roman" w:hAnsi="Times New Roman" w:eastAsia="SimSun" w:cs="Times New Roman"/>
+                <w:b w:val="0"/>
+                <w:bCs w:val="0"/>
+                <w:sz w:val="24"/>
+                <w:szCs w:val="24"/>
+                <w:vertAlign w:val="baseline"/>
+                <w:lang w:val="en-US"/>
+              </w:rPr>
+              <w:t>1240</w:t>
+            </w:r>
+          </w:p>
+        </w:tc>
+        <w:tc>
+          <w:tcPr>
+            <w:tcW w:w="1421" w:type="dxa"/>
+            <w:vAlign w:val="center"/>
+          </w:tcPr>
+          <w:p>
+            <w:pPr>
+              <w:numPr>
+                <w:numId w:val="0"/>
+              </w:numPr>
+              <w:jc w:val="center"/>
+              <w:rPr>
+                <w:rFonts w:hint="default" w:ascii="Times New Roman" w:hAnsi="Times New Roman" w:eastAsia="SimSun" w:cs="Times New Roman"/>
+                <w:b w:val="0"/>
+                <w:bCs w:val="0"/>
+                <w:sz w:val="24"/>
+                <w:szCs w:val="24"/>
+                <w:vertAlign w:val="baseline"/>
+                <w:lang w:val="en-US"/>
+              </w:rPr>
+            </w:pPr>
+            <w:r>
+              <w:rPr>
+                <w:rFonts w:hint="default" w:ascii="Times New Roman" w:hAnsi="Times New Roman" w:eastAsia="SimSun" w:cs="Times New Roman"/>
+                <w:b w:val="0"/>
+                <w:bCs w:val="0"/>
+                <w:sz w:val="24"/>
+                <w:szCs w:val="24"/>
+                <w:vertAlign w:val="baseline"/>
+                <w:lang w:val="en-US"/>
+              </w:rPr>
+              <w:t>9910</w:t>
+            </w:r>
+          </w:p>
+        </w:tc>
+      </w:tr>
+      <w:tr>
+        <w:tblPrEx>
+          <w:tblBorders>
+            <w:top w:val="single" w:color="auto" w:sz="4" w:space="0"/>
+            <w:left w:val="single" w:color="auto" w:sz="4" w:space="0"/>
+            <w:bottom w:val="single" w:color="auto" w:sz="4" w:space="0"/>
+            <w:right w:val="single" w:color="auto" w:sz="4" w:space="0"/>
+            <w:insideH w:val="single" w:color="auto" w:sz="4" w:space="0"/>
+            <w:insideV w:val="single" w:color="auto" w:sz="4" w:space="0"/>
+          </w:tblBorders>
+          <w:tblCellMar>
+            <w:left w:w="108" w:type="dxa"/>
+            <w:right w:w="108" w:type="dxa"/>
+          </w:tblCellMar>
+        </w:tblPrEx>
+        <w:trPr>
+          <w:jc w:val="center"/>
+        </w:trPr>
+        <w:tc>
+          <w:tcPr>
+            <w:tcW w:w="1420" w:type="dxa"/>
+            <w:vAlign w:val="center"/>
+          </w:tcPr>
+          <w:p>
+            <w:pPr>
+              <w:numPr>
+                <w:numId w:val="0"/>
+              </w:numPr>
+              <w:jc w:val="center"/>
+              <w:rPr>
+                <w:rFonts w:hint="default" w:ascii="Times New Roman" w:hAnsi="Times New Roman" w:eastAsia="SimSun" w:cs="Times New Roman"/>
+                <w:b w:val="0"/>
+                <w:bCs w:val="0"/>
+                <w:sz w:val="24"/>
+                <w:szCs w:val="24"/>
+                <w:vertAlign w:val="baseline"/>
+                <w:lang w:val="en-US"/>
+              </w:rPr>
+            </w:pPr>
+            <w:r>
+              <w:rPr>
+                <w:rFonts w:hint="default" w:ascii="Times New Roman" w:hAnsi="Times New Roman" w:eastAsia="SimSun" w:cs="Times New Roman"/>
+                <w:b w:val="0"/>
+                <w:bCs w:val="0"/>
+                <w:sz w:val="24"/>
+                <w:szCs w:val="24"/>
+                <w:vertAlign w:val="baseline"/>
+                <w:lang w:val="en-US"/>
+              </w:rPr>
+              <w:t>Varun Kasturia</w:t>
+            </w:r>
+          </w:p>
+        </w:tc>
+        <w:tc>
+          <w:tcPr>
+            <w:tcW w:w="1420" w:type="dxa"/>
+            <w:vAlign w:val="center"/>
+          </w:tcPr>
+          <w:p>
+            <w:pPr>
+              <w:numPr>
+                <w:numId w:val="0"/>
+              </w:numPr>
+              <w:jc w:val="center"/>
+              <w:rPr>
+                <w:rFonts w:hint="default" w:ascii="Times New Roman" w:hAnsi="Times New Roman" w:eastAsia="SimSun" w:cs="Times New Roman"/>
+                <w:b w:val="0"/>
+                <w:bCs w:val="0"/>
+                <w:sz w:val="24"/>
+                <w:szCs w:val="24"/>
+                <w:vertAlign w:val="baseline"/>
+                <w:lang w:val="en-US"/>
+              </w:rPr>
+            </w:pPr>
+            <w:r>
+              <w:rPr>
+                <w:rFonts w:hint="default" w:ascii="Times New Roman" w:hAnsi="Times New Roman" w:eastAsia="SimSun" w:cs="Times New Roman"/>
+                <w:b w:val="0"/>
+                <w:bCs w:val="0"/>
+                <w:sz w:val="24"/>
+                <w:szCs w:val="24"/>
+                <w:vertAlign w:val="baseline"/>
+                <w:lang w:val="en-US"/>
+              </w:rPr>
+              <w:t>actor</w:t>
+            </w:r>
+          </w:p>
+        </w:tc>
+        <w:tc>
+          <w:tcPr>
+            <w:tcW w:w="1420" w:type="dxa"/>
+            <w:vAlign w:val="center"/>
+          </w:tcPr>
+          <w:p>
+            <w:pPr>
+              <w:numPr>
+                <w:numId w:val="0"/>
+              </w:numPr>
+              <w:jc w:val="center"/>
+              <w:rPr>
+                <w:rFonts w:hint="default" w:ascii="Times New Roman" w:hAnsi="Times New Roman" w:eastAsia="SimSun" w:cs="Times New Roman"/>
+                <w:b w:val="0"/>
+                <w:bCs w:val="0"/>
+                <w:sz w:val="24"/>
+                <w:szCs w:val="24"/>
+                <w:vertAlign w:val="baseline"/>
+                <w:lang w:val="en-US"/>
+              </w:rPr>
+            </w:pPr>
+            <w:r>
+              <w:rPr>
+                <w:rFonts w:hint="default" w:ascii="Times New Roman" w:hAnsi="Times New Roman" w:eastAsia="SimSun" w:cs="Times New Roman"/>
+                <w:b w:val="0"/>
+                <w:bCs w:val="0"/>
+                <w:sz w:val="24"/>
+                <w:szCs w:val="24"/>
+                <w:vertAlign w:val="baseline"/>
+                <w:lang w:val="en-US"/>
+              </w:rPr>
+              <w:t>Romance</w:t>
+            </w:r>
+          </w:p>
+        </w:tc>
+        <w:tc>
+          <w:tcPr>
+            <w:tcW w:w="1420" w:type="dxa"/>
+            <w:vAlign w:val="center"/>
+          </w:tcPr>
+          <w:p>
+            <w:pPr>
+              <w:numPr>
+                <w:numId w:val="0"/>
+              </w:numPr>
+              <w:jc w:val="center"/>
+              <w:rPr>
+                <w:rFonts w:hint="default" w:ascii="Times New Roman" w:hAnsi="Times New Roman" w:eastAsia="SimSun" w:cs="Times New Roman"/>
+                <w:b w:val="0"/>
+                <w:bCs w:val="0"/>
+                <w:sz w:val="24"/>
+                <w:szCs w:val="24"/>
+                <w:vertAlign w:val="baseline"/>
+                <w:lang w:val="en-US"/>
+              </w:rPr>
+            </w:pPr>
+            <w:r>
+              <w:rPr>
+                <w:rFonts w:hint="default" w:ascii="Times New Roman" w:hAnsi="Times New Roman" w:eastAsia="SimSun" w:cs="Times New Roman"/>
+                <w:b w:val="0"/>
+                <w:bCs w:val="0"/>
+                <w:sz w:val="24"/>
+                <w:szCs w:val="24"/>
+                <w:vertAlign w:val="baseline"/>
+                <w:lang w:val="en-US"/>
+              </w:rPr>
+              <w:t>15</w:t>
+            </w:r>
+          </w:p>
+        </w:tc>
+        <w:tc>
+          <w:tcPr>
+            <w:tcW w:w="1421" w:type="dxa"/>
+            <w:vAlign w:val="center"/>
+          </w:tcPr>
+          <w:p>
+            <w:pPr>
+              <w:numPr>
+                <w:numId w:val="0"/>
+              </w:numPr>
+              <w:jc w:val="center"/>
+              <w:rPr>
+                <w:rFonts w:hint="default" w:ascii="Times New Roman" w:hAnsi="Times New Roman" w:eastAsia="SimSun" w:cs="Times New Roman"/>
+                <w:b w:val="0"/>
+                <w:bCs w:val="0"/>
+                <w:sz w:val="24"/>
+                <w:szCs w:val="24"/>
+                <w:vertAlign w:val="baseline"/>
+                <w:lang w:val="en-US"/>
+              </w:rPr>
+            </w:pPr>
+            <w:r>
+              <w:rPr>
+                <w:rFonts w:hint="default" w:ascii="Times New Roman" w:hAnsi="Times New Roman" w:eastAsia="SimSun" w:cs="Times New Roman"/>
+                <w:b w:val="0"/>
+                <w:bCs w:val="0"/>
+                <w:sz w:val="24"/>
+                <w:szCs w:val="24"/>
+                <w:vertAlign w:val="baseline"/>
+                <w:lang w:val="en-US"/>
+              </w:rPr>
+              <w:t>3772</w:t>
+            </w:r>
+          </w:p>
+        </w:tc>
+        <w:tc>
+          <w:tcPr>
+            <w:tcW w:w="1421" w:type="dxa"/>
+            <w:vAlign w:val="center"/>
+          </w:tcPr>
+          <w:p>
+            <w:pPr>
+              <w:numPr>
+                <w:numId w:val="0"/>
+              </w:numPr>
+              <w:jc w:val="center"/>
+              <w:rPr>
+                <w:rFonts w:hint="default" w:ascii="Times New Roman" w:hAnsi="Times New Roman" w:eastAsia="SimSun" w:cs="Times New Roman"/>
+                <w:b w:val="0"/>
+                <w:bCs w:val="0"/>
+                <w:sz w:val="24"/>
+                <w:szCs w:val="24"/>
+                <w:vertAlign w:val="baseline"/>
+                <w:lang w:val="en-US"/>
+              </w:rPr>
+            </w:pPr>
+            <w:r>
+              <w:rPr>
+                <w:rFonts w:hint="default" w:ascii="Times New Roman" w:hAnsi="Times New Roman" w:eastAsia="SimSun" w:cs="Times New Roman"/>
+                <w:b w:val="0"/>
+                <w:bCs w:val="0"/>
+                <w:sz w:val="24"/>
+                <w:szCs w:val="24"/>
+                <w:vertAlign w:val="baseline"/>
+                <w:lang w:val="en-US"/>
+              </w:rPr>
+              <w:t>9893</w:t>
+            </w:r>
+          </w:p>
+        </w:tc>
+      </w:tr>
+      <w:tr>
+        <w:tblPrEx>
+          <w:tblBorders>
+            <w:top w:val="single" w:color="auto" w:sz="4" w:space="0"/>
+            <w:left w:val="single" w:color="auto" w:sz="4" w:space="0"/>
+            <w:bottom w:val="single" w:color="auto" w:sz="4" w:space="0"/>
+            <w:right w:val="single" w:color="auto" w:sz="4" w:space="0"/>
+            <w:insideH w:val="single" w:color="auto" w:sz="4" w:space="0"/>
+            <w:insideV w:val="single" w:color="auto" w:sz="4" w:space="0"/>
+          </w:tblBorders>
+          <w:tblCellMar>
+            <w:left w:w="108" w:type="dxa"/>
+            <w:right w:w="108" w:type="dxa"/>
+          </w:tblCellMar>
+        </w:tblPrEx>
+        <w:trPr>
+          <w:jc w:val="center"/>
+        </w:trPr>
+        <w:tc>
+          <w:tcPr>
+            <w:tcW w:w="1420" w:type="dxa"/>
+            <w:vAlign w:val="center"/>
+          </w:tcPr>
+          <w:p>
+            <w:pPr>
+              <w:numPr>
+                <w:numId w:val="0"/>
+              </w:numPr>
+              <w:jc w:val="center"/>
+              <w:rPr>
+                <w:rFonts w:hint="default" w:ascii="Times New Roman" w:hAnsi="Times New Roman" w:eastAsia="SimSun" w:cs="Times New Roman"/>
+                <w:b w:val="0"/>
+                <w:bCs w:val="0"/>
+                <w:sz w:val="24"/>
+                <w:szCs w:val="24"/>
+                <w:vertAlign w:val="baseline"/>
+                <w:lang w:val="en-US"/>
+              </w:rPr>
+            </w:pPr>
+            <w:r>
+              <w:rPr>
+                <w:rFonts w:hint="default" w:ascii="Times New Roman" w:hAnsi="Times New Roman" w:eastAsia="SimSun" w:cs="Times New Roman"/>
+                <w:b w:val="0"/>
+                <w:bCs w:val="0"/>
+                <w:sz w:val="24"/>
+                <w:szCs w:val="24"/>
+                <w:vertAlign w:val="baseline"/>
+                <w:lang w:val="en-US"/>
+              </w:rPr>
+              <w:t>Rudrakshi Gupta</w:t>
+            </w:r>
+          </w:p>
+        </w:tc>
+        <w:tc>
+          <w:tcPr>
+            <w:tcW w:w="1420" w:type="dxa"/>
+            <w:vAlign w:val="center"/>
+          </w:tcPr>
+          <w:p>
+            <w:pPr>
+              <w:numPr>
+                <w:numId w:val="0"/>
+              </w:numPr>
+              <w:jc w:val="center"/>
+              <w:rPr>
+                <w:rFonts w:hint="default" w:ascii="Times New Roman" w:hAnsi="Times New Roman" w:eastAsia="SimSun" w:cs="Times New Roman"/>
+                <w:b w:val="0"/>
+                <w:bCs w:val="0"/>
+                <w:sz w:val="24"/>
+                <w:szCs w:val="24"/>
+                <w:vertAlign w:val="baseline"/>
+                <w:lang w:val="en-US"/>
+              </w:rPr>
+            </w:pPr>
+            <w:r>
+              <w:rPr>
+                <w:rFonts w:hint="default" w:ascii="Times New Roman" w:hAnsi="Times New Roman" w:eastAsia="SimSun" w:cs="Times New Roman"/>
+                <w:b w:val="0"/>
+                <w:bCs w:val="0"/>
+                <w:sz w:val="24"/>
+                <w:szCs w:val="24"/>
+                <w:vertAlign w:val="baseline"/>
+                <w:lang w:val="en-US"/>
+              </w:rPr>
+              <w:t>actor</w:t>
+            </w:r>
+          </w:p>
+        </w:tc>
+        <w:tc>
+          <w:tcPr>
+            <w:tcW w:w="1420" w:type="dxa"/>
+            <w:vAlign w:val="center"/>
+          </w:tcPr>
+          <w:p>
+            <w:pPr>
+              <w:numPr>
+                <w:numId w:val="0"/>
+              </w:numPr>
+              <w:jc w:val="center"/>
+              <w:rPr>
+                <w:rFonts w:hint="default" w:ascii="Times New Roman" w:hAnsi="Times New Roman" w:eastAsia="SimSun" w:cs="Times New Roman"/>
+                <w:b w:val="0"/>
+                <w:bCs w:val="0"/>
+                <w:sz w:val="24"/>
+                <w:szCs w:val="24"/>
+                <w:vertAlign w:val="baseline"/>
+                <w:lang w:val="en-US"/>
+              </w:rPr>
+            </w:pPr>
+            <w:r>
+              <w:rPr>
+                <w:rFonts w:hint="default" w:ascii="Times New Roman" w:hAnsi="Times New Roman" w:eastAsia="SimSun" w:cs="Times New Roman"/>
+                <w:b w:val="0"/>
+                <w:bCs w:val="0"/>
+                <w:sz w:val="24"/>
+                <w:szCs w:val="24"/>
+                <w:vertAlign w:val="baseline"/>
+                <w:lang w:val="en-US"/>
+              </w:rPr>
+              <w:t>Romance</w:t>
+            </w:r>
+          </w:p>
+        </w:tc>
+        <w:tc>
+          <w:tcPr>
+            <w:tcW w:w="1420" w:type="dxa"/>
+            <w:vAlign w:val="center"/>
+          </w:tcPr>
+          <w:p>
+            <w:pPr>
+              <w:numPr>
+                <w:numId w:val="0"/>
+              </w:numPr>
+              <w:jc w:val="center"/>
+              <w:rPr>
+                <w:rFonts w:hint="default" w:ascii="Times New Roman" w:hAnsi="Times New Roman" w:eastAsia="SimSun" w:cs="Times New Roman"/>
+                <w:b w:val="0"/>
+                <w:bCs w:val="0"/>
+                <w:sz w:val="24"/>
+                <w:szCs w:val="24"/>
+                <w:vertAlign w:val="baseline"/>
+                <w:lang w:val="en-US"/>
+              </w:rPr>
+            </w:pPr>
+            <w:r>
+              <w:rPr>
+                <w:rFonts w:hint="default" w:ascii="Times New Roman" w:hAnsi="Times New Roman" w:eastAsia="SimSun" w:cs="Times New Roman"/>
+                <w:b w:val="0"/>
+                <w:bCs w:val="0"/>
+                <w:sz w:val="24"/>
+                <w:szCs w:val="24"/>
+                <w:vertAlign w:val="baseline"/>
+                <w:lang w:val="en-US"/>
+              </w:rPr>
+              <w:t>16</w:t>
+            </w:r>
+          </w:p>
+        </w:tc>
+        <w:tc>
+          <w:tcPr>
+            <w:tcW w:w="1421" w:type="dxa"/>
+            <w:vAlign w:val="center"/>
+          </w:tcPr>
+          <w:p>
+            <w:pPr>
+              <w:numPr>
+                <w:numId w:val="0"/>
+              </w:numPr>
+              <w:jc w:val="center"/>
+              <w:rPr>
+                <w:rFonts w:hint="default" w:ascii="Times New Roman" w:hAnsi="Times New Roman" w:eastAsia="SimSun" w:cs="Times New Roman"/>
+                <w:b w:val="0"/>
+                <w:bCs w:val="0"/>
+                <w:sz w:val="24"/>
+                <w:szCs w:val="24"/>
+                <w:vertAlign w:val="baseline"/>
+                <w:lang w:val="en-US"/>
+              </w:rPr>
+            </w:pPr>
+            <w:r>
+              <w:rPr>
+                <w:rFonts w:hint="default" w:ascii="Times New Roman" w:hAnsi="Times New Roman" w:eastAsia="SimSun" w:cs="Times New Roman"/>
+                <w:b w:val="0"/>
+                <w:bCs w:val="0"/>
+                <w:sz w:val="24"/>
+                <w:szCs w:val="24"/>
+                <w:vertAlign w:val="baseline"/>
+                <w:lang w:val="en-US"/>
+              </w:rPr>
+              <w:t>3783</w:t>
+            </w:r>
+          </w:p>
+        </w:tc>
+        <w:tc>
+          <w:tcPr>
+            <w:tcW w:w="1421" w:type="dxa"/>
+            <w:vAlign w:val="center"/>
+          </w:tcPr>
+          <w:p>
+            <w:pPr>
+              <w:numPr>
+                <w:numId w:val="0"/>
+              </w:numPr>
+              <w:jc w:val="center"/>
+              <w:rPr>
+                <w:rFonts w:hint="default" w:ascii="Times New Roman" w:hAnsi="Times New Roman" w:eastAsia="SimSun" w:cs="Times New Roman"/>
+                <w:b w:val="0"/>
+                <w:bCs w:val="0"/>
+                <w:sz w:val="24"/>
+                <w:szCs w:val="24"/>
+                <w:vertAlign w:val="baseline"/>
+                <w:lang w:val="en-US"/>
+              </w:rPr>
+            </w:pPr>
+            <w:r>
+              <w:rPr>
+                <w:rFonts w:hint="default" w:ascii="Times New Roman" w:hAnsi="Times New Roman" w:eastAsia="SimSun" w:cs="Times New Roman"/>
+                <w:b w:val="0"/>
+                <w:bCs w:val="0"/>
+                <w:sz w:val="24"/>
+                <w:szCs w:val="24"/>
+                <w:vertAlign w:val="baseline"/>
+                <w:lang w:val="en-US"/>
+              </w:rPr>
+              <w:t>9892</w:t>
+            </w:r>
+          </w:p>
+        </w:tc>
+      </w:tr>
+      <w:tr>
+        <w:tblPrEx>
+          <w:tblBorders>
+            <w:top w:val="single" w:color="auto" w:sz="4" w:space="0"/>
+            <w:left w:val="single" w:color="auto" w:sz="4" w:space="0"/>
+            <w:bottom w:val="single" w:color="auto" w:sz="4" w:space="0"/>
+            <w:right w:val="single" w:color="auto" w:sz="4" w:space="0"/>
+            <w:insideH w:val="single" w:color="auto" w:sz="4" w:space="0"/>
+            <w:insideV w:val="single" w:color="auto" w:sz="4" w:space="0"/>
+          </w:tblBorders>
+          <w:tblCellMar>
+            <w:left w:w="108" w:type="dxa"/>
+            <w:right w:w="108" w:type="dxa"/>
+          </w:tblCellMar>
+        </w:tblPrEx>
+        <w:trPr>
+          <w:jc w:val="center"/>
+        </w:trPr>
+        <w:tc>
+          <w:tcPr>
+            <w:tcW w:w="1420" w:type="dxa"/>
+            <w:vAlign w:val="center"/>
+          </w:tcPr>
+          <w:p>
+            <w:pPr>
+              <w:numPr>
+                <w:numId w:val="0"/>
+              </w:numPr>
+              <w:jc w:val="center"/>
+              <w:rPr>
+                <w:rFonts w:hint="default" w:ascii="Times New Roman" w:hAnsi="Times New Roman" w:eastAsia="SimSun" w:cs="Times New Roman"/>
+                <w:b w:val="0"/>
+                <w:bCs w:val="0"/>
+                <w:sz w:val="24"/>
+                <w:szCs w:val="24"/>
+                <w:vertAlign w:val="baseline"/>
+                <w:lang w:val="en-US"/>
+              </w:rPr>
+            </w:pPr>
+            <w:r>
+              <w:rPr>
+                <w:rFonts w:hint="default" w:ascii="Times New Roman" w:hAnsi="Times New Roman" w:eastAsia="SimSun" w:cs="Times New Roman"/>
+                <w:b w:val="0"/>
+                <w:bCs w:val="0"/>
+                <w:sz w:val="24"/>
+                <w:szCs w:val="24"/>
+                <w:vertAlign w:val="baseline"/>
+                <w:lang w:val="en-US"/>
+              </w:rPr>
+              <w:t>Hermant Bharati</w:t>
+            </w:r>
+          </w:p>
+        </w:tc>
+        <w:tc>
+          <w:tcPr>
+            <w:tcW w:w="1420" w:type="dxa"/>
+            <w:vAlign w:val="center"/>
+          </w:tcPr>
+          <w:p>
+            <w:pPr>
+              <w:numPr>
+                <w:numId w:val="0"/>
+              </w:numPr>
+              <w:jc w:val="center"/>
+              <w:rPr>
+                <w:rFonts w:hint="default" w:ascii="Times New Roman" w:hAnsi="Times New Roman" w:eastAsia="SimSun" w:cs="Times New Roman"/>
+                <w:b w:val="0"/>
+                <w:bCs w:val="0"/>
+                <w:sz w:val="24"/>
+                <w:szCs w:val="24"/>
+                <w:vertAlign w:val="baseline"/>
+                <w:lang w:val="en-US"/>
+              </w:rPr>
+            </w:pPr>
+            <w:r>
+              <w:rPr>
+                <w:rFonts w:hint="default" w:ascii="Times New Roman" w:hAnsi="Times New Roman" w:eastAsia="SimSun" w:cs="Times New Roman"/>
+                <w:b w:val="0"/>
+                <w:bCs w:val="0"/>
+                <w:sz w:val="24"/>
+                <w:szCs w:val="24"/>
+                <w:vertAlign w:val="baseline"/>
+                <w:lang w:val="en-US"/>
+              </w:rPr>
+              <w:t>actor</w:t>
+            </w:r>
+          </w:p>
+        </w:tc>
+        <w:tc>
+          <w:tcPr>
+            <w:tcW w:w="1420" w:type="dxa"/>
+            <w:vAlign w:val="center"/>
+          </w:tcPr>
+          <w:p>
+            <w:pPr>
+              <w:numPr>
+                <w:numId w:val="0"/>
+              </w:numPr>
+              <w:jc w:val="center"/>
+              <w:rPr>
+                <w:rFonts w:hint="default" w:ascii="Times New Roman" w:hAnsi="Times New Roman" w:eastAsia="SimSun" w:cs="Times New Roman"/>
+                <w:b w:val="0"/>
+                <w:bCs w:val="0"/>
+                <w:sz w:val="24"/>
+                <w:szCs w:val="24"/>
+                <w:vertAlign w:val="baseline"/>
+                <w:lang w:val="en-US"/>
+              </w:rPr>
+            </w:pPr>
+            <w:r>
+              <w:rPr>
+                <w:rFonts w:hint="default" w:ascii="Times New Roman" w:hAnsi="Times New Roman" w:eastAsia="SimSun" w:cs="Times New Roman"/>
+                <w:b w:val="0"/>
+                <w:bCs w:val="0"/>
+                <w:sz w:val="24"/>
+                <w:szCs w:val="24"/>
+                <w:vertAlign w:val="baseline"/>
+                <w:lang w:val="en-US"/>
+              </w:rPr>
+              <w:t>Romance</w:t>
+            </w:r>
+          </w:p>
+        </w:tc>
+        <w:tc>
+          <w:tcPr>
+            <w:tcW w:w="1420" w:type="dxa"/>
+            <w:vAlign w:val="center"/>
+          </w:tcPr>
+          <w:p>
+            <w:pPr>
+              <w:numPr>
+                <w:numId w:val="0"/>
+              </w:numPr>
+              <w:jc w:val="center"/>
+              <w:rPr>
+                <w:rFonts w:hint="default" w:ascii="Times New Roman" w:hAnsi="Times New Roman" w:eastAsia="SimSun" w:cs="Times New Roman"/>
+                <w:b w:val="0"/>
+                <w:bCs w:val="0"/>
+                <w:sz w:val="24"/>
+                <w:szCs w:val="24"/>
+                <w:vertAlign w:val="baseline"/>
+                <w:lang w:val="en-US"/>
+              </w:rPr>
+            </w:pPr>
+            <w:r>
+              <w:rPr>
+                <w:rFonts w:hint="default" w:ascii="Times New Roman" w:hAnsi="Times New Roman" w:eastAsia="SimSun" w:cs="Times New Roman"/>
+                <w:b w:val="0"/>
+                <w:bCs w:val="0"/>
+                <w:sz w:val="24"/>
+                <w:szCs w:val="24"/>
+                <w:vertAlign w:val="baseline"/>
+                <w:lang w:val="en-US"/>
+              </w:rPr>
+              <w:t>10</w:t>
+            </w:r>
+          </w:p>
+        </w:tc>
+        <w:tc>
+          <w:tcPr>
+            <w:tcW w:w="1421" w:type="dxa"/>
+            <w:vAlign w:val="center"/>
+          </w:tcPr>
+          <w:p>
+            <w:pPr>
+              <w:numPr>
+                <w:numId w:val="0"/>
+              </w:numPr>
+              <w:jc w:val="center"/>
+              <w:rPr>
+                <w:rFonts w:hint="default" w:ascii="Times New Roman" w:hAnsi="Times New Roman" w:eastAsia="SimSun" w:cs="Times New Roman"/>
+                <w:b w:val="0"/>
+                <w:bCs w:val="0"/>
+                <w:sz w:val="24"/>
+                <w:szCs w:val="24"/>
+                <w:vertAlign w:val="baseline"/>
+                <w:lang w:val="en-US"/>
+              </w:rPr>
+            </w:pPr>
+            <w:r>
+              <w:rPr>
+                <w:rFonts w:hint="default" w:ascii="Times New Roman" w:hAnsi="Times New Roman" w:eastAsia="SimSun" w:cs="Times New Roman"/>
+                <w:b w:val="0"/>
+                <w:bCs w:val="0"/>
+                <w:sz w:val="24"/>
+                <w:szCs w:val="24"/>
+                <w:vertAlign w:val="baseline"/>
+                <w:lang w:val="en-US"/>
+              </w:rPr>
+              <w:t>2380</w:t>
+            </w:r>
+          </w:p>
+        </w:tc>
+        <w:tc>
+          <w:tcPr>
+            <w:tcW w:w="1421" w:type="dxa"/>
+            <w:vAlign w:val="center"/>
+          </w:tcPr>
+          <w:p>
+            <w:pPr>
+              <w:numPr>
+                <w:numId w:val="0"/>
+              </w:numPr>
+              <w:jc w:val="center"/>
+              <w:rPr>
+                <w:rFonts w:hint="default" w:ascii="Times New Roman" w:hAnsi="Times New Roman" w:eastAsia="SimSun" w:cs="Times New Roman"/>
+                <w:b w:val="0"/>
+                <w:bCs w:val="0"/>
+                <w:sz w:val="24"/>
+                <w:szCs w:val="24"/>
+                <w:vertAlign w:val="baseline"/>
+                <w:lang w:val="en-US"/>
+              </w:rPr>
+            </w:pPr>
+            <w:r>
+              <w:rPr>
+                <w:rFonts w:hint="default" w:ascii="Times New Roman" w:hAnsi="Times New Roman" w:eastAsia="SimSun" w:cs="Times New Roman"/>
+                <w:b w:val="0"/>
+                <w:bCs w:val="0"/>
+                <w:sz w:val="24"/>
+                <w:szCs w:val="24"/>
+                <w:vertAlign w:val="baseline"/>
+                <w:lang w:val="en-US"/>
+              </w:rPr>
+              <w:t>9890</w:t>
+            </w:r>
+          </w:p>
+        </w:tc>
+      </w:tr>
+    </w:tbl>
+    <w:p>
+      <w:pPr>
+        <w:numPr>
+          <w:numId w:val="0"/>
+        </w:numPr>
+        <w:ind w:left="420" w:leftChars="0" w:firstLine="480"/>
+        <w:jc w:val="left"/>
+        <w:rPr>
+          <w:rFonts w:hint="default" w:ascii="Times New Roman" w:hAnsi="Times New Roman" w:eastAsia="SimSun" w:cs="Times New Roman"/>
+          <w:b w:val="0"/>
+          <w:bCs w:val="0"/>
+          <w:sz w:val="24"/>
+          <w:szCs w:val="24"/>
+          <w:lang w:val="en-US"/>
+        </w:rPr>
+      </w:pPr>
+    </w:p>
+    <w:p>
+      <w:pPr>
+        <w:numPr>
+          <w:numId w:val="0"/>
+        </w:numPr>
+        <w:jc w:val="left"/>
+        <w:rPr>
+          <w:rFonts w:hint="default" w:ascii="Times New Roman" w:hAnsi="Times New Roman" w:eastAsia="SimSun" w:cs="Times New Roman"/>
+          <w:b w:val="0"/>
+          <w:bCs w:val="0"/>
+          <w:sz w:val="24"/>
+          <w:szCs w:val="24"/>
+          <w:lang w:val="en-US"/>
+        </w:rPr>
+      </w:pPr>
+      <w:r>
+        <w:rPr>
+          <w:rFonts w:hint="default" w:ascii="Times New Roman" w:hAnsi="Times New Roman" w:eastAsia="SimSun" w:cs="Times New Roman"/>
+          <w:b w:val="0"/>
+          <w:bCs w:val="0"/>
+          <w:sz w:val="24"/>
+          <w:szCs w:val="24"/>
+          <w:lang w:val="en-US"/>
+        </w:rPr>
+        <w:tab/>
+      </w:r>
+      <w:r>
+        <w:rPr>
+          <w:rFonts w:hint="default" w:ascii="Times New Roman" w:hAnsi="Times New Roman" w:eastAsia="SimSun" w:cs="Times New Roman"/>
+          <w:b/>
+          <w:bCs/>
+          <w:sz w:val="24"/>
+          <w:szCs w:val="24"/>
+          <w:lang w:val="en-US"/>
+        </w:rPr>
+        <w:t>Interpretation</w:t>
+      </w:r>
+      <w:r>
+        <w:rPr>
+          <w:rFonts w:hint="default" w:ascii="Times New Roman" w:hAnsi="Times New Roman" w:eastAsia="SimSun" w:cs="Times New Roman"/>
+          <w:b w:val="0"/>
+          <w:bCs w:val="0"/>
+          <w:sz w:val="24"/>
+          <w:szCs w:val="24"/>
+          <w:lang w:val="en-US"/>
+        </w:rPr>
+        <w:t xml:space="preserve">: </w:t>
+      </w:r>
+      <w:r>
+        <w:rPr>
+          <w:rFonts w:hint="default" w:ascii="Times New Roman" w:hAnsi="Times New Roman" w:eastAsia="SimSun" w:cs="Times New Roman"/>
+          <w:sz w:val="24"/>
+          <w:szCs w:val="24"/>
+        </w:rPr>
+        <w:t>The mart s</w:t>
+      </w:r>
+      <w:bookmarkStart w:id="0" w:name="_GoBack"/>
+      <w:bookmarkEnd w:id="0"/>
+      <w:r>
+        <w:rPr>
+          <w:rFonts w:hint="default" w:ascii="Times New Roman" w:hAnsi="Times New Roman" w:eastAsia="SimSun" w:cs="Times New Roman"/>
+          <w:sz w:val="24"/>
+          <w:szCs w:val="24"/>
+        </w:rPr>
+        <w:t>hows that highly rated performance is concentrated differently by person and role. Cat Santarosa is strongly concentrated in Documentary as a director, while several highly rated actors are concentrated in Romance and Drama. The vote-weighted rating helps distinguish consistently strong performance from high ratings supported by relatively few votes.</w:t>
+      </w:r>
     </w:p>
     <w:p>
       <w:pPr>
@@ -17665,18 +21726,9 @@
           <w:rFonts w:hint="default" w:ascii="Times New Roman" w:hAnsi="Times New Roman" w:cs="Times New Roman"/>
           <w:color w:val="auto"/>
         </w:rPr>
-        <w:t xml:space="preserve"> implementing a complete vertical slice first made debugging easier </w:t>
-      </w:r>
-      <w:bookmarkStart w:id="0" w:name="_GoBack"/>
-      <w:r>
-        <w:rPr>
-          <w:rFonts w:hint="default" w:ascii="Times New Roman" w:hAnsi="Times New Roman" w:cs="Times New Roman"/>
-          <w:color w:val="auto"/>
-        </w:rPr>
-        <w:t>because the ingestion design could be validated before applying it to every dataset.</w:t>
+        <w:t xml:space="preserve"> implementing a complete vertical slice first made debugging easier because the ingestion design could be validated before applying it to every dataset.</w:t>
       </w:r>
     </w:p>
-    <w:bookmarkEnd w:id="0"/>
     <w:p>
       <w:pPr>
         <w:pStyle w:val="7"/>
@@ -17717,6 +21769,7 @@
         <w:keepLines w:val="0"/>
         <w:widowControl/>
         <w:numPr>
+          <w:ilvl w:val="0"/>
           <w:numId w:val="0"/>
         </w:numPr>
         <w:suppressLineNumbers w:val="0"/>
@@ -17768,6 +21821,7 @@
         <w:keepLines w:val="0"/>
         <w:widowControl/>
         <w:numPr>
+          <w:ilvl w:val="0"/>
           <w:numId w:val="0"/>
         </w:numPr>
         <w:suppressLineNumbers w:val="0"/>

--- a/docs/project_documentation.docx
+++ b/docs/project_documentation.docx
@@ -58,11 +58,11 @@
         <w:jc w:val="left"/>
         <w:rPr>
           <w:rFonts w:hint="default" w:ascii="Times New Roman" w:hAnsi="Times New Roman" w:cs="Times New Roman"/>
-          <w:b/>
-          <w:bCs/>
-          <w:color w:val="auto"/>
-          <w:sz w:val="32"/>
-          <w:szCs w:val="32"/>
+          <w:b w:val="0"/>
+          <w:bCs w:val="0"/>
+          <w:color w:val="auto"/>
+          <w:sz w:val="24"/>
+          <w:szCs w:val="24"/>
           <w:lang w:val="en-US"/>
         </w:rPr>
       </w:pPr>
@@ -78,24 +78,6 @@
         </w:rPr>
         <w:t>Executive Summary</w:t>
       </w:r>
-    </w:p>
-    <w:p>
-      <w:pPr>
-        <w:numPr>
-          <w:ilvl w:val="0"/>
-          <w:numId w:val="0"/>
-        </w:numPr>
-        <w:jc w:val="left"/>
-        <w:rPr>
-          <w:rFonts w:hint="default" w:ascii="Times New Roman" w:hAnsi="Times New Roman" w:cs="Times New Roman"/>
-          <w:b w:val="0"/>
-          <w:bCs w:val="0"/>
-          <w:color w:val="auto"/>
-          <w:sz w:val="24"/>
-          <w:szCs w:val="24"/>
-          <w:lang w:val="en-US"/>
-        </w:rPr>
-      </w:pPr>
     </w:p>
     <w:p>
       <w:pPr>
@@ -106,6 +88,13 @@
         <w:ind w:firstLine="720" w:firstLineChars="0"/>
         <w:jc w:val="left"/>
         <w:rPr>
+          <w:rFonts w:hint="default" w:ascii="Times New Roman" w:hAnsi="Times New Roman" w:eastAsia="SimSun" w:cs="Times New Roman"/>
+          <w:sz w:val="24"/>
+          <w:szCs w:val="24"/>
+        </w:rPr>
+      </w:pPr>
+      <w:r>
+        <w:rPr>
           <w:rFonts w:hint="default" w:ascii="Times New Roman" w:hAnsi="Times New Roman"/>
           <w:b w:val="0"/>
           <w:bCs w:val="0"/>
@@ -114,18 +103,15 @@
           <w:szCs w:val="24"/>
           <w:lang w:val="en-US"/>
         </w:rPr>
-      </w:pPr>
-      <w:r>
-        <w:rPr>
-          <w:rFonts w:hint="default" w:ascii="Times New Roman" w:hAnsi="Times New Roman"/>
-          <w:b w:val="0"/>
-          <w:bCs w:val="0"/>
-          <w:color w:val="auto"/>
-          <w:sz w:val="24"/>
-          <w:szCs w:val="24"/>
-          <w:lang w:val="en-US"/>
-        </w:rPr>
-        <w:t>This project implements an end-to-end data engineering pipeline using the public IMDb bulk datasets. Apache Airflow orchestrates ingestion and validation, Parquet is used as the raw storage format, DuckDB as the analytical warehouse, and dbt for transformation, testing, snapshots, and analytical marts. The final model supports analysis of directors, movie runtime trends, ratings, genres, and voting patterns.</w:t>
+        <w:t xml:space="preserve">This project implements an end-to-end data engineering pipeline using the public IMDb bulk datasets. Apache Airflow orchestrates ingestion and validation, Parquet is used as the raw storage format, DuckDB as the analytical warehouse, and dbt for transformation, testing, snapshots, and analytical marts. </w:t>
+      </w:r>
+      <w:r>
+        <w:rPr>
+          <w:rFonts w:hint="default" w:ascii="Times New Roman" w:hAnsi="Times New Roman" w:eastAsia="SimSun" w:cs="Times New Roman"/>
+          <w:sz w:val="24"/>
+          <w:szCs w:val="24"/>
+        </w:rPr>
+        <w:t>The final model supports analysis of directors and actors, movie runtime trends, ratings, genre quality, voting patterns, and person-genre performance over the last 20 years.</w:t>
       </w:r>
     </w:p>
     <w:p>
@@ -137,10 +123,7 @@
         <w:ind w:firstLine="720" w:firstLineChars="0"/>
         <w:jc w:val="left"/>
         <w:rPr>
-          <w:rFonts w:hint="default" w:ascii="Times New Roman" w:hAnsi="Times New Roman"/>
-          <w:b w:val="0"/>
-          <w:bCs w:val="0"/>
-          <w:color w:val="auto"/>
+          <w:rFonts w:hint="default" w:ascii="Times New Roman" w:hAnsi="Times New Roman" w:eastAsia="SimSun" w:cs="Times New Roman"/>
           <w:sz w:val="24"/>
           <w:szCs w:val="24"/>
           <w:lang w:val="en-US"/>
@@ -157,8 +140,6 @@
         <w:jc w:val="left"/>
         <w:rPr>
           <w:rFonts w:hint="default" w:ascii="Times New Roman" w:hAnsi="Times New Roman" w:eastAsia="SimSun" w:cs="Times New Roman"/>
-          <w:b/>
-          <w:bCs/>
           <w:color w:val="auto"/>
           <w:sz w:val="32"/>
           <w:szCs w:val="32"/>
@@ -176,6 +157,35 @@
           <w:lang w:val="en-US"/>
         </w:rPr>
         <w:t xml:space="preserve"> Dataset Description</w:t>
+      </w:r>
+    </w:p>
+    <w:p>
+      <w:pPr>
+        <w:numPr>
+          <w:ilvl w:val="1"/>
+          <w:numId w:val="1"/>
+        </w:numPr>
+        <w:ind w:left="845" w:leftChars="0" w:hanging="425" w:firstLineChars="0"/>
+        <w:jc w:val="left"/>
+        <w:rPr>
+          <w:rFonts w:hint="default" w:ascii="Times New Roman" w:hAnsi="Times New Roman" w:eastAsia="SimSun" w:cs="Times New Roman"/>
+          <w:color w:val="auto"/>
+          <w:sz w:val="24"/>
+          <w:szCs w:val="24"/>
+          <w:lang w:val="en-US"/>
+        </w:rPr>
+      </w:pPr>
+      <w:r>
+        <w:rPr>
+          <w:rFonts w:hint="default" w:ascii="Times New Roman" w:hAnsi="Times New Roman" w:eastAsia="SimSun" w:cs="Times New Roman"/>
+          <w:b/>
+          <w:bCs/>
+          <w:color w:val="auto"/>
+          <w:sz w:val="28"/>
+          <w:szCs w:val="28"/>
+          <w:lang w:val="en-US"/>
+        </w:rPr>
+        <w:t>Dataset Source</w:t>
       </w:r>
     </w:p>
     <w:p>
@@ -184,14 +194,49 @@
           <w:ilvl w:val="0"/>
           <w:numId w:val="0"/>
         </w:numPr>
-        <w:ind w:leftChars="0"/>
+        <w:ind w:firstLine="480" w:firstLineChars="200"/>
         <w:jc w:val="left"/>
         <w:rPr>
           <w:rFonts w:hint="default" w:ascii="Times New Roman" w:hAnsi="Times New Roman" w:eastAsia="SimSun" w:cs="Times New Roman"/>
           <w:color w:val="auto"/>
-          <w:sz w:val="32"/>
-          <w:szCs w:val="32"/>
-          <w:lang w:val="en-US"/>
+          <w:sz w:val="24"/>
+          <w:szCs w:val="24"/>
+          <w:lang w:val="en-US"/>
+        </w:rPr>
+      </w:pPr>
+      <w:r>
+        <w:rPr>
+          <w:rFonts w:hint="default" w:ascii="Times New Roman" w:hAnsi="Times New Roman" w:eastAsia="SimSun" w:cs="Times New Roman"/>
+          <w:color w:val="auto"/>
+          <w:sz w:val="24"/>
+          <w:szCs w:val="24"/>
+          <w:lang w:val="en-US"/>
+        </w:rPr>
+        <w:t xml:space="preserve">      </w:t>
+      </w:r>
+      <w:r>
+        <w:rPr>
+          <w:rFonts w:hint="default" w:ascii="Times New Roman" w:hAnsi="Times New Roman" w:eastAsia="SimSun"/>
+          <w:color w:val="auto"/>
+          <w:sz w:val="24"/>
+          <w:szCs w:val="24"/>
+          <w:lang w:val="en-US"/>
+        </w:rPr>
+        <w:t>The project uses the public IMDb bulk datasets available at https://datasets.imdbws.com/. IMDb provides multiple related datasets suitable for dimensional modelling, many-to-many relationships, historical tracking, and analytical reporting.</w:t>
+      </w:r>
+    </w:p>
+    <w:p>
+      <w:pPr>
+        <w:numPr>
+          <w:ilvl w:val="0"/>
+          <w:numId w:val="0"/>
+        </w:numPr>
+        <w:jc w:val="left"/>
+        <w:rPr>
+          <w:rFonts w:hint="default" w:ascii="Times New Roman" w:hAnsi="Times New Roman" w:eastAsia="SimSun" w:cs="Times New Roman"/>
+          <w:color w:val="auto"/>
+          <w:sz w:val="24"/>
+          <w:szCs w:val="24"/>
         </w:rPr>
       </w:pPr>
     </w:p>
@@ -208,7 +253,6 @@
           <w:color w:val="auto"/>
           <w:sz w:val="24"/>
           <w:szCs w:val="24"/>
-          <w:lang w:val="en-US"/>
         </w:rPr>
       </w:pPr>
       <w:r>
@@ -221,7 +265,7 @@
           <w:szCs w:val="28"/>
           <w:lang w:val="en-US"/>
         </w:rPr>
-        <w:t>Dataset Source</w:t>
+        <w:t>Original Format</w:t>
       </w:r>
     </w:p>
     <w:p>
@@ -229,124 +273,15 @@
         <w:numPr>
           <w:numId w:val="0"/>
         </w:numPr>
-        <w:ind w:left="420" w:leftChars="0"/>
+        <w:ind w:left="420" w:leftChars="0" w:firstLine="716" w:firstLineChars="0"/>
         <w:jc w:val="left"/>
         <w:rPr>
           <w:rFonts w:hint="default" w:ascii="Times New Roman" w:hAnsi="Times New Roman" w:eastAsia="SimSun" w:cs="Times New Roman"/>
           <w:color w:val="auto"/>
           <w:sz w:val="24"/>
           <w:szCs w:val="24"/>
-          <w:lang w:val="en-US"/>
         </w:rPr>
       </w:pPr>
-    </w:p>
-    <w:p>
-      <w:pPr>
-        <w:numPr>
-          <w:ilvl w:val="0"/>
-          <w:numId w:val="0"/>
-        </w:numPr>
-        <w:ind w:firstLine="480" w:firstLineChars="200"/>
-        <w:jc w:val="left"/>
-        <w:rPr>
-          <w:rFonts w:hint="default" w:ascii="Times New Roman" w:hAnsi="Times New Roman" w:eastAsia="SimSun" w:cs="Times New Roman"/>
-          <w:color w:val="auto"/>
-          <w:sz w:val="24"/>
-          <w:szCs w:val="24"/>
-          <w:lang w:val="en-US"/>
-        </w:rPr>
-      </w:pPr>
-      <w:r>
-        <w:rPr>
-          <w:rFonts w:hint="default" w:ascii="Times New Roman" w:hAnsi="Times New Roman" w:eastAsia="SimSun" w:cs="Times New Roman"/>
-          <w:color w:val="auto"/>
-          <w:sz w:val="24"/>
-          <w:szCs w:val="24"/>
-          <w:lang w:val="en-US"/>
-        </w:rPr>
-        <w:t xml:space="preserve">      </w:t>
-      </w:r>
-      <w:r>
-        <w:rPr>
-          <w:rFonts w:hint="default" w:ascii="Times New Roman" w:hAnsi="Times New Roman" w:eastAsia="SimSun"/>
-          <w:color w:val="auto"/>
-          <w:sz w:val="24"/>
-          <w:szCs w:val="24"/>
-          <w:lang w:val="en-US"/>
-        </w:rPr>
-        <w:t>The project uses the public IMDb bulk datasets available at https://datasets.imdbws.com/. IMDb provides multiple related datasets suitable for dimensional modelling, many-to-many relationships, historical tracking, and analytical reporting.</w:t>
-      </w:r>
-    </w:p>
-    <w:p>
-      <w:pPr>
-        <w:numPr>
-          <w:ilvl w:val="0"/>
-          <w:numId w:val="0"/>
-        </w:numPr>
-        <w:jc w:val="left"/>
-        <w:rPr>
-          <w:rFonts w:hint="default" w:ascii="Times New Roman" w:hAnsi="Times New Roman" w:eastAsia="SimSun" w:cs="Times New Roman"/>
-          <w:color w:val="auto"/>
-          <w:sz w:val="24"/>
-          <w:szCs w:val="24"/>
-        </w:rPr>
-      </w:pPr>
-    </w:p>
-    <w:p>
-      <w:pPr>
-        <w:numPr>
-          <w:ilvl w:val="1"/>
-          <w:numId w:val="1"/>
-        </w:numPr>
-        <w:ind w:left="845" w:leftChars="0" w:hanging="425" w:firstLineChars="0"/>
-        <w:jc w:val="left"/>
-        <w:rPr>
-          <w:rFonts w:hint="default" w:ascii="Times New Roman" w:hAnsi="Times New Roman" w:eastAsia="SimSun" w:cs="Times New Roman"/>
-          <w:color w:val="auto"/>
-          <w:sz w:val="28"/>
-          <w:szCs w:val="28"/>
-          <w:lang w:val="en-US"/>
-        </w:rPr>
-      </w:pPr>
-      <w:r>
-        <w:rPr>
-          <w:rFonts w:hint="default" w:ascii="Times New Roman" w:hAnsi="Times New Roman" w:eastAsia="SimSun" w:cs="Times New Roman"/>
-          <w:b/>
-          <w:bCs/>
-          <w:color w:val="auto"/>
-          <w:sz w:val="28"/>
-          <w:szCs w:val="28"/>
-          <w:lang w:val="en-US"/>
-        </w:rPr>
-        <w:t>Original Format</w:t>
-      </w:r>
-    </w:p>
-    <w:p>
-      <w:pPr>
-        <w:pStyle w:val="7"/>
-        <w:keepNext w:val="0"/>
-        <w:keepLines w:val="0"/>
-        <w:widowControl/>
-        <w:suppressLineNumbers w:val="0"/>
-        <w:spacing w:before="0" w:beforeAutospacing="1" w:after="0" w:afterAutospacing="1"/>
-        <w:ind w:left="0" w:right="0"/>
-        <w:rPr>
-          <w:rFonts w:hint="default" w:ascii="Times New Roman" w:hAnsi="Times New Roman" w:eastAsia="SimSun" w:cs="Times New Roman"/>
-          <w:color w:val="auto"/>
-          <w:sz w:val="24"/>
-          <w:szCs w:val="24"/>
-        </w:rPr>
-      </w:pPr>
-      <w:r>
-        <w:rPr>
-          <w:rFonts w:hint="default" w:ascii="Times New Roman" w:hAnsi="Times New Roman" w:eastAsia="SimSun" w:cs="Times New Roman"/>
-          <w:color w:val="auto"/>
-          <w:sz w:val="28"/>
-          <w:szCs w:val="28"/>
-          <w:lang w:val="en-US"/>
-        </w:rPr>
-        <w:t xml:space="preserve">      </w:t>
-      </w:r>
       <w:r>
         <w:rPr>
           <w:rFonts w:hint="default" w:ascii="Times New Roman" w:hAnsi="Times New Roman" w:eastAsia="SimSun"/>
@@ -373,9 +308,8 @@
         <w:rPr>
           <w:rFonts w:hint="default" w:ascii="Times New Roman" w:hAnsi="Times New Roman" w:eastAsia="SimSun" w:cs="Times New Roman"/>
           <w:color w:val="auto"/>
-          <w:sz w:val="28"/>
-          <w:szCs w:val="28"/>
-          <w:lang w:val="en-US"/>
+          <w:sz w:val="24"/>
+          <w:szCs w:val="24"/>
         </w:rPr>
       </w:pPr>
       <w:r>
@@ -398,13 +332,11 @@
         <w:keepLines w:val="0"/>
         <w:widowControl/>
         <w:numPr>
-          <w:ilvl w:val="0"/>
           <w:numId w:val="0"/>
         </w:numPr>
         <w:suppressLineNumbers w:val="0"/>
         <w:spacing w:before="0" w:beforeAutospacing="1" w:after="0" w:afterAutospacing="1"/>
-        <w:ind w:right="0" w:rightChars="0"/>
-        <w:jc w:val="left"/>
+        <w:ind w:left="420" w:leftChars="0" w:right="0" w:rightChars="0" w:firstLine="716" w:firstLineChars="0"/>
         <w:rPr>
           <w:rFonts w:hint="default" w:ascii="Times New Roman" w:hAnsi="Times New Roman" w:eastAsia="SimSun" w:cs="Times New Roman"/>
           <w:color w:val="auto"/>
@@ -412,16 +344,6 @@
           <w:szCs w:val="24"/>
         </w:rPr>
       </w:pPr>
-      <w:r>
-        <w:rPr>
-          <w:rFonts w:hint="default" w:ascii="Times New Roman" w:hAnsi="Times New Roman" w:eastAsia="SimSun" w:cs="Times New Roman"/>
-          <w:color w:val="auto"/>
-          <w:sz w:val="28"/>
-          <w:szCs w:val="28"/>
-          <w:lang w:val="en-US"/>
-        </w:rPr>
-        <w:t xml:space="preserve">        </w:t>
-      </w:r>
       <w:r>
         <w:rPr>
           <w:rFonts w:hint="default" w:ascii="Times New Roman" w:hAnsi="Times New Roman" w:eastAsia="SimSun" w:cs="Times New Roman"/>
@@ -1223,8 +1145,8 @@
         <w:rPr>
           <w:rFonts w:hint="default" w:ascii="Times New Roman" w:hAnsi="Times New Roman" w:eastAsia="SimSun" w:cs="Times New Roman"/>
           <w:color w:val="auto"/>
-          <w:sz w:val="28"/>
-          <w:szCs w:val="28"/>
+          <w:sz w:val="24"/>
+          <w:szCs w:val="24"/>
           <w:lang w:val="en-US"/>
         </w:rPr>
       </w:pPr>
@@ -1248,12 +1170,11 @@
         <w:keepLines w:val="0"/>
         <w:widowControl/>
         <w:numPr>
-          <w:ilvl w:val="0"/>
           <w:numId w:val="0"/>
         </w:numPr>
         <w:suppressLineNumbers w:val="0"/>
         <w:spacing w:before="0" w:beforeAutospacing="1" w:after="0" w:afterAutospacing="1"/>
-        <w:ind w:right="0" w:rightChars="0"/>
+        <w:ind w:left="420" w:leftChars="0" w:right="0" w:rightChars="0" w:firstLine="716" w:firstLineChars="0"/>
         <w:jc w:val="left"/>
         <w:rPr>
           <w:rFonts w:hint="default" w:ascii="Times New Roman" w:hAnsi="Times New Roman" w:eastAsia="SimSun" w:cs="Times New Roman"/>
@@ -1263,18 +1184,6 @@
           <w:lang w:val="en-US"/>
         </w:rPr>
       </w:pPr>
-      <w:r>
-        <w:rPr>
-          <w:rFonts w:hint="default" w:ascii="Times New Roman" w:hAnsi="Times New Roman" w:cs="Times New Roman"/>
-          <w:b w:val="0"/>
-          <w:bCs w:val="0"/>
-          <w:color w:val="auto"/>
-          <w:sz w:val="24"/>
-          <w:szCs w:val="24"/>
-          <w:lang w:val="en-US"/>
-        </w:rPr>
-        <w:t xml:space="preserve">          </w:t>
-      </w:r>
       <w:r>
         <w:rPr>
           <w:rFonts w:hint="default" w:ascii="Times New Roman" w:hAnsi="Times New Roman"/>
@@ -2329,6 +2238,8 @@
         <w:jc w:val="left"/>
         <w:rPr>
           <w:rFonts w:hint="default" w:ascii="Times New Roman" w:hAnsi="Times New Roman" w:eastAsia="SimSun" w:cs="Times New Roman"/>
+          <w:b w:val="0"/>
+          <w:bCs w:val="0"/>
           <w:color w:val="auto"/>
           <w:sz w:val="28"/>
           <w:szCs w:val="28"/>
@@ -2347,24 +2258,6 @@
         </w:rPr>
         <w:t>Update Frequency and Load Strategy</w:t>
       </w:r>
-    </w:p>
-    <w:p>
-      <w:pPr>
-        <w:numPr>
-          <w:ilvl w:val="0"/>
-          <w:numId w:val="0"/>
-        </w:numPr>
-        <w:jc w:val="left"/>
-        <w:rPr>
-          <w:rFonts w:hint="default" w:ascii="Times New Roman" w:hAnsi="Times New Roman" w:eastAsia="SimSun" w:cs="Times New Roman"/>
-          <w:b w:val="0"/>
-          <w:bCs w:val="0"/>
-          <w:color w:val="auto"/>
-          <w:sz w:val="28"/>
-          <w:szCs w:val="28"/>
-          <w:lang w:val="en-US"/>
-        </w:rPr>
-      </w:pPr>
     </w:p>
     <w:p>
       <w:pPr>
@@ -2912,21 +2805,6 @@
         </w:rPr>
         <w:t xml:space="preserve">Data quality tests and snapshots </w:t>
       </w:r>
-    </w:p>
-    <w:p>
-      <w:pPr>
-        <w:numPr>
-          <w:ilvl w:val="0"/>
-          <w:numId w:val="0"/>
-        </w:numPr>
-        <w:jc w:val="left"/>
-        <w:rPr>
-          <w:rFonts w:hint="default" w:ascii="Times New Roman" w:hAnsi="Times New Roman" w:eastAsia="SimSun" w:cs="Times New Roman"/>
-          <w:color w:val="auto"/>
-          <w:sz w:val="24"/>
-          <w:szCs w:val="24"/>
-        </w:rPr>
-      </w:pPr>
     </w:p>
     <w:p>
       <w:pPr>
@@ -3444,7 +3322,7 @@
             </w:pPr>
             <w:r>
               <w:rPr>
-                <w:rFonts w:hint="default" w:ascii="Times New Roman" w:hAnsi="Times New Roman" w:eastAsia="Consolas"/>
+                <w:rFonts w:hint="default" w:ascii="Times New Roman" w:hAnsi="Times New Roman" w:eastAsia="Consolas" w:cs="Times New Roman"/>
                 <w:b w:val="0"/>
                 <w:bCs w:val="0"/>
                 <w:color w:val="auto"/>
@@ -3520,31 +3398,6 @@
             </w:pPr>
             <w:r>
               <w:rPr>
-                <w:rFonts w:hint="default" w:ascii="Times New Roman" w:hAnsi="Times New Roman" w:eastAsia="Consolas"/>
-                <w:b/>
-                <w:bCs/>
-                <w:color w:val="auto"/>
-                <w:sz w:val="24"/>
-                <w:szCs w:val="24"/>
-                <w:u w:val="none"/>
-                <w:vertAlign w:val="baseline"/>
-                <w:lang w:val="en-US"/>
-              </w:rPr>
-              <w:t>title_id → dim_title, year_key → dim_year</w:t>
-            </w:r>
-          </w:p>
-        </w:tc>
-        <w:tc>
-          <w:tcPr>
-            <w:tcW w:w="1576" w:type="dxa"/>
-            <w:vAlign w:val="center"/>
-          </w:tcPr>
-          <w:p>
-            <w:pPr>
-              <w:widowControl w:val="0"/>
-              <w:spacing w:beforeLines="0" w:afterLines="0"/>
-              <w:jc w:val="center"/>
-              <w:rPr>
                 <w:rFonts w:hint="default" w:ascii="Times New Roman" w:hAnsi="Times New Roman" w:eastAsia="Consolas" w:cs="Times New Roman"/>
                 <w:b/>
                 <w:bCs/>
@@ -3555,10 +3408,22 @@
                 <w:vertAlign w:val="baseline"/>
                 <w:lang w:val="en-US"/>
               </w:rPr>
-            </w:pPr>
-            <w:r>
-              <w:rPr>
-                <w:rFonts w:hint="default" w:ascii="Times New Roman" w:hAnsi="Times New Roman" w:eastAsia="Consolas"/>
+              <w:t>title_id → dim_title, year_key → dim_year</w:t>
+            </w:r>
+          </w:p>
+        </w:tc>
+        <w:tc>
+          <w:tcPr>
+            <w:tcW w:w="1576" w:type="dxa"/>
+            <w:vAlign w:val="center"/>
+          </w:tcPr>
+          <w:p>
+            <w:pPr>
+              <w:widowControl w:val="0"/>
+              <w:spacing w:beforeLines="0" w:afterLines="0"/>
+              <w:jc w:val="center"/>
+              <w:rPr>
+                <w:rFonts w:hint="default" w:ascii="Times New Roman" w:hAnsi="Times New Roman" w:eastAsia="Consolas" w:cs="Times New Roman"/>
                 <w:b/>
                 <w:bCs/>
                 <w:color w:val="auto"/>
@@ -3568,6 +3433,19 @@
                 <w:vertAlign w:val="baseline"/>
                 <w:lang w:val="en-US"/>
               </w:rPr>
+            </w:pPr>
+            <w:r>
+              <w:rPr>
+                <w:rFonts w:hint="default" w:ascii="Times New Roman" w:hAnsi="Times New Roman" w:eastAsia="Consolas" w:cs="Times New Roman"/>
+                <w:b/>
+                <w:bCs/>
+                <w:color w:val="auto"/>
+                <w:sz w:val="24"/>
+                <w:szCs w:val="24"/>
+                <w:u w:val="none"/>
+                <w:vertAlign w:val="baseline"/>
+                <w:lang w:val="en-US"/>
+              </w:rPr>
               <w:t>stg_title_ratings, stg_title_basics</w:t>
             </w:r>
           </w:p>
@@ -3596,17 +3474,11 @@
             </w:pPr>
             <w:r>
               <w:rPr>
-                <w:rFonts w:hint="default" w:ascii="Times New Roman" w:hAnsi="Times New Roman" w:eastAsia="Consolas"/>
-                <w:b w:val="0"/>
-                <w:bCs w:val="0"/>
-                <w:color w:val="auto"/>
-                <w:sz w:val="24"/>
-                <w:szCs w:val="24"/>
-                <w:u w:val="none"/>
-                <w:vertAlign w:val="baseline"/>
-                <w:lang w:val="en-US"/>
-              </w:rPr>
-              <w:t>Central fact table containing rating measures, vote counts, runtime, and year attributes used in analytical queries.</w:t>
+                <w:rFonts w:hint="default" w:ascii="Times New Roman" w:hAnsi="Times New Roman" w:eastAsia="SimSun" w:cs="Times New Roman"/>
+                <w:sz w:val="24"/>
+                <w:szCs w:val="24"/>
+              </w:rPr>
+              <w:t>Central rating fact with votes, runtime and year.</w:t>
             </w:r>
           </w:p>
         </w:tc>
@@ -3689,7 +3561,7 @@
             </w:pPr>
             <w:r>
               <w:rPr>
-                <w:rFonts w:hint="default" w:ascii="Times New Roman" w:hAnsi="Times New Roman" w:eastAsia="Consolas"/>
+                <w:rFonts w:hint="default" w:ascii="Times New Roman" w:hAnsi="Times New Roman" w:eastAsia="Consolas" w:cs="Times New Roman"/>
                 <w:b w:val="0"/>
                 <w:bCs w:val="0"/>
                 <w:color w:val="auto"/>
@@ -3803,7 +3675,7 @@
             </w:pPr>
             <w:r>
               <w:rPr>
-                <w:rFonts w:hint="default" w:ascii="Times New Roman" w:hAnsi="Times New Roman" w:eastAsia="Consolas"/>
+                <w:rFonts w:hint="default" w:ascii="Times New Roman" w:hAnsi="Times New Roman" w:eastAsia="Consolas" w:cs="Times New Roman"/>
                 <w:b/>
                 <w:bCs/>
                 <w:color w:val="auto"/>
@@ -3841,17 +3713,11 @@
             </w:pPr>
             <w:r>
               <w:rPr>
-                <w:rFonts w:hint="default" w:ascii="Times New Roman" w:hAnsi="Times New Roman" w:eastAsia="Consolas"/>
-                <w:b w:val="0"/>
-                <w:bCs w:val="0"/>
-                <w:color w:val="auto"/>
-                <w:sz w:val="24"/>
-                <w:szCs w:val="24"/>
-                <w:u w:val="none"/>
-                <w:vertAlign w:val="baseline"/>
-                <w:lang w:val="en-US"/>
-              </w:rPr>
-              <w:t>Stores reusable descriptive title metadata separately from analytical measures.</w:t>
+                <w:rFonts w:hint="default" w:ascii="Times New Roman" w:hAnsi="Times New Roman" w:eastAsia="SimSun" w:cs="Times New Roman"/>
+                <w:sz w:val="24"/>
+                <w:szCs w:val="24"/>
+              </w:rPr>
+              <w:t>Reusable title metadata.</w:t>
             </w:r>
           </w:p>
         </w:tc>
@@ -3934,7 +3800,7 @@
             </w:pPr>
             <w:r>
               <w:rPr>
-                <w:rFonts w:hint="default" w:ascii="Times New Roman" w:hAnsi="Times New Roman" w:eastAsia="Consolas"/>
+                <w:rFonts w:hint="default" w:ascii="Times New Roman" w:hAnsi="Times New Roman" w:eastAsia="Consolas" w:cs="Times New Roman"/>
                 <w:b w:val="0"/>
                 <w:bCs w:val="0"/>
                 <w:color w:val="auto"/>
@@ -4048,7 +3914,7 @@
             </w:pPr>
             <w:r>
               <w:rPr>
-                <w:rFonts w:hint="default" w:ascii="Times New Roman" w:hAnsi="Times New Roman" w:eastAsia="Consolas"/>
+                <w:rFonts w:hint="default" w:ascii="Times New Roman" w:hAnsi="Times New Roman" w:eastAsia="Consolas" w:cs="Times New Roman"/>
                 <w:b/>
                 <w:bCs/>
                 <w:color w:val="auto"/>
@@ -4086,17 +3952,11 @@
             </w:pPr>
             <w:r>
               <w:rPr>
-                <w:rFonts w:hint="default" w:ascii="Times New Roman" w:hAnsi="Times New Roman" w:eastAsia="Consolas"/>
-                <w:b w:val="0"/>
-                <w:bCs w:val="0"/>
-                <w:color w:val="auto"/>
-                <w:sz w:val="24"/>
-                <w:szCs w:val="24"/>
-                <w:u w:val="none"/>
-                <w:vertAlign w:val="baseline"/>
-                <w:lang w:val="en-US"/>
-              </w:rPr>
-              <w:t>Stores descriptive information about actors, directors, and writers without duplicating person attributes across title relationships.</w:t>
+                <w:rFonts w:hint="default" w:ascii="Times New Roman" w:hAnsi="Times New Roman" w:eastAsia="SimSun" w:cs="Times New Roman"/>
+                <w:sz w:val="24"/>
+                <w:szCs w:val="24"/>
+              </w:rPr>
+              <w:t>Actor, director and writer metadata.</w:t>
             </w:r>
           </w:p>
         </w:tc>
@@ -4179,7 +4039,7 @@
             </w:pPr>
             <w:r>
               <w:rPr>
-                <w:rFonts w:hint="default" w:ascii="Times New Roman" w:hAnsi="Times New Roman" w:eastAsia="Consolas"/>
+                <w:rFonts w:hint="default" w:ascii="Times New Roman" w:hAnsi="Times New Roman" w:eastAsia="Consolas" w:cs="Times New Roman"/>
                 <w:b w:val="0"/>
                 <w:bCs w:val="0"/>
                 <w:color w:val="auto"/>
@@ -4293,7 +4153,7 @@
             </w:pPr>
             <w:r>
               <w:rPr>
-                <w:rFonts w:hint="default" w:ascii="Times New Roman" w:hAnsi="Times New Roman" w:eastAsia="Consolas"/>
+                <w:rFonts w:hint="default" w:ascii="Times New Roman" w:hAnsi="Times New Roman" w:eastAsia="Consolas" w:cs="Times New Roman"/>
                 <w:b/>
                 <w:bCs/>
                 <w:color w:val="auto"/>
@@ -4331,17 +4191,11 @@
             </w:pPr>
             <w:r>
               <w:rPr>
-                <w:rFonts w:hint="default" w:ascii="Times New Roman" w:hAnsi="Times New Roman" w:eastAsia="Consolas"/>
-                <w:b w:val="0"/>
-                <w:bCs w:val="0"/>
-                <w:color w:val="auto"/>
-                <w:sz w:val="24"/>
-                <w:szCs w:val="24"/>
-                <w:u w:val="none"/>
-                <w:vertAlign w:val="baseline"/>
-                <w:lang w:val="en-US"/>
-              </w:rPr>
-              <w:t>Stores normalized genre values and provides a consistent genre identifier for analysis.</w:t>
+                <w:rFonts w:hint="default" w:ascii="Times New Roman" w:hAnsi="Times New Roman" w:eastAsia="SimSun" w:cs="Times New Roman"/>
+                <w:sz w:val="24"/>
+                <w:szCs w:val="24"/>
+              </w:rPr>
+              <w:t>Normalized genre dimension.</w:t>
             </w:r>
           </w:p>
         </w:tc>
@@ -4424,7 +4278,7 @@
             </w:pPr>
             <w:r>
               <w:rPr>
-                <w:rFonts w:hint="default" w:ascii="Times New Roman" w:hAnsi="Times New Roman" w:eastAsia="Consolas"/>
+                <w:rFonts w:hint="default" w:ascii="Times New Roman" w:hAnsi="Times New Roman" w:eastAsia="Consolas" w:cs="Times New Roman"/>
                 <w:b w:val="0"/>
                 <w:bCs w:val="0"/>
                 <w:color w:val="auto"/>
@@ -4538,7 +4392,7 @@
             </w:pPr>
             <w:r>
               <w:rPr>
-                <w:rFonts w:hint="default" w:ascii="Times New Roman" w:hAnsi="Times New Roman" w:eastAsia="Consolas"/>
+                <w:rFonts w:hint="default" w:ascii="Times New Roman" w:hAnsi="Times New Roman" w:eastAsia="Consolas" w:cs="Times New Roman"/>
                 <w:b/>
                 <w:bCs/>
                 <w:color w:val="auto"/>
@@ -4576,17 +4430,11 @@
             </w:pPr>
             <w:r>
               <w:rPr>
-                <w:rFonts w:hint="default" w:ascii="Times New Roman" w:hAnsi="Times New Roman" w:eastAsia="Consolas"/>
-                <w:b w:val="0"/>
-                <w:bCs w:val="0"/>
-                <w:color w:val="auto"/>
-                <w:sz w:val="24"/>
-                <w:szCs w:val="24"/>
-                <w:u w:val="none"/>
-                <w:vertAlign w:val="baseline"/>
-                <w:lang w:val="en-US"/>
-              </w:rPr>
-              <w:t>Provides reusable year and decade attributes for temporal analysis.</w:t>
+                <w:rFonts w:hint="default" w:ascii="Times New Roman" w:hAnsi="Times New Roman" w:eastAsia="SimSun" w:cs="Times New Roman"/>
+                <w:sz w:val="24"/>
+                <w:szCs w:val="24"/>
+              </w:rPr>
+              <w:t>Supports year/decade analysis.</w:t>
             </w:r>
           </w:p>
         </w:tc>
@@ -4669,7 +4517,7 @@
             </w:pPr>
             <w:r>
               <w:rPr>
-                <w:rFonts w:hint="default" w:ascii="Times New Roman" w:hAnsi="Times New Roman" w:eastAsia="Consolas"/>
+                <w:rFonts w:hint="default" w:ascii="Times New Roman" w:hAnsi="Times New Roman" w:eastAsia="Consolas" w:cs="Times New Roman"/>
                 <w:b w:val="0"/>
                 <w:bCs w:val="0"/>
                 <w:color w:val="auto"/>
@@ -4707,61 +4555,23 @@
             </w:pPr>
             <w:r>
               <w:rPr>
-                <w:rFonts w:hint="default" w:ascii="Times New Roman" w:hAnsi="Times New Roman" w:eastAsia="Consolas"/>
-                <w:b/>
-                <w:bCs/>
-                <w:color w:val="auto"/>
-                <w:sz w:val="24"/>
-                <w:szCs w:val="24"/>
-                <w:u w:val="single"/>
-                <w:vertAlign w:val="baseline"/>
-                <w:lang w:val="en-US"/>
-              </w:rPr>
-              <w:t>(title_id, genre_key)</w:t>
-            </w:r>
-          </w:p>
-        </w:tc>
-        <w:tc>
-          <w:tcPr>
-            <w:tcW w:w="1702" w:type="dxa"/>
-            <w:vAlign w:val="center"/>
-          </w:tcPr>
-          <w:p>
-            <w:pPr>
-              <w:widowControl w:val="0"/>
-              <w:spacing w:beforeLines="0" w:afterLines="0"/>
-              <w:jc w:val="center"/>
-              <w:rPr>
                 <w:rFonts w:hint="default" w:ascii="Times New Roman" w:hAnsi="Times New Roman" w:eastAsia="Consolas" w:cs="Times New Roman"/>
                 <w:b/>
                 <w:bCs/>
                 <w:color w:val="auto"/>
                 <w:sz w:val="24"/>
                 <w:szCs w:val="24"/>
-                <w:u w:val="none"/>
-                <w:vertAlign w:val="baseline"/>
-                <w:lang w:val="en-US"/>
-              </w:rPr>
-            </w:pPr>
-            <w:r>
-              <w:rPr>
-                <w:rFonts w:hint="default" w:ascii="Times New Roman" w:hAnsi="Times New Roman" w:eastAsia="Consolas"/>
-                <w:b/>
-                <w:bCs/>
-                <w:color w:val="auto"/>
-                <w:sz w:val="24"/>
-                <w:szCs w:val="24"/>
-                <w:u w:val="none"/>
-                <w:vertAlign w:val="baseline"/>
-                <w:lang w:val="en-US"/>
-              </w:rPr>
-              <w:t>title_id → dim_title, genre_key → dim_genre</w:t>
-            </w:r>
-          </w:p>
-        </w:tc>
-        <w:tc>
-          <w:tcPr>
-            <w:tcW w:w="1576" w:type="dxa"/>
+                <w:u w:val="single"/>
+                <w:vertAlign w:val="baseline"/>
+                <w:lang w:val="en-US"/>
+              </w:rPr>
+              <w:t>(title_id, genre_key)</w:t>
+            </w:r>
+          </w:p>
+        </w:tc>
+        <w:tc>
+          <w:tcPr>
+            <w:tcW w:w="1702" w:type="dxa"/>
             <w:vAlign w:val="center"/>
           </w:tcPr>
           <w:p>
@@ -4783,7 +4593,7 @@
             </w:pPr>
             <w:r>
               <w:rPr>
-                <w:rFonts w:hint="default" w:ascii="Times New Roman" w:hAnsi="Times New Roman" w:eastAsia="Consolas"/>
+                <w:rFonts w:hint="default" w:ascii="Times New Roman" w:hAnsi="Times New Roman" w:eastAsia="Consolas" w:cs="Times New Roman"/>
                 <w:b/>
                 <w:bCs/>
                 <w:color w:val="auto"/>
@@ -4793,6 +4603,44 @@
                 <w:vertAlign w:val="baseline"/>
                 <w:lang w:val="en-US"/>
               </w:rPr>
+              <w:t>title_id → dim_title, genre_key → dim_genre</w:t>
+            </w:r>
+          </w:p>
+        </w:tc>
+        <w:tc>
+          <w:tcPr>
+            <w:tcW w:w="1576" w:type="dxa"/>
+            <w:vAlign w:val="center"/>
+          </w:tcPr>
+          <w:p>
+            <w:pPr>
+              <w:widowControl w:val="0"/>
+              <w:spacing w:beforeLines="0" w:afterLines="0"/>
+              <w:jc w:val="center"/>
+              <w:rPr>
+                <w:rFonts w:hint="default" w:ascii="Times New Roman" w:hAnsi="Times New Roman" w:eastAsia="Consolas" w:cs="Times New Roman"/>
+                <w:b/>
+                <w:bCs/>
+                <w:color w:val="auto"/>
+                <w:sz w:val="24"/>
+                <w:szCs w:val="24"/>
+                <w:u w:val="none"/>
+                <w:vertAlign w:val="baseline"/>
+                <w:lang w:val="en-US"/>
+              </w:rPr>
+            </w:pPr>
+            <w:r>
+              <w:rPr>
+                <w:rFonts w:hint="default" w:ascii="Times New Roman" w:hAnsi="Times New Roman" w:eastAsia="Consolas" w:cs="Times New Roman"/>
+                <w:b/>
+                <w:bCs/>
+                <w:color w:val="auto"/>
+                <w:sz w:val="24"/>
+                <w:szCs w:val="24"/>
+                <w:u w:val="none"/>
+                <w:vertAlign w:val="baseline"/>
+                <w:lang w:val="en-US"/>
+              </w:rPr>
               <w:t>stg_title_genres, dim_genre</w:t>
             </w:r>
           </w:p>
@@ -4821,17 +4669,11 @@
             </w:pPr>
             <w:r>
               <w:rPr>
-                <w:rFonts w:hint="default" w:ascii="Times New Roman" w:hAnsi="Times New Roman" w:eastAsia="Consolas"/>
-                <w:b w:val="0"/>
-                <w:bCs w:val="0"/>
-                <w:color w:val="auto"/>
-                <w:sz w:val="24"/>
-                <w:szCs w:val="24"/>
-                <w:u w:val="none"/>
-                <w:vertAlign w:val="baseline"/>
-                <w:lang w:val="en-US"/>
-              </w:rPr>
-              <w:t>Resolves the many-to-many relationship between titles and genres.</w:t>
+                <w:rFonts w:hint="default" w:ascii="Times New Roman" w:hAnsi="Times New Roman" w:eastAsia="SimSun" w:cs="Times New Roman"/>
+                <w:sz w:val="24"/>
+                <w:szCs w:val="24"/>
+              </w:rPr>
+              <w:t>Resolves the many-to-many genre relationship.</w:t>
             </w:r>
           </w:p>
         </w:tc>
@@ -4914,7 +4756,7 @@
             </w:pPr>
             <w:r>
               <w:rPr>
-                <w:rFonts w:hint="default" w:ascii="Times New Roman" w:hAnsi="Times New Roman" w:eastAsia="Consolas"/>
+                <w:rFonts w:hint="default" w:ascii="Times New Roman" w:hAnsi="Times New Roman" w:eastAsia="Consolas" w:cs="Times New Roman"/>
                 <w:b w:val="0"/>
                 <w:bCs w:val="0"/>
                 <w:color w:val="auto"/>
@@ -4952,45 +4794,32 @@
             </w:pPr>
             <w:r>
               <w:rPr>
-                <w:rFonts w:hint="default" w:ascii="Times New Roman" w:hAnsi="Times New Roman" w:eastAsia="Consolas"/>
-                <w:b/>
-                <w:bCs/>
-                <w:color w:val="auto"/>
-                <w:sz w:val="24"/>
-                <w:szCs w:val="24"/>
-                <w:u w:val="single"/>
-                <w:vertAlign w:val="baseline"/>
-                <w:lang w:val="en-US"/>
-              </w:rPr>
-              <w:t>(title_id, person_id, role)</w:t>
-            </w:r>
-          </w:p>
-        </w:tc>
-        <w:tc>
-          <w:tcPr>
-            <w:tcW w:w="1702" w:type="dxa"/>
-            <w:vAlign w:val="center"/>
-          </w:tcPr>
-          <w:p>
-            <w:pPr>
-              <w:widowControl w:val="0"/>
-              <w:spacing w:beforeLines="0" w:afterLines="0"/>
-              <w:jc w:val="center"/>
-              <w:rPr>
                 <w:rFonts w:hint="default" w:ascii="Times New Roman" w:hAnsi="Times New Roman" w:eastAsia="Consolas" w:cs="Times New Roman"/>
                 <w:b/>
                 <w:bCs/>
                 <w:color w:val="auto"/>
                 <w:sz w:val="24"/>
                 <w:szCs w:val="24"/>
-                <w:u w:val="none"/>
-                <w:vertAlign w:val="baseline"/>
-                <w:lang w:val="en-US"/>
-              </w:rPr>
-            </w:pPr>
-            <w:r>
-              <w:rPr>
-                <w:rFonts w:hint="default" w:ascii="Times New Roman" w:hAnsi="Times New Roman" w:eastAsia="Consolas"/>
+                <w:u w:val="single"/>
+                <w:vertAlign w:val="baseline"/>
+                <w:lang w:val="en-US"/>
+              </w:rPr>
+              <w:t>(title_id, person_id, role)</w:t>
+            </w:r>
+          </w:p>
+        </w:tc>
+        <w:tc>
+          <w:tcPr>
+            <w:tcW w:w="1702" w:type="dxa"/>
+            <w:vAlign w:val="center"/>
+          </w:tcPr>
+          <w:p>
+            <w:pPr>
+              <w:widowControl w:val="0"/>
+              <w:spacing w:beforeLines="0" w:afterLines="0"/>
+              <w:jc w:val="center"/>
+              <w:rPr>
+                <w:rFonts w:hint="default" w:ascii="Times New Roman" w:hAnsi="Times New Roman" w:eastAsia="Consolas" w:cs="Times New Roman"/>
                 <w:b/>
                 <w:bCs/>
                 <w:color w:val="auto"/>
@@ -5000,6 +4829,19 @@
                 <w:vertAlign w:val="baseline"/>
                 <w:lang w:val="en-US"/>
               </w:rPr>
+            </w:pPr>
+            <w:r>
+              <w:rPr>
+                <w:rFonts w:hint="default" w:ascii="Times New Roman" w:hAnsi="Times New Roman" w:eastAsia="Consolas" w:cs="Times New Roman"/>
+                <w:b/>
+                <w:bCs/>
+                <w:color w:val="auto"/>
+                <w:sz w:val="24"/>
+                <w:szCs w:val="24"/>
+                <w:u w:val="none"/>
+                <w:vertAlign w:val="baseline"/>
+                <w:lang w:val="en-US"/>
+              </w:rPr>
               <w:t>title_id → dim_title, person_id → dim_person</w:t>
             </w:r>
           </w:p>
@@ -5028,7 +4870,7 @@
             </w:pPr>
             <w:r>
               <w:rPr>
-                <w:rFonts w:hint="default" w:ascii="Times New Roman" w:hAnsi="Times New Roman" w:eastAsia="Consolas"/>
+                <w:rFonts w:hint="default" w:ascii="Times New Roman" w:hAnsi="Times New Roman" w:eastAsia="Consolas" w:cs="Times New Roman"/>
                 <w:b w:val="0"/>
                 <w:bCs w:val="0"/>
                 <w:color w:val="auto"/>
@@ -5066,17 +4908,11 @@
             </w:pPr>
             <w:r>
               <w:rPr>
-                <w:rFonts w:hint="default" w:ascii="Times New Roman" w:hAnsi="Times New Roman" w:eastAsia="Consolas"/>
-                <w:b w:val="0"/>
-                <w:bCs w:val="0"/>
-                <w:color w:val="auto"/>
-                <w:sz w:val="24"/>
-                <w:szCs w:val="24"/>
-                <w:u w:val="none"/>
-                <w:vertAlign w:val="baseline"/>
-                <w:lang w:val="en-US"/>
-              </w:rPr>
-              <w:t>Resolves the many-to-many relationship between titles and people while preserving the standardized role.</w:t>
+                <w:rFonts w:hint="default" w:ascii="Times New Roman" w:hAnsi="Times New Roman" w:eastAsia="SimSun" w:cs="Times New Roman"/>
+                <w:sz w:val="24"/>
+                <w:szCs w:val="24"/>
+              </w:rPr>
+              <w:t>Resolves crew/cast many-to-many relationships.</w:t>
             </w:r>
           </w:p>
         </w:tc>
@@ -5146,7 +4982,7 @@
               <w:spacing w:beforeLines="0" w:afterLines="0"/>
               <w:jc w:val="center"/>
               <w:rPr>
-                <w:rFonts w:hint="default" w:ascii="Times New Roman" w:hAnsi="Times New Roman" w:eastAsia="Consolas"/>
+                <w:rFonts w:hint="default" w:ascii="Times New Roman" w:hAnsi="Times New Roman" w:eastAsia="Consolas" w:cs="Times New Roman"/>
                 <w:b w:val="0"/>
                 <w:bCs w:val="0"/>
                 <w:color w:val="auto"/>
@@ -5159,7 +4995,7 @@
             </w:pPr>
             <w:r>
               <w:rPr>
-                <w:rFonts w:hint="default" w:ascii="Times New Roman" w:hAnsi="Times New Roman" w:eastAsia="Consolas"/>
+                <w:rFonts w:hint="default" w:ascii="Times New Roman" w:hAnsi="Times New Roman" w:eastAsia="Consolas" w:cs="Times New Roman"/>
                 <w:b w:val="0"/>
                 <w:bCs w:val="0"/>
                 <w:color w:val="auto"/>
@@ -5184,7 +5020,7 @@
               <w:spacing w:beforeLines="0" w:afterLines="0"/>
               <w:jc w:val="center"/>
               <w:rPr>
-                <w:rFonts w:hint="default" w:ascii="Times New Roman" w:hAnsi="Times New Roman" w:eastAsia="Consolas"/>
+                <w:rFonts w:hint="default" w:ascii="Times New Roman" w:hAnsi="Times New Roman" w:eastAsia="Consolas" w:cs="Times New Roman"/>
                 <w:b/>
                 <w:bCs/>
                 <w:color w:val="auto"/>
@@ -5197,7 +5033,7 @@
             </w:pPr>
             <w:r>
               <w:rPr>
-                <w:rFonts w:hint="default" w:ascii="Times New Roman" w:hAnsi="Times New Roman" w:eastAsia="Consolas"/>
+                <w:rFonts w:hint="default" w:ascii="Times New Roman" w:hAnsi="Times New Roman" w:eastAsia="Consolas" w:cs="Times New Roman"/>
                 <w:b/>
                 <w:bCs/>
                 <w:color w:val="auto"/>
@@ -5222,7 +5058,7 @@
               <w:spacing w:beforeLines="0" w:afterLines="0"/>
               <w:jc w:val="center"/>
               <w:rPr>
-                <w:rFonts w:hint="default" w:ascii="Times New Roman" w:hAnsi="Times New Roman" w:eastAsia="Consolas"/>
+                <w:rFonts w:hint="default" w:ascii="Times New Roman" w:hAnsi="Times New Roman" w:eastAsia="Consolas" w:cs="Times New Roman"/>
                 <w:b/>
                 <w:bCs/>
                 <w:color w:val="auto"/>
@@ -5235,7 +5071,7 @@
             </w:pPr>
             <w:r>
               <w:rPr>
-                <w:rFonts w:hint="default" w:ascii="Times New Roman" w:hAnsi="Times New Roman" w:eastAsia="Consolas"/>
+                <w:rFonts w:hint="default" w:ascii="Times New Roman" w:hAnsi="Times New Roman" w:eastAsia="Consolas" w:cs="Times New Roman"/>
                 <w:b/>
                 <w:bCs/>
                 <w:color w:val="auto"/>
@@ -5260,7 +5096,7 @@
               <w:spacing w:beforeLines="0" w:afterLines="0"/>
               <w:jc w:val="center"/>
               <w:rPr>
-                <w:rFonts w:hint="default" w:ascii="Times New Roman" w:hAnsi="Times New Roman" w:eastAsia="Consolas"/>
+                <w:rFonts w:hint="default" w:ascii="Times New Roman" w:hAnsi="Times New Roman" w:eastAsia="Consolas" w:cs="Times New Roman"/>
                 <w:b/>
                 <w:bCs/>
                 <w:color w:val="auto"/>
@@ -5273,7 +5109,7 @@
             </w:pPr>
             <w:r>
               <w:rPr>
-                <w:rFonts w:hint="default" w:ascii="Times New Roman" w:hAnsi="Times New Roman" w:eastAsia="Consolas"/>
+                <w:rFonts w:hint="default" w:ascii="Times New Roman" w:hAnsi="Times New Roman" w:eastAsia="Consolas" w:cs="Times New Roman"/>
                 <w:b/>
                 <w:bCs/>
                 <w:color w:val="auto"/>
@@ -5298,7 +5134,7 @@
               <w:spacing w:beforeLines="0" w:afterLines="0"/>
               <w:jc w:val="center"/>
               <w:rPr>
-                <w:rFonts w:hint="default" w:ascii="Times New Roman" w:hAnsi="Times New Roman" w:eastAsia="Consolas"/>
+                <w:rFonts w:hint="default" w:ascii="Times New Roman" w:hAnsi="Times New Roman" w:eastAsia="Consolas" w:cs="Times New Roman"/>
                 <w:b w:val="0"/>
                 <w:bCs w:val="0"/>
                 <w:color w:val="auto"/>
@@ -5311,17 +5147,11 @@
             </w:pPr>
             <w:r>
               <w:rPr>
-                <w:rFonts w:hint="default" w:ascii="Times New Roman" w:hAnsi="Times New Roman" w:eastAsia="Consolas"/>
-                <w:b w:val="0"/>
-                <w:bCs w:val="0"/>
-                <w:color w:val="auto"/>
-                <w:sz w:val="24"/>
-                <w:szCs w:val="24"/>
-                <w:u w:val="none"/>
-                <w:vertAlign w:val="baseline"/>
-                <w:lang w:val="en-US"/>
-              </w:rPr>
-              <w:t>Final analytical mart for the top-directors deliverable question.</w:t>
+                <w:rFonts w:hint="default" w:ascii="Times New Roman" w:hAnsi="Times New Roman" w:eastAsia="SimSun" w:cs="Times New Roman"/>
+                <w:sz w:val="24"/>
+                <w:szCs w:val="24"/>
+              </w:rPr>
+              <w:t>Top-directors analysis.</w:t>
             </w:r>
           </w:p>
         </w:tc>
@@ -5391,7 +5221,7 @@
               <w:spacing w:beforeLines="0" w:afterLines="0"/>
               <w:jc w:val="center"/>
               <w:rPr>
-                <w:rFonts w:hint="default" w:ascii="Times New Roman" w:hAnsi="Times New Roman" w:eastAsia="Consolas"/>
+                <w:rFonts w:hint="default" w:ascii="Times New Roman" w:hAnsi="Times New Roman" w:eastAsia="Consolas" w:cs="Times New Roman"/>
                 <w:b w:val="0"/>
                 <w:bCs w:val="0"/>
                 <w:color w:val="auto"/>
@@ -5404,7 +5234,7 @@
             </w:pPr>
             <w:r>
               <w:rPr>
-                <w:rFonts w:hint="default" w:ascii="Times New Roman" w:hAnsi="Times New Roman" w:eastAsia="Consolas"/>
+                <w:rFonts w:hint="default" w:ascii="Times New Roman" w:hAnsi="Times New Roman" w:eastAsia="Consolas" w:cs="Times New Roman"/>
                 <w:b w:val="0"/>
                 <w:bCs w:val="0"/>
                 <w:color w:val="auto"/>
@@ -5429,7 +5259,7 @@
               <w:spacing w:beforeLines="0" w:afterLines="0"/>
               <w:jc w:val="center"/>
               <w:rPr>
-                <w:rFonts w:hint="default" w:ascii="Times New Roman" w:hAnsi="Times New Roman" w:eastAsia="Consolas"/>
+                <w:rFonts w:hint="default" w:ascii="Times New Roman" w:hAnsi="Times New Roman" w:eastAsia="Consolas" w:cs="Times New Roman"/>
                 <w:b/>
                 <w:bCs/>
                 <w:color w:val="auto"/>
@@ -5442,7 +5272,7 @@
             </w:pPr>
             <w:r>
               <w:rPr>
-                <w:rFonts w:hint="default" w:ascii="Times New Roman" w:hAnsi="Times New Roman" w:eastAsia="Consolas"/>
+                <w:rFonts w:hint="default" w:ascii="Times New Roman" w:hAnsi="Times New Roman" w:eastAsia="Consolas" w:cs="Times New Roman"/>
                 <w:b/>
                 <w:bCs/>
                 <w:color w:val="auto"/>
@@ -5467,7 +5297,7 @@
               <w:spacing w:beforeLines="0" w:afterLines="0"/>
               <w:jc w:val="center"/>
               <w:rPr>
-                <w:rFonts w:hint="default" w:ascii="Times New Roman" w:hAnsi="Times New Roman" w:eastAsia="Consolas"/>
+                <w:rFonts w:hint="default" w:ascii="Times New Roman" w:hAnsi="Times New Roman" w:eastAsia="Consolas" w:cs="Times New Roman"/>
                 <w:b/>
                 <w:bCs/>
                 <w:color w:val="auto"/>
@@ -5480,7 +5310,7 @@
             </w:pPr>
             <w:r>
               <w:rPr>
-                <w:rFonts w:hint="default" w:ascii="Times New Roman" w:hAnsi="Times New Roman" w:eastAsia="Consolas"/>
+                <w:rFonts w:hint="default" w:ascii="Times New Roman" w:hAnsi="Times New Roman" w:eastAsia="Consolas" w:cs="Times New Roman"/>
                 <w:b/>
                 <w:bCs/>
                 <w:color w:val="auto"/>
@@ -5505,7 +5335,7 @@
               <w:spacing w:beforeLines="0" w:afterLines="0"/>
               <w:jc w:val="center"/>
               <w:rPr>
-                <w:rFonts w:hint="default" w:ascii="Times New Roman" w:hAnsi="Times New Roman" w:eastAsia="Consolas"/>
+                <w:rFonts w:hint="default" w:ascii="Times New Roman" w:hAnsi="Times New Roman" w:eastAsia="Consolas" w:cs="Times New Roman"/>
                 <w:b/>
                 <w:bCs/>
                 <w:color w:val="auto"/>
@@ -5518,7 +5348,7 @@
             </w:pPr>
             <w:r>
               <w:rPr>
-                <w:rFonts w:hint="default" w:ascii="Times New Roman" w:hAnsi="Times New Roman" w:eastAsia="Consolas"/>
+                <w:rFonts w:hint="default" w:ascii="Times New Roman" w:hAnsi="Times New Roman" w:eastAsia="Consolas" w:cs="Times New Roman"/>
                 <w:b/>
                 <w:bCs/>
                 <w:color w:val="auto"/>
@@ -5539,32 +5369,98 @@
           </w:tcPr>
           <w:p>
             <w:pPr>
+              <w:widowControl w:val="0"/>
               <w:spacing w:beforeLines="0" w:afterLines="0"/>
-              <w:jc w:val="left"/>
+              <w:jc w:val="center"/>
               <w:rPr>
                 <w:rFonts w:hint="default" w:ascii="Times New Roman" w:hAnsi="Times New Roman" w:eastAsia="Consolas" w:cs="Times New Roman"/>
-                <w:color w:val="auto"/>
-                <w:sz w:val="24"/>
-                <w:szCs w:val="24"/>
-              </w:rPr>
-            </w:pPr>
-            <w:r>
+                <w:b w:val="0"/>
+                <w:bCs w:val="0"/>
+                <w:color w:val="auto"/>
+                <w:sz w:val="24"/>
+                <w:szCs w:val="24"/>
+                <w:u w:val="none"/>
+                <w:vertAlign w:val="baseline"/>
+                <w:lang w:val="en-US"/>
+              </w:rPr>
+            </w:pPr>
+            <w:r>
+              <w:rPr>
+                <w:rFonts w:hint="default" w:ascii="Times New Roman" w:hAnsi="Times New Roman" w:eastAsia="SimSun" w:cs="Times New Roman"/>
+                <w:sz w:val="24"/>
+                <w:szCs w:val="24"/>
+              </w:rPr>
+              <w:t>Runtime/rating trends by decade.</w:t>
+            </w:r>
+          </w:p>
+        </w:tc>
+      </w:tr>
+      <w:tr>
+        <w:tblPrEx>
+          <w:tblBorders>
+            <w:top w:val="single" w:color="auto" w:sz="4" w:space="0"/>
+            <w:left w:val="single" w:color="auto" w:sz="4" w:space="0"/>
+            <w:bottom w:val="single" w:color="auto" w:sz="4" w:space="0"/>
+            <w:right w:val="single" w:color="auto" w:sz="4" w:space="0"/>
+            <w:insideH w:val="single" w:color="auto" w:sz="4" w:space="0"/>
+            <w:insideV w:val="single" w:color="auto" w:sz="4" w:space="0"/>
+          </w:tblBorders>
+          <w:tblCellMar>
+            <w:top w:w="0" w:type="dxa"/>
+            <w:left w:w="108" w:type="dxa"/>
+            <w:bottom w:w="0" w:type="dxa"/>
+            <w:right w:w="108" w:type="dxa"/>
+          </w:tblCellMar>
+        </w:tblPrEx>
+        <w:tc>
+          <w:tcPr>
+            <w:tcW w:w="1853" w:type="dxa"/>
+            <w:vAlign w:val="center"/>
+          </w:tcPr>
+          <w:p>
+            <w:pPr>
+              <w:widowControl w:val="0"/>
+              <w:spacing w:beforeLines="0" w:afterLines="0"/>
+              <w:jc w:val="center"/>
               <w:rPr>
                 <w:rFonts w:hint="default" w:ascii="Times New Roman" w:hAnsi="Times New Roman" w:eastAsia="Consolas" w:cs="Times New Roman"/>
-                <w:color w:val="auto"/>
-                <w:sz w:val="24"/>
-                <w:szCs w:val="24"/>
-              </w:rPr>
-              <w:t>Analytical mart that aggregates movie count, average runtime, average rating, and runtime-rating correlation by decade. Only movies with valid positive runtimes and non-null ratings are included.</w:t>
-            </w:r>
-          </w:p>
+                <w:b/>
+                <w:bCs/>
+                <w:color w:val="auto"/>
+                <w:sz w:val="24"/>
+                <w:szCs w:val="24"/>
+                <w:u w:val="single"/>
+                <w:vertAlign w:val="baseline"/>
+                <w:lang w:val="en-US"/>
+              </w:rPr>
+            </w:pPr>
+            <w:r>
+              <w:rPr>
+                <w:rFonts w:hint="default" w:ascii="Times New Roman" w:hAnsi="Times New Roman" w:eastAsia="Consolas" w:cs="Times New Roman"/>
+                <w:b/>
+                <w:bCs/>
+                <w:color w:val="auto"/>
+                <w:sz w:val="24"/>
+                <w:szCs w:val="24"/>
+                <w:u w:val="single"/>
+                <w:vertAlign w:val="baseline"/>
+                <w:lang w:val="en-US"/>
+              </w:rPr>
+              <w:t>mart_genre_quality_analysis</w:t>
+            </w:r>
+          </w:p>
+        </w:tc>
+        <w:tc>
+          <w:tcPr>
+            <w:tcW w:w="1601" w:type="dxa"/>
+          </w:tcPr>
           <w:p>
             <w:pPr>
               <w:widowControl w:val="0"/>
               <w:spacing w:beforeLines="0" w:afterLines="0"/>
               <w:jc w:val="center"/>
               <w:rPr>
-                <w:rFonts w:hint="default" w:ascii="Times New Roman" w:hAnsi="Times New Roman" w:eastAsia="Consolas"/>
+                <w:rFonts w:hint="default" w:ascii="Times New Roman" w:hAnsi="Times New Roman" w:eastAsia="Consolas" w:cs="Times New Roman"/>
                 <w:b w:val="0"/>
                 <w:bCs w:val="0"/>
                 <w:color w:val="auto"/>
@@ -5575,6 +5471,405 @@
                 <w:lang w:val="en-US"/>
               </w:rPr>
             </w:pPr>
+            <w:r>
+              <w:rPr>
+                <w:rFonts w:hint="default" w:ascii="Times New Roman" w:hAnsi="Times New Roman" w:eastAsia="Consolas" w:cs="Times New Roman"/>
+                <w:b w:val="0"/>
+                <w:bCs w:val="0"/>
+                <w:color w:val="auto"/>
+                <w:sz w:val="24"/>
+                <w:szCs w:val="24"/>
+                <w:u w:val="none"/>
+                <w:vertAlign w:val="baseline"/>
+                <w:lang w:val="en-US"/>
+              </w:rPr>
+              <w:t>One row per genre</w:t>
+            </w:r>
+          </w:p>
+        </w:tc>
+        <w:tc>
+          <w:tcPr>
+            <w:tcW w:w="1588" w:type="dxa"/>
+            <w:vAlign w:val="center"/>
+          </w:tcPr>
+          <w:p>
+            <w:pPr>
+              <w:widowControl w:val="0"/>
+              <w:spacing w:beforeLines="0" w:afterLines="0"/>
+              <w:jc w:val="center"/>
+              <w:rPr>
+                <w:rFonts w:hint="default" w:ascii="Times New Roman" w:hAnsi="Times New Roman" w:eastAsia="Consolas" w:cs="Times New Roman"/>
+                <w:b/>
+                <w:bCs/>
+                <w:color w:val="auto"/>
+                <w:sz w:val="24"/>
+                <w:szCs w:val="24"/>
+                <w:u w:val="single"/>
+                <w:vertAlign w:val="baseline"/>
+                <w:lang w:val="en-US"/>
+              </w:rPr>
+            </w:pPr>
+            <w:r>
+              <w:rPr>
+                <w:rFonts w:hint="default" w:ascii="Times New Roman" w:hAnsi="Times New Roman" w:eastAsia="Consolas" w:cs="Times New Roman"/>
+                <w:b/>
+                <w:bCs/>
+                <w:color w:val="auto"/>
+                <w:sz w:val="24"/>
+                <w:szCs w:val="24"/>
+                <w:u w:val="single"/>
+                <w:vertAlign w:val="baseline"/>
+                <w:lang w:val="en-US"/>
+              </w:rPr>
+              <w:t>genre_name</w:t>
+            </w:r>
+          </w:p>
+        </w:tc>
+        <w:tc>
+          <w:tcPr>
+            <w:tcW w:w="1702" w:type="dxa"/>
+            <w:vAlign w:val="center"/>
+          </w:tcPr>
+          <w:p>
+            <w:pPr>
+              <w:widowControl w:val="0"/>
+              <w:spacing w:beforeLines="0" w:afterLines="0"/>
+              <w:jc w:val="center"/>
+              <w:rPr>
+                <w:rFonts w:hint="default" w:ascii="Times New Roman" w:hAnsi="Times New Roman" w:eastAsia="Consolas" w:cs="Times New Roman"/>
+                <w:b/>
+                <w:bCs/>
+                <w:color w:val="auto"/>
+                <w:sz w:val="24"/>
+                <w:szCs w:val="24"/>
+                <w:u w:val="none"/>
+                <w:vertAlign w:val="baseline"/>
+                <w:lang w:val="en-US"/>
+              </w:rPr>
+            </w:pPr>
+            <w:r>
+              <w:rPr>
+                <w:rFonts w:hint="default" w:ascii="Times New Roman" w:hAnsi="Times New Roman" w:eastAsia="Consolas" w:cs="Times New Roman"/>
+                <w:b/>
+                <w:bCs/>
+                <w:color w:val="auto"/>
+                <w:sz w:val="24"/>
+                <w:szCs w:val="24"/>
+                <w:u w:val="none"/>
+                <w:vertAlign w:val="baseline"/>
+                <w:lang w:val="en-US"/>
+              </w:rPr>
+              <w:t>None</w:t>
+            </w:r>
+          </w:p>
+        </w:tc>
+        <w:tc>
+          <w:tcPr>
+            <w:tcW w:w="1576" w:type="dxa"/>
+            <w:vAlign w:val="center"/>
+          </w:tcPr>
+          <w:p>
+            <w:pPr>
+              <w:widowControl w:val="0"/>
+              <w:spacing w:beforeLines="0" w:afterLines="0"/>
+              <w:jc w:val="center"/>
+              <w:rPr>
+                <w:rFonts w:hint="default" w:ascii="Times New Roman" w:hAnsi="Times New Roman" w:eastAsia="Consolas" w:cs="Times New Roman"/>
+                <w:b/>
+                <w:bCs/>
+                <w:color w:val="auto"/>
+                <w:sz w:val="24"/>
+                <w:szCs w:val="24"/>
+                <w:u w:val="none"/>
+                <w:vertAlign w:val="baseline"/>
+                <w:lang w:val="en-US"/>
+              </w:rPr>
+            </w:pPr>
+            <w:r>
+              <w:rPr>
+                <w:rFonts w:hint="default" w:ascii="Times New Roman" w:hAnsi="Times New Roman" w:eastAsia="Consolas" w:cs="Times New Roman"/>
+                <w:b/>
+                <w:bCs/>
+                <w:color w:val="auto"/>
+                <w:sz w:val="24"/>
+                <w:szCs w:val="24"/>
+                <w:u w:val="none"/>
+                <w:vertAlign w:val="baseline"/>
+                <w:lang w:val="en-US"/>
+              </w:rPr>
+              <w:t>fct_title_ratings, bridge_title_genre</w:t>
+            </w:r>
+          </w:p>
+        </w:tc>
+        <w:tc>
+          <w:tcPr>
+            <w:tcW w:w="2647" w:type="dxa"/>
+            <w:vAlign w:val="center"/>
+          </w:tcPr>
+          <w:p>
+            <w:pPr>
+              <w:widowControl w:val="0"/>
+              <w:spacing w:beforeLines="0" w:afterLines="0"/>
+              <w:jc w:val="center"/>
+              <w:rPr>
+                <w:rFonts w:hint="default" w:ascii="Times New Roman" w:hAnsi="Times New Roman" w:eastAsia="Consolas" w:cs="Times New Roman"/>
+                <w:b w:val="0"/>
+                <w:bCs w:val="0"/>
+                <w:color w:val="auto"/>
+                <w:sz w:val="24"/>
+                <w:szCs w:val="24"/>
+                <w:u w:val="none"/>
+                <w:vertAlign w:val="baseline"/>
+                <w:lang w:val="en-US"/>
+              </w:rPr>
+            </w:pPr>
+            <w:r>
+              <w:rPr>
+                <w:rFonts w:hint="default" w:ascii="Times New Roman" w:hAnsi="Times New Roman" w:eastAsia="SimSun" w:cs="Times New Roman"/>
+                <w:sz w:val="24"/>
+                <w:szCs w:val="24"/>
+              </w:rPr>
+              <w:t>Hidden-gem vs overrated analysis.</w:t>
+            </w:r>
+          </w:p>
+        </w:tc>
+      </w:tr>
+      <w:tr>
+        <w:tblPrEx>
+          <w:tblBorders>
+            <w:top w:val="single" w:color="auto" w:sz="4" w:space="0"/>
+            <w:left w:val="single" w:color="auto" w:sz="4" w:space="0"/>
+            <w:bottom w:val="single" w:color="auto" w:sz="4" w:space="0"/>
+            <w:right w:val="single" w:color="auto" w:sz="4" w:space="0"/>
+            <w:insideH w:val="single" w:color="auto" w:sz="4" w:space="0"/>
+            <w:insideV w:val="single" w:color="auto" w:sz="4" w:space="0"/>
+          </w:tblBorders>
+          <w:tblCellMar>
+            <w:top w:w="0" w:type="dxa"/>
+            <w:left w:w="108" w:type="dxa"/>
+            <w:bottom w:w="0" w:type="dxa"/>
+            <w:right w:w="108" w:type="dxa"/>
+          </w:tblCellMar>
+        </w:tblPrEx>
+        <w:tc>
+          <w:tcPr>
+            <w:tcW w:w="1853" w:type="dxa"/>
+            <w:vAlign w:val="center"/>
+          </w:tcPr>
+          <w:p>
+            <w:pPr>
+              <w:widowControl w:val="0"/>
+              <w:spacing w:beforeLines="0" w:afterLines="0"/>
+              <w:jc w:val="center"/>
+              <w:rPr>
+                <w:rFonts w:hint="default" w:ascii="Times New Roman" w:hAnsi="Times New Roman" w:eastAsia="Consolas" w:cs="Times New Roman"/>
+                <w:b/>
+                <w:bCs/>
+                <w:color w:val="auto"/>
+                <w:sz w:val="24"/>
+                <w:szCs w:val="24"/>
+                <w:u w:val="single"/>
+                <w:vertAlign w:val="baseline"/>
+                <w:lang w:val="en-US"/>
+              </w:rPr>
+            </w:pPr>
+            <w:r>
+              <w:rPr>
+                <w:rFonts w:hint="default" w:ascii="Times New Roman" w:hAnsi="Times New Roman" w:eastAsia="Consolas" w:cs="Times New Roman"/>
+                <w:b/>
+                <w:bCs/>
+                <w:color w:val="auto"/>
+                <w:sz w:val="24"/>
+                <w:szCs w:val="24"/>
+                <w:u w:val="single"/>
+                <w:vertAlign w:val="baseline"/>
+                <w:lang w:val="en-US"/>
+              </w:rPr>
+              <w:t>mart_person_genre_performance</w:t>
+            </w:r>
+          </w:p>
+        </w:tc>
+        <w:tc>
+          <w:tcPr>
+            <w:tcW w:w="1601" w:type="dxa"/>
+          </w:tcPr>
+          <w:p>
+            <w:pPr>
+              <w:widowControl w:val="0"/>
+              <w:spacing w:beforeLines="0" w:afterLines="0"/>
+              <w:jc w:val="center"/>
+              <w:rPr>
+                <w:rFonts w:hint="default" w:ascii="Times New Roman" w:hAnsi="Times New Roman" w:eastAsia="Consolas" w:cs="Times New Roman"/>
+                <w:b w:val="0"/>
+                <w:bCs w:val="0"/>
+                <w:color w:val="auto"/>
+                <w:sz w:val="24"/>
+                <w:szCs w:val="24"/>
+                <w:u w:val="none"/>
+                <w:vertAlign w:val="baseline"/>
+                <w:lang w:val="en-US"/>
+              </w:rPr>
+            </w:pPr>
+            <w:r>
+              <w:rPr>
+                <w:rFonts w:hint="default" w:ascii="Times New Roman" w:hAnsi="Times New Roman" w:eastAsia="Consolas" w:cs="Times New Roman"/>
+                <w:b w:val="0"/>
+                <w:bCs w:val="0"/>
+                <w:color w:val="auto"/>
+                <w:sz w:val="24"/>
+                <w:szCs w:val="24"/>
+                <w:u w:val="none"/>
+                <w:vertAlign w:val="baseline"/>
+                <w:lang w:val="en-US"/>
+              </w:rPr>
+              <w:t>One row per person-role-genre combination</w:t>
+            </w:r>
+          </w:p>
+        </w:tc>
+        <w:tc>
+          <w:tcPr>
+            <w:tcW w:w="1588" w:type="dxa"/>
+            <w:vAlign w:val="center"/>
+          </w:tcPr>
+          <w:p>
+            <w:pPr>
+              <w:widowControl w:val="0"/>
+              <w:spacing w:beforeLines="0" w:afterLines="0"/>
+              <w:jc w:val="center"/>
+              <w:rPr>
+                <w:rFonts w:hint="default" w:ascii="Times New Roman" w:hAnsi="Times New Roman" w:eastAsia="Consolas" w:cs="Times New Roman"/>
+                <w:b/>
+                <w:bCs/>
+                <w:color w:val="auto"/>
+                <w:sz w:val="24"/>
+                <w:szCs w:val="24"/>
+                <w:u w:val="single"/>
+                <w:vertAlign w:val="baseline"/>
+                <w:lang w:val="en-US"/>
+              </w:rPr>
+            </w:pPr>
+            <w:r>
+              <w:rPr>
+                <w:rFonts w:hint="default" w:ascii="Times New Roman" w:hAnsi="Times New Roman" w:eastAsia="Consolas" w:cs="Times New Roman"/>
+                <w:b/>
+                <w:bCs/>
+                <w:color w:val="auto"/>
+                <w:sz w:val="24"/>
+                <w:szCs w:val="24"/>
+                <w:u w:val="single"/>
+                <w:vertAlign w:val="baseline"/>
+                <w:lang w:val="en-US"/>
+              </w:rPr>
+              <w:t>(person_id, role, genre_name)</w:t>
+            </w:r>
+          </w:p>
+        </w:tc>
+        <w:tc>
+          <w:tcPr>
+            <w:tcW w:w="1702" w:type="dxa"/>
+            <w:vAlign w:val="center"/>
+          </w:tcPr>
+          <w:p>
+            <w:pPr>
+              <w:widowControl w:val="0"/>
+              <w:spacing w:beforeLines="0" w:afterLines="0"/>
+              <w:jc w:val="center"/>
+              <w:rPr>
+                <w:rFonts w:hint="default" w:ascii="Times New Roman" w:hAnsi="Times New Roman" w:eastAsia="Consolas" w:cs="Times New Roman"/>
+                <w:b/>
+                <w:bCs/>
+                <w:color w:val="auto"/>
+                <w:sz w:val="24"/>
+                <w:szCs w:val="24"/>
+                <w:u w:val="none"/>
+                <w:vertAlign w:val="baseline"/>
+                <w:lang w:val="en-US"/>
+              </w:rPr>
+            </w:pPr>
+            <w:r>
+              <w:rPr>
+                <w:rFonts w:hint="default" w:ascii="Times New Roman" w:hAnsi="Times New Roman" w:eastAsia="Consolas" w:cs="Times New Roman"/>
+                <w:b/>
+                <w:bCs/>
+                <w:color w:val="auto"/>
+                <w:sz w:val="24"/>
+                <w:szCs w:val="24"/>
+                <w:u w:val="none"/>
+                <w:vertAlign w:val="baseline"/>
+                <w:lang w:val="en-US"/>
+              </w:rPr>
+              <w:t>person_id→dim_person</w:t>
+            </w:r>
+          </w:p>
+        </w:tc>
+        <w:tc>
+          <w:tcPr>
+            <w:tcW w:w="1576" w:type="dxa"/>
+            <w:vAlign w:val="center"/>
+          </w:tcPr>
+          <w:p>
+            <w:pPr>
+              <w:widowControl w:val="0"/>
+              <w:spacing w:beforeLines="0" w:afterLines="0"/>
+              <w:jc w:val="center"/>
+              <w:rPr>
+                <w:rFonts w:hint="default" w:ascii="Times New Roman" w:hAnsi="Times New Roman" w:eastAsia="Consolas" w:cs="Times New Roman"/>
+                <w:b/>
+                <w:bCs/>
+                <w:color w:val="auto"/>
+                <w:sz w:val="24"/>
+                <w:szCs w:val="24"/>
+                <w:u w:val="none"/>
+                <w:vertAlign w:val="baseline"/>
+                <w:lang w:val="en-US"/>
+              </w:rPr>
+            </w:pPr>
+            <w:r>
+              <w:rPr>
+                <w:rFonts w:hint="default" w:ascii="Times New Roman" w:hAnsi="Times New Roman" w:eastAsia="Consolas" w:cs="Times New Roman"/>
+                <w:b/>
+                <w:bCs/>
+                <w:color w:val="auto"/>
+                <w:sz w:val="24"/>
+                <w:szCs w:val="24"/>
+                <w:u w:val="none"/>
+                <w:vertAlign w:val="baseline"/>
+                <w:lang w:val="en-US"/>
+              </w:rPr>
+              <w:t>bridge_title_crew, bridge_title_genre, dim_person, dim_genre, fct_title_ratings</w:t>
+            </w:r>
+          </w:p>
+        </w:tc>
+        <w:tc>
+          <w:tcPr>
+            <w:tcW w:w="2647" w:type="dxa"/>
+            <w:vAlign w:val="center"/>
+          </w:tcPr>
+          <w:p>
+            <w:pPr>
+              <w:widowControl w:val="0"/>
+              <w:spacing w:beforeLines="0" w:afterLines="0"/>
+              <w:jc w:val="center"/>
+              <w:rPr>
+                <w:rFonts w:hint="default" w:ascii="Times New Roman" w:hAnsi="Times New Roman" w:eastAsia="Consolas" w:cs="Times New Roman"/>
+                <w:b w:val="0"/>
+                <w:bCs w:val="0"/>
+                <w:color w:val="auto"/>
+                <w:sz w:val="24"/>
+                <w:szCs w:val="24"/>
+                <w:u w:val="none"/>
+                <w:vertAlign w:val="baseline"/>
+                <w:lang w:val="en-US"/>
+              </w:rPr>
+            </w:pPr>
+            <w:r>
+              <w:rPr>
+                <w:rFonts w:hint="default" w:ascii="Times New Roman" w:hAnsi="Times New Roman" w:eastAsia="SimSun" w:cs="Times New Roman"/>
+                <w:sz w:val="24"/>
+                <w:szCs w:val="24"/>
+              </w:rPr>
+              <w:t>Actor/director performance by genre over the last 20 years.</w:t>
+            </w:r>
           </w:p>
         </w:tc>
       </w:tr>
@@ -5846,25 +6141,6 @@
         </w:rPr>
         <w:t>.</w:t>
       </w:r>
-    </w:p>
-    <w:p>
-      <w:pPr>
-        <w:numPr>
-          <w:ilvl w:val="0"/>
-          <w:numId w:val="0"/>
-        </w:numPr>
-        <w:jc w:val="left"/>
-        <w:rPr>
-          <w:rFonts w:hint="default" w:ascii="Times New Roman" w:hAnsi="Times New Roman" w:eastAsia="SimSun"/>
-          <w:b w:val="0"/>
-          <w:bCs w:val="0"/>
-          <w:color w:val="auto"/>
-          <w:sz w:val="24"/>
-          <w:szCs w:val="24"/>
-          <w:u w:val="none"/>
-          <w:lang w:val="en-US"/>
-        </w:rPr>
-      </w:pPr>
     </w:p>
     <w:p>
       <w:pPr>
@@ -6362,12 +6638,11 @@
             </w:pPr>
             <w:r>
               <w:rPr>
-                <w:rFonts w:hint="default" w:ascii="Times New Roman" w:hAnsi="Times New Roman" w:eastAsia="SimSun"/>
-                <w:color w:val="auto"/>
-                <w:sz w:val="24"/>
-                <w:szCs w:val="24"/>
-              </w:rPr>
-              <w:t>Airflow DAG definitions and orchestration logic.</w:t>
+                <w:rFonts w:hint="default" w:ascii="Times New Roman" w:hAnsi="Times New Roman" w:eastAsia="SimSun" w:cs="Times New Roman"/>
+                <w:sz w:val="24"/>
+                <w:szCs w:val="24"/>
+              </w:rPr>
+              <w:t>Airflow orchestration.</w:t>
             </w:r>
           </w:p>
         </w:tc>
@@ -6419,7 +6694,7 @@
                 <w:vertAlign w:val="baseline"/>
                 <w:lang w:val="en-US"/>
               </w:rPr>
-              <w:t>dbt_project/</w:t>
+              <w:t>dbt_project/models/</w:t>
             </w:r>
           </w:p>
         </w:tc>
@@ -6446,12 +6721,11 @@
             </w:pPr>
             <w:r>
               <w:rPr>
-                <w:rFonts w:hint="default" w:ascii="Times New Roman" w:hAnsi="Times New Roman" w:eastAsia="SimSun"/>
-                <w:color w:val="auto"/>
-                <w:sz w:val="24"/>
-                <w:szCs w:val="24"/>
-              </w:rPr>
-              <w:t>dbt transformation project.</w:t>
+                <w:rFonts w:hint="default" w:ascii="Times New Roman" w:hAnsi="Times New Roman" w:eastAsia="SimSun" w:cs="Times New Roman"/>
+                <w:sz w:val="24"/>
+                <w:szCs w:val="24"/>
+              </w:rPr>
+              <w:t>Staging, intermediate, dimensional and mart transformations.</w:t>
             </w:r>
           </w:p>
         </w:tc>
@@ -6503,7 +6777,7 @@
                 <w:vertAlign w:val="baseline"/>
                 <w:lang w:val="en-US"/>
               </w:rPr>
-              <w:t>dbt_project/models/staging/</w:t>
+              <w:t>dbt_project/snapshots/</w:t>
             </w:r>
           </w:p>
         </w:tc>
@@ -6537,7 +6811,7 @@
                 <w:vertAlign w:val="baseline"/>
                 <w:lang w:val="en-US"/>
               </w:rPr>
-              <w:t>Source renaming, type casting, null handling, and basic cleanup.</w:t>
+              <w:t>dbt snapshots used for historical tracking.</w:t>
             </w:r>
           </w:p>
         </w:tc>
@@ -6589,7 +6863,7 @@
                 <w:vertAlign w:val="baseline"/>
                 <w:lang w:val="en-US"/>
               </w:rPr>
-              <w:t>dbt_project/models/intermediate/</w:t>
+              <w:t>dbt_project/tests/</w:t>
             </w:r>
           </w:p>
         </w:tc>
@@ -6616,14 +6890,14 @@
             </w:pPr>
             <w:r>
               <w:rPr>
-                <w:rFonts w:hint="default" w:ascii="Times New Roman" w:hAnsi="Times New Roman" w:eastAsia="SimSun"/>
-                <w:color w:val="auto"/>
-                <w:sz w:val="24"/>
-                <w:szCs w:val="24"/>
-                <w:vertAlign w:val="baseline"/>
-                <w:lang w:val="en-US"/>
-              </w:rPr>
-              <w:t>Reshaping of multi-value IMDb fields and intermediate transformations.</w:t>
+                <w:rFonts w:hint="default" w:ascii="Times New Roman" w:hAnsi="Times New Roman" w:eastAsia="SimSun" w:cs="Times New Roman"/>
+                <w:color w:val="auto"/>
+                <w:sz w:val="24"/>
+                <w:szCs w:val="24"/>
+                <w:vertAlign w:val="baseline"/>
+                <w:lang w:val="en-US"/>
+              </w:rPr>
+              <w:t>Contains custom SQL data quality tests.</w:t>
             </w:r>
           </w:p>
         </w:tc>
@@ -6675,7 +6949,7 @@
                 <w:vertAlign w:val="baseline"/>
                 <w:lang w:val="en-US"/>
               </w:rPr>
-              <w:t>dbt_project/models/marts/</w:t>
+              <w:t>dbt_project/macros/</w:t>
             </w:r>
           </w:p>
         </w:tc>
@@ -6709,7 +6983,7 @@
                 <w:vertAlign w:val="baseline"/>
                 <w:lang w:val="en-US"/>
               </w:rPr>
-              <w:t>Final fact tables, dimensions, bridge tables, and analytical marts.</w:t>
+              <w:t>Reusable dbt macros, when required.</w:t>
             </w:r>
           </w:p>
         </w:tc>
@@ -6761,7 +7035,7 @@
                 <w:vertAlign w:val="baseline"/>
                 <w:lang w:val="en-US"/>
               </w:rPr>
-              <w:t>dbt_project/snapshots/</w:t>
+              <w:t>raw/, warehouse/</w:t>
             </w:r>
           </w:p>
         </w:tc>
@@ -6788,14 +7062,19 @@
             </w:pPr>
             <w:r>
               <w:rPr>
-                <w:rFonts w:hint="default" w:ascii="Times New Roman" w:hAnsi="Times New Roman" w:eastAsia="SimSun"/>
-                <w:color w:val="auto"/>
-                <w:sz w:val="24"/>
-                <w:szCs w:val="24"/>
-                <w:vertAlign w:val="baseline"/>
-                <w:lang w:val="en-US"/>
-              </w:rPr>
-              <w:t>dbt snapshots used for historical tracking.</w:t>
+                <w:rFonts w:hint="default" w:ascii="Times New Roman" w:hAnsi="Times New Roman" w:eastAsia="SimSun" w:cs="Times New Roman"/>
+                <w:sz w:val="24"/>
+                <w:szCs w:val="24"/>
+              </w:rPr>
+              <w:t>Generated Parquet data and DuckDB warehouse</w:t>
+            </w:r>
+            <w:r>
+              <w:rPr>
+                <w:rFonts w:ascii="SimSun" w:hAnsi="SimSun" w:eastAsia="SimSun" w:cs="SimSun"/>
+                <w:sz w:val="24"/>
+                <w:szCs w:val="24"/>
+              </w:rPr>
+              <w:t>.</w:t>
             </w:r>
           </w:p>
         </w:tc>
@@ -6847,7 +7126,7 @@
                 <w:vertAlign w:val="baseline"/>
                 <w:lang w:val="en-US"/>
               </w:rPr>
-              <w:t>dbt_project/tests/</w:t>
+              <w:t>docs/</w:t>
             </w:r>
           </w:p>
         </w:tc>
@@ -6874,14 +7153,14 @@
             </w:pPr>
             <w:r>
               <w:rPr>
-                <w:rFonts w:hint="default" w:ascii="Times New Roman" w:hAnsi="Times New Roman" w:eastAsia="SimSun" w:cs="Times New Roman"/>
-                <w:color w:val="auto"/>
-                <w:sz w:val="24"/>
-                <w:szCs w:val="24"/>
-                <w:vertAlign w:val="baseline"/>
-                <w:lang w:val="en-US"/>
-              </w:rPr>
-              <w:t>Contains custom SQL data quality tests.</w:t>
+                <w:rFonts w:hint="default" w:ascii="Times New Roman" w:hAnsi="Times New Roman" w:eastAsia="SimSun"/>
+                <w:color w:val="auto"/>
+                <w:sz w:val="24"/>
+                <w:szCs w:val="24"/>
+                <w:vertAlign w:val="baseline"/>
+                <w:lang w:val="en-US"/>
+              </w:rPr>
+              <w:t>Final documentation and screenshots.</w:t>
             </w:r>
           </w:p>
         </w:tc>
@@ -6903,350 +7182,9 @@
             <w:right w:w="108" w:type="dxa"/>
           </w:tblCellMar>
         </w:tblPrEx>
-        <w:tc>
-          <w:tcPr>
-            <w:tcW w:w="3989" w:type="dxa"/>
-          </w:tcPr>
-          <w:p>
-            <w:pPr>
-              <w:widowControl w:val="0"/>
-              <w:numPr>
-                <w:ilvl w:val="0"/>
-                <w:numId w:val="0"/>
-              </w:numPr>
-              <w:jc w:val="center"/>
-              <w:rPr>
-                <w:rFonts w:hint="default" w:ascii="Times New Roman" w:hAnsi="Times New Roman" w:eastAsia="SimSun" w:cs="Times New Roman"/>
-                <w:color w:val="auto"/>
-                <w:sz w:val="24"/>
-                <w:szCs w:val="24"/>
-                <w:vertAlign w:val="baseline"/>
-                <w:lang w:val="en-US"/>
-              </w:rPr>
-            </w:pPr>
-            <w:r>
-              <w:rPr>
-                <w:rFonts w:hint="default" w:ascii="Times New Roman" w:hAnsi="Times New Roman" w:eastAsia="SimSun" w:cs="Times New Roman"/>
-                <w:color w:val="auto"/>
-                <w:sz w:val="24"/>
-                <w:szCs w:val="24"/>
-                <w:vertAlign w:val="baseline"/>
-                <w:lang w:val="en-US"/>
-              </w:rPr>
-              <w:t>dbt_project/macros/</w:t>
-            </w:r>
-          </w:p>
-        </w:tc>
-        <w:tc>
-          <w:tcPr>
-            <w:tcW w:w="4533" w:type="dxa"/>
-          </w:tcPr>
-          <w:p>
-            <w:pPr>
-              <w:widowControl w:val="0"/>
-              <w:numPr>
-                <w:ilvl w:val="0"/>
-                <w:numId w:val="0"/>
-              </w:numPr>
-              <w:jc w:val="center"/>
-              <w:rPr>
-                <w:rFonts w:hint="default" w:ascii="Times New Roman" w:hAnsi="Times New Roman" w:eastAsia="SimSun" w:cs="Times New Roman"/>
-                <w:color w:val="auto"/>
-                <w:sz w:val="24"/>
-                <w:szCs w:val="24"/>
-                <w:vertAlign w:val="baseline"/>
-                <w:lang w:val="en-US"/>
-              </w:rPr>
-            </w:pPr>
-            <w:r>
-              <w:rPr>
-                <w:rFonts w:hint="default" w:ascii="Times New Roman" w:hAnsi="Times New Roman" w:eastAsia="SimSun"/>
-                <w:color w:val="auto"/>
-                <w:sz w:val="24"/>
-                <w:szCs w:val="24"/>
-                <w:vertAlign w:val="baseline"/>
-                <w:lang w:val="en-US"/>
-              </w:rPr>
-              <w:t>Reusable dbt macros, when required.</w:t>
-            </w:r>
-          </w:p>
-        </w:tc>
-      </w:tr>
-      <w:tr>
-        <w:tblPrEx>
-          <w:tblBorders>
-            <w:top w:val="single" w:color="auto" w:sz="4" w:space="0"/>
-            <w:left w:val="single" w:color="auto" w:sz="4" w:space="0"/>
-            <w:bottom w:val="single" w:color="auto" w:sz="4" w:space="0"/>
-            <w:right w:val="single" w:color="auto" w:sz="4" w:space="0"/>
-            <w:insideH w:val="single" w:color="auto" w:sz="4" w:space="0"/>
-            <w:insideV w:val="single" w:color="auto" w:sz="4" w:space="0"/>
-          </w:tblBorders>
-          <w:tblCellMar>
-            <w:top w:w="0" w:type="dxa"/>
-            <w:left w:w="108" w:type="dxa"/>
-            <w:bottom w:w="0" w:type="dxa"/>
-            <w:right w:w="108" w:type="dxa"/>
-          </w:tblCellMar>
-        </w:tblPrEx>
-        <w:tc>
-          <w:tcPr>
-            <w:tcW w:w="3989" w:type="dxa"/>
-          </w:tcPr>
-          <w:p>
-            <w:pPr>
-              <w:widowControl w:val="0"/>
-              <w:numPr>
-                <w:ilvl w:val="0"/>
-                <w:numId w:val="0"/>
-              </w:numPr>
-              <w:jc w:val="center"/>
-              <w:rPr>
-                <w:rFonts w:hint="default" w:ascii="Times New Roman" w:hAnsi="Times New Roman" w:eastAsia="SimSun" w:cs="Times New Roman"/>
-                <w:color w:val="auto"/>
-                <w:sz w:val="24"/>
-                <w:szCs w:val="24"/>
-                <w:vertAlign w:val="baseline"/>
-                <w:lang w:val="en-US"/>
-              </w:rPr>
-            </w:pPr>
-            <w:r>
-              <w:rPr>
-                <w:rFonts w:hint="default" w:ascii="Times New Roman" w:hAnsi="Times New Roman" w:eastAsia="SimSun" w:cs="Times New Roman"/>
-                <w:color w:val="auto"/>
-                <w:sz w:val="24"/>
-                <w:szCs w:val="24"/>
-                <w:vertAlign w:val="baseline"/>
-                <w:lang w:val="en-US"/>
-              </w:rPr>
-              <w:t>raw/</w:t>
-            </w:r>
-          </w:p>
-        </w:tc>
-        <w:tc>
-          <w:tcPr>
-            <w:tcW w:w="4533" w:type="dxa"/>
-          </w:tcPr>
-          <w:p>
-            <w:pPr>
-              <w:widowControl w:val="0"/>
-              <w:numPr>
-                <w:ilvl w:val="0"/>
-                <w:numId w:val="0"/>
-              </w:numPr>
-              <w:jc w:val="center"/>
-              <w:rPr>
-                <w:rFonts w:hint="default" w:ascii="Times New Roman" w:hAnsi="Times New Roman" w:eastAsia="SimSun" w:cs="Times New Roman"/>
-                <w:color w:val="auto"/>
-                <w:sz w:val="24"/>
-                <w:szCs w:val="24"/>
-                <w:vertAlign w:val="baseline"/>
-                <w:lang w:val="en-US"/>
-              </w:rPr>
-            </w:pPr>
-            <w:r>
-              <w:rPr>
-                <w:rFonts w:hint="default" w:ascii="Times New Roman" w:hAnsi="Times New Roman" w:eastAsia="SimSun"/>
-                <w:color w:val="auto"/>
-                <w:sz w:val="24"/>
-                <w:szCs w:val="24"/>
-                <w:vertAlign w:val="baseline"/>
-                <w:lang w:val="en-US"/>
-              </w:rPr>
-              <w:t>Generated Parquet source files; ignored by Git.</w:t>
-            </w:r>
-          </w:p>
-        </w:tc>
-      </w:tr>
-      <w:tr>
-        <w:tblPrEx>
-          <w:tblBorders>
-            <w:top w:val="single" w:color="auto" w:sz="4" w:space="0"/>
-            <w:left w:val="single" w:color="auto" w:sz="4" w:space="0"/>
-            <w:bottom w:val="single" w:color="auto" w:sz="4" w:space="0"/>
-            <w:right w:val="single" w:color="auto" w:sz="4" w:space="0"/>
-            <w:insideH w:val="single" w:color="auto" w:sz="4" w:space="0"/>
-            <w:insideV w:val="single" w:color="auto" w:sz="4" w:space="0"/>
-          </w:tblBorders>
-          <w:tblCellMar>
-            <w:top w:w="0" w:type="dxa"/>
-            <w:left w:w="108" w:type="dxa"/>
-            <w:bottom w:w="0" w:type="dxa"/>
-            <w:right w:w="108" w:type="dxa"/>
-          </w:tblCellMar>
-        </w:tblPrEx>
-        <w:tc>
-          <w:tcPr>
-            <w:tcW w:w="3989" w:type="dxa"/>
-          </w:tcPr>
-          <w:p>
-            <w:pPr>
-              <w:widowControl w:val="0"/>
-              <w:numPr>
-                <w:ilvl w:val="0"/>
-                <w:numId w:val="0"/>
-              </w:numPr>
-              <w:jc w:val="center"/>
-              <w:rPr>
-                <w:rFonts w:hint="default" w:ascii="Times New Roman" w:hAnsi="Times New Roman" w:eastAsia="SimSun" w:cs="Times New Roman"/>
-                <w:color w:val="auto"/>
-                <w:sz w:val="24"/>
-                <w:szCs w:val="24"/>
-                <w:vertAlign w:val="baseline"/>
-                <w:lang w:val="en-US"/>
-              </w:rPr>
-            </w:pPr>
-            <w:r>
-              <w:rPr>
-                <w:rFonts w:hint="default" w:ascii="Times New Roman" w:hAnsi="Times New Roman" w:eastAsia="SimSun" w:cs="Times New Roman"/>
-                <w:color w:val="auto"/>
-                <w:sz w:val="24"/>
-                <w:szCs w:val="24"/>
-                <w:vertAlign w:val="baseline"/>
-                <w:lang w:val="en-US"/>
-              </w:rPr>
-              <w:t>docs/</w:t>
-            </w:r>
-          </w:p>
-        </w:tc>
-        <w:tc>
-          <w:tcPr>
-            <w:tcW w:w="4533" w:type="dxa"/>
-          </w:tcPr>
-          <w:p>
-            <w:pPr>
-              <w:widowControl w:val="0"/>
-              <w:numPr>
-                <w:ilvl w:val="0"/>
-                <w:numId w:val="0"/>
-              </w:numPr>
-              <w:jc w:val="center"/>
-              <w:rPr>
-                <w:rFonts w:hint="default" w:ascii="Times New Roman" w:hAnsi="Times New Roman" w:eastAsia="SimSun" w:cs="Times New Roman"/>
-                <w:color w:val="auto"/>
-                <w:sz w:val="24"/>
-                <w:szCs w:val="24"/>
-                <w:vertAlign w:val="baseline"/>
-                <w:lang w:val="en-US"/>
-              </w:rPr>
-            </w:pPr>
-            <w:r>
-              <w:rPr>
-                <w:rFonts w:hint="default" w:ascii="Times New Roman" w:hAnsi="Times New Roman" w:eastAsia="SimSun"/>
-                <w:color w:val="auto"/>
-                <w:sz w:val="24"/>
-                <w:szCs w:val="24"/>
-                <w:vertAlign w:val="baseline"/>
-                <w:lang w:val="en-US"/>
-              </w:rPr>
-              <w:t>Final documentation and project screenshots.</w:t>
-            </w:r>
-          </w:p>
-        </w:tc>
-      </w:tr>
-      <w:tr>
-        <w:tblPrEx>
-          <w:tblBorders>
-            <w:top w:val="single" w:color="auto" w:sz="4" w:space="0"/>
-            <w:left w:val="single" w:color="auto" w:sz="4" w:space="0"/>
-            <w:bottom w:val="single" w:color="auto" w:sz="4" w:space="0"/>
-            <w:right w:val="single" w:color="auto" w:sz="4" w:space="0"/>
-            <w:insideH w:val="single" w:color="auto" w:sz="4" w:space="0"/>
-            <w:insideV w:val="single" w:color="auto" w:sz="4" w:space="0"/>
-          </w:tblBorders>
-          <w:tblCellMar>
-            <w:top w:w="0" w:type="dxa"/>
-            <w:left w:w="108" w:type="dxa"/>
-            <w:bottom w:w="0" w:type="dxa"/>
-            <w:right w:w="108" w:type="dxa"/>
-          </w:tblCellMar>
-        </w:tblPrEx>
-        <w:tc>
-          <w:tcPr>
-            <w:tcW w:w="3989" w:type="dxa"/>
-          </w:tcPr>
-          <w:p>
-            <w:pPr>
-              <w:widowControl w:val="0"/>
-              <w:numPr>
-                <w:ilvl w:val="0"/>
-                <w:numId w:val="0"/>
-              </w:numPr>
-              <w:jc w:val="center"/>
-              <w:rPr>
-                <w:rFonts w:hint="default" w:ascii="Times New Roman" w:hAnsi="Times New Roman" w:eastAsia="SimSun" w:cs="Times New Roman"/>
-                <w:color w:val="auto"/>
-                <w:sz w:val="24"/>
-                <w:szCs w:val="24"/>
-                <w:vertAlign w:val="baseline"/>
-                <w:lang w:val="en-US"/>
-              </w:rPr>
-            </w:pPr>
-            <w:r>
-              <w:rPr>
-                <w:rFonts w:hint="default" w:ascii="Times New Roman" w:hAnsi="Times New Roman" w:eastAsia="SimSun" w:cs="Times New Roman"/>
-                <w:color w:val="auto"/>
-                <w:sz w:val="24"/>
-                <w:szCs w:val="24"/>
-                <w:vertAlign w:val="baseline"/>
-                <w:lang w:val="en-US"/>
-              </w:rPr>
-              <w:t>warehouse/</w:t>
-            </w:r>
-          </w:p>
-        </w:tc>
-        <w:tc>
-          <w:tcPr>
-            <w:tcW w:w="4533" w:type="dxa"/>
-          </w:tcPr>
-          <w:p>
-            <w:pPr>
-              <w:widowControl w:val="0"/>
-              <w:numPr>
-                <w:ilvl w:val="0"/>
-                <w:numId w:val="0"/>
-              </w:numPr>
-              <w:jc w:val="center"/>
-              <w:rPr>
-                <w:rFonts w:hint="default" w:ascii="Times New Roman" w:hAnsi="Times New Roman" w:eastAsia="SimSun" w:cs="Times New Roman"/>
-                <w:color w:val="auto"/>
-                <w:sz w:val="24"/>
-                <w:szCs w:val="24"/>
-                <w:vertAlign w:val="baseline"/>
-                <w:lang w:val="en-US"/>
-              </w:rPr>
-            </w:pPr>
-            <w:r>
-              <w:rPr>
-                <w:rFonts w:hint="default" w:ascii="Times New Roman" w:hAnsi="Times New Roman" w:eastAsia="SimSun"/>
-                <w:color w:val="auto"/>
-                <w:sz w:val="24"/>
-                <w:szCs w:val="24"/>
-                <w:vertAlign w:val="baseline"/>
-                <w:lang w:val="en-US"/>
-              </w:rPr>
-              <w:t>Local DuckDB warehouse.</w:t>
-            </w:r>
-          </w:p>
-        </w:tc>
-      </w:tr>
-      <w:tr>
-        <w:tblPrEx>
-          <w:tblBorders>
-            <w:top w:val="single" w:color="auto" w:sz="4" w:space="0"/>
-            <w:left w:val="single" w:color="auto" w:sz="4" w:space="0"/>
-            <w:bottom w:val="single" w:color="auto" w:sz="4" w:space="0"/>
-            <w:right w:val="single" w:color="auto" w:sz="4" w:space="0"/>
-            <w:insideH w:val="single" w:color="auto" w:sz="4" w:space="0"/>
-            <w:insideV w:val="single" w:color="auto" w:sz="4" w:space="0"/>
-          </w:tblBorders>
-          <w:tblCellMar>
-            <w:top w:w="0" w:type="dxa"/>
-            <w:left w:w="108" w:type="dxa"/>
-            <w:bottom w:w="0" w:type="dxa"/>
-            <w:right w:w="108" w:type="dxa"/>
-          </w:tblCellMar>
-        </w:tblPrEx>
+        <w:trPr>
+          <w:trHeight w:val="806" w:hRule="atLeast"/>
+        </w:trPr>
         <w:tc>
           <w:tcPr>
             <w:tcW w:w="3989" w:type="dxa"/>
@@ -7268,7 +7206,7 @@
                 <w:sz w:val="24"/>
                 <w:szCs w:val="24"/>
                 <w:vertAlign w:val="baseline"/>
-                <w:lang w:val="en-US" w:eastAsia="zh-CN" w:bidi="ar-SA"/>
+                <w:lang w:val="en-US"/>
               </w:rPr>
             </w:pPr>
             <w:r>
@@ -7283,210 +7221,65 @@
               <w:t>docker-compose.yml</w:t>
             </w:r>
           </w:p>
+          <w:p>
+            <w:pPr>
+              <w:widowControl w:val="0"/>
+              <w:numPr>
+                <w:ilvl w:val="0"/>
+                <w:numId w:val="0"/>
+              </w:numPr>
+              <w:jc w:val="center"/>
+              <w:rPr>
+                <w:rFonts w:hint="default" w:ascii="Times New Roman" w:hAnsi="Times New Roman" w:eastAsia="SimSun" w:cs="Times New Roman"/>
+                <w:color w:val="auto"/>
+                <w:sz w:val="24"/>
+                <w:szCs w:val="24"/>
+                <w:vertAlign w:val="baseline"/>
+                <w:lang w:val="en-US"/>
+              </w:rPr>
+            </w:pPr>
+            <w:r>
+              <w:rPr>
+                <w:rFonts w:hint="default" w:ascii="Times New Roman" w:hAnsi="Times New Roman" w:eastAsia="SimSun" w:cs="Times New Roman"/>
+                <w:color w:val="auto"/>
+                <w:sz w:val="24"/>
+                <w:szCs w:val="24"/>
+                <w:vertAlign w:val="baseline"/>
+                <w:lang w:val="en-US"/>
+              </w:rPr>
+              <w:t>requirements.txt</w:t>
+            </w:r>
+          </w:p>
         </w:tc>
         <w:tc>
           <w:tcPr>
             <w:tcW w:w="4533" w:type="dxa"/>
-          </w:tcPr>
-          <w:p>
-            <w:pPr>
-              <w:widowControl w:val="0"/>
-              <w:numPr>
-                <w:ilvl w:val="0"/>
-                <w:numId w:val="0"/>
-              </w:numPr>
-              <w:jc w:val="center"/>
-              <w:rPr>
-                <w:rFonts w:hint="default" w:ascii="Times New Roman" w:hAnsi="Times New Roman" w:eastAsia="SimSun" w:cs="Times New Roman"/>
-                <w:color w:val="auto"/>
-                <w:sz w:val="24"/>
-                <w:szCs w:val="24"/>
-                <w:vertAlign w:val="baseline"/>
-                <w:lang w:val="en-US"/>
-              </w:rPr>
-            </w:pPr>
-            <w:r>
-              <w:rPr>
-                <w:rFonts w:hint="default" w:ascii="Times New Roman" w:hAnsi="Times New Roman" w:eastAsia="SimSun"/>
-                <w:color w:val="auto"/>
-                <w:sz w:val="24"/>
-                <w:szCs w:val="24"/>
-                <w:vertAlign w:val="baseline"/>
-                <w:lang w:val="en-US"/>
-              </w:rPr>
-              <w:t>Local Airflow and project environment configuration.</w:t>
-            </w:r>
-          </w:p>
-        </w:tc>
-      </w:tr>
-      <w:tr>
-        <w:tblPrEx>
-          <w:tblBorders>
-            <w:top w:val="single" w:color="auto" w:sz="4" w:space="0"/>
-            <w:left w:val="single" w:color="auto" w:sz="4" w:space="0"/>
-            <w:bottom w:val="single" w:color="auto" w:sz="4" w:space="0"/>
-            <w:right w:val="single" w:color="auto" w:sz="4" w:space="0"/>
-            <w:insideH w:val="single" w:color="auto" w:sz="4" w:space="0"/>
-            <w:insideV w:val="single" w:color="auto" w:sz="4" w:space="0"/>
-          </w:tblBorders>
-          <w:tblCellMar>
-            <w:top w:w="0" w:type="dxa"/>
-            <w:left w:w="108" w:type="dxa"/>
-            <w:bottom w:w="0" w:type="dxa"/>
-            <w:right w:w="108" w:type="dxa"/>
-          </w:tblCellMar>
-        </w:tblPrEx>
-        <w:tc>
-          <w:tcPr>
-            <w:tcW w:w="3989" w:type="dxa"/>
-          </w:tcPr>
-          <w:p>
-            <w:pPr>
-              <w:widowControl w:val="0"/>
-              <w:numPr>
-                <w:ilvl w:val="0"/>
-                <w:numId w:val="0"/>
-              </w:numPr>
-              <w:jc w:val="center"/>
-              <w:rPr>
-                <w:rFonts w:hint="default" w:ascii="Times New Roman" w:hAnsi="Times New Roman" w:eastAsia="SimSun" w:cs="Times New Roman"/>
-                <w:color w:val="auto"/>
-                <w:sz w:val="24"/>
-                <w:szCs w:val="24"/>
-                <w:vertAlign w:val="baseline"/>
-                <w:lang w:val="en-US"/>
-              </w:rPr>
-            </w:pPr>
-            <w:r>
-              <w:rPr>
-                <w:rFonts w:hint="default" w:ascii="Times New Roman" w:hAnsi="Times New Roman" w:eastAsia="SimSun" w:cs="Times New Roman"/>
-                <w:color w:val="auto"/>
-                <w:sz w:val="24"/>
-                <w:szCs w:val="24"/>
-                <w:vertAlign w:val="baseline"/>
-                <w:lang w:val="en-US"/>
-              </w:rPr>
-              <w:t>requirements.txt</w:t>
-            </w:r>
-          </w:p>
-        </w:tc>
-        <w:tc>
-          <w:tcPr>
-            <w:tcW w:w="4533" w:type="dxa"/>
-          </w:tcPr>
-          <w:p>
-            <w:pPr>
-              <w:widowControl w:val="0"/>
-              <w:numPr>
-                <w:ilvl w:val="0"/>
-                <w:numId w:val="0"/>
-              </w:numPr>
-              <w:jc w:val="center"/>
-              <w:rPr>
-                <w:rFonts w:hint="default" w:ascii="Times New Roman" w:hAnsi="Times New Roman" w:eastAsia="SimSun" w:cs="Times New Roman"/>
-                <w:color w:val="auto"/>
-                <w:sz w:val="24"/>
-                <w:szCs w:val="24"/>
-                <w:vertAlign w:val="baseline"/>
-                <w:lang w:val="en-US"/>
-              </w:rPr>
-            </w:pPr>
-            <w:r>
-              <w:rPr>
-                <w:rFonts w:hint="default" w:ascii="Times New Roman" w:hAnsi="Times New Roman" w:eastAsia="SimSun"/>
-                <w:color w:val="auto"/>
-                <w:sz w:val="24"/>
-                <w:szCs w:val="24"/>
-                <w:vertAlign w:val="baseline"/>
-                <w:lang w:val="en-US"/>
-              </w:rPr>
-              <w:t>Python dependencies.</w:t>
-            </w:r>
-          </w:p>
-        </w:tc>
-      </w:tr>
-      <w:tr>
-        <w:tblPrEx>
-          <w:tblBorders>
-            <w:top w:val="single" w:color="auto" w:sz="4" w:space="0"/>
-            <w:left w:val="single" w:color="auto" w:sz="4" w:space="0"/>
-            <w:bottom w:val="single" w:color="auto" w:sz="4" w:space="0"/>
-            <w:right w:val="single" w:color="auto" w:sz="4" w:space="0"/>
-            <w:insideH w:val="single" w:color="auto" w:sz="4" w:space="0"/>
-            <w:insideV w:val="single" w:color="auto" w:sz="4" w:space="0"/>
-          </w:tblBorders>
-          <w:tblCellMar>
-            <w:top w:w="0" w:type="dxa"/>
-            <w:left w:w="108" w:type="dxa"/>
-            <w:bottom w:w="0" w:type="dxa"/>
-            <w:right w:w="108" w:type="dxa"/>
-          </w:tblCellMar>
-        </w:tblPrEx>
-        <w:tc>
-          <w:tcPr>
-            <w:tcW w:w="3989" w:type="dxa"/>
-          </w:tcPr>
-          <w:p>
-            <w:pPr>
-              <w:widowControl w:val="0"/>
-              <w:numPr>
-                <w:ilvl w:val="0"/>
-                <w:numId w:val="0"/>
-              </w:numPr>
-              <w:jc w:val="center"/>
-              <w:rPr>
-                <w:rFonts w:hint="default" w:ascii="Times New Roman" w:hAnsi="Times New Roman" w:eastAsia="SimSun" w:cs="Times New Roman"/>
-                <w:color w:val="auto"/>
-                <w:sz w:val="24"/>
-                <w:szCs w:val="24"/>
-                <w:vertAlign w:val="baseline"/>
-                <w:lang w:val="en-US"/>
-              </w:rPr>
-            </w:pPr>
-            <w:r>
-              <w:rPr>
-                <w:rFonts w:hint="default" w:ascii="Times New Roman" w:hAnsi="Times New Roman" w:eastAsia="SimSun" w:cs="Times New Roman"/>
-                <w:color w:val="auto"/>
-                <w:sz w:val="24"/>
-                <w:szCs w:val="24"/>
-                <w:vertAlign w:val="baseline"/>
-                <w:lang w:val="en-US"/>
-              </w:rPr>
-              <w:t>.gitignore</w:t>
-            </w:r>
-          </w:p>
-        </w:tc>
-        <w:tc>
-          <w:tcPr>
-            <w:tcW w:w="4533" w:type="dxa"/>
-          </w:tcPr>
-          <w:p>
-            <w:pPr>
-              <w:widowControl w:val="0"/>
-              <w:numPr>
-                <w:ilvl w:val="0"/>
-                <w:numId w:val="0"/>
-              </w:numPr>
-              <w:jc w:val="center"/>
-              <w:rPr>
-                <w:rFonts w:hint="default" w:ascii="Times New Roman" w:hAnsi="Times New Roman" w:eastAsia="SimSun" w:cs="Times New Roman"/>
-                <w:color w:val="auto"/>
-                <w:sz w:val="24"/>
-                <w:szCs w:val="24"/>
-                <w:vertAlign w:val="baseline"/>
-                <w:lang w:val="en-US"/>
-              </w:rPr>
-            </w:pPr>
-            <w:r>
-              <w:rPr>
-                <w:rFonts w:hint="default" w:ascii="Times New Roman" w:hAnsi="Times New Roman" w:eastAsia="SimSun"/>
-                <w:color w:val="auto"/>
-                <w:sz w:val="24"/>
-                <w:szCs w:val="24"/>
-                <w:vertAlign w:val="baseline"/>
-                <w:lang w:val="en-US"/>
-              </w:rPr>
-              <w:t>Excludes generated data, databases, logs, and local environment files.</w:t>
+            <w:tcBorders/>
+          </w:tcPr>
+          <w:p>
+            <w:pPr>
+              <w:widowControl w:val="0"/>
+              <w:numPr>
+                <w:ilvl w:val="0"/>
+                <w:numId w:val="0"/>
+              </w:numPr>
+              <w:jc w:val="center"/>
+              <w:rPr>
+                <w:rFonts w:hint="default" w:ascii="Times New Roman" w:hAnsi="Times New Roman" w:eastAsia="SimSun" w:cs="Times New Roman"/>
+                <w:color w:val="auto"/>
+                <w:sz w:val="24"/>
+                <w:szCs w:val="24"/>
+                <w:vertAlign w:val="baseline"/>
+                <w:lang w:val="en-US"/>
+              </w:rPr>
+            </w:pPr>
+            <w:r>
+              <w:rPr>
+                <w:rFonts w:hint="default" w:ascii="Times New Roman" w:hAnsi="Times New Roman" w:eastAsia="SimSun" w:cs="Times New Roman"/>
+                <w:sz w:val="24"/>
+                <w:szCs w:val="24"/>
+              </w:rPr>
+              <w:t>Reproducible environment and dependencies.</w:t>
             </w:r>
           </w:p>
         </w:tc>
@@ -8955,7 +8748,7 @@
                 <w:vertAlign w:val="baseline"/>
                 <w:lang w:val="en-US"/>
               </w:rPr>
-              <w:t>Builds intermediate models, dimensions, bridges, and fact tables.</w:t>
+              <w:t>Builds intermediate models, dimensions, bridges,the fact table and the analytical marts.</w:t>
             </w:r>
           </w:p>
         </w:tc>
@@ -9438,52 +9231,6 @@
           <w:lang w:val="en-US"/>
         </w:rPr>
       </w:pPr>
-      <w:r>
-        <w:rPr>
-          <w:rFonts w:hint="default" w:ascii="Times New Roman" w:hAnsi="Times New Roman" w:eastAsia="SimSun" w:cs="Times New Roman"/>
-          <w:color w:val="auto"/>
-          <w:sz w:val="24"/>
-          <w:szCs w:val="24"/>
-          <w:lang w:val="en-US"/>
-        </w:rPr>
-        <w:drawing>
-          <wp:inline distT="0" distB="0" distL="114300" distR="114300">
-            <wp:extent cx="5492750" cy="3434080"/>
-            <wp:effectExtent l="0" t="0" r="12700" b="13970"/>
-            <wp:docPr id="2" name="Picture 2" descr="Screenshot 2026-08-20 210408"/>
-            <wp:cNvGraphicFramePr>
-              <a:graphicFrameLocks xmlns:a="http://schemas.openxmlformats.org/drawingml/2006/main" noChangeAspect="1"/>
-            </wp:cNvGraphicFramePr>
-            <a:graphic xmlns:a="http://schemas.openxmlformats.org/drawingml/2006/main">
-              <a:graphicData uri="http://schemas.openxmlformats.org/drawingml/2006/picture">
-                <pic:pic xmlns:pic="http://schemas.openxmlformats.org/drawingml/2006/picture">
-                  <pic:nvPicPr>
-                    <pic:cNvPr id="2" name="Picture 2" descr="Screenshot 2026-08-20 210408"/>
-                    <pic:cNvPicPr>
-                      <a:picLocks noChangeAspect="1"/>
-                    </pic:cNvPicPr>
-                  </pic:nvPicPr>
-                  <pic:blipFill>
-                    <a:blip r:embed="rId5"/>
-                    <a:stretch>
-                      <a:fillRect/>
-                    </a:stretch>
-                  </pic:blipFill>
-                  <pic:spPr>
-                    <a:xfrm>
-                      <a:off x="0" y="0"/>
-                      <a:ext cx="5492750" cy="3434080"/>
-                    </a:xfrm>
-                    <a:prstGeom prst="rect">
-                      <a:avLst/>
-                    </a:prstGeom>
-                  </pic:spPr>
-                </pic:pic>
-              </a:graphicData>
-            </a:graphic>
-          </wp:inline>
-        </w:drawing>
-      </w:r>
     </w:p>
     <w:p>
       <w:pPr>
@@ -10008,10 +9755,10 @@
         </w:tblCellMar>
       </w:tblPr>
       <w:tblGrid>
-        <w:gridCol w:w="3335"/>
-        <w:gridCol w:w="2669"/>
-        <w:gridCol w:w="1814"/>
-        <w:gridCol w:w="2165"/>
+        <w:gridCol w:w="3669"/>
+        <w:gridCol w:w="3402"/>
+        <w:gridCol w:w="1658"/>
+        <w:gridCol w:w="1254"/>
       </w:tblGrid>
       <w:tr>
         <w:tblPrEx>
@@ -12061,6 +11808,7 @@
           </w:tcPr>
           <w:p>
             <w:pPr>
+              <w:widowControl w:val="0"/>
               <w:spacing w:beforeLines="0" w:afterLines="0"/>
               <w:jc w:val="left"/>
               <w:rPr>
@@ -12100,6 +11848,380 @@
                 <w:lang w:val="en-US"/>
               </w:rPr>
             </w:pPr>
+          </w:p>
+        </w:tc>
+        <w:tc>
+          <w:tcPr>
+            <w:tcW w:w="2630" w:type="dxa"/>
+            <w:vAlign w:val="center"/>
+          </w:tcPr>
+          <w:p>
+            <w:pPr>
+              <w:widowControl w:val="0"/>
+              <w:numPr>
+                <w:ilvl w:val="0"/>
+                <w:numId w:val="0"/>
+              </w:numPr>
+              <w:jc w:val="center"/>
+              <w:rPr>
+                <w:rFonts w:hint="default" w:ascii="Times New Roman" w:hAnsi="Times New Roman" w:eastAsia="SimSun"/>
+                <w:b w:val="0"/>
+                <w:bCs w:val="0"/>
+                <w:color w:val="auto"/>
+                <w:sz w:val="24"/>
+                <w:szCs w:val="24"/>
+                <w:u w:val="none"/>
+                <w:vertAlign w:val="baseline"/>
+                <w:lang w:val="en-US"/>
+              </w:rPr>
+            </w:pPr>
+            <w:r>
+              <w:rPr>
+                <w:rFonts w:hint="default" w:ascii="Times New Roman" w:hAnsi="Times New Roman" w:eastAsia="SimSun"/>
+                <w:b w:val="0"/>
+                <w:bCs w:val="0"/>
+                <w:color w:val="auto"/>
+                <w:sz w:val="24"/>
+                <w:szCs w:val="24"/>
+                <w:u w:val="none"/>
+                <w:vertAlign w:val="baseline"/>
+                <w:lang w:val="en-US"/>
+              </w:rPr>
+              <w:t>Error</w:t>
+            </w:r>
+          </w:p>
+        </w:tc>
+      </w:tr>
+      <w:tr>
+        <w:tblPrEx>
+          <w:tblBorders>
+            <w:top w:val="single" w:color="auto" w:sz="4" w:space="0"/>
+            <w:left w:val="single" w:color="auto" w:sz="4" w:space="0"/>
+            <w:bottom w:val="single" w:color="auto" w:sz="4" w:space="0"/>
+            <w:right w:val="single" w:color="auto" w:sz="4" w:space="0"/>
+            <w:insideH w:val="single" w:color="auto" w:sz="4" w:space="0"/>
+            <w:insideV w:val="single" w:color="auto" w:sz="4" w:space="0"/>
+          </w:tblBorders>
+          <w:tblCellMar>
+            <w:top w:w="0" w:type="dxa"/>
+            <w:left w:w="108" w:type="dxa"/>
+            <w:bottom w:w="0" w:type="dxa"/>
+            <w:right w:w="108" w:type="dxa"/>
+          </w:tblCellMar>
+        </w:tblPrEx>
+        <w:tc>
+          <w:tcPr>
+            <w:tcW w:w="3551" w:type="dxa"/>
+            <w:vAlign w:val="center"/>
+          </w:tcPr>
+          <w:p>
+            <w:pPr>
+              <w:widowControl w:val="0"/>
+              <w:numPr>
+                <w:ilvl w:val="0"/>
+                <w:numId w:val="0"/>
+              </w:numPr>
+              <w:jc w:val="center"/>
+              <w:rPr>
+                <w:rFonts w:hint="default" w:ascii="Times New Roman" w:hAnsi="Times New Roman" w:eastAsia="SimSun"/>
+                <w:b/>
+                <w:bCs/>
+                <w:color w:val="auto"/>
+                <w:sz w:val="24"/>
+                <w:szCs w:val="24"/>
+                <w:u w:val="none"/>
+                <w:vertAlign w:val="baseline"/>
+                <w:lang w:val="en-US"/>
+              </w:rPr>
+            </w:pPr>
+            <w:r>
+              <w:rPr>
+                <w:rFonts w:hint="default" w:ascii="Times New Roman" w:hAnsi="Times New Roman" w:eastAsia="SimSun"/>
+                <w:b/>
+                <w:bCs/>
+                <w:color w:val="auto"/>
+                <w:sz w:val="24"/>
+                <w:szCs w:val="24"/>
+                <w:u w:val="none"/>
+                <w:vertAlign w:val="baseline"/>
+                <w:lang w:val="en-US"/>
+              </w:rPr>
+              <w:t>mart_genre_quality_analysis tests</w:t>
+            </w:r>
+          </w:p>
+        </w:tc>
+        <w:tc>
+          <w:tcPr>
+            <w:tcW w:w="1908" w:type="dxa"/>
+            <w:vAlign w:val="center"/>
+          </w:tcPr>
+          <w:p>
+            <w:pPr>
+              <w:widowControl w:val="0"/>
+              <w:numPr>
+                <w:ilvl w:val="0"/>
+                <w:numId w:val="0"/>
+              </w:numPr>
+              <w:jc w:val="center"/>
+              <w:rPr>
+                <w:rFonts w:hint="default" w:ascii="Times New Roman" w:hAnsi="Times New Roman" w:eastAsia="SimSun"/>
+                <w:b w:val="0"/>
+                <w:bCs w:val="0"/>
+                <w:color w:val="auto"/>
+                <w:sz w:val="24"/>
+                <w:szCs w:val="24"/>
+                <w:u w:val="single"/>
+                <w:vertAlign w:val="baseline"/>
+                <w:lang w:val="en-US"/>
+              </w:rPr>
+            </w:pPr>
+            <w:r>
+              <w:rPr>
+                <w:rFonts w:hint="default" w:ascii="Times New Roman" w:hAnsi="Times New Roman" w:eastAsia="SimSun"/>
+                <w:b w:val="0"/>
+                <w:bCs w:val="0"/>
+                <w:color w:val="auto"/>
+                <w:sz w:val="24"/>
+                <w:szCs w:val="24"/>
+                <w:u w:val="single"/>
+                <w:vertAlign w:val="baseline"/>
+                <w:lang w:val="en-US"/>
+              </w:rPr>
+              <w:t>mart_genre_quality_analysis</w:t>
+            </w:r>
+          </w:p>
+        </w:tc>
+        <w:tc>
+          <w:tcPr>
+            <w:tcW w:w="1894" w:type="dxa"/>
+            <w:vAlign w:val="center"/>
+          </w:tcPr>
+          <w:p>
+            <w:pPr>
+              <w:spacing w:beforeLines="0" w:afterLines="0"/>
+              <w:jc w:val="left"/>
+              <w:rPr>
+                <w:rFonts w:hint="default" w:ascii="Times New Roman" w:hAnsi="Times New Roman" w:eastAsia="Consolas" w:cs="Times New Roman"/>
+                <w:color w:val="auto"/>
+                <w:sz w:val="24"/>
+                <w:szCs w:val="24"/>
+              </w:rPr>
+            </w:pPr>
+            <w:r>
+              <w:rPr>
+                <w:rFonts w:hint="default" w:ascii="Times New Roman" w:hAnsi="Times New Roman" w:eastAsia="Consolas" w:cs="Times New Roman"/>
+                <w:color w:val="auto"/>
+                <w:sz w:val="24"/>
+                <w:szCs w:val="24"/>
+              </w:rPr>
+              <w:t>Validates unique/non-null genres, ratios within [0,1], and ensures only genres with at least 100 rated titles are included</w:t>
+            </w:r>
+          </w:p>
+          <w:p>
+            <w:pPr>
+              <w:widowControl w:val="0"/>
+              <w:numPr>
+                <w:ilvl w:val="0"/>
+                <w:numId w:val="0"/>
+              </w:numPr>
+              <w:jc w:val="center"/>
+              <w:rPr>
+                <w:rFonts w:hint="default" w:ascii="Times New Roman" w:hAnsi="Times New Roman" w:eastAsia="SimSun"/>
+                <w:b w:val="0"/>
+                <w:bCs w:val="0"/>
+                <w:color w:val="auto"/>
+                <w:sz w:val="24"/>
+                <w:szCs w:val="24"/>
+                <w:u w:val="none"/>
+                <w:vertAlign w:val="baseline"/>
+                <w:lang w:val="en-US"/>
+              </w:rPr>
+            </w:pPr>
+          </w:p>
+        </w:tc>
+        <w:tc>
+          <w:tcPr>
+            <w:tcW w:w="2630" w:type="dxa"/>
+            <w:vAlign w:val="center"/>
+          </w:tcPr>
+          <w:p>
+            <w:pPr>
+              <w:widowControl w:val="0"/>
+              <w:numPr>
+                <w:ilvl w:val="0"/>
+                <w:numId w:val="0"/>
+              </w:numPr>
+              <w:jc w:val="center"/>
+              <w:rPr>
+                <w:rFonts w:hint="default" w:ascii="Times New Roman" w:hAnsi="Times New Roman" w:eastAsia="SimSun"/>
+                <w:b w:val="0"/>
+                <w:bCs w:val="0"/>
+                <w:color w:val="auto"/>
+                <w:sz w:val="24"/>
+                <w:szCs w:val="24"/>
+                <w:u w:val="none"/>
+                <w:vertAlign w:val="baseline"/>
+                <w:lang w:val="en-US"/>
+              </w:rPr>
+            </w:pPr>
+            <w:r>
+              <w:rPr>
+                <w:rFonts w:hint="default" w:ascii="Times New Roman" w:hAnsi="Times New Roman" w:eastAsia="SimSun"/>
+                <w:b w:val="0"/>
+                <w:bCs w:val="0"/>
+                <w:color w:val="auto"/>
+                <w:sz w:val="24"/>
+                <w:szCs w:val="24"/>
+                <w:u w:val="none"/>
+                <w:vertAlign w:val="baseline"/>
+                <w:lang w:val="en-US"/>
+              </w:rPr>
+              <w:t>Error</w:t>
+            </w:r>
+          </w:p>
+        </w:tc>
+      </w:tr>
+      <w:tr>
+        <w:tblPrEx>
+          <w:tblBorders>
+            <w:top w:val="single" w:color="auto" w:sz="4" w:space="0"/>
+            <w:left w:val="single" w:color="auto" w:sz="4" w:space="0"/>
+            <w:bottom w:val="single" w:color="auto" w:sz="4" w:space="0"/>
+            <w:right w:val="single" w:color="auto" w:sz="4" w:space="0"/>
+            <w:insideH w:val="single" w:color="auto" w:sz="4" w:space="0"/>
+            <w:insideV w:val="single" w:color="auto" w:sz="4" w:space="0"/>
+          </w:tblBorders>
+          <w:tblCellMar>
+            <w:top w:w="0" w:type="dxa"/>
+            <w:left w:w="108" w:type="dxa"/>
+            <w:bottom w:w="0" w:type="dxa"/>
+            <w:right w:w="108" w:type="dxa"/>
+          </w:tblCellMar>
+        </w:tblPrEx>
+        <w:tc>
+          <w:tcPr>
+            <w:tcW w:w="3551" w:type="dxa"/>
+            <w:vAlign w:val="center"/>
+          </w:tcPr>
+          <w:p>
+            <w:pPr>
+              <w:widowControl w:val="0"/>
+              <w:numPr>
+                <w:ilvl w:val="0"/>
+                <w:numId w:val="0"/>
+              </w:numPr>
+              <w:jc w:val="center"/>
+              <w:rPr>
+                <w:rFonts w:hint="default" w:ascii="Times New Roman" w:hAnsi="Times New Roman" w:eastAsia="SimSun"/>
+                <w:b/>
+                <w:bCs/>
+                <w:color w:val="auto"/>
+                <w:sz w:val="24"/>
+                <w:szCs w:val="24"/>
+                <w:u w:val="none"/>
+                <w:vertAlign w:val="baseline"/>
+                <w:lang w:val="en-US"/>
+              </w:rPr>
+            </w:pPr>
+            <w:r>
+              <w:rPr>
+                <w:rFonts w:hint="default" w:ascii="Times New Roman" w:hAnsi="Times New Roman" w:eastAsia="SimSun"/>
+                <w:b/>
+                <w:bCs/>
+                <w:color w:val="auto"/>
+                <w:sz w:val="24"/>
+                <w:szCs w:val="24"/>
+                <w:u w:val="none"/>
+                <w:vertAlign w:val="baseline"/>
+                <w:lang w:val="en-US"/>
+              </w:rPr>
+              <w:t>mart_person_genre_performance tests</w:t>
+            </w:r>
+          </w:p>
+        </w:tc>
+        <w:tc>
+          <w:tcPr>
+            <w:tcW w:w="1908" w:type="dxa"/>
+            <w:vAlign w:val="center"/>
+          </w:tcPr>
+          <w:p>
+            <w:pPr>
+              <w:widowControl w:val="0"/>
+              <w:numPr>
+                <w:ilvl w:val="0"/>
+                <w:numId w:val="0"/>
+              </w:numPr>
+              <w:jc w:val="center"/>
+              <w:rPr>
+                <w:rFonts w:hint="default" w:ascii="Times New Roman" w:hAnsi="Times New Roman" w:eastAsia="SimSun"/>
+                <w:b w:val="0"/>
+                <w:bCs w:val="0"/>
+                <w:color w:val="auto"/>
+                <w:sz w:val="24"/>
+                <w:szCs w:val="24"/>
+                <w:u w:val="single"/>
+                <w:vertAlign w:val="baseline"/>
+                <w:lang w:val="en-US"/>
+              </w:rPr>
+            </w:pPr>
+            <w:r>
+              <w:rPr>
+                <w:rFonts w:hint="default" w:ascii="Times New Roman" w:hAnsi="Times New Roman" w:eastAsia="SimSun"/>
+                <w:b w:val="0"/>
+                <w:bCs w:val="0"/>
+                <w:color w:val="auto"/>
+                <w:sz w:val="24"/>
+                <w:szCs w:val="24"/>
+                <w:u w:val="single"/>
+                <w:vertAlign w:val="baseline"/>
+                <w:lang w:val="en-US"/>
+              </w:rPr>
+              <w:t>mart_person_genre_performance</w:t>
+            </w:r>
+          </w:p>
+        </w:tc>
+        <w:tc>
+          <w:tcPr>
+            <w:tcW w:w="1894" w:type="dxa"/>
+            <w:vAlign w:val="center"/>
+          </w:tcPr>
+          <w:p>
+            <w:pPr>
+              <w:widowControl w:val="0"/>
+              <w:numPr>
+                <w:ilvl w:val="0"/>
+                <w:numId w:val="0"/>
+              </w:numPr>
+              <w:jc w:val="left"/>
+              <w:rPr>
+                <w:rFonts w:hint="default" w:ascii="Times New Roman" w:hAnsi="Times New Roman" w:eastAsia="SimSun"/>
+                <w:b w:val="0"/>
+                <w:bCs w:val="0"/>
+                <w:color w:val="auto"/>
+                <w:sz w:val="24"/>
+                <w:szCs w:val="24"/>
+                <w:u w:val="none"/>
+                <w:vertAlign w:val="baseline"/>
+                <w:lang w:val="en-US"/>
+              </w:rPr>
+            </w:pPr>
+            <w:r>
+              <w:rPr>
+                <w:rFonts w:hint="default" w:ascii="Times New Roman" w:hAnsi="Times New Roman" w:eastAsia="SimSun" w:cs="Times New Roman"/>
+                <w:sz w:val="24"/>
+                <w:szCs w:val="24"/>
+              </w:rPr>
+              <w:t>Validates non-null fields, accepted role values, person relationships, unique person-role-genre grain, valid genre references, and reproducible rating/vote metrics</w:t>
+            </w:r>
+            <w:r>
+              <w:rPr>
+                <w:rFonts w:hint="default" w:ascii="Times New Roman" w:hAnsi="Times New Roman" w:eastAsia="SimSun" w:cs="Times New Roman"/>
+                <w:sz w:val="24"/>
+                <w:szCs w:val="24"/>
+                <w:lang w:val="en-US"/>
+              </w:rPr>
+              <w:t>.</w:t>
+            </w:r>
           </w:p>
         </w:tc>
         <w:tc>
@@ -12194,7 +12316,22 @@
           <w:u w:val="none"/>
           <w:lang w:val="en-US"/>
         </w:rPr>
-        <w:t>Answers to the Deliverable Questions</w:t>
+        <w:t>Answers to the Delive</w:t>
+      </w:r>
+      <w:bookmarkStart w:id="0" w:name="_GoBack"/>
+      <w:bookmarkEnd w:id="0"/>
+      <w:r>
+        <w:rPr>
+          <w:rFonts w:hint="default" w:ascii="Times New Roman" w:hAnsi="Times New Roman" w:eastAsia="SimSun"/>
+          <w:b/>
+          <w:bCs/>
+          <w:color w:val="auto"/>
+          <w:sz w:val="32"/>
+          <w:szCs w:val="32"/>
+          <w:u w:val="none"/>
+          <w:lang w:val="en-US"/>
+        </w:rPr>
+        <w:t>rable Questions</w:t>
       </w:r>
     </w:p>
     <w:p>
@@ -12267,6 +12404,7 @@
     <w:p>
       <w:pPr>
         <w:numPr>
+          <w:ilvl w:val="0"/>
           <w:numId w:val="0"/>
         </w:numPr>
         <w:ind w:left="420" w:leftChars="0"/>
@@ -12294,6 +12432,18 @@
           <w:lang w:val="en-US"/>
         </w:rPr>
         <w:tab/>
+      </w:r>
+      <w:r>
+        <w:rPr>
+          <w:rFonts w:hint="default" w:ascii="Times New Roman" w:hAnsi="Times New Roman" w:eastAsia="SimSun" w:cs="Times New Roman"/>
+          <w:b w:val="0"/>
+          <w:bCs w:val="0"/>
+          <w:color w:val="auto"/>
+          <w:sz w:val="24"/>
+          <w:szCs w:val="24"/>
+          <w:u w:val="none"/>
+          <w:lang w:val="en-US"/>
+        </w:rPr>
         <w:t xml:space="preserve"> </w:t>
       </w:r>
       <w:r>
@@ -12456,6 +12606,7 @@
     <w:p>
       <w:pPr>
         <w:numPr>
+          <w:ilvl w:val="0"/>
           <w:numId w:val="0"/>
         </w:numPr>
         <w:ind w:left="420" w:leftChars="0"/>
@@ -12481,6 +12632,17 @@
           <w:lang w:val="en-US"/>
         </w:rPr>
         <w:tab/>
+      </w:r>
+      <w:r>
+        <w:rPr>
+          <w:rFonts w:hint="default" w:ascii="Times New Roman" w:hAnsi="Times New Roman" w:eastAsia="SimSun"/>
+          <w:b/>
+          <w:bCs/>
+          <w:color w:val="auto"/>
+          <w:sz w:val="24"/>
+          <w:szCs w:val="24"/>
+          <w:lang w:val="en-US"/>
+        </w:rPr>
         <w:t xml:space="preserve"> Result:</w:t>
       </w:r>
     </w:p>
@@ -12499,7 +12661,9 @@
         </w:tblBorders>
         <w:tblLayout w:type="autofit"/>
         <w:tblCellMar>
+          <w:top w:w="0" w:type="dxa"/>
           <w:left w:w="108" w:type="dxa"/>
+          <w:bottom w:w="0" w:type="dxa"/>
           <w:right w:w="108" w:type="dxa"/>
         </w:tblCellMar>
       </w:tblPr>
@@ -12522,7 +12686,9 @@
             <w:insideV w:val="single" w:color="auto" w:sz="4" w:space="0"/>
           </w:tblBorders>
           <w:tblCellMar>
+            <w:top w:w="0" w:type="dxa"/>
             <w:left w:w="108" w:type="dxa"/>
+            <w:bottom w:w="0" w:type="dxa"/>
             <w:right w:w="108" w:type="dxa"/>
           </w:tblCellMar>
         </w:tblPrEx>
@@ -12533,7 +12699,9 @@
           </w:tcPr>
           <w:p>
             <w:pPr>
-              <w:numPr>
+              <w:widowControl w:val="0"/>
+              <w:numPr>
+                <w:ilvl w:val="0"/>
                 <w:numId w:val="0"/>
               </w:numPr>
               <w:jc w:val="center"/>
@@ -12570,7 +12738,9 @@
           </w:tcPr>
           <w:p>
             <w:pPr>
-              <w:numPr>
+              <w:widowControl w:val="0"/>
+              <w:numPr>
+                <w:ilvl w:val="0"/>
                 <w:numId w:val="0"/>
               </w:numPr>
               <w:jc w:val="center"/>
@@ -12607,7 +12777,9 @@
           </w:tcPr>
           <w:p>
             <w:pPr>
-              <w:numPr>
+              <w:widowControl w:val="0"/>
+              <w:numPr>
+                <w:ilvl w:val="0"/>
                 <w:numId w:val="0"/>
               </w:numPr>
               <w:jc w:val="center"/>
@@ -12644,7 +12816,9 @@
           </w:tcPr>
           <w:p>
             <w:pPr>
-              <w:numPr>
+              <w:widowControl w:val="0"/>
+              <w:numPr>
+                <w:ilvl w:val="0"/>
                 <w:numId w:val="0"/>
               </w:numPr>
               <w:jc w:val="center"/>
@@ -12681,7 +12855,9 @@
           </w:tcPr>
           <w:p>
             <w:pPr>
-              <w:numPr>
+              <w:widowControl w:val="0"/>
+              <w:numPr>
+                <w:ilvl w:val="0"/>
                 <w:numId w:val="0"/>
               </w:numPr>
               <w:jc w:val="center"/>
@@ -12718,7 +12894,9 @@
           </w:tcPr>
           <w:p>
             <w:pPr>
-              <w:numPr>
+              <w:widowControl w:val="0"/>
+              <w:numPr>
+                <w:ilvl w:val="0"/>
                 <w:numId w:val="0"/>
               </w:numPr>
               <w:jc w:val="center"/>
@@ -12760,7 +12938,9 @@
             <w:insideV w:val="single" w:color="auto" w:sz="4" w:space="0"/>
           </w:tblBorders>
           <w:tblCellMar>
+            <w:top w:w="0" w:type="dxa"/>
             <w:left w:w="108" w:type="dxa"/>
+            <w:bottom w:w="0" w:type="dxa"/>
             <w:right w:w="108" w:type="dxa"/>
           </w:tblCellMar>
         </w:tblPrEx>
@@ -12771,7 +12951,9 @@
           </w:tcPr>
           <w:p>
             <w:pPr>
-              <w:numPr>
+              <w:widowControl w:val="0"/>
+              <w:numPr>
+                <w:ilvl w:val="0"/>
                 <w:numId w:val="0"/>
               </w:numPr>
               <w:jc w:val="center"/>
@@ -12808,7 +12990,9 @@
           </w:tcPr>
           <w:p>
             <w:pPr>
-              <w:numPr>
+              <w:widowControl w:val="0"/>
+              <w:numPr>
+                <w:ilvl w:val="0"/>
                 <w:numId w:val="0"/>
               </w:numPr>
               <w:jc w:val="center"/>
@@ -12845,7 +13029,9 @@
           </w:tcPr>
           <w:p>
             <w:pPr>
-              <w:numPr>
+              <w:widowControl w:val="0"/>
+              <w:numPr>
+                <w:ilvl w:val="0"/>
                 <w:numId w:val="0"/>
               </w:numPr>
               <w:jc w:val="center"/>
@@ -12882,7 +13068,9 @@
           </w:tcPr>
           <w:p>
             <w:pPr>
-              <w:numPr>
+              <w:widowControl w:val="0"/>
+              <w:numPr>
+                <w:ilvl w:val="0"/>
                 <w:numId w:val="0"/>
               </w:numPr>
               <w:jc w:val="center"/>
@@ -12919,7 +13107,9 @@
           </w:tcPr>
           <w:p>
             <w:pPr>
-              <w:numPr>
+              <w:widowControl w:val="0"/>
+              <w:numPr>
+                <w:ilvl w:val="0"/>
                 <w:numId w:val="0"/>
               </w:numPr>
               <w:jc w:val="center"/>
@@ -12956,7 +13146,9 @@
           </w:tcPr>
           <w:p>
             <w:pPr>
-              <w:numPr>
+              <w:widowControl w:val="0"/>
+              <w:numPr>
+                <w:ilvl w:val="0"/>
                 <w:numId w:val="0"/>
               </w:numPr>
               <w:jc w:val="center"/>
@@ -12998,7 +13190,9 @@
             <w:insideV w:val="single" w:color="auto" w:sz="4" w:space="0"/>
           </w:tblBorders>
           <w:tblCellMar>
+            <w:top w:w="0" w:type="dxa"/>
             <w:left w:w="108" w:type="dxa"/>
+            <w:bottom w:w="0" w:type="dxa"/>
             <w:right w:w="108" w:type="dxa"/>
           </w:tblCellMar>
         </w:tblPrEx>
@@ -13009,7 +13203,9 @@
           </w:tcPr>
           <w:p>
             <w:pPr>
-              <w:numPr>
+              <w:widowControl w:val="0"/>
+              <w:numPr>
+                <w:ilvl w:val="0"/>
                 <w:numId w:val="0"/>
               </w:numPr>
               <w:jc w:val="center"/>
@@ -13046,7 +13242,9 @@
           </w:tcPr>
           <w:p>
             <w:pPr>
-              <w:numPr>
+              <w:widowControl w:val="0"/>
+              <w:numPr>
+                <w:ilvl w:val="0"/>
                 <w:numId w:val="0"/>
               </w:numPr>
               <w:jc w:val="center"/>
@@ -13083,7 +13281,9 @@
           </w:tcPr>
           <w:p>
             <w:pPr>
-              <w:numPr>
+              <w:widowControl w:val="0"/>
+              <w:numPr>
+                <w:ilvl w:val="0"/>
                 <w:numId w:val="0"/>
               </w:numPr>
               <w:jc w:val="center"/>
@@ -13120,7 +13320,9 @@
           </w:tcPr>
           <w:p>
             <w:pPr>
-              <w:numPr>
+              <w:widowControl w:val="0"/>
+              <w:numPr>
+                <w:ilvl w:val="0"/>
                 <w:numId w:val="0"/>
               </w:numPr>
               <w:jc w:val="center"/>
@@ -13157,7 +13359,9 @@
           </w:tcPr>
           <w:p>
             <w:pPr>
-              <w:numPr>
+              <w:widowControl w:val="0"/>
+              <w:numPr>
+                <w:ilvl w:val="0"/>
                 <w:numId w:val="0"/>
               </w:numPr>
               <w:jc w:val="center"/>
@@ -13194,7 +13398,9 @@
           </w:tcPr>
           <w:p>
             <w:pPr>
-              <w:numPr>
+              <w:widowControl w:val="0"/>
+              <w:numPr>
+                <w:ilvl w:val="0"/>
                 <w:numId w:val="0"/>
               </w:numPr>
               <w:jc w:val="center"/>
@@ -13236,7 +13442,9 @@
             <w:insideV w:val="single" w:color="auto" w:sz="4" w:space="0"/>
           </w:tblBorders>
           <w:tblCellMar>
+            <w:top w:w="0" w:type="dxa"/>
             <w:left w:w="108" w:type="dxa"/>
+            <w:bottom w:w="0" w:type="dxa"/>
             <w:right w:w="108" w:type="dxa"/>
           </w:tblCellMar>
         </w:tblPrEx>
@@ -13247,7 +13455,9 @@
           </w:tcPr>
           <w:p>
             <w:pPr>
-              <w:numPr>
+              <w:widowControl w:val="0"/>
+              <w:numPr>
+                <w:ilvl w:val="0"/>
                 <w:numId w:val="0"/>
               </w:numPr>
               <w:jc w:val="center"/>
@@ -13284,7 +13494,9 @@
           </w:tcPr>
           <w:p>
             <w:pPr>
-              <w:numPr>
+              <w:widowControl w:val="0"/>
+              <w:numPr>
+                <w:ilvl w:val="0"/>
                 <w:numId w:val="0"/>
               </w:numPr>
               <w:jc w:val="center"/>
@@ -13321,7 +13533,9 @@
           </w:tcPr>
           <w:p>
             <w:pPr>
-              <w:numPr>
+              <w:widowControl w:val="0"/>
+              <w:numPr>
+                <w:ilvl w:val="0"/>
                 <w:numId w:val="0"/>
               </w:numPr>
               <w:jc w:val="center"/>
@@ -13358,7 +13572,9 @@
           </w:tcPr>
           <w:p>
             <w:pPr>
-              <w:numPr>
+              <w:widowControl w:val="0"/>
+              <w:numPr>
+                <w:ilvl w:val="0"/>
                 <w:numId w:val="0"/>
               </w:numPr>
               <w:jc w:val="center"/>
@@ -13395,7 +13611,9 @@
           </w:tcPr>
           <w:p>
             <w:pPr>
-              <w:numPr>
+              <w:widowControl w:val="0"/>
+              <w:numPr>
+                <w:ilvl w:val="0"/>
                 <w:numId w:val="0"/>
               </w:numPr>
               <w:jc w:val="center"/>
@@ -13432,7 +13650,9 @@
           </w:tcPr>
           <w:p>
             <w:pPr>
-              <w:numPr>
+              <w:widowControl w:val="0"/>
+              <w:numPr>
+                <w:ilvl w:val="0"/>
                 <w:numId w:val="0"/>
               </w:numPr>
               <w:jc w:val="center"/>
@@ -13474,7 +13694,9 @@
             <w:insideV w:val="single" w:color="auto" w:sz="4" w:space="0"/>
           </w:tblBorders>
           <w:tblCellMar>
+            <w:top w:w="0" w:type="dxa"/>
             <w:left w:w="108" w:type="dxa"/>
+            <w:bottom w:w="0" w:type="dxa"/>
             <w:right w:w="108" w:type="dxa"/>
           </w:tblCellMar>
         </w:tblPrEx>
@@ -13485,7 +13707,9 @@
           </w:tcPr>
           <w:p>
             <w:pPr>
-              <w:numPr>
+              <w:widowControl w:val="0"/>
+              <w:numPr>
+                <w:ilvl w:val="0"/>
                 <w:numId w:val="0"/>
               </w:numPr>
               <w:jc w:val="center"/>
@@ -13522,7 +13746,9 @@
           </w:tcPr>
           <w:p>
             <w:pPr>
-              <w:numPr>
+              <w:widowControl w:val="0"/>
+              <w:numPr>
+                <w:ilvl w:val="0"/>
                 <w:numId w:val="0"/>
               </w:numPr>
               <w:jc w:val="center"/>
@@ -13559,7 +13785,9 @@
           </w:tcPr>
           <w:p>
             <w:pPr>
-              <w:numPr>
+              <w:widowControl w:val="0"/>
+              <w:numPr>
+                <w:ilvl w:val="0"/>
                 <w:numId w:val="0"/>
               </w:numPr>
               <w:jc w:val="center"/>
@@ -13596,7 +13824,9 @@
           </w:tcPr>
           <w:p>
             <w:pPr>
-              <w:numPr>
+              <w:widowControl w:val="0"/>
+              <w:numPr>
+                <w:ilvl w:val="0"/>
                 <w:numId w:val="0"/>
               </w:numPr>
               <w:jc w:val="center"/>
@@ -13633,7 +13863,9 @@
           </w:tcPr>
           <w:p>
             <w:pPr>
-              <w:numPr>
+              <w:widowControl w:val="0"/>
+              <w:numPr>
+                <w:ilvl w:val="0"/>
                 <w:numId w:val="0"/>
               </w:numPr>
               <w:jc w:val="center"/>
@@ -13670,7 +13902,9 @@
           </w:tcPr>
           <w:p>
             <w:pPr>
-              <w:numPr>
+              <w:widowControl w:val="0"/>
+              <w:numPr>
+                <w:ilvl w:val="0"/>
                 <w:numId w:val="0"/>
               </w:numPr>
               <w:jc w:val="center"/>
@@ -13712,7 +13946,9 @@
             <w:insideV w:val="single" w:color="auto" w:sz="4" w:space="0"/>
           </w:tblBorders>
           <w:tblCellMar>
+            <w:top w:w="0" w:type="dxa"/>
             <w:left w:w="108" w:type="dxa"/>
+            <w:bottom w:w="0" w:type="dxa"/>
             <w:right w:w="108" w:type="dxa"/>
           </w:tblCellMar>
         </w:tblPrEx>
@@ -13723,7 +13959,9 @@
           </w:tcPr>
           <w:p>
             <w:pPr>
-              <w:numPr>
+              <w:widowControl w:val="0"/>
+              <w:numPr>
+                <w:ilvl w:val="0"/>
                 <w:numId w:val="0"/>
               </w:numPr>
               <w:jc w:val="center"/>
@@ -13760,7 +13998,9 @@
           </w:tcPr>
           <w:p>
             <w:pPr>
-              <w:numPr>
+              <w:widowControl w:val="0"/>
+              <w:numPr>
+                <w:ilvl w:val="0"/>
                 <w:numId w:val="0"/>
               </w:numPr>
               <w:jc w:val="center"/>
@@ -13797,7 +14037,9 @@
           </w:tcPr>
           <w:p>
             <w:pPr>
-              <w:numPr>
+              <w:widowControl w:val="0"/>
+              <w:numPr>
+                <w:ilvl w:val="0"/>
                 <w:numId w:val="0"/>
               </w:numPr>
               <w:jc w:val="center"/>
@@ -13834,7 +14076,9 @@
           </w:tcPr>
           <w:p>
             <w:pPr>
-              <w:numPr>
+              <w:widowControl w:val="0"/>
+              <w:numPr>
+                <w:ilvl w:val="0"/>
                 <w:numId w:val="0"/>
               </w:numPr>
               <w:jc w:val="center"/>
@@ -13871,7 +14115,9 @@
           </w:tcPr>
           <w:p>
             <w:pPr>
-              <w:numPr>
+              <w:widowControl w:val="0"/>
+              <w:numPr>
+                <w:ilvl w:val="0"/>
                 <w:numId w:val="0"/>
               </w:numPr>
               <w:jc w:val="center"/>
@@ -13908,7 +14154,9 @@
           </w:tcPr>
           <w:p>
             <w:pPr>
-              <w:numPr>
+              <w:widowControl w:val="0"/>
+              <w:numPr>
+                <w:ilvl w:val="0"/>
                 <w:numId w:val="0"/>
               </w:numPr>
               <w:jc w:val="center"/>
@@ -13950,7 +14198,9 @@
             <w:insideV w:val="single" w:color="auto" w:sz="4" w:space="0"/>
           </w:tblBorders>
           <w:tblCellMar>
+            <w:top w:w="0" w:type="dxa"/>
             <w:left w:w="108" w:type="dxa"/>
+            <w:bottom w:w="0" w:type="dxa"/>
             <w:right w:w="108" w:type="dxa"/>
           </w:tblCellMar>
         </w:tblPrEx>
@@ -13961,7 +14211,9 @@
           </w:tcPr>
           <w:p>
             <w:pPr>
-              <w:numPr>
+              <w:widowControl w:val="0"/>
+              <w:numPr>
+                <w:ilvl w:val="0"/>
                 <w:numId w:val="0"/>
               </w:numPr>
               <w:jc w:val="center"/>
@@ -13998,7 +14250,9 @@
           </w:tcPr>
           <w:p>
             <w:pPr>
-              <w:numPr>
+              <w:widowControl w:val="0"/>
+              <w:numPr>
+                <w:ilvl w:val="0"/>
                 <w:numId w:val="0"/>
               </w:numPr>
               <w:jc w:val="center"/>
@@ -14035,7 +14289,9 @@
           </w:tcPr>
           <w:p>
             <w:pPr>
-              <w:numPr>
+              <w:widowControl w:val="0"/>
+              <w:numPr>
+                <w:ilvl w:val="0"/>
                 <w:numId w:val="0"/>
               </w:numPr>
               <w:jc w:val="center"/>
@@ -14072,7 +14328,9 @@
           </w:tcPr>
           <w:p>
             <w:pPr>
-              <w:numPr>
+              <w:widowControl w:val="0"/>
+              <w:numPr>
+                <w:ilvl w:val="0"/>
                 <w:numId w:val="0"/>
               </w:numPr>
               <w:jc w:val="center"/>
@@ -14109,7 +14367,9 @@
           </w:tcPr>
           <w:p>
             <w:pPr>
-              <w:numPr>
+              <w:widowControl w:val="0"/>
+              <w:numPr>
+                <w:ilvl w:val="0"/>
                 <w:numId w:val="0"/>
               </w:numPr>
               <w:jc w:val="center"/>
@@ -14146,7 +14406,9 @@
           </w:tcPr>
           <w:p>
             <w:pPr>
-              <w:numPr>
+              <w:widowControl w:val="0"/>
+              <w:numPr>
+                <w:ilvl w:val="0"/>
                 <w:numId w:val="0"/>
               </w:numPr>
               <w:jc w:val="center"/>
@@ -14188,7 +14450,9 @@
             <w:insideV w:val="single" w:color="auto" w:sz="4" w:space="0"/>
           </w:tblBorders>
           <w:tblCellMar>
+            <w:top w:w="0" w:type="dxa"/>
             <w:left w:w="108" w:type="dxa"/>
+            <w:bottom w:w="0" w:type="dxa"/>
             <w:right w:w="108" w:type="dxa"/>
           </w:tblCellMar>
         </w:tblPrEx>
@@ -14199,7 +14463,9 @@
           </w:tcPr>
           <w:p>
             <w:pPr>
-              <w:numPr>
+              <w:widowControl w:val="0"/>
+              <w:numPr>
+                <w:ilvl w:val="0"/>
                 <w:numId w:val="0"/>
               </w:numPr>
               <w:jc w:val="center"/>
@@ -14236,7 +14502,9 @@
           </w:tcPr>
           <w:p>
             <w:pPr>
-              <w:numPr>
+              <w:widowControl w:val="0"/>
+              <w:numPr>
+                <w:ilvl w:val="0"/>
                 <w:numId w:val="0"/>
               </w:numPr>
               <w:jc w:val="center"/>
@@ -14273,7 +14541,9 @@
           </w:tcPr>
           <w:p>
             <w:pPr>
-              <w:numPr>
+              <w:widowControl w:val="0"/>
+              <w:numPr>
+                <w:ilvl w:val="0"/>
                 <w:numId w:val="0"/>
               </w:numPr>
               <w:jc w:val="center"/>
@@ -14310,7 +14580,9 @@
           </w:tcPr>
           <w:p>
             <w:pPr>
-              <w:numPr>
+              <w:widowControl w:val="0"/>
+              <w:numPr>
+                <w:ilvl w:val="0"/>
                 <w:numId w:val="0"/>
               </w:numPr>
               <w:jc w:val="center"/>
@@ -14347,7 +14619,9 @@
           </w:tcPr>
           <w:p>
             <w:pPr>
-              <w:numPr>
+              <w:widowControl w:val="0"/>
+              <w:numPr>
+                <w:ilvl w:val="0"/>
                 <w:numId w:val="0"/>
               </w:numPr>
               <w:jc w:val="center"/>
@@ -14384,7 +14658,9 @@
           </w:tcPr>
           <w:p>
             <w:pPr>
-              <w:numPr>
+              <w:widowControl w:val="0"/>
+              <w:numPr>
+                <w:ilvl w:val="0"/>
                 <w:numId w:val="0"/>
               </w:numPr>
               <w:jc w:val="center"/>
@@ -14426,7 +14702,9 @@
             <w:insideV w:val="single" w:color="auto" w:sz="4" w:space="0"/>
           </w:tblBorders>
           <w:tblCellMar>
+            <w:top w:w="0" w:type="dxa"/>
             <w:left w:w="108" w:type="dxa"/>
+            <w:bottom w:w="0" w:type="dxa"/>
             <w:right w:w="108" w:type="dxa"/>
           </w:tblCellMar>
         </w:tblPrEx>
@@ -14437,7 +14715,9 @@
           </w:tcPr>
           <w:p>
             <w:pPr>
-              <w:numPr>
+              <w:widowControl w:val="0"/>
+              <w:numPr>
+                <w:ilvl w:val="0"/>
                 <w:numId w:val="0"/>
               </w:numPr>
               <w:jc w:val="center"/>
@@ -14474,7 +14754,9 @@
           </w:tcPr>
           <w:p>
             <w:pPr>
-              <w:numPr>
+              <w:widowControl w:val="0"/>
+              <w:numPr>
+                <w:ilvl w:val="0"/>
                 <w:numId w:val="0"/>
               </w:numPr>
               <w:jc w:val="center"/>
@@ -14511,7 +14793,9 @@
           </w:tcPr>
           <w:p>
             <w:pPr>
-              <w:numPr>
+              <w:widowControl w:val="0"/>
+              <w:numPr>
+                <w:ilvl w:val="0"/>
                 <w:numId w:val="0"/>
               </w:numPr>
               <w:jc w:val="center"/>
@@ -14548,7 +14832,9 @@
           </w:tcPr>
           <w:p>
             <w:pPr>
-              <w:numPr>
+              <w:widowControl w:val="0"/>
+              <w:numPr>
+                <w:ilvl w:val="0"/>
                 <w:numId w:val="0"/>
               </w:numPr>
               <w:jc w:val="center"/>
@@ -14585,7 +14871,9 @@
           </w:tcPr>
           <w:p>
             <w:pPr>
-              <w:numPr>
+              <w:widowControl w:val="0"/>
+              <w:numPr>
+                <w:ilvl w:val="0"/>
                 <w:numId w:val="0"/>
               </w:numPr>
               <w:jc w:val="center"/>
@@ -14622,7 +14910,9 @@
           </w:tcPr>
           <w:p>
             <w:pPr>
-              <w:numPr>
+              <w:widowControl w:val="0"/>
+              <w:numPr>
+                <w:ilvl w:val="0"/>
                 <w:numId w:val="0"/>
               </w:numPr>
               <w:jc w:val="center"/>
@@ -14664,7 +14954,9 @@
             <w:insideV w:val="single" w:color="auto" w:sz="4" w:space="0"/>
           </w:tblBorders>
           <w:tblCellMar>
+            <w:top w:w="0" w:type="dxa"/>
             <w:left w:w="108" w:type="dxa"/>
+            <w:bottom w:w="0" w:type="dxa"/>
             <w:right w:w="108" w:type="dxa"/>
           </w:tblCellMar>
         </w:tblPrEx>
@@ -14675,7 +14967,9 @@
           </w:tcPr>
           <w:p>
             <w:pPr>
-              <w:numPr>
+              <w:widowControl w:val="0"/>
+              <w:numPr>
+                <w:ilvl w:val="0"/>
                 <w:numId w:val="0"/>
               </w:numPr>
               <w:jc w:val="center"/>
@@ -14712,7 +15006,9 @@
           </w:tcPr>
           <w:p>
             <w:pPr>
-              <w:numPr>
+              <w:widowControl w:val="0"/>
+              <w:numPr>
+                <w:ilvl w:val="0"/>
                 <w:numId w:val="0"/>
               </w:numPr>
               <w:jc w:val="center"/>
@@ -14749,7 +15045,9 @@
           </w:tcPr>
           <w:p>
             <w:pPr>
-              <w:numPr>
+              <w:widowControl w:val="0"/>
+              <w:numPr>
+                <w:ilvl w:val="0"/>
                 <w:numId w:val="0"/>
               </w:numPr>
               <w:jc w:val="center"/>
@@ -14786,7 +15084,9 @@
           </w:tcPr>
           <w:p>
             <w:pPr>
-              <w:numPr>
+              <w:widowControl w:val="0"/>
+              <w:numPr>
+                <w:ilvl w:val="0"/>
                 <w:numId w:val="0"/>
               </w:numPr>
               <w:jc w:val="center"/>
@@ -14823,7 +15123,9 @@
           </w:tcPr>
           <w:p>
             <w:pPr>
-              <w:numPr>
+              <w:widowControl w:val="0"/>
+              <w:numPr>
+                <w:ilvl w:val="0"/>
                 <w:numId w:val="0"/>
               </w:numPr>
               <w:jc w:val="center"/>
@@ -14860,7 +15162,9 @@
           </w:tcPr>
           <w:p>
             <w:pPr>
-              <w:numPr>
+              <w:widowControl w:val="0"/>
+              <w:numPr>
+                <w:ilvl w:val="0"/>
                 <w:numId w:val="0"/>
               </w:numPr>
               <w:jc w:val="center"/>
@@ -14902,7 +15206,9 @@
             <w:insideV w:val="single" w:color="auto" w:sz="4" w:space="0"/>
           </w:tblBorders>
           <w:tblCellMar>
+            <w:top w:w="0" w:type="dxa"/>
             <w:left w:w="108" w:type="dxa"/>
+            <w:bottom w:w="0" w:type="dxa"/>
             <w:right w:w="108" w:type="dxa"/>
           </w:tblCellMar>
         </w:tblPrEx>
@@ -14913,7 +15219,9 @@
           </w:tcPr>
           <w:p>
             <w:pPr>
-              <w:numPr>
+              <w:widowControl w:val="0"/>
+              <w:numPr>
+                <w:ilvl w:val="0"/>
                 <w:numId w:val="0"/>
               </w:numPr>
               <w:jc w:val="center"/>
@@ -14950,7 +15258,9 @@
           </w:tcPr>
           <w:p>
             <w:pPr>
-              <w:numPr>
+              <w:widowControl w:val="0"/>
+              <w:numPr>
+                <w:ilvl w:val="0"/>
                 <w:numId w:val="0"/>
               </w:numPr>
               <w:jc w:val="center"/>
@@ -14987,7 +15297,9 @@
           </w:tcPr>
           <w:p>
             <w:pPr>
-              <w:numPr>
+              <w:widowControl w:val="0"/>
+              <w:numPr>
+                <w:ilvl w:val="0"/>
                 <w:numId w:val="0"/>
               </w:numPr>
               <w:jc w:val="center"/>
@@ -15024,7 +15336,9 @@
           </w:tcPr>
           <w:p>
             <w:pPr>
-              <w:numPr>
+              <w:widowControl w:val="0"/>
+              <w:numPr>
+                <w:ilvl w:val="0"/>
                 <w:numId w:val="0"/>
               </w:numPr>
               <w:jc w:val="center"/>
@@ -15061,7 +15375,9 @@
           </w:tcPr>
           <w:p>
             <w:pPr>
-              <w:numPr>
+              <w:widowControl w:val="0"/>
+              <w:numPr>
+                <w:ilvl w:val="0"/>
                 <w:numId w:val="0"/>
               </w:numPr>
               <w:jc w:val="center"/>
@@ -15098,7 +15414,9 @@
           </w:tcPr>
           <w:p>
             <w:pPr>
-              <w:numPr>
+              <w:widowControl w:val="0"/>
+              <w:numPr>
+                <w:ilvl w:val="0"/>
                 <w:numId w:val="0"/>
               </w:numPr>
               <w:jc w:val="center"/>
@@ -15509,6 +15827,1909 @@
           <w:lang w:val="en-US"/>
         </w:rPr>
       </w:pPr>
+    </w:p>
+    <w:tbl>
+      <w:tblPr>
+        <w:tblStyle w:val="9"/>
+        <w:tblW w:w="0" w:type="auto"/>
+        <w:tblInd w:w="0" w:type="dxa"/>
+        <w:tblBorders>
+          <w:top w:val="single" w:color="auto" w:sz="4" w:space="0"/>
+          <w:left w:val="single" w:color="auto" w:sz="4" w:space="0"/>
+          <w:bottom w:val="single" w:color="auto" w:sz="4" w:space="0"/>
+          <w:right w:val="single" w:color="auto" w:sz="4" w:space="0"/>
+          <w:insideH w:val="single" w:color="auto" w:sz="4" w:space="0"/>
+          <w:insideV w:val="single" w:color="auto" w:sz="4" w:space="0"/>
+        </w:tblBorders>
+        <w:tblLayout w:type="autofit"/>
+        <w:tblCellMar>
+          <w:top w:w="0" w:type="dxa"/>
+          <w:left w:w="108" w:type="dxa"/>
+          <w:bottom w:w="0" w:type="dxa"/>
+          <w:right w:w="108" w:type="dxa"/>
+        </w:tblCellMar>
+      </w:tblPr>
+      <w:tblGrid>
+        <w:gridCol w:w="1704"/>
+        <w:gridCol w:w="1704"/>
+        <w:gridCol w:w="1704"/>
+        <w:gridCol w:w="1705"/>
+        <w:gridCol w:w="1705"/>
+      </w:tblGrid>
+      <w:tr>
+        <w:tblPrEx>
+          <w:tblBorders>
+            <w:top w:val="single" w:color="auto" w:sz="4" w:space="0"/>
+            <w:left w:val="single" w:color="auto" w:sz="4" w:space="0"/>
+            <w:bottom w:val="single" w:color="auto" w:sz="4" w:space="0"/>
+            <w:right w:val="single" w:color="auto" w:sz="4" w:space="0"/>
+            <w:insideH w:val="single" w:color="auto" w:sz="4" w:space="0"/>
+            <w:insideV w:val="single" w:color="auto" w:sz="4" w:space="0"/>
+          </w:tblBorders>
+          <w:tblCellMar>
+            <w:top w:w="0" w:type="dxa"/>
+            <w:left w:w="108" w:type="dxa"/>
+            <w:bottom w:w="0" w:type="dxa"/>
+            <w:right w:w="108" w:type="dxa"/>
+          </w:tblCellMar>
+        </w:tblPrEx>
+        <w:tc>
+          <w:tcPr>
+            <w:tcW w:w="1704" w:type="dxa"/>
+            <w:vAlign w:val="center"/>
+          </w:tcPr>
+          <w:p>
+            <w:pPr>
+              <w:widowControl w:val="0"/>
+              <w:numPr>
+                <w:ilvl w:val="0"/>
+                <w:numId w:val="0"/>
+              </w:numPr>
+              <w:jc w:val="center"/>
+              <w:rPr>
+                <w:rFonts w:hint="default" w:ascii="Times New Roman" w:hAnsi="Times New Roman" w:eastAsia="SimSun"/>
+                <w:b/>
+                <w:bCs/>
+                <w:color w:val="auto"/>
+                <w:sz w:val="24"/>
+                <w:szCs w:val="24"/>
+                <w:vertAlign w:val="baseline"/>
+                <w:lang w:val="en-US"/>
+              </w:rPr>
+            </w:pPr>
+            <w:r>
+              <w:rPr>
+                <w:rFonts w:hint="default" w:ascii="Times New Roman" w:hAnsi="Times New Roman" w:eastAsia="SimSun"/>
+                <w:b/>
+                <w:bCs/>
+                <w:color w:val="auto"/>
+                <w:sz w:val="24"/>
+                <w:szCs w:val="24"/>
+                <w:vertAlign w:val="baseline"/>
+                <w:lang w:val="en-US"/>
+              </w:rPr>
+              <w:t>Decade</w:t>
+            </w:r>
+          </w:p>
+        </w:tc>
+        <w:tc>
+          <w:tcPr>
+            <w:tcW w:w="1704" w:type="dxa"/>
+            <w:vAlign w:val="center"/>
+          </w:tcPr>
+          <w:p>
+            <w:pPr>
+              <w:widowControl w:val="0"/>
+              <w:numPr>
+                <w:ilvl w:val="0"/>
+                <w:numId w:val="0"/>
+              </w:numPr>
+              <w:jc w:val="center"/>
+              <w:rPr>
+                <w:rFonts w:hint="default" w:ascii="Times New Roman" w:hAnsi="Times New Roman" w:eastAsia="SimSun"/>
+                <w:b/>
+                <w:bCs/>
+                <w:color w:val="auto"/>
+                <w:sz w:val="24"/>
+                <w:szCs w:val="24"/>
+                <w:vertAlign w:val="baseline"/>
+                <w:lang w:val="en-US"/>
+              </w:rPr>
+            </w:pPr>
+            <w:r>
+              <w:rPr>
+                <w:rFonts w:hint="default" w:ascii="Times New Roman" w:hAnsi="Times New Roman" w:eastAsia="SimSun"/>
+                <w:b/>
+                <w:bCs/>
+                <w:color w:val="auto"/>
+                <w:sz w:val="24"/>
+                <w:szCs w:val="24"/>
+                <w:vertAlign w:val="baseline"/>
+                <w:lang w:val="en-US"/>
+              </w:rPr>
+              <w:t>Movie count</w:t>
+            </w:r>
+          </w:p>
+        </w:tc>
+        <w:tc>
+          <w:tcPr>
+            <w:tcW w:w="1704" w:type="dxa"/>
+            <w:vAlign w:val="center"/>
+          </w:tcPr>
+          <w:p>
+            <w:pPr>
+              <w:widowControl w:val="0"/>
+              <w:numPr>
+                <w:ilvl w:val="0"/>
+                <w:numId w:val="0"/>
+              </w:numPr>
+              <w:jc w:val="center"/>
+              <w:rPr>
+                <w:rFonts w:hint="default" w:ascii="Times New Roman" w:hAnsi="Times New Roman" w:eastAsia="SimSun"/>
+                <w:b/>
+                <w:bCs/>
+                <w:color w:val="auto"/>
+                <w:sz w:val="24"/>
+                <w:szCs w:val="24"/>
+                <w:vertAlign w:val="baseline"/>
+                <w:lang w:val="en-US"/>
+              </w:rPr>
+            </w:pPr>
+            <w:r>
+              <w:rPr>
+                <w:rFonts w:hint="default" w:ascii="Times New Roman" w:hAnsi="Times New Roman" w:eastAsia="SimSun"/>
+                <w:b/>
+                <w:bCs/>
+                <w:color w:val="auto"/>
+                <w:sz w:val="24"/>
+                <w:szCs w:val="24"/>
+                <w:vertAlign w:val="baseline"/>
+                <w:lang w:val="en-US"/>
+              </w:rPr>
+              <w:t>Average runtime</w:t>
+            </w:r>
+          </w:p>
+        </w:tc>
+        <w:tc>
+          <w:tcPr>
+            <w:tcW w:w="1705" w:type="dxa"/>
+            <w:vAlign w:val="center"/>
+          </w:tcPr>
+          <w:p>
+            <w:pPr>
+              <w:widowControl w:val="0"/>
+              <w:numPr>
+                <w:ilvl w:val="0"/>
+                <w:numId w:val="0"/>
+              </w:numPr>
+              <w:jc w:val="center"/>
+              <w:rPr>
+                <w:rFonts w:hint="default" w:ascii="Times New Roman" w:hAnsi="Times New Roman" w:eastAsia="SimSun"/>
+                <w:b/>
+                <w:bCs/>
+                <w:color w:val="auto"/>
+                <w:sz w:val="24"/>
+                <w:szCs w:val="24"/>
+                <w:vertAlign w:val="baseline"/>
+                <w:lang w:val="en-US"/>
+              </w:rPr>
+            </w:pPr>
+            <w:r>
+              <w:rPr>
+                <w:rFonts w:hint="default" w:ascii="Times New Roman" w:hAnsi="Times New Roman" w:eastAsia="SimSun"/>
+                <w:b/>
+                <w:bCs/>
+                <w:color w:val="auto"/>
+                <w:sz w:val="24"/>
+                <w:szCs w:val="24"/>
+                <w:vertAlign w:val="baseline"/>
+                <w:lang w:val="en-US"/>
+              </w:rPr>
+              <w:t>Average rating</w:t>
+            </w:r>
+          </w:p>
+        </w:tc>
+        <w:tc>
+          <w:tcPr>
+            <w:tcW w:w="1705" w:type="dxa"/>
+            <w:vAlign w:val="center"/>
+          </w:tcPr>
+          <w:p>
+            <w:pPr>
+              <w:widowControl w:val="0"/>
+              <w:numPr>
+                <w:ilvl w:val="0"/>
+                <w:numId w:val="0"/>
+              </w:numPr>
+              <w:jc w:val="center"/>
+              <w:rPr>
+                <w:rFonts w:hint="default" w:ascii="Times New Roman" w:hAnsi="Times New Roman" w:eastAsia="SimSun"/>
+                <w:b/>
+                <w:bCs/>
+                <w:color w:val="auto"/>
+                <w:sz w:val="24"/>
+                <w:szCs w:val="24"/>
+                <w:vertAlign w:val="baseline"/>
+                <w:lang w:val="en-US"/>
+              </w:rPr>
+            </w:pPr>
+            <w:r>
+              <w:rPr>
+                <w:rFonts w:hint="default" w:ascii="Times New Roman" w:hAnsi="Times New Roman" w:eastAsia="SimSun"/>
+                <w:b/>
+                <w:bCs/>
+                <w:color w:val="auto"/>
+                <w:sz w:val="24"/>
+                <w:szCs w:val="24"/>
+                <w:vertAlign w:val="baseline"/>
+                <w:lang w:val="en-US"/>
+              </w:rPr>
+              <w:t>Runtime-rating correlation</w:t>
+            </w:r>
+          </w:p>
+        </w:tc>
+      </w:tr>
+      <w:tr>
+        <w:tblPrEx>
+          <w:tblBorders>
+            <w:top w:val="single" w:color="auto" w:sz="4" w:space="0"/>
+            <w:left w:val="single" w:color="auto" w:sz="4" w:space="0"/>
+            <w:bottom w:val="single" w:color="auto" w:sz="4" w:space="0"/>
+            <w:right w:val="single" w:color="auto" w:sz="4" w:space="0"/>
+            <w:insideH w:val="single" w:color="auto" w:sz="4" w:space="0"/>
+            <w:insideV w:val="single" w:color="auto" w:sz="4" w:space="0"/>
+          </w:tblBorders>
+          <w:tblCellMar>
+            <w:top w:w="0" w:type="dxa"/>
+            <w:left w:w="108" w:type="dxa"/>
+            <w:bottom w:w="0" w:type="dxa"/>
+            <w:right w:w="108" w:type="dxa"/>
+          </w:tblCellMar>
+        </w:tblPrEx>
+        <w:tc>
+          <w:tcPr>
+            <w:tcW w:w="1704" w:type="dxa"/>
+            <w:vAlign w:val="center"/>
+          </w:tcPr>
+          <w:p>
+            <w:pPr>
+              <w:widowControl w:val="0"/>
+              <w:numPr>
+                <w:ilvl w:val="0"/>
+                <w:numId w:val="0"/>
+              </w:numPr>
+              <w:jc w:val="center"/>
+              <w:rPr>
+                <w:rFonts w:hint="default" w:ascii="Times New Roman" w:hAnsi="Times New Roman" w:eastAsia="SimSun"/>
+                <w:b w:val="0"/>
+                <w:bCs w:val="0"/>
+                <w:color w:val="auto"/>
+                <w:sz w:val="24"/>
+                <w:szCs w:val="24"/>
+                <w:vertAlign w:val="baseline"/>
+                <w:lang w:val="en-US"/>
+              </w:rPr>
+            </w:pPr>
+            <w:r>
+              <w:rPr>
+                <w:rFonts w:hint="default" w:ascii="Times New Roman" w:hAnsi="Times New Roman" w:eastAsia="SimSun"/>
+                <w:b w:val="0"/>
+                <w:bCs w:val="0"/>
+                <w:color w:val="auto"/>
+                <w:sz w:val="24"/>
+                <w:szCs w:val="24"/>
+                <w:vertAlign w:val="baseline"/>
+                <w:lang w:val="en-US"/>
+              </w:rPr>
+              <w:t>1920</w:t>
+            </w:r>
+          </w:p>
+        </w:tc>
+        <w:tc>
+          <w:tcPr>
+            <w:tcW w:w="1704" w:type="dxa"/>
+            <w:vAlign w:val="center"/>
+          </w:tcPr>
+          <w:p>
+            <w:pPr>
+              <w:widowControl w:val="0"/>
+              <w:numPr>
+                <w:ilvl w:val="0"/>
+                <w:numId w:val="0"/>
+              </w:numPr>
+              <w:jc w:val="center"/>
+              <w:rPr>
+                <w:rFonts w:hint="default" w:ascii="Times New Roman" w:hAnsi="Times New Roman" w:eastAsia="SimSun"/>
+                <w:b w:val="0"/>
+                <w:bCs w:val="0"/>
+                <w:color w:val="auto"/>
+                <w:sz w:val="24"/>
+                <w:szCs w:val="24"/>
+                <w:vertAlign w:val="baseline"/>
+                <w:lang w:val="en-US"/>
+              </w:rPr>
+            </w:pPr>
+            <w:r>
+              <w:rPr>
+                <w:rFonts w:hint="default" w:ascii="Times New Roman" w:hAnsi="Times New Roman" w:eastAsia="SimSun"/>
+                <w:b w:val="0"/>
+                <w:bCs w:val="0"/>
+                <w:color w:val="auto"/>
+                <w:sz w:val="24"/>
+                <w:szCs w:val="24"/>
+                <w:vertAlign w:val="baseline"/>
+                <w:lang w:val="en-US"/>
+              </w:rPr>
+              <w:t>3523</w:t>
+            </w:r>
+          </w:p>
+        </w:tc>
+        <w:tc>
+          <w:tcPr>
+            <w:tcW w:w="1704" w:type="dxa"/>
+            <w:vAlign w:val="center"/>
+          </w:tcPr>
+          <w:p>
+            <w:pPr>
+              <w:widowControl w:val="0"/>
+              <w:numPr>
+                <w:ilvl w:val="0"/>
+                <w:numId w:val="0"/>
+              </w:numPr>
+              <w:jc w:val="center"/>
+              <w:rPr>
+                <w:rFonts w:hint="default" w:ascii="Times New Roman" w:hAnsi="Times New Roman" w:eastAsia="SimSun"/>
+                <w:b w:val="0"/>
+                <w:bCs w:val="0"/>
+                <w:color w:val="auto"/>
+                <w:sz w:val="24"/>
+                <w:szCs w:val="24"/>
+                <w:vertAlign w:val="baseline"/>
+                <w:lang w:val="en-US"/>
+              </w:rPr>
+            </w:pPr>
+            <w:r>
+              <w:rPr>
+                <w:rFonts w:hint="default" w:ascii="Times New Roman" w:hAnsi="Times New Roman" w:eastAsia="SimSun"/>
+                <w:b w:val="0"/>
+                <w:bCs w:val="0"/>
+                <w:color w:val="auto"/>
+                <w:sz w:val="24"/>
+                <w:szCs w:val="24"/>
+                <w:vertAlign w:val="baseline"/>
+                <w:lang w:val="en-US"/>
+              </w:rPr>
+              <w:t>80.38 min</w:t>
+            </w:r>
+          </w:p>
+        </w:tc>
+        <w:tc>
+          <w:tcPr>
+            <w:tcW w:w="1705" w:type="dxa"/>
+            <w:vAlign w:val="center"/>
+          </w:tcPr>
+          <w:p>
+            <w:pPr>
+              <w:widowControl w:val="0"/>
+              <w:numPr>
+                <w:ilvl w:val="0"/>
+                <w:numId w:val="0"/>
+              </w:numPr>
+              <w:jc w:val="center"/>
+              <w:rPr>
+                <w:rFonts w:hint="default" w:ascii="Times New Roman" w:hAnsi="Times New Roman" w:eastAsia="SimSun"/>
+                <w:b w:val="0"/>
+                <w:bCs w:val="0"/>
+                <w:color w:val="auto"/>
+                <w:sz w:val="24"/>
+                <w:szCs w:val="24"/>
+                <w:vertAlign w:val="baseline"/>
+                <w:lang w:val="en-US"/>
+              </w:rPr>
+            </w:pPr>
+            <w:r>
+              <w:rPr>
+                <w:rFonts w:hint="default" w:ascii="Times New Roman" w:hAnsi="Times New Roman" w:eastAsia="SimSun"/>
+                <w:b w:val="0"/>
+                <w:bCs w:val="0"/>
+                <w:color w:val="auto"/>
+                <w:sz w:val="24"/>
+                <w:szCs w:val="24"/>
+                <w:vertAlign w:val="baseline"/>
+                <w:lang w:val="en-US"/>
+              </w:rPr>
+              <w:t>5.91</w:t>
+            </w:r>
+          </w:p>
+        </w:tc>
+        <w:tc>
+          <w:tcPr>
+            <w:tcW w:w="1705" w:type="dxa"/>
+            <w:vAlign w:val="center"/>
+          </w:tcPr>
+          <w:p>
+            <w:pPr>
+              <w:widowControl w:val="0"/>
+              <w:numPr>
+                <w:ilvl w:val="0"/>
+                <w:numId w:val="0"/>
+              </w:numPr>
+              <w:jc w:val="center"/>
+              <w:rPr>
+                <w:rFonts w:hint="default" w:ascii="Times New Roman" w:hAnsi="Times New Roman" w:eastAsia="SimSun"/>
+                <w:b w:val="0"/>
+                <w:bCs w:val="0"/>
+                <w:color w:val="auto"/>
+                <w:sz w:val="24"/>
+                <w:szCs w:val="24"/>
+                <w:vertAlign w:val="baseline"/>
+                <w:lang w:val="en-US"/>
+              </w:rPr>
+            </w:pPr>
+            <w:r>
+              <w:rPr>
+                <w:rFonts w:hint="default" w:ascii="Times New Roman" w:hAnsi="Times New Roman" w:eastAsia="SimSun"/>
+                <w:b w:val="0"/>
+                <w:bCs w:val="0"/>
+                <w:color w:val="auto"/>
+                <w:sz w:val="24"/>
+                <w:szCs w:val="24"/>
+                <w:vertAlign w:val="baseline"/>
+                <w:lang w:val="en-US"/>
+              </w:rPr>
+              <w:t>0.114</w:t>
+            </w:r>
+          </w:p>
+        </w:tc>
+      </w:tr>
+      <w:tr>
+        <w:tblPrEx>
+          <w:tblBorders>
+            <w:top w:val="single" w:color="auto" w:sz="4" w:space="0"/>
+            <w:left w:val="single" w:color="auto" w:sz="4" w:space="0"/>
+            <w:bottom w:val="single" w:color="auto" w:sz="4" w:space="0"/>
+            <w:right w:val="single" w:color="auto" w:sz="4" w:space="0"/>
+            <w:insideH w:val="single" w:color="auto" w:sz="4" w:space="0"/>
+            <w:insideV w:val="single" w:color="auto" w:sz="4" w:space="0"/>
+          </w:tblBorders>
+          <w:tblCellMar>
+            <w:top w:w="0" w:type="dxa"/>
+            <w:left w:w="108" w:type="dxa"/>
+            <w:bottom w:w="0" w:type="dxa"/>
+            <w:right w:w="108" w:type="dxa"/>
+          </w:tblCellMar>
+        </w:tblPrEx>
+        <w:tc>
+          <w:tcPr>
+            <w:tcW w:w="1704" w:type="dxa"/>
+            <w:vAlign w:val="center"/>
+          </w:tcPr>
+          <w:p>
+            <w:pPr>
+              <w:widowControl w:val="0"/>
+              <w:numPr>
+                <w:ilvl w:val="0"/>
+                <w:numId w:val="0"/>
+              </w:numPr>
+              <w:jc w:val="center"/>
+              <w:rPr>
+                <w:rFonts w:hint="default" w:ascii="Times New Roman" w:hAnsi="Times New Roman" w:eastAsia="SimSun"/>
+                <w:b w:val="0"/>
+                <w:bCs w:val="0"/>
+                <w:color w:val="auto"/>
+                <w:sz w:val="24"/>
+                <w:szCs w:val="24"/>
+                <w:vertAlign w:val="baseline"/>
+                <w:lang w:val="en-US"/>
+              </w:rPr>
+            </w:pPr>
+            <w:r>
+              <w:rPr>
+                <w:rFonts w:hint="default" w:ascii="Times New Roman" w:hAnsi="Times New Roman" w:eastAsia="SimSun"/>
+                <w:b w:val="0"/>
+                <w:bCs w:val="0"/>
+                <w:color w:val="auto"/>
+                <w:sz w:val="24"/>
+                <w:szCs w:val="24"/>
+                <w:vertAlign w:val="baseline"/>
+                <w:lang w:val="en-US"/>
+              </w:rPr>
+              <w:t>1950</w:t>
+            </w:r>
+          </w:p>
+        </w:tc>
+        <w:tc>
+          <w:tcPr>
+            <w:tcW w:w="1704" w:type="dxa"/>
+            <w:vAlign w:val="center"/>
+          </w:tcPr>
+          <w:p>
+            <w:pPr>
+              <w:widowControl w:val="0"/>
+              <w:numPr>
+                <w:ilvl w:val="0"/>
+                <w:numId w:val="0"/>
+              </w:numPr>
+              <w:jc w:val="center"/>
+              <w:rPr>
+                <w:rFonts w:hint="default" w:ascii="Times New Roman" w:hAnsi="Times New Roman" w:eastAsia="SimSun"/>
+                <w:b w:val="0"/>
+                <w:bCs w:val="0"/>
+                <w:color w:val="auto"/>
+                <w:sz w:val="24"/>
+                <w:szCs w:val="24"/>
+                <w:vertAlign w:val="baseline"/>
+                <w:lang w:val="en-US"/>
+              </w:rPr>
+            </w:pPr>
+            <w:r>
+              <w:rPr>
+                <w:rFonts w:hint="default" w:ascii="Times New Roman" w:hAnsi="Times New Roman" w:eastAsia="SimSun"/>
+                <w:b w:val="0"/>
+                <w:bCs w:val="0"/>
+                <w:color w:val="auto"/>
+                <w:sz w:val="24"/>
+                <w:szCs w:val="24"/>
+                <w:vertAlign w:val="baseline"/>
+                <w:lang w:val="en-US"/>
+              </w:rPr>
+              <w:t>12292</w:t>
+            </w:r>
+          </w:p>
+        </w:tc>
+        <w:tc>
+          <w:tcPr>
+            <w:tcW w:w="1704" w:type="dxa"/>
+            <w:vAlign w:val="center"/>
+          </w:tcPr>
+          <w:p>
+            <w:pPr>
+              <w:widowControl w:val="0"/>
+              <w:numPr>
+                <w:ilvl w:val="0"/>
+                <w:numId w:val="0"/>
+              </w:numPr>
+              <w:jc w:val="center"/>
+              <w:rPr>
+                <w:rFonts w:hint="default" w:ascii="Times New Roman" w:hAnsi="Times New Roman" w:eastAsia="SimSun"/>
+                <w:b w:val="0"/>
+                <w:bCs w:val="0"/>
+                <w:color w:val="auto"/>
+                <w:sz w:val="24"/>
+                <w:szCs w:val="24"/>
+                <w:vertAlign w:val="baseline"/>
+                <w:lang w:val="en-US"/>
+              </w:rPr>
+            </w:pPr>
+            <w:r>
+              <w:rPr>
+                <w:rFonts w:hint="default" w:ascii="Times New Roman" w:hAnsi="Times New Roman" w:eastAsia="SimSun"/>
+                <w:b w:val="0"/>
+                <w:bCs w:val="0"/>
+                <w:color w:val="auto"/>
+                <w:sz w:val="24"/>
+                <w:szCs w:val="24"/>
+                <w:vertAlign w:val="baseline"/>
+                <w:lang w:val="en-US"/>
+              </w:rPr>
+              <w:t>92.50 min</w:t>
+            </w:r>
+          </w:p>
+        </w:tc>
+        <w:tc>
+          <w:tcPr>
+            <w:tcW w:w="1705" w:type="dxa"/>
+            <w:vAlign w:val="center"/>
+          </w:tcPr>
+          <w:p>
+            <w:pPr>
+              <w:widowControl w:val="0"/>
+              <w:numPr>
+                <w:ilvl w:val="0"/>
+                <w:numId w:val="0"/>
+              </w:numPr>
+              <w:jc w:val="center"/>
+              <w:rPr>
+                <w:rFonts w:hint="default" w:ascii="Times New Roman" w:hAnsi="Times New Roman" w:eastAsia="SimSun"/>
+                <w:b w:val="0"/>
+                <w:bCs w:val="0"/>
+                <w:color w:val="auto"/>
+                <w:sz w:val="24"/>
+                <w:szCs w:val="24"/>
+                <w:vertAlign w:val="baseline"/>
+                <w:lang w:val="en-US"/>
+              </w:rPr>
+            </w:pPr>
+            <w:r>
+              <w:rPr>
+                <w:rFonts w:hint="default" w:ascii="Times New Roman" w:hAnsi="Times New Roman" w:eastAsia="SimSun"/>
+                <w:b w:val="0"/>
+                <w:bCs w:val="0"/>
+                <w:color w:val="auto"/>
+                <w:sz w:val="24"/>
+                <w:szCs w:val="24"/>
+                <w:vertAlign w:val="baseline"/>
+                <w:lang w:val="en-US"/>
+              </w:rPr>
+              <w:t>6.13</w:t>
+            </w:r>
+          </w:p>
+        </w:tc>
+        <w:tc>
+          <w:tcPr>
+            <w:tcW w:w="1705" w:type="dxa"/>
+            <w:vAlign w:val="center"/>
+          </w:tcPr>
+          <w:p>
+            <w:pPr>
+              <w:widowControl w:val="0"/>
+              <w:numPr>
+                <w:ilvl w:val="0"/>
+                <w:numId w:val="0"/>
+              </w:numPr>
+              <w:jc w:val="center"/>
+              <w:rPr>
+                <w:rFonts w:hint="default" w:ascii="Times New Roman" w:hAnsi="Times New Roman" w:eastAsia="SimSun"/>
+                <w:b w:val="0"/>
+                <w:bCs w:val="0"/>
+                <w:color w:val="auto"/>
+                <w:sz w:val="24"/>
+                <w:szCs w:val="24"/>
+                <w:vertAlign w:val="baseline"/>
+                <w:lang w:val="en-US"/>
+              </w:rPr>
+            </w:pPr>
+            <w:r>
+              <w:rPr>
+                <w:rFonts w:hint="default" w:ascii="Times New Roman" w:hAnsi="Times New Roman" w:eastAsia="SimSun"/>
+                <w:b w:val="0"/>
+                <w:bCs w:val="0"/>
+                <w:color w:val="auto"/>
+                <w:sz w:val="24"/>
+                <w:szCs w:val="24"/>
+                <w:vertAlign w:val="baseline"/>
+                <w:lang w:val="en-US"/>
+              </w:rPr>
+              <w:t>0.253</w:t>
+            </w:r>
+          </w:p>
+        </w:tc>
+      </w:tr>
+      <w:tr>
+        <w:tblPrEx>
+          <w:tblBorders>
+            <w:top w:val="single" w:color="auto" w:sz="4" w:space="0"/>
+            <w:left w:val="single" w:color="auto" w:sz="4" w:space="0"/>
+            <w:bottom w:val="single" w:color="auto" w:sz="4" w:space="0"/>
+            <w:right w:val="single" w:color="auto" w:sz="4" w:space="0"/>
+            <w:insideH w:val="single" w:color="auto" w:sz="4" w:space="0"/>
+            <w:insideV w:val="single" w:color="auto" w:sz="4" w:space="0"/>
+          </w:tblBorders>
+          <w:tblCellMar>
+            <w:top w:w="0" w:type="dxa"/>
+            <w:left w:w="108" w:type="dxa"/>
+            <w:bottom w:w="0" w:type="dxa"/>
+            <w:right w:w="108" w:type="dxa"/>
+          </w:tblCellMar>
+        </w:tblPrEx>
+        <w:tc>
+          <w:tcPr>
+            <w:tcW w:w="1704" w:type="dxa"/>
+            <w:vAlign w:val="center"/>
+          </w:tcPr>
+          <w:p>
+            <w:pPr>
+              <w:widowControl w:val="0"/>
+              <w:numPr>
+                <w:ilvl w:val="0"/>
+                <w:numId w:val="0"/>
+              </w:numPr>
+              <w:jc w:val="center"/>
+              <w:rPr>
+                <w:rFonts w:hint="default" w:ascii="Times New Roman" w:hAnsi="Times New Roman" w:eastAsia="SimSun"/>
+                <w:b w:val="0"/>
+                <w:bCs w:val="0"/>
+                <w:color w:val="auto"/>
+                <w:sz w:val="24"/>
+                <w:szCs w:val="24"/>
+                <w:vertAlign w:val="baseline"/>
+                <w:lang w:val="en-US"/>
+              </w:rPr>
+            </w:pPr>
+            <w:r>
+              <w:rPr>
+                <w:rFonts w:hint="default" w:ascii="Times New Roman" w:hAnsi="Times New Roman" w:eastAsia="SimSun"/>
+                <w:b w:val="0"/>
+                <w:bCs w:val="0"/>
+                <w:color w:val="auto"/>
+                <w:sz w:val="24"/>
+                <w:szCs w:val="24"/>
+                <w:vertAlign w:val="baseline"/>
+                <w:lang w:val="en-US"/>
+              </w:rPr>
+              <w:t>1970</w:t>
+            </w:r>
+          </w:p>
+        </w:tc>
+        <w:tc>
+          <w:tcPr>
+            <w:tcW w:w="1704" w:type="dxa"/>
+            <w:vAlign w:val="center"/>
+          </w:tcPr>
+          <w:p>
+            <w:pPr>
+              <w:widowControl w:val="0"/>
+              <w:numPr>
+                <w:ilvl w:val="0"/>
+                <w:numId w:val="0"/>
+              </w:numPr>
+              <w:jc w:val="center"/>
+              <w:rPr>
+                <w:rFonts w:hint="default" w:ascii="Times New Roman" w:hAnsi="Times New Roman" w:eastAsia="SimSun"/>
+                <w:b w:val="0"/>
+                <w:bCs w:val="0"/>
+                <w:color w:val="auto"/>
+                <w:sz w:val="24"/>
+                <w:szCs w:val="24"/>
+                <w:vertAlign w:val="baseline"/>
+                <w:lang w:val="en-US"/>
+              </w:rPr>
+            </w:pPr>
+            <w:r>
+              <w:rPr>
+                <w:rFonts w:hint="default" w:ascii="Times New Roman" w:hAnsi="Times New Roman" w:eastAsia="SimSun"/>
+                <w:b w:val="0"/>
+                <w:bCs w:val="0"/>
+                <w:color w:val="auto"/>
+                <w:sz w:val="24"/>
+                <w:szCs w:val="24"/>
+                <w:vertAlign w:val="baseline"/>
+                <w:lang w:val="en-US"/>
+              </w:rPr>
+              <w:t>21749</w:t>
+            </w:r>
+          </w:p>
+        </w:tc>
+        <w:tc>
+          <w:tcPr>
+            <w:tcW w:w="1704" w:type="dxa"/>
+            <w:vAlign w:val="center"/>
+          </w:tcPr>
+          <w:p>
+            <w:pPr>
+              <w:widowControl w:val="0"/>
+              <w:numPr>
+                <w:ilvl w:val="0"/>
+                <w:numId w:val="0"/>
+              </w:numPr>
+              <w:jc w:val="center"/>
+              <w:rPr>
+                <w:rFonts w:hint="default" w:ascii="Times New Roman" w:hAnsi="Times New Roman" w:eastAsia="SimSun"/>
+                <w:b w:val="0"/>
+                <w:bCs w:val="0"/>
+                <w:color w:val="auto"/>
+                <w:sz w:val="24"/>
+                <w:szCs w:val="24"/>
+                <w:vertAlign w:val="baseline"/>
+                <w:lang w:val="en-US"/>
+              </w:rPr>
+            </w:pPr>
+            <w:r>
+              <w:rPr>
+                <w:rFonts w:hint="default" w:ascii="Times New Roman" w:hAnsi="Times New Roman" w:eastAsia="SimSun"/>
+                <w:b w:val="0"/>
+                <w:bCs w:val="0"/>
+                <w:color w:val="auto"/>
+                <w:sz w:val="24"/>
+                <w:szCs w:val="24"/>
+                <w:vertAlign w:val="baseline"/>
+                <w:lang w:val="en-US"/>
+              </w:rPr>
+              <w:t>94.03 min</w:t>
+            </w:r>
+          </w:p>
+        </w:tc>
+        <w:tc>
+          <w:tcPr>
+            <w:tcW w:w="1705" w:type="dxa"/>
+            <w:vAlign w:val="center"/>
+          </w:tcPr>
+          <w:p>
+            <w:pPr>
+              <w:widowControl w:val="0"/>
+              <w:numPr>
+                <w:ilvl w:val="0"/>
+                <w:numId w:val="0"/>
+              </w:numPr>
+              <w:jc w:val="center"/>
+              <w:rPr>
+                <w:rFonts w:hint="default" w:ascii="Times New Roman" w:hAnsi="Times New Roman" w:eastAsia="SimSun"/>
+                <w:b w:val="0"/>
+                <w:bCs w:val="0"/>
+                <w:color w:val="auto"/>
+                <w:sz w:val="24"/>
+                <w:szCs w:val="24"/>
+                <w:vertAlign w:val="baseline"/>
+                <w:lang w:val="en-US"/>
+              </w:rPr>
+            </w:pPr>
+            <w:r>
+              <w:rPr>
+                <w:rFonts w:hint="default" w:ascii="Times New Roman" w:hAnsi="Times New Roman" w:eastAsia="SimSun"/>
+                <w:b w:val="0"/>
+                <w:bCs w:val="0"/>
+                <w:color w:val="auto"/>
+                <w:sz w:val="24"/>
+                <w:szCs w:val="24"/>
+                <w:vertAlign w:val="baseline"/>
+                <w:lang w:val="en-US"/>
+              </w:rPr>
+              <w:t>5.89</w:t>
+            </w:r>
+          </w:p>
+        </w:tc>
+        <w:tc>
+          <w:tcPr>
+            <w:tcW w:w="1705" w:type="dxa"/>
+            <w:vAlign w:val="center"/>
+          </w:tcPr>
+          <w:p>
+            <w:pPr>
+              <w:widowControl w:val="0"/>
+              <w:numPr>
+                <w:ilvl w:val="0"/>
+                <w:numId w:val="0"/>
+              </w:numPr>
+              <w:jc w:val="center"/>
+              <w:rPr>
+                <w:rFonts w:hint="default" w:ascii="Times New Roman" w:hAnsi="Times New Roman" w:eastAsia="SimSun"/>
+                <w:b w:val="0"/>
+                <w:bCs w:val="0"/>
+                <w:color w:val="auto"/>
+                <w:sz w:val="24"/>
+                <w:szCs w:val="24"/>
+                <w:vertAlign w:val="baseline"/>
+                <w:lang w:val="en-US"/>
+              </w:rPr>
+            </w:pPr>
+            <w:r>
+              <w:rPr>
+                <w:rFonts w:hint="default" w:ascii="Times New Roman" w:hAnsi="Times New Roman" w:eastAsia="SimSun"/>
+                <w:b w:val="0"/>
+                <w:bCs w:val="0"/>
+                <w:color w:val="auto"/>
+                <w:sz w:val="24"/>
+                <w:szCs w:val="24"/>
+                <w:vertAlign w:val="baseline"/>
+                <w:lang w:val="en-US"/>
+              </w:rPr>
+              <w:t>0.204</w:t>
+            </w:r>
+          </w:p>
+        </w:tc>
+      </w:tr>
+      <w:tr>
+        <w:tblPrEx>
+          <w:tblBorders>
+            <w:top w:val="single" w:color="auto" w:sz="4" w:space="0"/>
+            <w:left w:val="single" w:color="auto" w:sz="4" w:space="0"/>
+            <w:bottom w:val="single" w:color="auto" w:sz="4" w:space="0"/>
+            <w:right w:val="single" w:color="auto" w:sz="4" w:space="0"/>
+            <w:insideH w:val="single" w:color="auto" w:sz="4" w:space="0"/>
+            <w:insideV w:val="single" w:color="auto" w:sz="4" w:space="0"/>
+          </w:tblBorders>
+          <w:tblCellMar>
+            <w:top w:w="0" w:type="dxa"/>
+            <w:left w:w="108" w:type="dxa"/>
+            <w:bottom w:w="0" w:type="dxa"/>
+            <w:right w:w="108" w:type="dxa"/>
+          </w:tblCellMar>
+        </w:tblPrEx>
+        <w:tc>
+          <w:tcPr>
+            <w:tcW w:w="1704" w:type="dxa"/>
+            <w:vAlign w:val="center"/>
+          </w:tcPr>
+          <w:p>
+            <w:pPr>
+              <w:widowControl w:val="0"/>
+              <w:numPr>
+                <w:ilvl w:val="0"/>
+                <w:numId w:val="0"/>
+              </w:numPr>
+              <w:jc w:val="center"/>
+              <w:rPr>
+                <w:rFonts w:hint="default" w:ascii="Times New Roman" w:hAnsi="Times New Roman" w:eastAsia="SimSun"/>
+                <w:b w:val="0"/>
+                <w:bCs w:val="0"/>
+                <w:color w:val="auto"/>
+                <w:sz w:val="24"/>
+                <w:szCs w:val="24"/>
+                <w:vertAlign w:val="baseline"/>
+                <w:lang w:val="en-US"/>
+              </w:rPr>
+            </w:pPr>
+            <w:r>
+              <w:rPr>
+                <w:rFonts w:hint="default" w:ascii="Times New Roman" w:hAnsi="Times New Roman" w:eastAsia="SimSun"/>
+                <w:b w:val="0"/>
+                <w:bCs w:val="0"/>
+                <w:color w:val="auto"/>
+                <w:sz w:val="24"/>
+                <w:szCs w:val="24"/>
+                <w:vertAlign w:val="baseline"/>
+                <w:lang w:val="en-US"/>
+              </w:rPr>
+              <w:t>1990</w:t>
+            </w:r>
+          </w:p>
+        </w:tc>
+        <w:tc>
+          <w:tcPr>
+            <w:tcW w:w="1704" w:type="dxa"/>
+            <w:vAlign w:val="center"/>
+          </w:tcPr>
+          <w:p>
+            <w:pPr>
+              <w:widowControl w:val="0"/>
+              <w:numPr>
+                <w:ilvl w:val="0"/>
+                <w:numId w:val="0"/>
+              </w:numPr>
+              <w:jc w:val="center"/>
+              <w:rPr>
+                <w:rFonts w:hint="default" w:ascii="Times New Roman" w:hAnsi="Times New Roman" w:eastAsia="SimSun"/>
+                <w:b w:val="0"/>
+                <w:bCs w:val="0"/>
+                <w:color w:val="auto"/>
+                <w:sz w:val="24"/>
+                <w:szCs w:val="24"/>
+                <w:vertAlign w:val="baseline"/>
+                <w:lang w:val="en-US"/>
+              </w:rPr>
+            </w:pPr>
+            <w:r>
+              <w:rPr>
+                <w:rFonts w:hint="default" w:ascii="Times New Roman" w:hAnsi="Times New Roman" w:eastAsia="SimSun"/>
+                <w:b w:val="0"/>
+                <w:bCs w:val="0"/>
+                <w:color w:val="auto"/>
+                <w:sz w:val="24"/>
+                <w:szCs w:val="24"/>
+                <w:vertAlign w:val="baseline"/>
+                <w:lang w:val="en-US"/>
+              </w:rPr>
+              <w:t>23970</w:t>
+            </w:r>
+          </w:p>
+        </w:tc>
+        <w:tc>
+          <w:tcPr>
+            <w:tcW w:w="1704" w:type="dxa"/>
+            <w:vAlign w:val="center"/>
+          </w:tcPr>
+          <w:p>
+            <w:pPr>
+              <w:widowControl w:val="0"/>
+              <w:numPr>
+                <w:ilvl w:val="0"/>
+                <w:numId w:val="0"/>
+              </w:numPr>
+              <w:jc w:val="center"/>
+              <w:rPr>
+                <w:rFonts w:hint="default" w:ascii="Times New Roman" w:hAnsi="Times New Roman" w:eastAsia="SimSun"/>
+                <w:b w:val="0"/>
+                <w:bCs w:val="0"/>
+                <w:color w:val="auto"/>
+                <w:sz w:val="24"/>
+                <w:szCs w:val="24"/>
+                <w:vertAlign w:val="baseline"/>
+                <w:lang w:val="en-US"/>
+              </w:rPr>
+            </w:pPr>
+            <w:r>
+              <w:rPr>
+                <w:rFonts w:hint="default" w:ascii="Times New Roman" w:hAnsi="Times New Roman" w:eastAsia="SimSun"/>
+                <w:b w:val="0"/>
+                <w:bCs w:val="0"/>
+                <w:color w:val="auto"/>
+                <w:sz w:val="24"/>
+                <w:szCs w:val="24"/>
+                <w:vertAlign w:val="baseline"/>
+                <w:lang w:val="en-US"/>
+              </w:rPr>
+              <w:t>98.00 min</w:t>
+            </w:r>
+          </w:p>
+        </w:tc>
+        <w:tc>
+          <w:tcPr>
+            <w:tcW w:w="1705" w:type="dxa"/>
+            <w:vAlign w:val="center"/>
+          </w:tcPr>
+          <w:p>
+            <w:pPr>
+              <w:widowControl w:val="0"/>
+              <w:numPr>
+                <w:ilvl w:val="0"/>
+                <w:numId w:val="0"/>
+              </w:numPr>
+              <w:jc w:val="center"/>
+              <w:rPr>
+                <w:rFonts w:hint="default" w:ascii="Times New Roman" w:hAnsi="Times New Roman" w:eastAsia="SimSun"/>
+                <w:b w:val="0"/>
+                <w:bCs w:val="0"/>
+                <w:color w:val="auto"/>
+                <w:sz w:val="24"/>
+                <w:szCs w:val="24"/>
+                <w:vertAlign w:val="baseline"/>
+                <w:lang w:val="en-US"/>
+              </w:rPr>
+            </w:pPr>
+            <w:r>
+              <w:rPr>
+                <w:rFonts w:hint="default" w:ascii="Times New Roman" w:hAnsi="Times New Roman" w:eastAsia="SimSun"/>
+                <w:b w:val="0"/>
+                <w:bCs w:val="0"/>
+                <w:color w:val="auto"/>
+                <w:sz w:val="24"/>
+                <w:szCs w:val="24"/>
+                <w:vertAlign w:val="baseline"/>
+                <w:lang w:val="en-US"/>
+              </w:rPr>
+              <w:t>6.02</w:t>
+            </w:r>
+          </w:p>
+        </w:tc>
+        <w:tc>
+          <w:tcPr>
+            <w:tcW w:w="1705" w:type="dxa"/>
+            <w:vAlign w:val="center"/>
+          </w:tcPr>
+          <w:p>
+            <w:pPr>
+              <w:widowControl w:val="0"/>
+              <w:numPr>
+                <w:ilvl w:val="0"/>
+                <w:numId w:val="0"/>
+              </w:numPr>
+              <w:jc w:val="center"/>
+              <w:rPr>
+                <w:rFonts w:hint="default" w:ascii="Times New Roman" w:hAnsi="Times New Roman" w:eastAsia="SimSun"/>
+                <w:b w:val="0"/>
+                <w:bCs w:val="0"/>
+                <w:color w:val="auto"/>
+                <w:sz w:val="24"/>
+                <w:szCs w:val="24"/>
+                <w:vertAlign w:val="baseline"/>
+                <w:lang w:val="en-US"/>
+              </w:rPr>
+            </w:pPr>
+            <w:r>
+              <w:rPr>
+                <w:rFonts w:hint="default" w:ascii="Times New Roman" w:hAnsi="Times New Roman" w:eastAsia="SimSun"/>
+                <w:b w:val="0"/>
+                <w:bCs w:val="0"/>
+                <w:color w:val="auto"/>
+                <w:sz w:val="24"/>
+                <w:szCs w:val="24"/>
+                <w:vertAlign w:val="baseline"/>
+                <w:lang w:val="en-US"/>
+              </w:rPr>
+              <w:t>0.063</w:t>
+            </w:r>
+          </w:p>
+        </w:tc>
+      </w:tr>
+      <w:tr>
+        <w:tblPrEx>
+          <w:tblBorders>
+            <w:top w:val="single" w:color="auto" w:sz="4" w:space="0"/>
+            <w:left w:val="single" w:color="auto" w:sz="4" w:space="0"/>
+            <w:bottom w:val="single" w:color="auto" w:sz="4" w:space="0"/>
+            <w:right w:val="single" w:color="auto" w:sz="4" w:space="0"/>
+            <w:insideH w:val="single" w:color="auto" w:sz="4" w:space="0"/>
+            <w:insideV w:val="single" w:color="auto" w:sz="4" w:space="0"/>
+          </w:tblBorders>
+          <w:tblCellMar>
+            <w:top w:w="0" w:type="dxa"/>
+            <w:left w:w="108" w:type="dxa"/>
+            <w:bottom w:w="0" w:type="dxa"/>
+            <w:right w:w="108" w:type="dxa"/>
+          </w:tblCellMar>
+        </w:tblPrEx>
+        <w:tc>
+          <w:tcPr>
+            <w:tcW w:w="1704" w:type="dxa"/>
+            <w:vAlign w:val="center"/>
+          </w:tcPr>
+          <w:p>
+            <w:pPr>
+              <w:widowControl w:val="0"/>
+              <w:numPr>
+                <w:ilvl w:val="0"/>
+                <w:numId w:val="0"/>
+              </w:numPr>
+              <w:jc w:val="center"/>
+              <w:rPr>
+                <w:rFonts w:hint="default" w:ascii="Times New Roman" w:hAnsi="Times New Roman" w:eastAsia="SimSun"/>
+                <w:b w:val="0"/>
+                <w:bCs w:val="0"/>
+                <w:color w:val="auto"/>
+                <w:sz w:val="24"/>
+                <w:szCs w:val="24"/>
+                <w:vertAlign w:val="baseline"/>
+                <w:lang w:val="en-US"/>
+              </w:rPr>
+            </w:pPr>
+            <w:r>
+              <w:rPr>
+                <w:rFonts w:hint="default" w:ascii="Times New Roman" w:hAnsi="Times New Roman" w:eastAsia="SimSun"/>
+                <w:b w:val="0"/>
+                <w:bCs w:val="0"/>
+                <w:color w:val="auto"/>
+                <w:sz w:val="24"/>
+                <w:szCs w:val="24"/>
+                <w:vertAlign w:val="baseline"/>
+                <w:lang w:val="en-US"/>
+              </w:rPr>
+              <w:t>2010</w:t>
+            </w:r>
+          </w:p>
+        </w:tc>
+        <w:tc>
+          <w:tcPr>
+            <w:tcW w:w="1704" w:type="dxa"/>
+            <w:vAlign w:val="center"/>
+          </w:tcPr>
+          <w:p>
+            <w:pPr>
+              <w:widowControl w:val="0"/>
+              <w:numPr>
+                <w:ilvl w:val="0"/>
+                <w:numId w:val="0"/>
+              </w:numPr>
+              <w:jc w:val="center"/>
+              <w:rPr>
+                <w:rFonts w:hint="default" w:ascii="Times New Roman" w:hAnsi="Times New Roman" w:eastAsia="SimSun"/>
+                <w:b w:val="0"/>
+                <w:bCs w:val="0"/>
+                <w:color w:val="auto"/>
+                <w:sz w:val="24"/>
+                <w:szCs w:val="24"/>
+                <w:vertAlign w:val="baseline"/>
+                <w:lang w:val="en-US"/>
+              </w:rPr>
+            </w:pPr>
+            <w:r>
+              <w:rPr>
+                <w:rFonts w:hint="default" w:ascii="Times New Roman" w:hAnsi="Times New Roman" w:eastAsia="SimSun"/>
+                <w:b w:val="0"/>
+                <w:bCs w:val="0"/>
+                <w:color w:val="auto"/>
+                <w:sz w:val="24"/>
+                <w:szCs w:val="24"/>
+                <w:vertAlign w:val="baseline"/>
+                <w:lang w:val="en-US"/>
+              </w:rPr>
+              <w:t>88193</w:t>
+            </w:r>
+          </w:p>
+        </w:tc>
+        <w:tc>
+          <w:tcPr>
+            <w:tcW w:w="1704" w:type="dxa"/>
+            <w:vAlign w:val="center"/>
+          </w:tcPr>
+          <w:p>
+            <w:pPr>
+              <w:widowControl w:val="0"/>
+              <w:numPr>
+                <w:ilvl w:val="0"/>
+                <w:numId w:val="0"/>
+              </w:numPr>
+              <w:jc w:val="center"/>
+              <w:rPr>
+                <w:rFonts w:hint="default" w:ascii="Times New Roman" w:hAnsi="Times New Roman" w:eastAsia="SimSun"/>
+                <w:b w:val="0"/>
+                <w:bCs w:val="0"/>
+                <w:color w:val="auto"/>
+                <w:sz w:val="24"/>
+                <w:szCs w:val="24"/>
+                <w:vertAlign w:val="baseline"/>
+                <w:lang w:val="en-US"/>
+              </w:rPr>
+            </w:pPr>
+            <w:r>
+              <w:rPr>
+                <w:rFonts w:hint="default" w:ascii="Times New Roman" w:hAnsi="Times New Roman" w:eastAsia="SimSun"/>
+                <w:b w:val="0"/>
+                <w:bCs w:val="0"/>
+                <w:color w:val="auto"/>
+                <w:sz w:val="24"/>
+                <w:szCs w:val="24"/>
+                <w:vertAlign w:val="baseline"/>
+                <w:lang w:val="en-US"/>
+              </w:rPr>
+              <w:t>94.35 min</w:t>
+            </w:r>
+          </w:p>
+        </w:tc>
+        <w:tc>
+          <w:tcPr>
+            <w:tcW w:w="1705" w:type="dxa"/>
+            <w:vAlign w:val="center"/>
+          </w:tcPr>
+          <w:p>
+            <w:pPr>
+              <w:widowControl w:val="0"/>
+              <w:numPr>
+                <w:ilvl w:val="0"/>
+                <w:numId w:val="0"/>
+              </w:numPr>
+              <w:jc w:val="center"/>
+              <w:rPr>
+                <w:rFonts w:hint="default" w:ascii="Times New Roman" w:hAnsi="Times New Roman" w:eastAsia="SimSun"/>
+                <w:b w:val="0"/>
+                <w:bCs w:val="0"/>
+                <w:color w:val="auto"/>
+                <w:sz w:val="24"/>
+                <w:szCs w:val="24"/>
+                <w:vertAlign w:val="baseline"/>
+                <w:lang w:val="en-US"/>
+              </w:rPr>
+            </w:pPr>
+            <w:r>
+              <w:rPr>
+                <w:rFonts w:hint="default" w:ascii="Times New Roman" w:hAnsi="Times New Roman" w:eastAsia="SimSun"/>
+                <w:b w:val="0"/>
+                <w:bCs w:val="0"/>
+                <w:color w:val="auto"/>
+                <w:sz w:val="24"/>
+                <w:szCs w:val="24"/>
+                <w:vertAlign w:val="baseline"/>
+                <w:lang w:val="en-US"/>
+              </w:rPr>
+              <w:t>6.19</w:t>
+            </w:r>
+          </w:p>
+        </w:tc>
+        <w:tc>
+          <w:tcPr>
+            <w:tcW w:w="1705" w:type="dxa"/>
+            <w:vAlign w:val="center"/>
+          </w:tcPr>
+          <w:p>
+            <w:pPr>
+              <w:widowControl w:val="0"/>
+              <w:numPr>
+                <w:ilvl w:val="0"/>
+                <w:numId w:val="0"/>
+              </w:numPr>
+              <w:jc w:val="center"/>
+              <w:rPr>
+                <w:rFonts w:hint="default" w:ascii="Times New Roman" w:hAnsi="Times New Roman" w:eastAsia="SimSun"/>
+                <w:b w:val="0"/>
+                <w:bCs w:val="0"/>
+                <w:color w:val="auto"/>
+                <w:sz w:val="24"/>
+                <w:szCs w:val="24"/>
+                <w:vertAlign w:val="baseline"/>
+                <w:lang w:val="en-US"/>
+              </w:rPr>
+            </w:pPr>
+            <w:r>
+              <w:rPr>
+                <w:rFonts w:hint="default" w:ascii="Times New Roman" w:hAnsi="Times New Roman" w:eastAsia="SimSun"/>
+                <w:b w:val="0"/>
+                <w:bCs w:val="0"/>
+                <w:color w:val="auto"/>
+                <w:sz w:val="24"/>
+                <w:szCs w:val="24"/>
+                <w:vertAlign w:val="baseline"/>
+                <w:lang w:val="en-US"/>
+              </w:rPr>
+              <w:t>-0.004</w:t>
+            </w:r>
+          </w:p>
+        </w:tc>
+      </w:tr>
+      <w:tr>
+        <w:tblPrEx>
+          <w:tblBorders>
+            <w:top w:val="single" w:color="auto" w:sz="4" w:space="0"/>
+            <w:left w:val="single" w:color="auto" w:sz="4" w:space="0"/>
+            <w:bottom w:val="single" w:color="auto" w:sz="4" w:space="0"/>
+            <w:right w:val="single" w:color="auto" w:sz="4" w:space="0"/>
+            <w:insideH w:val="single" w:color="auto" w:sz="4" w:space="0"/>
+            <w:insideV w:val="single" w:color="auto" w:sz="4" w:space="0"/>
+          </w:tblBorders>
+          <w:tblCellMar>
+            <w:top w:w="0" w:type="dxa"/>
+            <w:left w:w="108" w:type="dxa"/>
+            <w:bottom w:w="0" w:type="dxa"/>
+            <w:right w:w="108" w:type="dxa"/>
+          </w:tblCellMar>
+        </w:tblPrEx>
+        <w:tc>
+          <w:tcPr>
+            <w:tcW w:w="1704" w:type="dxa"/>
+            <w:vAlign w:val="center"/>
+          </w:tcPr>
+          <w:p>
+            <w:pPr>
+              <w:widowControl w:val="0"/>
+              <w:numPr>
+                <w:ilvl w:val="0"/>
+                <w:numId w:val="0"/>
+              </w:numPr>
+              <w:jc w:val="center"/>
+              <w:rPr>
+                <w:rFonts w:hint="default" w:ascii="Times New Roman" w:hAnsi="Times New Roman" w:eastAsia="SimSun"/>
+                <w:b w:val="0"/>
+                <w:bCs w:val="0"/>
+                <w:color w:val="auto"/>
+                <w:sz w:val="24"/>
+                <w:szCs w:val="24"/>
+                <w:vertAlign w:val="baseline"/>
+                <w:lang w:val="en-US"/>
+              </w:rPr>
+            </w:pPr>
+            <w:r>
+              <w:rPr>
+                <w:rFonts w:hint="default" w:ascii="Times New Roman" w:hAnsi="Times New Roman" w:eastAsia="SimSun"/>
+                <w:b w:val="0"/>
+                <w:bCs w:val="0"/>
+                <w:color w:val="auto"/>
+                <w:sz w:val="24"/>
+                <w:szCs w:val="24"/>
+                <w:vertAlign w:val="baseline"/>
+                <w:lang w:val="en-US"/>
+              </w:rPr>
+              <w:t>2020</w:t>
+            </w:r>
+          </w:p>
+        </w:tc>
+        <w:tc>
+          <w:tcPr>
+            <w:tcW w:w="1704" w:type="dxa"/>
+            <w:vAlign w:val="center"/>
+          </w:tcPr>
+          <w:p>
+            <w:pPr>
+              <w:widowControl w:val="0"/>
+              <w:numPr>
+                <w:ilvl w:val="0"/>
+                <w:numId w:val="0"/>
+              </w:numPr>
+              <w:jc w:val="center"/>
+              <w:rPr>
+                <w:rFonts w:hint="default" w:ascii="Times New Roman" w:hAnsi="Times New Roman" w:eastAsia="SimSun"/>
+                <w:b w:val="0"/>
+                <w:bCs w:val="0"/>
+                <w:color w:val="auto"/>
+                <w:sz w:val="24"/>
+                <w:szCs w:val="24"/>
+                <w:vertAlign w:val="baseline"/>
+                <w:lang w:val="en-US"/>
+              </w:rPr>
+            </w:pPr>
+            <w:r>
+              <w:rPr>
+                <w:rFonts w:hint="default" w:ascii="Times New Roman" w:hAnsi="Times New Roman" w:eastAsia="SimSun"/>
+                <w:b w:val="0"/>
+                <w:bCs w:val="0"/>
+                <w:color w:val="auto"/>
+                <w:sz w:val="24"/>
+                <w:szCs w:val="24"/>
+                <w:vertAlign w:val="baseline"/>
+                <w:lang w:val="en-US"/>
+              </w:rPr>
+              <w:t>60353</w:t>
+            </w:r>
+          </w:p>
+        </w:tc>
+        <w:tc>
+          <w:tcPr>
+            <w:tcW w:w="1704" w:type="dxa"/>
+            <w:vAlign w:val="center"/>
+          </w:tcPr>
+          <w:p>
+            <w:pPr>
+              <w:widowControl w:val="0"/>
+              <w:numPr>
+                <w:ilvl w:val="0"/>
+                <w:numId w:val="0"/>
+              </w:numPr>
+              <w:jc w:val="center"/>
+              <w:rPr>
+                <w:rFonts w:hint="default" w:ascii="Times New Roman" w:hAnsi="Times New Roman" w:eastAsia="SimSun"/>
+                <w:b w:val="0"/>
+                <w:bCs w:val="0"/>
+                <w:color w:val="auto"/>
+                <w:sz w:val="24"/>
+                <w:szCs w:val="24"/>
+                <w:vertAlign w:val="baseline"/>
+                <w:lang w:val="en-US"/>
+              </w:rPr>
+            </w:pPr>
+            <w:r>
+              <w:rPr>
+                <w:rFonts w:hint="default" w:ascii="Times New Roman" w:hAnsi="Times New Roman" w:eastAsia="SimSun"/>
+                <w:b w:val="0"/>
+                <w:bCs w:val="0"/>
+                <w:color w:val="auto"/>
+                <w:sz w:val="24"/>
+                <w:szCs w:val="24"/>
+                <w:vertAlign w:val="baseline"/>
+                <w:lang w:val="en-US"/>
+              </w:rPr>
+              <w:t>97.22 min</w:t>
+            </w:r>
+          </w:p>
+        </w:tc>
+        <w:tc>
+          <w:tcPr>
+            <w:tcW w:w="1705" w:type="dxa"/>
+            <w:vAlign w:val="center"/>
+          </w:tcPr>
+          <w:p>
+            <w:pPr>
+              <w:widowControl w:val="0"/>
+              <w:numPr>
+                <w:ilvl w:val="0"/>
+                <w:numId w:val="0"/>
+              </w:numPr>
+              <w:jc w:val="center"/>
+              <w:rPr>
+                <w:rFonts w:hint="default" w:ascii="Times New Roman" w:hAnsi="Times New Roman" w:eastAsia="SimSun"/>
+                <w:b w:val="0"/>
+                <w:bCs w:val="0"/>
+                <w:color w:val="auto"/>
+                <w:sz w:val="24"/>
+                <w:szCs w:val="24"/>
+                <w:vertAlign w:val="baseline"/>
+                <w:lang w:val="en-US"/>
+              </w:rPr>
+            </w:pPr>
+            <w:r>
+              <w:rPr>
+                <w:rFonts w:hint="default" w:ascii="Times New Roman" w:hAnsi="Times New Roman" w:eastAsia="SimSun"/>
+                <w:b w:val="0"/>
+                <w:bCs w:val="0"/>
+                <w:color w:val="auto"/>
+                <w:sz w:val="24"/>
+                <w:szCs w:val="24"/>
+                <w:vertAlign w:val="baseline"/>
+                <w:lang w:val="en-US"/>
+              </w:rPr>
+              <w:t>6.22</w:t>
+            </w:r>
+          </w:p>
+        </w:tc>
+        <w:tc>
+          <w:tcPr>
+            <w:tcW w:w="1705" w:type="dxa"/>
+            <w:vAlign w:val="center"/>
+          </w:tcPr>
+          <w:p>
+            <w:pPr>
+              <w:widowControl w:val="0"/>
+              <w:numPr>
+                <w:ilvl w:val="0"/>
+                <w:numId w:val="0"/>
+              </w:numPr>
+              <w:jc w:val="center"/>
+              <w:rPr>
+                <w:rFonts w:hint="default" w:ascii="Times New Roman" w:hAnsi="Times New Roman" w:eastAsia="SimSun"/>
+                <w:b w:val="0"/>
+                <w:bCs w:val="0"/>
+                <w:color w:val="auto"/>
+                <w:sz w:val="24"/>
+                <w:szCs w:val="24"/>
+                <w:vertAlign w:val="baseline"/>
+                <w:lang w:val="en-US"/>
+              </w:rPr>
+            </w:pPr>
+            <w:r>
+              <w:rPr>
+                <w:rFonts w:hint="default" w:ascii="Times New Roman" w:hAnsi="Times New Roman" w:eastAsia="SimSun"/>
+                <w:b w:val="0"/>
+                <w:bCs w:val="0"/>
+                <w:color w:val="auto"/>
+                <w:sz w:val="24"/>
+                <w:szCs w:val="24"/>
+                <w:vertAlign w:val="baseline"/>
+                <w:lang w:val="en-US"/>
+              </w:rPr>
+              <w:t>-0.001</w:t>
+            </w:r>
+          </w:p>
+        </w:tc>
+      </w:tr>
+    </w:tbl>
+    <w:p>
+      <w:pPr>
+        <w:numPr>
+          <w:ilvl w:val="0"/>
+          <w:numId w:val="0"/>
+        </w:numPr>
+        <w:ind w:firstLine="720" w:firstLineChars="0"/>
+        <w:jc w:val="left"/>
+        <w:rPr>
+          <w:rFonts w:hint="default" w:ascii="Times New Roman" w:hAnsi="Times New Roman" w:eastAsia="SimSun"/>
+          <w:b w:val="0"/>
+          <w:bCs w:val="0"/>
+          <w:color w:val="auto"/>
+          <w:sz w:val="24"/>
+          <w:szCs w:val="24"/>
+          <w:lang w:val="en-US"/>
+        </w:rPr>
+      </w:pPr>
+    </w:p>
+    <w:p>
+      <w:pPr>
+        <w:spacing w:beforeLines="0" w:afterLines="0"/>
+        <w:jc w:val="left"/>
+        <w:rPr>
+          <w:rFonts w:hint="default" w:ascii="Times New Roman" w:hAnsi="Times New Roman" w:eastAsia="Consolas" w:cs="Times New Roman"/>
+          <w:color w:val="auto"/>
+          <w:sz w:val="24"/>
+          <w:szCs w:val="24"/>
+        </w:rPr>
+      </w:pPr>
+      <w:r>
+        <w:rPr>
+          <w:rFonts w:hint="default" w:ascii="Times New Roman" w:hAnsi="Times New Roman" w:eastAsia="SimSun"/>
+          <w:b/>
+          <w:bCs/>
+          <w:color w:val="auto"/>
+          <w:sz w:val="24"/>
+          <w:szCs w:val="24"/>
+          <w:lang w:val="en-US"/>
+        </w:rPr>
+        <w:t>Interpretation</w:t>
+      </w:r>
+      <w:r>
+        <w:rPr>
+          <w:rFonts w:hint="default" w:ascii="Times New Roman" w:hAnsi="Times New Roman" w:eastAsia="SimSun"/>
+          <w:b w:val="0"/>
+          <w:bCs w:val="0"/>
+          <w:color w:val="auto"/>
+          <w:sz w:val="24"/>
+          <w:szCs w:val="24"/>
+          <w:lang w:val="en-US"/>
+        </w:rPr>
+        <w:t xml:space="preserve">: </w:t>
+      </w:r>
+      <w:r>
+        <w:rPr>
+          <w:rFonts w:hint="default" w:ascii="Times New Roman" w:hAnsi="Times New Roman" w:eastAsia="Consolas" w:cs="Times New Roman"/>
+          <w:color w:val="auto"/>
+          <w:sz w:val="24"/>
+          <w:szCs w:val="24"/>
+        </w:rPr>
+        <w:t>Average movie runtime generally increased from about 80 minutes in the 1920s to about 97 minutes in the 2020s, although the trend is not strictly linear. Runtime showed a modest positive correlation with rating in several mid-century decades, but the correlation is close to zero in recent decades, suggesting that movie length currently has little linear relationship with IMDb rating.</w:t>
+      </w:r>
+    </w:p>
+    <w:p>
+      <w:pPr>
+        <w:numPr>
+          <w:ilvl w:val="0"/>
+          <w:numId w:val="0"/>
+        </w:numPr>
+        <w:ind w:firstLine="720" w:firstLineChars="0"/>
+        <w:jc w:val="left"/>
+        <w:rPr>
+          <w:rFonts w:hint="default" w:ascii="Times New Roman" w:hAnsi="Times New Roman" w:eastAsia="SimSun"/>
+          <w:b w:val="0"/>
+          <w:bCs w:val="0"/>
+          <w:color w:val="auto"/>
+          <w:sz w:val="24"/>
+          <w:szCs w:val="24"/>
+          <w:lang w:val="en-US"/>
+        </w:rPr>
+      </w:pPr>
+    </w:p>
+    <w:p>
+      <w:pPr>
+        <w:numPr>
+          <w:ilvl w:val="1"/>
+          <w:numId w:val="1"/>
+        </w:numPr>
+        <w:ind w:left="840" w:leftChars="0" w:hanging="420" w:firstLineChars="0"/>
+        <w:jc w:val="left"/>
+        <w:rPr>
+          <w:rFonts w:hint="default" w:ascii="Times New Roman" w:hAnsi="Times New Roman" w:eastAsia="SimSun"/>
+          <w:b w:val="0"/>
+          <w:bCs w:val="0"/>
+          <w:color w:val="auto"/>
+          <w:sz w:val="24"/>
+          <w:szCs w:val="24"/>
+          <w:lang w:val="en-US"/>
+        </w:rPr>
+      </w:pPr>
+      <w:r>
+        <w:rPr>
+          <w:rFonts w:hint="default" w:ascii="Times New Roman" w:hAnsi="Times New Roman" w:eastAsia="SimSun"/>
+          <w:b/>
+          <w:bCs/>
+          <w:color w:val="auto"/>
+          <w:sz w:val="24"/>
+          <w:szCs w:val="24"/>
+          <w:lang w:val="en-US"/>
+        </w:rPr>
+        <w:t>Question</w:t>
+      </w:r>
+      <w:r>
+        <w:rPr>
+          <w:rFonts w:hint="default" w:ascii="Times New Roman" w:hAnsi="Times New Roman" w:eastAsia="SimSun"/>
+          <w:b w:val="0"/>
+          <w:bCs w:val="0"/>
+          <w:color w:val="auto"/>
+          <w:sz w:val="24"/>
+          <w:szCs w:val="24"/>
+          <w:lang w:val="en-US"/>
+        </w:rPr>
+        <w:t>: W</w:t>
+      </w:r>
+      <w:r>
+        <w:rPr>
+          <w:rFonts w:hint="default" w:ascii="Times New Roman" w:hAnsi="Times New Roman" w:eastAsia="SimSun" w:cs="Times New Roman"/>
+          <w:sz w:val="24"/>
+          <w:szCs w:val="24"/>
+        </w:rPr>
+        <w:t>hich genres have the highest ratio of “hidden gems” (high rating, low vote count) versus “overrated” titles (low rating, high vote count)?</w:t>
+      </w:r>
+    </w:p>
+    <w:p>
+      <w:pPr>
+        <w:spacing w:beforeLines="0" w:afterLines="0"/>
+        <w:jc w:val="left"/>
+        <w:rPr>
+          <w:rFonts w:hint="default" w:ascii="Consolas" w:hAnsi="Consolas" w:eastAsia="Consolas"/>
+          <w:color w:val="FFFFFF"/>
+          <w:sz w:val="22"/>
+          <w:szCs w:val="24"/>
+        </w:rPr>
+      </w:pPr>
+      <w:r>
+        <w:rPr>
+          <w:rFonts w:hint="default" w:ascii="Times New Roman" w:hAnsi="Times New Roman" w:eastAsia="SimSun" w:cs="Times New Roman"/>
+          <w:sz w:val="24"/>
+          <w:szCs w:val="24"/>
+          <w:lang w:val="en-US"/>
+        </w:rPr>
+        <w:t xml:space="preserve">       </w:t>
+      </w:r>
+      <w:r>
+        <w:rPr>
+          <w:rFonts w:hint="default" w:ascii="Times New Roman" w:hAnsi="Times New Roman" w:eastAsia="SimSun" w:cs="Times New Roman"/>
+          <w:b/>
+          <w:bCs/>
+          <w:sz w:val="24"/>
+          <w:szCs w:val="24"/>
+          <w:lang w:val="en-US"/>
+        </w:rPr>
+        <w:t>Model</w:t>
+      </w:r>
+      <w:r>
+        <w:rPr>
+          <w:rFonts w:hint="default" w:ascii="Times New Roman" w:hAnsi="Times New Roman" w:eastAsia="SimSun" w:cs="Times New Roman"/>
+          <w:b w:val="0"/>
+          <w:bCs w:val="0"/>
+          <w:sz w:val="24"/>
+          <w:szCs w:val="24"/>
+          <w:lang w:val="en-US"/>
+        </w:rPr>
+        <w:t xml:space="preserve">: </w:t>
+      </w:r>
+      <w:r>
+        <w:rPr>
+          <w:rFonts w:hint="default" w:ascii="Times New Roman" w:hAnsi="Times New Roman" w:eastAsia="Consolas" w:cs="Times New Roman"/>
+          <w:color w:val="auto"/>
+          <w:sz w:val="24"/>
+          <w:szCs w:val="24"/>
+          <w:u w:val="single"/>
+        </w:rPr>
+        <w:t>mart_genre_quality_analysis</w:t>
+      </w:r>
+      <w:r>
+        <w:rPr>
+          <w:rFonts w:hint="default" w:ascii="Times New Roman" w:hAnsi="Times New Roman" w:eastAsia="Consolas" w:cs="Times New Roman"/>
+          <w:color w:val="auto"/>
+          <w:sz w:val="24"/>
+          <w:szCs w:val="24"/>
+        </w:rPr>
+        <w:t xml:space="preserve"> joins </w:t>
+      </w:r>
+      <w:r>
+        <w:rPr>
+          <w:rFonts w:hint="default" w:ascii="Times New Roman" w:hAnsi="Times New Roman" w:eastAsia="Consolas" w:cs="Times New Roman"/>
+          <w:color w:val="auto"/>
+          <w:sz w:val="24"/>
+          <w:szCs w:val="24"/>
+          <w:u w:val="single"/>
+        </w:rPr>
+        <w:t>fct_title_ratings</w:t>
+      </w:r>
+      <w:r>
+        <w:rPr>
+          <w:rFonts w:hint="default" w:ascii="Times New Roman" w:hAnsi="Times New Roman" w:eastAsia="Consolas" w:cs="Times New Roman"/>
+          <w:color w:val="auto"/>
+          <w:sz w:val="24"/>
+          <w:szCs w:val="24"/>
+        </w:rPr>
+        <w:t xml:space="preserve">, </w:t>
+      </w:r>
+      <w:r>
+        <w:rPr>
+          <w:rFonts w:hint="default" w:ascii="Times New Roman" w:hAnsi="Times New Roman" w:eastAsia="Consolas" w:cs="Times New Roman"/>
+          <w:color w:val="auto"/>
+          <w:sz w:val="24"/>
+          <w:szCs w:val="24"/>
+          <w:u w:val="single"/>
+        </w:rPr>
+        <w:t>bridge_title_genre</w:t>
+      </w:r>
+      <w:r>
+        <w:rPr>
+          <w:rFonts w:hint="default" w:ascii="Times New Roman" w:hAnsi="Times New Roman" w:eastAsia="Consolas" w:cs="Times New Roman"/>
+          <w:color w:val="auto"/>
+          <w:sz w:val="24"/>
+          <w:szCs w:val="24"/>
+        </w:rPr>
+        <w:t>, and</w:t>
+      </w:r>
+      <w:r>
+        <w:rPr>
+          <w:rFonts w:hint="default" w:ascii="Times New Roman" w:hAnsi="Times New Roman" w:eastAsia="Consolas" w:cs="Times New Roman"/>
+          <w:color w:val="auto"/>
+          <w:sz w:val="24"/>
+          <w:szCs w:val="24"/>
+          <w:u w:val="single"/>
+        </w:rPr>
+        <w:t xml:space="preserve"> dim_genre</w:t>
+      </w:r>
+      <w:r>
+        <w:rPr>
+          <w:rFonts w:hint="default" w:ascii="Times New Roman" w:hAnsi="Times New Roman" w:eastAsia="Consolas" w:cs="Times New Roman"/>
+          <w:color w:val="auto"/>
+          <w:sz w:val="24"/>
+          <w:szCs w:val="24"/>
+        </w:rPr>
+        <w:t xml:space="preserve"> to calculate genre-level counts and ratios. Hidden gems are defined as titles with </w:t>
+      </w:r>
+      <w:r>
+        <w:rPr>
+          <w:rFonts w:hint="default" w:ascii="Times New Roman" w:hAnsi="Times New Roman" w:eastAsia="Consolas" w:cs="Times New Roman"/>
+          <w:color w:val="auto"/>
+          <w:sz w:val="24"/>
+          <w:szCs w:val="24"/>
+          <w:u w:val="single"/>
+        </w:rPr>
+        <w:t>average_rating</w:t>
+      </w:r>
+      <w:r>
+        <w:rPr>
+          <w:rFonts w:hint="default" w:ascii="Times New Roman" w:hAnsi="Times New Roman" w:eastAsia="Consolas" w:cs="Times New Roman"/>
+          <w:color w:val="auto"/>
+          <w:sz w:val="24"/>
+          <w:szCs w:val="24"/>
+        </w:rPr>
+        <w:t xml:space="preserve"> &gt;= 8.0 and 100 &lt;= </w:t>
+      </w:r>
+      <w:r>
+        <w:rPr>
+          <w:rFonts w:hint="default" w:ascii="Times New Roman" w:hAnsi="Times New Roman" w:eastAsia="Consolas" w:cs="Times New Roman"/>
+          <w:color w:val="auto"/>
+          <w:sz w:val="24"/>
+          <w:szCs w:val="24"/>
+          <w:u w:val="single"/>
+        </w:rPr>
+        <w:t>num_votes</w:t>
+      </w:r>
+      <w:r>
+        <w:rPr>
+          <w:rFonts w:hint="default" w:ascii="Times New Roman" w:hAnsi="Times New Roman" w:eastAsia="Consolas" w:cs="Times New Roman"/>
+          <w:color w:val="auto"/>
+          <w:sz w:val="24"/>
+          <w:szCs w:val="24"/>
+        </w:rPr>
+        <w:t xml:space="preserve"> &lt; 10,000, while overrated titles have </w:t>
+      </w:r>
+      <w:r>
+        <w:rPr>
+          <w:rFonts w:hint="default" w:ascii="Times New Roman" w:hAnsi="Times New Roman" w:eastAsia="Consolas" w:cs="Times New Roman"/>
+          <w:color w:val="auto"/>
+          <w:sz w:val="24"/>
+          <w:szCs w:val="24"/>
+          <w:u w:val="single"/>
+        </w:rPr>
+        <w:t>average_rating</w:t>
+      </w:r>
+      <w:r>
+        <w:rPr>
+          <w:rFonts w:hint="default" w:ascii="Times New Roman" w:hAnsi="Times New Roman" w:eastAsia="Consolas" w:cs="Times New Roman"/>
+          <w:color w:val="auto"/>
+          <w:sz w:val="24"/>
+          <w:szCs w:val="24"/>
+        </w:rPr>
+        <w:t xml:space="preserve"> &lt;= 6.0 and </w:t>
+      </w:r>
+      <w:r>
+        <w:rPr>
+          <w:rFonts w:hint="default" w:ascii="Times New Roman" w:hAnsi="Times New Roman" w:eastAsia="Consolas" w:cs="Times New Roman"/>
+          <w:color w:val="auto"/>
+          <w:sz w:val="24"/>
+          <w:szCs w:val="24"/>
+          <w:u w:val="single"/>
+        </w:rPr>
+        <w:t>num_votes</w:t>
+      </w:r>
+      <w:r>
+        <w:rPr>
+          <w:rFonts w:hint="default" w:ascii="Times New Roman" w:hAnsi="Times New Roman" w:eastAsia="Consolas" w:cs="Times New Roman"/>
+          <w:color w:val="auto"/>
+          <w:sz w:val="24"/>
+          <w:szCs w:val="24"/>
+        </w:rPr>
+        <w:t xml:space="preserve"> &gt;= 100,000. Genres with fewer than 100 rated titles are excluded to avoid unstable ratios caused by small sample sizes.</w:t>
+      </w:r>
+    </w:p>
+    <w:p>
+      <w:pPr>
+        <w:numPr>
+          <w:ilvl w:val="0"/>
+          <w:numId w:val="0"/>
+        </w:numPr>
+        <w:jc w:val="left"/>
+        <w:rPr>
+          <w:rFonts w:hint="default" w:ascii="Times New Roman" w:hAnsi="Times New Roman" w:eastAsia="SimSun"/>
+          <w:b w:val="0"/>
+          <w:bCs w:val="0"/>
+          <w:color w:val="auto"/>
+          <w:sz w:val="24"/>
+          <w:szCs w:val="24"/>
+          <w:lang w:val="en-US"/>
+        </w:rPr>
+      </w:pPr>
+      <w:r>
+        <w:rPr>
+          <w:rFonts w:hint="default" w:ascii="Times New Roman" w:hAnsi="Times New Roman" w:eastAsia="SimSun"/>
+          <w:b w:val="0"/>
+          <w:bCs w:val="0"/>
+          <w:color w:val="auto"/>
+          <w:sz w:val="24"/>
+          <w:szCs w:val="24"/>
+          <w:lang w:val="en-US"/>
+        </w:rPr>
+        <w:t xml:space="preserve">       </w:t>
+      </w:r>
+      <w:r>
+        <w:rPr>
+          <w:rFonts w:hint="default" w:ascii="Times New Roman" w:hAnsi="Times New Roman" w:eastAsia="SimSun"/>
+          <w:b/>
+          <w:bCs/>
+          <w:color w:val="auto"/>
+          <w:sz w:val="24"/>
+          <w:szCs w:val="24"/>
+          <w:lang w:val="en-US"/>
+        </w:rPr>
+        <w:t>Result</w:t>
+      </w:r>
+      <w:r>
+        <w:rPr>
+          <w:rFonts w:hint="default" w:ascii="Times New Roman" w:hAnsi="Times New Roman" w:eastAsia="SimSun"/>
+          <w:b w:val="0"/>
+          <w:bCs w:val="0"/>
+          <w:color w:val="auto"/>
+          <w:sz w:val="24"/>
+          <w:szCs w:val="24"/>
+          <w:lang w:val="en-US"/>
+        </w:rPr>
+        <w:t>:</w:t>
+      </w:r>
     </w:p>
     <w:tbl>
       <w:tblPr>
@@ -15530,11 +17751,9 @@
         </w:tblCellMar>
       </w:tblPr>
       <w:tblGrid>
-        <w:gridCol w:w="1704"/>
-        <w:gridCol w:w="1704"/>
-        <w:gridCol w:w="1704"/>
-        <w:gridCol w:w="1705"/>
-        <w:gridCol w:w="1705"/>
+        <w:gridCol w:w="2840"/>
+        <w:gridCol w:w="2841"/>
+        <w:gridCol w:w="2841"/>
       </w:tblGrid>
       <w:tr>
         <w:tblPrEx>
@@ -15553,7 +17772,7 @@
         </w:tblPrEx>
         <w:tc>
           <w:tcPr>
-            <w:tcW w:w="1704" w:type="dxa"/>
+            <w:tcW w:w="2840" w:type="dxa"/>
             <w:vAlign w:val="center"/>
           </w:tcPr>
           <w:p>
@@ -15585,13 +17804,13 @@
                 <w:vertAlign w:val="baseline"/>
                 <w:lang w:val="en-US"/>
               </w:rPr>
-              <w:t>Decade</w:t>
-            </w:r>
-          </w:p>
-        </w:tc>
-        <w:tc>
-          <w:tcPr>
-            <w:tcW w:w="1704" w:type="dxa"/>
+              <w:t>Category</w:t>
+            </w:r>
+          </w:p>
+        </w:tc>
+        <w:tc>
+          <w:tcPr>
+            <w:tcW w:w="2841" w:type="dxa"/>
             <w:vAlign w:val="center"/>
           </w:tcPr>
           <w:p>
@@ -15623,13 +17842,13 @@
                 <w:vertAlign w:val="baseline"/>
                 <w:lang w:val="en-US"/>
               </w:rPr>
-              <w:t>Movie count</w:t>
-            </w:r>
-          </w:p>
-        </w:tc>
-        <w:tc>
-          <w:tcPr>
-            <w:tcW w:w="1704" w:type="dxa"/>
+              <w:t>Genre</w:t>
+            </w:r>
+          </w:p>
+        </w:tc>
+        <w:tc>
+          <w:tcPr>
+            <w:tcW w:w="2841" w:type="dxa"/>
             <w:vAlign w:val="center"/>
           </w:tcPr>
           <w:p>
@@ -15661,83 +17880,7 @@
                 <w:vertAlign w:val="baseline"/>
                 <w:lang w:val="en-US"/>
               </w:rPr>
-              <w:t>Average runtime</w:t>
-            </w:r>
-          </w:p>
-        </w:tc>
-        <w:tc>
-          <w:tcPr>
-            <w:tcW w:w="1705" w:type="dxa"/>
-            <w:vAlign w:val="center"/>
-          </w:tcPr>
-          <w:p>
-            <w:pPr>
-              <w:numPr>
-                <w:ilvl w:val="0"/>
-                <w:numId w:val="0"/>
-              </w:numPr>
-              <w:jc w:val="center"/>
-              <w:rPr>
-                <w:rFonts w:hint="default" w:ascii="Times New Roman" w:hAnsi="Times New Roman" w:eastAsia="SimSun"/>
-                <w:b/>
-                <w:bCs/>
-                <w:color w:val="auto"/>
-                <w:sz w:val="24"/>
-                <w:szCs w:val="24"/>
-                <w:vertAlign w:val="baseline"/>
-                <w:lang w:val="en-US"/>
-              </w:rPr>
-            </w:pPr>
-            <w:r>
-              <w:rPr>
-                <w:rFonts w:hint="default" w:ascii="Times New Roman" w:hAnsi="Times New Roman" w:eastAsia="SimSun"/>
-                <w:b/>
-                <w:bCs/>
-                <w:color w:val="auto"/>
-                <w:sz w:val="24"/>
-                <w:szCs w:val="24"/>
-                <w:vertAlign w:val="baseline"/>
-                <w:lang w:val="en-US"/>
-              </w:rPr>
-              <w:t>Average rating</w:t>
-            </w:r>
-          </w:p>
-        </w:tc>
-        <w:tc>
-          <w:tcPr>
-            <w:tcW w:w="1705" w:type="dxa"/>
-            <w:vAlign w:val="center"/>
-          </w:tcPr>
-          <w:p>
-            <w:pPr>
-              <w:numPr>
-                <w:ilvl w:val="0"/>
-                <w:numId w:val="0"/>
-              </w:numPr>
-              <w:jc w:val="center"/>
-              <w:rPr>
-                <w:rFonts w:hint="default" w:ascii="Times New Roman" w:hAnsi="Times New Roman" w:eastAsia="SimSun"/>
-                <w:b/>
-                <w:bCs/>
-                <w:color w:val="auto"/>
-                <w:sz w:val="24"/>
-                <w:szCs w:val="24"/>
-                <w:vertAlign w:val="baseline"/>
-                <w:lang w:val="en-US"/>
-              </w:rPr>
-            </w:pPr>
-            <w:r>
-              <w:rPr>
-                <w:rFonts w:hint="default" w:ascii="Times New Roman" w:hAnsi="Times New Roman" w:eastAsia="SimSun"/>
-                <w:b/>
-                <w:bCs/>
-                <w:color w:val="auto"/>
-                <w:sz w:val="24"/>
-                <w:szCs w:val="24"/>
-                <w:vertAlign w:val="baseline"/>
-                <w:lang w:val="en-US"/>
-              </w:rPr>
-              <w:t>Runtime-rating correlation</w:t>
+              <w:t>Ratio</w:t>
             </w:r>
           </w:p>
         </w:tc>
@@ -15759,191 +17902,115 @@
         </w:tblPrEx>
         <w:tc>
           <w:tcPr>
-            <w:tcW w:w="1704" w:type="dxa"/>
-            <w:vAlign w:val="center"/>
-          </w:tcPr>
-          <w:p>
-            <w:pPr>
-              <w:numPr>
-                <w:ilvl w:val="0"/>
-                <w:numId w:val="0"/>
-              </w:numPr>
-              <w:jc w:val="center"/>
-              <w:rPr>
-                <w:rFonts w:hint="default" w:ascii="Times New Roman" w:hAnsi="Times New Roman" w:eastAsia="SimSun"/>
-                <w:b w:val="0"/>
-                <w:bCs w:val="0"/>
-                <w:color w:val="auto"/>
-                <w:sz w:val="24"/>
-                <w:szCs w:val="24"/>
-                <w:vertAlign w:val="baseline"/>
-                <w:lang w:val="en-US"/>
-              </w:rPr>
-            </w:pPr>
-            <w:r>
-              <w:rPr>
-                <w:rFonts w:hint="default" w:ascii="Times New Roman" w:hAnsi="Times New Roman" w:eastAsia="SimSun"/>
-                <w:b w:val="0"/>
-                <w:bCs w:val="0"/>
-                <w:color w:val="auto"/>
-                <w:sz w:val="24"/>
-                <w:szCs w:val="24"/>
-                <w:vertAlign w:val="baseline"/>
-                <w:lang w:val="en-US"/>
-              </w:rPr>
-              <w:t>1920</w:t>
-            </w:r>
-          </w:p>
-        </w:tc>
-        <w:tc>
-          <w:tcPr>
-            <w:tcW w:w="1704" w:type="dxa"/>
-            <w:vAlign w:val="center"/>
-          </w:tcPr>
-          <w:p>
-            <w:pPr>
-              <w:numPr>
-                <w:ilvl w:val="0"/>
-                <w:numId w:val="0"/>
-              </w:numPr>
-              <w:jc w:val="center"/>
-              <w:rPr>
-                <w:rFonts w:hint="default" w:ascii="Times New Roman" w:hAnsi="Times New Roman" w:eastAsia="SimSun"/>
-                <w:b w:val="0"/>
-                <w:bCs w:val="0"/>
-                <w:color w:val="auto"/>
-                <w:sz w:val="24"/>
-                <w:szCs w:val="24"/>
-                <w:vertAlign w:val="baseline"/>
-                <w:lang w:val="en-US"/>
-              </w:rPr>
-            </w:pPr>
-            <w:r>
-              <w:rPr>
-                <w:rFonts w:hint="default" w:ascii="Times New Roman" w:hAnsi="Times New Roman" w:eastAsia="SimSun"/>
-                <w:b w:val="0"/>
-                <w:bCs w:val="0"/>
-                <w:color w:val="auto"/>
-                <w:sz w:val="24"/>
-                <w:szCs w:val="24"/>
-                <w:vertAlign w:val="baseline"/>
-                <w:lang w:val="en-US"/>
-              </w:rPr>
-              <w:t>3523</w:t>
-            </w:r>
-          </w:p>
-        </w:tc>
-        <w:tc>
-          <w:tcPr>
-            <w:tcW w:w="1704" w:type="dxa"/>
-            <w:vAlign w:val="center"/>
-          </w:tcPr>
-          <w:p>
-            <w:pPr>
-              <w:numPr>
-                <w:ilvl w:val="0"/>
-                <w:numId w:val="0"/>
-              </w:numPr>
-              <w:jc w:val="center"/>
-              <w:rPr>
-                <w:rFonts w:hint="default" w:ascii="Times New Roman" w:hAnsi="Times New Roman" w:eastAsia="SimSun"/>
-                <w:b w:val="0"/>
-                <w:bCs w:val="0"/>
-                <w:color w:val="auto"/>
-                <w:sz w:val="24"/>
-                <w:szCs w:val="24"/>
-                <w:vertAlign w:val="baseline"/>
-                <w:lang w:val="en-US"/>
-              </w:rPr>
-            </w:pPr>
-            <w:r>
-              <w:rPr>
-                <w:rFonts w:hint="default" w:ascii="Times New Roman" w:hAnsi="Times New Roman" w:eastAsia="SimSun"/>
-                <w:b w:val="0"/>
-                <w:bCs w:val="0"/>
-                <w:color w:val="auto"/>
-                <w:sz w:val="24"/>
-                <w:szCs w:val="24"/>
-                <w:vertAlign w:val="baseline"/>
-                <w:lang w:val="en-US"/>
-              </w:rPr>
-              <w:t>80.38 min</w:t>
-            </w:r>
-          </w:p>
-        </w:tc>
-        <w:tc>
-          <w:tcPr>
-            <w:tcW w:w="1705" w:type="dxa"/>
-            <w:vAlign w:val="center"/>
-          </w:tcPr>
-          <w:p>
-            <w:pPr>
-              <w:numPr>
-                <w:ilvl w:val="0"/>
-                <w:numId w:val="0"/>
-              </w:numPr>
-              <w:jc w:val="center"/>
-              <w:rPr>
-                <w:rFonts w:hint="default" w:ascii="Times New Roman" w:hAnsi="Times New Roman" w:eastAsia="SimSun"/>
-                <w:b w:val="0"/>
-                <w:bCs w:val="0"/>
-                <w:color w:val="auto"/>
-                <w:sz w:val="24"/>
-                <w:szCs w:val="24"/>
-                <w:vertAlign w:val="baseline"/>
-                <w:lang w:val="en-US"/>
-              </w:rPr>
-            </w:pPr>
-            <w:r>
-              <w:rPr>
-                <w:rFonts w:hint="default" w:ascii="Times New Roman" w:hAnsi="Times New Roman" w:eastAsia="SimSun"/>
-                <w:b w:val="0"/>
-                <w:bCs w:val="0"/>
-                <w:color w:val="auto"/>
-                <w:sz w:val="24"/>
-                <w:szCs w:val="24"/>
-                <w:vertAlign w:val="baseline"/>
-                <w:lang w:val="en-US"/>
-              </w:rPr>
-              <w:t>5.91</w:t>
-            </w:r>
-          </w:p>
-        </w:tc>
-        <w:tc>
-          <w:tcPr>
-            <w:tcW w:w="1705" w:type="dxa"/>
-            <w:vAlign w:val="center"/>
-          </w:tcPr>
-          <w:p>
-            <w:pPr>
-              <w:numPr>
-                <w:ilvl w:val="0"/>
-                <w:numId w:val="0"/>
-              </w:numPr>
-              <w:jc w:val="center"/>
-              <w:rPr>
-                <w:rFonts w:hint="default" w:ascii="Times New Roman" w:hAnsi="Times New Roman" w:eastAsia="SimSun"/>
-                <w:b w:val="0"/>
-                <w:bCs w:val="0"/>
-                <w:color w:val="auto"/>
-                <w:sz w:val="24"/>
-                <w:szCs w:val="24"/>
-                <w:vertAlign w:val="baseline"/>
-                <w:lang w:val="en-US"/>
-              </w:rPr>
-            </w:pPr>
-            <w:r>
-              <w:rPr>
-                <w:rFonts w:hint="default" w:ascii="Times New Roman" w:hAnsi="Times New Roman" w:eastAsia="SimSun"/>
-                <w:b w:val="0"/>
-                <w:bCs w:val="0"/>
-                <w:color w:val="auto"/>
-                <w:sz w:val="24"/>
-                <w:szCs w:val="24"/>
-                <w:vertAlign w:val="baseline"/>
-                <w:lang w:val="en-US"/>
-              </w:rPr>
-              <w:t>0.114</w:t>
+            <w:tcW w:w="2840" w:type="dxa"/>
+            <w:vAlign w:val="center"/>
+          </w:tcPr>
+          <w:p>
+            <w:pPr>
+              <w:numPr>
+                <w:ilvl w:val="0"/>
+                <w:numId w:val="0"/>
+              </w:numPr>
+              <w:jc w:val="center"/>
+              <w:rPr>
+                <w:rFonts w:hint="default" w:ascii="Times New Roman" w:hAnsi="Times New Roman" w:eastAsia="SimSun"/>
+                <w:b w:val="0"/>
+                <w:bCs w:val="0"/>
+                <w:color w:val="auto"/>
+                <w:sz w:val="24"/>
+                <w:szCs w:val="24"/>
+                <w:vertAlign w:val="baseline"/>
+                <w:lang w:val="en-US"/>
+              </w:rPr>
+            </w:pPr>
+            <w:r>
+              <w:rPr>
+                <w:rFonts w:hint="default" w:ascii="Times New Roman" w:hAnsi="Times New Roman" w:eastAsia="SimSun"/>
+                <w:b w:val="0"/>
+                <w:bCs w:val="0"/>
+                <w:color w:val="auto"/>
+                <w:sz w:val="24"/>
+                <w:szCs w:val="24"/>
+                <w:vertAlign w:val="baseline"/>
+                <w:lang w:val="en-US"/>
+              </w:rPr>
+              <w:t>Hidden gems</w:t>
+            </w:r>
+          </w:p>
+        </w:tc>
+        <w:tc>
+          <w:tcPr>
+            <w:tcW w:w="2841" w:type="dxa"/>
+            <w:vAlign w:val="center"/>
+          </w:tcPr>
+          <w:p>
+            <w:pPr>
+              <w:numPr>
+                <w:ilvl w:val="0"/>
+                <w:numId w:val="0"/>
+              </w:numPr>
+              <w:jc w:val="center"/>
+              <w:rPr>
+                <w:rFonts w:hint="default" w:ascii="Times New Roman" w:hAnsi="Times New Roman" w:eastAsia="SimSun"/>
+                <w:b w:val="0"/>
+                <w:bCs w:val="0"/>
+                <w:color w:val="auto"/>
+                <w:sz w:val="24"/>
+                <w:szCs w:val="24"/>
+                <w:vertAlign w:val="baseline"/>
+                <w:lang w:val="en-US"/>
+              </w:rPr>
+            </w:pPr>
+            <w:r>
+              <w:rPr>
+                <w:rFonts w:hint="default" w:ascii="Times New Roman" w:hAnsi="Times New Roman" w:eastAsia="SimSun"/>
+                <w:b w:val="0"/>
+                <w:bCs w:val="0"/>
+                <w:color w:val="auto"/>
+                <w:sz w:val="24"/>
+                <w:szCs w:val="24"/>
+                <w:vertAlign w:val="baseline"/>
+                <w:lang w:val="en-US"/>
+              </w:rPr>
+              <w:t>Action</w:t>
+            </w:r>
+          </w:p>
+        </w:tc>
+        <w:tc>
+          <w:tcPr>
+            <w:tcW w:w="2841" w:type="dxa"/>
+            <w:vAlign w:val="center"/>
+          </w:tcPr>
+          <w:p>
+            <w:pPr>
+              <w:numPr>
+                <w:ilvl w:val="0"/>
+                <w:numId w:val="0"/>
+              </w:numPr>
+              <w:jc w:val="center"/>
+              <w:rPr>
+                <w:rFonts w:hint="default" w:ascii="Times New Roman" w:hAnsi="Times New Roman" w:eastAsia="SimSun"/>
+                <w:b w:val="0"/>
+                <w:bCs w:val="0"/>
+                <w:color w:val="auto"/>
+                <w:sz w:val="24"/>
+                <w:szCs w:val="24"/>
+                <w:vertAlign w:val="baseline"/>
+                <w:lang w:val="en-US"/>
+              </w:rPr>
+            </w:pPr>
+            <w:r>
+              <w:rPr>
+                <w:rFonts w:hint="default" w:ascii="Times New Roman" w:hAnsi="Times New Roman" w:eastAsia="SimSun"/>
+                <w:b w:val="0"/>
+                <w:bCs w:val="0"/>
+                <w:color w:val="auto"/>
+                <w:sz w:val="24"/>
+                <w:szCs w:val="24"/>
+                <w:vertAlign w:val="baseline"/>
+                <w:lang w:val="en-US"/>
+              </w:rPr>
+              <w:t>9.24%</w:t>
             </w:r>
           </w:p>
         </w:tc>
@@ -15965,191 +18032,117 @@
         </w:tblPrEx>
         <w:tc>
           <w:tcPr>
-            <w:tcW w:w="1704" w:type="dxa"/>
-            <w:vAlign w:val="center"/>
-          </w:tcPr>
-          <w:p>
-            <w:pPr>
-              <w:numPr>
-                <w:ilvl w:val="0"/>
-                <w:numId w:val="0"/>
-              </w:numPr>
-              <w:jc w:val="center"/>
-              <w:rPr>
-                <w:rFonts w:hint="default" w:ascii="Times New Roman" w:hAnsi="Times New Roman" w:eastAsia="SimSun"/>
-                <w:b w:val="0"/>
-                <w:bCs w:val="0"/>
-                <w:color w:val="auto"/>
-                <w:sz w:val="24"/>
-                <w:szCs w:val="24"/>
-                <w:vertAlign w:val="baseline"/>
-                <w:lang w:val="en-US"/>
-              </w:rPr>
-            </w:pPr>
-            <w:r>
-              <w:rPr>
-                <w:rFonts w:hint="default" w:ascii="Times New Roman" w:hAnsi="Times New Roman" w:eastAsia="SimSun"/>
-                <w:b w:val="0"/>
-                <w:bCs w:val="0"/>
-                <w:color w:val="auto"/>
-                <w:sz w:val="24"/>
-                <w:szCs w:val="24"/>
-                <w:vertAlign w:val="baseline"/>
-                <w:lang w:val="en-US"/>
-              </w:rPr>
-              <w:t>1950</w:t>
-            </w:r>
-          </w:p>
-        </w:tc>
-        <w:tc>
-          <w:tcPr>
-            <w:tcW w:w="1704" w:type="dxa"/>
-            <w:vAlign w:val="center"/>
-          </w:tcPr>
-          <w:p>
-            <w:pPr>
-              <w:numPr>
-                <w:ilvl w:val="0"/>
-                <w:numId w:val="0"/>
-              </w:numPr>
-              <w:jc w:val="center"/>
-              <w:rPr>
-                <w:rFonts w:hint="default" w:ascii="Times New Roman" w:hAnsi="Times New Roman" w:eastAsia="SimSun"/>
-                <w:b w:val="0"/>
-                <w:bCs w:val="0"/>
-                <w:color w:val="auto"/>
-                <w:sz w:val="24"/>
-                <w:szCs w:val="24"/>
-                <w:vertAlign w:val="baseline"/>
-                <w:lang w:val="en-US"/>
-              </w:rPr>
-            </w:pPr>
-            <w:r>
-              <w:rPr>
-                <w:rFonts w:hint="default" w:ascii="Times New Roman" w:hAnsi="Times New Roman" w:eastAsia="SimSun"/>
-                <w:b w:val="0"/>
-                <w:bCs w:val="0"/>
-                <w:color w:val="auto"/>
-                <w:sz w:val="24"/>
-                <w:szCs w:val="24"/>
-                <w:vertAlign w:val="baseline"/>
-                <w:lang w:val="en-US"/>
-              </w:rPr>
-              <w:t>12292</w:t>
-            </w:r>
-          </w:p>
-        </w:tc>
-        <w:tc>
-          <w:tcPr>
-            <w:tcW w:w="1704" w:type="dxa"/>
-            <w:vAlign w:val="center"/>
-          </w:tcPr>
-          <w:p>
-            <w:pPr>
-              <w:numPr>
-                <w:ilvl w:val="0"/>
-                <w:numId w:val="0"/>
-              </w:numPr>
-              <w:jc w:val="center"/>
-              <w:rPr>
-                <w:rFonts w:hint="default" w:ascii="Times New Roman" w:hAnsi="Times New Roman" w:eastAsia="SimSun"/>
-                <w:b w:val="0"/>
-                <w:bCs w:val="0"/>
-                <w:color w:val="auto"/>
-                <w:sz w:val="24"/>
-                <w:szCs w:val="24"/>
-                <w:vertAlign w:val="baseline"/>
-                <w:lang w:val="en-US"/>
-              </w:rPr>
-            </w:pPr>
-            <w:r>
-              <w:rPr>
-                <w:rFonts w:hint="default" w:ascii="Times New Roman" w:hAnsi="Times New Roman" w:eastAsia="SimSun"/>
-                <w:b w:val="0"/>
-                <w:bCs w:val="0"/>
-                <w:color w:val="auto"/>
-                <w:sz w:val="24"/>
-                <w:szCs w:val="24"/>
-                <w:vertAlign w:val="baseline"/>
-                <w:lang w:val="en-US"/>
-              </w:rPr>
-              <w:t>92.50 min</w:t>
-            </w:r>
-          </w:p>
-        </w:tc>
-        <w:tc>
-          <w:tcPr>
-            <w:tcW w:w="1705" w:type="dxa"/>
-            <w:vAlign w:val="center"/>
-          </w:tcPr>
-          <w:p>
-            <w:pPr>
-              <w:numPr>
-                <w:ilvl w:val="0"/>
-                <w:numId w:val="0"/>
-              </w:numPr>
-              <w:jc w:val="center"/>
-              <w:rPr>
-                <w:rFonts w:hint="default" w:ascii="Times New Roman" w:hAnsi="Times New Roman" w:eastAsia="SimSun"/>
-                <w:b w:val="0"/>
-                <w:bCs w:val="0"/>
-                <w:color w:val="auto"/>
-                <w:sz w:val="24"/>
-                <w:szCs w:val="24"/>
-                <w:vertAlign w:val="baseline"/>
-                <w:lang w:val="en-US"/>
-              </w:rPr>
-            </w:pPr>
-            <w:r>
-              <w:rPr>
-                <w:rFonts w:hint="default" w:ascii="Times New Roman" w:hAnsi="Times New Roman" w:eastAsia="SimSun"/>
-                <w:b w:val="0"/>
-                <w:bCs w:val="0"/>
-                <w:color w:val="auto"/>
-                <w:sz w:val="24"/>
-                <w:szCs w:val="24"/>
-                <w:vertAlign w:val="baseline"/>
-                <w:lang w:val="en-US"/>
-              </w:rPr>
-              <w:t>6.13</w:t>
-            </w:r>
-          </w:p>
-        </w:tc>
-        <w:tc>
-          <w:tcPr>
-            <w:tcW w:w="1705" w:type="dxa"/>
-            <w:vAlign w:val="center"/>
-          </w:tcPr>
-          <w:p>
-            <w:pPr>
-              <w:numPr>
-                <w:ilvl w:val="0"/>
-                <w:numId w:val="0"/>
-              </w:numPr>
-              <w:jc w:val="center"/>
-              <w:rPr>
-                <w:rFonts w:hint="default" w:ascii="Times New Roman" w:hAnsi="Times New Roman" w:eastAsia="SimSun"/>
-                <w:b w:val="0"/>
-                <w:bCs w:val="0"/>
-                <w:color w:val="auto"/>
-                <w:sz w:val="24"/>
-                <w:szCs w:val="24"/>
-                <w:vertAlign w:val="baseline"/>
-                <w:lang w:val="en-US"/>
-              </w:rPr>
-            </w:pPr>
-            <w:r>
-              <w:rPr>
-                <w:rFonts w:hint="default" w:ascii="Times New Roman" w:hAnsi="Times New Roman" w:eastAsia="SimSun"/>
-                <w:b w:val="0"/>
-                <w:bCs w:val="0"/>
-                <w:color w:val="auto"/>
-                <w:sz w:val="24"/>
-                <w:szCs w:val="24"/>
-                <w:vertAlign w:val="baseline"/>
-                <w:lang w:val="en-US"/>
-              </w:rPr>
-              <w:t>0.253</w:t>
+            <w:tcW w:w="2840" w:type="dxa"/>
+            <w:shd w:val="clear"/>
+            <w:vAlign w:val="center"/>
+          </w:tcPr>
+          <w:p>
+            <w:pPr>
+              <w:numPr>
+                <w:ilvl w:val="0"/>
+                <w:numId w:val="0"/>
+              </w:numPr>
+              <w:ind w:left="0" w:leftChars="0" w:firstLine="0" w:firstLineChars="0"/>
+              <w:jc w:val="center"/>
+              <w:rPr>
+                <w:rFonts w:hint="default" w:ascii="Times New Roman" w:hAnsi="Times New Roman" w:eastAsia="SimSun" w:cstheme="minorBidi"/>
+                <w:b w:val="0"/>
+                <w:bCs w:val="0"/>
+                <w:color w:val="auto"/>
+                <w:sz w:val="24"/>
+                <w:szCs w:val="24"/>
+                <w:vertAlign w:val="baseline"/>
+                <w:lang w:val="en-US" w:eastAsia="zh-CN" w:bidi="ar-SA"/>
+              </w:rPr>
+            </w:pPr>
+            <w:r>
+              <w:rPr>
+                <w:rFonts w:hint="default" w:ascii="Times New Roman" w:hAnsi="Times New Roman" w:eastAsia="SimSun"/>
+                <w:b w:val="0"/>
+                <w:bCs w:val="0"/>
+                <w:color w:val="auto"/>
+                <w:sz w:val="24"/>
+                <w:szCs w:val="24"/>
+                <w:vertAlign w:val="baseline"/>
+                <w:lang w:val="en-US"/>
+              </w:rPr>
+              <w:t>Hidden gems</w:t>
+            </w:r>
+          </w:p>
+        </w:tc>
+        <w:tc>
+          <w:tcPr>
+            <w:tcW w:w="2841" w:type="dxa"/>
+            <w:vAlign w:val="center"/>
+          </w:tcPr>
+          <w:p>
+            <w:pPr>
+              <w:numPr>
+                <w:ilvl w:val="0"/>
+                <w:numId w:val="0"/>
+              </w:numPr>
+              <w:jc w:val="center"/>
+              <w:rPr>
+                <w:rFonts w:hint="default" w:ascii="Times New Roman" w:hAnsi="Times New Roman" w:eastAsia="SimSun"/>
+                <w:b w:val="0"/>
+                <w:bCs w:val="0"/>
+                <w:color w:val="auto"/>
+                <w:sz w:val="24"/>
+                <w:szCs w:val="24"/>
+                <w:vertAlign w:val="baseline"/>
+                <w:lang w:val="en-US"/>
+              </w:rPr>
+            </w:pPr>
+            <w:r>
+              <w:rPr>
+                <w:rFonts w:hint="default" w:ascii="Times New Roman" w:hAnsi="Times New Roman" w:eastAsia="SimSun"/>
+                <w:b w:val="0"/>
+                <w:bCs w:val="0"/>
+                <w:color w:val="auto"/>
+                <w:sz w:val="24"/>
+                <w:szCs w:val="24"/>
+                <w:vertAlign w:val="baseline"/>
+                <w:lang w:val="en-US"/>
+              </w:rPr>
+              <w:t>Mystery</w:t>
+            </w:r>
+          </w:p>
+        </w:tc>
+        <w:tc>
+          <w:tcPr>
+            <w:tcW w:w="2841" w:type="dxa"/>
+            <w:vAlign w:val="center"/>
+          </w:tcPr>
+          <w:p>
+            <w:pPr>
+              <w:numPr>
+                <w:ilvl w:val="0"/>
+                <w:numId w:val="0"/>
+              </w:numPr>
+              <w:jc w:val="center"/>
+              <w:rPr>
+                <w:rFonts w:hint="default" w:ascii="Times New Roman" w:hAnsi="Times New Roman" w:eastAsia="SimSun"/>
+                <w:b w:val="0"/>
+                <w:bCs w:val="0"/>
+                <w:color w:val="auto"/>
+                <w:sz w:val="24"/>
+                <w:szCs w:val="24"/>
+                <w:vertAlign w:val="baseline"/>
+                <w:lang w:val="en-US"/>
+              </w:rPr>
+            </w:pPr>
+            <w:r>
+              <w:rPr>
+                <w:rFonts w:hint="default" w:ascii="Times New Roman" w:hAnsi="Times New Roman" w:eastAsia="SimSun"/>
+                <w:b w:val="0"/>
+                <w:bCs w:val="0"/>
+                <w:color w:val="auto"/>
+                <w:sz w:val="24"/>
+                <w:szCs w:val="24"/>
+                <w:vertAlign w:val="baseline"/>
+                <w:lang w:val="en-US"/>
+              </w:rPr>
+              <w:t>8.47%</w:t>
             </w:r>
           </w:p>
         </w:tc>
@@ -16171,191 +18164,117 @@
         </w:tblPrEx>
         <w:tc>
           <w:tcPr>
-            <w:tcW w:w="1704" w:type="dxa"/>
-            <w:vAlign w:val="center"/>
-          </w:tcPr>
-          <w:p>
-            <w:pPr>
-              <w:numPr>
-                <w:ilvl w:val="0"/>
-                <w:numId w:val="0"/>
-              </w:numPr>
-              <w:jc w:val="center"/>
-              <w:rPr>
-                <w:rFonts w:hint="default" w:ascii="Times New Roman" w:hAnsi="Times New Roman" w:eastAsia="SimSun"/>
-                <w:b w:val="0"/>
-                <w:bCs w:val="0"/>
-                <w:color w:val="auto"/>
-                <w:sz w:val="24"/>
-                <w:szCs w:val="24"/>
-                <w:vertAlign w:val="baseline"/>
-                <w:lang w:val="en-US"/>
-              </w:rPr>
-            </w:pPr>
-            <w:r>
-              <w:rPr>
-                <w:rFonts w:hint="default" w:ascii="Times New Roman" w:hAnsi="Times New Roman" w:eastAsia="SimSun"/>
-                <w:b w:val="0"/>
-                <w:bCs w:val="0"/>
-                <w:color w:val="auto"/>
-                <w:sz w:val="24"/>
-                <w:szCs w:val="24"/>
-                <w:vertAlign w:val="baseline"/>
-                <w:lang w:val="en-US"/>
-              </w:rPr>
-              <w:t>1970</w:t>
-            </w:r>
-          </w:p>
-        </w:tc>
-        <w:tc>
-          <w:tcPr>
-            <w:tcW w:w="1704" w:type="dxa"/>
-            <w:vAlign w:val="center"/>
-          </w:tcPr>
-          <w:p>
-            <w:pPr>
-              <w:numPr>
-                <w:ilvl w:val="0"/>
-                <w:numId w:val="0"/>
-              </w:numPr>
-              <w:jc w:val="center"/>
-              <w:rPr>
-                <w:rFonts w:hint="default" w:ascii="Times New Roman" w:hAnsi="Times New Roman" w:eastAsia="SimSun"/>
-                <w:b w:val="0"/>
-                <w:bCs w:val="0"/>
-                <w:color w:val="auto"/>
-                <w:sz w:val="24"/>
-                <w:szCs w:val="24"/>
-                <w:vertAlign w:val="baseline"/>
-                <w:lang w:val="en-US"/>
-              </w:rPr>
-            </w:pPr>
-            <w:r>
-              <w:rPr>
-                <w:rFonts w:hint="default" w:ascii="Times New Roman" w:hAnsi="Times New Roman" w:eastAsia="SimSun"/>
-                <w:b w:val="0"/>
-                <w:bCs w:val="0"/>
-                <w:color w:val="auto"/>
-                <w:sz w:val="24"/>
-                <w:szCs w:val="24"/>
-                <w:vertAlign w:val="baseline"/>
-                <w:lang w:val="en-US"/>
-              </w:rPr>
-              <w:t>21749</w:t>
-            </w:r>
-          </w:p>
-        </w:tc>
-        <w:tc>
-          <w:tcPr>
-            <w:tcW w:w="1704" w:type="dxa"/>
-            <w:vAlign w:val="center"/>
-          </w:tcPr>
-          <w:p>
-            <w:pPr>
-              <w:numPr>
-                <w:ilvl w:val="0"/>
-                <w:numId w:val="0"/>
-              </w:numPr>
-              <w:jc w:val="center"/>
-              <w:rPr>
-                <w:rFonts w:hint="default" w:ascii="Times New Roman" w:hAnsi="Times New Roman" w:eastAsia="SimSun"/>
-                <w:b w:val="0"/>
-                <w:bCs w:val="0"/>
-                <w:color w:val="auto"/>
-                <w:sz w:val="24"/>
-                <w:szCs w:val="24"/>
-                <w:vertAlign w:val="baseline"/>
-                <w:lang w:val="en-US"/>
-              </w:rPr>
-            </w:pPr>
-            <w:r>
-              <w:rPr>
-                <w:rFonts w:hint="default" w:ascii="Times New Roman" w:hAnsi="Times New Roman" w:eastAsia="SimSun"/>
-                <w:b w:val="0"/>
-                <w:bCs w:val="0"/>
-                <w:color w:val="auto"/>
-                <w:sz w:val="24"/>
-                <w:szCs w:val="24"/>
-                <w:vertAlign w:val="baseline"/>
-                <w:lang w:val="en-US"/>
-              </w:rPr>
-              <w:t>94.03 min</w:t>
-            </w:r>
-          </w:p>
-        </w:tc>
-        <w:tc>
-          <w:tcPr>
-            <w:tcW w:w="1705" w:type="dxa"/>
-            <w:vAlign w:val="center"/>
-          </w:tcPr>
-          <w:p>
-            <w:pPr>
-              <w:numPr>
-                <w:ilvl w:val="0"/>
-                <w:numId w:val="0"/>
-              </w:numPr>
-              <w:jc w:val="center"/>
-              <w:rPr>
-                <w:rFonts w:hint="default" w:ascii="Times New Roman" w:hAnsi="Times New Roman" w:eastAsia="SimSun"/>
-                <w:b w:val="0"/>
-                <w:bCs w:val="0"/>
-                <w:color w:val="auto"/>
-                <w:sz w:val="24"/>
-                <w:szCs w:val="24"/>
-                <w:vertAlign w:val="baseline"/>
-                <w:lang w:val="en-US"/>
-              </w:rPr>
-            </w:pPr>
-            <w:r>
-              <w:rPr>
-                <w:rFonts w:hint="default" w:ascii="Times New Roman" w:hAnsi="Times New Roman" w:eastAsia="SimSun"/>
-                <w:b w:val="0"/>
-                <w:bCs w:val="0"/>
-                <w:color w:val="auto"/>
-                <w:sz w:val="24"/>
-                <w:szCs w:val="24"/>
-                <w:vertAlign w:val="baseline"/>
-                <w:lang w:val="en-US"/>
-              </w:rPr>
-              <w:t>5.89</w:t>
-            </w:r>
-          </w:p>
-        </w:tc>
-        <w:tc>
-          <w:tcPr>
-            <w:tcW w:w="1705" w:type="dxa"/>
-            <w:vAlign w:val="center"/>
-          </w:tcPr>
-          <w:p>
-            <w:pPr>
-              <w:numPr>
-                <w:ilvl w:val="0"/>
-                <w:numId w:val="0"/>
-              </w:numPr>
-              <w:jc w:val="center"/>
-              <w:rPr>
-                <w:rFonts w:hint="default" w:ascii="Times New Roman" w:hAnsi="Times New Roman" w:eastAsia="SimSun"/>
-                <w:b w:val="0"/>
-                <w:bCs w:val="0"/>
-                <w:color w:val="auto"/>
-                <w:sz w:val="24"/>
-                <w:szCs w:val="24"/>
-                <w:vertAlign w:val="baseline"/>
-                <w:lang w:val="en-US"/>
-              </w:rPr>
-            </w:pPr>
-            <w:r>
-              <w:rPr>
-                <w:rFonts w:hint="default" w:ascii="Times New Roman" w:hAnsi="Times New Roman" w:eastAsia="SimSun"/>
-                <w:b w:val="0"/>
-                <w:bCs w:val="0"/>
-                <w:color w:val="auto"/>
-                <w:sz w:val="24"/>
-                <w:szCs w:val="24"/>
-                <w:vertAlign w:val="baseline"/>
-                <w:lang w:val="en-US"/>
-              </w:rPr>
-              <w:t>0.204</w:t>
+            <w:tcW w:w="2840" w:type="dxa"/>
+            <w:shd w:val="clear"/>
+            <w:vAlign w:val="center"/>
+          </w:tcPr>
+          <w:p>
+            <w:pPr>
+              <w:numPr>
+                <w:ilvl w:val="0"/>
+                <w:numId w:val="0"/>
+              </w:numPr>
+              <w:ind w:left="0" w:leftChars="0" w:firstLine="0" w:firstLineChars="0"/>
+              <w:jc w:val="center"/>
+              <w:rPr>
+                <w:rFonts w:hint="default" w:ascii="Times New Roman" w:hAnsi="Times New Roman" w:eastAsia="SimSun" w:cstheme="minorBidi"/>
+                <w:b w:val="0"/>
+                <w:bCs w:val="0"/>
+                <w:color w:val="auto"/>
+                <w:sz w:val="24"/>
+                <w:szCs w:val="24"/>
+                <w:vertAlign w:val="baseline"/>
+                <w:lang w:val="en-US" w:eastAsia="zh-CN" w:bidi="ar-SA"/>
+              </w:rPr>
+            </w:pPr>
+            <w:r>
+              <w:rPr>
+                <w:rFonts w:hint="default" w:ascii="Times New Roman" w:hAnsi="Times New Roman" w:eastAsia="SimSun"/>
+                <w:b w:val="0"/>
+                <w:bCs w:val="0"/>
+                <w:color w:val="auto"/>
+                <w:sz w:val="24"/>
+                <w:szCs w:val="24"/>
+                <w:vertAlign w:val="baseline"/>
+                <w:lang w:val="en-US"/>
+              </w:rPr>
+              <w:t>Hidden gems</w:t>
+            </w:r>
+          </w:p>
+        </w:tc>
+        <w:tc>
+          <w:tcPr>
+            <w:tcW w:w="2841" w:type="dxa"/>
+            <w:vAlign w:val="center"/>
+          </w:tcPr>
+          <w:p>
+            <w:pPr>
+              <w:numPr>
+                <w:ilvl w:val="0"/>
+                <w:numId w:val="0"/>
+              </w:numPr>
+              <w:jc w:val="center"/>
+              <w:rPr>
+                <w:rFonts w:hint="default" w:ascii="Times New Roman" w:hAnsi="Times New Roman" w:eastAsia="SimSun"/>
+                <w:b w:val="0"/>
+                <w:bCs w:val="0"/>
+                <w:color w:val="auto"/>
+                <w:sz w:val="24"/>
+                <w:szCs w:val="24"/>
+                <w:vertAlign w:val="baseline"/>
+                <w:lang w:val="en-US"/>
+              </w:rPr>
+            </w:pPr>
+            <w:r>
+              <w:rPr>
+                <w:rFonts w:hint="default" w:ascii="Times New Roman" w:hAnsi="Times New Roman" w:eastAsia="SimSun"/>
+                <w:b w:val="0"/>
+                <w:bCs w:val="0"/>
+                <w:color w:val="auto"/>
+                <w:sz w:val="24"/>
+                <w:szCs w:val="24"/>
+                <w:vertAlign w:val="baseline"/>
+                <w:lang w:val="en-US"/>
+              </w:rPr>
+              <w:t>Adventure</w:t>
+            </w:r>
+          </w:p>
+        </w:tc>
+        <w:tc>
+          <w:tcPr>
+            <w:tcW w:w="2841" w:type="dxa"/>
+            <w:vAlign w:val="center"/>
+          </w:tcPr>
+          <w:p>
+            <w:pPr>
+              <w:numPr>
+                <w:ilvl w:val="0"/>
+                <w:numId w:val="0"/>
+              </w:numPr>
+              <w:jc w:val="center"/>
+              <w:rPr>
+                <w:rFonts w:hint="default" w:ascii="Times New Roman" w:hAnsi="Times New Roman" w:eastAsia="SimSun"/>
+                <w:b w:val="0"/>
+                <w:bCs w:val="0"/>
+                <w:color w:val="auto"/>
+                <w:sz w:val="24"/>
+                <w:szCs w:val="24"/>
+                <w:vertAlign w:val="baseline"/>
+                <w:lang w:val="en-US"/>
+              </w:rPr>
+            </w:pPr>
+            <w:r>
+              <w:rPr>
+                <w:rFonts w:hint="default" w:ascii="Times New Roman" w:hAnsi="Times New Roman" w:eastAsia="SimSun"/>
+                <w:b w:val="0"/>
+                <w:bCs w:val="0"/>
+                <w:color w:val="auto"/>
+                <w:sz w:val="24"/>
+                <w:szCs w:val="24"/>
+                <w:vertAlign w:val="baseline"/>
+                <w:lang w:val="en-US"/>
+              </w:rPr>
+              <w:t>8.38%</w:t>
             </w:r>
           </w:p>
         </w:tc>
@@ -16377,191 +18296,115 @@
         </w:tblPrEx>
         <w:tc>
           <w:tcPr>
-            <w:tcW w:w="1704" w:type="dxa"/>
-            <w:vAlign w:val="center"/>
-          </w:tcPr>
-          <w:p>
-            <w:pPr>
-              <w:numPr>
-                <w:ilvl w:val="0"/>
-                <w:numId w:val="0"/>
-              </w:numPr>
-              <w:jc w:val="center"/>
-              <w:rPr>
-                <w:rFonts w:hint="default" w:ascii="Times New Roman" w:hAnsi="Times New Roman" w:eastAsia="SimSun"/>
-                <w:b w:val="0"/>
-                <w:bCs w:val="0"/>
-                <w:color w:val="auto"/>
-                <w:sz w:val="24"/>
-                <w:szCs w:val="24"/>
-                <w:vertAlign w:val="baseline"/>
-                <w:lang w:val="en-US"/>
-              </w:rPr>
-            </w:pPr>
-            <w:r>
-              <w:rPr>
-                <w:rFonts w:hint="default" w:ascii="Times New Roman" w:hAnsi="Times New Roman" w:eastAsia="SimSun"/>
-                <w:b w:val="0"/>
-                <w:bCs w:val="0"/>
-                <w:color w:val="auto"/>
-                <w:sz w:val="24"/>
-                <w:szCs w:val="24"/>
-                <w:vertAlign w:val="baseline"/>
-                <w:lang w:val="en-US"/>
-              </w:rPr>
-              <w:t>1990</w:t>
-            </w:r>
-          </w:p>
-        </w:tc>
-        <w:tc>
-          <w:tcPr>
-            <w:tcW w:w="1704" w:type="dxa"/>
-            <w:vAlign w:val="center"/>
-          </w:tcPr>
-          <w:p>
-            <w:pPr>
-              <w:numPr>
-                <w:ilvl w:val="0"/>
-                <w:numId w:val="0"/>
-              </w:numPr>
-              <w:jc w:val="center"/>
-              <w:rPr>
-                <w:rFonts w:hint="default" w:ascii="Times New Roman" w:hAnsi="Times New Roman" w:eastAsia="SimSun"/>
-                <w:b w:val="0"/>
-                <w:bCs w:val="0"/>
-                <w:color w:val="auto"/>
-                <w:sz w:val="24"/>
-                <w:szCs w:val="24"/>
-                <w:vertAlign w:val="baseline"/>
-                <w:lang w:val="en-US"/>
-              </w:rPr>
-            </w:pPr>
-            <w:r>
-              <w:rPr>
-                <w:rFonts w:hint="default" w:ascii="Times New Roman" w:hAnsi="Times New Roman" w:eastAsia="SimSun"/>
-                <w:b w:val="0"/>
-                <w:bCs w:val="0"/>
-                <w:color w:val="auto"/>
-                <w:sz w:val="24"/>
-                <w:szCs w:val="24"/>
-                <w:vertAlign w:val="baseline"/>
-                <w:lang w:val="en-US"/>
-              </w:rPr>
-              <w:t>23970</w:t>
-            </w:r>
-          </w:p>
-        </w:tc>
-        <w:tc>
-          <w:tcPr>
-            <w:tcW w:w="1704" w:type="dxa"/>
-            <w:vAlign w:val="center"/>
-          </w:tcPr>
-          <w:p>
-            <w:pPr>
-              <w:numPr>
-                <w:ilvl w:val="0"/>
-                <w:numId w:val="0"/>
-              </w:numPr>
-              <w:jc w:val="center"/>
-              <w:rPr>
-                <w:rFonts w:hint="default" w:ascii="Times New Roman" w:hAnsi="Times New Roman" w:eastAsia="SimSun"/>
-                <w:b w:val="0"/>
-                <w:bCs w:val="0"/>
-                <w:color w:val="auto"/>
-                <w:sz w:val="24"/>
-                <w:szCs w:val="24"/>
-                <w:vertAlign w:val="baseline"/>
-                <w:lang w:val="en-US"/>
-              </w:rPr>
-            </w:pPr>
-            <w:r>
-              <w:rPr>
-                <w:rFonts w:hint="default" w:ascii="Times New Roman" w:hAnsi="Times New Roman" w:eastAsia="SimSun"/>
-                <w:b w:val="0"/>
-                <w:bCs w:val="0"/>
-                <w:color w:val="auto"/>
-                <w:sz w:val="24"/>
-                <w:szCs w:val="24"/>
-                <w:vertAlign w:val="baseline"/>
-                <w:lang w:val="en-US"/>
-              </w:rPr>
-              <w:t>98.00 min</w:t>
-            </w:r>
-          </w:p>
-        </w:tc>
-        <w:tc>
-          <w:tcPr>
-            <w:tcW w:w="1705" w:type="dxa"/>
-            <w:vAlign w:val="center"/>
-          </w:tcPr>
-          <w:p>
-            <w:pPr>
-              <w:numPr>
-                <w:ilvl w:val="0"/>
-                <w:numId w:val="0"/>
-              </w:numPr>
-              <w:jc w:val="center"/>
-              <w:rPr>
-                <w:rFonts w:hint="default" w:ascii="Times New Roman" w:hAnsi="Times New Roman" w:eastAsia="SimSun"/>
-                <w:b w:val="0"/>
-                <w:bCs w:val="0"/>
-                <w:color w:val="auto"/>
-                <w:sz w:val="24"/>
-                <w:szCs w:val="24"/>
-                <w:vertAlign w:val="baseline"/>
-                <w:lang w:val="en-US"/>
-              </w:rPr>
-            </w:pPr>
-            <w:r>
-              <w:rPr>
-                <w:rFonts w:hint="default" w:ascii="Times New Roman" w:hAnsi="Times New Roman" w:eastAsia="SimSun"/>
-                <w:b w:val="0"/>
-                <w:bCs w:val="0"/>
-                <w:color w:val="auto"/>
-                <w:sz w:val="24"/>
-                <w:szCs w:val="24"/>
-                <w:vertAlign w:val="baseline"/>
-                <w:lang w:val="en-US"/>
-              </w:rPr>
-              <w:t>6.02</w:t>
-            </w:r>
-          </w:p>
-        </w:tc>
-        <w:tc>
-          <w:tcPr>
-            <w:tcW w:w="1705" w:type="dxa"/>
-            <w:vAlign w:val="center"/>
-          </w:tcPr>
-          <w:p>
-            <w:pPr>
-              <w:numPr>
-                <w:ilvl w:val="0"/>
-                <w:numId w:val="0"/>
-              </w:numPr>
-              <w:jc w:val="center"/>
-              <w:rPr>
-                <w:rFonts w:hint="default" w:ascii="Times New Roman" w:hAnsi="Times New Roman" w:eastAsia="SimSun"/>
-                <w:b w:val="0"/>
-                <w:bCs w:val="0"/>
-                <w:color w:val="auto"/>
-                <w:sz w:val="24"/>
-                <w:szCs w:val="24"/>
-                <w:vertAlign w:val="baseline"/>
-                <w:lang w:val="en-US"/>
-              </w:rPr>
-            </w:pPr>
-            <w:r>
-              <w:rPr>
-                <w:rFonts w:hint="default" w:ascii="Times New Roman" w:hAnsi="Times New Roman" w:eastAsia="SimSun"/>
-                <w:b w:val="0"/>
-                <w:bCs w:val="0"/>
-                <w:color w:val="auto"/>
-                <w:sz w:val="24"/>
-                <w:szCs w:val="24"/>
-                <w:vertAlign w:val="baseline"/>
-                <w:lang w:val="en-US"/>
-              </w:rPr>
-              <w:t>0.063</w:t>
+            <w:tcW w:w="2840" w:type="dxa"/>
+            <w:vAlign w:val="center"/>
+          </w:tcPr>
+          <w:p>
+            <w:pPr>
+              <w:numPr>
+                <w:ilvl w:val="0"/>
+                <w:numId w:val="0"/>
+              </w:numPr>
+              <w:jc w:val="center"/>
+              <w:rPr>
+                <w:rFonts w:hint="default" w:ascii="Times New Roman" w:hAnsi="Times New Roman" w:eastAsia="SimSun"/>
+                <w:b w:val="0"/>
+                <w:bCs w:val="0"/>
+                <w:color w:val="auto"/>
+                <w:sz w:val="24"/>
+                <w:szCs w:val="24"/>
+                <w:vertAlign w:val="baseline"/>
+                <w:lang w:val="en-US"/>
+              </w:rPr>
+            </w:pPr>
+            <w:r>
+              <w:rPr>
+                <w:rFonts w:hint="default" w:ascii="Times New Roman" w:hAnsi="Times New Roman" w:eastAsia="SimSun"/>
+                <w:b w:val="0"/>
+                <w:bCs w:val="0"/>
+                <w:color w:val="auto"/>
+                <w:sz w:val="24"/>
+                <w:szCs w:val="24"/>
+                <w:vertAlign w:val="baseline"/>
+                <w:lang w:val="en-US"/>
+              </w:rPr>
+              <w:t>Overrated</w:t>
+            </w:r>
+          </w:p>
+        </w:tc>
+        <w:tc>
+          <w:tcPr>
+            <w:tcW w:w="2841" w:type="dxa"/>
+            <w:vAlign w:val="center"/>
+          </w:tcPr>
+          <w:p>
+            <w:pPr>
+              <w:numPr>
+                <w:ilvl w:val="0"/>
+                <w:numId w:val="0"/>
+              </w:numPr>
+              <w:jc w:val="center"/>
+              <w:rPr>
+                <w:rFonts w:hint="default" w:ascii="Times New Roman" w:hAnsi="Times New Roman" w:eastAsia="SimSun"/>
+                <w:b w:val="0"/>
+                <w:bCs w:val="0"/>
+                <w:color w:val="auto"/>
+                <w:sz w:val="24"/>
+                <w:szCs w:val="24"/>
+                <w:vertAlign w:val="baseline"/>
+                <w:lang w:val="en-US"/>
+              </w:rPr>
+            </w:pPr>
+            <w:r>
+              <w:rPr>
+                <w:rFonts w:hint="default" w:ascii="Times New Roman" w:hAnsi="Times New Roman" w:eastAsia="SimSun"/>
+                <w:b w:val="0"/>
+                <w:bCs w:val="0"/>
+                <w:color w:val="auto"/>
+                <w:sz w:val="24"/>
+                <w:szCs w:val="24"/>
+                <w:vertAlign w:val="baseline"/>
+                <w:lang w:val="en-US"/>
+              </w:rPr>
+              <w:t>Horror</w:t>
+            </w:r>
+          </w:p>
+        </w:tc>
+        <w:tc>
+          <w:tcPr>
+            <w:tcW w:w="2841" w:type="dxa"/>
+            <w:vAlign w:val="center"/>
+          </w:tcPr>
+          <w:p>
+            <w:pPr>
+              <w:numPr>
+                <w:ilvl w:val="0"/>
+                <w:numId w:val="0"/>
+              </w:numPr>
+              <w:jc w:val="center"/>
+              <w:rPr>
+                <w:rFonts w:hint="default" w:ascii="Times New Roman" w:hAnsi="Times New Roman" w:eastAsia="SimSun"/>
+                <w:b w:val="0"/>
+                <w:bCs w:val="0"/>
+                <w:color w:val="auto"/>
+                <w:sz w:val="24"/>
+                <w:szCs w:val="24"/>
+                <w:vertAlign w:val="baseline"/>
+                <w:lang w:val="en-US"/>
+              </w:rPr>
+            </w:pPr>
+            <w:r>
+              <w:rPr>
+                <w:rFonts w:hint="default" w:ascii="Times New Roman" w:hAnsi="Times New Roman" w:eastAsia="SimSun"/>
+                <w:b w:val="0"/>
+                <w:bCs w:val="0"/>
+                <w:color w:val="auto"/>
+                <w:sz w:val="24"/>
+                <w:szCs w:val="24"/>
+                <w:vertAlign w:val="baseline"/>
+                <w:lang w:val="en-US"/>
+              </w:rPr>
+              <w:t>1.23%</w:t>
             </w:r>
           </w:p>
         </w:tc>
@@ -16583,191 +18426,115 @@
         </w:tblPrEx>
         <w:tc>
           <w:tcPr>
-            <w:tcW w:w="1704" w:type="dxa"/>
-            <w:vAlign w:val="center"/>
-          </w:tcPr>
-          <w:p>
-            <w:pPr>
-              <w:numPr>
-                <w:ilvl w:val="0"/>
-                <w:numId w:val="0"/>
-              </w:numPr>
-              <w:jc w:val="center"/>
-              <w:rPr>
-                <w:rFonts w:hint="default" w:ascii="Times New Roman" w:hAnsi="Times New Roman" w:eastAsia="SimSun"/>
-                <w:b w:val="0"/>
-                <w:bCs w:val="0"/>
-                <w:color w:val="auto"/>
-                <w:sz w:val="24"/>
-                <w:szCs w:val="24"/>
-                <w:vertAlign w:val="baseline"/>
-                <w:lang w:val="en-US"/>
-              </w:rPr>
-            </w:pPr>
-            <w:r>
-              <w:rPr>
-                <w:rFonts w:hint="default" w:ascii="Times New Roman" w:hAnsi="Times New Roman" w:eastAsia="SimSun"/>
-                <w:b w:val="0"/>
-                <w:bCs w:val="0"/>
-                <w:color w:val="auto"/>
-                <w:sz w:val="24"/>
-                <w:szCs w:val="24"/>
-                <w:vertAlign w:val="baseline"/>
-                <w:lang w:val="en-US"/>
-              </w:rPr>
-              <w:t>2010</w:t>
-            </w:r>
-          </w:p>
-        </w:tc>
-        <w:tc>
-          <w:tcPr>
-            <w:tcW w:w="1704" w:type="dxa"/>
-            <w:vAlign w:val="center"/>
-          </w:tcPr>
-          <w:p>
-            <w:pPr>
-              <w:numPr>
-                <w:ilvl w:val="0"/>
-                <w:numId w:val="0"/>
-              </w:numPr>
-              <w:jc w:val="center"/>
-              <w:rPr>
-                <w:rFonts w:hint="default" w:ascii="Times New Roman" w:hAnsi="Times New Roman" w:eastAsia="SimSun"/>
-                <w:b w:val="0"/>
-                <w:bCs w:val="0"/>
-                <w:color w:val="auto"/>
-                <w:sz w:val="24"/>
-                <w:szCs w:val="24"/>
-                <w:vertAlign w:val="baseline"/>
-                <w:lang w:val="en-US"/>
-              </w:rPr>
-            </w:pPr>
-            <w:r>
-              <w:rPr>
-                <w:rFonts w:hint="default" w:ascii="Times New Roman" w:hAnsi="Times New Roman" w:eastAsia="SimSun"/>
-                <w:b w:val="0"/>
-                <w:bCs w:val="0"/>
-                <w:color w:val="auto"/>
-                <w:sz w:val="24"/>
-                <w:szCs w:val="24"/>
-                <w:vertAlign w:val="baseline"/>
-                <w:lang w:val="en-US"/>
-              </w:rPr>
-              <w:t>88193</w:t>
-            </w:r>
-          </w:p>
-        </w:tc>
-        <w:tc>
-          <w:tcPr>
-            <w:tcW w:w="1704" w:type="dxa"/>
-            <w:vAlign w:val="center"/>
-          </w:tcPr>
-          <w:p>
-            <w:pPr>
-              <w:numPr>
-                <w:ilvl w:val="0"/>
-                <w:numId w:val="0"/>
-              </w:numPr>
-              <w:jc w:val="center"/>
-              <w:rPr>
-                <w:rFonts w:hint="default" w:ascii="Times New Roman" w:hAnsi="Times New Roman" w:eastAsia="SimSun"/>
-                <w:b w:val="0"/>
-                <w:bCs w:val="0"/>
-                <w:color w:val="auto"/>
-                <w:sz w:val="24"/>
-                <w:szCs w:val="24"/>
-                <w:vertAlign w:val="baseline"/>
-                <w:lang w:val="en-US"/>
-              </w:rPr>
-            </w:pPr>
-            <w:r>
-              <w:rPr>
-                <w:rFonts w:hint="default" w:ascii="Times New Roman" w:hAnsi="Times New Roman" w:eastAsia="SimSun"/>
-                <w:b w:val="0"/>
-                <w:bCs w:val="0"/>
-                <w:color w:val="auto"/>
-                <w:sz w:val="24"/>
-                <w:szCs w:val="24"/>
-                <w:vertAlign w:val="baseline"/>
-                <w:lang w:val="en-US"/>
-              </w:rPr>
-              <w:t>94.35 min</w:t>
-            </w:r>
-          </w:p>
-        </w:tc>
-        <w:tc>
-          <w:tcPr>
-            <w:tcW w:w="1705" w:type="dxa"/>
-            <w:vAlign w:val="center"/>
-          </w:tcPr>
-          <w:p>
-            <w:pPr>
-              <w:numPr>
-                <w:ilvl w:val="0"/>
-                <w:numId w:val="0"/>
-              </w:numPr>
-              <w:jc w:val="center"/>
-              <w:rPr>
-                <w:rFonts w:hint="default" w:ascii="Times New Roman" w:hAnsi="Times New Roman" w:eastAsia="SimSun"/>
-                <w:b w:val="0"/>
-                <w:bCs w:val="0"/>
-                <w:color w:val="auto"/>
-                <w:sz w:val="24"/>
-                <w:szCs w:val="24"/>
-                <w:vertAlign w:val="baseline"/>
-                <w:lang w:val="en-US"/>
-              </w:rPr>
-            </w:pPr>
-            <w:r>
-              <w:rPr>
-                <w:rFonts w:hint="default" w:ascii="Times New Roman" w:hAnsi="Times New Roman" w:eastAsia="SimSun"/>
-                <w:b w:val="0"/>
-                <w:bCs w:val="0"/>
-                <w:color w:val="auto"/>
-                <w:sz w:val="24"/>
-                <w:szCs w:val="24"/>
-                <w:vertAlign w:val="baseline"/>
-                <w:lang w:val="en-US"/>
-              </w:rPr>
-              <w:t>6.19</w:t>
-            </w:r>
-          </w:p>
-        </w:tc>
-        <w:tc>
-          <w:tcPr>
-            <w:tcW w:w="1705" w:type="dxa"/>
-            <w:vAlign w:val="center"/>
-          </w:tcPr>
-          <w:p>
-            <w:pPr>
-              <w:numPr>
-                <w:ilvl w:val="0"/>
-                <w:numId w:val="0"/>
-              </w:numPr>
-              <w:jc w:val="center"/>
-              <w:rPr>
-                <w:rFonts w:hint="default" w:ascii="Times New Roman" w:hAnsi="Times New Roman" w:eastAsia="SimSun"/>
-                <w:b w:val="0"/>
-                <w:bCs w:val="0"/>
-                <w:color w:val="auto"/>
-                <w:sz w:val="24"/>
-                <w:szCs w:val="24"/>
-                <w:vertAlign w:val="baseline"/>
-                <w:lang w:val="en-US"/>
-              </w:rPr>
-            </w:pPr>
-            <w:r>
-              <w:rPr>
-                <w:rFonts w:hint="default" w:ascii="Times New Roman" w:hAnsi="Times New Roman" w:eastAsia="SimSun"/>
-                <w:b w:val="0"/>
-                <w:bCs w:val="0"/>
-                <w:color w:val="auto"/>
-                <w:sz w:val="24"/>
-                <w:szCs w:val="24"/>
-                <w:vertAlign w:val="baseline"/>
-                <w:lang w:val="en-US"/>
-              </w:rPr>
-              <w:t>-0.004</w:t>
+            <w:tcW w:w="2840" w:type="dxa"/>
+            <w:vAlign w:val="center"/>
+          </w:tcPr>
+          <w:p>
+            <w:pPr>
+              <w:numPr>
+                <w:ilvl w:val="0"/>
+                <w:numId w:val="0"/>
+              </w:numPr>
+              <w:jc w:val="center"/>
+              <w:rPr>
+                <w:rFonts w:hint="default" w:ascii="Times New Roman" w:hAnsi="Times New Roman" w:eastAsia="SimSun"/>
+                <w:b w:val="0"/>
+                <w:bCs w:val="0"/>
+                <w:color w:val="auto"/>
+                <w:sz w:val="24"/>
+                <w:szCs w:val="24"/>
+                <w:vertAlign w:val="baseline"/>
+                <w:lang w:val="en-US"/>
+              </w:rPr>
+            </w:pPr>
+            <w:r>
+              <w:rPr>
+                <w:rFonts w:hint="default" w:ascii="Times New Roman" w:hAnsi="Times New Roman" w:eastAsia="SimSun"/>
+                <w:b w:val="0"/>
+                <w:bCs w:val="0"/>
+                <w:color w:val="auto"/>
+                <w:sz w:val="24"/>
+                <w:szCs w:val="24"/>
+                <w:vertAlign w:val="baseline"/>
+                <w:lang w:val="en-US"/>
+              </w:rPr>
+              <w:t>Overrated</w:t>
+            </w:r>
+          </w:p>
+        </w:tc>
+        <w:tc>
+          <w:tcPr>
+            <w:tcW w:w="2841" w:type="dxa"/>
+            <w:vAlign w:val="center"/>
+          </w:tcPr>
+          <w:p>
+            <w:pPr>
+              <w:numPr>
+                <w:ilvl w:val="0"/>
+                <w:numId w:val="0"/>
+              </w:numPr>
+              <w:jc w:val="center"/>
+              <w:rPr>
+                <w:rFonts w:hint="default" w:ascii="Times New Roman" w:hAnsi="Times New Roman" w:eastAsia="SimSun"/>
+                <w:b w:val="0"/>
+                <w:bCs w:val="0"/>
+                <w:color w:val="auto"/>
+                <w:sz w:val="24"/>
+                <w:szCs w:val="24"/>
+                <w:vertAlign w:val="baseline"/>
+                <w:lang w:val="en-US"/>
+              </w:rPr>
+            </w:pPr>
+            <w:r>
+              <w:rPr>
+                <w:rFonts w:hint="default" w:ascii="Times New Roman" w:hAnsi="Times New Roman" w:eastAsia="SimSun"/>
+                <w:b w:val="0"/>
+                <w:bCs w:val="0"/>
+                <w:color w:val="auto"/>
+                <w:sz w:val="24"/>
+                <w:szCs w:val="24"/>
+                <w:vertAlign w:val="baseline"/>
+                <w:lang w:val="en-US"/>
+              </w:rPr>
+              <w:t>Thriller</w:t>
+            </w:r>
+          </w:p>
+        </w:tc>
+        <w:tc>
+          <w:tcPr>
+            <w:tcW w:w="2841" w:type="dxa"/>
+            <w:vAlign w:val="center"/>
+          </w:tcPr>
+          <w:p>
+            <w:pPr>
+              <w:numPr>
+                <w:ilvl w:val="0"/>
+                <w:numId w:val="0"/>
+              </w:numPr>
+              <w:jc w:val="center"/>
+              <w:rPr>
+                <w:rFonts w:hint="default" w:ascii="Times New Roman" w:hAnsi="Times New Roman" w:eastAsia="SimSun"/>
+                <w:b w:val="0"/>
+                <w:bCs w:val="0"/>
+                <w:color w:val="auto"/>
+                <w:sz w:val="24"/>
+                <w:szCs w:val="24"/>
+                <w:vertAlign w:val="baseline"/>
+                <w:lang w:val="en-US"/>
+              </w:rPr>
+            </w:pPr>
+            <w:r>
+              <w:rPr>
+                <w:rFonts w:hint="default" w:ascii="Times New Roman" w:hAnsi="Times New Roman" w:eastAsia="SimSun"/>
+                <w:b w:val="0"/>
+                <w:bCs w:val="0"/>
+                <w:color w:val="auto"/>
+                <w:sz w:val="24"/>
+                <w:szCs w:val="24"/>
+                <w:vertAlign w:val="baseline"/>
+                <w:lang w:val="en-US"/>
+              </w:rPr>
+              <w:t>1.01%</w:t>
             </w:r>
           </w:p>
         </w:tc>
@@ -16789,191 +18556,115 @@
         </w:tblPrEx>
         <w:tc>
           <w:tcPr>
-            <w:tcW w:w="1704" w:type="dxa"/>
-            <w:vAlign w:val="center"/>
-          </w:tcPr>
-          <w:p>
-            <w:pPr>
-              <w:numPr>
-                <w:ilvl w:val="0"/>
-                <w:numId w:val="0"/>
-              </w:numPr>
-              <w:jc w:val="center"/>
-              <w:rPr>
-                <w:rFonts w:hint="default" w:ascii="Times New Roman" w:hAnsi="Times New Roman" w:eastAsia="SimSun"/>
-                <w:b w:val="0"/>
-                <w:bCs w:val="0"/>
-                <w:color w:val="auto"/>
-                <w:sz w:val="24"/>
-                <w:szCs w:val="24"/>
-                <w:vertAlign w:val="baseline"/>
-                <w:lang w:val="en-US"/>
-              </w:rPr>
-            </w:pPr>
-            <w:r>
-              <w:rPr>
-                <w:rFonts w:hint="default" w:ascii="Times New Roman" w:hAnsi="Times New Roman" w:eastAsia="SimSun"/>
-                <w:b w:val="0"/>
-                <w:bCs w:val="0"/>
-                <w:color w:val="auto"/>
-                <w:sz w:val="24"/>
-                <w:szCs w:val="24"/>
-                <w:vertAlign w:val="baseline"/>
-                <w:lang w:val="en-US"/>
-              </w:rPr>
-              <w:t>2020</w:t>
-            </w:r>
-          </w:p>
-        </w:tc>
-        <w:tc>
-          <w:tcPr>
-            <w:tcW w:w="1704" w:type="dxa"/>
-            <w:vAlign w:val="center"/>
-          </w:tcPr>
-          <w:p>
-            <w:pPr>
-              <w:numPr>
-                <w:ilvl w:val="0"/>
-                <w:numId w:val="0"/>
-              </w:numPr>
-              <w:jc w:val="center"/>
-              <w:rPr>
-                <w:rFonts w:hint="default" w:ascii="Times New Roman" w:hAnsi="Times New Roman" w:eastAsia="SimSun"/>
-                <w:b w:val="0"/>
-                <w:bCs w:val="0"/>
-                <w:color w:val="auto"/>
-                <w:sz w:val="24"/>
-                <w:szCs w:val="24"/>
-                <w:vertAlign w:val="baseline"/>
-                <w:lang w:val="en-US"/>
-              </w:rPr>
-            </w:pPr>
-            <w:r>
-              <w:rPr>
-                <w:rFonts w:hint="default" w:ascii="Times New Roman" w:hAnsi="Times New Roman" w:eastAsia="SimSun"/>
-                <w:b w:val="0"/>
-                <w:bCs w:val="0"/>
-                <w:color w:val="auto"/>
-                <w:sz w:val="24"/>
-                <w:szCs w:val="24"/>
-                <w:vertAlign w:val="baseline"/>
-                <w:lang w:val="en-US"/>
-              </w:rPr>
-              <w:t>60353</w:t>
-            </w:r>
-          </w:p>
-        </w:tc>
-        <w:tc>
-          <w:tcPr>
-            <w:tcW w:w="1704" w:type="dxa"/>
-            <w:vAlign w:val="center"/>
-          </w:tcPr>
-          <w:p>
-            <w:pPr>
-              <w:numPr>
-                <w:ilvl w:val="0"/>
-                <w:numId w:val="0"/>
-              </w:numPr>
-              <w:jc w:val="center"/>
-              <w:rPr>
-                <w:rFonts w:hint="default" w:ascii="Times New Roman" w:hAnsi="Times New Roman" w:eastAsia="SimSun"/>
-                <w:b w:val="0"/>
-                <w:bCs w:val="0"/>
-                <w:color w:val="auto"/>
-                <w:sz w:val="24"/>
-                <w:szCs w:val="24"/>
-                <w:vertAlign w:val="baseline"/>
-                <w:lang w:val="en-US"/>
-              </w:rPr>
-            </w:pPr>
-            <w:r>
-              <w:rPr>
-                <w:rFonts w:hint="default" w:ascii="Times New Roman" w:hAnsi="Times New Roman" w:eastAsia="SimSun"/>
-                <w:b w:val="0"/>
-                <w:bCs w:val="0"/>
-                <w:color w:val="auto"/>
-                <w:sz w:val="24"/>
-                <w:szCs w:val="24"/>
-                <w:vertAlign w:val="baseline"/>
-                <w:lang w:val="en-US"/>
-              </w:rPr>
-              <w:t>97.22 min</w:t>
-            </w:r>
-          </w:p>
-        </w:tc>
-        <w:tc>
-          <w:tcPr>
-            <w:tcW w:w="1705" w:type="dxa"/>
-            <w:vAlign w:val="center"/>
-          </w:tcPr>
-          <w:p>
-            <w:pPr>
-              <w:numPr>
-                <w:ilvl w:val="0"/>
-                <w:numId w:val="0"/>
-              </w:numPr>
-              <w:jc w:val="center"/>
-              <w:rPr>
-                <w:rFonts w:hint="default" w:ascii="Times New Roman" w:hAnsi="Times New Roman" w:eastAsia="SimSun"/>
-                <w:b w:val="0"/>
-                <w:bCs w:val="0"/>
-                <w:color w:val="auto"/>
-                <w:sz w:val="24"/>
-                <w:szCs w:val="24"/>
-                <w:vertAlign w:val="baseline"/>
-                <w:lang w:val="en-US"/>
-              </w:rPr>
-            </w:pPr>
-            <w:r>
-              <w:rPr>
-                <w:rFonts w:hint="default" w:ascii="Times New Roman" w:hAnsi="Times New Roman" w:eastAsia="SimSun"/>
-                <w:b w:val="0"/>
-                <w:bCs w:val="0"/>
-                <w:color w:val="auto"/>
-                <w:sz w:val="24"/>
-                <w:szCs w:val="24"/>
-                <w:vertAlign w:val="baseline"/>
-                <w:lang w:val="en-US"/>
-              </w:rPr>
-              <w:t>6.22</w:t>
-            </w:r>
-          </w:p>
-        </w:tc>
-        <w:tc>
-          <w:tcPr>
-            <w:tcW w:w="1705" w:type="dxa"/>
-            <w:vAlign w:val="center"/>
-          </w:tcPr>
-          <w:p>
-            <w:pPr>
-              <w:numPr>
-                <w:ilvl w:val="0"/>
-                <w:numId w:val="0"/>
-              </w:numPr>
-              <w:jc w:val="center"/>
-              <w:rPr>
-                <w:rFonts w:hint="default" w:ascii="Times New Roman" w:hAnsi="Times New Roman" w:eastAsia="SimSun"/>
-                <w:b w:val="0"/>
-                <w:bCs w:val="0"/>
-                <w:color w:val="auto"/>
-                <w:sz w:val="24"/>
-                <w:szCs w:val="24"/>
-                <w:vertAlign w:val="baseline"/>
-                <w:lang w:val="en-US"/>
-              </w:rPr>
-            </w:pPr>
-            <w:r>
-              <w:rPr>
-                <w:rFonts w:hint="default" w:ascii="Times New Roman" w:hAnsi="Times New Roman" w:eastAsia="SimSun"/>
-                <w:b w:val="0"/>
-                <w:bCs w:val="0"/>
-                <w:color w:val="auto"/>
-                <w:sz w:val="24"/>
-                <w:szCs w:val="24"/>
-                <w:vertAlign w:val="baseline"/>
-                <w:lang w:val="en-US"/>
-              </w:rPr>
-              <w:t>-0.001</w:t>
+            <w:tcW w:w="2840" w:type="dxa"/>
+            <w:vAlign w:val="center"/>
+          </w:tcPr>
+          <w:p>
+            <w:pPr>
+              <w:numPr>
+                <w:ilvl w:val="0"/>
+                <w:numId w:val="0"/>
+              </w:numPr>
+              <w:jc w:val="center"/>
+              <w:rPr>
+                <w:rFonts w:hint="default" w:ascii="Times New Roman" w:hAnsi="Times New Roman" w:eastAsia="SimSun"/>
+                <w:b w:val="0"/>
+                <w:bCs w:val="0"/>
+                <w:color w:val="auto"/>
+                <w:sz w:val="24"/>
+                <w:szCs w:val="24"/>
+                <w:vertAlign w:val="baseline"/>
+                <w:lang w:val="en-US"/>
+              </w:rPr>
+            </w:pPr>
+            <w:r>
+              <w:rPr>
+                <w:rFonts w:hint="default" w:ascii="Times New Roman" w:hAnsi="Times New Roman" w:eastAsia="SimSun"/>
+                <w:b w:val="0"/>
+                <w:bCs w:val="0"/>
+                <w:color w:val="auto"/>
+                <w:sz w:val="24"/>
+                <w:szCs w:val="24"/>
+                <w:vertAlign w:val="baseline"/>
+                <w:lang w:val="en-US"/>
+              </w:rPr>
+              <w:t>Overrated</w:t>
+            </w:r>
+          </w:p>
+        </w:tc>
+        <w:tc>
+          <w:tcPr>
+            <w:tcW w:w="2841" w:type="dxa"/>
+            <w:vAlign w:val="center"/>
+          </w:tcPr>
+          <w:p>
+            <w:pPr>
+              <w:numPr>
+                <w:ilvl w:val="0"/>
+                <w:numId w:val="0"/>
+              </w:numPr>
+              <w:jc w:val="center"/>
+              <w:rPr>
+                <w:rFonts w:hint="default" w:ascii="Times New Roman" w:hAnsi="Times New Roman" w:eastAsia="SimSun"/>
+                <w:b w:val="0"/>
+                <w:bCs w:val="0"/>
+                <w:color w:val="auto"/>
+                <w:sz w:val="24"/>
+                <w:szCs w:val="24"/>
+                <w:vertAlign w:val="baseline"/>
+                <w:lang w:val="en-US"/>
+              </w:rPr>
+            </w:pPr>
+            <w:r>
+              <w:rPr>
+                <w:rFonts w:hint="default" w:ascii="Times New Roman" w:hAnsi="Times New Roman" w:eastAsia="SimSun"/>
+                <w:b w:val="0"/>
+                <w:bCs w:val="0"/>
+                <w:color w:val="auto"/>
+                <w:sz w:val="24"/>
+                <w:szCs w:val="24"/>
+                <w:vertAlign w:val="baseline"/>
+                <w:lang w:val="en-US"/>
+              </w:rPr>
+              <w:t>Science-Fiction</w:t>
+            </w:r>
+          </w:p>
+        </w:tc>
+        <w:tc>
+          <w:tcPr>
+            <w:tcW w:w="2841" w:type="dxa"/>
+            <w:vAlign w:val="center"/>
+          </w:tcPr>
+          <w:p>
+            <w:pPr>
+              <w:numPr>
+                <w:ilvl w:val="0"/>
+                <w:numId w:val="0"/>
+              </w:numPr>
+              <w:jc w:val="center"/>
+              <w:rPr>
+                <w:rFonts w:hint="default" w:ascii="Times New Roman" w:hAnsi="Times New Roman" w:eastAsia="SimSun"/>
+                <w:b w:val="0"/>
+                <w:bCs w:val="0"/>
+                <w:color w:val="auto"/>
+                <w:sz w:val="24"/>
+                <w:szCs w:val="24"/>
+                <w:vertAlign w:val="baseline"/>
+                <w:lang w:val="en-US"/>
+              </w:rPr>
+            </w:pPr>
+            <w:r>
+              <w:rPr>
+                <w:rFonts w:hint="default" w:ascii="Times New Roman" w:hAnsi="Times New Roman" w:eastAsia="SimSun"/>
+                <w:b w:val="0"/>
+                <w:bCs w:val="0"/>
+                <w:color w:val="auto"/>
+                <w:sz w:val="24"/>
+                <w:szCs w:val="24"/>
+                <w:vertAlign w:val="baseline"/>
+                <w:lang w:val="en-US"/>
+              </w:rPr>
+              <w:t>0.88%</w:t>
             </w:r>
           </w:p>
         </w:tc>
@@ -16985,7 +18676,6 @@
           <w:ilvl w:val="0"/>
           <w:numId w:val="0"/>
         </w:numPr>
-        <w:ind w:firstLine="720" w:firstLineChars="0"/>
         <w:jc w:val="left"/>
         <w:rPr>
           <w:rFonts w:hint="default" w:ascii="Times New Roman" w:hAnsi="Times New Roman" w:eastAsia="SimSun"/>
@@ -16997,30 +18687,6 @@
           <w:lang w:val="en-US"/>
         </w:rPr>
       </w:pPr>
-    </w:p>
-    <w:p>
-      <w:pPr>
-        <w:spacing w:beforeLines="0" w:afterLines="0"/>
-        <w:jc w:val="left"/>
-        <w:rPr>
-          <w:rFonts w:hint="default" w:ascii="Times New Roman" w:hAnsi="Times New Roman" w:eastAsia="Consolas" w:cs="Times New Roman"/>
-          <w:color w:val="auto"/>
-          <w:sz w:val="24"/>
-          <w:szCs w:val="24"/>
-        </w:rPr>
-      </w:pPr>
-      <w:r>
-        <w:rPr>
-          <w:rFonts w:hint="default" w:ascii="Times New Roman" w:hAnsi="Times New Roman" w:eastAsia="SimSun"/>
-          <w:b/>
-          <w:bCs/>
-          <w:color w:val="auto"/>
-          <w:sz w:val="24"/>
-          <w:szCs w:val="24"/>
-          <w:lang w:val="en-US"/>
-        </w:rPr>
-        <w:t>Interpretation</w:t>
-      </w:r>
       <w:r>
         <w:rPr>
           <w:rFonts w:hint="default" w:ascii="Times New Roman" w:hAnsi="Times New Roman" w:eastAsia="SimSun"/>
@@ -17031,16 +18697,7 @@
           <w:szCs w:val="24"/>
           <w:lang w:val="en-US"/>
         </w:rPr>
-        <w:t xml:space="preserve">: </w:t>
-      </w:r>
-      <w:r>
-        <w:rPr>
-          <w:rFonts w:hint="default" w:ascii="Times New Roman" w:hAnsi="Times New Roman" w:eastAsia="Consolas" w:cs="Times New Roman"/>
-          <w:color w:val="auto"/>
-          <w:sz w:val="24"/>
-          <w:szCs w:val="24"/>
-        </w:rPr>
-        <w:t>Average movie runtime generally increased from about 80 minutes in the 1920s to about 97 minutes in the 2020s, although the trend is not strictly linear. Runtime showed a modest positive correlation with rating in several mid-century decades, but the correlation is close to zero in recent decades, suggesting that movie length currently has little linear relationship with IMDb rating.</w:t>
+        <w:t xml:space="preserve"> </w:t>
       </w:r>
     </w:p>
     <w:p>
@@ -17049,8 +18706,14 @@
           <w:ilvl w:val="0"/>
           <w:numId w:val="0"/>
         </w:numPr>
-        <w:ind w:firstLine="720" w:firstLineChars="0"/>
         <w:jc w:val="left"/>
+        <w:rPr>
+          <w:rFonts w:hint="default" w:ascii="Times New Roman" w:hAnsi="Times New Roman" w:eastAsia="SimSun" w:cs="Times New Roman"/>
+          <w:sz w:val="24"/>
+          <w:szCs w:val="24"/>
+        </w:rPr>
+      </w:pPr>
+      <w:r>
         <w:rPr>
           <w:rFonts w:hint="default" w:ascii="Times New Roman" w:hAnsi="Times New Roman" w:eastAsia="SimSun"/>
           <w:b w:val="0"/>
@@ -17060,7 +18723,1758 @@
           <w:szCs w:val="24"/>
           <w:lang w:val="en-US"/>
         </w:rPr>
+        <w:tab/>
+      </w:r>
+      <w:r>
+        <w:rPr>
+          <w:rFonts w:hint="default" w:ascii="Times New Roman" w:hAnsi="Times New Roman" w:eastAsia="SimSun"/>
+          <w:b/>
+          <w:bCs/>
+          <w:color w:val="auto"/>
+          <w:sz w:val="24"/>
+          <w:szCs w:val="24"/>
+          <w:lang w:val="en-US"/>
+        </w:rPr>
+        <w:t>Interpretation</w:t>
+      </w:r>
+      <w:r>
+        <w:rPr>
+          <w:rFonts w:hint="default" w:ascii="Times New Roman" w:hAnsi="Times New Roman" w:eastAsia="SimSun"/>
+          <w:b w:val="0"/>
+          <w:bCs w:val="0"/>
+          <w:color w:val="auto"/>
+          <w:sz w:val="24"/>
+          <w:szCs w:val="24"/>
+          <w:lang w:val="en-US"/>
+        </w:rPr>
+        <w:t xml:space="preserve">: </w:t>
+      </w:r>
+      <w:r>
+        <w:rPr>
+          <w:rFonts w:hint="default" w:ascii="Times New Roman" w:hAnsi="Times New Roman" w:eastAsia="SimSun" w:cs="Times New Roman"/>
+          <w:sz w:val="24"/>
+          <w:szCs w:val="24"/>
+        </w:rPr>
+        <w:t>Action has the highest proportion of hidden gems, followed by Mystery and Adventure, while Horror has the highest proportion of overrated titles, followed by Thriller and Sci-Fi.</w:t>
+      </w:r>
+    </w:p>
+    <w:p>
+      <w:pPr>
+        <w:numPr>
+          <w:numId w:val="0"/>
+        </w:numPr>
+        <w:jc w:val="left"/>
+        <w:rPr>
+          <w:rFonts w:hint="default" w:ascii="Times New Roman" w:hAnsi="Times New Roman" w:eastAsia="SimSun" w:cs="Times New Roman"/>
+          <w:sz w:val="24"/>
+          <w:szCs w:val="24"/>
+          <w:lang w:val="en-US"/>
+        </w:rPr>
       </w:pPr>
+    </w:p>
+    <w:p>
+      <w:pPr>
+        <w:numPr>
+          <w:ilvl w:val="1"/>
+          <w:numId w:val="1"/>
+        </w:numPr>
+        <w:ind w:left="840" w:leftChars="0" w:hanging="420" w:firstLineChars="0"/>
+        <w:jc w:val="left"/>
+        <w:rPr>
+          <w:rFonts w:hint="default" w:ascii="Times New Roman" w:hAnsi="Times New Roman" w:eastAsia="SimSun" w:cs="Times New Roman"/>
+          <w:sz w:val="24"/>
+          <w:szCs w:val="24"/>
+          <w:lang w:val="en-US"/>
+        </w:rPr>
+      </w:pPr>
+      <w:r>
+        <w:rPr>
+          <w:rFonts w:hint="default" w:ascii="Times New Roman" w:hAnsi="Times New Roman" w:eastAsia="SimSun" w:cs="Times New Roman"/>
+          <w:b/>
+          <w:bCs/>
+          <w:sz w:val="24"/>
+          <w:szCs w:val="24"/>
+          <w:lang w:val="en-US"/>
+        </w:rPr>
+        <w:t>Question</w:t>
+      </w:r>
+      <w:r>
+        <w:rPr>
+          <w:rFonts w:hint="default" w:ascii="Times New Roman" w:hAnsi="Times New Roman" w:eastAsia="SimSun" w:cs="Times New Roman"/>
+          <w:b w:val="0"/>
+          <w:bCs w:val="0"/>
+          <w:sz w:val="24"/>
+          <w:szCs w:val="24"/>
+          <w:lang w:val="en-US"/>
+        </w:rPr>
+        <w:t xml:space="preserve">: </w:t>
+      </w:r>
+      <w:r>
+        <w:rPr>
+          <w:rFonts w:hint="default" w:ascii="Times New Roman" w:hAnsi="Times New Roman" w:eastAsia="SimSun" w:cs="Times New Roman"/>
+          <w:sz w:val="24"/>
+          <w:szCs w:val="24"/>
+        </w:rPr>
+        <w:t>Who are the most consistently well-rated directors and actors of the last 20 years, and in which genres are they concentrated?</w:t>
+      </w:r>
+    </w:p>
+    <w:p>
+      <w:pPr>
+        <w:numPr>
+          <w:numId w:val="0"/>
+        </w:numPr>
+        <w:ind w:left="420" w:leftChars="0"/>
+        <w:jc w:val="left"/>
+        <w:rPr>
+          <w:rFonts w:hint="default" w:ascii="Times New Roman" w:hAnsi="Times New Roman" w:eastAsia="SimSun" w:cs="Times New Roman"/>
+          <w:sz w:val="24"/>
+          <w:szCs w:val="24"/>
+        </w:rPr>
+      </w:pPr>
+      <w:r>
+        <w:rPr>
+          <w:rFonts w:hint="default" w:ascii="Times New Roman" w:hAnsi="Times New Roman" w:eastAsia="SimSun" w:cs="Times New Roman"/>
+          <w:sz w:val="24"/>
+          <w:szCs w:val="24"/>
+          <w:lang w:val="en-US"/>
+        </w:rPr>
+        <w:tab/>
+        <w:t xml:space="preserve">  </w:t>
+      </w:r>
+      <w:r>
+        <w:rPr>
+          <w:rFonts w:hint="default" w:ascii="Times New Roman" w:hAnsi="Times New Roman" w:eastAsia="SimSun" w:cs="Times New Roman"/>
+          <w:b/>
+          <w:bCs/>
+          <w:sz w:val="24"/>
+          <w:szCs w:val="24"/>
+          <w:lang w:val="en-US"/>
+        </w:rPr>
+        <w:t xml:space="preserve">Model: </w:t>
+      </w:r>
+      <w:r>
+        <w:rPr>
+          <w:rStyle w:val="4"/>
+          <w:rFonts w:hint="default" w:ascii="Times New Roman" w:hAnsi="Times New Roman" w:eastAsia="SimSun" w:cs="Times New Roman"/>
+          <w:sz w:val="24"/>
+          <w:szCs w:val="24"/>
+          <w:u w:val="single"/>
+        </w:rPr>
+        <w:t>mart_person_genre_performance</w:t>
+      </w:r>
+      <w:r>
+        <w:rPr>
+          <w:rFonts w:hint="default" w:ascii="Times New Roman" w:hAnsi="Times New Roman" w:eastAsia="SimSun" w:cs="Times New Roman"/>
+          <w:sz w:val="24"/>
+          <w:szCs w:val="24"/>
+        </w:rPr>
+        <w:t xml:space="preserve"> combines </w:t>
+      </w:r>
+      <w:r>
+        <w:rPr>
+          <w:rStyle w:val="4"/>
+          <w:rFonts w:hint="default" w:ascii="Times New Roman" w:hAnsi="Times New Roman" w:eastAsia="SimSun" w:cs="Times New Roman"/>
+          <w:sz w:val="24"/>
+          <w:szCs w:val="24"/>
+          <w:u w:val="single"/>
+        </w:rPr>
+        <w:t>bridge_title_crew</w:t>
+      </w:r>
+      <w:r>
+        <w:rPr>
+          <w:rFonts w:hint="default" w:ascii="Times New Roman" w:hAnsi="Times New Roman" w:eastAsia="SimSun" w:cs="Times New Roman"/>
+          <w:sz w:val="24"/>
+          <w:szCs w:val="24"/>
+        </w:rPr>
+        <w:t xml:space="preserve">, </w:t>
+      </w:r>
+      <w:r>
+        <w:rPr>
+          <w:rStyle w:val="4"/>
+          <w:rFonts w:hint="default" w:ascii="Times New Roman" w:hAnsi="Times New Roman" w:eastAsia="SimSun" w:cs="Times New Roman"/>
+          <w:sz w:val="24"/>
+          <w:szCs w:val="24"/>
+          <w:u w:val="single"/>
+        </w:rPr>
+        <w:t>bridge_title_genre</w:t>
+      </w:r>
+      <w:r>
+        <w:rPr>
+          <w:rFonts w:hint="default" w:ascii="Times New Roman" w:hAnsi="Times New Roman" w:eastAsia="SimSun" w:cs="Times New Roman"/>
+          <w:sz w:val="24"/>
+          <w:szCs w:val="24"/>
+        </w:rPr>
+        <w:t xml:space="preserve">, </w:t>
+      </w:r>
+      <w:r>
+        <w:rPr>
+          <w:rStyle w:val="4"/>
+          <w:rFonts w:hint="default" w:ascii="Times New Roman" w:hAnsi="Times New Roman" w:eastAsia="SimSun" w:cs="Times New Roman"/>
+          <w:sz w:val="24"/>
+          <w:szCs w:val="24"/>
+          <w:u w:val="single"/>
+        </w:rPr>
+        <w:t>dim_person</w:t>
+      </w:r>
+      <w:r>
+        <w:rPr>
+          <w:rFonts w:hint="default" w:ascii="Times New Roman" w:hAnsi="Times New Roman" w:eastAsia="SimSun" w:cs="Times New Roman"/>
+          <w:sz w:val="24"/>
+          <w:szCs w:val="24"/>
+        </w:rPr>
+        <w:t xml:space="preserve">, </w:t>
+      </w:r>
+      <w:r>
+        <w:rPr>
+          <w:rStyle w:val="4"/>
+          <w:rFonts w:hint="default" w:ascii="Times New Roman" w:hAnsi="Times New Roman" w:eastAsia="SimSun" w:cs="Times New Roman"/>
+          <w:sz w:val="24"/>
+          <w:szCs w:val="24"/>
+          <w:u w:val="single"/>
+        </w:rPr>
+        <w:t>dim_genre</w:t>
+      </w:r>
+      <w:r>
+        <w:rPr>
+          <w:rFonts w:hint="default" w:ascii="Times New Roman" w:hAnsi="Times New Roman" w:eastAsia="SimSun" w:cs="Times New Roman"/>
+          <w:sz w:val="24"/>
+          <w:szCs w:val="24"/>
+        </w:rPr>
+        <w:t xml:space="preserve">, and </w:t>
+      </w:r>
+      <w:r>
+        <w:rPr>
+          <w:rStyle w:val="4"/>
+          <w:rFonts w:hint="default" w:ascii="Times New Roman" w:hAnsi="Times New Roman" w:eastAsia="SimSun" w:cs="Times New Roman"/>
+          <w:sz w:val="24"/>
+          <w:szCs w:val="24"/>
+          <w:u w:val="single"/>
+        </w:rPr>
+        <w:t>fct_title_ratings</w:t>
+      </w:r>
+      <w:r>
+        <w:rPr>
+          <w:rFonts w:hint="default" w:ascii="Times New Roman" w:hAnsi="Times New Roman" w:eastAsia="SimSun" w:cs="Times New Roman"/>
+          <w:sz w:val="24"/>
+          <w:szCs w:val="24"/>
+        </w:rPr>
+        <w:t>. It is restricted to actors and directors from the last 20 years and keeps person-role-genre combinations with at least 5 titles and 1,000 combined votes. The mart calculates title count, combined votes, average rating, and vote-weighted average rating.</w:t>
+      </w:r>
+    </w:p>
+    <w:p>
+      <w:pPr>
+        <w:numPr>
+          <w:numId w:val="0"/>
+        </w:numPr>
+        <w:ind w:left="420" w:leftChars="0" w:firstLine="480"/>
+        <w:jc w:val="left"/>
+        <w:rPr>
+          <w:rFonts w:hint="default" w:ascii="Times New Roman" w:hAnsi="Times New Roman" w:eastAsia="SimSun" w:cs="Times New Roman"/>
+          <w:b w:val="0"/>
+          <w:bCs w:val="0"/>
+          <w:sz w:val="24"/>
+          <w:szCs w:val="24"/>
+          <w:lang w:val="en-US"/>
+        </w:rPr>
+      </w:pPr>
+      <w:r>
+        <w:rPr>
+          <w:rFonts w:hint="default" w:ascii="Times New Roman" w:hAnsi="Times New Roman" w:eastAsia="SimSun" w:cs="Times New Roman"/>
+          <w:b/>
+          <w:bCs/>
+          <w:sz w:val="24"/>
+          <w:szCs w:val="24"/>
+          <w:lang w:val="en-US"/>
+        </w:rPr>
+        <w:t>Result</w:t>
+      </w:r>
+      <w:r>
+        <w:rPr>
+          <w:rFonts w:hint="default" w:ascii="Times New Roman" w:hAnsi="Times New Roman" w:eastAsia="SimSun" w:cs="Times New Roman"/>
+          <w:b w:val="0"/>
+          <w:bCs w:val="0"/>
+          <w:sz w:val="24"/>
+          <w:szCs w:val="24"/>
+          <w:lang w:val="en-US"/>
+        </w:rPr>
+        <w:t xml:space="preserve">: </w:t>
+      </w:r>
+    </w:p>
+    <w:tbl>
+      <w:tblPr>
+        <w:tblStyle w:val="9"/>
+        <w:tblW w:w="0" w:type="auto"/>
+        <w:jc w:val="center"/>
+        <w:tblBorders>
+          <w:top w:val="single" w:color="auto" w:sz="4" w:space="0"/>
+          <w:left w:val="single" w:color="auto" w:sz="4" w:space="0"/>
+          <w:bottom w:val="single" w:color="auto" w:sz="4" w:space="0"/>
+          <w:right w:val="single" w:color="auto" w:sz="4" w:space="0"/>
+          <w:insideH w:val="single" w:color="auto" w:sz="4" w:space="0"/>
+          <w:insideV w:val="single" w:color="auto" w:sz="4" w:space="0"/>
+        </w:tblBorders>
+        <w:tblLayout w:type="autofit"/>
+        <w:tblCellMar>
+          <w:left w:w="108" w:type="dxa"/>
+          <w:right w:w="108" w:type="dxa"/>
+        </w:tblCellMar>
+      </w:tblPr>
+      <w:tblGrid>
+        <w:gridCol w:w="1407"/>
+        <w:gridCol w:w="1392"/>
+        <w:gridCol w:w="1523"/>
+        <w:gridCol w:w="1381"/>
+        <w:gridCol w:w="1412"/>
+        <w:gridCol w:w="1407"/>
+      </w:tblGrid>
+      <w:tr>
+        <w:tblPrEx>
+          <w:tblBorders>
+            <w:top w:val="single" w:color="auto" w:sz="4" w:space="0"/>
+            <w:left w:val="single" w:color="auto" w:sz="4" w:space="0"/>
+            <w:bottom w:val="single" w:color="auto" w:sz="4" w:space="0"/>
+            <w:right w:val="single" w:color="auto" w:sz="4" w:space="0"/>
+            <w:insideH w:val="single" w:color="auto" w:sz="4" w:space="0"/>
+            <w:insideV w:val="single" w:color="auto" w:sz="4" w:space="0"/>
+          </w:tblBorders>
+          <w:tblCellMar>
+            <w:left w:w="108" w:type="dxa"/>
+            <w:right w:w="108" w:type="dxa"/>
+          </w:tblCellMar>
+        </w:tblPrEx>
+        <w:trPr>
+          <w:jc w:val="center"/>
+        </w:trPr>
+        <w:tc>
+          <w:tcPr>
+            <w:tcW w:w="1420" w:type="dxa"/>
+            <w:vAlign w:val="center"/>
+          </w:tcPr>
+          <w:p>
+            <w:pPr>
+              <w:numPr>
+                <w:numId w:val="0"/>
+              </w:numPr>
+              <w:jc w:val="center"/>
+              <w:rPr>
+                <w:rFonts w:hint="default" w:ascii="Times New Roman" w:hAnsi="Times New Roman" w:eastAsia="SimSun" w:cs="Times New Roman"/>
+                <w:b/>
+                <w:bCs/>
+                <w:sz w:val="24"/>
+                <w:szCs w:val="24"/>
+                <w:vertAlign w:val="baseline"/>
+                <w:lang w:val="en-US"/>
+              </w:rPr>
+            </w:pPr>
+            <w:r>
+              <w:rPr>
+                <w:rFonts w:hint="default" w:ascii="Times New Roman" w:hAnsi="Times New Roman" w:eastAsia="SimSun" w:cs="Times New Roman"/>
+                <w:b/>
+                <w:bCs/>
+                <w:sz w:val="24"/>
+                <w:szCs w:val="24"/>
+                <w:vertAlign w:val="baseline"/>
+                <w:lang w:val="en-US"/>
+              </w:rPr>
+              <w:t>Person</w:t>
+            </w:r>
+          </w:p>
+        </w:tc>
+        <w:tc>
+          <w:tcPr>
+            <w:tcW w:w="1420" w:type="dxa"/>
+            <w:vAlign w:val="center"/>
+          </w:tcPr>
+          <w:p>
+            <w:pPr>
+              <w:numPr>
+                <w:numId w:val="0"/>
+              </w:numPr>
+              <w:jc w:val="center"/>
+              <w:rPr>
+                <w:rFonts w:hint="default" w:ascii="Times New Roman" w:hAnsi="Times New Roman" w:eastAsia="SimSun" w:cs="Times New Roman"/>
+                <w:b/>
+                <w:bCs/>
+                <w:sz w:val="24"/>
+                <w:szCs w:val="24"/>
+                <w:vertAlign w:val="baseline"/>
+                <w:lang w:val="en-US"/>
+              </w:rPr>
+            </w:pPr>
+            <w:r>
+              <w:rPr>
+                <w:rFonts w:hint="default" w:ascii="Times New Roman" w:hAnsi="Times New Roman" w:eastAsia="SimSun" w:cs="Times New Roman"/>
+                <w:b/>
+                <w:bCs/>
+                <w:sz w:val="24"/>
+                <w:szCs w:val="24"/>
+                <w:vertAlign w:val="baseline"/>
+                <w:lang w:val="en-US"/>
+              </w:rPr>
+              <w:t>Role</w:t>
+            </w:r>
+          </w:p>
+        </w:tc>
+        <w:tc>
+          <w:tcPr>
+            <w:tcW w:w="1420" w:type="dxa"/>
+            <w:vAlign w:val="center"/>
+          </w:tcPr>
+          <w:p>
+            <w:pPr>
+              <w:numPr>
+                <w:numId w:val="0"/>
+              </w:numPr>
+              <w:jc w:val="center"/>
+              <w:rPr>
+                <w:rFonts w:hint="default" w:ascii="Times New Roman" w:hAnsi="Times New Roman" w:eastAsia="SimSun" w:cs="Times New Roman"/>
+                <w:b/>
+                <w:bCs/>
+                <w:sz w:val="24"/>
+                <w:szCs w:val="24"/>
+                <w:vertAlign w:val="baseline"/>
+                <w:lang w:val="en-US"/>
+              </w:rPr>
+            </w:pPr>
+            <w:r>
+              <w:rPr>
+                <w:rFonts w:hint="default" w:ascii="Times New Roman" w:hAnsi="Times New Roman" w:eastAsia="SimSun" w:cs="Times New Roman"/>
+                <w:b/>
+                <w:bCs/>
+                <w:sz w:val="24"/>
+                <w:szCs w:val="24"/>
+                <w:vertAlign w:val="baseline"/>
+                <w:lang w:val="en-US"/>
+              </w:rPr>
+              <w:t>Genre</w:t>
+            </w:r>
+          </w:p>
+        </w:tc>
+        <w:tc>
+          <w:tcPr>
+            <w:tcW w:w="1420" w:type="dxa"/>
+            <w:vAlign w:val="center"/>
+          </w:tcPr>
+          <w:p>
+            <w:pPr>
+              <w:numPr>
+                <w:numId w:val="0"/>
+              </w:numPr>
+              <w:jc w:val="center"/>
+              <w:rPr>
+                <w:rFonts w:hint="default" w:ascii="Times New Roman" w:hAnsi="Times New Roman" w:eastAsia="SimSun" w:cs="Times New Roman"/>
+                <w:b/>
+                <w:bCs/>
+                <w:sz w:val="24"/>
+                <w:szCs w:val="24"/>
+                <w:vertAlign w:val="baseline"/>
+                <w:lang w:val="en-US"/>
+              </w:rPr>
+            </w:pPr>
+            <w:r>
+              <w:rPr>
+                <w:rFonts w:hint="default" w:ascii="Times New Roman" w:hAnsi="Times New Roman" w:eastAsia="SimSun" w:cs="Times New Roman"/>
+                <w:b/>
+                <w:bCs/>
+                <w:sz w:val="24"/>
+                <w:szCs w:val="24"/>
+                <w:vertAlign w:val="baseline"/>
+                <w:lang w:val="en-US"/>
+              </w:rPr>
+              <w:t>Title count</w:t>
+            </w:r>
+          </w:p>
+        </w:tc>
+        <w:tc>
+          <w:tcPr>
+            <w:tcW w:w="1421" w:type="dxa"/>
+            <w:vAlign w:val="center"/>
+          </w:tcPr>
+          <w:p>
+            <w:pPr>
+              <w:numPr>
+                <w:numId w:val="0"/>
+              </w:numPr>
+              <w:jc w:val="center"/>
+              <w:rPr>
+                <w:rFonts w:hint="default" w:ascii="Times New Roman" w:hAnsi="Times New Roman" w:eastAsia="SimSun" w:cs="Times New Roman"/>
+                <w:b/>
+                <w:bCs/>
+                <w:sz w:val="24"/>
+                <w:szCs w:val="24"/>
+                <w:vertAlign w:val="baseline"/>
+                <w:lang w:val="en-US"/>
+              </w:rPr>
+            </w:pPr>
+            <w:r>
+              <w:rPr>
+                <w:rFonts w:hint="default" w:ascii="Times New Roman" w:hAnsi="Times New Roman" w:eastAsia="SimSun" w:cs="Times New Roman"/>
+                <w:b/>
+                <w:bCs/>
+                <w:sz w:val="24"/>
+                <w:szCs w:val="24"/>
+                <w:vertAlign w:val="baseline"/>
+                <w:lang w:val="en-US"/>
+              </w:rPr>
+              <w:t>Combined votes</w:t>
+            </w:r>
+          </w:p>
+        </w:tc>
+        <w:tc>
+          <w:tcPr>
+            <w:tcW w:w="1421" w:type="dxa"/>
+            <w:vAlign w:val="center"/>
+          </w:tcPr>
+          <w:p>
+            <w:pPr>
+              <w:numPr>
+                <w:numId w:val="0"/>
+              </w:numPr>
+              <w:jc w:val="center"/>
+              <w:rPr>
+                <w:rFonts w:hint="default" w:ascii="Times New Roman" w:hAnsi="Times New Roman" w:eastAsia="SimSun" w:cs="Times New Roman"/>
+                <w:b/>
+                <w:bCs/>
+                <w:sz w:val="24"/>
+                <w:szCs w:val="24"/>
+                <w:vertAlign w:val="baseline"/>
+                <w:lang w:val="en-US"/>
+              </w:rPr>
+            </w:pPr>
+            <w:r>
+              <w:rPr>
+                <w:rFonts w:hint="default" w:ascii="Times New Roman" w:hAnsi="Times New Roman" w:eastAsia="SimSun" w:cs="Times New Roman"/>
+                <w:b/>
+                <w:bCs/>
+                <w:sz w:val="24"/>
+                <w:szCs w:val="24"/>
+                <w:vertAlign w:val="baseline"/>
+                <w:lang w:val="en-US"/>
+              </w:rPr>
+              <w:t>Weighted average rating</w:t>
+            </w:r>
+          </w:p>
+        </w:tc>
+      </w:tr>
+      <w:tr>
+        <w:tblPrEx>
+          <w:tblBorders>
+            <w:top w:val="single" w:color="auto" w:sz="4" w:space="0"/>
+            <w:left w:val="single" w:color="auto" w:sz="4" w:space="0"/>
+            <w:bottom w:val="single" w:color="auto" w:sz="4" w:space="0"/>
+            <w:right w:val="single" w:color="auto" w:sz="4" w:space="0"/>
+            <w:insideH w:val="single" w:color="auto" w:sz="4" w:space="0"/>
+            <w:insideV w:val="single" w:color="auto" w:sz="4" w:space="0"/>
+          </w:tblBorders>
+          <w:tblCellMar>
+            <w:left w:w="108" w:type="dxa"/>
+            <w:right w:w="108" w:type="dxa"/>
+          </w:tblCellMar>
+        </w:tblPrEx>
+        <w:trPr>
+          <w:jc w:val="center"/>
+        </w:trPr>
+        <w:tc>
+          <w:tcPr>
+            <w:tcW w:w="1420" w:type="dxa"/>
+            <w:vAlign w:val="center"/>
+          </w:tcPr>
+          <w:p>
+            <w:pPr>
+              <w:numPr>
+                <w:numId w:val="0"/>
+              </w:numPr>
+              <w:jc w:val="center"/>
+              <w:rPr>
+                <w:rFonts w:hint="default" w:ascii="Times New Roman" w:hAnsi="Times New Roman" w:eastAsia="SimSun" w:cs="Times New Roman"/>
+                <w:b w:val="0"/>
+                <w:bCs w:val="0"/>
+                <w:sz w:val="24"/>
+                <w:szCs w:val="24"/>
+                <w:vertAlign w:val="baseline"/>
+                <w:lang w:val="en-US"/>
+              </w:rPr>
+            </w:pPr>
+            <w:r>
+              <w:rPr>
+                <w:rFonts w:hint="default" w:ascii="Times New Roman" w:hAnsi="Times New Roman" w:eastAsia="SimSun" w:cs="Times New Roman"/>
+                <w:b w:val="0"/>
+                <w:bCs w:val="0"/>
+                <w:sz w:val="24"/>
+                <w:szCs w:val="24"/>
+                <w:vertAlign w:val="baseline"/>
+                <w:lang w:val="en-US"/>
+              </w:rPr>
+              <w:t>Cat Santarosa</w:t>
+            </w:r>
+          </w:p>
+        </w:tc>
+        <w:tc>
+          <w:tcPr>
+            <w:tcW w:w="1420" w:type="dxa"/>
+            <w:vAlign w:val="center"/>
+          </w:tcPr>
+          <w:p>
+            <w:pPr>
+              <w:numPr>
+                <w:numId w:val="0"/>
+              </w:numPr>
+              <w:jc w:val="center"/>
+              <w:rPr>
+                <w:rFonts w:hint="default" w:ascii="Times New Roman" w:hAnsi="Times New Roman" w:eastAsia="SimSun" w:cs="Times New Roman"/>
+                <w:b w:val="0"/>
+                <w:bCs w:val="0"/>
+                <w:sz w:val="24"/>
+                <w:szCs w:val="24"/>
+                <w:vertAlign w:val="baseline"/>
+                <w:lang w:val="en-US"/>
+              </w:rPr>
+            </w:pPr>
+            <w:r>
+              <w:rPr>
+                <w:rFonts w:hint="default" w:ascii="Times New Roman" w:hAnsi="Times New Roman" w:eastAsia="SimSun" w:cs="Times New Roman"/>
+                <w:b w:val="0"/>
+                <w:bCs w:val="0"/>
+                <w:sz w:val="24"/>
+                <w:szCs w:val="24"/>
+                <w:vertAlign w:val="baseline"/>
+                <w:lang w:val="en-US"/>
+              </w:rPr>
+              <w:t>director</w:t>
+            </w:r>
+          </w:p>
+        </w:tc>
+        <w:tc>
+          <w:tcPr>
+            <w:tcW w:w="1420" w:type="dxa"/>
+            <w:vAlign w:val="center"/>
+          </w:tcPr>
+          <w:p>
+            <w:pPr>
+              <w:numPr>
+                <w:numId w:val="0"/>
+              </w:numPr>
+              <w:jc w:val="center"/>
+              <w:rPr>
+                <w:rFonts w:hint="default" w:ascii="Times New Roman" w:hAnsi="Times New Roman" w:eastAsia="SimSun" w:cs="Times New Roman"/>
+                <w:b w:val="0"/>
+                <w:bCs w:val="0"/>
+                <w:sz w:val="24"/>
+                <w:szCs w:val="24"/>
+                <w:vertAlign w:val="baseline"/>
+                <w:lang w:val="en-US"/>
+              </w:rPr>
+            </w:pPr>
+            <w:r>
+              <w:rPr>
+                <w:rFonts w:hint="default" w:ascii="Times New Roman" w:hAnsi="Times New Roman" w:eastAsia="SimSun" w:cs="Times New Roman"/>
+                <w:b w:val="0"/>
+                <w:bCs w:val="0"/>
+                <w:sz w:val="24"/>
+                <w:szCs w:val="24"/>
+                <w:vertAlign w:val="baseline"/>
+                <w:lang w:val="en-US"/>
+              </w:rPr>
+              <w:t>Documentary</w:t>
+            </w:r>
+          </w:p>
+        </w:tc>
+        <w:tc>
+          <w:tcPr>
+            <w:tcW w:w="1420" w:type="dxa"/>
+            <w:vAlign w:val="center"/>
+          </w:tcPr>
+          <w:p>
+            <w:pPr>
+              <w:numPr>
+                <w:numId w:val="0"/>
+              </w:numPr>
+              <w:jc w:val="center"/>
+              <w:rPr>
+                <w:rFonts w:hint="default" w:ascii="Times New Roman" w:hAnsi="Times New Roman" w:eastAsia="SimSun" w:cs="Times New Roman"/>
+                <w:b w:val="0"/>
+                <w:bCs w:val="0"/>
+                <w:sz w:val="24"/>
+                <w:szCs w:val="24"/>
+                <w:vertAlign w:val="baseline"/>
+                <w:lang w:val="en-US"/>
+              </w:rPr>
+            </w:pPr>
+            <w:r>
+              <w:rPr>
+                <w:rFonts w:hint="default" w:ascii="Times New Roman" w:hAnsi="Times New Roman" w:eastAsia="SimSun" w:cs="Times New Roman"/>
+                <w:b w:val="0"/>
+                <w:bCs w:val="0"/>
+                <w:sz w:val="24"/>
+                <w:szCs w:val="24"/>
+                <w:vertAlign w:val="baseline"/>
+                <w:lang w:val="en-US"/>
+              </w:rPr>
+              <w:t>496</w:t>
+            </w:r>
+          </w:p>
+        </w:tc>
+        <w:tc>
+          <w:tcPr>
+            <w:tcW w:w="1421" w:type="dxa"/>
+            <w:vAlign w:val="center"/>
+          </w:tcPr>
+          <w:p>
+            <w:pPr>
+              <w:numPr>
+                <w:numId w:val="0"/>
+              </w:numPr>
+              <w:jc w:val="center"/>
+              <w:rPr>
+                <w:rFonts w:hint="default" w:ascii="Times New Roman" w:hAnsi="Times New Roman" w:eastAsia="SimSun" w:cs="Times New Roman"/>
+                <w:b w:val="0"/>
+                <w:bCs w:val="0"/>
+                <w:sz w:val="24"/>
+                <w:szCs w:val="24"/>
+                <w:vertAlign w:val="baseline"/>
+                <w:lang w:val="en-US"/>
+              </w:rPr>
+            </w:pPr>
+            <w:r>
+              <w:rPr>
+                <w:rFonts w:hint="default" w:ascii="Times New Roman" w:hAnsi="Times New Roman" w:eastAsia="SimSun" w:cs="Times New Roman"/>
+                <w:b w:val="0"/>
+                <w:bCs w:val="0"/>
+                <w:sz w:val="24"/>
+                <w:szCs w:val="24"/>
+                <w:vertAlign w:val="baseline"/>
+                <w:lang w:val="en-US"/>
+              </w:rPr>
+              <w:t>18548</w:t>
+            </w:r>
+          </w:p>
+        </w:tc>
+        <w:tc>
+          <w:tcPr>
+            <w:tcW w:w="1421" w:type="dxa"/>
+            <w:vAlign w:val="center"/>
+          </w:tcPr>
+          <w:p>
+            <w:pPr>
+              <w:numPr>
+                <w:numId w:val="0"/>
+              </w:numPr>
+              <w:jc w:val="center"/>
+              <w:rPr>
+                <w:rFonts w:hint="default" w:ascii="Times New Roman" w:hAnsi="Times New Roman" w:eastAsia="SimSun" w:cs="Times New Roman"/>
+                <w:b w:val="0"/>
+                <w:bCs w:val="0"/>
+                <w:sz w:val="24"/>
+                <w:szCs w:val="24"/>
+                <w:vertAlign w:val="baseline"/>
+                <w:lang w:val="en-US"/>
+              </w:rPr>
+            </w:pPr>
+            <w:r>
+              <w:rPr>
+                <w:rFonts w:hint="default" w:ascii="Times New Roman" w:hAnsi="Times New Roman" w:eastAsia="SimSun" w:cs="Times New Roman"/>
+                <w:b w:val="0"/>
+                <w:bCs w:val="0"/>
+                <w:sz w:val="24"/>
+                <w:szCs w:val="24"/>
+                <w:vertAlign w:val="baseline"/>
+                <w:lang w:val="en-US"/>
+              </w:rPr>
+              <w:t>9973</w:t>
+            </w:r>
+          </w:p>
+        </w:tc>
+      </w:tr>
+      <w:tr>
+        <w:tblPrEx>
+          <w:tblBorders>
+            <w:top w:val="single" w:color="auto" w:sz="4" w:space="0"/>
+            <w:left w:val="single" w:color="auto" w:sz="4" w:space="0"/>
+            <w:bottom w:val="single" w:color="auto" w:sz="4" w:space="0"/>
+            <w:right w:val="single" w:color="auto" w:sz="4" w:space="0"/>
+            <w:insideH w:val="single" w:color="auto" w:sz="4" w:space="0"/>
+            <w:insideV w:val="single" w:color="auto" w:sz="4" w:space="0"/>
+          </w:tblBorders>
+          <w:tblCellMar>
+            <w:left w:w="108" w:type="dxa"/>
+            <w:right w:w="108" w:type="dxa"/>
+          </w:tblCellMar>
+        </w:tblPrEx>
+        <w:trPr>
+          <w:jc w:val="center"/>
+        </w:trPr>
+        <w:tc>
+          <w:tcPr>
+            <w:tcW w:w="1420" w:type="dxa"/>
+            <w:vAlign w:val="center"/>
+          </w:tcPr>
+          <w:p>
+            <w:pPr>
+              <w:numPr>
+                <w:numId w:val="0"/>
+              </w:numPr>
+              <w:jc w:val="center"/>
+              <w:rPr>
+                <w:rFonts w:hint="default" w:ascii="Times New Roman" w:hAnsi="Times New Roman" w:eastAsia="SimSun" w:cs="Times New Roman"/>
+                <w:b w:val="0"/>
+                <w:bCs w:val="0"/>
+                <w:sz w:val="24"/>
+                <w:szCs w:val="24"/>
+                <w:vertAlign w:val="baseline"/>
+                <w:lang w:val="en-US"/>
+              </w:rPr>
+            </w:pPr>
+            <w:r>
+              <w:rPr>
+                <w:rFonts w:hint="default" w:ascii="Times New Roman" w:hAnsi="Times New Roman" w:eastAsia="SimSun" w:cs="Times New Roman"/>
+                <w:b w:val="0"/>
+                <w:bCs w:val="0"/>
+                <w:sz w:val="24"/>
+                <w:szCs w:val="24"/>
+                <w:vertAlign w:val="baseline"/>
+                <w:lang w:val="en-US"/>
+              </w:rPr>
+              <w:t>Cat Santarosa</w:t>
+            </w:r>
+          </w:p>
+        </w:tc>
+        <w:tc>
+          <w:tcPr>
+            <w:tcW w:w="1420" w:type="dxa"/>
+            <w:vAlign w:val="center"/>
+          </w:tcPr>
+          <w:p>
+            <w:pPr>
+              <w:numPr>
+                <w:numId w:val="0"/>
+              </w:numPr>
+              <w:jc w:val="center"/>
+              <w:rPr>
+                <w:rFonts w:hint="default" w:ascii="Times New Roman" w:hAnsi="Times New Roman" w:eastAsia="SimSun" w:cs="Times New Roman"/>
+                <w:b w:val="0"/>
+                <w:bCs w:val="0"/>
+                <w:sz w:val="24"/>
+                <w:szCs w:val="24"/>
+                <w:vertAlign w:val="baseline"/>
+                <w:lang w:val="en-US"/>
+              </w:rPr>
+            </w:pPr>
+            <w:r>
+              <w:rPr>
+                <w:rFonts w:hint="default" w:ascii="Times New Roman" w:hAnsi="Times New Roman" w:eastAsia="SimSun" w:cs="Times New Roman"/>
+                <w:b w:val="0"/>
+                <w:bCs w:val="0"/>
+                <w:sz w:val="24"/>
+                <w:szCs w:val="24"/>
+                <w:vertAlign w:val="baseline"/>
+                <w:lang w:val="en-US"/>
+              </w:rPr>
+              <w:t>director</w:t>
+            </w:r>
+          </w:p>
+        </w:tc>
+        <w:tc>
+          <w:tcPr>
+            <w:tcW w:w="1420" w:type="dxa"/>
+            <w:vAlign w:val="center"/>
+          </w:tcPr>
+          <w:p>
+            <w:pPr>
+              <w:numPr>
+                <w:numId w:val="0"/>
+              </w:numPr>
+              <w:jc w:val="center"/>
+              <w:rPr>
+                <w:rFonts w:hint="default" w:ascii="Times New Roman" w:hAnsi="Times New Roman" w:eastAsia="SimSun" w:cs="Times New Roman"/>
+                <w:b w:val="0"/>
+                <w:bCs w:val="0"/>
+                <w:sz w:val="24"/>
+                <w:szCs w:val="24"/>
+                <w:vertAlign w:val="baseline"/>
+                <w:lang w:val="en-US"/>
+              </w:rPr>
+            </w:pPr>
+            <w:r>
+              <w:rPr>
+                <w:rFonts w:hint="default" w:ascii="Times New Roman" w:hAnsi="Times New Roman" w:eastAsia="SimSun" w:cs="Times New Roman"/>
+                <w:b w:val="0"/>
+                <w:bCs w:val="0"/>
+                <w:sz w:val="24"/>
+                <w:szCs w:val="24"/>
+                <w:vertAlign w:val="baseline"/>
+                <w:lang w:val="en-US"/>
+              </w:rPr>
+              <w:t>Adventure</w:t>
+            </w:r>
+          </w:p>
+        </w:tc>
+        <w:tc>
+          <w:tcPr>
+            <w:tcW w:w="1420" w:type="dxa"/>
+            <w:vAlign w:val="center"/>
+          </w:tcPr>
+          <w:p>
+            <w:pPr>
+              <w:numPr>
+                <w:numId w:val="0"/>
+              </w:numPr>
+              <w:jc w:val="center"/>
+              <w:rPr>
+                <w:rFonts w:hint="default" w:ascii="Times New Roman" w:hAnsi="Times New Roman" w:eastAsia="SimSun" w:cs="Times New Roman"/>
+                <w:b w:val="0"/>
+                <w:bCs w:val="0"/>
+                <w:sz w:val="24"/>
+                <w:szCs w:val="24"/>
+                <w:vertAlign w:val="baseline"/>
+                <w:lang w:val="en-US"/>
+              </w:rPr>
+            </w:pPr>
+            <w:r>
+              <w:rPr>
+                <w:rFonts w:hint="default" w:ascii="Times New Roman" w:hAnsi="Times New Roman" w:eastAsia="SimSun" w:cs="Times New Roman"/>
+                <w:b w:val="0"/>
+                <w:bCs w:val="0"/>
+                <w:sz w:val="24"/>
+                <w:szCs w:val="24"/>
+                <w:vertAlign w:val="baseline"/>
+                <w:lang w:val="en-US"/>
+              </w:rPr>
+              <w:t>32</w:t>
+            </w:r>
+          </w:p>
+        </w:tc>
+        <w:tc>
+          <w:tcPr>
+            <w:tcW w:w="1421" w:type="dxa"/>
+            <w:vAlign w:val="center"/>
+          </w:tcPr>
+          <w:p>
+            <w:pPr>
+              <w:numPr>
+                <w:numId w:val="0"/>
+              </w:numPr>
+              <w:jc w:val="center"/>
+              <w:rPr>
+                <w:rFonts w:hint="default" w:ascii="Times New Roman" w:hAnsi="Times New Roman" w:eastAsia="SimSun" w:cs="Times New Roman"/>
+                <w:b w:val="0"/>
+                <w:bCs w:val="0"/>
+                <w:sz w:val="24"/>
+                <w:szCs w:val="24"/>
+                <w:vertAlign w:val="baseline"/>
+                <w:lang w:val="en-US"/>
+              </w:rPr>
+            </w:pPr>
+            <w:r>
+              <w:rPr>
+                <w:rFonts w:hint="default" w:ascii="Times New Roman" w:hAnsi="Times New Roman" w:eastAsia="SimSun" w:cs="Times New Roman"/>
+                <w:b w:val="0"/>
+                <w:bCs w:val="0"/>
+                <w:sz w:val="24"/>
+                <w:szCs w:val="24"/>
+                <w:vertAlign w:val="baseline"/>
+                <w:lang w:val="en-US"/>
+              </w:rPr>
+              <w:t>1240</w:t>
+            </w:r>
+          </w:p>
+        </w:tc>
+        <w:tc>
+          <w:tcPr>
+            <w:tcW w:w="1421" w:type="dxa"/>
+            <w:vAlign w:val="center"/>
+          </w:tcPr>
+          <w:p>
+            <w:pPr>
+              <w:numPr>
+                <w:numId w:val="0"/>
+              </w:numPr>
+              <w:jc w:val="center"/>
+              <w:rPr>
+                <w:rFonts w:hint="default" w:ascii="Times New Roman" w:hAnsi="Times New Roman" w:eastAsia="SimSun" w:cs="Times New Roman"/>
+                <w:b w:val="0"/>
+                <w:bCs w:val="0"/>
+                <w:sz w:val="24"/>
+                <w:szCs w:val="24"/>
+                <w:vertAlign w:val="baseline"/>
+                <w:lang w:val="en-US"/>
+              </w:rPr>
+            </w:pPr>
+            <w:r>
+              <w:rPr>
+                <w:rFonts w:hint="default" w:ascii="Times New Roman" w:hAnsi="Times New Roman" w:eastAsia="SimSun" w:cs="Times New Roman"/>
+                <w:b w:val="0"/>
+                <w:bCs w:val="0"/>
+                <w:sz w:val="24"/>
+                <w:szCs w:val="24"/>
+                <w:vertAlign w:val="baseline"/>
+                <w:lang w:val="en-US"/>
+              </w:rPr>
+              <w:t>9910</w:t>
+            </w:r>
+          </w:p>
+        </w:tc>
+      </w:tr>
+      <w:tr>
+        <w:tblPrEx>
+          <w:tblBorders>
+            <w:top w:val="single" w:color="auto" w:sz="4" w:space="0"/>
+            <w:left w:val="single" w:color="auto" w:sz="4" w:space="0"/>
+            <w:bottom w:val="single" w:color="auto" w:sz="4" w:space="0"/>
+            <w:right w:val="single" w:color="auto" w:sz="4" w:space="0"/>
+            <w:insideH w:val="single" w:color="auto" w:sz="4" w:space="0"/>
+            <w:insideV w:val="single" w:color="auto" w:sz="4" w:space="0"/>
+          </w:tblBorders>
+          <w:tblCellMar>
+            <w:left w:w="108" w:type="dxa"/>
+            <w:right w:w="108" w:type="dxa"/>
+          </w:tblCellMar>
+        </w:tblPrEx>
+        <w:trPr>
+          <w:jc w:val="center"/>
+        </w:trPr>
+        <w:tc>
+          <w:tcPr>
+            <w:tcW w:w="1420" w:type="dxa"/>
+            <w:vAlign w:val="center"/>
+          </w:tcPr>
+          <w:p>
+            <w:pPr>
+              <w:numPr>
+                <w:numId w:val="0"/>
+              </w:numPr>
+              <w:jc w:val="center"/>
+              <w:rPr>
+                <w:rFonts w:hint="default" w:ascii="Times New Roman" w:hAnsi="Times New Roman" w:eastAsia="SimSun" w:cs="Times New Roman"/>
+                <w:b w:val="0"/>
+                <w:bCs w:val="0"/>
+                <w:sz w:val="24"/>
+                <w:szCs w:val="24"/>
+                <w:vertAlign w:val="baseline"/>
+                <w:lang w:val="en-US"/>
+              </w:rPr>
+            </w:pPr>
+            <w:r>
+              <w:rPr>
+                <w:rFonts w:hint="default" w:ascii="Times New Roman" w:hAnsi="Times New Roman" w:eastAsia="SimSun" w:cs="Times New Roman"/>
+                <w:b w:val="0"/>
+                <w:bCs w:val="0"/>
+                <w:sz w:val="24"/>
+                <w:szCs w:val="24"/>
+                <w:vertAlign w:val="baseline"/>
+                <w:lang w:val="en-US"/>
+              </w:rPr>
+              <w:t>Varun Kasturia</w:t>
+            </w:r>
+          </w:p>
+        </w:tc>
+        <w:tc>
+          <w:tcPr>
+            <w:tcW w:w="1420" w:type="dxa"/>
+            <w:vAlign w:val="center"/>
+          </w:tcPr>
+          <w:p>
+            <w:pPr>
+              <w:numPr>
+                <w:numId w:val="0"/>
+              </w:numPr>
+              <w:jc w:val="center"/>
+              <w:rPr>
+                <w:rFonts w:hint="default" w:ascii="Times New Roman" w:hAnsi="Times New Roman" w:eastAsia="SimSun" w:cs="Times New Roman"/>
+                <w:b w:val="0"/>
+                <w:bCs w:val="0"/>
+                <w:sz w:val="24"/>
+                <w:szCs w:val="24"/>
+                <w:vertAlign w:val="baseline"/>
+                <w:lang w:val="en-US"/>
+              </w:rPr>
+            </w:pPr>
+            <w:r>
+              <w:rPr>
+                <w:rFonts w:hint="default" w:ascii="Times New Roman" w:hAnsi="Times New Roman" w:eastAsia="SimSun" w:cs="Times New Roman"/>
+                <w:b w:val="0"/>
+                <w:bCs w:val="0"/>
+                <w:sz w:val="24"/>
+                <w:szCs w:val="24"/>
+                <w:vertAlign w:val="baseline"/>
+                <w:lang w:val="en-US"/>
+              </w:rPr>
+              <w:t>actor</w:t>
+            </w:r>
+          </w:p>
+        </w:tc>
+        <w:tc>
+          <w:tcPr>
+            <w:tcW w:w="1420" w:type="dxa"/>
+            <w:vAlign w:val="center"/>
+          </w:tcPr>
+          <w:p>
+            <w:pPr>
+              <w:numPr>
+                <w:numId w:val="0"/>
+              </w:numPr>
+              <w:jc w:val="center"/>
+              <w:rPr>
+                <w:rFonts w:hint="default" w:ascii="Times New Roman" w:hAnsi="Times New Roman" w:eastAsia="SimSun" w:cs="Times New Roman"/>
+                <w:b w:val="0"/>
+                <w:bCs w:val="0"/>
+                <w:sz w:val="24"/>
+                <w:szCs w:val="24"/>
+                <w:vertAlign w:val="baseline"/>
+                <w:lang w:val="en-US"/>
+              </w:rPr>
+            </w:pPr>
+            <w:r>
+              <w:rPr>
+                <w:rFonts w:hint="default" w:ascii="Times New Roman" w:hAnsi="Times New Roman" w:eastAsia="SimSun" w:cs="Times New Roman"/>
+                <w:b w:val="0"/>
+                <w:bCs w:val="0"/>
+                <w:sz w:val="24"/>
+                <w:szCs w:val="24"/>
+                <w:vertAlign w:val="baseline"/>
+                <w:lang w:val="en-US"/>
+              </w:rPr>
+              <w:t>Romance</w:t>
+            </w:r>
+          </w:p>
+        </w:tc>
+        <w:tc>
+          <w:tcPr>
+            <w:tcW w:w="1420" w:type="dxa"/>
+            <w:vAlign w:val="center"/>
+          </w:tcPr>
+          <w:p>
+            <w:pPr>
+              <w:numPr>
+                <w:numId w:val="0"/>
+              </w:numPr>
+              <w:jc w:val="center"/>
+              <w:rPr>
+                <w:rFonts w:hint="default" w:ascii="Times New Roman" w:hAnsi="Times New Roman" w:eastAsia="SimSun" w:cs="Times New Roman"/>
+                <w:b w:val="0"/>
+                <w:bCs w:val="0"/>
+                <w:sz w:val="24"/>
+                <w:szCs w:val="24"/>
+                <w:vertAlign w:val="baseline"/>
+                <w:lang w:val="en-US"/>
+              </w:rPr>
+            </w:pPr>
+            <w:r>
+              <w:rPr>
+                <w:rFonts w:hint="default" w:ascii="Times New Roman" w:hAnsi="Times New Roman" w:eastAsia="SimSun" w:cs="Times New Roman"/>
+                <w:b w:val="0"/>
+                <w:bCs w:val="0"/>
+                <w:sz w:val="24"/>
+                <w:szCs w:val="24"/>
+                <w:vertAlign w:val="baseline"/>
+                <w:lang w:val="en-US"/>
+              </w:rPr>
+              <w:t>15</w:t>
+            </w:r>
+          </w:p>
+        </w:tc>
+        <w:tc>
+          <w:tcPr>
+            <w:tcW w:w="1421" w:type="dxa"/>
+            <w:vAlign w:val="center"/>
+          </w:tcPr>
+          <w:p>
+            <w:pPr>
+              <w:numPr>
+                <w:numId w:val="0"/>
+              </w:numPr>
+              <w:jc w:val="center"/>
+              <w:rPr>
+                <w:rFonts w:hint="default" w:ascii="Times New Roman" w:hAnsi="Times New Roman" w:eastAsia="SimSun" w:cs="Times New Roman"/>
+                <w:b w:val="0"/>
+                <w:bCs w:val="0"/>
+                <w:sz w:val="24"/>
+                <w:szCs w:val="24"/>
+                <w:vertAlign w:val="baseline"/>
+                <w:lang w:val="en-US"/>
+              </w:rPr>
+            </w:pPr>
+            <w:r>
+              <w:rPr>
+                <w:rFonts w:hint="default" w:ascii="Times New Roman" w:hAnsi="Times New Roman" w:eastAsia="SimSun" w:cs="Times New Roman"/>
+                <w:b w:val="0"/>
+                <w:bCs w:val="0"/>
+                <w:sz w:val="24"/>
+                <w:szCs w:val="24"/>
+                <w:vertAlign w:val="baseline"/>
+                <w:lang w:val="en-US"/>
+              </w:rPr>
+              <w:t>3772</w:t>
+            </w:r>
+          </w:p>
+        </w:tc>
+        <w:tc>
+          <w:tcPr>
+            <w:tcW w:w="1421" w:type="dxa"/>
+            <w:vAlign w:val="center"/>
+          </w:tcPr>
+          <w:p>
+            <w:pPr>
+              <w:numPr>
+                <w:numId w:val="0"/>
+              </w:numPr>
+              <w:jc w:val="center"/>
+              <w:rPr>
+                <w:rFonts w:hint="default" w:ascii="Times New Roman" w:hAnsi="Times New Roman" w:eastAsia="SimSun" w:cs="Times New Roman"/>
+                <w:b w:val="0"/>
+                <w:bCs w:val="0"/>
+                <w:sz w:val="24"/>
+                <w:szCs w:val="24"/>
+                <w:vertAlign w:val="baseline"/>
+                <w:lang w:val="en-US"/>
+              </w:rPr>
+            </w:pPr>
+            <w:r>
+              <w:rPr>
+                <w:rFonts w:hint="default" w:ascii="Times New Roman" w:hAnsi="Times New Roman" w:eastAsia="SimSun" w:cs="Times New Roman"/>
+                <w:b w:val="0"/>
+                <w:bCs w:val="0"/>
+                <w:sz w:val="24"/>
+                <w:szCs w:val="24"/>
+                <w:vertAlign w:val="baseline"/>
+                <w:lang w:val="en-US"/>
+              </w:rPr>
+              <w:t>9893</w:t>
+            </w:r>
+          </w:p>
+        </w:tc>
+      </w:tr>
+      <w:tr>
+        <w:tblPrEx>
+          <w:tblBorders>
+            <w:top w:val="single" w:color="auto" w:sz="4" w:space="0"/>
+            <w:left w:val="single" w:color="auto" w:sz="4" w:space="0"/>
+            <w:bottom w:val="single" w:color="auto" w:sz="4" w:space="0"/>
+            <w:right w:val="single" w:color="auto" w:sz="4" w:space="0"/>
+            <w:insideH w:val="single" w:color="auto" w:sz="4" w:space="0"/>
+            <w:insideV w:val="single" w:color="auto" w:sz="4" w:space="0"/>
+          </w:tblBorders>
+          <w:tblCellMar>
+            <w:left w:w="108" w:type="dxa"/>
+            <w:right w:w="108" w:type="dxa"/>
+          </w:tblCellMar>
+        </w:tblPrEx>
+        <w:trPr>
+          <w:jc w:val="center"/>
+        </w:trPr>
+        <w:tc>
+          <w:tcPr>
+            <w:tcW w:w="1420" w:type="dxa"/>
+            <w:vAlign w:val="center"/>
+          </w:tcPr>
+          <w:p>
+            <w:pPr>
+              <w:numPr>
+                <w:numId w:val="0"/>
+              </w:numPr>
+              <w:jc w:val="center"/>
+              <w:rPr>
+                <w:rFonts w:hint="default" w:ascii="Times New Roman" w:hAnsi="Times New Roman" w:eastAsia="SimSun" w:cs="Times New Roman"/>
+                <w:b w:val="0"/>
+                <w:bCs w:val="0"/>
+                <w:sz w:val="24"/>
+                <w:szCs w:val="24"/>
+                <w:vertAlign w:val="baseline"/>
+                <w:lang w:val="en-US"/>
+              </w:rPr>
+            </w:pPr>
+            <w:r>
+              <w:rPr>
+                <w:rFonts w:hint="default" w:ascii="Times New Roman" w:hAnsi="Times New Roman" w:eastAsia="SimSun" w:cs="Times New Roman"/>
+                <w:b w:val="0"/>
+                <w:bCs w:val="0"/>
+                <w:sz w:val="24"/>
+                <w:szCs w:val="24"/>
+                <w:vertAlign w:val="baseline"/>
+                <w:lang w:val="en-US"/>
+              </w:rPr>
+              <w:t>Rudrakshi Gupta</w:t>
+            </w:r>
+          </w:p>
+        </w:tc>
+        <w:tc>
+          <w:tcPr>
+            <w:tcW w:w="1420" w:type="dxa"/>
+            <w:vAlign w:val="center"/>
+          </w:tcPr>
+          <w:p>
+            <w:pPr>
+              <w:numPr>
+                <w:numId w:val="0"/>
+              </w:numPr>
+              <w:jc w:val="center"/>
+              <w:rPr>
+                <w:rFonts w:hint="default" w:ascii="Times New Roman" w:hAnsi="Times New Roman" w:eastAsia="SimSun" w:cs="Times New Roman"/>
+                <w:b w:val="0"/>
+                <w:bCs w:val="0"/>
+                <w:sz w:val="24"/>
+                <w:szCs w:val="24"/>
+                <w:vertAlign w:val="baseline"/>
+                <w:lang w:val="en-US"/>
+              </w:rPr>
+            </w:pPr>
+            <w:r>
+              <w:rPr>
+                <w:rFonts w:hint="default" w:ascii="Times New Roman" w:hAnsi="Times New Roman" w:eastAsia="SimSun" w:cs="Times New Roman"/>
+                <w:b w:val="0"/>
+                <w:bCs w:val="0"/>
+                <w:sz w:val="24"/>
+                <w:szCs w:val="24"/>
+                <w:vertAlign w:val="baseline"/>
+                <w:lang w:val="en-US"/>
+              </w:rPr>
+              <w:t>actor</w:t>
+            </w:r>
+          </w:p>
+        </w:tc>
+        <w:tc>
+          <w:tcPr>
+            <w:tcW w:w="1420" w:type="dxa"/>
+            <w:vAlign w:val="center"/>
+          </w:tcPr>
+          <w:p>
+            <w:pPr>
+              <w:numPr>
+                <w:numId w:val="0"/>
+              </w:numPr>
+              <w:jc w:val="center"/>
+              <w:rPr>
+                <w:rFonts w:hint="default" w:ascii="Times New Roman" w:hAnsi="Times New Roman" w:eastAsia="SimSun" w:cs="Times New Roman"/>
+                <w:b w:val="0"/>
+                <w:bCs w:val="0"/>
+                <w:sz w:val="24"/>
+                <w:szCs w:val="24"/>
+                <w:vertAlign w:val="baseline"/>
+                <w:lang w:val="en-US"/>
+              </w:rPr>
+            </w:pPr>
+            <w:r>
+              <w:rPr>
+                <w:rFonts w:hint="default" w:ascii="Times New Roman" w:hAnsi="Times New Roman" w:eastAsia="SimSun" w:cs="Times New Roman"/>
+                <w:b w:val="0"/>
+                <w:bCs w:val="0"/>
+                <w:sz w:val="24"/>
+                <w:szCs w:val="24"/>
+                <w:vertAlign w:val="baseline"/>
+                <w:lang w:val="en-US"/>
+              </w:rPr>
+              <w:t>Romance</w:t>
+            </w:r>
+          </w:p>
+        </w:tc>
+        <w:tc>
+          <w:tcPr>
+            <w:tcW w:w="1420" w:type="dxa"/>
+            <w:vAlign w:val="center"/>
+          </w:tcPr>
+          <w:p>
+            <w:pPr>
+              <w:numPr>
+                <w:numId w:val="0"/>
+              </w:numPr>
+              <w:jc w:val="center"/>
+              <w:rPr>
+                <w:rFonts w:hint="default" w:ascii="Times New Roman" w:hAnsi="Times New Roman" w:eastAsia="SimSun" w:cs="Times New Roman"/>
+                <w:b w:val="0"/>
+                <w:bCs w:val="0"/>
+                <w:sz w:val="24"/>
+                <w:szCs w:val="24"/>
+                <w:vertAlign w:val="baseline"/>
+                <w:lang w:val="en-US"/>
+              </w:rPr>
+            </w:pPr>
+            <w:r>
+              <w:rPr>
+                <w:rFonts w:hint="default" w:ascii="Times New Roman" w:hAnsi="Times New Roman" w:eastAsia="SimSun" w:cs="Times New Roman"/>
+                <w:b w:val="0"/>
+                <w:bCs w:val="0"/>
+                <w:sz w:val="24"/>
+                <w:szCs w:val="24"/>
+                <w:vertAlign w:val="baseline"/>
+                <w:lang w:val="en-US"/>
+              </w:rPr>
+              <w:t>16</w:t>
+            </w:r>
+          </w:p>
+        </w:tc>
+        <w:tc>
+          <w:tcPr>
+            <w:tcW w:w="1421" w:type="dxa"/>
+            <w:vAlign w:val="center"/>
+          </w:tcPr>
+          <w:p>
+            <w:pPr>
+              <w:numPr>
+                <w:numId w:val="0"/>
+              </w:numPr>
+              <w:jc w:val="center"/>
+              <w:rPr>
+                <w:rFonts w:hint="default" w:ascii="Times New Roman" w:hAnsi="Times New Roman" w:eastAsia="SimSun" w:cs="Times New Roman"/>
+                <w:b w:val="0"/>
+                <w:bCs w:val="0"/>
+                <w:sz w:val="24"/>
+                <w:szCs w:val="24"/>
+                <w:vertAlign w:val="baseline"/>
+                <w:lang w:val="en-US"/>
+              </w:rPr>
+            </w:pPr>
+            <w:r>
+              <w:rPr>
+                <w:rFonts w:hint="default" w:ascii="Times New Roman" w:hAnsi="Times New Roman" w:eastAsia="SimSun" w:cs="Times New Roman"/>
+                <w:b w:val="0"/>
+                <w:bCs w:val="0"/>
+                <w:sz w:val="24"/>
+                <w:szCs w:val="24"/>
+                <w:vertAlign w:val="baseline"/>
+                <w:lang w:val="en-US"/>
+              </w:rPr>
+              <w:t>3783</w:t>
+            </w:r>
+          </w:p>
+        </w:tc>
+        <w:tc>
+          <w:tcPr>
+            <w:tcW w:w="1421" w:type="dxa"/>
+            <w:vAlign w:val="center"/>
+          </w:tcPr>
+          <w:p>
+            <w:pPr>
+              <w:numPr>
+                <w:numId w:val="0"/>
+              </w:numPr>
+              <w:jc w:val="center"/>
+              <w:rPr>
+                <w:rFonts w:hint="default" w:ascii="Times New Roman" w:hAnsi="Times New Roman" w:eastAsia="SimSun" w:cs="Times New Roman"/>
+                <w:b w:val="0"/>
+                <w:bCs w:val="0"/>
+                <w:sz w:val="24"/>
+                <w:szCs w:val="24"/>
+                <w:vertAlign w:val="baseline"/>
+                <w:lang w:val="en-US"/>
+              </w:rPr>
+            </w:pPr>
+            <w:r>
+              <w:rPr>
+                <w:rFonts w:hint="default" w:ascii="Times New Roman" w:hAnsi="Times New Roman" w:eastAsia="SimSun" w:cs="Times New Roman"/>
+                <w:b w:val="0"/>
+                <w:bCs w:val="0"/>
+                <w:sz w:val="24"/>
+                <w:szCs w:val="24"/>
+                <w:vertAlign w:val="baseline"/>
+                <w:lang w:val="en-US"/>
+              </w:rPr>
+              <w:t>9892</w:t>
+            </w:r>
+          </w:p>
+        </w:tc>
+      </w:tr>
+      <w:tr>
+        <w:tblPrEx>
+          <w:tblBorders>
+            <w:top w:val="single" w:color="auto" w:sz="4" w:space="0"/>
+            <w:left w:val="single" w:color="auto" w:sz="4" w:space="0"/>
+            <w:bottom w:val="single" w:color="auto" w:sz="4" w:space="0"/>
+            <w:right w:val="single" w:color="auto" w:sz="4" w:space="0"/>
+            <w:insideH w:val="single" w:color="auto" w:sz="4" w:space="0"/>
+            <w:insideV w:val="single" w:color="auto" w:sz="4" w:space="0"/>
+          </w:tblBorders>
+          <w:tblCellMar>
+            <w:left w:w="108" w:type="dxa"/>
+            <w:right w:w="108" w:type="dxa"/>
+          </w:tblCellMar>
+        </w:tblPrEx>
+        <w:trPr>
+          <w:jc w:val="center"/>
+        </w:trPr>
+        <w:tc>
+          <w:tcPr>
+            <w:tcW w:w="1420" w:type="dxa"/>
+            <w:vAlign w:val="center"/>
+          </w:tcPr>
+          <w:p>
+            <w:pPr>
+              <w:numPr>
+                <w:numId w:val="0"/>
+              </w:numPr>
+              <w:jc w:val="center"/>
+              <w:rPr>
+                <w:rFonts w:hint="default" w:ascii="Times New Roman" w:hAnsi="Times New Roman" w:eastAsia="SimSun" w:cs="Times New Roman"/>
+                <w:b w:val="0"/>
+                <w:bCs w:val="0"/>
+                <w:sz w:val="24"/>
+                <w:szCs w:val="24"/>
+                <w:vertAlign w:val="baseline"/>
+                <w:lang w:val="en-US"/>
+              </w:rPr>
+            </w:pPr>
+            <w:r>
+              <w:rPr>
+                <w:rFonts w:hint="default" w:ascii="Times New Roman" w:hAnsi="Times New Roman" w:eastAsia="SimSun" w:cs="Times New Roman"/>
+                <w:b w:val="0"/>
+                <w:bCs w:val="0"/>
+                <w:sz w:val="24"/>
+                <w:szCs w:val="24"/>
+                <w:vertAlign w:val="baseline"/>
+                <w:lang w:val="en-US"/>
+              </w:rPr>
+              <w:t>Hermant Bharati</w:t>
+            </w:r>
+          </w:p>
+        </w:tc>
+        <w:tc>
+          <w:tcPr>
+            <w:tcW w:w="1420" w:type="dxa"/>
+            <w:vAlign w:val="center"/>
+          </w:tcPr>
+          <w:p>
+            <w:pPr>
+              <w:numPr>
+                <w:numId w:val="0"/>
+              </w:numPr>
+              <w:jc w:val="center"/>
+              <w:rPr>
+                <w:rFonts w:hint="default" w:ascii="Times New Roman" w:hAnsi="Times New Roman" w:eastAsia="SimSun" w:cs="Times New Roman"/>
+                <w:b w:val="0"/>
+                <w:bCs w:val="0"/>
+                <w:sz w:val="24"/>
+                <w:szCs w:val="24"/>
+                <w:vertAlign w:val="baseline"/>
+                <w:lang w:val="en-US"/>
+              </w:rPr>
+            </w:pPr>
+            <w:r>
+              <w:rPr>
+                <w:rFonts w:hint="default" w:ascii="Times New Roman" w:hAnsi="Times New Roman" w:eastAsia="SimSun" w:cs="Times New Roman"/>
+                <w:b w:val="0"/>
+                <w:bCs w:val="0"/>
+                <w:sz w:val="24"/>
+                <w:szCs w:val="24"/>
+                <w:vertAlign w:val="baseline"/>
+                <w:lang w:val="en-US"/>
+              </w:rPr>
+              <w:t>actor</w:t>
+            </w:r>
+          </w:p>
+        </w:tc>
+        <w:tc>
+          <w:tcPr>
+            <w:tcW w:w="1420" w:type="dxa"/>
+            <w:vAlign w:val="center"/>
+          </w:tcPr>
+          <w:p>
+            <w:pPr>
+              <w:numPr>
+                <w:numId w:val="0"/>
+              </w:numPr>
+              <w:jc w:val="center"/>
+              <w:rPr>
+                <w:rFonts w:hint="default" w:ascii="Times New Roman" w:hAnsi="Times New Roman" w:eastAsia="SimSun" w:cs="Times New Roman"/>
+                <w:b w:val="0"/>
+                <w:bCs w:val="0"/>
+                <w:sz w:val="24"/>
+                <w:szCs w:val="24"/>
+                <w:vertAlign w:val="baseline"/>
+                <w:lang w:val="en-US"/>
+              </w:rPr>
+            </w:pPr>
+            <w:r>
+              <w:rPr>
+                <w:rFonts w:hint="default" w:ascii="Times New Roman" w:hAnsi="Times New Roman" w:eastAsia="SimSun" w:cs="Times New Roman"/>
+                <w:b w:val="0"/>
+                <w:bCs w:val="0"/>
+                <w:sz w:val="24"/>
+                <w:szCs w:val="24"/>
+                <w:vertAlign w:val="baseline"/>
+                <w:lang w:val="en-US"/>
+              </w:rPr>
+              <w:t>Romance</w:t>
+            </w:r>
+          </w:p>
+        </w:tc>
+        <w:tc>
+          <w:tcPr>
+            <w:tcW w:w="1420" w:type="dxa"/>
+            <w:vAlign w:val="center"/>
+          </w:tcPr>
+          <w:p>
+            <w:pPr>
+              <w:numPr>
+                <w:numId w:val="0"/>
+              </w:numPr>
+              <w:jc w:val="center"/>
+              <w:rPr>
+                <w:rFonts w:hint="default" w:ascii="Times New Roman" w:hAnsi="Times New Roman" w:eastAsia="SimSun" w:cs="Times New Roman"/>
+                <w:b w:val="0"/>
+                <w:bCs w:val="0"/>
+                <w:sz w:val="24"/>
+                <w:szCs w:val="24"/>
+                <w:vertAlign w:val="baseline"/>
+                <w:lang w:val="en-US"/>
+              </w:rPr>
+            </w:pPr>
+            <w:r>
+              <w:rPr>
+                <w:rFonts w:hint="default" w:ascii="Times New Roman" w:hAnsi="Times New Roman" w:eastAsia="SimSun" w:cs="Times New Roman"/>
+                <w:b w:val="0"/>
+                <w:bCs w:val="0"/>
+                <w:sz w:val="24"/>
+                <w:szCs w:val="24"/>
+                <w:vertAlign w:val="baseline"/>
+                <w:lang w:val="en-US"/>
+              </w:rPr>
+              <w:t>10</w:t>
+            </w:r>
+          </w:p>
+        </w:tc>
+        <w:tc>
+          <w:tcPr>
+            <w:tcW w:w="1421" w:type="dxa"/>
+            <w:vAlign w:val="center"/>
+          </w:tcPr>
+          <w:p>
+            <w:pPr>
+              <w:numPr>
+                <w:numId w:val="0"/>
+              </w:numPr>
+              <w:jc w:val="center"/>
+              <w:rPr>
+                <w:rFonts w:hint="default" w:ascii="Times New Roman" w:hAnsi="Times New Roman" w:eastAsia="SimSun" w:cs="Times New Roman"/>
+                <w:b w:val="0"/>
+                <w:bCs w:val="0"/>
+                <w:sz w:val="24"/>
+                <w:szCs w:val="24"/>
+                <w:vertAlign w:val="baseline"/>
+                <w:lang w:val="en-US"/>
+              </w:rPr>
+            </w:pPr>
+            <w:r>
+              <w:rPr>
+                <w:rFonts w:hint="default" w:ascii="Times New Roman" w:hAnsi="Times New Roman" w:eastAsia="SimSun" w:cs="Times New Roman"/>
+                <w:b w:val="0"/>
+                <w:bCs w:val="0"/>
+                <w:sz w:val="24"/>
+                <w:szCs w:val="24"/>
+                <w:vertAlign w:val="baseline"/>
+                <w:lang w:val="en-US"/>
+              </w:rPr>
+              <w:t>2380</w:t>
+            </w:r>
+          </w:p>
+        </w:tc>
+        <w:tc>
+          <w:tcPr>
+            <w:tcW w:w="1421" w:type="dxa"/>
+            <w:vAlign w:val="center"/>
+          </w:tcPr>
+          <w:p>
+            <w:pPr>
+              <w:numPr>
+                <w:numId w:val="0"/>
+              </w:numPr>
+              <w:jc w:val="center"/>
+              <w:rPr>
+                <w:rFonts w:hint="default" w:ascii="Times New Roman" w:hAnsi="Times New Roman" w:eastAsia="SimSun" w:cs="Times New Roman"/>
+                <w:b w:val="0"/>
+                <w:bCs w:val="0"/>
+                <w:sz w:val="24"/>
+                <w:szCs w:val="24"/>
+                <w:vertAlign w:val="baseline"/>
+                <w:lang w:val="en-US"/>
+              </w:rPr>
+            </w:pPr>
+            <w:r>
+              <w:rPr>
+                <w:rFonts w:hint="default" w:ascii="Times New Roman" w:hAnsi="Times New Roman" w:eastAsia="SimSun" w:cs="Times New Roman"/>
+                <w:b w:val="0"/>
+                <w:bCs w:val="0"/>
+                <w:sz w:val="24"/>
+                <w:szCs w:val="24"/>
+                <w:vertAlign w:val="baseline"/>
+                <w:lang w:val="en-US"/>
+              </w:rPr>
+              <w:t>9890</w:t>
+            </w:r>
+          </w:p>
+        </w:tc>
+      </w:tr>
+    </w:tbl>
+    <w:p>
+      <w:pPr>
+        <w:numPr>
+          <w:numId w:val="0"/>
+        </w:numPr>
+        <w:ind w:left="420" w:leftChars="0" w:firstLine="480"/>
+        <w:jc w:val="left"/>
+        <w:rPr>
+          <w:rFonts w:hint="default" w:ascii="Times New Roman" w:hAnsi="Times New Roman" w:eastAsia="SimSun" w:cs="Times New Roman"/>
+          <w:b w:val="0"/>
+          <w:bCs w:val="0"/>
+          <w:sz w:val="24"/>
+          <w:szCs w:val="24"/>
+          <w:lang w:val="en-US"/>
+        </w:rPr>
+      </w:pPr>
+    </w:p>
+    <w:p>
+      <w:pPr>
+        <w:numPr>
+          <w:numId w:val="0"/>
+        </w:numPr>
+        <w:jc w:val="left"/>
+        <w:rPr>
+          <w:rFonts w:hint="default" w:ascii="Times New Roman" w:hAnsi="Times New Roman" w:eastAsia="SimSun" w:cs="Times New Roman"/>
+          <w:b w:val="0"/>
+          <w:bCs w:val="0"/>
+          <w:sz w:val="24"/>
+          <w:szCs w:val="24"/>
+          <w:lang w:val="en-US"/>
+        </w:rPr>
+      </w:pPr>
+      <w:r>
+        <w:rPr>
+          <w:rFonts w:hint="default" w:ascii="Times New Roman" w:hAnsi="Times New Roman" w:eastAsia="SimSun" w:cs="Times New Roman"/>
+          <w:b w:val="0"/>
+          <w:bCs w:val="0"/>
+          <w:sz w:val="24"/>
+          <w:szCs w:val="24"/>
+          <w:lang w:val="en-US"/>
+        </w:rPr>
+        <w:tab/>
+      </w:r>
+      <w:r>
+        <w:rPr>
+          <w:rFonts w:hint="default" w:ascii="Times New Roman" w:hAnsi="Times New Roman" w:eastAsia="SimSun" w:cs="Times New Roman"/>
+          <w:b/>
+          <w:bCs/>
+          <w:sz w:val="24"/>
+          <w:szCs w:val="24"/>
+          <w:lang w:val="en-US"/>
+        </w:rPr>
+        <w:t>Interpretation</w:t>
+      </w:r>
+      <w:r>
+        <w:rPr>
+          <w:rFonts w:hint="default" w:ascii="Times New Roman" w:hAnsi="Times New Roman" w:eastAsia="SimSun" w:cs="Times New Roman"/>
+          <w:b w:val="0"/>
+          <w:bCs w:val="0"/>
+          <w:sz w:val="24"/>
+          <w:szCs w:val="24"/>
+          <w:lang w:val="en-US"/>
+        </w:rPr>
+        <w:t xml:space="preserve">: </w:t>
+      </w:r>
+      <w:r>
+        <w:rPr>
+          <w:rFonts w:hint="default" w:ascii="Times New Roman" w:hAnsi="Times New Roman" w:eastAsia="SimSun" w:cs="Times New Roman"/>
+          <w:sz w:val="24"/>
+          <w:szCs w:val="24"/>
+        </w:rPr>
+        <w:t>The mart shows that highly rated performance is concentrated differently by person and role. Cat Santarosa is strongly concentrated in Documentary as a director, while several highly rated actors are concentrated in Romance and Drama. The vote-weighted rating helps distinguish consistently strong performance from high ratings supported by relatively few votes.</w:t>
+      </w:r>
     </w:p>
     <w:p>
       <w:pPr>
@@ -17665,18 +21079,9 @@
           <w:rFonts w:hint="default" w:ascii="Times New Roman" w:hAnsi="Times New Roman" w:cs="Times New Roman"/>
           <w:color w:val="auto"/>
         </w:rPr>
-        <w:t xml:space="preserve"> implementing a complete vertical slice first made debugging easier </w:t>
-      </w:r>
-      <w:bookmarkStart w:id="0" w:name="_GoBack"/>
-      <w:r>
-        <w:rPr>
-          <w:rFonts w:hint="default" w:ascii="Times New Roman" w:hAnsi="Times New Roman" w:cs="Times New Roman"/>
-          <w:color w:val="auto"/>
-        </w:rPr>
-        <w:t>because the ingestion design could be validated before applying it to every dataset.</w:t>
+        <w:t xml:space="preserve"> implementing a complete vertical slice first made debugging easier because the ingestion design could be validated before applying it to every dataset.</w:t>
       </w:r>
     </w:p>
-    <w:bookmarkEnd w:id="0"/>
     <w:p>
       <w:pPr>
         <w:pStyle w:val="7"/>
@@ -17717,6 +21122,7 @@
         <w:keepLines w:val="0"/>
         <w:widowControl/>
         <w:numPr>
+          <w:ilvl w:val="0"/>
           <w:numId w:val="0"/>
         </w:numPr>
         <w:suppressLineNumbers w:val="0"/>
@@ -17768,6 +21174,7 @@
         <w:keepLines w:val="0"/>
         <w:widowControl/>
         <w:numPr>
+          <w:ilvl w:val="0"/>
           <w:numId w:val="0"/>
         </w:numPr>
         <w:suppressLineNumbers w:val="0"/>

--- a/docs/project_documentation.docx
+++ b/docs/project_documentation.docx
@@ -271,6 +271,7 @@
     <w:p>
       <w:pPr>
         <w:numPr>
+          <w:ilvl w:val="0"/>
           <w:numId w:val="0"/>
         </w:numPr>
         <w:ind w:left="420" w:leftChars="0" w:firstLine="716" w:firstLineChars="0"/>
@@ -332,6 +333,7 @@
         <w:keepLines w:val="0"/>
         <w:widowControl/>
         <w:numPr>
+          <w:ilvl w:val="0"/>
           <w:numId w:val="0"/>
         </w:numPr>
         <w:suppressLineNumbers w:val="0"/>
@@ -1170,6 +1172,7 @@
         <w:keepLines w:val="0"/>
         <w:widowControl/>
         <w:numPr>
+          <w:ilvl w:val="0"/>
           <w:numId w:val="0"/>
         </w:numPr>
         <w:suppressLineNumbers w:val="0"/>
@@ -5670,6 +5673,7 @@
           </w:tcPr>
           <w:p>
             <w:pPr>
+              <w:widowControl w:val="0"/>
               <w:spacing w:beforeLines="0" w:afterLines="0"/>
               <w:jc w:val="left"/>
               <w:rPr>
@@ -6605,12 +6609,6 @@
             <w:insideH w:val="single" w:color="auto" w:sz="4" w:space="0"/>
             <w:insideV w:val="single" w:color="auto" w:sz="4" w:space="0"/>
           </w:tblBorders>
-          <w:tblCellMar>
-            <w:top w:w="0" w:type="dxa"/>
-            <w:left w:w="108" w:type="dxa"/>
-            <w:bottom w:w="0" w:type="dxa"/>
-            <w:right w:w="108" w:type="dxa"/>
-          </w:tblCellMar>
         </w:tblPrEx>
         <w:tc>
           <w:tcPr>
@@ -8195,9 +8193,9 @@
         </w:tblCellMar>
       </w:tblPr>
       <w:tblGrid>
-        <w:gridCol w:w="4820"/>
-        <w:gridCol w:w="3231"/>
-        <w:gridCol w:w="2747"/>
+        <w:gridCol w:w="4748"/>
+        <w:gridCol w:w="2713"/>
+        <w:gridCol w:w="3337"/>
       </w:tblGrid>
       <w:tr>
         <w:tblPrEx>
@@ -9182,7 +9180,7 @@
                 <w:vertAlign w:val="baseline"/>
                 <w:lang w:val="en-US"/>
               </w:rPr>
-              <w:t>transform.dbt_run_snapshot</w:t>
+              <w:t>transform.dbt_snapshot</w:t>
             </w:r>
           </w:p>
         </w:tc>
@@ -9420,14 +9418,17 @@
         <w:tc>
           <w:tcPr>
             <w:tcW w:w="4820" w:type="dxa"/>
-          </w:tcPr>
-          <w:p>
-            <w:pPr>
-              <w:widowControl w:val="0"/>
-              <w:numPr>
-                <w:ilvl w:val="0"/>
-                <w:numId w:val="0"/>
-              </w:numPr>
+            <w:shd w:val="clear" w:color="auto" w:fill="auto"/>
+            <w:vAlign w:val="top"/>
+          </w:tcPr>
+          <w:p>
+            <w:pPr>
+              <w:widowControl w:val="0"/>
+              <w:numPr>
+                <w:ilvl w:val="0"/>
+                <w:numId w:val="0"/>
+              </w:numPr>
+              <w:ind w:left="0" w:leftChars="0" w:firstLine="0" w:firstLineChars="0"/>
               <w:jc w:val="center"/>
               <w:rPr>
                 <w:rFonts w:hint="default" w:ascii="Times New Roman" w:hAnsi="Times New Roman" w:eastAsia="SimSun" w:cs="Times New Roman"/>
@@ -9453,7 +9454,7 @@
                 <w:vertAlign w:val="baseline"/>
                 <w:lang w:val="en-US"/>
               </w:rPr>
-              <w:t>data_quality.dbt_test</w:t>
+              <w:t>transform.dbt_run_marts</w:t>
             </w:r>
           </w:p>
         </w:tc>
@@ -9471,24 +9472,21 @@
               </w:numPr>
               <w:jc w:val="center"/>
               <w:rPr>
-                <w:rFonts w:hint="default" w:ascii="Times New Roman" w:hAnsi="Times New Roman" w:eastAsia="SimSun" w:cs="Times New Roman"/>
-                <w:color w:val="auto"/>
-                <w:sz w:val="24"/>
-                <w:szCs w:val="24"/>
-                <w:vertAlign w:val="baseline"/>
-                <w:lang w:val="en-US"/>
-              </w:rPr>
-            </w:pPr>
-            <w:r>
-              <w:rPr>
-                <w:rFonts w:hint="default" w:ascii="Times New Roman" w:hAnsi="Times New Roman" w:eastAsia="SimSun"/>
-                <w:color w:val="auto"/>
-                <w:sz w:val="24"/>
-                <w:szCs w:val="24"/>
-                <w:vertAlign w:val="baseline"/>
-                <w:lang w:val="en-US"/>
-              </w:rPr>
-              <w:t>Executes the complete dbt test suite and fails the pipeline on critical test failures.</w:t>
+                <w:rFonts w:hint="default" w:ascii="Times New Roman" w:hAnsi="Times New Roman" w:eastAsia="SimSun"/>
+                <w:color w:val="auto"/>
+                <w:sz w:val="24"/>
+                <w:szCs w:val="24"/>
+                <w:vertAlign w:val="baseline"/>
+                <w:lang w:val="en-US"/>
+              </w:rPr>
+            </w:pPr>
+            <w:r>
+              <w:rPr>
+                <w:rFonts w:hint="default" w:ascii="Times New Roman" w:hAnsi="Times New Roman" w:eastAsia="SimSun" w:cs="Times New Roman"/>
+                <w:sz w:val="24"/>
+                <w:szCs w:val="24"/>
+              </w:rPr>
+              <w:t>Builds the final analytical marts used to answer the project deliverable questions.</w:t>
             </w:r>
           </w:p>
         </w:tc>
@@ -9522,14 +9520,293 @@
                 <w:rFonts w:hint="default" w:ascii="Times New Roman" w:hAnsi="Times New Roman" w:eastAsia="SimSun" w:cs="Times New Roman"/>
                 <w:b/>
                 <w:bCs/>
-                <w:color w:val="auto"/>
                 <w:sz w:val="24"/>
                 <w:szCs w:val="24"/>
                 <w:u w:val="single"/>
-                <w:vertAlign w:val="baseline"/>
-                <w:lang w:val="en-US"/>
-              </w:rPr>
-              <w:t>transform</w:t>
+              </w:rPr>
+              <w:t>dbt_run_dimensions_and_fact</w:t>
+            </w:r>
+          </w:p>
+        </w:tc>
+      </w:tr>
+      <w:tr>
+        <w:tblPrEx>
+          <w:tblBorders>
+            <w:top w:val="single" w:color="auto" w:sz="4" w:space="0"/>
+            <w:left w:val="single" w:color="auto" w:sz="4" w:space="0"/>
+            <w:bottom w:val="single" w:color="auto" w:sz="4" w:space="0"/>
+            <w:right w:val="single" w:color="auto" w:sz="4" w:space="0"/>
+            <w:insideH w:val="single" w:color="auto" w:sz="4" w:space="0"/>
+            <w:insideV w:val="single" w:color="auto" w:sz="4" w:space="0"/>
+          </w:tblBorders>
+          <w:tblCellMar>
+            <w:top w:w="0" w:type="dxa"/>
+            <w:left w:w="108" w:type="dxa"/>
+            <w:bottom w:w="0" w:type="dxa"/>
+            <w:right w:w="108" w:type="dxa"/>
+          </w:tblCellMar>
+        </w:tblPrEx>
+        <w:tc>
+          <w:tcPr>
+            <w:tcW w:w="4820" w:type="dxa"/>
+          </w:tcPr>
+          <w:p>
+            <w:pPr>
+              <w:widowControl w:val="0"/>
+              <w:numPr>
+                <w:ilvl w:val="0"/>
+                <w:numId w:val="0"/>
+              </w:numPr>
+              <w:jc w:val="center"/>
+              <w:rPr>
+                <w:rFonts w:hint="default" w:ascii="Times New Roman" w:hAnsi="Times New Roman" w:eastAsia="SimSun" w:cs="Times New Roman"/>
+                <w:b/>
+                <w:bCs/>
+                <w:color w:val="auto"/>
+                <w:sz w:val="24"/>
+                <w:szCs w:val="24"/>
+                <w:u w:val="single"/>
+                <w:vertAlign w:val="baseline"/>
+                <w:lang w:val="en-US"/>
+              </w:rPr>
+            </w:pPr>
+            <w:r>
+              <w:rPr>
+                <w:rFonts w:hint="default" w:ascii="Times New Roman" w:hAnsi="Times New Roman" w:eastAsia="SimSun" w:cs="Times New Roman"/>
+                <w:b/>
+                <w:bCs/>
+                <w:color w:val="auto"/>
+                <w:sz w:val="24"/>
+                <w:szCs w:val="24"/>
+                <w:u w:val="single"/>
+                <w:vertAlign w:val="baseline"/>
+                <w:lang w:val="en-US"/>
+              </w:rPr>
+              <w:t>data_quality.dbt_test</w:t>
+            </w:r>
+          </w:p>
+        </w:tc>
+        <w:tc>
+          <w:tcPr>
+            <w:tcW w:w="3231" w:type="dxa"/>
+            <w:vAlign w:val="center"/>
+          </w:tcPr>
+          <w:p>
+            <w:pPr>
+              <w:widowControl w:val="0"/>
+              <w:numPr>
+                <w:ilvl w:val="0"/>
+                <w:numId w:val="0"/>
+              </w:numPr>
+              <w:jc w:val="center"/>
+              <w:rPr>
+                <w:rFonts w:hint="default" w:ascii="Times New Roman" w:hAnsi="Times New Roman" w:eastAsia="SimSun" w:cs="Times New Roman"/>
+                <w:color w:val="auto"/>
+                <w:sz w:val="24"/>
+                <w:szCs w:val="24"/>
+                <w:vertAlign w:val="baseline"/>
+                <w:lang w:val="en-US"/>
+              </w:rPr>
+            </w:pPr>
+            <w:r>
+              <w:rPr>
+                <w:rFonts w:hint="default" w:ascii="Times New Roman" w:hAnsi="Times New Roman" w:eastAsia="SimSun"/>
+                <w:color w:val="auto"/>
+                <w:sz w:val="24"/>
+                <w:szCs w:val="24"/>
+                <w:vertAlign w:val="baseline"/>
+                <w:lang w:val="en-US"/>
+              </w:rPr>
+              <w:t>Executes the complete dbt test suite and fails the pipeline on critical test failures.</w:t>
+            </w:r>
+          </w:p>
+        </w:tc>
+        <w:tc>
+          <w:tcPr>
+            <w:tcW w:w="2747" w:type="dxa"/>
+            <w:vAlign w:val="center"/>
+          </w:tcPr>
+          <w:p>
+            <w:pPr>
+              <w:widowControl w:val="0"/>
+              <w:numPr>
+                <w:ilvl w:val="0"/>
+                <w:numId w:val="0"/>
+              </w:numPr>
+              <w:jc w:val="center"/>
+              <w:rPr>
+                <w:rFonts w:hint="default" w:ascii="Times New Roman" w:hAnsi="Times New Roman" w:eastAsia="SimSun" w:cs="Times New Roman"/>
+                <w:b/>
+                <w:bCs/>
+                <w:color w:val="auto"/>
+                <w:sz w:val="24"/>
+                <w:szCs w:val="24"/>
+                <w:u w:val="single"/>
+                <w:vertAlign w:val="baseline"/>
+                <w:lang w:val="en-US"/>
+              </w:rPr>
+            </w:pPr>
+            <w:r>
+              <w:rPr>
+                <w:rFonts w:hint="default" w:ascii="Times New Roman" w:hAnsi="Times New Roman" w:eastAsia="SimSun" w:cs="Times New Roman"/>
+                <w:b/>
+                <w:bCs/>
+                <w:color w:val="auto"/>
+                <w:sz w:val="24"/>
+                <w:szCs w:val="24"/>
+                <w:u w:val="single"/>
+                <w:vertAlign w:val="baseline"/>
+                <w:lang w:val="en-US"/>
+              </w:rPr>
+              <w:t>dbt_run_marts</w:t>
+            </w:r>
+          </w:p>
+        </w:tc>
+      </w:tr>
+      <w:tr>
+        <w:tblPrEx>
+          <w:tblBorders>
+            <w:top w:val="single" w:color="auto" w:sz="4" w:space="0"/>
+            <w:left w:val="single" w:color="auto" w:sz="4" w:space="0"/>
+            <w:bottom w:val="single" w:color="auto" w:sz="4" w:space="0"/>
+            <w:right w:val="single" w:color="auto" w:sz="4" w:space="0"/>
+            <w:insideH w:val="single" w:color="auto" w:sz="4" w:space="0"/>
+            <w:insideV w:val="single" w:color="auto" w:sz="4" w:space="0"/>
+          </w:tblBorders>
+          <w:tblCellMar>
+            <w:top w:w="0" w:type="dxa"/>
+            <w:left w:w="108" w:type="dxa"/>
+            <w:bottom w:w="0" w:type="dxa"/>
+            <w:right w:w="108" w:type="dxa"/>
+          </w:tblCellMar>
+        </w:tblPrEx>
+        <w:tc>
+          <w:tcPr>
+            <w:tcW w:w="4820" w:type="dxa"/>
+          </w:tcPr>
+          <w:p>
+            <w:pPr>
+              <w:widowControl w:val="0"/>
+              <w:numPr>
+                <w:ilvl w:val="0"/>
+                <w:numId w:val="0"/>
+              </w:numPr>
+              <w:jc w:val="center"/>
+              <w:rPr>
+                <w:rFonts w:hint="default" w:ascii="Times New Roman" w:hAnsi="Times New Roman" w:eastAsia="SimSun" w:cs="Times New Roman"/>
+                <w:b/>
+                <w:bCs/>
+                <w:color w:val="auto"/>
+                <w:sz w:val="24"/>
+                <w:szCs w:val="24"/>
+                <w:u w:val="single"/>
+                <w:vertAlign w:val="baseline"/>
+                <w:lang w:val="en-US"/>
+              </w:rPr>
+            </w:pPr>
+            <w:r>
+              <w:rPr>
+                <w:rFonts w:hint="default" w:ascii="Times New Roman" w:hAnsi="Times New Roman" w:eastAsia="SimSun" w:cs="Times New Roman"/>
+                <w:b/>
+                <w:bCs/>
+                <w:color w:val="auto"/>
+                <w:sz w:val="24"/>
+                <w:szCs w:val="24"/>
+                <w:u w:val="single"/>
+                <w:vertAlign w:val="baseline"/>
+                <w:lang w:val="en-US"/>
+              </w:rPr>
+              <w:t>documentation.generate_dbt_docs</w:t>
+            </w:r>
+          </w:p>
+        </w:tc>
+        <w:tc>
+          <w:tcPr>
+            <w:tcW w:w="3231" w:type="dxa"/>
+            <w:vAlign w:val="center"/>
+          </w:tcPr>
+          <w:p>
+            <w:pPr>
+              <w:widowControl w:val="0"/>
+              <w:numPr>
+                <w:ilvl w:val="0"/>
+                <w:numId w:val="0"/>
+              </w:numPr>
+              <w:jc w:val="center"/>
+              <w:rPr>
+                <w:rFonts w:hint="default" w:ascii="Times New Roman" w:hAnsi="Times New Roman" w:eastAsia="SimSun"/>
+                <w:color w:val="auto"/>
+                <w:sz w:val="24"/>
+                <w:szCs w:val="24"/>
+                <w:vertAlign w:val="baseline"/>
+                <w:lang w:val="en-US"/>
+              </w:rPr>
+            </w:pPr>
+            <w:r>
+              <w:rPr>
+                <w:rFonts w:hint="default" w:ascii="Times New Roman" w:hAnsi="Times New Roman" w:eastAsia="SimSun" w:cs="Times New Roman"/>
+                <w:sz w:val="24"/>
+                <w:szCs w:val="24"/>
+              </w:rPr>
+              <w:t xml:space="preserve">Runs </w:t>
+            </w:r>
+            <w:r>
+              <w:rPr>
+                <w:rStyle w:val="4"/>
+                <w:rFonts w:hint="default" w:ascii="Times New Roman" w:hAnsi="Times New Roman" w:eastAsia="SimSun" w:cs="Times New Roman"/>
+                <w:sz w:val="24"/>
+                <w:szCs w:val="24"/>
+              </w:rPr>
+              <w:t>dbt docs generate</w:t>
+            </w:r>
+            <w:r>
+              <w:rPr>
+                <w:rFonts w:hint="default" w:ascii="Times New Roman" w:hAnsi="Times New Roman" w:eastAsia="SimSun" w:cs="Times New Roman"/>
+                <w:sz w:val="24"/>
+                <w:szCs w:val="24"/>
+              </w:rPr>
+              <w:t xml:space="preserve"> to produce the dbt catalog, manifest, and browsable lineage documentation.</w:t>
+            </w:r>
+          </w:p>
+        </w:tc>
+        <w:tc>
+          <w:tcPr>
+            <w:tcW w:w="2747" w:type="dxa"/>
+            <w:vAlign w:val="center"/>
+          </w:tcPr>
+          <w:p>
+            <w:pPr>
+              <w:widowControl w:val="0"/>
+              <w:numPr>
+                <w:ilvl w:val="0"/>
+                <w:numId w:val="0"/>
+              </w:numPr>
+              <w:jc w:val="center"/>
+              <w:rPr>
+                <w:rFonts w:hint="default" w:ascii="Times New Roman" w:hAnsi="Times New Roman" w:eastAsia="SimSun" w:cs="Times New Roman"/>
+                <w:b/>
+                <w:bCs/>
+                <w:color w:val="auto"/>
+                <w:sz w:val="24"/>
+                <w:szCs w:val="24"/>
+                <w:u w:val="single"/>
+                <w:vertAlign w:val="baseline"/>
+                <w:lang w:val="en-US"/>
+              </w:rPr>
+            </w:pPr>
+            <w:r>
+              <w:rPr>
+                <w:rFonts w:hint="default" w:ascii="Times New Roman" w:hAnsi="Times New Roman" w:eastAsia="SimSun" w:cs="Times New Roman"/>
+                <w:b/>
+                <w:bCs/>
+                <w:color w:val="auto"/>
+                <w:sz w:val="24"/>
+                <w:szCs w:val="24"/>
+                <w:u w:val="single"/>
+                <w:vertAlign w:val="baseline"/>
+                <w:lang w:val="en-US"/>
+              </w:rPr>
+              <w:t>dbt_test</w:t>
             </w:r>
           </w:p>
         </w:tc>
@@ -9589,185 +9866,319 @@
           <w:color w:val="auto"/>
           <w:sz w:val="24"/>
           <w:szCs w:val="24"/>
+          <w:u w:val="none"/>
+          <w:lang w:val="en-US"/>
+        </w:rPr>
+      </w:pPr>
+      <w:r>
+        <w:rPr>
+          <w:rFonts w:hint="default" w:ascii="Times New Roman" w:hAnsi="Times New Roman" w:eastAsia="SimSun" w:cs="Times New Roman"/>
+          <w:color w:val="auto"/>
+          <w:sz w:val="24"/>
+          <w:szCs w:val="24"/>
           <w:u w:val="single"/>
           <w:lang w:val="en-US"/>
         </w:rPr>
+        <w:t>prepare directories</w:t>
+      </w:r>
+      <w:r>
+        <w:rPr>
+          <w:rFonts w:hint="default" w:ascii="Times New Roman" w:hAnsi="Times New Roman" w:eastAsia="SimSun" w:cs="Times New Roman"/>
+          <w:color w:val="auto"/>
+          <w:sz w:val="24"/>
+          <w:szCs w:val="24"/>
+          <w:u w:val="none"/>
+          <w:lang w:val="en-US"/>
+        </w:rPr>
+        <w:t xml:space="preserve"> </w:t>
+      </w:r>
+      <w:r>
+        <w:rPr>
+          <w:rFonts w:hint="default" w:ascii="Times New Roman" w:hAnsi="Times New Roman" w:eastAsia="SimSun"/>
+          <w:color w:val="auto"/>
+          <w:sz w:val="24"/>
+          <w:szCs w:val="24"/>
+          <w:u w:val="none"/>
+          <w:lang w:val="en-US"/>
+        </w:rPr>
+        <w:t xml:space="preserve">→ </w:t>
+      </w:r>
+      <w:r>
+        <w:rPr>
+          <w:rFonts w:hint="default" w:ascii="Times New Roman" w:hAnsi="Times New Roman" w:eastAsia="SimSun"/>
+          <w:color w:val="auto"/>
+          <w:sz w:val="24"/>
+          <w:szCs w:val="24"/>
+          <w:u w:val="single"/>
+          <w:lang w:val="en-US"/>
+        </w:rPr>
+        <w:t>extract</w:t>
+      </w:r>
+      <w:r>
+        <w:rPr>
+          <w:rFonts w:hint="default" w:ascii="Times New Roman" w:hAnsi="Times New Roman" w:eastAsia="SimSun"/>
+          <w:color w:val="auto"/>
+          <w:sz w:val="24"/>
+          <w:szCs w:val="24"/>
+          <w:u w:val="none"/>
+          <w:lang w:val="en-US"/>
+        </w:rPr>
+        <w:t xml:space="preserve"> → </w:t>
+      </w:r>
+      <w:r>
+        <w:rPr>
+          <w:rFonts w:hint="default" w:ascii="Times New Roman" w:hAnsi="Times New Roman" w:eastAsia="SimSun"/>
+          <w:color w:val="auto"/>
+          <w:sz w:val="24"/>
+          <w:szCs w:val="24"/>
+          <w:u w:val="single"/>
+          <w:lang w:val="en-US"/>
+        </w:rPr>
+        <w:t>convert</w:t>
+      </w:r>
+      <w:r>
+        <w:rPr>
+          <w:rFonts w:hint="default" w:ascii="Times New Roman" w:hAnsi="Times New Roman" w:eastAsia="SimSun"/>
+          <w:color w:val="auto"/>
+          <w:sz w:val="24"/>
+          <w:szCs w:val="24"/>
+          <w:u w:val="none"/>
+          <w:lang w:val="en-US"/>
+        </w:rPr>
+        <w:t xml:space="preserve"> → </w:t>
+      </w:r>
+      <w:r>
+        <w:rPr>
+          <w:rFonts w:hint="default" w:ascii="Times New Roman" w:hAnsi="Times New Roman" w:eastAsia="SimSun"/>
+          <w:color w:val="auto"/>
+          <w:sz w:val="24"/>
+          <w:szCs w:val="24"/>
+          <w:u w:val="single"/>
+          <w:lang w:val="en-US"/>
+        </w:rPr>
+        <w:t>validate</w:t>
+      </w:r>
+      <w:r>
+        <w:rPr>
+          <w:rFonts w:hint="default" w:ascii="Times New Roman" w:hAnsi="Times New Roman" w:eastAsia="SimSun"/>
+          <w:color w:val="auto"/>
+          <w:sz w:val="24"/>
+          <w:szCs w:val="24"/>
+          <w:u w:val="none"/>
+          <w:lang w:val="en-US"/>
+        </w:rPr>
+        <w:t xml:space="preserve"> → </w:t>
+      </w:r>
+      <w:r>
+        <w:rPr>
+          <w:rFonts w:hint="default" w:ascii="Times New Roman" w:hAnsi="Times New Roman" w:eastAsia="SimSun"/>
+          <w:color w:val="auto"/>
+          <w:sz w:val="24"/>
+          <w:szCs w:val="24"/>
+          <w:u w:val="single"/>
+          <w:lang w:val="en-US"/>
+        </w:rPr>
+        <w:t>load</w:t>
+      </w:r>
+      <w:r>
+        <w:rPr>
+          <w:rFonts w:hint="default" w:ascii="Times New Roman" w:hAnsi="Times New Roman" w:eastAsia="SimSun"/>
+          <w:color w:val="auto"/>
+          <w:sz w:val="24"/>
+          <w:szCs w:val="24"/>
+          <w:u w:val="none"/>
+          <w:lang w:val="en-US"/>
+        </w:rPr>
+        <w:t xml:space="preserve"> → </w:t>
+      </w:r>
+      <w:r>
+        <w:rPr>
+          <w:rFonts w:hint="default" w:ascii="Times New Roman" w:hAnsi="Times New Roman" w:eastAsia="SimSun"/>
+          <w:color w:val="auto"/>
+          <w:sz w:val="24"/>
+          <w:szCs w:val="24"/>
+          <w:u w:val="single"/>
+          <w:lang w:val="en-US"/>
+        </w:rPr>
+        <w:t>transform.dbt_run_staging</w:t>
+      </w:r>
+      <w:r>
+        <w:rPr>
+          <w:rFonts w:hint="default" w:ascii="Times New Roman" w:hAnsi="Times New Roman" w:eastAsia="SimSun"/>
+          <w:color w:val="auto"/>
+          <w:sz w:val="24"/>
+          <w:szCs w:val="24"/>
+          <w:u w:val="none"/>
+          <w:lang w:val="en-US"/>
+        </w:rPr>
+        <w:t xml:space="preserve"> → </w:t>
+      </w:r>
+      <w:r>
+        <w:rPr>
+          <w:rFonts w:hint="default" w:ascii="Times New Roman" w:hAnsi="Times New Roman" w:eastAsia="SimSun"/>
+          <w:color w:val="auto"/>
+          <w:sz w:val="24"/>
+          <w:szCs w:val="24"/>
+          <w:u w:val="single"/>
+          <w:lang w:val="en-US"/>
+        </w:rPr>
+        <w:t>transform.dbt_snapshot</w:t>
+      </w:r>
+      <w:r>
+        <w:rPr>
+          <w:rFonts w:hint="default" w:ascii="Times New Roman" w:hAnsi="Times New Roman" w:eastAsia="SimSun"/>
+          <w:color w:val="auto"/>
+          <w:sz w:val="24"/>
+          <w:szCs w:val="24"/>
+          <w:u w:val="none"/>
+          <w:lang w:val="en-US"/>
+        </w:rPr>
+        <w:t xml:space="preserve"> → </w:t>
+      </w:r>
+      <w:r>
+        <w:rPr>
+          <w:rFonts w:hint="default" w:ascii="Times New Roman" w:hAnsi="Times New Roman" w:eastAsia="SimSun"/>
+          <w:color w:val="auto"/>
+          <w:sz w:val="24"/>
+          <w:szCs w:val="24"/>
+          <w:u w:val="single"/>
+          <w:lang w:val="en-US"/>
+        </w:rPr>
+        <w:t xml:space="preserve">transform.dbt_run_dimensions_and_fact </w:t>
+      </w:r>
+      <w:r>
+        <w:rPr>
+          <w:rFonts w:hint="default" w:ascii="Times New Roman" w:hAnsi="Times New Roman" w:eastAsia="SimSun"/>
+          <w:color w:val="auto"/>
+          <w:sz w:val="24"/>
+          <w:szCs w:val="24"/>
+          <w:u w:val="none"/>
+          <w:lang w:val="en-US"/>
+        </w:rPr>
+        <w:t xml:space="preserve">→ </w:t>
+      </w:r>
+      <w:r>
+        <w:rPr>
+          <w:rFonts w:hint="default" w:ascii="Times New Roman" w:hAnsi="Times New Roman" w:eastAsia="SimSun"/>
+          <w:color w:val="auto"/>
+          <w:sz w:val="24"/>
+          <w:szCs w:val="24"/>
+          <w:u w:val="single"/>
+          <w:lang w:val="en-US"/>
+        </w:rPr>
+        <w:t>transform.dbt_run_marts</w:t>
+      </w:r>
+      <w:r>
+        <w:rPr>
+          <w:rFonts w:hint="default" w:ascii="Times New Roman" w:hAnsi="Times New Roman" w:eastAsia="SimSun"/>
+          <w:color w:val="auto"/>
+          <w:sz w:val="24"/>
+          <w:szCs w:val="24"/>
+          <w:u w:val="none"/>
+          <w:lang w:val="en-US"/>
+        </w:rPr>
+        <w:t xml:space="preserve">→ </w:t>
+      </w:r>
+      <w:r>
+        <w:rPr>
+          <w:rFonts w:hint="default" w:ascii="Times New Roman" w:hAnsi="Times New Roman" w:eastAsia="SimSun"/>
+          <w:color w:val="auto"/>
+          <w:sz w:val="24"/>
+          <w:szCs w:val="24"/>
+          <w:u w:val="single"/>
+          <w:lang w:val="en-US"/>
+        </w:rPr>
+        <w:t>data</w:t>
+      </w:r>
+      <w:r>
+        <w:rPr>
+          <w:rFonts w:hint="default" w:ascii="Times New Roman" w:hAnsi="Times New Roman" w:eastAsia="SimSun"/>
+          <w:color w:val="auto"/>
+          <w:sz w:val="24"/>
+          <w:szCs w:val="24"/>
+          <w:u w:val="none"/>
+          <w:lang w:val="en-US"/>
+        </w:rPr>
+        <w:t xml:space="preserve"> </w:t>
+      </w:r>
+      <w:r>
+        <w:rPr>
+          <w:rFonts w:hint="default" w:ascii="Times New Roman" w:hAnsi="Times New Roman" w:eastAsia="SimSun"/>
+          <w:color w:val="auto"/>
+          <w:sz w:val="24"/>
+          <w:szCs w:val="24"/>
+          <w:u w:val="single"/>
+          <w:lang w:val="en-US"/>
+        </w:rPr>
+        <w:t>quality.dbt_test</w:t>
+      </w:r>
+      <w:r>
+        <w:rPr>
+          <w:rFonts w:hint="default" w:ascii="Times New Roman" w:hAnsi="Times New Roman" w:eastAsia="SimSun"/>
+          <w:color w:val="auto"/>
+          <w:sz w:val="24"/>
+          <w:szCs w:val="24"/>
+          <w:u w:val="none"/>
+          <w:lang w:val="en-US"/>
+        </w:rPr>
+        <w:t xml:space="preserve"> </w:t>
+      </w:r>
+      <w:r>
+        <w:rPr>
+          <w:rFonts w:hint="default" w:ascii="Times New Roman" w:hAnsi="Times New Roman" w:eastAsia="SimSun"/>
+          <w:color w:val="auto"/>
+          <w:sz w:val="24"/>
+          <w:szCs w:val="24"/>
+          <w:u w:val="none"/>
+          <w:lang w:val="en-US"/>
+        </w:rPr>
+        <w:t xml:space="preserve">→ </w:t>
+      </w:r>
+      <w:r>
+        <w:rPr>
+          <w:rFonts w:hint="default" w:ascii="Times New Roman" w:hAnsi="Times New Roman" w:eastAsia="SimSun"/>
+          <w:color w:val="auto"/>
+          <w:sz w:val="24"/>
+          <w:szCs w:val="24"/>
+          <w:u w:val="single"/>
+          <w:lang w:val="en-US"/>
+        </w:rPr>
+        <w:t>documentation.generate_dbt_docs</w:t>
+      </w:r>
+    </w:p>
+    <w:p>
+      <w:pPr>
+        <w:pStyle w:val="7"/>
+        <w:keepNext w:val="0"/>
+        <w:keepLines w:val="0"/>
+        <w:widowControl/>
+        <w:suppressLineNumbers w:val="0"/>
+        <w:spacing w:before="0" w:beforeAutospacing="1" w:after="0" w:afterAutospacing="1"/>
+        <w:ind w:left="0" w:right="0"/>
       </w:pPr>
       <w:r>
-        <w:rPr>
-          <w:rFonts w:hint="default" w:ascii="Times New Roman" w:hAnsi="Times New Roman" w:eastAsia="SimSun" w:cs="Times New Roman"/>
-          <w:color w:val="auto"/>
-          <w:sz w:val="24"/>
-          <w:szCs w:val="24"/>
-          <w:u w:val="single"/>
-          <w:lang w:val="en-US"/>
-        </w:rPr>
-        <w:t>prepare</w:t>
-      </w:r>
-      <w:r>
-        <w:rPr>
-          <w:rFonts w:hint="default" w:ascii="Times New Roman" w:hAnsi="Times New Roman" w:eastAsia="SimSun" w:cs="Times New Roman"/>
-          <w:color w:val="auto"/>
-          <w:sz w:val="24"/>
-          <w:szCs w:val="24"/>
-          <w:u w:val="none"/>
-          <w:lang w:val="en-US"/>
-        </w:rPr>
-        <w:t xml:space="preserve"> </w:t>
-      </w:r>
-      <w:r>
-        <w:rPr>
-          <w:rFonts w:hint="default" w:ascii="Times New Roman" w:hAnsi="Times New Roman" w:eastAsia="SimSun"/>
-          <w:color w:val="auto"/>
-          <w:sz w:val="24"/>
-          <w:szCs w:val="24"/>
-          <w:u w:val="none"/>
-          <w:lang w:val="en-US"/>
-        </w:rPr>
-        <w:t xml:space="preserve">→ </w:t>
-      </w:r>
-      <w:r>
-        <w:rPr>
-          <w:rFonts w:hint="default" w:ascii="Times New Roman" w:hAnsi="Times New Roman" w:eastAsia="SimSun"/>
-          <w:color w:val="auto"/>
-          <w:sz w:val="24"/>
-          <w:szCs w:val="24"/>
-          <w:u w:val="single"/>
-          <w:lang w:val="en-US"/>
-        </w:rPr>
-        <w:t>extract</w:t>
-      </w:r>
-      <w:r>
-        <w:rPr>
-          <w:rFonts w:hint="default" w:ascii="Times New Roman" w:hAnsi="Times New Roman" w:eastAsia="SimSun"/>
-          <w:color w:val="auto"/>
-          <w:sz w:val="24"/>
-          <w:szCs w:val="24"/>
-          <w:u w:val="none"/>
-          <w:lang w:val="en-US"/>
-        </w:rPr>
-        <w:t xml:space="preserve"> → </w:t>
-      </w:r>
-      <w:r>
-        <w:rPr>
-          <w:rFonts w:hint="default" w:ascii="Times New Roman" w:hAnsi="Times New Roman" w:eastAsia="SimSun"/>
-          <w:color w:val="auto"/>
-          <w:sz w:val="24"/>
-          <w:szCs w:val="24"/>
-          <w:u w:val="single"/>
-          <w:lang w:val="en-US"/>
-        </w:rPr>
-        <w:t>convert</w:t>
-      </w:r>
-      <w:r>
-        <w:rPr>
-          <w:rFonts w:hint="default" w:ascii="Times New Roman" w:hAnsi="Times New Roman" w:eastAsia="SimSun"/>
-          <w:color w:val="auto"/>
-          <w:sz w:val="24"/>
-          <w:szCs w:val="24"/>
-          <w:u w:val="none"/>
-          <w:lang w:val="en-US"/>
-        </w:rPr>
-        <w:t xml:space="preserve"> → </w:t>
-      </w:r>
-      <w:r>
-        <w:rPr>
-          <w:rFonts w:hint="default" w:ascii="Times New Roman" w:hAnsi="Times New Roman" w:eastAsia="SimSun"/>
-          <w:color w:val="auto"/>
-          <w:sz w:val="24"/>
-          <w:szCs w:val="24"/>
-          <w:u w:val="single"/>
-          <w:lang w:val="en-US"/>
-        </w:rPr>
-        <w:t>validate</w:t>
-      </w:r>
-      <w:r>
-        <w:rPr>
-          <w:rFonts w:hint="default" w:ascii="Times New Roman" w:hAnsi="Times New Roman" w:eastAsia="SimSun"/>
-          <w:color w:val="auto"/>
-          <w:sz w:val="24"/>
-          <w:szCs w:val="24"/>
-          <w:u w:val="none"/>
-          <w:lang w:val="en-US"/>
-        </w:rPr>
-        <w:t xml:space="preserve"> → </w:t>
-      </w:r>
-      <w:r>
-        <w:rPr>
-          <w:rFonts w:hint="default" w:ascii="Times New Roman" w:hAnsi="Times New Roman" w:eastAsia="SimSun"/>
-          <w:color w:val="auto"/>
-          <w:sz w:val="24"/>
-          <w:szCs w:val="24"/>
-          <w:u w:val="single"/>
-          <w:lang w:val="en-US"/>
-        </w:rPr>
-        <w:t>load</w:t>
-      </w:r>
-      <w:r>
-        <w:rPr>
-          <w:rFonts w:hint="default" w:ascii="Times New Roman" w:hAnsi="Times New Roman" w:eastAsia="SimSun"/>
-          <w:color w:val="auto"/>
-          <w:sz w:val="24"/>
-          <w:szCs w:val="24"/>
-          <w:u w:val="none"/>
-          <w:lang w:val="en-US"/>
-        </w:rPr>
-        <w:t xml:space="preserve"> → </w:t>
-      </w:r>
-      <w:r>
-        <w:rPr>
-          <w:rFonts w:hint="default" w:ascii="Times New Roman" w:hAnsi="Times New Roman" w:eastAsia="SimSun"/>
-          <w:color w:val="auto"/>
-          <w:sz w:val="24"/>
-          <w:szCs w:val="24"/>
-          <w:u w:val="single"/>
-          <w:lang w:val="en-US"/>
-        </w:rPr>
-        <w:t>transform</w:t>
-      </w:r>
-      <w:r>
-        <w:rPr>
-          <w:rFonts w:hint="default" w:ascii="Times New Roman" w:hAnsi="Times New Roman" w:eastAsia="SimSun"/>
-          <w:color w:val="auto"/>
-          <w:sz w:val="24"/>
-          <w:szCs w:val="24"/>
-          <w:u w:val="none"/>
-          <w:lang w:val="en-US"/>
-        </w:rPr>
-        <w:t xml:space="preserve"> → </w:t>
-      </w:r>
-      <w:r>
-        <w:rPr>
-          <w:rFonts w:hint="default" w:ascii="Times New Roman" w:hAnsi="Times New Roman" w:eastAsia="SimSun"/>
-          <w:color w:val="auto"/>
-          <w:sz w:val="24"/>
-          <w:szCs w:val="24"/>
-          <w:u w:val="single"/>
-          <w:lang w:val="en-US"/>
-        </w:rPr>
-        <w:t>data</w:t>
-      </w:r>
-      <w:r>
-        <w:rPr>
-          <w:rFonts w:hint="default" w:ascii="Times New Roman" w:hAnsi="Times New Roman" w:eastAsia="SimSun"/>
-          <w:color w:val="auto"/>
-          <w:sz w:val="24"/>
-          <w:szCs w:val="24"/>
-          <w:u w:val="none"/>
-          <w:lang w:val="en-US"/>
-        </w:rPr>
-        <w:t xml:space="preserve"> </w:t>
-      </w:r>
-      <w:r>
-        <w:rPr>
-          <w:rFonts w:hint="default" w:ascii="Times New Roman" w:hAnsi="Times New Roman" w:eastAsia="SimSun"/>
-          <w:color w:val="auto"/>
-          <w:sz w:val="24"/>
-          <w:szCs w:val="24"/>
-          <w:u w:val="single"/>
-          <w:lang w:val="en-US"/>
-        </w:rPr>
-        <w:t>quality</w:t>
+        <w:t xml:space="preserve">The DAG is idempotent because each source is converted first to a temporary Parquet file and only replaces the final file after successful validation. DuckDB sources are registered using </w:t>
+      </w:r>
+      <w:r>
+        <w:rPr>
+          <w:rStyle w:val="4"/>
+        </w:rPr>
+        <w:t>CREATE OR REPLACE VIEW</w:t>
+      </w:r>
+      <w:r>
+        <w:t>, preventing duplicate raw records when the DAG is rerun.</w:t>
+      </w:r>
+    </w:p>
+    <w:p>
+      <w:pPr>
+        <w:pStyle w:val="7"/>
+        <w:keepNext w:val="0"/>
+        <w:keepLines w:val="0"/>
+        <w:widowControl/>
+        <w:suppressLineNumbers w:val="0"/>
+      </w:pPr>
+      <w:r>
+        <w:t>Critical validation and transformation failures propagate through Airflow's dependency chain, preventing downstream tasks from running. The successful final DAG run confirms that ingestion, dbt transformations, snapshots, analytical marts, testing, and dbt documentation generation can complete end-to-end without manual intervention between pipeline stages.</w:t>
       </w:r>
     </w:p>
     <w:p>
@@ -9778,78 +10189,19 @@
         </w:numPr>
         <w:jc w:val="left"/>
         <w:rPr>
-          <w:rFonts w:hint="default" w:ascii="Times New Roman" w:hAnsi="Times New Roman" w:eastAsia="SimSun"/>
-          <w:color w:val="auto"/>
-          <w:sz w:val="24"/>
-          <w:szCs w:val="24"/>
-          <w:u w:val="none"/>
+          <w:rFonts w:hint="default" w:ascii="Times New Roman" w:hAnsi="Times New Roman" w:eastAsia="SimSun" w:cs="Times New Roman"/>
+          <w:color w:val="auto"/>
+          <w:sz w:val="24"/>
+          <w:szCs w:val="24"/>
           <w:lang w:val="en-US"/>
         </w:rPr>
       </w:pPr>
       <w:r>
-        <w:rPr>
-          <w:rFonts w:hint="default" w:ascii="Times New Roman" w:hAnsi="Times New Roman" w:eastAsia="SimSun"/>
-          <w:color w:val="auto"/>
-          <w:sz w:val="24"/>
-          <w:szCs w:val="24"/>
-          <w:u w:val="none"/>
-          <w:lang w:val="en-US"/>
-        </w:rPr>
-        <w:t>The pipeline is idempotent because each source is converted first to a temporary Parquet file and only replaces the final file after successful validation. DuckDB sources are registered using</w:t>
-      </w:r>
-      <w:r>
-        <w:rPr>
-          <w:rFonts w:hint="default" w:ascii="Times New Roman" w:hAnsi="Times New Roman" w:eastAsia="SimSun"/>
-          <w:b/>
-          <w:bCs/>
-          <w:color w:val="auto"/>
-          <w:sz w:val="24"/>
-          <w:szCs w:val="24"/>
-          <w:u w:val="none"/>
-          <w:lang w:val="en-US"/>
-        </w:rPr>
-        <w:t xml:space="preserve"> CREATE OR REPLACE VIEW</w:t>
-      </w:r>
-      <w:r>
-        <w:rPr>
-          <w:rFonts w:hint="default" w:ascii="Times New Roman" w:hAnsi="Times New Roman" w:eastAsia="SimSun"/>
-          <w:color w:val="auto"/>
-          <w:sz w:val="24"/>
-          <w:szCs w:val="24"/>
-          <w:u w:val="none"/>
-          <w:lang w:val="en-US"/>
-        </w:rPr>
-        <w:t>, preventing duplicate raw records when the DAG is rerun.</w:t>
-      </w:r>
-    </w:p>
-    <w:p>
-      <w:pPr>
-        <w:numPr>
-          <w:ilvl w:val="0"/>
-          <w:numId w:val="0"/>
-        </w:numPr>
-        <w:jc w:val="left"/>
-        <w:rPr>
-          <w:rFonts w:hint="default" w:ascii="Times New Roman" w:hAnsi="Times New Roman" w:eastAsia="SimSun" w:cs="Times New Roman"/>
-          <w:color w:val="auto"/>
-          <w:sz w:val="24"/>
-          <w:szCs w:val="24"/>
-          <w:lang w:val="en-US"/>
-        </w:rPr>
-      </w:pPr>
-      <w:r>
-        <w:rPr>
-          <w:rFonts w:hint="default" w:ascii="Times New Roman" w:hAnsi="Times New Roman" w:eastAsia="SimSun" w:cs="Times New Roman"/>
-          <w:color w:val="auto"/>
-          <w:sz w:val="24"/>
-          <w:szCs w:val="24"/>
-          <w:lang w:val="en-US"/>
-        </w:rPr>
         <w:drawing>
           <wp:inline distT="0" distB="0" distL="114300" distR="114300">
-            <wp:extent cx="5492750" cy="3434080"/>
-            <wp:effectExtent l="0" t="0" r="12700" b="13970"/>
-            <wp:docPr id="2" name="Picture 2" descr="Screenshot 2026-08-20 210408"/>
+            <wp:extent cx="5265420" cy="2718435"/>
+            <wp:effectExtent l="0" t="0" r="11430" b="5715"/>
+            <wp:docPr id="1" name="Picture 1"/>
             <wp:cNvGraphicFramePr>
               <a:graphicFrameLocks xmlns:a="http://schemas.openxmlformats.org/drawingml/2006/main" noChangeAspect="1"/>
             </wp:cNvGraphicFramePr>
@@ -9857,7 +10209,7 @@
               <a:graphicData uri="http://schemas.openxmlformats.org/drawingml/2006/picture">
                 <pic:pic xmlns:pic="http://schemas.openxmlformats.org/drawingml/2006/picture">
                   <pic:nvPicPr>
-                    <pic:cNvPr id="2" name="Picture 2" descr="Screenshot 2026-08-20 210408"/>
+                    <pic:cNvPr id="1" name="Picture 1"/>
                     <pic:cNvPicPr>
                       <a:picLocks noChangeAspect="1"/>
                     </pic:cNvPicPr>
@@ -9871,11 +10223,15 @@
                   <pic:spPr>
                     <a:xfrm>
                       <a:off x="0" y="0"/>
-                      <a:ext cx="5492750" cy="3434080"/>
+                      <a:ext cx="5265420" cy="2718435"/>
                     </a:xfrm>
                     <a:prstGeom prst="rect">
                       <a:avLst/>
                     </a:prstGeom>
+                    <a:noFill/>
+                    <a:ln>
+                      <a:noFill/>
+                    </a:ln>
                   </pic:spPr>
                 </pic:pic>
               </a:graphicData>
@@ -9883,6 +10239,8 @@
           </wp:inline>
         </w:drawing>
       </w:r>
+      <w:bookmarkStart w:id="0" w:name="_GoBack"/>
+      <w:bookmarkEnd w:id="0"/>
     </w:p>
     <w:p>
       <w:pPr>
@@ -12650,6 +13008,7 @@
           </w:tcPr>
           <w:p>
             <w:pPr>
+              <w:widowControl w:val="0"/>
               <w:spacing w:beforeLines="0" w:afterLines="0"/>
               <w:jc w:val="left"/>
               <w:rPr>
@@ -18383,7 +18742,9 @@
         </w:tblBorders>
         <w:tblLayout w:type="autofit"/>
         <w:tblCellMar>
+          <w:top w:w="0" w:type="dxa"/>
           <w:left w:w="108" w:type="dxa"/>
+          <w:bottom w:w="0" w:type="dxa"/>
           <w:right w:w="108" w:type="dxa"/>
         </w:tblCellMar>
       </w:tblPr>
@@ -18403,7 +18764,9 @@
             <w:insideV w:val="single" w:color="auto" w:sz="4" w:space="0"/>
           </w:tblBorders>
           <w:tblCellMar>
+            <w:top w:w="0" w:type="dxa"/>
             <w:left w:w="108" w:type="dxa"/>
+            <w:bottom w:w="0" w:type="dxa"/>
             <w:right w:w="108" w:type="dxa"/>
           </w:tblCellMar>
         </w:tblPrEx>
@@ -18414,6 +18777,7 @@
           </w:tcPr>
           <w:p>
             <w:pPr>
+              <w:widowControl w:val="0"/>
               <w:numPr>
                 <w:ilvl w:val="0"/>
                 <w:numId w:val="0"/>
@@ -18452,6 +18816,7 @@
           </w:tcPr>
           <w:p>
             <w:pPr>
+              <w:widowControl w:val="0"/>
               <w:numPr>
                 <w:ilvl w:val="0"/>
                 <w:numId w:val="0"/>
@@ -18490,6 +18855,7 @@
           </w:tcPr>
           <w:p>
             <w:pPr>
+              <w:widowControl w:val="0"/>
               <w:numPr>
                 <w:ilvl w:val="0"/>
                 <w:numId w:val="0"/>
@@ -18533,7 +18899,9 @@
             <w:insideV w:val="single" w:color="auto" w:sz="4" w:space="0"/>
           </w:tblBorders>
           <w:tblCellMar>
+            <w:top w:w="0" w:type="dxa"/>
             <w:left w:w="108" w:type="dxa"/>
+            <w:bottom w:w="0" w:type="dxa"/>
             <w:right w:w="108" w:type="dxa"/>
           </w:tblCellMar>
         </w:tblPrEx>
@@ -18544,6 +18912,7 @@
           </w:tcPr>
           <w:p>
             <w:pPr>
+              <w:widowControl w:val="0"/>
               <w:numPr>
                 <w:ilvl w:val="0"/>
                 <w:numId w:val="0"/>
@@ -18582,6 +18951,7 @@
           </w:tcPr>
           <w:p>
             <w:pPr>
+              <w:widowControl w:val="0"/>
               <w:numPr>
                 <w:ilvl w:val="0"/>
                 <w:numId w:val="0"/>
@@ -18620,6 +18990,7 @@
           </w:tcPr>
           <w:p>
             <w:pPr>
+              <w:widowControl w:val="0"/>
               <w:numPr>
                 <w:ilvl w:val="0"/>
                 <w:numId w:val="0"/>
@@ -18663,18 +19034,21 @@
             <w:insideV w:val="single" w:color="auto" w:sz="4" w:space="0"/>
           </w:tblBorders>
           <w:tblCellMar>
+            <w:top w:w="0" w:type="dxa"/>
             <w:left w:w="108" w:type="dxa"/>
+            <w:bottom w:w="0" w:type="dxa"/>
             <w:right w:w="108" w:type="dxa"/>
           </w:tblCellMar>
         </w:tblPrEx>
         <w:tc>
           <w:tcPr>
             <w:tcW w:w="2840" w:type="dxa"/>
-            <w:shd w:val="clear"/>
-            <w:vAlign w:val="center"/>
-          </w:tcPr>
-          <w:p>
-            <w:pPr>
+            <w:shd w:val="clear" w:color="auto" w:fill="auto"/>
+            <w:vAlign w:val="center"/>
+          </w:tcPr>
+          <w:p>
+            <w:pPr>
+              <w:widowControl w:val="0"/>
               <w:numPr>
                 <w:ilvl w:val="0"/>
                 <w:numId w:val="0"/>
@@ -18714,6 +19088,7 @@
           </w:tcPr>
           <w:p>
             <w:pPr>
+              <w:widowControl w:val="0"/>
               <w:numPr>
                 <w:ilvl w:val="0"/>
                 <w:numId w:val="0"/>
@@ -18752,6 +19127,7 @@
           </w:tcPr>
           <w:p>
             <w:pPr>
+              <w:widowControl w:val="0"/>
               <w:numPr>
                 <w:ilvl w:val="0"/>
                 <w:numId w:val="0"/>
@@ -18795,18 +19171,21 @@
             <w:insideV w:val="single" w:color="auto" w:sz="4" w:space="0"/>
           </w:tblBorders>
           <w:tblCellMar>
+            <w:top w:w="0" w:type="dxa"/>
             <w:left w:w="108" w:type="dxa"/>
+            <w:bottom w:w="0" w:type="dxa"/>
             <w:right w:w="108" w:type="dxa"/>
           </w:tblCellMar>
         </w:tblPrEx>
         <w:tc>
           <w:tcPr>
             <w:tcW w:w="2840" w:type="dxa"/>
-            <w:shd w:val="clear"/>
-            <w:vAlign w:val="center"/>
-          </w:tcPr>
-          <w:p>
-            <w:pPr>
+            <w:shd w:val="clear" w:color="auto" w:fill="auto"/>
+            <w:vAlign w:val="center"/>
+          </w:tcPr>
+          <w:p>
+            <w:pPr>
+              <w:widowControl w:val="0"/>
               <w:numPr>
                 <w:ilvl w:val="0"/>
                 <w:numId w:val="0"/>
@@ -18846,6 +19225,7 @@
           </w:tcPr>
           <w:p>
             <w:pPr>
+              <w:widowControl w:val="0"/>
               <w:numPr>
                 <w:ilvl w:val="0"/>
                 <w:numId w:val="0"/>
@@ -18884,6 +19264,7 @@
           </w:tcPr>
           <w:p>
             <w:pPr>
+              <w:widowControl w:val="0"/>
               <w:numPr>
                 <w:ilvl w:val="0"/>
                 <w:numId w:val="0"/>
@@ -18927,7 +19308,9 @@
             <w:insideV w:val="single" w:color="auto" w:sz="4" w:space="0"/>
           </w:tblBorders>
           <w:tblCellMar>
+            <w:top w:w="0" w:type="dxa"/>
             <w:left w:w="108" w:type="dxa"/>
+            <w:bottom w:w="0" w:type="dxa"/>
             <w:right w:w="108" w:type="dxa"/>
           </w:tblCellMar>
         </w:tblPrEx>
@@ -18938,6 +19321,7 @@
           </w:tcPr>
           <w:p>
             <w:pPr>
+              <w:widowControl w:val="0"/>
               <w:numPr>
                 <w:ilvl w:val="0"/>
                 <w:numId w:val="0"/>
@@ -18976,6 +19360,7 @@
           </w:tcPr>
           <w:p>
             <w:pPr>
+              <w:widowControl w:val="0"/>
               <w:numPr>
                 <w:ilvl w:val="0"/>
                 <w:numId w:val="0"/>
@@ -19014,6 +19399,7 @@
           </w:tcPr>
           <w:p>
             <w:pPr>
+              <w:widowControl w:val="0"/>
               <w:numPr>
                 <w:ilvl w:val="0"/>
                 <w:numId w:val="0"/>
@@ -19057,7 +19443,9 @@
             <w:insideV w:val="single" w:color="auto" w:sz="4" w:space="0"/>
           </w:tblBorders>
           <w:tblCellMar>
+            <w:top w:w="0" w:type="dxa"/>
             <w:left w:w="108" w:type="dxa"/>
+            <w:bottom w:w="0" w:type="dxa"/>
             <w:right w:w="108" w:type="dxa"/>
           </w:tblCellMar>
         </w:tblPrEx>
@@ -19068,6 +19456,7 @@
           </w:tcPr>
           <w:p>
             <w:pPr>
+              <w:widowControl w:val="0"/>
               <w:numPr>
                 <w:ilvl w:val="0"/>
                 <w:numId w:val="0"/>
@@ -19106,6 +19495,7 @@
           </w:tcPr>
           <w:p>
             <w:pPr>
+              <w:widowControl w:val="0"/>
               <w:numPr>
                 <w:ilvl w:val="0"/>
                 <w:numId w:val="0"/>
@@ -19144,6 +19534,7 @@
           </w:tcPr>
           <w:p>
             <w:pPr>
+              <w:widowControl w:val="0"/>
               <w:numPr>
                 <w:ilvl w:val="0"/>
                 <w:numId w:val="0"/>
@@ -19187,7 +19578,9 @@
             <w:insideV w:val="single" w:color="auto" w:sz="4" w:space="0"/>
           </w:tblBorders>
           <w:tblCellMar>
+            <w:top w:w="0" w:type="dxa"/>
             <w:left w:w="108" w:type="dxa"/>
+            <w:bottom w:w="0" w:type="dxa"/>
             <w:right w:w="108" w:type="dxa"/>
           </w:tblCellMar>
         </w:tblPrEx>
@@ -19198,6 +19591,7 @@
           </w:tcPr>
           <w:p>
             <w:pPr>
+              <w:widowControl w:val="0"/>
               <w:numPr>
                 <w:ilvl w:val="0"/>
                 <w:numId w:val="0"/>
@@ -19236,6 +19630,7 @@
           </w:tcPr>
           <w:p>
             <w:pPr>
+              <w:widowControl w:val="0"/>
               <w:numPr>
                 <w:ilvl w:val="0"/>
                 <w:numId w:val="0"/>
@@ -19274,6 +19669,7 @@
           </w:tcPr>
           <w:p>
             <w:pPr>
+              <w:widowControl w:val="0"/>
               <w:numPr>
                 <w:ilvl w:val="0"/>
                 <w:numId w:val="0"/>
@@ -19398,6 +19794,7 @@
     <w:p>
       <w:pPr>
         <w:numPr>
+          <w:ilvl w:val="0"/>
           <w:numId w:val="0"/>
         </w:numPr>
         <w:jc w:val="left"/>
@@ -19458,6 +19855,7 @@
     <w:p>
       <w:pPr>
         <w:numPr>
+          <w:ilvl w:val="0"/>
           <w:numId w:val="0"/>
         </w:numPr>
         <w:ind w:left="420" w:leftChars="0"/>
@@ -19476,6 +19874,14 @@
           <w:lang w:val="en-US"/>
         </w:rPr>
         <w:tab/>
+      </w:r>
+      <w:r>
+        <w:rPr>
+          <w:rFonts w:hint="default" w:ascii="Times New Roman" w:hAnsi="Times New Roman" w:eastAsia="SimSun" w:cs="Times New Roman"/>
+          <w:sz w:val="24"/>
+          <w:szCs w:val="24"/>
+          <w:lang w:val="en-US"/>
+        </w:rPr>
         <w:t xml:space="preserve">  </w:t>
       </w:r>
       <w:r>
@@ -19601,6 +20007,7 @@
     <w:p>
       <w:pPr>
         <w:numPr>
+          <w:ilvl w:val="0"/>
           <w:numId w:val="0"/>
         </w:numPr>
         <w:ind w:left="420" w:leftChars="0" w:firstLine="480"/>
@@ -19652,7 +20059,9 @@
         </w:tblBorders>
         <w:tblLayout w:type="autofit"/>
         <w:tblCellMar>
+          <w:top w:w="0" w:type="dxa"/>
           <w:left w:w="108" w:type="dxa"/>
+          <w:bottom w:w="0" w:type="dxa"/>
           <w:right w:w="108" w:type="dxa"/>
         </w:tblCellMar>
       </w:tblPr>
@@ -19675,7 +20084,9 @@
             <w:insideV w:val="single" w:color="auto" w:sz="4" w:space="0"/>
           </w:tblBorders>
           <w:tblCellMar>
+            <w:top w:w="0" w:type="dxa"/>
             <w:left w:w="108" w:type="dxa"/>
+            <w:bottom w:w="0" w:type="dxa"/>
             <w:right w:w="108" w:type="dxa"/>
           </w:tblCellMar>
         </w:tblPrEx>
@@ -19689,7 +20100,9 @@
           </w:tcPr>
           <w:p>
             <w:pPr>
-              <w:numPr>
+              <w:widowControl w:val="0"/>
+              <w:numPr>
+                <w:ilvl w:val="0"/>
                 <w:numId w:val="0"/>
               </w:numPr>
               <w:jc w:val="center"/>
@@ -19724,7 +20137,9 @@
           </w:tcPr>
           <w:p>
             <w:pPr>
-              <w:numPr>
+              <w:widowControl w:val="0"/>
+              <w:numPr>
+                <w:ilvl w:val="0"/>
                 <w:numId w:val="0"/>
               </w:numPr>
               <w:jc w:val="center"/>
@@ -19759,7 +20174,9 @@
           </w:tcPr>
           <w:p>
             <w:pPr>
-              <w:numPr>
+              <w:widowControl w:val="0"/>
+              <w:numPr>
+                <w:ilvl w:val="0"/>
                 <w:numId w:val="0"/>
               </w:numPr>
               <w:jc w:val="center"/>
@@ -19794,7 +20211,9 @@
           </w:tcPr>
           <w:p>
             <w:pPr>
-              <w:numPr>
+              <w:widowControl w:val="0"/>
+              <w:numPr>
+                <w:ilvl w:val="0"/>
                 <w:numId w:val="0"/>
               </w:numPr>
               <w:jc w:val="center"/>
@@ -19829,7 +20248,9 @@
           </w:tcPr>
           <w:p>
             <w:pPr>
-              <w:numPr>
+              <w:widowControl w:val="0"/>
+              <w:numPr>
+                <w:ilvl w:val="0"/>
                 <w:numId w:val="0"/>
               </w:numPr>
               <w:jc w:val="center"/>
@@ -19864,7 +20285,9 @@
           </w:tcPr>
           <w:p>
             <w:pPr>
-              <w:numPr>
+              <w:widowControl w:val="0"/>
+              <w:numPr>
+                <w:ilvl w:val="0"/>
                 <w:numId w:val="0"/>
               </w:numPr>
               <w:jc w:val="center"/>
@@ -19904,7 +20327,9 @@
             <w:insideV w:val="single" w:color="auto" w:sz="4" w:space="0"/>
           </w:tblBorders>
           <w:tblCellMar>
+            <w:top w:w="0" w:type="dxa"/>
             <w:left w:w="108" w:type="dxa"/>
+            <w:bottom w:w="0" w:type="dxa"/>
             <w:right w:w="108" w:type="dxa"/>
           </w:tblCellMar>
         </w:tblPrEx>
@@ -19918,7 +20343,9 @@
           </w:tcPr>
           <w:p>
             <w:pPr>
-              <w:numPr>
+              <w:widowControl w:val="0"/>
+              <w:numPr>
+                <w:ilvl w:val="0"/>
                 <w:numId w:val="0"/>
               </w:numPr>
               <w:jc w:val="center"/>
@@ -19953,7 +20380,9 @@
           </w:tcPr>
           <w:p>
             <w:pPr>
-              <w:numPr>
+              <w:widowControl w:val="0"/>
+              <w:numPr>
+                <w:ilvl w:val="0"/>
                 <w:numId w:val="0"/>
               </w:numPr>
               <w:jc w:val="center"/>
@@ -19988,7 +20417,9 @@
           </w:tcPr>
           <w:p>
             <w:pPr>
-              <w:numPr>
+              <w:widowControl w:val="0"/>
+              <w:numPr>
+                <w:ilvl w:val="0"/>
                 <w:numId w:val="0"/>
               </w:numPr>
               <w:jc w:val="center"/>
@@ -20023,7 +20454,9 @@
           </w:tcPr>
           <w:p>
             <w:pPr>
-              <w:numPr>
+              <w:widowControl w:val="0"/>
+              <w:numPr>
+                <w:ilvl w:val="0"/>
                 <w:numId w:val="0"/>
               </w:numPr>
               <w:jc w:val="center"/>
@@ -20058,7 +20491,9 @@
           </w:tcPr>
           <w:p>
             <w:pPr>
-              <w:numPr>
+              <w:widowControl w:val="0"/>
+              <w:numPr>
+                <w:ilvl w:val="0"/>
                 <w:numId w:val="0"/>
               </w:numPr>
               <w:jc w:val="center"/>
@@ -20093,7 +20528,9 @@
           </w:tcPr>
           <w:p>
             <w:pPr>
-              <w:numPr>
+              <w:widowControl w:val="0"/>
+              <w:numPr>
+                <w:ilvl w:val="0"/>
                 <w:numId w:val="0"/>
               </w:numPr>
               <w:jc w:val="center"/>
@@ -20133,7 +20570,9 @@
             <w:insideV w:val="single" w:color="auto" w:sz="4" w:space="0"/>
           </w:tblBorders>
           <w:tblCellMar>
+            <w:top w:w="0" w:type="dxa"/>
             <w:left w:w="108" w:type="dxa"/>
+            <w:bottom w:w="0" w:type="dxa"/>
             <w:right w:w="108" w:type="dxa"/>
           </w:tblCellMar>
         </w:tblPrEx>
@@ -20147,7 +20586,9 @@
           </w:tcPr>
           <w:p>
             <w:pPr>
-              <w:numPr>
+              <w:widowControl w:val="0"/>
+              <w:numPr>
+                <w:ilvl w:val="0"/>
                 <w:numId w:val="0"/>
               </w:numPr>
               <w:jc w:val="center"/>
@@ -20182,7 +20623,9 @@
           </w:tcPr>
           <w:p>
             <w:pPr>
-              <w:numPr>
+              <w:widowControl w:val="0"/>
+              <w:numPr>
+                <w:ilvl w:val="0"/>
                 <w:numId w:val="0"/>
               </w:numPr>
               <w:jc w:val="center"/>
@@ -20217,7 +20660,9 @@
           </w:tcPr>
           <w:p>
             <w:pPr>
-              <w:numPr>
+              <w:widowControl w:val="0"/>
+              <w:numPr>
+                <w:ilvl w:val="0"/>
                 <w:numId w:val="0"/>
               </w:numPr>
               <w:jc w:val="center"/>
@@ -20252,7 +20697,9 @@
           </w:tcPr>
           <w:p>
             <w:pPr>
-              <w:numPr>
+              <w:widowControl w:val="0"/>
+              <w:numPr>
+                <w:ilvl w:val="0"/>
                 <w:numId w:val="0"/>
               </w:numPr>
               <w:jc w:val="center"/>
@@ -20287,7 +20734,9 @@
           </w:tcPr>
           <w:p>
             <w:pPr>
-              <w:numPr>
+              <w:widowControl w:val="0"/>
+              <w:numPr>
+                <w:ilvl w:val="0"/>
                 <w:numId w:val="0"/>
               </w:numPr>
               <w:jc w:val="center"/>
@@ -20322,7 +20771,9 @@
           </w:tcPr>
           <w:p>
             <w:pPr>
-              <w:numPr>
+              <w:widowControl w:val="0"/>
+              <w:numPr>
+                <w:ilvl w:val="0"/>
                 <w:numId w:val="0"/>
               </w:numPr>
               <w:jc w:val="center"/>
@@ -20362,7 +20813,9 @@
             <w:insideV w:val="single" w:color="auto" w:sz="4" w:space="0"/>
           </w:tblBorders>
           <w:tblCellMar>
+            <w:top w:w="0" w:type="dxa"/>
             <w:left w:w="108" w:type="dxa"/>
+            <w:bottom w:w="0" w:type="dxa"/>
             <w:right w:w="108" w:type="dxa"/>
           </w:tblCellMar>
         </w:tblPrEx>
@@ -20376,7 +20829,9 @@
           </w:tcPr>
           <w:p>
             <w:pPr>
-              <w:numPr>
+              <w:widowControl w:val="0"/>
+              <w:numPr>
+                <w:ilvl w:val="0"/>
                 <w:numId w:val="0"/>
               </w:numPr>
               <w:jc w:val="center"/>
@@ -20411,7 +20866,9 @@
           </w:tcPr>
           <w:p>
             <w:pPr>
-              <w:numPr>
+              <w:widowControl w:val="0"/>
+              <w:numPr>
+                <w:ilvl w:val="0"/>
                 <w:numId w:val="0"/>
               </w:numPr>
               <w:jc w:val="center"/>
@@ -20446,7 +20903,9 @@
           </w:tcPr>
           <w:p>
             <w:pPr>
-              <w:numPr>
+              <w:widowControl w:val="0"/>
+              <w:numPr>
+                <w:ilvl w:val="0"/>
                 <w:numId w:val="0"/>
               </w:numPr>
               <w:jc w:val="center"/>
@@ -20481,7 +20940,9 @@
           </w:tcPr>
           <w:p>
             <w:pPr>
-              <w:numPr>
+              <w:widowControl w:val="0"/>
+              <w:numPr>
+                <w:ilvl w:val="0"/>
                 <w:numId w:val="0"/>
               </w:numPr>
               <w:jc w:val="center"/>
@@ -20516,7 +20977,9 @@
           </w:tcPr>
           <w:p>
             <w:pPr>
-              <w:numPr>
+              <w:widowControl w:val="0"/>
+              <w:numPr>
+                <w:ilvl w:val="0"/>
                 <w:numId w:val="0"/>
               </w:numPr>
               <w:jc w:val="center"/>
@@ -20551,7 +21014,9 @@
           </w:tcPr>
           <w:p>
             <w:pPr>
-              <w:numPr>
+              <w:widowControl w:val="0"/>
+              <w:numPr>
+                <w:ilvl w:val="0"/>
                 <w:numId w:val="0"/>
               </w:numPr>
               <w:jc w:val="center"/>
@@ -20591,7 +21056,9 @@
             <w:insideV w:val="single" w:color="auto" w:sz="4" w:space="0"/>
           </w:tblBorders>
           <w:tblCellMar>
+            <w:top w:w="0" w:type="dxa"/>
             <w:left w:w="108" w:type="dxa"/>
+            <w:bottom w:w="0" w:type="dxa"/>
             <w:right w:w="108" w:type="dxa"/>
           </w:tblCellMar>
         </w:tblPrEx>
@@ -20605,7 +21072,9 @@
           </w:tcPr>
           <w:p>
             <w:pPr>
-              <w:numPr>
+              <w:widowControl w:val="0"/>
+              <w:numPr>
+                <w:ilvl w:val="0"/>
                 <w:numId w:val="0"/>
               </w:numPr>
               <w:jc w:val="center"/>
@@ -20640,7 +21109,9 @@
           </w:tcPr>
           <w:p>
             <w:pPr>
-              <w:numPr>
+              <w:widowControl w:val="0"/>
+              <w:numPr>
+                <w:ilvl w:val="0"/>
                 <w:numId w:val="0"/>
               </w:numPr>
               <w:jc w:val="center"/>
@@ -20675,7 +21146,9 @@
           </w:tcPr>
           <w:p>
             <w:pPr>
-              <w:numPr>
+              <w:widowControl w:val="0"/>
+              <w:numPr>
+                <w:ilvl w:val="0"/>
                 <w:numId w:val="0"/>
               </w:numPr>
               <w:jc w:val="center"/>
@@ -20710,7 +21183,9 @@
           </w:tcPr>
           <w:p>
             <w:pPr>
-              <w:numPr>
+              <w:widowControl w:val="0"/>
+              <w:numPr>
+                <w:ilvl w:val="0"/>
                 <w:numId w:val="0"/>
               </w:numPr>
               <w:jc w:val="center"/>
@@ -20745,7 +21220,9 @@
           </w:tcPr>
           <w:p>
             <w:pPr>
-              <w:numPr>
+              <w:widowControl w:val="0"/>
+              <w:numPr>
+                <w:ilvl w:val="0"/>
                 <w:numId w:val="0"/>
               </w:numPr>
               <w:jc w:val="center"/>
@@ -20780,7 +21257,9 @@
           </w:tcPr>
           <w:p>
             <w:pPr>
-              <w:numPr>
+              <w:widowControl w:val="0"/>
+              <w:numPr>
+                <w:ilvl w:val="0"/>
                 <w:numId w:val="0"/>
               </w:numPr>
               <w:jc w:val="center"/>
@@ -20820,7 +21299,9 @@
             <w:insideV w:val="single" w:color="auto" w:sz="4" w:space="0"/>
           </w:tblBorders>
           <w:tblCellMar>
+            <w:top w:w="0" w:type="dxa"/>
             <w:left w:w="108" w:type="dxa"/>
+            <w:bottom w:w="0" w:type="dxa"/>
             <w:right w:w="108" w:type="dxa"/>
           </w:tblCellMar>
         </w:tblPrEx>
@@ -20834,7 +21315,9 @@
           </w:tcPr>
           <w:p>
             <w:pPr>
-              <w:numPr>
+              <w:widowControl w:val="0"/>
+              <w:numPr>
+                <w:ilvl w:val="0"/>
                 <w:numId w:val="0"/>
               </w:numPr>
               <w:jc w:val="center"/>
@@ -20869,7 +21352,9 @@
           </w:tcPr>
           <w:p>
             <w:pPr>
-              <w:numPr>
+              <w:widowControl w:val="0"/>
+              <w:numPr>
+                <w:ilvl w:val="0"/>
                 <w:numId w:val="0"/>
               </w:numPr>
               <w:jc w:val="center"/>
@@ -20904,7 +21389,9 @@
           </w:tcPr>
           <w:p>
             <w:pPr>
-              <w:numPr>
+              <w:widowControl w:val="0"/>
+              <w:numPr>
+                <w:ilvl w:val="0"/>
                 <w:numId w:val="0"/>
               </w:numPr>
               <w:jc w:val="center"/>
@@ -20939,7 +21426,9 @@
           </w:tcPr>
           <w:p>
             <w:pPr>
-              <w:numPr>
+              <w:widowControl w:val="0"/>
+              <w:numPr>
+                <w:ilvl w:val="0"/>
                 <w:numId w:val="0"/>
               </w:numPr>
               <w:jc w:val="center"/>
@@ -20974,7 +21463,9 @@
           </w:tcPr>
           <w:p>
             <w:pPr>
-              <w:numPr>
+              <w:widowControl w:val="0"/>
+              <w:numPr>
+                <w:ilvl w:val="0"/>
                 <w:numId w:val="0"/>
               </w:numPr>
               <w:jc w:val="center"/>
@@ -21009,7 +21500,9 @@
           </w:tcPr>
           <w:p>
             <w:pPr>
-              <w:numPr>
+              <w:widowControl w:val="0"/>
+              <w:numPr>
+                <w:ilvl w:val="0"/>
                 <w:numId w:val="0"/>
               </w:numPr>
               <w:jc w:val="center"/>
@@ -21042,6 +21535,7 @@
     <w:p>
       <w:pPr>
         <w:numPr>
+          <w:ilvl w:val="0"/>
           <w:numId w:val="0"/>
         </w:numPr>
         <w:ind w:left="420" w:leftChars="0" w:firstLine="480"/>
@@ -21059,6 +21553,7 @@
     <w:p>
       <w:pPr>
         <w:numPr>
+          <w:ilvl w:val="0"/>
           <w:numId w:val="0"/>
         </w:numPr>
         <w:jc w:val="left"/>
@@ -21110,17 +21605,7 @@
           <w:sz w:val="24"/>
           <w:szCs w:val="24"/>
         </w:rPr>
-        <w:t>The mart s</w:t>
-      </w:r>
-      <w:bookmarkStart w:id="0" w:name="_GoBack"/>
-      <w:bookmarkEnd w:id="0"/>
-      <w:r>
-        <w:rPr>
-          <w:rFonts w:hint="default" w:ascii="Times New Roman" w:hAnsi="Times New Roman" w:eastAsia="SimSun" w:cs="Times New Roman"/>
-          <w:sz w:val="24"/>
-          <w:szCs w:val="24"/>
-        </w:rPr>
-        <w:t>hows that highly rated performance is concentrated differently by person and role. Cat Santarosa is strongly concentrated in Documentary as a director, while several highly rated actors are concentrated in Romance and Drama. The vote-weighted rating helps distinguish consistently strong performance from high ratings supported by relatively few votes.</w:t>
+        <w:t>The mart shows that highly rated performance is concentrated differently by person and role. Cat Santarosa is strongly concentrated in Documentary as a director, while several highly rated actors are concentrated in Romance and Drama. The vote-weighted rating helps distinguish consistently strong performance from high ratings supported by relatively few votes.</w:t>
       </w:r>
     </w:p>
     <w:p>
@@ -22251,7 +22736,7 @@
     <w:lsdException w:unhideWhenUsed="0" w:uiPriority="0" w:semiHidden="0" w:name="Body Text Indent 2"/>
     <w:lsdException w:unhideWhenUsed="0" w:uiPriority="0" w:semiHidden="0" w:name="Body Text Indent 3"/>
     <w:lsdException w:unhideWhenUsed="0" w:uiPriority="0" w:semiHidden="0" w:name="Block Text"/>
-    <w:lsdException w:unhideWhenUsed="0" w:uiPriority="0" w:semiHidden="0" w:name="Hyperlink"/>
+    <w:lsdException w:qFormat="1" w:unhideWhenUsed="0" w:uiPriority="0" w:semiHidden="0" w:name="Hyperlink"/>
     <w:lsdException w:unhideWhenUsed="0" w:uiPriority="0" w:semiHidden="0" w:name="FollowedHyperlink"/>
     <w:lsdException w:qFormat="1" w:unhideWhenUsed="0" w:uiPriority="0" w:semiHidden="0" w:name="Strong"/>
     <w:lsdException w:qFormat="1" w:unhideWhenUsed="0" w:uiPriority="0" w:semiHidden="0" w:name="Emphasis"/>
@@ -22269,7 +22754,7 @@
     <w:lsdException w:unhideWhenUsed="0" w:uiPriority="0" w:semiHidden="0" w:name="HTML Sample"/>
     <w:lsdException w:unhideWhenUsed="0" w:uiPriority="0" w:semiHidden="0" w:name="HTML Typewriter"/>
     <w:lsdException w:unhideWhenUsed="0" w:uiPriority="0" w:semiHidden="0" w:name="HTML Variable"/>
-    <w:lsdException w:unhideWhenUsed="0" w:uiPriority="0" w:name="Normal Table"/>
+    <w:lsdException w:qFormat="1" w:unhideWhenUsed="0" w:uiPriority="0" w:name="Normal Table"/>
     <w:lsdException w:unhideWhenUsed="0" w:uiPriority="0" w:semiHidden="0" w:name="annotation subject"/>
     <w:lsdException w:unhideWhenUsed="0" w:uiPriority="0" w:semiHidden="0" w:name="Table Simple 1"/>
     <w:lsdException w:unhideWhenUsed="0" w:uiPriority="0" w:semiHidden="0" w:name="Table Simple 2"/>
@@ -22433,6 +22918,7 @@
   <w:style w:type="table" w:default="1" w:styleId="3">
     <w:name w:val="Normal Table"/>
     <w:semiHidden/>
+    <w:qFormat/>
     <w:uiPriority w:val="0"/>
     <w:tblPr>
       <w:tblCellMar>
@@ -22490,6 +22976,7 @@
   <w:style w:type="character" w:styleId="6">
     <w:name w:val="Hyperlink"/>
     <w:basedOn w:val="2"/>
+    <w:qFormat/>
     <w:uiPriority w:val="0"/>
     <w:rPr>
       <w:color w:val="0000FF"/>
